--- a/Protocol Flamingo/Protocol_Flamingo_Rev2.docx
+++ b/Protocol Flamingo/Protocol_Flamingo_Rev2.docx
@@ -279,7 +279,7 @@
           <w:color w:val="2B2B2B"/>
           <w:sz w:val="26"/>
         </w:rPr>
-        <w:t>The tone leans a little British, for fun, and a little absurd on purpose, in the general direction of Douglas Adams, who understood before most people that the end of the world is, for somebody, always a filing problem. No character, place, or organisation in this book is drawn from his work, or from any of the nine film and television properties named above. Every name here was checked against all of them and belongs only to this book.</w:t>
+        <w:t>The tone leans a little British, for fun, and a little absurd on purpose, in the general direction of Douglas Adams, who understood before most people that the end of the world is, for somebody, always a filing problem. No character, place, or organization in this book is drawn from his work, or from any of the nine film and television properties named above. Every name here was checked against all of them and belongs only to this book.</w:t>
       </w:r>
     </w:p>
     <w:p>
@@ -554,7 +554,7 @@
           <w:sz w:val="26"/>
           <w:szCs w:val="23"/>
         </w:rPr>
-        <w:t>Lissome’s self-appointed civil defence officer. Has a bunker, a shortwave radio, and forty years of being wrong about which Tuesday it would happen. Reserves, at all times, the right to have been right.</w:t>
+        <w:t>Lissome’s self-appointed civil defense officer. Has a bunker, a shortwave radio, and forty years of being wrong about which Tuesday it would happen. Reserves, at all times, the right to have been right.</w:t>
       </w:r>
     </w:p>
     <w:p>
@@ -583,7 +583,7 @@
           <w:sz w:val="26"/>
           <w:szCs w:val="23"/>
         </w:rPr>
-        <w:t>a psychiatrist who has spent eleven years quietly cataloguing patients no textbook prepared him for — no papers, no dental records, no language on record — and watching the system misfile every one of them as something smaller than what they were. Has been waiting four years for someone to finally ask him about it.</w:t>
+        <w:t>a psychiatrist who has spent eleven years quietly cataloging patients no textbook prepared him for — no papers, no dental records, no language on record — and watching the system misfile every one of them as something smaller than what they were. Has been waiting four years for someone to finally ask him about it.</w:t>
       </w:r>
     </w:p>
     <w:p>
@@ -917,7 +917,7 @@
           <w:sz w:val="26"/>
           <w:szCs w:val="23"/>
         </w:rPr>
-        <w:t>once flew for NASA. Now runs Halo Systems, which sells the world cheap orbital internet, and underneath that runs the only organisation on the planet still fighting a war nobody has declared, and increasingly suspects nobody ever should have.</w:t>
+        <w:t>once flew for NASA. Now runs Halo Systems, which sells the world cheap orbital internet, and underneath that runs the only organization on the planet still fighting a war nobody has declared, and increasingly suspects nobody ever should have.</w:t>
       </w:r>
     </w:p>
     <w:p>
@@ -1024,7 +1024,7 @@
           <w:sz w:val="26"/>
           <w:szCs w:val="23"/>
         </w:rPr>
-        <w:t>an alpaca. This storybook will not be the first document to fail at explaining Steve, and it will not apologise for that either.</w:t>
+        <w:t>an alpaca. This storybook will not be the first document to fail at explaining Steve, and it will not apologize for that either.</w:t>
       </w:r>
     </w:p>
     <w:p>
@@ -4813,7 +4813,7 @@
           <w:color w:val="2B2B2B"/>
           <w:sz w:val="26"/>
         </w:rPr>
-        <w:t xml:space="preserve">Duval’s face suggested a great deal. Halvorsen moved on anyway, to the part of the briefing that mattered: whatever had first noticed Earth’s radio chatter back in 1947 had waited three more decades before doing anything about it, and the thing it eventually did, forty-six years ago, was start growing a generation of infiltrators disguised as somebody else’s children. The Directorate’s own shorthand for the whole apparatus — the ship, the hybrids, the patient decades of paperwork behind both — had been, since before anyone currently in the room was cleared to ask why, the Feed. And Halo Systems — a </w:t>
+        <w:t xml:space="preserve">Duval’s face suggested a great deal. Halvorsen moved on anyway, to the part of the briefing that mattered: whatever had first noticed Earth’s radio chatter back in 1947 had waited thirty-three years before doing anything about it, and the thing it eventually did, forty-six years ago, was start growing a generation of infiltrators disguised as somebody else’s children. The Directorate’s own shorthand for the whole apparatus — the ship, the hybrids, the patient decades of paperwork behind both — had been, since before anyone currently in the room was cleared to ask why, the Feed. And Halo Systems — a </w:t>
       </w:r>
       <w:r>
         <w:rPr>
@@ -5285,27 +5285,27 @@
           <w:color w:val="2B2B2B"/>
           <w:sz w:val="26"/>
         </w:rPr>
-        <w:t>“They’re still travelling,” Dana guessed.</w:t>
-      </w:r>
-    </w:p>
-    <w:p>
-      <w:pPr>
-        <w:spacing w:line="400" w:lineRule="auto"/>
-        <w:ind w:firstLine="440"/>
-        <w:jc w:val="both"/>
-        <w:rPr>
-          <w:rFonts w:ascii="Georgia" w:hAnsi="Georgia"/>
-          <w:color w:val="2B2B2B"/>
-          <w:sz w:val="26"/>
-        </w:rPr>
-      </w:pPr>
-      <w:r>
-        <w:rPr>
-          <w:rFonts w:ascii="Georgia" w:hAnsi="Georgia"/>
-          <w:color w:val="2B2B2B"/>
-          <w:sz w:val="26"/>
-        </w:rPr>
-        <w:t>“They stopped travelling a long time ago. They’re parked, in Jupiter’s shadow more or less, tucked in with a swarm of rock the surveys had already agreed was boring. Have been for longer than anyone downstairs will tell me exactly. A great deal longer than forty-six years, which is the number you actually want. It has a name, according to Feld — several committees long, something that translates roughly as Vessel of Continuance, Charter Revised — and everyone currently aboard it, Feld included, just calls it the Boat. Jupiter, for its part, has spent four and a half billion years being enormous and has never once been asked to notice anything, and did not start now.”</w:t>
+        <w:t>“They’re still traveling,” Dana guessed.</w:t>
+      </w:r>
+    </w:p>
+    <w:p>
+      <w:pPr>
+        <w:spacing w:line="400" w:lineRule="auto"/>
+        <w:ind w:firstLine="440"/>
+        <w:jc w:val="both"/>
+        <w:rPr>
+          <w:rFonts w:ascii="Georgia" w:hAnsi="Georgia"/>
+          <w:color w:val="2B2B2B"/>
+          <w:sz w:val="26"/>
+        </w:rPr>
+      </w:pPr>
+      <w:r>
+        <w:rPr>
+          <w:rFonts w:ascii="Georgia" w:hAnsi="Georgia"/>
+          <w:color w:val="2B2B2B"/>
+          <w:sz w:val="26"/>
+        </w:rPr>
+        <w:t>“They stopped traveling a long time ago. They’re parked, in Jupiter’s shadow more or less, tucked in with a swarm of rock the surveys had already agreed was boring. Have been for longer than anyone downstairs will tell me exactly. A great deal longer than forty-six years, which is the number you actually want. It has a name, according to Feld — several committees long, something that translates roughly as Vessel of Continuance, Charter Revised — and everyone currently aboard it, Feld included, just calls it the Boat. Jupiter, for its part, has spent four and a half billion years being enormous and has never once been asked to notice anything, and did not start now.”</w:t>
       </w:r>
     </w:p>
     <w:p>
@@ -5346,7 +5346,7 @@
           <w:sz w:val="26"/>
         </w:rPr>
         <w:lastRenderedPageBreak/>
-        <w:t>“They came closer. Sent small craft in-system, quietly, and did the thing a patient species does once it’s finally near enough to a living world to plan a visit: took samples. Blood, tissue, the ordinary theft people have been reporting to police stations for exactly that long without anyone official writing it down as anything but nerves. They’d been travelling so long that whatever they looked like when they left wasn’t going to walk down an American street without somebody noticing. So they built a generation that would.”</w:t>
+        <w:t>“They came closer. Sent small craft in-system, quietly, and did the thing a patient species does once it’s finally near enough to a living world to plan a visit: took samples. Blood, tissue, the ordinary theft people have been reporting to police stations for exactly that long without anyone official writing it down as anything but nerves. They’d been traveling so long that whatever they looked like when they left wasn’t going to walk down an American street without somebody noticing. So they built a generation that would.”</w:t>
       </w:r>
     </w:p>
     <w:p>
@@ -5577,7 +5577,7 @@
           <w:sz w:val="26"/>
           <w:szCs w:val="20"/>
         </w:rPr>
-        <w:t>On generation ships: a vessel built to carry a civilisation for forty thousand years will, as a matter of engineering necessity, also carry that civilisation’s committees, subcommittees, and at least one working group whose original mandate nobody currently aboard can locate.</w:t>
+        <w:t>On generation ships: a vessel built to carry a civilization for forty thousand years will, as a matter of engineering necessity, also carry that civilization’s committees, subcommittees, and at least one working group whose original mandate nobody currently aboard can locate.</w:t>
       </w:r>
     </w:p>
     <w:p>
@@ -6308,7 +6308,7 @@
           <w:sz w:val="26"/>
           <w:szCs w:val="20"/>
         </w:rPr>
-        <w:t>On hospitality: a civilisation that has not received visitors in forty thousand years will, on the rare occasion it takes any, prove unpracticed at nearly every part of the experience except the paperwork.</w:t>
+        <w:t>On hospitality: a civilization that has not received visitors in forty thousand years will, on the rare occasion it takes any, prove unpracticed at nearly every part of the experience except the paperwork.</w:t>
       </w:r>
     </w:p>
     <w:p>
@@ -6724,7 +6724,7 @@
           <w:color w:val="2B2B2B"/>
           <w:sz w:val="26"/>
         </w:rPr>
-        <w:t xml:space="preserve">It emerged, on the walk that followed, that the ship’s actual intelligence on Earth was both extensive and roughly forty years behind schedule, most of it gathered in one dense burst around the time the sampling program began and only patched since through whatever a returning hybrid happened to notice on a given visit. The hybrid curriculum still taught, with total institutional confidence, that the correct way to blend in at an American gas station was to pay with a personal cheque. It taught that disco was a going concern. It had a whole unit, delivered with a straight face by whoever delivered such things, on the etiquette of the rotary telephone. Nora asked, not entirely rhetorically, how anyone had managed to pass as a </w:t>
+        <w:t xml:space="preserve">It emerged, on the walk that followed, that the ship’s actual intelligence on Earth was both extensive and roughly forty years behind schedule, most of it gathered in one dense burst around the time the sampling program began and only patched since through whatever a returning hybrid happened to notice on a given visit. The hybrid curriculum still taught, with total institutional confidence, that the correct way to blend in at an American gas station was to pay with a personal check. It taught that disco was a going concern. It had a whole unit, delivered with a straight face by whoever delivered such things, on the etiquette of the rotary telephone. Nora asked, not entirely rhetorically, how anyone had managed to pass as a </w:t>
       </w:r>
       <w:r>
         <w:rPr>
@@ -6753,7 +6753,7 @@
           <w:color w:val="2B2B2B"/>
           <w:sz w:val="26"/>
         </w:rPr>
-        <w:t xml:space="preserve">Nora asked what she had been trying not to ask since the corridor: what the ship had actually wanted with the real infants, forty-six years and longer of them, beyond the word studied, which had never once sounded to her like the whole sentence. The Escort didn’t dress it up. “Partly you can’t leave a live baby behind without questions, and killing one turns out to be a harder policy to write down than people assume, even up here. But mostly, no. A population this size, sealed this long, breeds itself into a smaller and smaller room genetically whether it wants to or not. Forty thousand years is a long time to be your own only neighbours. They needed </w:t>
+        <w:t xml:space="preserve">Nora asked what she had been trying not to ask since the corridor: what the ship had actually wanted with the real infants, forty-six years and longer of them, beyond the word studied, which had never once sounded to her like the whole sentence. The Escort didn’t dress it up. “Partly you can’t leave a live baby behind without questions, and killing one turns out to be a harder policy to write down than people assume, even up here. But mostly, no. A population this size, sealed this long, breeds itself into a smaller and smaller room genetically whether it wants to or not. Forty thousand years is a long time to be your own only neighbors. They needed </w:t>
       </w:r>
       <w:r>
         <w:rPr>
@@ -7267,7 +7267,7 @@
           <w:color w:val="2B2B2B"/>
           <w:sz w:val="26"/>
         </w:rPr>
-        <w:t>The same night, on the only aircraft cleared for both routes, Halo’s field team had a narrow chance to bring in a Directorate asset named Anders Feld, swapped for a real infant forty-odd years ago and told the truth of it only six months back, in the flat, procedural way an organisation tells you anything it has been rehearsing for decades. He was sitting in a motel outside Reno with the closest thing on Earth to a native speaker’s understanding of the ship, and he had decided, for reasons that were entirely his own, that he preferred being one person to being a delegate.</w:t>
+        <w:t>The same night, on the only aircraft cleared for both routes, Halo’s field team had a narrow chance to bring in a Directorate asset named Anders Feld, swapped for a real infant forty-odd years ago and told the truth of it only six months back, in the flat, procedural way an organization tells you anything it has been rehearsing for decades. He was sitting in a motel outside Reno with the closest thing on Earth to a native speaker’s understanding of the ship, and he had decided, for reasons that were entirely his own, that he preferred being one person to being a delegate.</w:t>
       </w:r>
     </w:p>
     <w:p>
@@ -7365,7 +7365,7 @@
           <w:color w:val="2B2B2B"/>
           <w:sz w:val="26"/>
         </w:rPr>
-        <w:t>What they described — the corridor, the Escort, a dozen hostile faces that had never learned a word of English, and a name, Feld’s, handed to them before either of them had any reason to know it mattered — reached Dana within the hour, which meant she was holding Nora’s account of a stranger’s prediction in one hand and the stranger’s actual arrival in the other before the night was through. She did not believe in omens. She was starting to believe in an organisation efficient enough to make omens look like paperwork.</w:t>
+        <w:t>What they described — the corridor, the Escort, three hostile faces that had never learned a word of English, and a name, Feld’s, handed to them before either of them had any reason to know it mattered — reached Dana within the hour, which meant she was holding Nora’s account of a stranger’s prediction in one hand and the stranger’s actual arrival in the other before the night was through. She did not believe in omens. She was starting to believe in an organization efficient enough to make omens look like paperwork.</w:t>
       </w:r>
     </w:p>
     <w:p>
@@ -7394,7 +7394,7 @@
           <w:sz w:val="26"/>
         </w:rPr>
         <w:lastRenderedPageBreak/>
-        <w:t xml:space="preserve">never personally been aboard, before he himself had. He took this with less surprise than Dana expected. “Someone up there’s been arguing my case longer than I have,” was all he offered that night, and then, because it was apparently a reflex he could not switch off any more than Dominic could switch off his, corrected Warren’s phrasing on a wholly unrelated point three sentences later — not activated, he said, triggered; a hybrid isn’t a light switch, and if the Desk kept calling it one they’d keep being surprised by the dimmer — with the patient, slightly wearying precision of a man who had spent thirty years being the only translator in every room he’d ever stood in and had never once been allowed to let a wrong word pass uncorrected. He turned out to know something more useful than tactics regardless. The invasion plan, he explained, had been reapproved by the ship’s ruling council eleven times in the last two centuries and amended on each </w:t>
+        <w:t xml:space="preserve">never personally been aboard. He took this with less surprise than Dana expected. “Someone up there’s been arguing my case longer than I have,” was all he offered that night, and then, because it was apparently a reflex he could not switch off any more than Dominic could switch off his, corrected Warren’s phrasing on a wholly unrelated point three sentences later — not activated, he said, triggered; a hybrid isn’t a light switch, and if the Desk kept calling it one they’d keep being surprised by the dimmer — with the patient, slightly wearying precision of a man who had spent the six months since he learned the truth as the only translator in every room he’d ever stood in and had never once been allowed to let a wrong word pass uncorrected. He turned out to know something more useful than tactics regardless. The invasion plan, he explained, had been reapproved by the ship’s ruling council eleven times in the last two centuries and amended on each </w:t>
       </w:r>
       <w:r>
         <w:rPr>
@@ -7823,7 +7823,7 @@
           <w:color w:val="2B2B2B"/>
           <w:sz w:val="26"/>
         </w:rPr>
-        <w:t>Nora, who had spent a month being told her camera lied, found she did not entirely know what to do with being believed. She asked, instead, the only question that had mattered to her since Thanksgiving: “Can you fix my brother-in-law?”</w:t>
+        <w:t>Nora, who had spent three weeks being told her camera lied, found she did not entirely know what to do with being believed. She asked, instead, the only question that had mattered to her since Thanksgiving: “Can you fix my brother-in-law?”</w:t>
       </w:r>
     </w:p>
     <w:p>
@@ -7920,7 +7920,7 @@
           <w:sz w:val="26"/>
           <w:szCs w:val="20"/>
         </w:rPr>
-        <w:t>On fraternisation: not against the rules, strictly, since nobody has ever needed a rule for something nobody anticipated surviving long enough to attempt.</w:t>
+        <w:t>On fraternization: not against the rules, strictly, since nobody has ever needed a rule for something nobody anticipated surviving long enough to attempt.</w:t>
       </w:r>
     </w:p>
     <w:p>
@@ -8177,7 +8177,7 @@
           <w:color w:val="2B2B2B"/>
           <w:sz w:val="26"/>
         </w:rPr>
-        <w:t>Nora would say, much later, that it was the first night in a month she had stopped being afraid in full sentences. Jesse would say less about it than that, because Jesse, for once in his life, had run out of things to narrate.</w:t>
+        <w:t>Nora would say, much later, that it was the first night in three weeks she had stopped being afraid in full sentences. Jesse would say less about it than that, because Jesse, for once in his life, had run out of things to narrate.</w:t>
       </w:r>
     </w:p>
     <w:p>
@@ -8238,7 +8238,7 @@
           <w:color w:val="2B2B2B"/>
           <w:sz w:val="26"/>
         </w:rPr>
-        <w:t>Word travels fast in a building with three occupants and one working elevator. Warren found out first, from the two coffees Jesse ordered the next morning instead of one, and said nothing about it, which was, from Warren, roughly the civic equivalent of throwing a parade. Priya found out second, deduced it from twelve feet away in under four seconds flat, and immediately opened a betting pool she declined to show either of them the terms of. Gladys, who had privately known since the first call from Indiana and had simply been waiting for the paperwork to catch up with the feeling, said only, “Well. About time,” and went back to the tip line, entirely satisfied with how the universe was running that particular week.</w:t>
+        <w:t>Word travels fast in an office of four people and one working elevator. Warren found out first, from the two coffees Jesse ordered the next morning instead of one, and said nothing about it, which was, from Warren, roughly the civic equivalent of throwing a parade. Priya found out second, deduced it from twelve feet away in under four seconds flat, and immediately opened a betting pool she declined to show either of them the terms of. Gladys, who had privately known since the first call from Indiana and had simply been waiting for the paperwork to catch up with the feeling, said only, “Well. About time,” and went back to the tip line, entirely satisfied with how the universe was running that particular week.</w:t>
       </w:r>
     </w:p>
     <w:p>
@@ -8605,7 +8605,7 @@
           <w:sz w:val="26"/>
         </w:rPr>
         <w:lastRenderedPageBreak/>
-        <w:t>the single most useful hour of his civil-defence career, and never once finding out that it was.</w:t>
+        <w:t>the single most useful hour of his civil-defense career, and never once finding out that it was.</w:t>
       </w:r>
     </w:p>
     <w:p>
@@ -8645,7 +8645,7 @@
           <w:color w:val="2B2B2B"/>
           <w:sz w:val="26"/>
         </w:rPr>
-        <w:t xml:space="preserve">Buchanan’s authorization for the overload arrived with forty minutes to spare and a signature that made it, on paper, the only sanctioned plan in the building. It was Jesse who said the thing plainly, in a trailer full of people with better clearances than his: that a plan which required not asking Dominic Reyes, or the several hundred thousand people </w:t>
+        <w:t xml:space="preserve">Buchanan’s authorization for the overload arrived with forty minutes to spare and a signature that made it, on paper, the only sanctioned plan in the building. It was Jesse who said the thing plainly, in a trailer full of people with better clearances than his: that a plan which required not asking Dominic Reyes, or the several thousand people </w:t>
       </w:r>
       <w:r>
         <w:rPr>
@@ -8999,7 +8999,7 @@
           <w:color w:val="2B2B2B"/>
           <w:sz w:val="26"/>
         </w:rPr>
-        <w:t xml:space="preserve">Nora reached Dominic before the reply finished. She did not have a plan beyond her sister’s hand in hers, a camera she’d left, for once, in the car, and eleven years of watching a face for the fraction of a second before it decided what it was about to feel — the same fraction of a second she’d caught on video the first night, and had spent a month wishing she’d been wrong about. That, more than anything Kade’s engineers had built, was the instrument she trusted to tell her when to speak. She said his name, and </w:t>
+        <w:t xml:space="preserve">Nora reached Dominic before the reply finished. She did not have a plan beyond her sister’s hand in hers, a camera she’d left, for once, in the car, and eleven years of watching a face for the fraction of a second before it decided what it was about to feel — the same fraction of a second she’d caught on video the first night, and had spent three weeks wishing she’d been wrong about. That, more than anything Kade’s engineers had built, was the instrument she trusted to tell her when to speak. She said his name, and </w:t>
       </w:r>
       <w:r>
         <w:rPr>
@@ -9714,7 +9714,7 @@
           <w:sz w:val="26"/>
         </w:rPr>
         <w:lastRenderedPageBreak/>
-        <w:t>of the one person who had actually met the thing it wanted to solve. The correction came from a wedding videographer, a podcaster, a satellite executive who stopped checking with Brussels, and a translator who used to be the thing everyone was afraid of. The ship, once anyone actually sat still and listened to it, turned out to be less a villain than a family that had been travelling so long it had forgotten it was allowed to stop and ask.</w:t>
+        <w:t>of the one person who had actually met the thing it wanted to solve. The correction came from a wedding videographer, a podcaster, a satellite executive who stopped checking with Brussels, and a translator who used to be the thing everyone was afraid of. The ship, once anyone actually sat still and listened to it, turned out to be less a villain than a family that had been traveling so long it had forgotten it was allowed to stop and ask.</w:t>
       </w:r>
     </w:p>
     <w:p>
@@ -9755,7 +9755,7 @@
           <w:sz w:val="26"/>
         </w:rPr>
         <w:lastRenderedPageBreak/>
-        <w:t>Nine cousins stood behind real programs and told their stories again without borrowing a line of dialogue. This one stands behind all nine at once, borrows nothing but their shape, and runs its two halves — the private fight and the government effort, and the two people who end up doing both at once, and occasionally doing the government’s job better than it did — until they finally sit down in the same diner. If you’ve read the others, you already know the sky in this book. If you haven’t, you can start here. Brussels will still be arguing about the minutes either way.</w:t>
+        <w:t>Nine cousins stood behind real programs and told their stories again without borrowing a line of dialogue. This one stands behind all nine at once, borrows nothing but their shape, and runs its two halves — the private fight and the government effort, and the two people who end up doing both at once, and occasionally doing the government’s job better than it did — until they finally sit down in the same break room. If you’ve read the others, you already know the sky in this book. If you haven’t, you can start here. Brussels will still be arguing about the minutes either way.</w:t>
       </w:r>
     </w:p>
     <w:p>
@@ -9959,7 +9959,7 @@
           <w:sz w:val="26"/>
           <w:szCs w:val="23"/>
         </w:rPr>
-        <w:t>, built in Arizona in 1991 — could not keep eight people alive inside a fully sealed system for even two years before oxygen levels and crop yields collapsed. This book’s ship is not that. It is the version where the engineering problem gets solved, imperfectly, by people who had several hundred generations and no alternative.</w:t>
+        <w:t>, built in Arizona in 1991 — could not keep eight people alive inside a fully sealed system for even two years before oxygen levels and crop yields collapsed. This book’s ship is not that. It is the version where the engineering problem gets solved, imperfectly, by people who had two thousand generations and no alternative.</w:t>
       </w:r>
     </w:p>
     <w:p>
@@ -10308,7 +10308,7 @@
           <w:sz w:val="26"/>
           <w:szCs w:val="23"/>
         </w:rPr>
-        <w:t xml:space="preserve"> is expected, over its ten-year survey, to catalogue over a hundred thousand Jupiter Trojans alone — more than seven times the number currently known — which is to say that the part of the sky this book’s ship is hiding in is, this decade, for the first time in human history, actually about to be looked at properly.</w:t>
+        <w:t xml:space="preserve"> is expected, over its ten-year survey, to catalog over a hundred thousand Jupiter Trojans alone — more than seven times the number currently known — which is to say that the part of the sky this book’s ship is hiding in is, this decade, for the first time in human history, actually about to be looked at properly.</w:t>
       </w:r>
     </w:p>
     <w:p>

--- a/Protocol Flamingo/Protocol_Flamingo_Rev2.docx
+++ b/Protocol Flamingo/Protocol_Flamingo_Rev2.docx
@@ -1,6 +1,6 @@
 
 <file path=word/document.xml><?xml version="1.0" encoding="UTF-8" standalone="yes"?>
-<w:document xmlns:wpc="http://schemas.microsoft.com/office/word/2010/wordprocessingCanvas" xmlns:cx="http://schemas.microsoft.com/office/drawing/2014/chartex" xmlns:cx1="http://schemas.microsoft.com/office/drawing/2015/9/8/chartex" xmlns:cx2="http://schemas.microsoft.com/office/drawing/2015/10/21/chartex" xmlns:cx3="http://schemas.microsoft.com/office/drawing/2016/5/9/chartex" xmlns:cx4="http://schemas.microsoft.com/office/drawing/2016/5/10/chartex" xmlns:cx5="http://schemas.microsoft.com/office/drawing/2016/5/11/chartex" xmlns:cx6="http://schemas.microsoft.com/office/drawing/2016/5/12/chartex" xmlns:cx7="http://schemas.microsoft.com/office/drawing/2016/5/13/chartex" xmlns:cx8="http://schemas.microsoft.com/office/drawing/2016/5/14/chartex" xmlns:mc="http://schemas.openxmlformats.org/markup-compatibility/2006" xmlns:aink="http://schemas.microsoft.com/office/drawing/2016/ink" xmlns:am3d="http://schemas.microsoft.com/office/drawing/2017/model3d" xmlns:o="urn:schemas-microsoft-com:office:office" xmlns:oel="http://schemas.microsoft.com/office/2019/extlst" xmlns:r="http://schemas.openxmlformats.org/officeDocument/2006/relationships" xmlns:m="http://schemas.openxmlformats.org/officeDocument/2006/math" xmlns:v="urn:schemas-microsoft-com:vml" xmlns:wp14="http://schemas.microsoft.com/office/word/2010/wordprocessingDrawing" xmlns:wp="http://schemas.openxmlformats.org/drawingml/2006/wordprocessingDrawing" xmlns:w10="urn:schemas-microsoft-com:office:word" xmlns:w="http://schemas.openxmlformats.org/wordprocessingml/2006/main" xmlns:w14="http://schemas.microsoft.com/office/word/2010/wordml" xmlns:w15="http://schemas.microsoft.com/office/word/2012/wordml" xmlns:w16cex="http://schemas.microsoft.com/office/word/2018/wordml/cex" xmlns:w16cid="http://schemas.microsoft.com/office/word/2016/wordml/cid" xmlns:w16="http://schemas.microsoft.com/office/word/2018/wordml" xmlns:w16du="http://schemas.microsoft.com/office/word/2023/wordml/word16du" xmlns:w16sdtdh="http://schemas.microsoft.com/office/word/2020/wordml/sdtdatahash" xmlns:w16sdtfl="http://schemas.microsoft.com/office/word/2024/wordml/sdtformatlock" xmlns:w16se="http://schemas.microsoft.com/office/word/2015/wordml/symex" xmlns:wpg="http://schemas.microsoft.com/office/word/2010/wordprocessingGroup" xmlns:wpi="http://schemas.microsoft.com/office/word/2010/wordprocessingInk" xmlns:wne="http://schemas.microsoft.com/office/word/2006/wordml" xmlns:wps="http://schemas.microsoft.com/office/word/2010/wordprocessingShape" mc:Ignorable="w14 w15 w16se w16cid w16 w16cex w16sdtdh w16sdtfl w16du wp14"><w:body><w:p><w:pPr><w:spacing w:before="160" w:after="160" w:line="400" w:lineRule="auto"/><w:jc w:val="center"/><w:rPr><w:rFonts w:ascii="Georgia" w:hAnsi="Georgia"/><w:color w:val="2B2B2B"/><w:sz w:val="20"/></w:rPr></w:pPr><w:r><w:rPr><w:rFonts w:ascii="Georgia" w:hAnsi="Georgia"/><w:iCs/><w:color w:val="2B2B2B"/><w:sz w:val="20"/><w:szCs w:val="22"/></w:rPr><w:t>A STORYBOOK OF NO SERIES AT ALL</w:t></w:r></w:p><w:p><w:pPr><w:pStyle w:val="Title"/><w:spacing w:before="1680" w:after="400" w:line="400" w:lineRule="auto"/><w:jc w:val="center"/><w:rPr><w:rFonts w:ascii="Georgia" w:hAnsi="Georgia"/><w:b/><w:color w:val="3B6EA5"/><w:sz w:val="52"/></w:rPr></w:pPr><w:r><w:rPr><w:rFonts w:ascii="Georgia" w:eastAsia="Amazon Ember" w:hAnsi="Georgia" w:cs="Amazon Ember"/><w:b/><w:bCs/><w:color w:val="3B6EA5"/><w:sz w:val="52"/><w:szCs w:val="30"/></w:rPr><w:t>PROTOCOL FLAMINGO</w:t></w:r></w:p><w:p><w:pPr><w:spacing w:before="160" w:after="160" w:line="400" w:lineRule="auto"/><w:jc w:val="center"/><w:rPr><w:rFonts w:ascii="Georgia" w:hAnsi="Georgia"/><w:i/><w:color w:val="2B2B2B"/><w:sz w:val="26"/></w:rPr></w:pPr><w:r><w:rPr><w:rFonts w:ascii="Georgia" w:hAnsi="Georgia"/><w:i/><w:iCs/><w:color w:val="2B2B2B"/><w:sz w:val="26"/><w:szCs w:val="26"/></w:rPr><w:t>Earth. This year. Somebody left the sky unlocked.</w:t></w:r></w:p><w:p><w:pPr><w:spacing w:before="160" w:after="160" w:line="400" w:lineRule="auto"/><w:jc w:val="center"/><w:rPr><w:rFonts w:ascii="Georgia" w:hAnsi="Georgia"/><w:color w:val="2B2B2B"/><w:sz w:val="26"/></w:rPr></w:pPr><w:r><w:rPr><w:rFonts w:ascii="Georgia" w:hAnsi="Georgia"/><w:iCs/><w:color w:val="2B2B2B"/><w:sz w:val="26"/></w:rPr><w:t>An Original Invasion Storybook</w:t></w:r></w:p><w:p><w:pPr><w:spacing w:before="160" w:after="160" w:line="400" w:lineRule="auto"/><w:jc w:val="center"/><w:rPr><w:rFonts w:ascii="Georgia" w:hAnsi="Georgia"/><w:color w:val="2B2B2B"/><w:sz w:val="26"/></w:rPr></w:pPr><w:r><w:rPr><w:rFonts w:ascii="Georgia" w:hAnsi="Georgia"/><w:iCs/><w:color w:val="2B2B2B"/><w:sz w:val="26"/></w:rPr><w:t>by George Herbert Fontaine</w:t></w:r></w:p><w:p><w:pPr><w:spacing w:after="160" w:line="276" w:lineRule="auto"/></w:pPr><w:r><w:rPr><w:rFonts w:ascii="Georgia" w:hAnsi="Georgia"/><w:sz w:val="26"/><w:szCs w:val="26"/></w:rPr><w:t xml:space="preserve">Copyright © 2026 by George Herbert Fontaine</w:t></w:r></w:p><w:p><w:pPr><w:spacing w:after="160" w:line="276" w:lineRule="auto"/></w:pPr><w:r><w:rPr><w:rFonts w:ascii="Georgia" w:hAnsi="Georgia"/><w:sz w:val="26"/><w:szCs w:val="26"/></w:rPr><w:t xml:space="preserve">All rights reserved. No part of this book may be reproduced without permission, except for brief quotations in a review.</w:t></w:r></w:p><w:p><w:pPr><w:spacing w:after="160" w:line="276" w:lineRule="auto"/></w:pPr><w:r><w:rPr><w:rFonts w:ascii="Georgia" w:hAnsi="Georgia"/><w:sz w:val="26"/><w:szCs w:val="26"/></w:rPr><w:t xml:space="preserve">This is a work of fiction. The people, the offices, the satellite company, and the alpaca are invented. The All-domain Anomaly Resolution Office is a real agency and is not the Desk in this book. Sources for the science are in the appendix and the bibliography. The plot is not.</w:t></w:r></w:p><w:p><w:pPr><w:spacing w:before="800" w:after="320" w:line="400" w:lineRule="auto"/><w:jc w:val="center"/><w:rPr><w:rFonts w:ascii="Georgia" w:eastAsia="Amazon Ember" w:hAnsi="Georgia" w:cs="Amazon Ember"/><w:b/><w:bCs/><w:color w:val="3B6EA5"/><w:szCs w:val="30"/></w:rPr></w:pPr><w:r><w:rPr><w:rFonts w:ascii="Georgia" w:eastAsia="Amazon Ember" w:hAnsi="Georgia" w:cs="Amazon Ember"/><w:b/><w:bCs/><w:color w:val="3B6EA5"/><w:szCs w:val="30"/></w:rPr><w:br w:type="page"/></w:r></w:p><w:p><w:pPr><w:pStyle w:val="Heading1"/><w:spacing w:before="800" w:after="320" w:line="400" w:lineRule="auto"/><w:jc w:val="center"/><w:rPr><w:rFonts w:ascii="Georgia" w:hAnsi="Georgia"/><w:b/><w:color w:val="3B6EA5"/></w:rPr></w:pPr><w:r><w:rPr><w:rFonts w:ascii="Georgia" w:eastAsia="Amazon Ember" w:hAnsi="Georgia" w:cs="Amazon Ember"/><w:b/><w:bCs/><w:color w:val="3B6EA5"/><w:szCs w:val="30"/></w:rPr><w:lastRenderedPageBreak/><w:t>A NOTE TO THE READER</w:t></w:r></w:p><w:p><w:pPr><w:spacing w:after="160" w:line="400" w:lineRule="auto"/><w:rPr><w:rFonts w:ascii="Georgia" w:hAnsi="Georgia"/><w:color w:val="2B2B2B"/><w:sz w:val="26"/></w:rPr></w:pPr><w:r><w:rPr><w:rFonts w:ascii="Georgia" w:hAnsi="Georgia"/><w:color w:val="2B2B2B"/><w:sz w:val="26"/></w:rPr><w:t>This one isn’t a retelling. The other nine books on this shelf each stood behind a real film or television series and told its story again in prose, careful never to reprint a line of dialogue that wasn’t theirs to reprint. This one has no series to stand behind. It only has cousins — nine of them now, which is enough to make a family and, this book would argue, already enough to make a committee.</w:t></w:r></w:p><w:p><w:pPr><w:spacing w:line="400" w:lineRule="auto"/><w:ind w:firstLine="440"/><w:jc w:val="both"/><w:rPr><w:rFonts w:ascii="Georgia" w:hAnsi="Georgia"/><w:color w:val="2B2B2B"/><w:sz w:val="26"/></w:rPr></w:pPr><w:r><w:rPr><w:rFonts w:ascii="Georgia" w:hAnsi="Georgia"/><w:color w:val="2B2B2B"/><w:sz w:val="26"/></w:rPr><w:t xml:space="preserve">It borrows its shape from the quiet cousins and a few tricks from the loud ones. From The Invaders and Dark Skies it takes the private fight: a person who saw something and cannot get anyone official to believe them. From OVNI(s) and UFO it takes the government effort: an office too small to matter, reporting to a commander who answers to people with flags on their desks. From They Live it takes the idea, without the eyewear, that the scariest </w:t></w:r><w:r><w:rPr><w:rFonts w:ascii="Georgia" w:hAnsi="Georgia"/><w:color w:val="2B2B2B"/><w:sz w:val="26"/></w:rPr><w:lastRenderedPageBreak/><w:t>occupation is the one that has already incorporated and is currently doing the quarterly numbers through the very screens we volunteer to watch. And because a household should not raise a child on only its solemn relatives, it borrows a little mischief from the loud side of the family too — a countdown hidden in noise, from the picture about the holiday; a cellar survivalist convinced he alone saw it coming, from the picture about the tripods under the street; a white flag offered in good faith and answered badly, from the picture about the Martians and the hymn; and the old, better lesson that a name spoken correctly can do what a fleet cannot, from the picture about the two enemies and the rock that outlasted their war.</w:t></w:r></w:p><w:p><w:pPr><w:spacing w:line="400" w:lineRule="auto"/><w:ind w:firstLine="440"/><w:jc w:val="both"/><w:rPr><w:rFonts w:ascii="Georgia" w:hAnsi="Georgia"/><w:color w:val="2B2B2B"/><w:sz w:val="26"/></w:rPr></w:pPr><w:r><w:rPr><w:rFonts w:ascii="Georgia" w:hAnsi="Georgia"/><w:color w:val="2B2B2B"/><w:sz w:val="26"/></w:rPr><w:t xml:space="preserve">Unlike those four loud cousins, nothing in this book gets announced to the public. The sky here behaves the way it behaves in the quiet half of the family: badly, briefly, and only in front of witnesses </w:t></w:r><w:r><w:rPr><w:rFonts w:ascii="Georgia" w:hAnsi="Georgia"/><w:color w:val="2B2B2B"/><w:sz w:val="26"/></w:rPr><w:lastRenderedPageBreak/><w:t>somebody then has to manage. If you are looking for burning capitals and hangar speeches, this is the wrong shelf. If you are looking for a wedding video that will not stay deleted and a committee that has never once adjourned, you have found the right one.</w:t></w:r></w:p><w:p><w:pPr><w:spacing w:line="400" w:lineRule="auto"/><w:ind w:firstLine="440"/><w:jc w:val="both"/><w:rPr><w:rFonts w:ascii="Georgia" w:hAnsi="Georgia"/><w:color w:val="2B2B2B"/><w:sz w:val="26"/></w:rPr></w:pPr><w:r><w:rPr><w:rFonts w:ascii="Georgia" w:hAnsi="Georgia"/><w:color w:val="2B2B2B"/><w:sz w:val="26"/></w:rPr><w:t xml:space="preserve">It also tries to answer two questions a patient reader eventually asks of any invasion story. How did they get here, given that faster-than-light travel is not, so far as this book is aware, a real thing? And once they were here, was a fight actually the right response? Those answers are the story. This note will not give them away. No character in this book wears special glasses. No fleet announces itself over a capital.</w:t></w:r></w:p><w:p><w:pPr><w:spacing w:line="400" w:lineRule="auto"/><w:ind w:firstLine="440"/><w:jc w:val="both"/><w:rPr><w:rFonts w:ascii="Georgia" w:hAnsi="Georgia"/><w:color w:val="2B2B2B"/><w:sz w:val="26"/></w:rPr></w:pPr><w:r><w:rPr><w:rFonts w:ascii="Georgia" w:hAnsi="Georgia"/><w:color w:val="2B2B2B"/><w:sz w:val="26"/></w:rPr><w:t>The tone leans a little British, for fun, and a little absurd on purpose, in the general direction of Douglas Adams, who understood before most people that the end of the world is, for somebody, always a filing problem. No character, place, or organization in this book is drawn from his work, or from any of the nine film and television properties named above. Every name here was checked against all of them and belongs only to this book.</w:t></w:r></w:p><w:p><w:pPr><w:spacing w:line="400" w:lineRule="auto"/><w:ind w:firstLine="440"/><w:jc w:val="both"/><w:rPr><w:rFonts w:ascii="Georgia" w:hAnsi="Georgia"/><w:color w:val="2B2B2B"/><w:sz w:val="26"/></w:rPr></w:pPr><w:r><w:rPr><w:rFonts w:ascii="Georgia" w:hAnsi="Georgia"/><w:color w:val="2B2B2B"/><w:sz w:val="26"/></w:rPr><w:lastRenderedPageBreak/><w:t>In 2023 the United States really did open an office to study objects seen in the sky and gave it a name only a committee could love: the All-domain Anomaly Resolution Office. Real allied governments really do run joint intelligence liaisons out of buildings near NATO headquarters that have nothing to do with any of this. This book does not belong to any of them, does not speak for them, and does not know anything they don’t. It invents a smaller office, a more anxious committee, and a satellite company that is, regrettably, more competent than several real ones.</w:t></w:r></w:p><w:p><w:pPr><w:spacing w:line="400" w:lineRule="auto"/><w:ind w:firstLine="440"/><w:jc w:val="both"/><w:rPr><w:rFonts w:ascii="Georgia" w:hAnsi="Georgia"/><w:color w:val="2B2B2B"/><w:sz w:val="26"/></w:rPr></w:pPr><w:r><w:rPr><w:rFonts w:ascii="Georgia" w:hAnsi="Georgia"/><w:color w:val="2B2B2B"/><w:sz w:val="26"/></w:rPr><w:t>The people are invented. The alpaca, sadly, had to be invented too, because reality has not produced one yet, though reality is trying.</w:t></w:r></w:p><w:p><w:pPr><w:spacing w:line="400" w:lineRule="auto"/><w:ind w:firstLine="440"/><w:jc w:val="both"/><w:rPr><w:rFonts w:ascii="Georgia" w:hAnsi="Georgia"/><w:color w:val="2B2B2B"/><w:sz w:val="26"/></w:rPr></w:pPr><w:r><w:rPr><w:rFonts w:ascii="Georgia" w:hAnsi="Georgia"/><w:color w:val="2B2B2B"/><w:sz w:val="26"/></w:rPr><w:t>The truth, everyone here will eventually agree, is not the same thing as an explanation. But for once, at least one of them is allowed to end.</w:t></w:r></w:p><w:p><w:pPr><w:spacing w:before="800" w:after="320" w:line="400" w:lineRule="auto"/><w:jc w:val="center"/><w:rPr><w:rFonts w:ascii="Georgia" w:eastAsia="Amazon Ember" w:hAnsi="Georgia" w:cs="Amazon Ember"/><w:b/><w:bCs/><w:color w:val="3B6EA5"/><w:szCs w:val="30"/></w:rPr></w:pPr><w:r><w:rPr><w:rFonts w:ascii="Georgia" w:eastAsia="Amazon Ember" w:hAnsi="Georgia" w:cs="Amazon Ember"/><w:b/><w:bCs/><w:color w:val="3B6EA5"/><w:szCs w:val="30"/></w:rPr><w:br w:type="page"/></w:r></w:p><w:p><w:pPr><w:pStyle w:val="Heading1"/><w:spacing w:before="800" w:after="320" w:line="400" w:lineRule="auto"/><w:jc w:val="center"/><w:rPr><w:rFonts w:ascii="Georgia" w:hAnsi="Georgia"/><w:b/><w:color w:val="3B6EA5"/></w:rPr></w:pPr><w:r><w:rPr><w:rFonts w:ascii="Georgia" w:eastAsia="Amazon Ember" w:hAnsi="Georgia" w:cs="Amazon Ember"/><w:b/><w:bCs/><w:color w:val="3B6EA5"/><w:szCs w:val="30"/></w:rPr><w:lastRenderedPageBreak/><w:t>THE PEOPLE WHO LOOKED UP</w:t></w:r></w:p><w:p><w:pPr><w:spacing w:before="160" w:after="160" w:line="400" w:lineRule="auto"/><w:jc w:val="center"/><w:rPr><w:rFonts w:ascii="Georgia" w:hAnsi="Georgia"/><w:color w:val="2B2B2B"/><w:sz w:val="26"/></w:rPr></w:pPr><w:r><w:rPr><w:rFonts w:ascii="Georgia" w:hAnsi="Georgia"/><w:bCs/><w:color w:val="2B2B2B"/><w:sz w:val="26"/><w:szCs w:val="25"/></w:rPr><w:t>THE PRIVATE FIGHT</w:t></w:r></w:p><w:p><w:pPr><w:spacing w:after="160" w:line="400" w:lineRule="auto"/><w:rPr><w:rFonts w:ascii="Georgia" w:hAnsi="Georgia"/><w:color w:val="2B2B2B"/><w:sz w:val="26"/></w:rPr></w:pPr><w:r><w:rPr><w:rFonts w:ascii="Georgia" w:hAnsi="Georgia"/><w:bCs/><w:color w:val="2B2B2B"/><w:sz w:val="26"/><w:szCs w:val="23"/></w:rPr><w:t xml:space="preserve">Nora Calder — </w:t></w:r><w:r><w:rPr><w:rFonts w:ascii="Georgia" w:hAnsi="Georgia"/><w:color w:val="2B2B2B"/><w:sz w:val="26"/><w:szCs w:val="23"/></w:rPr><w:t>films weddings for a living, which means she owns better cameras than most local news stations and has, until now, pointed them at nothing more dangerous than a bad toast. She has proof. Nobody wants proof anymore; they want to know which app made it.</w:t></w:r></w:p><w:p><w:pPr><w:spacing w:after="160" w:line="400" w:lineRule="auto"/><w:rPr><w:rFonts w:ascii="Georgia" w:hAnsi="Georgia"/><w:color w:val="2B2B2B"/><w:sz w:val="26"/></w:rPr></w:pPr><w:r><w:rPr><w:rFonts w:ascii="Georgia" w:hAnsi="Georgia"/><w:bCs/><w:color w:val="2B2B2B"/><w:sz w:val="26"/><w:szCs w:val="23"/></w:rPr><w:t xml:space="preserve">Mabel “Mabs” Calder-Reyes — </w:t></w:r><w:r><w:rPr><w:rFonts w:ascii="Georgia" w:hAnsi="Georgia"/><w:color w:val="2B2B2B"/><w:sz w:val="26"/><w:szCs w:val="23"/></w:rPr><w:t>Nora’s younger sister, married in Lissome, Indiana, on a Saturday nobody in this book will ever get to have back exactly as it was.</w:t></w:r></w:p><w:p><w:pPr><w:spacing w:after="160" w:line="400" w:lineRule="auto"/><w:rPr><w:rFonts w:ascii="Georgia" w:hAnsi="Georgia"/><w:color w:val="2B2B2B"/><w:sz w:val="26"/></w:rPr></w:pPr><w:r><w:rPr><w:rFonts w:ascii="Georgia" w:hAnsi="Georgia"/><w:bCs/><w:color w:val="2B2B2B"/><w:sz w:val="26"/><w:szCs w:val="23"/></w:rPr><w:t xml:space="preserve">Dominic Reyes — </w:t></w:r><w:r><w:rPr><w:rFonts w:ascii="Georgia" w:hAnsi="Georgia"/><w:color w:val="2B2B2B"/><w:sz w:val="26"/><w:szCs w:val="23"/></w:rPr><w:t>the groom. Good with the neighbors’ kids, good at making toasts, good at everything he did before that Saturday, and now good at all of it in a way that has stopped feeling like the same goodness.</w:t></w:r></w:p><w:p><w:pPr><w:spacing w:after="160" w:line="400" w:lineRule="auto"/><w:rPr><w:rFonts w:ascii="Georgia" w:hAnsi="Georgia"/><w:color w:val="2B2B2B"/><w:sz w:val="26"/></w:rPr></w:pPr><w:r><w:rPr><w:rFonts w:ascii="Georgia" w:hAnsi="Georgia"/><w:bCs/><w:color w:val="2B2B2B"/><w:sz w:val="26"/><w:szCs w:val="23"/></w:rPr><w:lastRenderedPageBreak/><w:t xml:space="preserve">Jesse Tran — </w:t></w:r><w:r><w:rPr><w:rFonts w:ascii="Georgia" w:hAnsi="Georgia"/><w:color w:val="2B2B2B"/><w:sz w:val="26"/><w:szCs w:val="23"/></w:rPr><w:t>hosts a podcast about conspiracies for listeners who mostly want to be frightened for forty minutes and sleep fine afterward. Finds a conspiracy that will not let him do either, and finds, somewhat to his own surprise, that he minds the sleeplessness less than he expected.</w:t></w:r></w:p><w:p><w:pPr><w:spacing w:after="160" w:line="400" w:lineRule="auto"/><w:rPr><w:rFonts w:ascii="Georgia" w:hAnsi="Georgia"/><w:color w:val="2B2B2B"/><w:sz w:val="26"/></w:rPr></w:pPr><w:r><w:rPr><w:rFonts w:ascii="Georgia" w:hAnsi="Georgia"/><w:bCs/><w:color w:val="2B2B2B"/><w:sz w:val="26"/><w:szCs w:val="23"/></w:rPr><w:t xml:space="preserve">Gary Huff — </w:t></w:r><w:r><w:rPr><w:rFonts w:ascii="Georgia" w:hAnsi="Georgia"/><w:color w:val="2B2B2B"/><w:sz w:val="26"/><w:szCs w:val="23"/></w:rPr><w:t>Lissome’s self-appointed civil defense officer. Has a bunker, a shortwave radio, and forty years of being wrong about which Tuesday it would happen. Reserves, at all times, the right to have been right.</w:t></w:r></w:p><w:p><w:pPr><w:spacing w:after="160" w:line="276" w:lineRule="auto"/></w:pPr><w:r><w:rPr><w:rFonts w:ascii="Georgia" w:hAnsi="Georgia"/><w:sz w:val="26"/><w:szCs w:val="26"/></w:rPr><w:t xml:space="preserve">Curtis — the best man. Three drinks into a speech, and then eleven seconds of not giving it.</w:t></w:r></w:p><w:p><w:pPr><w:spacing w:after="160" w:line="276" w:lineRule="auto"/></w:pPr><w:r><w:rPr><w:rFonts w:ascii="Georgia" w:hAnsi="Georgia"/><w:sz w:val="26"/><w:szCs w:val="26"/></w:rPr><w:t xml:space="preserve">Sheriff Cobb — Lissome. Patient about the parts of the job nobody wants written down.</w:t></w:r></w:p><w:p><w:pPr><w:spacing w:after="160" w:line="276" w:lineRule="auto"/></w:pPr><w:r><w:rPr><w:rFonts w:ascii="Georgia" w:hAnsi="Georgia"/><w:sz w:val="26"/><w:szCs w:val="26"/></w:rPr><w:t xml:space="preserve">Evan — an intern. Reused a checklist.</w:t></w:r></w:p><w:p><w:pPr><w:spacing w:after="160" w:line="276" w:lineRule="auto"/></w:pPr><w:r><w:rPr><w:rFonts w:ascii="Georgia" w:hAnsi="Georgia"/><w:sz w:val="26"/><w:szCs w:val="26"/></w:rPr><w:t xml:space="preserve">Nowak — a voice on a phone. Offers Dana a detail.</w:t></w:r></w:p><w:p><w:pPr><w:spacing w:after="160" w:line="400" w:lineRule="auto"/><w:rPr><w:rFonts w:ascii="Georgia" w:hAnsi="Georgia"/><w:color w:val="2B2B2B"/><w:sz w:val="26"/></w:rPr></w:pPr><w:r><w:rPr><w:rFonts w:ascii="Georgia" w:hAnsi="Georgia"/><w:color w:val="2B2B2B"/><w:sz w:val="26"/></w:rPr><w:t xml:space="preserve">Dr. Carl Daniels — a psychiatrist who has spent eleven years watching the system misfile a kind of patient no textbook prepared him for. Has been waiting four years for someone to finally ask.</w:t></w:r></w:p><w:p><w:pPr><w:spacing w:before="160" w:after="160" w:line="400" w:lineRule="auto"/><w:jc w:val="center"/><w:rPr><w:rFonts w:ascii="Georgia" w:hAnsi="Georgia"/><w:color w:val="2B2B2B"/><w:sz w:val="26"/></w:rPr></w:pPr><w:r><w:rPr><w:rFonts w:ascii="Georgia" w:hAnsi="Georgia"/><w:bCs/><w:color w:val="2B2B2B"/><w:sz w:val="26"/><w:szCs w:val="25"/></w:rPr><w:lastRenderedPageBreak/><w:t>THE GOVERNMENT EFFORT</w:t></w:r></w:p><w:p><w:pPr><w:spacing w:after="160" w:line="400" w:lineRule="auto"/><w:rPr><w:rFonts w:ascii="Georgia" w:hAnsi="Georgia"/><w:color w:val="2B2B2B"/><w:sz w:val="26"/><w:szCs w:val="23"/></w:rPr></w:pPr><w:r><w:rPr><w:rFonts w:ascii="Georgia" w:hAnsi="Georgia"/><w:color w:val="2B2B2B"/><w:sz w:val="26"/><w:szCs w:val="23"/></w:rPr><w:t xml:space="preserve">Dana Osei — built rockets that lit on the first try for three years, until a checklist and an intern put eleven thousand pieces of confetti into the wrong part of the sky, on camera. Reassigned rather than sued.</w:t></w:r></w:p><w:p><w:pPr><w:spacing w:after="160" w:line="400" w:lineRule="auto"/><w:rPr><w:rFonts w:ascii="Georgia" w:hAnsi="Georgia"/><w:color w:val="2B2B2B"/><w:sz w:val="26"/></w:rPr></w:pPr><w:r><w:rPr><w:rFonts w:ascii="Georgia" w:hAnsi="Georgia"/><w:color w:val="2B2B2B"/><w:sz w:val="26"/></w:rPr><w:t xml:space="preserve">Dr. Elena Marsh — runs the better-lit desk two floors above Dana’s. Once engaged to her. The coffee is better upstairs.</w:t></w:r></w:p><w:p><w:pPr><w:spacing w:after="160" w:line="400" w:lineRule="auto"/><w:rPr><w:rFonts w:ascii="Georgia" w:hAnsi="Georgia"/><w:color w:val="2B2B2B"/><w:sz w:val="26"/></w:rPr></w:pPr><w:r><w:rPr><w:rFonts w:ascii="Georgia" w:hAnsi="Georgia"/><w:bCs/><w:color w:val="2B2B2B"/><w:sz w:val="26"/><w:szCs w:val="23"/></w:rPr><w:t xml:space="preserve">Warren Iyer — </w:t></w:r><w:r><w:rPr><w:rFonts w:ascii="Georgia" w:hAnsi="Georgia"/><w:color w:val="2B2B2B"/><w:sz w:val="26"/><w:szCs w:val="23"/></w:rPr><w:t>has worked at the Desk since it had a different name and a smaller room. Trusts a file before he trusts a face, and has been right often enough to keep the habit.</w:t></w:r></w:p><w:p><w:pPr><w:spacing w:after="160" w:line="400" w:lineRule="auto"/><w:rPr><w:rFonts w:ascii="Georgia" w:hAnsi="Georgia"/><w:color w:val="2B2B2B"/><w:sz w:val="26"/></w:rPr></w:pPr><w:r><w:rPr><w:rFonts w:ascii="Georgia" w:hAnsi="Georgia"/><w:bCs/><w:color w:val="2B2B2B"/><w:sz w:val="26"/><w:szCs w:val="23"/></w:rPr><w:t xml:space="preserve">Priya Chen — </w:t></w:r><w:r><w:rPr><w:rFonts w:ascii="Georgia" w:hAnsi="Georgia"/><w:color w:val="2B2B2B"/><w:sz w:val="26"/><w:szCs w:val="23"/></w:rPr><w:t>hears patterns in noise the way other people hear music. Once found a missing satellite before three agencies noticed it was gone.</w:t></w:r></w:p><w:p><w:pPr><w:spacing w:after="160" w:line="400" w:lineRule="auto"/><w:rPr><w:rFonts w:ascii="Georgia" w:hAnsi="Georgia"/><w:color w:val="2B2B2B"/><w:sz w:val="26"/></w:rPr></w:pPr><w:r><w:rPr><w:rFonts w:ascii="Georgia" w:hAnsi="Georgia"/><w:bCs/><w:color w:val="2B2B2B"/><w:sz w:val="26"/><w:szCs w:val="23"/></w:rPr><w:lastRenderedPageBreak/><w:t xml:space="preserve">Gladys Okoro — </w:t></w:r><w:r><w:rPr><w:rFonts w:ascii="Georgia" w:hAnsi="Georgia"/><w:color w:val="2B2B2B"/><w:sz w:val="26"/><w:szCs w:val="23"/></w:rPr><w:t>answers the tip line — a cell phone wearing a landline sticker for reasons of institutional dignity nobody will defend out loud — the way you’d answer a call from a relative who might be about to say something sad.</w:t></w:r></w:p><w:p><w:pPr><w:spacing w:after="160" w:line="400" w:lineRule="auto"/><w:rPr><w:rFonts w:ascii="Georgia" w:hAnsi="Georgia"/><w:color w:val="2B2B2B"/><w:sz w:val="26"/></w:rPr></w:pPr><w:r><w:rPr><w:rFonts w:ascii="Georgia" w:hAnsi="Georgia"/><w:bCs/><w:color w:val="2B2B2B"/><w:sz w:val="26"/><w:szCs w:val="23"/></w:rPr><w:t xml:space="preserve">Colonel Faye Buchanan — </w:t></w:r><w:r><w:rPr><w:rFonts w:ascii="Georgia" w:hAnsi="Georgia"/><w:color w:val="2B2B2B"/><w:sz w:val="26"/><w:szCs w:val="23"/></w:rPr><w:t>oversight, in the old sense: watches the watchers, and reports upward to a room she isn’t always allowed to name out loud on a Tuesday. Believes, sincerely and not always helpfully, that a problem this large deserves a solution you can see from orbit.</w:t></w:r></w:p><w:p><w:pPr><w:spacing w:after="160" w:line="400" w:lineRule="auto"/><w:rPr><w:rFonts w:ascii="Georgia" w:hAnsi="Georgia"/><w:color w:val="2B2B2B"/><w:sz w:val="26"/></w:rPr></w:pPr><w:r><w:rPr><w:rFonts w:ascii="Georgia" w:hAnsi="Georgia"/><w:bCs/><w:color w:val="2B2B2B"/><w:sz w:val="26"/><w:szCs w:val="23"/></w:rPr><w:t xml:space="preserve">Director-General Ingrid Halvorsen — </w:t></w:r><w:r><w:rPr><w:rFonts w:ascii="Georgia" w:hAnsi="Georgia"/><w:color w:val="2B2B2B"/><w:sz w:val="26"/><w:szCs w:val="23"/></w:rPr><w:t>runs the Joint Sky Directorate from a building three blocks from actual NATO headquarters that isn’t on any tour. Has spent a career being the calmest person in rooms that didn’t deserve it, and finds, this year, that calm is not the same thing as being listened to.</w:t></w:r></w:p><w:p><w:pPr><w:spacing w:after="160" w:line="400" w:lineRule="auto"/><w:rPr><w:rFonts w:ascii="Georgia" w:hAnsi="Georgia"/><w:color w:val="2B2B2B"/><w:sz w:val="26"/></w:rPr></w:pPr><w:r><w:rPr><w:rFonts w:ascii="Georgia" w:hAnsi="Georgia"/><w:color w:val="2B2B2B"/><w:sz w:val="26"/></w:rPr><w:t xml:space="preserve">Agent Whitcombe — the British liaison. In Brussels, contributes the driest sentence in the meeting and, more often than the minutes admit, the only correct one.</w:t></w:r></w:p><w:p><w:pPr><w:spacing w:after="160" w:line="400" w:lineRule="auto"/><w:rPr><w:rFonts w:ascii="Georgia" w:hAnsi="Georgia"/><w:color w:val="2B2B2B"/><w:sz w:val="26"/></w:rPr></w:pPr><w:r><w:rPr><w:rFonts w:ascii="Georgia" w:hAnsi="Georgia"/><w:bCs/><w:color w:val="2B2B2B"/><w:sz w:val="26"/><w:szCs w:val="23"/></w:rPr><w:t xml:space="preserve">The Liaisons — </w:t></w:r><w:r><w:rPr><w:rFonts w:ascii="Georgia" w:hAnsi="Georgia"/><w:color w:val="2B2B2B"/><w:sz w:val="26"/><w:szCs w:val="23"/></w:rPr><w:t>Duval of the French service and Berthold of the German, alongside Whitcombe and the American service’s Agent Cole — four secret services that agree on almost nothing except the need for someone else to pay for it.</w:t></w:r></w:p><w:p><w:pPr><w:spacing w:after="160" w:line="400" w:lineRule="auto"/><w:rPr><w:rFonts w:ascii="Georgia" w:hAnsi="Georgia"/><w:color w:val="2B2B2B"/><w:sz w:val="26"/></w:rPr></w:pPr><w:r><w:rPr><w:rFonts w:ascii="Georgia" w:hAnsi="Georgia"/><w:bCs/><w:color w:val="2B2B2B"/><w:sz w:val="26"/><w:szCs w:val="23"/></w:rPr><w:t xml:space="preserve">Trip Calloway — </w:t></w:r><w:r><w:rPr><w:rFonts w:ascii="Georgia" w:hAnsi="Georgia"/><w:color w:val="2B2B2B"/><w:sz w:val="26"/><w:szCs w:val="23"/></w:rPr><w:t>Halo Systems’ communications lead. Understands that a story the public can survive is worth more than a fact it can’t.</w:t></w:r></w:p><w:p><w:pPr><w:spacing w:after="160" w:line="400" w:lineRule="auto"/><w:rPr><w:rFonts w:ascii="Georgia" w:hAnsi="Georgia"/><w:color w:val="2B2B2B"/><w:sz w:val="26"/><w:szCs w:val="23"/></w:rPr></w:pPr><w:r><w:rPr><w:rFonts w:ascii="Georgia" w:hAnsi="Georgia"/><w:bCs/><w:color w:val="2B2B2B"/><w:sz w:val="26"/><w:szCs w:val="23"/></w:rPr><w:t xml:space="preserve">Commander Elias Kade — </w:t></w:r><w:r><w:rPr><w:rFonts w:ascii="Georgia" w:hAnsi="Georgia"/><w:color w:val="2B2B2B"/><w:sz w:val="26"/><w:szCs w:val="23"/></w:rPr><w:t>once flew for NASA. Now runs Halo Systems, which sells the world cheap orbital internet, and underneath that runs the only organization on the planet still fighting a war nobody has declared, and increasingly suspects nobody ever should have.</w:t></w:r></w:p><w:p><w:pPr><w:spacing w:after="160" w:line="400" w:lineRule="auto"/><w:rPr><w:rFonts w:ascii="Georgia" w:hAnsi="Georgia"/><w:color w:val="2B2B2B"/><w:sz w:val="26"/></w:rPr></w:pPr><w:r><w:rPr><w:rFonts w:ascii="Georgia" w:hAnsi="Georgia"/><w:color w:val="2B2B2B"/><w:sz w:val="26"/></w:rPr><w:t xml:space="preserve">Milo Kade — eleven. Outgrows shoes. Has an opinion about hospital gravy. Does not get told the rest.</w:t></w:r></w:p><w:p><w:pPr><w:spacing w:after="160" w:line="400" w:lineRule="auto"/><w:rPr><w:rFonts w:ascii="Georgia" w:hAnsi="Georgia"/><w:color w:val="2B2B2B"/><w:sz w:val="26"/></w:rPr></w:pPr><w:r><w:rPr><w:rFonts w:ascii="Georgia" w:hAnsi="Georgia"/><w:color w:val="2B2B2B"/><w:sz w:val="26"/></w:rPr><w:t xml:space="preserve">Anders Feld — a translator who arrives with a choice already made. The file on him is the book’s to open.</w:t></w:r></w:p><w:p><w:pPr><w:spacing w:after="160" w:line="400" w:lineRule="auto"/><w:rPr><w:rFonts w:ascii="Georgia" w:hAnsi="Georgia"/><w:color w:val="2B2B2B"/><w:sz w:val="26"/></w:rPr></w:pPr><w:r><w:rPr><w:rFonts w:ascii="Georgia" w:hAnsi="Georgia"/><w:color w:val="2B2B2B"/><w:sz w:val="26"/></w:rPr><w:t xml:space="preserve">The Escort — walks Nora and Jesse back out. Does not offer a name.</w:t></w:r></w:p><w:p><w:pPr><w:spacing w:after="160" w:line="400" w:lineRule="auto"/><w:rPr><w:rFonts w:ascii="Georgia" w:hAnsi="Georgia"/><w:color w:val="2B2B2B"/><w:sz w:val="26"/></w:rPr></w:pPr><w:r><w:rPr><w:rFonts w:ascii="Georgia" w:hAnsi="Georgia"/><w:bCs/><w:color w:val="2B2B2B"/><w:sz w:val="26"/><w:szCs w:val="23"/></w:rPr><w:lastRenderedPageBreak/><w:t xml:space="preserve">Steve — </w:t></w:r><w:r><w:rPr><w:rFonts w:ascii="Georgia" w:hAnsi="Georgia"/><w:color w:val="2B2B2B"/><w:sz w:val="26"/><w:szCs w:val="23"/></w:rPr><w:t>an alpaca. This storybook will not be the first document to fail at explaining Steve, and it will not apologize for that either.</w:t></w:r></w:p><w:p><w:pPr><w:spacing w:after="160" w:line="400" w:lineRule="auto"/><w:rPr><w:rFonts w:ascii="Georgia" w:hAnsi="Georgia"/><w:color w:val="2B2B2B"/><w:sz w:val="26"/></w:rPr></w:pPr><w:r><w:rPr><w:rFonts w:ascii="Georgia" w:hAnsi="Georgia"/><w:color w:val="2B2B2B"/><w:sz w:val="26"/></w:rPr><w:t xml:space="preserve">The Feed — the Directorate’s name for whatever noticed the sky in 1947 and has not finished noticing. This list will not say what it is.</w:t></w:r></w:p><w:p><w:pPr><w:spacing w:after="160" w:line="400" w:lineRule="auto"/><w:rPr><w:rFonts w:ascii="Georgia" w:hAnsi="Georgia"/><w:color w:val="2B2B2B"/><w:sz w:val="26"/></w:rPr></w:pPr><w:r><w:rPr><w:rFonts w:ascii="Georgia" w:hAnsi="Georgia"/><w:bCs/><w:color w:val="2B2B2B"/><w:sz w:val="26"/><w:szCs w:val="23"/></w:rPr><w:t xml:space="preserve">The New Starter’s Handbook — </w:t></w:r><w:r><w:rPr><w:rFonts w:ascii="Georgia" w:hAnsi="Georgia"/><w:color w:val="2B2B2B"/><w:sz w:val="26"/><w:szCs w:val="23"/></w:rPr><w:t>issued to everyone at the Desk and the Directorate on their first morning, revised continuously, and cleared by absolutely nobody. Quoted throughout this book, without its permission, largely because it has never once granted any.</w:t></w:r></w:p><w:p><w:pPr><w:spacing w:before="800" w:after="320" w:line="400" w:lineRule="auto"/><w:jc w:val="center"/><w:rPr><w:rFonts w:ascii="Georgia" w:eastAsia="Amazon Ember" w:hAnsi="Georgia" w:cs="Amazon Ember"/><w:b/><w:bCs/><w:color w:val="3B6EA5"/><w:szCs w:val="30"/></w:rPr></w:pPr><w:r><w:rPr><w:rFonts w:ascii="Georgia" w:eastAsia="Amazon Ember" w:hAnsi="Georgia" w:cs="Amazon Ember"/><w:b/><w:bCs/><w:color w:val="3B6EA5"/><w:szCs w:val="30"/></w:rPr><w:lastRenderedPageBreak/><w:br w:type="page"/></w:r></w:p><w:p><w:pPr><w:pStyle w:val="Heading1"/><w:spacing w:before="800" w:after="320" w:line="400" w:lineRule="auto"/><w:jc w:val="center"/><w:rPr><w:rFonts w:ascii="Georgia" w:hAnsi="Georgia"/><w:b/><w:color w:val="3B6EA5"/></w:rPr></w:pPr><w:r><w:rPr><w:rFonts w:ascii="Georgia" w:eastAsia="Amazon Ember" w:hAnsi="Georgia" w:cs="Amazon Ember"/><w:b/><w:bCs/><w:color w:val="3B6EA5"/><w:szCs w:val="30"/></w:rPr><w:lastRenderedPageBreak/><w:t>CONTENTS</w:t></w:r></w:p><w:p><w:pPr><w:spacing w:after="60" w:line="400" w:lineRule="auto"/><w:jc w:val="center"/><w:rPr><w:rFonts w:ascii="Georgia" w:hAnsi="Georgia"/><w:color w:val="2B2B2B"/><w:sz w:val="26"/></w:rPr></w:pPr><w:r><w:rPr><w:rFonts w:ascii="Georgia" w:hAnsi="Georgia"/><w:color w:val="2B2B2B"/><w:sz w:val="26"/></w:rPr><w:t>I. The Best Man Speech</w:t></w:r></w:p><w:p><w:pPr><w:spacing w:after="60" w:line="400" w:lineRule="auto"/><w:jc w:val="center"/><w:rPr><w:rFonts w:ascii="Georgia" w:hAnsi="Georgia"/><w:color w:val="2B2B2B"/><w:sz w:val="26"/></w:rPr></w:pPr><w:r><w:rPr><w:rFonts w:ascii="Georgia" w:hAnsi="Georgia"/><w:color w:val="2B2B2B"/><w:sz w:val="26"/></w:rPr><w:t>II. The Inside Desk</w:t></w:r></w:p><w:p><w:pPr><w:spacing w:after="60" w:line="400" w:lineRule="auto"/><w:jc w:val="center"/><w:rPr><w:rFonts w:ascii="Georgia" w:hAnsi="Georgia"/><w:color w:val="2B2B2B"/><w:sz w:val="26"/></w:rPr></w:pPr><w:r><w:rPr><w:rFonts w:ascii="Georgia" w:hAnsi="Georgia"/><w:color w:val="2B2B2B"/><w:sz w:val="26"/></w:rPr><w:t>III. Content Moderation</w:t></w:r></w:p><w:p><w:pPr><w:spacing w:after="60" w:line="400" w:lineRule="auto"/><w:jc w:val="center"/><w:rPr><w:rFonts w:ascii="Georgia" w:hAnsi="Georgia"/><w:color w:val="2B2B2B"/><w:sz w:val="26"/></w:rPr></w:pPr><w:r><w:rPr><w:rFonts w:ascii="Georgia" w:hAnsi="Georgia"/><w:color w:val="2B2B2B"/><w:sz w:val="26"/></w:rPr><w:t>IV. Steve</w:t></w:r></w:p><w:p><w:pPr><w:spacing w:after="60" w:line="400" w:lineRule="auto"/><w:jc w:val="center"/><w:rPr><w:rFonts w:ascii="Georgia" w:hAnsi="Georgia"/><w:color w:val="2B2B2B"/><w:sz w:val="26"/></w:rPr></w:pPr><w:r><w:rPr><w:rFonts w:ascii="Georgia" w:hAnsi="Georgia"/><w:color w:val="2B2B2B"/><w:sz w:val="26"/></w:rPr><w:t>V. Two Missing Uploads</w:t></w:r></w:p><w:p><w:pPr><w:spacing w:after="60" w:line="400" w:lineRule="auto"/><w:jc w:val="center"/><w:rPr><w:rFonts w:ascii="Georgia" w:hAnsi="Georgia"/><w:color w:val="2B2B2B"/><w:sz w:val="26"/></w:rPr></w:pPr><w:r><w:rPr><w:rFonts w:ascii="Georgia" w:hAnsi="Georgia"/><w:color w:val="2B2B2B"/><w:sz w:val="26"/></w:rPr><w:t>VI. Brussels, Badly Lit</w:t></w:r></w:p><w:p><w:pPr><w:spacing w:after="60" w:line="400" w:lineRule="auto"/><w:jc w:val="center"/><w:rPr><w:rFonts w:ascii="Georgia" w:hAnsi="Georgia"/><w:color w:val="2B2B2B"/><w:sz w:val="26"/></w:rPr></w:pPr><w:r><w:rPr><w:rFonts w:ascii="Georgia" w:hAnsi="Georgia"/><w:color w:val="2B2B2B"/><w:sz w:val="26"/></w:rPr><w:t>VII. The Company That Owns the Sky</w:t></w:r></w:p><w:p><w:pPr><w:spacing w:after="60" w:line="400" w:lineRule="auto"/><w:jc w:val="center"/><w:rPr><w:rFonts w:ascii="Georgia" w:hAnsi="Georgia"/><w:color w:val="2B2B2B"/><w:sz w:val="26"/></w:rPr></w:pPr><w:r><w:rPr><w:rFonts w:ascii="Georgia" w:hAnsi="Georgia"/><w:color w:val="2B2B2B"/><w:sz w:val="26"/></w:rPr><w:t>VIII. What Jesse Found in the Desert</w:t></w:r></w:p><w:p><w:pPr><w:spacing w:after="60" w:line="400" w:lineRule="auto"/><w:jc w:val="center"/><w:rPr><w:rFonts w:ascii="Georgia" w:hAnsi="Georgia"/><w:color w:val="2B2B2B"/><w:sz w:val="26"/></w:rPr></w:pPr><w:r><w:rPr><w:rFonts w:ascii="Georgia" w:hAnsi="Georgia"/><w:color w:val="2B2B2B"/><w:sz w:val="26"/></w:rPr><w:t>IX. Aboard</w:t></w:r></w:p><w:p><w:pPr><w:spacing w:after="60" w:line="400" w:lineRule="auto"/><w:jc w:val="center"/><w:rPr><w:rFonts w:ascii="Georgia" w:hAnsi="Georgia"/><w:color w:val="2B2B2B"/><w:sz w:val="26"/></w:rPr></w:pPr><w:r><w:rPr><w:rFonts w:ascii="Georgia" w:hAnsi="Georgia"/><w:color w:val="2B2B2B"/><w:sz w:val="26"/></w:rPr><w:t>X. The Priority</w:t></w:r></w:p><w:p><w:pPr><w:spacing w:after="60" w:line="400" w:lineRule="auto"/><w:jc w:val="center"/><w:rPr><w:rFonts w:ascii="Georgia" w:hAnsi="Georgia"/><w:color w:val="2B2B2B"/><w:sz w:val="26"/></w:rPr></w:pPr><w:r><w:rPr><w:rFonts w:ascii="Georgia" w:hAnsi="Georgia"/><w:color w:val="2B2B2B"/><w:sz w:val="26"/></w:rPr><w:t>XI. Biology</w:t></w:r></w:p><w:p><w:pPr><w:spacing w:after="60" w:line="400" w:lineRule="auto"/><w:jc w:val="center"/><w:rPr><w:rFonts w:ascii="Georgia" w:hAnsi="Georgia"/><w:color w:val="2B2B2B"/><w:sz w:val="26"/></w:rPr></w:pPr><w:r><w:rPr><w:rFonts w:ascii="Georgia" w:hAnsi="Georgia"/><w:color w:val="2B2B2B"/><w:sz w:val="26"/></w:rPr><w:t>XII. Starfall</w:t></w:r></w:p><w:p><w:pPr><w:spacing w:after="60" w:line="400" w:lineRule="auto"/><w:jc w:val="center"/><w:rPr><w:rFonts w:ascii="Georgia" w:hAnsi="Georgia"/><w:color w:val="2B2B2B"/><w:sz w:val="26"/></w:rPr></w:pPr><w:r><w:rPr><w:rFonts w:ascii="Georgia" w:hAnsi="Georgia"/><w:color w:val="2B2B2B"/><w:sz w:val="26"/></w:rPr><w:t>A Note on the Cousins</w:t></w:r></w:p><w:p><w:pPr><w:spacing w:after="60" w:line="400" w:lineRule="auto"/><w:jc w:val="center"/><w:rPr><w:rFonts w:ascii="Georgia" w:hAnsi="Georgia"/><w:color w:val="2B2B2B"/><w:sz w:val="26"/></w:rPr></w:pPr><w:r><w:rPr><w:rFonts w:ascii="Georgia" w:hAnsi="Georgia"/><w:color w:val="2B2B2B"/><w:sz w:val="26"/></w:rPr><w:t>Appendix: The Science This Book Didn’t Make Up</w:t></w:r></w:p><w:p><w:pPr><w:spacing w:after="160" w:line="276" w:lineRule="auto"/></w:pPr><w:r><w:rPr><w:rFonts w:ascii="Georgia" w:hAnsi="Georgia"/><w:sz w:val="26"/><w:szCs w:val="26"/></w:rPr><w:t xml:space="preserve">Glossary</w:t></w:r></w:p><w:p><w:pPr><w:spacing w:after="160" w:line="276" w:lineRule="auto"/></w:pPr><w:r><w:rPr><w:rFonts w:ascii="Georgia" w:hAnsi="Georgia"/><w:sz w:val="26"/><w:szCs w:val="26"/></w:rPr><w:t xml:space="preserve">Bibliography</w:t></w:r></w:p><w:p><w:pPr><w:spacing w:line="400" w:lineRule="auto"/><w:ind w:firstLine="440"/><w:jc w:val="both"/><w:rPr><w:rFonts w:ascii="Georgia" w:hAnsi="Georgia"/><w:color w:val="2B2B2B"/><w:sz w:val="26"/></w:rPr></w:pPr><w:r><w:rPr><w:rFonts w:ascii="Georgia" w:hAnsi="Georgia"/><w:iCs/><w:color w:val="2B2B2B"/><w:sz w:val="26"/><w:szCs w:val="22"/></w:rPr><w:t>Nobody believes a photograph anymore. That was supposed to make us safer.</w:t></w:r></w:p><w:p><w:pPr><w:spacing w:after="280" w:line="400" w:lineRule="auto"/><w:ind w:left="440" w:right="320"/><w:rPr><w:rFonts w:ascii="Georgia" w:hAnsi="Georgia"/><w:i/><w:color w:val="2B2B2B"/><w:sz w:val="26"/></w:rPr></w:pPr><w:r><w:rPr><w:rFonts w:ascii="Georgia" w:hAnsi="Georgia"/><w:i/><w:iCs/><w:color w:val="2B2B2B"/><w:sz w:val="26"/><w:szCs w:val="20"/></w:rPr><w:lastRenderedPageBreak/><w:t>— from a wedding videographer’s deposition</w:t></w:r></w:p><w:p><w:pPr><w:spacing w:line="400" w:lineRule="auto"/><w:ind w:firstLine="440"/><w:jc w:val="both"/><w:rPr><w:rFonts w:ascii="Georgia" w:hAnsi="Georgia"/><w:color w:val="2B2B2B"/><w:sz w:val="26"/></w:rPr></w:pPr><w:r><w:rPr><w:rFonts w:ascii="Georgia" w:hAnsi="Georgia"/><w:iCs/><w:color w:val="2B2B2B"/><w:sz w:val="26"/><w:szCs w:val="22"/></w:rPr><w:t>The committee has been meeting since 1947. It has never once adjourned.</w:t></w:r></w:p><w:p><w:pPr><w:spacing w:after="280" w:line="400" w:lineRule="auto"/><w:ind w:left="440" w:right="320"/><w:rPr><w:rFonts w:ascii="Georgia" w:hAnsi="Georgia"/><w:i/><w:color w:val="2B2B2B"/><w:sz w:val="26"/></w:rPr></w:pPr><w:r><w:rPr><w:rFonts w:ascii="Georgia" w:hAnsi="Georgia"/><w:i/><w:iCs/><w:color w:val="2B2B2B"/><w:sz w:val="26"/><w:szCs w:val="20"/></w:rPr><w:t>— a joke inside the Joint Sky Directorate that stopped being a joke around 1974</w:t></w:r></w:p><w:p><w:pPr><w:spacing w:before="800" w:after="320" w:line="400" w:lineRule="auto"/><w:jc w:val="center"/><w:rPr><w:rFonts w:ascii="Georgia" w:eastAsia="Amazon Ember" w:hAnsi="Georgia" w:cs="Amazon Ember"/><w:b/><w:bCs/><w:color w:val="3B6EA5"/><w:szCs w:val="30"/></w:rPr></w:pPr><w:r><w:rPr><w:rFonts w:ascii="Georgia" w:eastAsia="Amazon Ember" w:hAnsi="Georgia" w:cs="Amazon Ember"/><w:b/><w:bCs/><w:color w:val="3B6EA5"/><w:szCs w:val="30"/></w:rPr><w:br w:type="page"/></w:r></w:p><w:p><w:pPr><w:spacing w:before="800" w:after="320" w:line="400" w:lineRule="auto"/><w:jc w:val="center"/><w:rPr><w:rFonts w:ascii="Georgia" w:eastAsia="Amazon Ember" w:hAnsi="Georgia" w:cs="Amazon Ember"/><w:b/><w:bCs/><w:color w:val="3B6EA5"/><w:szCs w:val="30"/></w:rPr></w:pPr><w:r><w:rPr><w:rFonts w:ascii="Georgia" w:eastAsia="Amazon Ember" w:hAnsi="Georgia" w:cs="Amazon Ember"/><w:b/><w:bCs/><w:color w:val="3B6EA5"/><w:szCs w:val="30"/></w:rPr><w:lastRenderedPageBreak/><w:br w:type="page"/></w:r></w:p><w:p><w:pPr><w:pStyle w:val="Heading1"/><w:spacing w:before="800" w:after="320" w:line="400" w:lineRule="auto"/><w:jc w:val="center"/><w:rPr><w:rFonts w:ascii="Georgia" w:hAnsi="Georgia"/><w:b/><w:color w:val="3B6EA5"/></w:rPr></w:pPr><w:r><w:rPr><w:rFonts w:ascii="Georgia" w:eastAsia="Amazon Ember" w:hAnsi="Georgia" w:cs="Amazon Ember"/><w:b/><w:bCs/><w:color w:val="3B6EA5"/><w:szCs w:val="30"/></w:rPr><w:lastRenderedPageBreak/><w:t>BOOK ONE</w:t></w:r></w:p><w:p><w:pPr><w:pStyle w:val="Heading2"/><w:spacing w:before="600" w:after="320" w:line="400" w:lineRule="auto"/><w:jc w:val="center"/><w:rPr><w:rFonts w:ascii="Georgia" w:hAnsi="Georgia"/><w:b/><w:color w:val="3B6EA5"/><w:sz w:val="28"/></w:rPr></w:pPr><w:r><w:rPr><w:rFonts w:ascii="Georgia" w:eastAsia="Amazon Ember" w:hAnsi="Georgia" w:cs="Amazon Ember"/><w:b/><w:bCs/><w:color w:val="3B6EA5"/><w:sz w:val="28"/><w:szCs w:val="30"/></w:rPr><w:t>TWO PEOPLE LOOKING AT THE SAME SKY</w:t></w:r></w:p><w:p><w:pPr><w:spacing w:line="400" w:lineRule="auto"/><w:ind w:firstLine="440"/><w:jc w:val="both"/><w:rPr><w:rFonts w:ascii="Georgia" w:hAnsi="Georgia"/><w:color w:val="2B2B2B"/><w:sz w:val="26"/></w:rPr></w:pPr><w:r><w:rPr><w:rFonts w:ascii="Georgia" w:hAnsi="Georgia"/><w:iCs/><w:color w:val="2B2B2B"/><w:sz w:val="26"/></w:rPr><w:t>The year a wedding video would not stay deleted, no matter who was deleting it</w:t></w:r></w:p><w:p><w:pPr><w:spacing w:before="600" w:after="320" w:line="400" w:lineRule="auto"/><w:jc w:val="center"/><w:rPr><w:rFonts w:ascii="Georgia" w:hAnsi="Georgia"/><w:b/><w:color w:val="3B6EA5"/><w:sz w:val="28"/></w:rPr></w:pPr><w:r><w:rPr><w:rFonts w:ascii="Georgia" w:hAnsi="Georgia"/><w:b/><w:color w:val="3B6EA5"/><w:sz w:val="28"/></w:rPr><w:br w:type="page"/></w:r></w:p><w:p><w:pPr><w:pStyle w:val="Heading2"/><w:spacing w:before="600" w:after="320" w:line="400" w:lineRule="auto"/><w:jc w:val="center"/><w:rPr><w:rFonts w:ascii="Georgia" w:hAnsi="Georgia"/><w:b/><w:color w:val="3B6EA5"/><w:sz w:val="28"/></w:rPr></w:pPr><w:r><w:rPr><w:rFonts w:ascii="Georgia" w:hAnsi="Georgia"/><w:b/><w:color w:val="3B6EA5"/><w:sz w:val="28"/></w:rPr><w:lastRenderedPageBreak/><w:t>The Best Man Speech</w:t></w:r></w:p><w:p><w:pPr><w:spacing w:after="40" w:line="400" w:lineRule="auto"/><w:ind w:left="440" w:right="320"/><w:rPr><w:rFonts w:ascii="Georgia" w:hAnsi="Georgia"/><w:i/><w:color w:val="2B2B2B"/><w:sz w:val="26"/></w:rPr></w:pPr><w:r><w:rPr><w:rFonts w:ascii="Georgia" w:hAnsi="Georgia"/><w:i/><w:iCs/><w:color w:val="2B2B2B"/><w:sz w:val="26"/><w:szCs w:val="20"/></w:rPr><w:t>On weddings: statistically, more unexplained aerial activity is recorded at weddings than at any other civilian gathering. No department has explained this. Most suspect it has something to do with the open bar.</w:t></w:r></w:p><w:p><w:pPr><w:spacing w:after="280" w:line="400" w:lineRule="auto"/><w:ind w:left="440" w:right="320"/><w:rPr><w:rFonts w:ascii="Georgia" w:hAnsi="Georgia"/><w:i/><w:color w:val="2B2B2B"/><w:sz w:val="26"/></w:rPr></w:pPr><w:r><w:rPr><w:rFonts w:ascii="Georgia" w:hAnsi="Georgia"/><w:i/><w:iCs/><w:color w:val="2B2B2B"/><w:sz w:val="26"/><w:szCs w:val="18"/></w:rPr><w:t>— The New Starter’s Handbook, uncleared draft</w:t></w:r></w:p><w:p><w:pPr><w:spacing w:line="400" w:lineRule="auto"/><w:ind w:firstLine="440"/><w:jc w:val="both"/><w:rPr><w:rFonts w:ascii="Georgia" w:hAnsi="Georgia"/><w:color w:val="2B2B2B"/><w:sz w:val="26"/></w:rPr></w:pPr><w:r><w:rPr><w:rFonts w:ascii="Georgia" w:hAnsi="Georgia"/><w:color w:val="2B2B2B"/><w:sz w:val="26"/></w:rPr><w:t xml:space="preserve">Nora Calder had filmed forty-one weddings, and this one was, by every metric she used to judge such things — light, timing, an open bar that closed at a decent hour — shaping up to be a good one, right up until the water tower started doing something water towers do not do. She was thirty-four, dark-haired in the specific unglamorous way of someone who cuts it herself between jobs, and had the low, unhurried voice of a person who has spent a decade </w:t></w:r><w:r><w:rPr><w:rFonts w:ascii="Georgia" w:hAnsi="Georgia"/><w:color w:val="2B2B2B"/><w:sz w:val="26"/></w:rPr><w:lastRenderedPageBreak/><w:t>talking brides down from panic in loud rooms; put a camera in her hand and she stopped noticing she had a body at all, which was, she’d tell you, the whole appeal of the job.</w:t></w:r></w:p><w:p><w:pPr><w:spacing w:line="400" w:lineRule="auto"/><w:ind w:firstLine="440"/><w:jc w:val="both"/><w:rPr><w:rFonts w:ascii="Georgia" w:hAnsi="Georgia"/><w:color w:val="2B2B2B"/><w:sz w:val="26"/></w:rPr></w:pPr><w:r><w:rPr><w:rFonts w:ascii="Georgia" w:hAnsi="Georgia"/><w:color w:val="2B2B2B"/><w:sz w:val="26"/></w:rPr><w:t xml:space="preserve">She had driven in that morning from Indianapolis with the second camera on the passenger seat and a paper cup of gas-station coffee going cold in the cup holder. Lissome announced itself the way small towns did: a speed-limit sign, a grain co-op, a water tower with LISSOME painted in letters that had been fading since before Nora had a license. The rented barn sat at the end of a gravel drive that popped under the tires. Somebody had strung Edison bulbs across the rafters. The air outside was cut-grass and manure and the sweet chemical punch of hydrangeas in buckets of warm water. Inside, the floorboards gave a little under a dance heel. Nora checked her batteries, taped a spare card into the lining of her jacket, and started </w:t></w:r><w:r><w:rPr><w:rFonts w:ascii="Georgia" w:hAnsi="Georgia"/><w:color w:val="2B2B2B"/><w:sz w:val="26"/></w:rPr><w:lastRenderedPageBreak/><w:t>working the room the way she always did — wide, then faces, then hands.</w:t></w:r></w:p><w:p><w:pPr><w:spacing w:line="400" w:lineRule="auto"/><w:ind w:firstLine="440"/><w:jc w:val="both"/><w:rPr><w:rFonts w:ascii="Georgia" w:hAnsi="Georgia"/><w:color w:val="2B2B2B"/><w:sz w:val="26"/></w:rPr></w:pPr><w:r><w:rPr><w:rFonts w:ascii="Georgia" w:hAnsi="Georgia"/><w:color w:val="2B2B2B"/><w:sz w:val="26"/></w:rPr><w:t>By six the lot was a tangle of trucks and a single borrowed school bus from the church. Someone had put a hose on the side of the barn and children were already using it as a dare. Nora taped a channel list inside the equipment case, checked the battery again because she always checked the battery again, and walked the perimeter once the way a person walks a set before the actors arrive. Behind the barn a generator coughed and settled. The fields went on until they didn’t. A red-winged blackbird yelled from a ditch as if the whole county had offended it.</w:t></w:r></w:p><w:p><w:pPr><w:spacing w:line="400" w:lineRule="auto"/><w:ind w:firstLine="440"/><w:jc w:val="both"/><w:rPr><w:rFonts w:ascii="Georgia" w:hAnsi="Georgia"/><w:color w:val="2B2B2B"/><w:sz w:val="26"/></w:rPr></w:pPr><w:r><w:rPr><w:rFonts w:ascii="Georgia" w:hAnsi="Georgia"/><w:color w:val="2B2B2B"/><w:sz w:val="26"/></w:rPr><w:t xml:space="preserve">She shot the empty tables first. White cloth, mason jars with wildflowers already wilting in the heat that hadn’t left the wood. A cousin tested the microphone and produced a sound like a fork in a socket. Nora winced, laughed, told him to tap it not slap it. Mabs appeared in the loft door for thirty </w:t></w:r><w:r><w:rPr><w:rFonts w:ascii="Georgia" w:hAnsi="Georgia"/><w:color w:val="2B2B2B"/><w:sz w:val="26"/></w:rPr><w:lastRenderedPageBreak/><w:t>seconds, barefoot on purpose, and blew her a kiss she would later pretend not to have on camera.</w:t></w:r></w:p><w:p><w:pPr><w:spacing w:line="400" w:lineRule="auto"/><w:ind w:firstLine="440"/><w:jc w:val="both"/><w:rPr><w:rFonts w:ascii="Georgia" w:hAnsi="Georgia"/><w:color w:val="2B2B2B"/><w:sz w:val="26"/></w:rPr></w:pPr><w:r><w:rPr><w:rFonts w:ascii="Georgia" w:hAnsi="Georgia"/><w:color w:val="2B2B2B"/><w:sz w:val="26"/></w:rPr><w:t>The vows themselves were almost ordinary, which Nora would later be grateful for. Dominic said his line without looking at the sky. Mabs cried in the efficient way of a person who had budgeted for it. A flower girl sat down in the aisle and had to be lifted like luggage. Nora moved when she needed to move and was still when she needed to be still. The light had not happened yet. The barn still smelled like a good decision.</w:t></w:r></w:p><w:p><w:pPr><w:spacing w:line="400" w:lineRule="auto"/><w:ind w:firstLine="440"/><w:jc w:val="both"/><w:rPr><w:rFonts w:ascii="Georgia" w:hAnsi="Georgia"/><w:color w:val="2B2B2B"/><w:sz w:val="26"/></w:rPr></w:pPr><w:r><w:rPr><w:rFonts w:ascii="Georgia" w:hAnsi="Georgia"/><w:color w:val="2B2B2B"/><w:sz w:val="26"/></w:rPr><w:t xml:space="preserve">Mabs found her by the cake table, already in the dress, already laughing. Two years younger, hair the same near-black piled up with pins that would not last the night, a smear of frosting already on her thumb. Dominic came in behind her in a rented suit that actually fit, kissed Mabs’s temple, and asked Nora whether she wanted water or something with bubbles. He had the easy manners of a man who </w:t></w:r><w:r><w:rPr><w:rFonts w:ascii="Georgia" w:hAnsi="Georgia"/><w:color w:val="2B2B2B"/><w:sz w:val="26"/></w:rPr><w:lastRenderedPageBreak/><w:t>liked being useful. Nora liked him, which later made the footage worse.</w:t></w:r></w:p><w:p><w:pPr><w:spacing w:line="400" w:lineRule="auto"/><w:ind w:firstLine="440"/><w:jc w:val="both"/><w:rPr><w:rFonts w:ascii="Georgia" w:hAnsi="Georgia"/><w:color w:val="2B2B2B"/><w:sz w:val="26"/></w:rPr></w:pPr><w:r><w:rPr><w:rFonts w:ascii="Georgia" w:hAnsi="Georgia"/><w:color w:val="2B2B2B"/><w:sz w:val="26"/></w:rPr><w:t>It began as a pressure change more than a sight: the hairs on Nora’s arms lifted, the fiddle went sour on a high note, and the Edison bulbs overhead dimmed a half-step as if the barn had taken a breath. People looked up because people always look up. The light over the tower was not white and was not quite gold. It hung. No rotor chop. No firework whistle. The only sound was the band failing to decide whether to keep playing, and then a phone hitting a salad plate two tables over, a bright ceramic crack that made three people flinch in their chairs.</w:t></w:r></w:p><w:p><w:pPr><w:spacing w:after="160" w:line="400" w:lineRule="auto"/><w:rPr><w:rFonts w:ascii="Georgia" w:hAnsi="Georgia"/><w:color w:val="2B2B2B"/><w:sz w:val="26"/></w:rPr></w:pPr><w:r><w:rPr><w:rFonts w:ascii="Georgia" w:hAnsi="Georgia"/><w:color w:val="2B2B2B"/><w:sz w:val="26"/></w:rPr><w:t xml:space="preserve">Nora did not flinch. She braced the second camera against her shoulder, zoomed until the tower’s faded logo filled the frame, and held. Forty seconds is long in a viewfinder. She counted it without meaning to. When the light ceased — not fading, not climbing, simply absent — the dusk rushed </w:t></w:r><w:r><w:rPr><w:rFonts w:ascii="Georgia" w:hAnsi="Georgia"/><w:color w:val="2B2B2B"/><w:sz w:val="26"/></w:rPr><w:lastRenderedPageBreak/><w:t>back in with the ordinary smell of gravel dust and someone’s cologne, and for a moment nobody in the barn made any noise at all.</w:t></w:r></w:p><w:p><w:pPr><w:spacing w:after="160" w:line="400" w:lineRule="auto"/><w:rPr><w:rFonts w:ascii="Georgia" w:hAnsi="Georgia"/><w:color w:val="2B2B2B"/><w:sz w:val="26"/></w:rPr></w:pPr><w:r><w:rPr><w:rFonts w:ascii="Georgia" w:hAnsi="Georgia"/><w:color w:val="2B2B2B"/><w:sz w:val="26"/></w:rPr><w:t>Six phones dropped. The best man, Curtis — big through the shoulders, sunburned to exactly the line his shirt collar drew, three drinks into a speech about a fishing trip nobody else remembered attending — stopped mid-sentence and did not start again for eleven seconds, which is a long time to stand at the front of a room holding a microphone and looking at nothing.</w:t></w:r></w:p><w:p><w:pPr><w:spacing w:line="400" w:lineRule="auto"/><w:ind w:firstLine="440"/><w:jc w:val="both"/><w:rPr><w:rFonts w:ascii="Georgia" w:hAnsi="Georgia"/><w:color w:val="2B2B2B"/><w:sz w:val="26"/></w:rPr></w:pPr><w:r><w:rPr><w:rFonts w:ascii="Georgia" w:hAnsi="Georgia"/><w:color w:val="2B2B2B"/><w:sz w:val="26"/></w:rPr><w:t xml:space="preserve">Nora lowered the camera a degree and found him in the frame without hunting: Curtis at the mic, mouth open, eyes not tracking the room. A woman in a mauve wrap reached for his elbow and then thought better of it. Dominic, three feet to Curtis’s left, had already dropped his own phone. The screen hit the runner, lit, went dark. Dominic bent, picked it up in one clean motion, and slid it into his jacket </w:t></w:r><w:r><w:rPr><w:rFonts w:ascii="Georgia" w:hAnsi="Georgia"/><w:color w:val="2B2B2B"/><w:sz w:val="26"/></w:rPr><w:lastRenderedPageBreak/><w:t>as if he were tidying a place setting. He did not glance at the glass. He did not glance at the sky. He smiled at Mabs, who had both hands over her mouth and was starting to laugh because the alternative was not laughing.</w:t></w:r></w:p><w:p><w:pPr><w:spacing w:line="400" w:lineRule="auto"/><w:ind w:firstLine="440"/><w:jc w:val="both"/><w:rPr><w:rFonts w:ascii="Georgia" w:hAnsi="Georgia"/><w:color w:val="2B2B2B"/><w:sz w:val="26"/></w:rPr></w:pPr><w:r><w:rPr><w:rFonts w:ascii="Georgia" w:hAnsi="Georgia"/><w:color w:val="2B2B2B"/><w:sz w:val="26"/></w:rPr><w:t xml:space="preserve">The alpaca took the gap between the gift table and the cousin from Fort Wayne as if it had </w:t></w:r><w:r><w:rPr><w:rFonts w:ascii="Georgia" w:hAnsi="Georgia"/><w:color w:val="2B2B2B"/><w:sz w:val="26"/></w:rPr><w:lastRenderedPageBreak/><w:t>rehearsed the aisle. A wine glass went. White wine ran along a crease in the tablecloth and dripped onto a pair of rented shoes. A child shouted that it was a llama. Steve — they would not have the name yet — stopped at Dominic’s chair, considered the groom with the polite distaste of a creature who had smelled something he did not work for, and then stood at Mabs’s shoulder instead, chewing nothing, smelling of wet hay and the cold coming off the fields. Nora got the whole approach on the B-camera. She got Dominic not looking at the animal. She got the aunt’s laugh starting high and catching on.</w:t></w:r></w:p><w:p><w:pPr><w:spacing w:line="400" w:lineRule="auto"/><w:ind w:firstLine="440"/><w:jc w:val="both"/><w:rPr><w:rFonts w:ascii="Georgia" w:hAnsi="Georgia"/><w:color w:val="2B2B2B"/><w:sz w:val="26"/></w:rPr></w:pPr><w:r><w:rPr><w:rFonts w:ascii="Georgia" w:hAnsi="Georgia"/><w:color w:val="2B2B2B"/><w:sz w:val="26"/></w:rPr><w:t xml:space="preserve">Gary Huff, three tables back, did not laugh. He was somewhere past sixty, built like a man who still did his own gutters, with a voice that had spent forty years being ignored at town meetings and had thickened accordingly — a flat, carrying Midwestern baritone built for cutting through a room. He had a </w:t></w:r><w:r><w:rPr><w:rFonts w:ascii="Georgia" w:hAnsi="Georgia"/><w:color w:val="2B2B2B"/><w:sz w:val="26"/></w:rPr><w:lastRenderedPageBreak/><w:t>bunker under his garage, a shortwave radio he serviced more lovingly than his marriage had survived, and forty years of telling anyone who’d sit still long enough that a Tuesday was coming. He stood up, announced with real satisfaction that he had, in fact, called it, and began distributing laminated cards with instructions for a scenario that did not remotely match the one presently unfolding. Nobody took a card. He kept three for himself, on principle.</w:t></w:r></w:p><w:p><w:pPr><w:spacing w:line="400" w:lineRule="auto"/><w:ind w:firstLine="440"/><w:jc w:val="both"/><w:rPr><w:rFonts w:ascii="Georgia" w:hAnsi="Georgia"/><w:color w:val="2B2B2B"/><w:sz w:val="26"/></w:rPr></w:pPr><w:r><w:rPr><w:rFonts w:ascii="Georgia" w:hAnsi="Georgia"/><w:color w:val="2B2B2B"/><w:sz w:val="26"/></w:rPr><w:t xml:space="preserve">He tried the head table first. Mabs took a card because she was that kind of hostess and set it under a salt shaker. Dominic thanked him without reading it. When Huff reached the barn door and pointed toward the tree line, where his own property began and where, he said, the bunker could take fourteen if they didn’t mind close quarters, the band started again on purpose. People sat. Huff stood in the doorway a minute longer with the night air at his </w:t></w:r><w:r><w:rPr><w:rFonts w:ascii="Georgia" w:hAnsi="Georgia"/><w:color w:val="2B2B2B"/><w:sz w:val="26"/></w:rPr><w:lastRenderedPageBreak/><w:t>back, listening to a sky that had gone back to being a sky, and then he walked home alone across the gravel with his remaining cards tapping his thigh.</w:t></w:r></w:p><w:p><w:pPr><w:spacing w:line="400" w:lineRule="auto"/><w:ind w:firstLine="440"/><w:jc w:val="both"/><w:rPr><w:rFonts w:ascii="Georgia" w:hAnsi="Georgia"/><w:color w:val="2B2B2B"/><w:sz w:val="26"/></w:rPr></w:pPr><w:r><w:rPr><w:rFonts w:ascii="Georgia" w:hAnsi="Georgia"/><w:color w:val="2B2B2B"/><w:sz w:val="26"/></w:rPr><w:t>After the last toast Nora packed in the order she always packed: cards, batteries, the A-camera last because it had seen the thing and she did not want it jostling in the trunk like groceries. A groomsman asked if she’d gotten the alpaca. She said she had gotten everything. He wanted a selfie with the animal. Steve declined by simply not being where the groomsman was. On the county road a sheriff’s cruiser passed her going the other way, no lights, in no hurry, which was how Lissome preferred its mysteries.</w:t></w:r></w:p><w:p><w:pPr><w:spacing w:line="400" w:lineRule="auto"/><w:ind w:firstLine="440"/><w:jc w:val="both"/><w:rPr><w:rFonts w:ascii="Georgia" w:hAnsi="Georgia"/><w:color w:val="2B2B2B"/><w:sz w:val="26"/></w:rPr></w:pPr><w:r><w:rPr><w:rFonts w:ascii="Georgia" w:hAnsi="Georgia"/><w:color w:val="2B2B2B"/><w:sz w:val="26"/></w:rPr><w:t xml:space="preserve">Nora did not file the water tower under funniest thing. She had it on one memory card and the alpaca on another, because she always shot redundant, and when she got home and watched both back at half speed, she noticed the thing nobody at the reception </w:t></w:r><w:r><w:rPr><w:rFonts w:ascii="Georgia" w:hAnsi="Georgia"/><w:color w:val="2B2B2B"/><w:sz w:val="26"/></w:rPr><w:lastRenderedPageBreak/><w:t>had been sober or curious enough to notice: her new brother-in-law, Dominic — broad-faced, easy-smiling, the kind of ordinary handsome that photographs well at every angle, which had made him a gift to shoot all day — had been one of the six people who dropped their phone, and was also the only one of the six who picked it back up without once checking whether the screen had cracked.</w:t></w:r></w:p><w:p><w:pPr><w:spacing w:line="400" w:lineRule="auto"/><w:ind w:firstLine="440"/><w:jc w:val="both"/><w:rPr><w:rFonts w:ascii="Georgia" w:hAnsi="Georgia"/><w:color w:val="2B2B2B"/><w:sz w:val="26"/></w:rPr></w:pPr></w:p><w:p><w:pPr><w:spacing w:line="400" w:lineRule="auto"/><w:ind w:firstLine="440"/><w:jc w:val="both"/><w:rPr><w:rFonts w:ascii="Georgia" w:hAnsi="Georgia"/><w:color w:val="2B2B2B"/><w:sz w:val="26"/></w:rPr></w:pPr><w:r><w:rPr><w:rFonts w:ascii="Georgia" w:hAnsi="Georgia"/><w:color w:val="2B2B2B"/><w:sz w:val="26"/></w:rPr><w:t xml:space="preserve">What Nora could not have seen, because she was in the viewfinder, was the half-second before the drop. Something in Dominic — not a voice, not a picture, a pressure like a change in weather behind the eyes — had said now, and his hand had opened. Then the pressure went. He was at his wedding. Mabs was laughing. He picked up the phone because that is what a person does with a phone on the floor, and he did not check the glass because he was suddenly, unreasonably sure it would not be broken, </w:t></w:r><w:r><w:rPr><w:rFonts w:ascii="Georgia" w:hAnsi="Georgia"/><w:color w:val="2B2B2B"/><w:sz w:val="26"/></w:rPr><w:lastRenderedPageBreak/><w:t>and the sureness embarrassed him. He smiled at Mabs because smiling was the part he knew. For the rest of the night he kept waiting for the weather to come back. It did not. He told himself it had been the open bar he had not used.</w:t></w:r></w:p><w:p><w:pPr><w:spacing w:line="400" w:lineRule="auto"/><w:ind w:firstLine="440"/><w:jc w:val="both"/><w:rPr><w:rFonts w:ascii="Georgia" w:hAnsi="Georgia"/><w:color w:val="2B2B2B"/><w:sz w:val="26"/></w:rPr></w:pPr><w:r><w:rPr><w:rFonts w:ascii="Georgia" w:hAnsi="Georgia"/><w:color w:val="2B2B2B"/><w:sz w:val="26"/></w:rPr><w:t>She told herself it was nothing, the way you tell yourself a lot of things at one in the morning with a wedding to edit and a groom’s family to please by Thursday. She kept the footage anyway. She had learned, in eleven years of filming other people’s most important day, that the camera generally saw things the guests were too busy having a nice time to notice, and that a wedding video’s whole job, in the end, was to remember what everyone else was too happy to write down.</w:t></w:r></w:p><w:p><w:pPr><w:spacing w:line="400" w:lineRule="auto"/><w:ind w:firstLine="440"/><w:jc w:val="both"/><w:rPr><w:rFonts w:ascii="Georgia" w:hAnsi="Georgia"/><w:color w:val="2B2B2B"/><w:sz w:val="26"/></w:rPr></w:pPr><w:r><w:rPr><w:rFonts w:ascii="Georgia" w:hAnsi="Georgia"/><w:color w:val="2B2B2B"/><w:sz w:val="26"/></w:rPr><w:t xml:space="preserve">Before she left Lissome she walked as far as the fence around the water tower. The grass there was wet and ordinary. No scorch. No flattened ring. A beer can and a length of binder twine. She filmed the </w:t></w:r><w:r><w:rPr><w:rFonts w:ascii="Georgia" w:hAnsi="Georgia"/><w:color w:val="2B2B2B"/><w:sz w:val="26"/></w:rPr><w:lastRenderedPageBreak/><w:t>tank’s logo anyway, close enough to hear her own breath in the microphone, and a dog started barking two streets over as if she had come for it. On the drive back the highway was all tail lights and corn dark, and the B-camera sat on the passenger floor in a way that made her keep checking it was still there.</w:t></w:r></w:p><w:p><w:pPr><w:spacing w:before="600" w:after="320" w:line="400" w:lineRule="auto"/><w:jc w:val="center"/><w:rPr><w:rFonts w:ascii="Georgia" w:hAnsi="Georgia"/><w:b/><w:color w:val="3B6EA5"/><w:sz w:val="28"/></w:rPr></w:pPr><w:r><w:rPr><w:rFonts w:ascii="Georgia" w:hAnsi="Georgia"/><w:b/><w:color w:val="3B6EA5"/><w:sz w:val="28"/></w:rPr><w:br w:type="page"/></w:r></w:p><w:p><w:pPr><w:pStyle w:val="Heading2"/><w:spacing w:before="600" w:after="320" w:line="400" w:lineRule="auto"/><w:jc w:val="center"/><w:rPr><w:rFonts w:ascii="Georgia" w:hAnsi="Georgia"/><w:b/><w:color w:val="3B6EA5"/><w:sz w:val="28"/></w:rPr></w:pPr><w:r><w:rPr><w:rFonts w:ascii="Georgia" w:hAnsi="Georgia"/><w:b/><w:color w:val="3B6EA5"/><w:sz w:val="28"/></w:rPr><w:lastRenderedPageBreak/><w:t>The Inside Desk</w:t></w:r></w:p><w:p><w:pPr><w:spacing w:after="40" w:line="400" w:lineRule="auto"/><w:ind w:left="440" w:right="320"/><w:rPr><w:rFonts w:ascii="Georgia" w:hAnsi="Georgia"/><w:i/><w:color w:val="2B2B2B"/><w:sz w:val="26"/></w:rPr></w:pPr><w:r><w:rPr><w:rFonts w:ascii="Georgia" w:hAnsi="Georgia"/><w:i/><w:iCs/><w:color w:val="2B2B2B"/><w:sz w:val="26"/><w:szCs w:val="20"/></w:rPr><w:t>On this office: you have not been assigned here as a punishment, whatever you have been told. You have been assigned here because someone, somewhere, believes you will be less trouble in a basement.</w:t></w:r></w:p><w:p><w:pPr><w:spacing w:after="280" w:line="400" w:lineRule="auto"/><w:ind w:left="440" w:right="320"/><w:rPr><w:rFonts w:ascii="Georgia" w:hAnsi="Georgia"/><w:i/><w:color w:val="2B2B2B"/><w:sz w:val="26"/></w:rPr></w:pPr><w:r><w:rPr><w:rFonts w:ascii="Georgia" w:hAnsi="Georgia"/><w:i/><w:iCs/><w:color w:val="2B2B2B"/><w:sz w:val="26"/><w:szCs w:val="18"/></w:rPr><w:t>— The New Starter’s Handbook, uncleared draft</w:t></w:r></w:p><w:p><w:pPr><w:spacing w:line="400" w:lineRule="auto"/><w:ind w:firstLine="440"/><w:jc w:val="both"/><w:rPr><w:rFonts w:ascii="Georgia" w:hAnsi="Georgia"/><w:color w:val="2B2B2B"/><w:sz w:val="26"/></w:rPr></w:pPr><w:r><w:rPr><w:rFonts w:ascii="Georgia" w:hAnsi="Georgia"/><w:color w:val="2B2B2B"/><w:sz w:val="26"/></w:rPr><w:t xml:space="preserve">Two states away and four days later, Dana Osei — late thirties, close-cropped hair going prematurely silver at the temple in a way she’d stopped fighting, a launch engineer’s flat, precise way of finishing sentences as if reading them off a checklist — was still explaining, to anyone who asked and several people who hadn’t, that the confetti had been meant for the launch party, not the payload, and that an intern named Evan had reused a checklist that did not belong to that rocket. Four million people had watched. It trended for six days. On the seventh, a government attorney named Nowak — a soft, apologetic voice on the phone that Dana never once matched to a face — offered her a choice gentle enough that it took her a while to recognize it as an order: resign quietly and accept a “detail” to an inter-agency liaison desk with a name longer than its budget.</w:t></w:r></w:p><w:p><w:pPr><w:spacing w:line="400" w:lineRule="auto"/><w:ind w:firstLine="440"/><w:jc w:val="both"/><w:rPr><w:rFonts w:ascii="Georgia" w:hAnsi="Georgia"/><w:color w:val="2B2B2B"/><w:sz w:val="26"/></w:rPr></w:pPr><w:r><w:rPr><w:rFonts w:ascii="Georgia" w:hAnsi="Georgia"/><w:color w:val="2B2B2B"/><w:sz w:val="26"/></w:rPr><w:t xml:space="preserve">The countdown had been clean through T-minus ninety. Dana liked the clean ones. She stood on the painted line and watched a hawk turn over the range as if it had not been briefed. When the fairing opened early the sound reached her as a soft, expensive sneeze. Confetti rose, hung, and came down on helmets and sagebrush and a lieutenant who later asked, sincerely, whether this was the payload. Dana said no. She said it twice. The livestream chat, which she made the mistake of </w:t></w:r><w:r><w:rPr><w:rFonts w:ascii="Georgia" w:hAnsi="Georgia"/><w:color w:val="2B2B2B"/><w:sz w:val="26"/></w:rPr><w:lastRenderedPageBreak/><w:t>opening in the van, had already named the event Confetti-1 and assigned it a fandom.</w:t></w:r></w:p><w:p><w:pPr><w:spacing w:line="400" w:lineRule="auto"/><w:ind w:firstLine="440"/><w:jc w:val="both"/><w:rPr><w:rFonts w:ascii="Georgia" w:hAnsi="Georgia"/><w:color w:val="2B2B2B"/><w:sz w:val="26"/></w:rPr></w:pPr><w:r><w:rPr><w:rFonts w:ascii="Georgia" w:hAnsi="Georgia"/><w:color w:val="2B2B2B"/><w:sz w:val="26"/></w:rPr><w:t>In the days that followed she walked the Ibex lot like a person who no longer worked there, which was accurate. The intern, Evan, found her by the vending machines and tried to apologize with a sentence that kept acquiring clauses. She told him to keep the clause about the checklist and lose the rest. He nodded so hard his badge bounced. She never saw him again.</w:t></w:r></w:p><w:p><w:pPr><w:spacing w:line="400" w:lineRule="auto"/><w:ind w:firstLine="440"/><w:jc w:val="both"/><w:rPr><w:rFonts w:ascii="Georgia" w:hAnsi="Georgia"/><w:color w:val="2B2B2B"/><w:sz w:val="26"/></w:rPr></w:pPr><w:r><w:rPr><w:rFonts w:ascii="Georgia" w:hAnsi="Georgia"/><w:color w:val="2B2B2B"/><w:sz w:val="26"/></w:rPr><w:t>Nowak’s call found her in a rental kitchen in Ogden that smelled of other people’s garlic. She stood at the sink and watched a drip form on the faucet while he said resign and detail and unclassified in the same mild register. She said yes because the alternative was a hearing and a name that would follow her into any room that still built things that flew.</w:t></w:r></w:p><w:p><w:pPr><w:spacing w:line="400" w:lineRule="auto"/><w:ind w:firstLine="440"/><w:jc w:val="both"/><w:rPr><w:rFonts w:ascii="Georgia" w:hAnsi="Georgia"/><w:color w:val="2B2B2B"/><w:sz w:val="26"/></w:rPr></w:pPr><w:r><w:rPr><w:rFonts w:ascii="Georgia" w:hAnsi="Georgia"/><w:color w:val="2B2B2B"/><w:sz w:val="26"/></w:rPr><w:t>“What does it do?” Dana had asked.</w:t></w:r></w:p><w:p><w:pPr><w:spacing w:line="400" w:lineRule="auto"/><w:ind w:firstLine="440"/><w:jc w:val="both"/><w:rPr><w:rFonts w:ascii="Georgia" w:hAnsi="Georgia"/><w:color w:val="2B2B2B"/><w:sz w:val="26"/></w:rPr></w:pPr><w:r><w:rPr><w:rFonts w:ascii="Georgia" w:hAnsi="Georgia"/><w:color w:val="2B2B2B"/><w:sz w:val="26"/></w:rPr><w:lastRenderedPageBreak/><w:t>“Officially, it assesses unclassified aerial phenomena of a non-national-security nature.”</w:t></w:r></w:p><w:p><w:pPr><w:spacing w:line="400" w:lineRule="auto"/><w:ind w:firstLine="440"/><w:jc w:val="both"/><w:rPr><w:rFonts w:ascii="Georgia" w:hAnsi="Georgia"/><w:color w:val="2B2B2B"/><w:sz w:val="26"/></w:rPr></w:pPr><w:r><w:rPr><w:rFonts w:ascii="Georgia" w:hAnsi="Georgia"/><w:color w:val="2B2B2B"/><w:sz w:val="26"/></w:rPr><w:t>“Unofficially?”</w:t></w:r></w:p><w:p><w:pPr><w:spacing w:line="400" w:lineRule="auto"/><w:ind w:firstLine="440"/><w:jc w:val="both"/><w:rPr><w:rFonts w:ascii="Georgia" w:hAnsi="Georgia"/><w:color w:val="2B2B2B"/><w:sz w:val="26"/></w:rPr></w:pPr><w:r><w:rPr><w:rFonts w:ascii="Georgia" w:hAnsi="Georgia"/><w:color w:val="2B2B2B"/><w:sz w:val="26"/></w:rPr><w:t>“Unofficially it answers the phone so a bigger office two floors up doesn’t have to.”</w:t></w:r></w:p><w:p><w:pPr><w:spacing w:line="400" w:lineRule="auto"/><w:ind w:firstLine="440"/><w:jc w:val="both"/><w:rPr><w:rFonts w:ascii="Georgia" w:hAnsi="Georgia"/><w:color w:val="2B2B2B"/><w:sz w:val="26"/></w:rPr></w:pPr><w:r><w:rPr><w:rFonts w:ascii="Georgia" w:hAnsi="Georgia"/><w:color w:val="2B2B2B"/><w:sz w:val="26"/></w:rPr><w:t xml:space="preserve">The National Sky Incident Desk occupied a basement shared with a regional passport office, a low-ceilinged room that smelled permanently of the passport office’s toner and somebody’s microwaved lunch, lit by fluorescent tubes that hummed a half-tone flat. Every visitor arrived already annoyed by a different line. Warren Iyer — sixty-something, silver-bearded, built like a man who had spent thirty years sitting very still in rooms other people were shouting in, with a voice that never rose above a library register even when the news did — had a desk ringed by four filing cabinets like a moat and did not speak to Dana on her first morning beyond handing her a case number, on the theory, which he </w:t></w:r><w:r><w:rPr><w:rFonts w:ascii="Georgia" w:hAnsi="Georgia"/><w:color w:val="2B2B2B"/><w:sz w:val="26"/></w:rPr><w:lastRenderedPageBreak/><w:t>eventually explained, that a person should have a case before they were allowed to have opinions. Priya Chen — late twenties, a halo of static-charged hair from three monitors’ worth of screen glow, a habit of talking faster the more excited she got until the words nearly outran the thought — ran those three monitors and a color-coded spreadsheet of sighting clusters she promised made sense and did not explain further. Gladys Okoro — somewhere past fifty, a warm, unhurried Lagos-inflected voice that had talked exactly as many people down from a bad diagnosis as up from a panic attack, cardigans regardless of the thermostat — worked the tip line, a cell phone in a drawer wearing a landline sticker for reasons of institutional dignity nobody would defend out loud, and answered every call the way you’d answer a relative who might be about to say something sad.</w:t></w:r></w:p><w:p><w:pPr><w:spacing w:line="400" w:lineRule="auto"/><w:ind w:firstLine="440"/><w:jc w:val="both"/><w:rPr><w:rFonts w:ascii="Georgia" w:hAnsi="Georgia"/><w:color w:val="2B2B2B"/><w:sz w:val="26"/></w:rPr></w:pPr><w:r><w:rPr><w:rFonts w:ascii="Georgia" w:hAnsi="Georgia"/><w:color w:val="2B2B2B"/><w:sz w:val="26"/></w:rPr><w:lastRenderedPageBreak/><w:t>Dana’s first morning was a security badge that still had someone else’s first name under the laminate, a folding chair that chirped when she sat, and a heating pipe that knocked twice a minute as if keeping time for a different building. The passport line upstairs leaked through the stairwell: a baby crying, a man arguing about a middle name, the wet-rubber smell of raincoats. Warren handed her a manila folder with a case number written twice, once in pencil. Priya did not look away from her screens. On the left monitor a map of the Midwest crawled with yellow dots. On the middle one a waveform shivered and would not settle. Gladys’s drawer-phone rang. Gladys answered it, listened, and wrote Venus in the margin without sighing.</w:t></w:r></w:p><w:p><w:pPr><w:spacing w:line="400" w:lineRule="auto"/><w:ind w:firstLine="440"/><w:jc w:val="both"/><w:rPr><w:rFonts w:ascii="Georgia" w:hAnsi="Georgia"/><w:color w:val="2B2B2B"/><w:sz w:val="26"/></w:rPr></w:pPr><w:r><w:rPr><w:rFonts w:ascii="Georgia" w:hAnsi="Georgia"/><w:color w:val="2B2B2B"/><w:sz w:val="26"/></w:rPr><w:t xml:space="preserve">At 09:10 a man from the passport office came downstairs to demand the return of a folding table the Desk had been using as a side desk since before Dana’s badge existed. Warren did not stand. Priya </w:t></w:r><w:r><w:rPr><w:rFonts w:ascii="Georgia" w:hAnsi="Georgia"/><w:color w:val="2B2B2B"/><w:sz w:val="26"/></w:rPr><w:lastRenderedPageBreak/><w:t>did not mute her waveform. The man took one end of the table. Dana took the other. For ten undignified seconds the National Sky Incident Desk and a regional passport queue were in a tug-of-war over laminate. Warren said, at library volume, that the table was in the inventory as item 4. The man left without the table and with the look of someone who would be back with a form. Gladys put a bowl of mints on the recovered surface as if that closed the matter.</w:t></w:r></w:p><w:p><w:pPr><w:spacing w:after="160" w:line="400" w:lineRule="auto"/><w:rPr><w:rFonts w:ascii="Georgia" w:hAnsi="Georgia"/><w:color w:val="2B2B2B"/><w:sz w:val="26"/></w:rPr></w:pPr><w:r><w:rPr><w:rFonts w:ascii="Georgia" w:hAnsi="Georgia"/><w:color w:val="2B2B2B"/><w:sz w:val="26"/></w:rPr><w:t xml:space="preserve">Two floors up, in a room with real windows and an actual working coffee maker, sat the desk Dana’s calls were meant to escalate to when they mattered, run by a woman named Dr. Elena Marsh — tall, precise, a voice trained by a decade of congressional testimony to sound calm about anything — who Dana had once, in an earlier and better-funded life, been engaged to marry. Elena’s welcome memo on Dana’s first day was signed with </w:t></w:r><w:r><w:rPr><w:rFonts w:ascii="Georgia" w:hAnsi="Georgia"/><w:color w:val="2B2B2B"/><w:sz w:val="26"/></w:rPr><w:lastRenderedPageBreak/><w:t>a title and nothing warmer. Dana noticed, and hated that she noticed.</w:t></w:r></w:p><w:p><w:pPr><w:spacing w:line="400" w:lineRule="auto"/><w:ind w:firstLine="440"/><w:jc w:val="both"/><w:rPr><w:rFonts w:ascii="Georgia" w:hAnsi="Georgia"/><w:color w:val="2B2B2B"/><w:sz w:val="26"/></w:rPr></w:pPr><w:r><w:rPr><w:rFonts w:ascii="Georgia" w:hAnsi="Georgia"/><w:color w:val="2B2B2B"/><w:sz w:val="26"/></w:rPr><w:t>Elena’s office faced a parking structure and pretended it faced the city. The glass was the kind that made sirens sound like they were happening in another building. A spider plant on the sill had been watered by someone who feared both drought and drowning. The coffee maker hissed on a credenza that still had a wedding-gift sheen; the pot smelled better than anything two floors down and slightly of the lemon tablets she used to descale it. Elena herself was taller than the room wanted her to be — dark blazer, silver at the temples she had not stopped fighting, a fountain pen she clicked when she was about to be kind and then usually wasn’t. When she stood, the chair sighed. When she sat, the whole floor seemed to remember it had a chain of command.</w:t></w:r></w:p><w:p><w:pPr><w:spacing w:line="400" w:lineRule="auto"/><w:ind w:firstLine="440"/><w:jc w:val="both"/><w:rPr><w:rFonts w:ascii="Georgia" w:hAnsi="Georgia"/><w:color w:val="2B2B2B"/><w:sz w:val="26"/></w:rPr></w:pPr><w:r><w:rPr><w:rFonts w:ascii="Georgia" w:hAnsi="Georgia"/><w:color w:val="2B2B2B"/><w:sz w:val="26"/></w:rPr><w:lastRenderedPageBreak/><w:t>Dana took the stairs two floors up at lunch because the elevator smelled of the passport office and because she wanted to see whether the coffee maker was real. It was. Elena was in a meeting behind glass, standing, one hand on a briefing binder, not looking at the stairwell. Dana did not knock. She poured coffee she did not want into a paper cup, burned her tongue, and went back down.</w:t></w:r></w:p><w:p><w:pPr><w:spacing w:after="160" w:line="400" w:lineRule="auto"/><w:rPr><w:rFonts w:ascii="Georgia" w:hAnsi="Georgia"/><w:color w:val="2B2B2B"/><w:sz w:val="26"/></w:rPr></w:pPr><w:r><w:rPr><w:rFonts w:ascii="Georgia" w:hAnsi="Georgia"/><w:color w:val="2B2B2B"/><w:sz w:val="26"/></w:rPr><w:t>The week’s calls ran the ordinary course — Venus, a drone, a Chinese lantern, a man who had definitely seen something and had also definitely had a few — until Friday afternoon, when Gladys took a call from a wedding videographer in Indiana who wanted to report, in a voice trying very hard to sound calmer than it was, a light that had landed on nothing, an alpaca that had arrived from nowhere, and a groomsman who had stopped talking for eleven seconds and never mentioned it again.</w:t></w:r></w:p><w:p><w:pPr><w:spacing w:line="400" w:lineRule="auto"/><w:ind w:firstLine="440"/><w:jc w:val="both"/><w:rPr><w:rFonts w:ascii="Georgia" w:hAnsi="Georgia"/><w:color w:val="2B2B2B"/><w:sz w:val="26"/></w:rPr></w:pPr><w:r><w:rPr><w:rFonts w:ascii="Georgia" w:hAnsi="Georgia"/><w:color w:val="2B2B2B"/><w:sz w:val="26"/></w:rPr><w:lastRenderedPageBreak/><w:t>What the Desk did not say out loud, because the Handbook forbade saying it where the passport line might hear, was that the unclassified pile was how the classified pile stayed clean. Two floors up, Elena’s shop took anything with a flag on it. The basement took the rest and was expected to make it stay the rest. Dana learned the split on Wednesday, when a call about lights over a reservoir came back stamped NOT FOR DESK in a hand she recognized as Elena’s. Warren put the stamp in a drawer already full of them. “We are the drain,” he said. “Drains do not get briefed on the pipes.”</w:t></w:r></w:p><w:p><w:pPr><w:spacing w:line="400" w:lineRule="auto"/><w:ind w:firstLine="440"/><w:jc w:val="both"/><w:rPr><w:rFonts w:ascii="Georgia" w:hAnsi="Georgia"/><w:color w:val="2B2B2B"/><w:sz w:val="26"/></w:rPr></w:pPr><w:r><w:rPr><w:rFonts w:ascii="Georgia" w:hAnsi="Georgia"/><w:color w:val="2B2B2B"/><w:sz w:val="26"/></w:rPr><w:t xml:space="preserve">Thursday morning Buchanan came downstairs in person, which the basement treated as a weather event. She stood in the aisle between the cabinets and asked for Priya’s cluster map without saying please. Priya gave it to her. Buchanan looked at the Midwest for a long time and said the curve was not allowed to look like 1947 if they still intended to call </w:t></w:r><w:r><w:rPr><w:rFonts w:ascii="Georgia" w:hAnsi="Georgia"/><w:color w:val="2B2B2B"/><w:sz w:val="26"/></w:rPr><w:lastRenderedPageBreak/><w:t>this a liaison function. Warren asked what she wanted it called. Buchanan said she would let them know when Brussels had chosen a noun.</w:t></w:r></w:p><w:p><w:pPr><w:spacing w:line="400" w:lineRule="auto"/><w:ind w:firstLine="440"/><w:jc w:val="both"/><w:rPr><w:rFonts w:ascii="Georgia" w:hAnsi="Georgia"/><w:color w:val="2B2B2B"/><w:sz w:val="26"/></w:rPr></w:pPr><w:r><w:rPr><w:rFonts w:ascii="Georgia" w:hAnsi="Georgia"/><w:color w:val="2B2B2B"/><w:sz w:val="26"/></w:rPr><w:t>Gladys wrote it all down, the way Gladys wrote everything down, in the neat printing she used for calls she intended to remember whether or not the form required it.</w:t></w:r></w:p><w:p><w:pPr><w:spacing w:before="600" w:after="320" w:line="400" w:lineRule="auto"/><w:jc w:val="center"/><w:rPr><w:rFonts w:ascii="Georgia" w:hAnsi="Georgia"/><w:b/><w:color w:val="3B6EA5"/><w:sz w:val="28"/></w:rPr></w:pPr><w:r><w:rPr><w:rFonts w:ascii="Georgia" w:hAnsi="Georgia"/><w:b/><w:color w:val="3B6EA5"/><w:sz w:val="28"/></w:rPr><w:br w:type="page"/></w:r></w:p><w:p><w:pPr><w:pStyle w:val="Heading2"/><w:spacing w:before="600" w:after="320" w:line="400" w:lineRule="auto"/><w:jc w:val="center"/><w:rPr><w:rFonts w:ascii="Georgia" w:hAnsi="Georgia"/><w:b/><w:color w:val="3B6EA5"/><w:sz w:val="28"/></w:rPr></w:pPr><w:r><w:rPr><w:rFonts w:ascii="Georgia" w:hAnsi="Georgia"/><w:b/><w:color w:val="3B6EA5"/><w:sz w:val="28"/></w:rPr><w:lastRenderedPageBreak/><w:t>Content Moderation</w:t></w:r></w:p><w:p><w:pPr><w:spacing w:after="40" w:line="400" w:lineRule="auto"/><w:ind w:left="440" w:right="320"/><w:rPr><w:rFonts w:ascii="Georgia" w:hAnsi="Georgia"/><w:i/><w:color w:val="2B2B2B"/><w:sz w:val="26"/></w:rPr></w:pPr><w:r><w:rPr><w:rFonts w:ascii="Georgia" w:hAnsi="Georgia"/><w:i/><w:iCs/><w:color w:val="2B2B2B"/><w:sz w:val="26"/><w:szCs w:val="20"/></w:rPr><w:t>On evidence: the public will believe almost anything except the thing that is actually happening, which it will assume is a filter.</w:t></w:r></w:p><w:p><w:pPr><w:spacing w:after="280" w:line="400" w:lineRule="auto"/><w:ind w:left="440" w:right="320"/><w:rPr><w:rFonts w:ascii="Georgia" w:hAnsi="Georgia"/><w:i/><w:color w:val="2B2B2B"/><w:sz w:val="26"/></w:rPr></w:pPr><w:r><w:rPr><w:rFonts w:ascii="Georgia" w:hAnsi="Georgia"/><w:i/><w:iCs/><w:color w:val="2B2B2B"/><w:sz w:val="26"/><w:szCs w:val="18"/></w:rPr><w:t>— The New Starter’s Handbook, uncleared draft</w:t></w:r></w:p><w:p><w:pPr><w:spacing w:line="400" w:lineRule="auto"/><w:ind w:firstLine="440"/><w:jc w:val="both"/><w:rPr><w:rFonts w:ascii="Georgia" w:hAnsi="Georgia"/><w:color w:val="2B2B2B"/><w:sz w:val="26"/></w:rPr></w:pPr><w:r><w:rPr><w:rFonts w:ascii="Georgia" w:hAnsi="Georgia"/><w:color w:val="2B2B2B"/><w:sz w:val="26"/></w:rPr><w:t xml:space="preserve">Nora posted eighty seconds of the water tower footage on Sunday night with a caption that tried to be responsible — if anyone else saw this over Lissome Saturday night, please reach out — and woke up Monday to eleven thousand comments, most of which fell into three camps: people convinced it was obviously AI because the light moved wrong for something real; people convinced it was real and had been sent, personally, to warn them about a specific unrelated apocalypse Nora had not been trying to discuss; and a smaller, more confident third camp who had watched the same </w:t></w:r><w:r><w:rPr><w:rFonts w:ascii="Georgia" w:hAnsi="Georgia"/><w:color w:val="2B2B2B"/><w:sz w:val="26"/></w:rPr><w:lastRenderedPageBreak/><w:t>eighty seconds and concluded, with total sincerity and several paragraphs of supporting argument, that it was ball lightning, Chinese surveillance, a drone light show gone wrong, swamp gas reflecting off a weather balloon, or, in one comment Nora returned to more than she’d admit, “obviously just Mercury, people, look it up,” a claim Mercury itself would have struggled to defend at nine o’clock at night.</w:t></w:r></w:p><w:p><w:pPr><w:spacing w:line="400" w:lineRule="auto"/><w:ind w:firstLine="440"/><w:jc w:val="both"/><w:rPr><w:rFonts w:ascii="Georgia" w:hAnsi="Georgia"/><w:color w:val="2B2B2B"/><w:sz w:val="26"/></w:rPr></w:pPr><w:r><w:rPr><w:rFonts w:ascii="Georgia" w:hAnsi="Georgia"/><w:color w:val="2B2B2B"/><w:sz w:val="26"/></w:rPr><w:t xml:space="preserve">She posted it from the floor of her apartment in Indianapolis, laptop on a packing blanket, the wedding dress bag still hanging on the closet door because Mabs had asked her to drop it at the cleaner’s and Nora had not yet. The radiator knocked. A bus went by on the wet street and threw light across the ceiling. The comments arrived faster than the kettle boiled. She read them standing up, thumb going white on the phone, the apartment </w:t></w:r><w:r><w:rPr><w:rFonts w:ascii="Georgia" w:hAnsi="Georgia"/><w:color w:val="2B2B2B"/><w:sz w:val="26"/></w:rPr><w:lastRenderedPageBreak/><w:t>smelling of last night’s takeout garlic and the lemon oil she used on the tripods.</w:t></w:r></w:p><w:p><w:pPr><w:spacing w:line="400" w:lineRule="auto"/><w:ind w:firstLine="440"/><w:jc w:val="both"/><w:rPr><w:rFonts w:ascii="Georgia" w:hAnsi="Georgia"/><w:color w:val="2B2B2B"/><w:sz w:val="26"/></w:rPr></w:pPr><w:r><w:rPr><w:rFonts w:ascii="Georgia" w:hAnsi="Georgia"/><w:color w:val="2B2B2B"/><w:sz w:val="26"/></w:rPr><w:t>By midnight the clip had been stitched into other people’s arguments. A man in a basement in Ohio used it to prove a weather weapon. A woman in Phoenix used it to prove God. A teenager with a ring light used it to prove a filter pack he was selling for six dollars. Nora wrote three replies and deleted four. She slept with the phone face down and still woke every time it buzzed against the wood.</w:t></w:r></w:p><w:p><w:pPr><w:spacing w:line="400" w:lineRule="auto"/><w:ind w:firstLine="440"/><w:jc w:val="both"/><w:rPr><w:rFonts w:ascii="Georgia" w:hAnsi="Georgia"/><w:color w:val="2B2B2B"/><w:sz w:val="26"/></w:rPr></w:pPr><w:r><w:rPr><w:rFonts w:ascii="Georgia" w:hAnsi="Georgia"/><w:color w:val="2B2B2B"/><w:sz w:val="26"/></w:rPr><w:t>Monday she edited the actual wedding because that was the job. First dance. Cake. The aunt who had started the laugh. She left the tower shot off the cut she sent Mabs and kept it in a folder called MISC, which was a lie. MISC was the only honest folder she had.</w:t></w:r></w:p><w:p><w:pPr><w:spacing w:after="160" w:line="400" w:lineRule="auto"/><w:rPr><w:rFonts w:ascii="Georgia" w:hAnsi="Georgia"/><w:color w:val="2B2B2B"/><w:sz w:val="26"/></w:rPr></w:pPr><w:r><w:rPr><w:rFonts w:ascii="Georgia" w:hAnsi="Georgia"/><w:color w:val="2B2B2B"/><w:sz w:val="26"/></w:rPr><w:t xml:space="preserve">She drove the cut to a drugstore to print a still for Mabs — the first dance, nothing from the tower — and stood under fluorescent tubes that made </w:t></w:r><w:r><w:rPr><w:rFonts w:ascii="Georgia" w:hAnsi="Georgia"/><w:color w:val="2B2B2B"/><w:sz w:val="26"/></w:rPr><w:lastRenderedPageBreak/><w:t>everyone in line look like a suspect. The clerk asked if it was her wedding. Nora said no, and then, because the clerk had been kind, that it was her sister’s. The clerk said the groom had a nice face. Nora agreed, paid, and sat in the car with the envelope in her lap until the windows fogged.</w:t></w:r></w:p><w:p><w:pPr><w:spacing w:after="160" w:line="400" w:lineRule="auto"/><w:rPr><w:rFonts w:ascii="Georgia" w:hAnsi="Georgia"/><w:color w:val="2B2B2B"/><w:sz w:val="26"/></w:rPr></w:pPr><w:r><w:rPr><w:rFonts w:ascii="Georgia" w:hAnsi="Georgia"/><w:color w:val="2B2B2B"/><w:sz w:val="26"/></w:rPr><w:t>Nobody asked about the eleven seconds of silence. Nobody asked about the alpaca’s timing. The internet, it turned out, had gotten so good at making things look real that it had stopped being able to recognize the real thing when it actually showed up, and Nora — who had built a business on the idea that a camera tells the truth better than memory does — found this the single most depressing professional development of her career, ahead even of the year drone footage put her out of work for six months.</w:t></w:r></w:p><w:p><w:pPr><w:spacing w:after="160" w:line="400" w:lineRule="auto"/><w:rPr><w:rFonts w:ascii="Georgia" w:hAnsi="Georgia"/><w:color w:val="2B2B2B"/><w:sz w:val="26"/></w:rPr></w:pPr><w:r><w:rPr><w:rFonts w:ascii="Georgia" w:hAnsi="Georgia"/><w:color w:val="2B2B2B"/><w:sz w:val="26"/></w:rPr><w:t xml:space="preserve">The video came down Tuesday morning. Not flagged, not reported by name — simply gone, with </w:t></w:r><w:r><w:rPr><w:rFonts w:ascii="Georgia" w:hAnsi="Georgia"/><w:color w:val="2B2B2B"/><w:sz w:val="26"/></w:rPr><w:lastRenderedPageBreak/><w:t>a notice citing a policy Nora had never heard invoked against a wedding clip before, delivered with a speed that felt less like moderation and more like somebody with a very direct phone line had asked a very direct favor.</w:t></w:r></w:p><w:p><w:pPr><w:spacing w:line="400" w:lineRule="auto"/><w:ind w:firstLine="440"/><w:jc w:val="both"/><w:rPr><w:rFonts w:ascii="Georgia" w:hAnsi="Georgia"/><w:color w:val="2B2B2B"/><w:sz w:val="26"/></w:rPr></w:pPr><w:r><w:rPr><w:rFonts w:ascii="Georgia" w:hAnsi="Georgia"/><w:color w:val="2B2B2B"/><w:sz w:val="26"/></w:rPr><w:t>She was in the shower when it vanished. She came out to a lock screen full of people asking where the file had gone and a platform notice written in the cheerful grammar of a company that did not have to explain itself. She tried three mirrors, two archives, a friend in Cincinnati who kept backups of everything. Gone. She sat on the closed toilet lid in a towel and called Mabs because the alternative was calling nobody.</w:t></w:r></w:p><w:p><w:pPr><w:spacing w:line="400" w:lineRule="auto"/><w:ind w:firstLine="440"/><w:jc w:val="both"/><w:rPr><w:rFonts w:ascii="Georgia" w:hAnsi="Georgia"/><w:color w:val="2B2B2B"/><w:sz w:val="26"/></w:rPr></w:pPr><w:r><w:rPr><w:rFonts w:ascii="Georgia" w:hAnsi="Georgia"/><w:color w:val="2B2B2B"/><w:sz w:val="26"/></w:rPr><w:t xml:space="preserve">She still had her sister to deal with, which turned out to be worse. Mabs — two years younger than Nora, rounder-faced, with the same dark hair grown out long and a laugh that carried through walls, the sister who had always been better at being happy out loud — called Tuesday night, furious in the specific way only a sister can be furious, to say that Dominic’s mother had seen the clip before it came down and was now asking pointed questions in a rehearsal-dinner group chat that was supposed to be </w:t></w:r><w:r><w:rPr><w:rFonts w:ascii="Georgia" w:hAnsi="Georgia"/><w:color w:val="2B2B2B"/><w:sz w:val="26"/></w:rPr><w:lastRenderedPageBreak/><w:t>about thank-you cards. Nora tried to explain the eleven seconds. Mabs, who had married a man she loved on a lawn with an alpaca on it and had, by her own account, been having a wonderful time, did not want to hear that her new husband had stood very still for slightly too long.</w:t></w:r></w:p><w:p><w:pPr><w:spacing w:line="400" w:lineRule="auto"/><w:ind w:firstLine="440"/><w:jc w:val="both"/><w:rPr><w:rFonts w:ascii="Georgia" w:hAnsi="Georgia"/><w:color w:val="2B2B2B"/><w:sz w:val="26"/></w:rPr></w:pPr><w:r><w:rPr><w:rFonts w:ascii="Georgia" w:hAnsi="Georgia"/><w:color w:val="2B2B2B"/><w:sz w:val="26"/></w:rPr><w:t>“He was a little drunk,” Mabs said. “It was a wedding, Nora.”</w:t></w:r></w:p><w:p><w:pPr><w:spacing w:line="400" w:lineRule="auto"/><w:ind w:firstLine="440"/><w:jc w:val="both"/><w:rPr><w:rFonts w:ascii="Georgia" w:hAnsi="Georgia"/><w:color w:val="2B2B2B"/><w:sz w:val="26"/></w:rPr></w:pPr><w:r><w:rPr><w:rFonts w:ascii="Georgia" w:hAnsi="Georgia"/><w:color w:val="2B2B2B"/><w:sz w:val="26"/></w:rPr><w:t>“You’ve filmed forty-one of these things,” Mabs went on, when Nora didn’t answer fast enough. “You’ve never once posted a clip before. Why is it always the ones where he looks bad?” It was a fair question, delivered by someone who had every right to ask it, and Nora spent longer than she liked finding an answer that wasn’t the true one, which was that she hadn’t posted a single clip of any other groom in eleven years either, because no other groom had ever needed her to.</w:t></w:r></w:p><w:p><w:pPr><w:spacing w:line="400" w:lineRule="auto"/><w:ind w:firstLine="440"/><w:jc w:val="both"/><w:rPr><w:rFonts w:ascii="Georgia" w:hAnsi="Georgia"/><w:color w:val="2B2B2B"/><w:sz w:val="26"/></w:rPr></w:pPr><w:r><w:rPr><w:rFonts w:ascii="Georgia" w:hAnsi="Georgia"/><w:color w:val="2B2B2B"/><w:sz w:val="26"/></w:rPr><w:lastRenderedPageBreak/><w:t>Nora did not say what she was thinking, which was that Dominic had been the only person at that reception who hadn’t had a drink all night, because someone had to drive the rental van back, and had told her so himself, cheerfully, twice.</w:t></w:r></w:p><w:p><w:pPr><w:spacing w:line="400" w:lineRule="auto"/><w:ind w:firstLine="440"/><w:jc w:val="both"/><w:rPr><w:rFonts w:ascii="Georgia" w:hAnsi="Georgia"/><w:color w:val="2B2B2B"/><w:sz w:val="26"/></w:rPr></w:pPr><w:r><w:rPr><w:rFonts w:ascii="Georgia" w:hAnsi="Georgia"/><w:color w:val="2B2B2B"/><w:sz w:val="26"/></w:rPr><w:t xml:space="preserve">That night someone knocked. Not the coded knock of a neighbor who wanted sugar — three even raps, a pause, three more. Nora stood in the dark hall with the chain on and looked through the peephole at a stretch of empty carpet and a fire extinguisher. Nobody. A flyer for a lost cat had been slid under the door, printed on the building’s cheap copier, the cat’s face a gray blur. She did not pick it up with her hands. She used the dish towel. On the back, in pencil, a time and a diner off the county road. She put the flyer in a drawer. She was not going to walk into one because a pencil had told her to. Not that night.</w:t></w:r></w:p><w:p><w:pPr><w:spacing w:line="400" w:lineRule="auto"/><w:ind w:firstLine="440"/><w:jc w:val="both"/><w:rPr><w:rFonts w:ascii="Georgia" w:hAnsi="Georgia"/><w:color w:val="2B2B2B"/><w:sz w:val="26"/></w:rPr></w:pPr><w:r><w:rPr><w:rFonts w:ascii="Georgia" w:hAnsi="Georgia"/><w:color w:val="2B2B2B"/><w:sz w:val="26"/></w:rPr><w:t xml:space="preserve">At Thanksgiving two days later, in a kitchen that smelled the way every kitchen in that family smelled that week — sage, browning butter, the particular sweetness of yams nobody but Mabs’s mother-in-law actually liked — Dominic nicked his thumb carving, the way every host nicks a thumb carving. Nora, who had spent eleven years watching light behave correctly or incorrectly through a viewfinder, noticed that the blood came up a beat too slow and a shade too dark, and that he did none of the small, ordinary things a person does at a dinner table when they cut themselves — no wincing, no sucking the thumb, no swearing that would have made the children laugh. He wrapped it </w:t></w:r><w:r><w:rPr><w:rFonts w:ascii="Georgia" w:hAnsi="Georgia"/><w:color w:val="2B2B2B"/><w:sz w:val="26"/></w:rPr><w:lastRenderedPageBreak/><w:t>in a napkin and kept carving, still smiling the same easy smile he’d smiled all afternoon.</w:t></w:r></w:p><w:p><w:pPr><w:spacing w:line="400" w:lineRule="auto"/><w:ind w:firstLine="440"/><w:jc w:val="both"/><w:rPr><w:rFonts w:ascii="Georgia" w:hAnsi="Georgia"/><w:color w:val="2B2B2B"/><w:sz w:val="26"/></w:rPr></w:pPr></w:p><w:p><w:pPr><w:spacing w:line="400" w:lineRule="auto"/><w:ind w:firstLine="440"/><w:jc w:val="both"/><w:rPr><w:rFonts w:ascii="Georgia" w:hAnsi="Georgia"/><w:color w:val="2B2B2B"/><w:sz w:val="26"/></w:rPr></w:pPr><w:r><w:rPr><w:rFonts w:ascii="Georgia" w:hAnsi="Georgia"/><w:color w:val="2B2B2B"/><w:sz w:val="26"/></w:rPr><w:t xml:space="preserve">He had felt the cut. That was the part he could not tell anyone without sounding like a man making an excuse. He had felt it late, as if the news had to come down a long hallway. The blood was the wrong color in the kitchen light and he knew that too, and knew that Nora had seen it, and the knowing sat in him like a bone in the throat. He wanted, with a suddenness that frightened him more than the blood, to put the knife down and say he was tired. He did not. He asked about orange zest because the sentence was already in his mouth. Later, in the bathroom with the fan on, he looked at his own pupil in the mirror and waited to see if it would do something a pupil should not. It did not. He went back out. The pie was fine.</w:t></w:r></w:p><w:p><w:pPr><w:spacing w:before="600" w:after="320" w:line="400" w:lineRule="auto"/><w:jc w:val="center"/><w:rPr><w:rFonts w:ascii="Georgia" w:hAnsi="Georgia"/><w:b/><w:color w:val="3B6EA5"/><w:sz w:val="28"/></w:rPr></w:pPr><w:r><w:rPr><w:rFonts w:ascii="Georgia" w:hAnsi="Georgia"/><w:b/><w:color w:val="3B6EA5"/><w:sz w:val="28"/></w:rPr><w:br w:type="page"/></w:r></w:p><w:p><w:pPr><w:pStyle w:val="Heading2"/><w:spacing w:before="600" w:after="320" w:line="400" w:lineRule="auto"/><w:jc w:val="center"/><w:rPr><w:rFonts w:ascii="Georgia" w:hAnsi="Georgia"/><w:b/><w:color w:val="3B6EA5"/><w:sz w:val="28"/></w:rPr></w:pPr><w:r><w:rPr><w:rFonts w:ascii="Georgia" w:hAnsi="Georgia"/><w:b/><w:color w:val="3B6EA5"/><w:sz w:val="28"/></w:rPr><w:lastRenderedPageBreak/><w:t>Steve</w:t></w:r></w:p><w:p><w:pPr><w:spacing w:after="40" w:line="400" w:lineRule="auto"/><w:ind w:left="440" w:right="320"/><w:rPr><w:rFonts w:ascii="Georgia" w:hAnsi="Georgia"/><w:i/><w:color w:val="2B2B2B"/><w:sz w:val="26"/></w:rPr></w:pPr><w:r><w:rPr><w:rFonts w:ascii="Georgia" w:hAnsi="Georgia"/><w:i/><w:iCs/><w:color w:val="2B2B2B"/><w:sz w:val="26"/><w:szCs w:val="20"/></w:rPr><w:t>On livestock: no formal channel exists for reporting an alpaca as a national security asset. This is considered, by everyone who has tried, a gap in the paperwork rather than a gap in the alpaca.</w:t></w:r></w:p><w:p><w:pPr><w:spacing w:after="280" w:line="400" w:lineRule="auto"/><w:ind w:left="440" w:right="320"/><w:rPr><w:rFonts w:ascii="Georgia" w:hAnsi="Georgia"/><w:i/><w:color w:val="2B2B2B"/><w:sz w:val="26"/></w:rPr></w:pPr><w:r><w:rPr><w:rFonts w:ascii="Georgia" w:hAnsi="Georgia"/><w:i/><w:iCs/><w:color w:val="2B2B2B"/><w:sz w:val="26"/><w:szCs w:val="18"/></w:rPr><w:t>— The New Starter’s Handbook, uncleared draft</w:t></w:r></w:p><w:p><w:pPr><w:spacing w:line="400" w:lineRule="auto"/><w:ind w:firstLine="440"/><w:jc w:val="both"/><w:rPr><w:rFonts w:ascii="Georgia" w:hAnsi="Georgia"/><w:color w:val="2B2B2B"/><w:sz w:val="26"/></w:rPr></w:pPr><w:r><w:rPr><w:rFonts w:ascii="Georgia" w:hAnsi="Georgia"/><w:color w:val="2B2B2B"/><w:sz w:val="26"/></w:rPr><w:t>The Desk’s version of Lissome started with Gladys’s notes and ended, four days later, with an alpaca eating a houseplant that had survived four administrations.</w:t></w:r></w:p><w:p><w:pPr><w:spacing w:after="160" w:line="400" w:lineRule="auto"/><w:rPr><w:rFonts w:ascii="Georgia" w:hAnsi="Georgia"/><w:color w:val="2B2B2B"/><w:sz w:val="26"/></w:rPr></w:pPr><w:r><w:rPr><w:rFonts w:ascii="Georgia" w:hAnsi="Georgia"/><w:color w:val="2B2B2B"/><w:sz w:val="26"/></w:rPr><w:t xml:space="preserve">Warren and Dana drove out on the strength of nothing more than a good phone call and Priya’s insistence that the flap fit a shape she’d been tracking for months — sightings clustering, then a livestream, then a strangely specific piece of viral footage that vanished from every platform within </w:t></w:r><w:r><w:rPr><w:rFonts w:ascii="Georgia" w:hAnsi="Georgia"/><w:color w:val="2B2B2B"/><w:sz w:val="26"/></w:rPr><w:lastRenderedPageBreak/><w:t>hours of posting, faster than any takedown process Priya had ever timed. “Somebody’s cleaning up,” she said. It was the least comforting sentence Dana had heard since Nowak’s phone call.</w:t></w:r></w:p><w:p><w:pPr><w:spacing w:line="400" w:lineRule="auto"/><w:ind w:firstLine="440"/><w:jc w:val="both"/><w:rPr><w:rFonts w:ascii="Georgia" w:hAnsi="Georgia"/><w:color w:val="2B2B2B"/><w:sz w:val="26"/></w:rPr></w:pPr><w:r><w:rPr><w:rFonts w:ascii="Georgia" w:hAnsi="Georgia"/><w:color w:val="2B2B2B"/><w:sz w:val="26"/></w:rPr><w:t>They took Warren’s sedan because it still had a working heater and because Priya had loaded the back seat with a field kit, a cooler, and a printed map she did not trust the phone to keep. Indiana unrolled as soy stubble and ditch water and a sky the color of a rinsed plate. They ate sandwiches in a rest area that smelled of diesel and damp picnic tables. Dana drove the last hour. Warren did not comment on her speed. Sheriff Cobb met them in a lot behind a brick municipal building with a flag that had wound itself around the pole and stayed there. Cobb’s handshake was dry. The station smelled of burnt coffee and floor wax and a wet dog that was not presently in the room.</w:t></w:r></w:p><w:p><w:pPr><w:spacing w:line="400" w:lineRule="auto"/><w:ind w:firstLine="440"/><w:jc w:val="both"/><w:rPr><w:rFonts w:ascii="Georgia" w:hAnsi="Georgia"/><w:color w:val="2B2B2B"/><w:sz w:val="26"/></w:rPr></w:pPr><w:r><w:rPr><w:rFonts w:ascii="Georgia" w:hAnsi="Georgia"/><w:color w:val="2B2B2B"/><w:sz w:val="26"/></w:rPr><w:lastRenderedPageBreak/><w:t>Warren talked once in the first hour, about a case in ’98 that had been a weather balloon and a case in ’04 that had not, and then he went back to looking at the shoulder as if it might confess. Dana tried the radio and got a farm report and a song about a truck. She turned it off. The field kit on the back seat made a plastic tick every time they hit a frost heave. Priya texted a cluster map that looked, Dana thought, like a rash. Warren glanced at it and said only, “Steeper.”</w:t></w:r></w:p><w:p><w:pPr><w:spacing w:line="400" w:lineRule="auto"/><w:ind w:firstLine="440"/><w:jc w:val="both"/><w:rPr><w:rFonts w:ascii="Georgia" w:hAnsi="Georgia"/><w:color w:val="2B2B2B"/><w:sz w:val="26"/></w:rPr></w:pPr><w:r><w:rPr><w:rFonts w:ascii="Georgia" w:hAnsi="Georgia"/><w:color w:val="2B2B2B"/><w:sz w:val="26"/></w:rPr><w:t xml:space="preserve">Huff was already in the municipal lot, shortwave on the hood, laminated cards in a sandwich bag in case of rain that was not falling. He intercepted Warren with the news that the Tuesday had in fact been a Saturday and that the bunker still had room. Warren thanked him and did not take a card. Huff followed their sedan at a civic distance as far as the Reyes block, then parked and watched Steve get loaded with the expression of a man whose warnings </w:t></w:r><w:r><w:rPr><w:rFonts w:ascii="Georgia" w:hAnsi="Georgia"/><w:color w:val="2B2B2B"/><w:sz w:val="26"/></w:rPr><w:lastRenderedPageBreak/><w:t>had acquired livestock. Sheriff Cobb told him, not unkindly, to go home and write it up. He did both.</w:t></w:r></w:p><w:p><w:pPr><w:spacing w:line="400" w:lineRule="auto"/><w:ind w:firstLine="440"/><w:jc w:val="both"/><w:rPr><w:rFonts w:ascii="Georgia" w:hAnsi="Georgia"/><w:color w:val="2B2B2B"/><w:sz w:val="26"/></w:rPr></w:pPr><w:r><w:rPr><w:rFonts w:ascii="Georgia" w:hAnsi="Georgia"/><w:color w:val="2B2B2B"/><w:sz w:val="26"/></w:rPr><w:t>After the sedan left with Steve, Huff went home and opened the bunker because opening it was the only action that had ever made the waiting smaller. The hatch stuck. He hit it with the heel of his hand until it gave, went down the ladder into air that smelled of kerosene and laundry soap, and switched on a string of bulbs that had been waiting since a Tuesday that never arrived. The shortwave popped. For three seconds he had a voice that was not weather and not a ham in Ohio — a clipped syllable that might have been English if you wanted it to be. Then static. He wrote the time on the wall in pencil, climbed back out, and found Sheriff Cobb in his driveway with her cruiser ticking as it cooled. “Don’t make me arrest a bunker, Gary,” she said. He said he would take that under advisement, and shut the hatch with both hands.</w:t></w:r></w:p><w:p><w:pPr><w:spacing w:line="400" w:lineRule="auto"/><w:ind w:firstLine="440"/><w:jc w:val="both"/><w:rPr><w:rFonts w:ascii="Georgia" w:hAnsi="Georgia"/><w:color w:val="2B2B2B"/><w:sz w:val="26"/></w:rPr></w:pPr><w:r><w:rPr><w:rFonts w:ascii="Georgia" w:hAnsi="Georgia"/><w:color w:val="2B2B2B"/><w:sz w:val="26"/></w:rPr><w:lastRenderedPageBreak/><w:t xml:space="preserve">Lissome’s water tower showed nothing to the naked eye and everything to Priya’s filter: a hum in the ambient recordings from three separate phones the local sheriff’s office had, with more competence than Warren expected, already collected as a courtesy to a videographer whose footage kept vanishing before she could show it to anyone official. The sheriff — a broad, unhurried woman named Cobb, forty years in a county that had never once needed her to run, with the particular patience of someone who had long ago made peace with never being believed about the interesting parts of her job — walked them through the file in a voice that never once suggested she found any of it as strange as Warren clearly did. She mentioned, almost in passing, that the family had also acquired an alpaca sometime during the reception, and that it had refused, categorically, to go anywhere near the best man or — this got Warren’s pen moving fast — the </w:t></w:r><w:r><w:rPr><w:rFonts w:ascii="Georgia" w:hAnsi="Georgia"/><w:color w:val="2B2B2B"/><w:sz w:val="26"/></w:rPr><w:lastRenderedPageBreak/><w:t>groom himself. She also mentioned a Mr. Huff, who had called the department eleven times since Saturday and was, in her professional opinion, not the problem this time, for once, a distinction she seemed to find almost disappointing.</w:t></w:r></w:p><w:p><w:pPr><w:spacing w:line="400" w:lineRule="auto"/><w:ind w:firstLine="440"/><w:jc w:val="both"/><w:rPr><w:rFonts w:ascii="Georgia" w:hAnsi="Georgia"/><w:color w:val="2B2B2B"/><w:sz w:val="26"/></w:rPr></w:pPr><w:r><w:rPr><w:rFonts w:ascii="Georgia" w:hAnsi="Georgia"/><w:color w:val="2B2B2B"/><w:sz w:val="26"/></w:rPr><w:t xml:space="preserve">The Reyes place was a story-and-a-half on a street of identical ones, aluminum siding gone the soft chalk color every house on that block went after a decade of Indiana winters, a yard that smelled of cut grass and someone’s charcoal grill three doors down. They found the alpaca in the backyard, wearing a bandanna a child had clearly put on it without permission, entirely unbothered by two federal employees and thoroughly opposed to standing within ten feet of Dominic Reyes, who came out to shake their hands, offered them lemonade with actual mint in it, and remembered both their names on the second try. Warren noted afterward that this was either good manners or a </w:t></w:r><w:r><w:rPr><w:rFonts w:ascii="Georgia" w:hAnsi="Georgia"/><w:color w:val="2B2B2B"/><w:sz w:val="26"/></w:rPr><w:lastRenderedPageBreak/><w:t>very good performance of good manners, and that the two had become, in his professional experience, increasingly hard to tell apart.</w:t></w:r></w:p><w:p><w:pPr><w:spacing w:line="400" w:lineRule="auto"/><w:ind w:firstLine="440"/><w:jc w:val="both"/><w:rPr><w:rFonts w:ascii="Georgia" w:hAnsi="Georgia"/><w:color w:val="2B2B2B"/><w:sz w:val="26"/></w:rPr></w:pPr><w:r><w:rPr><w:rFonts w:ascii="Georgia" w:hAnsi="Georgia"/><w:color w:val="2B2B2B"/><w:sz w:val="26"/></w:rPr><w:t xml:space="preserve">A child’s bike lay on its side in the side yard. The aluminum siding ticked as it cooled. Dana took the walk while Warren took the porch, old habit, two angles. Dominic opened the door in a college sweatshirt and socks and the same easy smile from the wedding footage. Mint lemonade. A radio in the kitchen on low. In the backyard the alpaca stood beside a rusted grill and watched them come around the house with an expression that, on a person, would have been professional disappointment. When Dominic stepped off the patio the animal moved the same distance the other way, no drama, just geometry. Dana crouched with the cartridge. Dominic held out his hand as if she were a nurse. The Dipstick turned a color that made the afternoon go quiet. Warren said they would need the animal. </w:t></w:r><w:r><w:rPr><w:rFonts w:ascii="Georgia" w:hAnsi="Georgia"/><w:color w:val="2B2B2B"/><w:sz w:val="26"/></w:rPr><w:lastRenderedPageBreak/><w:t>Dominic said of course, as if they had asked to borrow a ladder. Loading Steve into a sedan built for people required Dana at the shoulders and Warren at the hips and Sheriff Cobb saying, mildly, that she would deny having helped. Steve folded himself into the back seat, hay and damp wool filling the car, and put his head on the parcel shelf like a man who had booked the window.</w:t></w:r></w:p><w:p><w:pPr><w:spacing w:line="400" w:lineRule="auto"/><w:ind w:firstLine="440"/><w:jc w:val="both"/><w:rPr><w:rFonts w:ascii="Georgia" w:hAnsi="Georgia"/><w:color w:val="2B2B2B"/><w:sz w:val="26"/></w:rPr></w:pPr><w:r><w:rPr><w:rFonts w:ascii="Georgia" w:hAnsi="Georgia"/><w:color w:val="2B2B2B"/><w:sz w:val="26"/></w:rPr><w:t>Dominic asked, still pleasant, whether they needed a second sample. Dana said one was enough. Mabs came out onto the patio with a dish towel and the look of a woman who had heard federal and was deciding whether to be angry or helpful. She chose helpful, which cost her. She held the screen door. She watched Steve get folded into a car that was not built for him. She did not watch Dominic’s face while she did it. Nora, who was not there, would hear that part later and put it in the same folder as MISC.</w:t></w:r></w:p><w:p><w:pPr><w:spacing w:after="40" w:line="400" w:lineRule="auto"/><w:ind w:left="440" w:right="320"/><w:rPr><w:rFonts w:ascii="Georgia" w:hAnsi="Georgia"/><w:i/><w:color w:val="2B2B2B"/><w:sz w:val="26"/></w:rPr></w:pPr><w:r><w:rPr><w:rFonts w:ascii="Georgia" w:hAnsi="Georgia"/><w:i/><w:color w:val="2B2B2B"/><w:sz w:val="26"/></w:rPr><w:lastRenderedPageBreak/><w:t>On the county road back toward the interstate a pickup came up fast behind them and sat on the bumper long enough for Dana to see two men in the cab and no farm plates she recognized. Warren did not speed up. He did not slow down. He took the next right onto a road that was only gravel and soy, and the pickup overshot, braked, and thought about it. Steve chose that moment to stand up in the back seat. The sedan filled with alpaca. The pickup did not follow the gravel. Warren took three more turns that were not on Priya’s map and came out at a Dairy Queen whose lot lights made everything look harmless. They sat there until Dana’s hands were fit to hold a wheel again.</w:t></w:r></w:p><w:p><w:pPr><w:spacing w:line="400" w:lineRule="auto"/><w:ind w:firstLine="440"/><w:jc w:val="both"/><w:rPr><w:rFonts w:ascii="Georgia" w:hAnsi="Georgia"/><w:color w:val="2B2B2B"/><w:sz w:val="26"/></w:rPr></w:pPr><w:r><w:rPr><w:rFonts w:ascii="Georgia" w:hAnsi="Georgia"/><w:color w:val="2B2B2B"/><w:sz w:val="26"/></w:rPr><w:t xml:space="preserve">Priya had built the cartridge from a Directorate paper she was not supposed to have. She called it the Dipstick, a name that had survived three attempts by Colonel Buchanan to dignify it. It did not read DNA. It read one marker, which crew bodies make in bulk and which a hybrid leaks once an implant has been talking to the inside of a skull. Same marker, two sources. Steve reads it with his nose: faintly on a long-settled hybrid, strongly on anyone born on the Boat, which is why he gave Dominic the patio and why he will not walk up to a crewman. The pink the reference card would not name is what Gladys wrote, that night, as FLAMINGO. Protocol Flamingo is the Desk’s name for the Lissome case from then on. An uncleared basement does not get a better title.</w:t></w:r></w:p><w:p><w:pPr><w:spacing w:line="400" w:lineRule="auto"/><w:ind w:firstLine="440"/><w:jc w:val="both"/><w:rPr><w:rFonts w:ascii="Georgia" w:hAnsi="Georgia"/><w:color w:val="2B2B2B"/><w:sz w:val="26"/></w:rPr></w:pPr><w:r><w:rPr><w:rFonts w:ascii="Georgia" w:hAnsi="Georgia"/><w:color w:val="2B2B2B"/><w:sz w:val="26"/></w:rPr><w:t>Colonel Buchanan received the report the next morning with the particular stillness of a person deciding how many words to use in a memo she knew would be read three countries away. She used four. Escalate to Brussels immediately.</w:t></w:r></w:p><w:p><w:pPr><w:spacing w:line="400" w:lineRule="auto"/><w:ind w:firstLine="440"/><w:jc w:val="both"/><w:rPr><w:rFonts w:ascii="Georgia" w:hAnsi="Georgia"/><w:color w:val="2B2B2B"/><w:sz w:val="26"/></w:rPr></w:pPr><w:r><w:rPr><w:rFonts w:ascii="Georgia" w:hAnsi="Georgia"/><w:color w:val="2B2B2B"/><w:sz w:val="26"/></w:rPr><w:t xml:space="preserve">She did not send the Dipstick result by the Desk’s usual cable. She sent it by a channel that lived in a safe in her office and that required two signatures, one of which was Halvorsen’s and one of which was a name Dana was later told not to write </w:t></w:r><w:r><w:rPr><w:rFonts w:ascii="Georgia" w:hAnsi="Georgia"/><w:color w:val="2B2B2B"/><w:sz w:val="26"/></w:rPr><w:lastRenderedPageBreak/><w:t>down. Cole from the American service called Warren an hour later and asked, as if asking about weather, whether the Indiana subject was still at home. Warren said yes. Cole said good, and that home was about to become a more crowded concept.</w:t></w:r></w:p><w:p><w:pPr><w:spacing w:line="400" w:lineRule="auto"/><w:ind w:firstLine="440"/><w:jc w:val="both"/><w:rPr><w:rFonts w:ascii="Georgia" w:hAnsi="Georgia"/><w:color w:val="2B2B2B"/><w:sz w:val="26"/></w:rPr></w:pPr><w:r><w:rPr><w:rFonts w:ascii="Georgia" w:hAnsi="Georgia"/><w:color w:val="2B2B2B"/><w:sz w:val="26"/></w:rPr><w:t xml:space="preserve">That night two unmarked cars sat at either end of the Reyes block with their lights off. A third man walked the alley behind the swing set and put a hand on the gate, then took it off when a porch motion light found him. Inside, Mabs ran water in the kitchen, looked out, and saw the cars not leaving. Dominic stood at the window long enough that the man in the alley later wrote still as a problem. When a neighbor’s dog went off, both cars rolled fifty feet and stopped again. Nobody knocked. In the morning Mabs called Nora and said, without preface, that federal had not gone home with the alpaca. Then she put on a coat over her pajamas, walked to the nearest dark sedan, and knocked on </w:t></w:r><w:r><w:rPr><w:rFonts w:ascii="Georgia" w:hAnsi="Georgia"/><w:color w:val="2B2B2B"/><w:sz w:val="26"/></w:rPr><w:lastRenderedPageBreak/><w:t>the glass until the man inside lowered it an inch. “This is a street,” she said. “People live on it.” He did not answer. She took a picture of the plate. He let her. When she got back to the kitchen Dominic was still at the sink and asked who had been at the door. She said a neighbor. It was the first lie she had told him on purpose. She did not like how easily it sat.</w:t></w:r></w:p><w:p><w:pPr><w:spacing w:line="400" w:lineRule="auto"/><w:ind w:firstLine="440"/><w:jc w:val="both"/><w:rPr><w:rFonts w:ascii="Georgia" w:hAnsi="Georgia"/><w:color w:val="2B2B2B"/><w:sz w:val="26"/></w:rPr></w:pPr><w:r><w:rPr><w:rFonts w:ascii="Georgia" w:hAnsi="Georgia"/><w:color w:val="2B2B2B"/><w:sz w:val="26"/></w:rPr><w:t xml:space="preserve">Buchanan’s office was a converted storage room with a frosted door and a map of the world that still had a paper clip marking Indiana. The safe was olive drab and older than her rank. It smelled, when opened, of carbon paper and gun oil that had no business in a liaison building. She wore the uniform as if it were a thesis: hair pinned so tightly it changed the shape of her forehead, a watch that clicked loud enough to conduct a meeting. When she spoke, the frosted glass ticked in its frame. Down the hall a photocopier started and stopped, started and </w:t></w:r><w:r><w:rPr><w:rFonts w:ascii="Georgia" w:hAnsi="Georgia"/><w:color w:val="2B2B2B"/><w:sz w:val="26"/></w:rPr><w:lastRenderedPageBreak/><w:t>stopped, like a person trying to decide whether to run.</w:t></w:r></w:p><w:p><w:pPr><w:spacing w:line="400" w:lineRule="auto"/><w:ind w:firstLine="440"/><w:jc w:val="both"/><w:rPr><w:rFonts w:ascii="Georgia" w:hAnsi="Georgia"/><w:color w:val="2B2B2B"/><w:sz w:val="26"/></w:rPr></w:pPr><w:r><w:rPr><w:rFonts w:ascii="Georgia" w:hAnsi="Georgia"/><w:color w:val="2B2B2B"/><w:sz w:val="26"/></w:rPr><w:t>Elena came down the stairwell after lunch with a folder and an expression Dana had last seen the week they returned a ring. “If this is going upstairs it should have gone upstairs through me,” Elena said. Warren said it had gone through Buchanan, which was a different upstairs. Elena looked at Dana as if the basement were a choice Dana had made to spite her. Then she left the folder — a request for all Desk traffic on Lissome — and took the stairs two at a time. Dana did not follow. She was beginning to understand that following was how you ended up in rooms that did not admit they existed.</w:t></w:r></w:p><w:p><w:pPr><w:spacing w:line="400" w:lineRule="auto"/><w:ind w:firstLine="440"/><w:jc w:val="both"/><w:rPr><w:rFonts w:ascii="Georgia" w:hAnsi="Georgia"/><w:color w:val="2B2B2B"/><w:sz w:val="26"/></w:rPr></w:pPr><w:r><w:rPr><w:rFonts w:ascii="Georgia" w:hAnsi="Georgia"/><w:color w:val="2B2B2B"/><w:sz w:val="26"/></w:rPr><w:t xml:space="preserve">Dana did follow as far as the first landing. Elena turned so fast the folder edge caught Dana across the knuckles. “You do not get to go around me with an alpaca and a colonel and then look wounded on the stairs.” Dana said she had not gone around anyone. </w:t></w:r><w:r><w:rPr><w:rFonts w:ascii="Georgia" w:hAnsi="Georgia"/><w:color w:val="2B2B2B"/><w:sz w:val="26"/></w:rPr><w:lastRenderedPageBreak/><w:t>Elena came down a step. For a moment it was going to be a shove. The baby from the passport line chose that second to scream through the stairwell door, a raw sound that made both of them flinch like people who had once planned a different life. Elena went up. Dana went down. The folder’s corner had left a white line on Dana’s hand that lasted until dinner.</w:t></w:r></w:p><w:p><w:pPr><w:spacing w:before="600" w:after="320" w:line="400" w:lineRule="auto"/><w:jc w:val="center"/><w:rPr><w:rFonts w:ascii="Georgia" w:hAnsi="Georgia"/><w:b/><w:color w:val="3B6EA5"/><w:sz w:val="28"/></w:rPr></w:pPr><w:r><w:rPr><w:rFonts w:ascii="Georgia" w:hAnsi="Georgia"/><w:b/><w:color w:val="3B6EA5"/><w:sz w:val="28"/></w:rPr><w:br w:type="page"/></w:r></w:p><w:p><w:pPr><w:pStyle w:val="Heading2"/><w:spacing w:before="600" w:after="320" w:line="400" w:lineRule="auto"/><w:jc w:val="center"/><w:rPr><w:rFonts w:ascii="Georgia" w:hAnsi="Georgia"/><w:b/><w:color w:val="3B6EA5"/><w:sz w:val="28"/></w:rPr></w:pPr><w:r><w:rPr><w:rFonts w:ascii="Georgia" w:hAnsi="Georgia"/><w:b/><w:color w:val="3B6EA5"/><w:sz w:val="28"/></w:rPr><w:lastRenderedPageBreak/><w:t>Two Missing Uploads</w:t></w:r></w:p><w:p><w:pPr><w:spacing w:after="40" w:line="400" w:lineRule="auto"/><w:ind w:left="440" w:right="320"/><w:rPr><w:rFonts w:ascii="Georgia" w:hAnsi="Georgia"/><w:i/><w:color w:val="2B2B2B"/><w:sz w:val="26"/></w:rPr></w:pPr><w:r><w:rPr><w:rFonts w:ascii="Georgia" w:hAnsi="Georgia"/><w:i/><w:iCs/><w:color w:val="2B2B2B"/><w:sz w:val="26"/><w:szCs w:val="20"/></w:rPr><w:t>On podcasters: treat with caution. They are, technically, the only branch of the free press still doing the job, and they will not let anyone forget it.</w:t></w:r></w:p><w:p><w:pPr><w:spacing w:after="280" w:line="400" w:lineRule="auto"/><w:ind w:left="440" w:right="320"/><w:rPr><w:rFonts w:ascii="Georgia" w:hAnsi="Georgia"/><w:i/><w:color w:val="2B2B2B"/><w:sz w:val="26"/></w:rPr></w:pPr><w:r><w:rPr><w:rFonts w:ascii="Georgia" w:hAnsi="Georgia"/><w:i/><w:iCs/><w:color w:val="2B2B2B"/><w:sz w:val="26"/><w:szCs w:val="18"/></w:rPr><w:t>— The New Starter’s Handbook, uncleared draft</w:t></w:r></w:p><w:p><w:pPr><w:spacing w:line="400" w:lineRule="auto"/><w:ind w:firstLine="440"/><w:jc w:val="both"/><w:rPr><w:rFonts w:ascii="Georgia" w:hAnsi="Georgia"/><w:color w:val="2B2B2B"/><w:sz w:val="26"/></w:rPr></w:pPr><w:r><w:rPr><w:rFonts w:ascii="Georgia" w:hAnsi="Georgia"/><w:color w:val="2B2B2B"/><w:sz w:val="26"/></w:rPr><w:t xml:space="preserve">Jesse Tran found Nora because Jesse Tran found everything that vanished from the internet slightly too fast to be an accident; it was, more or less, his entire podcast, four hundred thousand subscribers who tuned in weekly to be told the world was stranger than the news admitted and safer than it sounded, delivered in that order so they could sleep afterward. He was thirty-one, wiry, dressed like a man who owned exactly four shirts and liked all of them, with a voice built for audio — warm, unhurried, the kind that made strangers want to </w:t></w:r><w:r><w:rPr><w:rFonts w:ascii="Georgia" w:hAnsi="Georgia"/><w:color w:val="2B2B2B"/><w:sz w:val="26"/></w:rPr><w:lastRenderedPageBreak/><w:t>keep talking long after they should have hung up — and a laugh that, Nora would later notice, arrived a half-second before he’d decided to let it.</w:t></w:r></w:p><w:p><w:pPr><w:spacing w:line="400" w:lineRule="auto"/><w:ind w:firstLine="440"/><w:jc w:val="both"/><w:rPr><w:rFonts w:ascii="Georgia" w:hAnsi="Georgia"/><w:color w:val="2B2B2B"/><w:sz w:val="26"/></w:rPr></w:pPr><w:r><w:rPr><w:rFonts w:ascii="Georgia" w:hAnsi="Georgia"/><w:color w:val="2B2B2B"/><w:sz w:val="26"/></w:rPr><w:t>He had a mirrored copy of her eighty seconds, saved by a habit he’d built over six years of watching things disappear, and he had, more usefully to Nora, a working theory about who did the disappearing, built from three previous stories that had ended in the same quiet, professional silence: a gas leak that wasn’t, a plane that circled an airport for forty extra minutes for reasons the tower never explained, a hospital that discharged four patients with the same rare complication on the same night and then closed those records to a records request with a speed that suggested somebody had been expecting the request before it was filed.</w:t></w:r></w:p><w:p><w:pPr><w:spacing w:line="400" w:lineRule="auto"/><w:ind w:firstLine="440"/><w:jc w:val="both"/><w:rPr><w:rFonts w:ascii="Georgia" w:hAnsi="Georgia"/><w:color w:val="2B2B2B"/><w:sz w:val="26"/></w:rPr></w:pPr><w:r><w:rPr><w:rFonts w:ascii="Georgia" w:hAnsi="Georgia"/><w:color w:val="2B2B2B"/><w:sz w:val="26"/></w:rPr><w:t xml:space="preserve">Nora did not like him, and told him so within the first ninety seconds, which she would later describe as a personal best. She had spent a week being called a liar by strangers and a disappointment by her own sister, and the last thing she needed, having finally used the time on the back of a lost-cat flyer, was a man sliding a recording app across the table like a business card. “You want the clip,” she said. “You don’t want to know what happened to me because of the clip.”</w:t></w:r></w:p><w:p><w:pPr><w:spacing w:line="400" w:lineRule="auto"/><w:ind w:firstLine="440"/><w:jc w:val="both"/><w:rPr><w:rFonts w:ascii="Georgia" w:hAnsi="Georgia"/><w:color w:val="2B2B2B"/><w:sz w:val="26"/></w:rPr></w:pPr><w:r><w:rPr><w:rFonts w:ascii="Georgia" w:hAnsi="Georgia"/><w:color w:val="2B2B2B"/><w:sz w:val="26"/></w:rPr><w:t>Jesse, who had built four hundred thousand subscribers on being underestimated in exactly that particular way, took longer than he should have to admit she wasn’t wrong to be insulted, and spent the next twenty minutes being more defensive than persuasive, which did neither of them any favors. He used the word evidence. She used the word content. Neither landed the way either of them meant it to.</w:t></w:r></w:p><w:p><w:pPr><w:spacing w:line="400" w:lineRule="auto"/><w:ind w:firstLine="440"/><w:jc w:val="both"/><w:rPr><w:rFonts w:ascii="Georgia" w:hAnsi="Georgia"/><w:color w:val="2B2B2B"/><w:sz w:val="26"/></w:rPr></w:pPr><w:r><w:rPr><w:rFonts w:ascii="Georgia" w:hAnsi="Georgia"/><w:color w:val="2B2B2B"/><w:sz w:val="26"/></w:rPr><w:t xml:space="preserve">“It’s not the government exactly,” he told her eventually, over coffee in a diner outside Lissome that smelled of fryer oil and burnt coffee in roughly equal measure, its vinyl booths patched with duct tape gone the same amber as the coffee itself, a bell </w:t></w:r><w:r><w:rPr><w:rFonts w:ascii="Georgia" w:hAnsi="Georgia"/><w:color w:val="2B2B2B"/><w:sz w:val="26"/></w:rPr><w:lastRenderedPageBreak/><w:t>over the door that hadn’t rung true in a decade. Nora had chosen it because it still took cash and, she suspected, still kept its receipts on paper, and mostly because it put a table between them. “It’s whoever the government calls when the government doesn’t want to be the one who called.”</w:t></w:r></w:p><w:p><w:pPr><w:spacing w:line="400" w:lineRule="auto"/><w:ind w:firstLine="440"/><w:jc w:val="both"/><w:rPr><w:rFonts w:ascii="Georgia" w:hAnsi="Georgia"/><w:color w:val="2B2B2B"/><w:sz w:val="26"/></w:rPr></w:pPr><w:r><w:rPr><w:rFonts w:ascii="Georgia" w:hAnsi="Georgia"/><w:color w:val="2B2B2B"/><w:sz w:val="26"/></w:rPr><w:t>The diner was called UNIT and two letters had burned out years ago, so the sign said UN T in red neon that buzzed over the lot. A semi idled on the shoulder. Inside, a radio was doing a country song with the treble broken. Nora sat with her back to the wall because that was what you did after a week of strangers. Jesse talked with his hands and then made himself stop. The coffee was burnt and honest. When they stood to leave the bell over the door gave its false note, and the lot was sodium-yellow and cold enough that their breath showed.</w:t></w:r></w:p><w:p><w:pPr><w:spacing w:line="400" w:lineRule="auto"/><w:ind w:firstLine="440"/><w:jc w:val="both"/><w:rPr><w:rFonts w:ascii="Georgia" w:hAnsi="Georgia"/><w:color w:val="2B2B2B"/><w:sz w:val="26"/></w:rPr></w:pPr><w:r><w:rPr><w:rFonts w:ascii="Georgia" w:hAnsi="Georgia"/><w:color w:val="2B2B2B"/><w:sz w:val="26"/></w:rPr><w:t xml:space="preserve">He arrived with a recorder the size of a cigarette pack and the expression of a man who had practiced </w:t></w:r><w:r><w:rPr><w:rFonts w:ascii="Georgia" w:hAnsi="Georgia"/><w:color w:val="2B2B2B"/><w:sz w:val="26"/></w:rPr><w:lastRenderedPageBreak/><w:t>looking harmless. She told him, before the coffee landed, that if this was about subscribers he could pay for his own pie and leave. He said it was not about subscribers. She said that was a subscriber sentence. The waitress, who had seen worse, left a laminated breakfast menu neither of them opened. Outside, a truck took a corner too fast and threw gravel against the glass. Both of them looked. Neither of them liked that they had looked together.</w:t></w:r></w:p><w:p><w:pPr><w:spacing w:line="400" w:lineRule="auto"/><w:ind w:firstLine="440"/><w:jc w:val="both"/><w:rPr><w:rFonts w:ascii="Georgia" w:hAnsi="Georgia"/><w:color w:val="2B2B2B"/><w:sz w:val="26"/></w:rPr></w:pPr><w:r><w:rPr><w:rFonts w:ascii="Georgia" w:hAnsi="Georgia"/><w:color w:val="2B2B2B"/><w:sz w:val="26"/></w:rPr><w:t>Nora told him about Dominic eventually too, mostly because she had run out of people who hadn’t already decided she was lying or unwell. Jesse did not laugh, which she noted, and did not reach for his recorder, which she noted twice, and neither small mercy made her like him any better that afternoon. She agreed to keep talking to him the way you agree to share a lifeboat: not because you’ve warmed to the other passenger, but because the water doesn’t much care whether you have.</w:t></w:r></w:p><w:p><w:pPr><w:spacing w:line="400" w:lineRule="auto"/><w:ind w:firstLine="440"/><w:jc w:val="both"/><w:rPr><w:rFonts w:ascii="Georgia" w:hAnsi="Georgia"/><w:color w:val="2B2B2B"/><w:sz w:val="26"/></w:rPr></w:pPr><w:r><w:rPr><w:rFonts w:ascii="Georgia" w:hAnsi="Georgia"/><w:color w:val="2B2B2B"/><w:sz w:val="26"/></w:rPr><w:lastRenderedPageBreak/><w:t xml:space="preserve">They got a different kind of confirmation on the way out of the diner, when a man neither of them recognized — forgettable in the specific, aggressive way of someone who has practiced being forgettable, mid-height, mid-weight, a windbreaker the color of every other windbreaker in that parking lot — fell into step beside Nora and said, pleasantly, that he’d enjoyed her footage before the internet decided it hadn’t happened. He knew Dominic’s name. He knew Mabs’s. He knew, with a specificity that emptied Nora’s stomach in one motion, which bathroom she had sat in for a long time on Thanksgiving. He did not threaten her, not in any sentence a lawyer could have used. He said only that people who noticed things sometimes stopped being useful once they’d noticed enough of them, and that he would rather she stayed useful a while longer, and then he wished her a good night, spoke perfectly ordinary, unaccented English right up to the last </w:t></w:r><w:r><w:rPr><w:rFonts w:ascii="Georgia" w:hAnsi="Georgia"/><w:color w:val="2B2B2B"/><w:sz w:val="26"/></w:rPr><w:lastRenderedPageBreak/><w:t>word, and got into a car that pulled away without hurrying.</w:t></w:r></w:p><w:p><w:pPr><w:spacing w:line="400" w:lineRule="auto"/><w:ind w:firstLine="440"/><w:jc w:val="both"/><w:rPr><w:rFonts w:ascii="Georgia" w:hAnsi="Georgia"/><w:color w:val="2B2B2B"/><w:sz w:val="26"/></w:rPr></w:pPr><w:r><w:rPr><w:rFonts w:ascii="Georgia" w:hAnsi="Georgia"/><w:color w:val="2B2B2B"/><w:sz w:val="26"/></w:rPr><w:t xml:space="preserve">He was already gone. Jesse offered the recorder. Nora told him that if he turned it on she would throw it under a truck. He put it away. That was the first useful thing he did.</w:t></w:r></w:p><w:p><w:pPr><w:spacing w:line="400" w:lineRule="auto"/><w:ind w:firstLine="440"/><w:jc w:val="both"/><w:rPr><w:rFonts w:ascii="Georgia" w:hAnsi="Georgia"/><w:color w:val="2B2B2B"/><w:sz w:val="26"/></w:rPr></w:pPr><w:r><w:rPr><w:rFonts w:ascii="Georgia" w:hAnsi="Georgia"/><w:color w:val="2B2B2B"/><w:sz w:val="26"/></w:rPr><w:t xml:space="preserve">They sat back down because standing in a lit lot felt like volunteering. The waitress brought pie </w:t></w:r><w:r><w:rPr><w:rFonts w:ascii="Georgia" w:hAnsi="Georgia"/><w:color w:val="2B2B2B"/><w:sz w:val="26"/></w:rPr><w:lastRenderedPageBreak/><w:t>nobody had ordered and said the kitchen was closing whether they ate it or not. Jesse paid in cash. Nora watched the lot until the dark sedan’s absence became a fact instead of a hope. On the drive into town she made him recite every plate he could remember. He remembered none. He remembered the windbreaker. She said that was the point of the windbreaker.</w:t></w:r></w:p><w:p><w:pPr><w:spacing w:line="400" w:lineRule="auto"/><w:ind w:firstLine="440"/><w:jc w:val="both"/><w:rPr><w:rFonts w:ascii="Georgia" w:hAnsi="Georgia"/><w:color w:val="2B2B2B"/><w:sz w:val="26"/></w:rPr></w:pPr><w:r><w:rPr><w:rFonts w:ascii="Georgia" w:hAnsi="Georgia"/><w:color w:val="2B2B2B"/><w:sz w:val="26"/></w:rPr><w:t>Jesse wanted to call it in immediately, to whom, he couldn’t say, which was itself the problem. Nora wanted, more than she wanted to admit in front of a man she’d disliked at ninety seconds and still wasn’t sure about at ninety minutes, to know how many other people that man had said good night to, and whether all of them had believed, the way she almost did, that he’d meant it kindly.</w:t></w:r></w:p><w:p><w:pPr><w:spacing w:line="400" w:lineRule="auto"/><w:ind w:firstLine="440"/><w:jc w:val="both"/><w:rPr><w:rFonts w:ascii="Georgia" w:hAnsi="Georgia"/><w:color w:val="2B2B2B"/><w:sz w:val="26"/></w:rPr></w:pPr><w:r><w:rPr><w:rFonts w:ascii="Georgia" w:hAnsi="Georgia"/><w:color w:val="2B2B2B"/><w:sz w:val="26"/></w:rPr><w:t xml:space="preserve">They agreed on very little except the next step: find whoever had pulled her video, because whoever could make eighty seconds of wedding footage disappear from six platforms in under ten minutes, and then send a man to say good night to her in a parking lot, had resources neither a wedding videographer nor a podcaster possessed on their own, and resources, Jesse said, always led somewhere with a budget line, and a budget line always led somewhere with a building. Mabs had already called about the cars that would not leave the block. Nora put that on the same list as the man in the lot. Jesse did not argue. It was not yet a partnership either of them would have called friendship. It would take a fence in Nevada, and worse than a fence, before either of them used that word out loud.</w:t></w:r></w:p><w:p><w:pPr><w:spacing w:line="400" w:lineRule="auto"/><w:ind w:firstLine="440"/><w:jc w:val="both"/><w:rPr><w:rFonts w:ascii="Georgia" w:hAnsi="Georgia"/><w:color w:val="2B2B2B"/><w:sz w:val="26"/></w:rPr></w:pPr><w:r><w:rPr><w:rFonts w:ascii="Georgia" w:hAnsi="Georgia"/><w:color w:val="2B2B2B"/><w:sz w:val="26"/></w:rPr><w:t>Neither of them yet knew the building had a food court on top of it. They found that out later, the hard way, in a parking lot in Nevada, which is a sentence this book will get to.</w:t></w:r></w:p><w:p><w:pPr><w:spacing w:before="600" w:after="320" w:line="400" w:lineRule="auto"/><w:jc w:val="center"/><w:rPr><w:rFonts w:ascii="Georgia" w:eastAsia="Amazon Ember" w:hAnsi="Georgia" w:cs="Amazon Ember"/><w:b/><w:bCs/><w:color w:val="3B6EA5"/><w:szCs w:val="30"/></w:rPr></w:pPr><w:r><w:rPr><w:rFonts w:ascii="Georgia" w:eastAsia="Amazon Ember" w:hAnsi="Georgia" w:cs="Amazon Ember"/><w:b/><w:bCs/><w:color w:val="3B6EA5"/><w:szCs w:val="30"/></w:rPr><w:br w:type="page"/></w:r></w:p><w:p><w:pPr><w:spacing w:before="600" w:after="320" w:line="400" w:lineRule="auto"/><w:jc w:val="center"/><w:rPr><w:rFonts w:ascii="Georgia" w:eastAsia="Amazon Ember" w:hAnsi="Georgia" w:cs="Amazon Ember"/><w:b/><w:bCs/><w:color w:val="3B6EA5"/><w:szCs w:val="30"/></w:rPr></w:pPr><w:r><w:rPr><w:rFonts w:ascii="Georgia" w:eastAsia="Amazon Ember" w:hAnsi="Georgia" w:cs="Amazon Ember"/><w:b/><w:bCs/><w:color w:val="3B6EA5"/><w:szCs w:val="30"/></w:rPr><w:lastRenderedPageBreak/><w:br w:type="page"/></w:r></w:p><w:p><w:pPr><w:pStyle w:val="Heading1"/><w:spacing w:before="600" w:after="320" w:line="400" w:lineRule="auto"/><w:jc w:val="center"/><w:rPr><w:rFonts w:ascii="Georgia" w:hAnsi="Georgia"/><w:b/><w:color w:val="3B6EA5"/></w:rPr></w:pPr><w:r><w:rPr><w:rFonts w:ascii="Georgia" w:eastAsia="Amazon Ember" w:hAnsi="Georgia" w:cs="Amazon Ember"/><w:b/><w:bCs/><w:color w:val="3B6EA5"/><w:szCs w:val="30"/></w:rPr><w:lastRenderedPageBreak/><w:t>BOOK TWO</w:t></w:r></w:p><w:p><w:pPr><w:pStyle w:val="Heading2"/><w:spacing w:before="600" w:after="320" w:line="400" w:lineRule="auto"/><w:jc w:val="center"/><w:rPr><w:rFonts w:ascii="Georgia" w:hAnsi="Georgia"/><w:b/><w:color w:val="3B6EA5"/><w:sz w:val="28"/></w:rPr></w:pPr><w:r><w:rPr><w:rFonts w:ascii="Georgia" w:eastAsia="Amazon Ember" w:hAnsi="Georgia" w:cs="Amazon Ember"/><w:b/><w:bCs/><w:color w:val="3B6EA5"/><w:sz w:val="28"/><w:szCs w:val="30"/></w:rPr><w:t>THE JOINT SKY DIRECTORATE</w:t></w:r></w:p><w:p><w:pPr><w:spacing w:line="400" w:lineRule="auto"/><w:ind w:firstLine="440"/><w:jc w:val="both"/><w:rPr><w:rFonts w:ascii="Georgia" w:hAnsi="Georgia"/><w:color w:val="2B2B2B"/><w:sz w:val="26"/></w:rPr></w:pPr><w:r><w:rPr><w:rFonts w:ascii="Georgia" w:hAnsi="Georgia"/><w:iCs/><w:color w:val="2B2B2B"/><w:sz w:val="26"/></w:rPr><w:t>The year Brussels finally answered its own phone</w:t></w:r></w:p><w:p><w:pPr><w:spacing w:before="600" w:after="320" w:line="400" w:lineRule="auto"/><w:jc w:val="center"/><w:rPr><w:rFonts w:ascii="Georgia" w:hAnsi="Georgia"/><w:b/><w:color w:val="3B6EA5"/><w:sz w:val="28"/></w:rPr></w:pPr><w:r><w:rPr><w:rFonts w:ascii="Georgia" w:hAnsi="Georgia"/><w:b/><w:color w:val="3B6EA5"/><w:sz w:val="28"/></w:rPr><w:br w:type="page"/></w:r></w:p><w:p><w:pPr><w:pStyle w:val="Heading2"/><w:spacing w:before="600" w:after="320" w:line="400" w:lineRule="auto"/><w:jc w:val="center"/><w:rPr><w:rFonts w:ascii="Georgia" w:hAnsi="Georgia"/><w:b/><w:color w:val="3B6EA5"/><w:sz w:val="28"/></w:rPr></w:pPr><w:r><w:rPr><w:rFonts w:ascii="Georgia" w:hAnsi="Georgia"/><w:b/><w:color w:val="3B6EA5"/><w:sz w:val="28"/></w:rPr><w:lastRenderedPageBreak/><w:t>Brussels, Badly Lit</w:t></w:r></w:p><w:p><w:pPr><w:spacing w:after="40" w:line="400" w:lineRule="auto"/><w:ind w:left="440" w:right="320"/><w:rPr><w:rFonts w:ascii="Georgia" w:hAnsi="Georgia"/><w:i/><w:color w:val="2B2B2B"/><w:sz w:val="26"/></w:rPr></w:pPr><w:r><w:rPr><w:rFonts w:ascii="Georgia" w:hAnsi="Georgia"/><w:i/><w:iCs/><w:color w:val="2B2B2B"/><w:sz w:val="26"/><w:szCs w:val="20"/></w:rPr><w:t>On committees: a committee that has met continuously since 1947 is not, whatever it tells itself, still deciding. It is simply meeting.</w:t></w:r></w:p><w:p><w:pPr><w:spacing w:after="280" w:line="400" w:lineRule="auto"/><w:ind w:left="440" w:right="320"/><w:rPr><w:rFonts w:ascii="Georgia" w:hAnsi="Georgia"/><w:i/><w:color w:val="2B2B2B"/><w:sz w:val="26"/></w:rPr></w:pPr><w:r><w:rPr><w:rFonts w:ascii="Georgia" w:hAnsi="Georgia"/><w:i/><w:iCs/><w:color w:val="2B2B2B"/><w:sz w:val="26"/><w:szCs w:val="18"/></w:rPr><w:t>— The New Starter’s Handbook, uncleared draft</w:t></w:r></w:p><w:p><w:pPr><w:spacing w:line="400" w:lineRule="auto"/><w:ind w:firstLine="440"/><w:jc w:val="both"/><w:rPr><w:rFonts w:ascii="Georgia" w:hAnsi="Georgia"/><w:color w:val="2B2B2B"/><w:sz w:val="26"/></w:rPr></w:pPr><w:r><w:rPr><w:rFonts w:ascii="Georgia" w:hAnsi="Georgia"/><w:color w:val="2B2B2B"/><w:sz w:val="26"/></w:rPr><w:t xml:space="preserve">The Joint Sky Directorate met in a building three blocks from NATO headquarters, a squat 1970s concrete block that had, on its directory, the word LOGISTICS and nothing else, which fooled precisely no one who had ever needed to deliver a package there and been asked for four forms of identification by a logistics company. The conference room smelled of instant coffee and the particular dust that settles on venetian blinds nobody has opened in a decade, and the overhead light had a flicker in its left third that three separate </w:t></w:r><w:r><w:rPr><w:rFonts w:ascii="Georgia" w:hAnsi="Georgia"/><w:color w:val="2B2B2B"/><w:sz w:val="26"/></w:rPr><w:lastRenderedPageBreak/><w:t>facilities requests had failed to fix, which was where the chapter’s name came from.</w:t></w:r></w:p><w:p><w:pPr><w:spacing w:line="400" w:lineRule="auto"/><w:ind w:firstLine="440"/><w:jc w:val="both"/><w:rPr><w:rFonts w:ascii="Georgia" w:hAnsi="Georgia"/><w:color w:val="2B2B2B"/><w:sz w:val="26"/></w:rPr></w:pPr><w:r><w:rPr><w:rFonts w:ascii="Georgia" w:hAnsi="Georgia"/><w:color w:val="2B2B2B"/><w:sz w:val="26"/></w:rPr><w:t>Halvorsen sat with her back to the flicker on purpose. The table was laminate pretending to be walnut and sticky at one corner where a cup had lived too long. Duval’s unlit cigarette left a ghost of dry tobacco on the air every time he rolled it. Berthold’s triplicate paper made a dry shuffle that got into Dana’s teeth. Cole’s suit was the only new thing in the room; it still had the shop-crease at the sleeve. Whitcombe’s coat, hung on the chair behind him, smelled faintly of rain and a wool shop on a street Dana had not been told the name of. Outside, a tram bell. Inside, the HVAC dropped a single metallic tick onto the minutes every ninety seconds, which Berthold once tried to have entered as an interruption.</w:t></w:r></w:p><w:p><w:pPr><w:spacing w:line="400" w:lineRule="auto"/><w:ind w:firstLine="440"/><w:jc w:val="both"/><w:rPr><w:rFonts w:ascii="Georgia" w:hAnsi="Georgia"/><w:color w:val="2B2B2B"/><w:sz w:val="26"/></w:rPr></w:pPr><w:r><w:rPr><w:rFonts w:ascii="Georgia" w:hAnsi="Georgia"/><w:color w:val="2B2B2B"/><w:sz w:val="26"/></w:rPr><w:t xml:space="preserve">Dana flew in on a plane that smelled of recycled air and orange peel and landed under a Brussels sky </w:t></w:r><w:r><w:rPr><w:rFonts w:ascii="Georgia" w:hAnsi="Georgia"/><w:color w:val="2B2B2B"/><w:sz w:val="26"/></w:rPr><w:lastRenderedPageBreak/><w:t>the color of wet newspaper. The taxi from the airport took the long way around a construction barrier and a roundabout that had given up on signage. The logistics building did not look like a secret. It looked like a place that ordered toner in bulk. A man at the desk asked for four forms of identification and then, after a pause that was its own small insult, a fifth. The elevator shuddered. The corridor carpet was a brown that had been chosen to hide sins. Dana sat against the wall outside the conference room and listened to Berthold’s voice through the door, building a theory she already knew would not survive Whitcombe.</w:t></w:r></w:p><w:p><w:pPr><w:spacing w:line="400" w:lineRule="auto"/><w:ind w:firstLine="440"/><w:jc w:val="both"/><w:rPr><w:rFonts w:ascii="Georgia" w:hAnsi="Georgia"/><w:color w:val="2B2B2B"/><w:sz w:val="26"/></w:rPr></w:pPr><w:r><w:rPr><w:rFonts w:ascii="Georgia" w:hAnsi="Georgia"/><w:color w:val="2B2B2B"/><w:sz w:val="26"/></w:rPr><w:t xml:space="preserve">Director-General Ingrid Halvorsen — sixty, silver hair cut short, a Norwegian vowel still audible under thirty years of English — ran the room by being the only calm person in it.</w:t></w:r></w:p><w:p><w:pPr><w:spacing w:line="400" w:lineRule="auto"/><w:ind w:firstLine="440"/><w:jc w:val="both"/><w:rPr><w:rFonts w:ascii="Georgia" w:hAnsi="Georgia"/><w:color w:val="2B2B2B"/><w:sz w:val="26"/></w:rPr></w:pPr><w:r><w:rPr><w:rFonts w:ascii="Georgia" w:hAnsi="Georgia"/><w:color w:val="2B2B2B"/><w:sz w:val="26"/></w:rPr><w:t xml:space="preserve">Colonel Buchanan’s escalation from the Indiana desk sat at the center of the table: a wedding video that would not stay deleted, an alpaca with, in </w:t></w:r><w:r><w:rPr><w:rFonts w:ascii="Georgia" w:hAnsi="Georgia"/><w:color w:val="2B2B2B"/><w:sz w:val="26"/></w:rPr><w:lastRenderedPageBreak/><w:t>Whitcombe’s phrase, “apparently better clearance than several of the people in this room,” and a wave of similar sightings that Priya Chen’s pattern — now formally adopted, uncredited, as “the Chen index,” a fact that would infuriate Priya for exactly as long as it took Halvorsen to fix it — placed on a curve that had not looked this steep since 1947.</w:t></w:r></w:p><w:p><w:pPr><w:spacing w:line="400" w:lineRule="auto"/><w:ind w:firstLine="440"/><w:jc w:val="both"/><w:rPr><w:rFonts w:ascii="Georgia" w:hAnsi="Georgia"/><w:color w:val="2B2B2B"/><w:sz w:val="26"/></w:rPr></w:pPr><w:r><w:rPr><w:rFonts w:ascii="Georgia" w:hAnsi="Georgia"/><w:color w:val="2B2B2B"/><w:sz w:val="26"/></w:rPr><w:t xml:space="preserve">Agent Berthold, before Duval got that far, had already spent eleven minutes building a considerably more confident theory: that the wedding-video anomaly was, in fact, the visible signature of a Russian electromagnetic-pulse test being run under cover of a civilian celebration, a hypothesis he supported with a chart, three appendices, and a tone that made revising it seem like a personal insult to the chart. Whitcombe let him finish, entirely out of professional courtesy, before pointing out, gently, that Russia had not tested an alpaca since roughly the fall of the Soviet </w:t></w:r><w:r><w:rPr><w:rFonts w:ascii="Georgia" w:hAnsi="Georgia"/><w:color w:val="2B2B2B"/><w:sz w:val="26"/></w:rPr><w:lastRenderedPageBreak/><w:t>Union and was unlikely to start now over a wedding in Indiana. Berthold amended the theory rather than abandoning it, on the grounds that the alpaca could plausibly be a delivery mechanism, and was still drafting the revision when Halvorsen moved the meeting along.</w:t></w:r></w:p><w:p><w:pPr><w:spacing w:line="400" w:lineRule="auto"/><w:ind w:firstLine="440"/><w:jc w:val="both"/><w:rPr><w:rFonts w:ascii="Georgia" w:hAnsi="Georgia"/><w:color w:val="2B2B2B"/><w:sz w:val="26"/></w:rPr></w:pPr><w:r><w:rPr><w:rFonts w:ascii="Georgia" w:hAnsi="Georgia"/><w:color w:val="2B2B2B"/><w:sz w:val="26"/></w:rPr><w:t>Agent Duval proposed, not entirely seriously, that the Directorate consider a formal overture: a translated greeting, offered in good faith, along the old model. Whitcombe reminded the table, with the weary patience of a man who had read the same file three times, that the last recorded attempt at exactly that — three men and a flag, walking toward a hatch in a field in the previous century — was remembered chiefly for how briefly it had lasted. Duval withdrew the suggestion. Nobody minuted whose idea it had originally been, which everybody at the table understood to be its own small mercy.</w:t></w:r></w:p><w:p><w:pPr><w:spacing w:line="400" w:lineRule="auto"/><w:ind w:firstLine="440"/><w:jc w:val="both"/><w:rPr><w:rFonts w:ascii="Georgia" w:hAnsi="Georgia"/><w:color w:val="2B2B2B"/><w:sz w:val="26"/></w:rPr></w:pPr><w:r><w:rPr><w:rFonts w:ascii="Georgia" w:hAnsi="Georgia"/><w:color w:val="2B2B2B"/><w:sz w:val="26"/></w:rPr><w:lastRenderedPageBreak/><w:t>Minutes later recorded that the Directorate had ‘considered outreach and declined, pending further study.’ Whitcombe, reading them over, murmured that pending further study was how the British service spelled we already know. Nobody asked him to repeat it. Berthold asked him to initial the German copy anyway.</w:t></w:r></w:p><w:p><w:pPr><w:spacing w:line="400" w:lineRule="auto"/><w:ind w:firstLine="440"/><w:jc w:val="both"/><w:rPr><w:rFonts w:ascii="Georgia" w:hAnsi="Georgia"/><w:color w:val="2B2B2B"/><w:sz w:val="26"/></w:rPr></w:pPr><w:r><w:rPr><w:rFonts w:ascii="Georgia" w:hAnsi="Georgia"/><w:color w:val="2B2B2B"/><w:sz w:val="26"/></w:rPr><w:t>There was, underneath the comedy, a harder current in the room that week, one Halvorsen did her best to keep off the record: certain capitals wanted a decisive result before Starfall, not another briefing paper. Decisive, in the vocabulary the Directorate’s political masters preferred, rarely meant conversation, and Colonel Buchanan, alone at the table, did not think that vocabulary was wrong.</w:t></w:r></w:p><w:p><w:pPr><w:spacing w:line="400" w:lineRule="auto"/><w:ind w:firstLine="440"/><w:jc w:val="both"/><w:rPr><w:rFonts w:ascii="Georgia" w:hAnsi="Georgia"/><w:color w:val="2B2B2B"/><w:sz w:val="26"/></w:rPr></w:pPr><w:r><w:rPr><w:rFonts w:ascii="Georgia" w:hAnsi="Georgia"/><w:color w:val="2B2B2B"/><w:sz w:val="26"/></w:rPr><w:t xml:space="preserve">Cole had brought a paper from a committee that did not use the Directorate’s name on letterhead. It asked, in language that had been lawyered until it </w:t></w:r><w:r><w:rPr><w:rFonts w:ascii="Georgia" w:hAnsi="Georgia"/><w:color w:val="2B2B2B"/><w:sz w:val="26"/></w:rPr><w:lastRenderedPageBreak/><w:t>could deny having asked, whether a demonstration of force before Starfall would simplify the afterward. Berthold wanted the demonstration to be legal. Duval wanted it to be French. Whitcombe wanted it not to be a demonstration at all. Buchanan sat with her hands flat on the table and said that conversation without a loaded alternative was a hobby. Halvorsen let them talk until the flicker in the left third of the light became the loudest thing in the room, and then she said the Directorate’s job was still to know, not to finish.</w:t></w:r></w:p><w:p><w:pPr><w:spacing w:line="400" w:lineRule="auto"/><w:ind w:firstLine="440"/><w:jc w:val="both"/><w:rPr><w:rFonts w:ascii="Georgia" w:hAnsi="Georgia"/><w:color w:val="2B2B2B"/><w:sz w:val="26"/></w:rPr></w:pPr><w:r><w:rPr><w:rFonts w:ascii="Georgia" w:hAnsi="Georgia"/><w:color w:val="2B2B2B"/><w:sz w:val="26"/></w:rPr><w:t>Afterward, in the corridor that smelled of wet coats, Cole told Dana that knowing had a shelf life. “Once the sky is busy,” Cole said, “the people with flags will not wait for your minutes.” Dana asked who Cole answered to when the flags disagreed. Cole smiled the way people smile when the answer is a building you are not cleared to stand in front of.</w:t></w:r></w:p><w:p><w:pPr><w:spacing w:line="400" w:lineRule="auto"/><w:ind w:firstLine="440"/><w:jc w:val="both"/><w:rPr><w:rFonts w:ascii="Georgia" w:hAnsi="Georgia"/><w:color w:val="2B2B2B"/><w:sz w:val="26"/></w:rPr></w:pPr><w:r><w:rPr><w:rFonts w:ascii="Georgia" w:hAnsi="Georgia"/><w:color w:val="2B2B2B"/><w:sz w:val="26"/></w:rPr><w:lastRenderedPageBreak/><w:t>“We have a private citizen,” Halvorsen said, “circling this case with a podcast host and better raw footage than our own field office collected. We can recruit her, surveil her, or ignore her, and I would like it on the record that ignoring her is not actually one of the three options, whatever Agent Duval’s face is currently suggesting.”</w:t></w:r></w:p><w:p><w:pPr><w:spacing w:line="400" w:lineRule="auto"/><w:ind w:firstLine="440"/><w:jc w:val="both"/><w:rPr><w:rFonts w:ascii="Georgia" w:hAnsi="Georgia"/><w:color w:val="2B2B2B"/><w:sz w:val="26"/></w:rPr></w:pPr><w:r><w:rPr><w:rFonts w:ascii="Georgia" w:hAnsi="Georgia"/><w:color w:val="2B2B2B"/><w:sz w:val="26"/></w:rPr><w:t xml:space="preserve">Duval’s face suggested a great deal. Halvorsen moved on anyway, to the part of the briefing that mattered: whatever had first noticed Earth’s radio chatter back in 1947 had waited thirty-three years before doing anything about it, and the thing it eventually did, forty-six years ago, was start growing a generation of infiltrators disguised as somebody else’s children. The Directorate’s own shorthand for the whole apparatus — the ship, the hybrids, the patient decades of paperwork behind both — had been, since before anyone currently in the room was cleared to ask why, the Feed. And Halo Systems — a </w:t></w:r><w:r><w:rPr><w:rFonts w:ascii="Georgia" w:hAnsi="Georgia"/><w:color w:val="2B2B2B"/><w:sz w:val="26"/></w:rPr><w:lastRenderedPageBreak/><w:t>satellite company that sold the world cheap orbital internet, and had, beneath that business, run the Directorate’s only real operational arm for eleven years — had just built the Feed the biggest broadcast in human history to finish what it started, in the form of a global event called Starfall, two weeks out.</w:t></w:r></w:p><w:p><w:pPr><w:spacing w:line="400" w:lineRule="auto"/><w:ind w:firstLine="440"/><w:jc w:val="both"/><w:rPr><w:rFonts w:ascii="Georgia" w:hAnsi="Georgia"/><w:color w:val="2B2B2B"/><w:sz w:val="26"/></w:rPr></w:pPr><w:r><w:rPr><w:rFonts w:ascii="Georgia" w:hAnsi="Georgia"/><w:color w:val="2B2B2B"/><w:sz w:val="26"/></w:rPr><w:t>“Get me Kade,” Halvorsen finished, “and get me the wedding videographer. In that order, because he’ll actually answer the phone.”</w:t></w:r></w:p><w:p><w:pPr><w:spacing w:line="400" w:lineRule="auto"/><w:ind w:firstLine="440"/><w:jc w:val="both"/><w:rPr><w:rFonts w:ascii="Georgia" w:hAnsi="Georgia"/><w:color w:val="2B2B2B"/><w:sz w:val="26"/></w:rPr></w:pPr><w:r><w:rPr><w:rFonts w:ascii="Georgia" w:hAnsi="Georgia"/><w:color w:val="2B2B2B"/><w:sz w:val="26"/></w:rPr><w:t xml:space="preserve">Kade did not answer the first call. He answered the third, from a number Halvorsen kept on a card in her wallet rather than in any phone the building issued. Dana only heard Halvorsen’s side: the wedding video, the animal, the curve, the eight-then-two weeks. Then Halvorsen said, very clearly, “If Halo runs Starfall as a consumer product while this is sitting in the Trojan swarm, I will treat the broadcast as an unlicensed weapon.” She hung up and looked at Dana. “He’ll take that as a briefing,” she said. “He always does.”</w:t></w:r></w:p><w:p><w:pPr><w:spacing w:before="600" w:after="320" w:line="400" w:lineRule="auto"/><w:jc w:val="center"/><w:rPr><w:rFonts w:ascii="Georgia" w:hAnsi="Georgia"/><w:b/><w:color w:val="3B6EA5"/><w:sz w:val="28"/></w:rPr></w:pPr><w:r><w:rPr><w:rFonts w:ascii="Georgia" w:hAnsi="Georgia"/><w:b/><w:color w:val="3B6EA5"/><w:sz w:val="28"/></w:rPr><w:br w:type="page"/></w:r></w:p><w:p><w:pPr><w:pStyle w:val="Heading2"/><w:spacing w:before="600" w:after="320" w:line="400" w:lineRule="auto"/><w:jc w:val="center"/><w:rPr><w:rFonts w:ascii="Georgia" w:hAnsi="Georgia"/><w:b/><w:color w:val="3B6EA5"/><w:sz w:val="28"/></w:rPr></w:pPr><w:r><w:rPr><w:rFonts w:ascii="Georgia" w:hAnsi="Georgia"/><w:b/><w:color w:val="3B6EA5"/><w:sz w:val="28"/></w:rPr><w:lastRenderedPageBreak/><w:t>The Company That Owns the Sky</w:t></w:r></w:p><w:p><w:pPr><w:spacing w:after="40" w:line="400" w:lineRule="auto"/><w:ind w:left="440" w:right="320"/><w:rPr><w:rFonts w:ascii="Georgia" w:hAnsi="Georgia"/><w:i/><w:color w:val="2B2B2B"/><w:sz w:val="26"/></w:rPr></w:pPr><w:r><w:rPr><w:rFonts w:ascii="Georgia" w:hAnsi="Georgia"/><w:i/><w:iCs/><w:color w:val="2B2B2B"/><w:sz w:val="26"/><w:szCs w:val="20"/></w:rPr><w:t>On cover stories: the best lie is a profitable one. A profitable lie audits itself.</w:t></w:r></w:p><w:p><w:pPr><w:spacing w:after="280" w:line="400" w:lineRule="auto"/><w:ind w:left="440" w:right="320"/><w:rPr><w:rFonts w:ascii="Georgia" w:hAnsi="Georgia"/><w:i/><w:color w:val="2B2B2B"/><w:sz w:val="26"/></w:rPr></w:pPr><w:r><w:rPr><w:rFonts w:ascii="Georgia" w:hAnsi="Georgia"/><w:i/><w:iCs/><w:color w:val="2B2B2B"/><w:sz w:val="26"/><w:szCs w:val="18"/></w:rPr><w:t>— The New Starter’s Handbook, uncleared draft</w:t></w:r></w:p><w:p><w:pPr><w:spacing w:line="400" w:lineRule="auto"/><w:ind w:firstLine="440"/><w:jc w:val="both"/><w:rPr><w:rFonts w:ascii="Georgia" w:hAnsi="Georgia"/><w:color w:val="2B2B2B"/><w:sz w:val="26"/></w:rPr></w:pPr><w:r><w:rPr><w:rFonts w:ascii="Georgia" w:hAnsi="Georgia"/><w:color w:val="2B2B2B"/><w:sz w:val="26"/></w:rPr><w:t xml:space="preserve">Halo Systems sold the world orbital internet from a campus that had been, in a previous decade, a suburban shopping mall, which meant its planetary defense apparatus ran beneath a food court a sentimental facilities director had refused to fully demolish; the escalators still worked, the fountain in the atrium still ran, and the whole building still carried, under the fresh paint, the specific echoing acoustics of a place built for teenagers to loiter in. Dana, summoned upstairs and then, disorientingly, downstairs again, was shown a lobby, a gift shop, and a livestream studio where a rotating cast of employees unboxed the company’s </w:t></w:r><w:r><w:rPr><w:rFonts w:ascii="Georgia" w:hAnsi="Georgia"/><w:color w:val="2B2B2B"/><w:sz w:val="26"/></w:rPr><w:lastRenderedPageBreak/><w:t>consumer hardware for millions of weekly subscribers — a cover so profitable in its own right that Dana understood immediately why it had lasted eleven years without anyone official noticing.</w:t></w:r></w:p><w:p><w:pPr><w:spacing w:line="400" w:lineRule="auto"/><w:ind w:firstLine="440"/><w:jc w:val="both"/><w:rPr><w:rFonts w:ascii="Georgia" w:hAnsi="Georgia"/><w:color w:val="2B2B2B"/><w:sz w:val="26"/></w:rPr></w:pPr><w:r><w:rPr><w:rFonts w:ascii="Georgia" w:hAnsi="Georgia"/><w:color w:val="2B2B2B"/><w:sz w:val="26"/></w:rPr><w:t>Dana arrived by rideshare because the campus directory still listed the address as a shopping plaza. She walked in under a sign that had once said FOOD COURT and now said CAMPUS B in the same tired typeface. The fountain in the atrium ran. A teenager on a bench ate pretzels from a wax bag. Escalators clanked. Trip Calloway met her at the gift shop with a lanyard and a smile calibrated for livestreams, steered her past a stack of branded water bottles, and only then through the EMPLOYEES door. The temperature dropped ten degrees in ten steps. The second door had no handle on this side. It opened inward on a hush that made her ears ring.</w:t></w:r></w:p><w:p><w:pPr><w:spacing w:line="400" w:lineRule="auto"/><w:ind w:firstLine="440"/><w:jc w:val="both"/><w:rPr><w:rFonts w:ascii="Georgia" w:hAnsi="Georgia"/><w:color w:val="2B2B2B"/><w:sz w:val="26"/></w:rPr></w:pPr><w:r><w:rPr><w:rFonts w:ascii="Georgia" w:hAnsi="Georgia"/><w:color w:val="2B2B2B"/><w:sz w:val="26"/></w:rPr><w:t xml:space="preserve">The gift shop sold a mug that said I SAW THE SKY and a child’s cap that said STARFALL CREW. </w:t></w:r><w:r><w:rPr><w:rFonts w:ascii="Georgia" w:hAnsi="Georgia"/><w:color w:val="2B2B2B"/><w:sz w:val="26"/></w:rPr><w:lastRenderedPageBreak/><w:t>Dana turned the cap in her hands. Trip said they moved units. She put it back as if it might go off.</w:t></w:r></w:p><w:p><w:pPr><w:spacing w:line="400" w:lineRule="auto"/><w:ind w:firstLine="440"/><w:jc w:val="both"/><w:rPr><w:rFonts w:ascii="Georgia" w:hAnsi="Georgia"/><w:color w:val="2B2B2B"/><w:sz w:val="26"/></w:rPr></w:pPr><w:r><w:rPr><w:rFonts w:ascii="Georgia" w:hAnsi="Georgia"/><w:color w:val="2B2B2B"/><w:sz w:val="26"/></w:rPr><w:t>Kade did not give tours so much as he allowed walking. They passed a room of people unboxing routers for a camera, a joke so complete it had its own lighting grid. Dana asked how many of them knew. Kade said enough and not enough, which she recognized as the only two quantities the job ever produced. In the control room a junior operator tried to hide a sandwich and failed. The hum on the globe overlay snagged, briefly, over Indiana, and then over a patch of Nevada that the map still labeled as nothing. Kade tapped Nevada once, as if greeting a neighbor he did not like.</w:t></w:r></w:p><w:p><w:pPr><w:spacing w:line="400" w:lineRule="auto"/><w:ind w:firstLine="440"/><w:jc w:val="both"/><w:rPr><w:rFonts w:ascii="Georgia" w:hAnsi="Georgia"/><w:color w:val="2B2B2B"/><w:sz w:val="26"/></w:rPr></w:pPr><w:r><w:rPr><w:rFonts w:ascii="Georgia" w:hAnsi="Georgia"/><w:color w:val="2B2B2B"/><w:sz w:val="26"/></w:rPr><w:t xml:space="preserve">Below the food court, past a door marked EMPLOYEES and a second door marked nothing at all, a control room made the Desk’s basement look like the joke everyone already knew it was: cold air, blue light, the low electrical hum of servers that </w:t></w:r><w:r><w:rPr><w:rFonts w:ascii="Georgia" w:hAnsi="Georgia"/><w:color w:val="2B2B2B"/><w:sz w:val="26"/></w:rPr><w:lastRenderedPageBreak/><w:t>never slept, and none of the microwaved-lunch smell that had followed Dana up from Indiana. Screens tracked orbital debris, weather, and a live global overlay of the exact hum Priya had spent months chasing, mapped in real time by people who had clearly been mapping it since long before the Desk existed.</w:t></w:r></w:p><w:p><w:pPr><w:spacing w:line="400" w:lineRule="auto"/><w:ind w:firstLine="440"/><w:jc w:val="both"/><w:rPr><w:rFonts w:ascii="Georgia" w:hAnsi="Georgia"/><w:color w:val="2B2B2B"/><w:sz w:val="26"/></w:rPr></w:pPr><w:r><w:rPr><w:rFonts w:ascii="Georgia" w:hAnsi="Georgia"/><w:color w:val="2B2B2B"/><w:sz w:val="26"/></w:rPr><w:t>Someone handed her a headset she did not put on. A tech in a black zip-up tracked a cursor across the Pacific and swore, quietly, in a language Dana did not have. The overlay of Priya’s hum — now Halo’s hum, and older — crawled the globe in a sickly green. Kade did not raise his voice. He unrolled the survey on a table that still had a cup ring from somebody’s energy drink and tapped Jupiter as if it were a problem in a textbook.</w:t></w:r></w:p><w:p><w:pPr><w:spacing w:line="400" w:lineRule="auto"/><w:ind w:firstLine="440"/><w:jc w:val="both"/><w:rPr><w:rFonts w:ascii="Georgia" w:hAnsi="Georgia"/><w:color w:val="2B2B2B"/><w:sz w:val="26"/></w:rPr></w:pPr><w:r><w:rPr><w:rFonts w:ascii="Georgia" w:hAnsi="Georgia"/><w:color w:val="2B2B2B"/><w:sz w:val="26"/></w:rPr><w:t xml:space="preserve">Elias Kade — mid-fifties, silver crew cut, the kind of permanent squint pilots and astronauts keep long after they’ve stopped needing to read an </w:t></w:r><w:r><w:rPr><w:rFonts w:ascii="Georgia" w:hAnsi="Georgia"/><w:color w:val="2B2B2B"/><w:sz w:val="26"/></w:rPr><w:lastRenderedPageBreak/><w:t>instrument panel in bright sun, a voice pitched low and level and built for delivering bad news to a room without raising it — introduced himself the way a man does who has stopped needing the introduction to do any work for him. He offered Dana a chair and the truth, in that order, which she was coming to recognize as the higher compliment in this line of work.</w:t></w:r></w:p><w:p><w:pPr><w:spacing w:line="400" w:lineRule="auto"/><w:ind w:firstLine="440"/><w:jc w:val="both"/><w:rPr><w:rFonts w:ascii="Georgia" w:hAnsi="Georgia"/><w:color w:val="2B2B2B"/><w:sz w:val="26"/></w:rPr></w:pPr><w:r><w:rPr><w:rFonts w:ascii="Georgia" w:hAnsi="Georgia"/><w:color w:val="2B2B2B"/><w:sz w:val="26"/></w:rPr><w:t>“We used to tell new arrivals it came from somewhere far away,” Kade said. “It’s a better story. People like a war with a commute. The truth is worse for morale and better for physics.”</w:t></w:r></w:p><w:p><w:pPr><w:spacing w:line="400" w:lineRule="auto"/><w:ind w:firstLine="440"/><w:jc w:val="both"/><w:rPr><w:rFonts w:ascii="Georgia" w:hAnsi="Georgia"/><w:color w:val="2B2B2B"/><w:sz w:val="26"/></w:rPr></w:pPr><w:r><w:rPr><w:rFonts w:ascii="Georgia" w:hAnsi="Georgia"/><w:color w:val="2B2B2B"/><w:sz w:val="26"/></w:rPr><w:t xml:space="preserve">Before the survey came out, Kade walked her past a glass office that still said GOVERNMENT RELATIONS on the door from the mall-conversion year. Trip Calloway was in it, on a call, saying the words scheduled maintenance to someone who wanted a press release. Kade did not lower his voice. “That office is how we stay a company,” he said. </w:t></w:r><w:r><w:rPr><w:rFonts w:ascii="Georgia" w:hAnsi="Georgia"/><w:color w:val="2B2B2B"/><w:sz w:val="26"/></w:rPr><w:lastRenderedPageBreak/><w:t>“This floor is how we stay a problem the companies can still sit next to. Eleven years ago Halvorsen needed an operational arm that would not show up in a defense budget. I needed a license to put metal over every city that would buy internet. We signed the ugly version of both sentences.”</w:t></w:r></w:p><w:p><w:pPr><w:spacing w:line="400" w:lineRule="auto"/><w:ind w:firstLine="440"/><w:jc w:val="both"/><w:rPr><w:rFonts w:ascii="Georgia" w:hAnsi="Georgia"/><w:color w:val="2B2B2B"/><w:sz w:val="26"/></w:rPr></w:pPr><w:r><w:rPr><w:rFonts w:ascii="Georgia" w:hAnsi="Georgia"/><w:color w:val="2B2B2B"/><w:sz w:val="26"/></w:rPr><w:t xml:space="preserve">Government Relations still had the mall’s old tile in one corner, a square of terrazzo nobody had budgeted to replace. Trip’s headset light blinked green. Through the glass, the livestream studio threw a white that made the control-room hallway look like evening. Somewhere a pretzels warmer from the conversion year still ran on a timer; the sweet-salt smell reached this floor when the air handlers changed shift. Kade’s own office, when they reached it, was colder. A flight jacket on a hook. A photograph of Milo on a bike, the colors slightly wrong, as if the printer had been guessing. The </w:t></w:r><w:r><w:rPr><w:rFonts w:ascii="Georgia" w:hAnsi="Georgia"/><w:color w:val="2B2B2B"/><w:sz w:val="26"/></w:rPr><w:lastRenderedPageBreak/><w:t>window looked onto the parking lot and a sign that still advertised mattresses.</w:t></w:r></w:p><w:p><w:pPr><w:spacing w:line="400" w:lineRule="auto"/><w:ind w:firstLine="440"/><w:jc w:val="both"/><w:rPr><w:rFonts w:ascii="Georgia" w:hAnsi="Georgia"/><w:color w:val="2B2B2B"/><w:sz w:val="26"/></w:rPr></w:pPr><w:r><w:rPr><w:rFonts w:ascii="Georgia" w:hAnsi="Georgia"/><w:color w:val="2B2B2B"/><w:sz w:val="26"/></w:rPr><w:t>Dana asked who could unsign them. Kade said Buchanan thought she could, every time she sent an authorization that treated Halo like a contractor instead of a country that happened to file quarterly reports. “She’s not wrong that we built the microphone,” he said. “She’s wrong that the people who paid for the satellites get to choose the song without hearing it first.”</w:t></w:r></w:p><w:p><w:pPr><w:spacing w:line="400" w:lineRule="auto"/><w:ind w:firstLine="440"/><w:jc w:val="both"/><w:rPr><w:rFonts w:ascii="Georgia" w:hAnsi="Georgia"/><w:color w:val="2B2B2B"/><w:sz w:val="26"/></w:rPr></w:pPr><w:r><w:rPr><w:rFonts w:ascii="Georgia" w:hAnsi="Georgia"/><w:color w:val="2B2B2B"/><w:sz w:val="26"/></w:rPr><w:t xml:space="preserve">Kade unrolled a decades-old astronomical survey with a patch of sky near Jupiter circled in a hand that wasn’t his. “They left home more than forty thousand years ago,” he said. “Their sun was already going wrong, and nobody has ever built anything faster than light, so they built something that didn’t need to be fast. It needed to hold a population instead of a crew. A generation ship. Everyone currently aboard was born aboard. </w:t></w:r><w:r><w:rPr><w:rFonts w:ascii="Georgia" w:hAnsi="Georgia"/><w:color w:val="2B2B2B"/><w:sz w:val="26"/></w:rPr><w:lastRenderedPageBreak/><w:t>Nobody currently making decisions has ever stood on the ground their species left.”</w:t></w:r></w:p><w:p><w:pPr><w:spacing w:line="400" w:lineRule="auto"/><w:ind w:firstLine="440"/><w:jc w:val="both"/><w:rPr><w:rFonts w:ascii="Georgia" w:hAnsi="Georgia"/><w:color w:val="2B2B2B"/><w:sz w:val="26"/></w:rPr></w:pPr><w:r><w:rPr><w:rFonts w:ascii="Georgia" w:hAnsi="Georgia"/><w:color w:val="2B2B2B"/><w:sz w:val="26"/></w:rPr><w:t>“They’re still traveling,” Dana guessed.</w:t></w:r></w:p><w:p><w:pPr><w:spacing w:line="400" w:lineRule="auto"/><w:ind w:firstLine="440"/><w:jc w:val="both"/><w:rPr><w:rFonts w:ascii="Georgia" w:hAnsi="Georgia"/><w:color w:val="2B2B2B"/><w:sz w:val="26"/></w:rPr></w:pPr><w:r><w:rPr><w:rFonts w:ascii="Georgia" w:hAnsi="Georgia"/><w:color w:val="2B2B2B"/><w:sz w:val="26"/></w:rPr><w:t xml:space="preserve">“They stopped traveling a long time ago. They’re parked in the Trojan swarm, sixty degrees ahead of Jupiter, tucked in with a crowd of dark rock the surveys had already agreed was boring. The hull is a few kilometers across. A moon would have been famous. Have been there for longer than anyone downstairs will tell me exactly. A great deal longer than forty-six years, which is the number you actually want. It has a name, according to Feld — several committees long, something that translates roughly as Vessel of Continuance, Charter Revised — and everyone currently aboard it, Feld included, just calls it the Boat.”</w:t></w:r></w:p><w:p><w:pPr><w:spacing w:line="400" w:lineRule="auto"/><w:ind w:firstLine="440"/><w:jc w:val="both"/><w:rPr><w:rFonts w:ascii="Georgia" w:hAnsi="Georgia"/><w:color w:val="2B2B2B"/><w:sz w:val="26"/></w:rPr></w:pPr><w:r><w:rPr><w:rFonts w:ascii="Georgia" w:hAnsi="Georgia"/><w:color w:val="2B2B2B"/><w:sz w:val="26"/></w:rPr><w:t>“What happened forty-six years ago?”</w:t></w:r></w:p><w:p><w:pPr><w:spacing w:line="400" w:lineRule="auto"/><w:ind w:firstLine="440"/><w:jc w:val="both"/><w:rPr><w:rFonts w:ascii="Georgia" w:hAnsi="Georgia"/><w:color w:val="2B2B2B"/><w:sz w:val="26"/></w:rPr></w:pPr><w:r><w:rPr><w:rFonts w:ascii="Georgia" w:hAnsi="Georgia"/><w:color w:val="2B2B2B"/><w:sz w:val="26"/></w:rPr><w:lastRenderedPageBreak/><w:t>“They came closer. Sent small craft in-system, quietly, and did the thing a patient species does once it’s finally near enough to a living world to plan a visit: took samples. Blood, tissue, the ordinary theft people have been reporting to police stations for exactly that long without anyone official writing it down as anything but nerves. They’d been traveling so long that whatever they looked like when they left wasn’t going to walk down an American street without somebody noticing. So they built a generation that would.”</w:t></w:r></w:p><w:p><w:pPr><w:spacing w:line="400" w:lineRule="auto"/><w:ind w:firstLine="440"/><w:jc w:val="both"/><w:rPr><w:rFonts w:ascii="Georgia" w:hAnsi="Georgia"/><w:color w:val="2B2B2B"/><w:sz w:val="26"/></w:rPr></w:pPr><w:r><w:rPr><w:rFonts w:ascii="Georgia" w:hAnsi="Georgia"/><w:color w:val="2B2B2B"/><w:sz w:val="26"/></w:rPr><w:t>Kade let that sit a moment before he finished it. “They grew hybrids. Old technique, older than ours, not especially mysterious once you’re told it’s possible — and swapped them, as infants, for children born the same night in the same hospitals. The originals went up to be studied. Some still are. The substitutes went home with people who never once doubted whose baby they were holding.”</w:t></w:r></w:p><w:p><w:pPr><w:spacing w:line="400" w:lineRule="auto"/><w:ind w:firstLine="440"/><w:jc w:val="both"/><w:rPr><w:rFonts w:ascii="Georgia" w:hAnsi="Georgia"/><w:color w:val="2B2B2B"/><w:sz w:val="26"/></w:rPr></w:pPr><w:r><w:rPr><w:rFonts w:ascii="Georgia" w:hAnsi="Georgia"/><w:color w:val="2B2B2B"/><w:sz w:val="26"/></w:rPr><w:lastRenderedPageBreak/><w:t>Dana asked to see a file. Kade gave her three, which was his way of saying she would not like the first. Photographs of infants that could have been anyone’s. A hospital corridor in Ohio, 1981, a clock on the wall stopped at a time that meant visiting hours. A list of names that had been ordinary names until you knew to be afraid of them. She closed the third file and kept her hands on it so they would have something to do. “How many,” she said. Kade said they had stopped counting in public in 2009 and had not started again in private either.</w:t></w:r></w:p><w:p><w:pPr><w:spacing w:line="400" w:lineRule="auto"/><w:ind w:firstLine="440"/><w:jc w:val="both"/><w:rPr><w:rFonts w:ascii="Georgia" w:hAnsi="Georgia"/><w:color w:val="2B2B2B"/><w:sz w:val="26"/></w:rPr></w:pPr><w:r><w:rPr><w:rFonts w:ascii="Georgia" w:hAnsi="Georgia"/><w:color w:val="2B2B2B"/><w:sz w:val="26"/></w:rPr><w:t>The room tilted for Dana the way it had the morning the confetti came down. “They were raised human.”</w:t></w:r></w:p><w:p><w:pPr><w:spacing w:line="400" w:lineRule="auto"/><w:ind w:firstLine="440"/><w:jc w:val="both"/><w:rPr><w:rFonts w:ascii="Georgia" w:hAnsi="Georgia"/><w:color w:val="2B2B2B"/><w:sz w:val="26"/></w:rPr></w:pPr><w:r><w:rPr><w:rFonts w:ascii="Georgia" w:hAnsi="Georgia"/><w:color w:val="2B2B2B"/><w:sz w:val="26"/></w:rPr><w:t xml:space="preserve">“Raised by humans. Not quite the same sentence. Every one of them got something installed at the base of the skull in the same hospital procedure that did the swapping, smaller than a grain of rice, doing two jobs at once ever since. Most </w:t></w:r><w:r><w:rPr><w:rFonts w:ascii="Georgia" w:hAnsi="Georgia"/><w:color w:val="2B2B2B"/><w:sz w:val="26"/></w:rPr><w:lastRenderedPageBreak/><w:t xml:space="preserve">of what it does is trivial and constant — a pulse, basically, the alien equivalent of a dog tag: alive, located, unharmed. It doesn’t have the power budget to stream a life in real time, whatever the movies would have you believe. The actual content — what a person thinks, notices, suspects — only uploads during a visit. Missing hours a mother would blame on a bad babysitter, a fever, a fall nobody could quite remember happening. Spaced carefully enough, over enough years, to run a whole second curriculum alongside the one at the local school, and to empty out whatever the first curriculum had put in that quarter. You grow up going to birthday parties and Little League, and also, three or four times a year, somewhere with no windows and nothing on the walls that would remind you the planet under your feet had a name. Do that from infancy and you get someone who can pass a lie detector about loving their sister, because </w:t></w:r><w:r><w:rPr><w:rFonts w:ascii="Georgia" w:hAnsi="Georgia"/><w:color w:val="2B2B2B"/><w:sz w:val="26"/></w:rPr><w:lastRenderedPageBreak/><w:t>they do. And still answer a bell that was never rung by anyone the sister ever met.”</w:t></w:r></w:p><w:p><w:pPr><w:spacing w:line="400" w:lineRule="auto"/><w:ind w:firstLine="440"/><w:jc w:val="both"/><w:rPr><w:rFonts w:ascii="Georgia" w:hAnsi="Georgia"/><w:color w:val="2B2B2B"/><w:sz w:val="26"/></w:rPr></w:pPr><w:r><w:rPr><w:rFonts w:ascii="Georgia" w:hAnsi="Georgia"/><w:color w:val="2B2B2B"/><w:sz w:val="26"/></w:rPr><w:t>Kade let Dana sit with that before he added the part he clearly liked least. “Which means whatever your Desk has been doing to Dominic Reyes for the last two weeks is currently sitting in his head like a letter he hasn’t mailed yet. Nobody up there knows a thing about you until his next visit is due.”</w:t></w:r></w:p><w:p><w:pPr><w:spacing w:line="400" w:lineRule="auto"/><w:ind w:firstLine="440"/><w:jc w:val="both"/><w:rPr><w:rFonts w:ascii="Georgia" w:hAnsi="Georgia"/><w:color w:val="2B2B2B"/><w:sz w:val="26"/></w:rPr></w:pPr><w:r><w:rPr><w:rFonts w:ascii="Georgia" w:hAnsi="Georgia"/><w:color w:val="2B2B2B"/><w:sz w:val="26"/></w:rPr><w:t>“When’s that,” Dana said, already reaching for her phone.</w:t></w:r></w:p><w:p><w:pPr><w:spacing w:line="400" w:lineRule="auto"/><w:ind w:firstLine="440"/><w:jc w:val="both"/><w:rPr><w:rFonts w:ascii="Georgia" w:hAnsi="Georgia"/><w:color w:val="2B2B2B"/><w:sz w:val="26"/></w:rPr></w:pPr><w:r><w:rPr><w:rFonts w:ascii="Georgia" w:hAnsi="Georgia"/><w:color w:val="2B2B2B"/><w:sz w:val="26"/></w:rPr><w:t>“That’s the good news and the bad news in the same sentence, isn’t it,” Kade admitted. “We don’t know. Feld’s stopped getting visits, obviously. We’re working from his old schedule and hoping the ship keeps a calendar the way everyone else does.”</w:t></w:r></w:p><w:p><w:pPr><w:spacing w:line="400" w:lineRule="auto"/><w:ind w:firstLine="440"/><w:jc w:val="both"/><w:rPr><w:rFonts w:ascii="Georgia" w:hAnsi="Georgia"/><w:color w:val="2B2B2B"/><w:sz w:val="26"/></w:rPr></w:pPr><w:r><w:rPr><w:rFonts w:ascii="Georgia" w:hAnsi="Georgia"/><w:color w:val="2B2B2B"/><w:sz w:val="26"/></w:rPr><w:t>“That’s Dominic,” Dana said. It wasn’t a question.</w:t></w:r></w:p><w:p><w:pPr><w:spacing w:line="400" w:lineRule="auto"/><w:ind w:firstLine="440"/><w:jc w:val="both"/><w:rPr><w:rFonts w:ascii="Georgia" w:hAnsi="Georgia"/><w:color w:val="2B2B2B"/><w:sz w:val="26"/></w:rPr></w:pPr><w:r><w:rPr><w:rFonts w:ascii="Georgia" w:hAnsi="Georgia"/><w:color w:val="2B2B2B"/><w:sz w:val="26"/></w:rPr><w:t xml:space="preserve">“That’s most of what the Dipstick catches, once you know to look. Call it a second education rather </w:t></w:r><w:r><w:rPr><w:rFonts w:ascii="Georgia" w:hAnsi="Georgia"/><w:color w:val="2B2B2B"/><w:sz w:val="26"/></w:rPr><w:lastRenderedPageBreak/><w:t>than a possession — one running quietly underneath the first for thirty-odd years, waiting for a signal loud enough to hear.”</w:t></w:r></w:p><w:p><w:pPr><w:spacing w:after="40" w:line="400" w:lineRule="auto"/><w:ind w:left="440" w:right="320"/><w:rPr><w:rFonts w:ascii="Georgia" w:hAnsi="Georgia"/><w:i/><w:color w:val="2B2B2B"/><w:sz w:val="26"/></w:rPr></w:pPr><w:r><w:rPr><w:rFonts w:ascii="Georgia" w:hAnsi="Georgia"/><w:i/><w:iCs/><w:color w:val="2B2B2B"/><w:sz w:val="26"/><w:szCs w:val="20"/></w:rPr><w:t>On generation ships: a vessel built to carry a civilization for forty thousand years will, as a matter of engineering necessity, also carry that civilization’s committees, subcommittees, and at least one working group whose original mandate nobody currently aboard can locate.</w:t></w:r></w:p><w:p><w:pPr><w:spacing w:after="280" w:line="400" w:lineRule="auto"/><w:ind w:left="440" w:right="320"/><w:rPr><w:rFonts w:ascii="Georgia" w:hAnsi="Georgia"/><w:i/><w:color w:val="2B2B2B"/><w:sz w:val="26"/></w:rPr></w:pPr><w:r><w:rPr><w:rFonts w:ascii="Georgia" w:hAnsi="Georgia"/><w:i/><w:iCs/><w:color w:val="2B2B2B"/><w:sz w:val="26"/><w:szCs w:val="18"/></w:rPr><w:t>— The New Starter’s Handbook, uncleared draft</w:t></w:r></w:p><w:p><w:pPr><w:spacing w:line="400" w:lineRule="auto"/><w:ind w:firstLine="440"/><w:jc w:val="both"/><w:rPr><w:rFonts w:ascii="Georgia" w:hAnsi="Georgia"/><w:color w:val="2B2B2B"/><w:sz w:val="26"/></w:rPr></w:pPr><w:r><w:rPr><w:rFonts w:ascii="Georgia" w:hAnsi="Georgia"/><w:color w:val="2B2B2B"/><w:sz w:val="26"/></w:rPr><w:t>“Why now,” Dana pressed. “Why Starfall, why this year, after forty-six years of patience.”</w:t></w:r></w:p><w:p><w:pPr><w:spacing w:line="400" w:lineRule="auto"/><w:ind w:firstLine="440"/><w:jc w:val="both"/><w:rPr><w:rFonts w:ascii="Georgia" w:hAnsi="Georgia"/><w:color w:val="2B2B2B"/><w:sz w:val="26"/></w:rPr></w:pPr><w:r><w:rPr><w:rFonts w:ascii="Georgia" w:hAnsi="Georgia"/><w:color w:val="2B2B2B"/><w:sz w:val="26"/></w:rPr><w:t xml:space="preserve">“Two reasons, best as Feld can piece together, and neither one is conquest for its own sake. The ship is old — forty thousand years and however many generations of duct tape past its warranty — and something that size doesn’t fail gracefully. And we keep building better eyes. Halo put four hundred satellites up this year alone, and the next constellation is good enough to notice a dark hull a few kilometers across sitting where the Trojan surveys had agreed there was only rock. They’re not choosing this moment because they’re finally ready. They’re choosing it because they’re increasingly afraid we’re about to notice them whether they’re ready or not, and a species that’s been patient for forty thousand years does not enjoy discovering it has a deadline.”</w:t></w:r></w:p><w:p><w:pPr><w:spacing w:line="400" w:lineRule="auto"/><w:ind w:firstLine="440"/><w:jc w:val="both"/><w:rPr><w:rFonts w:ascii="Georgia" w:hAnsi="Georgia"/><w:color w:val="2B2B2B"/><w:sz w:val="26"/></w:rPr></w:pPr><w:r><w:rPr><w:rFonts w:ascii="Georgia" w:hAnsi="Georgia"/><w:color w:val="2B2B2B"/><w:sz w:val="26"/></w:rPr><w:t xml:space="preserve">“Proxies,” Kade said, before Dana could ask. “Not adults who picked something up along the way. Hybrids, swapped in as infants, raised human right up until the bell rings. Most don’t know what they are. A few have found out early, the way Feld did, and most of those decided the life they’d actually lived outweighed the one they’d been assigned. One of them decided it loudly enough to walk into a Directorate field office. He’s most of the reason we </w:t></w:r><w:r><w:rPr><w:rFonts w:ascii="Georgia" w:hAnsi="Georgia"/><w:color w:val="2B2B2B"/><w:sz w:val="26"/></w:rPr><w:lastRenderedPageBreak/><w:t>know any of this, and I’d rather you heard the rest from him than from me.”</w:t></w:r></w:p><w:p><w:pPr><w:spacing w:line="400" w:lineRule="auto"/><w:ind w:firstLine="440"/><w:jc w:val="both"/><w:rPr><w:rFonts w:ascii="Georgia" w:hAnsi="Georgia"/><w:color w:val="2B2B2B"/><w:sz w:val="26"/></w:rPr></w:pPr><w:r><w:rPr><w:rFonts w:ascii="Georgia" w:hAnsi="Georgia"/><w:color w:val="2B2B2B"/><w:sz w:val="26"/></w:rPr><w:t>Kade told her about Starfall last, because it was the part he clearly hated saying out loud: his own company’s global light show, timed to a total eclipse, one point one billion people watching a single synchronized broadcast, two weeks out — loud enough, wide enough, and synchronized enough to reach every sleeping hybrid on the planet at once, and ring the bell for all of them on the same night.</w:t></w:r></w:p><w:p><w:pPr><w:spacing w:line="400" w:lineRule="auto"/><w:ind w:firstLine="440"/><w:jc w:val="both"/><w:rPr><w:rFonts w:ascii="Georgia" w:hAnsi="Georgia"/><w:color w:val="2B2B2B"/><w:sz w:val="26"/></w:rPr></w:pPr><w:r><w:rPr><w:rFonts w:ascii="Georgia" w:hAnsi="Georgia"/><w:color w:val="2B2B2B"/><w:sz w:val="26"/></w:rPr><w:t>“We built the microphone,” Kade said. “They’ve been waiting forty-six years for someone to hand them the stage. I keep asking myself whether the fight we’ve been having is even the right one, or whether nobody ever tried handing that ship anything else.”</w:t></w:r></w:p><w:p><w:pPr><w:spacing w:before="600" w:after="320" w:line="400" w:lineRule="auto"/><w:jc w:val="center"/><w:rPr><w:rFonts w:ascii="Georgia" w:hAnsi="Georgia"/><w:b/><w:color w:val="3B6EA5"/><w:sz w:val="28"/></w:rPr></w:pPr><w:r><w:rPr><w:rFonts w:ascii="Georgia" w:hAnsi="Georgia"/><w:b/><w:color w:val="3B6EA5"/><w:sz w:val="28"/></w:rPr><w:br w:type="page"/></w:r></w:p><w:p><w:pPr><w:pStyle w:val="Heading2"/><w:spacing w:before="600" w:after="320" w:line="400" w:lineRule="auto"/><w:jc w:val="center"/><w:rPr><w:rFonts w:ascii="Georgia" w:hAnsi="Georgia"/><w:b/><w:color w:val="3B6EA5"/><w:sz w:val="28"/></w:rPr></w:pPr><w:r><w:rPr><w:rFonts w:ascii="Georgia" w:hAnsi="Georgia"/><w:b/><w:color w:val="3B6EA5"/><w:sz w:val="28"/></w:rPr><w:lastRenderedPageBreak/><w:t>What Jesse Found in the Desert</w:t></w:r></w:p><w:p><w:pPr><w:spacing w:after="40" w:line="400" w:lineRule="auto"/><w:ind w:left="440" w:right="320"/><w:rPr><w:rFonts w:ascii="Georgia" w:hAnsi="Georgia"/><w:i/><w:color w:val="2B2B2B"/><w:sz w:val="26"/></w:rPr></w:pPr><w:r><w:rPr><w:rFonts w:ascii="Georgia" w:hAnsi="Georgia"/><w:i/><w:iCs/><w:color w:val="2B2B2B"/><w:sz w:val="26"/><w:szCs w:val="20"/></w:rPr><w:t>On deserts: every country keeps at least one. This is not a coincidence. It is a filing system.</w:t></w:r></w:p><w:p><w:pPr><w:spacing w:after="280" w:line="400" w:lineRule="auto"/><w:ind w:left="440" w:right="320"/><w:rPr><w:rFonts w:ascii="Georgia" w:hAnsi="Georgia"/><w:i/><w:color w:val="2B2B2B"/><w:sz w:val="26"/></w:rPr></w:pPr><w:r><w:rPr><w:rFonts w:ascii="Georgia" w:hAnsi="Georgia"/><w:i/><w:iCs/><w:color w:val="2B2B2B"/><w:sz w:val="26"/><w:szCs w:val="18"/></w:rPr><w:t>— The New Starter’s Handbook, uncleared draft</w:t></w:r></w:p><w:p><w:pPr><w:spacing w:line="400" w:lineRule="auto"/><w:ind w:firstLine="440"/><w:jc w:val="both"/><w:rPr><w:rFonts w:ascii="Georgia" w:hAnsi="Georgia"/><w:color w:val="2B2B2B"/><w:sz w:val="26"/></w:rPr></w:pPr><w:r><w:rPr><w:rFonts w:ascii="Georgia" w:hAnsi="Georgia"/><w:color w:val="2B2B2B"/><w:sz w:val="26"/></w:rPr><w:lastRenderedPageBreak/><w:t>They drove. The motel outside Tonopah had a pool with no water and an ice machine that produced a sound like gravel in a drum. Nora slept in her clothes the first night and on top of the covers the second, boots pointed at the door. Jesse took the chair and did not pretend it was chivalry; it was the angle on the parking lot. On the fifth day the thermal contact sent a pin and a warning not to use the main gate. The compound sat in scrub the color of a grocery bag, a generator shed ticking in the heat, a fence that threw a hard shadow. The air smelled of creosote and hot metal. Nora’s shirt stuck to her back. Jesse’s camera strap left a welt on his neck that he kept touching and then stopping touching.</w:t></w:r></w:p><w:p><w:pPr><w:spacing w:line="400" w:lineRule="auto"/><w:ind w:firstLine="440"/><w:jc w:val="both"/><w:rPr><w:rFonts w:ascii="Georgia" w:hAnsi="Georgia"/><w:color w:val="2B2B2B"/><w:sz w:val="26"/></w:rPr></w:pPr><w:r><w:rPr><w:rFonts w:ascii="Georgia" w:hAnsi="Georgia"/><w:color w:val="2B2B2B"/><w:sz w:val="26"/></w:rPr><w:t xml:space="preserve">In the hour before the fence, in a motel room that smelled like the ice machine down the hall, Jesse caught himself laughing at something Nora said for the fourth time that night and made a private note, filed immediately under problems for </w:t></w:r><w:r><w:rPr><w:rFonts w:ascii="Georgia" w:hAnsi="Georgia"/><w:color w:val="2B2B2B"/><w:sz w:val="26"/></w:rPr><w:lastRenderedPageBreak/><w:t>later, that he no longer found her remotely insufferable. Nora, for her part, had stopped bracing for him to reach for his recorder some unnoticed number of days earlier, and couldn’t have named the day it happened if asked. He’d almost told her so. He filed that for later too. Then the thermal-imaging contact texted back with coordinates, and the moment did what moments on a stakeout always do, which is wait its turn.</w:t></w:r></w:p><w:p><w:pPr><w:spacing w:line="400" w:lineRule="auto"/><w:ind w:firstLine="440"/><w:jc w:val="both"/><w:rPr><w:rFonts w:ascii="Georgia" w:hAnsi="Georgia"/><w:color w:val="2B2B2B"/><w:sz w:val="26"/></w:rPr></w:pPr><w:r><w:rPr><w:rFonts w:ascii="Georgia" w:hAnsi="Georgia"/><w:color w:val="2B2B2B"/><w:sz w:val="26"/></w:rPr><w:t xml:space="preserve">They left the car a quarter mile off, doors not quite latched so the slam would not carry. Gravel under the boot. A jackrabbit going sideways through the scrub. The motion light Jesse nearly walked into sat low on a post that had been added after the crypto story, new bolts on old pipe. Nora’s palm on his chest was sudden and flat and stayed one beat longer than the light required. They found the gap where the chain-link had been cut and tied back with wire the color of the fence. Inside, server racks </w:t></w:r><w:r><w:rPr><w:rFonts w:ascii="Georgia" w:hAnsi="Georgia"/><w:color w:val="2B2B2B"/><w:sz w:val="26"/></w:rPr><w:lastRenderedPageBreak/><w:t>breathed. Status lights blinked in a rhythm that was not cooling. Nora filmed. Jesse whispered the word relay and then, because whispering it did not make it smaller, stopped talking.</w:t></w:r></w:p><w:p><w:pPr><w:spacing w:line="400" w:lineRule="auto"/><w:ind w:firstLine="440"/><w:jc w:val="both"/><w:rPr><w:rFonts w:ascii="Georgia" w:hAnsi="Georgia"/><w:color w:val="2B2B2B"/><w:sz w:val="26"/></w:rPr></w:pPr><w:r><w:rPr><w:rFonts w:ascii="Georgia" w:hAnsi="Georgia"/><w:color w:val="2B2B2B"/><w:sz w:val="26"/></w:rPr><w:t xml:space="preserve">A patrol round came along the inner fence, two men in unmarked jackets, a flashlight cutting the scrub. Jesse and Nora went flat behind the </w:t></w:r><w:r><w:rPr><w:rFonts w:ascii="Georgia" w:hAnsi="Georgia"/><w:color w:val="2B2B2B"/><w:sz w:val="26"/></w:rPr><w:lastRenderedPageBreak/><w:t>generator shed. Oil and dust in the mouth. The light passed over the shed roof, paused on the gap in the chain-link, and moved on. One of the men laughed at something that did not carry. When the steps faded, Nora’s hands were shaking hard enough that she had to set the camera on the ground before she could use it. Jesse mouthed later. She nodded at the dirt.</w:t></w:r></w:p><w:p><w:pPr><w:spacing w:line="400" w:lineRule="auto"/><w:ind w:firstLine="440"/><w:jc w:val="both"/><w:rPr><w:rFonts w:ascii="Georgia" w:hAnsi="Georgia"/><w:color w:val="2B2B2B"/><w:sz w:val="26"/></w:rPr></w:pPr><w:r><w:rPr><w:rFonts w:ascii="Georgia" w:hAnsi="Georgia"/><w:color w:val="2B2B2B"/><w:sz w:val="26"/></w:rPr><w:t>What the racks were listening to, Priya would confirm days later, was not addressed to anyone on Earth at all. It was a relay, patched together and quietly maintained for four and a half decades, forwarding everything it heard out past the asteroid belt to something considerably larger than a server farm.</w:t></w:r></w:p><w:p><w:pPr><w:spacing w:line="400" w:lineRule="auto"/><w:ind w:firstLine="440"/><w:jc w:val="both"/><w:rPr><w:rFonts w:ascii="Georgia" w:hAnsi="Georgia"/><w:color w:val="2B2B2B"/><w:sz w:val="26"/></w:rPr></w:pPr><w:r><w:rPr><w:rFonts w:ascii="Georgia" w:hAnsi="Georgia"/><w:color w:val="2B2B2B"/><w:sz w:val="26"/></w:rPr><w:t xml:space="preserve">They were three minutes from the fence when the actual professionals arrived: a Directorate field team, sent by Halvorsen the day before on a lead Priya had traced independently, who caught two </w:t></w:r><w:r><w:rPr><w:rFonts w:ascii="Georgia" w:hAnsi="Georgia"/><w:color w:val="2B2B2B"/><w:sz w:val="26"/></w:rPr><w:lastRenderedPageBreak/><w:t>civilians with a camera and a recorder crouched outside a facility neither civilian was supposed to know existed, and who spent a genuinely uncomfortable twenty minutes trying to determine whether Nora and Jesse were assets, liabilities, or simply the unluckiest true-crime podcast duo in America.</w:t></w:r></w:p><w:p><w:pPr><w:spacing w:line="400" w:lineRule="auto"/><w:ind w:firstLine="440"/><w:jc w:val="both"/><w:rPr><w:rFonts w:ascii="Georgia" w:hAnsi="Georgia"/><w:color w:val="2B2B2B"/><w:sz w:val="26"/></w:rPr></w:pPr><w:r><w:rPr><w:rFonts w:ascii="Georgia" w:hAnsi="Georgia"/><w:color w:val="2B2B2B"/><w:sz w:val="26"/></w:rPr><w:t xml:space="preserve">The Directorate van came without sirens and with too many doors opening at once. A light in Nora’s face. A voice telling her to drop the camera, which she did not, and then a second voice telling the first voice to mind the civilians. Steve descended the van ramp with the unhurried contempt of a creature who had already decided the evening’s seating chart. He stopped three feet from the new consultant and refused, absolutely, to take another. The man smiled the way people smile on identification badges. Dana, arriving two minutes behind the van in a second vehicle that smelled of </w:t></w:r><w:r><w:rPr><w:rFonts w:ascii="Georgia" w:hAnsi="Georgia"/><w:color w:val="2B2B2B"/><w:sz w:val="26"/></w:rPr><w:lastRenderedPageBreak/><w:t>Steve already, put the cartridge against the consultant’s finger before anyone had agreed that was the plan. The color came up. The smile stayed a second too long and then left the face as if a plug had been pulled.</w:t></w:r></w:p><w:p><w:pPr><w:spacing w:line="400" w:lineRule="auto"/><w:ind w:firstLine="440"/><w:jc w:val="both"/><w:rPr><w:rFonts w:ascii="Georgia" w:hAnsi="Georgia"/><w:color w:val="2B2B2B"/><w:sz w:val="26"/></w:rPr></w:pPr><w:r><w:rPr><w:rFonts w:ascii="Georgia" w:hAnsi="Georgia"/><w:color w:val="2B2B2B"/><w:sz w:val="26"/></w:rPr><w:t>He ran. Not far. Warren was older and should not have caught him and did, a hand in the back of a windbreaker, both of them going down in the dust beside the generator shed. The man did not fight like a person protecting a body. He fought like a person protecting a schedule. Buchanan’s team had cuffs on him before the dust settled.</w:t></w:r></w:p><w:p><w:pPr><w:spacing w:line="400" w:lineRule="auto"/><w:ind w:firstLine="440"/><w:jc w:val="both"/><w:rPr><w:rFonts w:ascii="Georgia" w:hAnsi="Georgia"/><w:color w:val="2B2B2B"/><w:sz w:val="26"/></w:rPr></w:pPr><w:r><w:rPr><w:rFonts w:ascii="Georgia" w:hAnsi="Georgia"/><w:color w:val="2B2B2B"/><w:sz w:val="26"/></w:rPr><w:t xml:space="preserve">The consultant — the crewman — sat cuffed to a table bolt and watched the room the way a person watches weather. When the sandwich came he held it, turned it, bit it, and the rejection was immediate and total: a convulsion that sent paper and a legal pad onto the floor and a smell into the trailer that no amount of institutional cleaner would quite cover. </w:t></w:r><w:r><w:rPr><w:rFonts w:ascii="Georgia" w:hAnsi="Georgia"/><w:color w:val="2B2B2B"/><w:sz w:val="26"/></w:rPr><w:lastRenderedPageBreak/><w:t>He stopped speaking English as if he had never learned it. Priya recorded anyway. Buchanan stood in the doorway with her arms folded and looked, for the first time Dana had seen, uncertain whether the next order was a person problem or a biohazard one.</w:t></w:r></w:p><w:p><w:pPr><w:spacing w:line="400" w:lineRule="auto"/><w:ind w:firstLine="440"/><w:jc w:val="both"/><w:rPr><w:rFonts w:ascii="Georgia" w:hAnsi="Georgia"/><w:color w:val="2B2B2B"/><w:sz w:val="26"/></w:rPr></w:pPr><w:r><w:rPr><w:rFonts w:ascii="Georgia" w:hAnsi="Georgia"/><w:color w:val="2B2B2B"/><w:sz w:val="26"/></w:rPr><w:t xml:space="preserve">Feld, shown the file later, would not call the man a hybrid. Actual crew, ship-born, down on a short rotation to do the work the hybrids were not trusted with. The Dipstick had gone the same pink it went for Dominic, only darker. Steve had refused the ramp for the strong version of a smell he had already given the groom.</w:t></w:r></w:p><w:p><w:pPr><w:spacing w:line="400" w:lineRule="auto"/><w:ind w:firstLine="440"/><w:jc w:val="both"/><w:rPr><w:rFonts w:ascii="Georgia" w:hAnsi="Georgia"/><w:color w:val="2B2B2B"/><w:sz w:val="26"/></w:rPr></w:pPr><w:r><w:rPr><w:rFonts w:ascii="Georgia" w:hAnsi="Georgia"/><w:color w:val="2B2B2B"/><w:sz w:val="26"/></w:rPr><w:t xml:space="preserve">What they did with him afterward was not Nora and Jesse’s business, and Buchanan made sure of it, but Dana would tell Nora later, in the flat voice of someone repeating something she hadn’t enjoyed watching, that he stopped bothering to keep up the small talk within an hour of the cartridge turning the wrong color, and that the small talk, once Warren checked, turned out to have been assembled entirely out of other people’s recorded interviews — a very good impression with nothing English behind it at all. Warren’s dry note in the file — subject’s biology appears unable to tolerate Earth cuisine, in either direction — became, unofficially, the most quoted sentence in the whole operation. Priya spent the next three days feeding recordings of him into the </w:t></w:r><w:r><w:rPr><w:rFonts w:ascii="Georgia" w:hAnsi="Georgia"/><w:color w:val="2B2B2B"/><w:sz w:val="26"/></w:rPr><w:lastRenderedPageBreak/><w:t>same pattern-matching pipeline she’d built to find a missing satellite, with an AI translation layer bolted on by a contractor who billed by the hour and did not ask what the client was for, and got back, after three days, less a sentence than a mood: something that repeated, patiently, in whatever the software’s closest available words were, unfinished, and continue, and, once, more plainly than the rest, not this way.</w:t></w:r></w:p><w:p><w:pPr><w:spacing w:line="400" w:lineRule="auto"/><w:ind w:firstLine="440"/><w:jc w:val="both"/><w:rPr><w:rFonts w:ascii="Georgia" w:hAnsi="Georgia"/><w:color w:val="2B2B2B"/><w:sz w:val="26"/></w:rPr></w:pPr><w:r><w:rPr><w:rFonts w:ascii="Georgia" w:hAnsi="Georgia"/><w:color w:val="2B2B2B"/><w:sz w:val="26"/></w:rPr><w:t>Steve, for his part, chose that exact moment to lean his considerable weight against Jesse in a gesture Priya swore was affection and Jesse swore was an alpaca deciding, wordlessly, that whatever he’d been about to say to Nora in the motel could wait a little longer. It could. It did.</w:t></w:r></w:p><w:p><w:pPr><w:spacing w:line="400" w:lineRule="auto"/><w:ind w:firstLine="440"/><w:jc w:val="both"/><w:rPr><w:rFonts w:ascii="Georgia" w:hAnsi="Georgia"/><w:color w:val="2B2B2B"/><w:sz w:val="26"/></w:rPr></w:pPr><w:r><w:rPr><w:rFonts w:ascii="Georgia" w:hAnsi="Georgia"/><w:color w:val="2B2B2B"/><w:sz w:val="26"/></w:rPr><w:t xml:space="preserve">Nora and Jesse were not arrested. They were, more disorientingly, thanked, debriefed, and offered coffee by a Colonel Buchanan who seemed personally affronted that two amateurs had found </w:t></w:r><w:r><w:rPr><w:rFonts w:ascii="Georgia" w:hAnsi="Georgia"/><w:color w:val="2B2B2B"/><w:sz w:val="26"/></w:rPr><w:lastRenderedPageBreak/><w:t>the facility a full day before her professionals had planned to raid it, and who used the word “irregular” four times in a sentence that otherwise sounded a great deal like an apology.</w:t></w:r></w:p><w:p><w:pPr><w:spacing w:line="400" w:lineRule="auto"/><w:ind w:firstLine="440"/><w:jc w:val="both"/><w:rPr><w:rFonts w:ascii="Georgia" w:hAnsi="Georgia"/><w:color w:val="2B2B2B"/><w:sz w:val="26"/></w:rPr></w:pPr><w:r><w:rPr><w:rFonts w:ascii="Georgia" w:hAnsi="Georgia"/><w:color w:val="2B2B2B"/><w:sz w:val="26"/></w:rPr><w:t>“You should talk to Dana Osei,” Buchanan said, in the tone of someone closing a file she intended to reopen the moment nobody was watching. “She’s had your name in a report for two weeks and didn’t know it.”</w:t></w:r></w:p><w:p><w:pPr><w:spacing w:before="600" w:after="320" w:line="400" w:lineRule="auto"/><w:jc w:val="center"/><w:rPr><w:rFonts w:ascii="Georgia" w:hAnsi="Georgia"/><w:b/><w:color w:val="3B6EA5"/><w:sz w:val="28"/></w:rPr></w:pPr><w:r><w:rPr><w:rFonts w:ascii="Georgia" w:hAnsi="Georgia"/><w:b/><w:color w:val="3B6EA5"/><w:sz w:val="28"/></w:rPr><w:br w:type="page"/></w:r></w:p><w:p><w:pPr><w:pStyle w:val="Heading2"/><w:spacing w:before="600" w:after="320" w:line="400" w:lineRule="auto"/><w:jc w:val="center"/><w:rPr><w:rFonts w:ascii="Georgia" w:hAnsi="Georgia"/><w:b/><w:color w:val="3B6EA5"/><w:sz w:val="28"/></w:rPr></w:pPr><w:r><w:rPr><w:rFonts w:ascii="Georgia" w:hAnsi="Georgia"/><w:b/><w:color w:val="3B6EA5"/><w:sz w:val="28"/></w:rPr><w:lastRenderedPageBreak/><w:t>Aboard</w:t></w:r></w:p><w:p><w:pPr><w:spacing w:after="40" w:line="400" w:lineRule="auto"/><w:ind w:left="440" w:right="320"/><w:rPr><w:rFonts w:ascii="Georgia" w:hAnsi="Georgia"/><w:i/><w:color w:val="2B2B2B"/><w:sz w:val="26"/></w:rPr></w:pPr><w:r><w:rPr><w:rFonts w:ascii="Georgia" w:hAnsi="Georgia"/><w:i/><w:iCs/><w:color w:val="2B2B2B"/><w:sz w:val="26"/><w:szCs w:val="20"/></w:rPr><w:t>On hospitality: a civilization that has not received visitors in forty thousand years will, on the rare occasion it takes any, prove unpracticed at nearly every part of the experience except the paperwork.</w:t></w:r></w:p><w:p><w:pPr><w:spacing w:after="280" w:line="400" w:lineRule="auto"/><w:ind w:left="440" w:right="320"/><w:rPr><w:rFonts w:ascii="Georgia" w:hAnsi="Georgia"/><w:i/><w:color w:val="2B2B2B"/><w:sz w:val="26"/></w:rPr></w:pPr><w:r><w:rPr><w:rFonts w:ascii="Georgia" w:hAnsi="Georgia"/><w:i/><w:iCs/><w:color w:val="2B2B2B"/><w:sz w:val="26"/><w:szCs w:val="18"/></w:rPr><w:t>— The New Starter’s Handbook, uncleared draft</w:t></w:r></w:p><w:p><w:pPr><w:spacing w:line="400" w:lineRule="auto"/><w:ind w:firstLine="440"/><w:jc w:val="both"/><w:rPr><w:rFonts w:ascii="Georgia" w:hAnsi="Georgia"/><w:color w:val="2B2B2B"/><w:sz w:val="26"/></w:rPr></w:pPr><w:r><w:rPr><w:rFonts w:ascii="Georgia" w:hAnsi="Georgia"/><w:color w:val="2B2B2B"/><w:sz w:val="26"/></w:rPr><w:t>They took Nora and Jesse two nights after the fence, which finally answered the question of what the man in the parking lot had meant by useful a while longer.</w:t></w:r></w:p><w:p><w:pPr><w:spacing w:line="400" w:lineRule="auto"/><w:ind w:firstLine="440"/><w:jc w:val="both"/><w:rPr><w:rFonts w:ascii="Georgia" w:hAnsi="Georgia"/><w:color w:val="2B2B2B"/><w:sz w:val="26"/></w:rPr></w:pPr><w:r><w:rPr><w:rFonts w:ascii="Georgia" w:hAnsi="Georgia"/><w:color w:val="2B2B2B"/><w:sz w:val="26"/></w:rPr><w:t xml:space="preserve">The van smelled of warm plastic and someone else’s cologne. Nora counted mile markers until the headache arrived, a dull pressure behind the eyes that made the window swim. There was no lift and no flash. The Escort would tell them later that the headache was a sedative the tender used for passengers who had not consented to a burn, and that the eleven hours missing from the clock were eleven hours of an ordinary rendezvous. The hull they woke in was a shore boat already in high orbit, old because it had been old when it was sent ahead. The Boat itself was still out in the Trojan swarm: about three-quarters of an hour away at the speed of light, and years away at any speed the tender still had. Her ears popped as the cabin pressure changed. Jesse swore once, softly, and then they were standing in a curved corridor.</w:t></w:r></w:p><w:p><w:pPr><w:spacing w:line="400" w:lineRule="auto"/><w:ind w:firstLine="440"/><w:jc w:val="both"/><w:rPr><w:rFonts w:ascii="Georgia" w:hAnsi="Georgia"/><w:color w:val="2B2B2B"/><w:sz w:val="26"/></w:rPr></w:pPr><w:r><w:rPr><w:rFonts w:ascii="Georgia" w:hAnsi="Georgia"/><w:color w:val="2B2B2B"/><w:sz w:val="26"/></w:rPr><w:t>Jesse checked his pockets as if Earth might still be in them. Phone, recorder, a receipt from the diner. The phone had no signal and then no pretense of looking. Nora’s watch had stopped in a way she did not trust. The Escort waited while they did the small human inventory people do when the floor has changed, and then he said they should walk before someone less polite came to collect them.</w:t></w:r></w:p><w:p><w:pPr><w:spacing w:line="400" w:lineRule="auto"/><w:ind w:firstLine="440"/><w:jc w:val="both"/><w:rPr><w:rFonts w:ascii="Georgia" w:hAnsi="Georgia"/><w:color w:val="2B2B2B"/><w:sz w:val="26"/></w:rPr></w:pPr><w:r><w:rPr><w:rFonts w:ascii="Georgia" w:hAnsi="Georgia"/><w:color w:val="2B2B2B"/><w:sz w:val="26"/></w:rPr><w:t>The ship, up close, was not the gleaming thing forty thousand years of other people’s television had prepared them for. It was old the way anything is old that has been patched more times than it was ever built: handrails worn pale by hands from three different generations of the same committee, an air recycler doing its unglamorous and slightly asthmatic best, corridors with the scuffed patience of a building that has never once been allowed to be replaced, only maintained. Somewhere, distantly, something that was almost certainly a public address system was almost certainly announcing a shift change.</w:t></w:r></w:p><w:p><w:pPr><w:spacing w:line="400" w:lineRule="auto"/><w:ind w:firstLine="440"/><w:jc w:val="both"/><w:rPr><w:rFonts w:ascii="Georgia" w:hAnsi="Georgia"/><w:color w:val="2B2B2B"/><w:sz w:val="26"/></w:rPr></w:pPr><w:r><w:rPr><w:rFonts w:ascii="Georgia" w:hAnsi="Georgia"/><w:color w:val="2B2B2B"/><w:sz w:val="26"/></w:rPr><w:t xml:space="preserve">The air had a recycled sweetness, like a plane at the end of a long haul, undercut by oil and the mineral smell of water that had been through too many filters. The floor gave a little, not carpet, not </w:t></w:r><w:r><w:rPr><w:rFonts w:ascii="Georgia" w:hAnsi="Georgia"/><w:color w:val="2B2B2B"/><w:sz w:val="26"/></w:rPr><w:lastRenderedPageBreak/><w:t>steel — something in between that took a footprint and gave it back. A PA announced a shift change in a language that had no edges Nora could hold. Their escort walked as if he had been late to this corridor before. Nora filmed nothing. She had no camera. The absence of it made her hands feel wrong.</w:t></w:r></w:p><w:p><w:pPr><w:spacing w:line="400" w:lineRule="auto"/><w:ind w:firstLine="440"/><w:jc w:val="both"/><w:rPr><w:rFonts w:ascii="Georgia" w:hAnsi="Georgia"/><w:color w:val="2B2B2B"/><w:sz w:val="26"/></w:rPr></w:pPr><w:r><w:rPr><w:rFonts w:ascii="Georgia" w:hAnsi="Georgia"/><w:color w:val="2B2B2B"/><w:sz w:val="26"/></w:rPr><w:t>They passed a junction where three corridors met and none of them were labeled in any alphabet Nora trusted. A woman in a gray smock pushed a cart of something that sloshed and did not look at the visitors, which was its own kind of looking. The Escort put his body between the cart and Jesse without making a show of it. “Don’t touch the rails if they hum,” he said. “Don’t drink anything I don’t hand you. Don’t offer names. Names up here are a form of inventory.” Nora asked what they were, if not inventory. He said that was the question that had gotten him the job of walking people back out.</w:t></w:r></w:p><w:p><w:pPr><w:spacing w:line="400" w:lineRule="auto"/><w:ind w:firstLine="440"/><w:jc w:val="both"/><w:rPr><w:rFonts w:ascii="Georgia" w:hAnsi="Georgia"/><w:color w:val="2B2B2B"/><w:sz w:val="26"/></w:rPr></w:pPr><w:r><w:rPr><w:rFonts w:ascii="Georgia" w:hAnsi="Georgia"/><w:color w:val="2B2B2B"/><w:sz w:val="26"/></w:rPr><w:lastRenderedPageBreak/><w:t>Their escort introduced himself, eventually, in perfectly unaccented English, as a hybrid raised outside Columbus, active four years, and — he said this part the way a man discloses a chronic condition — still undecided about the whole arrangement. He did not give a name that meant anything to write down. Nora, out of a habit she couldn’t turn off even here, thought of him as the Escort and never learned better. He was, up close, entirely ordinary to look at — medium height, a runner’s build, a voice pitched to be forgettable in a crowd, which she understood, by the end of the night, to be the entire design brief.</w:t></w:r></w:p><w:p><w:pPr><w:spacing w:line="400" w:lineRule="auto"/><w:ind w:firstLine="440"/><w:jc w:val="both"/><w:rPr><w:rFonts w:ascii="Georgia" w:hAnsi="Georgia"/><w:color w:val="2B2B2B"/><w:sz w:val="26"/></w:rPr></w:pPr><w:r><w:rPr><w:rFonts w:ascii="Georgia" w:hAnsi="Georgia"/><w:color w:val="2B2B2B"/><w:sz w:val="26"/></w:rPr><w:t xml:space="preserve">They were walked to the bowl along a gallery that looked down on a chamber too large to have been built for comfort. Below, figures moved between tanks and benches with the unhurried economy of people who had been doing the same tasks since before their grandparents were born. A smell rose from the floor — brine, warm plastic, something floral that did not grow on Earth. Jesse put a hand on the rail and then took it off when the </w:t></w:r><w:r><w:rPr><w:rFonts w:ascii="Georgia" w:hAnsi="Georgia"/><w:color w:val="2B2B2B"/><w:sz w:val="26"/></w:rPr><w:lastRenderedPageBreak/><w:t>rail hummed. The Escort said not to stare. Nora stared anyway. One of the figures below stared back, and for a moment the distance between gallery and floor felt like the only honest measurement in the story.</w:t></w:r></w:p><w:p><w:pPr><w:spacing w:line="400" w:lineRule="auto"/><w:ind w:firstLine="440"/><w:jc w:val="both"/><w:rPr><w:rFonts w:ascii="Georgia" w:hAnsi="Georgia"/><w:color w:val="2B2B2B"/><w:sz w:val="26"/></w:rPr></w:pPr><w:r><w:rPr><w:rFonts w:ascii="Georgia" w:hAnsi="Georgia"/><w:color w:val="2B2B2B"/><w:sz w:val="26"/></w:rPr><w:t xml:space="preserve">Hospitality, on a ship that had not had visitors in forty thousand years, turned out to mean a bowl. What was in it had the color and approximate viscosity of a healing bruise, smelled distantly of wet cardboard and, underneath that, something Nora’s brain insisted on filing next to low tide, and had been prepared, the Escort said with visible pride, </w:t></w:r><w:r><w:rPr><w:rFonts w:ascii="Georgia" w:hAnsi="Georgia"/><w:color w:val="2B2B2B"/><w:sz w:val="26"/></w:rPr><w:lastRenderedPageBreak/><w:t>according to a nutritional standard that had kept a closed population alive for two thousand generations without a single recorded case of scurvy. Jesse ate a spoonful out of a reporter’s reflexive fear of being rude to a source. He did not finish it, and did not, for the rest of the night, entirely trust his own stomach’s opinion of the matter. The Escort ate the rest of the bowl without comment, the way a person eats something they stopped tasting decades ago.</w:t></w:r></w:p><w:p><w:pPr><w:spacing w:line="400" w:lineRule="auto"/><w:ind w:firstLine="440"/><w:jc w:val="both"/><w:rPr><w:rFonts w:ascii="Georgia" w:hAnsi="Georgia"/><w:color w:val="2B2B2B"/><w:sz w:val="26"/></w:rPr></w:pPr><w:r><w:rPr><w:rFonts w:ascii="Georgia" w:hAnsi="Georgia"/><w:color w:val="2B2B2B"/><w:sz w:val="26"/></w:rPr><w:t xml:space="preserve">The lunge happened in the space between one step and the next. The younger one came in low, no warning shout, a shoulder aimed at Nora’s ribs. Jesse got there first and took the hit on his own shoulder with a sound that was meat and breath. Nora grabbed the Escort because he was the only person in the corridor who had spoken English, and hauled him forward by the sleeve hard enough that </w:t></w:r><w:r><w:rPr><w:rFonts w:ascii="Georgia" w:hAnsi="Georgia"/><w:color w:val="2B2B2B"/><w:sz w:val="26"/></w:rPr><w:lastRenderedPageBreak/><w:t>a seam popped. The Escort’s voice, when it came, was not loud. It was sharp and fast and it stopped the younger one as if a door had come down. The heavyset man never left the wall. The older one looked at Nora’s empty hands for a long second and then at the Escort, and whatever passed between them was not friendship. Jesse’s shoulder would bruise the color of the bowl they had not finished. He did not mention it until Earth.</w:t></w:r></w:p><w:p><w:pPr><w:spacing w:line="400" w:lineRule="auto"/><w:ind w:firstLine="440"/><w:jc w:val="both"/><w:rPr><w:rFonts w:ascii="Georgia" w:hAnsi="Georgia"/><w:color w:val="2B2B2B"/><w:sz w:val="26"/></w:rPr></w:pPr><w:r><w:rPr><w:rFonts w:ascii="Georgia" w:hAnsi="Georgia"/><w:color w:val="2B2B2B"/><w:sz w:val="26"/></w:rPr><w:t>“They don’t get taught English,” the Escort said, once they were past. “Why would they. Nobody ever planned on sending them down.”</w:t></w:r></w:p><w:p><w:pPr><w:spacing w:line="400" w:lineRule="auto"/><w:ind w:firstLine="440"/><w:jc w:val="both"/><w:rPr><w:rFonts w:ascii="Georgia" w:hAnsi="Georgia"/><w:color w:val="2B2B2B"/><w:sz w:val="26"/></w:rPr></w:pPr><w:r><w:rPr><w:rFonts w:ascii="Georgia" w:hAnsi="Georgia"/><w:color w:val="2B2B2B"/><w:sz w:val="26"/></w:rPr><w:t>“They’re human,” Nora said. It came out smaller than she meant it to.</w:t></w:r></w:p><w:p><w:pPr><w:spacing w:line="400" w:lineRule="auto"/><w:ind w:firstLine="440"/><w:jc w:val="both"/><w:rPr><w:rFonts w:ascii="Georgia" w:hAnsi="Georgia"/><w:color w:val="2B2B2B"/><w:sz w:val="26"/></w:rPr></w:pPr><w:r><w:rPr><w:rFonts w:ascii="Georgia" w:hAnsi="Georgia"/><w:color w:val="2B2B2B"/><w:sz w:val="26"/></w:rPr><w:t xml:space="preserve">“They’re crew. Third generation of it, some of them — the first ones taken are long dead, and the ones you just walked past were born up here to parents who were also born up here, to people who were taken as infants themselves. Human is a </w:t></w:r><w:r><w:rPr><w:rFonts w:ascii="Georgia" w:hAnsi="Georgia"/><w:color w:val="2B2B2B"/><w:sz w:val="26"/></w:rPr><w:lastRenderedPageBreak/><w:t>biology in that corridor, not a loyalty. You’re the first actual Earth they’ve stood this close to in their lives, and I wouldn’t recommend testing whether that makes anyone nostalgic.”</w:t></w:r></w:p><w:p><w:pPr><w:spacing w:line="400" w:lineRule="auto"/><w:ind w:firstLine="440"/><w:jc w:val="both"/><w:rPr><w:rFonts w:ascii="Georgia" w:hAnsi="Georgia"/><w:color w:val="2B2B2B"/><w:sz w:val="26"/></w:rPr></w:pPr><w:r><w:rPr><w:rFonts w:ascii="Georgia" w:hAnsi="Georgia"/><w:color w:val="2B2B2B"/><w:sz w:val="26"/></w:rPr><w:t xml:space="preserve">It emerged, on the walk that followed, that the ship’s actual intelligence on Earth was both extensive and roughly forty years behind schedule, most of it gathered in one dense burst around the time the sampling program began and only patched since through whatever a returning hybrid happened to notice on a given visit. The hybrid curriculum still taught, with total institutional confidence, that the correct way to blend in at an American gas station was to pay with a personal check. It taught that disco was a going concern. It had a whole unit, delivered with a straight face by whoever delivered such things, on the etiquette of the rotary telephone. Nora asked, not entirely rhetorically, how anyone had managed to pass as a </w:t></w:r><w:r><w:rPr><w:rFonts w:ascii="Georgia" w:hAnsi="Georgia"/><w:color w:val="2B2B2B"/><w:sz w:val="26"/></w:rPr><w:lastRenderedPageBreak/><w:t>modern nine-year-old on that curriculum, and the Escort said, with the closest thing to genuine embarrassment she’d seen from him, that the honest answer was television, and that television had been doing quiet, uncredited work for this operation since roughly 1994.</w:t></w:r></w:p><w:p><w:pPr><w:spacing w:line="400" w:lineRule="auto"/><w:ind w:firstLine="440"/><w:jc w:val="both"/><w:rPr><w:rFonts w:ascii="Georgia" w:hAnsi="Georgia"/><w:color w:val="2B2B2B"/><w:sz w:val="26"/></w:rPr></w:pPr><w:r><w:rPr><w:rFonts w:ascii="Georgia" w:hAnsi="Georgia"/><w:color w:val="2B2B2B"/><w:sz w:val="26"/></w:rPr><w:t xml:space="preserve">Nora asked what she had been trying not to ask since the corridor: what the ship had actually wanted with the real infants, forty-six years and longer of them, beyond the word studied, which had never once sounded to her like the whole sentence. The Escort didn’t dress it up. “Partly you can’t leave a live baby behind without questions, and killing one turns out to be a harder policy to write down than people assume, even up here. But mostly, no. A population this size, sealed this long, breeds itself into a smaller and smaller room genetically whether it wants to or not. Forty thousand years is a long time to be your own only neighbors. They needed what your species keeps making by accident. Some of what you’d call the studying was a lab. Most of it, eventually, was a wedding.” He was careful about the next part, because it was the part that made the weddings insufficient. Children born on Earth to two hybrids stay on Earth. They carry no implant. They do not deliver alleles to the Boat. What they deliver is a reason to stop seizing and start asking. The unused clause — the one the council had been losing by a shrinking margin — was a request for consented passage and consented samples. The infants taken up had been the seizure. The question, if anyone on the ground ever asked it in the form the clause required, was whether Earth would hand anything over on purpose.</w:t></w:r></w:p><w:p><w:pPr><w:spacing w:line="400" w:lineRule="auto"/><w:ind w:firstLine="440"/><w:jc w:val="both"/><w:rPr><w:rFonts w:ascii="Georgia" w:hAnsi="Georgia"/><w:color w:val="2B2B2B"/><w:sz w:val="26"/></w:rPr></w:pPr><w:r><w:rPr><w:rFonts w:ascii="Georgia" w:hAnsi="Georgia"/><w:color w:val="2B2B2B"/><w:sz w:val="26"/></w:rPr><w:t xml:space="preserve">It also explained, though the Escort took visibly less pleasure in explaining this part, the handful of times over the decades that the ship had put one of its own Earth-born, Earth-raised, no-English-at-all descendants back down on the actual ground — never as policy, he said, more as a valve, when a council session ran hot enough that somebody needed to be told they could leave if they truly wanted to, and somebody occasionally took them up on it and regretted it within the hour. It never went well. A person with no language anyone above ground could place, no papers, and thirty years of ship instinct instead of manners does not blend into a rest stop. Jesse went very quiet, the way he did when a childhood memory turned out to have a citation. “I’ve covered two of those,” he said. “A </w:t></w:r><w:r><w:rPr><w:rFonts w:ascii="Georgia" w:hAnsi="Georgia"/><w:color w:val="2B2B2B"/><w:sz w:val="26"/></w:rPr><w:lastRenderedPageBreak/><w:t>hitchhiker outside Elko who bit a state trooper and spoke what a linguist on the local news called ‘nothing on record.’ A woman found walking the shoulder of I-70 in January with no coat and no frostbite, who’d been gone by the time anyone official arrived. I ran both as unsolved. I never once considered running them as the same story.”</w:t></w:r></w:p><w:p><w:pPr><w:spacing w:line="400" w:lineRule="auto"/><w:ind w:firstLine="440"/><w:jc w:val="both"/><w:rPr><w:rFonts w:ascii="Georgia" w:hAnsi="Georgia"/><w:color w:val="2B2B2B"/><w:sz w:val="26"/></w:rPr></w:pPr><w:r><w:rPr><w:rFonts w:ascii="Georgia" w:hAnsi="Georgia"/><w:color w:val="2B2B2B"/><w:sz w:val="26"/></w:rPr><w:t>Jesse asked the obvious, unforgivable, necessary question: whether the Escort trusted them more than his own — he groped for the word, and the Escort, not unkindly, supplied it — kind. The answer took longer arriving than the question had.</w:t></w:r></w:p><w:p><w:pPr><w:spacing w:line="400" w:lineRule="auto"/><w:ind w:firstLine="440"/><w:jc w:val="both"/><w:rPr><w:rFonts w:ascii="Georgia" w:hAnsi="Georgia"/><w:color w:val="2B2B2B"/><w:sz w:val="26"/></w:rPr></w:pPr><w:r><w:rPr><w:rFonts w:ascii="Georgia" w:hAnsi="Georgia"/><w:color w:val="2B2B2B"/><w:sz w:val="26"/></w:rPr><w:t xml:space="preserve">“I trust people who’ve had a choice put in front of them at some point,” he said. “They never got one. I had a choice put in front of me before a man named Feld ever got his. Doesn’t mean anything to you yet. It will. The council up here isn’t wrong that the ship is dying and needs somewhere to land its people. It’s wrong about the only two options it’s seriously </w:t></w:r><w:r><w:rPr><w:rFonts w:ascii="Georgia" w:hAnsi="Georgia"/><w:color w:val="2B2B2B"/><w:sz w:val="26"/></w:rPr><w:lastRenderedPageBreak/><w:t>discussed in a hundred and forty years, which are take it, or wait politely to be allowed to. Nobody’s put a third option on the agenda that survived a vote by someone whose grandmother still remembered the old sun.”</w:t></w:r></w:p><w:p><w:pPr><w:spacing w:line="400" w:lineRule="auto"/><w:ind w:firstLine="440"/><w:jc w:val="both"/><w:rPr><w:rFonts w:ascii="Georgia" w:hAnsi="Georgia"/><w:color w:val="2B2B2B"/><w:sz w:val="26"/></w:rPr></w:pPr><w:r><w:rPr><w:rFonts w:ascii="Georgia" w:hAnsi="Georgia"/><w:color w:val="2B2B2B"/><w:sz w:val="26"/></w:rPr><w:t>He showed them, because Nora asked and because he seemed, in some tired administrative way, glad someone finally had: a nursery, decommissioned decades back and kept, without much affection, as what he called a museum piece, where infants bound for Earth’s hospitals had once had something installed at the base of the skull, smaller than a grain of rice, that did two jobs at once — a constant, low pulse that only ever said alive, located, unharmed, and a second channel that opened just a few times a year, during a visit, to empty a life into the ship and refill it with instructions, whether or not the person carrying it ever knew that counted as a conversation.</w:t></w:r></w:p><w:p><w:pPr><w:spacing w:line="400" w:lineRule="auto"/><w:ind w:firstLine="440"/><w:jc w:val="both"/><w:rPr><w:rFonts w:ascii="Georgia" w:hAnsi="Georgia"/><w:color w:val="2B2B2B"/><w:sz w:val="26"/></w:rPr></w:pPr><w:r><w:rPr><w:rFonts w:ascii="Georgia" w:hAnsi="Georgia"/><w:color w:val="2B2B2B"/><w:sz w:val="26"/></w:rPr><w:lastRenderedPageBreak/><w:t>The nursery had been stripped to a room that remembered being a room. Bolts in the floor where cribs had been. A wall stained in a rectangle where something had hung and been taken down. The air was colder here. Jesse stood with his hands in his pockets because he did not trust them not to touch. Nora asked about the grain of rice and the Escort answered by tapping the base of his own skull, lightly, the way a man knocks wood. The PA somewhere far forward announced another shift. Nobody in the nursery moved until he said they were going back.</w:t></w:r></w:p><w:p><w:pPr><w:spacing w:line="400" w:lineRule="auto"/><w:ind w:firstLine="440"/><w:jc w:val="both"/><w:rPr><w:rFonts w:ascii="Georgia" w:hAnsi="Georgia"/><w:color w:val="2B2B2B"/><w:sz w:val="26"/></w:rPr></w:pPr><w:r><w:rPr><w:rFonts w:ascii="Georgia" w:hAnsi="Georgia"/><w:color w:val="2B2B2B"/><w:sz w:val="26"/></w:rPr><w:t>“Dominic’s been talking to this ship since he was four days old,” the Escort added. “He just never knew it counted as talking.”</w:t></w:r></w:p><w:p><w:pPr><w:spacing w:line="400" w:lineRule="auto"/><w:ind w:firstLine="440"/><w:jc w:val="both"/><w:rPr><w:rFonts w:ascii="Georgia" w:hAnsi="Georgia"/><w:color w:val="2B2B2B"/><w:sz w:val="26"/></w:rPr></w:pPr><w:r><w:rPr><w:rFonts w:ascii="Georgia" w:hAnsi="Georgia"/><w:color w:val="2B2B2B"/><w:sz w:val="26"/></w:rPr><w:t xml:space="preserve">Nora didn’t get to finish asking what happened to people like her, specifically, once a ship decided it no longer needed to listen politely. The Escort cut in before she’d finished forming it, the way a man </w:t></w:r><w:r><w:rPr><w:rFonts w:ascii="Georgia" w:hAnsi="Georgia"/><w:color w:val="2B2B2B"/><w:sz w:val="26"/></w:rPr><w:lastRenderedPageBreak/><w:t>answers something he’s had to argue himself into first. “You’re going back,” he said. “There’s a clause — old, written for the first crews who ever made planetfall somewhere and had to answer for themselves to whoever was already living there — that lets any one of us vouch for a contact’s good faith, once, on our own standing. I’d never used mine. I used it just now, on the two of you, in a room with two people who’d have been perfectly happy to log tonight as a containment problem and be done with it. That’s not a favor I did you. That’s my entire credit with this ship, spent, and I’d rather not find out I spent it on a podcaster and a wedding videographer.”</w:t></w:r></w:p><w:p><w:pPr><w:spacing w:line="400" w:lineRule="auto"/><w:ind w:firstLine="440"/><w:jc w:val="both"/><w:rPr><w:rFonts w:ascii="Georgia" w:hAnsi="Georgia"/><w:color w:val="2B2B2B"/><w:sz w:val="26"/></w:rPr></w:pPr><w:r><w:rPr><w:rFonts w:ascii="Georgia" w:hAnsi="Georgia"/><w:color w:val="2B2B2B"/><w:sz w:val="26"/></w:rPr><w:t>The highway was empty and the same and wrong for being either. A cattle fence. A mile marker. The smell of sage after night-cold. Eleven hours gone from a clock that had kept running without them. Jesse threw up once in the ditch, efficiently, and then they walked to a gas station whose pumps were dark and whose clerk was awake anyway, because someone in Nevada always is. The coffee was worse than the diner’s. They called Dana from the lot with a moth hammering the fluorescent tube over the ice freezer.</w:t></w:r></w:p><w:p><w:pPr><w:spacing w:line="400" w:lineRule="auto"/><w:ind w:firstLine="440"/><w:jc w:val="both"/><w:rPr><w:rFonts w:ascii="Georgia" w:hAnsi="Georgia"/><w:color w:val="2B2B2B"/><w:sz w:val="26"/></w:rPr></w:pPr><w:r><w:rPr><w:rFonts w:ascii="Georgia" w:hAnsi="Georgia"/><w:color w:val="2B2B2B"/><w:sz w:val="26"/></w:rPr><w:t>They told Dana anyway.</w:t></w:r></w:p><w:p><w:pPr><w:spacing w:before="600" w:after="320" w:line="400" w:lineRule="auto"/><w:jc w:val="center"/><w:rPr><w:rFonts w:ascii="Georgia" w:hAnsi="Georgia"/><w:b/><w:color w:val="3B6EA5"/><w:sz w:val="28"/></w:rPr></w:pPr><w:r><w:rPr><w:rFonts w:ascii="Georgia" w:hAnsi="Georgia"/><w:b/><w:color w:val="3B6EA5"/><w:sz w:val="28"/></w:rPr><w:br w:type="page"/></w:r></w:p><w:p><w:pPr><w:pStyle w:val="Heading2"/><w:spacing w:before="600" w:after="320" w:line="400" w:lineRule="auto"/><w:jc w:val="center"/><w:rPr><w:rFonts w:ascii="Georgia" w:hAnsi="Georgia"/><w:b/><w:color w:val="3B6EA5"/><w:sz w:val="28"/></w:rPr></w:pPr><w:r><w:rPr><w:rFonts w:ascii="Georgia" w:hAnsi="Georgia"/><w:b/><w:color w:val="3B6EA5"/><w:sz w:val="28"/></w:rPr><w:lastRenderedPageBreak/><w:t>The Priority</w:t></w:r></w:p><w:p><w:pPr><w:spacing w:after="40" w:line="400" w:lineRule="auto"/><w:ind w:left="440" w:right="320"/><w:rPr><w:rFonts w:ascii="Georgia" w:hAnsi="Georgia"/><w:i/><w:color w:val="2B2B2B"/><w:sz w:val="26"/></w:rPr></w:pPr><w:r><w:rPr><w:rFonts w:ascii="Georgia" w:hAnsi="Georgia"/><w:i/><w:iCs/><w:color w:val="2B2B2B"/><w:sz w:val="26"/><w:szCs w:val="20"/></w:rPr><w:t>On difficult choices: there is almost always a second aircraft. Ask about the second aircraft.</w:t></w:r></w:p><w:p><w:pPr><w:spacing w:after="280" w:line="400" w:lineRule="auto"/><w:ind w:left="440" w:right="320"/><w:rPr><w:rFonts w:ascii="Georgia" w:hAnsi="Georgia"/><w:i/><w:color w:val="2B2B2B"/><w:sz w:val="26"/></w:rPr></w:pPr><w:r><w:rPr><w:rFonts w:ascii="Georgia" w:hAnsi="Georgia"/><w:i/><w:iCs/><w:color w:val="2B2B2B"/><w:sz w:val="26"/><w:szCs w:val="18"/></w:rPr><w:t>— The New Starter’s Handbook, uncleared draft</w:t></w:r></w:p><w:p><w:pPr><w:spacing w:line="400" w:lineRule="auto"/><w:ind w:firstLine="440"/><w:jc w:val="both"/><w:rPr><w:rFonts w:ascii="Georgia" w:hAnsi="Georgia"/><w:color w:val="2B2B2B"/><w:sz w:val="26"/></w:rPr></w:pPr><w:r><w:rPr><w:rFonts w:ascii="Georgia" w:hAnsi="Georgia"/><w:color w:val="2B2B2B"/><w:sz w:val="26"/></w:rPr><w:t xml:space="preserve">Jesse spent the drive back to cell service on the phone rather than asleep, and by the time the signal bars reappeared he had a name: Dr. Carl Daniels, the psychiatrist who had admitted the hitchhiker outside Elko and written him up, off the record, as the strangest case of an otherwise ordinary career. Daniels turned out to have the voice of a man who had spent thirty years being the calmest person in a room full of people having the worst day of their lives — slow, level, unhurried even over a bad phone connection — and agreed to talk on two conditions: never his hospital’s name, and a sentence he said </w:t></w:r><w:r><w:rPr><w:rFonts w:ascii="Georgia" w:hAnsi="Georgia"/><w:color w:val="2B2B2B"/><w:sz w:val="26"/></w:rPr><w:lastRenderedPageBreak/><w:t>he’d been rehearsing for four years without ever finding the right audience for it. Patients who arrived with no papers, no dental records, and no language a linguistics department could place did not get profiled, or studied, or referred up any chain a genuinely unprecedented case should have climbed. They got a diagnosis nobody argued with, a locked bed, and — in the hallway shorthand his own nursing staff had adopted without any official sanction, on the theory that a nickname was easier to chart around than a diagnosis nobody upstairs believed — a file marked berserk, and, more often than the charts liked to admit, a fight they started for reasons nobody could later reconstruct, which either transferred them to a facility with better locks or got them killed by the staff who had to stop it. Daniels had watched some version of that happen four times in eleven years. He had stopped expecting anyone to call him about a fifth.</w:t></w:r></w:p><w:p><w:pPr><w:spacing w:line="400" w:lineRule="auto"/><w:ind w:firstLine="440"/><w:jc w:val="both"/><w:rPr><w:rFonts w:ascii="Georgia" w:hAnsi="Georgia"/><w:color w:val="2B2B2B"/><w:sz w:val="26"/></w:rPr></w:pPr><w:r><w:rPr><w:rFonts w:ascii="Georgia" w:hAnsi="Georgia"/><w:color w:val="2B2B2B"/><w:sz w:val="26"/></w:rPr><w:lastRenderedPageBreak/><w:t>The fifth, if it was a fifth, happened while Starfall was still a date on a board. A man with no wallet and no coat walked into an ER in Terre Haute and put an orderly through a supply-cart when the orderly asked him to sit. It took four people to get him on the floor. He did not swear. He did not speak. He bit. Daniels, called in from home with his shirt buttoned wrong, found the man already in leather and staring at the ceiling tiles as if reading a language printed on them. In the hallway a security guard was wrapping his own hand and saying, to nobody, that the guy had looked at him first like he was a piece of furniture that had started talking. Daniels wrote berserk because the chart would not accept a better word, and then he sat in his car in the staff lot with the engine off until his hands could hold a key.</w:t></w:r></w:p><w:p><w:pPr><w:spacing w:line="400" w:lineRule="auto"/><w:ind w:firstLine="440"/><w:jc w:val="both"/><w:rPr><w:rFonts w:ascii="Georgia" w:hAnsi="Georgia"/><w:color w:val="2B2B2B"/><w:sz w:val="26"/></w:rPr></w:pPr><w:r><w:rPr><w:rFonts w:ascii="Georgia" w:hAnsi="Georgia"/><w:color w:val="2B2B2B"/><w:sz w:val="26"/></w:rPr><w:t xml:space="preserve">He called the Desk because the Desk’s number was on a card Gladys had mailed him after the Elko write-up, in the hope that someday a fifth would </w:t></w:r><w:r><w:rPr><w:rFonts w:ascii="Georgia" w:hAnsi="Georgia"/><w:color w:val="2B2B2B"/><w:sz w:val="26"/></w:rPr><w:lastRenderedPageBreak/><w:t>have somewhere to go besides a locked bed. Gladys took the call standing, drawer-phone against her shoulder, and wrote Terre Haute in the same print she had used for Lissome. Dana heard it from across the room and did not ask whether the man in leather was crew or hybrid or the thing the ship put down when a council session ran hot. She asked only whether he was still in the building. Daniels said the building had already transferred him. Priya put a pin on Terre Haute anyway. The pin sat on her map through Starfall and after it, next to Manitoba, two places the retune had not been asked to reach.</w:t></w:r></w:p><w:p><w:pPr><w:spacing w:line="400" w:lineRule="auto"/><w:ind w:firstLine="440"/><w:jc w:val="both"/><w:rPr><w:rFonts w:ascii="Georgia" w:hAnsi="Georgia"/><w:color w:val="2B2B2B"/><w:sz w:val="26"/></w:rPr></w:pPr><w:r><w:rPr><w:rFonts w:ascii="Georgia" w:hAnsi="Georgia"/><w:color w:val="2B2B2B"/><w:sz w:val="26"/></w:rPr><w:t xml:space="preserve">Kade’s son Milo was eleven, gangly in the specific way of a boy who has recently outgrown three pairs of shoes in one school year, with his father’s same pale squint and none of his father’s practice at hiding what he was feeling. He had spent six days in Denver General with a reaction to a medication whose fix could only be flown in from the one lab that made it, before a window closed that nobody outside a hospital would call dramatic and everybody inside one would. Milo looked at the gravy on the tray and said, hoarse and offended, that he was not eating that, and asked whether the loud thing outside was a helicopter or a problem. Kade said it was a helicopter. He did not say whose.</w:t></w:r></w:p><w:p><w:pPr><w:spacing w:line="400" w:lineRule="auto"/><w:ind w:firstLine="440"/><w:jc w:val="both"/><w:rPr><w:rFonts w:ascii="Georgia" w:hAnsi="Georgia"/><w:color w:val="2B2B2B"/><w:sz w:val="26"/></w:rPr></w:pPr><w:r><w:rPr><w:rFonts w:ascii="Georgia" w:hAnsi="Georgia"/><w:color w:val="2B2B2B"/><w:sz w:val="26"/></w:rPr><w:t>Denver General at night smelled of antiseptic and cafeteria gravy. Milo had a pulse ox clipped to a finger too thin for it and a view of a parking garage. The medication sat in a lab three states away in a refrigerated case with a label Kade could have recited from memory. The first aircraft was already spinning on the Halo lot, a sound that carried through the food-court glass as a low, expensive insect. Feld was in Reno with a duffel and a decision. Two pins on a map. One airframe.</w:t></w:r></w:p><w:p><w:pPr><w:spacing w:line="400" w:lineRule="auto"/><w:ind w:firstLine="440"/><w:jc w:val="both"/><w:rPr><w:rFonts w:ascii="Georgia" w:hAnsi="Georgia"/><w:color w:val="2B2B2B"/><w:sz w:val="26"/></w:rPr></w:pPr><w:r><w:rPr><w:rFonts w:ascii="Georgia" w:hAnsi="Georgia"/><w:color w:val="2B2B2B"/><w:sz w:val="26"/></w:rPr><w:t xml:space="preserve">Kade stood at the glass and did not go in. A nurse asked if he was father or visitor and he said both, which satisfied no policy. He signed a form. He signed another. On the phone Halvorsen’s voice was the same as it was in person, which Dana, listening from the corridor, found briefly unfair. Feld, in </w:t></w:r><w:r><w:rPr><w:rFonts w:ascii="Georgia" w:hAnsi="Georgia"/><w:color w:val="2B2B2B"/><w:sz w:val="26"/></w:rPr><w:lastRenderedPageBreak/><w:t>Reno, asked the Halo driver whether the plane was for him or through him. The driver said he didn’t get paid to sort pronouns. Feld laughed once and got in anyway.</w:t></w:r></w:p><w:p><w:pPr><w:spacing w:line="400" w:lineRule="auto"/><w:ind w:firstLine="440"/><w:jc w:val="both"/><w:rPr><w:rFonts w:ascii="Georgia" w:hAnsi="Georgia"/><w:color w:val="2B2B2B"/><w:sz w:val="26"/></w:rPr></w:pPr><w:r><w:rPr><w:rFonts w:ascii="Georgia" w:hAnsi="Georgia"/><w:color w:val="2B2B2B"/><w:sz w:val="26"/></w:rPr><w:t>The same night, on the only aircraft cleared for both routes, Halo’s field team had a narrow chance to bring in a Directorate asset named Anders Feld, swapped for a real infant forty-odd years ago and told the truth of it only six months back, in the flat, procedural way an organization tells you anything it has been rehearsing for decades. He was sitting in a motel outside Reno with the closest thing on Earth to a native speaker’s understanding of the ship, and he had decided, for reasons that were entirely his own, that he preferred being one person to being a delegate.</w:t></w:r></w:p><w:p><w:pPr><w:spacing w:line="400" w:lineRule="auto"/><w:ind w:firstLine="440"/><w:jc w:val="both"/><w:rPr><w:rFonts w:ascii="Georgia" w:hAnsi="Georgia"/><w:color w:val="2B2B2B"/><w:sz w:val="26"/></w:rPr></w:pPr><w:r><w:rPr><w:rFonts w:ascii="Georgia" w:hAnsi="Georgia"/><w:color w:val="2B2B2B"/><w:sz w:val="26"/></w:rPr><w:t xml:space="preserve">The aircraft could not do both. It was, Dana would think later, the oldest shape in every one of the show’s cousins on the shelf: a commander forced </w:t></w:r><w:r><w:rPr><w:rFonts w:ascii="Georgia" w:hAnsi="Georgia"/><w:color w:val="2B2B2B"/><w:sz w:val="26"/></w:rPr><w:lastRenderedPageBreak/><w:t>to choose between a child and a planet, and an audience trained by decades of old footage to expect that choosing the planet was both tragic and correct.</w:t></w:r></w:p><w:p><w:pPr><w:spacing w:line="400" w:lineRule="auto"/><w:ind w:firstLine="440"/><w:jc w:val="both"/><w:rPr><w:rFonts w:ascii="Georgia" w:hAnsi="Georgia"/><w:color w:val="2B2B2B"/><w:sz w:val="26"/></w:rPr></w:pPr><w:r><w:rPr><w:rFonts w:ascii="Georgia" w:hAnsi="Georgia"/><w:color w:val="2B2B2B"/><w:sz w:val="26"/></w:rPr><w:t>Gladys, who had walked into the control room to deliver coffee and stayed because nobody told her to leave, asked the question nobody trained for this moment had thought to ask: “Why is it one plane? You’ve got helicopters in the lot upstairs. I saw them on the tour.”</w:t></w:r></w:p><w:p><w:pPr><w:spacing w:line="400" w:lineRule="auto"/><w:ind w:firstLine="440"/><w:jc w:val="both"/><w:rPr><w:rFonts w:ascii="Georgia" w:hAnsi="Georgia"/><w:color w:val="2B2B2B"/><w:sz w:val="26"/></w:rPr></w:pPr><w:r><w:rPr><w:rFonts w:ascii="Georgia" w:hAnsi="Georgia"/><w:color w:val="2B2B2B"/><w:sz w:val="26"/></w:rPr><w:t xml:space="preserve">It was not, in the end, a hard problem. Kade authorized a second aircraft within ninety seconds of being asked a question his own staff had spent a career not asking, because they had all, without meaning to, been performing an old script instead of running the actual budget. The medication arrived. Feld arrived. Nobody had to become a commander all the way through that night. Somewhere in the same few hours a very different phone rang: Nora and Jesse, calling from a gas station outside Tonopah, talking over each other fast enough that Gladys had to ask them, twice, to slow down and start with the part about the van.</w:t></w:r></w:p><w:p><w:pPr><w:spacing w:line="400" w:lineRule="auto"/><w:ind w:firstLine="440"/><w:jc w:val="both"/><w:rPr><w:rFonts w:ascii="Georgia" w:hAnsi="Georgia"/><w:color w:val="2B2B2B"/><w:sz w:val="26"/></w:rPr></w:pPr><w:r><w:rPr><w:rFonts w:ascii="Georgia" w:hAnsi="Georgia"/><w:color w:val="2B2B2B"/><w:sz w:val="26"/></w:rPr><w:t>What they described — the corridor, the Escort, three hostile faces that had never learned a word of English, and a name, Feld’s, handed to them before either of them had any reason to know it mattered — reached Dana within the hour, which meant she was holding Nora’s account of a stranger’s prediction in one hand and the stranger’s actual arrival in the other before the night was through. She did not believe in omens. She was starting to believe in an organization efficient enough to make omens look like paperwork.</w:t></w:r></w:p><w:p><w:pPr><w:spacing w:line="400" w:lineRule="auto"/><w:ind w:firstLine="440"/><w:jc w:val="both"/><w:rPr><w:rFonts w:ascii="Georgia" w:hAnsi="Georgia"/><w:color w:val="2B2B2B"/><w:sz w:val="26"/></w:rPr></w:pPr><w:r><w:rPr><w:rFonts w:ascii="Georgia" w:hAnsi="Georgia"/><w:color w:val="2B2B2B"/><w:sz w:val="26"/></w:rPr><w:t xml:space="preserve">Feld, once he’d slept and eaten and been reassured four separate times that no one intended to put him in a drawer, was told, gently, that his name had reached two civilians on a ship he had </w:t></w:r><w:r><w:rPr><w:rFonts w:ascii="Georgia" w:hAnsi="Georgia"/><w:color w:val="2B2B2B"/><w:sz w:val="26"/></w:rPr><w:lastRenderedPageBreak/><w:t xml:space="preserve">never personally been aboard. He took this with less surprise than Dana expected. “Someone up there’s been arguing my case longer than I have,” was all he offered that night, and then, because it was apparently a reflex he could not switch off any more than Dominic could switch off his, corrected Warren’s phrasing on a wholly unrelated point three sentences later — not activated, he said, triggered; a hybrid isn’t a light switch, and if the Desk kept calling it one they’d keep being surprised by the dimmer — with the patient, slightly wearying precision of a man who had spent the six months since he learned the truth as the only translator in every room he’d ever stood in and had never once been allowed to let a wrong word pass uncorrected. He turned out to know something more useful than tactics regardless. The invasion plan, he explained, had been reapproved by the ship’s ruling council eleven times in the last two centuries and amended on each </w:t></w:r><w:r><w:rPr><w:rFonts w:ascii="Georgia" w:hAnsi="Georgia"/><w:color w:val="2B2B2B"/><w:sz w:val="26"/></w:rPr><w:lastRenderedPageBreak/><w:t>occasion by delegates who would not be alive to see it carried out, which Feld said was the single most familiar thing about the whole story once you had sat through a Directorate budget meeting. Buried in that plan, in a clause nobody had ever had occasion to invoke, was a branch neither side had ever triggered, because triggering it required something the ship had never once been offered by anything it was planning to arrive on top of: an answer, freely given, instead of a broadcast simply taken.</w:t></w:r></w:p><w:p><w:pPr><w:spacing w:line="400" w:lineRule="auto"/><w:ind w:firstLine="440"/><w:jc w:val="both"/><w:rPr><w:rFonts w:ascii="Georgia" w:hAnsi="Georgia"/><w:color w:val="2B2B2B"/><w:sz w:val="26"/></w:rPr></w:pPr><w:r><w:rPr><w:rFonts w:ascii="Georgia" w:hAnsi="Georgia"/><w:color w:val="2B2B2B"/><w:sz w:val="26"/></w:rPr><w:t>They put him in a Halo conference room that still had a mural of a pretzel from the mall years. Feld ate toast as if toast were a test he intended to pass. He was ordinary to look at — early forties, a runner’s face, a scar at the hairline he said was a bicycle and then, later, said was not. When he corrected Warren on triggered, not activated, he did it without heat. Dana found that more alarming than heat would have been.</w:t></w:r></w:p><w:p><w:pPr><w:spacing w:line="400" w:lineRule="auto"/><w:ind w:firstLine="440"/><w:jc w:val="both"/><w:rPr><w:rFonts w:ascii="Georgia" w:hAnsi="Georgia"/><w:color w:val="2B2B2B"/><w:sz w:val="26"/></w:rPr></w:pPr><w:r><w:rPr><w:rFonts w:ascii="Georgia" w:hAnsi="Georgia"/><w:color w:val="2B2B2B"/><w:sz w:val="26"/></w:rPr><w:t xml:space="preserve">Halvorsen took the branch to the people above her, because that was the job, and the people above her heard an unused clause in a forty-thousand-year-old committee document and understood, with the particular clarity of officials who have never had to sit in a room with the thing they are describing, an opportunity: Starfall could carry a different kind of signal entirely, tuned not to answer the ship but to burn out every implant listening to it at once, in the one window in generations when every implant on the planet would be listening at the same second. Feld was the one who made them say what that meant in a sentence a civilian could hold: a receiver that size, driven that hard, does not politely switch off. It cooks. Every hybrid on Earth, Dominic included, would take that surge at the base of the skull in the same second, and nobody in the briefing room could tell Feld, when he asked twice, what percentage of them would only lose the implant and what percentage would lose rather more than that. A clean solution, on paper. Paper, Feld pointed out to a room that did not want to hear it twice, does not currently host anyone’s brother-in-law. The clause they were proposing to burn through was the request: consented passage, consented blood. Brussels had been handed a question and had reached for a weapon.</w:t></w:r></w:p><w:p><w:pPr><w:spacing w:line="400" w:lineRule="auto"/><w:ind w:firstLine="440"/><w:jc w:val="both"/><w:rPr><w:rFonts w:ascii="Georgia" w:hAnsi="Georgia"/><w:color w:val="2B2B2B"/><w:sz w:val="26"/></w:rPr></w:pPr><w:r><w:rPr><w:rFonts w:ascii="Georgia" w:hAnsi="Georgia"/><w:color w:val="2B2B2B"/><w:sz w:val="26"/></w:rPr><w:t>The room above Halvorsen was a video conference that made everyone look tired and slightly green. Flags in the corners. A man who would not give his agency asked whether the overload was reversible. Feld, off camera and then on because Dana pulled the laptop, said reversible was a word for software. The man asked for percentages. Feld gave him none. After the call Halvorsen stood at the window that did not open and said, to the glass, that she had spent a career being the adult and was no longer sure the adults had the right toys.</w:t></w:r></w:p><w:p><w:pPr><w:spacing w:line="400" w:lineRule="auto"/><w:ind w:firstLine="440"/><w:jc w:val="both"/><w:rPr><w:rFonts w:ascii="Georgia" w:hAnsi="Georgia"/><w:color w:val="2B2B2B"/><w:sz w:val="26"/></w:rPr></w:pPr><w:r><w:rPr><w:rFonts w:ascii="Georgia" w:hAnsi="Georgia"/><w:color w:val="2B2B2B"/><w:sz w:val="26"/></w:rPr><w:t xml:space="preserve">Buchanan had been on the same call from a different square, camera off, which everyone pretended not to notice. After the flags signed off she </w:t></w:r><w:r><w:rPr><w:rFonts w:ascii="Georgia" w:hAnsi="Georgia"/><w:color w:val="2B2B2B"/><w:sz w:val="26"/></w:rPr><w:lastRenderedPageBreak/><w:t>called Halvorsen on the internal line and said the overload was no longer a thought experiment. Halvorsen said thought experiments were all the Directorate was chartered to run. Buchanan said charters were for peacetime and that Starfall was already paid for. They did not raise their voices. Dana, who had been left on the line by accident for eleven seconds, heard Buchanan say “I’ll take the signature if you won’t,” and Halvorsen say “Then it will be your signature,” and then the click of someone who had remembered the extra ear.</w:t></w:r></w:p><w:p><w:pPr><w:spacing w:line="400" w:lineRule="auto"/><w:ind w:firstLine="440"/><w:jc w:val="both"/><w:rPr><w:rFonts w:ascii="Georgia" w:hAnsi="Georgia"/><w:color w:val="2B2B2B"/><w:sz w:val="26"/></w:rPr></w:pPr><w:r><w:rPr><w:rFonts w:ascii="Georgia" w:hAnsi="Georgia"/><w:color w:val="2B2B2B"/><w:sz w:val="26"/></w:rPr><w:t xml:space="preserve">Buchanan did not wait for the click to finish. She walked the authorization to the comms closet herself — a windowless sliver behind the logistics lobby that smelled of warm plastic and floor wax — and stood over the operator until the packet left. The send key stuck. She hit it with the side of her fist. The machine thunked. A strip of confirmation paper curled into the tray and she tore it off hard enough </w:t></w:r><w:r><w:rPr><w:rFonts w:ascii="Georgia" w:hAnsi="Georgia"/><w:color w:val="2B2B2B"/><w:sz w:val="26"/></w:rPr><w:lastRenderedPageBreak/><w:t>that the perforation cut her thumb. She sucked the blood without looking at it, which Dana, arriving late with Halvorsen’s warning still in her ear, filed next to Dominic’s napkin as a fact she did not yet have a form for.</w:t></w:r></w:p><w:p><w:pPr><w:spacing w:line="400" w:lineRule="auto"/><w:ind w:firstLine="440"/><w:jc w:val="both"/><w:rPr><w:rFonts w:ascii="Georgia" w:hAnsi="Georgia"/><w:color w:val="2B2B2B"/><w:sz w:val="26"/></w:rPr></w:pPr><w:r><w:rPr><w:rFonts w:ascii="Georgia" w:hAnsi="Georgia"/><w:color w:val="2B2B2B"/><w:sz w:val="26"/></w:rPr><w:t>Halvorsen briefed Dana in the stairwell because the conference room now felt occupied. “If she sends that authorization to Kade,” Halvorsen said, “you will be in the trailer when it arrives. I cannot stop a colonel from writing. I can put a person who still asks why in the room where the writing lands.” Dana said she was not sure she was that person. Halvorsen said the Desk had never been sure of anyone and had sent them anyway.</w:t></w:r></w:p><w:p><w:pPr><w:spacing w:line="400" w:lineRule="auto"/><w:ind w:firstLine="440"/><w:jc w:val="both"/><w:rPr><w:rFonts w:ascii="Georgia" w:hAnsi="Georgia"/><w:color w:val="2B2B2B"/><w:sz w:val="26"/></w:rPr></w:pPr><w:r><w:rPr><w:rFonts w:ascii="Georgia" w:hAnsi="Georgia"/><w:color w:val="2B2B2B"/><w:sz w:val="26"/></w:rPr><w:t xml:space="preserve">Dana believed her before she entirely wanted to. She had spent a career trusting a checklist over a feeling and had once put eleven thousand pieces of confetti into a military range because of it. She was no longer certain a colonel’s confidence was a better instrument than forty-odd years of listening to the same committee from the inside.</w:t></w:r></w:p><w:p><w:pPr><w:spacing w:line="400" w:lineRule="auto"/><w:ind w:firstLine="440"/><w:jc w:val="both"/><w:rPr><w:rFonts w:ascii="Georgia" w:hAnsi="Georgia"/><w:color w:val="2B2B2B"/><w:sz w:val="26"/></w:rPr></w:pPr><w:r><w:rPr><w:rFonts w:ascii="Georgia" w:hAnsi="Georgia"/><w:color w:val="2B2B2B"/><w:sz w:val="26"/></w:rPr><w:t>Buchanan called it caution dressed up as sentiment. Halvorsen, to her credit, did not overrule the plan and did not endorse it either, which left a gap in the chain of command exactly the width of one very fast wedding videographer.</w:t></w:r></w:p><w:p><w:pPr><w:spacing w:line="400" w:lineRule="auto"/><w:ind w:firstLine="440"/><w:jc w:val="both"/><w:rPr><w:rFonts w:ascii="Georgia" w:hAnsi="Georgia"/><w:color w:val="2B2B2B"/><w:sz w:val="26"/></w:rPr></w:pPr><w:r><w:rPr><w:rFonts w:ascii="Georgia" w:hAnsi="Georgia"/><w:color w:val="2B2B2B"/><w:sz w:val="26"/></w:rPr><w:t xml:space="preserve">Priya, meanwhile, had been trying to turn Feld into data. Straight genetic sequencing came back, four separate times, defiantly normal — whatever had built him had apparently built him out of unmodified human material, which made a grim kind of sense once you’d heard Kade’s explanation twice: why invent new biology when the old kind, in sufficient supply, works exactly as well and audits as human on every form that matters. What Feld’s imaging did show, buried in a routine hospital X-ray taken for a broken wrist at age nine and exhumed from a records archive nobody remembered </w:t></w:r><w:r><w:rPr><w:rFonts w:ascii="Georgia" w:hAnsi="Georgia"/><w:color w:val="2B2B2B"/><w:sz w:val="26"/></w:rPr><w:lastRenderedPageBreak/><w:t xml:space="preserve">keeping, was a shadow the size of a grain of rice at the base of the skull, present in his file since childhood and never once flagged, because nobody reading a nine-year-old’s wrist film in rural Ohio had any reason to go looking at the back of his neck. Priya ran the numbers with the grim satisfaction of a woman who had just solved exactly half a problem: the marker was real, cheap to find, and sitting on equipment every emergency room in the country already owned. It was also, as a public health measure, useless, because the only way to learn which of three hundred and thirty million Americans had one was to X-ray all three hundred and thirty million Americans, repeatedly, without any of them noticing they’d been asked — a sentence that survived contact with neither a budget nor a civil liberties lawyer. “We can prove it on one person,” she told Dana. “We cannot prove it on a country. They know that. It’s probably why they’ve </w:t></w:r><w:r><w:rPr><w:rFonts w:ascii="Georgia" w:hAnsi="Georgia"/><w:color w:val="2B2B2B"/><w:sz w:val="26"/></w:rPr><w:lastRenderedPageBreak/><w:t>never worried about the version of this where we just go looking.”</w:t></w:r></w:p><w:p><w:pPr><w:spacing w:line="400" w:lineRule="auto"/><w:ind w:firstLine="440"/><w:jc w:val="both"/><w:rPr><w:rFonts w:ascii="Georgia" w:hAnsi="Georgia"/><w:color w:val="2B2B2B"/><w:sz w:val="26"/></w:rPr></w:pPr><w:r><w:rPr><w:rFonts w:ascii="Georgia" w:hAnsi="Georgia"/><w:color w:val="2B2B2B"/><w:sz w:val="26"/></w:rPr><w:t xml:space="preserve">Daniels was read in properly two days later, over Halvorsen’s initial objection and Dana’s flat insistence that a man who had been quietly right for eleven years had earned a clearance more than most people who already had one. Given supervised access to Feld, and briefly to the Nevada facility’s captured crew member, he ran the unglamorous tests nobody else had thought to run, and found, inside a week, the detail that would matter more than anyone in that trailer yet understood: blood alcohol, even in modest amounts, measurably degraded an implant’s signal fidelity, the same way static degrades a weak radio station. Priya’s own equipment, cross-checked against Daniels’ bloodwork, confirmed it inside the hour. Neither of them could yet say why — Daniels’ best guess involved the same ethanol pathways that slur </w:t></w:r><w:r><w:rPr><w:rFonts w:ascii="Georgia" w:hAnsi="Georgia"/><w:color w:val="2B2B2B"/><w:sz w:val="26"/></w:rPr><w:lastRenderedPageBreak/><w:t>ordinary human speech, applied to a receiver that had never been designed to expect a drunk host — but the correlation held every time they tried it, which was, Priya said, more consistency than the implant had shown them about anything else so far.</w:t></w:r></w:p><w:p><w:pPr><w:spacing w:line="400" w:lineRule="auto"/><w:ind w:firstLine="440"/><w:jc w:val="both"/><w:rPr><w:rFonts w:ascii="Georgia" w:hAnsi="Georgia"/><w:color w:val="2B2B2B"/><w:sz w:val="26"/></w:rPr></w:pPr><w:r><w:rPr><w:rFonts w:ascii="Georgia" w:hAnsi="Georgia"/><w:color w:val="2B2B2B"/><w:sz w:val="26"/></w:rPr><w:t xml:space="preserve">It was Warren, flipping back through his own case file out of the same habit that had kept the Lissome notes, who said Curtis’s name out loud for the first time since Lissome. Eleven seconds, holding a microphone, three drinks in — the exact shape, they now understood, of a signal trying to get through a connection that alcohol had half-closed. Nobody at that reception had ever thought to ask the best man for a Dipstick reading, because nobody at that reception had needed to. Dana called the number Nora had for him within the hour. It rang through Starfall. He called back on the Tuesday after, from a garage in Fort Wayne, suspicious and sober. Nora drove up with a cartridge and no camera. The pink came up lighter than a crewman’s and darker than a clean human’s. Curtis said he had been drunk, which he had, and that he did not remember deciding to stop talking. He asked if he was allowed to stay Curtis. Dana said yes, and that staying was the point of the question they had just asked the sky. He put the phone on the workbench. It did not ring again.</w:t></w:r></w:p><w:p><w:pPr><w:spacing w:line="400" w:lineRule="auto"/><w:ind w:firstLine="440"/><w:jc w:val="both"/><w:rPr><w:rFonts w:ascii="Georgia" w:hAnsi="Georgia"/><w:color w:val="2B2B2B"/><w:sz w:val="26"/></w:rPr></w:pPr><w:r><w:rPr><w:rFonts w:ascii="Georgia" w:hAnsi="Georgia"/><w:color w:val="2B2B2B"/><w:sz w:val="26"/></w:rPr><w:t xml:space="preserve">It was in the hour after, cleanup still ongoing, that Dana finally sat across a table, in person, from </w:t></w:r><w:r><w:rPr><w:rFonts w:ascii="Georgia" w:hAnsi="Georgia"/><w:color w:val="2B2B2B"/><w:sz w:val="26"/></w:rPr><w:lastRenderedPageBreak/><w:t>Nora Calder and Jesse Tran, in a Halo Systems break room that still smelled like the food court above it, and said the sentence Colonel Buchanan had been sitting on for two days: “Your footage found Lissome before Brussels did, and the two of you found that facility before we’d found a use for you finding it. I’m sorry it took an actual abduction before anyone said thank you properly.”</w:t></w:r></w:p><w:p><w:pPr><w:spacing w:line="400" w:lineRule="auto"/><w:ind w:firstLine="440"/><w:jc w:val="both"/><w:rPr><w:rFonts w:ascii="Georgia" w:hAnsi="Georgia"/><w:color w:val="2B2B2B"/><w:sz w:val="26"/></w:rPr></w:pPr><w:r><w:rPr><w:rFonts w:ascii="Georgia" w:hAnsi="Georgia"/><w:color w:val="2B2B2B"/><w:sz w:val="26"/></w:rPr><w:t xml:space="preserve">Nora described the Escort again, in more detail than the gas-station call had allowed room for, and Feld, sitting in on the debrief because nobody had yet found a polite way to exclude him from a conversation about people exactly like him, went quiet in a way Dana hadn’t seen from him before. “I know what he meant,” Feld said finally, “about having a choice put in front of him before I had mine. There’s more than one of us who’s asked that question. Not all. Enough that it matters. There’s a woman on the council — Feld didn’t have a name for </w:t></w:r><w:r><w:rPr><w:rFonts w:ascii="Georgia" w:hAnsi="Georgia"/><w:color w:val="2B2B2B"/><w:sz w:val="26"/></w:rPr><w:lastRenderedPageBreak/><w:t>her that meant anything in English, only a designation that translated, roughly and unhelpfully, to something like third seat, harvest committee — who’s been voting against every hard-line proposal for eleven years running and losing every time by a smaller margin. She’s not winning. She hasn’t once won. But eleven years of losing by a shrinking margin is not nothing, and it’s the reason the branch existed to be triggered at all.”</w:t></w:r></w:p><w:p><w:pPr><w:spacing w:line="400" w:lineRule="auto"/><w:ind w:firstLine="440"/><w:jc w:val="both"/><w:rPr><w:rFonts w:ascii="Georgia" w:hAnsi="Georgia"/><w:color w:val="2B2B2B"/><w:sz w:val="26"/></w:rPr></w:pPr><w:r><w:rPr><w:rFonts w:ascii="Georgia" w:hAnsi="Georgia"/><w:color w:val="2B2B2B"/><w:sz w:val="26"/></w:rPr><w:t xml:space="preserve">The shrinking margin, Feld explained, when Dana finally asked the obvious question, had less to do with anyone’s conscience than with paperwork of a different kind. Hybrids married each other. Not always, not even often, but often enough over forty-six years to have built something the original planners had apparently not budgeted for: families, raised on Earth, some of whose children had never once been swapped for anyone, because there was no infant to swap and no hospital in the operation — </w:t></w:r><w:r><w:rPr><w:rFonts w:ascii="Georgia" w:hAnsi="Georgia"/><w:color w:val="2B2B2B"/><w:sz w:val="26"/></w:rPr><w:lastRenderedPageBreak/><w:t>a child conceived and born the ordinary way, to two parents who happened to carry an implant apiece, arrives with no implant of its own and nothing a Dipstick or an X-ray will ever find. Everything useful about that child, if the ship still wanted it useful, would have to be installed the slow way, the same way any parent installs anything in a child: at the dinner table, over years, on purpose. “There’s no marker,” Feld said, “because there’s nothing to mark. It’s just a kid whose parents believed something and told them about it a lot. You cannot X-ray a bedtime story. Half the council that’s gone quiet on the hard-line vote has one of those kids at home now, and has started asking, out loud, what exactly they were supposed to be raising them for.”</w:t></w:r></w:p><w:p><w:pPr><w:spacing w:line="400" w:lineRule="auto"/><w:ind w:firstLine="440"/><w:jc w:val="both"/><w:rPr><w:rFonts w:ascii="Georgia" w:hAnsi="Georgia"/><w:color w:val="2B2B2B"/><w:sz w:val="26"/></w:rPr></w:pPr><w:r><w:rPr><w:rFonts w:ascii="Georgia" w:hAnsi="Georgia"/><w:color w:val="2B2B2B"/><w:sz w:val="26"/></w:rPr><w:t xml:space="preserve">They took that conversation into a stairwell because the conference room had started to feel like a place where sentences went to be minuted. Feld spoke with his back to the wall. Dana counted </w:t></w:r><w:r><w:rPr><w:rFonts w:ascii="Georgia" w:hAnsi="Georgia"/><w:color w:val="2B2B2B"/><w:sz w:val="26"/></w:rPr><w:lastRenderedPageBreak/><w:t>flights. Somewhere above them the fountain in the atrium kept running, a mall sound doing civil-defense work. When they came out, Priya was waiting with a printout of a nine-year-old’s wrist X-ray and a look that said the printout was both a triumph and a dead end. The shadow at the base of the skull was the size of a grain of rice. Dana held the film to the stairwell light and thought about three hundred and thirty million Americans and a machine that could not be pointed at a country.</w:t></w:r></w:p><w:p><w:pPr><w:spacing w:line="400" w:lineRule="auto"/><w:ind w:firstLine="440"/><w:jc w:val="both"/><w:rPr><w:rFonts w:ascii="Georgia" w:hAnsi="Georgia"/><w:color w:val="2B2B2B"/><w:sz w:val="26"/></w:rPr></w:pPr><w:r><w:rPr><w:rFonts w:ascii="Georgia" w:hAnsi="Georgia"/><w:color w:val="2B2B2B"/><w:sz w:val="26"/></w:rPr><w:t>Nora, who had spent three weeks being told her camera lied, found she did not entirely know what to do with being believed. She asked, instead, the only question that had mattered to her since Thanksgiving: “Can you fix my brother-in-law?”</w:t></w:r></w:p><w:p><w:pPr><w:spacing w:line="400" w:lineRule="auto"/><w:ind w:firstLine="440"/><w:jc w:val="both"/><w:rPr><w:rFonts w:ascii="Georgia" w:hAnsi="Georgia"/><w:color w:val="2B2B2B"/><w:sz w:val="26"/></w:rPr></w:pPr><w:r><w:rPr><w:rFonts w:ascii="Georgia" w:hAnsi="Georgia"/><w:color w:val="2B2B2B"/><w:sz w:val="26"/></w:rPr><w:t xml:space="preserve">Dana did not lie to her, which Nora would later say was the moment she decided to trust the whole strange building. “I don’t know yet. But we’re not </w:t></w:r><w:r><w:rPr><w:rFonts w:ascii="Georgia" w:hAnsi="Georgia"/><w:color w:val="2B2B2B"/><w:sz w:val="26"/></w:rPr><w:lastRenderedPageBreak/><w:t>going to find out by keeping you in a diner in Nevada.”</w:t></w:r></w:p><w:p><w:pPr><w:spacing w:before="600" w:after="320" w:line="400" w:lineRule="auto"/><w:jc w:val="center"/><w:rPr><w:rFonts w:ascii="Georgia" w:hAnsi="Georgia"/><w:b/><w:color w:val="3B6EA5"/><w:sz w:val="28"/></w:rPr></w:pPr><w:r><w:rPr><w:rFonts w:ascii="Georgia" w:hAnsi="Georgia"/><w:b/><w:color w:val="3B6EA5"/><w:sz w:val="28"/></w:rPr><w:br w:type="page"/></w:r></w:p><w:p><w:pPr><w:pStyle w:val="Heading2"/><w:spacing w:before="600" w:after="320" w:line="400" w:lineRule="auto"/><w:jc w:val="center"/><w:rPr><w:rFonts w:ascii="Georgia" w:hAnsi="Georgia"/><w:b/><w:color w:val="3B6EA5"/><w:sz w:val="28"/></w:rPr></w:pPr><w:r><w:rPr><w:rFonts w:ascii="Georgia" w:hAnsi="Georgia"/><w:b/><w:color w:val="3B6EA5"/><w:sz w:val="28"/></w:rPr><w:lastRenderedPageBreak/><w:t>Biology</w:t></w:r></w:p><w:p><w:pPr><w:spacing w:after="40" w:line="400" w:lineRule="auto"/><w:ind w:left="440" w:right="320"/><w:rPr><w:rFonts w:ascii="Georgia" w:hAnsi="Georgia"/><w:i/><w:color w:val="2B2B2B"/><w:sz w:val="26"/></w:rPr></w:pPr><w:r><w:rPr><w:rFonts w:ascii="Georgia" w:hAnsi="Georgia"/><w:i/><w:iCs/><w:color w:val="2B2B2B"/><w:sz w:val="26"/><w:szCs w:val="20"/></w:rPr><w:t>On fraternization: not against the rules, strictly, since nobody has ever needed a rule for something nobody anticipated surviving long enough to attempt.</w:t></w:r></w:p><w:p><w:pPr><w:spacing w:after="280" w:line="400" w:lineRule="auto"/><w:ind w:left="440" w:right="320"/><w:rPr><w:rFonts w:ascii="Georgia" w:hAnsi="Georgia"/><w:i/><w:color w:val="2B2B2B"/><w:sz w:val="26"/></w:rPr></w:pPr><w:r><w:rPr><w:rFonts w:ascii="Georgia" w:hAnsi="Georgia"/><w:i/><w:iCs/><w:color w:val="2B2B2B"/><w:sz w:val="26"/><w:szCs w:val="18"/></w:rPr><w:t>— The New Starter’s Handbook, uncleared draft</w:t></w:r></w:p><w:p><w:pPr><w:spacing w:line="400" w:lineRule="auto"/><w:ind w:firstLine="440"/><w:jc w:val="both"/><w:rPr><w:rFonts w:ascii="Georgia" w:hAnsi="Georgia"/><w:color w:val="2B2B2B"/><w:sz w:val="26"/></w:rPr></w:pPr><w:r><w:rPr><w:rFonts w:ascii="Georgia" w:hAnsi="Georgia"/><w:color w:val="2B2B2B"/><w:sz w:val="26"/></w:rPr><w:t xml:space="preserve">The break room sat one level below the old food court, a windowless box with a drop ceiling and a fluorescent tube that buzzed on the left side and stayed decently dead on the right. The vending machine dispensed only the bottom row and hummed like a refrigerator that wanted a new belt. A mini-fridge hosted someone else’s forgotten sandwich — mayonnaise going sharp, bread going sweet — and the air under that was burnt coffee, lemon cleaner, and the warm-dust smell of a building that had once been a mall. The vinyl floor </w:t></w:r><w:r><w:rPr><w:rFonts w:ascii="Georgia" w:hAnsi="Georgia"/><w:color w:val="2B2B2B"/><w:sz w:val="26"/></w:rPr><w:lastRenderedPageBreak/><w:t>stuck slightly under Nora’s heel. At that hour there was not one single other person who needed anything from either of them. Nora had spent the last ten minutes silently rehearsing every professional reason to say goodnight and go find a motel of her own. She had not moved from the spot by the laminate counter, and had stopped pretending, even to herself, that she was going to.</w:t></w:r></w:p><w:p><w:pPr><w:spacing w:line="400" w:lineRule="auto"/><w:ind w:firstLine="440"/><w:jc w:val="both"/><w:rPr><w:rFonts w:ascii="Georgia" w:hAnsi="Georgia"/><w:color w:val="2B2B2B"/><w:sz w:val="26"/></w:rPr></w:pPr><w:r><w:rPr><w:rFonts w:ascii="Georgia" w:hAnsi="Georgia"/><w:color w:val="2B2B2B"/><w:sz w:val="26"/></w:rPr><w:t xml:space="preserve">Jesse, standing close enough that his shoulder had apparently decided to become permanent architecture near hers, smelled of diner coffee and Nevada dust and the cheap soap from the Halo locker room. He was wiry through the waist and heavier through the shoulders than his four shirts suggested, dark hair flattened on one side from a day of headphones, a day’s stubble coming in uneven along his jaw. He finally said the thing he’d been rehearsing since the motel outside Reno, and picked possibly the worst-lit room in the state to say it in. It </w:t></w:r><w:r><w:rPr><w:rFonts w:ascii="Georgia" w:hAnsi="Georgia"/><w:color w:val="2B2B2B"/><w:sz w:val="26"/></w:rPr><w:lastRenderedPageBreak/><w:t>was not, by his own later account, a good speech — he’d had four days to write it and had spent all four of them on the wrong draft — but it had the one virtue a speech like that actually needs, which is that he meant every word of it and stopped talking while that was still true. Nora told him afterward that this was, in fact, exactly the right amount of romance for the year she was having, and that she’d have been suspicious of anything with better lighting.</w:t></w:r></w:p><w:p><w:pPr><w:spacing w:line="400" w:lineRule="auto"/><w:ind w:firstLine="440"/><w:jc w:val="both"/><w:rPr><w:rFonts w:ascii="Georgia" w:hAnsi="Georgia"/><w:color w:val="2B2B2B"/><w:sz w:val="26"/></w:rPr></w:pPr><w:r><w:rPr><w:rFonts w:ascii="Georgia" w:hAnsi="Georgia"/><w:color w:val="2B2B2B"/><w:sz w:val="26"/></w:rPr><w:t xml:space="preserve">She didn’t answer him with words. For a woman who had spent eleven years professionally certain that a picture told the truth better than a speech, it was the most honest thing she’d done all week. She closed the distance his shoulder had already been arguing didn’t exist and kissed him the way you kiss someone after you have both nearly died more than once in the same two days and have run out of patience for finding out later. He kissed her back like a man who had been rehearsing the wrong version </w:t></w:r><w:r><w:rPr><w:rFonts w:ascii="Georgia" w:hAnsi="Georgia"/><w:color w:val="2B2B2B"/><w:sz w:val="26"/></w:rPr><w:lastRenderedPageBreak/><w:t>of this the whole time and had only just found the right one.</w:t></w:r></w:p><w:p><w:pPr><w:spacing w:line="400" w:lineRule="auto"/><w:ind w:firstLine="440"/><w:jc w:val="both"/><w:rPr><w:rFonts w:ascii="Georgia" w:hAnsi="Georgia"/><w:color w:val="2B2B2B"/><w:sz w:val="26"/></w:rPr></w:pPr><w:r><w:rPr><w:rFonts w:ascii="Georgia" w:hAnsi="Georgia"/><w:color w:val="2B2B2B"/><w:sz w:val="26"/></w:rPr><w:t>They surfaced from it just long enough for Nora to say, with the particular precision of a woman narrating her own bad decisions as she made them, “You mean we should let the psychology take over. Talk it through properly. Like adults.” Jesse considered this for exactly as long as it took him to shake his head. “No,” he said. “Biology. It’s much more fun.” Nora did not have a rebuttal ready, which she maintained afterward was rather the point of biology in the first place.</w:t></w:r></w:p><w:p><w:pPr><w:spacing w:line="400" w:lineRule="auto"/><w:ind w:firstLine="440"/><w:jc w:val="both"/><w:rPr><w:rFonts w:ascii="Georgia" w:hAnsi="Georgia"/><w:color w:val="2B2B2B"/><w:sz w:val="26"/></w:rPr></w:pPr><w:r><w:rPr><w:rFonts w:ascii="Georgia" w:hAnsi="Georgia"/><w:color w:val="2B2B2B"/><w:sz w:val="26"/></w:rPr><w:t xml:space="preserve">They did not go back to separate motel rooms that night. Behind the break room, down a short corridor that still had the scuffed beige of the old mall service hall and a HVAC vent ticking like a clock with a loose tooth, Halo kept a windowless crash room for people who had missed their last commercial flight. A steel door with a paper sign </w:t></w:r><w:r><w:rPr><w:rFonts w:ascii="Georgia" w:hAnsi="Georgia"/><w:color w:val="2B2B2B"/><w:sz w:val="26"/></w:rPr><w:lastRenderedPageBreak/><w:t>that said REST in block letters. Inside: one narrow bed with industrial sheets the color of weak tea, a particle-board nightstand, a lamp whose shade had yellowed and whose bulb was the wrong wattage, a wall clock that had stopped at ten-forty, and carpet that held the ghost of old popcorn oil from the theater two floors up when this building had still sold tickets. The air was close and cool, faintly metallic, with a thread of his soap and her skin once the door clicked shut and took the corridor hum with it. The sheets were rough. The lamp was ugly. It was, for once, enough.</w:t></w:r></w:p><w:p><w:pPr><w:spacing w:line="400" w:lineRule="auto"/><w:ind w:firstLine="440"/><w:jc w:val="both"/><w:rPr><w:rFonts w:ascii="Georgia" w:hAnsi="Georgia"/><w:color w:val="2B2B2B"/><w:sz w:val="26"/></w:rPr></w:pPr><w:r><w:rPr><w:rFonts w:ascii="Georgia" w:hAnsi="Georgia"/><w:color w:val="2B2B2B"/><w:sz w:val="26"/></w:rPr><w:t xml:space="preserve">He was built the way work builds a person — shoulders first, no display. In that lamp his skin looked warmer than the room. Her hair was nearly black where it left her shoulders; a strand stuck to her mouth. When he put his mouth to her breast she made a sound that was not professional at all. She </w:t></w:r><w:r><w:rPr><w:rFonts w:ascii="Georgia" w:hAnsi="Georgia"/><w:color w:val="2B2B2B"/><w:sz w:val="26"/></w:rPr><w:lastRenderedPageBreak/><w:t>tasted of coffee and the mint from the break-room bowl. The vent in the wall kept ticking.</w:t></w:r></w:p><w:p><w:pPr><w:spacing w:line="400" w:lineRule="auto"/><w:ind w:firstLine="440"/><w:jc w:val="both"/><w:rPr><w:rFonts w:ascii="Georgia" w:hAnsi="Georgia"/><w:color w:val="2B2B2B"/><w:sz w:val="26"/></w:rPr></w:pPr><w:r><w:rPr><w:rFonts w:ascii="Georgia" w:hAnsi="Georgia"/><w:color w:val="2B2B2B"/><w:sz w:val="26"/></w:rPr><w:t xml:space="preserve">What followed was not a performance and not a race. It was two people who had been living in other people’s emergencies finally paying attention to a room that contained only them: the stopped clock, the yellow lamp, the tick in the vent, the rough tea-colored sheet rucked to the foot of the bed. When it took them it took them hard and at nearly the same time — a clean, helpless peak that emptied the month out of both of them for as long as a body can manage that trick. Nevada went. The ship went. Starfall went. Afterward the room came back in pieces: his mouth at her breast again, her calf </w:t></w:r><w:r><w:rPr><w:rFonts w:ascii="Georgia" w:hAnsi="Georgia"/><w:color w:val="2B2B2B"/><w:sz w:val="26"/></w:rPr><w:lastRenderedPageBreak/><w:t>hooked over the back of his, the metallic cool of the air on damp skin, and nothing else that needed a name.</w:t></w:r></w:p><w:p><w:pPr><w:spacing w:line="400" w:lineRule="auto"/><w:ind w:firstLine="440"/><w:jc w:val="both"/><w:rPr><w:rFonts w:ascii="Georgia" w:hAnsi="Georgia"/><w:color w:val="2B2B2B"/><w:sz w:val="26"/></w:rPr></w:pPr><w:r><w:rPr><w:rFonts w:ascii="Georgia" w:hAnsi="Georgia"/><w:color w:val="2B2B2B"/><w:sz w:val="26"/></w:rPr><w:t>Nora would say, much later, that it was the first night in three weeks she had stopped being afraid in full sentences. Jesse would say less about it than that, because Jesse, for once in his life, had run out of things to narrate.</w:t></w:r></w:p><w:p><w:pPr><w:spacing w:line="400" w:lineRule="auto"/><w:ind w:firstLine="440"/><w:jc w:val="both"/><w:rPr><w:rFonts w:ascii="Georgia" w:hAnsi="Georgia"/><w:color w:val="2B2B2B"/><w:sz w:val="26"/></w:rPr></w:pPr></w:p><w:p><w:pPr><w:spacing w:line="400" w:lineRule="auto"/><w:ind w:firstLine="440"/><w:jc w:val="both"/><w:rPr><w:rFonts w:ascii="Georgia" w:hAnsi="Georgia"/><w:color w:val="2B2B2B"/><w:sz w:val="26"/></w:rPr></w:pPr><w:r><w:rPr><w:rFonts w:ascii="Georgia" w:hAnsi="Georgia"/><w:color w:val="2B2B2B"/><w:sz w:val="26"/></w:rPr><w:t xml:space="preserve">In the morning she told him she was going to tell Mabs everything before Texas. He said Mabs had a right to a husband who was still a husband for two more days. They did not raise their voices. They also did not agree. She told Mabs anyway, in a service corridor that smelled of pretzels, three hours before totality. Mabs said, “I know he’s different.” Then she said, “Don’t you make me choose in a stadium.” Nora didn’t. That was the cost. She went to section </w:t></w:r><w:r><w:rPr><w:rFonts w:ascii="Georgia" w:hAnsi="Georgia"/><w:color w:val="2B2B2B"/><w:sz w:val="26"/></w:rPr><w:lastRenderedPageBreak/><w:t>114 with her sister’s permission and without her sister’s peace.</w:t></w:r></w:p><w:p><w:pPr><w:spacing w:line="400" w:lineRule="auto"/><w:ind w:firstLine="440"/><w:jc w:val="both"/><w:rPr><w:rFonts w:ascii="Georgia" w:hAnsi="Georgia"/><w:color w:val="2B2B2B"/><w:sz w:val="26"/></w:rPr></w:pPr><w:r><w:rPr><w:rFonts w:ascii="Georgia" w:hAnsi="Georgia"/><w:color w:val="2B2B2B"/><w:sz w:val="26"/></w:rPr><w:t>Word travels fast in an office of four people and one working elevator. Warren found out first, from the two coffees Jesse ordered the next morning instead of one, and said nothing about it, which was, from Warren, roughly the civic equivalent of throwing a parade. Priya found out second, deduced it from twelve feet away in under four seconds flat, and immediately opened a betting pool she declined to show either of them the terms of. Gladys, who had privately known since the first call from Indiana and had simply been waiting for the paperwork to catch up with the feeling, said only, “Well. About time,” and went back to the tip line, entirely satisfied with how the universe was running that particular week.</w:t></w:r></w:p><w:p><w:pPr><w:spacing w:line="400" w:lineRule="auto"/><w:ind w:firstLine="440"/><w:jc w:val="both"/><w:rPr><w:rFonts w:ascii="Georgia" w:hAnsi="Georgia"/><w:color w:val="2B2B2B"/><w:sz w:val="26"/></w:rPr></w:pPr><w:r><w:rPr><w:rFonts w:ascii="Georgia" w:hAnsi="Georgia"/><w:color w:val="2B2B2B"/><w:sz w:val="26"/></w:rPr><w:t xml:space="preserve">By the time they reached the food court, the crash room still smelled like the lamp had been on too long. Nora found her shirt inside out and did not correct it until the hall. The food-court fountain was doing its cheerful lie downstairs. Jesse bought the two coffees and then, because the machine demanded a third button he did not mean to hit, a hot chocolate he handed to Steve’s empty corner of the lot as a joke that only Warren was there to not laugh at. Dana saw them from the stairwell and chose, for once, not to need anything from the break room for a full ten minutes.</w:t></w:r></w:p><w:p><w:pPr><w:spacing w:line="400" w:lineRule="auto"/><w:ind w:firstLine="440"/><w:jc w:val="both"/><w:rPr><w:rFonts w:ascii="Georgia" w:hAnsi="Georgia"/><w:color w:val="2B2B2B"/><w:sz w:val="26"/></w:rPr></w:pPr><w:r><w:rPr><w:rFonts w:ascii="Georgia" w:hAnsi="Georgia"/><w:color w:val="2B2B2B"/><w:sz w:val="26"/></w:rPr><w:t>Steve, informed of none of this and caring less, ate a second houseplant three states away and was declared, by unanimous and entirely unscientific consensus, to be thriving.</w:t></w:r></w:p><w:p><w:pPr><w:spacing w:before="600" w:after="320" w:line="400" w:lineRule="auto"/><w:jc w:val="center"/><w:rPr><w:rFonts w:ascii="Georgia" w:hAnsi="Georgia"/><w:b/><w:color w:val="3B6EA5"/><w:sz w:val="28"/></w:rPr></w:pPr><w:r><w:rPr><w:rFonts w:ascii="Georgia" w:hAnsi="Georgia"/><w:b/><w:color w:val="3B6EA5"/><w:sz w:val="28"/></w:rPr><w:br w:type="page"/></w:r></w:p><w:p><w:pPr><w:pStyle w:val="Heading2"/><w:spacing w:before="600" w:after="320" w:line="400" w:lineRule="auto"/><w:jc w:val="center"/><w:rPr><w:rFonts w:ascii="Georgia" w:hAnsi="Georgia"/><w:b/><w:color w:val="3B6EA5"/><w:sz w:val="28"/></w:rPr></w:pPr><w:r><w:rPr><w:rFonts w:ascii="Georgia" w:hAnsi="Georgia"/><w:b/><w:color w:val="3B6EA5"/><w:sz w:val="28"/></w:rPr><w:lastRenderedPageBreak/><w:t>Starfall</w:t></w:r></w:p><w:p><w:pPr><w:spacing w:after="40" w:line="400" w:lineRule="auto"/><w:ind w:left="440" w:right="320"/><w:rPr><w:rFonts w:ascii="Georgia" w:hAnsi="Georgia"/><w:i/><w:color w:val="2B2B2B"/><w:sz w:val="26"/></w:rPr></w:pPr><w:r><w:rPr><w:rFonts w:ascii="Georgia" w:hAnsi="Georgia"/><w:i/><w:iCs/><w:color w:val="2B2B2B"/><w:sz w:val="26"/><w:szCs w:val="20"/></w:rPr><w:t>On endings: the species will not be told. It will simply notice, eventually, that the sky feels less watched, and assume this is progress.</w:t></w:r></w:p><w:p><w:pPr><w:spacing w:after="280" w:line="400" w:lineRule="auto"/><w:ind w:left="440" w:right="320"/><w:rPr><w:rFonts w:ascii="Georgia" w:hAnsi="Georgia"/><w:i/><w:color w:val="2B2B2B"/><w:sz w:val="26"/></w:rPr></w:pPr><w:r><w:rPr><w:rFonts w:ascii="Georgia" w:hAnsi="Georgia"/><w:i/><w:iCs/><w:color w:val="2B2B2B"/><w:sz w:val="26"/><w:szCs w:val="18"/></w:rPr><w:t>— The New Starter’s Handbook, uncleared draft</w:t></w:r></w:p><w:p><w:pPr><w:spacing w:line="400" w:lineRule="auto"/><w:ind w:firstLine="440"/><w:jc w:val="both"/><w:rPr><w:rFonts w:ascii="Georgia" w:hAnsi="Georgia"/><w:color w:val="2B2B2B"/><w:sz w:val="26"/></w:rPr></w:pPr><w:r><w:rPr><w:rFonts w:ascii="Georgia" w:hAnsi="Georgia"/><w:color w:val="2B2B2B"/><w:sz w:val="26"/></w:rPr><w:t xml:space="preserve">The Desk drove down together, all five of them and the alpaca in one van that smelled, by hour six, unmistakably of alpaca, and spent the last quiet stretch of highway before Texas doing the thing they had never once done in the weeks since Lissome, which was nothing in particular: Gladys read the paper editions of two newspapers she still had delivered on principle, Warren dozed with a folder open on his lap he had no intention of reading, Priya argued with Jesse about a podcast episode neither of them would remember by morning, and Dana </w:t></w:r><w:r><w:rPr><w:rFonts w:ascii="Georgia" w:hAnsi="Georgia"/><w:color w:val="2B2B2B"/><w:sz w:val="26"/></w:rPr><w:lastRenderedPageBreak/><w:t>drove, watching all of it in the mirror the way a woman watches something she has decided, without quite announcing it to herself, to keep. Nobody mentioned Starfall for a hundred and forty miles. It was, Dana thought, the closest the Desk had ever come to being an actual desk, as opposed to a basement full of people who happened to work near each other.</w:t></w:r></w:p><w:p><w:pPr><w:spacing w:line="400" w:lineRule="auto"/><w:ind w:firstLine="440"/><w:jc w:val="both"/><w:rPr><w:rFonts w:ascii="Georgia" w:hAnsi="Georgia"/><w:color w:val="2B2B2B"/><w:sz w:val="26"/></w:rPr></w:pPr><w:r><w:rPr><w:rFonts w:ascii="Georgia" w:hAnsi="Georgia"/><w:color w:val="2B2B2B"/><w:sz w:val="26"/></w:rPr><w:t>Texas arrived as heat and a horizon that refused to get closer. The van’s air-conditioning had one setting, which was argument. Steve shifted in the back and the whole vehicle leaned. They stopped once at a station where the restrooms smelled of bleach and hot paper towels, and Warren bought five bottles of water and a sixth he did not explain. By the stadium the sky was already taking on the particular pre-eclipse color that makes people take photographs of nothing.</w:t></w:r></w:p><w:p><w:pPr><w:spacing w:line="400" w:lineRule="auto"/><w:ind w:firstLine="440"/><w:jc w:val="both"/><w:rPr><w:rFonts w:ascii="Georgia" w:hAnsi="Georgia"/><w:color w:val="2B2B2B"/><w:sz w:val="26"/></w:rPr></w:pPr><w:r><w:rPr><w:rFonts w:ascii="Georgia" w:hAnsi="Georgia"/><w:color w:val="2B2B2B"/><w:sz w:val="26"/></w:rPr><w:lastRenderedPageBreak/><w:t>They hit a checkpoint that was only traffic cones and a man in a volunteer shirt who wanted to know if they were press. Warren said federal and showed a badge that had been designed to end conversations. The man ended. In the van Priya ran the overlay on a laptop that kept overheating on her knees. The hum, as they closed on the stadium, resolved from a smear into a point. She said, not loud, “It’s already listening.” Gladys, without looking up from the paper, said that was rude.</w:t></w:r></w:p><w:p><w:pPr><w:spacing w:line="400" w:lineRule="auto"/><w:ind w:firstLine="440"/><w:jc w:val="both"/><w:rPr><w:rFonts w:ascii="Georgia" w:hAnsi="Georgia"/><w:color w:val="2B2B2B"/><w:sz w:val="26"/></w:rPr></w:pPr><w:r><w:rPr><w:rFonts w:ascii="Georgia" w:hAnsi="Georgia"/><w:color w:val="2B2B2B"/><w:sz w:val="26"/></w:rPr><w:t>Starfall went ahead because canceling it would have cost Halo Systems more market confidence than the eclipse itself was worth, and because Kade decided, after a conversation with Dana and Halvorsen that took place mostly in a stairwell neither of them trusted the building’s microphones enough to skip, that the safest place to fight a broadcast was inside it.</w:t></w:r></w:p><w:p><w:pPr><w:spacing w:line="400" w:lineRule="auto"/><w:ind w:firstLine="440"/><w:jc w:val="both"/><w:rPr><w:rFonts w:ascii="Georgia" w:hAnsi="Georgia"/><w:color w:val="2B2B2B"/><w:sz w:val="26"/></w:rPr></w:pPr><w:r><w:rPr><w:rFonts w:ascii="Georgia" w:hAnsi="Georgia"/><w:color w:val="2B2B2B"/><w:sz w:val="26"/></w:rPr><w:lastRenderedPageBreak/><w:t xml:space="preserve">The event filled a stadium in Texas — eighty thousand seats, the heat still coming up off the concourse concrete after sundown, popcorn and sunscreen and hot asphalt in every breath — and a billion screens beyond: a constellation of satellites unfurling reflective sails to paint a second ring of light across a natural eclipse, timed to music, hosted by a Halo Systems executive whose smile Trip Calloway — mid-forties, silver-templed, a voice trained to sound sincere on command — had personally rehearsed for eleven minutes while explaining, without quite explaining, why the broadcast could not run one second long. It was, by simple satellite count, the single largest coordinated act any orbital constellation on Earth had ever performed, a fact three separate press releases mentioned and none of them explained the actual reason for. One of the releases used the word </w:t></w:r><w:r><w:rPr><w:rFonts w:ascii="Georgia" w:hAnsi="Georgia"/><w:color w:val="2B2B2B"/><w:sz w:val="26"/></w:rPr><w:lastRenderedPageBreak/><w:t>historic four times and the word moon once. Legal had struck the word unprecedented as premature.</w:t></w:r></w:p><w:p><w:pPr><w:spacing w:line="400" w:lineRule="auto"/><w:ind w:firstLine="440"/><w:jc w:val="both"/><w:rPr><w:rFonts w:ascii="Georgia" w:hAnsi="Georgia"/><w:color w:val="2B2B2B"/><w:sz w:val="26"/></w:rPr></w:pPr><w:r><w:rPr><w:rFonts w:ascii="Georgia" w:hAnsi="Georgia"/><w:color w:val="2B2B2B"/><w:sz w:val="26"/></w:rPr><w:t>Nora came in through a service gate with a lanyard Trip had printed too fast and a camera she would not, in the end, use. The concourse was a river of people in eclipse glasses, sunscreen, beer, the deep-fry smell of a night game that was not a game. A PA voice asked them not to look directly and then told them where the merch stands were. Jesse’s volunteers had a folding table and a paper sign that said CALL DON’T APPROACH in handwriting that had gotten shakier as the crowd grew. Gary Huff’s shortwave cut through the volunteer channel once, crisp as a man who had been waiting his whole life for a frequency that mattered, and then went back to work.</w:t></w:r></w:p><w:p><w:pPr><w:spacing w:line="400" w:lineRule="auto"/><w:ind w:firstLine="440"/><w:jc w:val="both"/><w:rPr><w:rFonts w:ascii="Georgia" w:hAnsi="Georgia"/><w:color w:val="2B2B2B"/><w:sz w:val="26"/></w:rPr></w:pPr><w:r><w:rPr><w:rFonts w:ascii="Georgia" w:hAnsi="Georgia"/><w:color w:val="2B2B2B"/><w:sz w:val="26"/></w:rPr><w:t xml:space="preserve">Finding section 114 meant arguing with an usher who believed in tickets more than lanyards. Jesse smiled the podcast smile. It bounced. Nora said her </w:t></w:r><w:r><w:rPr><w:rFonts w:ascii="Georgia" w:hAnsi="Georgia"/><w:color w:val="2B2B2B"/><w:sz w:val="26"/></w:rPr><w:lastRenderedPageBreak/><w:t>sister was already in the row and the usher, who also had a sister, let them through with a warning about standing during totality. The stairs were a choreography of knees and cups. A man in an eclipse T-shirt told Steve, who should not have been in the concourse at all, that this was a family event. Steve considered him. The man found another hill to die on.</w:t></w:r></w:p><w:p><w:pPr><w:spacing w:line="400" w:lineRule="auto"/><w:ind w:firstLine="440"/><w:jc w:val="both"/><w:rPr><w:rFonts w:ascii="Georgia" w:hAnsi="Georgia"/><w:color w:val="2B2B2B"/><w:sz w:val="26"/></w:rPr></w:pPr><w:r><w:rPr><w:rFonts w:ascii="Georgia" w:hAnsi="Georgia"/><w:color w:val="2B2B2B"/><w:sz w:val="26"/></w:rPr><w:t xml:space="preserve">On the field tunnel a Halo contractor tried to stop Warren with a palm on the chest. Warren walked through the palm. The contractor bounced off a concrete rib and came back with friends. Buchanan’s voice in Warren’s earpiece said stand down the civilians and keep the feed closet. Warren showed a badge that had never been handsome and a face that had spent thirty years winning arguments by not blinking. The friends discovered they had somewhere else to be. The contractor sat on the </w:t></w:r><w:r><w:rPr><w:rFonts w:ascii="Georgia" w:hAnsi="Georgia"/><w:color w:val="2B2B2B"/><w:sz w:val="26"/></w:rPr><w:lastRenderedPageBreak/><w:t>tunnel floor and looked at his own hand as if it had betrayed him.</w:t></w:r></w:p><w:p><w:pPr><w:spacing w:line="400" w:lineRule="auto"/><w:ind w:firstLine="440"/><w:jc w:val="both"/><w:rPr><w:rFonts w:ascii="Georgia" w:hAnsi="Georgia"/><w:color w:val="2B2B2B"/><w:sz w:val="26"/></w:rPr></w:pPr><w:r><w:rPr><w:rFonts w:ascii="Georgia" w:hAnsi="Georgia"/><w:color w:val="2B2B2B"/><w:sz w:val="26"/></w:rPr><w:t xml:space="preserve">Warren worked the stadium crowd with a printed list cross-referenced from a wedding guest list, a Nevada facility’s badge logs, and three motel receipts, because he did not believe in throwing anything away and, that day, thirty years of the habit finally paid its debt at once. Gladys ran a tip line that was, for one night, not a cell phone in a drawer but four hundred volunteers Jesse’s podcast audience had organized in nine hours flat, once Jesse finally, on air, said the true thing instead of the scary thing: if you see someone in this crowd who doesn’t flinch, call this number, don’t confront them, just call. Somewhere in the middle of that volunteer roster, relaying calls from three counties over on a shortwave set he had been perfecting since a decade before anyone believed him, sat Gary Huff, running </w:t></w:r><w:r><w:rPr><w:rFonts w:ascii="Georgia" w:hAnsi="Georgia"/><w:color w:val="2B2B2B"/><w:sz w:val="26"/></w:rPr><w:lastRenderedPageBreak/><w:t>the single most useful hour of his civil-defense career, and never once finding out that it was.</w:t></w:r></w:p><w:p><w:pPr><w:spacing w:line="400" w:lineRule="auto"/><w:ind w:firstLine="440"/><w:jc w:val="both"/><w:rPr><w:rFonts w:ascii="Georgia" w:hAnsi="Georgia"/><w:color w:val="2B2B2B"/><w:sz w:val="26"/></w:rPr></w:pPr><w:r><w:rPr><w:rFonts w:ascii="Georgia" w:hAnsi="Georgia"/><w:color w:val="2B2B2B"/><w:sz w:val="26"/></w:rPr><w:t>Priya sat in the control trailer with Halo’s engineers and, more quietly, with Anders Feld, building the thing Colonel Buchanan’s office had authorized and did not yet know was about to be replaced: not the overload signal sealed in a briefing folder upstairs, but an answer, assembled from the one branch of the ship’s own forty-thousand-year-old plan that nobody had ever had occasion to use, structured as a question it had always technically allowed for.</w:t></w:r></w:p><w:p><w:pPr><w:spacing w:line="400" w:lineRule="auto"/><w:ind w:firstLine="440"/><w:jc w:val="both"/><w:rPr><w:rFonts w:ascii="Georgia" w:hAnsi="Georgia"/><w:color w:val="2B2B2B"/><w:sz w:val="26"/></w:rPr></w:pPr><w:r><w:rPr><w:rFonts w:ascii="Georgia" w:hAnsi="Georgia"/><w:color w:val="2B2B2B"/><w:sz w:val="26"/></w:rPr><w:t xml:space="preserve">Buchanan’s authorization for the overload arrived with forty minutes to spare and a signature that made it, on paper, the only sanctioned plan in the building. It was Jesse who said the thing plainly, in a trailer full of people with better clearances than his: that a plan which required not asking Dominic Reyes, or the several thousand people </w:t></w:r><w:r><w:rPr><w:rFonts w:ascii="Georgia" w:hAnsi="Georgia"/><w:color w:val="2B2B2B"/><w:sz w:val="26"/></w:rPr><w:lastRenderedPageBreak/><w:t>quietly like him in that stadium alone, was not a peace plan whatever the folder called it, and that four hundred podcast listeners were currently standing by with a phone number precisely because ordinary people had gotten tired of being managed by folders. Nobody in the trailer outranked a man who had already found the facility Buchanan’s own field team had been a day late to.</w:t></w:r></w:p><w:p><w:pPr><w:spacing w:line="400" w:lineRule="auto"/><w:ind w:firstLine="440"/><w:jc w:val="both"/><w:rPr><w:rFonts w:ascii="Georgia" w:hAnsi="Georgia"/><w:color w:val="2B2B2B"/><w:sz w:val="26"/></w:rPr></w:pPr><w:r><w:rPr><w:rFonts w:ascii="Georgia" w:hAnsi="Georgia"/><w:color w:val="2B2B2B"/><w:sz w:val="26"/></w:rPr><w:t>The tablet still carried the Directorate header, which was a courtesy and a threat. Under the header a paragraph in Buchanan’s compact prose: in the event of an active Feed broadcast coincident with the Halo consumer event, Halo Systems is directed to transmit the prepared counter-signal at full constellation power. No other signal is authorized. Deviation will be treated as an operational breach. Cole had initialed the margin. Halvorsen had not.</w:t></w:r></w:p><w:p><w:pPr><w:spacing w:line="400" w:lineRule="auto"/><w:ind w:firstLine="440"/><w:jc w:val="both"/><w:rPr><w:rFonts w:ascii="Georgia" w:hAnsi="Georgia"/><w:color w:val="2B2B2B"/><w:sz w:val="26"/></w:rPr></w:pPr><w:r><w:rPr><w:rFonts w:ascii="Georgia" w:hAnsi="Georgia"/><w:color w:val="2B2B2B"/><w:sz w:val="26"/></w:rPr><w:t xml:space="preserve">Kade read it twice. Dana watched his face do the thing it had done on the pad the morning of the </w:t></w:r><w:r><w:rPr><w:rFonts w:ascii="Georgia" w:hAnsi="Georgia"/><w:color w:val="2B2B2B"/><w:sz w:val="26"/></w:rPr><w:lastRenderedPageBreak/><w:t>confetti: inventory, then anger, then a decision that would not wait for a better inventory. Feld said, not looking at the tablet, that full constellation power into a skull-mounted receiver was how you ended a conversation by ending the listener. Jesse, who had no business in the sentence, said then don’t send that conversation. Buchanan’s voice on the radio, when it came, asked only whether they were in receipt. Kade said they were. He did not say of what.</w:t></w:r></w:p><w:p><w:pPr><w:spacing w:line="400" w:lineRule="auto"/><w:ind w:firstLine="440"/><w:jc w:val="both"/><w:rPr><w:rFonts w:ascii="Georgia" w:hAnsi="Georgia"/><w:color w:val="2B2B2B"/><w:sz w:val="26"/></w:rPr></w:pPr><w:r><w:rPr><w:rFonts w:ascii="Georgia" w:hAnsi="Georgia"/><w:color w:val="2B2B2B"/><w:sz w:val="26"/></w:rPr><w:t xml:space="preserve">The trailer behind the stadium was a shipping container with ambition: folding tables, a nest of cables, a window AC unit fighting the Texas night and losing. Buchanan’s signature came through on a tablet that left a rectangle of light on Kade’s face. Jesse stood up so fast his chair hit the wall. He did not have a clearance. He had a microphone and four hundred people in the bowl who had believed him when he said call, don’t confront. Dana watched Kade look at the tablet, then at Feld, then at the bowl </w:t></w:r><w:r><w:rPr><w:rFonts w:ascii="Georgia" w:hAnsi="Georgia"/><w:color w:val="2B2B2B"/><w:sz w:val="26"/></w:rPr><w:lastRenderedPageBreak/><w:t>on the monitor, eighty thousand faces tipped toward a moon that did not know it was cover.</w:t></w:r></w:p><w:p><w:pPr><w:spacing w:line="400" w:lineRule="auto"/><w:ind w:firstLine="440"/><w:jc w:val="both"/><w:rPr><w:rFonts w:ascii="Georgia" w:hAnsi="Georgia"/><w:color w:val="2B2B2B"/><w:sz w:val="26"/></w:rPr></w:pPr><w:r><w:rPr><w:rFonts w:ascii="Georgia" w:hAnsi="Georgia"/><w:color w:val="2B2B2B"/><w:sz w:val="26"/></w:rPr><w:t xml:space="preserve">He told his engineers to run the answer Priya and Feld had built instead. He did not call Brussels first. There would be time to be reprimanded for it later, assuming there was a later.</w:t></w:r></w:p><w:p><w:pPr><w:spacing w:line="400" w:lineRule="auto"/><w:ind w:firstLine="440"/><w:jc w:val="both"/><w:rPr><w:rFonts w:ascii="Georgia" w:hAnsi="Georgia"/><w:color w:val="2B2B2B"/><w:sz w:val="26"/></w:rPr></w:pPr><w:r><w:rPr><w:rFonts w:ascii="Georgia" w:hAnsi="Georgia"/><w:color w:val="2B2B2B"/><w:sz w:val="26"/></w:rPr><w:t xml:space="preserve">Nora found Dominic in section 114, three rows from where Mabs sat wondering why her husband had insisted, uncharacteristically, on seats that faced the broadcast screen instead of the eclipse itself. Steve, three feet away in a service corridor he had no business occupying, would not walk past a sound technician whose credentials were perfect. The technician, feeling an alpaca’s opinion of him with an accuracy that should have worried him sooner, broke for the master feed the moment Warren’s radio crackled with a Dipstick color nobody wanted to read aloud, and got two switches </w:t></w:r><w:r><w:rPr><w:rFonts w:ascii="Georgia" w:hAnsi="Georgia"/><w:color w:val="2B2B2B"/><w:sz w:val="26"/></w:rPr><w:lastRenderedPageBreak/><w:t>thrown before Warren — thirty years of filing habits notwithstanding a body that could still, on the right afternoon, cover forty yards of stadium corridor — put him on the ground a stride short of the third. That was the contest. A man on a floor. A switch still up.</w:t></w:r></w:p><w:p><w:pPr><w:spacing w:line="400" w:lineRule="auto"/><w:ind w:firstLine="440"/><w:jc w:val="both"/><w:rPr><w:rFonts w:ascii="Georgia" w:hAnsi="Georgia"/><w:color w:val="2B2B2B"/><w:sz w:val="26"/></w:rPr></w:pPr><w:r><w:rPr><w:rFonts w:ascii="Georgia" w:hAnsi="Georgia"/><w:color w:val="2B2B2B"/><w:sz w:val="26"/></w:rPr><w:t xml:space="preserve">For a moment the only sound in the closet was the rack settling and Warren swearing at a volume he would later deny. The technician’s credentials were perfect. His pulse, when Dana found it, was not doing anything a human pulse had been asked to do in any manual she trusted. He looked at Steve through the open door and stopped struggling, which was not the same as surrendering. </w:t></w:r><w:r><w:rPr><w:rFonts w:ascii="Georgia" w:hAnsi="Georgia"/><w:color w:val="2B2B2B"/><w:sz w:val="26"/></w:rPr><w:lastRenderedPageBreak/><w:t>Buchanan’s voice in the radio wanted a status. Warren said, “Switch two. Not three. Send a bag.” He did not specify for whom.</w:t></w:r></w:p><w:p><w:pPr><w:spacing w:line="400" w:lineRule="auto"/><w:ind w:firstLine="440"/><w:jc w:val="both"/><w:rPr><w:rFonts w:ascii="Georgia" w:hAnsi="Georgia"/><w:color w:val="2B2B2B"/><w:sz w:val="26"/></w:rPr></w:pPr><w:r><w:rPr><w:rFonts w:ascii="Georgia" w:hAnsi="Georgia"/><w:color w:val="2B2B2B"/><w:sz w:val="26"/></w:rPr><w:t xml:space="preserve">The ship’s broadcast woke into Starfall exactly the way Kade had feared: reaching, through a frequency layered under a light show a billion people had chosen to watch on purpose, for every sleeping hybrid inside the shore boat’s footprint, the way it had reached for them one at a time, quietly, for forty-six patient years. Priya’s filter caught it the same way any technosignature search catches anything: not by understanding the signal first, but by noticing that the noise floor had stopped behaving like noise. Nine seconds after the pattern changed shape, she had a spike nobody could argue with. The spike was not a round trip to the Trojans. A reply from the Boat itself could not arrive for the better part of an hour, there and back. This one came from the shore boat, parked where a constellation in low orbit can actually talk to it. The faction on the council had loaded the unused branch onto that hull and given it permission to answer if anyone on Earth ever asked in the form the clause required. The Boat would hear what its tender had done when the light got there. What went out over the retuned signal was not a jam and was not the overload Brussels had signed off on. It was offered rather than aimed, and structured, for the first time in forty-six years, as the request the ship’s own plan had always technically allowed and had never once been given. Something on the order of a billion invitations arrived at the tender, and one, freely made, got a reply from the hull that was close enough to give it.</w:t></w:r></w:p><w:p><w:pPr><w:spacing w:line="400" w:lineRule="auto"/><w:ind w:firstLine="440"/><w:jc w:val="both"/><w:rPr><w:rFonts w:ascii="Georgia" w:hAnsi="Georgia"/><w:color w:val="2B2B2B"/><w:sz w:val="26"/></w:rPr></w:pPr><w:r><w:rPr><w:rFonts w:ascii="Georgia" w:hAnsi="Georgia"/><w:color w:val="2B2B2B"/><w:sz w:val="26"/></w:rPr><w:t xml:space="preserve">In the bowl the light went strange. Not darker — the eclipse was already doing darker — but layered, a second ring drawing itself around the moon as if a compass had been set on the sky. From the cheap seats it looked concentric with the moon. It was a local trick. The sails were a few hundred kilometers up, and the broadcast sold the same picture to everyone watching on a phone. People cheered because they had paid to cheer. A child two rows down from Nora said it was a filter. Mabs said nothing. Dominic’s pupils did not do what pupils do when a stadium becomes a single white thought. Nora put her hand on his other wrist, the one Mabs did not have, and felt a pulse that was doing too much work.</w:t></w:r></w:p><w:p><w:pPr><w:spacing w:line="400" w:lineRule="auto"/><w:ind w:firstLine="440"/><w:jc w:val="both"/><w:rPr><w:rFonts w:ascii="Georgia" w:hAnsi="Georgia"/><w:color w:val="2B2B2B"/><w:sz w:val="26"/></w:rPr></w:pPr><w:r><w:rPr><w:rFonts w:ascii="Georgia" w:hAnsi="Georgia"/><w:color w:val="2B2B2B"/><w:sz w:val="26"/></w:rPr><w:t xml:space="preserve">Feld heard it before Priya’s screens confirmed anything: a particular shape folded into that reply, a </w:t></w:r><w:r><w:rPr><w:rFonts w:ascii="Georgia" w:hAnsi="Georgia"/><w:color w:val="2B2B2B"/><w:sz w:val="26"/></w:rPr><w:lastRenderedPageBreak/><w:t>small stubborn asymmetry in an otherwise clean signal that he recognized the way you recognize a friend’s handwriting on an envelope you weren’t expecting. He didn’t explain it to the trailer, and nobody in the trailer was positioned to ask him to. He only said, quietly, to no one in particular, that somebody up there had argued for exactly this shape and won, for once, and that he hoped whoever it was still had the standing left to keep arguing tomorrow.</w:t></w:r></w:p><w:p><w:pPr><w:spacing w:line="400" w:lineRule="auto"/><w:ind w:firstLine="440"/><w:jc w:val="both"/><w:rPr><w:rFonts w:ascii="Georgia" w:hAnsi="Georgia"/><w:color w:val="2B2B2B"/><w:sz w:val="26"/></w:rPr></w:pPr><w:r><w:rPr><w:rFonts w:ascii="Georgia" w:hAnsi="Georgia"/><w:color w:val="2B2B2B"/><w:sz w:val="26"/></w:rPr><w:t xml:space="preserve">Nora reached Dominic before the reply finished. She did not have a plan beyond her sister’s hand in hers, a camera she’d left, for once, in the car, and eleven years of watching a face for the fraction of a second before it decided what it was about to feel — the same fraction of a second she’d caught on video the first night, and had spent three weeks wishing she’d been wrong about. That, more than anything Kade’s engineers had built, was the instrument she trusted to tell her when to speak. She said his name, and </w:t></w:r><w:r><w:rPr><w:rFonts w:ascii="Georgia" w:hAnsi="Georgia"/><w:color w:val="2B2B2B"/><w:sz w:val="26"/></w:rPr><w:lastRenderedPageBreak/><w:t>Mabs’s, and the fishing trip Curtis had never finished describing, ordinary words with no procedure behind them at all. It was the same lesson Feld had spent an hour trying to explain to a trailer full of colonels: the ship had never once been spoken to as if it might listen. Neither, really, had Dominic.</w:t></w:r></w:p><w:p><w:pPr><w:spacing w:line="400" w:lineRule="auto"/><w:ind w:firstLine="440"/><w:jc w:val="both"/><w:rPr><w:rFonts w:ascii="Georgia" w:hAnsi="Georgia"/><w:color w:val="2B2B2B"/><w:sz w:val="26"/></w:rPr></w:pPr><w:r><w:rPr><w:rFonts w:ascii="Georgia" w:hAnsi="Georgia"/><w:color w:val="2B2B2B"/><w:sz w:val="26"/></w:rPr><w:t>What she got, when it dropped, was her brother-in-law blinking hard, twice, the way a person blinks who has been holding very still for longer than he realized, and asking Mabs, with real confusion, why she was crying.</w:t></w:r></w:p><w:p><w:pPr><w:spacing w:line="400" w:lineRule="auto"/><w:ind w:firstLine="440"/><w:jc w:val="both"/><w:rPr><w:rFonts w:ascii="Georgia" w:hAnsi="Georgia"/><w:color w:val="2B2B2B"/><w:sz w:val="26"/></w:rPr></w:pPr></w:p><w:p><w:pPr><w:spacing w:line="400" w:lineRule="auto"/><w:ind w:firstLine="440"/><w:jc w:val="both"/><w:rPr><w:rFonts w:ascii="Georgia" w:hAnsi="Georgia"/><w:color w:val="2B2B2B"/><w:sz w:val="26"/></w:rPr></w:pPr><w:r><w:rPr><w:rFonts w:ascii="Georgia" w:hAnsi="Georgia"/><w:color w:val="2B2B2B"/><w:sz w:val="26"/></w:rPr><w:t xml:space="preserve">He did not have the weather behind the eyes anymore. That was the first thing he knew. The second was Mabs’s face, which he had seen in a kitchen with a knife and had not been able to meet. The third was that he wanted, very badly, to sit down. He sat. He held her hand too hard and then not hard enough. He did not ask about the light. He </w:t></w:r><w:r><w:rPr><w:rFonts w:ascii="Georgia" w:hAnsi="Georgia"/><w:color w:val="2B2B2B"/><w:sz w:val="26"/></w:rPr><w:lastRenderedPageBreak/><w:t>asked if the turkey had been all right, which was the wrong year and the right fear.</w:t></w:r></w:p><w:p><w:pPr><w:spacing w:line="400" w:lineRule="auto"/><w:ind w:firstLine="440"/><w:jc w:val="both"/><w:rPr><w:rFonts w:ascii="Georgia" w:hAnsi="Georgia"/><w:color w:val="2B2B2B"/><w:sz w:val="26"/></w:rPr></w:pPr><w:r><w:rPr><w:rFonts w:ascii="Georgia" w:hAnsi="Georgia"/><w:color w:val="2B2B2B"/><w:sz w:val="26"/></w:rPr><w:t>Above all of them the eclipse reached totality on schedule, and the satellites did the one part of their job the public had actually paid to watch: a second ring of light closing slow and silver around the moon’s dark disc, drawn across eighty thousand upturned faces in a Texas stadium and a billion screens beyond it, while a species that had almost changed hands twenty minutes earlier filmed the sky on its phones and called it beautiful, which, separately from everything else that had just happened to it, it also was.</w:t></w:r></w:p><w:p><w:pPr><w:spacing w:line="400" w:lineRule="auto"/><w:ind w:firstLine="440"/><w:jc w:val="both"/><w:rPr><w:rFonts w:ascii="Georgia" w:hAnsi="Georgia"/><w:color w:val="2B2B2B"/><w:sz w:val="26"/></w:rPr></w:pPr><w:r><w:rPr><w:rFonts w:ascii="Georgia" w:hAnsi="Georgia"/><w:color w:val="2B2B2B"/><w:sz w:val="26"/></w:rPr><w:t xml:space="preserve">Nobody could prove, afterward, that they’d stopped an invasion instead of a very expensive light show having a technical glitch, and nobody in Brussels was going to be told that the authorized signal had been quietly swapped out by a satellite executive on the say-so of a podcaster and a defector. You do not get a press conference. You get a forty-thousand-year-old ship that, for the first time in the forty-six years it has been watching, stood down a scheduled action because someone finally answered it on purpose. Officially, Buchanan’s plan worked exactly as authorized. The true file has three readers. They went home.</w:t></w:r></w:p><w:p><w:pPr><w:spacing w:after="40" w:line="400" w:lineRule="auto"/><w:ind w:left="440" w:right="320"/><w:rPr><w:rFonts w:ascii="Georgia" w:hAnsi="Georgia"/><w:i/><w:color w:val="2B2B2B"/><w:sz w:val="26"/></w:rPr></w:pPr><w:r><w:rPr><w:rFonts w:ascii="Georgia" w:hAnsi="Georgia"/><w:i/><w:color w:val="2B2B2B"/><w:sz w:val="26"/></w:rPr><w:t xml:space="preserve">On the field afterward the stadium emptied the way stadiums empty: slowly, then all at once. Cups rolled. A lost eclipse-glasses pair </w:t></w:r><w:r><w:rPr><w:rFonts w:ascii="Georgia" w:hAnsi="Georgia"/><w:i/><w:color w:val="2B2B2B"/><w:sz w:val="26"/></w:rPr><w:lastRenderedPageBreak/><w:t>hung on a rail. Kade stood with his hands in his pockets and watched the sails on his own satellites fold like a trick he was tired of explaining. Dana asked him if he would do Starfall again in two years if Buchanan got her larger broadcast. He said he would build the stage and fight about the song, which she took for a yes that intended to stay complicated.</w:t></w:r></w:p><w:p><w:pPr><w:spacing w:line="400" w:lineRule="auto"/><w:ind w:firstLine="440"/><w:jc w:val="both"/><w:rPr><w:rFonts w:ascii="Georgia" w:hAnsi="Georgia"/><w:color w:val="2B2B2B"/><w:sz w:val="26"/></w:rPr></w:pPr><w:r><w:rPr><w:rFonts w:ascii="Georgia" w:hAnsi="Georgia"/><w:color w:val="2B2B2B"/><w:sz w:val="26"/></w:rPr><w:t>∗</w:t></w:r></w:p><w:p><w:pPr><w:spacing w:line="400" w:lineRule="auto"/><w:ind w:firstLine="440"/><w:jc w:val="both"/><w:rPr><w:rFonts w:ascii="Georgia" w:hAnsi="Georgia"/><w:color w:val="2B2B2B"/><w:sz w:val="26"/></w:rPr></w:pPr><w:r><w:rPr><w:rFonts w:ascii="Georgia" w:hAnsi="Georgia"/><w:color w:val="2B2B2B"/><w:sz w:val="26"/></w:rPr><w:t xml:space="preserve">The Desk did not close. It acquired, in the following months, a coffee maker that worked, and a standing invitation for a podcaster and a wedding videographer to stop by whenever either of them found something the internet had tried too hard to make disappear. Mabs and Dominic are, as of this printing, still married, and have agreed, as a couple, never to discuss section 114 again, which Nora </w:t></w:r><w:r><w:rPr><w:rFonts w:ascii="Georgia" w:hAnsi="Georgia"/><w:color w:val="2B2B2B"/><w:sz w:val="26"/></w:rPr><w:lastRenderedPageBreak/><w:t>considers the single greatest act of diplomacy either of them will ever perform.</w:t></w:r></w:p><w:p><w:pPr><w:spacing w:line="400" w:lineRule="auto"/><w:ind w:firstLine="440"/><w:jc w:val="both"/><w:rPr><w:rFonts w:ascii="Georgia" w:hAnsi="Georgia"/><w:color w:val="2B2B2B"/><w:sz w:val="26"/></w:rPr></w:pPr><w:r><w:rPr><w:rFonts w:ascii="Georgia" w:hAnsi="Georgia"/><w:color w:val="2B2B2B"/><w:sz w:val="26"/></w:rPr><w:t>Lissome went back to being Lissome. The water tower kept its logo. The barn went back to cattle. Mabs sent Nora a photograph of a thank-you card pile and no commentary, which Nora chose to read as peace. Huff filed a report with the sheriff that Cobb stamped RECEIVED and put in a drawer that already had eleven of his reports in it. On quiet Tuesdays he still climbed onto his roof with a pair of binoculars and a satisfaction no committee would ever budget for.</w:t></w:r></w:p><w:p><w:pPr><w:spacing w:line="400" w:lineRule="auto"/><w:ind w:firstLine="440"/><w:jc w:val="both"/><w:rPr><w:rFonts w:ascii="Georgia" w:hAnsi="Georgia"/><w:color w:val="2B2B2B"/><w:sz w:val="26"/></w:rPr></w:pPr><w:r><w:rPr><w:rFonts w:ascii="Georgia" w:hAnsi="Georgia"/><w:color w:val="2B2B2B"/><w:sz w:val="26"/></w:rPr><w:t xml:space="preserve">Jesse’s podcast added a co-host partway through the following season, which several listeners found suspicious and correct in roughly equal measure, and which Nora still refuses to discuss on the record, on the grounds that some evidence should simply be allowed to speak for itself. Gary Huff, back in Lissome, still maintains he </w:t></w:r><w:r><w:rPr><w:rFonts w:ascii="Georgia" w:hAnsi="Georgia"/><w:color w:val="2B2B2B"/><w:sz w:val="26"/></w:rPr><w:lastRenderedPageBreak/><w:t>called it, and — in the scattered, deniable way this book’s cousins have all learned to allow such men — he sort of did.</w:t></w:r></w:p><w:p><w:pPr><w:spacing w:line="400" w:lineRule="auto"/><w:ind w:firstLine="440"/><w:jc w:val="both"/><w:rPr><w:rFonts w:ascii="Georgia" w:hAnsi="Georgia"/><w:color w:val="2B2B2B"/><w:sz w:val="26"/></w:rPr></w:pPr><w:r><w:rPr><w:rFonts w:ascii="Georgia" w:hAnsi="Georgia"/><w:color w:val="2B2B2B"/><w:sz w:val="26"/></w:rPr><w:t>Cobb let him keep the report in the drawer. She said the county did not have a form for alpaca. He said that was how they got you.</w:t></w:r></w:p><w:p><w:pPr><w:spacing w:line="400" w:lineRule="auto"/><w:ind w:firstLine="440"/><w:jc w:val="both"/><w:rPr><w:rFonts w:ascii="Georgia" w:hAnsi="Georgia"/><w:color w:val="2B2B2B"/><w:sz w:val="26"/></w:rPr></w:pPr><w:r><w:rPr><w:rFonts w:ascii="Georgia" w:hAnsi="Georgia"/><w:color w:val="2B2B2B"/><w:sz w:val="26"/></w:rPr><w:t xml:space="preserve">Milo made a full recovery, went back to school, and was, as far as anyone at Halo Systems could determine, the only person involved in the entire Starfall operation who never once learned how close a badly timed flight schedule had come to being the whole story. Elena Marsh, who ran the desk two floors above Dana’s for the length of this book without once being told what either desk was actually for, finally found out in a Directorate debrief three weeks after Starfall, went very pale, and sent Dana a memo the next morning signed, for the first time in either of their careers, with a first name and nothing official above it. They have had </w:t></w:r><w:r><w:rPr><w:rFonts w:ascii="Georgia" w:hAnsi="Georgia"/><w:color w:val="2B2B2B"/><w:sz w:val="26"/></w:rPr><w:lastRenderedPageBreak/><w:t>exactly one dinner since. Neither of them has called it that out loud yet. And “the Chen index,” after an internal memo Halvorsen personally signed, is now, on every document that matters, the Priya Chen index, a correction Priya still brings up at least once a week, entirely on principle, to people who have long since stopped needing to hear it.</w:t></w:r></w:p><w:p><w:pPr><w:spacing w:line="400" w:lineRule="auto"/><w:ind w:firstLine="440"/><w:jc w:val="both"/><w:rPr><w:rFonts w:ascii="Georgia" w:hAnsi="Georgia"/><w:color w:val="2B2B2B"/><w:sz w:val="26"/></w:rPr></w:pPr><w:r><w:rPr><w:rFonts w:ascii="Georgia" w:hAnsi="Georgia"/><w:color w:val="2B2B2B"/><w:sz w:val="26"/></w:rPr><w:t xml:space="preserve">Priya’s numbers, run the week after, were cleaner than the night had felt and less magical. The retuned signal reached every implant inside the shore boat’s footprint, which was most of the continent and not the planet. A rural hospital outside Brandon, Manitoba, logged one admission four days later that matched the old pattern: no papers, a fight over nothing. It sat outside the footprint. Priya sent the same question by a courier and a cartridge rather than by a satellite. The man answered it. She closed the file.</w:t></w:r></w:p><w:p><w:pPr><w:spacing w:line="400" w:lineRule="auto"/><w:ind w:firstLine="440"/><w:jc w:val="both"/><w:rPr><w:rFonts w:ascii="Georgia" w:hAnsi="Georgia"/><w:color w:val="2B2B2B"/><w:sz w:val="26"/></w:rPr></w:pPr><w:r><w:rPr><w:rFonts w:ascii="Georgia" w:hAnsi="Georgia"/><w:color w:val="2B2B2B"/><w:sz w:val="26"/></w:rPr><w:t xml:space="preserve">Halvorsen’s committee still meets three blocks from NATO headquarters, under a sign that still says LOGISTICS. Colonel Buchanan’s report on Starfall remains, on paper, entirely correct, and she has not let anyone in that building forget it. She drafted a larger authorization, for a larger broadcast two years out, and titled the working group CONTINGENT ILLUMINATION. Halvorsen read it, signed a one-line refusal, and had the shared drive taken down. Buchanan was told no. She did not enjoy it. The no held.</w:t></w:r></w:p><w:p><w:pPr><w:spacing w:line="400" w:lineRule="auto"/><w:ind w:firstLine="440"/><w:jc w:val="both"/><w:rPr><w:rFonts w:ascii="Georgia" w:hAnsi="Georgia"/><w:color w:val="2B2B2B"/><w:sz w:val="26"/></w:rPr></w:pPr><w:r><w:rPr><w:rFonts w:ascii="Georgia" w:hAnsi="Georgia"/><w:color w:val="2B2B2B"/><w:sz w:val="26"/></w:rPr><w:t>The fight after Starfall was quieter than the night and meaner. Cole wanted a written finding that the authorized signal had been used. Halvorsen wanted a finding that the situation had been resolved. Buchanan wanted both and a budget line for the larger broadcast. They settled, as committees settle, on a paragraph that said Halo had performed as directed during a technical anomaly at a consumer event. Dana initialed a copy because Warren told her initials were how you survived the next audit. She initialed it in a hand that did not look like hers.</w:t></w:r></w:p><w:p><w:pPr><w:spacing w:line="400" w:lineRule="auto"/><w:ind w:firstLine="440"/><w:jc w:val="both"/><w:rPr><w:rFonts w:ascii="Georgia" w:hAnsi="Georgia"/><w:color w:val="2B2B2B"/><w:sz w:val="26"/></w:rPr></w:pPr><w:r><w:rPr><w:rFonts w:ascii="Georgia" w:hAnsi="Georgia"/><w:color w:val="2B2B2B"/><w:sz w:val="26"/></w:rPr><w:t xml:space="preserve">Monday morning the Desk’s badge reader went red. Warren stood in the stairwell with a coffee and a card that had worked on Friday. A man from Cole’s office said the basement was under review. Tuesday, Halvorsen’s refusal reached the building. Wednesday the reader went green. Warren’s card worked. Priya’s monitors came back up. Gladys’s drawer-phone was in the drawer. Dana went upstairs. Elena’s door was open. Elena said, not unkindly, that oversight had a cost and that the cost had been paid. The coffee maker hissed. Dana took a cup.</w:t></w:r></w:p><w:p><w:pPr><w:spacing w:line="400" w:lineRule="auto"/><w:ind w:firstLine="440"/><w:jc w:val="both"/><w:rPr><w:rFonts w:ascii="Georgia" w:hAnsi="Georgia"/><w:color w:val="2B2B2B"/><w:sz w:val="26"/></w:rPr></w:pPr><w:r><w:rPr><w:rFonts w:ascii="Georgia" w:hAnsi="Georgia"/><w:color w:val="2B2B2B"/><w:sz w:val="26"/></w:rPr><w:t xml:space="preserve">The ship did not leave the Trojans, and it did not go back to silence. Feld stayed on as the translator both sides trusted. The branch they had triggered stayed open as a request for consented passage and consented samples, and more of the council than anyone had expected voted to keep asking rather than finish what their great-great-grandparents had started. Of the Escort, Feld had a short report and gave it in one sitting: the vouch had been honored, the man was alive, and he had been posted to the shore boat, still without a name he was willing to have written down. Nora asked once more. Feld said there was nothing left to ask. She believed him.</w:t></w:r></w:p><w:p><w:pPr><w:spacing w:line="400" w:lineRule="auto"/><w:ind w:firstLine="440"/><w:jc w:val="both"/><w:rPr><w:rFonts w:ascii="Georgia" w:hAnsi="Georgia"/><w:color w:val="2B2B2B"/><w:sz w:val="26"/></w:rPr></w:pPr><w:r><w:rPr><w:rFonts w:ascii="Georgia" w:hAnsi="Georgia"/><w:color w:val="2B2B2B"/><w:sz w:val="26"/></w:rPr><w:t xml:space="preserve">The broadcast the Boat had waited forty-six years to spend was spent, and answered, and over. Dominic went home. Mabs kept him. That part ended. The committee in Brussels did not end, because a committee is not a plot. Dana, who had watched a rocket of her own design put eleven thousand pieces of confetti into the wrong part of the sky, understood the difference.</w:t></w:r></w:p><w:p><w:pPr><w:spacing w:line="400" w:lineRule="auto"/><w:ind w:firstLine="440"/><w:jc w:val="both"/><w:rPr><w:rFonts w:ascii="Georgia" w:hAnsi="Georgia"/><w:color w:val="2B2B2B"/><w:sz w:val="26"/></w:rPr></w:pPr><w:r><w:rPr><w:rFonts w:ascii="Georgia" w:hAnsi="Georgia"/><w:color w:val="2B2B2B"/><w:sz w:val="26"/></w:rPr><w:t xml:space="preserve">Dana went looking for Nowak twice that year. The Ibex settlement files listed him. No government directory did. Nobody she asked had met him in a room.</w:t></w:r></w:p><w:p><w:pPr><w:spacing w:line="400" w:lineRule="auto"/><w:ind w:firstLine="440"/><w:jc w:val="both"/><w:rPr><w:rFonts w:ascii="Georgia" w:hAnsi="Georgia"/><w:color w:val="2B2B2B"/><w:sz w:val="26"/></w:rPr></w:pPr><w:r><w:rPr><w:rFonts w:ascii="Georgia" w:hAnsi="Georgia"/><w:color w:val="2B2B2B"/><w:sz w:val="26"/></w:rPr><w:t xml:space="preserve">Warren was not surprised. He opened a cabinet she had assumed held toner and took out a folder labeled DETAIL — OSEI, in the same pencil as her first case number. Inside were Nowak’s offer letter, a routing slip with no originating office, and a handwritten line: engineer, basement, before the curve steepens. Feld, shown the hand, identified it in a minute. It belonged to a hybrid clerk in the shore boat’s ground office, the same office that wrote curricula and, when it was frightened, personnel actions. They had wanted a launch engineer under that fluorescent hum before the curve got steep enough to need one. Dana wrote the name of the office under the pencil and stopped looking.</w:t></w:r></w:p><w:p><w:pPr><w:spacing w:line="400" w:lineRule="auto"/><w:ind w:firstLine="440"/><w:jc w:val="both"/><w:rPr><w:rFonts w:ascii="Georgia" w:hAnsi="Georgia"/><w:color w:val="2B2B2B"/><w:sz w:val="26"/></w:rPr></w:pPr><w:r><w:rPr><w:rFonts w:ascii="Georgia" w:hAnsi="Georgia"/><w:color w:val="2B2B2B"/><w:sz w:val="26"/></w:rPr><w:t xml:space="preserve">Elena sent one more memo that winter, this one asking whether the Desk required additional oversight now that its caseload had, in her phrase, brushed a live operation. Dana wrote back that the Desk required a coffee maker and a table the passport office would stop trying to reclaim. Elena answered with a first name. It was not peace. It was the government version of leaving a light on in a </w:t></w:r><w:r><w:rPr><w:rFonts w:ascii="Georgia" w:hAnsi="Georgia"/><w:color w:val="2B2B2B"/><w:sz w:val="26"/></w:rPr><w:lastRenderedPageBreak/><w:t>hallway they still refused to admit connected two rooms.</w:t></w:r></w:p><w:p><w:pPr><w:spacing w:before="600" w:after="320" w:line="400" w:lineRule="auto"/><w:jc w:val="center"/><w:rPr><w:rFonts w:ascii="Georgia" w:eastAsia="Amazon Ember" w:hAnsi="Georgia" w:cs="Amazon Ember"/><w:b/><w:bCs/><w:color w:val="3B6EA5"/><w:szCs w:val="30"/></w:rPr></w:pPr><w:r><w:rPr><w:rFonts w:ascii="Georgia" w:eastAsia="Amazon Ember" w:hAnsi="Georgia" w:cs="Amazon Ember"/><w:b/><w:bCs/><w:color w:val="3B6EA5"/><w:szCs w:val="30"/></w:rPr><w:br w:type="page"/></w:r></w:p><w:p><w:pPr><w:pStyle w:val="Heading1"/><w:spacing w:before="600" w:after="320" w:line="400" w:lineRule="auto"/><w:jc w:val="center"/><w:rPr><w:rFonts w:ascii="Georgia" w:hAnsi="Georgia"/><w:b/><w:color w:val="3B6EA5"/></w:rPr></w:pPr><w:r><w:rPr><w:rFonts w:ascii="Georgia" w:eastAsia="Amazon Ember" w:hAnsi="Georgia" w:cs="Amazon Ember"/><w:b/><w:bCs/><w:color w:val="3B6EA5"/><w:szCs w:val="30"/></w:rPr><w:lastRenderedPageBreak/><w:t>A NOTE ON THE COUSINS</w:t></w:r></w:p><w:p><w:pPr><w:spacing w:line="400" w:lineRule="auto"/><w:ind w:firstLine="440"/><w:jc w:val="both"/><w:rPr><w:rFonts w:ascii="Georgia" w:hAnsi="Georgia"/><w:color w:val="2B2B2B"/><w:sz w:val="26"/></w:rPr></w:pPr><w:r><w:rPr><w:rFonts w:ascii="Georgia" w:hAnsi="Georgia"/><w:color w:val="2B2B2B"/><w:sz w:val="26"/></w:rPr><w:t xml:space="preserve">Protocol Flamingo is a work of fiction. It is not based on any film, television series, or declassified program, and not on any office of any real government. The United States’ All-domain Anomaly Resolution Office is real, and it is not the Desk. Nora Calder, Dana Osei, the Joint Sky Directorate, Halo Systems, the Feed, and Steve are invented. Every name in the novel was checked against the nine cousins named below and belongs to none of them.</w:t></w:r></w:p><w:p><w:pPr><w:spacing w:line="400" w:lineRule="auto"/><w:ind w:firstLine="440"/><w:jc w:val="both"/><w:rPr><w:rFonts w:ascii="Georgia" w:hAnsi="Georgia"/><w:color w:val="2B2B2B"/><w:sz w:val="26"/></w:rPr></w:pPr><w:r><w:rPr><w:rFonts w:ascii="Georgia" w:hAnsi="Georgia"/><w:color w:val="2B2B2B"/><w:sz w:val="26"/></w:rPr><w:t xml:space="preserve">The debt is of shape and of tone, and it is paid by being named here instead of replayed inside the plot. The quiet cousins supplied a private fight and a small office: The Invaders, Dark Skies, OVNI(s), and UFO. The loud ones supplied a countdown, a prepper, a white flag, and the suspicion that an occupation might already be a company: a holiday picture, the 1953 and 2005 Wars of the Worlds, Independence Day, Enemy Mine, and They Live. Douglas Adams supplied the suspicion that the end of the world is somebody’s paperwork. Nothing in the novel is drawn from his books or from those pictures.</w:t></w:r></w:p><w:p><w:pPr><w:spacing w:line="400" w:lineRule="auto"/><w:ind w:firstLine="440"/><w:jc w:val="both"/><w:rPr><w:rFonts w:ascii="Georgia" w:hAnsi="Georgia"/><w:color w:val="2B2B2B"/><w:sz w:val="26"/></w:rPr></w:pPr><w:r><w:rPr><w:rFonts w:ascii="Georgia" w:hAnsi="Georgia"/><w:iCs/><w:color w:val="2B2B2B"/><w:sz w:val="26"/></w:rPr><w:t>Look up anyway. Nobody else is going to mention it.</w:t></w:r></w:p><w:p><w:pPr><w:spacing w:before="600" w:after="320" w:line="400" w:lineRule="auto"/><w:jc w:val="center"/><w:rPr><w:rFonts w:ascii="Georgia" w:eastAsia="Amazon Ember" w:hAnsi="Georgia" w:cs="Amazon Ember"/><w:b/><w:bCs/><w:color w:val="3B6EA5"/><w:szCs w:val="30"/></w:rPr></w:pPr><w:r><w:rPr><w:rFonts w:ascii="Georgia" w:eastAsia="Amazon Ember" w:hAnsi="Georgia" w:cs="Amazon Ember"/><w:b/><w:bCs/><w:color w:val="3B6EA5"/><w:szCs w:val="30"/></w:rPr><w:br w:type="page"/></w:r></w:p><w:p><w:pPr><w:pStyle w:val="Heading1"/></w:pPr><w:r><w:rPr><w:rFonts w:ascii="Georgia" w:hAnsi="Georgia"/><w:sz w:val="28"/><w:szCs w:val="28"/></w:rPr><w:t xml:space="preserve">GLOSSARY</w:t></w:r></w:p><w:p><w:pPr><w:spacing w:after="160" w:line="276" w:lineRule="auto"/></w:pPr><w:r><w:rPr><w:rFonts w:ascii="Georgia" w:hAnsi="Georgia"/><w:sz w:val="26"/><w:szCs w:val="26"/></w:rPr><w:t xml:space="preserve">Protocol Flamingo. The Desk’s name for the Lissome case, taken from the pink a Dipstick turns when it finds the marker. Gladys wrote it in the margin. The file kept it.</w:t></w:r></w:p><w:p><w:pPr><w:spacing w:after="160" w:line="276" w:lineRule="auto"/></w:pPr><w:r><w:rPr><w:rFonts w:ascii="Georgia" w:hAnsi="Georgia"/><w:sz w:val="26"/><w:szCs w:val="26"/></w:rPr><w:t xml:space="preserve">The Desk. The National Sky Incident Desk. A basement shared with a passport office. It answers the phone so a larger office does not have to.</w:t></w:r></w:p><w:p><w:pPr><w:spacing w:after="160" w:line="276" w:lineRule="auto"/></w:pPr><w:r><w:rPr><w:rFonts w:ascii="Georgia" w:hAnsi="Georgia"/><w:sz w:val="26"/><w:szCs w:val="26"/></w:rPr><w:t xml:space="preserve">The Directorate. The Joint Sky Directorate, in a building three blocks from NATO headquarters whose directory says LOGISTICS.</w:t></w:r></w:p><w:p><w:pPr><w:spacing w:after="160" w:line="276" w:lineRule="auto"/></w:pPr><w:r><w:rPr><w:rFonts w:ascii="Georgia" w:hAnsi="Georgia"/><w:sz w:val="26"/><w:szCs w:val="26"/></w:rPr><w:t xml:space="preserve">The Feed. The Directorate’s name for the apparatus: the Boat, the shore boat, the hybrids, and the paperwork.</w:t></w:r></w:p><w:p><w:pPr><w:spacing w:after="160" w:line="276" w:lineRule="auto"/></w:pPr><w:r><w:rPr><w:rFonts w:ascii="Georgia" w:hAnsi="Georgia"/><w:sz w:val="26"/><w:szCs w:val="26"/></w:rPr><w:t xml:space="preserve">The Boat. The generation ship, parked in the Trojan swarm ahead of Jupiter. Its formal name is several committees long. The crew do not use it.</w:t></w:r></w:p><w:p><w:pPr><w:spacing w:after="160" w:line="276" w:lineRule="auto"/></w:pPr><w:r><w:rPr><w:rFonts w:ascii="Georgia" w:hAnsi="Georgia"/><w:sz w:val="26"/><w:szCs w:val="26"/></w:rPr><w:t xml:space="preserve">The shore boat. An old tender already in high Earth orbit. It can answer a signal from a low-orbit constellation. The Boat cannot, not inside an hour.</w:t></w:r></w:p><w:p><w:pPr><w:spacing w:after="160" w:line="276" w:lineRule="auto"/></w:pPr><w:r><w:rPr><w:rFonts w:ascii="Georgia" w:hAnsi="Georgia"/><w:sz w:val="26"/><w:szCs w:val="26"/></w:rPr><w:t xml:space="preserve">Dipstick. Priya’s cartridge. It reads one marker. Crew bodies make that marker in bulk. A hybrid leaks it. DNA does not show either of them.</w:t></w:r></w:p><w:p><w:pPr><w:spacing w:after="160" w:line="276" w:lineRule="auto"/></w:pPr><w:r><w:rPr><w:rFonts w:ascii="Georgia" w:hAnsi="Georgia"/><w:sz w:val="26"/><w:szCs w:val="26"/></w:rPr><w:t xml:space="preserve">Starfall. Halo Systems’ public light show during an eclipse, and the night the shore boat was finally asked a question.</w:t></w:r></w:p><w:p><w:pPr><w:spacing w:after="160" w:line="276" w:lineRule="auto"/></w:pPr><w:r><w:rPr><w:rFonts w:ascii="Georgia" w:hAnsi="Georgia"/><w:sz w:val="26"/><w:szCs w:val="26"/></w:rPr><w:t xml:space="preserve">The Chen index. Priya Chen’s pattern of sightings. For a while the building left her name off it. Halvorsen put the name back.</w:t></w:r></w:p><w:p><w:pPr><w:spacing w:after="160" w:line="276" w:lineRule="auto"/></w:pPr><w:r><w:rPr><w:rFonts w:ascii="Georgia" w:hAnsi="Georgia"/><w:sz w:val="26"/><w:szCs w:val="26"/></w:rPr><w:t xml:space="preserve">Contingent Illumination. Buchanan’s proposed larger broadcast. Halvorsen refuses it.</w:t></w:r></w:p><w:p><w:pPr><w:spacing w:after="160" w:line="276" w:lineRule="auto"/></w:pPr><w:r><w:rPr><w:rFonts w:ascii="Georgia" w:hAnsi="Georgia"/><w:sz w:val="26"/><w:szCs w:val="26"/></w:rPr><w:t xml:space="preserve">The Handbook. The New Starter’s Handbook. Uncleared. Quoted anyway.</w:t></w:r></w:p><w:p><w:pPr><w:pStyle w:val="Heading1"/><w:spacing w:before="600" w:after="320" w:line="400" w:lineRule="auto"/><w:jc w:val="center"/><w:rPr><w:rFonts w:ascii="Georgia" w:hAnsi="Georgia"/><w:b/><w:color w:val="3B6EA5"/></w:rPr></w:pPr><w:r><w:rPr><w:rFonts w:ascii="Georgia" w:eastAsia="Amazon Ember" w:hAnsi="Georgia" w:cs="Amazon Ember"/><w:b/><w:bCs/><w:color w:val="3B6EA5"/><w:szCs w:val="30"/></w:rPr><w:lastRenderedPageBreak/><w:t>APPENDIX: THE SCIENCE THIS BOOK DIDN’T MAKE UP</w:t></w:r></w:p><w:p><w:pPr><w:spacing w:line="400" w:lineRule="auto"/><w:ind w:firstLine="440"/><w:jc w:val="both"/><w:rPr><w:rFonts w:ascii="Georgia" w:hAnsi="Georgia"/><w:color w:val="2B2B2B"/><w:sz w:val="26"/></w:rPr></w:pPr><w:r><w:rPr><w:rFonts w:ascii="Georgia" w:hAnsi="Georgia"/><w:color w:val="2B2B2B"/><w:sz w:val="26"/></w:rPr><w:t xml:space="preserve">The New Starter’s Handbook, quoted throughout this book, does not exist and cites nothing. This appendix is the opposite kind of document. The papers and the counts in it are real, the links go to those sources, and none of it is required reading. Where the novel exceeds the citation, the paragraph says so. The bibliography at the back lists the same works in one place.</w:t></w:r></w:p><w:p><w:pPr><w:spacing w:line="400" w:lineRule="auto"/><w:ind w:firstLine="440"/><w:jc w:val="both"/><w:rPr><w:rFonts w:ascii="Georgia" w:hAnsi="Georgia"/><w:color w:val="2B2B2B"/><w:sz w:val="26"/></w:rPr></w:pPr><w:r><w:rPr><w:rFonts w:ascii="Georgia" w:hAnsi="Georgia"/><w:bCs/><w:color w:val="2B2B2B"/><w:sz w:val="26"/><w:szCs w:val="25"/></w:rPr><w:t>The Generation Ship</w:t></w:r></w:p><w:p><w:pPr><w:spacing w:line="400" w:lineRule="auto"/><w:ind w:firstLine="440"/><w:jc w:val="both"/><w:rPr><w:rFonts w:ascii="Georgia" w:hAnsi="Georgia"/><w:color w:val="2B2B2B"/><w:sz w:val="26"/></w:rPr></w:pPr><w:r><w:rPr><w:rFonts w:ascii="Georgia" w:hAnsi="Georgia"/><w:color w:val="2B2B2B"/><w:sz w:val="26"/></w:rPr><w:t xml:space="preserve">A ship that travels for forty thousand years rather than build something faster than light is not a fantasy so much as a concession: nothing in known physics outruns light, which leaves slow and enormous as the only honest option for crossing interstellar distance with a living crew. The concept has a name, </w:t></w:r><w:hyperlink r:id="rId7"><w:r><w:rPr><w:rFonts w:ascii="Georgia" w:hAnsi="Georgia"/><w:color w:val="2B2B2B"/><w:sz w:val="26"/></w:rPr><w:rStyle w:val="Hyperlink"/><w:t xml:space="preserve">a generation ship</w:t></w:r></w:hyperlink><w:r><w:rPr><w:rFonts w:ascii="Georgia" w:hAnsi="Georgia"/><w:color w:val="2B2B2B"/><w:sz w:val="26"/></w:rPr><w:t xml:space="preserve">, and a real engineering literature, including Hein, Pak, Pütz, Bühler, and Reiss, “</w:t></w:r><w:hyperlink r:id="rId28"><w:r><w:rPr><w:rFonts w:ascii="Georgia" w:hAnsi="Georgia"/><w:color w:val="2B2B2B"/><w:sz w:val="26"/></w:rPr><w:rStyle w:val="Hyperlink"/><w:t xml:space="preserve">World Ships: Feasibility and Rationale</w:t></w:r></w:hyperlink><w:r><w:rPr><w:rFonts w:ascii="Georgia" w:hAnsi="Georgia"/><w:color w:val="2B2B2B"/><w:sz w:val="26"/></w:rPr><w:t xml:space="preserve">,” Journal of the British Interplanetary Society (2012). Kurzgesagt’s YouTube film </w:t></w:r><w:hyperlink r:id="rId8"><w:r><w:rPr><w:rFonts w:ascii="Georgia" w:hAnsi="Georgia"/><w:color w:val="2B2B2B"/><w:sz w:val="26"/></w:rPr><w:rStyle w:val="Hyperlink"/><w:t xml:space="preserve">Generation Ships — The Hardest Part Is Not Distance</w:t></w:r></w:hyperlink><w:r><w:rPr><w:rFonts w:ascii="Georgia" w:hAnsi="Georgia"/><w:color w:val="2B2B2B"/><w:sz w:val="26"/></w:rPr><w:t xml:space="preserve"> treats the ship as a closed-world survival problem rather than a set piece. It is worth remembering, reading this book’s forty-thousand-year vessel held together by duct tape and committee, that humanity’s actual attempt at a small sealed biosphere, </w:t></w:r><w:hyperlink r:id="rId9"><w:r><w:rPr><w:rFonts w:ascii="Georgia" w:hAnsi="Georgia"/><w:color w:val="2B2B2B"/><w:sz w:val="26"/></w:rPr><w:rStyle w:val="Hyperlink"/><w:t xml:space="preserve">Biosphere 2</w:t></w:r></w:hyperlink><w:r><w:rPr><w:rFonts w:ascii="Georgia" w:hAnsi="Georgia"/><w:color w:val="2B2B2B"/><w:sz w:val="26"/></w:rPr><w:t xml:space="preserve">, built in Arizona in 1991, could not keep eight people alive inside a fully sealed system for even two years before oxygen levels and crop yields collapsed. This book’s ship is not that. It is the version where the engineering problem gets solved, imperfectly, by people who had two thousand generations and no alternative. The solving is the fiction. The difficulty is not.</w:t></w:r></w:p><w:p><w:pPr><w:spacing w:line="400" w:lineRule="auto"/><w:ind w:firstLine="440"/><w:jc w:val="both"/><w:rPr><w:rFonts w:ascii="Georgia" w:hAnsi="Georgia"/><w:color w:val="2B2B2B"/><w:sz w:val="26"/></w:rPr></w:pPr><w:r><w:rPr><w:rFonts w:ascii="Georgia" w:hAnsi="Georgia"/><w:bCs/><w:color w:val="2B2B2B"/><w:sz w:val="26"/><w:szCs w:val="25"/></w:rPr><w:t>The Genetics Problem</w:t></w:r></w:p><w:p><w:pPr><w:spacing w:line="400" w:lineRule="auto"/><w:ind w:firstLine="440"/><w:jc w:val="both"/><w:rPr><w:rFonts w:ascii="Georgia" w:hAnsi="Georgia"/><w:color w:val="2B2B2B"/><w:sz w:val="26"/></w:rPr></w:pPr><w:r><w:rPr><w:rFonts w:ascii="Georgia" w:hAnsi="Georgia"/><w:color w:val="2B2B2B"/><w:sz w:val="26"/></w:rPr><w:t xml:space="preserve">The ship’s need for outside genetic material is not a decoration. A sealed population loses genetic diversity every generation. Conservation biology calls the floor under that loss a </w:t></w:r><w:hyperlink r:id="rId10"><w:r><w:rPr><w:rFonts w:ascii="Georgia" w:hAnsi="Georgia"/><w:color w:val="2B2B2B"/><w:sz w:val="26"/></w:rPr><w:rStyle w:val="Hyperlink"/><w:t xml:space="preserve">minimum viable population</w:t></w:r></w:hyperlink><w:r><w:rPr><w:rFonts w:ascii="Georgia" w:hAnsi="Georgia"/><w:color w:val="2B2B2B"/><w:sz w:val="26"/></w:rPr><w:t xml:space="preserve">, and the numbers argued for a wild species over evolutionary time are often in the thousands. Marin and Beluffi’s 2018 simulation is more generous to the engineers than that folklore: under strict breeding rules, a founding crew of 98 can hold for a 6,300-year trip. Forty thousand years is not 6,300, and this book’s ship did not have those rules. That is the shopping trip. The story’s request, at the end, is for consented passage and consented samples, because taking infants without asking does not repair a crew, and children born on Earth to hybrid parents do not fly home by themselves.</w:t></w:r></w:p><w:p><w:pPr><w:spacing w:line="400" w:lineRule="auto"/><w:ind w:firstLine="440"/><w:jc w:val="both"/><w:rPr><w:rFonts w:ascii="Georgia" w:hAnsi="Georgia"/><w:color w:val="2B2B2B"/><w:sz w:val="26"/></w:rPr></w:pPr><w:r><w:rPr><w:rFonts w:ascii="Georgia" w:hAnsi="Georgia"/><w:bCs/><w:color w:val="2B2B2B"/><w:sz w:val="26"/><w:szCs w:val="25"/></w:rPr><w:t>The Patient Watcher</w:t></w:r></w:p><w:p><w:pPr><w:spacing w:line="400" w:lineRule="auto"/><w:ind w:firstLine="440"/><w:jc w:val="both"/><w:rPr><w:rFonts w:ascii="Georgia" w:hAnsi="Georgia"/><w:color w:val="2B2B2B"/><w:sz w:val="26"/></w:rPr></w:pPr><w:r><w:rPr><w:rFonts w:ascii="Georgia" w:hAnsi="Georgia"/><w:color w:val="2B2B2B"/><w:sz w:val="26"/><w:szCs w:val="23"/></w:rPr><w:t xml:space="preserve">A dormant, waiting probe is an old idea in serious astronomy, not a storybook invention. Ronald Bracewell proposed in 1960 that a patient civilization might send automated observers ahead of itself to watch a young species rather than </w:t></w:r><w:r><w:rPr><w:rFonts w:ascii="Georgia" w:hAnsi="Georgia"/><w:color w:val="2B2B2B"/><w:sz w:val="26"/><w:szCs w:val="23"/></w:rPr><w:lastRenderedPageBreak/><w:t xml:space="preserve">announce itself outright — the concept still carries his name, the </w:t></w:r><w:hyperlink r:id="rId12" w:history="1"><w:r><w:rPr><w:rStyle w:val="Hyperlink"/><w:rFonts w:ascii="Georgia" w:hAnsi="Georgia"/><w:color w:val="2B2B2B"/><w:sz w:val="26"/><w:szCs w:val="23"/></w:rPr><w:t>Bracewell probe</w:t></w:r></w:hyperlink><w:r><w:rPr><w:rFonts w:ascii="Georgia" w:hAnsi="Georgia"/><w:color w:val="2B2B2B"/><w:sz w:val="26"/><w:szCs w:val="23"/></w:rPr><w:t xml:space="preserve"> — and modern SETI researchers have taken the idea seriously enough to actually go looking for one, including a 2019 search of the gravitationally stable points near Earth’s own orbit, written up as </w:t></w:r><w:hyperlink r:id="rId13" w:history="1"><w:r><w:rPr><w:rStyle w:val="Hyperlink"/><w:rFonts w:ascii="Georgia" w:hAnsi="Georgia"/><w:color w:val="2B2B2B"/><w:sz w:val="26"/><w:szCs w:val="23"/></w:rPr><w:t>“Looking for Lurkers”</w:t></w:r></w:hyperlink><w:r><w:rPr><w:rFonts w:ascii="Georgia" w:hAnsi="Georgia"/><w:color w:val="2B2B2B"/><w:sz w:val="26"/><w:szCs w:val="23"/></w:rPr><w:t>. Nobody has found one. That is, as this book’s Directorate would be the first to point out, exactly what you would also expect if there were nothing there.</w:t></w:r></w:p><w:p><w:pPr><w:spacing w:line="400" w:lineRule="auto"/><w:ind w:firstLine="440"/><w:jc w:val="both"/><w:rPr><w:rFonts w:ascii="Georgia" w:hAnsi="Georgia"/><w:color w:val="2B2B2B"/><w:sz w:val="26"/></w:rPr></w:pPr><w:r><w:rPr><w:rFonts w:ascii="Georgia" w:hAnsi="Georgia"/><w:bCs/><w:color w:val="2B2B2B"/><w:sz w:val="26"/><w:szCs w:val="25"/></w:rPr><w:t>Getting Caught</w:t></w:r></w:p><w:p><w:pPr><w:spacing w:line="400" w:lineRule="auto"/><w:ind w:firstLine="440"/><w:jc w:val="both"/><w:rPr><w:rFonts w:ascii="Georgia" w:hAnsi="Georgia"/><w:color w:val="2B2B2B"/><w:sz w:val="26"/></w:rPr></w:pPr><w:r><w:rPr><w:rFonts w:ascii="Georgia" w:hAnsi="Georgia"/><w:color w:val="2B2B2B"/><w:sz w:val="26"/><w:szCs w:val="23"/></w:rPr><w:t xml:space="preserve">The idea that 1947-era radar was loud enough to be noticed is not this book’s invention either. Earth has been leaking electromagnetic evidence of itself since the first powerful transmitters went up, and the classic paper on the subject — Sullivan, Brown, and Wetherill’s </w:t></w:r><w:hyperlink r:id="rId14" w:history="1"><w:r><w:rPr><w:rStyle w:val="Hyperlink"/><w:rFonts w:ascii="Georgia" w:hAnsi="Georgia"/><w:color w:val="2B2B2B"/><w:sz w:val="26"/><w:szCs w:val="23"/></w:rPr><w:t>“Eavesdropping: The Radio Signature of the Earth”</w:t></w:r></w:hyperlink><w:r><w:rPr><w:rFonts w:ascii="Georgia" w:hAnsi="Georgia"/><w:color w:val="2B2B2B"/><w:sz w:val="26"/><w:szCs w:val="23"/></w:rPr><w:t xml:space="preserve">, Science, 1978 — first worked out how far our own military and civilian radar could plausibly be detected. Later analysis of </w:t></w:r><w:r><w:rPr><w:rFonts w:ascii="Georgia" w:hAnsi="Georgia"/><w:color w:val="2B2B2B"/><w:sz w:val="26"/><w:szCs w:val="23"/></w:rPr><w:lastRenderedPageBreak/><w:t xml:space="preserve">the same leakage has been given the (much better) name </w:t></w:r><w:hyperlink r:id="rId15" w:history="1"><w:r><w:rPr><w:rStyle w:val="Hyperlink"/><w:rFonts w:ascii="Georgia" w:hAnsi="Georgia"/><w:color w:val="2B2B2B"/><w:sz w:val="26"/><w:szCs w:val="23"/></w:rPr><w:t>technosignatures</w:t></w:r></w:hyperlink><w:r><w:rPr><w:rFonts w:ascii="Georgia" w:hAnsi="Georgia"/><w:color w:val="2B2B2B"/><w:sz w:val="26"/><w:szCs w:val="23"/></w:rPr><w:t>, and puts our more powerful broadcasts as detectable across a genuinely startling amount of the galaxy. This book borrows the year. The physics was already sitting there.</w:t></w:r></w:p><w:p><w:pPr><w:spacing w:line="400" w:lineRule="auto"/><w:ind w:firstLine="440"/><w:jc w:val="both"/><w:rPr><w:rFonts w:ascii="Georgia" w:hAnsi="Georgia"/><w:color w:val="2B2B2B"/><w:sz w:val="26"/></w:rPr></w:pPr><w:r><w:rPr><w:rFonts w:ascii="Georgia" w:hAnsi="Georgia"/><w:bCs/><w:color w:val="2B2B2B"/><w:sz w:val="26"/><w:szCs w:val="25"/></w:rPr><w:t>Better Eyes</w:t></w:r></w:p><w:p><w:pPr><w:spacing w:line="400" w:lineRule="auto"/><w:ind w:firstLine="440"/><w:jc w:val="both"/><w:rPr><w:rFonts w:ascii="Georgia" w:hAnsi="Georgia"/><w:color w:val="2B2B2B"/><w:sz w:val="26"/></w:rPr></w:pPr><w:r><w:rPr><w:rFonts w:ascii="Georgia" w:hAnsi="Georgia"/><w:color w:val="2B2B2B"/><w:sz w:val="26"/></w:rPr><w:t xml:space="preserve">Kade’s worry that Halo’s satellites might accidentally spot the ship is not hand-waved either. The real </w:t></w:r><w:hyperlink r:id="rId31"><w:r><w:rPr><w:rFonts w:ascii="Georgia" w:hAnsi="Georgia"/><w:color w:val="2B2B2B"/><w:sz w:val="26"/></w:rPr><w:rStyle w:val="Hyperlink"/><w:t xml:space="preserve">Vera C. Rubin Observatory</w:t></w:r></w:hyperlink><w:r><w:rPr><w:rFonts w:ascii="Georgia" w:hAnsi="Georgia"/><w:color w:val="2B2B2B"/><w:sz w:val="26"/></w:rPr><w:t xml:space="preserve"> is expected, over its ten-year survey, to catalog over a hundred thousand Jupiter Trojans alone — more than seven times the number currently known — which is to say that the part of the sky this book’s ship is hiding in is, this decade, for the first time in human history, actually about to be looked at properly. The hull in this book is a few kilometers across and dark. A small moon in that swarm would already have been famous. Rubin’s threat is to the small and the dark, which is the only size of secret the Trojan cloud can still keep.</w:t></w:r></w:p><w:p><w:pPr><w:spacing w:line="400" w:lineRule="auto"/><w:ind w:firstLine="440"/><w:jc w:val="both"/><w:rPr><w:rFonts w:ascii="Georgia" w:hAnsi="Georgia"/><w:color w:val="2B2B2B"/><w:sz w:val="26"/></w:rPr></w:pPr><w:r><w:rPr><w:rFonts w:ascii="Georgia" w:hAnsi="Georgia"/><w:bCs/><w:color w:val="2B2B2B"/><w:sz w:val="26"/><w:szCs w:val="25"/></w:rPr><w:t>The Implant</w:t></w:r></w:p><w:p><w:pPr><w:spacing w:line="400" w:lineRule="auto"/><w:ind w:firstLine="440"/><w:jc w:val="both"/><w:rPr><w:rFonts w:ascii="Georgia" w:hAnsi="Georgia"/><w:color w:val="2B2B2B"/><w:sz w:val="26"/></w:rPr></w:pPr><w:r><w:rPr><w:rFonts w:ascii="Georgia" w:hAnsi="Georgia"/><w:color w:val="2B2B2B"/><w:sz w:val="26"/></w:rPr><w:t xml:space="preserve">A mote on the scale of a grain of rice is not pure invention. Seo, Neely, Shen, and colleagues showed, in </w:t></w:r><w:hyperlink r:id="rId30"><w:r><w:rPr><w:rFonts w:ascii="Georgia" w:hAnsi="Georgia"/><w:color w:val="2B2B2B"/><w:sz w:val="26"/></w:rPr><w:rStyle w:val="Hyperlink"/><w:t xml:space="preserve">Neuron in 2016</w:t></w:r></w:hyperlink><w:r><w:rPr><w:rFonts w:ascii="Georgia" w:hAnsi="Georgia"/><w:color w:val="2B2B2B"/><w:sz w:val="26"/></w:rPr><w:t xml:space="preserve">, that ultrasonic neural dust can record from a nerve at that size. What this book adds, and does not pretend has been demonstrated, is the second hop. The mote talks to a tender or a ground relay close enough to hear it. It does not stream a life to Jupiter. The constant signal in the novel is a dog tag: alive, located, unharmed. The occasional signal is a visit, at a range of hours missing from a babysitter’s afternoon, not a radio conversation with the Trojan swarm. A coin-sized commercial brain implant that talks to hardware worn on the body is a different machine, and it is not the one in this story.</w:t></w:r></w:p><w:p><w:pPr><w:spacing w:line="400" w:lineRule="auto"/><w:ind w:firstLine="440"/><w:jc w:val="both"/><w:rPr><w:rFonts w:ascii="Georgia" w:hAnsi="Georgia"/><w:color w:val="2B2B2B"/><w:sz w:val="26"/></w:rPr></w:pPr><w:r><w:rPr><w:rFonts w:ascii="Georgia" w:hAnsi="Georgia"/><w:bCs/><w:color w:val="2B2B2B"/><w:sz w:val="26"/><w:szCs w:val="25"/></w:rPr><w:t>The Company That Owns the Sky</w:t></w:r></w:p><w:p><w:pPr><w:spacing w:line="400" w:lineRule="auto"/><w:ind w:firstLine="440"/><w:jc w:val="both"/><w:rPr><w:rFonts w:ascii="Georgia" w:hAnsi="Georgia"/><w:color w:val="2B2B2B"/><w:sz w:val="26"/></w:rPr></w:pPr><w:r><w:rPr><w:rFonts w:ascii="Georgia" w:hAnsi="Georgia"/><w:color w:val="2B2B2B"/><w:sz w:val="26"/></w:rPr><w:t xml:space="preserve">Halo Systems is not much of an exaggeration. A real satellite internet constellation, </w:t></w:r><w:hyperlink r:id="rId17"><w:r><w:rPr><w:rFonts w:ascii="Georgia" w:hAnsi="Georgia"/><w:color w:val="2B2B2B"/><w:sz w:val="26"/></w:rPr><w:rStyle w:val="Hyperlink"/><w:t xml:space="preserve">Starlink</w:t></w:r></w:hyperlink><w:r><w:rPr><w:rFonts w:ascii="Georgia" w:hAnsi="Georgia"/><w:color w:val="2B2B2B"/><w:sz w:val="26"/></w:rPr><w:t xml:space="preserve">, had, as of September 2026, more than eleven thousand working satellites in orbit, with public filings and stated ambitions running well past that. The idea of a company quietly running capable eyes on the solar system out of the same budget line as a consumer internet product is, on the public record of that constellation’s scale, not speculative. It is Tuesday.</w:t></w:r></w:p><w:p><w:pPr><w:spacing w:line="400" w:lineRule="auto"/><w:ind w:firstLine="440"/><w:jc w:val="both"/><w:rPr><w:rFonts w:ascii="Georgia" w:hAnsi="Georgia"/><w:color w:val="2B2B2B"/><w:sz w:val="26"/></w:rPr></w:pPr><w:r><w:rPr><w:rFonts w:ascii="Georgia" w:hAnsi="Georgia"/><w:bCs/><w:color w:val="2B2B2B"/><w:sz w:val="26"/><w:szCs w:val="25"/></w:rPr><w:t>Further Viewing</w:t></w:r></w:p><w:p><w:pPr><w:spacing w:line="400" w:lineRule="auto"/><w:ind w:firstLine="440"/><w:jc w:val="both"/><w:rPr><w:rFonts w:ascii="Georgia" w:hAnsi="Georgia"/><w:color w:val="2B2B2B"/><w:sz w:val="26"/></w:rPr></w:pPr><w:r><w:rPr><w:rFonts w:ascii="Georgia" w:hAnsi="Georgia"/><w:color w:val="2B2B2B"/><w:sz w:val="26"/><w:szCs w:val="23"/></w:rPr><w:t xml:space="preserve">For readers who want the Fermi Paradox itself — the much older, much bigger question of why a galaxy old enough to be full of neighbors looks so empty — Kurzgesagt’s two-part explainer remains the clearest short version available: </w:t></w:r><w:hyperlink r:id="rId18" w:history="1"><w:r><w:rPr><w:rStyle w:val="Hyperlink"/><w:rFonts w:ascii="Georgia" w:hAnsi="Georgia"/><w:color w:val="2B2B2B"/><w:sz w:val="26"/><w:szCs w:val="23"/></w:rPr><w:t>Part One</w:t></w:r></w:hyperlink><w:r><w:rPr><w:rFonts w:ascii="Georgia" w:hAnsi="Georgia"/><w:color w:val="2B2B2B"/><w:sz w:val="26"/><w:szCs w:val="23"/></w:rPr><w:t xml:space="preserve"> and </w:t></w:r><w:hyperlink r:id="rId19" w:history="1"><w:r><w:rPr><w:rStyle w:val="Hyperlink"/><w:rFonts w:ascii="Georgia" w:hAnsi="Georgia"/><w:color w:val="2B2B2B"/><w:sz w:val="26"/><w:szCs w:val="23"/></w:rPr><w:t>Part Two</w:t></w:r></w:hyperlink><w:r><w:rPr><w:rFonts w:ascii="Georgia" w:hAnsi="Georgia"/><w:color w:val="2B2B2B"/><w:sz w:val="26"/><w:szCs w:val="23"/></w:rPr><w:t>. This book’s answer — a species that solved the paradox by leaving early and being extremely patient — is one of dozens the video covers, and arguably not even the most likely one.</w:t></w:r></w:p><w:sectPr><w:headerReference w:type="even" r:id="rId20"/><w:headerReference w:type="default" r:id="rId21"/><w:footerReference w:type="even" r:id="rId22"/><w:footerReference w:type="default" r:id="rId23"/><w:headerReference w:type="first" r:id="rId24"/><w:footerReference w:type="first" r:id="rId25"/><w:pgSz w:w="7920" w:h="11880"/><w:pgMar w:top="1120" w:right="1000" w:bottom="1040" w:left="1000" w:header="708" w:footer="708" w:gutter="0"/><w:cols w:space="720"/><w:titlePg/><w:docGrid w:linePitch="360"/></w:sectPr></w:body></w:document><w:p><w:pPr><w:pStyle w:val="Heading1"/></w:pPr><w:r><w:rPr><w:rFonts w:ascii="Georgia" w:hAnsi="Georgia"/><w:sz w:val="28"/><w:szCs w:val="28"/></w:rPr><w:t xml:space="preserve">BIBLIOGRAPHY</w:t></w:r></w:p><w:p><w:pPr><w:spacing w:after="160" w:line="276" w:lineRule="auto"/></w:pPr><w:r><w:rPr><w:rFonts w:ascii="Georgia" w:hAnsi="Georgia"/><w:sz w:val="26"/><w:szCs w:val="26"/></w:rPr><w:t xml:space="preserve">Hein, A. M., Pak, M., Pütz, D., Bühler, C., and Reiss, P. “World Ships — Architectures &amp; Feasibility Revisited.” Journal of the British Interplanetary Society 65 (2012): 119—133. https://ui.adsabs.harvard.edu/abs/2012JBIS...65..119H/abstract</w:t></w:r></w:p><w:p><w:pPr><w:spacing w:after="160" w:line="276" w:lineRule="auto"/></w:pPr><w:r><w:rPr><w:rFonts w:ascii="Georgia" w:hAnsi="Georgia"/><w:sz w:val="26"/><w:szCs w:val="26"/></w:rPr><w:t xml:space="preserve">Marin, F., and Beluffi, C. “Computing the Minimal Crew for a Multi-Generational Space Travel towards Proxima Centauri b.” </w:t></w:r><w:hyperlink r:id="rId29"><w:r><w:rPr><w:rFonts w:ascii="Georgia" w:hAnsi="Georgia"/><w:sz w:val="26"/><w:szCs w:val="26"/></w:rPr><w:rStyle w:val="Hyperlink"/><w:t xml:space="preserve">arXiv:1806.03856</w:t></w:r></w:hyperlink><w:r><w:rPr><w:rFonts w:ascii="Georgia" w:hAnsi="Georgia"/><w:sz w:val="26"/><w:szCs w:val="26"/></w:rPr><w:t xml:space="preserve"> (2018). https://arxiv.org/abs/1806.03856</w:t></w:r></w:p><w:p><w:pPr><w:spacing w:after="160" w:line="276" w:lineRule="auto"/></w:pPr><w:r><w:rPr><w:rFonts w:ascii="Georgia" w:hAnsi="Georgia"/><w:sz w:val="26"/><w:szCs w:val="26"/></w:rPr><w:t xml:space="preserve">Seo, D., Neely, R. M., Shen, K., et al. “Wireless Recording in the Peripheral Nervous System with Ultrasonic Neural Dust.” Neuron 91 (2016). https://doi.org/10.1016/j.neuron.2016.06.034</w:t></w:r></w:p><w:p><w:pPr><w:spacing w:after="160" w:line="276" w:lineRule="auto"/></w:pPr><w:r><w:rPr><w:rFonts w:ascii="Georgia" w:hAnsi="Georgia"/><w:sz w:val="26"/><w:szCs w:val="26"/></w:rPr><w:t xml:space="preserve">Sullivan, W. T., Brown, S., and Wetherill, C. “Eavesdropping: The Radio Signature of the Earth.” Science 199 (1978): 377—388. https://www.science.org/doi/10.1126/science.199.4327.377</w:t></w:r></w:p><w:p><w:pPr><w:spacing w:after="160" w:line="276" w:lineRule="auto"/></w:pPr><w:r><w:rPr><w:rFonts w:ascii="Georgia" w:hAnsi="Georgia"/><w:sz w:val="26"/><w:szCs w:val="26"/></w:rPr><w:t xml:space="preserve">Bracewell, R. N. The patient probe. The name and the idea: https://en.wikipedia.org/wiki/Bracewell_probe</w:t></w:r></w:p><w:p><w:pPr><w:spacing w:after="160" w:line="276" w:lineRule="auto"/></w:pPr><w:r><w:rPr><w:rFonts w:ascii="Georgia" w:hAnsi="Georgia"/><w:sz w:val="26"/><w:szCs w:val="26"/></w:rPr><w:t xml:space="preserve">Gertz, J. “Looking for Lurkers.” arXiv:1903.09582 (2019). https://arxiv.org/abs/1903.09582</w:t></w:r></w:p><w:p><w:pPr><w:spacing w:after="160" w:line="276" w:lineRule="auto"/></w:pPr><w:r><w:rPr><w:rFonts w:ascii="Georgia" w:hAnsi="Georgia"/><w:sz w:val="26"/><w:szCs w:val="26"/></w:rPr><w:t xml:space="preserve">Kurzgesagt. </w:t></w:r><w:hyperlink r:id="rId8"><w:r><w:rPr><w:rFonts w:ascii="Georgia" w:hAnsi="Georgia"/><w:sz w:val="26"/><w:szCs w:val="26"/></w:rPr><w:rStyle w:val="Hyperlink"/><w:t xml:space="preserve">Generation Ships — The Hardest Part Is Not Distance</w:t></w:r></w:hyperlink><w:r><w:rPr><w:rFonts w:ascii="Georgia" w:hAnsi="Georgia"/><w:sz w:val="26"/><w:szCs w:val="26"/></w:rPr><w:t xml:space="preserve">. https://www.youtube.com/watch?v=Uxp8ZVkMUFk</w:t></w:r></w:p><w:p><w:pPr><w:spacing w:after="160" w:line="276" w:lineRule="auto"/></w:pPr><w:r><w:rPr><w:rFonts w:ascii="Georgia" w:hAnsi="Georgia"/><w:sz w:val="26"/><w:szCs w:val="26"/></w:rPr><w:t xml:space="preserve">Kurzgesagt. The Fermi Paradox, parts one and two. https://www.youtube.com/watch?v=sNhhvQGsMEc and https://www.youtube.com/watch?v=1fQkVqno-uI</w:t></w:r></w:p><w:p><w:pPr><w:spacing w:after="160" w:line="276" w:lineRule="auto"/></w:pPr><w:hyperlink r:id="rId9"><w:r><w:rPr><w:rFonts w:ascii="Georgia" w:hAnsi="Georgia"/><w:sz w:val="26"/><w:szCs w:val="26"/></w:rPr><w:rStyle w:val="Hyperlink"/><w:t xml:space="preserve">Biosphere 2</w:t></w:r></w:hyperlink><w:r><w:rPr><w:rFonts w:ascii="Georgia" w:hAnsi="Georgia"/><w:sz w:val="26"/><w:szCs w:val="26"/></w:rPr><w:t xml:space="preserve">. https://en.wikipedia.org/wiki/Biosphere_2</w:t></w:r></w:p><w:p><w:pPr><w:spacing w:after="160" w:line="276" w:lineRule="auto"/></w:pPr><w:r><w:rPr><w:rFonts w:ascii="Georgia" w:hAnsi="Georgia"/><w:sz w:val="26"/><w:szCs w:val="26"/></w:rPr><w:t xml:space="preserve">Minimum viable population. https://en.wikipedia.org/wiki/Minimum_viable_population</w:t></w:r></w:p><w:p><w:pPr><w:spacing w:after="160" w:line="276" w:lineRule="auto"/></w:pPr><w:r><w:rPr><w:rFonts w:ascii="Georgia" w:hAnsi="Georgia"/><w:sz w:val="26"/><w:szCs w:val="26"/></w:rPr><w:t xml:space="preserve">Generation ship, overview. https://en.wikipedia.org/wiki/Generation_ship</w:t></w:r></w:p><w:p><w:pPr><w:spacing w:after="160" w:line="276" w:lineRule="auto"/></w:pPr><w:r><w:rPr><w:rFonts w:ascii="Georgia" w:hAnsi="Georgia"/><w:sz w:val="26"/><w:szCs w:val="26"/></w:rPr><w:t xml:space="preserve">Vera C. Rubin Observatory and the Trojan surveys. https://arxiv.org/abs/2506.02487</w:t></w:r></w:p><w:p><w:pPr><w:spacing w:after="160" w:line="276" w:lineRule="auto"/></w:pPr><w:hyperlink r:id="rId17"><w:r><w:rPr><w:rFonts w:ascii="Georgia" w:hAnsi="Georgia"/><w:sz w:val="26"/><w:szCs w:val="26"/></w:rPr><w:rStyle w:val="Hyperlink"/><w:t xml:space="preserve">Starlink</w:t></w:r></w:hyperlink><w:r><w:rPr><w:rFonts w:ascii="Georgia" w:hAnsi="Georgia"/><w:sz w:val="26"/><w:szCs w:val="26"/></w:rPr><w:t xml:space="preserve">, public reporting on scale, consulted September 2026. https://www.space.com/spacex-starlink-satellites.html</w:t></w:r></w:p>
+<w:document xmlns:wpc="http://schemas.microsoft.com/office/word/2010/wordprocessingCanvas" xmlns:cx="http://schemas.microsoft.com/office/drawing/2014/chartex" xmlns:cx1="http://schemas.microsoft.com/office/drawing/2015/9/8/chartex" xmlns:cx2="http://schemas.microsoft.com/office/drawing/2015/10/21/chartex" xmlns:cx3="http://schemas.microsoft.com/office/drawing/2016/5/9/chartex" xmlns:cx4="http://schemas.microsoft.com/office/drawing/2016/5/10/chartex" xmlns:cx5="http://schemas.microsoft.com/office/drawing/2016/5/11/chartex" xmlns:cx6="http://schemas.microsoft.com/office/drawing/2016/5/12/chartex" xmlns:cx7="http://schemas.microsoft.com/office/drawing/2016/5/13/chartex" xmlns:cx8="http://schemas.microsoft.com/office/drawing/2016/5/14/chartex" xmlns:mc="http://schemas.openxmlformats.org/markup-compatibility/2006" xmlns:aink="http://schemas.microsoft.com/office/drawing/2016/ink" xmlns:am3d="http://schemas.microsoft.com/office/drawing/2017/model3d" xmlns:o="urn:schemas-microsoft-com:office:office" xmlns:oel="http://schemas.microsoft.com/office/2019/extlst" xmlns:r="http://schemas.openxmlformats.org/officeDocument/2006/relationships" xmlns:m="http://schemas.openxmlformats.org/officeDocument/2006/math" xmlns:v="urn:schemas-microsoft-com:vml" xmlns:wp14="http://schemas.microsoft.com/office/word/2010/wordprocessingDrawing" xmlns:wp="http://schemas.openxmlformats.org/drawingml/2006/wordprocessingDrawing" xmlns:w10="urn:schemas-microsoft-com:office:word" xmlns:w="http://schemas.openxmlformats.org/wordprocessingml/2006/main" xmlns:w14="http://schemas.microsoft.com/office/word/2010/wordml" xmlns:w15="http://schemas.microsoft.com/office/word/2012/wordml" xmlns:w16cex="http://schemas.microsoft.com/office/word/2018/wordml/cex" xmlns:w16cid="http://schemas.microsoft.com/office/word/2016/wordml/cid" xmlns:w16="http://schemas.microsoft.com/office/word/2018/wordml" xmlns:w16du="http://schemas.microsoft.com/office/word/2023/wordml/word16du" xmlns:w16sdtdh="http://schemas.microsoft.com/office/word/2020/wordml/sdtdatahash" xmlns:w16sdtfl="http://schemas.microsoft.com/office/word/2024/wordml/sdtformatlock" xmlns:w16se="http://schemas.microsoft.com/office/word/2015/wordml/symex" xmlns:wpg="http://schemas.microsoft.com/office/word/2010/wordprocessingGroup" xmlns:wpi="http://schemas.microsoft.com/office/word/2010/wordprocessingInk" xmlns:wne="http://schemas.microsoft.com/office/word/2006/wordml" xmlns:wps="http://schemas.microsoft.com/office/word/2010/wordprocessingShape" mc:Ignorable="w14 w15 w16se w16cid w16 w16cex w16sdtdh w16sdtfl w16du wp14"><w:body><w:p><w:pPr><w:spacing w:before="160" w:after="160" w:line="400" w:lineRule="auto"/><w:jc w:val="center"/><w:rPr><w:rFonts w:ascii="Georgia" w:hAnsi="Georgia"/><w:color w:val="2B2B2B"/><w:sz w:val="20"/></w:rPr></w:pPr><w:r><w:rPr><w:rFonts w:ascii="Georgia" w:hAnsi="Georgia"/><w:iCs/><w:color w:val="2B2B2B"/><w:sz w:val="20"/><w:szCs w:val="22"/></w:rPr><w:t>A STORYBOOK OF NO SERIES AT ALL</w:t></w:r></w:p><w:p><w:pPr><w:pStyle w:val="Title"/><w:spacing w:before="1680" w:after="400" w:line="400" w:lineRule="auto"/><w:jc w:val="center"/><w:rPr><w:rFonts w:ascii="Georgia" w:hAnsi="Georgia"/><w:b/><w:color w:val="3B6EA5"/><w:sz w:val="52"/></w:rPr></w:pPr><w:r><w:rPr><w:rFonts w:ascii="Georgia" w:eastAsia="Amazon Ember" w:hAnsi="Georgia" w:cs="Amazon Ember"/><w:b/><w:bCs/><w:color w:val="3B6EA5"/><w:sz w:val="52"/><w:szCs w:val="30"/></w:rPr><w:t>PROTOCOL FLAMINGO</w:t></w:r></w:p><w:p><w:pPr><w:spacing w:before="160" w:after="160" w:line="400" w:lineRule="auto"/><w:jc w:val="center"/><w:rPr><w:rFonts w:ascii="Georgia" w:hAnsi="Georgia"/><w:i/><w:color w:val="2B2B2B"/><w:sz w:val="26"/></w:rPr></w:pPr><w:r><w:rPr><w:rFonts w:ascii="Georgia" w:hAnsi="Georgia"/><w:i/><w:iCs/><w:color w:val="2B2B2B"/><w:sz w:val="26"/><w:szCs w:val="26"/></w:rPr><w:t>Earth. This year. Somebody left the sky unlocked.</w:t></w:r></w:p><w:p><w:pPr><w:spacing w:before="160" w:after="160" w:line="400" w:lineRule="auto"/><w:jc w:val="center"/><w:rPr><w:rFonts w:ascii="Georgia" w:hAnsi="Georgia"/><w:color w:val="2B2B2B"/><w:sz w:val="26"/></w:rPr></w:pPr><w:r><w:rPr><w:rFonts w:ascii="Georgia" w:hAnsi="Georgia"/><w:iCs/><w:color w:val="2B2B2B"/><w:sz w:val="26"/></w:rPr><w:t>An Original Invasion Storybook</w:t></w:r></w:p><w:p><w:pPr><w:spacing w:before="160" w:after="160" w:line="400" w:lineRule="auto"/><w:jc w:val="center"/><w:rPr><w:rFonts w:ascii="Georgia" w:hAnsi="Georgia"/><w:color w:val="2B2B2B"/><w:sz w:val="26"/></w:rPr></w:pPr><w:r><w:rPr><w:rFonts w:ascii="Georgia" w:hAnsi="Georgia"/><w:iCs/><w:color w:val="2B2B2B"/><w:sz w:val="26"/></w:rPr><w:t>by George Herbert Fontaine</w:t></w:r></w:p><w:p><w:pPr><w:spacing w:after="160" w:line="276" w:lineRule="auto"/></w:pPr><w:r><w:rPr><w:rFonts w:ascii="Georgia" w:hAnsi="Georgia"/><w:sz w:val="26"/><w:szCs w:val="26"/></w:rPr><w:t xml:space="preserve">Copyright © 2026 by George Herbert Fontaine</w:t></w:r></w:p><w:p><w:pPr><w:spacing w:after="160" w:line="276" w:lineRule="auto"/></w:pPr><w:r><w:rPr><w:rFonts w:ascii="Georgia" w:hAnsi="Georgia"/><w:sz w:val="26"/><w:szCs w:val="26"/></w:rPr><w:t xml:space="preserve">All rights reserved. No part of this book may be reproduced without permission, except for brief quotations in a review.</w:t></w:r></w:p><w:p><w:pPr><w:spacing w:after="160" w:line="276" w:lineRule="auto"/></w:pPr><w:r><w:rPr><w:rFonts w:ascii="Georgia" w:hAnsi="Georgia"/><w:sz w:val="26"/><w:szCs w:val="26"/></w:rPr><w:t xml:space="preserve">This is a work of fiction. The people, the offices, the satellite company, and the alpaca are invented. The All-domain Anomaly Resolution Office is a real agency and is not the Desk in this book. Sources for the science are in the appendix and the bibliography. The plot is not.</w:t></w:r></w:p><w:p><w:pPr><w:spacing w:before="800" w:after="320" w:line="400" w:lineRule="auto"/><w:jc w:val="center"/><w:rPr><w:rFonts w:ascii="Georgia" w:eastAsia="Amazon Ember" w:hAnsi="Georgia" w:cs="Amazon Ember"/><w:b/><w:bCs/><w:color w:val="3B6EA5"/><w:szCs w:val="30"/></w:rPr></w:pPr><w:r><w:rPr><w:rFonts w:ascii="Georgia" w:eastAsia="Amazon Ember" w:hAnsi="Georgia" w:cs="Amazon Ember"/><w:b/><w:bCs/><w:color w:val="3B6EA5"/><w:szCs w:val="30"/></w:rPr><w:br w:type="page"/></w:r></w:p><w:p><w:pPr><w:pStyle w:val="Heading1"/><w:spacing w:before="800" w:after="320" w:line="400" w:lineRule="auto"/><w:jc w:val="center"/><w:rPr><w:rFonts w:ascii="Georgia" w:hAnsi="Georgia"/><w:b/><w:color w:val="3B6EA5"/></w:rPr></w:pPr><w:r><w:rPr><w:rFonts w:ascii="Georgia" w:eastAsia="Amazon Ember" w:hAnsi="Georgia" w:cs="Amazon Ember"/><w:b/><w:bCs/><w:color w:val="3B6EA5"/><w:szCs w:val="30"/></w:rPr><w:lastRenderedPageBreak/><w:t>A NOTE TO THE READER</w:t></w:r></w:p><w:p><w:pPr><w:spacing w:after="160" w:line="400" w:lineRule="auto"/><w:rPr><w:rFonts w:ascii="Georgia" w:hAnsi="Georgia"/><w:color w:val="2B2B2B"/><w:sz w:val="26"/></w:rPr></w:pPr><w:r><w:rPr><w:rFonts w:ascii="Georgia" w:hAnsi="Georgia"/><w:color w:val="2B2B2B"/><w:sz w:val="26"/></w:rPr><w:t>This one isn’t a retelling. The other nine books on this shelf each stood behind a real film or television series and told its story again in prose, careful never to reprint a line of dialogue that wasn’t theirs to reprint. This one has no series to stand behind. It only has cousins — nine of them now, which is enough to make a family and, this book would argue, already enough to make a committee.</w:t></w:r></w:p><w:p><w:pPr><w:spacing w:line="400" w:lineRule="auto"/><w:ind w:firstLine="440"/><w:jc w:val="both"/><w:rPr><w:rFonts w:ascii="Georgia" w:hAnsi="Georgia"/><w:color w:val="2B2B2B"/><w:sz w:val="26"/></w:rPr></w:pPr><w:r><w:rPr><w:rFonts w:ascii="Georgia" w:hAnsi="Georgia"/><w:color w:val="2B2B2B"/><w:sz w:val="26"/></w:rPr><w:t xml:space="preserve">It borrows its shape from the quiet cousins and a few tricks from the loud ones. From The Invaders and Dark Skies it takes the private fight: a person who saw something and cannot get anyone official to believe them. From OVNI(s) and UFO it takes the government effort: an office too small to matter, reporting to a commander who answers to people with flags on their desks. From They Live it takes the idea, without the eyewear, that the scariest </w:t></w:r><w:r><w:rPr><w:rFonts w:ascii="Georgia" w:hAnsi="Georgia"/><w:color w:val="2B2B2B"/><w:sz w:val="26"/></w:rPr><w:lastRenderedPageBreak/><w:t>occupation is the one that has already incorporated and is currently doing the quarterly numbers through the very screens we volunteer to watch. And because a household should not raise a child on only its solemn relatives, it borrows a little mischief from the loud side of the family too — a countdown hidden in noise, from the picture about the holiday; a cellar survivalist convinced he alone saw it coming, from the picture about the tripods under the street; a white flag offered in good faith and answered badly, from the picture about the Martians and the hymn; and the old, better lesson that a name spoken correctly can do what a fleet cannot, from the picture about the two enemies and the rock that outlasted their war.</w:t></w:r></w:p><w:p><w:pPr><w:spacing w:line="400" w:lineRule="auto"/><w:ind w:firstLine="440"/><w:jc w:val="both"/><w:rPr><w:rFonts w:ascii="Georgia" w:hAnsi="Georgia"/><w:color w:val="2B2B2B"/><w:sz w:val="26"/></w:rPr></w:pPr><w:r><w:rPr><w:rFonts w:ascii="Georgia" w:hAnsi="Georgia"/><w:color w:val="2B2B2B"/><w:sz w:val="26"/></w:rPr><w:t xml:space="preserve">Unlike those four loud cousins, nothing in this book gets announced to the public. The sky here behaves the way it behaves in the quiet half of the family: badly, briefly, and only in front of witnesses </w:t></w:r><w:r><w:rPr><w:rFonts w:ascii="Georgia" w:hAnsi="Georgia"/><w:color w:val="2B2B2B"/><w:sz w:val="26"/></w:rPr><w:lastRenderedPageBreak/><w:t>somebody then has to manage. If you are looking for burning capitals and hangar speeches, this is the wrong shelf. If you are looking for a wedding video that will not stay deleted and a committee that has never once adjourned, you have found the right one.</w:t></w:r></w:p><w:p><w:pPr><w:spacing w:line="400" w:lineRule="auto"/><w:ind w:firstLine="440"/><w:jc w:val="both"/><w:rPr><w:rFonts w:ascii="Georgia" w:hAnsi="Georgia"/><w:color w:val="2B2B2B"/><w:sz w:val="26"/></w:rPr></w:pPr><w:r><w:rPr><w:rFonts w:ascii="Georgia" w:hAnsi="Georgia"/><w:color w:val="2B2B2B"/><w:sz w:val="26"/></w:rPr><w:t xml:space="preserve">It also tries to answer two questions a patient reader eventually asks of any invasion story. How did they get here, given that faster-than-light travel is not, so far as this book is aware, a real thing? And once they were here, was a fight actually the right response? Those answers are the story. This note will not give them away. No character in this book wears special glasses. No fleet announces itself over a capital.</w:t></w:r></w:p><w:p><w:pPr><w:spacing w:line="400" w:lineRule="auto"/><w:ind w:firstLine="440"/><w:jc w:val="both"/><w:rPr><w:rFonts w:ascii="Georgia" w:hAnsi="Georgia"/><w:color w:val="2B2B2B"/><w:sz w:val="26"/></w:rPr></w:pPr><w:r><w:rPr><w:rFonts w:ascii="Georgia" w:hAnsi="Georgia"/><w:color w:val="2B2B2B"/><w:sz w:val="26"/></w:rPr><w:t>The tone leans a little British, for fun, and a little absurd on purpose, in the general direction of Douglas Adams, who understood before most people that the end of the world is, for somebody, always a filing problem. No character, place, or organization in this book is drawn from his work, or from any of the nine film and television properties named above. Every name here was checked against all of them and belongs only to this book.</w:t></w:r></w:p><w:p><w:pPr><w:spacing w:line="400" w:lineRule="auto"/><w:ind w:firstLine="440"/><w:jc w:val="both"/><w:rPr><w:rFonts w:ascii="Georgia" w:hAnsi="Georgia"/><w:color w:val="2B2B2B"/><w:sz w:val="26"/></w:rPr></w:pPr><w:r><w:rPr><w:rFonts w:ascii="Georgia" w:hAnsi="Georgia"/><w:color w:val="2B2B2B"/><w:sz w:val="26"/></w:rPr><w:lastRenderedPageBreak/><w:t>In 2023 the United States really did open an office to study objects seen in the sky and gave it a name only a committee could love: the All-domain Anomaly Resolution Office. Real allied governments really do run joint intelligence liaisons out of buildings near NATO headquarters that have nothing to do with any of this. This book does not belong to any of them, does not speak for them, and does not know anything they don’t. It invents a smaller office, a more anxious committee, and a satellite company that is, regrettably, more competent than several real ones.</w:t></w:r></w:p><w:p><w:pPr><w:spacing w:line="400" w:lineRule="auto"/><w:ind w:firstLine="440"/><w:jc w:val="both"/><w:rPr><w:rFonts w:ascii="Georgia" w:hAnsi="Georgia"/><w:color w:val="2B2B2B"/><w:sz w:val="26"/></w:rPr></w:pPr><w:r><w:rPr><w:rFonts w:ascii="Georgia" w:hAnsi="Georgia"/><w:color w:val="2B2B2B"/><w:sz w:val="26"/></w:rPr><w:t>The people are invented. The alpaca, sadly, had to be invented too, because reality has not produced one yet, though reality is trying.</w:t></w:r></w:p><w:p><w:pPr><w:spacing w:line="400" w:lineRule="auto"/><w:ind w:firstLine="440"/><w:jc w:val="both"/><w:rPr><w:rFonts w:ascii="Georgia" w:hAnsi="Georgia"/><w:color w:val="2B2B2B"/><w:sz w:val="26"/></w:rPr></w:pPr><w:r><w:rPr><w:rFonts w:ascii="Georgia" w:hAnsi="Georgia"/><w:color w:val="2B2B2B"/><w:sz w:val="26"/></w:rPr><w:t>The truth, everyone here will eventually agree, is not the same thing as an explanation. But for once, at least one of them is allowed to end.</w:t></w:r></w:p><w:p><w:pPr><w:spacing w:before="800" w:after="320" w:line="400" w:lineRule="auto"/><w:jc w:val="center"/><w:rPr><w:rFonts w:ascii="Georgia" w:eastAsia="Amazon Ember" w:hAnsi="Georgia" w:cs="Amazon Ember"/><w:b/><w:bCs/><w:color w:val="3B6EA5"/><w:szCs w:val="30"/></w:rPr></w:pPr><w:r><w:rPr><w:rFonts w:ascii="Georgia" w:eastAsia="Amazon Ember" w:hAnsi="Georgia" w:cs="Amazon Ember"/><w:b/><w:bCs/><w:color w:val="3B6EA5"/><w:szCs w:val="30"/></w:rPr><w:br w:type="page"/></w:r></w:p><w:p><w:pPr><w:pStyle w:val="Heading1"/><w:spacing w:before="800" w:after="320" w:line="400" w:lineRule="auto"/><w:jc w:val="center"/><w:rPr><w:rFonts w:ascii="Georgia" w:hAnsi="Georgia"/><w:b/><w:color w:val="3B6EA5"/></w:rPr></w:pPr><w:r><w:rPr><w:rFonts w:ascii="Georgia" w:eastAsia="Amazon Ember" w:hAnsi="Georgia" w:cs="Amazon Ember"/><w:b/><w:bCs/><w:color w:val="3B6EA5"/><w:szCs w:val="30"/></w:rPr><w:lastRenderedPageBreak/><w:t>THE PEOPLE WHO LOOKED UP</w:t></w:r></w:p><w:p><w:pPr><w:spacing w:before="160" w:after="160" w:line="400" w:lineRule="auto"/><w:jc w:val="center"/><w:rPr><w:rFonts w:ascii="Georgia" w:hAnsi="Georgia"/><w:color w:val="2B2B2B"/><w:sz w:val="26"/></w:rPr></w:pPr><w:r><w:rPr><w:rFonts w:ascii="Georgia" w:hAnsi="Georgia"/><w:bCs/><w:color w:val="2B2B2B"/><w:sz w:val="26"/><w:szCs w:val="25"/></w:rPr><w:t>THE PRIVATE FIGHT</w:t></w:r></w:p><w:p><w:pPr><w:spacing w:after="160" w:line="400" w:lineRule="auto"/><w:rPr><w:rFonts w:ascii="Georgia" w:hAnsi="Georgia"/><w:color w:val="2B2B2B"/><w:sz w:val="26"/></w:rPr></w:pPr><w:r><w:rPr><w:rFonts w:ascii="Georgia" w:hAnsi="Georgia"/><w:bCs/><w:color w:val="2B2B2B"/><w:sz w:val="26"/><w:szCs w:val="23"/></w:rPr><w:t xml:space="preserve">Nora Calder — </w:t></w:r><w:r><w:rPr><w:rFonts w:ascii="Georgia" w:hAnsi="Georgia"/><w:color w:val="2B2B2B"/><w:sz w:val="26"/><w:szCs w:val="23"/></w:rPr><w:t>films weddings for a living, which means she owns better cameras than most local news stations and has, until now, pointed them at nothing more dangerous than a bad toast. She has proof. Nobody wants proof anymore; they want to know which app made it.</w:t></w:r></w:p><w:p><w:pPr><w:spacing w:after="160" w:line="400" w:lineRule="auto"/><w:rPr><w:rFonts w:ascii="Georgia" w:hAnsi="Georgia"/><w:color w:val="2B2B2B"/><w:sz w:val="26"/></w:rPr></w:pPr><w:r><w:rPr><w:rFonts w:ascii="Georgia" w:hAnsi="Georgia"/><w:bCs/><w:color w:val="2B2B2B"/><w:sz w:val="26"/><w:szCs w:val="23"/></w:rPr><w:t xml:space="preserve">Mabel “Mabs” Calder-Reyes — </w:t></w:r><w:r><w:rPr><w:rFonts w:ascii="Georgia" w:hAnsi="Georgia"/><w:color w:val="2B2B2B"/><w:sz w:val="26"/><w:szCs w:val="23"/></w:rPr><w:t>Nora’s younger sister, married in Lissome, Indiana, on a Saturday nobody in this book will ever get to have back exactly as it was.</w:t></w:r></w:p><w:p><w:pPr><w:spacing w:after="160" w:line="400" w:lineRule="auto"/><w:rPr><w:rFonts w:ascii="Georgia" w:hAnsi="Georgia"/><w:color w:val="2B2B2B"/><w:sz w:val="26"/></w:rPr></w:pPr><w:r><w:rPr><w:rFonts w:ascii="Georgia" w:hAnsi="Georgia"/><w:bCs/><w:color w:val="2B2B2B"/><w:sz w:val="26"/><w:szCs w:val="23"/></w:rPr><w:t xml:space="preserve">Dominic Reyes — </w:t></w:r><w:r><w:rPr><w:rFonts w:ascii="Georgia" w:hAnsi="Georgia"/><w:color w:val="2B2B2B"/><w:sz w:val="26"/><w:szCs w:val="23"/></w:rPr><w:t>the groom. Good with the neighbors’ kids, good at making toasts, good at everything he did before that Saturday, and now good at all of it in a way that has stopped feeling like the same goodness.</w:t></w:r></w:p><w:p><w:pPr><w:spacing w:after="160" w:line="400" w:lineRule="auto"/><w:rPr><w:rFonts w:ascii="Georgia" w:hAnsi="Georgia"/><w:color w:val="2B2B2B"/><w:sz w:val="26"/></w:rPr></w:pPr><w:r><w:rPr><w:rFonts w:ascii="Georgia" w:hAnsi="Georgia"/><w:bCs/><w:color w:val="2B2B2B"/><w:sz w:val="26"/><w:szCs w:val="23"/></w:rPr><w:lastRenderedPageBreak/><w:t xml:space="preserve">Jesse Tran — </w:t></w:r><w:r><w:rPr><w:rFonts w:ascii="Georgia" w:hAnsi="Georgia"/><w:color w:val="2B2B2B"/><w:sz w:val="26"/><w:szCs w:val="23"/></w:rPr><w:t>hosts a podcast about conspiracies for listeners who mostly want to be frightened for forty minutes and sleep fine afterward. Finds a conspiracy that will not let him do either, and finds, somewhat to his own surprise, that he minds the sleeplessness less than he expected.</w:t></w:r></w:p><w:p><w:pPr><w:spacing w:after="160" w:line="400" w:lineRule="auto"/><w:rPr><w:rFonts w:ascii="Georgia" w:hAnsi="Georgia"/><w:color w:val="2B2B2B"/><w:sz w:val="26"/></w:rPr></w:pPr><w:r><w:rPr><w:rFonts w:ascii="Georgia" w:hAnsi="Georgia"/><w:bCs/><w:color w:val="2B2B2B"/><w:sz w:val="26"/><w:szCs w:val="23"/></w:rPr><w:t xml:space="preserve">Gary Huff — </w:t></w:r><w:r><w:rPr><w:rFonts w:ascii="Georgia" w:hAnsi="Georgia"/><w:color w:val="2B2B2B"/><w:sz w:val="26"/><w:szCs w:val="23"/></w:rPr><w:t>Lissome’s self-appointed civil defense officer. Has a bunker, a shortwave radio, and forty years of being wrong about which Tuesday it would happen. Reserves, at all times, the right to have been right.</w:t></w:r></w:p><w:p><w:pPr><w:spacing w:after="160" w:line="276" w:lineRule="auto"/></w:pPr><w:r><w:rPr><w:rFonts w:ascii="Georgia" w:hAnsi="Georgia"/><w:sz w:val="26"/><w:szCs w:val="26"/></w:rPr><w:t xml:space="preserve">Curtis — the best man. Three drinks into a speech, and then eleven seconds of not giving it.</w:t></w:r></w:p><w:p><w:pPr><w:spacing w:after="160" w:line="276" w:lineRule="auto"/></w:pPr><w:r><w:rPr><w:rFonts w:ascii="Georgia" w:hAnsi="Georgia"/><w:sz w:val="26"/><w:szCs w:val="26"/></w:rPr><w:t xml:space="preserve">Sheriff Cobb — Lissome. Patient about the parts of the job nobody wants written down.</w:t></w:r></w:p><w:p><w:pPr><w:spacing w:after="160" w:line="276" w:lineRule="auto"/></w:pPr><w:r><w:rPr><w:rFonts w:ascii="Georgia" w:hAnsi="Georgia"/><w:sz w:val="26"/><w:szCs w:val="26"/></w:rPr><w:t xml:space="preserve">Evan — an intern. Reused a checklist.</w:t></w:r></w:p><w:p><w:pPr><w:spacing w:after="160" w:line="276" w:lineRule="auto"/></w:pPr><w:r><w:rPr><w:rFonts w:ascii="Georgia" w:hAnsi="Georgia"/><w:sz w:val="26"/><w:szCs w:val="26"/></w:rPr><w:t xml:space="preserve">Nowak — a voice on a phone. Offers Dana a detail.</w:t></w:r></w:p><w:p><w:pPr><w:spacing w:after="160" w:line="400" w:lineRule="auto"/><w:rPr><w:rFonts w:ascii="Georgia" w:hAnsi="Georgia"/><w:color w:val="2B2B2B"/><w:sz w:val="26"/></w:rPr></w:pPr><w:r><w:rPr><w:rFonts w:ascii="Georgia" w:hAnsi="Georgia"/><w:color w:val="2B2B2B"/><w:sz w:val="26"/></w:rPr><w:t xml:space="preserve">Dr. Carl Daniels — a psychiatrist who has spent eleven years watching the system misfile a kind of patient no textbook prepared him for. Has been waiting four years for someone to finally ask.</w:t></w:r></w:p><w:p><w:pPr><w:spacing w:before="160" w:after="160" w:line="400" w:lineRule="auto"/><w:jc w:val="center"/><w:rPr><w:rFonts w:ascii="Georgia" w:hAnsi="Georgia"/><w:color w:val="2B2B2B"/><w:sz w:val="26"/></w:rPr></w:pPr><w:r><w:rPr><w:rFonts w:ascii="Georgia" w:hAnsi="Georgia"/><w:bCs/><w:color w:val="2B2B2B"/><w:sz w:val="26"/><w:szCs w:val="25"/></w:rPr><w:lastRenderedPageBreak/><w:t>THE GOVERNMENT EFFORT</w:t></w:r></w:p><w:p><w:pPr><w:spacing w:after="160" w:line="400" w:lineRule="auto"/><w:rPr><w:rFonts w:ascii="Georgia" w:hAnsi="Georgia"/><w:color w:val="2B2B2B"/><w:sz w:val="26"/><w:szCs w:val="23"/></w:rPr></w:pPr><w:r><w:rPr><w:rFonts w:ascii="Georgia" w:hAnsi="Georgia"/><w:color w:val="2B2B2B"/><w:sz w:val="26"/><w:szCs w:val="23"/></w:rPr><w:t xml:space="preserve">Dana Osei — built rockets that lit on the first try for three years, until a checklist and an intern put eleven thousand pieces of confetti into the wrong part of the sky, on camera. Reassigned rather than sued.</w:t></w:r></w:p><w:p><w:pPr><w:spacing w:after="160" w:line="400" w:lineRule="auto"/><w:rPr><w:rFonts w:ascii="Georgia" w:hAnsi="Georgia"/><w:color w:val="2B2B2B"/><w:sz w:val="26"/></w:rPr></w:pPr><w:r><w:rPr><w:rFonts w:ascii="Georgia" w:hAnsi="Georgia"/><w:color w:val="2B2B2B"/><w:sz w:val="26"/></w:rPr><w:t xml:space="preserve">Dr. Elena Marsh — runs the better-lit desk two floors above Dana’s. Once engaged to her. The coffee is better upstairs.</w:t></w:r></w:p><w:p><w:pPr><w:spacing w:after="160" w:line="400" w:lineRule="auto"/><w:rPr><w:rFonts w:ascii="Georgia" w:hAnsi="Georgia"/><w:color w:val="2B2B2B"/><w:sz w:val="26"/></w:rPr></w:pPr><w:r><w:rPr><w:rFonts w:ascii="Georgia" w:hAnsi="Georgia"/><w:bCs/><w:color w:val="2B2B2B"/><w:sz w:val="26"/><w:szCs w:val="23"/></w:rPr><w:t xml:space="preserve">Warren Iyer — </w:t></w:r><w:r><w:rPr><w:rFonts w:ascii="Georgia" w:hAnsi="Georgia"/><w:color w:val="2B2B2B"/><w:sz w:val="26"/><w:szCs w:val="23"/></w:rPr><w:t>has worked at the Desk since it had a different name and a smaller room. Trusts a file before he trusts a face, and has been right often enough to keep the habit.</w:t></w:r></w:p><w:p><w:pPr><w:spacing w:after="160" w:line="400" w:lineRule="auto"/><w:rPr><w:rFonts w:ascii="Georgia" w:hAnsi="Georgia"/><w:color w:val="2B2B2B"/><w:sz w:val="26"/></w:rPr></w:pPr><w:r><w:rPr><w:rFonts w:ascii="Georgia" w:hAnsi="Georgia"/><w:bCs/><w:color w:val="2B2B2B"/><w:sz w:val="26"/><w:szCs w:val="23"/></w:rPr><w:t xml:space="preserve">Priya Chen — </w:t></w:r><w:r><w:rPr><w:rFonts w:ascii="Georgia" w:hAnsi="Georgia"/><w:color w:val="2B2B2B"/><w:sz w:val="26"/><w:szCs w:val="23"/></w:rPr><w:t>hears patterns in noise the way other people hear music. Once found a missing satellite before three agencies noticed it was gone.</w:t></w:r></w:p><w:p><w:pPr><w:spacing w:after="160" w:line="400" w:lineRule="auto"/><w:rPr><w:rFonts w:ascii="Georgia" w:hAnsi="Georgia"/><w:color w:val="2B2B2B"/><w:sz w:val="26"/></w:rPr></w:pPr><w:r><w:rPr><w:rFonts w:ascii="Georgia" w:hAnsi="Georgia"/><w:bCs/><w:color w:val="2B2B2B"/><w:sz w:val="26"/><w:szCs w:val="23"/></w:rPr><w:lastRenderedPageBreak/><w:t xml:space="preserve">Gladys Okoro — </w:t></w:r><w:r><w:rPr><w:rFonts w:ascii="Georgia" w:hAnsi="Georgia"/><w:color w:val="2B2B2B"/><w:sz w:val="26"/><w:szCs w:val="23"/></w:rPr><w:t>answers the tip line — a cell phone wearing a landline sticker for reasons of institutional dignity nobody will defend out loud — the way you’d answer a call from a relative who might be about to say something sad.</w:t></w:r></w:p><w:p><w:pPr><w:spacing w:after="160" w:line="400" w:lineRule="auto"/><w:rPr><w:rFonts w:ascii="Georgia" w:hAnsi="Georgia"/><w:color w:val="2B2B2B"/><w:sz w:val="26"/></w:rPr></w:pPr><w:r><w:rPr><w:rFonts w:ascii="Georgia" w:hAnsi="Georgia"/><w:bCs/><w:color w:val="2B2B2B"/><w:sz w:val="26"/><w:szCs w:val="23"/></w:rPr><w:t xml:space="preserve">Colonel Faye Buchanan — </w:t></w:r><w:r><w:rPr><w:rFonts w:ascii="Georgia" w:hAnsi="Georgia"/><w:color w:val="2B2B2B"/><w:sz w:val="26"/><w:szCs w:val="23"/></w:rPr><w:t>oversight, in the old sense: watches the watchers, and reports upward to a room she isn’t always allowed to name out loud on a Tuesday. Believes, sincerely and not always helpfully, that a problem this large deserves a solution you can see from orbit.</w:t></w:r></w:p><w:p><w:pPr><w:spacing w:after="160" w:line="400" w:lineRule="auto"/><w:rPr><w:rFonts w:ascii="Georgia" w:hAnsi="Georgia"/><w:color w:val="2B2B2B"/><w:sz w:val="26"/></w:rPr></w:pPr><w:r><w:rPr><w:rFonts w:ascii="Georgia" w:hAnsi="Georgia"/><w:bCs/><w:color w:val="2B2B2B"/><w:sz w:val="26"/><w:szCs w:val="23"/></w:rPr><w:t xml:space="preserve">Director-General Ingrid Halvorsen — </w:t></w:r><w:r><w:rPr><w:rFonts w:ascii="Georgia" w:hAnsi="Georgia"/><w:color w:val="2B2B2B"/><w:sz w:val="26"/><w:szCs w:val="23"/></w:rPr><w:t>runs the Joint Sky Directorate from a building three blocks from actual NATO headquarters that isn’t on any tour. Has spent a career being the calmest person in rooms that didn’t deserve it, and finds, this year, that calm is not the same thing as being listened to.</w:t></w:r></w:p><w:p><w:pPr><w:spacing w:after="160" w:line="400" w:lineRule="auto"/><w:rPr><w:rFonts w:ascii="Georgia" w:hAnsi="Georgia"/><w:color w:val="2B2B2B"/><w:sz w:val="26"/></w:rPr></w:pPr><w:r><w:rPr><w:rFonts w:ascii="Georgia" w:hAnsi="Georgia"/><w:color w:val="2B2B2B"/><w:sz w:val="26"/></w:rPr><w:t xml:space="preserve">Agent Whitcombe — the British liaison. In Brussels, contributes the driest sentence in the meeting and, more often than the minutes admit, the only correct one.</w:t></w:r></w:p><w:p><w:pPr><w:spacing w:after="160" w:line="400" w:lineRule="auto"/><w:rPr><w:rFonts w:ascii="Georgia" w:hAnsi="Georgia"/><w:color w:val="2B2B2B"/><w:sz w:val="26"/></w:rPr></w:pPr><w:r><w:rPr><w:rFonts w:ascii="Georgia" w:hAnsi="Georgia"/><w:bCs/><w:color w:val="2B2B2B"/><w:sz w:val="26"/><w:szCs w:val="23"/></w:rPr><w:t xml:space="preserve">The Liaisons — </w:t></w:r><w:r><w:rPr><w:rFonts w:ascii="Georgia" w:hAnsi="Georgia"/><w:color w:val="2B2B2B"/><w:sz w:val="26"/><w:szCs w:val="23"/></w:rPr><w:t>Duval of the French service and Berthold of the German, alongside Whitcombe and the American service’s Agent Cole — four secret services that agree on almost nothing except the need for someone else to pay for it.</w:t></w:r></w:p><w:p><w:pPr><w:spacing w:after="160" w:line="400" w:lineRule="auto"/><w:rPr><w:rFonts w:ascii="Georgia" w:hAnsi="Georgia"/><w:color w:val="2B2B2B"/><w:sz w:val="26"/></w:rPr></w:pPr><w:r><w:rPr><w:rFonts w:ascii="Georgia" w:hAnsi="Georgia"/><w:bCs/><w:color w:val="2B2B2B"/><w:sz w:val="26"/><w:szCs w:val="23"/></w:rPr><w:t xml:space="preserve">Trip Calloway — </w:t></w:r><w:r><w:rPr><w:rFonts w:ascii="Georgia" w:hAnsi="Georgia"/><w:color w:val="2B2B2B"/><w:sz w:val="26"/><w:szCs w:val="23"/></w:rPr><w:t>Halo Systems’ communications lead. Understands that a story the public can survive is worth more than a fact it can’t.</w:t></w:r></w:p><w:p><w:pPr><w:spacing w:after="160" w:line="400" w:lineRule="auto"/><w:rPr><w:rFonts w:ascii="Georgia" w:hAnsi="Georgia"/><w:color w:val="2B2B2B"/><w:sz w:val="26"/><w:szCs w:val="23"/></w:rPr></w:pPr><w:r><w:rPr><w:rFonts w:ascii="Georgia" w:hAnsi="Georgia"/><w:bCs/><w:color w:val="2B2B2B"/><w:sz w:val="26"/><w:szCs w:val="23"/></w:rPr><w:t xml:space="preserve">Commander Elias Kade — </w:t></w:r><w:r><w:rPr><w:rFonts w:ascii="Georgia" w:hAnsi="Georgia"/><w:color w:val="2B2B2B"/><w:sz w:val="26"/><w:szCs w:val="23"/></w:rPr><w:t>once flew for NASA. Now runs Halo Systems, which sells the world cheap orbital internet, and underneath that runs the only organization on the planet still fighting a war nobody has declared, and increasingly suspects nobody ever should have.</w:t></w:r></w:p><w:p><w:pPr><w:spacing w:after="160" w:line="400" w:lineRule="auto"/><w:rPr><w:rFonts w:ascii="Georgia" w:hAnsi="Georgia"/><w:color w:val="2B2B2B"/><w:sz w:val="26"/></w:rPr></w:pPr><w:r><w:rPr><w:rFonts w:ascii="Georgia" w:hAnsi="Georgia"/><w:color w:val="2B2B2B"/><w:sz w:val="26"/></w:rPr><w:t xml:space="preserve">Milo Kade — eleven. Outgrows shoes. Has an opinion about hospital gravy. Does not get told the rest.</w:t></w:r></w:p><w:p><w:pPr><w:spacing w:after="160" w:line="400" w:lineRule="auto"/><w:rPr><w:rFonts w:ascii="Georgia" w:hAnsi="Georgia"/><w:color w:val="2B2B2B"/><w:sz w:val="26"/></w:rPr></w:pPr><w:r><w:rPr><w:rFonts w:ascii="Georgia" w:hAnsi="Georgia"/><w:color w:val="2B2B2B"/><w:sz w:val="26"/></w:rPr><w:t xml:space="preserve">Anders Feld — a translator who arrives with a choice already made. The file on him is the book’s to open.</w:t></w:r></w:p><w:p><w:pPr><w:spacing w:after="160" w:line="400" w:lineRule="auto"/><w:rPr><w:rFonts w:ascii="Georgia" w:hAnsi="Georgia"/><w:color w:val="2B2B2B"/><w:sz w:val="26"/></w:rPr></w:pPr><w:r><w:rPr><w:rFonts w:ascii="Georgia" w:hAnsi="Georgia"/><w:color w:val="2B2B2B"/><w:sz w:val="26"/></w:rPr><w:t xml:space="preserve">The Escort — walks Nora and Jesse back out. Does not offer a name.</w:t></w:r></w:p><w:p><w:pPr><w:spacing w:after="160" w:line="400" w:lineRule="auto"/><w:rPr><w:rFonts w:ascii="Georgia" w:hAnsi="Georgia"/><w:color w:val="2B2B2B"/><w:sz w:val="26"/></w:rPr></w:pPr><w:r><w:rPr><w:rFonts w:ascii="Georgia" w:hAnsi="Georgia"/><w:bCs/><w:color w:val="2B2B2B"/><w:sz w:val="26"/><w:szCs w:val="23"/></w:rPr><w:lastRenderedPageBreak/><w:t xml:space="preserve">Steve — </w:t></w:r><w:r><w:rPr><w:rFonts w:ascii="Georgia" w:hAnsi="Georgia"/><w:color w:val="2B2B2B"/><w:sz w:val="26"/><w:szCs w:val="23"/></w:rPr><w:t>an alpaca. This storybook will not be the first document to fail at explaining Steve, and it will not apologize for that either.</w:t></w:r></w:p><w:p><w:pPr><w:spacing w:after="160" w:line="400" w:lineRule="auto"/><w:rPr><w:rFonts w:ascii="Georgia" w:hAnsi="Georgia"/><w:color w:val="2B2B2B"/><w:sz w:val="26"/></w:rPr></w:pPr><w:r><w:rPr><w:rFonts w:ascii="Georgia" w:hAnsi="Georgia"/><w:color w:val="2B2B2B"/><w:sz w:val="26"/></w:rPr><w:t xml:space="preserve">The Feed — the Directorate’s name for whatever noticed the sky in 1947 and has not finished noticing. This list will not say what it is.</w:t></w:r></w:p><w:p><w:pPr><w:spacing w:after="160" w:line="400" w:lineRule="auto"/><w:rPr><w:rFonts w:ascii="Georgia" w:hAnsi="Georgia"/><w:color w:val="2B2B2B"/><w:sz w:val="26"/></w:rPr></w:pPr><w:r><w:rPr><w:rFonts w:ascii="Georgia" w:hAnsi="Georgia"/><w:bCs/><w:color w:val="2B2B2B"/><w:sz w:val="26"/><w:szCs w:val="23"/></w:rPr><w:t xml:space="preserve">The New Starter’s Handbook — </w:t></w:r><w:r><w:rPr><w:rFonts w:ascii="Georgia" w:hAnsi="Georgia"/><w:color w:val="2B2B2B"/><w:sz w:val="26"/><w:szCs w:val="23"/></w:rPr><w:t>issued to everyone at the Desk and the Directorate on their first morning, revised continuously, and cleared by absolutely nobody. Quoted throughout this book, without its permission, largely because it has never once granted any.</w:t></w:r></w:p><w:p><w:pPr><w:spacing w:before="800" w:after="320" w:line="400" w:lineRule="auto"/><w:jc w:val="center"/><w:rPr><w:rFonts w:ascii="Georgia" w:eastAsia="Amazon Ember" w:hAnsi="Georgia" w:cs="Amazon Ember"/><w:b/><w:bCs/><w:color w:val="3B6EA5"/><w:szCs w:val="30"/></w:rPr></w:pPr><w:r><w:rPr><w:rFonts w:ascii="Georgia" w:eastAsia="Amazon Ember" w:hAnsi="Georgia" w:cs="Amazon Ember"/><w:b/><w:bCs/><w:color w:val="3B6EA5"/><w:szCs w:val="30"/></w:rPr><w:lastRenderedPageBreak/><w:br w:type="page"/></w:r></w:p><w:p><w:pPr><w:pStyle w:val="Heading1"/><w:spacing w:before="800" w:after="320" w:line="400" w:lineRule="auto"/><w:jc w:val="center"/><w:rPr><w:rFonts w:ascii="Georgia" w:hAnsi="Georgia"/><w:b/><w:color w:val="3B6EA5"/></w:rPr></w:pPr><w:r><w:rPr><w:rFonts w:ascii="Georgia" w:eastAsia="Amazon Ember" w:hAnsi="Georgia" w:cs="Amazon Ember"/><w:b/><w:bCs/><w:color w:val="3B6EA5"/><w:szCs w:val="30"/></w:rPr><w:lastRenderedPageBreak/><w:t>CONTENTS</w:t></w:r></w:p><w:p><w:pPr><w:spacing w:after="60" w:line="400" w:lineRule="auto"/><w:jc w:val="center"/><w:rPr><w:rFonts w:ascii="Georgia" w:hAnsi="Georgia"/><w:color w:val="2B2B2B"/><w:sz w:val="26"/></w:rPr></w:pPr><w:r><w:rPr><w:rFonts w:ascii="Georgia" w:hAnsi="Georgia"/><w:color w:val="2B2B2B"/><w:sz w:val="26"/></w:rPr><w:t>I. The Best Man Speech</w:t></w:r></w:p><w:p><w:pPr><w:spacing w:after="60" w:line="400" w:lineRule="auto"/><w:jc w:val="center"/><w:rPr><w:rFonts w:ascii="Georgia" w:hAnsi="Georgia"/><w:color w:val="2B2B2B"/><w:sz w:val="26"/></w:rPr></w:pPr><w:r><w:rPr><w:rFonts w:ascii="Georgia" w:hAnsi="Georgia"/><w:color w:val="2B2B2B"/><w:sz w:val="26"/></w:rPr><w:t>II. The Inside Desk</w:t></w:r></w:p><w:p><w:pPr><w:spacing w:after="60" w:line="400" w:lineRule="auto"/><w:jc w:val="center"/><w:rPr><w:rFonts w:ascii="Georgia" w:hAnsi="Georgia"/><w:color w:val="2B2B2B"/><w:sz w:val="26"/></w:rPr></w:pPr><w:r><w:rPr><w:rFonts w:ascii="Georgia" w:hAnsi="Georgia"/><w:color w:val="2B2B2B"/><w:sz w:val="26"/></w:rPr><w:t>III. Content Moderation</w:t></w:r></w:p><w:p><w:pPr><w:spacing w:after="60" w:line="400" w:lineRule="auto"/><w:jc w:val="center"/><w:rPr><w:rFonts w:ascii="Georgia" w:hAnsi="Georgia"/><w:color w:val="2B2B2B"/><w:sz w:val="26"/></w:rPr></w:pPr><w:r><w:rPr><w:rFonts w:ascii="Georgia" w:hAnsi="Georgia"/><w:color w:val="2B2B2B"/><w:sz w:val="26"/></w:rPr><w:t>IV. Steve</w:t></w:r></w:p><w:p><w:pPr><w:spacing w:after="60" w:line="400" w:lineRule="auto"/><w:jc w:val="center"/><w:rPr><w:rFonts w:ascii="Georgia" w:hAnsi="Georgia"/><w:color w:val="2B2B2B"/><w:sz w:val="26"/></w:rPr></w:pPr><w:r><w:rPr><w:rFonts w:ascii="Georgia" w:hAnsi="Georgia"/><w:color w:val="2B2B2B"/><w:sz w:val="26"/></w:rPr><w:t>V. Two Missing Uploads</w:t></w:r></w:p><w:p><w:pPr><w:spacing w:after="60" w:line="400" w:lineRule="auto"/><w:jc w:val="center"/><w:rPr><w:rFonts w:ascii="Georgia" w:hAnsi="Georgia"/><w:color w:val="2B2B2B"/><w:sz w:val="26"/></w:rPr></w:pPr><w:r><w:rPr><w:rFonts w:ascii="Georgia" w:hAnsi="Georgia"/><w:color w:val="2B2B2B"/><w:sz w:val="26"/></w:rPr><w:t>VI. Brussels, Badly Lit</w:t></w:r></w:p><w:p><w:pPr><w:spacing w:after="60" w:line="400" w:lineRule="auto"/><w:jc w:val="center"/><w:rPr><w:rFonts w:ascii="Georgia" w:hAnsi="Georgia"/><w:color w:val="2B2B2B"/><w:sz w:val="26"/></w:rPr></w:pPr><w:r><w:rPr><w:rFonts w:ascii="Georgia" w:hAnsi="Georgia"/><w:color w:val="2B2B2B"/><w:sz w:val="26"/></w:rPr><w:t>VII. The Company That Owns the Sky</w:t></w:r></w:p><w:p><w:pPr><w:spacing w:after="60" w:line="400" w:lineRule="auto"/><w:jc w:val="center"/><w:rPr><w:rFonts w:ascii="Georgia" w:hAnsi="Georgia"/><w:color w:val="2B2B2B"/><w:sz w:val="26"/></w:rPr></w:pPr><w:r><w:rPr><w:rFonts w:ascii="Georgia" w:hAnsi="Georgia"/><w:color w:val="2B2B2B"/><w:sz w:val="26"/></w:rPr><w:t>VIII. What Jesse Found in the Desert</w:t></w:r></w:p><w:p><w:pPr><w:spacing w:after="60" w:line="400" w:lineRule="auto"/><w:jc w:val="center"/><w:rPr><w:rFonts w:ascii="Georgia" w:hAnsi="Georgia"/><w:color w:val="2B2B2B"/><w:sz w:val="26"/></w:rPr></w:pPr><w:r><w:rPr><w:rFonts w:ascii="Georgia" w:hAnsi="Georgia"/><w:color w:val="2B2B2B"/><w:sz w:val="26"/></w:rPr><w:t>IX. Aboard</w:t></w:r></w:p><w:p><w:pPr><w:spacing w:after="60" w:line="400" w:lineRule="auto"/><w:jc w:val="center"/><w:rPr><w:rFonts w:ascii="Georgia" w:hAnsi="Georgia"/><w:color w:val="2B2B2B"/><w:sz w:val="26"/></w:rPr></w:pPr><w:r><w:rPr><w:rFonts w:ascii="Georgia" w:hAnsi="Georgia"/><w:color w:val="2B2B2B"/><w:sz w:val="26"/></w:rPr><w:t>X. The Priority</w:t></w:r></w:p><w:p><w:pPr><w:spacing w:after="60" w:line="400" w:lineRule="auto"/><w:jc w:val="center"/><w:rPr><w:rFonts w:ascii="Georgia" w:hAnsi="Georgia"/><w:color w:val="2B2B2B"/><w:sz w:val="26"/></w:rPr></w:pPr><w:r><w:rPr><w:rFonts w:ascii="Georgia" w:hAnsi="Georgia"/><w:color w:val="2B2B2B"/><w:sz w:val="26"/></w:rPr><w:t>XI. Biology</w:t></w:r></w:p><w:p><w:pPr><w:spacing w:after="60" w:line="400" w:lineRule="auto"/><w:jc w:val="center"/><w:rPr><w:rFonts w:ascii="Georgia" w:hAnsi="Georgia"/><w:color w:val="2B2B2B"/><w:sz w:val="26"/></w:rPr></w:pPr><w:r><w:rPr><w:rFonts w:ascii="Georgia" w:hAnsi="Georgia"/><w:color w:val="2B2B2B"/><w:sz w:val="26"/></w:rPr><w:t>XII. Starfall</w:t></w:r></w:p><w:p><w:pPr><w:spacing w:after="60" w:line="400" w:lineRule="auto"/><w:jc w:val="center"/><w:rPr><w:rFonts w:ascii="Georgia" w:hAnsi="Georgia"/><w:color w:val="2B2B2B"/><w:sz w:val="26"/></w:rPr></w:pPr><w:r><w:rPr><w:rFonts w:ascii="Georgia" w:hAnsi="Georgia"/><w:color w:val="2B2B2B"/><w:sz w:val="26"/></w:rPr><w:t>A Note on the Cousins</w:t></w:r></w:p><w:p><w:pPr><w:spacing w:after="60" w:line="400" w:lineRule="auto"/><w:jc w:val="center"/><w:rPr><w:rFonts w:ascii="Georgia" w:hAnsi="Georgia"/><w:color w:val="2B2B2B"/><w:sz w:val="26"/></w:rPr></w:pPr><w:r><w:rPr><w:rFonts w:ascii="Georgia" w:hAnsi="Georgia"/><w:color w:val="2B2B2B"/><w:sz w:val="26"/></w:rPr><w:t>Appendix: The Science This Book Didn’t Make Up</w:t></w:r></w:p><w:p><w:pPr><w:spacing w:after="160" w:line="276" w:lineRule="auto"/></w:pPr><w:r><w:rPr><w:rFonts w:ascii="Georgia" w:hAnsi="Georgia"/><w:sz w:val="26"/><w:szCs w:val="26"/></w:rPr><w:t xml:space="preserve">Glossary</w:t></w:r></w:p><w:p><w:pPr><w:spacing w:after="160" w:line="276" w:lineRule="auto"/></w:pPr><w:r><w:rPr><w:rFonts w:ascii="Georgia" w:hAnsi="Georgia"/><w:sz w:val="26"/><w:szCs w:val="26"/></w:rPr><w:t xml:space="preserve">Bibliography</w:t></w:r></w:p><w:p><w:pPr><w:spacing w:line="400" w:lineRule="auto"/><w:ind w:firstLine="440"/><w:jc w:val="both"/><w:rPr><w:rFonts w:ascii="Georgia" w:hAnsi="Georgia"/><w:color w:val="2B2B2B"/><w:sz w:val="26"/></w:rPr></w:pPr><w:r><w:rPr><w:rFonts w:ascii="Georgia" w:hAnsi="Georgia"/><w:iCs/><w:color w:val="2B2B2B"/><w:sz w:val="26"/><w:szCs w:val="22"/></w:rPr><w:t>Nobody believes a photograph anymore. That was supposed to make us safer.</w:t></w:r></w:p><w:p><w:pPr><w:spacing w:after="280" w:line="400" w:lineRule="auto"/><w:ind w:left="440" w:right="320"/><w:rPr><w:rFonts w:ascii="Georgia" w:hAnsi="Georgia"/><w:i/><w:color w:val="2B2B2B"/><w:sz w:val="26"/></w:rPr></w:pPr><w:r><w:rPr><w:rFonts w:ascii="Georgia" w:hAnsi="Georgia"/><w:i/><w:iCs/><w:color w:val="2B2B2B"/><w:sz w:val="26"/><w:szCs w:val="20"/></w:rPr><w:lastRenderedPageBreak/><w:t>— from a wedding videographer’s deposition</w:t></w:r></w:p><w:p><w:pPr><w:spacing w:line="400" w:lineRule="auto"/><w:ind w:firstLine="440"/><w:jc w:val="both"/><w:rPr><w:rFonts w:ascii="Georgia" w:hAnsi="Georgia"/><w:color w:val="2B2B2B"/><w:sz w:val="26"/></w:rPr></w:pPr><w:r><w:rPr><w:rFonts w:ascii="Georgia" w:hAnsi="Georgia"/><w:iCs/><w:color w:val="2B2B2B"/><w:sz w:val="26"/><w:szCs w:val="22"/></w:rPr><w:t>The committee has been meeting since 1947. It has never once adjourned.</w:t></w:r></w:p><w:p><w:pPr><w:spacing w:after="280" w:line="400" w:lineRule="auto"/><w:ind w:left="440" w:right="320"/><w:rPr><w:rFonts w:ascii="Georgia" w:hAnsi="Georgia"/><w:i/><w:color w:val="2B2B2B"/><w:sz w:val="26"/></w:rPr></w:pPr><w:r><w:rPr><w:rFonts w:ascii="Georgia" w:hAnsi="Georgia"/><w:i/><w:iCs/><w:color w:val="2B2B2B"/><w:sz w:val="26"/><w:szCs w:val="20"/></w:rPr><w:t>— a joke inside the Joint Sky Directorate that stopped being a joke around 1974</w:t></w:r></w:p><w:p><w:pPr><w:spacing w:before="800" w:after="320" w:line="400" w:lineRule="auto"/><w:jc w:val="center"/><w:rPr><w:rFonts w:ascii="Georgia" w:eastAsia="Amazon Ember" w:hAnsi="Georgia" w:cs="Amazon Ember"/><w:b/><w:bCs/><w:color w:val="3B6EA5"/><w:szCs w:val="30"/></w:rPr></w:pPr><w:r><w:rPr><w:rFonts w:ascii="Georgia" w:eastAsia="Amazon Ember" w:hAnsi="Georgia" w:cs="Amazon Ember"/><w:b/><w:bCs/><w:color w:val="3B6EA5"/><w:szCs w:val="30"/></w:rPr><w:br w:type="page"/></w:r></w:p><w:p><w:pPr><w:spacing w:before="800" w:after="320" w:line="400" w:lineRule="auto"/><w:jc w:val="center"/><w:rPr><w:rFonts w:ascii="Georgia" w:eastAsia="Amazon Ember" w:hAnsi="Georgia" w:cs="Amazon Ember"/><w:b/><w:bCs/><w:color w:val="3B6EA5"/><w:szCs w:val="30"/></w:rPr></w:pPr><w:r><w:rPr><w:rFonts w:ascii="Georgia" w:eastAsia="Amazon Ember" w:hAnsi="Georgia" w:cs="Amazon Ember"/><w:b/><w:bCs/><w:color w:val="3B6EA5"/><w:szCs w:val="30"/></w:rPr><w:lastRenderedPageBreak/><w:br w:type="page"/></w:r></w:p><w:p><w:pPr><w:pStyle w:val="Heading1"/><w:spacing w:before="800" w:after="320" w:line="400" w:lineRule="auto"/><w:jc w:val="center"/><w:rPr><w:rFonts w:ascii="Georgia" w:hAnsi="Georgia"/><w:b/><w:color w:val="3B6EA5"/></w:rPr></w:pPr><w:r><w:rPr><w:rFonts w:ascii="Georgia" w:eastAsia="Amazon Ember" w:hAnsi="Georgia" w:cs="Amazon Ember"/><w:b/><w:bCs/><w:color w:val="3B6EA5"/><w:szCs w:val="30"/></w:rPr><w:lastRenderedPageBreak/><w:t>BOOK ONE</w:t></w:r></w:p><w:p><w:pPr><w:pStyle w:val="Heading2"/><w:spacing w:before="600" w:after="320" w:line="400" w:lineRule="auto"/><w:jc w:val="center"/><w:rPr><w:rFonts w:ascii="Georgia" w:hAnsi="Georgia"/><w:b/><w:color w:val="3B6EA5"/><w:sz w:val="28"/></w:rPr></w:pPr><w:r><w:rPr><w:rFonts w:ascii="Georgia" w:eastAsia="Amazon Ember" w:hAnsi="Georgia" w:cs="Amazon Ember"/><w:b/><w:bCs/><w:color w:val="3B6EA5"/><w:sz w:val="28"/><w:szCs w:val="30"/></w:rPr><w:t>TWO PEOPLE LOOKING AT THE SAME SKY</w:t></w:r></w:p><w:p><w:pPr><w:spacing w:line="400" w:lineRule="auto"/><w:ind w:firstLine="440"/><w:jc w:val="both"/><w:rPr><w:rFonts w:ascii="Georgia" w:hAnsi="Georgia"/><w:color w:val="2B2B2B"/><w:sz w:val="26"/></w:rPr></w:pPr><w:r><w:rPr><w:rFonts w:ascii="Georgia" w:hAnsi="Georgia"/><w:iCs/><w:color w:val="2B2B2B"/><w:sz w:val="26"/></w:rPr><w:t>The year a wedding video would not stay deleted, no matter who was deleting it</w:t></w:r></w:p><w:p><w:pPr><w:spacing w:before="600" w:after="320" w:line="400" w:lineRule="auto"/><w:jc w:val="center"/><w:rPr><w:rFonts w:ascii="Georgia" w:hAnsi="Georgia"/><w:b/><w:color w:val="3B6EA5"/><w:sz w:val="28"/></w:rPr></w:pPr><w:r><w:rPr><w:rFonts w:ascii="Georgia" w:hAnsi="Georgia"/><w:b/><w:color w:val="3B6EA5"/><w:sz w:val="28"/></w:rPr><w:br w:type="page"/></w:r></w:p><w:p><w:pPr><w:pStyle w:val="Heading2"/><w:spacing w:before="600" w:after="320" w:line="400" w:lineRule="auto"/><w:jc w:val="center"/><w:rPr><w:rFonts w:ascii="Georgia" w:hAnsi="Georgia"/><w:b/><w:color w:val="3B6EA5"/><w:sz w:val="28"/></w:rPr></w:pPr><w:r><w:rPr><w:rFonts w:ascii="Georgia" w:hAnsi="Georgia"/><w:b/><w:color w:val="3B6EA5"/><w:sz w:val="28"/></w:rPr><w:lastRenderedPageBreak/><w:t>The Best Man Speech</w:t></w:r></w:p><w:p><w:pPr><w:spacing w:after="40" w:line="400" w:lineRule="auto"/><w:ind w:left="440" w:right="320"/><w:rPr><w:rFonts w:ascii="Georgia" w:hAnsi="Georgia"/><w:i/><w:color w:val="2B2B2B"/><w:sz w:val="26"/></w:rPr></w:pPr><w:r><w:rPr><w:rFonts w:ascii="Georgia" w:hAnsi="Georgia"/><w:i/><w:iCs/><w:color w:val="2B2B2B"/><w:sz w:val="26"/><w:szCs w:val="20"/></w:rPr><w:t>On weddings: statistically, more unexplained aerial activity is recorded at weddings than at any other civilian gathering. No department has explained this. Most suspect it has something to do with the open bar.</w:t></w:r></w:p><w:p><w:pPr><w:spacing w:after="280" w:line="400" w:lineRule="auto"/><w:ind w:left="440" w:right="320"/><w:rPr><w:rFonts w:ascii="Georgia" w:hAnsi="Georgia"/><w:i/><w:color w:val="2B2B2B"/><w:sz w:val="26"/></w:rPr></w:pPr><w:r><w:rPr><w:rFonts w:ascii="Georgia" w:hAnsi="Georgia"/><w:i/><w:iCs/><w:color w:val="2B2B2B"/><w:sz w:val="26"/><w:szCs w:val="18"/></w:rPr><w:t>— The New Starter’s Handbook, uncleared draft</w:t></w:r></w:p><w:p><w:pPr><w:spacing w:line="400" w:lineRule="auto"/><w:ind w:firstLine="440"/><w:jc w:val="both"/><w:rPr><w:rFonts w:ascii="Georgia" w:hAnsi="Georgia"/><w:color w:val="2B2B2B"/><w:sz w:val="26"/></w:rPr></w:pPr><w:r><w:rPr><w:rFonts w:ascii="Georgia" w:hAnsi="Georgia"/><w:color w:val="2B2B2B"/><w:sz w:val="26"/></w:rPr><w:t xml:space="preserve">Nora Calder had filmed forty-one weddings, and this one was, by every metric she used to judge such things — light, timing, an open bar that closed at a decent hour — shaping up to be a good one, right up until the water tower started doing something water towers do not do. She was thirty-four, dark-haired in the specific unglamorous way of someone who cuts it herself between jobs, and had the low, unhurried voice of a person who has spent a decade </w:t></w:r><w:r><w:rPr><w:rFonts w:ascii="Georgia" w:hAnsi="Georgia"/><w:color w:val="2B2B2B"/><w:sz w:val="26"/></w:rPr><w:lastRenderedPageBreak/><w:t>talking brides down from panic in loud rooms; put a camera in her hand and she stopped noticing she had a body at all, which was, she’d tell you, the whole appeal of the job.</w:t></w:r></w:p><w:p><w:pPr><w:spacing w:line="400" w:lineRule="auto"/><w:ind w:firstLine="440"/><w:jc w:val="both"/><w:rPr><w:rFonts w:ascii="Georgia" w:hAnsi="Georgia"/><w:color w:val="2B2B2B"/><w:sz w:val="26"/></w:rPr></w:pPr><w:r><w:rPr><w:rFonts w:ascii="Georgia" w:hAnsi="Georgia"/><w:color w:val="2B2B2B"/><w:sz w:val="26"/></w:rPr><w:t xml:space="preserve">She had driven in that morning from Indianapolis with the second camera on the passenger seat and a paper cup of gas-station coffee going cold in the cup holder. Lissome announced itself the way small towns did: a speed-limit sign, a grain co-op, a water tower with LISSOME painted in letters that had been fading since before Nora had a license. The rented barn sat at the end of a gravel drive that popped under the tires. Somebody had strung Edison bulbs across the rafters. The air outside was cut-grass and manure and the sweet chemical punch of hydrangeas in buckets of warm water. Inside, the floorboards gave a little under a dance heel. Nora checked her batteries, taped a spare card into the lining of her jacket, and started </w:t></w:r><w:r><w:rPr><w:rFonts w:ascii="Georgia" w:hAnsi="Georgia"/><w:color w:val="2B2B2B"/><w:sz w:val="26"/></w:rPr><w:lastRenderedPageBreak/><w:t>working the room the way she always did — wide, then faces, then hands.</w:t></w:r></w:p><w:p><w:pPr><w:spacing w:line="400" w:lineRule="auto"/><w:ind w:firstLine="440"/><w:jc w:val="both"/><w:rPr><w:rFonts w:ascii="Georgia" w:hAnsi="Georgia"/><w:color w:val="2B2B2B"/><w:sz w:val="26"/></w:rPr></w:pPr><w:r><w:rPr><w:rFonts w:ascii="Georgia" w:hAnsi="Georgia"/><w:color w:val="2B2B2B"/><w:sz w:val="26"/></w:rPr><w:t>By six the lot was a tangle of trucks and a single borrowed school bus from the church. Someone had put a hose on the side of the barn and children were already using it as a dare. Nora taped a channel list inside the equipment case, checked the battery again because she always checked the battery again, and walked the perimeter once the way a person walks a set before the actors arrive. Behind the barn a generator coughed and settled. The fields went on until they didn’t. A red-winged blackbird yelled from a ditch as if the whole county had offended it.</w:t></w:r></w:p><w:p><w:pPr><w:spacing w:line="400" w:lineRule="auto"/><w:ind w:firstLine="440"/><w:jc w:val="both"/><w:rPr><w:rFonts w:ascii="Georgia" w:hAnsi="Georgia"/><w:color w:val="2B2B2B"/><w:sz w:val="26"/></w:rPr></w:pPr><w:r><w:rPr><w:rFonts w:ascii="Georgia" w:hAnsi="Georgia"/><w:color w:val="2B2B2B"/><w:sz w:val="26"/></w:rPr><w:t xml:space="preserve">She shot the empty tables first. White cloth, mason jars with wildflowers already wilting in the heat that hadn’t left the wood. A cousin tested the microphone and produced a sound like a fork in a socket. Nora winced, laughed, told him to tap it not slap it. Mabs appeared in the loft door for thirty </w:t></w:r><w:r><w:rPr><w:rFonts w:ascii="Georgia" w:hAnsi="Georgia"/><w:color w:val="2B2B2B"/><w:sz w:val="26"/></w:rPr><w:lastRenderedPageBreak/><w:t>seconds, barefoot on purpose, and blew her a kiss she would later pretend not to have on camera.</w:t></w:r></w:p><w:p><w:pPr><w:spacing w:line="400" w:lineRule="auto"/><w:ind w:firstLine="440"/><w:jc w:val="both"/><w:rPr><w:rFonts w:ascii="Georgia" w:hAnsi="Georgia"/><w:color w:val="2B2B2B"/><w:sz w:val="26"/></w:rPr></w:pPr><w:r><w:rPr><w:rFonts w:ascii="Georgia" w:hAnsi="Georgia"/><w:color w:val="2B2B2B"/><w:sz w:val="26"/></w:rPr><w:t>The vows themselves were almost ordinary, which Nora would later be grateful for. Dominic said his line without looking at the sky. Mabs cried in the efficient way of a person who had budgeted for it. A flower girl sat down in the aisle and had to be lifted like luggage. Nora moved when she needed to move and was still when she needed to be still. The light had not happened yet. The barn still smelled like a good decision.</w:t></w:r></w:p><w:p><w:pPr><w:spacing w:line="400" w:lineRule="auto"/><w:ind w:firstLine="440"/><w:jc w:val="both"/><w:rPr><w:rFonts w:ascii="Georgia" w:hAnsi="Georgia"/><w:color w:val="2B2B2B"/><w:sz w:val="26"/></w:rPr></w:pPr><w:r><w:rPr><w:rFonts w:ascii="Georgia" w:hAnsi="Georgia"/><w:color w:val="2B2B2B"/><w:sz w:val="26"/></w:rPr><w:t xml:space="preserve">Mabs found her by the cake table, already in the dress, already laughing. Two years younger, hair the same near-black piled up with pins that would not last the night, a smear of frosting already on her thumb. Dominic came in behind her in a rented suit that actually fit, kissed Mabs’s temple, and asked Nora whether she wanted water or something with bubbles. He had the easy manners of a man who </w:t></w:r><w:r><w:rPr><w:rFonts w:ascii="Georgia" w:hAnsi="Georgia"/><w:color w:val="2B2B2B"/><w:sz w:val="26"/></w:rPr><w:lastRenderedPageBreak/><w:t>liked being useful. Nora liked him, which later made the footage worse.</w:t></w:r></w:p><w:p><w:pPr><w:spacing w:line="400" w:lineRule="auto"/><w:ind w:firstLine="440"/><w:jc w:val="both"/><w:rPr><w:rFonts w:ascii="Georgia" w:hAnsi="Georgia"/><w:color w:val="2B2B2B"/><w:sz w:val="26"/></w:rPr></w:pPr><w:r><w:rPr><w:rFonts w:ascii="Georgia" w:hAnsi="Georgia"/><w:color w:val="2B2B2B"/><w:sz w:val="26"/></w:rPr><w:t>It began as a pressure change more than a sight: the hairs on Nora’s arms lifted, the fiddle went sour on a high note, and the Edison bulbs overhead dimmed a half-step as if the barn had taken a breath. People looked up because people always look up. The light over the tower was not white and was not quite gold. It hung. No rotor chop. No firework whistle. The only sound was the band failing to decide whether to keep playing, and then a phone hitting a salad plate two tables over, a bright ceramic crack that made three people flinch in their chairs.</w:t></w:r></w:p><w:p><w:pPr><w:spacing w:after="160" w:line="400" w:lineRule="auto"/><w:rPr><w:rFonts w:ascii="Georgia" w:hAnsi="Georgia"/><w:color w:val="2B2B2B"/><w:sz w:val="26"/></w:rPr></w:pPr><w:r><w:rPr><w:rFonts w:ascii="Georgia" w:hAnsi="Georgia"/><w:color w:val="2B2B2B"/><w:sz w:val="26"/></w:rPr><w:t xml:space="preserve">Nora did not flinch. She braced the second camera against her shoulder, zoomed until the tower’s faded logo filled the frame, and held. Forty seconds is long in a viewfinder. She counted it without meaning to. When the light ceased — not fading, not climbing, simply absent — the dusk rushed </w:t></w:r><w:r><w:rPr><w:rFonts w:ascii="Georgia" w:hAnsi="Georgia"/><w:color w:val="2B2B2B"/><w:sz w:val="26"/></w:rPr><w:lastRenderedPageBreak/><w:t>back in with the ordinary smell of gravel dust and someone’s cologne, and for a moment nobody in the barn made any noise at all.</w:t></w:r></w:p><w:p><w:pPr><w:spacing w:after="160" w:line="400" w:lineRule="auto"/><w:rPr><w:rFonts w:ascii="Georgia" w:hAnsi="Georgia"/><w:color w:val="2B2B2B"/><w:sz w:val="26"/></w:rPr></w:pPr><w:r><w:rPr><w:rFonts w:ascii="Georgia" w:hAnsi="Georgia"/><w:color w:val="2B2B2B"/><w:sz w:val="26"/></w:rPr><w:t>Six phones dropped. The best man, Curtis — big through the shoulders, sunburned to exactly the line his shirt collar drew, three drinks into a speech about a fishing trip nobody else remembered attending — stopped mid-sentence and did not start again for eleven seconds, which is a long time to stand at the front of a room holding a microphone and looking at nothing.</w:t></w:r></w:p><w:p><w:pPr><w:spacing w:line="400" w:lineRule="auto"/><w:ind w:firstLine="440"/><w:jc w:val="both"/><w:rPr><w:rFonts w:ascii="Georgia" w:hAnsi="Georgia"/><w:color w:val="2B2B2B"/><w:sz w:val="26"/></w:rPr></w:pPr><w:r><w:rPr><w:rFonts w:ascii="Georgia" w:hAnsi="Georgia"/><w:color w:val="2B2B2B"/><w:sz w:val="26"/></w:rPr><w:t xml:space="preserve">Nora lowered the camera a degree and found him in the frame without hunting: Curtis at the mic, mouth open, eyes not tracking the room. A woman in a mauve wrap reached for his elbow and then thought better of it. Dominic, three feet to Curtis’s left, had already dropped his own phone. The screen hit the runner, lit, went dark. Dominic bent, picked it up in one clean motion, and slid it into his jacket </w:t></w:r><w:r><w:rPr><w:rFonts w:ascii="Georgia" w:hAnsi="Georgia"/><w:color w:val="2B2B2B"/><w:sz w:val="26"/></w:rPr><w:lastRenderedPageBreak/><w:t>as if he were tidying a place setting. He did not glance at the glass. He did not glance at the sky. He smiled at Mabs, who had both hands over her mouth and was starting to laugh because the alternative was not laughing.</w:t></w:r></w:p><w:p><w:pPr><w:spacing w:line="400" w:lineRule="auto"/><w:ind w:firstLine="440"/><w:jc w:val="both"/><w:rPr><w:rFonts w:ascii="Georgia" w:hAnsi="Georgia"/><w:color w:val="2B2B2B"/><w:sz w:val="26"/></w:rPr></w:pPr><w:r><w:rPr><w:rFonts w:ascii="Georgia" w:hAnsi="Georgia"/><w:color w:val="2B2B2B"/><w:sz w:val="26"/></w:rPr><w:t xml:space="preserve">The alpaca took the gap between the gift table and the cousin from Fort Wayne as if it had </w:t></w:r><w:r><w:rPr><w:rFonts w:ascii="Georgia" w:hAnsi="Georgia"/><w:color w:val="2B2B2B"/><w:sz w:val="26"/></w:rPr><w:lastRenderedPageBreak/><w:t>rehearsed the aisle. A wine glass went. White wine ran along a crease in the tablecloth and dripped onto a pair of rented shoes. A child shouted that it was a llama. Steve — they would not have the name yet — stopped at Dominic’s chair, considered the groom with the polite distaste of a creature who had smelled something he did not work for, and then stood at Mabs’s shoulder instead, chewing nothing, smelling of wet hay and the cold coming off the fields. Nora got the whole approach on the B-camera. She got Dominic not looking at the animal. She got the aunt’s laugh starting high and catching on.</w:t></w:r></w:p><w:p><w:pPr><w:spacing w:line="400" w:lineRule="auto"/><w:ind w:firstLine="440"/><w:jc w:val="both"/><w:rPr><w:rFonts w:ascii="Georgia" w:hAnsi="Georgia"/><w:color w:val="2B2B2B"/><w:sz w:val="26"/></w:rPr></w:pPr><w:r><w:rPr><w:rFonts w:ascii="Georgia" w:hAnsi="Georgia"/><w:color w:val="2B2B2B"/><w:sz w:val="26"/></w:rPr><w:t xml:space="preserve">Gary Huff, three tables back, did not laugh. He was somewhere past sixty, built like a man who still did his own gutters, with a voice that had spent forty years being ignored at town meetings and had thickened accordingly — a flat, carrying Midwestern baritone built for cutting through a room. He had a </w:t></w:r><w:r><w:rPr><w:rFonts w:ascii="Georgia" w:hAnsi="Georgia"/><w:color w:val="2B2B2B"/><w:sz w:val="26"/></w:rPr><w:lastRenderedPageBreak/><w:t>bunker under his garage, a shortwave radio he serviced more lovingly than his marriage had survived, and forty years of telling anyone who’d sit still long enough that a Tuesday was coming. He stood up, announced with real satisfaction that he had, in fact, called it, and began distributing laminated cards with instructions for a scenario that did not remotely match the one presently unfolding. Nobody took a card. He kept three for himself, on principle.</w:t></w:r></w:p><w:p><w:pPr><w:spacing w:line="400" w:lineRule="auto"/><w:ind w:firstLine="440"/><w:jc w:val="both"/><w:rPr><w:rFonts w:ascii="Georgia" w:hAnsi="Georgia"/><w:color w:val="2B2B2B"/><w:sz w:val="26"/></w:rPr></w:pPr><w:r><w:rPr><w:rFonts w:ascii="Georgia" w:hAnsi="Georgia"/><w:color w:val="2B2B2B"/><w:sz w:val="26"/></w:rPr><w:t xml:space="preserve">He tried the head table first. Mabs took a card because she was that kind of hostess and set it under a salt shaker. Dominic thanked him without reading it. When Huff reached the barn door and pointed toward the tree line, where his own property began and where, he said, the bunker could take fourteen if they didn’t mind close quarters, the band started again on purpose. People sat. Huff stood in the doorway a minute longer with the night air at his </w:t></w:r><w:r><w:rPr><w:rFonts w:ascii="Georgia" w:hAnsi="Georgia"/><w:color w:val="2B2B2B"/><w:sz w:val="26"/></w:rPr><w:lastRenderedPageBreak/><w:t>back, listening to a sky that had gone back to being a sky, and then he walked home alone across the gravel with his remaining cards tapping his thigh.</w:t></w:r></w:p><w:p><w:pPr><w:spacing w:line="400" w:lineRule="auto"/><w:ind w:firstLine="440"/><w:jc w:val="both"/><w:rPr><w:rFonts w:ascii="Georgia" w:hAnsi="Georgia"/><w:color w:val="2B2B2B"/><w:sz w:val="26"/></w:rPr></w:pPr><w:r><w:rPr><w:rFonts w:ascii="Georgia" w:hAnsi="Georgia"/><w:color w:val="2B2B2B"/><w:sz w:val="26"/></w:rPr><w:t>After the last toast Nora packed in the order she always packed: cards, batteries, the A-camera last because it had seen the thing and she did not want it jostling in the trunk like groceries. A groomsman asked if she’d gotten the alpaca. She said she had gotten everything. He wanted a selfie with the animal. Steve declined by simply not being where the groomsman was. On the county road a sheriff’s cruiser passed her going the other way, no lights, in no hurry, which was how Lissome preferred its mysteries.</w:t></w:r></w:p><w:p><w:pPr><w:spacing w:line="400" w:lineRule="auto"/><w:ind w:firstLine="440"/><w:jc w:val="both"/><w:rPr><w:rFonts w:ascii="Georgia" w:hAnsi="Georgia"/><w:color w:val="2B2B2B"/><w:sz w:val="26"/></w:rPr></w:pPr><w:r><w:rPr><w:rFonts w:ascii="Georgia" w:hAnsi="Georgia"/><w:color w:val="2B2B2B"/><w:sz w:val="26"/></w:rPr><w:t xml:space="preserve">Nora did not file the water tower under funniest thing. She had it on one memory card and the alpaca on another, because she always shot redundant, and when she got home and watched both back at half speed, she noticed the thing nobody at the reception </w:t></w:r><w:r><w:rPr><w:rFonts w:ascii="Georgia" w:hAnsi="Georgia"/><w:color w:val="2B2B2B"/><w:sz w:val="26"/></w:rPr><w:lastRenderedPageBreak/><w:t>had been sober or curious enough to notice: her new brother-in-law, Dominic — broad-faced, easy-smiling, the kind of ordinary handsome that photographs well at every angle, which had made him a gift to shoot all day — had been one of the six people who dropped their phone, and was also the only one of the six who picked it back up without once checking whether the screen had cracked.</w:t></w:r></w:p><w:p><w:pPr><w:spacing w:line="400" w:lineRule="auto"/><w:ind w:firstLine="440"/><w:jc w:val="both"/><w:rPr><w:rFonts w:ascii="Georgia" w:hAnsi="Georgia"/><w:color w:val="2B2B2B"/><w:sz w:val="26"/></w:rPr></w:pPr></w:p><w:p><w:pPr><w:spacing w:line="400" w:lineRule="auto"/><w:ind w:firstLine="440"/><w:jc w:val="both"/><w:rPr><w:rFonts w:ascii="Georgia" w:hAnsi="Georgia"/><w:color w:val="2B2B2B"/><w:sz w:val="26"/></w:rPr></w:pPr><w:r><w:rPr><w:rFonts w:ascii="Georgia" w:hAnsi="Georgia"/><w:color w:val="2B2B2B"/><w:sz w:val="26"/></w:rPr><w:t xml:space="preserve">What Nora could not have seen, because she was in the viewfinder, was the half-second before the drop. Something in Dominic — not a voice, not a picture, a pressure like a change in weather behind the eyes — had said now, and his hand had opened. Then the pressure went. He was at his wedding. Mabs was laughing. He picked up the phone because that is what a person does with a phone on the floor, and he did not check the glass because he was suddenly, unreasonably sure it would not be broken, </w:t></w:r><w:r><w:rPr><w:rFonts w:ascii="Georgia" w:hAnsi="Georgia"/><w:color w:val="2B2B2B"/><w:sz w:val="26"/></w:rPr><w:lastRenderedPageBreak/><w:t>and the sureness embarrassed him. He smiled at Mabs because smiling was the part he knew. For the rest of the night he kept waiting for the weather to come back. It did not. He told himself it had been the open bar he had not used.</w:t></w:r></w:p><w:p><w:pPr><w:spacing w:line="400" w:lineRule="auto"/><w:ind w:firstLine="440"/><w:jc w:val="both"/><w:rPr><w:rFonts w:ascii="Georgia" w:hAnsi="Georgia"/><w:color w:val="2B2B2B"/><w:sz w:val="26"/></w:rPr></w:pPr><w:r><w:rPr><w:rFonts w:ascii="Georgia" w:hAnsi="Georgia"/><w:color w:val="2B2B2B"/><w:sz w:val="26"/></w:rPr><w:t>She told herself it was nothing, the way you tell yourself a lot of things at one in the morning with a wedding to edit and a groom’s family to please by Thursday. She kept the footage anyway. She had learned, in eleven years of filming other people’s most important day, that the camera generally saw things the guests were too busy having a nice time to notice, and that a wedding video’s whole job, in the end, was to remember what everyone else was too happy to write down.</w:t></w:r></w:p><w:p><w:pPr><w:spacing w:line="400" w:lineRule="auto"/><w:ind w:firstLine="440"/><w:jc w:val="both"/><w:rPr><w:rFonts w:ascii="Georgia" w:hAnsi="Georgia"/><w:color w:val="2B2B2B"/><w:sz w:val="26"/></w:rPr></w:pPr><w:r><w:rPr><w:rFonts w:ascii="Georgia" w:hAnsi="Georgia"/><w:color w:val="2B2B2B"/><w:sz w:val="26"/></w:rPr><w:t xml:space="preserve">Before she left Lissome she walked as far as the fence around the water tower. The grass there was wet and ordinary. No scorch. No flattened ring. A beer can and a length of binder twine. She filmed the </w:t></w:r><w:r><w:rPr><w:rFonts w:ascii="Georgia" w:hAnsi="Georgia"/><w:color w:val="2B2B2B"/><w:sz w:val="26"/></w:rPr><w:lastRenderedPageBreak/><w:t>tank’s logo anyway, close enough to hear her own breath in the microphone, and a dog started barking two streets over as if she had come for it. On the drive back the highway was all tail lights and corn dark, and the B-camera sat on the passenger floor in a way that made her keep checking it was still there.</w:t></w:r></w:p><w:p><w:pPr><w:spacing w:before="600" w:after="320" w:line="400" w:lineRule="auto"/><w:jc w:val="center"/><w:rPr><w:rFonts w:ascii="Georgia" w:hAnsi="Georgia"/><w:b/><w:color w:val="3B6EA5"/><w:sz w:val="28"/></w:rPr></w:pPr><w:r><w:rPr><w:rFonts w:ascii="Georgia" w:hAnsi="Georgia"/><w:b/><w:color w:val="3B6EA5"/><w:sz w:val="28"/></w:rPr><w:br w:type="page"/></w:r></w:p><w:p><w:pPr><w:pStyle w:val="Heading2"/><w:spacing w:before="600" w:after="320" w:line="400" w:lineRule="auto"/><w:jc w:val="center"/><w:rPr><w:rFonts w:ascii="Georgia" w:hAnsi="Georgia"/><w:b/><w:color w:val="3B6EA5"/><w:sz w:val="28"/></w:rPr></w:pPr><w:r><w:rPr><w:rFonts w:ascii="Georgia" w:hAnsi="Georgia"/><w:b/><w:color w:val="3B6EA5"/><w:sz w:val="28"/></w:rPr><w:lastRenderedPageBreak/><w:t>The Inside Desk</w:t></w:r></w:p><w:p><w:pPr><w:spacing w:after="40" w:line="400" w:lineRule="auto"/><w:ind w:left="440" w:right="320"/><w:rPr><w:rFonts w:ascii="Georgia" w:hAnsi="Georgia"/><w:i/><w:color w:val="2B2B2B"/><w:sz w:val="26"/></w:rPr></w:pPr><w:r><w:rPr><w:rFonts w:ascii="Georgia" w:hAnsi="Georgia"/><w:i/><w:iCs/><w:color w:val="2B2B2B"/><w:sz w:val="26"/><w:szCs w:val="20"/></w:rPr><w:t>On this office: you have not been assigned here as a punishment, whatever you have been told. You have been assigned here because someone, somewhere, believes you will be less trouble in a basement.</w:t></w:r></w:p><w:p><w:pPr><w:spacing w:after="280" w:line="400" w:lineRule="auto"/><w:ind w:left="440" w:right="320"/><w:rPr><w:rFonts w:ascii="Georgia" w:hAnsi="Georgia"/><w:i/><w:color w:val="2B2B2B"/><w:sz w:val="26"/></w:rPr></w:pPr><w:r><w:rPr><w:rFonts w:ascii="Georgia" w:hAnsi="Georgia"/><w:i/><w:iCs/><w:color w:val="2B2B2B"/><w:sz w:val="26"/><w:szCs w:val="18"/></w:rPr><w:t>— The New Starter’s Handbook, uncleared draft</w:t></w:r></w:p><w:p><w:pPr><w:spacing w:line="400" w:lineRule="auto"/><w:ind w:firstLine="440"/><w:jc w:val="both"/><w:rPr><w:rFonts w:ascii="Georgia" w:hAnsi="Georgia"/><w:color w:val="2B2B2B"/><w:sz w:val="26"/></w:rPr></w:pPr><w:r><w:rPr><w:rFonts w:ascii="Georgia" w:hAnsi="Georgia"/><w:color w:val="2B2B2B"/><w:sz w:val="26"/></w:rPr><w:t xml:space="preserve">Two states away and four days later, Dana Osei — late thirties, close-cropped hair going prematurely silver at the temple in a way she’d stopped fighting, a launch engineer’s flat, precise way of finishing sentences as if reading them off a checklist — was still explaining, to anyone who asked and several people who hadn’t, that the confetti had been meant for the launch party, not the payload, and that an intern named Evan had reused a checklist that did not belong to that rocket. Four million people had watched. It trended for six days. On the seventh, a government attorney named Nowak — a soft, apologetic voice on the phone that Dana never once matched to a face — offered her a choice gentle enough that it took her a while to recognize it as an order: resign quietly and accept a “detail” to an inter-agency liaison desk with a name longer than its budget.</w:t></w:r></w:p><w:p><w:pPr><w:spacing w:line="400" w:lineRule="auto"/><w:ind w:firstLine="440"/><w:jc w:val="both"/><w:rPr><w:rFonts w:ascii="Georgia" w:hAnsi="Georgia"/><w:color w:val="2B2B2B"/><w:sz w:val="26"/></w:rPr></w:pPr><w:r><w:rPr><w:rFonts w:ascii="Georgia" w:hAnsi="Georgia"/><w:color w:val="2B2B2B"/><w:sz w:val="26"/></w:rPr><w:t xml:space="preserve">The countdown had been clean through T-minus ninety. Dana liked the clean ones. She stood on the painted line and watched a hawk turn over the range as if it had not been briefed. When the fairing opened early the sound reached her as a soft, expensive sneeze. Confetti rose, hung, and came down on helmets and sagebrush and a lieutenant who later asked, sincerely, whether this was the payload. Dana said no. She said it twice. The livestream chat, which she made the mistake of </w:t></w:r><w:r><w:rPr><w:rFonts w:ascii="Georgia" w:hAnsi="Georgia"/><w:color w:val="2B2B2B"/><w:sz w:val="26"/></w:rPr><w:lastRenderedPageBreak/><w:t>opening in the van, had already named the event Confetti-1 and assigned it a fandom.</w:t></w:r></w:p><w:p><w:pPr><w:spacing w:line="400" w:lineRule="auto"/><w:ind w:firstLine="440"/><w:jc w:val="both"/><w:rPr><w:rFonts w:ascii="Georgia" w:hAnsi="Georgia"/><w:color w:val="2B2B2B"/><w:sz w:val="26"/></w:rPr></w:pPr><w:r><w:rPr><w:rFonts w:ascii="Georgia" w:hAnsi="Georgia"/><w:color w:val="2B2B2B"/><w:sz w:val="26"/></w:rPr><w:t>In the days that followed she walked the Ibex lot like a person who no longer worked there, which was accurate. The intern, Evan, found her by the vending machines and tried to apologize with a sentence that kept acquiring clauses. She told him to keep the clause about the checklist and lose the rest. He nodded so hard his badge bounced. She never saw him again.</w:t></w:r></w:p><w:p><w:pPr><w:spacing w:line="400" w:lineRule="auto"/><w:ind w:firstLine="440"/><w:jc w:val="both"/><w:rPr><w:rFonts w:ascii="Georgia" w:hAnsi="Georgia"/><w:color w:val="2B2B2B"/><w:sz w:val="26"/></w:rPr></w:pPr><w:r><w:rPr><w:rFonts w:ascii="Georgia" w:hAnsi="Georgia"/><w:color w:val="2B2B2B"/><w:sz w:val="26"/></w:rPr><w:t>Nowak’s call found her in a rental kitchen in Ogden that smelled of other people’s garlic. She stood at the sink and watched a drip form on the faucet while he said resign and detail and unclassified in the same mild register. She said yes because the alternative was a hearing and a name that would follow her into any room that still built things that flew.</w:t></w:r></w:p><w:p><w:pPr><w:spacing w:line="400" w:lineRule="auto"/><w:ind w:firstLine="440"/><w:jc w:val="both"/><w:rPr><w:rFonts w:ascii="Georgia" w:hAnsi="Georgia"/><w:color w:val="2B2B2B"/><w:sz w:val="26"/></w:rPr></w:pPr><w:r><w:rPr><w:rFonts w:ascii="Georgia" w:hAnsi="Georgia"/><w:color w:val="2B2B2B"/><w:sz w:val="26"/></w:rPr><w:t>“What does it do?” Dana had asked.</w:t></w:r></w:p><w:p><w:pPr><w:spacing w:line="400" w:lineRule="auto"/><w:ind w:firstLine="440"/><w:jc w:val="both"/><w:rPr><w:rFonts w:ascii="Georgia" w:hAnsi="Georgia"/><w:color w:val="2B2B2B"/><w:sz w:val="26"/></w:rPr></w:pPr><w:r><w:rPr><w:rFonts w:ascii="Georgia" w:hAnsi="Georgia"/><w:color w:val="2B2B2B"/><w:sz w:val="26"/></w:rPr><w:lastRenderedPageBreak/><w:t>“Officially, it assesses unclassified aerial phenomena of a non-national-security nature.”</w:t></w:r></w:p><w:p><w:pPr><w:spacing w:line="400" w:lineRule="auto"/><w:ind w:firstLine="440"/><w:jc w:val="both"/><w:rPr><w:rFonts w:ascii="Georgia" w:hAnsi="Georgia"/><w:color w:val="2B2B2B"/><w:sz w:val="26"/></w:rPr></w:pPr><w:r><w:rPr><w:rFonts w:ascii="Georgia" w:hAnsi="Georgia"/><w:color w:val="2B2B2B"/><w:sz w:val="26"/></w:rPr><w:t>“Unofficially?”</w:t></w:r></w:p><w:p><w:pPr><w:spacing w:line="400" w:lineRule="auto"/><w:ind w:firstLine="440"/><w:jc w:val="both"/><w:rPr><w:rFonts w:ascii="Georgia" w:hAnsi="Georgia"/><w:color w:val="2B2B2B"/><w:sz w:val="26"/></w:rPr></w:pPr><w:r><w:rPr><w:rFonts w:ascii="Georgia" w:hAnsi="Georgia"/><w:color w:val="2B2B2B"/><w:sz w:val="26"/></w:rPr><w:t>“Unofficially it answers the phone so a bigger office two floors up doesn’t have to.”</w:t></w:r></w:p><w:p><w:pPr><w:spacing w:line="400" w:lineRule="auto"/><w:ind w:firstLine="440"/><w:jc w:val="both"/><w:rPr><w:rFonts w:ascii="Georgia" w:hAnsi="Georgia"/><w:color w:val="2B2B2B"/><w:sz w:val="26"/></w:rPr></w:pPr><w:r><w:rPr><w:rFonts w:ascii="Georgia" w:hAnsi="Georgia"/><w:color w:val="2B2B2B"/><w:sz w:val="26"/></w:rPr><w:t xml:space="preserve">The National Sky Incident Desk occupied a basement shared with a regional passport office, a low-ceilinged room that smelled permanently of the passport office’s toner and somebody’s microwaved lunch, lit by fluorescent tubes that hummed a half-tone flat. Every visitor arrived already annoyed by a different line. Warren Iyer — sixty-something, silver-bearded, built like a man who had spent thirty years sitting very still in rooms other people were shouting in, with a voice that never rose above a library register even when the news did — had a desk ringed by four filing cabinets like a moat and did not speak to Dana on her first morning beyond handing her a case number, on the theory, which he </w:t></w:r><w:r><w:rPr><w:rFonts w:ascii="Georgia" w:hAnsi="Georgia"/><w:color w:val="2B2B2B"/><w:sz w:val="26"/></w:rPr><w:lastRenderedPageBreak/><w:t>eventually explained, that a person should have a case before they were allowed to have opinions. Priya Chen — late twenties, a halo of static-charged hair from three monitors’ worth of screen glow, a habit of talking faster the more excited she got until the words nearly outran the thought — ran those three monitors and a color-coded spreadsheet of sighting clusters she promised made sense and did not explain further. Gladys Okoro — somewhere past fifty, a warm, unhurried Lagos-inflected voice that had talked exactly as many people down from a bad diagnosis as up from a panic attack, cardigans regardless of the thermostat — worked the tip line, a cell phone in a drawer wearing a landline sticker for reasons of institutional dignity nobody would defend out loud, and answered every call the way you’d answer a relative who might be about to say something sad.</w:t></w:r></w:p><w:p><w:pPr><w:spacing w:line="400" w:lineRule="auto"/><w:ind w:firstLine="440"/><w:jc w:val="both"/><w:rPr><w:rFonts w:ascii="Georgia" w:hAnsi="Georgia"/><w:color w:val="2B2B2B"/><w:sz w:val="26"/></w:rPr></w:pPr><w:r><w:rPr><w:rFonts w:ascii="Georgia" w:hAnsi="Georgia"/><w:color w:val="2B2B2B"/><w:sz w:val="26"/></w:rPr><w:lastRenderedPageBreak/><w:t>Dana’s first morning was a security badge that still had someone else’s first name under the laminate, a folding chair that chirped when she sat, and a heating pipe that knocked twice a minute as if keeping time for a different building. The passport line upstairs leaked through the stairwell: a baby crying, a man arguing about a middle name, the wet-rubber smell of raincoats. Warren handed her a manila folder with a case number written twice, once in pencil. Priya did not look away from her screens. On the left monitor a map of the Midwest crawled with yellow dots. On the middle one a waveform shivered and would not settle. Gladys’s drawer-phone rang. Gladys answered it, listened, and wrote Venus in the margin without sighing.</w:t></w:r></w:p><w:p><w:pPr><w:spacing w:line="400" w:lineRule="auto"/><w:ind w:firstLine="440"/><w:jc w:val="both"/><w:rPr><w:rFonts w:ascii="Georgia" w:hAnsi="Georgia"/><w:color w:val="2B2B2B"/><w:sz w:val="26"/></w:rPr></w:pPr><w:r><w:rPr><w:rFonts w:ascii="Georgia" w:hAnsi="Georgia"/><w:color w:val="2B2B2B"/><w:sz w:val="26"/></w:rPr><w:t xml:space="preserve">At 09:10 a man from the passport office came downstairs to demand the return of a folding table the Desk had been using as a side desk since before Dana’s badge existed. Warren did not stand. Priya </w:t></w:r><w:r><w:rPr><w:rFonts w:ascii="Georgia" w:hAnsi="Georgia"/><w:color w:val="2B2B2B"/><w:sz w:val="26"/></w:rPr><w:lastRenderedPageBreak/><w:t>did not mute her waveform. The man took one end of the table. Dana took the other. For ten undignified seconds the National Sky Incident Desk and a regional passport queue were in a tug-of-war over laminate. Warren said, at library volume, that the table was in the inventory as item 4. The man left without the table and with the look of someone who would be back with a form. Gladys put a bowl of mints on the recovered surface as if that closed the matter.</w:t></w:r></w:p><w:p><w:pPr><w:spacing w:after="160" w:line="400" w:lineRule="auto"/><w:rPr><w:rFonts w:ascii="Georgia" w:hAnsi="Georgia"/><w:color w:val="2B2B2B"/><w:sz w:val="26"/></w:rPr></w:pPr><w:r><w:rPr><w:rFonts w:ascii="Georgia" w:hAnsi="Georgia"/><w:color w:val="2B2B2B"/><w:sz w:val="26"/></w:rPr><w:t xml:space="preserve">Two floors up, in a room with real windows and an actual working coffee maker, sat the desk Dana’s calls were meant to escalate to when they mattered, run by a woman named Dr. Elena Marsh — tall, precise, a voice trained by a decade of congressional testimony to sound calm about anything — who Dana had once, in an earlier and better-funded life, been engaged to marry. Elena’s welcome memo on Dana’s first day was signed with </w:t></w:r><w:r><w:rPr><w:rFonts w:ascii="Georgia" w:hAnsi="Georgia"/><w:color w:val="2B2B2B"/><w:sz w:val="26"/></w:rPr><w:lastRenderedPageBreak/><w:t>a title and nothing warmer. Dana noticed, and hated that she noticed.</w:t></w:r></w:p><w:p><w:pPr><w:spacing w:line="400" w:lineRule="auto"/><w:ind w:firstLine="440"/><w:jc w:val="both"/><w:rPr><w:rFonts w:ascii="Georgia" w:hAnsi="Georgia"/><w:color w:val="2B2B2B"/><w:sz w:val="26"/></w:rPr></w:pPr><w:r><w:rPr><w:rFonts w:ascii="Georgia" w:hAnsi="Georgia"/><w:color w:val="2B2B2B"/><w:sz w:val="26"/></w:rPr><w:t>Elena’s office faced a parking structure and pretended it faced the city. The glass was the kind that made sirens sound like they were happening in another building. A spider plant on the sill had been watered by someone who feared both drought and drowning. The coffee maker hissed on a credenza that still had a wedding-gift sheen; the pot smelled better than anything two floors down and slightly of the lemon tablets she used to descale it. Elena herself was taller than the room wanted her to be — dark blazer, silver at the temples she had not stopped fighting, a fountain pen she clicked when she was about to be kind and then usually wasn’t. When she stood, the chair sighed. When she sat, the whole floor seemed to remember it had a chain of command.</w:t></w:r></w:p><w:p><w:pPr><w:spacing w:line="400" w:lineRule="auto"/><w:ind w:firstLine="440"/><w:jc w:val="both"/><w:rPr><w:rFonts w:ascii="Georgia" w:hAnsi="Georgia"/><w:color w:val="2B2B2B"/><w:sz w:val="26"/></w:rPr></w:pPr><w:r><w:rPr><w:rFonts w:ascii="Georgia" w:hAnsi="Georgia"/><w:color w:val="2B2B2B"/><w:sz w:val="26"/></w:rPr><w:lastRenderedPageBreak/><w:t>Dana took the stairs two floors up at lunch because the elevator smelled of the passport office and because she wanted to see whether the coffee maker was real. It was. Elena was in a meeting behind glass, standing, one hand on a briefing binder, not looking at the stairwell. Dana did not knock. She poured coffee she did not want into a paper cup, burned her tongue, and went back down.</w:t></w:r></w:p><w:p><w:pPr><w:spacing w:after="160" w:line="400" w:lineRule="auto"/><w:rPr><w:rFonts w:ascii="Georgia" w:hAnsi="Georgia"/><w:color w:val="2B2B2B"/><w:sz w:val="26"/></w:rPr></w:pPr><w:r><w:rPr><w:rFonts w:ascii="Georgia" w:hAnsi="Georgia"/><w:color w:val="2B2B2B"/><w:sz w:val="26"/></w:rPr><w:t>The week’s calls ran the ordinary course — Venus, a drone, a Chinese lantern, a man who had definitely seen something and had also definitely had a few — until Friday afternoon, when Gladys took a call from a wedding videographer in Indiana who wanted to report, in a voice trying very hard to sound calmer than it was, a light that had landed on nothing, an alpaca that had arrived from nowhere, and a groomsman who had stopped talking for eleven seconds and never mentioned it again.</w:t></w:r></w:p><w:p><w:pPr><w:spacing w:line="400" w:lineRule="auto"/><w:ind w:firstLine="440"/><w:jc w:val="both"/><w:rPr><w:rFonts w:ascii="Georgia" w:hAnsi="Georgia"/><w:color w:val="2B2B2B"/><w:sz w:val="26"/></w:rPr></w:pPr><w:r><w:rPr><w:rFonts w:ascii="Georgia" w:hAnsi="Georgia"/><w:color w:val="2B2B2B"/><w:sz w:val="26"/></w:rPr><w:lastRenderedPageBreak/><w:t>What the Desk did not say out loud, because the Handbook forbade saying it where the passport line might hear, was that the unclassified pile was how the classified pile stayed clean. Two floors up, Elena’s shop took anything with a flag on it. The basement took the rest and was expected to make it stay the rest. Dana learned the split on Wednesday, when a call about lights over a reservoir came back stamped NOT FOR DESK in a hand she recognized as Elena’s. Warren put the stamp in a drawer already full of them. “We are the drain,” he said. “Drains do not get briefed on the pipes.”</w:t></w:r></w:p><w:p><w:pPr><w:spacing w:line="400" w:lineRule="auto"/><w:ind w:firstLine="440"/><w:jc w:val="both"/><w:rPr><w:rFonts w:ascii="Georgia" w:hAnsi="Georgia"/><w:color w:val="2B2B2B"/><w:sz w:val="26"/></w:rPr></w:pPr><w:r><w:rPr><w:rFonts w:ascii="Georgia" w:hAnsi="Georgia"/><w:color w:val="2B2B2B"/><w:sz w:val="26"/></w:rPr><w:t xml:space="preserve">Thursday morning Buchanan came downstairs in person, which the basement treated as a weather event. She stood in the aisle between the cabinets and asked for Priya’s cluster map without saying please. Priya gave it to her. Buchanan looked at the Midwest for a long time and said the curve was not allowed to look like 1947 if they still intended to call </w:t></w:r><w:r><w:rPr><w:rFonts w:ascii="Georgia" w:hAnsi="Georgia"/><w:color w:val="2B2B2B"/><w:sz w:val="26"/></w:rPr><w:lastRenderedPageBreak/><w:t>this a liaison function. Warren asked what she wanted it called. Buchanan said she would let them know when Brussels had chosen a noun.</w:t></w:r></w:p><w:p><w:pPr><w:spacing w:line="400" w:lineRule="auto"/><w:ind w:firstLine="440"/><w:jc w:val="both"/><w:rPr><w:rFonts w:ascii="Georgia" w:hAnsi="Georgia"/><w:color w:val="2B2B2B"/><w:sz w:val="26"/></w:rPr></w:pPr><w:r><w:rPr><w:rFonts w:ascii="Georgia" w:hAnsi="Georgia"/><w:color w:val="2B2B2B"/><w:sz w:val="26"/></w:rPr><w:t>Gladys wrote it all down, the way Gladys wrote everything down, in the neat printing she used for calls she intended to remember whether or not the form required it.</w:t></w:r></w:p><w:p><w:pPr><w:spacing w:before="600" w:after="320" w:line="400" w:lineRule="auto"/><w:jc w:val="center"/><w:rPr><w:rFonts w:ascii="Georgia" w:hAnsi="Georgia"/><w:b/><w:color w:val="3B6EA5"/><w:sz w:val="28"/></w:rPr></w:pPr><w:r><w:rPr><w:rFonts w:ascii="Georgia" w:hAnsi="Georgia"/><w:b/><w:color w:val="3B6EA5"/><w:sz w:val="28"/></w:rPr><w:br w:type="page"/></w:r></w:p><w:p><w:pPr><w:pStyle w:val="Heading2"/><w:spacing w:before="600" w:after="320" w:line="400" w:lineRule="auto"/><w:jc w:val="center"/><w:rPr><w:rFonts w:ascii="Georgia" w:hAnsi="Georgia"/><w:b/><w:color w:val="3B6EA5"/><w:sz w:val="28"/></w:rPr></w:pPr><w:r><w:rPr><w:rFonts w:ascii="Georgia" w:hAnsi="Georgia"/><w:b/><w:color w:val="3B6EA5"/><w:sz w:val="28"/></w:rPr><w:lastRenderedPageBreak/><w:t>Content Moderation</w:t></w:r></w:p><w:p><w:pPr><w:spacing w:after="40" w:line="400" w:lineRule="auto"/><w:ind w:left="440" w:right="320"/><w:rPr><w:rFonts w:ascii="Georgia" w:hAnsi="Georgia"/><w:i/><w:color w:val="2B2B2B"/><w:sz w:val="26"/></w:rPr></w:pPr><w:r><w:rPr><w:rFonts w:ascii="Georgia" w:hAnsi="Georgia"/><w:i/><w:iCs/><w:color w:val="2B2B2B"/><w:sz w:val="26"/><w:szCs w:val="20"/></w:rPr><w:t>On evidence: the public will believe almost anything except the thing that is actually happening, which it will assume is a filter.</w:t></w:r></w:p><w:p><w:pPr><w:spacing w:after="280" w:line="400" w:lineRule="auto"/><w:ind w:left="440" w:right="320"/><w:rPr><w:rFonts w:ascii="Georgia" w:hAnsi="Georgia"/><w:i/><w:color w:val="2B2B2B"/><w:sz w:val="26"/></w:rPr></w:pPr><w:r><w:rPr><w:rFonts w:ascii="Georgia" w:hAnsi="Georgia"/><w:i/><w:iCs/><w:color w:val="2B2B2B"/><w:sz w:val="26"/><w:szCs w:val="18"/></w:rPr><w:t>— The New Starter’s Handbook, uncleared draft</w:t></w:r></w:p><w:p><w:pPr><w:spacing w:line="400" w:lineRule="auto"/><w:ind w:firstLine="440"/><w:jc w:val="both"/><w:rPr><w:rFonts w:ascii="Georgia" w:hAnsi="Georgia"/><w:color w:val="2B2B2B"/><w:sz w:val="26"/></w:rPr></w:pPr><w:r><w:rPr><w:rFonts w:ascii="Georgia" w:hAnsi="Georgia"/><w:color w:val="2B2B2B"/><w:sz w:val="26"/></w:rPr><w:t xml:space="preserve">Nora posted eighty seconds of the water tower footage on Sunday night with a caption that tried to be responsible — if anyone else saw this over Lissome Saturday night, please reach out — and woke up Monday to eleven thousand comments, most of which fell into three camps: people convinced it was obviously AI because the light moved wrong for something real; people convinced it was real and had been sent, personally, to warn them about a specific unrelated apocalypse Nora had not been trying to discuss; and a smaller, more confident third camp who had watched the same </w:t></w:r><w:r><w:rPr><w:rFonts w:ascii="Georgia" w:hAnsi="Georgia"/><w:color w:val="2B2B2B"/><w:sz w:val="26"/></w:rPr><w:lastRenderedPageBreak/><w:t>eighty seconds and concluded, with total sincerity and several paragraphs of supporting argument, that it was ball lightning, Chinese surveillance, a drone light show gone wrong, swamp gas reflecting off a weather balloon, or, in one comment Nora returned to more than she’d admit, “obviously just Mercury, people, look it up,” a claim Mercury itself would have struggled to defend at nine o’clock at night.</w:t></w:r></w:p><w:p><w:pPr><w:spacing w:line="400" w:lineRule="auto"/><w:ind w:firstLine="440"/><w:jc w:val="both"/><w:rPr><w:rFonts w:ascii="Georgia" w:hAnsi="Georgia"/><w:color w:val="2B2B2B"/><w:sz w:val="26"/></w:rPr></w:pPr><w:r><w:rPr><w:rFonts w:ascii="Georgia" w:hAnsi="Georgia"/><w:color w:val="2B2B2B"/><w:sz w:val="26"/></w:rPr><w:t xml:space="preserve">She posted it from the floor of her apartment in Indianapolis, laptop on a packing blanket, the wedding dress bag still hanging on the closet door because Mabs had asked her to drop it at the cleaner’s and Nora had not yet. The radiator knocked. A bus went by on the wet street and threw light across the ceiling. The comments arrived faster than the kettle boiled. She read them standing up, thumb going white on the phone, the apartment </w:t></w:r><w:r><w:rPr><w:rFonts w:ascii="Georgia" w:hAnsi="Georgia"/><w:color w:val="2B2B2B"/><w:sz w:val="26"/></w:rPr><w:lastRenderedPageBreak/><w:t>smelling of last night’s takeout garlic and the lemon oil she used on the tripods.</w:t></w:r></w:p><w:p><w:pPr><w:spacing w:line="400" w:lineRule="auto"/><w:ind w:firstLine="440"/><w:jc w:val="both"/><w:rPr><w:rFonts w:ascii="Georgia" w:hAnsi="Georgia"/><w:color w:val="2B2B2B"/><w:sz w:val="26"/></w:rPr></w:pPr><w:r><w:rPr><w:rFonts w:ascii="Georgia" w:hAnsi="Georgia"/><w:color w:val="2B2B2B"/><w:sz w:val="26"/></w:rPr><w:t>By midnight the clip had been stitched into other people’s arguments. A man in a basement in Ohio used it to prove a weather weapon. A woman in Phoenix used it to prove God. A teenager with a ring light used it to prove a filter pack he was selling for six dollars. Nora wrote three replies and deleted four. She slept with the phone face down and still woke every time it buzzed against the wood.</w:t></w:r></w:p><w:p><w:pPr><w:spacing w:line="400" w:lineRule="auto"/><w:ind w:firstLine="440"/><w:jc w:val="both"/><w:rPr><w:rFonts w:ascii="Georgia" w:hAnsi="Georgia"/><w:color w:val="2B2B2B"/><w:sz w:val="26"/></w:rPr></w:pPr><w:r><w:rPr><w:rFonts w:ascii="Georgia" w:hAnsi="Georgia"/><w:color w:val="2B2B2B"/><w:sz w:val="26"/></w:rPr><w:t>Monday she edited the actual wedding because that was the job. First dance. Cake. The aunt who had started the laugh. She left the tower shot off the cut she sent Mabs and kept it in a folder called MISC, which was a lie. MISC was the only honest folder she had.</w:t></w:r></w:p><w:p><w:pPr><w:spacing w:after="160" w:line="400" w:lineRule="auto"/><w:rPr><w:rFonts w:ascii="Georgia" w:hAnsi="Georgia"/><w:color w:val="2B2B2B"/><w:sz w:val="26"/></w:rPr></w:pPr><w:r><w:rPr><w:rFonts w:ascii="Georgia" w:hAnsi="Georgia"/><w:color w:val="2B2B2B"/><w:sz w:val="26"/></w:rPr><w:t xml:space="preserve">She drove the cut to a drugstore to print a still for Mabs — the first dance, nothing from the tower — and stood under fluorescent tubes that made </w:t></w:r><w:r><w:rPr><w:rFonts w:ascii="Georgia" w:hAnsi="Georgia"/><w:color w:val="2B2B2B"/><w:sz w:val="26"/></w:rPr><w:lastRenderedPageBreak/><w:t>everyone in line look like a suspect. The clerk asked if it was her wedding. Nora said no, and then, because the clerk had been kind, that it was her sister’s. The clerk said the groom had a nice face. Nora agreed, paid, and sat in the car with the envelope in her lap until the windows fogged.</w:t></w:r></w:p><w:p><w:pPr><w:spacing w:after="160" w:line="400" w:lineRule="auto"/><w:rPr><w:rFonts w:ascii="Georgia" w:hAnsi="Georgia"/><w:color w:val="2B2B2B"/><w:sz w:val="26"/></w:rPr></w:pPr><w:r><w:rPr><w:rFonts w:ascii="Georgia" w:hAnsi="Georgia"/><w:color w:val="2B2B2B"/><w:sz w:val="26"/></w:rPr><w:t>Nobody asked about the eleven seconds of silence. Nobody asked about the alpaca’s timing. The internet, it turned out, had gotten so good at making things look real that it had stopped being able to recognize the real thing when it actually showed up, and Nora — who had built a business on the idea that a camera tells the truth better than memory does — found this the single most depressing professional development of her career, ahead even of the year drone footage put her out of work for six months.</w:t></w:r></w:p><w:p><w:pPr><w:spacing w:after="160" w:line="400" w:lineRule="auto"/><w:rPr><w:rFonts w:ascii="Georgia" w:hAnsi="Georgia"/><w:color w:val="2B2B2B"/><w:sz w:val="26"/></w:rPr></w:pPr><w:r><w:rPr><w:rFonts w:ascii="Georgia" w:hAnsi="Georgia"/><w:color w:val="2B2B2B"/><w:sz w:val="26"/></w:rPr><w:t xml:space="preserve">The video came down Tuesday morning. Not flagged, not reported by name — simply gone, with </w:t></w:r><w:r><w:rPr><w:rFonts w:ascii="Georgia" w:hAnsi="Georgia"/><w:color w:val="2B2B2B"/><w:sz w:val="26"/></w:rPr><w:lastRenderedPageBreak/><w:t>a notice citing a policy Nora had never heard invoked against a wedding clip before, delivered with a speed that felt less like moderation and more like somebody with a very direct phone line had asked a very direct favor.</w:t></w:r></w:p><w:p><w:pPr><w:spacing w:line="400" w:lineRule="auto"/><w:ind w:firstLine="440"/><w:jc w:val="both"/><w:rPr><w:rFonts w:ascii="Georgia" w:hAnsi="Georgia"/><w:color w:val="2B2B2B"/><w:sz w:val="26"/></w:rPr></w:pPr><w:r><w:rPr><w:rFonts w:ascii="Georgia" w:hAnsi="Georgia"/><w:color w:val="2B2B2B"/><w:sz w:val="26"/></w:rPr><w:t>She was in the shower when it vanished. She came out to a lock screen full of people asking where the file had gone and a platform notice written in the cheerful grammar of a company that did not have to explain itself. She tried three mirrors, two archives, a friend in Cincinnati who kept backups of everything. Gone. She sat on the closed toilet lid in a towel and called Mabs because the alternative was calling nobody.</w:t></w:r></w:p><w:p><w:pPr><w:spacing w:line="400" w:lineRule="auto"/><w:ind w:firstLine="440"/><w:jc w:val="both"/><w:rPr><w:rFonts w:ascii="Georgia" w:hAnsi="Georgia"/><w:color w:val="2B2B2B"/><w:sz w:val="26"/></w:rPr></w:pPr><w:r><w:rPr><w:rFonts w:ascii="Georgia" w:hAnsi="Georgia"/><w:color w:val="2B2B2B"/><w:sz w:val="26"/></w:rPr><w:t xml:space="preserve">She still had her sister to deal with, which turned out to be worse. Mabs — two years younger than Nora, rounder-faced, with the same dark hair grown out long and a laugh that carried through walls, the sister who had always been better at being happy out loud — called Tuesday night, furious in the specific way only a sister can be furious, to say that Dominic’s mother had seen the clip before it came down and was now asking pointed questions in a rehearsal-dinner group chat that was supposed to be </w:t></w:r><w:r><w:rPr><w:rFonts w:ascii="Georgia" w:hAnsi="Georgia"/><w:color w:val="2B2B2B"/><w:sz w:val="26"/></w:rPr><w:lastRenderedPageBreak/><w:t>about thank-you cards. Nora tried to explain the eleven seconds. Mabs, who had married a man she loved on a lawn with an alpaca on it and had, by her own account, been having a wonderful time, did not want to hear that her new husband had stood very still for slightly too long.</w:t></w:r></w:p><w:p><w:pPr><w:spacing w:line="400" w:lineRule="auto"/><w:ind w:firstLine="440"/><w:jc w:val="both"/><w:rPr><w:rFonts w:ascii="Georgia" w:hAnsi="Georgia"/><w:color w:val="2B2B2B"/><w:sz w:val="26"/></w:rPr></w:pPr><w:r><w:rPr><w:rFonts w:ascii="Georgia" w:hAnsi="Georgia"/><w:color w:val="2B2B2B"/><w:sz w:val="26"/></w:rPr><w:t>“He was a little drunk,” Mabs said. “It was a wedding, Nora.”</w:t></w:r></w:p><w:p><w:pPr><w:spacing w:line="400" w:lineRule="auto"/><w:ind w:firstLine="440"/><w:jc w:val="both"/><w:rPr><w:rFonts w:ascii="Georgia" w:hAnsi="Georgia"/><w:color w:val="2B2B2B"/><w:sz w:val="26"/></w:rPr></w:pPr><w:r><w:rPr><w:rFonts w:ascii="Georgia" w:hAnsi="Georgia"/><w:color w:val="2B2B2B"/><w:sz w:val="26"/></w:rPr><w:t>“You’ve filmed forty-one of these things,” Mabs went on, when Nora didn’t answer fast enough. “You’ve never once posted a clip before. Why is it always the ones where he looks bad?” It was a fair question, delivered by someone who had every right to ask it, and Nora spent longer than she liked finding an answer that wasn’t the true one, which was that she hadn’t posted a single clip of any other groom in eleven years either, because no other groom had ever needed her to.</w:t></w:r></w:p><w:p><w:pPr><w:spacing w:line="400" w:lineRule="auto"/><w:ind w:firstLine="440"/><w:jc w:val="both"/><w:rPr><w:rFonts w:ascii="Georgia" w:hAnsi="Georgia"/><w:color w:val="2B2B2B"/><w:sz w:val="26"/></w:rPr></w:pPr><w:r><w:rPr><w:rFonts w:ascii="Georgia" w:hAnsi="Georgia"/><w:color w:val="2B2B2B"/><w:sz w:val="26"/></w:rPr><w:lastRenderedPageBreak/><w:t>Nora did not say what she was thinking, which was that Dominic had been the only person at that reception who hadn’t had a drink all night, because someone had to drive the rental van back, and had told her so himself, cheerfully, twice.</w:t></w:r></w:p><w:p><w:pPr><w:spacing w:line="400" w:lineRule="auto"/><w:ind w:firstLine="440"/><w:jc w:val="both"/><w:rPr><w:rFonts w:ascii="Georgia" w:hAnsi="Georgia"/><w:color w:val="2B2B2B"/><w:sz w:val="26"/></w:rPr></w:pPr><w:r><w:rPr><w:rFonts w:ascii="Georgia" w:hAnsi="Georgia"/><w:color w:val="2B2B2B"/><w:sz w:val="26"/></w:rPr><w:t xml:space="preserve">That night someone knocked. Not the coded knock of a neighbor who wanted sugar — three even raps, a pause, three more. Nora stood in the dark hall with the chain on and looked through the peephole at a stretch of empty carpet and a fire extinguisher. Nobody. A flyer for a lost cat had been slid under the door, printed on the building’s cheap copier, the cat’s face a gray blur. She did not pick it up with her hands. She used the dish towel. On the back, in pencil, a time and a diner off the county road. She put the flyer in a drawer. She was not going to walk into one because a pencil had told her to. Not that night.</w:t></w:r></w:p><w:p><w:pPr><w:spacing w:line="400" w:lineRule="auto"/><w:ind w:firstLine="440"/><w:jc w:val="both"/><w:rPr><w:rFonts w:ascii="Georgia" w:hAnsi="Georgia"/><w:color w:val="2B2B2B"/><w:sz w:val="26"/></w:rPr></w:pPr><w:r><w:rPr><w:rFonts w:ascii="Georgia" w:hAnsi="Georgia"/><w:color w:val="2B2B2B"/><w:sz w:val="26"/></w:rPr><w:t xml:space="preserve">At Thanksgiving two days later, in a kitchen that smelled the way every kitchen in that family smelled that week — sage, browning butter, the particular sweetness of yams nobody but Mabs’s mother-in-law actually liked — Dominic nicked his thumb carving, the way every host nicks a thumb carving. Nora, who had spent eleven years watching light behave correctly or incorrectly through a viewfinder, noticed that the blood came up a beat too slow and a shade too dark, and that he did none of the small, ordinary things a person does at a dinner table when they cut themselves — no wincing, no sucking the thumb, no swearing that would have made the children laugh. He wrapped it </w:t></w:r><w:r><w:rPr><w:rFonts w:ascii="Georgia" w:hAnsi="Georgia"/><w:color w:val="2B2B2B"/><w:sz w:val="26"/></w:rPr><w:lastRenderedPageBreak/><w:t>in a napkin and kept carving, still smiling the same easy smile he’d smiled all afternoon.</w:t></w:r></w:p><w:p><w:pPr><w:spacing w:line="400" w:lineRule="auto"/><w:ind w:firstLine="440"/><w:jc w:val="both"/><w:rPr><w:rFonts w:ascii="Georgia" w:hAnsi="Georgia"/><w:color w:val="2B2B2B"/><w:sz w:val="26"/></w:rPr></w:pPr></w:p><w:p><w:pPr><w:spacing w:line="400" w:lineRule="auto"/><w:ind w:firstLine="440"/><w:jc w:val="both"/><w:rPr><w:rFonts w:ascii="Georgia" w:hAnsi="Georgia"/><w:color w:val="2B2B2B"/><w:sz w:val="26"/></w:rPr></w:pPr><w:r><w:rPr><w:rFonts w:ascii="Georgia" w:hAnsi="Georgia"/><w:color w:val="2B2B2B"/><w:sz w:val="26"/></w:rPr><w:t xml:space="preserve">He had felt the cut. That was the part he could not tell anyone without sounding like a man making an excuse. He had felt it late, as if the news had to come down a long hallway. The blood was the wrong color in the kitchen light and he knew that too, and knew that Nora had seen it, and the knowing sat in him like a bone in the throat. He wanted, with a suddenness that frightened him more than the blood, to put the knife down and say he was tired. He did not. He asked about orange zest because the sentence was already in his mouth. Later, in the bathroom with the fan on, he looked at his own pupil in the mirror and waited to see if it would do something a pupil should not. It did not. He went back out. The pie was fine.</w:t></w:r></w:p><w:p><w:pPr><w:spacing w:before="600" w:after="320" w:line="400" w:lineRule="auto"/><w:jc w:val="center"/><w:rPr><w:rFonts w:ascii="Georgia" w:hAnsi="Georgia"/><w:b/><w:color w:val="3B6EA5"/><w:sz w:val="28"/></w:rPr></w:pPr><w:r><w:rPr><w:rFonts w:ascii="Georgia" w:hAnsi="Georgia"/><w:b/><w:color w:val="3B6EA5"/><w:sz w:val="28"/></w:rPr><w:br w:type="page"/></w:r></w:p><w:p><w:pPr><w:pStyle w:val="Heading2"/><w:spacing w:before="600" w:after="320" w:line="400" w:lineRule="auto"/><w:jc w:val="center"/><w:rPr><w:rFonts w:ascii="Georgia" w:hAnsi="Georgia"/><w:b/><w:color w:val="3B6EA5"/><w:sz w:val="28"/></w:rPr></w:pPr><w:r><w:rPr><w:rFonts w:ascii="Georgia" w:hAnsi="Georgia"/><w:b/><w:color w:val="3B6EA5"/><w:sz w:val="28"/></w:rPr><w:lastRenderedPageBreak/><w:t>Steve</w:t></w:r></w:p><w:p><w:pPr><w:spacing w:after="40" w:line="400" w:lineRule="auto"/><w:ind w:left="440" w:right="320"/><w:rPr><w:rFonts w:ascii="Georgia" w:hAnsi="Georgia"/><w:i/><w:color w:val="2B2B2B"/><w:sz w:val="26"/></w:rPr></w:pPr><w:r><w:rPr><w:rFonts w:ascii="Georgia" w:hAnsi="Georgia"/><w:i/><w:iCs/><w:color w:val="2B2B2B"/><w:sz w:val="26"/><w:szCs w:val="20"/></w:rPr><w:t>On livestock: no formal channel exists for reporting an alpaca as a national security asset. This is considered, by everyone who has tried, a gap in the paperwork rather than a gap in the alpaca.</w:t></w:r></w:p><w:p><w:pPr><w:spacing w:after="280" w:line="400" w:lineRule="auto"/><w:ind w:left="440" w:right="320"/><w:rPr><w:rFonts w:ascii="Georgia" w:hAnsi="Georgia"/><w:i/><w:color w:val="2B2B2B"/><w:sz w:val="26"/></w:rPr></w:pPr><w:r><w:rPr><w:rFonts w:ascii="Georgia" w:hAnsi="Georgia"/><w:i/><w:iCs/><w:color w:val="2B2B2B"/><w:sz w:val="26"/><w:szCs w:val="18"/></w:rPr><w:t>— The New Starter’s Handbook, uncleared draft</w:t></w:r></w:p><w:p><w:pPr><w:spacing w:line="400" w:lineRule="auto"/><w:ind w:firstLine="440"/><w:jc w:val="both"/><w:rPr><w:rFonts w:ascii="Georgia" w:hAnsi="Georgia"/><w:color w:val="2B2B2B"/><w:sz w:val="26"/></w:rPr></w:pPr><w:r><w:rPr><w:rFonts w:ascii="Georgia" w:hAnsi="Georgia"/><w:color w:val="2B2B2B"/><w:sz w:val="26"/></w:rPr><w:t>The Desk’s version of Lissome started with Gladys’s notes and ended, four days later, with an alpaca eating a houseplant that had survived four administrations.</w:t></w:r></w:p><w:p><w:pPr><w:spacing w:after="160" w:line="400" w:lineRule="auto"/><w:rPr><w:rFonts w:ascii="Georgia" w:hAnsi="Georgia"/><w:color w:val="2B2B2B"/><w:sz w:val="26"/></w:rPr></w:pPr><w:r><w:rPr><w:rFonts w:ascii="Georgia" w:hAnsi="Georgia"/><w:color w:val="2B2B2B"/><w:sz w:val="26"/></w:rPr><w:t xml:space="preserve">Warren and Dana drove out on the strength of nothing more than a good phone call and Priya’s insistence that the flap fit a shape she’d been tracking for months — sightings clustering, then a livestream, then a strangely specific piece of viral footage that vanished from every platform within </w:t></w:r><w:r><w:rPr><w:rFonts w:ascii="Georgia" w:hAnsi="Georgia"/><w:color w:val="2B2B2B"/><w:sz w:val="26"/></w:rPr><w:lastRenderedPageBreak/><w:t>hours of posting, faster than any takedown process Priya had ever timed. “Somebody’s cleaning up,” she said. It was the least comforting sentence Dana had heard since Nowak’s phone call.</w:t></w:r></w:p><w:p><w:pPr><w:spacing w:line="400" w:lineRule="auto"/><w:ind w:firstLine="440"/><w:jc w:val="both"/><w:rPr><w:rFonts w:ascii="Georgia" w:hAnsi="Georgia"/><w:color w:val="2B2B2B"/><w:sz w:val="26"/></w:rPr></w:pPr><w:r><w:rPr><w:rFonts w:ascii="Georgia" w:hAnsi="Georgia"/><w:color w:val="2B2B2B"/><w:sz w:val="26"/></w:rPr><w:t>They took Warren’s sedan because it still had a working heater and because Priya had loaded the back seat with a field kit, a cooler, and a printed map she did not trust the phone to keep. Indiana unrolled as soy stubble and ditch water and a sky the color of a rinsed plate. They ate sandwiches in a rest area that smelled of diesel and damp picnic tables. Dana drove the last hour. Warren did not comment on her speed. Sheriff Cobb met them in a lot behind a brick municipal building with a flag that had wound itself around the pole and stayed there. Cobb’s handshake was dry. The station smelled of burnt coffee and floor wax and a wet dog that was not presently in the room.</w:t></w:r></w:p><w:p><w:pPr><w:spacing w:line="400" w:lineRule="auto"/><w:ind w:firstLine="440"/><w:jc w:val="both"/><w:rPr><w:rFonts w:ascii="Georgia" w:hAnsi="Georgia"/><w:color w:val="2B2B2B"/><w:sz w:val="26"/></w:rPr></w:pPr><w:r><w:rPr><w:rFonts w:ascii="Georgia" w:hAnsi="Georgia"/><w:color w:val="2B2B2B"/><w:sz w:val="26"/></w:rPr><w:lastRenderedPageBreak/><w:t>Warren talked once in the first hour, about a case in ’98 that had been a weather balloon and a case in ’04 that had not, and then he went back to looking at the shoulder as if it might confess. Dana tried the radio and got a farm report and a song about a truck. She turned it off. The field kit on the back seat made a plastic tick every time they hit a frost heave. Priya texted a cluster map that looked, Dana thought, like a rash. Warren glanced at it and said only, “Steeper.”</w:t></w:r></w:p><w:p><w:pPr><w:spacing w:line="400" w:lineRule="auto"/><w:ind w:firstLine="440"/><w:jc w:val="both"/><w:rPr><w:rFonts w:ascii="Georgia" w:hAnsi="Georgia"/><w:color w:val="2B2B2B"/><w:sz w:val="26"/></w:rPr></w:pPr><w:r><w:rPr><w:rFonts w:ascii="Georgia" w:hAnsi="Georgia"/><w:color w:val="2B2B2B"/><w:sz w:val="26"/></w:rPr><w:t xml:space="preserve">Huff was already in the municipal lot, shortwave on the hood, laminated cards in a sandwich bag in case of rain that was not falling. He intercepted Warren with the news that the Tuesday had in fact been a Saturday and that the bunker still had room. Warren thanked him and did not take a card. Huff followed their sedan at a civic distance as far as the Reyes block, then parked and watched Steve get loaded with the expression of a man whose warnings </w:t></w:r><w:r><w:rPr><w:rFonts w:ascii="Georgia" w:hAnsi="Georgia"/><w:color w:val="2B2B2B"/><w:sz w:val="26"/></w:rPr><w:lastRenderedPageBreak/><w:t>had acquired livestock. Sheriff Cobb told him, not unkindly, to go home and write it up. He did both.</w:t></w:r></w:p><w:p><w:pPr><w:spacing w:line="400" w:lineRule="auto"/><w:ind w:firstLine="440"/><w:jc w:val="both"/><w:rPr><w:rFonts w:ascii="Georgia" w:hAnsi="Georgia"/><w:color w:val="2B2B2B"/><w:sz w:val="26"/></w:rPr></w:pPr><w:r><w:rPr><w:rFonts w:ascii="Georgia" w:hAnsi="Georgia"/><w:color w:val="2B2B2B"/><w:sz w:val="26"/></w:rPr><w:t>After the sedan left with Steve, Huff went home and opened the bunker because opening it was the only action that had ever made the waiting smaller. The hatch stuck. He hit it with the heel of his hand until it gave, went down the ladder into air that smelled of kerosene and laundry soap, and switched on a string of bulbs that had been waiting since a Tuesday that never arrived. The shortwave popped. For three seconds he had a voice that was not weather and not a ham in Ohio — a clipped syllable that might have been English if you wanted it to be. Then static. He wrote the time on the wall in pencil, climbed back out, and found Sheriff Cobb in his driveway with her cruiser ticking as it cooled. “Don’t make me arrest a bunker, Gary,” she said. He said he would take that under advisement, and shut the hatch with both hands.</w:t></w:r></w:p><w:p><w:pPr><w:spacing w:line="400" w:lineRule="auto"/><w:ind w:firstLine="440"/><w:jc w:val="both"/><w:rPr><w:rFonts w:ascii="Georgia" w:hAnsi="Georgia"/><w:color w:val="2B2B2B"/><w:sz w:val="26"/></w:rPr></w:pPr><w:r><w:rPr><w:rFonts w:ascii="Georgia" w:hAnsi="Georgia"/><w:color w:val="2B2B2B"/><w:sz w:val="26"/></w:rPr><w:lastRenderedPageBreak/><w:t xml:space="preserve">Lissome’s water tower showed nothing to the naked eye and everything to Priya’s filter: a hum in the ambient recordings from three separate phones the local sheriff’s office had, with more competence than Warren expected, already collected as a courtesy to a videographer whose footage kept vanishing before she could show it to anyone official. The sheriff — a broad, unhurried woman named Cobb, forty years in a county that had never once needed her to run, with the particular patience of someone who had long ago made peace with never being believed about the interesting parts of her job — walked them through the file in a voice that never once suggested she found any of it as strange as Warren clearly did. She mentioned, almost in passing, that the family had also acquired an alpaca sometime during the reception, and that it had refused, categorically, to go anywhere near the best man or — this got Warren’s pen moving fast — the </w:t></w:r><w:r><w:rPr><w:rFonts w:ascii="Georgia" w:hAnsi="Georgia"/><w:color w:val="2B2B2B"/><w:sz w:val="26"/></w:rPr><w:lastRenderedPageBreak/><w:t>groom himself. She also mentioned a Mr. Huff, who had called the department eleven times since Saturday and was, in her professional opinion, not the problem this time, for once, a distinction she seemed to find almost disappointing.</w:t></w:r></w:p><w:p><w:pPr><w:spacing w:line="400" w:lineRule="auto"/><w:ind w:firstLine="440"/><w:jc w:val="both"/><w:rPr><w:rFonts w:ascii="Georgia" w:hAnsi="Georgia"/><w:color w:val="2B2B2B"/><w:sz w:val="26"/></w:rPr></w:pPr><w:r><w:rPr><w:rFonts w:ascii="Georgia" w:hAnsi="Georgia"/><w:color w:val="2B2B2B"/><w:sz w:val="26"/></w:rPr><w:t xml:space="preserve">The Reyes place was a story-and-a-half on a street of identical ones, aluminum siding gone the soft chalk color every house on that block went after a decade of Indiana winters, a yard that smelled of cut grass and someone’s charcoal grill three doors down. They found the alpaca in the backyard, wearing a bandanna a child had clearly put on it without permission, entirely unbothered by two federal employees and thoroughly opposed to standing within ten feet of Dominic Reyes, who came out to shake their hands, offered them lemonade with actual mint in it, and remembered both their names on the second try. Warren noted afterward that this was either good manners or a </w:t></w:r><w:r><w:rPr><w:rFonts w:ascii="Georgia" w:hAnsi="Georgia"/><w:color w:val="2B2B2B"/><w:sz w:val="26"/></w:rPr><w:lastRenderedPageBreak/><w:t>very good performance of good manners, and that the two had become, in his professional experience, increasingly hard to tell apart.</w:t></w:r></w:p><w:p><w:pPr><w:spacing w:line="400" w:lineRule="auto"/><w:ind w:firstLine="440"/><w:jc w:val="both"/><w:rPr><w:rFonts w:ascii="Georgia" w:hAnsi="Georgia"/><w:color w:val="2B2B2B"/><w:sz w:val="26"/></w:rPr></w:pPr><w:r><w:rPr><w:rFonts w:ascii="Georgia" w:hAnsi="Georgia"/><w:color w:val="2B2B2B"/><w:sz w:val="26"/></w:rPr><w:t xml:space="preserve">A child’s bike lay on its side in the side yard. The aluminum siding ticked as it cooled. Dana took the walk while Warren took the porch, old habit, two angles. Dominic opened the door in a college sweatshirt and socks and the same easy smile from the wedding footage. Mint lemonade. A radio in the kitchen on low. In the backyard the alpaca stood beside a rusted grill and watched them come around the house with an expression that, on a person, would have been professional disappointment. When Dominic stepped off the patio the animal moved the same distance the other way, no drama, just geometry. Dana crouched with the cartridge. Dominic held out his hand as if she were a nurse. The Dipstick turned a color that made the afternoon go quiet. Warren said they would need the animal. </w:t></w:r><w:r><w:rPr><w:rFonts w:ascii="Georgia" w:hAnsi="Georgia"/><w:color w:val="2B2B2B"/><w:sz w:val="26"/></w:rPr><w:lastRenderedPageBreak/><w:t>Dominic said of course, as if they had asked to borrow a ladder. Loading Steve into a sedan built for people required Dana at the shoulders and Warren at the hips and Sheriff Cobb saying, mildly, that she would deny having helped. Steve folded himself into the back seat, hay and damp wool filling the car, and put his head on the parcel shelf like a man who had booked the window.</w:t></w:r></w:p><w:p><w:pPr><w:spacing w:line="400" w:lineRule="auto"/><w:ind w:firstLine="440"/><w:jc w:val="both"/><w:rPr><w:rFonts w:ascii="Georgia" w:hAnsi="Georgia"/><w:color w:val="2B2B2B"/><w:sz w:val="26"/></w:rPr></w:pPr><w:r><w:rPr><w:rFonts w:ascii="Georgia" w:hAnsi="Georgia"/><w:color w:val="2B2B2B"/><w:sz w:val="26"/></w:rPr><w:t>Dominic asked, still pleasant, whether they needed a second sample. Dana said one was enough. Mabs came out onto the patio with a dish towel and the look of a woman who had heard federal and was deciding whether to be angry or helpful. She chose helpful, which cost her. She held the screen door. She watched Steve get folded into a car that was not built for him. She did not watch Dominic’s face while she did it. Nora, who was not there, would hear that part later and put it in the same folder as MISC.</w:t></w:r></w:p><w:p><w:pPr><w:spacing w:after="40" w:line="400" w:lineRule="auto"/><w:ind w:left="440" w:right="320"/><w:rPr><w:rFonts w:ascii="Georgia" w:hAnsi="Georgia"/><w:i/><w:color w:val="2B2B2B"/><w:sz w:val="26"/></w:rPr></w:pPr><w:r><w:rPr><w:rFonts w:ascii="Georgia" w:hAnsi="Georgia"/><w:i/><w:color w:val="2B2B2B"/><w:sz w:val="26"/></w:rPr><w:lastRenderedPageBreak/><w:t>On the county road back toward the interstate a pickup came up fast behind them and sat on the bumper long enough for Dana to see two men in the cab and no farm plates she recognized. Warren did not speed up. He did not slow down. He took the next right onto a road that was only gravel and soy, and the pickup overshot, braked, and thought about it. Steve chose that moment to stand up in the back seat. The sedan filled with alpaca. The pickup did not follow the gravel. Warren took three more turns that were not on Priya’s map and came out at a Dairy Queen whose lot lights made everything look harmless. They sat there until Dana’s hands were fit to hold a wheel again.</w:t></w:r></w:p><w:p><w:pPr><w:spacing w:line="400" w:lineRule="auto"/><w:ind w:firstLine="440"/><w:jc w:val="both"/><w:rPr><w:rFonts w:ascii="Georgia" w:hAnsi="Georgia"/><w:color w:val="2B2B2B"/><w:sz w:val="26"/></w:rPr></w:pPr><w:r><w:rPr><w:rFonts w:ascii="Georgia" w:hAnsi="Georgia"/><w:color w:val="2B2B2B"/><w:sz w:val="26"/></w:rPr><w:t xml:space="preserve">Priya had built the cartridge from a Directorate paper she was not supposed to have. She called it the Dipstick, a name that had survived three attempts by Colonel Buchanan to dignify it. It did not read DNA. It read one marker, which crew bodies make in bulk and which a hybrid leaks once an implant has been talking to the inside of a skull. Same marker, two sources. Steve reads it with his nose: faintly on a long-settled hybrid, strongly on anyone born on the Boat, which is why he gave Dominic the patio and why he will not walk up to a crewman. The pink the reference card would not name is what Gladys wrote, that night, as FLAMINGO. Protocol Flamingo is the Desk’s name for the Lissome case from then on. An uncleared basement does not get a better title.</w:t></w:r></w:p><w:p><w:pPr><w:spacing w:line="400" w:lineRule="auto"/><w:ind w:firstLine="440"/><w:jc w:val="both"/><w:rPr><w:rFonts w:ascii="Georgia" w:hAnsi="Georgia"/><w:color w:val="2B2B2B"/><w:sz w:val="26"/></w:rPr></w:pPr><w:r><w:rPr><w:rFonts w:ascii="Georgia" w:hAnsi="Georgia"/><w:color w:val="2B2B2B"/><w:sz w:val="26"/></w:rPr><w:t>Colonel Buchanan received the report the next morning with the particular stillness of a person deciding how many words to use in a memo she knew would be read three countries away. She used four. Escalate to Brussels immediately.</w:t></w:r></w:p><w:p><w:pPr><w:spacing w:line="400" w:lineRule="auto"/><w:ind w:firstLine="440"/><w:jc w:val="both"/><w:rPr><w:rFonts w:ascii="Georgia" w:hAnsi="Georgia"/><w:color w:val="2B2B2B"/><w:sz w:val="26"/></w:rPr></w:pPr><w:r><w:rPr><w:rFonts w:ascii="Georgia" w:hAnsi="Georgia"/><w:color w:val="2B2B2B"/><w:sz w:val="26"/></w:rPr><w:t xml:space="preserve">She did not send the Dipstick result by the Desk’s usual cable. She sent it by a channel that lived in a safe in her office and that required two signatures, one of which was Halvorsen’s and one of which was a name Dana was later told not to write </w:t></w:r><w:r><w:rPr><w:rFonts w:ascii="Georgia" w:hAnsi="Georgia"/><w:color w:val="2B2B2B"/><w:sz w:val="26"/></w:rPr><w:lastRenderedPageBreak/><w:t>down. Cole from the American service called Warren an hour later and asked, as if asking about weather, whether the Indiana subject was still at home. Warren said yes. Cole said good, and that home was about to become a more crowded concept.</w:t></w:r></w:p><w:p><w:pPr><w:spacing w:line="400" w:lineRule="auto"/><w:ind w:firstLine="440"/><w:jc w:val="both"/><w:rPr><w:rFonts w:ascii="Georgia" w:hAnsi="Georgia"/><w:color w:val="2B2B2B"/><w:sz w:val="26"/></w:rPr></w:pPr><w:r><w:rPr><w:rFonts w:ascii="Georgia" w:hAnsi="Georgia"/><w:color w:val="2B2B2B"/><w:sz w:val="26"/></w:rPr><w:t xml:space="preserve">That night two unmarked cars sat at either end of the Reyes block with their lights off. A third man walked the alley behind the swing set and put a hand on the gate, then took it off when a porch motion light found him. Inside, Mabs ran water in the kitchen, looked out, and saw the cars not leaving. Dominic stood at the window long enough that the man in the alley later wrote still as a problem. When a neighbor’s dog went off, both cars rolled fifty feet and stopped again. Nobody knocked. In the morning Mabs called Nora and said, without preface, that federal had not gone home with the alpaca. Then she put on a coat over her pajamas, walked to the nearest dark sedan, and knocked on </w:t></w:r><w:r><w:rPr><w:rFonts w:ascii="Georgia" w:hAnsi="Georgia"/><w:color w:val="2B2B2B"/><w:sz w:val="26"/></w:rPr><w:lastRenderedPageBreak/><w:t>the glass until the man inside lowered it an inch. “This is a street,” she said. “People live on it.” He did not answer. She took a picture of the plate. He let her. When she got back to the kitchen Dominic was still at the sink and asked who had been at the door. She said a neighbor. It was the first lie she had told him on purpose. She did not like how easily it sat.</w:t></w:r></w:p><w:p><w:pPr><w:spacing w:line="400" w:lineRule="auto"/><w:ind w:firstLine="440"/><w:jc w:val="both"/><w:rPr><w:rFonts w:ascii="Georgia" w:hAnsi="Georgia"/><w:color w:val="2B2B2B"/><w:sz w:val="26"/></w:rPr></w:pPr><w:r><w:rPr><w:rFonts w:ascii="Georgia" w:hAnsi="Georgia"/><w:color w:val="2B2B2B"/><w:sz w:val="26"/></w:rPr><w:t xml:space="preserve">After he left for work she opened the drawer under the towels. The napkin from Thanksgiving was still in it, brown at the edge where his thumb had been. She put the photograph of the plate underneath the napkin and shut the drawer with her hip. She did not send Nora the picture. Nora already knew about the cars. What Nora did not know yet was that Mabs had decided to stay in the house, make the coffee, and wait for a sentence she could say to her husband without taking him apart at the sink.</w:t></w:r></w:p><w:p><w:pPr><w:spacing w:line="400" w:lineRule="auto"/><w:ind w:firstLine="440"/><w:jc w:val="both"/><w:rPr><w:rFonts w:ascii="Georgia" w:hAnsi="Georgia"/><w:color w:val="2B2B2B"/><w:sz w:val="26"/></w:rPr></w:pPr><w:r><w:rPr><w:rFonts w:ascii="Georgia" w:hAnsi="Georgia"/><w:color w:val="2B2B2B"/><w:sz w:val="26"/></w:rPr><w:t xml:space="preserve">Buchanan’s office was a converted storage room with a frosted door and a map of the world that still had a paper clip marking Indiana. The safe was olive drab and older than her rank. It smelled, when opened, of carbon paper and gun oil that had no business in a liaison building. She wore the uniform as if it were a thesis: hair pinned so tightly it changed the shape of her forehead, a watch that clicked loud enough to conduct a meeting. When she spoke, the frosted glass ticked in its frame. Down the hall a photocopier started and stopped, started and </w:t></w:r><w:r><w:rPr><w:rFonts w:ascii="Georgia" w:hAnsi="Georgia"/><w:color w:val="2B2B2B"/><w:sz w:val="26"/></w:rPr><w:lastRenderedPageBreak/><w:t>stopped, like a person trying to decide whether to run.</w:t></w:r></w:p><w:p><w:pPr><w:spacing w:line="400" w:lineRule="auto"/><w:ind w:firstLine="440"/><w:jc w:val="both"/><w:rPr><w:rFonts w:ascii="Georgia" w:hAnsi="Georgia"/><w:color w:val="2B2B2B"/><w:sz w:val="26"/></w:rPr></w:pPr><w:r><w:rPr><w:rFonts w:ascii="Georgia" w:hAnsi="Georgia"/><w:color w:val="2B2B2B"/><w:sz w:val="26"/></w:rPr><w:t>Elena came down the stairwell after lunch with a folder and an expression Dana had last seen the week they returned a ring. “If this is going upstairs it should have gone upstairs through me,” Elena said. Warren said it had gone through Buchanan, which was a different upstairs. Elena looked at Dana as if the basement were a choice Dana had made to spite her. Then she left the folder — a request for all Desk traffic on Lissome — and took the stairs two at a time. Dana did not follow. She was beginning to understand that following was how you ended up in rooms that did not admit they existed.</w:t></w:r></w:p><w:p><w:pPr><w:spacing w:line="400" w:lineRule="auto"/><w:ind w:firstLine="440"/><w:jc w:val="both"/><w:rPr><w:rFonts w:ascii="Georgia" w:hAnsi="Georgia"/><w:color w:val="2B2B2B"/><w:sz w:val="26"/></w:rPr></w:pPr><w:r><w:rPr><w:rFonts w:ascii="Georgia" w:hAnsi="Georgia"/><w:color w:val="2B2B2B"/><w:sz w:val="26"/></w:rPr><w:t xml:space="preserve">Dana did follow as far as the first landing. Elena turned so fast the folder edge caught Dana across the knuckles. “You do not get to go around me with an alpaca and a colonel and then look wounded on the stairs.” Dana said she had not gone around anyone. </w:t></w:r><w:r><w:rPr><w:rFonts w:ascii="Georgia" w:hAnsi="Georgia"/><w:color w:val="2B2B2B"/><w:sz w:val="26"/></w:rPr><w:lastRenderedPageBreak/><w:t>Elena came down a step. For a moment it was going to be a shove. The baby from the passport line chose that second to scream through the stairwell door, a raw sound that made both of them flinch like people who had once planned a different life. Elena went up. Dana went down. The folder’s corner had left a white line on Dana’s hand that lasted until dinner.</w:t></w:r></w:p><w:p><w:pPr><w:spacing w:before="600" w:after="320" w:line="400" w:lineRule="auto"/><w:jc w:val="center"/><w:rPr><w:rFonts w:ascii="Georgia" w:hAnsi="Georgia"/><w:b/><w:color w:val="3B6EA5"/><w:sz w:val="28"/></w:rPr></w:pPr><w:r><w:rPr><w:rFonts w:ascii="Georgia" w:hAnsi="Georgia"/><w:b/><w:color w:val="3B6EA5"/><w:sz w:val="28"/></w:rPr><w:br w:type="page"/></w:r></w:p><w:p><w:pPr><w:pStyle w:val="Heading2"/><w:spacing w:before="600" w:after="320" w:line="400" w:lineRule="auto"/><w:jc w:val="center"/><w:rPr><w:rFonts w:ascii="Georgia" w:hAnsi="Georgia"/><w:b/><w:color w:val="3B6EA5"/><w:sz w:val="28"/></w:rPr></w:pPr><w:r><w:rPr><w:rFonts w:ascii="Georgia" w:hAnsi="Georgia"/><w:b/><w:color w:val="3B6EA5"/><w:sz w:val="28"/></w:rPr><w:lastRenderedPageBreak/><w:t>Two Missing Uploads</w:t></w:r></w:p><w:p><w:pPr><w:spacing w:after="40" w:line="400" w:lineRule="auto"/><w:ind w:left="440" w:right="320"/><w:rPr><w:rFonts w:ascii="Georgia" w:hAnsi="Georgia"/><w:i/><w:color w:val="2B2B2B"/><w:sz w:val="26"/></w:rPr></w:pPr><w:r><w:rPr><w:rFonts w:ascii="Georgia" w:hAnsi="Georgia"/><w:i/><w:iCs/><w:color w:val="2B2B2B"/><w:sz w:val="26"/><w:szCs w:val="20"/></w:rPr><w:t>On podcasters: treat with caution. They are, technically, the only branch of the free press still doing the job, and they will not let anyone forget it.</w:t></w:r></w:p><w:p><w:pPr><w:spacing w:after="280" w:line="400" w:lineRule="auto"/><w:ind w:left="440" w:right="320"/><w:rPr><w:rFonts w:ascii="Georgia" w:hAnsi="Georgia"/><w:i/><w:color w:val="2B2B2B"/><w:sz w:val="26"/></w:rPr></w:pPr><w:r><w:rPr><w:rFonts w:ascii="Georgia" w:hAnsi="Georgia"/><w:i/><w:iCs/><w:color w:val="2B2B2B"/><w:sz w:val="26"/><w:szCs w:val="18"/></w:rPr><w:t>— The New Starter’s Handbook, uncleared draft</w:t></w:r></w:p><w:p><w:pPr><w:spacing w:line="400" w:lineRule="auto"/><w:ind w:firstLine="440"/><w:jc w:val="both"/><w:rPr><w:rFonts w:ascii="Georgia" w:hAnsi="Georgia"/><w:color w:val="2B2B2B"/><w:sz w:val="26"/></w:rPr></w:pPr><w:r><w:rPr><w:rFonts w:ascii="Georgia" w:hAnsi="Georgia"/><w:color w:val="2B2B2B"/><w:sz w:val="26"/></w:rPr><w:t xml:space="preserve">Jesse Tran found Nora because Jesse Tran found everything that vanished from the internet slightly too fast to be an accident; it was, more or less, his entire podcast, four hundred thousand subscribers who tuned in weekly to be told the world was stranger than the news admitted and safer than it sounded, delivered in that order so they could sleep afterward. He was thirty-one, wiry, dressed like a man who owned exactly four shirts and liked all of them, with a voice built for audio — warm, unhurried, the kind that made strangers want to </w:t></w:r><w:r><w:rPr><w:rFonts w:ascii="Georgia" w:hAnsi="Georgia"/><w:color w:val="2B2B2B"/><w:sz w:val="26"/></w:rPr><w:lastRenderedPageBreak/><w:t>keep talking long after they should have hung up — and a laugh that, Nora would later notice, arrived a half-second before he’d decided to let it.</w:t></w:r></w:p><w:p><w:pPr><w:spacing w:line="400" w:lineRule="auto"/><w:ind w:firstLine="440"/><w:jc w:val="both"/><w:rPr><w:rFonts w:ascii="Georgia" w:hAnsi="Georgia"/><w:color w:val="2B2B2B"/><w:sz w:val="26"/></w:rPr></w:pPr><w:r><w:rPr><w:rFonts w:ascii="Georgia" w:hAnsi="Georgia"/><w:color w:val="2B2B2B"/><w:sz w:val="26"/></w:rPr><w:t>He had a mirrored copy of her eighty seconds, saved by a habit he’d built over six years of watching things disappear, and he had, more usefully to Nora, a working theory about who did the disappearing, built from three previous stories that had ended in the same quiet, professional silence: a gas leak that wasn’t, a plane that circled an airport for forty extra minutes for reasons the tower never explained, a hospital that discharged four patients with the same rare complication on the same night and then closed those records to a records request with a speed that suggested somebody had been expecting the request before it was filed.</w:t></w:r></w:p><w:p><w:pPr><w:spacing w:line="400" w:lineRule="auto"/><w:ind w:firstLine="440"/><w:jc w:val="both"/><w:rPr><w:rFonts w:ascii="Georgia" w:hAnsi="Georgia"/><w:color w:val="2B2B2B"/><w:sz w:val="26"/></w:rPr></w:pPr><w:r><w:rPr><w:rFonts w:ascii="Georgia" w:hAnsi="Georgia"/><w:color w:val="2B2B2B"/><w:sz w:val="26"/></w:rPr><w:t xml:space="preserve">Nora did not like him, and told him so within the first ninety seconds, which she would later describe as a personal best. She had spent a week being called a liar by strangers and a disappointment by her own sister, and the last thing she needed, having finally used the time on the back of a lost-cat flyer, was a man sliding a recording app across the table like a business card. “You want the clip,” she said. “You don’t want to know what happened to me because of the clip.”</w:t></w:r></w:p><w:p><w:pPr><w:spacing w:line="400" w:lineRule="auto"/><w:ind w:firstLine="440"/><w:jc w:val="both"/><w:rPr><w:rFonts w:ascii="Georgia" w:hAnsi="Georgia"/><w:color w:val="2B2B2B"/><w:sz w:val="26"/></w:rPr></w:pPr><w:r><w:rPr><w:rFonts w:ascii="Georgia" w:hAnsi="Georgia"/><w:color w:val="2B2B2B"/><w:sz w:val="26"/></w:rPr><w:t>Jesse, who had built four hundred thousand subscribers on being underestimated in exactly that particular way, took longer than he should have to admit she wasn’t wrong to be insulted, and spent the next twenty minutes being more defensive than persuasive, which did neither of them any favors. He used the word evidence. She used the word content. Neither landed the way either of them meant it to.</w:t></w:r></w:p><w:p><w:pPr><w:spacing w:line="400" w:lineRule="auto"/><w:ind w:firstLine="440"/><w:jc w:val="both"/><w:rPr><w:rFonts w:ascii="Georgia" w:hAnsi="Georgia"/><w:color w:val="2B2B2B"/><w:sz w:val="26"/></w:rPr></w:pPr><w:r><w:rPr><w:rFonts w:ascii="Georgia" w:hAnsi="Georgia"/><w:color w:val="2B2B2B"/><w:sz w:val="26"/></w:rPr><w:t xml:space="preserve">“It’s not the government exactly,” he told her eventually, over coffee in a diner outside Lissome that smelled of fryer oil and burnt coffee in roughly equal measure, its vinyl booths patched with duct tape gone the same amber as the coffee itself, a bell </w:t></w:r><w:r><w:rPr><w:rFonts w:ascii="Georgia" w:hAnsi="Georgia"/><w:color w:val="2B2B2B"/><w:sz w:val="26"/></w:rPr><w:lastRenderedPageBreak/><w:t>over the door that hadn’t rung true in a decade. Nora had chosen it because it still took cash and, she suspected, still kept its receipts on paper, and mostly because it put a table between them. “It’s whoever the government calls when the government doesn’t want to be the one who called.”</w:t></w:r></w:p><w:p><w:pPr><w:spacing w:line="400" w:lineRule="auto"/><w:ind w:firstLine="440"/><w:jc w:val="both"/><w:rPr><w:rFonts w:ascii="Georgia" w:hAnsi="Georgia"/><w:color w:val="2B2B2B"/><w:sz w:val="26"/></w:rPr></w:pPr><w:r><w:rPr><w:rFonts w:ascii="Georgia" w:hAnsi="Georgia"/><w:color w:val="2B2B2B"/><w:sz w:val="26"/></w:rPr><w:t>The diner was called UNIT and two letters had burned out years ago, so the sign said UN T in red neon that buzzed over the lot. A semi idled on the shoulder. Inside, a radio was doing a country song with the treble broken. Nora sat with her back to the wall because that was what you did after a week of strangers. Jesse talked with his hands and then made himself stop. The coffee was burnt and honest. When they stood to leave the bell over the door gave its false note, and the lot was sodium-yellow and cold enough that their breath showed.</w:t></w:r></w:p><w:p><w:pPr><w:spacing w:line="400" w:lineRule="auto"/><w:ind w:firstLine="440"/><w:jc w:val="both"/><w:rPr><w:rFonts w:ascii="Georgia" w:hAnsi="Georgia"/><w:color w:val="2B2B2B"/><w:sz w:val="26"/></w:rPr></w:pPr><w:r><w:rPr><w:rFonts w:ascii="Georgia" w:hAnsi="Georgia"/><w:color w:val="2B2B2B"/><w:sz w:val="26"/></w:rPr><w:t xml:space="preserve">He arrived with a recorder the size of a cigarette pack and the expression of a man who had practiced </w:t></w:r><w:r><w:rPr><w:rFonts w:ascii="Georgia" w:hAnsi="Georgia"/><w:color w:val="2B2B2B"/><w:sz w:val="26"/></w:rPr><w:lastRenderedPageBreak/><w:t>looking harmless. She told him, before the coffee landed, that if this was about subscribers he could pay for his own pie and leave. He said it was not about subscribers. She said that was a subscriber sentence. The waitress, who had seen worse, left a laminated breakfast menu neither of them opened. Outside, a truck took a corner too fast and threw gravel against the glass. Both of them looked. Neither of them liked that they had looked together.</w:t></w:r></w:p><w:p><w:pPr><w:spacing w:line="400" w:lineRule="auto"/><w:ind w:firstLine="440"/><w:jc w:val="both"/><w:rPr><w:rFonts w:ascii="Georgia" w:hAnsi="Georgia"/><w:color w:val="2B2B2B"/><w:sz w:val="26"/></w:rPr></w:pPr><w:r><w:rPr><w:rFonts w:ascii="Georgia" w:hAnsi="Georgia"/><w:color w:val="2B2B2B"/><w:sz w:val="26"/></w:rPr><w:t>Nora told him about Dominic eventually too, mostly because she had run out of people who hadn’t already decided she was lying or unwell. Jesse did not laugh, which she noted, and did not reach for his recorder, which she noted twice, and neither small mercy made her like him any better that afternoon. She agreed to keep talking to him the way you agree to share a lifeboat: not because you’ve warmed to the other passenger, but because the water doesn’t much care whether you have.</w:t></w:r></w:p><w:p><w:pPr><w:spacing w:line="400" w:lineRule="auto"/><w:ind w:firstLine="440"/><w:jc w:val="both"/><w:rPr><w:rFonts w:ascii="Georgia" w:hAnsi="Georgia"/><w:color w:val="2B2B2B"/><w:sz w:val="26"/></w:rPr></w:pPr><w:r><w:rPr><w:rFonts w:ascii="Georgia" w:hAnsi="Georgia"/><w:color w:val="2B2B2B"/><w:sz w:val="26"/></w:rPr><w:lastRenderedPageBreak/><w:t xml:space="preserve">They got a different kind of confirmation on the way out of the diner, when a man neither of them recognized — forgettable in the specific, aggressive way of someone who has practiced being forgettable, mid-height, mid-weight, a windbreaker the color of every other windbreaker in that parking lot — fell into step beside Nora and said, pleasantly, that he’d enjoyed her footage before the internet decided it hadn’t happened. He knew Dominic’s name. He knew Mabs’s. He knew, with a specificity that emptied Nora’s stomach in one motion, which bathroom she had sat in for a long time on Thanksgiving. He did not threaten her, not in any sentence a lawyer could have used. He said only that people who noticed things sometimes stopped being useful once they’d noticed enough of them, and that he would rather she stayed useful a while longer, and then he wished her a good night, spoke perfectly ordinary, unaccented English right up to the last </w:t></w:r><w:r><w:rPr><w:rFonts w:ascii="Georgia" w:hAnsi="Georgia"/><w:color w:val="2B2B2B"/><w:sz w:val="26"/></w:rPr><w:lastRenderedPageBreak/><w:t>word, and got into a car that pulled away without hurrying.</w:t></w:r></w:p><w:p><w:pPr><w:spacing w:line="400" w:lineRule="auto"/><w:ind w:firstLine="440"/><w:jc w:val="both"/><w:rPr><w:rFonts w:ascii="Georgia" w:hAnsi="Georgia"/><w:color w:val="2B2B2B"/><w:sz w:val="26"/></w:rPr></w:pPr><w:r><w:rPr><w:rFonts w:ascii="Georgia" w:hAnsi="Georgia"/><w:color w:val="2B2B2B"/><w:sz w:val="26"/></w:rPr><w:t xml:space="preserve">He was already gone. Jesse offered the recorder. Nora told him that if he turned it on she would throw it under a truck. He put it away. That was the first useful thing he did.</w:t></w:r></w:p><w:p><w:pPr><w:spacing w:line="400" w:lineRule="auto"/><w:ind w:firstLine="440"/><w:jc w:val="both"/><w:rPr><w:rFonts w:ascii="Georgia" w:hAnsi="Georgia"/><w:color w:val="2B2B2B"/><w:sz w:val="26"/></w:rPr></w:pPr><w:r><w:rPr><w:rFonts w:ascii="Georgia" w:hAnsi="Georgia"/><w:color w:val="2B2B2B"/><w:sz w:val="26"/></w:rPr><w:t xml:space="preserve">They sat back down because standing in a lit lot felt like volunteering. The waitress brought pie </w:t></w:r><w:r><w:rPr><w:rFonts w:ascii="Georgia" w:hAnsi="Georgia"/><w:color w:val="2B2B2B"/><w:sz w:val="26"/></w:rPr><w:lastRenderedPageBreak/><w:t>nobody had ordered and said the kitchen was closing whether they ate it or not. Jesse paid in cash. Nora watched the lot until the dark sedan’s absence became a fact instead of a hope. On the drive into town she made him recite every plate he could remember. He remembered none. He remembered the windbreaker. She said that was the point of the windbreaker.</w:t></w:r></w:p><w:p><w:pPr><w:spacing w:line="400" w:lineRule="auto"/><w:ind w:firstLine="440"/><w:jc w:val="both"/><w:rPr><w:rFonts w:ascii="Georgia" w:hAnsi="Georgia"/><w:color w:val="2B2B2B"/><w:sz w:val="26"/></w:rPr></w:pPr><w:r><w:rPr><w:rFonts w:ascii="Georgia" w:hAnsi="Georgia"/><w:color w:val="2B2B2B"/><w:sz w:val="26"/></w:rPr><w:t>Jesse wanted to call it in immediately, to whom, he couldn’t say, which was itself the problem. Nora wanted, more than she wanted to admit in front of a man she’d disliked at ninety seconds and still wasn’t sure about at ninety minutes, to know how many other people that man had said good night to, and whether all of them had believed, the way she almost did, that he’d meant it kindly.</w:t></w:r></w:p><w:p><w:pPr><w:spacing w:line="400" w:lineRule="auto"/><w:ind w:firstLine="440"/><w:jc w:val="both"/><w:rPr><w:rFonts w:ascii="Georgia" w:hAnsi="Georgia"/><w:color w:val="2B2B2B"/><w:sz w:val="26"/></w:rPr></w:pPr><w:r><w:rPr><w:rFonts w:ascii="Georgia" w:hAnsi="Georgia"/><w:color w:val="2B2B2B"/><w:sz w:val="26"/></w:rPr><w:t xml:space="preserve">They agreed on very little except the next step: find whoever had pulled her video, because whoever could make eighty seconds of wedding footage disappear from six platforms in under ten minutes, and then send a man to say good night to her in a parking lot, had resources neither a wedding videographer nor a podcaster possessed on their own, and resources, Jesse said, always led somewhere with a budget line, and a budget line always led somewhere with a building. Mabs had already called about the cars that would not leave the block. Nora put that on the same list as the man in the lot. Jesse did not argue. It was not yet a partnership either of them would have called friendship. It would take a fence in Nevada, and worse than a fence, before either of them used that word out loud.</w:t></w:r></w:p><w:p><w:pPr><w:spacing w:line="400" w:lineRule="auto"/><w:ind w:firstLine="440"/><w:jc w:val="both"/><w:rPr><w:rFonts w:ascii="Georgia" w:hAnsi="Georgia"/><w:color w:val="2B2B2B"/><w:sz w:val="26"/></w:rPr></w:pPr><w:r><w:rPr><w:rFonts w:ascii="Georgia" w:hAnsi="Georgia"/><w:color w:val="2B2B2B"/><w:sz w:val="26"/></w:rPr><w:t>Neither of them yet knew the building had a food court on top of it. They found that out later, the hard way, in a parking lot in Nevada, which is a sentence this book will get to.</w:t></w:r></w:p><w:p><w:pPr><w:spacing w:before="600" w:after="320" w:line="400" w:lineRule="auto"/><w:jc w:val="center"/><w:rPr><w:rFonts w:ascii="Georgia" w:eastAsia="Amazon Ember" w:hAnsi="Georgia" w:cs="Amazon Ember"/><w:b/><w:bCs/><w:color w:val="3B6EA5"/><w:szCs w:val="30"/></w:rPr></w:pPr><w:r><w:rPr><w:rFonts w:ascii="Georgia" w:eastAsia="Amazon Ember" w:hAnsi="Georgia" w:cs="Amazon Ember"/><w:b/><w:bCs/><w:color w:val="3B6EA5"/><w:szCs w:val="30"/></w:rPr><w:br w:type="page"/></w:r></w:p><w:p><w:pPr><w:spacing w:before="600" w:after="320" w:line="400" w:lineRule="auto"/><w:jc w:val="center"/><w:rPr><w:rFonts w:ascii="Georgia" w:eastAsia="Amazon Ember" w:hAnsi="Georgia" w:cs="Amazon Ember"/><w:b/><w:bCs/><w:color w:val="3B6EA5"/><w:szCs w:val="30"/></w:rPr></w:pPr><w:r><w:rPr><w:rFonts w:ascii="Georgia" w:eastAsia="Amazon Ember" w:hAnsi="Georgia" w:cs="Amazon Ember"/><w:b/><w:bCs/><w:color w:val="3B6EA5"/><w:szCs w:val="30"/></w:rPr><w:lastRenderedPageBreak/><w:br w:type="page"/></w:r></w:p><w:p><w:pPr><w:pStyle w:val="Heading1"/><w:spacing w:before="600" w:after="320" w:line="400" w:lineRule="auto"/><w:jc w:val="center"/><w:rPr><w:rFonts w:ascii="Georgia" w:hAnsi="Georgia"/><w:b/><w:color w:val="3B6EA5"/></w:rPr></w:pPr><w:r><w:rPr><w:rFonts w:ascii="Georgia" w:eastAsia="Amazon Ember" w:hAnsi="Georgia" w:cs="Amazon Ember"/><w:b/><w:bCs/><w:color w:val="3B6EA5"/><w:szCs w:val="30"/></w:rPr><w:lastRenderedPageBreak/><w:t>BOOK TWO</w:t></w:r></w:p><w:p><w:pPr><w:pStyle w:val="Heading2"/><w:spacing w:before="600" w:after="320" w:line="400" w:lineRule="auto"/><w:jc w:val="center"/><w:rPr><w:rFonts w:ascii="Georgia" w:hAnsi="Georgia"/><w:b/><w:color w:val="3B6EA5"/><w:sz w:val="28"/></w:rPr></w:pPr><w:r><w:rPr><w:rFonts w:ascii="Georgia" w:eastAsia="Amazon Ember" w:hAnsi="Georgia" w:cs="Amazon Ember"/><w:b/><w:bCs/><w:color w:val="3B6EA5"/><w:sz w:val="28"/><w:szCs w:val="30"/></w:rPr><w:t>THE JOINT SKY DIRECTORATE</w:t></w:r></w:p><w:p><w:pPr><w:spacing w:line="400" w:lineRule="auto"/><w:ind w:firstLine="440"/><w:jc w:val="both"/><w:rPr><w:rFonts w:ascii="Georgia" w:hAnsi="Georgia"/><w:color w:val="2B2B2B"/><w:sz w:val="26"/></w:rPr></w:pPr><w:r><w:rPr><w:rFonts w:ascii="Georgia" w:hAnsi="Georgia"/><w:iCs/><w:color w:val="2B2B2B"/><w:sz w:val="26"/></w:rPr><w:t>The year Brussels finally answered its own phone</w:t></w:r></w:p><w:p><w:pPr><w:spacing w:before="600" w:after="320" w:line="400" w:lineRule="auto"/><w:jc w:val="center"/><w:rPr><w:rFonts w:ascii="Georgia" w:hAnsi="Georgia"/><w:b/><w:color w:val="3B6EA5"/><w:sz w:val="28"/></w:rPr></w:pPr><w:r><w:rPr><w:rFonts w:ascii="Georgia" w:hAnsi="Georgia"/><w:b/><w:color w:val="3B6EA5"/><w:sz w:val="28"/></w:rPr><w:br w:type="page"/></w:r></w:p><w:p><w:pPr><w:pStyle w:val="Heading2"/><w:spacing w:before="600" w:after="320" w:line="400" w:lineRule="auto"/><w:jc w:val="center"/><w:rPr><w:rFonts w:ascii="Georgia" w:hAnsi="Georgia"/><w:b/><w:color w:val="3B6EA5"/><w:sz w:val="28"/></w:rPr></w:pPr><w:r><w:rPr><w:rFonts w:ascii="Georgia" w:hAnsi="Georgia"/><w:b/><w:color w:val="3B6EA5"/><w:sz w:val="28"/></w:rPr><w:lastRenderedPageBreak/><w:t>Brussels, Badly Lit</w:t></w:r></w:p><w:p><w:pPr><w:spacing w:after="40" w:line="400" w:lineRule="auto"/><w:ind w:left="440" w:right="320"/><w:rPr><w:rFonts w:ascii="Georgia" w:hAnsi="Georgia"/><w:i/><w:color w:val="2B2B2B"/><w:sz w:val="26"/></w:rPr></w:pPr><w:r><w:rPr><w:rFonts w:ascii="Georgia" w:hAnsi="Georgia"/><w:i/><w:iCs/><w:color w:val="2B2B2B"/><w:sz w:val="26"/><w:szCs w:val="20"/></w:rPr><w:t>On committees: a committee that has met continuously since 1947 is not, whatever it tells itself, still deciding. It is simply meeting.</w:t></w:r></w:p><w:p><w:pPr><w:spacing w:after="280" w:line="400" w:lineRule="auto"/><w:ind w:left="440" w:right="320"/><w:rPr><w:rFonts w:ascii="Georgia" w:hAnsi="Georgia"/><w:i/><w:color w:val="2B2B2B"/><w:sz w:val="26"/></w:rPr></w:pPr><w:r><w:rPr><w:rFonts w:ascii="Georgia" w:hAnsi="Georgia"/><w:i/><w:iCs/><w:color w:val="2B2B2B"/><w:sz w:val="26"/><w:szCs w:val="18"/></w:rPr><w:t>— The New Starter’s Handbook, uncleared draft</w:t></w:r></w:p><w:p><w:pPr><w:spacing w:line="400" w:lineRule="auto"/><w:ind w:firstLine="440"/><w:jc w:val="both"/><w:rPr><w:rFonts w:ascii="Georgia" w:hAnsi="Georgia"/><w:color w:val="2B2B2B"/><w:sz w:val="26"/></w:rPr></w:pPr><w:r><w:rPr><w:rFonts w:ascii="Georgia" w:hAnsi="Georgia"/><w:color w:val="2B2B2B"/><w:sz w:val="26"/></w:rPr><w:t xml:space="preserve">The Joint Sky Directorate met in a building three blocks from NATO headquarters, a squat 1970s concrete block that had, on its directory, the word LOGISTICS and nothing else, which fooled precisely no one who had ever needed to deliver a package there and been asked for four forms of identification by a logistics company. The conference room smelled of instant coffee and the particular dust that settles on venetian blinds nobody has opened in a decade, and the overhead light had a flicker in its left third that three separate </w:t></w:r><w:r><w:rPr><w:rFonts w:ascii="Georgia" w:hAnsi="Georgia"/><w:color w:val="2B2B2B"/><w:sz w:val="26"/></w:rPr><w:lastRenderedPageBreak/><w:t>facilities requests had failed to fix, which was where the chapter’s name came from.</w:t></w:r></w:p><w:p><w:pPr><w:spacing w:line="400" w:lineRule="auto"/><w:ind w:firstLine="440"/><w:jc w:val="both"/><w:rPr><w:rFonts w:ascii="Georgia" w:hAnsi="Georgia"/><w:color w:val="2B2B2B"/><w:sz w:val="26"/></w:rPr></w:pPr><w:r><w:rPr><w:rFonts w:ascii="Georgia" w:hAnsi="Georgia"/><w:color w:val="2B2B2B"/><w:sz w:val="26"/></w:rPr><w:t>Halvorsen sat with her back to the flicker on purpose. The table was laminate pretending to be walnut and sticky at one corner where a cup had lived too long. Duval’s unlit cigarette left a ghost of dry tobacco on the air every time he rolled it. Berthold’s triplicate paper made a dry shuffle that got into Dana’s teeth. Cole’s suit was the only new thing in the room; it still had the shop-crease at the sleeve. Whitcombe’s coat, hung on the chair behind him, smelled faintly of rain and a wool shop on a street Dana had not been told the name of. Outside, a tram bell. Inside, the HVAC dropped a single metallic tick onto the minutes every ninety seconds, which Berthold once tried to have entered as an interruption.</w:t></w:r></w:p><w:p><w:pPr><w:spacing w:line="400" w:lineRule="auto"/><w:ind w:firstLine="440"/><w:jc w:val="both"/><w:rPr><w:rFonts w:ascii="Georgia" w:hAnsi="Georgia"/><w:color w:val="2B2B2B"/><w:sz w:val="26"/></w:rPr></w:pPr><w:r><w:rPr><w:rFonts w:ascii="Georgia" w:hAnsi="Georgia"/><w:color w:val="2B2B2B"/><w:sz w:val="26"/></w:rPr><w:t xml:space="preserve">Dana flew in on a plane that smelled of recycled air and orange peel and landed under a Brussels sky </w:t></w:r><w:r><w:rPr><w:rFonts w:ascii="Georgia" w:hAnsi="Georgia"/><w:color w:val="2B2B2B"/><w:sz w:val="26"/></w:rPr><w:lastRenderedPageBreak/><w:t>the color of wet newspaper. The taxi from the airport took the long way around a construction barrier and a roundabout that had given up on signage. The logistics building did not look like a secret. It looked like a place that ordered toner in bulk. A man at the desk asked for four forms of identification and then, after a pause that was its own small insult, a fifth. The elevator shuddered. The corridor carpet was a brown that had been chosen to hide sins. Dana sat against the wall outside the conference room and listened to Berthold’s voice through the door, building a theory she already knew would not survive Whitcombe.</w:t></w:r></w:p><w:p><w:pPr><w:spacing w:line="400" w:lineRule="auto"/><w:ind w:firstLine="440"/><w:jc w:val="both"/><w:rPr><w:rFonts w:ascii="Georgia" w:hAnsi="Georgia"/><w:color w:val="2B2B2B"/><w:sz w:val="26"/></w:rPr></w:pPr><w:r><w:rPr><w:rFonts w:ascii="Georgia" w:hAnsi="Georgia"/><w:color w:val="2B2B2B"/><w:sz w:val="26"/></w:rPr><w:t xml:space="preserve">Director-General Ingrid Halvorsen — sixty, silver hair cut short, a Norwegian vowel still audible under thirty years of English — ran the room by being the only calm person in it.</w:t></w:r></w:p><w:p><w:pPr><w:spacing w:line="400" w:lineRule="auto"/><w:ind w:firstLine="440"/><w:jc w:val="both"/><w:rPr><w:rFonts w:ascii="Georgia" w:hAnsi="Georgia"/><w:color w:val="2B2B2B"/><w:sz w:val="26"/></w:rPr></w:pPr><w:r><w:rPr><w:rFonts w:ascii="Georgia" w:hAnsi="Georgia"/><w:color w:val="2B2B2B"/><w:sz w:val="26"/></w:rPr><w:t xml:space="preserve">Colonel Buchanan’s escalation from the Indiana desk sat at the center of the table: a wedding video that would not stay deleted, an alpaca with, in </w:t></w:r><w:r><w:rPr><w:rFonts w:ascii="Georgia" w:hAnsi="Georgia"/><w:color w:val="2B2B2B"/><w:sz w:val="26"/></w:rPr><w:lastRenderedPageBreak/><w:t>Whitcombe’s phrase, “apparently better clearance than several of the people in this room,” and a wave of similar sightings that Priya Chen’s pattern — now formally adopted, uncredited, as “the Chen index,” a fact that would infuriate Priya for exactly as long as it took Halvorsen to fix it — placed on a curve that had not looked this steep since 1947.</w:t></w:r></w:p><w:p><w:pPr><w:spacing w:line="400" w:lineRule="auto"/><w:ind w:firstLine="440"/><w:jc w:val="both"/><w:rPr><w:rFonts w:ascii="Georgia" w:hAnsi="Georgia"/><w:color w:val="2B2B2B"/><w:sz w:val="26"/></w:rPr></w:pPr><w:r><w:rPr><w:rFonts w:ascii="Georgia" w:hAnsi="Georgia"/><w:color w:val="2B2B2B"/><w:sz w:val="26"/></w:rPr><w:t xml:space="preserve">Agent Berthold, before Duval got that far, had already spent eleven minutes building a considerably more confident theory: that the wedding-video anomaly was, in fact, the visible signature of a Russian electromagnetic-pulse test being run under cover of a civilian celebration, a hypothesis he supported with a chart, three appendices, and a tone that made revising it seem like a personal insult to the chart. Whitcombe let him finish, entirely out of professional courtesy, before pointing out, gently, that Russia had not tested an alpaca since roughly the fall of the Soviet </w:t></w:r><w:r><w:rPr><w:rFonts w:ascii="Georgia" w:hAnsi="Georgia"/><w:color w:val="2B2B2B"/><w:sz w:val="26"/></w:rPr><w:lastRenderedPageBreak/><w:t>Union and was unlikely to start now over a wedding in Indiana. Berthold amended the theory rather than abandoning it, on the grounds that the alpaca could plausibly be a delivery mechanism, and was still drafting the revision when Halvorsen moved the meeting along.</w:t></w:r></w:p><w:p><w:pPr><w:spacing w:line="400" w:lineRule="auto"/><w:ind w:firstLine="440"/><w:jc w:val="both"/><w:rPr><w:rFonts w:ascii="Georgia" w:hAnsi="Georgia"/><w:color w:val="2B2B2B"/><w:sz w:val="26"/></w:rPr></w:pPr><w:r><w:rPr><w:rFonts w:ascii="Georgia" w:hAnsi="Georgia"/><w:color w:val="2B2B2B"/><w:sz w:val="26"/></w:rPr><w:t>Agent Duval proposed, not entirely seriously, that the Directorate consider a formal overture: a translated greeting, offered in good faith, along the old model. Whitcombe reminded the table, with the weary patience of a man who had read the same file three times, that the last recorded attempt at exactly that — three men and a flag, walking toward a hatch in a field in the previous century — was remembered chiefly for how briefly it had lasted. Duval withdrew the suggestion. Nobody minuted whose idea it had originally been, which everybody at the table understood to be its own small mercy.</w:t></w:r></w:p><w:p><w:pPr><w:spacing w:line="400" w:lineRule="auto"/><w:ind w:firstLine="440"/><w:jc w:val="both"/><w:rPr><w:rFonts w:ascii="Georgia" w:hAnsi="Georgia"/><w:color w:val="2B2B2B"/><w:sz w:val="26"/></w:rPr></w:pPr><w:r><w:rPr><w:rFonts w:ascii="Georgia" w:hAnsi="Georgia"/><w:color w:val="2B2B2B"/><w:sz w:val="26"/></w:rPr><w:lastRenderedPageBreak/><w:t>Minutes later recorded that the Directorate had ‘considered outreach and declined, pending further study.’ Whitcombe, reading them over, murmured that pending further study was how the British service spelled we already know. Nobody asked him to repeat it. Berthold asked him to initial the German copy anyway.</w:t></w:r></w:p><w:p><w:pPr><w:spacing w:line="400" w:lineRule="auto"/><w:ind w:firstLine="440"/><w:jc w:val="both"/><w:rPr><w:rFonts w:ascii="Georgia" w:hAnsi="Georgia"/><w:color w:val="2B2B2B"/><w:sz w:val="26"/></w:rPr></w:pPr><w:r><w:rPr><w:rFonts w:ascii="Georgia" w:hAnsi="Georgia"/><w:color w:val="2B2B2B"/><w:sz w:val="26"/></w:rPr><w:t>There was, underneath the comedy, a harder current in the room that week, one Halvorsen did her best to keep off the record: certain capitals wanted a decisive result before Starfall, not another briefing paper. Decisive, in the vocabulary the Directorate’s political masters preferred, rarely meant conversation, and Colonel Buchanan, alone at the table, did not think that vocabulary was wrong.</w:t></w:r></w:p><w:p><w:pPr><w:spacing w:line="400" w:lineRule="auto"/><w:ind w:firstLine="440"/><w:jc w:val="both"/><w:rPr><w:rFonts w:ascii="Georgia" w:hAnsi="Georgia"/><w:color w:val="2B2B2B"/><w:sz w:val="26"/></w:rPr></w:pPr><w:r><w:rPr><w:rFonts w:ascii="Georgia" w:hAnsi="Georgia"/><w:color w:val="2B2B2B"/><w:sz w:val="26"/></w:rPr><w:t xml:space="preserve">Cole had brought a paper from a committee that did not use the Directorate’s name on letterhead. It asked, in language that had been lawyered until it </w:t></w:r><w:r><w:rPr><w:rFonts w:ascii="Georgia" w:hAnsi="Georgia"/><w:color w:val="2B2B2B"/><w:sz w:val="26"/></w:rPr><w:lastRenderedPageBreak/><w:t>could deny having asked, whether a demonstration of force before Starfall would simplify the afterward. Berthold wanted the demonstration to be legal. Duval wanted it to be French. Whitcombe wanted it not to be a demonstration at all. Buchanan sat with her hands flat on the table and said that conversation without a loaded alternative was a hobby. Halvorsen let them talk until the flicker in the left third of the light became the loudest thing in the room, and then she said the Directorate’s job was still to know, not to finish.</w:t></w:r></w:p><w:p><w:pPr><w:spacing w:line="400" w:lineRule="auto"/><w:ind w:firstLine="440"/><w:jc w:val="both"/><w:rPr><w:rFonts w:ascii="Georgia" w:hAnsi="Georgia"/><w:color w:val="2B2B2B"/><w:sz w:val="26"/></w:rPr></w:pPr><w:r><w:rPr><w:rFonts w:ascii="Georgia" w:hAnsi="Georgia"/><w:color w:val="2B2B2B"/><w:sz w:val="26"/></w:rPr><w:t>Afterward, in the corridor that smelled of wet coats, Cole told Dana that knowing had a shelf life. “Once the sky is busy,” Cole said, “the people with flags will not wait for your minutes.” Dana asked who Cole answered to when the flags disagreed. Cole smiled the way people smile when the answer is a building you are not cleared to stand in front of.</w:t></w:r></w:p><w:p><w:pPr><w:spacing w:line="400" w:lineRule="auto"/><w:ind w:firstLine="440"/><w:jc w:val="both"/><w:rPr><w:rFonts w:ascii="Georgia" w:hAnsi="Georgia"/><w:color w:val="2B2B2B"/><w:sz w:val="26"/></w:rPr></w:pPr><w:r><w:rPr><w:rFonts w:ascii="Georgia" w:hAnsi="Georgia"/><w:color w:val="2B2B2B"/><w:sz w:val="26"/></w:rPr><w:lastRenderedPageBreak/><w:t>“We have a private citizen,” Halvorsen said, “circling this case with a podcast host and better raw footage than our own field office collected. We can recruit her, surveil her, or ignore her, and I would like it on the record that ignoring her is not actually one of the three options, whatever Agent Duval’s face is currently suggesting.”</w:t></w:r></w:p><w:p><w:pPr><w:spacing w:line="400" w:lineRule="auto"/><w:ind w:firstLine="440"/><w:jc w:val="both"/><w:rPr><w:rFonts w:ascii="Georgia" w:hAnsi="Georgia"/><w:color w:val="2B2B2B"/><w:sz w:val="26"/></w:rPr></w:pPr><w:r><w:rPr><w:rFonts w:ascii="Georgia" w:hAnsi="Georgia"/><w:color w:val="2B2B2B"/><w:sz w:val="26"/></w:rPr><w:t xml:space="preserve">Duval’s face suggested a great deal. Halvorsen moved on anyway, to the part of the briefing that mattered: whatever had first noticed Earth’s radio chatter back in 1947 had waited thirty-three years before doing anything about it, and the thing it eventually did, forty-six years ago, was start growing a generation of infiltrators disguised as somebody else’s children. The Directorate’s own shorthand for the whole apparatus — the ship, the hybrids, the patient decades of paperwork behind both — had been, since before anyone currently in the room was cleared to ask why, the Feed. And Halo Systems — a </w:t></w:r><w:r><w:rPr><w:rFonts w:ascii="Georgia" w:hAnsi="Georgia"/><w:color w:val="2B2B2B"/><w:sz w:val="26"/></w:rPr><w:lastRenderedPageBreak/><w:t>satellite company that sold the world cheap orbital internet, and had, beneath that business, run the Directorate’s only real operational arm for eleven years — had just built the Feed the biggest broadcast in human history to finish what it started, in the form of a global event called Starfall, two weeks out.</w:t></w:r></w:p><w:p><w:pPr><w:spacing w:line="400" w:lineRule="auto"/><w:ind w:firstLine="440"/><w:jc w:val="both"/><w:rPr><w:rFonts w:ascii="Georgia" w:hAnsi="Georgia"/><w:color w:val="2B2B2B"/><w:sz w:val="26"/></w:rPr></w:pPr><w:r><w:rPr><w:rFonts w:ascii="Georgia" w:hAnsi="Georgia"/><w:color w:val="2B2B2B"/><w:sz w:val="26"/></w:rPr><w:t>“Get me Kade,” Halvorsen finished, “and get me the wedding videographer. In that order, because he’ll actually answer the phone.”</w:t></w:r></w:p><w:p><w:pPr><w:spacing w:line="400" w:lineRule="auto"/><w:ind w:firstLine="440"/><w:jc w:val="both"/><w:rPr><w:rFonts w:ascii="Georgia" w:hAnsi="Georgia"/><w:color w:val="2B2B2B"/><w:sz w:val="26"/></w:rPr></w:pPr><w:r><w:rPr><w:rFonts w:ascii="Georgia" w:hAnsi="Georgia"/><w:color w:val="2B2B2B"/><w:sz w:val="26"/></w:rPr><w:t xml:space="preserve">Kade did not answer the first call. He answered the third, from a number Halvorsen kept on a card in her wallet rather than in any phone the building issued. Dana only heard Halvorsen’s side: the wedding video, the animal, the curve, the eight-then-two weeks. Then Halvorsen said, very clearly, “If Halo runs Starfall as a consumer product while this is sitting in the Trojan swarm, I will treat the broadcast as an unlicensed weapon.” She hung up and looked at Dana. “He’ll take that as a briefing,” she said. “He always does.”</w:t></w:r></w:p><w:p><w:pPr><w:spacing w:before="600" w:after="320" w:line="400" w:lineRule="auto"/><w:jc w:val="center"/><w:rPr><w:rFonts w:ascii="Georgia" w:hAnsi="Georgia"/><w:b/><w:color w:val="3B6EA5"/><w:sz w:val="28"/></w:rPr></w:pPr><w:r><w:rPr><w:rFonts w:ascii="Georgia" w:hAnsi="Georgia"/><w:b/><w:color w:val="3B6EA5"/><w:sz w:val="28"/></w:rPr><w:br w:type="page"/></w:r></w:p><w:p><w:pPr><w:pStyle w:val="Heading2"/><w:spacing w:before="600" w:after="320" w:line="400" w:lineRule="auto"/><w:jc w:val="center"/><w:rPr><w:rFonts w:ascii="Georgia" w:hAnsi="Georgia"/><w:b/><w:color w:val="3B6EA5"/><w:sz w:val="28"/></w:rPr></w:pPr><w:r><w:rPr><w:rFonts w:ascii="Georgia" w:hAnsi="Georgia"/><w:b/><w:color w:val="3B6EA5"/><w:sz w:val="28"/></w:rPr><w:lastRenderedPageBreak/><w:t>The Company That Owns the Sky</w:t></w:r></w:p><w:p><w:pPr><w:spacing w:after="40" w:line="400" w:lineRule="auto"/><w:ind w:left="440" w:right="320"/><w:rPr><w:rFonts w:ascii="Georgia" w:hAnsi="Georgia"/><w:i/><w:color w:val="2B2B2B"/><w:sz w:val="26"/></w:rPr></w:pPr><w:r><w:rPr><w:rFonts w:ascii="Georgia" w:hAnsi="Georgia"/><w:i/><w:iCs/><w:color w:val="2B2B2B"/><w:sz w:val="26"/><w:szCs w:val="20"/></w:rPr><w:t>On cover stories: the best lie is a profitable one. A profitable lie audits itself.</w:t></w:r></w:p><w:p><w:pPr><w:spacing w:after="280" w:line="400" w:lineRule="auto"/><w:ind w:left="440" w:right="320"/><w:rPr><w:rFonts w:ascii="Georgia" w:hAnsi="Georgia"/><w:i/><w:color w:val="2B2B2B"/><w:sz w:val="26"/></w:rPr></w:pPr><w:r><w:rPr><w:rFonts w:ascii="Georgia" w:hAnsi="Georgia"/><w:i/><w:iCs/><w:color w:val="2B2B2B"/><w:sz w:val="26"/><w:szCs w:val="18"/></w:rPr><w:t>— The New Starter’s Handbook, uncleared draft</w:t></w:r></w:p><w:p><w:pPr><w:spacing w:line="400" w:lineRule="auto"/><w:ind w:firstLine="440"/><w:jc w:val="both"/><w:rPr><w:rFonts w:ascii="Georgia" w:hAnsi="Georgia"/><w:color w:val="2B2B2B"/><w:sz w:val="26"/></w:rPr></w:pPr><w:r><w:rPr><w:rFonts w:ascii="Georgia" w:hAnsi="Georgia"/><w:color w:val="2B2B2B"/><w:sz w:val="26"/></w:rPr><w:t xml:space="preserve">Halo Systems sold the world orbital internet from a campus that had been, in a previous decade, a suburban shopping mall, which meant its planetary defense apparatus ran beneath a food court a sentimental facilities director had refused to fully demolish; the escalators still worked, the fountain in the atrium still ran, and the whole building still carried, under the fresh paint, the specific echoing acoustics of a place built for teenagers to loiter in. Dana, summoned upstairs and then, disorientingly, downstairs again, was shown a lobby, a gift shop, and a livestream studio where a rotating cast of employees unboxed the company’s </w:t></w:r><w:r><w:rPr><w:rFonts w:ascii="Georgia" w:hAnsi="Georgia"/><w:color w:val="2B2B2B"/><w:sz w:val="26"/></w:rPr><w:lastRenderedPageBreak/><w:t>consumer hardware for millions of weekly subscribers — a cover so profitable in its own right that Dana understood immediately why it had lasted eleven years without anyone official noticing.</w:t></w:r></w:p><w:p><w:pPr><w:spacing w:line="400" w:lineRule="auto"/><w:ind w:firstLine="440"/><w:jc w:val="both"/><w:rPr><w:rFonts w:ascii="Georgia" w:hAnsi="Georgia"/><w:color w:val="2B2B2B"/><w:sz w:val="26"/></w:rPr></w:pPr><w:r><w:rPr><w:rFonts w:ascii="Georgia" w:hAnsi="Georgia"/><w:color w:val="2B2B2B"/><w:sz w:val="26"/></w:rPr><w:t>Dana arrived by rideshare because the campus directory still listed the address as a shopping plaza. She walked in under a sign that had once said FOOD COURT and now said CAMPUS B in the same tired typeface. The fountain in the atrium ran. A teenager on a bench ate pretzels from a wax bag. Escalators clanked. Trip Calloway met her at the gift shop with a lanyard and a smile calibrated for livestreams, steered her past a stack of branded water bottles, and only then through the EMPLOYEES door. The temperature dropped ten degrees in ten steps. The second door had no handle on this side. It opened inward on a hush that made her ears ring.</w:t></w:r></w:p><w:p><w:pPr><w:spacing w:line="400" w:lineRule="auto"/><w:ind w:firstLine="440"/><w:jc w:val="both"/><w:rPr><w:rFonts w:ascii="Georgia" w:hAnsi="Georgia"/><w:color w:val="2B2B2B"/><w:sz w:val="26"/></w:rPr></w:pPr><w:r><w:rPr><w:rFonts w:ascii="Georgia" w:hAnsi="Georgia"/><w:color w:val="2B2B2B"/><w:sz w:val="26"/></w:rPr><w:t xml:space="preserve">The gift shop sold a mug that said I SAW THE SKY and a child’s cap that said STARFALL CREW. </w:t></w:r><w:r><w:rPr><w:rFonts w:ascii="Georgia" w:hAnsi="Georgia"/><w:color w:val="2B2B2B"/><w:sz w:val="26"/></w:rPr><w:lastRenderedPageBreak/><w:t>Dana turned the cap in her hands. Trip said they moved units. She put it back as if it might go off.</w:t></w:r></w:p><w:p><w:pPr><w:spacing w:line="400" w:lineRule="auto"/><w:ind w:firstLine="440"/><w:jc w:val="both"/><w:rPr><w:rFonts w:ascii="Georgia" w:hAnsi="Georgia"/><w:color w:val="2B2B2B"/><w:sz w:val="26"/></w:rPr></w:pPr><w:r><w:rPr><w:rFonts w:ascii="Georgia" w:hAnsi="Georgia"/><w:color w:val="2B2B2B"/><w:sz w:val="26"/></w:rPr><w:t>Kade did not give tours so much as he allowed walking. They passed a room of people unboxing routers for a camera, a joke so complete it had its own lighting grid. Dana asked how many of them knew. Kade said enough and not enough, which she recognized as the only two quantities the job ever produced. In the control room a junior operator tried to hide a sandwich and failed. The hum on the globe overlay snagged, briefly, over Indiana, and then over a patch of Nevada that the map still labeled as nothing. Kade tapped Nevada once, as if greeting a neighbor he did not like.</w:t></w:r></w:p><w:p><w:pPr><w:spacing w:line="400" w:lineRule="auto"/><w:ind w:firstLine="440"/><w:jc w:val="both"/><w:rPr><w:rFonts w:ascii="Georgia" w:hAnsi="Georgia"/><w:color w:val="2B2B2B"/><w:sz w:val="26"/></w:rPr></w:pPr><w:r><w:rPr><w:rFonts w:ascii="Georgia" w:hAnsi="Georgia"/><w:color w:val="2B2B2B"/><w:sz w:val="26"/></w:rPr><w:t xml:space="preserve">Below the food court, past a door marked EMPLOYEES and a second door marked nothing at all, a control room made the Desk’s basement look like the joke everyone already knew it was: cold air, blue light, the low electrical hum of servers that </w:t></w:r><w:r><w:rPr><w:rFonts w:ascii="Georgia" w:hAnsi="Georgia"/><w:color w:val="2B2B2B"/><w:sz w:val="26"/></w:rPr><w:lastRenderedPageBreak/><w:t>never slept, and none of the microwaved-lunch smell that had followed Dana up from Indiana. Screens tracked orbital debris, weather, and a live global overlay of the exact hum Priya had spent months chasing, mapped in real time by people who had clearly been mapping it since long before the Desk existed.</w:t></w:r></w:p><w:p><w:pPr><w:spacing w:line="400" w:lineRule="auto"/><w:ind w:firstLine="440"/><w:jc w:val="both"/><w:rPr><w:rFonts w:ascii="Georgia" w:hAnsi="Georgia"/><w:color w:val="2B2B2B"/><w:sz w:val="26"/></w:rPr></w:pPr><w:r><w:rPr><w:rFonts w:ascii="Georgia" w:hAnsi="Georgia"/><w:color w:val="2B2B2B"/><w:sz w:val="26"/></w:rPr><w:t>Someone handed her a headset she did not put on. A tech in a black zip-up tracked a cursor across the Pacific and swore, quietly, in a language Dana did not have. The overlay of Priya’s hum — now Halo’s hum, and older — crawled the globe in a sickly green. Kade did not raise his voice. He unrolled the survey on a table that still had a cup ring from somebody’s energy drink and tapped Jupiter as if it were a problem in a textbook.</w:t></w:r></w:p><w:p><w:pPr><w:spacing w:line="400" w:lineRule="auto"/><w:ind w:firstLine="440"/><w:jc w:val="both"/><w:rPr><w:rFonts w:ascii="Georgia" w:hAnsi="Georgia"/><w:color w:val="2B2B2B"/><w:sz w:val="26"/></w:rPr></w:pPr><w:r><w:rPr><w:rFonts w:ascii="Georgia" w:hAnsi="Georgia"/><w:color w:val="2B2B2B"/><w:sz w:val="26"/></w:rPr><w:t xml:space="preserve">Elias Kade — mid-fifties, silver crew cut, the kind of permanent squint pilots and astronauts keep long after they’ve stopped needing to read an </w:t></w:r><w:r><w:rPr><w:rFonts w:ascii="Georgia" w:hAnsi="Georgia"/><w:color w:val="2B2B2B"/><w:sz w:val="26"/></w:rPr><w:lastRenderedPageBreak/><w:t>instrument panel in bright sun, a voice pitched low and level and built for delivering bad news to a room without raising it — introduced himself the way a man does who has stopped needing the introduction to do any work for him. He offered Dana a chair and the truth, in that order, which she was coming to recognize as the higher compliment in this line of work.</w:t></w:r></w:p><w:p><w:pPr><w:spacing w:line="400" w:lineRule="auto"/><w:ind w:firstLine="440"/><w:jc w:val="both"/><w:rPr><w:rFonts w:ascii="Georgia" w:hAnsi="Georgia"/><w:color w:val="2B2B2B"/><w:sz w:val="26"/></w:rPr></w:pPr><w:r><w:rPr><w:rFonts w:ascii="Georgia" w:hAnsi="Georgia"/><w:color w:val="2B2B2B"/><w:sz w:val="26"/></w:rPr><w:t>“We used to tell new arrivals it came from somewhere far away,” Kade said. “It’s a better story. People like a war with a commute. The truth is worse for morale and better for physics.”</w:t></w:r></w:p><w:p><w:pPr><w:spacing w:line="400" w:lineRule="auto"/><w:ind w:firstLine="440"/><w:jc w:val="both"/><w:rPr><w:rFonts w:ascii="Georgia" w:hAnsi="Georgia"/><w:color w:val="2B2B2B"/><w:sz w:val="26"/></w:rPr></w:pPr><w:r><w:rPr><w:rFonts w:ascii="Georgia" w:hAnsi="Georgia"/><w:color w:val="2B2B2B"/><w:sz w:val="26"/></w:rPr><w:t xml:space="preserve">Before the survey came out, Kade walked her past a glass office that still said GOVERNMENT RELATIONS on the door from the mall-conversion year. Trip Calloway was in it, on a call, saying the words scheduled maintenance to someone who wanted a press release. Kade did not lower his voice. “That office is how we stay a company,” he said. </w:t></w:r><w:r><w:rPr><w:rFonts w:ascii="Georgia" w:hAnsi="Georgia"/><w:color w:val="2B2B2B"/><w:sz w:val="26"/></w:rPr><w:lastRenderedPageBreak/><w:t>“This floor is how we stay a problem the companies can still sit next to. Eleven years ago Halvorsen needed an operational arm that would not show up in a defense budget. I needed a license to put metal over every city that would buy internet. We signed the ugly version of both sentences.”</w:t></w:r></w:p><w:p><w:pPr><w:spacing w:line="400" w:lineRule="auto"/><w:ind w:firstLine="440"/><w:jc w:val="both"/><w:rPr><w:rFonts w:ascii="Georgia" w:hAnsi="Georgia"/><w:color w:val="2B2B2B"/><w:sz w:val="26"/></w:rPr></w:pPr><w:r><w:rPr><w:rFonts w:ascii="Georgia" w:hAnsi="Georgia"/><w:color w:val="2B2B2B"/><w:sz w:val="26"/></w:rPr><w:t xml:space="preserve">Government Relations still had the mall’s old tile in one corner, a square of terrazzo nobody had budgeted to replace. Trip’s headset light blinked green. Through the glass, the livestream studio threw a white that made the control-room hallway look like evening. Somewhere a pretzels warmer from the conversion year still ran on a timer; the sweet-salt smell reached this floor when the air handlers changed shift. Kade’s own office, when they reached it, was colder. A flight jacket on a hook. A photograph of Milo on a bike, the colors slightly wrong, as if the printer had been guessing. The </w:t></w:r><w:r><w:rPr><w:rFonts w:ascii="Georgia" w:hAnsi="Georgia"/><w:color w:val="2B2B2B"/><w:sz w:val="26"/></w:rPr><w:lastRenderedPageBreak/><w:t>window looked onto the parking lot and a sign that still advertised mattresses.</w:t></w:r></w:p><w:p><w:pPr><w:spacing w:line="400" w:lineRule="auto"/><w:ind w:firstLine="440"/><w:jc w:val="both"/><w:rPr><w:rFonts w:ascii="Georgia" w:hAnsi="Georgia"/><w:color w:val="2B2B2B"/><w:sz w:val="26"/></w:rPr></w:pPr><w:r><w:rPr><w:rFonts w:ascii="Georgia" w:hAnsi="Georgia"/><w:color w:val="2B2B2B"/><w:sz w:val="26"/></w:rPr><w:t>Dana asked who could unsign them. Kade said Buchanan thought she could, every time she sent an authorization that treated Halo like a contractor instead of a country that happened to file quarterly reports. “She’s not wrong that we built the microphone,” he said. “She’s wrong that the people who paid for the satellites get to choose the song without hearing it first.”</w:t></w:r></w:p><w:p><w:pPr><w:spacing w:line="400" w:lineRule="auto"/><w:ind w:firstLine="440"/><w:jc w:val="both"/><w:rPr><w:rFonts w:ascii="Georgia" w:hAnsi="Georgia"/><w:color w:val="2B2B2B"/><w:sz w:val="26"/></w:rPr></w:pPr><w:r><w:rPr><w:rFonts w:ascii="Georgia" w:hAnsi="Georgia"/><w:color w:val="2B2B2B"/><w:sz w:val="26"/></w:rPr><w:t xml:space="preserve">Kade unrolled a decades-old astronomical survey with a patch of sky near Jupiter circled in a hand that wasn’t his. “They left home more than forty thousand years ago,” he said. “Their sun was already going wrong, and nobody has ever built anything faster than light, so they built something that didn’t need to be fast. It needed to hold a population instead of a crew. A generation ship. Everyone currently aboard was born aboard. </w:t></w:r><w:r><w:rPr><w:rFonts w:ascii="Georgia" w:hAnsi="Georgia"/><w:color w:val="2B2B2B"/><w:sz w:val="26"/></w:rPr><w:lastRenderedPageBreak/><w:t>Nobody currently making decisions has ever stood on the ground their species left.”</w:t></w:r></w:p><w:p><w:pPr><w:spacing w:line="400" w:lineRule="auto"/><w:ind w:firstLine="440"/><w:jc w:val="both"/><w:rPr><w:rFonts w:ascii="Georgia" w:hAnsi="Georgia"/><w:color w:val="2B2B2B"/><w:sz w:val="26"/></w:rPr></w:pPr><w:r><w:rPr><w:rFonts w:ascii="Georgia" w:hAnsi="Georgia"/><w:color w:val="2B2B2B"/><w:sz w:val="26"/></w:rPr><w:t>“They’re still traveling,” Dana guessed.</w:t></w:r></w:p><w:p><w:pPr><w:spacing w:line="400" w:lineRule="auto"/><w:ind w:firstLine="440"/><w:jc w:val="both"/><w:rPr><w:rFonts w:ascii="Georgia" w:hAnsi="Georgia"/><w:color w:val="2B2B2B"/><w:sz w:val="26"/></w:rPr></w:pPr><w:r><w:rPr><w:rFonts w:ascii="Georgia" w:hAnsi="Georgia"/><w:color w:val="2B2B2B"/><w:sz w:val="26"/></w:rPr><w:t xml:space="preserve">“They stopped traveling a long time ago. They’re parked in the Trojan swarm, sixty degrees ahead of Jupiter, tucked in with a crowd of dark rock the surveys had already agreed was boring. The hull is a few kilometers across. A moon would have been famous. Have been there for longer than anyone downstairs will tell me exactly. A great deal longer than forty-six years, which is the number you actually want. It has a name, according to Feld — several committees long, something that translates roughly as Vessel of Continuance, Charter Revised — and everyone currently aboard it, Feld included, just calls it the Boat.”</w:t></w:r></w:p><w:p><w:pPr><w:spacing w:line="400" w:lineRule="auto"/><w:ind w:firstLine="440"/><w:jc w:val="both"/><w:rPr><w:rFonts w:ascii="Georgia" w:hAnsi="Georgia"/><w:color w:val="2B2B2B"/><w:sz w:val="26"/></w:rPr></w:pPr><w:r><w:rPr><w:rFonts w:ascii="Georgia" w:hAnsi="Georgia"/><w:color w:val="2B2B2B"/><w:sz w:val="26"/></w:rPr><w:t>“What happened forty-six years ago?”</w:t></w:r></w:p><w:p><w:pPr><w:spacing w:line="400" w:lineRule="auto"/><w:ind w:firstLine="440"/><w:jc w:val="both"/><w:rPr><w:rFonts w:ascii="Georgia" w:hAnsi="Georgia"/><w:color w:val="2B2B2B"/><w:sz w:val="26"/></w:rPr></w:pPr><w:r><w:rPr><w:rFonts w:ascii="Georgia" w:hAnsi="Georgia"/><w:color w:val="2B2B2B"/><w:sz w:val="26"/></w:rPr><w:lastRenderedPageBreak/><w:t>“They came closer. Sent small craft in-system, quietly, and did the thing a patient species does once it’s finally near enough to a living world to plan a visit: took samples. Blood, tissue, the ordinary theft people have been reporting to police stations for exactly that long without anyone official writing it down as anything but nerves. They’d been traveling so long that whatever they looked like when they left wasn’t going to walk down an American street without somebody noticing. So they built a generation that would.”</w:t></w:r></w:p><w:p><w:pPr><w:spacing w:line="400" w:lineRule="auto"/><w:ind w:firstLine="440"/><w:jc w:val="both"/><w:rPr><w:rFonts w:ascii="Georgia" w:hAnsi="Georgia"/><w:color w:val="2B2B2B"/><w:sz w:val="26"/></w:rPr></w:pPr><w:r><w:rPr><w:rFonts w:ascii="Georgia" w:hAnsi="Georgia"/><w:color w:val="2B2B2B"/><w:sz w:val="26"/></w:rPr><w:t>Kade let that sit a moment before he finished it. “They grew hybrids. Old technique, older than ours, not especially mysterious once you’re told it’s possible — and swapped them, as infants, for children born the same night in the same hospitals. The originals went up to be studied. Some still are. The substitutes went home with people who never once doubted whose baby they were holding.”</w:t></w:r></w:p><w:p><w:pPr><w:spacing w:line="400" w:lineRule="auto"/><w:ind w:firstLine="440"/><w:jc w:val="both"/><w:rPr><w:rFonts w:ascii="Georgia" w:hAnsi="Georgia"/><w:color w:val="2B2B2B"/><w:sz w:val="26"/></w:rPr></w:pPr><w:r><w:rPr><w:rFonts w:ascii="Georgia" w:hAnsi="Georgia"/><w:color w:val="2B2B2B"/><w:sz w:val="26"/></w:rPr><w:lastRenderedPageBreak/><w:t>Dana asked to see a file. Kade gave her three, which was his way of saying she would not like the first. Photographs of infants that could have been anyone’s. A hospital corridor in Ohio, 1981, a clock on the wall stopped at a time that meant visiting hours. A list of names that had been ordinary names until you knew to be afraid of them. She closed the third file and kept her hands on it so they would have something to do. “How many,” she said. Kade said they had stopped counting in public in 2009 and had not started again in private either.</w:t></w:r></w:p><w:p><w:pPr><w:spacing w:line="400" w:lineRule="auto"/><w:ind w:firstLine="440"/><w:jc w:val="both"/><w:rPr><w:rFonts w:ascii="Georgia" w:hAnsi="Georgia"/><w:color w:val="2B2B2B"/><w:sz w:val="26"/></w:rPr></w:pPr><w:r><w:rPr><w:rFonts w:ascii="Georgia" w:hAnsi="Georgia"/><w:color w:val="2B2B2B"/><w:sz w:val="26"/></w:rPr><w:t>The room tilted for Dana the way it had the morning the confetti came down. “They were raised human.”</w:t></w:r></w:p><w:p><w:pPr><w:spacing w:line="400" w:lineRule="auto"/><w:ind w:firstLine="440"/><w:jc w:val="both"/><w:rPr><w:rFonts w:ascii="Georgia" w:hAnsi="Georgia"/><w:color w:val="2B2B2B"/><w:sz w:val="26"/></w:rPr></w:pPr><w:r><w:rPr><w:rFonts w:ascii="Georgia" w:hAnsi="Georgia"/><w:color w:val="2B2B2B"/><w:sz w:val="26"/></w:rPr><w:t xml:space="preserve">“Raised by humans. Not quite the same sentence. Every one of them got something installed at the base of the skull in the same hospital procedure that did the swapping, smaller than a grain of rice, doing two jobs at once ever since. Most </w:t></w:r><w:r><w:rPr><w:rFonts w:ascii="Georgia" w:hAnsi="Georgia"/><w:color w:val="2B2B2B"/><w:sz w:val="26"/></w:rPr><w:lastRenderedPageBreak/><w:t xml:space="preserve">of what it does is trivial and constant — a pulse, basically, the alien equivalent of a dog tag: alive, located, unharmed. It doesn’t have the power budget to stream a life in real time, whatever the movies would have you believe. The actual content — what a person thinks, notices, suspects — only uploads during a visit. Missing hours a mother would blame on a bad babysitter, a fever, a fall nobody could quite remember happening. Spaced carefully enough, over enough years, to run a whole second curriculum alongside the one at the local school, and to empty out whatever the first curriculum had put in that quarter. You grow up going to birthday parties and Little League, and also, three or four times a year, somewhere with no windows and nothing on the walls that would remind you the planet under your feet had a name. Do that from infancy and you get someone who can pass a lie detector about loving their sister, because </w:t></w:r><w:r><w:rPr><w:rFonts w:ascii="Georgia" w:hAnsi="Georgia"/><w:color w:val="2B2B2B"/><w:sz w:val="26"/></w:rPr><w:lastRenderedPageBreak/><w:t>they do. And still answer a bell that was never rung by anyone the sister ever met.”</w:t></w:r></w:p><w:p><w:pPr><w:spacing w:line="400" w:lineRule="auto"/><w:ind w:firstLine="440"/><w:jc w:val="both"/><w:rPr><w:rFonts w:ascii="Georgia" w:hAnsi="Georgia"/><w:color w:val="2B2B2B"/><w:sz w:val="26"/></w:rPr></w:pPr><w:r><w:rPr><w:rFonts w:ascii="Georgia" w:hAnsi="Georgia"/><w:color w:val="2B2B2B"/><w:sz w:val="26"/></w:rPr><w:t>Kade let Dana sit with that before he added the part he clearly liked least. “Which means whatever your Desk has been doing to Dominic Reyes for the last two weeks is currently sitting in his head like a letter he hasn’t mailed yet. Nobody up there knows a thing about you until his next visit is due.”</w:t></w:r></w:p><w:p><w:pPr><w:spacing w:line="400" w:lineRule="auto"/><w:ind w:firstLine="440"/><w:jc w:val="both"/><w:rPr><w:rFonts w:ascii="Georgia" w:hAnsi="Georgia"/><w:color w:val="2B2B2B"/><w:sz w:val="26"/></w:rPr></w:pPr><w:r><w:rPr><w:rFonts w:ascii="Georgia" w:hAnsi="Georgia"/><w:color w:val="2B2B2B"/><w:sz w:val="26"/></w:rPr><w:t>“When’s that,” Dana said, already reaching for her phone.</w:t></w:r></w:p><w:p><w:pPr><w:spacing w:line="400" w:lineRule="auto"/><w:ind w:firstLine="440"/><w:jc w:val="both"/><w:rPr><w:rFonts w:ascii="Georgia" w:hAnsi="Georgia"/><w:color w:val="2B2B2B"/><w:sz w:val="26"/></w:rPr></w:pPr><w:r><w:rPr><w:rFonts w:ascii="Georgia" w:hAnsi="Georgia"/><w:color w:val="2B2B2B"/><w:sz w:val="26"/></w:rPr><w:t>“That’s the good news and the bad news in the same sentence, isn’t it,” Kade admitted. “We don’t know. Feld’s stopped getting visits, obviously. We’re working from his old schedule and hoping the ship keeps a calendar the way everyone else does.”</w:t></w:r></w:p><w:p><w:pPr><w:spacing w:line="400" w:lineRule="auto"/><w:ind w:firstLine="440"/><w:jc w:val="both"/><w:rPr><w:rFonts w:ascii="Georgia" w:hAnsi="Georgia"/><w:color w:val="2B2B2B"/><w:sz w:val="26"/></w:rPr></w:pPr><w:r><w:rPr><w:rFonts w:ascii="Georgia" w:hAnsi="Georgia"/><w:color w:val="2B2B2B"/><w:sz w:val="26"/></w:rPr><w:t>“That’s Dominic,” Dana said. It wasn’t a question.</w:t></w:r></w:p><w:p><w:pPr><w:spacing w:line="400" w:lineRule="auto"/><w:ind w:firstLine="440"/><w:jc w:val="both"/><w:rPr><w:rFonts w:ascii="Georgia" w:hAnsi="Georgia"/><w:color w:val="2B2B2B"/><w:sz w:val="26"/></w:rPr></w:pPr><w:r><w:rPr><w:rFonts w:ascii="Georgia" w:hAnsi="Georgia"/><w:color w:val="2B2B2B"/><w:sz w:val="26"/></w:rPr><w:t xml:space="preserve">“That’s most of what the Dipstick catches, once you know to look. Call it a second education rather </w:t></w:r><w:r><w:rPr><w:rFonts w:ascii="Georgia" w:hAnsi="Georgia"/><w:color w:val="2B2B2B"/><w:sz w:val="26"/></w:rPr><w:lastRenderedPageBreak/><w:t>than a possession — one running quietly underneath the first for thirty-odd years, waiting for a signal loud enough to hear.”</w:t></w:r></w:p><w:p><w:pPr><w:spacing w:after="40" w:line="400" w:lineRule="auto"/><w:ind w:left="440" w:right="320"/><w:rPr><w:rFonts w:ascii="Georgia" w:hAnsi="Georgia"/><w:i/><w:color w:val="2B2B2B"/><w:sz w:val="26"/></w:rPr></w:pPr><w:r><w:rPr><w:rFonts w:ascii="Georgia" w:hAnsi="Georgia"/><w:i/><w:iCs/><w:color w:val="2B2B2B"/><w:sz w:val="26"/><w:szCs w:val="20"/></w:rPr><w:t>On generation ships: a vessel built to carry a civilization for forty thousand years will, as a matter of engineering necessity, also carry that civilization’s committees, subcommittees, and at least one working group whose original mandate nobody currently aboard can locate.</w:t></w:r></w:p><w:p><w:pPr><w:spacing w:after="280" w:line="400" w:lineRule="auto"/><w:ind w:left="440" w:right="320"/><w:rPr><w:rFonts w:ascii="Georgia" w:hAnsi="Georgia"/><w:i/><w:color w:val="2B2B2B"/><w:sz w:val="26"/></w:rPr></w:pPr><w:r><w:rPr><w:rFonts w:ascii="Georgia" w:hAnsi="Georgia"/><w:i/><w:iCs/><w:color w:val="2B2B2B"/><w:sz w:val="26"/><w:szCs w:val="18"/></w:rPr><w:t>— The New Starter’s Handbook, uncleared draft</w:t></w:r></w:p><w:p><w:pPr><w:spacing w:line="400" w:lineRule="auto"/><w:ind w:firstLine="440"/><w:jc w:val="both"/><w:rPr><w:rFonts w:ascii="Georgia" w:hAnsi="Georgia"/><w:color w:val="2B2B2B"/><w:sz w:val="26"/></w:rPr></w:pPr><w:r><w:rPr><w:rFonts w:ascii="Georgia" w:hAnsi="Georgia"/><w:color w:val="2B2B2B"/><w:sz w:val="26"/></w:rPr><w:t>“Why now,” Dana pressed. “Why Starfall, why this year, after forty-six years of patience.”</w:t></w:r></w:p><w:p><w:pPr><w:spacing w:line="400" w:lineRule="auto"/><w:ind w:firstLine="440"/><w:jc w:val="both"/><w:rPr><w:rFonts w:ascii="Georgia" w:hAnsi="Georgia"/><w:color w:val="2B2B2B"/><w:sz w:val="26"/></w:rPr></w:pPr><w:r><w:rPr><w:rFonts w:ascii="Georgia" w:hAnsi="Georgia"/><w:color w:val="2B2B2B"/><w:sz w:val="26"/></w:rPr><w:t xml:space="preserve">“Two reasons, best as Feld can piece together, and neither one is conquest for its own sake. The ship is old — forty thousand years and however many generations of duct tape past its warranty — and something that size doesn’t fail gracefully. And we keep building better eyes. Halo put four hundred satellites up this year alone, and the next constellation is good enough to notice a dark hull a few kilometers across sitting where the Trojan surveys had agreed there was only rock. They’re not choosing this moment because they’re finally ready. They’re choosing it because they’re increasingly afraid we’re about to notice them whether they’re ready or not, and a species that’s been patient for forty thousand years does not enjoy discovering it has a deadline.”</w:t></w:r></w:p><w:p><w:pPr><w:spacing w:line="400" w:lineRule="auto"/><w:ind w:firstLine="440"/><w:jc w:val="both"/><w:rPr><w:rFonts w:ascii="Georgia" w:hAnsi="Georgia"/><w:color w:val="2B2B2B"/><w:sz w:val="26"/></w:rPr></w:pPr><w:r><w:rPr><w:rFonts w:ascii="Georgia" w:hAnsi="Georgia"/><w:color w:val="2B2B2B"/><w:sz w:val="26"/></w:rPr><w:t xml:space="preserve">“Proxies,” Kade said, before Dana could ask. “Not adults who picked something up along the way. Hybrids, swapped in as infants, raised human right up until the bell rings. Most don’t know what they are. A few have found out early, the way Feld did, and most of those decided the life they’d actually lived outweighed the one they’d been assigned. One of them decided it loudly enough to walk into a Directorate field office. He’s most of the reason we </w:t></w:r><w:r><w:rPr><w:rFonts w:ascii="Georgia" w:hAnsi="Georgia"/><w:color w:val="2B2B2B"/><w:sz w:val="26"/></w:rPr><w:lastRenderedPageBreak/><w:t>know any of this, and I’d rather you heard the rest from him than from me.”</w:t></w:r></w:p><w:p><w:pPr><w:spacing w:line="400" w:lineRule="auto"/><w:ind w:firstLine="440"/><w:jc w:val="both"/><w:rPr><w:rFonts w:ascii="Georgia" w:hAnsi="Georgia"/><w:color w:val="2B2B2B"/><w:sz w:val="26"/></w:rPr></w:pPr><w:r><w:rPr><w:rFonts w:ascii="Georgia" w:hAnsi="Georgia"/><w:color w:val="2B2B2B"/><w:sz w:val="26"/></w:rPr><w:t>Kade told her about Starfall last, because it was the part he clearly hated saying out loud: his own company’s global light show, timed to a total eclipse, one point one billion people watching a single synchronized broadcast, two weeks out — loud enough, wide enough, and synchronized enough to reach every sleeping hybrid on the planet at once, and ring the bell for all of them on the same night.</w:t></w:r></w:p><w:p><w:pPr><w:spacing w:line="400" w:lineRule="auto"/><w:ind w:firstLine="440"/><w:jc w:val="both"/><w:rPr><w:rFonts w:ascii="Georgia" w:hAnsi="Georgia"/><w:color w:val="2B2B2B"/><w:sz w:val="26"/></w:rPr></w:pPr><w:r><w:rPr><w:rFonts w:ascii="Georgia" w:hAnsi="Georgia"/><w:color w:val="2B2B2B"/><w:sz w:val="26"/></w:rPr><w:t>“We built the microphone,” Kade said. “They’ve been waiting forty-six years for someone to hand them the stage. I keep asking myself whether the fight we’ve been having is even the right one, or whether nobody ever tried handing that ship anything else.”</w:t></w:r></w:p><w:p><w:pPr><w:spacing w:before="600" w:after="320" w:line="400" w:lineRule="auto"/><w:jc w:val="center"/><w:rPr><w:rFonts w:ascii="Georgia" w:hAnsi="Georgia"/><w:b/><w:color w:val="3B6EA5"/><w:sz w:val="28"/></w:rPr></w:pPr><w:r><w:rPr><w:rFonts w:ascii="Georgia" w:hAnsi="Georgia"/><w:b/><w:color w:val="3B6EA5"/><w:sz w:val="28"/></w:rPr><w:br w:type="page"/></w:r></w:p><w:p><w:pPr><w:pStyle w:val="Heading2"/><w:spacing w:before="600" w:after="320" w:line="400" w:lineRule="auto"/><w:jc w:val="center"/><w:rPr><w:rFonts w:ascii="Georgia" w:hAnsi="Georgia"/><w:b/><w:color w:val="3B6EA5"/><w:sz w:val="28"/></w:rPr></w:pPr><w:r><w:rPr><w:rFonts w:ascii="Georgia" w:hAnsi="Georgia"/><w:b/><w:color w:val="3B6EA5"/><w:sz w:val="28"/></w:rPr><w:lastRenderedPageBreak/><w:t>What Jesse Found in the Desert</w:t></w:r></w:p><w:p><w:pPr><w:spacing w:after="40" w:line="400" w:lineRule="auto"/><w:ind w:left="440" w:right="320"/><w:rPr><w:rFonts w:ascii="Georgia" w:hAnsi="Georgia"/><w:i/><w:color w:val="2B2B2B"/><w:sz w:val="26"/></w:rPr></w:pPr><w:r><w:rPr><w:rFonts w:ascii="Georgia" w:hAnsi="Georgia"/><w:i/><w:iCs/><w:color w:val="2B2B2B"/><w:sz w:val="26"/><w:szCs w:val="20"/></w:rPr><w:t>On deserts: every country keeps at least one. This is not a coincidence. It is a filing system.</w:t></w:r></w:p><w:p><w:pPr><w:spacing w:after="280" w:line="400" w:lineRule="auto"/><w:ind w:left="440" w:right="320"/><w:rPr><w:rFonts w:ascii="Georgia" w:hAnsi="Georgia"/><w:i/><w:color w:val="2B2B2B"/><w:sz w:val="26"/></w:rPr></w:pPr><w:r><w:rPr><w:rFonts w:ascii="Georgia" w:hAnsi="Georgia"/><w:i/><w:iCs/><w:color w:val="2B2B2B"/><w:sz w:val="26"/><w:szCs w:val="18"/></w:rPr><w:t>— The New Starter’s Handbook, uncleared draft</w:t></w:r></w:p><w:p><w:pPr><w:spacing w:line="400" w:lineRule="auto"/><w:ind w:firstLine="440"/><w:jc w:val="both"/><w:rPr><w:rFonts w:ascii="Georgia" w:hAnsi="Georgia"/><w:color w:val="2B2B2B"/><w:sz w:val="26"/></w:rPr></w:pPr><w:r><w:rPr><w:rFonts w:ascii="Georgia" w:hAnsi="Georgia"/><w:color w:val="2B2B2B"/><w:sz w:val="26"/></w:rPr><w:lastRenderedPageBreak/><w:t>They drove. The motel outside Tonopah had a pool with no water and an ice machine that produced a sound like gravel in a drum. Nora slept in her clothes the first night and on top of the covers the second, boots pointed at the door. Jesse took the chair and did not pretend it was chivalry; it was the angle on the parking lot. On the fifth day the thermal contact sent a pin and a warning not to use the main gate. The compound sat in scrub the color of a grocery bag, a generator shed ticking in the heat, a fence that threw a hard shadow. The air smelled of creosote and hot metal. Nora’s shirt stuck to her back. Jesse’s camera strap left a welt on his neck that he kept touching and then stopping touching.</w:t></w:r></w:p><w:p><w:pPr><w:spacing w:line="400" w:lineRule="auto"/><w:ind w:firstLine="440"/><w:jc w:val="both"/><w:rPr><w:rFonts w:ascii="Georgia" w:hAnsi="Georgia"/><w:color w:val="2B2B2B"/><w:sz w:val="26"/></w:rPr></w:pPr><w:r><w:rPr><w:rFonts w:ascii="Georgia" w:hAnsi="Georgia"/><w:color w:val="2B2B2B"/><w:sz w:val="26"/></w:rPr><w:t xml:space="preserve">In the hour before the fence, in a motel room that smelled like the ice machine down the hall, Jesse caught himself laughing at something Nora said for the fourth time that night and made a private note, filed immediately under problems for </w:t></w:r><w:r><w:rPr><w:rFonts w:ascii="Georgia" w:hAnsi="Georgia"/><w:color w:val="2B2B2B"/><w:sz w:val="26"/></w:rPr><w:lastRenderedPageBreak/><w:t>later, that he no longer found her remotely insufferable. Nora, for her part, had stopped bracing for him to reach for his recorder some unnoticed number of days earlier, and couldn’t have named the day it happened if asked. He’d almost told her so. He filed that for later too. Then the thermal-imaging contact texted back with coordinates, and the moment did what moments on a stakeout always do, which is wait its turn.</w:t></w:r></w:p><w:p><w:pPr><w:spacing w:line="400" w:lineRule="auto"/><w:ind w:firstLine="440"/><w:jc w:val="both"/><w:rPr><w:rFonts w:ascii="Georgia" w:hAnsi="Georgia"/><w:color w:val="2B2B2B"/><w:sz w:val="26"/></w:rPr></w:pPr><w:r><w:rPr><w:rFonts w:ascii="Georgia" w:hAnsi="Georgia"/><w:color w:val="2B2B2B"/><w:sz w:val="26"/></w:rPr><w:t xml:space="preserve">They left the car a quarter mile off, doors not quite latched so the slam would not carry. Gravel under the boot. A jackrabbit going sideways through the scrub. The motion light Jesse nearly walked into sat low on a post that had been added after the crypto story, new bolts on old pipe. Nora’s palm on his chest was sudden and flat and stayed one beat longer than the light required. They found the gap where the chain-link had been cut and tied back with wire the color of the fence. Inside, server racks </w:t></w:r><w:r><w:rPr><w:rFonts w:ascii="Georgia" w:hAnsi="Georgia"/><w:color w:val="2B2B2B"/><w:sz w:val="26"/></w:rPr><w:lastRenderedPageBreak/><w:t>breathed. Status lights blinked in a rhythm that was not cooling. Nora filmed. Jesse whispered the word relay and then, because whispering it did not make it smaller, stopped talking.</w:t></w:r></w:p><w:p><w:pPr><w:spacing w:line="400" w:lineRule="auto"/><w:ind w:firstLine="440"/><w:jc w:val="both"/><w:rPr><w:rFonts w:ascii="Georgia" w:hAnsi="Georgia"/><w:color w:val="2B2B2B"/><w:sz w:val="26"/></w:rPr></w:pPr><w:r><w:rPr><w:rFonts w:ascii="Georgia" w:hAnsi="Georgia"/><w:color w:val="2B2B2B"/><w:sz w:val="26"/></w:rPr><w:t xml:space="preserve">A patrol round came along the inner fence, two men in unmarked jackets, a flashlight cutting the scrub. Jesse and Nora went flat behind the </w:t></w:r><w:r><w:rPr><w:rFonts w:ascii="Georgia" w:hAnsi="Georgia"/><w:color w:val="2B2B2B"/><w:sz w:val="26"/></w:rPr><w:lastRenderedPageBreak/><w:t>generator shed. Oil and dust in the mouth. The light passed over the shed roof, paused on the gap in the chain-link, and moved on. One of the men laughed at something that did not carry. When the steps faded, Nora’s hands were shaking hard enough that she had to set the camera on the ground before she could use it. Jesse mouthed later. She nodded at the dirt.</w:t></w:r></w:p><w:p><w:pPr><w:spacing w:line="400" w:lineRule="auto"/><w:ind w:firstLine="440"/><w:jc w:val="both"/><w:rPr><w:rFonts w:ascii="Georgia" w:hAnsi="Georgia"/><w:color w:val="2B2B2B"/><w:sz w:val="26"/></w:rPr></w:pPr><w:r><w:rPr><w:rFonts w:ascii="Georgia" w:hAnsi="Georgia"/><w:color w:val="2B2B2B"/><w:sz w:val="26"/></w:rPr><w:t>What the racks were listening to, Priya would confirm days later, was not addressed to anyone on Earth at all. It was a relay, patched together and quietly maintained for four and a half decades, forwarding everything it heard out past the asteroid belt to something considerably larger than a server farm.</w:t></w:r></w:p><w:p><w:pPr><w:spacing w:line="400" w:lineRule="auto"/><w:ind w:firstLine="440"/><w:jc w:val="both"/><w:rPr><w:rFonts w:ascii="Georgia" w:hAnsi="Georgia"/><w:color w:val="2B2B2B"/><w:sz w:val="26"/></w:rPr></w:pPr><w:r><w:rPr><w:rFonts w:ascii="Georgia" w:hAnsi="Georgia"/><w:color w:val="2B2B2B"/><w:sz w:val="26"/></w:rPr><w:t xml:space="preserve">They were three minutes from the fence when the actual professionals arrived: a Directorate field team, sent by Halvorsen the day before on a lead Priya had traced independently, who caught two </w:t></w:r><w:r><w:rPr><w:rFonts w:ascii="Georgia" w:hAnsi="Georgia"/><w:color w:val="2B2B2B"/><w:sz w:val="26"/></w:rPr><w:lastRenderedPageBreak/><w:t>civilians with a camera and a recorder crouched outside a facility neither civilian was supposed to know existed, and who spent a genuinely uncomfortable twenty minutes trying to determine whether Nora and Jesse were assets, liabilities, or simply the unluckiest true-crime podcast duo in America.</w:t></w:r></w:p><w:p><w:pPr><w:spacing w:line="400" w:lineRule="auto"/><w:ind w:firstLine="440"/><w:jc w:val="both"/><w:rPr><w:rFonts w:ascii="Georgia" w:hAnsi="Georgia"/><w:color w:val="2B2B2B"/><w:sz w:val="26"/></w:rPr></w:pPr><w:r><w:rPr><w:rFonts w:ascii="Georgia" w:hAnsi="Georgia"/><w:color w:val="2B2B2B"/><w:sz w:val="26"/></w:rPr><w:t xml:space="preserve">The Directorate van came without sirens and with too many doors opening at once. A light in Nora’s face. A voice telling her to drop the camera, which she did not, and then a second voice telling the first voice to mind the civilians. Steve descended the van ramp with the unhurried contempt of a creature who had already decided the evening’s seating chart. He stopped three feet from the new consultant and refused, absolutely, to take another. The man smiled the way people smile on identification badges. Dana, arriving two minutes behind the van in a second vehicle that smelled of </w:t></w:r><w:r><w:rPr><w:rFonts w:ascii="Georgia" w:hAnsi="Georgia"/><w:color w:val="2B2B2B"/><w:sz w:val="26"/></w:rPr><w:lastRenderedPageBreak/><w:t>Steve already, put the cartridge against the consultant’s finger before anyone had agreed that was the plan. The color came up. The smile stayed a second too long and then left the face as if a plug had been pulled.</w:t></w:r></w:p><w:p><w:pPr><w:spacing w:line="400" w:lineRule="auto"/><w:ind w:firstLine="440"/><w:jc w:val="both"/><w:rPr><w:rFonts w:ascii="Georgia" w:hAnsi="Georgia"/><w:color w:val="2B2B2B"/><w:sz w:val="26"/></w:rPr></w:pPr><w:r><w:rPr><w:rFonts w:ascii="Georgia" w:hAnsi="Georgia"/><w:color w:val="2B2B2B"/><w:sz w:val="26"/></w:rPr><w:t>He ran. Not far. Warren was older and should not have caught him and did, a hand in the back of a windbreaker, both of them going down in the dust beside the generator shed. The man did not fight like a person protecting a body. He fought like a person protecting a schedule. Buchanan’s team had cuffs on him before the dust settled.</w:t></w:r></w:p><w:p><w:pPr><w:spacing w:line="400" w:lineRule="auto"/><w:ind w:firstLine="440"/><w:jc w:val="both"/><w:rPr><w:rFonts w:ascii="Georgia" w:hAnsi="Georgia"/><w:color w:val="2B2B2B"/><w:sz w:val="26"/></w:rPr></w:pPr><w:r><w:rPr><w:rFonts w:ascii="Georgia" w:hAnsi="Georgia"/><w:color w:val="2B2B2B"/><w:sz w:val="26"/></w:rPr><w:t xml:space="preserve">The consultant — the crewman — sat cuffed to a table bolt and watched the room the way a person watches weather. When the sandwich came he held it, turned it, bit it, and the rejection was immediate and total: a convulsion that sent paper and a legal pad onto the floor and a smell into the trailer that no amount of institutional cleaner would quite cover. </w:t></w:r><w:r><w:rPr><w:rFonts w:ascii="Georgia" w:hAnsi="Georgia"/><w:color w:val="2B2B2B"/><w:sz w:val="26"/></w:rPr><w:lastRenderedPageBreak/><w:t>He stopped speaking English as if he had never learned it. Priya recorded anyway. Buchanan stood in the doorway with her arms folded and looked, for the first time Dana had seen, uncertain whether the next order was a person problem or a biohazard one.</w:t></w:r></w:p><w:p><w:pPr><w:spacing w:line="400" w:lineRule="auto"/><w:ind w:firstLine="440"/><w:jc w:val="both"/><w:rPr><w:rFonts w:ascii="Georgia" w:hAnsi="Georgia"/><w:color w:val="2B2B2B"/><w:sz w:val="26"/></w:rPr></w:pPr><w:r><w:rPr><w:rFonts w:ascii="Georgia" w:hAnsi="Georgia"/><w:color w:val="2B2B2B"/><w:sz w:val="26"/></w:rPr><w:t xml:space="preserve">Feld, shown the file later, would not call the man a hybrid. Actual crew, ship-born, down on a short rotation to do the work the hybrids were not trusted with. The Dipstick had gone the same pink it went for Dominic, only darker. Steve had refused the ramp for the strong version of a smell he had already given the groom.</w:t></w:r></w:p><w:p><w:pPr><w:spacing w:line="400" w:lineRule="auto"/><w:ind w:firstLine="440"/><w:jc w:val="both"/><w:rPr><w:rFonts w:ascii="Georgia" w:hAnsi="Georgia"/><w:color w:val="2B2B2B"/><w:sz w:val="26"/></w:rPr></w:pPr><w:r><w:rPr><w:rFonts w:ascii="Georgia" w:hAnsi="Georgia"/><w:color w:val="2B2B2B"/><w:sz w:val="26"/></w:rPr><w:t xml:space="preserve">What they did with him afterward was not Nora and Jesse’s business, and Buchanan made sure of it, but Dana would tell Nora later, in the flat voice of someone repeating something she hadn’t enjoyed watching, that he stopped bothering to keep up the small talk within an hour of the cartridge turning the wrong color, and that the small talk, once Warren checked, turned out to have been assembled entirely out of other people’s recorded interviews — a very good impression with nothing English behind it at all. Warren’s dry note in the file — subject’s biology appears unable to tolerate Earth cuisine, in either direction — became, unofficially, the most quoted sentence in the whole operation. Priya spent the next three days feeding recordings of him into the </w:t></w:r><w:r><w:rPr><w:rFonts w:ascii="Georgia" w:hAnsi="Georgia"/><w:color w:val="2B2B2B"/><w:sz w:val="26"/></w:rPr><w:lastRenderedPageBreak/><w:t>same pattern-matching pipeline she’d built to find a missing satellite, with an AI translation layer bolted on by a contractor who billed by the hour and did not ask what the client was for, and got back, after three days, less a sentence than a mood: something that repeated, patiently, in whatever the software’s closest available words were, unfinished, and continue, and, once, more plainly than the rest, not this way.</w:t></w:r></w:p><w:p><w:pPr><w:spacing w:line="400" w:lineRule="auto"/><w:ind w:firstLine="440"/><w:jc w:val="both"/><w:rPr><w:rFonts w:ascii="Georgia" w:hAnsi="Georgia"/><w:color w:val="2B2B2B"/><w:sz w:val="26"/></w:rPr></w:pPr><w:r><w:rPr><w:rFonts w:ascii="Georgia" w:hAnsi="Georgia"/><w:color w:val="2B2B2B"/><w:sz w:val="26"/></w:rPr><w:t>Steve, for his part, chose that exact moment to lean his considerable weight against Jesse in a gesture Priya swore was affection and Jesse swore was an alpaca deciding, wordlessly, that whatever he’d been about to say to Nora in the motel could wait a little longer. It could. It did.</w:t></w:r></w:p><w:p><w:pPr><w:spacing w:line="400" w:lineRule="auto"/><w:ind w:firstLine="440"/><w:jc w:val="both"/><w:rPr><w:rFonts w:ascii="Georgia" w:hAnsi="Georgia"/><w:color w:val="2B2B2B"/><w:sz w:val="26"/></w:rPr></w:pPr><w:r><w:rPr><w:rFonts w:ascii="Georgia" w:hAnsi="Georgia"/><w:color w:val="2B2B2B"/><w:sz w:val="26"/></w:rPr><w:t xml:space="preserve">Nora and Jesse were not arrested. They were, more disorientingly, thanked, debriefed, and offered coffee by a Colonel Buchanan who seemed personally affronted that two amateurs had found </w:t></w:r><w:r><w:rPr><w:rFonts w:ascii="Georgia" w:hAnsi="Georgia"/><w:color w:val="2B2B2B"/><w:sz w:val="26"/></w:rPr><w:lastRenderedPageBreak/><w:t>the facility a full day before her professionals had planned to raid it, and who used the word “irregular” four times in a sentence that otherwise sounded a great deal like an apology.</w:t></w:r></w:p><w:p><w:pPr><w:spacing w:line="400" w:lineRule="auto"/><w:ind w:firstLine="440"/><w:jc w:val="both"/><w:rPr><w:rFonts w:ascii="Georgia" w:hAnsi="Georgia"/><w:color w:val="2B2B2B"/><w:sz w:val="26"/></w:rPr></w:pPr><w:r><w:rPr><w:rFonts w:ascii="Georgia" w:hAnsi="Georgia"/><w:color w:val="2B2B2B"/><w:sz w:val="26"/></w:rPr><w:t>“You should talk to Dana Osei,” Buchanan said, in the tone of someone closing a file she intended to reopen the moment nobody was watching. “She’s had your name in a report for two weeks and didn’t know it.”</w:t></w:r></w:p><w:p><w:pPr><w:spacing w:before="600" w:after="320" w:line="400" w:lineRule="auto"/><w:jc w:val="center"/><w:rPr><w:rFonts w:ascii="Georgia" w:hAnsi="Georgia"/><w:b/><w:color w:val="3B6EA5"/><w:sz w:val="28"/></w:rPr></w:pPr><w:r><w:rPr><w:rFonts w:ascii="Georgia" w:hAnsi="Georgia"/><w:b/><w:color w:val="3B6EA5"/><w:sz w:val="28"/></w:rPr><w:br w:type="page"/></w:r></w:p><w:p><w:pPr><w:pStyle w:val="Heading2"/><w:spacing w:before="600" w:after="320" w:line="400" w:lineRule="auto"/><w:jc w:val="center"/><w:rPr><w:rFonts w:ascii="Georgia" w:hAnsi="Georgia"/><w:b/><w:color w:val="3B6EA5"/><w:sz w:val="28"/></w:rPr></w:pPr><w:r><w:rPr><w:rFonts w:ascii="Georgia" w:hAnsi="Georgia"/><w:b/><w:color w:val="3B6EA5"/><w:sz w:val="28"/></w:rPr><w:lastRenderedPageBreak/><w:t>Aboard</w:t></w:r></w:p><w:p><w:pPr><w:spacing w:after="40" w:line="400" w:lineRule="auto"/><w:ind w:left="440" w:right="320"/><w:rPr><w:rFonts w:ascii="Georgia" w:hAnsi="Georgia"/><w:i/><w:color w:val="2B2B2B"/><w:sz w:val="26"/></w:rPr></w:pPr><w:r><w:rPr><w:rFonts w:ascii="Georgia" w:hAnsi="Georgia"/><w:i/><w:iCs/><w:color w:val="2B2B2B"/><w:sz w:val="26"/><w:szCs w:val="20"/></w:rPr><w:t>On hospitality: a civilization that has not received visitors in forty thousand years will, on the rare occasion it takes any, prove unpracticed at nearly every part of the experience except the paperwork.</w:t></w:r></w:p><w:p><w:pPr><w:spacing w:after="280" w:line="400" w:lineRule="auto"/><w:ind w:left="440" w:right="320"/><w:rPr><w:rFonts w:ascii="Georgia" w:hAnsi="Georgia"/><w:i/><w:color w:val="2B2B2B"/><w:sz w:val="26"/></w:rPr></w:pPr><w:r><w:rPr><w:rFonts w:ascii="Georgia" w:hAnsi="Georgia"/><w:i/><w:iCs/><w:color w:val="2B2B2B"/><w:sz w:val="26"/><w:szCs w:val="18"/></w:rPr><w:t>— The New Starter’s Handbook, uncleared draft</w:t></w:r></w:p><w:p><w:pPr><w:spacing w:line="400" w:lineRule="auto"/><w:ind w:firstLine="440"/><w:jc w:val="both"/><w:rPr><w:rFonts w:ascii="Georgia" w:hAnsi="Georgia"/><w:color w:val="2B2B2B"/><w:sz w:val="26"/></w:rPr></w:pPr><w:r><w:rPr><w:rFonts w:ascii="Georgia" w:hAnsi="Georgia"/><w:color w:val="2B2B2B"/><w:sz w:val="26"/></w:rPr><w:t>They took Nora and Jesse two nights after the fence, which finally answered the question of what the man in the parking lot had meant by useful a while longer.</w:t></w:r></w:p><w:p><w:pPr><w:spacing w:line="400" w:lineRule="auto"/><w:ind w:firstLine="440"/><w:jc w:val="both"/><w:rPr><w:rFonts w:ascii="Georgia" w:hAnsi="Georgia"/><w:color w:val="2B2B2B"/><w:sz w:val="26"/></w:rPr></w:pPr><w:r><w:rPr><w:rFonts w:ascii="Georgia" w:hAnsi="Georgia"/><w:color w:val="2B2B2B"/><w:sz w:val="26"/></w:rPr><w:t xml:space="preserve">The van smelled of warm plastic and someone else’s cologne. Nora counted mile markers until the headache arrived, a dull pressure behind the eyes that made the window swim. There was no lift and no flash. The Escort would tell them later that the headache was a sedative the tender used for passengers who had not consented to a burn, and that the eleven hours missing from the clock were eleven hours of an ordinary rendezvous. The hull they woke in was a shore boat already in high orbit, old because it had been old when it was sent ahead. The Boat itself was still out in the Trojan swarm: about three-quarters of an hour away at the speed of light, and years away at any speed the tender still had. Her ears popped as the cabin pressure changed. Jesse swore once, softly, and then they were standing in a curved corridor.</w:t></w:r></w:p><w:p><w:pPr><w:spacing w:line="400" w:lineRule="auto"/><w:ind w:firstLine="440"/><w:jc w:val="both"/><w:rPr><w:rFonts w:ascii="Georgia" w:hAnsi="Georgia"/><w:color w:val="2B2B2B"/><w:sz w:val="26"/></w:rPr></w:pPr><w:r><w:rPr><w:rFonts w:ascii="Georgia" w:hAnsi="Georgia"/><w:color w:val="2B2B2B"/><w:sz w:val="26"/></w:rPr><w:t>Jesse checked his pockets as if Earth might still be in them. Phone, recorder, a receipt from the diner. The phone had no signal and then no pretense of looking. Nora’s watch had stopped in a way she did not trust. The Escort waited while they did the small human inventory people do when the floor has changed, and then he said they should walk before someone less polite came to collect them.</w:t></w:r></w:p><w:p><w:pPr><w:spacing w:line="400" w:lineRule="auto"/><w:ind w:firstLine="440"/><w:jc w:val="both"/><w:rPr><w:rFonts w:ascii="Georgia" w:hAnsi="Georgia"/><w:color w:val="2B2B2B"/><w:sz w:val="26"/></w:rPr></w:pPr><w:r><w:rPr><w:rFonts w:ascii="Georgia" w:hAnsi="Georgia"/><w:color w:val="2B2B2B"/><w:sz w:val="26"/></w:rPr><w:t>The ship, up close, was not the gleaming thing forty thousand years of other people’s television had prepared them for. It was old the way anything is old that has been patched more times than it was ever built: handrails worn pale by hands from three different generations of the same committee, an air recycler doing its unglamorous and slightly asthmatic best, corridors with the scuffed patience of a building that has never once been allowed to be replaced, only maintained. Somewhere, distantly, something that was almost certainly a public address system was almost certainly announcing a shift change.</w:t></w:r></w:p><w:p><w:pPr><w:spacing w:line="400" w:lineRule="auto"/><w:ind w:firstLine="440"/><w:jc w:val="both"/><w:rPr><w:rFonts w:ascii="Georgia" w:hAnsi="Georgia"/><w:color w:val="2B2B2B"/><w:sz w:val="26"/></w:rPr></w:pPr><w:r><w:rPr><w:rFonts w:ascii="Georgia" w:hAnsi="Georgia"/><w:color w:val="2B2B2B"/><w:sz w:val="26"/></w:rPr><w:t xml:space="preserve">The air had a recycled sweetness, like a plane at the end of a long haul, undercut by oil and the mineral smell of water that had been through too many filters. The floor gave a little, not carpet, not </w:t></w:r><w:r><w:rPr><w:rFonts w:ascii="Georgia" w:hAnsi="Georgia"/><w:color w:val="2B2B2B"/><w:sz w:val="26"/></w:rPr><w:lastRenderedPageBreak/><w:t>steel — something in between that took a footprint and gave it back. A PA announced a shift change in a language that had no edges Nora could hold. Their escort walked as if he had been late to this corridor before. Nora filmed nothing. She had no camera. The absence of it made her hands feel wrong.</w:t></w:r></w:p><w:p><w:pPr><w:spacing w:line="400" w:lineRule="auto"/><w:ind w:firstLine="440"/><w:jc w:val="both"/><w:rPr><w:rFonts w:ascii="Georgia" w:hAnsi="Georgia"/><w:color w:val="2B2B2B"/><w:sz w:val="26"/></w:rPr></w:pPr><w:r><w:rPr><w:rFonts w:ascii="Georgia" w:hAnsi="Georgia"/><w:color w:val="2B2B2B"/><w:sz w:val="26"/></w:rPr><w:t>They passed a junction where three corridors met and none of them were labeled in any alphabet Nora trusted. A woman in a gray smock pushed a cart of something that sloshed and did not look at the visitors, which was its own kind of looking. The Escort put his body between the cart and Jesse without making a show of it. “Don’t touch the rails if they hum,” he said. “Don’t drink anything I don’t hand you. Don’t offer names. Names up here are a form of inventory.” Nora asked what they were, if not inventory. He said that was the question that had gotten him the job of walking people back out.</w:t></w:r></w:p><w:p><w:pPr><w:spacing w:line="400" w:lineRule="auto"/><w:ind w:firstLine="440"/><w:jc w:val="both"/><w:rPr><w:rFonts w:ascii="Georgia" w:hAnsi="Georgia"/><w:color w:val="2B2B2B"/><w:sz w:val="26"/></w:rPr></w:pPr><w:r><w:rPr><w:rFonts w:ascii="Georgia" w:hAnsi="Georgia"/><w:color w:val="2B2B2B"/><w:sz w:val="26"/></w:rPr><w:lastRenderedPageBreak/><w:t>Their escort introduced himself, eventually, in perfectly unaccented English, as a hybrid raised outside Columbus, active four years, and — he said this part the way a man discloses a chronic condition — still undecided about the whole arrangement. He did not give a name that meant anything to write down. Nora, out of a habit she couldn’t turn off even here, thought of him as the Escort and never learned better. He was, up close, entirely ordinary to look at — medium height, a runner’s build, a voice pitched to be forgettable in a crowd, which she understood, by the end of the night, to be the entire design brief.</w:t></w:r></w:p><w:p><w:pPr><w:spacing w:line="400" w:lineRule="auto"/><w:ind w:firstLine="440"/><w:jc w:val="both"/><w:rPr><w:rFonts w:ascii="Georgia" w:hAnsi="Georgia"/><w:color w:val="2B2B2B"/><w:sz w:val="26"/></w:rPr></w:pPr><w:r><w:rPr><w:rFonts w:ascii="Georgia" w:hAnsi="Georgia"/><w:color w:val="2B2B2B"/><w:sz w:val="26"/></w:rPr><w:t xml:space="preserve">They were walked to the bowl along a gallery that looked down on a chamber too large to have been built for comfort. Below, figures moved between tanks and benches with the unhurried economy of people who had been doing the same tasks since before their grandparents were born. A smell rose from the floor — brine, warm plastic, something floral that did not grow on Earth. Jesse put a hand on the rail and then took it off when the </w:t></w:r><w:r><w:rPr><w:rFonts w:ascii="Georgia" w:hAnsi="Georgia"/><w:color w:val="2B2B2B"/><w:sz w:val="26"/></w:rPr><w:lastRenderedPageBreak/><w:t>rail hummed. The Escort said not to stare. Nora stared anyway. One of the figures below stared back, and for a moment the distance between gallery and floor felt like the only honest measurement in the story.</w:t></w:r></w:p><w:p><w:pPr><w:spacing w:line="400" w:lineRule="auto"/><w:ind w:firstLine="440"/><w:jc w:val="both"/><w:rPr><w:rFonts w:ascii="Georgia" w:hAnsi="Georgia"/><w:color w:val="2B2B2B"/><w:sz w:val="26"/></w:rPr></w:pPr><w:r><w:rPr><w:rFonts w:ascii="Georgia" w:hAnsi="Georgia"/><w:color w:val="2B2B2B"/><w:sz w:val="26"/></w:rPr><w:t xml:space="preserve">Hospitality, on a ship that had not had visitors in forty thousand years, turned out to mean a bowl. What was in it had the color and approximate viscosity of a healing bruise, smelled distantly of wet cardboard and, underneath that, something Nora’s brain insisted on filing next to low tide, and had been prepared, the Escort said with visible pride, </w:t></w:r><w:r><w:rPr><w:rFonts w:ascii="Georgia" w:hAnsi="Georgia"/><w:color w:val="2B2B2B"/><w:sz w:val="26"/></w:rPr><w:lastRenderedPageBreak/><w:t>according to a nutritional standard that had kept a closed population alive for two thousand generations without a single recorded case of scurvy. Jesse ate a spoonful out of a reporter’s reflexive fear of being rude to a source. He did not finish it, and did not, for the rest of the night, entirely trust his own stomach’s opinion of the matter. The Escort ate the rest of the bowl without comment, the way a person eats something they stopped tasting decades ago.</w:t></w:r></w:p><w:p><w:pPr><w:spacing w:line="400" w:lineRule="auto"/><w:ind w:firstLine="440"/><w:jc w:val="both"/><w:rPr><w:rFonts w:ascii="Georgia" w:hAnsi="Georgia"/><w:color w:val="2B2B2B"/><w:sz w:val="26"/></w:rPr></w:pPr><w:r><w:rPr><w:rFonts w:ascii="Georgia" w:hAnsi="Georgia"/><w:color w:val="2B2B2B"/><w:sz w:val="26"/></w:rPr><w:t xml:space="preserve">The lunge happened in the space between one step and the next. The younger one came in low, no warning shout, a shoulder aimed at Nora’s ribs. Jesse got there first and took the hit on his own shoulder with a sound that was meat and breath. Nora grabbed the Escort because he was the only person in the corridor who had spoken English, and hauled him forward by the sleeve hard enough that </w:t></w:r><w:r><w:rPr><w:rFonts w:ascii="Georgia" w:hAnsi="Georgia"/><w:color w:val="2B2B2B"/><w:sz w:val="26"/></w:rPr><w:lastRenderedPageBreak/><w:t>a seam popped. The Escort’s voice, when it came, was not loud. It was sharp and fast and it stopped the younger one as if a door had come down. The heavyset man never left the wall. The older one looked at Nora’s empty hands for a long second and then at the Escort, and whatever passed between them was not friendship. Jesse’s shoulder would bruise the color of the bowl they had not finished. He did not mention it until Earth.</w:t></w:r></w:p><w:p><w:pPr><w:spacing w:line="400" w:lineRule="auto"/><w:ind w:firstLine="440"/><w:jc w:val="both"/><w:rPr><w:rFonts w:ascii="Georgia" w:hAnsi="Georgia"/><w:color w:val="2B2B2B"/><w:sz w:val="26"/></w:rPr></w:pPr><w:r><w:rPr><w:rFonts w:ascii="Georgia" w:hAnsi="Georgia"/><w:color w:val="2B2B2B"/><w:sz w:val="26"/></w:rPr><w:t>“They don’t get taught English,” the Escort said, once they were past. “Why would they. Nobody ever planned on sending them down.”</w:t></w:r></w:p><w:p><w:pPr><w:spacing w:line="400" w:lineRule="auto"/><w:ind w:firstLine="440"/><w:jc w:val="both"/><w:rPr><w:rFonts w:ascii="Georgia" w:hAnsi="Georgia"/><w:color w:val="2B2B2B"/><w:sz w:val="26"/></w:rPr></w:pPr><w:r><w:rPr><w:rFonts w:ascii="Georgia" w:hAnsi="Georgia"/><w:color w:val="2B2B2B"/><w:sz w:val="26"/></w:rPr><w:t>“They’re human,” Nora said. It came out smaller than she meant it to.</w:t></w:r></w:p><w:p><w:pPr><w:spacing w:line="400" w:lineRule="auto"/><w:ind w:firstLine="440"/><w:jc w:val="both"/><w:rPr><w:rFonts w:ascii="Georgia" w:hAnsi="Georgia"/><w:color w:val="2B2B2B"/><w:sz w:val="26"/></w:rPr></w:pPr><w:r><w:rPr><w:rFonts w:ascii="Georgia" w:hAnsi="Georgia"/><w:color w:val="2B2B2B"/><w:sz w:val="26"/></w:rPr><w:t xml:space="preserve">“They’re crew. Third generation of it, some of them — the first ones taken are long dead, and the ones you just walked past were born up here to parents who were also born up here, to people who were taken as infants themselves. Human is a </w:t></w:r><w:r><w:rPr><w:rFonts w:ascii="Georgia" w:hAnsi="Georgia"/><w:color w:val="2B2B2B"/><w:sz w:val="26"/></w:rPr><w:lastRenderedPageBreak/><w:t>biology in that corridor, not a loyalty. You’re the first actual Earth they’ve stood this close to in their lives, and I wouldn’t recommend testing whether that makes anyone nostalgic.”</w:t></w:r></w:p><w:p><w:pPr><w:spacing w:line="400" w:lineRule="auto"/><w:ind w:firstLine="440"/><w:jc w:val="both"/><w:rPr><w:rFonts w:ascii="Georgia" w:hAnsi="Georgia"/><w:color w:val="2B2B2B"/><w:sz w:val="26"/></w:rPr></w:pPr><w:r><w:rPr><w:rFonts w:ascii="Georgia" w:hAnsi="Georgia"/><w:color w:val="2B2B2B"/><w:sz w:val="26"/></w:rPr><w:t xml:space="preserve">It emerged, on the walk that followed, that the ship’s actual intelligence on Earth was both extensive and roughly forty years behind schedule, most of it gathered in one dense burst around the time the sampling program began and only patched since through whatever a returning hybrid happened to notice on a given visit. The hybrid curriculum still taught, with total institutional confidence, that the correct way to blend in at an American gas station was to pay with a personal check. It taught that disco was a going concern. It had a whole unit, delivered with a straight face by whoever delivered such things, on the etiquette of the rotary telephone. Nora asked, not entirely rhetorically, how anyone had managed to pass as a </w:t></w:r><w:r><w:rPr><w:rFonts w:ascii="Georgia" w:hAnsi="Georgia"/><w:color w:val="2B2B2B"/><w:sz w:val="26"/></w:rPr><w:lastRenderedPageBreak/><w:t>modern nine-year-old on that curriculum, and the Escort said, with the closest thing to genuine embarrassment she’d seen from him, that the honest answer was television, and that television had been doing quiet, uncredited work for this operation since roughly 1994.</w:t></w:r></w:p><w:p><w:pPr><w:spacing w:line="400" w:lineRule="auto"/><w:ind w:firstLine="440"/><w:jc w:val="both"/><w:rPr><w:rFonts w:ascii="Georgia" w:hAnsi="Georgia"/><w:color w:val="2B2B2B"/><w:sz w:val="26"/></w:rPr></w:pPr><w:r><w:rPr><w:rFonts w:ascii="Georgia" w:hAnsi="Georgia"/><w:color w:val="2B2B2B"/><w:sz w:val="26"/></w:rPr><w:t xml:space="preserve">Nora asked what she had been trying not to ask since the corridor: what the ship had actually wanted with the real infants, forty-six years and longer of them, beyond the word studied, which had never once sounded to her like the whole sentence. The Escort didn’t dress it up. “Partly you can’t leave a live baby behind without questions, and killing one turns out to be a harder policy to write down than people assume, even up here. But mostly, no. A population this size, sealed this long, breeds itself into a smaller and smaller room genetically whether it wants to or not. Forty thousand years is a long time to be your own only neighbors. They needed what your species keeps making by accident. Some of what you’d call the studying was a lab. Most of it, eventually, was a wedding.” He was careful about the next part, because it was the part that made the weddings insufficient. Children born on Earth to two hybrids stay on Earth. They carry no implant. They do not deliver alleles to the Boat. What they deliver is a reason to stop seizing and start asking. The unused clause — the one the council had been losing by a shrinking margin — was a request for consented passage and consented samples. The infants taken up had been the seizure. The question, if anyone on the ground ever asked it in the form the clause required, was whether Earth would hand anything over on purpose.</w:t></w:r></w:p><w:p><w:pPr><w:spacing w:line="400" w:lineRule="auto"/><w:ind w:firstLine="440"/><w:jc w:val="both"/><w:rPr><w:rFonts w:ascii="Georgia" w:hAnsi="Georgia"/><w:color w:val="2B2B2B"/><w:sz w:val="26"/></w:rPr></w:pPr><w:r><w:rPr><w:rFonts w:ascii="Georgia" w:hAnsi="Georgia"/><w:color w:val="2B2B2B"/><w:sz w:val="26"/></w:rPr><w:t xml:space="preserve">It also explained, though the Escort took visibly less pleasure in explaining this part, the handful of times over the decades that the ship had put one of its own Earth-born, Earth-raised, no-English-at-all descendants back down on the actual ground — never as policy, he said, more as a valve, when a council session ran hot enough that somebody needed to be told they could leave if they truly wanted to, and somebody occasionally took them up on it and regretted it within the hour. It never went well. A person with no language anyone above ground could place, no papers, and thirty years of ship instinct instead of manners does not blend into a rest stop. Jesse went very quiet, the way he did when a childhood memory turned out to have a citation. “I’ve covered two of those,” he said. “A </w:t></w:r><w:r><w:rPr><w:rFonts w:ascii="Georgia" w:hAnsi="Georgia"/><w:color w:val="2B2B2B"/><w:sz w:val="26"/></w:rPr><w:lastRenderedPageBreak/><w:t>hitchhiker outside Elko who bit a state trooper and spoke what a linguist on the local news called ‘nothing on record.’ A woman found walking the shoulder of I-70 in January with no coat and no frostbite, who’d been gone by the time anyone official arrived. I ran both as unsolved. I never once considered running them as the same story.”</w:t></w:r></w:p><w:p><w:pPr><w:spacing w:line="400" w:lineRule="auto"/><w:ind w:firstLine="440"/><w:jc w:val="both"/><w:rPr><w:rFonts w:ascii="Georgia" w:hAnsi="Georgia"/><w:color w:val="2B2B2B"/><w:sz w:val="26"/></w:rPr></w:pPr><w:r><w:rPr><w:rFonts w:ascii="Georgia" w:hAnsi="Georgia"/><w:color w:val="2B2B2B"/><w:sz w:val="26"/></w:rPr><w:t>Jesse asked the obvious, unforgivable, necessary question: whether the Escort trusted them more than his own — he groped for the word, and the Escort, not unkindly, supplied it — kind. The answer took longer arriving than the question had.</w:t></w:r></w:p><w:p><w:pPr><w:spacing w:line="400" w:lineRule="auto"/><w:ind w:firstLine="440"/><w:jc w:val="both"/><w:rPr><w:rFonts w:ascii="Georgia" w:hAnsi="Georgia"/><w:color w:val="2B2B2B"/><w:sz w:val="26"/></w:rPr></w:pPr><w:r><w:rPr><w:rFonts w:ascii="Georgia" w:hAnsi="Georgia"/><w:color w:val="2B2B2B"/><w:sz w:val="26"/></w:rPr><w:t xml:space="preserve">“I trust people who’ve had a choice put in front of them at some point,” he said. “They never got one. I had a choice put in front of me before a man named Feld ever got his. Doesn’t mean anything to you yet. It will. The council up here isn’t wrong that the ship is dying and needs somewhere to land its people. It’s wrong about the only two options it’s seriously </w:t></w:r><w:r><w:rPr><w:rFonts w:ascii="Georgia" w:hAnsi="Georgia"/><w:color w:val="2B2B2B"/><w:sz w:val="26"/></w:rPr><w:lastRenderedPageBreak/><w:t>discussed in a hundred and forty years, which are take it, or wait politely to be allowed to. Nobody’s put a third option on the agenda that survived a vote by someone whose grandmother still remembered the old sun.”</w:t></w:r></w:p><w:p><w:pPr><w:spacing w:line="400" w:lineRule="auto"/><w:ind w:firstLine="440"/><w:jc w:val="both"/><w:rPr><w:rFonts w:ascii="Georgia" w:hAnsi="Georgia"/><w:color w:val="2B2B2B"/><w:sz w:val="26"/></w:rPr></w:pPr><w:r><w:rPr><w:rFonts w:ascii="Georgia" w:hAnsi="Georgia"/><w:color w:val="2B2B2B"/><w:sz w:val="26"/></w:rPr><w:t>He showed them, because Nora asked and because he seemed, in some tired administrative way, glad someone finally had: a nursery, decommissioned decades back and kept, without much affection, as what he called a museum piece, where infants bound for Earth’s hospitals had once had something installed at the base of the skull, smaller than a grain of rice, that did two jobs at once — a constant, low pulse that only ever said alive, located, unharmed, and a second channel that opened just a few times a year, during a visit, to empty a life into the ship and refill it with instructions, whether or not the person carrying it ever knew that counted as a conversation.</w:t></w:r></w:p><w:p><w:pPr><w:spacing w:line="400" w:lineRule="auto"/><w:ind w:firstLine="440"/><w:jc w:val="both"/><w:rPr><w:rFonts w:ascii="Georgia" w:hAnsi="Georgia"/><w:color w:val="2B2B2B"/><w:sz w:val="26"/></w:rPr></w:pPr><w:r><w:rPr><w:rFonts w:ascii="Georgia" w:hAnsi="Georgia"/><w:color w:val="2B2B2B"/><w:sz w:val="26"/></w:rPr><w:lastRenderedPageBreak/><w:t>The nursery had been stripped to a room that remembered being a room. Bolts in the floor where cribs had been. A wall stained in a rectangle where something had hung and been taken down. The air was colder here. Jesse stood with his hands in his pockets because he did not trust them not to touch. Nora asked about the grain of rice and the Escort answered by tapping the base of his own skull, lightly, the way a man knocks wood. The PA somewhere far forward announced another shift. Nobody in the nursery moved until he said they were going back.</w:t></w:r></w:p><w:p><w:pPr><w:spacing w:line="400" w:lineRule="auto"/><w:ind w:firstLine="440"/><w:jc w:val="both"/><w:rPr><w:rFonts w:ascii="Georgia" w:hAnsi="Georgia"/><w:color w:val="2B2B2B"/><w:sz w:val="26"/></w:rPr></w:pPr><w:r><w:rPr><w:rFonts w:ascii="Georgia" w:hAnsi="Georgia"/><w:color w:val="2B2B2B"/><w:sz w:val="26"/></w:rPr><w:t>“Dominic’s been talking to this ship since he was four days old,” the Escort added. “He just never knew it counted as talking.”</w:t></w:r></w:p><w:p><w:pPr><w:spacing w:line="400" w:lineRule="auto"/><w:ind w:firstLine="440"/><w:jc w:val="both"/><w:rPr><w:rFonts w:ascii="Georgia" w:hAnsi="Georgia"/><w:color w:val="2B2B2B"/><w:sz w:val="26"/></w:rPr></w:pPr><w:r><w:rPr><w:rFonts w:ascii="Georgia" w:hAnsi="Georgia"/><w:color w:val="2B2B2B"/><w:sz w:val="26"/></w:rPr><w:t xml:space="preserve">Nora didn’t get to finish asking what happened to people like her, specifically, once a ship decided it no longer needed to listen politely. The Escort cut in before she’d finished forming it, the way a man </w:t></w:r><w:r><w:rPr><w:rFonts w:ascii="Georgia" w:hAnsi="Georgia"/><w:color w:val="2B2B2B"/><w:sz w:val="26"/></w:rPr><w:lastRenderedPageBreak/><w:t>answers something he’s had to argue himself into first. “You’re going back,” he said. “There’s a clause — old, written for the first crews who ever made planetfall somewhere and had to answer for themselves to whoever was already living there — that lets any one of us vouch for a contact’s good faith, once, on our own standing. I’d never used mine. I used it just now, on the two of you, in a room with two people who’d have been perfectly happy to log tonight as a containment problem and be done with it. That’s not a favor I did you. That’s my entire credit with this ship, spent, and I’d rather not find out I spent it on a podcaster and a wedding videographer.”</w:t></w:r></w:p><w:p><w:pPr><w:spacing w:line="400" w:lineRule="auto"/><w:ind w:firstLine="440"/><w:jc w:val="both"/><w:rPr><w:rFonts w:ascii="Georgia" w:hAnsi="Georgia"/><w:color w:val="2B2B2B"/><w:sz w:val="26"/></w:rPr></w:pPr><w:r><w:rPr><w:rFonts w:ascii="Georgia" w:hAnsi="Georgia"/><w:color w:val="2B2B2B"/><w:sz w:val="26"/></w:rPr><w:t>The highway was empty and the same and wrong for being either. A cattle fence. A mile marker. The smell of sage after night-cold. Eleven hours gone from a clock that had kept running without them. Jesse threw up once in the ditch, efficiently, and then they walked to a gas station whose pumps were dark and whose clerk was awake anyway, because someone in Nevada always is. The coffee was worse than the diner’s. They called Dana from the lot with a moth hammering the fluorescent tube over the ice freezer.</w:t></w:r></w:p><w:p><w:pPr><w:spacing w:line="400" w:lineRule="auto"/><w:ind w:firstLine="440"/><w:jc w:val="both"/><w:rPr><w:rFonts w:ascii="Georgia" w:hAnsi="Georgia"/><w:color w:val="2B2B2B"/><w:sz w:val="26"/></w:rPr></w:pPr><w:r><w:rPr><w:rFonts w:ascii="Georgia" w:hAnsi="Georgia"/><w:color w:val="2B2B2B"/><w:sz w:val="26"/></w:rPr><w:t>They told Dana anyway.</w:t></w:r></w:p><w:p><w:pPr><w:spacing w:before="600" w:after="320" w:line="400" w:lineRule="auto"/><w:jc w:val="center"/><w:rPr><w:rFonts w:ascii="Georgia" w:hAnsi="Georgia"/><w:b/><w:color w:val="3B6EA5"/><w:sz w:val="28"/></w:rPr></w:pPr><w:r><w:rPr><w:rFonts w:ascii="Georgia" w:hAnsi="Georgia"/><w:b/><w:color w:val="3B6EA5"/><w:sz w:val="28"/></w:rPr><w:br w:type="page"/></w:r></w:p><w:p><w:pPr><w:pStyle w:val="Heading2"/><w:spacing w:before="600" w:after="320" w:line="400" w:lineRule="auto"/><w:jc w:val="center"/><w:rPr><w:rFonts w:ascii="Georgia" w:hAnsi="Georgia"/><w:b/><w:color w:val="3B6EA5"/><w:sz w:val="28"/></w:rPr></w:pPr><w:r><w:rPr><w:rFonts w:ascii="Georgia" w:hAnsi="Georgia"/><w:b/><w:color w:val="3B6EA5"/><w:sz w:val="28"/></w:rPr><w:lastRenderedPageBreak/><w:t>The Priority</w:t></w:r></w:p><w:p><w:pPr><w:spacing w:after="40" w:line="400" w:lineRule="auto"/><w:ind w:left="440" w:right="320"/><w:rPr><w:rFonts w:ascii="Georgia" w:hAnsi="Georgia"/><w:i/><w:color w:val="2B2B2B"/><w:sz w:val="26"/></w:rPr></w:pPr><w:r><w:rPr><w:rFonts w:ascii="Georgia" w:hAnsi="Georgia"/><w:i/><w:iCs/><w:color w:val="2B2B2B"/><w:sz w:val="26"/><w:szCs w:val="20"/></w:rPr><w:t>On difficult choices: there is almost always a second aircraft. Ask about the second aircraft.</w:t></w:r></w:p><w:p><w:pPr><w:spacing w:after="280" w:line="400" w:lineRule="auto"/><w:ind w:left="440" w:right="320"/><w:rPr><w:rFonts w:ascii="Georgia" w:hAnsi="Georgia"/><w:i/><w:color w:val="2B2B2B"/><w:sz w:val="26"/></w:rPr></w:pPr><w:r><w:rPr><w:rFonts w:ascii="Georgia" w:hAnsi="Georgia"/><w:i/><w:iCs/><w:color w:val="2B2B2B"/><w:sz w:val="26"/><w:szCs w:val="18"/></w:rPr><w:t>— The New Starter’s Handbook, uncleared draft</w:t></w:r></w:p><w:p><w:pPr><w:spacing w:line="400" w:lineRule="auto"/><w:ind w:firstLine="440"/><w:jc w:val="both"/><w:rPr><w:rFonts w:ascii="Georgia" w:hAnsi="Georgia"/><w:color w:val="2B2B2B"/><w:sz w:val="26"/></w:rPr></w:pPr><w:r><w:rPr><w:rFonts w:ascii="Georgia" w:hAnsi="Georgia"/><w:color w:val="2B2B2B"/><w:sz w:val="26"/></w:rPr><w:t xml:space="preserve">Jesse spent the drive back to cell service on the phone rather than asleep, and by the time the signal bars reappeared he had a name: Dr. Carl Daniels, the psychiatrist who had admitted the hitchhiker outside Elko and written him up, off the record, as the strangest case of an otherwise ordinary career. Daniels turned out to have the voice of a man who had spent thirty years being the calmest person in a room full of people having the worst day of their lives — slow, level, unhurried even over a bad phone connection — and agreed to talk on two conditions: never his hospital’s name, and a sentence he said </w:t></w:r><w:r><w:rPr><w:rFonts w:ascii="Georgia" w:hAnsi="Georgia"/><w:color w:val="2B2B2B"/><w:sz w:val="26"/></w:rPr><w:lastRenderedPageBreak/><w:t>he’d been rehearsing for four years without ever finding the right audience for it. Patients who arrived with no papers, no dental records, and no language a linguistics department could place did not get profiled, or studied, or referred up any chain a genuinely unprecedented case should have climbed. They got a diagnosis nobody argued with, a locked bed, and — in the hallway shorthand his own nursing staff had adopted without any official sanction, on the theory that a nickname was easier to chart around than a diagnosis nobody upstairs believed — a file marked berserk, and, more often than the charts liked to admit, a fight they started for reasons nobody could later reconstruct, which either transferred them to a facility with better locks or got them killed by the staff who had to stop it. Daniels had watched some version of that happen four times in eleven years. He had stopped expecting anyone to call him about a fifth.</w:t></w:r></w:p><w:p><w:pPr><w:spacing w:line="400" w:lineRule="auto"/><w:ind w:firstLine="440"/><w:jc w:val="both"/><w:rPr><w:rFonts w:ascii="Georgia" w:hAnsi="Georgia"/><w:color w:val="2B2B2B"/><w:sz w:val="26"/></w:rPr></w:pPr><w:r><w:rPr><w:rFonts w:ascii="Georgia" w:hAnsi="Georgia"/><w:color w:val="2B2B2B"/><w:sz w:val="26"/></w:rPr><w:lastRenderedPageBreak/><w:t>The fifth, if it was a fifth, happened while Starfall was still a date on a board. A man with no wallet and no coat walked into an ER in Terre Haute and put an orderly through a supply-cart when the orderly asked him to sit. It took four people to get him on the floor. He did not swear. He did not speak. He bit. Daniels, called in from home with his shirt buttoned wrong, found the man already in leather and staring at the ceiling tiles as if reading a language printed on them. In the hallway a security guard was wrapping his own hand and saying, to nobody, that the guy had looked at him first like he was a piece of furniture that had started talking. Daniels wrote berserk because the chart would not accept a better word, and then he sat in his car in the staff lot with the engine off until his hands could hold a key.</w:t></w:r></w:p><w:p><w:pPr><w:spacing w:line="400" w:lineRule="auto"/><w:ind w:firstLine="440"/><w:jc w:val="both"/><w:rPr><w:rFonts w:ascii="Georgia" w:hAnsi="Georgia"/><w:color w:val="2B2B2B"/><w:sz w:val="26"/></w:rPr></w:pPr><w:r><w:rPr><w:rFonts w:ascii="Georgia" w:hAnsi="Georgia"/><w:color w:val="2B2B2B"/><w:sz w:val="26"/></w:rPr><w:t xml:space="preserve">He called the Desk because the Desk’s number was on a card Gladys had mailed him after the Elko write-up, in the hope that someday a fifth would </w:t></w:r><w:r><w:rPr><w:rFonts w:ascii="Georgia" w:hAnsi="Georgia"/><w:color w:val="2B2B2B"/><w:sz w:val="26"/></w:rPr><w:lastRenderedPageBreak/><w:t>have somewhere to go besides a locked bed. Gladys took the call standing, drawer-phone against her shoulder, and wrote Terre Haute in the same print she had used for Lissome. Dana heard it from across the room and did not ask whether the man in leather was crew or hybrid or the thing the ship put down when a council session ran hot. She asked only whether he was still in the building. Daniels said the building had already transferred him. Priya put a pin on Terre Haute anyway. The pin sat on her map through Starfall and after it, next to Manitoba, two places the retune had not been asked to reach.</w:t></w:r></w:p><w:p><w:pPr><w:spacing w:line="400" w:lineRule="auto"/><w:ind w:firstLine="440"/><w:jc w:val="both"/><w:rPr><w:rFonts w:ascii="Georgia" w:hAnsi="Georgia"/><w:color w:val="2B2B2B"/><w:sz w:val="26"/></w:rPr></w:pPr><w:r><w:rPr><w:rFonts w:ascii="Georgia" w:hAnsi="Georgia"/><w:color w:val="2B2B2B"/><w:sz w:val="26"/></w:rPr><w:t xml:space="preserve">Kade’s son Milo was eleven, gangly in the specific way of a boy who has recently outgrown three pairs of shoes in one school year, with his father’s same pale squint and none of his father’s practice at hiding what he was feeling. He had spent six days in Denver General with a reaction to a medication whose fix could only be flown in from the one lab that made it, before a window closed that nobody outside a hospital would call dramatic and everybody inside one would. Milo looked at the gravy on the tray and said, hoarse and offended, that he was not eating that, and asked whether the loud thing outside was a helicopter or a problem. Kade said it was a helicopter. He did not say whose.</w:t></w:r></w:p><w:p><w:pPr><w:spacing w:line="400" w:lineRule="auto"/><w:ind w:firstLine="440"/><w:jc w:val="both"/><w:rPr><w:rFonts w:ascii="Georgia" w:hAnsi="Georgia"/><w:color w:val="2B2B2B"/><w:sz w:val="26"/></w:rPr></w:pPr><w:r><w:rPr><w:rFonts w:ascii="Georgia" w:hAnsi="Georgia"/><w:color w:val="2B2B2B"/><w:sz w:val="26"/></w:rPr><w:t>Denver General at night smelled of antiseptic and cafeteria gravy. Milo had a pulse ox clipped to a finger too thin for it and a view of a parking garage. The medication sat in a lab three states away in a refrigerated case with a label Kade could have recited from memory. The first aircraft was already spinning on the Halo lot, a sound that carried through the food-court glass as a low, expensive insect. Feld was in Reno with a duffel and a decision. Two pins on a map. One airframe.</w:t></w:r></w:p><w:p><w:pPr><w:spacing w:line="400" w:lineRule="auto"/><w:ind w:firstLine="440"/><w:jc w:val="both"/><w:rPr><w:rFonts w:ascii="Georgia" w:hAnsi="Georgia"/><w:color w:val="2B2B2B"/><w:sz w:val="26"/></w:rPr></w:pPr><w:r><w:rPr><w:rFonts w:ascii="Georgia" w:hAnsi="Georgia"/><w:color w:val="2B2B2B"/><w:sz w:val="26"/></w:rPr><w:t xml:space="preserve">Kade stood at the glass and did not go in. A nurse asked if he was father or visitor and he said both, which satisfied no policy. He signed a form. He signed another. On the phone Halvorsen’s voice was the same as it was in person, which Dana, listening from the corridor, found briefly unfair. Feld, in </w:t></w:r><w:r><w:rPr><w:rFonts w:ascii="Georgia" w:hAnsi="Georgia"/><w:color w:val="2B2B2B"/><w:sz w:val="26"/></w:rPr><w:lastRenderedPageBreak/><w:t>Reno, asked the Halo driver whether the plane was for him or through him. The driver said he didn’t get paid to sort pronouns. Feld laughed once and got in anyway.</w:t></w:r></w:p><w:p><w:pPr><w:spacing w:line="400" w:lineRule="auto"/><w:ind w:firstLine="440"/><w:jc w:val="both"/><w:rPr><w:rFonts w:ascii="Georgia" w:hAnsi="Georgia"/><w:color w:val="2B2B2B"/><w:sz w:val="26"/></w:rPr></w:pPr><w:r><w:rPr><w:rFonts w:ascii="Georgia" w:hAnsi="Georgia"/><w:color w:val="2B2B2B"/><w:sz w:val="26"/></w:rPr><w:t>The same night, on the only aircraft cleared for both routes, Halo’s field team had a narrow chance to bring in a Directorate asset named Anders Feld, swapped for a real infant forty-odd years ago and told the truth of it only six months back, in the flat, procedural way an organization tells you anything it has been rehearsing for decades. He was sitting in a motel outside Reno with the closest thing on Earth to a native speaker’s understanding of the ship, and he had decided, for reasons that were entirely his own, that he preferred being one person to being a delegate.</w:t></w:r></w:p><w:p><w:pPr><w:spacing w:line="400" w:lineRule="auto"/><w:ind w:firstLine="440"/><w:jc w:val="both"/><w:rPr><w:rFonts w:ascii="Georgia" w:hAnsi="Georgia"/><w:color w:val="2B2B2B"/><w:sz w:val="26"/></w:rPr></w:pPr><w:r><w:rPr><w:rFonts w:ascii="Georgia" w:hAnsi="Georgia"/><w:color w:val="2B2B2B"/><w:sz w:val="26"/></w:rPr><w:t xml:space="preserve">The aircraft could not do both. It was, Dana would think later, the oldest shape in every one of the show’s cousins on the shelf: a commander forced </w:t></w:r><w:r><w:rPr><w:rFonts w:ascii="Georgia" w:hAnsi="Georgia"/><w:color w:val="2B2B2B"/><w:sz w:val="26"/></w:rPr><w:lastRenderedPageBreak/><w:t>to choose between a child and a planet, and an audience trained by decades of old footage to expect that choosing the planet was both tragic and correct.</w:t></w:r></w:p><w:p><w:pPr><w:spacing w:line="400" w:lineRule="auto"/><w:ind w:firstLine="440"/><w:jc w:val="both"/><w:rPr><w:rFonts w:ascii="Georgia" w:hAnsi="Georgia"/><w:color w:val="2B2B2B"/><w:sz w:val="26"/></w:rPr></w:pPr><w:r><w:rPr><w:rFonts w:ascii="Georgia" w:hAnsi="Georgia"/><w:color w:val="2B2B2B"/><w:sz w:val="26"/></w:rPr><w:t>Gladys, who had walked into the control room to deliver coffee and stayed because nobody told her to leave, asked the question nobody trained for this moment had thought to ask: “Why is it one plane? You’ve got helicopters in the lot upstairs. I saw them on the tour.”</w:t></w:r></w:p><w:p><w:pPr><w:spacing w:line="400" w:lineRule="auto"/><w:ind w:firstLine="440"/><w:jc w:val="both"/><w:rPr><w:rFonts w:ascii="Georgia" w:hAnsi="Georgia"/><w:color w:val="2B2B2B"/><w:sz w:val="26"/></w:rPr></w:pPr><w:r><w:rPr><w:rFonts w:ascii="Georgia" w:hAnsi="Georgia"/><w:color w:val="2B2B2B"/><w:sz w:val="26"/></w:rPr><w:t xml:space="preserve">It was not, in the end, a hard problem. Kade authorized a second aircraft within ninety seconds of being asked a question his own staff had spent a career not asking, because they had all, without meaning to, been performing an old script instead of running the actual budget. The medication arrived. Feld arrived. Nobody had to become a commander all the way through that night. Somewhere in the same few hours a very different phone rang: Nora and Jesse, calling from a gas station outside Tonopah, talking over each other fast enough that Gladys had to ask them, twice, to slow down and start with the part about the van.</w:t></w:r></w:p><w:p><w:pPr><w:spacing w:line="400" w:lineRule="auto"/><w:ind w:firstLine="440"/><w:jc w:val="both"/><w:rPr><w:rFonts w:ascii="Georgia" w:hAnsi="Georgia"/><w:color w:val="2B2B2B"/><w:sz w:val="26"/></w:rPr></w:pPr><w:r><w:rPr><w:rFonts w:ascii="Georgia" w:hAnsi="Georgia"/><w:color w:val="2B2B2B"/><w:sz w:val="26"/></w:rPr><w:t>What they described — the corridor, the Escort, three hostile faces that had never learned a word of English, and a name, Feld’s, handed to them before either of them had any reason to know it mattered — reached Dana within the hour, which meant she was holding Nora’s account of a stranger’s prediction in one hand and the stranger’s actual arrival in the other before the night was through. She did not believe in omens. She was starting to believe in an organization efficient enough to make omens look like paperwork.</w:t></w:r></w:p><w:p><w:pPr><w:spacing w:line="400" w:lineRule="auto"/><w:ind w:firstLine="440"/><w:jc w:val="both"/><w:rPr><w:rFonts w:ascii="Georgia" w:hAnsi="Georgia"/><w:color w:val="2B2B2B"/><w:sz w:val="26"/></w:rPr></w:pPr><w:r><w:rPr><w:rFonts w:ascii="Georgia" w:hAnsi="Georgia"/><w:color w:val="2B2B2B"/><w:sz w:val="26"/></w:rPr><w:t xml:space="preserve">Feld, once he’d slept and eaten and been reassured four separate times that no one intended to put him in a drawer, was told, gently, that his name had reached two civilians on a ship he had </w:t></w:r><w:r><w:rPr><w:rFonts w:ascii="Georgia" w:hAnsi="Georgia"/><w:color w:val="2B2B2B"/><w:sz w:val="26"/></w:rPr><w:lastRenderedPageBreak/><w:t xml:space="preserve">never personally been aboard. He took this with less surprise than Dana expected. “Someone up there’s been arguing my case longer than I have,” was all he offered that night, and then, because it was apparently a reflex he could not switch off any more than Dominic could switch off his, corrected Warren’s phrasing on a wholly unrelated point three sentences later — not activated, he said, triggered; a hybrid isn’t a light switch, and if the Desk kept calling it one they’d keep being surprised by the dimmer — with the patient, slightly wearying precision of a man who had spent the six months since he learned the truth as the only translator in every room he’d ever stood in and had never once been allowed to let a wrong word pass uncorrected. He turned out to know something more useful than tactics regardless. The invasion plan, he explained, had been reapproved by the ship’s ruling council eleven times in the last two centuries and amended on each </w:t></w:r><w:r><w:rPr><w:rFonts w:ascii="Georgia" w:hAnsi="Georgia"/><w:color w:val="2B2B2B"/><w:sz w:val="26"/></w:rPr><w:lastRenderedPageBreak/><w:t>occasion by delegates who would not be alive to see it carried out, which Feld said was the single most familiar thing about the whole story once you had sat through a Directorate budget meeting. Buried in that plan, in a clause nobody had ever had occasion to invoke, was a branch neither side had ever triggered, because triggering it required something the ship had never once been offered by anything it was planning to arrive on top of: an answer, freely given, instead of a broadcast simply taken.</w:t></w:r></w:p><w:p><w:pPr><w:spacing w:line="400" w:lineRule="auto"/><w:ind w:firstLine="440"/><w:jc w:val="both"/><w:rPr><w:rFonts w:ascii="Georgia" w:hAnsi="Georgia"/><w:color w:val="2B2B2B"/><w:sz w:val="26"/></w:rPr></w:pPr><w:r><w:rPr><w:rFonts w:ascii="Georgia" w:hAnsi="Georgia"/><w:color w:val="2B2B2B"/><w:sz w:val="26"/></w:rPr><w:t>They put him in a Halo conference room that still had a mural of a pretzel from the mall years. Feld ate toast as if toast were a test he intended to pass. He was ordinary to look at — early forties, a runner’s face, a scar at the hairline he said was a bicycle and then, later, said was not. When he corrected Warren on triggered, not activated, he did it without heat. Dana found that more alarming than heat would have been.</w:t></w:r></w:p><w:p><w:pPr><w:spacing w:line="400" w:lineRule="auto"/><w:ind w:firstLine="440"/><w:jc w:val="both"/><w:rPr><w:rFonts w:ascii="Georgia" w:hAnsi="Georgia"/><w:color w:val="2B2B2B"/><w:sz w:val="26"/></w:rPr></w:pPr><w:r><w:rPr><w:rFonts w:ascii="Georgia" w:hAnsi="Georgia"/><w:color w:val="2B2B2B"/><w:sz w:val="26"/></w:rPr><w:t xml:space="preserve">Halvorsen took the branch to the people above her, because that was the job, and the people above her heard an unused clause in a forty-thousand-year-old committee document and understood, with the particular clarity of officials who have never had to sit in a room with the thing they are describing, an opportunity: Starfall could carry a different kind of signal entirely, tuned not to answer the ship but to burn out every implant listening to it at once, in the one window in generations when every implant on the planet would be listening at the same second. Feld was the one who made them say what that meant in a sentence a civilian could hold: a receiver that size, driven that hard, does not politely switch off. It cooks. Every hybrid on Earth, Dominic included, would take that surge at the base of the skull in the same second, and nobody in the briefing room could tell Feld, when he asked twice, what percentage of them would only lose the implant and what percentage would lose rather more than that. A clean solution, on paper. Paper, Feld pointed out to a room that did not want to hear it twice, does not currently host anyone’s brother-in-law. The clause they were proposing to burn through was the request: consented passage, consented blood. Brussels had been handed a question and had reached for a weapon.</w:t></w:r></w:p><w:p><w:pPr><w:spacing w:line="400" w:lineRule="auto"/><w:ind w:firstLine="440"/><w:jc w:val="both"/><w:rPr><w:rFonts w:ascii="Georgia" w:hAnsi="Georgia"/><w:color w:val="2B2B2B"/><w:sz w:val="26"/></w:rPr></w:pPr><w:r><w:rPr><w:rFonts w:ascii="Georgia" w:hAnsi="Georgia"/><w:color w:val="2B2B2B"/><w:sz w:val="26"/></w:rPr><w:t>The room above Halvorsen was a video conference that made everyone look tired and slightly green. Flags in the corners. A man who would not give his agency asked whether the overload was reversible. Feld, off camera and then on because Dana pulled the laptop, said reversible was a word for software. The man asked for percentages. Feld gave him none. After the call Halvorsen stood at the window that did not open and said, to the glass, that she had spent a career being the adult and was no longer sure the adults had the right toys.</w:t></w:r></w:p><w:p><w:pPr><w:spacing w:line="400" w:lineRule="auto"/><w:ind w:firstLine="440"/><w:jc w:val="both"/><w:rPr><w:rFonts w:ascii="Georgia" w:hAnsi="Georgia"/><w:color w:val="2B2B2B"/><w:sz w:val="26"/></w:rPr></w:pPr><w:r><w:rPr><w:rFonts w:ascii="Georgia" w:hAnsi="Georgia"/><w:color w:val="2B2B2B"/><w:sz w:val="26"/></w:rPr><w:t xml:space="preserve">Buchanan had been on the same call from a different square, camera off, which everyone pretended not to notice. After the flags signed off she </w:t></w:r><w:r><w:rPr><w:rFonts w:ascii="Georgia" w:hAnsi="Georgia"/><w:color w:val="2B2B2B"/><w:sz w:val="26"/></w:rPr><w:lastRenderedPageBreak/><w:t>called Halvorsen on the internal line and said the overload was no longer a thought experiment. Halvorsen said thought experiments were all the Directorate was chartered to run. Buchanan said charters were for peacetime and that Starfall was already paid for. They did not raise their voices. Dana, who had been left on the line by accident for eleven seconds, heard Buchanan say “I’ll take the signature if you won’t,” and Halvorsen say “Then it will be your signature,” and then the click of someone who had remembered the extra ear.</w:t></w:r></w:p><w:p><w:pPr><w:spacing w:line="400" w:lineRule="auto"/><w:ind w:firstLine="440"/><w:jc w:val="both"/><w:rPr><w:rFonts w:ascii="Georgia" w:hAnsi="Georgia"/><w:color w:val="2B2B2B"/><w:sz w:val="26"/></w:rPr></w:pPr><w:r><w:rPr><w:rFonts w:ascii="Georgia" w:hAnsi="Georgia"/><w:color w:val="2B2B2B"/><w:sz w:val="26"/></w:rPr><w:t xml:space="preserve">Buchanan did not wait for the click to finish. She walked the authorization to the comms closet herself — a windowless sliver behind the logistics lobby that smelled of warm plastic and floor wax — and stood over the operator until the packet left. The send key stuck. She hit it with the side of her fist. The machine thunked. A strip of confirmation paper curled into the tray and she tore it off hard enough </w:t></w:r><w:r><w:rPr><w:rFonts w:ascii="Georgia" w:hAnsi="Georgia"/><w:color w:val="2B2B2B"/><w:sz w:val="26"/></w:rPr><w:lastRenderedPageBreak/><w:t>that the perforation cut her thumb. She sucked the blood without looking at it, which Dana, arriving late with Halvorsen’s warning still in her ear, filed next to Dominic’s napkin as a fact she did not yet have a form for.</w:t></w:r></w:p><w:p><w:pPr><w:spacing w:line="400" w:lineRule="auto"/><w:ind w:firstLine="440"/><w:jc w:val="both"/><w:rPr><w:rFonts w:ascii="Georgia" w:hAnsi="Georgia"/><w:color w:val="2B2B2B"/><w:sz w:val="26"/></w:rPr></w:pPr><w:r><w:rPr><w:rFonts w:ascii="Georgia" w:hAnsi="Georgia"/><w:color w:val="2B2B2B"/><w:sz w:val="26"/></w:rPr><w:t>Halvorsen briefed Dana in the stairwell because the conference room now felt occupied. “If she sends that authorization to Kade,” Halvorsen said, “you will be in the trailer when it arrives. I cannot stop a colonel from writing. I can put a person who still asks why in the room where the writing lands.” Dana said she was not sure she was that person. Halvorsen said the Desk had never been sure of anyone and had sent them anyway.</w:t></w:r></w:p><w:p><w:pPr><w:spacing w:line="400" w:lineRule="auto"/><w:ind w:firstLine="440"/><w:jc w:val="both"/><w:rPr><w:rFonts w:ascii="Georgia" w:hAnsi="Georgia"/><w:color w:val="2B2B2B"/><w:sz w:val="26"/></w:rPr></w:pPr><w:r><w:rPr><w:rFonts w:ascii="Georgia" w:hAnsi="Georgia"/><w:color w:val="2B2B2B"/><w:sz w:val="26"/></w:rPr><w:t xml:space="preserve">Dana believed her before she entirely wanted to. She had spent a career trusting a checklist over a feeling and had once put eleven thousand pieces of confetti into a military range because of it. She was no longer certain a colonel’s confidence was a better instrument than forty-odd years of listening to the same committee from the inside.</w:t></w:r></w:p><w:p><w:pPr><w:spacing w:line="400" w:lineRule="auto"/><w:ind w:firstLine="440"/><w:jc w:val="both"/><w:rPr><w:rFonts w:ascii="Georgia" w:hAnsi="Georgia"/><w:color w:val="2B2B2B"/><w:sz w:val="26"/></w:rPr></w:pPr><w:r><w:rPr><w:rFonts w:ascii="Georgia" w:hAnsi="Georgia"/><w:color w:val="2B2B2B"/><w:sz w:val="26"/></w:rPr><w:t>Buchanan called it caution dressed up as sentiment. Halvorsen, to her credit, did not overrule the plan and did not endorse it either, which left a gap in the chain of command exactly the width of one very fast wedding videographer.</w:t></w:r></w:p><w:p><w:pPr><w:spacing w:line="400" w:lineRule="auto"/><w:ind w:firstLine="440"/><w:jc w:val="both"/><w:rPr><w:rFonts w:ascii="Georgia" w:hAnsi="Georgia"/><w:color w:val="2B2B2B"/><w:sz w:val="26"/></w:rPr></w:pPr><w:r><w:rPr><w:rFonts w:ascii="Georgia" w:hAnsi="Georgia"/><w:color w:val="2B2B2B"/><w:sz w:val="26"/></w:rPr><w:t xml:space="preserve">Priya, meanwhile, had been trying to turn Feld into data. Straight genetic sequencing came back, four separate times, defiantly normal — whatever had built him had apparently built him out of unmodified human material, which made a grim kind of sense once you’d heard Kade’s explanation twice: why invent new biology when the old kind, in sufficient supply, works exactly as well and audits as human on every form that matters. What Feld’s imaging did show, buried in a routine hospital X-ray taken for a broken wrist at age nine and exhumed from a records archive nobody remembered </w:t></w:r><w:r><w:rPr><w:rFonts w:ascii="Georgia" w:hAnsi="Georgia"/><w:color w:val="2B2B2B"/><w:sz w:val="26"/></w:rPr><w:lastRenderedPageBreak/><w:t xml:space="preserve">keeping, was a shadow the size of a grain of rice at the base of the skull, present in his file since childhood and never once flagged, because nobody reading a nine-year-old’s wrist film in rural Ohio had any reason to go looking at the back of his neck. Priya ran the numbers with the grim satisfaction of a woman who had just solved exactly half a problem: the marker was real, cheap to find, and sitting on equipment every emergency room in the country already owned. It was also, as a public health measure, useless, because the only way to learn which of three hundred and thirty million Americans had one was to X-ray all three hundred and thirty million Americans, repeatedly, without any of them noticing they’d been asked — a sentence that survived contact with neither a budget nor a civil liberties lawyer. “We can prove it on one person,” she told Dana. “We cannot prove it on a country. They know that. It’s probably why they’ve </w:t></w:r><w:r><w:rPr><w:rFonts w:ascii="Georgia" w:hAnsi="Georgia"/><w:color w:val="2B2B2B"/><w:sz w:val="26"/></w:rPr><w:lastRenderedPageBreak/><w:t>never worried about the version of this where we just go looking.”</w:t></w:r></w:p><w:p><w:pPr><w:spacing w:line="400" w:lineRule="auto"/><w:ind w:firstLine="440"/><w:jc w:val="both"/><w:rPr><w:rFonts w:ascii="Georgia" w:hAnsi="Georgia"/><w:color w:val="2B2B2B"/><w:sz w:val="26"/></w:rPr></w:pPr><w:r><w:rPr><w:rFonts w:ascii="Georgia" w:hAnsi="Georgia"/><w:color w:val="2B2B2B"/><w:sz w:val="26"/></w:rPr><w:t xml:space="preserve">Daniels was read in properly two days later, over Halvorsen’s initial objection and Dana’s flat insistence that a man who had been quietly right for eleven years had earned a clearance more than most people who already had one. Given supervised access to Feld, and briefly to the Nevada facility’s captured crew member, he ran the unglamorous tests nobody else had thought to run, and found, inside a week, the detail that would matter more than anyone in that trailer yet understood: blood alcohol, even in modest amounts, measurably degraded an implant’s signal fidelity, the same way static degrades a weak radio station. Priya’s own equipment, cross-checked against Daniels’ bloodwork, confirmed it inside the hour. Neither of them could yet say why — Daniels’ best guess involved the same ethanol pathways that slur </w:t></w:r><w:r><w:rPr><w:rFonts w:ascii="Georgia" w:hAnsi="Georgia"/><w:color w:val="2B2B2B"/><w:sz w:val="26"/></w:rPr><w:lastRenderedPageBreak/><w:t>ordinary human speech, applied to a receiver that had never been designed to expect a drunk host — but the correlation held every time they tried it, which was, Priya said, more consistency than the implant had shown them about anything else so far.</w:t></w:r></w:p><w:p><w:pPr><w:spacing w:line="400" w:lineRule="auto"/><w:ind w:firstLine="440"/><w:jc w:val="both"/><w:rPr><w:rFonts w:ascii="Georgia" w:hAnsi="Georgia"/><w:color w:val="2B2B2B"/><w:sz w:val="26"/></w:rPr></w:pPr><w:r><w:rPr><w:rFonts w:ascii="Georgia" w:hAnsi="Georgia"/><w:color w:val="2B2B2B"/><w:sz w:val="26"/></w:rPr><w:t xml:space="preserve">It was Warren, flipping back through his own case file out of the same habit that had kept the Lissome notes, who said Curtis’s name out loud for the first time since Lissome. Eleven seconds, holding a microphone, three drinks in — the exact shape, they now understood, of a signal trying to get through a connection that alcohol had half-closed. Nobody at that reception had ever thought to ask the best man for a Dipstick reading, because nobody at that reception had needed to. Dana called the number Nora had for him within the hour. It rang through Starfall. He called back on the Tuesday after, from a garage in Fort Wayne, suspicious and sober. Nora drove up with a cartridge and no camera. The pink came up lighter than a crewman’s and darker than a clean human’s. Curtis said he had been drunk, which he had, and that he did not remember deciding to stop talking. He asked if he was allowed to stay Curtis. Dana said yes, and that staying was the point of the question they had just asked the sky. He put the phone on the workbench. It did not ring again.</w:t></w:r></w:p><w:p><w:pPr><w:spacing w:line="400" w:lineRule="auto"/><w:ind w:firstLine="440"/><w:jc w:val="both"/><w:rPr><w:rFonts w:ascii="Georgia" w:hAnsi="Georgia"/><w:color w:val="2B2B2B"/><w:sz w:val="26"/></w:rPr></w:pPr><w:r><w:rPr><w:rFonts w:ascii="Georgia" w:hAnsi="Georgia"/><w:color w:val="2B2B2B"/><w:sz w:val="26"/></w:rPr><w:t xml:space="preserve">It was in the hour after, cleanup still ongoing, that Dana finally sat across a table, in person, from </w:t></w:r><w:r><w:rPr><w:rFonts w:ascii="Georgia" w:hAnsi="Georgia"/><w:color w:val="2B2B2B"/><w:sz w:val="26"/></w:rPr><w:lastRenderedPageBreak/><w:t>Nora Calder and Jesse Tran, in a Halo Systems break room that still smelled like the food court above it, and said the sentence Colonel Buchanan had been sitting on for two days: “Your footage found Lissome before Brussels did, and the two of you found that facility before we’d found a use for you finding it. I’m sorry it took an actual abduction before anyone said thank you properly.”</w:t></w:r></w:p><w:p><w:pPr><w:spacing w:line="400" w:lineRule="auto"/><w:ind w:firstLine="440"/><w:jc w:val="both"/><w:rPr><w:rFonts w:ascii="Georgia" w:hAnsi="Georgia"/><w:color w:val="2B2B2B"/><w:sz w:val="26"/></w:rPr></w:pPr><w:r><w:rPr><w:rFonts w:ascii="Georgia" w:hAnsi="Georgia"/><w:color w:val="2B2B2B"/><w:sz w:val="26"/></w:rPr><w:t xml:space="preserve">Nora described the Escort again, in more detail than the gas-station call had allowed room for, and Feld, sitting in on the debrief because nobody had yet found a polite way to exclude him from a conversation about people exactly like him, went quiet in a way Dana hadn’t seen from him before. “I know what he meant,” Feld said finally, “about having a choice put in front of him before I had mine. There’s more than one of us who’s asked that question. Not all. Enough that it matters. There’s a woman on the council — Feld didn’t have a name for </w:t></w:r><w:r><w:rPr><w:rFonts w:ascii="Georgia" w:hAnsi="Georgia"/><w:color w:val="2B2B2B"/><w:sz w:val="26"/></w:rPr><w:lastRenderedPageBreak/><w:t>her that meant anything in English, only a designation that translated, roughly and unhelpfully, to something like third seat, harvest committee — who’s been voting against every hard-line proposal for eleven years running and losing every time by a smaller margin. She’s not winning. She hasn’t once won. But eleven years of losing by a shrinking margin is not nothing, and it’s the reason the branch existed to be triggered at all.”</w:t></w:r></w:p><w:p><w:pPr><w:spacing w:line="400" w:lineRule="auto"/><w:ind w:firstLine="440"/><w:jc w:val="both"/><w:rPr><w:rFonts w:ascii="Georgia" w:hAnsi="Georgia"/><w:color w:val="2B2B2B"/><w:sz w:val="26"/></w:rPr></w:pPr><w:r><w:rPr><w:rFonts w:ascii="Georgia" w:hAnsi="Georgia"/><w:color w:val="2B2B2B"/><w:sz w:val="26"/></w:rPr><w:t xml:space="preserve">The shrinking margin, Feld explained, when Dana finally asked the obvious question, had less to do with anyone’s conscience than with paperwork of a different kind. Hybrids married each other. Not always, not even often, but often enough over forty-six years to have built something the original planners had apparently not budgeted for: families, raised on Earth, some of whose children had never once been swapped for anyone, because there was no infant to swap and no hospital in the operation — </w:t></w:r><w:r><w:rPr><w:rFonts w:ascii="Georgia" w:hAnsi="Georgia"/><w:color w:val="2B2B2B"/><w:sz w:val="26"/></w:rPr><w:lastRenderedPageBreak/><w:t>a child conceived and born the ordinary way, to two parents who happened to carry an implant apiece, arrives with no implant of its own and nothing a Dipstick or an X-ray will ever find. Everything useful about that child, if the ship still wanted it useful, would have to be installed the slow way, the same way any parent installs anything in a child: at the dinner table, over years, on purpose. “There’s no marker,” Feld said, “because there’s nothing to mark. It’s just a kid whose parents believed something and told them about it a lot. You cannot X-ray a bedtime story. Half the council that’s gone quiet on the hard-line vote has one of those kids at home now, and has started asking, out loud, what exactly they were supposed to be raising them for.”</w:t></w:r></w:p><w:p><w:pPr><w:spacing w:line="400" w:lineRule="auto"/><w:ind w:firstLine="440"/><w:jc w:val="both"/><w:rPr><w:rFonts w:ascii="Georgia" w:hAnsi="Georgia"/><w:color w:val="2B2B2B"/><w:sz w:val="26"/></w:rPr></w:pPr><w:r><w:rPr><w:rFonts w:ascii="Georgia" w:hAnsi="Georgia"/><w:color w:val="2B2B2B"/><w:sz w:val="26"/></w:rPr><w:t xml:space="preserve">They took that conversation into a stairwell because the conference room had started to feel like a place where sentences went to be minuted. Feld spoke with his back to the wall. Dana counted </w:t></w:r><w:r><w:rPr><w:rFonts w:ascii="Georgia" w:hAnsi="Georgia"/><w:color w:val="2B2B2B"/><w:sz w:val="26"/></w:rPr><w:lastRenderedPageBreak/><w:t>flights. Somewhere above them the fountain in the atrium kept running, a mall sound doing civil-defense work. When they came out, Priya was waiting with a printout of a nine-year-old’s wrist X-ray and a look that said the printout was both a triumph and a dead end. The shadow at the base of the skull was the size of a grain of rice. Dana held the film to the stairwell light and thought about three hundred and thirty million Americans and a machine that could not be pointed at a country.</w:t></w:r></w:p><w:p><w:pPr><w:spacing w:line="400" w:lineRule="auto"/><w:ind w:firstLine="440"/><w:jc w:val="both"/><w:rPr><w:rFonts w:ascii="Georgia" w:hAnsi="Georgia"/><w:color w:val="2B2B2B"/><w:sz w:val="26"/></w:rPr></w:pPr><w:r><w:rPr><w:rFonts w:ascii="Georgia" w:hAnsi="Georgia"/><w:color w:val="2B2B2B"/><w:sz w:val="26"/></w:rPr><w:t>Nora, who had spent three weeks being told her camera lied, found she did not entirely know what to do with being believed. She asked, instead, the only question that had mattered to her since Thanksgiving: “Can you fix my brother-in-law?”</w:t></w:r></w:p><w:p><w:pPr><w:spacing w:line="400" w:lineRule="auto"/><w:ind w:firstLine="440"/><w:jc w:val="both"/><w:rPr><w:rFonts w:ascii="Georgia" w:hAnsi="Georgia"/><w:color w:val="2B2B2B"/><w:sz w:val="26"/></w:rPr></w:pPr><w:r><w:rPr><w:rFonts w:ascii="Georgia" w:hAnsi="Georgia"/><w:color w:val="2B2B2B"/><w:sz w:val="26"/></w:rPr><w:t xml:space="preserve">Dana did not lie to her, which Nora would later say was the moment she decided to trust the whole strange building. “I don’t know yet. But we’re not </w:t></w:r><w:r><w:rPr><w:rFonts w:ascii="Georgia" w:hAnsi="Georgia"/><w:color w:val="2B2B2B"/><w:sz w:val="26"/></w:rPr><w:lastRenderedPageBreak/><w:t>going to find out by keeping you in a diner in Nevada.”</w:t></w:r></w:p><w:p><w:pPr><w:spacing w:before="600" w:after="320" w:line="400" w:lineRule="auto"/><w:jc w:val="center"/><w:rPr><w:rFonts w:ascii="Georgia" w:hAnsi="Georgia"/><w:b/><w:color w:val="3B6EA5"/><w:sz w:val="28"/></w:rPr></w:pPr><w:r><w:rPr><w:rFonts w:ascii="Georgia" w:hAnsi="Georgia"/><w:b/><w:color w:val="3B6EA5"/><w:sz w:val="28"/></w:rPr><w:br w:type="page"/></w:r></w:p><w:p><w:pPr><w:pStyle w:val="Heading2"/><w:spacing w:before="600" w:after="320" w:line="400" w:lineRule="auto"/><w:jc w:val="center"/><w:rPr><w:rFonts w:ascii="Georgia" w:hAnsi="Georgia"/><w:b/><w:color w:val="3B6EA5"/><w:sz w:val="28"/></w:rPr></w:pPr><w:r><w:rPr><w:rFonts w:ascii="Georgia" w:hAnsi="Georgia"/><w:b/><w:color w:val="3B6EA5"/><w:sz w:val="28"/></w:rPr><w:lastRenderedPageBreak/><w:t>Biology</w:t></w:r></w:p><w:p><w:pPr><w:spacing w:after="40" w:line="400" w:lineRule="auto"/><w:ind w:left="440" w:right="320"/><w:rPr><w:rFonts w:ascii="Georgia" w:hAnsi="Georgia"/><w:i/><w:color w:val="2B2B2B"/><w:sz w:val="26"/></w:rPr></w:pPr><w:r><w:rPr><w:rFonts w:ascii="Georgia" w:hAnsi="Georgia"/><w:i/><w:iCs/><w:color w:val="2B2B2B"/><w:sz w:val="26"/><w:szCs w:val="20"/></w:rPr><w:t>On fraternization: not against the rules, strictly, since nobody has ever needed a rule for something nobody anticipated surviving long enough to attempt.</w:t></w:r></w:p><w:p><w:pPr><w:spacing w:after="280" w:line="400" w:lineRule="auto"/><w:ind w:left="440" w:right="320"/><w:rPr><w:rFonts w:ascii="Georgia" w:hAnsi="Georgia"/><w:i/><w:color w:val="2B2B2B"/><w:sz w:val="26"/></w:rPr></w:pPr><w:r><w:rPr><w:rFonts w:ascii="Georgia" w:hAnsi="Georgia"/><w:i/><w:iCs/><w:color w:val="2B2B2B"/><w:sz w:val="26"/><w:szCs w:val="18"/></w:rPr><w:t>— The New Starter’s Handbook, uncleared draft</w:t></w:r></w:p><w:p><w:pPr><w:spacing w:line="400" w:lineRule="auto"/><w:ind w:firstLine="440"/><w:jc w:val="both"/><w:rPr><w:rFonts w:ascii="Georgia" w:hAnsi="Georgia"/><w:color w:val="2B2B2B"/><w:sz w:val="26"/></w:rPr></w:pPr><w:r><w:rPr><w:rFonts w:ascii="Georgia" w:hAnsi="Georgia"/><w:color w:val="2B2B2B"/><w:sz w:val="26"/></w:rPr><w:t xml:space="preserve">The break room sat one level below the old food court, a windowless box with a drop ceiling and a fluorescent tube that buzzed on the left side and stayed decently dead on the right. The vending machine dispensed only the bottom row and hummed like a refrigerator that wanted a new belt. A mini-fridge hosted someone else’s forgotten sandwich — mayonnaise going sharp, bread going sweet — and the air under that was burnt coffee, lemon cleaner, and the warm-dust smell of a building that had once been a mall. The vinyl floor </w:t></w:r><w:r><w:rPr><w:rFonts w:ascii="Georgia" w:hAnsi="Georgia"/><w:color w:val="2B2B2B"/><w:sz w:val="26"/></w:rPr><w:lastRenderedPageBreak/><w:t>stuck slightly under Nora’s heel. At that hour there was not one single other person who needed anything from either of them. Nora had spent the last ten minutes silently rehearsing every professional reason to say goodnight and go find a motel of her own. She had not moved from the spot by the laminate counter, and had stopped pretending, even to herself, that she was going to.</w:t></w:r></w:p><w:p><w:pPr><w:spacing w:line="400" w:lineRule="auto"/><w:ind w:firstLine="440"/><w:jc w:val="both"/><w:rPr><w:rFonts w:ascii="Georgia" w:hAnsi="Georgia"/><w:color w:val="2B2B2B"/><w:sz w:val="26"/></w:rPr></w:pPr><w:r><w:rPr><w:rFonts w:ascii="Georgia" w:hAnsi="Georgia"/><w:color w:val="2B2B2B"/><w:sz w:val="26"/></w:rPr><w:t xml:space="preserve">Jesse, standing close enough that his shoulder had apparently decided to become permanent architecture near hers, smelled of diner coffee and Nevada dust and the cheap soap from the Halo locker room. He was wiry through the waist and heavier through the shoulders than his four shirts suggested, dark hair flattened on one side from a day of headphones, a day’s stubble coming in uneven along his jaw. He finally said the thing he’d been rehearsing since the motel outside Reno, and picked possibly the worst-lit room in the state to say it in. It </w:t></w:r><w:r><w:rPr><w:rFonts w:ascii="Georgia" w:hAnsi="Georgia"/><w:color w:val="2B2B2B"/><w:sz w:val="26"/></w:rPr><w:lastRenderedPageBreak/><w:t>was not, by his own later account, a good speech — he’d had four days to write it and had spent all four of them on the wrong draft — but it had the one virtue a speech like that actually needs, which is that he meant every word of it and stopped talking while that was still true. Nora told him afterward that this was, in fact, exactly the right amount of romance for the year she was having, and that she’d have been suspicious of anything with better lighting.</w:t></w:r></w:p><w:p><w:pPr><w:spacing w:line="400" w:lineRule="auto"/><w:ind w:firstLine="440"/><w:jc w:val="both"/><w:rPr><w:rFonts w:ascii="Georgia" w:hAnsi="Georgia"/><w:color w:val="2B2B2B"/><w:sz w:val="26"/></w:rPr></w:pPr><w:r><w:rPr><w:rFonts w:ascii="Georgia" w:hAnsi="Georgia"/><w:color w:val="2B2B2B"/><w:sz w:val="26"/></w:rPr><w:t xml:space="preserve">She didn’t answer him with words. For a woman who had spent eleven years professionally certain that a picture told the truth better than a speech, it was the most honest thing she’d done all week. She closed the distance his shoulder had already been arguing didn’t exist and kissed him the way you kiss someone after you have both nearly died more than once in the same two days and have run out of patience for finding out later. He kissed her back like a man who had been rehearsing the wrong version </w:t></w:r><w:r><w:rPr><w:rFonts w:ascii="Georgia" w:hAnsi="Georgia"/><w:color w:val="2B2B2B"/><w:sz w:val="26"/></w:rPr><w:lastRenderedPageBreak/><w:t>of this the whole time and had only just found the right one.</w:t></w:r></w:p><w:p><w:pPr><w:spacing w:line="400" w:lineRule="auto"/><w:ind w:firstLine="440"/><w:jc w:val="both"/><w:rPr><w:rFonts w:ascii="Georgia" w:hAnsi="Georgia"/><w:color w:val="2B2B2B"/><w:sz w:val="26"/></w:rPr></w:pPr><w:r><w:rPr><w:rFonts w:ascii="Georgia" w:hAnsi="Georgia"/><w:color w:val="2B2B2B"/><w:sz w:val="26"/></w:rPr><w:t>They surfaced from it just long enough for Nora to say, with the particular precision of a woman narrating her own bad decisions as she made them, “You mean we should let the psychology take over. Talk it through properly. Like adults.” Jesse considered this for exactly as long as it took him to shake his head. “No,” he said. “Biology. It’s much more fun.” Nora did not have a rebuttal ready, which she maintained afterward was rather the point of biology in the first place.</w:t></w:r></w:p><w:p><w:pPr><w:spacing w:line="400" w:lineRule="auto"/><w:ind w:firstLine="440"/><w:jc w:val="both"/><w:rPr><w:rFonts w:ascii="Georgia" w:hAnsi="Georgia"/><w:color w:val="2B2B2B"/><w:sz w:val="26"/></w:rPr></w:pPr><w:r><w:rPr><w:rFonts w:ascii="Georgia" w:hAnsi="Georgia"/><w:color w:val="2B2B2B"/><w:sz w:val="26"/></w:rPr><w:t xml:space="preserve">They did not go back to separate motel rooms that night. Behind the break room, down a short corridor that still had the scuffed beige of the old mall service hall and a HVAC vent ticking like a clock with a loose tooth, Halo kept a windowless crash room for people who had missed their last commercial flight. A steel door with a paper sign </w:t></w:r><w:r><w:rPr><w:rFonts w:ascii="Georgia" w:hAnsi="Georgia"/><w:color w:val="2B2B2B"/><w:sz w:val="26"/></w:rPr><w:lastRenderedPageBreak/><w:t>that said REST in block letters. Inside: one narrow bed with industrial sheets the color of weak tea, a particle-board nightstand, a lamp whose shade had yellowed and whose bulb was the wrong wattage, a wall clock that had stopped at ten-forty, and carpet that held the ghost of old popcorn oil from the theater two floors up when this building had still sold tickets. The air was close and cool, faintly metallic, with a thread of his soap and her skin once the door clicked shut and took the corridor hum with it. The sheets were rough. The lamp was ugly. It was, for once, enough.</w:t></w:r></w:p><w:p><w:pPr><w:spacing w:line="400" w:lineRule="auto"/><w:ind w:firstLine="440"/><w:jc w:val="both"/><w:rPr><w:rFonts w:ascii="Georgia" w:hAnsi="Georgia"/><w:color w:val="2B2B2B"/><w:sz w:val="26"/></w:rPr></w:pPr><w:r><w:rPr><w:rFonts w:ascii="Georgia" w:hAnsi="Georgia"/><w:color w:val="2B2B2B"/><w:sz w:val="26"/></w:rPr><w:t xml:space="preserve">He was built the way work builds a person — shoulders first, no display. In that lamp his skin looked warmer than the room. Her hair was nearly black where it left her shoulders; a strand stuck to her mouth. When he put his mouth to her breast she made a sound that was not professional at all. She </w:t></w:r><w:r><w:rPr><w:rFonts w:ascii="Georgia" w:hAnsi="Georgia"/><w:color w:val="2B2B2B"/><w:sz w:val="26"/></w:rPr><w:lastRenderedPageBreak/><w:t>tasted of coffee and the mint from the break-room bowl. The vent in the wall kept ticking.</w:t></w:r></w:p><w:p><w:pPr><w:spacing w:line="400" w:lineRule="auto"/><w:ind w:firstLine="440"/><w:jc w:val="both"/><w:rPr><w:rFonts w:ascii="Georgia" w:hAnsi="Georgia"/><w:color w:val="2B2B2B"/><w:sz w:val="26"/></w:rPr></w:pPr><w:r><w:rPr><w:rFonts w:ascii="Georgia" w:hAnsi="Georgia"/><w:color w:val="2B2B2B"/><w:sz w:val="26"/></w:rPr><w:t xml:space="preserve">What followed was not a performance and not a race. It was two people who had been living in other people’s emergencies finally paying attention to a room that contained only them: the stopped clock, the yellow lamp, the tick in the vent, the rough tea-colored sheet rucked to the foot of the bed. When it took them it took them hard and at nearly the same time — a clean, helpless peak that emptied the month out of both of them for as long as a body can manage that trick. Nevada went. The ship went. Starfall went. Afterward the room came back in pieces: his mouth at her breast again, her calf </w:t></w:r><w:r><w:rPr><w:rFonts w:ascii="Georgia" w:hAnsi="Georgia"/><w:color w:val="2B2B2B"/><w:sz w:val="26"/></w:rPr><w:lastRenderedPageBreak/><w:t>hooked over the back of his, the metallic cool of the air on damp skin, and nothing else that needed a name.</w:t></w:r></w:p><w:p><w:pPr><w:spacing w:line="400" w:lineRule="auto"/><w:ind w:firstLine="440"/><w:jc w:val="both"/><w:rPr><w:rFonts w:ascii="Georgia" w:hAnsi="Georgia"/><w:color w:val="2B2B2B"/><w:sz w:val="26"/></w:rPr></w:pPr><w:r><w:rPr><w:rFonts w:ascii="Georgia" w:hAnsi="Georgia"/><w:color w:val="2B2B2B"/><w:sz w:val="26"/></w:rPr><w:t>Nora would say, much later, that it was the first night in three weeks she had stopped being afraid in full sentences. Jesse would say less about it than that, because Jesse, for once in his life, had run out of things to narrate.</w:t></w:r></w:p><w:p><w:pPr><w:spacing w:line="400" w:lineRule="auto"/><w:ind w:firstLine="440"/><w:jc w:val="both"/><w:rPr><w:rFonts w:ascii="Georgia" w:hAnsi="Georgia"/><w:color w:val="2B2B2B"/><w:sz w:val="26"/></w:rPr></w:pPr></w:p><w:p><w:pPr><w:spacing w:line="400" w:lineRule="auto"/><w:ind w:firstLine="440"/><w:jc w:val="both"/><w:rPr><w:rFonts w:ascii="Georgia" w:hAnsi="Georgia"/><w:color w:val="2B2B2B"/><w:sz w:val="26"/></w:rPr></w:pPr><w:r><w:rPr><w:rFonts w:ascii="Georgia" w:hAnsi="Georgia"/><w:color w:val="2B2B2B"/><w:sz w:val="26"/></w:rPr><w:t xml:space="preserve">In the morning she told him she was going to tell Mabs everything before Texas. He said Mabs had a right to a husband who was still a husband for two more days. They did not raise their voices. They also did not agree. She told Mabs anyway, in a service corridor that smelled of pretzels, three hours before totality. Mabs had flour on one cuff from a pretzel she had bought because a child in the line was watching her not buy one. She made Nora say hybrid twice. She heard the eleven seconds, the thumb, and the cars, and she did not cry where her sister could see it. “I know he’s different,” she said. Then, “Don’t you make me choose in a stadium.” Nora started to nod, and Mabs put a hand on her wrist, light, the way you stop a person from agreeing too fast. “If he comes back, he comes back as the man who carved the turkey. Not as your file.” Nora did not make her choose. That was the cost. She went to section 114 with her sister’s permission and without her sister’s peace.</w:t></w:r></w:p><w:p><w:pPr><w:spacing w:line="400" w:lineRule="auto"/><w:ind w:firstLine="440"/><w:jc w:val="both"/><w:rPr><w:rFonts w:ascii="Georgia" w:hAnsi="Georgia"/><w:color w:val="2B2B2B"/><w:sz w:val="26"/></w:rPr></w:pPr><w:r><w:rPr><w:rFonts w:ascii="Georgia" w:hAnsi="Georgia"/><w:color w:val="2B2B2B"/><w:sz w:val="26"/></w:rPr><w:t>Word travels fast in an office of four people and one working elevator. Warren found out first, from the two coffees Jesse ordered the next morning instead of one, and said nothing about it, which was, from Warren, roughly the civic equivalent of throwing a parade. Priya found out second, deduced it from twelve feet away in under four seconds flat, and immediately opened a betting pool she declined to show either of them the terms of. Gladys, who had privately known since the first call from Indiana and had simply been waiting for the paperwork to catch up with the feeling, said only, “Well. About time,” and went back to the tip line, entirely satisfied with how the universe was running that particular week.</w:t></w:r></w:p><w:p><w:pPr><w:spacing w:line="400" w:lineRule="auto"/><w:ind w:firstLine="440"/><w:jc w:val="both"/><w:rPr><w:rFonts w:ascii="Georgia" w:hAnsi="Georgia"/><w:color w:val="2B2B2B"/><w:sz w:val="26"/></w:rPr></w:pPr><w:r><w:rPr><w:rFonts w:ascii="Georgia" w:hAnsi="Georgia"/><w:color w:val="2B2B2B"/><w:sz w:val="26"/></w:rPr><w:t xml:space="preserve">By the time they reached the food court, the crash room still smelled like the lamp had been on too long. Nora found her shirt inside out and did not correct it until the hall. The food-court fountain was doing its cheerful lie downstairs. Jesse bought the two coffees and then, because the machine demanded a third button he did not mean to hit, a hot chocolate he handed to Steve’s empty corner of the lot as a joke that only Warren was there to not laugh at. Dana saw them from the stairwell and chose, for once, not to need anything from the break room for a full ten minutes.</w:t></w:r></w:p><w:p><w:pPr><w:spacing w:line="400" w:lineRule="auto"/><w:ind w:firstLine="440"/><w:jc w:val="both"/><w:rPr><w:rFonts w:ascii="Georgia" w:hAnsi="Georgia"/><w:color w:val="2B2B2B"/><w:sz w:val="26"/></w:rPr></w:pPr><w:r><w:rPr><w:rFonts w:ascii="Georgia" w:hAnsi="Georgia"/><w:color w:val="2B2B2B"/><w:sz w:val="26"/></w:rPr><w:t>Steve, informed of none of this and caring less, ate a second houseplant three states away and was declared, by unanimous and entirely unscientific consensus, to be thriving.</w:t></w:r></w:p><w:p><w:pPr><w:spacing w:before="600" w:after="320" w:line="400" w:lineRule="auto"/><w:jc w:val="center"/><w:rPr><w:rFonts w:ascii="Georgia" w:hAnsi="Georgia"/><w:b/><w:color w:val="3B6EA5"/><w:sz w:val="28"/></w:rPr></w:pPr><w:r><w:rPr><w:rFonts w:ascii="Georgia" w:hAnsi="Georgia"/><w:b/><w:color w:val="3B6EA5"/><w:sz w:val="28"/></w:rPr><w:br w:type="page"/></w:r></w:p><w:p><w:pPr><w:pStyle w:val="Heading2"/><w:spacing w:before="600" w:after="320" w:line="400" w:lineRule="auto"/><w:jc w:val="center"/><w:rPr><w:rFonts w:ascii="Georgia" w:hAnsi="Georgia"/><w:b/><w:color w:val="3B6EA5"/><w:sz w:val="28"/></w:rPr></w:pPr><w:r><w:rPr><w:rFonts w:ascii="Georgia" w:hAnsi="Georgia"/><w:b/><w:color w:val="3B6EA5"/><w:sz w:val="28"/></w:rPr><w:lastRenderedPageBreak/><w:t>Starfall</w:t></w:r></w:p><w:p><w:pPr><w:spacing w:after="40" w:line="400" w:lineRule="auto"/><w:ind w:left="440" w:right="320"/><w:rPr><w:rFonts w:ascii="Georgia" w:hAnsi="Georgia"/><w:i/><w:color w:val="2B2B2B"/><w:sz w:val="26"/></w:rPr></w:pPr><w:r><w:rPr><w:rFonts w:ascii="Georgia" w:hAnsi="Georgia"/><w:i/><w:iCs/><w:color w:val="2B2B2B"/><w:sz w:val="26"/><w:szCs w:val="20"/></w:rPr><w:t>On endings: the species will not be told. It will simply notice, eventually, that the sky feels less watched, and assume this is progress.</w:t></w:r></w:p><w:p><w:pPr><w:spacing w:after="280" w:line="400" w:lineRule="auto"/><w:ind w:left="440" w:right="320"/><w:rPr><w:rFonts w:ascii="Georgia" w:hAnsi="Georgia"/><w:i/><w:color w:val="2B2B2B"/><w:sz w:val="26"/></w:rPr></w:pPr><w:r><w:rPr><w:rFonts w:ascii="Georgia" w:hAnsi="Georgia"/><w:i/><w:iCs/><w:color w:val="2B2B2B"/><w:sz w:val="26"/><w:szCs w:val="18"/></w:rPr><w:t>— The New Starter’s Handbook, uncleared draft</w:t></w:r></w:p><w:p><w:pPr><w:spacing w:line="400" w:lineRule="auto"/><w:ind w:firstLine="440"/><w:jc w:val="both"/><w:rPr><w:rFonts w:ascii="Georgia" w:hAnsi="Georgia"/><w:color w:val="2B2B2B"/><w:sz w:val="26"/></w:rPr></w:pPr><w:r><w:rPr><w:rFonts w:ascii="Georgia" w:hAnsi="Georgia"/><w:color w:val="2B2B2B"/><w:sz w:val="26"/></w:rPr><w:t xml:space="preserve">The Desk drove down together, all five of them and the alpaca in one van that smelled, by hour six, unmistakably of alpaca, and spent the last quiet stretch of highway before Texas doing the thing they had never once done in the weeks since Lissome, which was nothing in particular: Gladys read the paper editions of two newspapers she still had delivered on principle, Warren dozed with a folder open on his lap he had no intention of reading, Priya argued with Jesse about a podcast episode neither of them would remember by morning, and Dana </w:t></w:r><w:r><w:rPr><w:rFonts w:ascii="Georgia" w:hAnsi="Georgia"/><w:color w:val="2B2B2B"/><w:sz w:val="26"/></w:rPr><w:lastRenderedPageBreak/><w:t>drove, watching all of it in the mirror the way a woman watches something she has decided, without quite announcing it to herself, to keep. Nobody mentioned Starfall for a hundred and forty miles. It was, Dana thought, the closest the Desk had ever come to being an actual desk, as opposed to a basement full of people who happened to work near each other.</w:t></w:r></w:p><w:p><w:pPr><w:spacing w:line="400" w:lineRule="auto"/><w:ind w:firstLine="440"/><w:jc w:val="both"/><w:rPr><w:rFonts w:ascii="Georgia" w:hAnsi="Georgia"/><w:color w:val="2B2B2B"/><w:sz w:val="26"/></w:rPr></w:pPr><w:r><w:rPr><w:rFonts w:ascii="Georgia" w:hAnsi="Georgia"/><w:color w:val="2B2B2B"/><w:sz w:val="26"/></w:rPr><w:t>Texas arrived as heat and a horizon that refused to get closer. The van’s air-conditioning had one setting, which was argument. Steve shifted in the back and the whole vehicle leaned. They stopped once at a station where the restrooms smelled of bleach and hot paper towels, and Warren bought five bottles of water and a sixth he did not explain. By the stadium the sky was already taking on the particular pre-eclipse color that makes people take photographs of nothing.</w:t></w:r></w:p><w:p><w:pPr><w:spacing w:line="400" w:lineRule="auto"/><w:ind w:firstLine="440"/><w:jc w:val="both"/><w:rPr><w:rFonts w:ascii="Georgia" w:hAnsi="Georgia"/><w:color w:val="2B2B2B"/><w:sz w:val="26"/></w:rPr></w:pPr><w:r><w:rPr><w:rFonts w:ascii="Georgia" w:hAnsi="Georgia"/><w:color w:val="2B2B2B"/><w:sz w:val="26"/></w:rPr><w:lastRenderedPageBreak/><w:t>They hit a checkpoint that was only traffic cones and a man in a volunteer shirt who wanted to know if they were press. Warren said federal and showed a badge that had been designed to end conversations. The man ended. In the van Priya ran the overlay on a laptop that kept overheating on her knees. The hum, as they closed on the stadium, resolved from a smear into a point. She said, not loud, “It’s already listening.” Gladys, without looking up from the paper, said that was rude.</w:t></w:r></w:p><w:p><w:pPr><w:spacing w:line="400" w:lineRule="auto"/><w:ind w:firstLine="440"/><w:jc w:val="both"/><w:rPr><w:rFonts w:ascii="Georgia" w:hAnsi="Georgia"/><w:color w:val="2B2B2B"/><w:sz w:val="26"/></w:rPr></w:pPr><w:r><w:rPr><w:rFonts w:ascii="Georgia" w:hAnsi="Georgia"/><w:color w:val="2B2B2B"/><w:sz w:val="26"/></w:rPr><w:t>Starfall went ahead because canceling it would have cost Halo Systems more market confidence than the eclipse itself was worth, and because Kade decided, after a conversation with Dana and Halvorsen that took place mostly in a stairwell neither of them trusted the building’s microphones enough to skip, that the safest place to fight a broadcast was inside it.</w:t></w:r></w:p><w:p><w:pPr><w:spacing w:line="400" w:lineRule="auto"/><w:ind w:firstLine="440"/><w:jc w:val="both"/><w:rPr><w:rFonts w:ascii="Georgia" w:hAnsi="Georgia"/><w:color w:val="2B2B2B"/><w:sz w:val="26"/></w:rPr></w:pPr><w:r><w:rPr><w:rFonts w:ascii="Georgia" w:hAnsi="Georgia"/><w:color w:val="2B2B2B"/><w:sz w:val="26"/></w:rPr><w:lastRenderedPageBreak/><w:t xml:space="preserve">The event filled a stadium in Texas — eighty thousand seats, the heat still coming up off the concourse concrete after sundown, popcorn and sunscreen and hot asphalt in every breath — and a billion screens beyond: a constellation of satellites unfurling reflective sails to paint a second ring of light across a natural eclipse, timed to music, hosted by a Halo Systems executive whose smile Trip Calloway — mid-forties, silver-templed, a voice trained to sound sincere on command — had personally rehearsed for eleven minutes while explaining, without quite explaining, why the broadcast could not run one second long. It was, by simple satellite count, the single largest coordinated act any orbital constellation on Earth had ever performed, a fact three separate press releases mentioned and none of them explained the actual reason for. One of the releases used the word </w:t></w:r><w:r><w:rPr><w:rFonts w:ascii="Georgia" w:hAnsi="Georgia"/><w:color w:val="2B2B2B"/><w:sz w:val="26"/></w:rPr><w:lastRenderedPageBreak/><w:t>historic four times and the word moon once. Legal had struck the word unprecedented as premature.</w:t></w:r></w:p><w:p><w:pPr><w:spacing w:line="400" w:lineRule="auto"/><w:ind w:firstLine="440"/><w:jc w:val="both"/><w:rPr><w:rFonts w:ascii="Georgia" w:hAnsi="Georgia"/><w:color w:val="2B2B2B"/><w:sz w:val="26"/></w:rPr></w:pPr><w:r><w:rPr><w:rFonts w:ascii="Georgia" w:hAnsi="Georgia"/><w:color w:val="2B2B2B"/><w:sz w:val="26"/></w:rPr><w:t>Nora came in through a service gate with a lanyard Trip had printed too fast and a camera she would not, in the end, use. The concourse was a river of people in eclipse glasses, sunscreen, beer, the deep-fry smell of a night game that was not a game. A PA voice asked them not to look directly and then told them where the merch stands were. Jesse’s volunteers had a folding table and a paper sign that said CALL DON’T APPROACH in handwriting that had gotten shakier as the crowd grew. Gary Huff’s shortwave cut through the volunteer channel once, crisp as a man who had been waiting his whole life for a frequency that mattered, and then went back to work.</w:t></w:r></w:p><w:p><w:pPr><w:spacing w:line="400" w:lineRule="auto"/><w:ind w:firstLine="440"/><w:jc w:val="both"/><w:rPr><w:rFonts w:ascii="Georgia" w:hAnsi="Georgia"/><w:color w:val="2B2B2B"/><w:sz w:val="26"/></w:rPr></w:pPr><w:r><w:rPr><w:rFonts w:ascii="Georgia" w:hAnsi="Georgia"/><w:color w:val="2B2B2B"/><w:sz w:val="26"/></w:rPr><w:t xml:space="preserve">Finding section 114 meant arguing with an usher who believed in tickets more than lanyards. Jesse smiled the podcast smile. It bounced. Nora said her </w:t></w:r><w:r><w:rPr><w:rFonts w:ascii="Georgia" w:hAnsi="Georgia"/><w:color w:val="2B2B2B"/><w:sz w:val="26"/></w:rPr><w:lastRenderedPageBreak/><w:t>sister was already in the row and the usher, who also had a sister, let them through with a warning about standing during totality. The stairs were a choreography of knees and cups. A man in an eclipse T-shirt told Steve, who should not have been in the concourse at all, that this was a family event. Steve considered him. The man found another hill to die on.</w:t></w:r></w:p><w:p><w:pPr><w:spacing w:line="400" w:lineRule="auto"/><w:ind w:firstLine="440"/><w:jc w:val="both"/><w:rPr><w:rFonts w:ascii="Georgia" w:hAnsi="Georgia"/><w:color w:val="2B2B2B"/><w:sz w:val="26"/></w:rPr></w:pPr><w:r><w:rPr><w:rFonts w:ascii="Georgia" w:hAnsi="Georgia"/><w:color w:val="2B2B2B"/><w:sz w:val="26"/></w:rPr><w:t xml:space="preserve">On the field tunnel a Halo contractor tried to stop Warren with a palm on the chest. Warren walked through the palm. The contractor bounced off a concrete rib and came back with friends. Buchanan’s voice in Warren’s earpiece said stand down the civilians and keep the feed closet. Warren showed a badge that had never been handsome and a face that had spent thirty years winning arguments by not blinking. The friends discovered they had somewhere else to be. The contractor sat on the </w:t></w:r><w:r><w:rPr><w:rFonts w:ascii="Georgia" w:hAnsi="Georgia"/><w:color w:val="2B2B2B"/><w:sz w:val="26"/></w:rPr><w:lastRenderedPageBreak/><w:t>tunnel floor and looked at his own hand as if it had betrayed him.</w:t></w:r></w:p><w:p><w:pPr><w:spacing w:line="400" w:lineRule="auto"/><w:ind w:firstLine="440"/><w:jc w:val="both"/><w:rPr><w:rFonts w:ascii="Georgia" w:hAnsi="Georgia"/><w:color w:val="2B2B2B"/><w:sz w:val="26"/></w:rPr></w:pPr><w:r><w:rPr><w:rFonts w:ascii="Georgia" w:hAnsi="Georgia"/><w:color w:val="2B2B2B"/><w:sz w:val="26"/></w:rPr><w:t xml:space="preserve">Warren worked the stadium crowd with a printed list cross-referenced from a wedding guest list, a Nevada facility’s badge logs, and three motel receipts, because he did not believe in throwing anything away and, that day, thirty years of the habit finally paid its debt at once. Gladys ran a tip line that was, for one night, not a cell phone in a drawer but four hundred volunteers Jesse’s podcast audience had organized in nine hours flat, once Jesse finally, on air, said the true thing instead of the scary thing: if you see someone in this crowd who doesn’t flinch, call this number, don’t confront them, just call. Somewhere in the middle of that volunteer roster, relaying calls from three counties over on a shortwave set he had been perfecting since a decade before anyone believed him, sat Gary Huff, running </w:t></w:r><w:r><w:rPr><w:rFonts w:ascii="Georgia" w:hAnsi="Georgia"/><w:color w:val="2B2B2B"/><w:sz w:val="26"/></w:rPr><w:lastRenderedPageBreak/><w:t>the single most useful hour of his civil-defense career, and never once finding out that it was.</w:t></w:r></w:p><w:p><w:pPr><w:spacing w:line="400" w:lineRule="auto"/><w:ind w:firstLine="440"/><w:jc w:val="both"/><w:rPr><w:rFonts w:ascii="Georgia" w:hAnsi="Georgia"/><w:color w:val="2B2B2B"/><w:sz w:val="26"/></w:rPr></w:pPr><w:r><w:rPr><w:rFonts w:ascii="Georgia" w:hAnsi="Georgia"/><w:color w:val="2B2B2B"/><w:sz w:val="26"/></w:rPr><w:t>Priya sat in the control trailer with Halo’s engineers and, more quietly, with Anders Feld, building the thing Colonel Buchanan’s office had authorized and did not yet know was about to be replaced: not the overload signal sealed in a briefing folder upstairs, but an answer, assembled from the one branch of the ship’s own forty-thousand-year-old plan that nobody had ever had occasion to use, structured as a question it had always technically allowed for.</w:t></w:r></w:p><w:p><w:pPr><w:spacing w:line="400" w:lineRule="auto"/><w:ind w:firstLine="440"/><w:jc w:val="both"/><w:rPr><w:rFonts w:ascii="Georgia" w:hAnsi="Georgia"/><w:color w:val="2B2B2B"/><w:sz w:val="26"/></w:rPr></w:pPr><w:r><w:rPr><w:rFonts w:ascii="Georgia" w:hAnsi="Georgia"/><w:color w:val="2B2B2B"/><w:sz w:val="26"/></w:rPr><w:t xml:space="preserve">Buchanan’s authorization for the overload arrived with forty minutes to spare and a signature that made it, on paper, the only sanctioned plan in the building. It was Jesse who said the thing plainly, in a trailer full of people with better clearances than his: that a plan which required not asking Dominic Reyes, or the several thousand people </w:t></w:r><w:r><w:rPr><w:rFonts w:ascii="Georgia" w:hAnsi="Georgia"/><w:color w:val="2B2B2B"/><w:sz w:val="26"/></w:rPr><w:lastRenderedPageBreak/><w:t>quietly like him in that stadium alone, was not a peace plan whatever the folder called it, and that four hundred podcast listeners were currently standing by with a phone number precisely because ordinary people had gotten tired of being managed by folders. Nobody in the trailer outranked a man who had already found the facility Buchanan’s own field team had been a day late to.</w:t></w:r></w:p><w:p><w:pPr><w:spacing w:line="400" w:lineRule="auto"/><w:ind w:firstLine="440"/><w:jc w:val="both"/><w:rPr><w:rFonts w:ascii="Georgia" w:hAnsi="Georgia"/><w:color w:val="2B2B2B"/><w:sz w:val="26"/></w:rPr></w:pPr><w:r><w:rPr><w:rFonts w:ascii="Georgia" w:hAnsi="Georgia"/><w:color w:val="2B2B2B"/><w:sz w:val="26"/></w:rPr><w:t>The tablet still carried the Directorate header, which was a courtesy and a threat. Under the header a paragraph in Buchanan’s compact prose: in the event of an active Feed broadcast coincident with the Halo consumer event, Halo Systems is directed to transmit the prepared counter-signal at full constellation power. No other signal is authorized. Deviation will be treated as an operational breach. Cole had initialed the margin. Halvorsen had not.</w:t></w:r></w:p><w:p><w:pPr><w:spacing w:line="400" w:lineRule="auto"/><w:ind w:firstLine="440"/><w:jc w:val="both"/><w:rPr><w:rFonts w:ascii="Georgia" w:hAnsi="Georgia"/><w:color w:val="2B2B2B"/><w:sz w:val="26"/></w:rPr></w:pPr><w:r><w:rPr><w:rFonts w:ascii="Georgia" w:hAnsi="Georgia"/><w:color w:val="2B2B2B"/><w:sz w:val="26"/></w:rPr><w:t xml:space="preserve">Kade read it twice. Dana watched his face do the thing it had done on the pad the morning of the </w:t></w:r><w:r><w:rPr><w:rFonts w:ascii="Georgia" w:hAnsi="Georgia"/><w:color w:val="2B2B2B"/><w:sz w:val="26"/></w:rPr><w:lastRenderedPageBreak/><w:t>confetti: inventory, then anger, then a decision that would not wait for a better inventory. Feld said, not looking at the tablet, that full constellation power into a skull-mounted receiver was how you ended a conversation by ending the listener. Jesse, who had no business in the sentence, said then don’t send that conversation. Buchanan’s voice on the radio, when it came, asked only whether they were in receipt. Kade said they were. He did not say of what.</w:t></w:r></w:p><w:p><w:pPr><w:spacing w:line="400" w:lineRule="auto"/><w:ind w:firstLine="440"/><w:jc w:val="both"/><w:rPr><w:rFonts w:ascii="Georgia" w:hAnsi="Georgia"/><w:color w:val="2B2B2B"/><w:sz w:val="26"/></w:rPr></w:pPr><w:r><w:rPr><w:rFonts w:ascii="Georgia" w:hAnsi="Georgia"/><w:color w:val="2B2B2B"/><w:sz w:val="26"/></w:rPr><w:t xml:space="preserve">The trailer behind the stadium was a shipping container with ambition: folding tables, a nest of cables, a window AC unit fighting the Texas night and losing. Buchanan’s signature came through on a tablet that left a rectangle of light on Kade’s face. Jesse stood up so fast his chair hit the wall. He did not have a clearance. He had a microphone and four hundred people in the bowl who had believed him when he said call, don’t confront. Dana watched Kade look at the tablet, then at Feld, then at the bowl </w:t></w:r><w:r><w:rPr><w:rFonts w:ascii="Georgia" w:hAnsi="Georgia"/><w:color w:val="2B2B2B"/><w:sz w:val="26"/></w:rPr><w:lastRenderedPageBreak/><w:t>on the monitor, eighty thousand faces tipped toward a moon that did not know it was cover.</w:t></w:r></w:p><w:p><w:pPr><w:spacing w:line="400" w:lineRule="auto"/><w:ind w:firstLine="440"/><w:jc w:val="both"/><w:rPr><w:rFonts w:ascii="Georgia" w:hAnsi="Georgia"/><w:color w:val="2B2B2B"/><w:sz w:val="26"/></w:rPr></w:pPr><w:r><w:rPr><w:rFonts w:ascii="Georgia" w:hAnsi="Georgia"/><w:color w:val="2B2B2B"/><w:sz w:val="26"/></w:rPr><w:t xml:space="preserve">He told his engineers to run the answer Priya and Feld had built instead. He did not call Brussels first. There would be time to be reprimanded for it later, assuming there was a later.</w:t></w:r></w:p><w:p><w:pPr><w:spacing w:line="400" w:lineRule="auto"/><w:ind w:firstLine="440"/><w:jc w:val="both"/><w:rPr><w:rFonts w:ascii="Georgia" w:hAnsi="Georgia"/><w:color w:val="2B2B2B"/><w:sz w:val="26"/></w:rPr></w:pPr><w:r><w:rPr><w:rFonts w:ascii="Georgia" w:hAnsi="Georgia"/><w:color w:val="2B2B2B"/><w:sz w:val="26"/></w:rPr><w:t xml:space="preserve">Nora found Dominic in section 114, three rows from where Mabs sat wondering why her husband had insisted, uncharacteristically, on seats that faced the broadcast screen instead of the eclipse itself. Steve, three feet away in a service corridor he had no business occupying, would not walk past a sound technician whose credentials were perfect. The technician, feeling an alpaca’s opinion of him with an accuracy that should have worried him sooner, broke for the master feed the moment Warren’s radio crackled with a Dipstick color nobody wanted to read aloud, and got two switches </w:t></w:r><w:r><w:rPr><w:rFonts w:ascii="Georgia" w:hAnsi="Georgia"/><w:color w:val="2B2B2B"/><w:sz w:val="26"/></w:rPr><w:lastRenderedPageBreak/><w:t>thrown before Warren — thirty years of filing habits notwithstanding a body that could still, on the right afternoon, cover forty yards of stadium corridor — put him on the ground a stride short of the third. That was the contest. A man on a floor. A switch still up.</w:t></w:r></w:p><w:p><w:pPr><w:spacing w:line="400" w:lineRule="auto"/><w:ind w:firstLine="440"/><w:jc w:val="both"/><w:rPr><w:rFonts w:ascii="Georgia" w:hAnsi="Georgia"/><w:color w:val="2B2B2B"/><w:sz w:val="26"/></w:rPr></w:pPr><w:r><w:rPr><w:rFonts w:ascii="Georgia" w:hAnsi="Georgia"/><w:color w:val="2B2B2B"/><w:sz w:val="26"/></w:rPr><w:t xml:space="preserve">For a moment the only sound in the closet was the rack settling and Warren swearing at a volume he would later deny. The technician’s credentials were perfect. His pulse, when Dana found it, was not doing anything a human pulse had been asked to do in any manual she trusted. He looked at Steve through the open door and stopped struggling, which was not the same as surrendering. </w:t></w:r><w:r><w:rPr><w:rFonts w:ascii="Georgia" w:hAnsi="Georgia"/><w:color w:val="2B2B2B"/><w:sz w:val="26"/></w:rPr><w:lastRenderedPageBreak/><w:t>Buchanan’s voice in the radio wanted a status. Warren said, “Switch two. Not three. Send a bag.” He did not specify for whom.</w:t></w:r></w:p><w:p><w:pPr><w:spacing w:line="400" w:lineRule="auto"/><w:ind w:firstLine="440"/><w:jc w:val="both"/><w:rPr><w:rFonts w:ascii="Georgia" w:hAnsi="Georgia"/><w:color w:val="2B2B2B"/><w:sz w:val="26"/></w:rPr></w:pPr><w:r><w:rPr><w:rFonts w:ascii="Georgia" w:hAnsi="Georgia"/><w:color w:val="2B2B2B"/><w:sz w:val="26"/></w:rPr><w:t xml:space="preserve">The ship’s broadcast woke into Starfall exactly the way Kade had feared: reaching, through a frequency layered under a light show a billion people had chosen to watch on purpose, for every sleeping hybrid inside the shore boat’s footprint, the way it had reached for them one at a time, quietly, for forty-six patient years. Priya’s filter caught it the same way any technosignature search catches anything: not by understanding the signal first, but by noticing that the noise floor had stopped behaving like noise. Nine seconds after the pattern changed shape, she had a spike nobody could argue with. The spike was not a round trip to the Trojans. A reply from the Boat itself could not arrive for the better part of an hour, there and back. This one came from the shore boat, parked where a constellation in low orbit can actually talk to it. The faction on the council had loaded the unused branch onto that hull and given it permission to answer if anyone on Earth ever asked in the form the clause required. The Boat would hear what its tender had done when the light got there. What went out over the retuned signal was not a jam and was not the overload Brussels had signed off on. It was offered rather than aimed, and structured, for the first time in forty-six years, as the request the ship’s own plan had always technically allowed and had never once been given. Something on the order of a billion invitations arrived at the tender, and one, freely made, got a reply from the hull that was close enough to give it.</w:t></w:r></w:p><w:p><w:pPr><w:spacing w:line="400" w:lineRule="auto"/><w:ind w:firstLine="440"/><w:jc w:val="both"/><w:rPr><w:rFonts w:ascii="Georgia" w:hAnsi="Georgia"/><w:color w:val="2B2B2B"/><w:sz w:val="26"/></w:rPr></w:pPr><w:r><w:rPr><w:rFonts w:ascii="Georgia" w:hAnsi="Georgia"/><w:color w:val="2B2B2B"/><w:sz w:val="26"/></w:rPr><w:t xml:space="preserve">In the bowl the light went strange. Not darker — the eclipse was already doing darker — but layered, a second ring drawing itself around the moon as if a compass had been set on the sky. From the cheap seats it looked concentric with the moon. It was a local trick. The sails were a few hundred kilometers up, and the broadcast sold the same picture to everyone watching on a phone. People cheered because they had paid to cheer. A child two rows down from Nora said it was a filter. Mabs said nothing. Dominic’s pupils did not do what pupils do when a stadium becomes a single white thought. Nora put her hand on his other wrist, the one Mabs did not have, and felt a pulse that was doing too much work.</w:t></w:r></w:p><w:p><w:pPr><w:spacing w:line="400" w:lineRule="auto"/><w:ind w:firstLine="440"/><w:jc w:val="both"/><w:rPr><w:rFonts w:ascii="Georgia" w:hAnsi="Georgia"/><w:color w:val="2B2B2B"/><w:sz w:val="26"/></w:rPr></w:pPr><w:r><w:rPr><w:rFonts w:ascii="Georgia" w:hAnsi="Georgia"/><w:color w:val="2B2B2B"/><w:sz w:val="26"/></w:rPr><w:t xml:space="preserve">Feld heard it before Priya’s screens confirmed anything: a particular shape folded into that reply, a </w:t></w:r><w:r><w:rPr><w:rFonts w:ascii="Georgia" w:hAnsi="Georgia"/><w:color w:val="2B2B2B"/><w:sz w:val="26"/></w:rPr><w:lastRenderedPageBreak/><w:t>small stubborn asymmetry in an otherwise clean signal that he recognized the way you recognize a friend’s handwriting on an envelope you weren’t expecting. He didn’t explain it to the trailer, and nobody in the trailer was positioned to ask him to. He only said, quietly, to no one in particular, that somebody up there had argued for exactly this shape and won, for once, and that he hoped whoever it was still had the standing left to keep arguing tomorrow.</w:t></w:r></w:p><w:p><w:pPr><w:spacing w:line="400" w:lineRule="auto"/><w:ind w:firstLine="440"/><w:jc w:val="both"/><w:rPr><w:rFonts w:ascii="Georgia" w:hAnsi="Georgia"/><w:color w:val="2B2B2B"/><w:sz w:val="26"/></w:rPr></w:pPr><w:r><w:rPr><w:rFonts w:ascii="Georgia" w:hAnsi="Georgia"/><w:color w:val="2B2B2B"/><w:sz w:val="26"/></w:rPr><w:t xml:space="preserve">Nora reached Dominic before the reply finished. She did not have a plan beyond her sister’s hand in hers, a camera she’d left, for once, in the car, and eleven years of watching a face for the fraction of a second before it decided what it was about to feel — the same fraction of a second she’d caught on video the first night, and had spent three weeks wishing she’d been wrong about. That, more than anything Kade’s engineers had built, was the instrument she trusted to tell her when to speak. She said his name, and </w:t></w:r><w:r><w:rPr><w:rFonts w:ascii="Georgia" w:hAnsi="Georgia"/><w:color w:val="2B2B2B"/><w:sz w:val="26"/></w:rPr><w:lastRenderedPageBreak/><w:t>Mabs’s, and the fishing trip Curtis had never finished describing, ordinary words with no procedure behind them at all. It was the same lesson Feld had spent an hour trying to explain to a trailer full of colonels: the ship had never once been spoken to as if it might listen. Neither, really, had Dominic.</w:t></w:r></w:p><w:p><w:pPr><w:spacing w:line="400" w:lineRule="auto"/><w:ind w:firstLine="440"/><w:jc w:val="both"/><w:rPr><w:rFonts w:ascii="Georgia" w:hAnsi="Georgia"/><w:color w:val="2B2B2B"/><w:sz w:val="26"/></w:rPr></w:pPr><w:r><w:rPr><w:rFonts w:ascii="Georgia" w:hAnsi="Georgia"/><w:color w:val="2B2B2B"/><w:sz w:val="26"/></w:rPr><w:t>What she got, when it dropped, was her brother-in-law blinking hard, twice, the way a person blinks who has been holding very still for longer than he realized, and asking Mabs, with real confusion, why she was crying.</w:t></w:r></w:p><w:p><w:pPr><w:spacing w:line="400" w:lineRule="auto"/><w:ind w:firstLine="440"/><w:jc w:val="both"/><w:rPr><w:rFonts w:ascii="Georgia" w:hAnsi="Georgia"/><w:color w:val="2B2B2B"/><w:sz w:val="26"/></w:rPr></w:pPr></w:p><w:p><w:pPr><w:spacing w:line="400" w:lineRule="auto"/><w:ind w:firstLine="440"/><w:jc w:val="both"/><w:rPr><w:rFonts w:ascii="Georgia" w:hAnsi="Georgia"/><w:color w:val="2B2B2B"/><w:sz w:val="26"/></w:rPr></w:pPr><w:r><w:rPr><w:rFonts w:ascii="Georgia" w:hAnsi="Georgia"/><w:color w:val="2B2B2B"/><w:sz w:val="26"/></w:rPr><w:t xml:space="preserve">He did not have the weather behind the eyes anymore. That was the first thing he knew. The second was Mabs’s face, which he had seen in a kitchen with a knife and had not been able to meet. The third was that he wanted, very badly, to sit down. He sat. He held her hand too hard and then not hard enough. He did not ask about the light. He </w:t></w:r><w:r><w:rPr><w:rFonts w:ascii="Georgia" w:hAnsi="Georgia"/><w:color w:val="2B2B2B"/><w:sz w:val="26"/></w:rPr><w:lastRenderedPageBreak/><w:t>asked if the turkey had been all right, which was the wrong year and the right fear.</w:t></w:r></w:p><w:p><w:pPr><w:spacing w:line="400" w:lineRule="auto"/><w:ind w:firstLine="440"/><w:jc w:val="both"/><w:rPr><w:rFonts w:ascii="Georgia" w:hAnsi="Georgia"/><w:color w:val="2B2B2B"/><w:sz w:val="26"/></w:rPr></w:pPr><w:r><w:rPr><w:rFonts w:ascii="Georgia" w:hAnsi="Georgia"/><w:color w:val="2B2B2B"/><w:sz w:val="26"/></w:rPr><w:t>Above all of them the eclipse reached totality on schedule, and the satellites did the one part of their job the public had actually paid to watch: a second ring of light closing slow and silver around the moon’s dark disc, drawn across eighty thousand upturned faces in a Texas stadium and a billion screens beyond it, while a species that had almost changed hands twenty minutes earlier filmed the sky on its phones and called it beautiful, which, separately from everything else that had just happened to it, it also was.</w:t></w:r></w:p><w:p><w:pPr><w:spacing w:line="400" w:lineRule="auto"/><w:ind w:firstLine="440"/><w:jc w:val="both"/><w:rPr><w:rFonts w:ascii="Georgia" w:hAnsi="Georgia"/><w:color w:val="2B2B2B"/><w:sz w:val="26"/></w:rPr></w:pPr><w:r><w:rPr><w:rFonts w:ascii="Georgia" w:hAnsi="Georgia"/><w:color w:val="2B2B2B"/><w:sz w:val="26"/></w:rPr><w:t xml:space="preserve">Nobody could prove, afterward, that they’d stopped an invasion instead of a very expensive light show having a technical glitch, and nobody in Brussels was going to be told that the authorized signal had been quietly swapped out by a satellite executive on the say-so of a podcaster and a defector. You do not get a press conference. You get a forty-thousand-year-old ship that, for the first time in the forty-six years it has been watching, stood down a scheduled action because someone finally answered it on purpose. Officially, Buchanan’s plan worked exactly as authorized. The true file has three readers. They went home.</w:t></w:r></w:p><w:p><w:pPr><w:spacing w:after="40" w:line="400" w:lineRule="auto"/><w:ind w:left="440" w:right="320"/><w:rPr><w:rFonts w:ascii="Georgia" w:hAnsi="Georgia"/><w:i/><w:color w:val="2B2B2B"/><w:sz w:val="26"/></w:rPr></w:pPr><w:r><w:rPr><w:rFonts w:ascii="Georgia" w:hAnsi="Georgia"/><w:i/><w:color w:val="2B2B2B"/><w:sz w:val="26"/></w:rPr><w:t xml:space="preserve">On the field afterward the stadium emptied the way stadiums empty: slowly, then all at once. Cups rolled. A lost eclipse-glasses pair </w:t></w:r><w:r><w:rPr><w:rFonts w:ascii="Georgia" w:hAnsi="Georgia"/><w:i/><w:color w:val="2B2B2B"/><w:sz w:val="26"/></w:rPr><w:lastRenderedPageBreak/><w:t>hung on a rail. Kade stood with his hands in his pockets and watched the sails on his own satellites fold like a trick he was tired of explaining. Dana asked him if he would do Starfall again in two years if Buchanan got her larger broadcast. He said he would build the stage and fight about the song, which she took for a yes that intended to stay complicated.</w:t></w:r></w:p><w:p><w:pPr><w:spacing w:line="400" w:lineRule="auto"/><w:ind w:firstLine="440"/><w:jc w:val="both"/><w:rPr><w:rFonts w:ascii="Georgia" w:hAnsi="Georgia"/><w:color w:val="2B2B2B"/><w:sz w:val="26"/></w:rPr></w:pPr><w:r><w:rPr><w:rFonts w:ascii="Georgia" w:hAnsi="Georgia"/><w:color w:val="2B2B2B"/><w:sz w:val="26"/></w:rPr><w:t>∗</w:t></w:r></w:p><w:p><w:pPr><w:spacing w:line="400" w:lineRule="auto"/><w:ind w:firstLine="440"/><w:jc w:val="both"/><w:rPr><w:rFonts w:ascii="Georgia" w:hAnsi="Georgia"/><w:color w:val="2B2B2B"/><w:sz w:val="26"/></w:rPr></w:pPr><w:r><w:rPr><w:rFonts w:ascii="Georgia" w:hAnsi="Georgia"/><w:color w:val="2B2B2B"/><w:sz w:val="26"/></w:rPr><w:t xml:space="preserve">The Desk did not close. It acquired, in the following months, a coffee maker that worked, and a standing invitation for a podcaster and a wedding videographer to stop by whenever either of them found something the internet had tried too hard to make disappear. Mabs and Dominic are, as of this printing, still married, and have agreed, as a couple, never to discuss section 114 again, which Nora </w:t></w:r><w:r><w:rPr><w:rFonts w:ascii="Georgia" w:hAnsi="Georgia"/><w:color w:val="2B2B2B"/><w:sz w:val="26"/></w:rPr><w:lastRenderedPageBreak/><w:t>considers the single greatest act of diplomacy either of them will ever perform.</w:t></w:r></w:p><w:p><w:pPr><w:spacing w:line="400" w:lineRule="auto"/><w:ind w:firstLine="440"/><w:jc w:val="both"/><w:rPr><w:rFonts w:ascii="Georgia" w:hAnsi="Georgia"/><w:color w:val="2B2B2B"/><w:sz w:val="26"/></w:rPr></w:pPr><w:r><w:rPr><w:rFonts w:ascii="Georgia" w:hAnsi="Georgia"/><w:color w:val="2B2B2B"/><w:sz w:val="26"/></w:rPr><w:t>Lissome went back to being Lissome. The water tower kept its logo. The barn went back to cattle. Mabs sent Nora a photograph of a thank-you card pile and no commentary, which Nora chose to read as peace. Huff filed a report with the sheriff that Cobb stamped RECEIVED and put in a drawer that already had eleven of his reports in it. On quiet Tuesdays he still climbed onto his roof with a pair of binoculars and a satisfaction no committee would ever budget for.</w:t></w:r></w:p><w:p><w:pPr><w:spacing w:line="400" w:lineRule="auto"/><w:ind w:firstLine="440"/><w:jc w:val="both"/><w:rPr><w:rFonts w:ascii="Georgia" w:hAnsi="Georgia"/><w:color w:val="2B2B2B"/><w:sz w:val="26"/></w:rPr></w:pPr><w:r><w:rPr><w:rFonts w:ascii="Georgia" w:hAnsi="Georgia"/><w:color w:val="2B2B2B"/><w:sz w:val="26"/></w:rPr><w:t xml:space="preserve">Jesse’s podcast added a co-host partway through the following season, which several listeners found suspicious and correct in roughly equal measure, and which Nora still refuses to discuss on the record, on the grounds that some evidence should simply be allowed to speak for itself. Gary Huff, back in Lissome, still maintains he </w:t></w:r><w:r><w:rPr><w:rFonts w:ascii="Georgia" w:hAnsi="Georgia"/><w:color w:val="2B2B2B"/><w:sz w:val="26"/></w:rPr><w:lastRenderedPageBreak/><w:t>called it, and — in the scattered, deniable way this book’s cousins have all learned to allow such men — he sort of did.</w:t></w:r></w:p><w:p><w:pPr><w:spacing w:line="400" w:lineRule="auto"/><w:ind w:firstLine="440"/><w:jc w:val="both"/><w:rPr><w:rFonts w:ascii="Georgia" w:hAnsi="Georgia"/><w:color w:val="2B2B2B"/><w:sz w:val="26"/></w:rPr></w:pPr><w:r><w:rPr><w:rFonts w:ascii="Georgia" w:hAnsi="Georgia"/><w:color w:val="2B2B2B"/><w:sz w:val="26"/></w:rPr><w:t>Cobb let him keep the report in the drawer. She said the county did not have a form for alpaca. He said that was how they got you.</w:t></w:r></w:p><w:p><w:pPr><w:spacing w:line="400" w:lineRule="auto"/><w:ind w:firstLine="440"/><w:jc w:val="both"/><w:rPr><w:rFonts w:ascii="Georgia" w:hAnsi="Georgia"/><w:color w:val="2B2B2B"/><w:sz w:val="26"/></w:rPr></w:pPr><w:r><w:rPr><w:rFonts w:ascii="Georgia" w:hAnsi="Georgia"/><w:color w:val="2B2B2B"/><w:sz w:val="26"/></w:rPr><w:t xml:space="preserve">Milo made a full recovery, went back to school, and was, as far as anyone at Halo Systems could determine, the only person involved in the entire Starfall operation who never once learned how close a badly timed flight schedule had come to being the whole story. On the Monday he went back, he told his class the hospital gravy was a crime and that a helicopter had landed for somebody else’s emergency. He did not mention his father. The teacher wrote imaginative in the margin and sent the note home. Kade laughed once, in his own kitchen, where nobody from Halo could hear it, and left the note on the refrigerator under a magnet shaped like a satellite. Elena Marsh, who ran the desk two floors above Dana’s for the length of this book without once being told what either desk was actually for, finally found out in a Directorate debrief three weeks after Starfall, went very pale, and sent Dana a memo the next morning signed, for the first time in either of their careers, with a first name and nothing official above it. They have had exactly one dinner since. Neither of them has called it that out loud yet. And “the Chen index,” after an internal memo Halvorsen personally signed, is now, on every document that matters, the Priya Chen index, a correction Priya still brings up at least once a week, entirely on principle, to people who have long since stopped needing to hear it.</w:t></w:r></w:p><w:p><w:pPr><w:spacing w:line="400" w:lineRule="auto"/><w:ind w:firstLine="440"/><w:jc w:val="both"/><w:rPr><w:rFonts w:ascii="Georgia" w:hAnsi="Georgia"/><w:color w:val="2B2B2B"/><w:sz w:val="26"/></w:rPr></w:pPr><w:r><w:rPr><w:rFonts w:ascii="Georgia" w:hAnsi="Georgia"/><w:color w:val="2B2B2B"/><w:sz w:val="26"/></w:rPr><w:t xml:space="preserve">Priya’s numbers, run the week after, were cleaner than the night had felt and less magical. The retuned signal reached every implant inside the shore boat’s footprint, which was most of the continent and not the planet. A rural hospital outside Brandon, Manitoba, logged one admission four days later that matched the old pattern: no papers, a fight over nothing. It sat outside the footprint. Priya sent the same question by a courier and a cartridge rather than by a satellite. The man answered it. She closed the file.</w:t></w:r></w:p><w:p><w:pPr><w:spacing w:line="400" w:lineRule="auto"/><w:ind w:firstLine="440"/><w:jc w:val="both"/><w:rPr><w:rFonts w:ascii="Georgia" w:hAnsi="Georgia"/><w:color w:val="2B2B2B"/><w:sz w:val="26"/></w:rPr></w:pPr><w:r><w:rPr><w:rFonts w:ascii="Georgia" w:hAnsi="Georgia"/><w:color w:val="2B2B2B"/><w:sz w:val="26"/></w:rPr><w:t xml:space="preserve">Halvorsen’s committee still meets three blocks from NATO headquarters, under a sign that still says LOGISTICS. Colonel Buchanan’s report on Starfall remains, on paper, entirely correct, and she has not let anyone in that building forget it. She drafted a larger authorization, for a larger broadcast two years out, and titled the working group CONTINGENT ILLUMINATION. Halvorsen read it, signed a one-line refusal, and had the shared drive taken down. Buchanan was told no. She did not enjoy it. The no held.</w:t></w:r></w:p><w:p><w:pPr><w:spacing w:line="400" w:lineRule="auto"/><w:ind w:firstLine="440"/><w:jc w:val="both"/><w:rPr><w:rFonts w:ascii="Georgia" w:hAnsi="Georgia"/><w:color w:val="2B2B2B"/><w:sz w:val="26"/></w:rPr></w:pPr><w:r><w:rPr><w:rFonts w:ascii="Georgia" w:hAnsi="Georgia"/><w:color w:val="2B2B2B"/><w:sz w:val="26"/></w:rPr><w:t xml:space="preserve">Whitcombe initialed the refusal from London on a copy that arrived after lunch, and wrote one line in the margin: a larger broadcast is just a louder way of not asking. Halvorsen left the line in the file. Buchanan did not.</w:t></w:r></w:p><w:p><w:pPr><w:spacing w:line="400" w:lineRule="auto"/><w:ind w:firstLine="440"/><w:jc w:val="both"/><w:rPr><w:rFonts w:ascii="Georgia" w:hAnsi="Georgia"/><w:color w:val="2B2B2B"/><w:sz w:val="26"/></w:rPr></w:pPr><w:r><w:rPr><w:rFonts w:ascii="Georgia" w:hAnsi="Georgia"/><w:color w:val="2B2B2B"/><w:sz w:val="26"/></w:rPr><w:t>The fight after Starfall was quieter than the night and meaner. Cole wanted a written finding that the authorized signal had been used. Halvorsen wanted a finding that the situation had been resolved. Buchanan wanted both and a budget line for the larger broadcast. They settled, as committees settle, on a paragraph that said Halo had performed as directed during a technical anomaly at a consumer event. Dana initialed a copy because Warren told her initials were how you survived the next audit. She initialed it in a hand that did not look like hers.</w:t></w:r></w:p><w:p><w:pPr><w:spacing w:line="400" w:lineRule="auto"/><w:ind w:firstLine="440"/><w:jc w:val="both"/><w:rPr><w:rFonts w:ascii="Georgia" w:hAnsi="Georgia"/><w:color w:val="2B2B2B"/><w:sz w:val="26"/></w:rPr></w:pPr><w:r><w:rPr><w:rFonts w:ascii="Georgia" w:hAnsi="Georgia"/><w:color w:val="2B2B2B"/><w:sz w:val="26"/></w:rPr><w:t xml:space="preserve">Monday morning the Desk’s badge reader went red. Warren stood in the stairwell with a coffee and a card that had worked on Friday. A man from Cole’s office said the basement was under review. Tuesday, Halvorsen’s refusal reached the building. Wednesday the reader went green. Warren’s card worked. Priya’s monitors came back up. Gladys’s drawer-phone was in the drawer. Dana went upstairs. Elena’s door was open. Elena said, not unkindly, that oversight had a cost and that the cost had been paid. The coffee maker hissed. Dana took a cup.</w:t></w:r></w:p><w:p><w:pPr><w:spacing w:line="400" w:lineRule="auto"/><w:ind w:firstLine="440"/><w:jc w:val="both"/><w:rPr><w:rFonts w:ascii="Georgia" w:hAnsi="Georgia"/><w:color w:val="2B2B2B"/><w:sz w:val="26"/></w:rPr></w:pPr><w:r><w:rPr><w:rFonts w:ascii="Georgia" w:hAnsi="Georgia"/><w:color w:val="2B2B2B"/><w:sz w:val="26"/></w:rPr><w:t xml:space="preserve">The ship did not leave the Trojans, and it did not go back to silence. Feld stayed on as the translator both sides trusted. The branch they had triggered stayed open as a request for consented passage and consented samples, and more of the council than anyone had expected voted to keep asking rather than finish what their great-great-grandparents had started. Of the Escort, Feld had a short report and gave it in one sitting: the vouch had been honored, the man was alive, and he had been posted to the shore boat, still without a name he was willing to have written down. Nora asked once more. Feld said there was nothing left to ask. She believed him.</w:t></w:r></w:p><w:p><w:pPr><w:spacing w:line="400" w:lineRule="auto"/><w:ind w:firstLine="440"/><w:jc w:val="both"/><w:rPr><w:rFonts w:ascii="Georgia" w:hAnsi="Georgia"/><w:color w:val="2B2B2B"/><w:sz w:val="26"/></w:rPr></w:pPr><w:r><w:rPr><w:rFonts w:ascii="Georgia" w:hAnsi="Georgia"/><w:color w:val="2B2B2B"/><w:sz w:val="26"/></w:rPr><w:t xml:space="preserve">The broadcast the Boat had waited forty-six years to spend was spent, and answered, and over. Dominic went home. Mabs kept him. That part ended. The committee in Brussels did not end, because a committee is not a plot. Dana, who had watched a rocket of her own design put eleven thousand pieces of confetti into the wrong part of the sky, understood the difference.</w:t></w:r></w:p><w:p><w:pPr><w:spacing w:line="400" w:lineRule="auto"/><w:ind w:firstLine="440"/><w:jc w:val="both"/><w:rPr><w:rFonts w:ascii="Georgia" w:hAnsi="Georgia"/><w:color w:val="2B2B2B"/><w:sz w:val="26"/></w:rPr></w:pPr><w:r><w:rPr><w:rFonts w:ascii="Georgia" w:hAnsi="Georgia"/><w:color w:val="2B2B2B"/><w:sz w:val="26"/></w:rPr><w:t xml:space="preserve">Dana went looking for Nowak twice that year. The Ibex settlement files listed him. No government directory did. Nobody she asked had met him in a room.</w:t></w:r></w:p><w:p><w:pPr><w:spacing w:line="400" w:lineRule="auto"/><w:ind w:firstLine="440"/><w:jc w:val="both"/><w:rPr><w:rFonts w:ascii="Georgia" w:hAnsi="Georgia"/><w:color w:val="2B2B2B"/><w:sz w:val="26"/></w:rPr></w:pPr><w:r><w:rPr><w:rFonts w:ascii="Georgia" w:hAnsi="Georgia"/><w:color w:val="2B2B2B"/><w:sz w:val="26"/></w:rPr><w:t xml:space="preserve">Warren was not surprised. He opened a cabinet she had assumed held toner and took out a folder labeled DETAIL — OSEI, in the same pencil as her first case number. Inside were Nowak’s offer letter, a routing slip with no originating office, and a handwritten line: engineer, basement, before the curve steepens. Feld, shown the hand, identified it in a minute. It belonged to a hybrid clerk in the shore boat’s ground office, the same office that wrote curricula and, when it was frightened, personnel actions. They had wanted a launch engineer under that fluorescent hum before the curve got steep enough to need one. Dana wrote the name of the office under the pencil and stopped looking.</w:t></w:r></w:p><w:p><w:pPr><w:spacing w:line="400" w:lineRule="auto"/><w:ind w:firstLine="440"/><w:jc w:val="both"/><w:rPr><w:rFonts w:ascii="Georgia" w:hAnsi="Georgia"/><w:color w:val="2B2B2B"/><w:sz w:val="26"/></w:rPr></w:pPr><w:r><w:rPr><w:rFonts w:ascii="Georgia" w:hAnsi="Georgia"/><w:color w:val="2B2B2B"/><w:sz w:val="26"/></w:rPr><w:t xml:space="preserve">Elena sent one more memo that winter, this one asking whether the Desk required additional oversight now that its caseload had, in her phrase, brushed a live operation. Dana wrote back that the Desk required a coffee maker and a table the passport office would stop trying to reclaim. Elena answered with a first name. It was not peace. It was the government version of leaving a light on in a </w:t></w:r><w:r><w:rPr><w:rFonts w:ascii="Georgia" w:hAnsi="Georgia"/><w:color w:val="2B2B2B"/><w:sz w:val="26"/></w:rPr><w:lastRenderedPageBreak/><w:t>hallway they still refused to admit connected two rooms.</w:t></w:r></w:p><w:p><w:pPr><w:spacing w:before="600" w:after="320" w:line="400" w:lineRule="auto"/><w:jc w:val="center"/><w:rPr><w:rFonts w:ascii="Georgia" w:eastAsia="Amazon Ember" w:hAnsi="Georgia" w:cs="Amazon Ember"/><w:b/><w:bCs/><w:color w:val="3B6EA5"/><w:szCs w:val="30"/></w:rPr></w:pPr><w:r><w:rPr><w:rFonts w:ascii="Georgia" w:eastAsia="Amazon Ember" w:hAnsi="Georgia" w:cs="Amazon Ember"/><w:b/><w:bCs/><w:color w:val="3B6EA5"/><w:szCs w:val="30"/></w:rPr><w:br w:type="page"/></w:r></w:p><w:p><w:pPr><w:pStyle w:val="Heading1"/><w:spacing w:before="600" w:after="320" w:line="400" w:lineRule="auto"/><w:jc w:val="center"/><w:rPr><w:rFonts w:ascii="Georgia" w:hAnsi="Georgia"/><w:b/><w:color w:val="3B6EA5"/></w:rPr></w:pPr><w:r><w:rPr><w:rFonts w:ascii="Georgia" w:eastAsia="Amazon Ember" w:hAnsi="Georgia" w:cs="Amazon Ember"/><w:b/><w:bCs/><w:color w:val="3B6EA5"/><w:szCs w:val="30"/></w:rPr><w:lastRenderedPageBreak/><w:t>A NOTE ON THE COUSINS</w:t></w:r></w:p><w:p><w:pPr><w:spacing w:line="400" w:lineRule="auto"/><w:ind w:firstLine="440"/><w:jc w:val="both"/><w:rPr><w:rFonts w:ascii="Georgia" w:hAnsi="Georgia"/><w:color w:val="2B2B2B"/><w:sz w:val="26"/></w:rPr></w:pPr><w:r><w:rPr><w:rFonts w:ascii="Georgia" w:hAnsi="Georgia"/><w:color w:val="2B2B2B"/><w:sz w:val="26"/></w:rPr><w:t xml:space="preserve">Protocol Flamingo is a work of fiction. It is not based on any film, television series, or declassified program, and not on any office of any real government. The United States’ All-domain Anomaly Resolution Office is real, and it is not the Desk. Nora Calder, Dana Osei, the Joint Sky Directorate, Halo Systems, the Feed, and Steve are invented. Every name in the novel was checked against the nine cousins named below and belongs to none of them.</w:t></w:r></w:p><w:p><w:pPr><w:spacing w:line="400" w:lineRule="auto"/><w:ind w:firstLine="440"/><w:jc w:val="both"/><w:rPr><w:rFonts w:ascii="Georgia" w:hAnsi="Georgia"/><w:color w:val="2B2B2B"/><w:sz w:val="26"/></w:rPr></w:pPr><w:r><w:rPr><w:rFonts w:ascii="Georgia" w:hAnsi="Georgia"/><w:color w:val="2B2B2B"/><w:sz w:val="26"/></w:rPr><w:t xml:space="preserve">The debt is of shape and of tone, and it is paid by being named here instead of replayed inside the plot. The quiet cousins supplied a private fight and a small office: The Invaders, Dark Skies, OVNI(s), and UFO. The loud ones supplied a countdown, a prepper, a white flag, and the suspicion that an occupation might already be a company: a holiday picture, the 1953 and 2005 Wars of the Worlds, Independence Day, Enemy Mine, and They Live. Douglas Adams supplied the suspicion that the end of the world is somebody’s paperwork. Nothing in the novel is drawn from his books or from those pictures.</w:t></w:r></w:p><w:p><w:pPr><w:spacing w:line="400" w:lineRule="auto"/><w:ind w:firstLine="440"/><w:jc w:val="both"/><w:rPr><w:rFonts w:ascii="Georgia" w:hAnsi="Georgia"/><w:color w:val="2B2B2B"/><w:sz w:val="26"/></w:rPr></w:pPr><w:r><w:rPr><w:rFonts w:ascii="Georgia" w:hAnsi="Georgia"/><w:iCs/><w:color w:val="2B2B2B"/><w:sz w:val="26"/></w:rPr><w:t>Look up anyway. Nobody else is going to mention it.</w:t></w:r></w:p><w:p><w:pPr><w:spacing w:before="600" w:after="320" w:line="400" w:lineRule="auto"/><w:jc w:val="center"/><w:rPr><w:rFonts w:ascii="Georgia" w:eastAsia="Amazon Ember" w:hAnsi="Georgia" w:cs="Amazon Ember"/><w:b/><w:bCs/><w:color w:val="3B6EA5"/><w:szCs w:val="30"/></w:rPr></w:pPr><w:r><w:rPr><w:rFonts w:ascii="Georgia" w:eastAsia="Amazon Ember" w:hAnsi="Georgia" w:cs="Amazon Ember"/><w:b/><w:bCs/><w:color w:val="3B6EA5"/><w:szCs w:val="30"/></w:rPr><w:br w:type="page"/></w:r></w:p><w:p><w:pPr><w:pStyle w:val="Heading1"/></w:pPr><w:r><w:rPr><w:rFonts w:ascii="Georgia" w:hAnsi="Georgia"/><w:sz w:val="28"/><w:szCs w:val="28"/></w:rPr><w:t xml:space="preserve">GLOSSARY</w:t></w:r></w:p><w:p><w:pPr><w:spacing w:after="160" w:line="276" w:lineRule="auto"/></w:pPr><w:r><w:rPr><w:rFonts w:ascii="Georgia" w:hAnsi="Georgia"/><w:sz w:val="26"/><w:szCs w:val="26"/></w:rPr><w:t xml:space="preserve">Protocol Flamingo. The Desk’s name for the Lissome case, taken from the pink a Dipstick turns when it finds the marker. Gladys wrote it in the margin. The file kept it.</w:t></w:r></w:p><w:p><w:pPr><w:spacing w:after="160" w:line="276" w:lineRule="auto"/></w:pPr><w:r><w:rPr><w:rFonts w:ascii="Georgia" w:hAnsi="Georgia"/><w:sz w:val="26"/><w:szCs w:val="26"/></w:rPr><w:t xml:space="preserve">The Desk. The National Sky Incident Desk. A basement shared with a passport office. It answers the phone so a larger office does not have to.</w:t></w:r></w:p><w:p><w:pPr><w:spacing w:after="160" w:line="276" w:lineRule="auto"/></w:pPr><w:r><w:rPr><w:rFonts w:ascii="Georgia" w:hAnsi="Georgia"/><w:sz w:val="26"/><w:szCs w:val="26"/></w:rPr><w:t xml:space="preserve">The Directorate. The Joint Sky Directorate, in a building three blocks from NATO headquarters whose directory says LOGISTICS.</w:t></w:r></w:p><w:p><w:pPr><w:spacing w:after="160" w:line="276" w:lineRule="auto"/></w:pPr><w:r><w:rPr><w:rFonts w:ascii="Georgia" w:hAnsi="Georgia"/><w:sz w:val="26"/><w:szCs w:val="26"/></w:rPr><w:t xml:space="preserve">The Feed. The Directorate’s name for the apparatus: the Boat, the shore boat, the hybrids, and the paperwork.</w:t></w:r></w:p><w:p><w:pPr><w:spacing w:after="160" w:line="276" w:lineRule="auto"/></w:pPr><w:r><w:rPr><w:rFonts w:ascii="Georgia" w:hAnsi="Georgia"/><w:sz w:val="26"/><w:szCs w:val="26"/></w:rPr><w:t xml:space="preserve">The Boat. The generation ship, parked in the Trojan swarm ahead of Jupiter. Its formal name is several committees long. The crew do not use it.</w:t></w:r></w:p><w:p><w:pPr><w:spacing w:after="160" w:line="276" w:lineRule="auto"/></w:pPr><w:r><w:rPr><w:rFonts w:ascii="Georgia" w:hAnsi="Georgia"/><w:sz w:val="26"/><w:szCs w:val="26"/></w:rPr><w:t xml:space="preserve">The shore boat. An old tender already in high Earth orbit. It can answer a signal from a low-orbit constellation. The Boat cannot, not inside an hour.</w:t></w:r></w:p><w:p><w:pPr><w:spacing w:after="160" w:line="276" w:lineRule="auto"/></w:pPr><w:r><w:rPr><w:rFonts w:ascii="Georgia" w:hAnsi="Georgia"/><w:sz w:val="26"/><w:szCs w:val="26"/></w:rPr><w:t xml:space="preserve">Dipstick. Priya’s cartridge. It reads one marker. Crew bodies make that marker in bulk. A hybrid leaks it. DNA does not show either of them.</w:t></w:r></w:p><w:p><w:pPr><w:spacing w:after="160" w:line="276" w:lineRule="auto"/></w:pPr><w:r><w:rPr><w:rFonts w:ascii="Georgia" w:hAnsi="Georgia"/><w:sz w:val="26"/><w:szCs w:val="26"/></w:rPr><w:t xml:space="preserve">Starfall. Halo Systems’ public light show during an eclipse, and the night the shore boat was finally asked a question.</w:t></w:r></w:p><w:p><w:pPr><w:spacing w:after="160" w:line="276" w:lineRule="auto"/></w:pPr><w:r><w:rPr><w:rFonts w:ascii="Georgia" w:hAnsi="Georgia"/><w:sz w:val="26"/><w:szCs w:val="26"/></w:rPr><w:t xml:space="preserve">The Chen index. Priya Chen’s pattern of sightings. For a while the building left her name off it. Halvorsen put the name back.</w:t></w:r></w:p><w:p><w:pPr><w:spacing w:after="160" w:line="276" w:lineRule="auto"/></w:pPr><w:r><w:rPr><w:rFonts w:ascii="Georgia" w:hAnsi="Georgia"/><w:sz w:val="26"/><w:szCs w:val="26"/></w:rPr><w:t xml:space="preserve">Contingent Illumination. Buchanan’s proposed larger broadcast. Halvorsen refuses it.</w:t></w:r></w:p><w:p><w:pPr><w:spacing w:after="160" w:line="276" w:lineRule="auto"/></w:pPr><w:r><w:rPr><w:rFonts w:ascii="Georgia" w:hAnsi="Georgia"/><w:sz w:val="26"/><w:szCs w:val="26"/></w:rPr><w:t xml:space="preserve">The Handbook. The New Starter’s Handbook. Uncleared. Quoted anyway.</w:t></w:r></w:p><w:p><w:pPr><w:pStyle w:val="Heading1"/><w:spacing w:before="600" w:after="320" w:line="400" w:lineRule="auto"/><w:jc w:val="center"/><w:rPr><w:rFonts w:ascii="Georgia" w:hAnsi="Georgia"/><w:b/><w:color w:val="3B6EA5"/></w:rPr></w:pPr><w:r><w:rPr><w:rFonts w:ascii="Georgia" w:eastAsia="Amazon Ember" w:hAnsi="Georgia" w:cs="Amazon Ember"/><w:b/><w:bCs/><w:color w:val="3B6EA5"/><w:szCs w:val="30"/></w:rPr><w:lastRenderedPageBreak/><w:t>APPENDIX: THE SCIENCE THIS BOOK DIDN’T MAKE UP</w:t></w:r></w:p><w:p><w:pPr><w:spacing w:line="400" w:lineRule="auto"/><w:ind w:firstLine="440"/><w:jc w:val="both"/><w:rPr><w:rFonts w:ascii="Georgia" w:hAnsi="Georgia"/><w:color w:val="2B2B2B"/><w:sz w:val="26"/></w:rPr></w:pPr><w:r><w:rPr><w:rFonts w:ascii="Georgia" w:hAnsi="Georgia"/><w:color w:val="2B2B2B"/><w:sz w:val="26"/></w:rPr><w:t xml:space="preserve">The New Starter’s Handbook, quoted throughout this book, does not exist and cites nothing. This appendix is the opposite kind of document. The papers and the counts in it are real, the links go to those sources, and none of it is required reading. Where the novel exceeds the citation, the paragraph says so. The bibliography at the back lists the same works in one place.</w:t></w:r></w:p><w:p><w:pPr><w:spacing w:line="400" w:lineRule="auto"/><w:ind w:firstLine="440"/><w:jc w:val="both"/><w:rPr><w:rFonts w:ascii="Georgia" w:hAnsi="Georgia"/><w:color w:val="2B2B2B"/><w:sz w:val="26"/></w:rPr></w:pPr><w:r><w:rPr><w:rFonts w:ascii="Georgia" w:hAnsi="Georgia"/><w:bCs/><w:color w:val="2B2B2B"/><w:sz w:val="26"/><w:szCs w:val="25"/></w:rPr><w:t>The Generation Ship</w:t></w:r></w:p><w:p><w:pPr><w:spacing w:line="400" w:lineRule="auto"/><w:ind w:firstLine="440"/><w:jc w:val="both"/><w:rPr><w:rFonts w:ascii="Georgia" w:hAnsi="Georgia"/><w:color w:val="2B2B2B"/><w:sz w:val="26"/></w:rPr></w:pPr><w:r><w:rPr><w:rFonts w:ascii="Georgia" w:hAnsi="Georgia"/><w:color w:val="2B2B2B"/><w:sz w:val="26"/></w:rPr><w:t xml:space="preserve">A ship that travels for forty thousand years rather than build something faster than light is not a fantasy so much as a concession: nothing in known physics outruns light, which leaves slow and enormous as the only honest option for crossing interstellar distance with a living crew. The concept has a name, </w:t></w:r><w:hyperlink r:id="rId7"><w:r><w:rPr><w:rFonts w:ascii="Georgia" w:hAnsi="Georgia"/><w:color w:val="2B2B2B"/><w:sz w:val="26"/></w:rPr><w:rStyle w:val="Hyperlink"/><w:t xml:space="preserve">a generation ship</w:t></w:r></w:hyperlink><w:r><w:rPr><w:rFonts w:ascii="Georgia" w:hAnsi="Georgia"/><w:color w:val="2B2B2B"/><w:sz w:val="26"/></w:rPr><w:t xml:space="preserve">, and a real engineering literature, including Hein, Pak, Pütz, Bühler, and Reiss, “</w:t></w:r><w:hyperlink r:id="rId28"><w:r><w:rPr><w:rFonts w:ascii="Georgia" w:hAnsi="Georgia"/><w:color w:val="2B2B2B"/><w:sz w:val="26"/></w:rPr><w:rStyle w:val="Hyperlink"/><w:t xml:space="preserve">World Ships: Feasibility and Rationale</w:t></w:r></w:hyperlink><w:r><w:rPr><w:rFonts w:ascii="Georgia" w:hAnsi="Georgia"/><w:color w:val="2B2B2B"/><w:sz w:val="26"/></w:rPr><w:t xml:space="preserve">,” Journal of the British Interplanetary Society (2012). Kurzgesagt’s YouTube film </w:t></w:r><w:hyperlink r:id="rId8"><w:r><w:rPr><w:rFonts w:ascii="Georgia" w:hAnsi="Georgia"/><w:color w:val="2B2B2B"/><w:sz w:val="26"/></w:rPr><w:rStyle w:val="Hyperlink"/><w:t xml:space="preserve">Generation Ships — The Hardest Part Is Not Distance</w:t></w:r></w:hyperlink><w:r><w:rPr><w:rFonts w:ascii="Georgia" w:hAnsi="Georgia"/><w:color w:val="2B2B2B"/><w:sz w:val="26"/></w:rPr><w:t xml:space="preserve"> treats the ship as a closed-world survival problem rather than a set piece. It is worth remembering, reading this book’s forty-thousand-year vessel held together by duct tape and committee, that humanity’s actual attempt at a small sealed biosphere, </w:t></w:r><w:hyperlink r:id="rId9"><w:r><w:rPr><w:rFonts w:ascii="Georgia" w:hAnsi="Georgia"/><w:color w:val="2B2B2B"/><w:sz w:val="26"/></w:rPr><w:rStyle w:val="Hyperlink"/><w:t xml:space="preserve">Biosphere 2</w:t></w:r></w:hyperlink><w:r><w:rPr><w:rFonts w:ascii="Georgia" w:hAnsi="Georgia"/><w:color w:val="2B2B2B"/><w:sz w:val="26"/></w:rPr><w:t xml:space="preserve">, built in Arizona in 1991, could not keep eight people alive inside a fully sealed system for even two years before oxygen levels and crop yields collapsed. This book’s ship is not that. It is the version where the engineering problem gets solved, imperfectly, by people who had two thousand generations and no alternative. The solving is the fiction. The difficulty is not.</w:t></w:r></w:p><w:p><w:pPr><w:spacing w:line="400" w:lineRule="auto"/><w:ind w:firstLine="440"/><w:jc w:val="both"/><w:rPr><w:rFonts w:ascii="Georgia" w:hAnsi="Georgia"/><w:color w:val="2B2B2B"/><w:sz w:val="26"/></w:rPr></w:pPr><w:r><w:rPr><w:rFonts w:ascii="Georgia" w:hAnsi="Georgia"/><w:bCs/><w:color w:val="2B2B2B"/><w:sz w:val="26"/><w:szCs w:val="25"/></w:rPr><w:t>The Genetics Problem</w:t></w:r></w:p><w:p><w:pPr><w:spacing w:line="400" w:lineRule="auto"/><w:ind w:firstLine="440"/><w:jc w:val="both"/><w:rPr><w:rFonts w:ascii="Georgia" w:hAnsi="Georgia"/><w:color w:val="2B2B2B"/><w:sz w:val="26"/></w:rPr></w:pPr><w:r><w:rPr><w:rFonts w:ascii="Georgia" w:hAnsi="Georgia"/><w:color w:val="2B2B2B"/><w:sz w:val="26"/></w:rPr><w:t xml:space="preserve">The ship’s need for outside genetic material is not a decoration. A sealed population loses genetic diversity every generation. Conservation biology calls the floor under that loss a </w:t></w:r><w:hyperlink r:id="rId10"><w:r><w:rPr><w:rFonts w:ascii="Georgia" w:hAnsi="Georgia"/><w:color w:val="2B2B2B"/><w:sz w:val="26"/></w:rPr><w:rStyle w:val="Hyperlink"/><w:t xml:space="preserve">minimum viable population</w:t></w:r></w:hyperlink><w:r><w:rPr><w:rFonts w:ascii="Georgia" w:hAnsi="Georgia"/><w:color w:val="2B2B2B"/><w:sz w:val="26"/></w:rPr><w:t xml:space="preserve">, and the numbers argued for a wild species over evolutionary time are often in the thousands. Marin and Beluffi’s 2018 simulation is more generous to the engineers than that folklore: under strict breeding rules, a founding crew of 98 can hold for a 6,300-year trip. Forty thousand years is not 6,300, and this book’s ship did not have those rules. That is the shopping trip. The story’s request, at the end, is for consented passage and consented samples, because taking infants without asking does not repair a crew, and children born on Earth to hybrid parents do not fly home by themselves.</w:t></w:r></w:p><w:p><w:pPr><w:spacing w:line="400" w:lineRule="auto"/><w:ind w:firstLine="440"/><w:jc w:val="both"/><w:rPr><w:rFonts w:ascii="Georgia" w:hAnsi="Georgia"/><w:color w:val="2B2B2B"/><w:sz w:val="26"/></w:rPr></w:pPr><w:r><w:rPr><w:rFonts w:ascii="Georgia" w:hAnsi="Georgia"/><w:bCs/><w:color w:val="2B2B2B"/><w:sz w:val="26"/><w:szCs w:val="25"/></w:rPr><w:t>The Patient Watcher</w:t></w:r></w:p><w:p><w:pPr><w:spacing w:line="400" w:lineRule="auto"/><w:ind w:firstLine="440"/><w:jc w:val="both"/><w:rPr><w:rFonts w:ascii="Georgia" w:hAnsi="Georgia"/><w:color w:val="2B2B2B"/><w:sz w:val="26"/></w:rPr></w:pPr><w:r><w:rPr><w:rFonts w:ascii="Georgia" w:hAnsi="Georgia"/><w:color w:val="2B2B2B"/><w:sz w:val="26"/><w:szCs w:val="23"/></w:rPr><w:t xml:space="preserve">A dormant, waiting probe is an old idea in serious astronomy, not a storybook invention. Ronald Bracewell proposed in 1960 that a patient civilization might send automated observers ahead of itself to watch a young species rather than </w:t></w:r><w:r><w:rPr><w:rFonts w:ascii="Georgia" w:hAnsi="Georgia"/><w:color w:val="2B2B2B"/><w:sz w:val="26"/><w:szCs w:val="23"/></w:rPr><w:lastRenderedPageBreak/><w:t xml:space="preserve">announce itself outright — the concept still carries his name, the </w:t></w:r><w:hyperlink r:id="rId12" w:history="1"><w:r><w:rPr><w:rStyle w:val="Hyperlink"/><w:rFonts w:ascii="Georgia" w:hAnsi="Georgia"/><w:color w:val="2B2B2B"/><w:sz w:val="26"/><w:szCs w:val="23"/></w:rPr><w:t>Bracewell probe</w:t></w:r></w:hyperlink><w:r><w:rPr><w:rFonts w:ascii="Georgia" w:hAnsi="Georgia"/><w:color w:val="2B2B2B"/><w:sz w:val="26"/><w:szCs w:val="23"/></w:rPr><w:t xml:space="preserve"> — and modern SETI researchers have taken the idea seriously enough to actually go looking for one, including a 2019 search of the gravitationally stable points near Earth’s own orbit, written up as </w:t></w:r><w:hyperlink r:id="rId13" w:history="1"><w:r><w:rPr><w:rStyle w:val="Hyperlink"/><w:rFonts w:ascii="Georgia" w:hAnsi="Georgia"/><w:color w:val="2B2B2B"/><w:sz w:val="26"/><w:szCs w:val="23"/></w:rPr><w:t>“Looking for Lurkers”</w:t></w:r></w:hyperlink><w:r><w:rPr><w:rFonts w:ascii="Georgia" w:hAnsi="Georgia"/><w:color w:val="2B2B2B"/><w:sz w:val="26"/><w:szCs w:val="23"/></w:rPr><w:t>. Nobody has found one. That is, as this book’s Directorate would be the first to point out, exactly what you would also expect if there were nothing there.</w:t></w:r></w:p><w:p><w:pPr><w:spacing w:line="400" w:lineRule="auto"/><w:ind w:firstLine="440"/><w:jc w:val="both"/><w:rPr><w:rFonts w:ascii="Georgia" w:hAnsi="Georgia"/><w:color w:val="2B2B2B"/><w:sz w:val="26"/></w:rPr></w:pPr><w:r><w:rPr><w:rFonts w:ascii="Georgia" w:hAnsi="Georgia"/><w:bCs/><w:color w:val="2B2B2B"/><w:sz w:val="26"/><w:szCs w:val="25"/></w:rPr><w:t>Getting Caught</w:t></w:r></w:p><w:p><w:pPr><w:spacing w:line="400" w:lineRule="auto"/><w:ind w:firstLine="440"/><w:jc w:val="both"/><w:rPr><w:rFonts w:ascii="Georgia" w:hAnsi="Georgia"/><w:color w:val="2B2B2B"/><w:sz w:val="26"/></w:rPr></w:pPr><w:r><w:rPr><w:rFonts w:ascii="Georgia" w:hAnsi="Georgia"/><w:color w:val="2B2B2B"/><w:sz w:val="26"/><w:szCs w:val="23"/></w:rPr><w:t xml:space="preserve">The idea that 1947-era radar was loud enough to be noticed is not this book’s invention either. Earth has been leaking electromagnetic evidence of itself since the first powerful transmitters went up, and the classic paper on the subject — Sullivan, Brown, and Wetherill’s </w:t></w:r><w:hyperlink r:id="rId14" w:history="1"><w:r><w:rPr><w:rStyle w:val="Hyperlink"/><w:rFonts w:ascii="Georgia" w:hAnsi="Georgia"/><w:color w:val="2B2B2B"/><w:sz w:val="26"/><w:szCs w:val="23"/></w:rPr><w:t>“Eavesdropping: The Radio Signature of the Earth”</w:t></w:r></w:hyperlink><w:r><w:rPr><w:rFonts w:ascii="Georgia" w:hAnsi="Georgia"/><w:color w:val="2B2B2B"/><w:sz w:val="26"/><w:szCs w:val="23"/></w:rPr><w:t xml:space="preserve">, Science, 1978 — first worked out how far our own military and civilian radar could plausibly be detected. Later analysis of </w:t></w:r><w:r><w:rPr><w:rFonts w:ascii="Georgia" w:hAnsi="Georgia"/><w:color w:val="2B2B2B"/><w:sz w:val="26"/><w:szCs w:val="23"/></w:rPr><w:lastRenderedPageBreak/><w:t xml:space="preserve">the same leakage has been given the (much better) name </w:t></w:r><w:hyperlink r:id="rId15" w:history="1"><w:r><w:rPr><w:rStyle w:val="Hyperlink"/><w:rFonts w:ascii="Georgia" w:hAnsi="Georgia"/><w:color w:val="2B2B2B"/><w:sz w:val="26"/><w:szCs w:val="23"/></w:rPr><w:t>technosignatures</w:t></w:r></w:hyperlink><w:r><w:rPr><w:rFonts w:ascii="Georgia" w:hAnsi="Georgia"/><w:color w:val="2B2B2B"/><w:sz w:val="26"/><w:szCs w:val="23"/></w:rPr><w:t>, and puts our more powerful broadcasts as detectable across a genuinely startling amount of the galaxy. This book borrows the year. The physics was already sitting there.</w:t></w:r></w:p><w:p><w:pPr><w:spacing w:line="400" w:lineRule="auto"/><w:ind w:firstLine="440"/><w:jc w:val="both"/><w:rPr><w:rFonts w:ascii="Georgia" w:hAnsi="Georgia"/><w:color w:val="2B2B2B"/><w:sz w:val="26"/></w:rPr></w:pPr><w:r><w:rPr><w:rFonts w:ascii="Georgia" w:hAnsi="Georgia"/><w:bCs/><w:color w:val="2B2B2B"/><w:sz w:val="26"/><w:szCs w:val="25"/></w:rPr><w:t>Better Eyes</w:t></w:r></w:p><w:p><w:pPr><w:spacing w:line="400" w:lineRule="auto"/><w:ind w:firstLine="440"/><w:jc w:val="both"/><w:rPr><w:rFonts w:ascii="Georgia" w:hAnsi="Georgia"/><w:color w:val="2B2B2B"/><w:sz w:val="26"/></w:rPr></w:pPr><w:r><w:rPr><w:rFonts w:ascii="Georgia" w:hAnsi="Georgia"/><w:color w:val="2B2B2B"/><w:sz w:val="26"/></w:rPr><w:t xml:space="preserve">Kade’s worry that Halo’s satellites might accidentally spot the ship is not hand-waved either. The real </w:t></w:r><w:hyperlink r:id="rId31"><w:r><w:rPr><w:rFonts w:ascii="Georgia" w:hAnsi="Georgia"/><w:color w:val="2B2B2B"/><w:sz w:val="26"/></w:rPr><w:rStyle w:val="Hyperlink"/><w:t xml:space="preserve">Vera C. Rubin Observatory</w:t></w:r></w:hyperlink><w:r><w:rPr><w:rFonts w:ascii="Georgia" w:hAnsi="Georgia"/><w:color w:val="2B2B2B"/><w:sz w:val="26"/></w:rPr><w:t xml:space="preserve"> is expected, over its ten-year survey, to catalog over a hundred thousand Jupiter Trojans alone — more than seven times the number currently known — which is to say that the part of the sky this book’s ship is hiding in is, this decade, for the first time in human history, actually about to be looked at properly. The hull in this book is a few kilometers across and dark. A small moon in that swarm would already have been famous. Rubin’s threat is to the small and the dark, which is the only size of secret the Trojan cloud can still keep.</w:t></w:r></w:p><w:p><w:pPr><w:spacing w:line="400" w:lineRule="auto"/><w:ind w:firstLine="440"/><w:jc w:val="both"/><w:rPr><w:rFonts w:ascii="Georgia" w:hAnsi="Georgia"/><w:color w:val="2B2B2B"/><w:sz w:val="26"/></w:rPr></w:pPr><w:r><w:rPr><w:rFonts w:ascii="Georgia" w:hAnsi="Georgia"/><w:bCs/><w:color w:val="2B2B2B"/><w:sz w:val="26"/><w:szCs w:val="25"/></w:rPr><w:t>The Implant</w:t></w:r></w:p><w:p><w:pPr><w:spacing w:line="400" w:lineRule="auto"/><w:ind w:firstLine="440"/><w:jc w:val="both"/><w:rPr><w:rFonts w:ascii="Georgia" w:hAnsi="Georgia"/><w:color w:val="2B2B2B"/><w:sz w:val="26"/></w:rPr></w:pPr><w:r><w:rPr><w:rFonts w:ascii="Georgia" w:hAnsi="Georgia"/><w:color w:val="2B2B2B"/><w:sz w:val="26"/></w:rPr><w:t xml:space="preserve">A mote on the scale of a grain of rice is not pure invention. Seo, Neely, Shen, and colleagues showed, in </w:t></w:r><w:hyperlink r:id="rId30"><w:r><w:rPr><w:rFonts w:ascii="Georgia" w:hAnsi="Georgia"/><w:color w:val="2B2B2B"/><w:sz w:val="26"/></w:rPr><w:rStyle w:val="Hyperlink"/><w:t xml:space="preserve">Neuron in 2016</w:t></w:r></w:hyperlink><w:r><w:rPr><w:rFonts w:ascii="Georgia" w:hAnsi="Georgia"/><w:color w:val="2B2B2B"/><w:sz w:val="26"/></w:rPr><w:t xml:space="preserve">, that ultrasonic neural dust can record from a nerve at that size. What this book adds, and does not pretend has been demonstrated, is the second hop. The mote talks to a tender or a ground relay close enough to hear it. It does not stream a life to Jupiter. The constant signal in the novel is a dog tag: alive, located, unharmed. The occasional signal is a visit, at a range of hours missing from a babysitter’s afternoon, not a radio conversation with the Trojan swarm. A coin-sized commercial brain implant that talks to hardware worn on the body is a different machine, and it is not the one in this story.</w:t></w:r></w:p><w:p><w:pPr><w:spacing w:line="400" w:lineRule="auto"/><w:ind w:firstLine="440"/><w:jc w:val="both"/><w:rPr><w:rFonts w:ascii="Georgia" w:hAnsi="Georgia"/><w:color w:val="2B2B2B"/><w:sz w:val="26"/></w:rPr></w:pPr><w:r><w:rPr><w:rFonts w:ascii="Georgia" w:hAnsi="Georgia"/><w:bCs/><w:color w:val="2B2B2B"/><w:sz w:val="26"/><w:szCs w:val="25"/></w:rPr><w:t>The Company That Owns the Sky</w:t></w:r></w:p><w:p><w:pPr><w:spacing w:line="400" w:lineRule="auto"/><w:ind w:firstLine="440"/><w:jc w:val="both"/><w:rPr><w:rFonts w:ascii="Georgia" w:hAnsi="Georgia"/><w:color w:val="2B2B2B"/><w:sz w:val="26"/></w:rPr></w:pPr><w:r><w:rPr><w:rFonts w:ascii="Georgia" w:hAnsi="Georgia"/><w:color w:val="2B2B2B"/><w:sz w:val="26"/></w:rPr><w:t xml:space="preserve">Halo Systems is not much of an exaggeration. A real satellite internet constellation, </w:t></w:r><w:hyperlink r:id="rId17"><w:r><w:rPr><w:rFonts w:ascii="Georgia" w:hAnsi="Georgia"/><w:color w:val="2B2B2B"/><w:sz w:val="26"/></w:rPr><w:rStyle w:val="Hyperlink"/><w:t xml:space="preserve">Starlink</w:t></w:r></w:hyperlink><w:r><w:rPr><w:rFonts w:ascii="Georgia" w:hAnsi="Georgia"/><w:color w:val="2B2B2B"/><w:sz w:val="26"/></w:rPr><w:t xml:space="preserve">, had, as of September 2026, more than eleven thousand working satellites in orbit, with public filings and stated ambitions running well past that. The idea of a company quietly running capable eyes on the solar system out of the same budget line as a consumer internet product is, on the public record of that constellation’s scale, not speculative. It is Tuesday.</w:t></w:r></w:p><w:p><w:pPr><w:spacing w:line="400" w:lineRule="auto"/><w:ind w:firstLine="440"/><w:jc w:val="both"/><w:rPr><w:rFonts w:ascii="Georgia" w:hAnsi="Georgia"/><w:color w:val="2B2B2B"/><w:sz w:val="26"/></w:rPr></w:pPr><w:r><w:rPr><w:rFonts w:ascii="Georgia" w:hAnsi="Georgia"/><w:bCs/><w:color w:val="2B2B2B"/><w:sz w:val="26"/><w:szCs w:val="25"/></w:rPr><w:t>Further Viewing</w:t></w:r></w:p><w:p><w:pPr><w:spacing w:line="400" w:lineRule="auto"/><w:ind w:firstLine="440"/><w:jc w:val="both"/><w:rPr><w:rFonts w:ascii="Georgia" w:hAnsi="Georgia"/><w:color w:val="2B2B2B"/><w:sz w:val="26"/></w:rPr></w:pPr><w:r><w:rPr><w:rFonts w:ascii="Georgia" w:hAnsi="Georgia"/><w:color w:val="2B2B2B"/><w:sz w:val="26"/><w:szCs w:val="23"/></w:rPr><w:t xml:space="preserve">For readers who want the Fermi Paradox itself — the much older, much bigger question of why a galaxy old enough to be full of neighbors looks so empty — Kurzgesagt’s two-part explainer remains the clearest short version available: </w:t></w:r><w:hyperlink r:id="rId18" w:history="1"><w:r><w:rPr><w:rStyle w:val="Hyperlink"/><w:rFonts w:ascii="Georgia" w:hAnsi="Georgia"/><w:color w:val="2B2B2B"/><w:sz w:val="26"/><w:szCs w:val="23"/></w:rPr><w:t>Part One</w:t></w:r></w:hyperlink><w:r><w:rPr><w:rFonts w:ascii="Georgia" w:hAnsi="Georgia"/><w:color w:val="2B2B2B"/><w:sz w:val="26"/><w:szCs w:val="23"/></w:rPr><w:t xml:space="preserve"> and </w:t></w:r><w:hyperlink r:id="rId19" w:history="1"><w:r><w:rPr><w:rStyle w:val="Hyperlink"/><w:rFonts w:ascii="Georgia" w:hAnsi="Georgia"/><w:color w:val="2B2B2B"/><w:sz w:val="26"/><w:szCs w:val="23"/></w:rPr><w:t>Part Two</w:t></w:r></w:hyperlink><w:r><w:rPr><w:rFonts w:ascii="Georgia" w:hAnsi="Georgia"/><w:color w:val="2B2B2B"/><w:sz w:val="26"/><w:szCs w:val="23"/></w:rPr><w:t>. This book’s answer — a species that solved the paradox by leaving early and being extremely patient — is one of dozens the video covers, and arguably not even the most likely one.</w:t></w:r></w:p><w:sectPr><w:headerReference w:type="even" r:id="rId20"/><w:headerReference w:type="default" r:id="rId21"/><w:footerReference w:type="even" r:id="rId22"/><w:footerReference w:type="default" r:id="rId23"/><w:headerReference w:type="first" r:id="rId24"/><w:footerReference w:type="first" r:id="rId25"/><w:pgSz w:w="7920" w:h="11880"/><w:pgMar w:top="1120" w:right="1000" w:bottom="1040" w:left="1000" w:header="708" w:footer="708" w:gutter="0"/><w:cols w:space="720"/><w:titlePg/><w:docGrid w:linePitch="360"/></w:sectPr></w:body></w:document><w:p><w:pPr><w:pStyle w:val="Heading1"/></w:pPr><w:r><w:rPr><w:rFonts w:ascii="Georgia" w:hAnsi="Georgia"/><w:sz w:val="28"/><w:szCs w:val="28"/></w:rPr><w:t xml:space="preserve">BIBLIOGRAPHY</w:t></w:r></w:p><w:p><w:pPr><w:spacing w:after="160" w:line="276" w:lineRule="auto"/></w:pPr><w:r><w:rPr><w:rFonts w:ascii="Georgia" w:hAnsi="Georgia"/><w:sz w:val="26"/><w:szCs w:val="26"/></w:rPr><w:t xml:space="preserve">Hein, A. M., Pak, M., Pütz, D., Bühler, C., and Reiss, P. “World Ships — Architectures &amp; Feasibility Revisited.” Journal of the British Interplanetary Society 65 (2012): 119—133. https://ui.adsabs.harvard.edu/abs/2012JBIS...65..119H/abstract</w:t></w:r></w:p><w:p><w:pPr><w:spacing w:after="160" w:line="276" w:lineRule="auto"/></w:pPr><w:r><w:rPr><w:rFonts w:ascii="Georgia" w:hAnsi="Georgia"/><w:sz w:val="26"/><w:szCs w:val="26"/></w:rPr><w:t xml:space="preserve">Marin, F., and Beluffi, C. “Computing the Minimal Crew for a Multi-Generational Space Travel towards Proxima Centauri b.” </w:t></w:r><w:hyperlink r:id="rId29"><w:r><w:rPr><w:rFonts w:ascii="Georgia" w:hAnsi="Georgia"/><w:sz w:val="26"/><w:szCs w:val="26"/></w:rPr><w:rStyle w:val="Hyperlink"/><w:t xml:space="preserve">arXiv:1806.03856</w:t></w:r></w:hyperlink><w:r><w:rPr><w:rFonts w:ascii="Georgia" w:hAnsi="Georgia"/><w:sz w:val="26"/><w:szCs w:val="26"/></w:rPr><w:t xml:space="preserve"> (2018). https://arxiv.org/abs/1806.03856</w:t></w:r></w:p><w:p><w:pPr><w:spacing w:after="160" w:line="276" w:lineRule="auto"/></w:pPr><w:r><w:rPr><w:rFonts w:ascii="Georgia" w:hAnsi="Georgia"/><w:sz w:val="26"/><w:szCs w:val="26"/></w:rPr><w:t xml:space="preserve">Seo, D., Neely, R. M., Shen, K., et al. “Wireless Recording in the Peripheral Nervous System with Ultrasonic Neural Dust.” Neuron 91 (2016). https://doi.org/10.1016/j.neuron.2016.06.034</w:t></w:r></w:p><w:p><w:pPr><w:spacing w:after="160" w:line="276" w:lineRule="auto"/></w:pPr><w:r><w:rPr><w:rFonts w:ascii="Georgia" w:hAnsi="Georgia"/><w:sz w:val="26"/><w:szCs w:val="26"/></w:rPr><w:t xml:space="preserve">Sullivan, W. T., Brown, S., and Wetherill, C. “Eavesdropping: The Radio Signature of the Earth.” Science 199 (1978): 377—388. https://www.science.org/doi/10.1126/science.199.4327.377</w:t></w:r></w:p><w:p><w:pPr><w:spacing w:after="160" w:line="276" w:lineRule="auto"/></w:pPr><w:r><w:rPr><w:rFonts w:ascii="Georgia" w:hAnsi="Georgia"/><w:sz w:val="26"/><w:szCs w:val="26"/></w:rPr><w:t xml:space="preserve">Bracewell, R. N. The patient probe. The name and the idea: https://en.wikipedia.org/wiki/Bracewell_probe</w:t></w:r></w:p><w:p><w:pPr><w:spacing w:after="160" w:line="276" w:lineRule="auto"/></w:pPr><w:r><w:rPr><w:rFonts w:ascii="Georgia" w:hAnsi="Georgia"/><w:sz w:val="26"/><w:szCs w:val="26"/></w:rPr><w:t xml:space="preserve">Gertz, J. “Looking for Lurkers.” arXiv:1903.09582 (2019). https://arxiv.org/abs/1903.09582</w:t></w:r></w:p><w:p><w:pPr><w:spacing w:after="160" w:line="276" w:lineRule="auto"/></w:pPr><w:r><w:rPr><w:rFonts w:ascii="Georgia" w:hAnsi="Georgia"/><w:sz w:val="26"/><w:szCs w:val="26"/></w:rPr><w:t xml:space="preserve">Kurzgesagt. </w:t></w:r><w:hyperlink r:id="rId8"><w:r><w:rPr><w:rFonts w:ascii="Georgia" w:hAnsi="Georgia"/><w:sz w:val="26"/><w:szCs w:val="26"/></w:rPr><w:rStyle w:val="Hyperlink"/><w:t xml:space="preserve">Generation Ships — The Hardest Part Is Not Distance</w:t></w:r></w:hyperlink><w:r><w:rPr><w:rFonts w:ascii="Georgia" w:hAnsi="Georgia"/><w:sz w:val="26"/><w:szCs w:val="26"/></w:rPr><w:t xml:space="preserve">. https://www.youtube.com/watch?v=Uxp8ZVkMUFk</w:t></w:r></w:p><w:p><w:pPr><w:spacing w:after="160" w:line="276" w:lineRule="auto"/></w:pPr><w:r><w:rPr><w:rFonts w:ascii="Georgia" w:hAnsi="Georgia"/><w:sz w:val="26"/><w:szCs w:val="26"/></w:rPr><w:t xml:space="preserve">Kurzgesagt. The Fermi Paradox, parts one and two. https://www.youtube.com/watch?v=sNhhvQGsMEc and https://www.youtube.com/watch?v=1fQkVqno-uI</w:t></w:r></w:p><w:p><w:pPr><w:spacing w:after="160" w:line="276" w:lineRule="auto"/></w:pPr><w:hyperlink r:id="rId9"><w:r><w:rPr><w:rFonts w:ascii="Georgia" w:hAnsi="Georgia"/><w:sz w:val="26"/><w:szCs w:val="26"/></w:rPr><w:rStyle w:val="Hyperlink"/><w:t xml:space="preserve">Biosphere 2</w:t></w:r></w:hyperlink><w:r><w:rPr><w:rFonts w:ascii="Georgia" w:hAnsi="Georgia"/><w:sz w:val="26"/><w:szCs w:val="26"/></w:rPr><w:t xml:space="preserve">. https://en.wikipedia.org/wiki/Biosphere_2</w:t></w:r></w:p><w:p><w:pPr><w:spacing w:after="160" w:line="276" w:lineRule="auto"/></w:pPr><w:r><w:rPr><w:rFonts w:ascii="Georgia" w:hAnsi="Georgia"/><w:sz w:val="26"/><w:szCs w:val="26"/></w:rPr><w:t xml:space="preserve">Minimum viable population. https://en.wikipedia.org/wiki/Minimum_viable_population</w:t></w:r></w:p><w:p><w:pPr><w:spacing w:after="160" w:line="276" w:lineRule="auto"/></w:pPr><w:r><w:rPr><w:rFonts w:ascii="Georgia" w:hAnsi="Georgia"/><w:sz w:val="26"/><w:szCs w:val="26"/></w:rPr><w:t xml:space="preserve">Generation ship, overview. https://en.wikipedia.org/wiki/Generation_ship</w:t></w:r></w:p><w:p><w:pPr><w:spacing w:after="160" w:line="276" w:lineRule="auto"/></w:pPr><w:r><w:rPr><w:rFonts w:ascii="Georgia" w:hAnsi="Georgia"/><w:sz w:val="26"/><w:szCs w:val="26"/></w:rPr><w:t xml:space="preserve">Vera C. Rubin Observatory and the Trojan surveys. https://arxiv.org/abs/2506.02487</w:t></w:r></w:p><w:p><w:pPr><w:spacing w:after="160" w:line="276" w:lineRule="auto"/></w:pPr><w:hyperlink r:id="rId17"><w:r><w:rPr><w:rFonts w:ascii="Georgia" w:hAnsi="Georgia"/><w:sz w:val="26"/><w:szCs w:val="26"/></w:rPr><w:rStyle w:val="Hyperlink"/><w:t xml:space="preserve">Starlink</w:t></w:r></w:hyperlink><w:r><w:rPr><w:rFonts w:ascii="Georgia" w:hAnsi="Georgia"/><w:sz w:val="26"/><w:szCs w:val="26"/></w:rPr><w:t xml:space="preserve">, public reporting on scale, consulted September 2026. https://www.space.com/spacex-starlink-satellites.html</w:t></w:r></w:p>
 </file>
 
 <file path=word/endnotes.xml><?xml version="1.0" encoding="utf-8"?>

--- a/Protocol Flamingo/Protocol_Flamingo_Rev2.docx
+++ b/Protocol Flamingo/Protocol_Flamingo_Rev2.docx
@@ -3904,7 +3904,7 @@
           <w:color w:val="2B2B2B"/>
           <w:sz w:val="26"/>
         </w:rPr>
-        <w:t xml:space="preserve">The gift shop sold a mug that said I SAW THE SKY and a child’s cap that said STARFALL CREW. Dana turned the cap in her hands. Trip said they moved units. She put it back as if it might go off. A cover that sold this well had already lasted eleven years without anyone official having to notice it.</w:t>
+        <w:t xml:space="preserve">The gift shop sold a mug that said I SAW THE SKY and a child’s cap that said STARFALL CREW. Dana turned the cap in her hands. Trip said they moved units. She put it back as if it might go off. A cover that sold this well had already lasted eleven years without anyone official noticing.</w:t>
       </w:r>
     </w:p>
     <w:p>
@@ -6703,7 +6703,7 @@
           <w:color w:val="2B2B2B"/>
           <w:sz w:val="26"/>
         </w:rPr>
-        <w:t xml:space="preserve">He said Mabs had a right to a husband who was still a husband for two more days. They did not raise their voices. The memo sat between them while they did it. She told Mabs anyway, in a service corridor that smelled of pretzels, three hours before totality. Mabs had flour on one cuff from a pretzel she had bought because a child in the line was watching her not buy one. She made Nora say hybrid twice. She heard the eleven seconds, the thumb, and the cars, and she did not cry where her sister could see it. “I know he’s different,” she said. Then, “Don’t you make me choose in a stadium.” Nora started to nod, and Mabs put a hand on her wrist, light, the way you stop a person from agreeing too fast. “If he comes back, he comes back as the man who carved the turkey. Not as your file.” Nora did not make her choose. That was the cost. She went to section 114 with her sister’s permission and without her sister’s peace.</w:t>
+        <w:t xml:space="preserve">He said Mabs had a right to a husband who was still a husband for two more days. They did not raise their voices. The memo sat between them anyway. She told Mabs anyway, in a service corridor that smelled of pretzels, three hours before totality. Mabs had flour on one cuff from a pretzel she had bought because a child in the line was watching her not buy one. She made Nora say hybrid twice. She heard the eleven seconds, the thumb, and the cars, and she did not cry where her sister could see it. “I know he’s different,” she said. Then, “Don’t you make me choose in a stadium.” Nora started to nod, and Mabs put a hand on her wrist, light, the way you stop a person from agreeing too fast. “If he comes back, he comes back as the man who carved the turkey. Not as your file.” Nora did not make her choose. That was the cost. She went to section 114 with her sister’s permission and without her sister’s peace.</w:t>
       </w:r>
     </w:p>
     <w:p>

--- a/Protocol Flamingo/Protocol_Flamingo_Rev2.docx
+++ b/Protocol Flamingo/Protocol_Flamingo_Rev2.docx
@@ -438,25 +438,6 @@
           <w:sz w:val="26"/>
         </w:rPr>
         <w:t xml:space="preserve">A Note to the Reader</w:t>
-      </w:r>
-    </w:p>
-    <w:p>
-      <w:pPr>
-        <w:spacing w:after="60" w:line="400" w:lineRule="auto"/>
-        <w:jc w:val="center"/>
-        <w:rPr>
-          <w:rFonts w:ascii="Georgia" w:hAnsi="Georgia"/>
-          <w:color w:val="2B2B2B"/>
-          <w:sz w:val="26"/>
-        </w:rPr>
-      </w:pPr>
-      <w:r>
-        <w:rPr>
-          <w:rFonts w:ascii="Georgia" w:hAnsi="Georgia"/>
-          <w:color w:val="2B2B2B"/>
-          <w:sz w:val="26"/>
-        </w:rPr>
-        <w:t xml:space="preserve">The People Who Looked Up</w:t>
       </w:r>
     </w:p>
     <w:p>
@@ -1228,6 +1209,26 @@
           <w:color w:val="2B2B2B"/>
           <w:sz w:val="26"/>
         </w:rPr>
+        <w:t xml:space="preserve">Under her wiper, when she came back to the car, was a flyer the color of a drugstore receipt. STARFALL, in letters that had tried to look like a planet. A total eclipse. Your sky, live. A Tuesday three weeks out, and a town in Texas she had never filmed. She balled it and missed the can by the barn door. The sheriff’s cruiser passed over it without slowing. She did not pick it up.</w:t>
+      </w:r>
+    </w:p>
+    <w:p>
+      <w:pPr>
+        <w:spacing w:line="400" w:lineRule="auto"/>
+        <w:ind w:firstLine="440"/>
+        <w:jc w:val="both"/>
+        <w:rPr>
+          <w:rFonts w:ascii="Georgia" w:hAnsi="Georgia"/>
+          <w:color w:val="2B2B2B"/>
+          <w:sz w:val="26"/>
+        </w:rPr>
+      </w:pPr>
+      <w:r>
+        <w:rPr>
+          <w:rFonts w:ascii="Georgia" w:hAnsi="Georgia"/>
+          <w:color w:val="2B2B2B"/>
+          <w:sz w:val="26"/>
+        </w:rPr>
         <w:t xml:space="preserve">Nora did not file the water tower under funniest thing. She had it on one memory card and the alpaca on another, because she always shot redundant, and when she got home and watched both back at half speed, she noticed the thing nobody at the reception </w:t>
       </w:r>
       <w:r>
@@ -1376,52 +1377,6 @@
     </w:p>
     <w:p>
       <w:pPr>
-        <w:spacing w:after="40" w:line="400" w:lineRule="auto"/>
-        <w:ind w:left="440" w:right="320"/>
-        <w:rPr>
-          <w:rFonts w:ascii="Georgia" w:hAnsi="Georgia"/>
-          <w:i/>
-          <w:color w:val="2B2B2B"/>
-          <w:sz w:val="26"/>
-        </w:rPr>
-      </w:pPr>
-      <w:r>
-        <w:rPr>
-          <w:rFonts w:ascii="Georgia" w:hAnsi="Georgia"/>
-          <w:i/>
-          <w:iCs/>
-          <w:color w:val="2B2B2B"/>
-          <w:sz w:val="26"/>
-          <w:szCs w:val="20"/>
-        </w:rPr>
-        <w:t>On this office: you have not been assigned here as a punishment, whatever you have been told. You have been assigned here because someone, somewhere, believes you will be less trouble in a basement.</w:t>
-      </w:r>
-    </w:p>
-    <w:p>
-      <w:pPr>
-        <w:spacing w:after="280" w:line="400" w:lineRule="auto"/>
-        <w:ind w:left="440" w:right="320"/>
-        <w:rPr>
-          <w:rFonts w:ascii="Georgia" w:hAnsi="Georgia"/>
-          <w:i/>
-          <w:color w:val="2B2B2B"/>
-          <w:sz w:val="26"/>
-        </w:rPr>
-      </w:pPr>
-      <w:r>
-        <w:rPr>
-          <w:rFonts w:ascii="Georgia" w:hAnsi="Georgia"/>
-          <w:i/>
-          <w:iCs/>
-          <w:color w:val="2B2B2B"/>
-          <w:sz w:val="26"/>
-          <w:szCs w:val="18"/>
-        </w:rPr>
-        <w:t>— The New Starter’s Handbook, uncleared draft</w:t>
-      </w:r>
-    </w:p>
-    <w:p>
-      <w:pPr>
         <w:spacing w:line="400" w:lineRule="auto"/>
         <w:ind w:firstLine="440"/>
         <w:jc w:val="both"/>
@@ -2322,6 +2277,251 @@
     </w:p>
     <w:p>
       <w:pPr>
+        <w:spacing w:line="400" w:lineRule="auto"/>
+        <w:ind w:firstLine="440"/>
+        <w:jc w:val="both"/>
+        <w:rPr>
+          <w:rFonts w:ascii="Georgia" w:hAnsi="Georgia"/>
+          <w:color w:val="2B2B2B"/>
+          <w:sz w:val="26"/>
+        </w:rPr>
+      </w:pPr>
+      <w:r>
+        <w:rPr>
+          <w:rFonts w:ascii="Georgia" w:hAnsi="Georgia"/>
+          <w:color w:val="2B2B2B"/>
+          <w:sz w:val="26"/>
+        </w:rPr>
+        <w:t>The Desk’s version of Lissome started with Gladys’s notes and ended, four days later, with an alpaca eating a houseplant that had survived four administrations.</w:t>
+      </w:r>
+    </w:p>
+    <w:p>
+      <w:pPr>
+        <w:spacing w:after="160" w:line="400" w:lineRule="auto"/>
+        <w:rPr>
+          <w:rFonts w:ascii="Georgia" w:hAnsi="Georgia"/>
+          <w:color w:val="2B2B2B"/>
+          <w:sz w:val="26"/>
+        </w:rPr>
+      </w:pPr>
+      <w:r>
+        <w:rPr>
+          <w:rFonts w:ascii="Georgia" w:hAnsi="Georgia"/>
+          <w:color w:val="2B2B2B"/>
+          <w:sz w:val="26"/>
+        </w:rPr>
+        <w:t xml:space="preserve">Warren and Dana drove out on the strength of nothing more than a good phone call and Priya’s insistence that the flap fit a shape she’d been tracking for months — sightings clustering, then a livestream, then a strangely specific piece of viral footage that vanished from every platform within </w:t>
+      </w:r>
+      <w:r>
+        <w:rPr>
+          <w:rFonts w:ascii="Georgia" w:hAnsi="Georgia"/>
+          <w:color w:val="2B2B2B"/>
+          <w:sz w:val="26"/>
+        </w:rPr>
+        <w:lastRenderedPageBreak/>
+        <w:t>hours of posting, faster than any takedown process Priya had ever timed. “Somebody’s cleaning up,” she said. It was the least comforting sentence Dana had heard since Nowak’s phone call.</w:t>
+      </w:r>
+    </w:p>
+    <w:p>
+      <w:pPr>
+        <w:spacing w:line="400" w:lineRule="auto"/>
+        <w:ind w:firstLine="440"/>
+        <w:jc w:val="both"/>
+        <w:rPr>
+          <w:rFonts w:ascii="Georgia" w:hAnsi="Georgia"/>
+          <w:color w:val="2B2B2B"/>
+          <w:sz w:val="26"/>
+        </w:rPr>
+      </w:pPr>
+      <w:r>
+        <w:rPr>
+          <w:rFonts w:ascii="Georgia" w:hAnsi="Georgia"/>
+          <w:color w:val="2B2B2B"/>
+          <w:sz w:val="26"/>
+        </w:rPr>
+        <w:t>They took Warren’s sedan because it still had a working heater and because Priya had loaded the back seat with a field kit, a cooler, and a printed map she did not trust the phone to keep. Indiana unrolled as soy stubble and ditch water and a sky the color of a rinsed plate. They ate sandwiches in a rest area that smelled of diesel and damp picnic tables. Dana drove the last hour. Warren did not comment on her speed. Sheriff Cobb met them in a lot behind a brick municipal building with a flag that had wound itself around the pole and stayed there. Cobb’s handshake was dry. The station smelled of burnt coffee and floor wax and a wet dog that was not presently in the room.</w:t>
+      </w:r>
+    </w:p>
+    <w:p>
+      <w:pPr>
+        <w:spacing w:line="400" w:lineRule="auto"/>
+        <w:ind w:firstLine="440"/>
+        <w:jc w:val="both"/>
+        <w:rPr>
+          <w:rFonts w:ascii="Georgia" w:hAnsi="Georgia"/>
+          <w:color w:val="2B2B2B"/>
+          <w:sz w:val="26"/>
+        </w:rPr>
+      </w:pPr>
+      <w:r>
+        <w:rPr>
+          <w:rFonts w:ascii="Georgia" w:hAnsi="Georgia"/>
+          <w:color w:val="2B2B2B"/>
+          <w:sz w:val="26"/>
+        </w:rPr>
+        <w:lastRenderedPageBreak/>
+        <w:t>Warren talked once in the first hour, about a case in ’98 that had been a weather balloon and a case in ’04 that had not, and then he went back to looking at the shoulder as if it might confess. Dana tried the radio and got a farm report and a song about a truck. She turned it off. The field kit on the back seat made a plastic tick every time they hit a frost heave. Priya texted a cluster map that looked, Dana thought, like a rash. Warren glanced at it and said only, “Steeper.”</w:t>
+      </w:r>
+    </w:p>
+    <w:p>
+      <w:pPr>
+        <w:spacing w:line="400" w:lineRule="auto"/>
+        <w:ind w:firstLine="440"/>
+        <w:jc w:val="both"/>
+        <w:rPr>
+          <w:rFonts w:ascii="Georgia" w:hAnsi="Georgia"/>
+          <w:color w:val="2B2B2B"/>
+          <w:sz w:val="26"/>
+        </w:rPr>
+      </w:pPr>
+      <w:r>
+        <w:rPr>
+          <w:rFonts w:ascii="Georgia" w:hAnsi="Georgia"/>
+          <w:color w:val="2B2B2B"/>
+          <w:sz w:val="26"/>
+        </w:rPr>
+        <w:t xml:space="preserve">Huff was already in the municipal lot, shortwave on the hood, laminated cards in a sandwich bag in case of rain that was not falling. He intercepted Warren with the news that the Tuesday had in fact been a Saturday and that the bunker still had room. Warren thanked him and did not take a card. Huff followed their sedan at a civic distance as far as the Reyes block, then parked and watched Steve get loaded with the expression of a man whose warnings </w:t>
+      </w:r>
+      <w:r>
+        <w:rPr>
+          <w:rFonts w:ascii="Georgia" w:hAnsi="Georgia"/>
+          <w:color w:val="2B2B2B"/>
+          <w:sz w:val="26"/>
+        </w:rPr>
+        <w:lastRenderedPageBreak/>
+        <w:t>had acquired livestock. Sheriff Cobb told him, not unkindly, to go home and write it up. He did both.</w:t>
+      </w:r>
+    </w:p>
+    <w:p>
+      <w:pPr>
+        <w:spacing w:line="400" w:lineRule="auto"/>
+        <w:ind w:firstLine="440"/>
+        <w:jc w:val="both"/>
+        <w:rPr>
+          <w:rFonts w:ascii="Georgia" w:hAnsi="Georgia"/>
+          <w:color w:val="2B2B2B"/>
+          <w:sz w:val="26"/>
+        </w:rPr>
+      </w:pPr>
+      <w:r>
+        <w:rPr>
+          <w:rFonts w:ascii="Georgia" w:hAnsi="Georgia"/>
+          <w:color w:val="2B2B2B"/>
+          <w:sz w:val="26"/>
+        </w:rPr>
+        <w:t>After the sedan left with Steve, Huff went home and opened the bunker because opening it was the only action that had ever made the waiting smaller. The hatch stuck. He hit it with the heel of his hand until it gave, went down the ladder into air that smelled of kerosene and laundry soap, and switched on a string of bulbs that had been waiting since a Tuesday that never arrived. The shortwave popped. For three seconds he had a voice that was not weather and not a ham in Ohio — a clipped syllable that might have been English if you wanted it to be. Then static. He wrote the time on the wall in pencil, climbed back out, and found Sheriff Cobb in his driveway with her cruiser ticking as it cooled. “Don’t make me arrest a bunker, Gary,” she said. He said he would take that under advisement, and shut the hatch with both hands.</w:t>
+      </w:r>
+    </w:p>
+    <w:p>
+      <w:pPr>
+        <w:spacing w:line="400" w:lineRule="auto"/>
+        <w:ind w:firstLine="440"/>
+        <w:jc w:val="both"/>
+        <w:rPr>
+          <w:rFonts w:ascii="Georgia" w:hAnsi="Georgia"/>
+          <w:color w:val="2B2B2B"/>
+          <w:sz w:val="26"/>
+        </w:rPr>
+      </w:pPr>
+      <w:r>
+        <w:rPr>
+          <w:rFonts w:ascii="Georgia" w:hAnsi="Georgia"/>
+          <w:color w:val="2B2B2B"/>
+          <w:sz w:val="26"/>
+        </w:rPr>
+        <w:lastRenderedPageBreak/>
+        <w:t xml:space="preserve">Lissome’s water tower showed nothing to the naked eye and everything to Priya’s filter: a hum in the ambient recordings from three separate phones the local sheriff’s office had, with more competence than Warren expected, already collected as a courtesy to a videographer whose footage kept vanishing before she could show it to anyone official. The sheriff — a broad, unhurried woman named Cobb, forty years in a county that had never once needed her to run, with the particular patience of someone who had long ago made peace with never being believed about the interesting parts of her job — walked them through the file in a voice that never once suggested she found any of it as strange as Warren clearly did. She mentioned, almost in passing, that the family had also acquired an alpaca sometime during the reception, and that it had refused, categorically, to go anywhere near the best man or — this got Warren’s pen moving fast — the </w:t>
+      </w:r>
+      <w:r>
+        <w:rPr>
+          <w:rFonts w:ascii="Georgia" w:hAnsi="Georgia"/>
+          <w:color w:val="2B2B2B"/>
+          <w:sz w:val="26"/>
+        </w:rPr>
+        <w:lastRenderedPageBreak/>
+        <w:t>groom himself. She also mentioned a Mr. Huff, who had called the department eleven times since Saturday and was, in her professional opinion, not the problem this time, for once, a distinction she seemed to find almost disappointing.</w:t>
+      </w:r>
+    </w:p>
+    <w:p>
+      <w:pPr>
+        <w:spacing w:line="400" w:lineRule="auto"/>
+        <w:ind w:firstLine="440"/>
+        <w:jc w:val="both"/>
+        <w:rPr>
+          <w:rFonts w:ascii="Georgia" w:hAnsi="Georgia"/>
+          <w:color w:val="2B2B2B"/>
+          <w:sz w:val="26"/>
+        </w:rPr>
+      </w:pPr>
+      <w:r>
+        <w:rPr>
+          <w:rFonts w:ascii="Georgia" w:hAnsi="Georgia"/>
+          <w:color w:val="2B2B2B"/>
+          <w:sz w:val="26"/>
+        </w:rPr>
+        <w:t xml:space="preserve">The Reyes place was a story-and-a-half on a street of identical ones, aluminum siding gone the soft chalk color every house on that block went after a decade of Indiana winters, a yard that smelled of cut grass and someone’s charcoal grill three doors down. They found the alpaca in the backyard, wearing a bandanna a child had clearly put on it without permission, entirely unbothered by two federal employees and thoroughly opposed to standing within ten feet of Dominic Reyes, who came out to shake their hands, offered them lemonade with actual mint in it, and remembered both their names on the second try. Warren noted afterward that this was either good manners or a </w:t>
+      </w:r>
+      <w:r>
+        <w:rPr>
+          <w:rFonts w:ascii="Georgia" w:hAnsi="Georgia"/>
+          <w:color w:val="2B2B2B"/>
+          <w:sz w:val="26"/>
+        </w:rPr>
+        <w:lastRenderedPageBreak/>
+        <w:t>very good performance of good manners, and that the two had become, in his professional experience, increasingly hard to tell apart.</w:t>
+      </w:r>
+    </w:p>
+    <w:p>
+      <w:pPr>
+        <w:spacing w:line="400" w:lineRule="auto"/>
+        <w:ind w:firstLine="440"/>
+        <w:jc w:val="both"/>
+        <w:rPr>
+          <w:rFonts w:ascii="Georgia" w:hAnsi="Georgia"/>
+          <w:color w:val="2B2B2B"/>
+          <w:sz w:val="26"/>
+        </w:rPr>
+      </w:pPr>
+      <w:r>
+        <w:rPr>
+          <w:rFonts w:ascii="Georgia" w:hAnsi="Georgia"/>
+          <w:color w:val="2B2B2B"/>
+          <w:sz w:val="26"/>
+        </w:rPr>
+        <w:t xml:space="preserve">A child’s bike lay on its side in the side yard. The aluminum siding ticked as it cooled. Dana took the walk while Warren took the porch, old habit, two angles. Dominic opened the door in a college sweatshirt and socks and the same easy smile from the wedding footage. Mint lemonade. A radio in the kitchen on low. In the backyard the alpaca stood beside a rusted grill and watched them come around the house with an expression that, on a person, would have been professional disappointment. When Dominic stepped off the patio the animal moved the same distance the other way, no drama, just geometry. Dana crouched with the cartridge. Dominic held out his hand as if she were a nurse. The Dipstick turned a color that made the afternoon go quiet. Warren said they would need the animal. </w:t>
+      </w:r>
+      <w:r>
+        <w:rPr>
+          <w:rFonts w:ascii="Georgia" w:hAnsi="Georgia"/>
+          <w:color w:val="2B2B2B"/>
+          <w:sz w:val="26"/>
+        </w:rPr>
+        <w:lastRenderedPageBreak/>
+        <w:t>Dominic said of course, as if they had asked to borrow a ladder. Loading Steve into a sedan built for people required Dana at the shoulders and Warren at the hips and Sheriff Cobb saying, mildly, that she would deny having helped. Steve folded himself into the back seat, hay and damp wool filling the car, and put his head on the parcel shelf like a man who had booked the window.</w:t>
+      </w:r>
+    </w:p>
+    <w:p>
+      <w:pPr>
+        <w:spacing w:line="400" w:lineRule="auto"/>
+        <w:ind w:firstLine="440"/>
+        <w:jc w:val="both"/>
+        <w:rPr>
+          <w:rFonts w:ascii="Georgia" w:hAnsi="Georgia"/>
+          <w:color w:val="2B2B2B"/>
+          <w:sz w:val="26"/>
+        </w:rPr>
+      </w:pPr>
+      <w:r>
+        <w:rPr>
+          <w:rFonts w:ascii="Georgia" w:hAnsi="Georgia"/>
+          <w:color w:val="2B2B2B"/>
+          <w:sz w:val="26"/>
+        </w:rPr>
+        <w:t>Dominic asked, still pleasant, whether they needed a second sample. Dana said one was enough. Mabs came out onto the patio with a dish towel and the look of a woman who had heard federal and was deciding whether to be angry or helpful. She chose helpful, which cost her. She held the screen door. She watched Steve get folded into a car that was not built for him. She did not watch Dominic’s face while she did it. Nora, who was not there, would hear that part later and put it in the same folder as MISC.</w:t>
+      </w:r>
+    </w:p>
+    <w:p>
+      <w:pPr>
         <w:spacing w:after="40" w:line="400" w:lineRule="auto"/>
         <w:ind w:left="440" w:right="320"/>
         <w:rPr>
@@ -2335,297 +2535,6 @@
         <w:rPr>
           <w:rFonts w:ascii="Georgia" w:hAnsi="Georgia"/>
           <w:i/>
-          <w:iCs/>
-          <w:color w:val="2B2B2B"/>
-          <w:sz w:val="26"/>
-          <w:szCs w:val="20"/>
-        </w:rPr>
-        <w:t>On livestock: no formal channel exists for reporting an alpaca as a national security asset. This is considered, by everyone who has tried, a gap in the paperwork rather than a gap in the alpaca.</w:t>
-      </w:r>
-    </w:p>
-    <w:p>
-      <w:pPr>
-        <w:spacing w:after="280" w:line="400" w:lineRule="auto"/>
-        <w:ind w:left="440" w:right="320"/>
-        <w:rPr>
-          <w:rFonts w:ascii="Georgia" w:hAnsi="Georgia"/>
-          <w:i/>
-          <w:color w:val="2B2B2B"/>
-          <w:sz w:val="26"/>
-        </w:rPr>
-      </w:pPr>
-      <w:r>
-        <w:rPr>
-          <w:rFonts w:ascii="Georgia" w:hAnsi="Georgia"/>
-          <w:i/>
-          <w:iCs/>
-          <w:color w:val="2B2B2B"/>
-          <w:sz w:val="26"/>
-          <w:szCs w:val="18"/>
-        </w:rPr>
-        <w:t>— The New Starter’s Handbook, uncleared draft</w:t>
-      </w:r>
-    </w:p>
-    <w:p>
-      <w:pPr>
-        <w:spacing w:line="400" w:lineRule="auto"/>
-        <w:ind w:firstLine="440"/>
-        <w:jc w:val="both"/>
-        <w:rPr>
-          <w:rFonts w:ascii="Georgia" w:hAnsi="Georgia"/>
-          <w:color w:val="2B2B2B"/>
-          <w:sz w:val="26"/>
-        </w:rPr>
-      </w:pPr>
-      <w:r>
-        <w:rPr>
-          <w:rFonts w:ascii="Georgia" w:hAnsi="Georgia"/>
-          <w:color w:val="2B2B2B"/>
-          <w:sz w:val="26"/>
-        </w:rPr>
-        <w:t>The Desk’s version of Lissome started with Gladys’s notes and ended, four days later, with an alpaca eating a houseplant that had survived four administrations.</w:t>
-      </w:r>
-    </w:p>
-    <w:p>
-      <w:pPr>
-        <w:spacing w:after="160" w:line="400" w:lineRule="auto"/>
-        <w:rPr>
-          <w:rFonts w:ascii="Georgia" w:hAnsi="Georgia"/>
-          <w:color w:val="2B2B2B"/>
-          <w:sz w:val="26"/>
-        </w:rPr>
-      </w:pPr>
-      <w:r>
-        <w:rPr>
-          <w:rFonts w:ascii="Georgia" w:hAnsi="Georgia"/>
-          <w:color w:val="2B2B2B"/>
-          <w:sz w:val="26"/>
-        </w:rPr>
-        <w:t xml:space="preserve">Warren and Dana drove out on the strength of nothing more than a good phone call and Priya’s insistence that the flap fit a shape she’d been tracking for months — sightings clustering, then a livestream, then a strangely specific piece of viral footage that vanished from every platform within </w:t>
-      </w:r>
-      <w:r>
-        <w:rPr>
-          <w:rFonts w:ascii="Georgia" w:hAnsi="Georgia"/>
-          <w:color w:val="2B2B2B"/>
-          <w:sz w:val="26"/>
-        </w:rPr>
-        <w:lastRenderedPageBreak/>
-        <w:t>hours of posting, faster than any takedown process Priya had ever timed. “Somebody’s cleaning up,” she said. It was the least comforting sentence Dana had heard since Nowak’s phone call.</w:t>
-      </w:r>
-    </w:p>
-    <w:p>
-      <w:pPr>
-        <w:spacing w:line="400" w:lineRule="auto"/>
-        <w:ind w:firstLine="440"/>
-        <w:jc w:val="both"/>
-        <w:rPr>
-          <w:rFonts w:ascii="Georgia" w:hAnsi="Georgia"/>
-          <w:color w:val="2B2B2B"/>
-          <w:sz w:val="26"/>
-        </w:rPr>
-      </w:pPr>
-      <w:r>
-        <w:rPr>
-          <w:rFonts w:ascii="Georgia" w:hAnsi="Georgia"/>
-          <w:color w:val="2B2B2B"/>
-          <w:sz w:val="26"/>
-        </w:rPr>
-        <w:t>They took Warren’s sedan because it still had a working heater and because Priya had loaded the back seat with a field kit, a cooler, and a printed map she did not trust the phone to keep. Indiana unrolled as soy stubble and ditch water and a sky the color of a rinsed plate. They ate sandwiches in a rest area that smelled of diesel and damp picnic tables. Dana drove the last hour. Warren did not comment on her speed. Sheriff Cobb met them in a lot behind a brick municipal building with a flag that had wound itself around the pole and stayed there. Cobb’s handshake was dry. The station smelled of burnt coffee and floor wax and a wet dog that was not presently in the room.</w:t>
-      </w:r>
-    </w:p>
-    <w:p>
-      <w:pPr>
-        <w:spacing w:line="400" w:lineRule="auto"/>
-        <w:ind w:firstLine="440"/>
-        <w:jc w:val="both"/>
-        <w:rPr>
-          <w:rFonts w:ascii="Georgia" w:hAnsi="Georgia"/>
-          <w:color w:val="2B2B2B"/>
-          <w:sz w:val="26"/>
-        </w:rPr>
-      </w:pPr>
-      <w:r>
-        <w:rPr>
-          <w:rFonts w:ascii="Georgia" w:hAnsi="Georgia"/>
-          <w:color w:val="2B2B2B"/>
-          <w:sz w:val="26"/>
-        </w:rPr>
-        <w:lastRenderedPageBreak/>
-        <w:t>Warren talked once in the first hour, about a case in ’98 that had been a weather balloon and a case in ’04 that had not, and then he went back to looking at the shoulder as if it might confess. Dana tried the radio and got a farm report and a song about a truck. She turned it off. The field kit on the back seat made a plastic tick every time they hit a frost heave. Priya texted a cluster map that looked, Dana thought, like a rash. Warren glanced at it and said only, “Steeper.”</w:t>
-      </w:r>
-    </w:p>
-    <w:p>
-      <w:pPr>
-        <w:spacing w:line="400" w:lineRule="auto"/>
-        <w:ind w:firstLine="440"/>
-        <w:jc w:val="both"/>
-        <w:rPr>
-          <w:rFonts w:ascii="Georgia" w:hAnsi="Georgia"/>
-          <w:color w:val="2B2B2B"/>
-          <w:sz w:val="26"/>
-        </w:rPr>
-      </w:pPr>
-      <w:r>
-        <w:rPr>
-          <w:rFonts w:ascii="Georgia" w:hAnsi="Georgia"/>
-          <w:color w:val="2B2B2B"/>
-          <w:sz w:val="26"/>
-        </w:rPr>
-        <w:t xml:space="preserve">Huff was already in the municipal lot, shortwave on the hood, laminated cards in a sandwich bag in case of rain that was not falling. He intercepted Warren with the news that the Tuesday had in fact been a Saturday and that the bunker still had room. Warren thanked him and did not take a card. Huff followed their sedan at a civic distance as far as the Reyes block, then parked and watched Steve get loaded with the expression of a man whose warnings </w:t>
-      </w:r>
-      <w:r>
-        <w:rPr>
-          <w:rFonts w:ascii="Georgia" w:hAnsi="Georgia"/>
-          <w:color w:val="2B2B2B"/>
-          <w:sz w:val="26"/>
-        </w:rPr>
-        <w:lastRenderedPageBreak/>
-        <w:t>had acquired livestock. Sheriff Cobb told him, not unkindly, to go home and write it up. He did both.</w:t>
-      </w:r>
-    </w:p>
-    <w:p>
-      <w:pPr>
-        <w:spacing w:line="400" w:lineRule="auto"/>
-        <w:ind w:firstLine="440"/>
-        <w:jc w:val="both"/>
-        <w:rPr>
-          <w:rFonts w:ascii="Georgia" w:hAnsi="Georgia"/>
-          <w:color w:val="2B2B2B"/>
-          <w:sz w:val="26"/>
-        </w:rPr>
-      </w:pPr>
-      <w:r>
-        <w:rPr>
-          <w:rFonts w:ascii="Georgia" w:hAnsi="Georgia"/>
-          <w:color w:val="2B2B2B"/>
-          <w:sz w:val="26"/>
-        </w:rPr>
-        <w:t>After the sedan left with Steve, Huff went home and opened the bunker because opening it was the only action that had ever made the waiting smaller. The hatch stuck. He hit it with the heel of his hand until it gave, went down the ladder into air that smelled of kerosene and laundry soap, and switched on a string of bulbs that had been waiting since a Tuesday that never arrived. The shortwave popped. For three seconds he had a voice that was not weather and not a ham in Ohio — a clipped syllable that might have been English if you wanted it to be. Then static. He wrote the time on the wall in pencil, climbed back out, and found Sheriff Cobb in his driveway with her cruiser ticking as it cooled. “Don’t make me arrest a bunker, Gary,” she said. He said he would take that under advisement, and shut the hatch with both hands.</w:t>
-      </w:r>
-    </w:p>
-    <w:p>
-      <w:pPr>
-        <w:spacing w:line="400" w:lineRule="auto"/>
-        <w:ind w:firstLine="440"/>
-        <w:jc w:val="both"/>
-        <w:rPr>
-          <w:rFonts w:ascii="Georgia" w:hAnsi="Georgia"/>
-          <w:color w:val="2B2B2B"/>
-          <w:sz w:val="26"/>
-        </w:rPr>
-      </w:pPr>
-      <w:r>
-        <w:rPr>
-          <w:rFonts w:ascii="Georgia" w:hAnsi="Georgia"/>
-          <w:color w:val="2B2B2B"/>
-          <w:sz w:val="26"/>
-        </w:rPr>
-        <w:lastRenderedPageBreak/>
-        <w:t xml:space="preserve">Lissome’s water tower showed nothing to the naked eye and everything to Priya’s filter: a hum in the ambient recordings from three separate phones the local sheriff’s office had, with more competence than Warren expected, already collected as a courtesy to a videographer whose footage kept vanishing before she could show it to anyone official. The sheriff — a broad, unhurried woman named Cobb, forty years in a county that had never once needed her to run, with the particular patience of someone who had long ago made peace with never being believed about the interesting parts of her job — walked them through the file in a voice that never once suggested she found any of it as strange as Warren clearly did. She mentioned, almost in passing, that the family had also acquired an alpaca sometime during the reception, and that it had refused, categorically, to go anywhere near the best man or — this got Warren’s pen moving fast — the </w:t>
-      </w:r>
-      <w:r>
-        <w:rPr>
-          <w:rFonts w:ascii="Georgia" w:hAnsi="Georgia"/>
-          <w:color w:val="2B2B2B"/>
-          <w:sz w:val="26"/>
-        </w:rPr>
-        <w:lastRenderedPageBreak/>
-        <w:t>groom himself. She also mentioned a Mr. Huff, who had called the department eleven times since Saturday and was, in her professional opinion, not the problem this time, for once, a distinction she seemed to find almost disappointing.</w:t>
-      </w:r>
-    </w:p>
-    <w:p>
-      <w:pPr>
-        <w:spacing w:line="400" w:lineRule="auto"/>
-        <w:ind w:firstLine="440"/>
-        <w:jc w:val="both"/>
-        <w:rPr>
-          <w:rFonts w:ascii="Georgia" w:hAnsi="Georgia"/>
-          <w:color w:val="2B2B2B"/>
-          <w:sz w:val="26"/>
-        </w:rPr>
-      </w:pPr>
-      <w:r>
-        <w:rPr>
-          <w:rFonts w:ascii="Georgia" w:hAnsi="Georgia"/>
-          <w:color w:val="2B2B2B"/>
-          <w:sz w:val="26"/>
-        </w:rPr>
-        <w:t xml:space="preserve">The Reyes place was a story-and-a-half on a street of identical ones, aluminum siding gone the soft chalk color every house on that block went after a decade of Indiana winters, a yard that smelled of cut grass and someone’s charcoal grill three doors down. They found the alpaca in the backyard, wearing a bandanna a child had clearly put on it without permission, entirely unbothered by two federal employees and thoroughly opposed to standing within ten feet of Dominic Reyes, who came out to shake their hands, offered them lemonade with actual mint in it, and remembered both their names on the second try. Warren noted afterward that this was either good manners or a </w:t>
-      </w:r>
-      <w:r>
-        <w:rPr>
-          <w:rFonts w:ascii="Georgia" w:hAnsi="Georgia"/>
-          <w:color w:val="2B2B2B"/>
-          <w:sz w:val="26"/>
-        </w:rPr>
-        <w:lastRenderedPageBreak/>
-        <w:t>very good performance of good manners, and that the two had become, in his professional experience, increasingly hard to tell apart.</w:t>
-      </w:r>
-    </w:p>
-    <w:p>
-      <w:pPr>
-        <w:spacing w:line="400" w:lineRule="auto"/>
-        <w:ind w:firstLine="440"/>
-        <w:jc w:val="both"/>
-        <w:rPr>
-          <w:rFonts w:ascii="Georgia" w:hAnsi="Georgia"/>
-          <w:color w:val="2B2B2B"/>
-          <w:sz w:val="26"/>
-        </w:rPr>
-      </w:pPr>
-      <w:r>
-        <w:rPr>
-          <w:rFonts w:ascii="Georgia" w:hAnsi="Georgia"/>
-          <w:color w:val="2B2B2B"/>
-          <w:sz w:val="26"/>
-        </w:rPr>
-        <w:t xml:space="preserve">A child’s bike lay on its side in the side yard. The aluminum siding ticked as it cooled. Dana took the walk while Warren took the porch, old habit, two angles. Dominic opened the door in a college sweatshirt and socks and the same easy smile from the wedding footage. Mint lemonade. A radio in the kitchen on low. In the backyard the alpaca stood beside a rusted grill and watched them come around the house with an expression that, on a person, would have been professional disappointment. When Dominic stepped off the patio the animal moved the same distance the other way, no drama, just geometry. Dana crouched with the cartridge. Dominic held out his hand as if she were a nurse. The Dipstick turned a color that made the afternoon go quiet. Warren said they would need the animal. </w:t>
-      </w:r>
-      <w:r>
-        <w:rPr>
-          <w:rFonts w:ascii="Georgia" w:hAnsi="Georgia"/>
-          <w:color w:val="2B2B2B"/>
-          <w:sz w:val="26"/>
-        </w:rPr>
-        <w:lastRenderedPageBreak/>
-        <w:t>Dominic said of course, as if they had asked to borrow a ladder. Loading Steve into a sedan built for people required Dana at the shoulders and Warren at the hips and Sheriff Cobb saying, mildly, that she would deny having helped. Steve folded himself into the back seat, hay and damp wool filling the car, and put his head on the parcel shelf like a man who had booked the window.</w:t>
-      </w:r>
-    </w:p>
-    <w:p>
-      <w:pPr>
-        <w:spacing w:line="400" w:lineRule="auto"/>
-        <w:ind w:firstLine="440"/>
-        <w:jc w:val="both"/>
-        <w:rPr>
-          <w:rFonts w:ascii="Georgia" w:hAnsi="Georgia"/>
-          <w:color w:val="2B2B2B"/>
-          <w:sz w:val="26"/>
-        </w:rPr>
-      </w:pPr>
-      <w:r>
-        <w:rPr>
-          <w:rFonts w:ascii="Georgia" w:hAnsi="Georgia"/>
-          <w:color w:val="2B2B2B"/>
-          <w:sz w:val="26"/>
-        </w:rPr>
-        <w:t>Dominic asked, still pleasant, whether they needed a second sample. Dana said one was enough. Mabs came out onto the patio with a dish towel and the look of a woman who had heard federal and was deciding whether to be angry or helpful. She chose helpful, which cost her. She held the screen door. She watched Steve get folded into a car that was not built for him. She did not watch Dominic’s face while she did it. Nora, who was not there, would hear that part later and put it in the same folder as MISC.</w:t>
-      </w:r>
-    </w:p>
-    <w:p>
-      <w:pPr>
-        <w:spacing w:after="40" w:line="400" w:lineRule="auto"/>
-        <w:ind w:left="440" w:right="320"/>
-        <w:rPr>
-          <w:rFonts w:ascii="Georgia" w:hAnsi="Georgia"/>
-          <w:i/>
-          <w:color w:val="2B2B2B"/>
-          <w:sz w:val="26"/>
-        </w:rPr>
-      </w:pPr>
-      <w:r>
-        <w:rPr>
-          <w:rFonts w:ascii="Georgia" w:hAnsi="Georgia"/>
-          <w:i/>
           <w:color w:val="2B2B2B"/>
           <w:sz w:val="26"/>
         </w:rPr>
@@ -2749,6 +2658,46 @@
           <w:sz w:val="26"/>
         </w:rPr>
         <w:t xml:space="preserve">After he left for work she opened the drawer under the towels. The napkin from Thanksgiving was still in it, brown at the edge where his thumb had been. She put the photograph of the plate underneath the napkin and shut the drawer with her hip. She did not send Nora the picture. Nora already knew about the cars. What Nora did not know yet was that Mabs had decided to stay in the house, make the coffee, and wait for a sentence she could say to her husband without taking him apart at the sink.</w:t>
+      </w:r>
+    </w:p>
+    <w:p>
+      <w:pPr>
+        <w:spacing w:line="400" w:lineRule="auto"/>
+        <w:ind w:firstLine="440"/>
+        <w:jc w:val="both"/>
+        <w:rPr>
+          <w:rFonts w:ascii="Georgia" w:hAnsi="Georgia"/>
+          <w:color w:val="2B2B2B"/>
+          <w:sz w:val="26"/>
+        </w:rPr>
+      </w:pPr>
+      <w:r>
+        <w:rPr>
+          <w:rFonts w:ascii="Georgia" w:hAnsi="Georgia"/>
+          <w:color w:val="2B2B2B"/>
+          <w:sz w:val="26"/>
+        </w:rPr>
+        <w:t xml:space="preserve">Dominic came home while the coffee was still bitter. The same two cars were at the end of the block, engines off. He watched them from the sink the way a man watches weather he expects to be blamed for. He did not ask what she had shut in the drawer. His thumb found the napkin without his deciding to open it. The brown edge fit. He closed the drawer. He did not mention it.</w:t>
+      </w:r>
+    </w:p>
+    <w:p>
+      <w:pPr>
+        <w:spacing w:line="400" w:lineRule="auto"/>
+        <w:ind w:firstLine="440"/>
+        <w:jc w:val="both"/>
+        <w:rPr>
+          <w:rFonts w:ascii="Georgia" w:hAnsi="Georgia"/>
+          <w:color w:val="2B2B2B"/>
+          <w:sz w:val="26"/>
+        </w:rPr>
+      </w:pPr>
+      <w:r>
+        <w:rPr>
+          <w:rFonts w:ascii="Georgia" w:hAnsi="Georgia"/>
+          <w:color w:val="2B2B2B"/>
+          <w:sz w:val="26"/>
+        </w:rPr>
+        <w:t xml:space="preserve">The tickets came in an envelope he did not remember wanting until he had already asked. Seats that faced the screen. Mabs said the eclipse was the point. He said he wanted to see it the way everyone else would see it, which was not true, and not a lie he could have explained at the sink. He put the envelope under the napkin. His thumb stayed clean. The weather behind his eyes did not come back. He kept waiting for it anyway.</w:t>
       </w:r>
     </w:p>
     <w:p>
@@ -2871,52 +2820,6 @@
         </w:rPr>
         <w:lastRenderedPageBreak/>
         <w:t>Two Missing Uploads</w:t>
-      </w:r>
-    </w:p>
-    <w:p>
-      <w:pPr>
-        <w:spacing w:after="40" w:line="400" w:lineRule="auto"/>
-        <w:ind w:left="440" w:right="320"/>
-        <w:rPr>
-          <w:rFonts w:ascii="Georgia" w:hAnsi="Georgia"/>
-          <w:i/>
-          <w:color w:val="2B2B2B"/>
-          <w:sz w:val="26"/>
-        </w:rPr>
-      </w:pPr>
-      <w:r>
-        <w:rPr>
-          <w:rFonts w:ascii="Georgia" w:hAnsi="Georgia"/>
-          <w:i/>
-          <w:iCs/>
-          <w:color w:val="2B2B2B"/>
-          <w:sz w:val="26"/>
-          <w:szCs w:val="20"/>
-        </w:rPr>
-        <w:t>On podcasters: treat with caution. They are, technically, the only branch of the free press still doing the job, and they will not let anyone forget it.</w:t>
-      </w:r>
-    </w:p>
-    <w:p>
-      <w:pPr>
-        <w:spacing w:after="280" w:line="400" w:lineRule="auto"/>
-        <w:ind w:left="440" w:right="320"/>
-        <w:rPr>
-          <w:rFonts w:ascii="Georgia" w:hAnsi="Georgia"/>
-          <w:i/>
-          <w:color w:val="2B2B2B"/>
-          <w:sz w:val="26"/>
-        </w:rPr>
-      </w:pPr>
-      <w:r>
-        <w:rPr>
-          <w:rFonts w:ascii="Georgia" w:hAnsi="Georgia"/>
-          <w:i/>
-          <w:iCs/>
-          <w:color w:val="2B2B2B"/>
-          <w:sz w:val="26"/>
-          <w:szCs w:val="18"/>
-        </w:rPr>
-        <w:t>— The New Starter’s Handbook, uncleared draft</w:t>
       </w:r>
     </w:p>
     <w:p>
@@ -3406,52 +3309,6 @@
     </w:p>
     <w:p>
       <w:pPr>
-        <w:spacing w:after="40" w:line="400" w:lineRule="auto"/>
-        <w:ind w:left="440" w:right="320"/>
-        <w:rPr>
-          <w:rFonts w:ascii="Georgia" w:hAnsi="Georgia"/>
-          <w:i/>
-          <w:color w:val="2B2B2B"/>
-          <w:sz w:val="26"/>
-        </w:rPr>
-      </w:pPr>
-      <w:r>
-        <w:rPr>
-          <w:rFonts w:ascii="Georgia" w:hAnsi="Georgia"/>
-          <w:i/>
-          <w:iCs/>
-          <w:color w:val="2B2B2B"/>
-          <w:sz w:val="26"/>
-          <w:szCs w:val="20"/>
-        </w:rPr>
-        <w:t>On committees: a committee that has met continuously since 1947 is not, whatever it tells itself, still deciding. It is simply meeting.</w:t>
-      </w:r>
-    </w:p>
-    <w:p>
-      <w:pPr>
-        <w:spacing w:after="280" w:line="400" w:lineRule="auto"/>
-        <w:ind w:left="440" w:right="320"/>
-        <w:rPr>
-          <w:rFonts w:ascii="Georgia" w:hAnsi="Georgia"/>
-          <w:i/>
-          <w:color w:val="2B2B2B"/>
-          <w:sz w:val="26"/>
-        </w:rPr>
-      </w:pPr>
-      <w:r>
-        <w:rPr>
-          <w:rFonts w:ascii="Georgia" w:hAnsi="Georgia"/>
-          <w:i/>
-          <w:iCs/>
-          <w:color w:val="2B2B2B"/>
-          <w:sz w:val="26"/>
-          <w:szCs w:val="18"/>
-        </w:rPr>
-        <w:t>— The New Starter’s Handbook, uncleared draft</w:t>
-      </w:r>
-    </w:p>
-    <w:p>
-      <w:pPr>
         <w:spacing w:line="400" w:lineRule="auto"/>
         <w:ind w:firstLine="440"/>
         <w:jc w:val="both"/>
@@ -3516,35 +3373,6 @@
           <w:color w:val="2B2B2B"/>
           <w:sz w:val="26"/>
         </w:rPr>
-        <w:t xml:space="preserve">Dana flew in on a plane that smelled of recycled air and orange peel and landed under a Brussels sky </w:t>
-      </w:r>
-      <w:r>
-        <w:rPr>
-          <w:rFonts w:ascii="Georgia" w:hAnsi="Georgia"/>
-          <w:color w:val="2B2B2B"/>
-          <w:sz w:val="26"/>
-        </w:rPr>
-        <w:lastRenderedPageBreak/>
-        <w:t>the color of wet newspaper. The taxi from the airport took the long way around a construction barrier and a roundabout that had given up on signage. The logistics building did not look like a secret. It looked like a place that ordered toner in bulk. A man at the desk asked for four forms of identification and then, after a pause that was its own small insult, a fifth. The elevator shuddered. The corridor carpet was a brown that had been chosen to hide sins. Dana sat against the wall outside the conference room and listened to Berthold’s voice through the door, building a theory she already knew would not survive Whitcombe.</w:t>
-      </w:r>
-    </w:p>
-    <w:p>
-      <w:pPr>
-        <w:spacing w:line="400" w:lineRule="auto"/>
-        <w:ind w:firstLine="440"/>
-        <w:jc w:val="both"/>
-        <w:rPr>
-          <w:rFonts w:ascii="Georgia" w:hAnsi="Georgia"/>
-          <w:color w:val="2B2B2B"/>
-          <w:sz w:val="26"/>
-        </w:rPr>
-      </w:pPr>
-      <w:r>
-        <w:rPr>
-          <w:rFonts w:ascii="Georgia" w:hAnsi="Georgia"/>
-          <w:color w:val="2B2B2B"/>
-          <w:sz w:val="26"/>
-        </w:rPr>
         <w:t xml:space="preserve">Director-General Ingrid Halvorsen — sixty, silver hair cut short, a Norwegian vowel still audible under thirty years of English — ran the room by being the only calm person in it.</w:t>
       </w:r>
     </w:p>
@@ -3623,47 +3451,6 @@
           <w:color w:val="2B2B2B"/>
           <w:sz w:val="26"/>
         </w:rPr>
-        <w:t>Agent Duval proposed, not entirely seriously, that the Directorate consider a formal overture: a translated greeting, offered in good faith, along the old model. Whitcombe reminded the table, with the weary patience of a man who had read the same file three times, that the last recorded attempt at exactly that — three men and a flag, walking toward a hatch in a field in the previous century — was remembered chiefly for how briefly it had lasted. Duval withdrew the suggestion. Nobody minuted whose idea it had originally been, which everybody at the table understood to be its own small mercy.</w:t>
-      </w:r>
-    </w:p>
-    <w:p>
-      <w:pPr>
-        <w:spacing w:line="400" w:lineRule="auto"/>
-        <w:ind w:firstLine="440"/>
-        <w:jc w:val="both"/>
-        <w:rPr>
-          <w:rFonts w:ascii="Georgia" w:hAnsi="Georgia"/>
-          <w:color w:val="2B2B2B"/>
-          <w:sz w:val="26"/>
-        </w:rPr>
-      </w:pPr>
-      <w:r>
-        <w:rPr>
-          <w:rFonts w:ascii="Georgia" w:hAnsi="Georgia"/>
-          <w:color w:val="2B2B2B"/>
-          <w:sz w:val="26"/>
-        </w:rPr>
-        <w:lastRenderedPageBreak/>
-        <w:t>Minutes later recorded that the Directorate had ‘considered outreach and declined, pending further study.’ Whitcombe, reading them over, murmured that pending further study was how the British service spelled we already know. Nobody asked him to repeat it. Berthold asked him to initial the German copy anyway.</w:t>
-      </w:r>
-    </w:p>
-    <w:p>
-      <w:pPr>
-        <w:spacing w:line="400" w:lineRule="auto"/>
-        <w:ind w:firstLine="440"/>
-        <w:jc w:val="both"/>
-        <w:rPr>
-          <w:rFonts w:ascii="Georgia" w:hAnsi="Georgia"/>
-          <w:color w:val="2B2B2B"/>
-          <w:sz w:val="26"/>
-        </w:rPr>
-      </w:pPr>
-      <w:r>
-        <w:rPr>
-          <w:rFonts w:ascii="Georgia" w:hAnsi="Georgia"/>
-          <w:color w:val="2B2B2B"/>
-          <w:sz w:val="26"/>
-        </w:rPr>
         <w:t xml:space="preserve">Cole had brought a paper from a committee that did not use the Directorate’s name on letterhead. It asked, in language that had been lawyered until it </w:t>
       </w:r>
       <w:r>
@@ -3674,26 +3461,6 @@
         </w:rPr>
         <w:lastRenderedPageBreak/>
         <w:t>could deny having asked, whether a demonstration of force before Starfall would simplify the afterward. Berthold wanted the demonstration to be legal. Duval wanted it to be French. Whitcombe wanted it not to be a demonstration at all. Buchanan sat with her hands flat on the table and said that conversation without a loaded alternative was a hobby. Halvorsen let them talk until the flicker in the left third of the light became the loudest thing in the room, and then she said the Directorate’s job was still to know, not to finish.</w:t>
-      </w:r>
-    </w:p>
-    <w:p>
-      <w:pPr>
-        <w:spacing w:line="400" w:lineRule="auto"/>
-        <w:ind w:firstLine="440"/>
-        <w:jc w:val="both"/>
-        <w:rPr>
-          <w:rFonts w:ascii="Georgia" w:hAnsi="Georgia"/>
-          <w:color w:val="2B2B2B"/>
-          <w:sz w:val="26"/>
-        </w:rPr>
-      </w:pPr>
-      <w:r>
-        <w:rPr>
-          <w:rFonts w:ascii="Georgia" w:hAnsi="Georgia"/>
-          <w:color w:val="2B2B2B"/>
-          <w:sz w:val="26"/>
-        </w:rPr>
-        <w:t>Afterward, in the corridor that smelled of wet coats, Cole told Dana that knowing had a shelf life. “Once the sky is busy,” Cole said, “the people with flags will not wait for your minutes.” Dana asked who Cole answered to when the flags disagreed. Cole smiled the way people smile when the answer is a building you are not cleared to stand in front of.</w:t>
       </w:r>
     </w:p>
     <w:p>
@@ -3823,52 +3590,6 @@
     </w:p>
     <w:p>
       <w:pPr>
-        <w:spacing w:after="40" w:line="400" w:lineRule="auto"/>
-        <w:ind w:left="440" w:right="320"/>
-        <w:rPr>
-          <w:rFonts w:ascii="Georgia" w:hAnsi="Georgia"/>
-          <w:i/>
-          <w:color w:val="2B2B2B"/>
-          <w:sz w:val="26"/>
-        </w:rPr>
-      </w:pPr>
-      <w:r>
-        <w:rPr>
-          <w:rFonts w:ascii="Georgia" w:hAnsi="Georgia"/>
-          <w:i/>
-          <w:iCs/>
-          <w:color w:val="2B2B2B"/>
-          <w:sz w:val="26"/>
-          <w:szCs w:val="20"/>
-        </w:rPr>
-        <w:t>On cover stories: the best lie is a profitable one. A profitable lie audits itself.</w:t>
-      </w:r>
-    </w:p>
-    <w:p>
-      <w:pPr>
-        <w:spacing w:after="280" w:line="400" w:lineRule="auto"/>
-        <w:ind w:left="440" w:right="320"/>
-        <w:rPr>
-          <w:rFonts w:ascii="Georgia" w:hAnsi="Georgia"/>
-          <w:i/>
-          <w:color w:val="2B2B2B"/>
-          <w:sz w:val="26"/>
-        </w:rPr>
-      </w:pPr>
-      <w:r>
-        <w:rPr>
-          <w:rFonts w:ascii="Georgia" w:hAnsi="Georgia"/>
-          <w:i/>
-          <w:iCs/>
-          <w:color w:val="2B2B2B"/>
-          <w:sz w:val="26"/>
-          <w:szCs w:val="18"/>
-        </w:rPr>
-        <w:t>— The New Starter’s Handbook, uncleared draft</w:t>
-      </w:r>
-    </w:p>
-    <w:p>
-      <w:pPr>
         <w:spacing w:line="400" w:lineRule="auto"/>
         <w:ind w:firstLine="440"/>
         <w:jc w:val="both"/>
@@ -4120,7 +3841,7 @@
           <w:color w:val="2B2B2B"/>
           <w:sz w:val="26"/>
         </w:rPr>
-        <w:t xml:space="preserve">“They stopped traveling a long time ago. They’re parked in the Trojan swarm, sixty degrees ahead of Jupiter, tucked in with a crowd of dark rock the surveys had already agreed was boring. The hull is a few kilometers across. A moon would have been famous. Have been there for longer than anyone downstairs will tell me exactly. A great deal longer than forty-six years, which is the number you actually want. It has a name, according to Feld — several committees long, something that translates roughly as Vessel of Continuance, Charter Revised — and everyone currently aboard it, Feld included, just calls it the Boat.”</w:t>
+        <w:t xml:space="preserve">“They stopped traveling a long time ago. They’re parked in the Trojan swarm, sixty degrees ahead of Jupiter, tucked in with a crowd of dark rock the surveys had already agreed was boring. The hull is a few kilometers across. A moon would have been famous. They have been there for longer than anyone downstairs will tell me exactly. A great deal longer than forty-six years, which is the number you actually want. It has a name, according to Feld — several committees long, something that translates roughly as Vessel of Continuance, Charter Revised — and everyone currently aboard it, Feld included, just calls it the Boat.”</w:t>
       </w:r>
     </w:p>
     <w:p>
@@ -4160,262 +3881,7 @@
           <w:color w:val="2B2B2B"/>
           <w:sz w:val="26"/>
         </w:rPr>
-        <w:lastRenderedPageBreak/>
-        <w:t>“They came closer. Sent small craft in-system, quietly, and did the thing a patient species does once it’s finally near enough to a living world to plan a visit: took samples. Blood, tissue, the ordinary theft people have been reporting to police stations for exactly that long without anyone official writing it down as anything but nerves. They’d been traveling so long that whatever they looked like when they left wasn’t going to walk down an American street without somebody noticing. So they built a generation that would.”</w:t>
-      </w:r>
-    </w:p>
-    <w:p>
-      <w:pPr>
-        <w:spacing w:line="400" w:lineRule="auto"/>
-        <w:ind w:firstLine="440"/>
-        <w:jc w:val="both"/>
-        <w:rPr>
-          <w:rFonts w:ascii="Georgia" w:hAnsi="Georgia"/>
-          <w:color w:val="2B2B2B"/>
-          <w:sz w:val="26"/>
-        </w:rPr>
-      </w:pPr>
-      <w:r>
-        <w:rPr>
-          <w:rFonts w:ascii="Georgia" w:hAnsi="Georgia"/>
-          <w:color w:val="2B2B2B"/>
-          <w:sz w:val="26"/>
-        </w:rPr>
-        <w:t>Kade let that sit a moment before he finished it. “They grew hybrids. Old technique, older than ours, not especially mysterious once you’re told it’s possible — and swapped them, as infants, for children born the same night in the same hospitals. The originals went up to be studied. Some still are. The substitutes went home with people who never once doubted whose baby they were holding.”</w:t>
-      </w:r>
-    </w:p>
-    <w:p>
-      <w:pPr>
-        <w:spacing w:line="400" w:lineRule="auto"/>
-        <w:ind w:firstLine="440"/>
-        <w:jc w:val="both"/>
-        <w:rPr>
-          <w:rFonts w:ascii="Georgia" w:hAnsi="Georgia"/>
-          <w:color w:val="2B2B2B"/>
-          <w:sz w:val="26"/>
-        </w:rPr>
-      </w:pPr>
-      <w:r>
-        <w:rPr>
-          <w:rFonts w:ascii="Georgia" w:hAnsi="Georgia"/>
-          <w:color w:val="2B2B2B"/>
-          <w:sz w:val="26"/>
-        </w:rPr>
-        <w:lastRenderedPageBreak/>
-        <w:t>Dana asked to see a file. Kade gave her three, which was his way of saying she would not like the first. Photographs of infants that could have been anyone’s. A hospital corridor in Ohio, 1981, a clock on the wall stopped at a time that meant visiting hours. A list of names that had been ordinary names until you knew to be afraid of them. She closed the third file and kept her hands on it so they would have something to do. “How many,” she said. Kade said they had stopped counting in public in 2009 and had not started again in private either.</w:t>
-      </w:r>
-    </w:p>
-    <w:p>
-      <w:pPr>
-        <w:spacing w:line="400" w:lineRule="auto"/>
-        <w:ind w:firstLine="440"/>
-        <w:jc w:val="both"/>
-        <w:rPr>
-          <w:rFonts w:ascii="Georgia" w:hAnsi="Georgia"/>
-          <w:color w:val="2B2B2B"/>
-          <w:sz w:val="26"/>
-        </w:rPr>
-      </w:pPr>
-      <w:r>
-        <w:rPr>
-          <w:rFonts w:ascii="Georgia" w:hAnsi="Georgia"/>
-          <w:color w:val="2B2B2B"/>
-          <w:sz w:val="26"/>
-        </w:rPr>
-        <w:t>The room tilted for Dana the way it had the morning the confetti came down. “They were raised human.”</w:t>
-      </w:r>
-    </w:p>
-    <w:p>
-      <w:pPr>
-        <w:spacing w:line="400" w:lineRule="auto"/>
-        <w:ind w:firstLine="440"/>
-        <w:jc w:val="both"/>
-        <w:rPr>
-          <w:rFonts w:ascii="Georgia" w:hAnsi="Georgia"/>
-          <w:color w:val="2B2B2B"/>
-          <w:sz w:val="26"/>
-        </w:rPr>
-      </w:pPr>
-      <w:r>
-        <w:rPr>
-          <w:rFonts w:ascii="Georgia" w:hAnsi="Georgia"/>
-          <w:color w:val="2B2B2B"/>
-          <w:sz w:val="26"/>
-        </w:rPr>
-        <w:t xml:space="preserve">“Raised by humans. Not quite the same sentence. Every one of them got something installed at the base of the skull in the same hospital procedure that did the swapping, smaller than a grain of rice, doing two jobs at once ever since. Most </w:t>
-      </w:r>
-      <w:r>
-        <w:rPr>
-          <w:rFonts w:ascii="Georgia" w:hAnsi="Georgia"/>
-          <w:color w:val="2B2B2B"/>
-          <w:sz w:val="26"/>
-        </w:rPr>
-        <w:lastRenderedPageBreak/>
-        <w:t xml:space="preserve">of what it does is trivial and constant — a pulse, basically, the alien equivalent of a dog tag: alive, located, unharmed. It doesn’t have the power budget to stream a life in real time, whatever the movies would have you believe. The actual content — what a person thinks, notices, suspects — only uploads during a visit. Missing hours a mother would blame on a bad babysitter, a fever, a fall nobody could quite remember happening. Spaced carefully enough, over enough years, to run a whole second curriculum alongside the one at the local school, and to empty out whatever the first curriculum had put in that quarter. You grow up going to birthday parties and Little League, and also, three or four times a year, somewhere with no windows and nothing on the walls that would remind you the planet under your feet had a name. Do that from infancy and you get someone who can pass a lie detector about loving their sister, because </w:t>
-      </w:r>
-      <w:r>
-        <w:rPr>
-          <w:rFonts w:ascii="Georgia" w:hAnsi="Georgia"/>
-          <w:color w:val="2B2B2B"/>
-          <w:sz w:val="26"/>
-        </w:rPr>
-        <w:lastRenderedPageBreak/>
-        <w:t>they do. And still answer a bell that was never rung by anyone the sister ever met.”</w:t>
-      </w:r>
-    </w:p>
-    <w:p>
-      <w:pPr>
-        <w:spacing w:line="400" w:lineRule="auto"/>
-        <w:ind w:firstLine="440"/>
-        <w:jc w:val="both"/>
-        <w:rPr>
-          <w:rFonts w:ascii="Georgia" w:hAnsi="Georgia"/>
-          <w:color w:val="2B2B2B"/>
-          <w:sz w:val="26"/>
-        </w:rPr>
-      </w:pPr>
-      <w:r>
-        <w:rPr>
-          <w:rFonts w:ascii="Georgia" w:hAnsi="Georgia"/>
-          <w:color w:val="2B2B2B"/>
-          <w:sz w:val="26"/>
-        </w:rPr>
-        <w:t>Kade let Dana sit with that before he added the part he clearly liked least. “Which means whatever your Desk has been doing to Dominic Reyes for the last two weeks is currently sitting in his head like a letter he hasn’t mailed yet. Nobody up there knows a thing about you until his next visit is due.”</w:t>
-      </w:r>
-    </w:p>
-    <w:p>
-      <w:pPr>
-        <w:spacing w:line="400" w:lineRule="auto"/>
-        <w:ind w:firstLine="440"/>
-        <w:jc w:val="both"/>
-        <w:rPr>
-          <w:rFonts w:ascii="Georgia" w:hAnsi="Georgia"/>
-          <w:color w:val="2B2B2B"/>
-          <w:sz w:val="26"/>
-        </w:rPr>
-      </w:pPr>
-      <w:r>
-        <w:rPr>
-          <w:rFonts w:ascii="Georgia" w:hAnsi="Georgia"/>
-          <w:color w:val="2B2B2B"/>
-          <w:sz w:val="26"/>
-        </w:rPr>
-        <w:t>“When’s that,” Dana said, already reaching for her phone.</w:t>
-      </w:r>
-    </w:p>
-    <w:p>
-      <w:pPr>
-        <w:spacing w:line="400" w:lineRule="auto"/>
-        <w:ind w:firstLine="440"/>
-        <w:jc w:val="both"/>
-        <w:rPr>
-          <w:rFonts w:ascii="Georgia" w:hAnsi="Georgia"/>
-          <w:color w:val="2B2B2B"/>
-          <w:sz w:val="26"/>
-        </w:rPr>
-      </w:pPr>
-      <w:r>
-        <w:rPr>
-          <w:rFonts w:ascii="Georgia" w:hAnsi="Georgia"/>
-          <w:color w:val="2B2B2B"/>
-          <w:sz w:val="26"/>
-        </w:rPr>
-        <w:t>“That’s the good news and the bad news in the same sentence, isn’t it,” Kade admitted. “We don’t know. Feld’s stopped getting visits, obviously. We’re working from his old schedule and hoping the ship keeps a calendar the way everyone else does.”</w:t>
-      </w:r>
-    </w:p>
-    <w:p>
-      <w:pPr>
-        <w:spacing w:line="400" w:lineRule="auto"/>
-        <w:ind w:firstLine="440"/>
-        <w:jc w:val="both"/>
-        <w:rPr>
-          <w:rFonts w:ascii="Georgia" w:hAnsi="Georgia"/>
-          <w:color w:val="2B2B2B"/>
-          <w:sz w:val="26"/>
-        </w:rPr>
-      </w:pPr>
-      <w:r>
-        <w:rPr>
-          <w:rFonts w:ascii="Georgia" w:hAnsi="Georgia"/>
-          <w:color w:val="2B2B2B"/>
-          <w:sz w:val="26"/>
-        </w:rPr>
-        <w:t>“That’s Dominic,” Dana said. It wasn’t a question.</w:t>
-      </w:r>
-    </w:p>
-    <w:p>
-      <w:pPr>
-        <w:spacing w:line="400" w:lineRule="auto"/>
-        <w:ind w:firstLine="440"/>
-        <w:jc w:val="both"/>
-        <w:rPr>
-          <w:rFonts w:ascii="Georgia" w:hAnsi="Georgia"/>
-          <w:color w:val="2B2B2B"/>
-          <w:sz w:val="26"/>
-        </w:rPr>
-      </w:pPr>
-      <w:r>
-        <w:rPr>
-          <w:rFonts w:ascii="Georgia" w:hAnsi="Georgia"/>
-          <w:color w:val="2B2B2B"/>
-          <w:sz w:val="26"/>
-        </w:rPr>
-        <w:t xml:space="preserve">“That’s most of what the Dipstick catches, once you know to look. Call it a second education rather </w:t>
-      </w:r>
-      <w:r>
-        <w:rPr>
-          <w:rFonts w:ascii="Georgia" w:hAnsi="Georgia"/>
-          <w:color w:val="2B2B2B"/>
-          <w:sz w:val="26"/>
-        </w:rPr>
-        <w:lastRenderedPageBreak/>
-        <w:t>than a possession — one running quietly underneath the first for thirty-odd years, waiting for a signal loud enough to hear.”</w:t>
-      </w:r>
-    </w:p>
-    <w:p>
-      <w:pPr>
-        <w:spacing w:after="40" w:line="400" w:lineRule="auto"/>
-        <w:ind w:left="440" w:right="320"/>
-        <w:rPr>
-          <w:rFonts w:ascii="Georgia" w:hAnsi="Georgia"/>
-          <w:i/>
-          <w:color w:val="2B2B2B"/>
-          <w:sz w:val="26"/>
-        </w:rPr>
-      </w:pPr>
-      <w:r>
-        <w:rPr>
-          <w:rFonts w:ascii="Georgia" w:hAnsi="Georgia"/>
-          <w:i/>
-          <w:iCs/>
-          <w:color w:val="2B2B2B"/>
-          <w:sz w:val="26"/>
-          <w:szCs w:val="20"/>
-        </w:rPr>
-        <w:t>On generation ships: a vessel built to carry a civilization for forty thousand years will, as a matter of engineering necessity, also carry that civilization’s committees, subcommittees, and at least one working group whose original mandate nobody currently aboard can locate.</w:t>
-      </w:r>
-    </w:p>
-    <w:p>
-      <w:pPr>
-        <w:spacing w:after="280" w:line="400" w:lineRule="auto"/>
-        <w:ind w:left="440" w:right="320"/>
-        <w:rPr>
-          <w:rFonts w:ascii="Georgia" w:hAnsi="Georgia"/>
-          <w:i/>
-          <w:color w:val="2B2B2B"/>
-          <w:sz w:val="26"/>
-        </w:rPr>
-      </w:pPr>
-      <w:r>
-        <w:rPr>
-          <w:rFonts w:ascii="Georgia" w:hAnsi="Georgia"/>
-          <w:i/>
-          <w:iCs/>
-          <w:color w:val="2B2B2B"/>
-          <w:sz w:val="26"/>
-          <w:szCs w:val="18"/>
-        </w:rPr>
-        <w:t>— The New Starter’s Handbook, uncleared draft</w:t>
+        <w:t xml:space="preserve">“They came closer. They had noticed the noise in 1947 and waited thirty-three years. They took samples. Blood, tissue, the ordinary theft people report as nerves.” He closed the survey. “What they grew is not a sentence I’m going to say in a room that still smells like pretzels. Feld can say it, or the ship can. I can tell you they are afraid of being seen.”</w:t>
       </w:r>
     </w:p>
     <w:p>
@@ -4475,27 +3941,7 @@
           <w:color w:val="2B2B2B"/>
           <w:sz w:val="26"/>
         </w:rPr>
-        <w:t>Kade told her about Starfall last, because it was the part he clearly hated saying out loud: his own company’s global light show, timed to a total eclipse, one point one billion people watching a single synchronized broadcast, two weeks out — loud enough, wide enough, and synchronized enough to reach every sleeping hybrid on the planet at once, and ring the bell for all of them on the same night.</w:t>
-      </w:r>
-    </w:p>
-    <w:p>
-      <w:pPr>
-        <w:spacing w:line="400" w:lineRule="auto"/>
-        <w:ind w:firstLine="440"/>
-        <w:jc w:val="both"/>
-        <w:rPr>
-          <w:rFonts w:ascii="Georgia" w:hAnsi="Georgia"/>
-          <w:color w:val="2B2B2B"/>
-          <w:sz w:val="26"/>
-        </w:rPr>
-      </w:pPr>
-      <w:r>
-        <w:rPr>
-          <w:rFonts w:ascii="Georgia" w:hAnsi="Georgia"/>
-          <w:color w:val="2B2B2B"/>
-          <w:sz w:val="26"/>
-        </w:rPr>
-        <w:t>“We built the microphone,” Kade said. “They’ve been waiting forty-six years for someone to hand them the stage. I keep asking myself whether the fight we’ve been having is even the right one, or whether nobody ever tried handing that ship anything else.”</w:t>
+        <w:t xml:space="preserve">Kade told her about Starfall last, because it was the part he hated saying: his own company’s light show, timed to a total eclipse, one point one billion people, two weeks out. He would not say what the volume was for. “We built the microphone,” he said. “They’ve been waiting forty-six years for someone to hand them the stage.”</w:t>
       </w:r>
     </w:p>
     <w:p>
@@ -4544,52 +3990,6 @@
     </w:p>
     <w:p>
       <w:pPr>
-        <w:spacing w:after="40" w:line="400" w:lineRule="auto"/>
-        <w:ind w:left="440" w:right="320"/>
-        <w:rPr>
-          <w:rFonts w:ascii="Georgia" w:hAnsi="Georgia"/>
-          <w:i/>
-          <w:color w:val="2B2B2B"/>
-          <w:sz w:val="26"/>
-        </w:rPr>
-      </w:pPr>
-      <w:r>
-        <w:rPr>
-          <w:rFonts w:ascii="Georgia" w:hAnsi="Georgia"/>
-          <w:i/>
-          <w:iCs/>
-          <w:color w:val="2B2B2B"/>
-          <w:sz w:val="26"/>
-          <w:szCs w:val="20"/>
-        </w:rPr>
-        <w:t>On deserts: every country keeps at least one. This is not a coincidence. It is a filing system.</w:t>
-      </w:r>
-    </w:p>
-    <w:p>
-      <w:pPr>
-        <w:spacing w:after="280" w:line="400" w:lineRule="auto"/>
-        <w:ind w:left="440" w:right="320"/>
-        <w:rPr>
-          <w:rFonts w:ascii="Georgia" w:hAnsi="Georgia"/>
-          <w:i/>
-          <w:color w:val="2B2B2B"/>
-          <w:sz w:val="26"/>
-        </w:rPr>
-      </w:pPr>
-      <w:r>
-        <w:rPr>
-          <w:rFonts w:ascii="Georgia" w:hAnsi="Georgia"/>
-          <w:i/>
-          <w:iCs/>
-          <w:color w:val="2B2B2B"/>
-          <w:sz w:val="26"/>
-          <w:szCs w:val="18"/>
-        </w:rPr>
-        <w:t>— The New Starter’s Handbook, uncleared draft</w:t>
-      </w:r>
-    </w:p>
-    <w:p>
-      <w:pPr>
         <w:spacing w:line="400" w:lineRule="auto"/>
         <w:ind w:firstLine="440"/>
         <w:jc w:val="both"/>
@@ -4987,52 +4387,6 @@
     </w:p>
     <w:p>
       <w:pPr>
-        <w:spacing w:after="40" w:line="400" w:lineRule="auto"/>
-        <w:ind w:left="440" w:right="320"/>
-        <w:rPr>
-          <w:rFonts w:ascii="Georgia" w:hAnsi="Georgia"/>
-          <w:i/>
-          <w:color w:val="2B2B2B"/>
-          <w:sz w:val="26"/>
-        </w:rPr>
-      </w:pPr>
-      <w:r>
-        <w:rPr>
-          <w:rFonts w:ascii="Georgia" w:hAnsi="Georgia"/>
-          <w:i/>
-          <w:iCs/>
-          <w:color w:val="2B2B2B"/>
-          <w:sz w:val="26"/>
-          <w:szCs w:val="20"/>
-        </w:rPr>
-        <w:t>On hospitality: a civilization that has not received visitors in forty thousand years will, on the rare occasion it takes any, prove unpracticed at nearly every part of the experience except the paperwork.</w:t>
-      </w:r>
-    </w:p>
-    <w:p>
-      <w:pPr>
-        <w:spacing w:after="280" w:line="400" w:lineRule="auto"/>
-        <w:ind w:left="440" w:right="320"/>
-        <w:rPr>
-          <w:rFonts w:ascii="Georgia" w:hAnsi="Georgia"/>
-          <w:i/>
-          <w:color w:val="2B2B2B"/>
-          <w:sz w:val="26"/>
-        </w:rPr>
-      </w:pPr>
-      <w:r>
-        <w:rPr>
-          <w:rFonts w:ascii="Georgia" w:hAnsi="Georgia"/>
-          <w:i/>
-          <w:iCs/>
-          <w:color w:val="2B2B2B"/>
-          <w:sz w:val="26"/>
-          <w:szCs w:val="18"/>
-        </w:rPr>
-        <w:t>— The New Starter’s Handbook, uncleared draft</w:t>
-      </w:r>
-    </w:p>
-    <w:p>
-      <w:pPr>
         <w:spacing w:line="400" w:lineRule="auto"/>
         <w:ind w:firstLine="440"/>
         <w:jc w:val="both"/>
@@ -5640,52 +4994,6 @@
     </w:p>
     <w:p>
       <w:pPr>
-        <w:spacing w:after="40" w:line="400" w:lineRule="auto"/>
-        <w:ind w:left="440" w:right="320"/>
-        <w:rPr>
-          <w:rFonts w:ascii="Georgia" w:hAnsi="Georgia"/>
-          <w:i/>
-          <w:color w:val="2B2B2B"/>
-          <w:sz w:val="26"/>
-        </w:rPr>
-      </w:pPr>
-      <w:r>
-        <w:rPr>
-          <w:rFonts w:ascii="Georgia" w:hAnsi="Georgia"/>
-          <w:i/>
-          <w:iCs/>
-          <w:color w:val="2B2B2B"/>
-          <w:sz w:val="26"/>
-          <w:szCs w:val="20"/>
-        </w:rPr>
-        <w:t>On difficult choices: there is almost always a second aircraft. Ask about the second aircraft.</w:t>
-      </w:r>
-    </w:p>
-    <w:p>
-      <w:pPr>
-        <w:spacing w:after="280" w:line="400" w:lineRule="auto"/>
-        <w:ind w:left="440" w:right="320"/>
-        <w:rPr>
-          <w:rFonts w:ascii="Georgia" w:hAnsi="Georgia"/>
-          <w:i/>
-          <w:color w:val="2B2B2B"/>
-          <w:sz w:val="26"/>
-        </w:rPr>
-      </w:pPr>
-      <w:r>
-        <w:rPr>
-          <w:rFonts w:ascii="Georgia" w:hAnsi="Georgia"/>
-          <w:i/>
-          <w:iCs/>
-          <w:color w:val="2B2B2B"/>
-          <w:sz w:val="26"/>
-          <w:szCs w:val="18"/>
-        </w:rPr>
-        <w:t>— The New Starter’s Handbook, uncleared draft</w:t>
-      </w:r>
-    </w:p>
-    <w:p>
-      <w:pPr>
         <w:spacing w:line="400" w:lineRule="auto"/>
         <w:ind w:firstLine="440"/>
         <w:jc w:val="both"/>
@@ -5918,7 +5226,7 @@
           <w:color w:val="2B2B2B"/>
           <w:sz w:val="26"/>
         </w:rPr>
-        <w:t xml:space="preserve">It was not, in the end, a hard problem. Kade authorized a second aircraft within ninety seconds of being asked a question his own staff had spent a career not asking, because they had all, without meaning to, been performing an old script instead of running the actual budget. The medication arrived. Feld arrived. Nobody had to become a commander all the way through that night. Somewhere in the same few hours a very different phone rang: Nora and Jesse, calling from a gas station outside Tonopah, talking over each other fast enough that Gladys had to ask them, twice, to slow down and start with the part about the van.</w:t>
+        <w:t xml:space="preserve">Kade authorized a second aircraft within ninety seconds. He took one reflective sail off the Starfall roster to free the uplink the helicopter needed. The medication arrived. Feld arrived. The picture the public had been promised was short a sail, and he did not put the hole in the press release. Somewhere in the same few hours a very different phone rang: Nora and Jesse, calling from a gas station outside Tonopah, talking over each other fast enough that Gladys had to ask them, twice, to slow down and start with the part about the van.</w:t>
       </w:r>
     </w:p>
     <w:p>
@@ -6174,74 +5482,7 @@
           <w:color w:val="2B2B2B"/>
           <w:sz w:val="26"/>
         </w:rPr>
-        <w:t xml:space="preserve">Priya, meanwhile, had been trying to turn Feld into data. Straight genetic sequencing came back, four separate times, defiantly normal — whatever had built him had apparently built him out of unmodified human material, which made a grim kind of sense once you’d heard Kade’s explanation twice: why invent new biology when the old kind, in sufficient supply, works exactly as well and audits as human on every form that matters. What Feld’s imaging did show, buried in a routine hospital X-ray taken for a broken wrist at age nine and exhumed from a records archive nobody remembered </w:t>
-      </w:r>
-      <w:r>
-        <w:rPr>
-          <w:rFonts w:ascii="Georgia" w:hAnsi="Georgia"/>
-          <w:color w:val="2B2B2B"/>
-          <w:sz w:val="26"/>
-        </w:rPr>
-        <w:lastRenderedPageBreak/>
-        <w:t xml:space="preserve">keeping, was a shadow the size of a grain of rice at the base of the skull, present in his file since childhood and never once flagged, because nobody reading a nine-year-old’s wrist film in rural Ohio had any reason to go looking at the back of his neck. Priya ran the numbers with the grim satisfaction of a woman who had just solved exactly half a problem: the marker was real, cheap to find, and sitting on equipment every emergency room in the country already owned. It was also, as a public health measure, useless, because the only way to learn which of three hundred and thirty million Americans had one was to X-ray all three hundred and thirty million Americans, repeatedly, without any of them noticing they’d been asked — a sentence that survived contact with neither a budget nor a civil liberties lawyer. “We can prove it on one person,” she told Dana. “We cannot prove it on a country. They know that. It’s probably why they’ve </w:t>
-      </w:r>
-      <w:r>
-        <w:rPr>
-          <w:rFonts w:ascii="Georgia" w:hAnsi="Georgia"/>
-          <w:color w:val="2B2B2B"/>
-          <w:sz w:val="26"/>
-        </w:rPr>
-        <w:lastRenderedPageBreak/>
-        <w:t>never worried about the version of this where we just go looking.”</w:t>
-      </w:r>
-    </w:p>
-    <w:p>
-      <w:pPr>
-        <w:spacing w:line="400" w:lineRule="auto"/>
-        <w:ind w:firstLine="440"/>
-        <w:jc w:val="both"/>
-        <w:rPr>
-          <w:rFonts w:ascii="Georgia" w:hAnsi="Georgia"/>
-          <w:color w:val="2B2B2B"/>
-          <w:sz w:val="26"/>
-        </w:rPr>
-      </w:pPr>
-      <w:r>
-        <w:rPr>
-          <w:rFonts w:ascii="Georgia" w:hAnsi="Georgia"/>
-          <w:color w:val="2B2B2B"/>
-          <w:sz w:val="26"/>
-        </w:rPr>
-        <w:t xml:space="preserve">Daniels was read in properly two days later, over Halvorsen’s initial objection and Dana’s flat insistence that a man who had been quietly right for eleven years had earned a clearance more than most people who already had one. Given supervised access to Feld, and briefly to the Nevada facility’s captured crew member, he ran the unglamorous tests nobody else had thought to run, and found, inside a week, the detail that would matter more than anyone in that trailer yet understood: blood alcohol, even in modest amounts, measurably degraded an implant’s signal fidelity, the same way static degrades a weak radio station. Priya’s own equipment, cross-checked against Daniels’ bloodwork, confirmed it inside the hour. Neither of them could yet say why — Daniels’ best guess involved the same ethanol pathways that slur </w:t>
-      </w:r>
-      <w:r>
-        <w:rPr>
-          <w:rFonts w:ascii="Georgia" w:hAnsi="Georgia"/>
-          <w:color w:val="2B2B2B"/>
-          <w:sz w:val="26"/>
-        </w:rPr>
-        <w:lastRenderedPageBreak/>
-        <w:t>ordinary human speech, applied to a receiver that had never been designed to expect a drunk host — but the correlation held every time they tried it, which was, Priya said, more consistency than the implant had shown them about anything else so far.</w:t>
-      </w:r>
-    </w:p>
-    <w:p>
-      <w:pPr>
-        <w:spacing w:line="400" w:lineRule="auto"/>
-        <w:ind w:firstLine="440"/>
-        <w:jc w:val="both"/>
-        <w:rPr>
-          <w:rFonts w:ascii="Georgia" w:hAnsi="Georgia"/>
-          <w:color w:val="2B2B2B"/>
-          <w:sz w:val="26"/>
-        </w:rPr>
-      </w:pPr>
-      <w:r>
-        <w:rPr>
-          <w:rFonts w:ascii="Georgia" w:hAnsi="Georgia"/>
-          <w:color w:val="2B2B2B"/>
-          <w:sz w:val="26"/>
-        </w:rPr>
-        <w:t xml:space="preserve">It was Warren, flipping back through his own case file out of the same habit that had kept the Lissome notes, who said Curtis’s name out loud for the first time since Lissome. Eleven seconds, holding a microphone, three drinks in — the exact shape, they now understood, of a signal trying to get through a connection that alcohol had half-closed. Nobody at that reception had ever thought to ask the best man for a Dipstick reading, because nobody at that reception had needed to. Dana called the number Nora had for him within the hour. It rang through Starfall. He called back on the Tuesday after, from a garage in Fort Wayne, suspicious and sober. Nora drove up with a cartridge and no camera. The pink came up lighter than a crewman’s and darker than a clean human’s. Curtis said he had been drunk, which he had, and that he did not remember deciding to stop talking. He asked if he was allowed to stay Curtis. Dana said yes, and that staying was the point of the question they had just asked the sky. He put the phone on the workbench. It did not ring again.</w:t>
+        <w:t xml:space="preserve">Priya sequenced Feld and got ordinary human. A wrist film from when he was nine showed a shadow the size of a grain of rice at the base of the skull. “We can prove it on one person,” she told Dana. “We cannot prove it on a country.”</w:t>
       </w:r>
     </w:p>
     <w:p>
@@ -6329,35 +5570,6 @@
         </w:rPr>
         <w:lastRenderedPageBreak/>
         <w:t>a child conceived and born the ordinary way, to two parents who happened to carry an implant apiece, arrives with no implant of its own and nothing a Dipstick or an X-ray will ever find. Everything useful about that child, if the ship still wanted it useful, would have to be installed the slow way, the same way any parent installs anything in a child: at the dinner table, over years, on purpose. “There’s no marker,” Feld said, “because there’s nothing to mark. It’s just a kid whose parents believed something and told them about it a lot. You cannot X-ray a bedtime story. Half the council that’s gone quiet on the hard-line vote has one of those kids at home now, and has started asking, out loud, what exactly they were supposed to be raising them for.”</w:t>
-      </w:r>
-    </w:p>
-    <w:p>
-      <w:pPr>
-        <w:spacing w:line="400" w:lineRule="auto"/>
-        <w:ind w:firstLine="440"/>
-        <w:jc w:val="both"/>
-        <w:rPr>
-          <w:rFonts w:ascii="Georgia" w:hAnsi="Georgia"/>
-          <w:color w:val="2B2B2B"/>
-          <w:sz w:val="26"/>
-        </w:rPr>
-      </w:pPr>
-      <w:r>
-        <w:rPr>
-          <w:rFonts w:ascii="Georgia" w:hAnsi="Georgia"/>
-          <w:color w:val="2B2B2B"/>
-          <w:sz w:val="26"/>
-        </w:rPr>
-        <w:t xml:space="preserve">They took that conversation into a stairwell because the conference room had started to feel like a place where sentences went to be minuted. Feld spoke with his back to the wall. Dana counted </w:t>
-      </w:r>
-      <w:r>
-        <w:rPr>
-          <w:rFonts w:ascii="Georgia" w:hAnsi="Georgia"/>
-          <w:color w:val="2B2B2B"/>
-          <w:sz w:val="26"/>
-        </w:rPr>
-        <w:lastRenderedPageBreak/>
-        <w:t>flights. Somewhere above them the fountain in the atrium kept running, a mall sound doing civil-defense work. When they came out, Priya was waiting with a printout of a nine-year-old’s wrist X-ray and a look that said the printout was both a triumph and a dead end. The shadow at the base of the skull was the size of a grain of rice. Dana held the film to the stairwell light and thought about three hundred and thirty million Americans and a machine that could not be pointed at a country.</w:t>
       </w:r>
     </w:p>
     <w:p>
@@ -6703,6 +5915,26 @@
           <w:color w:val="2B2B2B"/>
           <w:sz w:val="26"/>
         </w:rPr>
+        <w:t xml:space="preserve">By afternoon the producer had posted a cold open. No surname. Lissome. Eleven seconds of a man not finishing a sentence. Mabs heard her town in the kitchen with the radio low. She texted one line: Why is my town on his show. Nora read it in a stairwell and put the phone face down. She was still going to have to say the rest out loud.</w:t>
+      </w:r>
+    </w:p>
+    <w:p>
+      <w:pPr>
+        <w:spacing w:line="400" w:lineRule="auto"/>
+        <w:ind w:firstLine="440"/>
+        <w:jc w:val="both"/>
+        <w:rPr>
+          <w:rFonts w:ascii="Georgia" w:hAnsi="Georgia"/>
+          <w:color w:val="2B2B2B"/>
+          <w:sz w:val="26"/>
+        </w:rPr>
+      </w:pPr>
+      <w:r>
+        <w:rPr>
+          <w:rFonts w:ascii="Georgia" w:hAnsi="Georgia"/>
+          <w:color w:val="2B2B2B"/>
+          <w:sz w:val="26"/>
+        </w:rPr>
         <w:t xml:space="preserve">He said Mabs had a right to a husband who was still a husband for two more days. They did not raise their voices. The memo sat between them anyway. She told Mabs anyway, in a service corridor that smelled of pretzels, three hours before totality. Mabs had flour on one cuff from a pretzel she had bought because a child in the line was watching her not buy one. She made Nora say hybrid twice. She heard the eleven seconds, the thumb, and the cars, and she did not cry where her sister could see it. “I know he’s different,” she said. Then, “Don’t you make me choose in a stadium.” Nora started to nod, and Mabs put a hand on her wrist, light, the way you stop a person from agreeing too fast. “If he comes back, he comes back as the man who carved the turkey. Not as your file.” Nora did not make her choose. That was the cost. She went to section 114 with her sister’s permission and without her sister’s peace.</w:t>
       </w:r>
     </w:p>
@@ -6812,6 +6044,619 @@
     </w:p>
     <w:p>
       <w:pPr>
+        <w:spacing w:line="400" w:lineRule="auto"/>
+        <w:ind w:firstLine="440"/>
+        <w:jc w:val="both"/>
+        <w:rPr>
+          <w:rFonts w:ascii="Georgia" w:hAnsi="Georgia"/>
+          <w:color w:val="2B2B2B"/>
+          <w:sz w:val="26"/>
+        </w:rPr>
+      </w:pPr>
+      <w:r>
+        <w:rPr>
+          <w:rFonts w:ascii="Georgia" w:hAnsi="Georgia"/>
+          <w:color w:val="2B2B2B"/>
+          <w:sz w:val="26"/>
+        </w:rPr>
+        <w:t xml:space="preserve">The Desk drove down together, all five of them and the alpaca in one van that smelled, by hour six, unmistakably of alpaca, and spent the last quiet stretch of highway before Texas doing the thing they had never once done in the weeks since Lissome, which was nothing in particular: Gladys read the paper editions of two newspapers she still had delivered on principle, Warren dozed with a folder open on his lap he had no intention of reading, Priya argued with Jesse about a podcast episode neither of them would remember by morning, and Dana </w:t>
+      </w:r>
+      <w:r>
+        <w:rPr>
+          <w:rFonts w:ascii="Georgia" w:hAnsi="Georgia"/>
+          <w:color w:val="2B2B2B"/>
+          <w:sz w:val="26"/>
+        </w:rPr>
+        <w:lastRenderedPageBreak/>
+        <w:t>drove, watching all of it in the mirror the way a woman watches something she has decided, without quite announcing it to herself, to keep. Nobody mentioned Starfall for a hundred and forty miles. It was, Dana thought, the closest the Desk had ever come to being an actual desk, as opposed to a basement full of people who happened to work near each other.</w:t>
+      </w:r>
+    </w:p>
+    <w:p>
+      <w:pPr>
+        <w:spacing w:line="400" w:lineRule="auto"/>
+        <w:ind w:firstLine="440"/>
+        <w:jc w:val="both"/>
+        <w:rPr>
+          <w:rFonts w:ascii="Georgia" w:hAnsi="Georgia"/>
+          <w:color w:val="2B2B2B"/>
+          <w:sz w:val="26"/>
+        </w:rPr>
+      </w:pPr>
+      <w:r>
+        <w:rPr>
+          <w:rFonts w:ascii="Georgia" w:hAnsi="Georgia"/>
+          <w:color w:val="2B2B2B"/>
+          <w:sz w:val="26"/>
+        </w:rPr>
+        <w:t>Texas arrived as heat and a horizon that refused to get closer. The van’s air-conditioning had one setting, which was argument. Steve shifted in the back and the whole vehicle leaned. They stopped once at a station where the restrooms smelled of bleach and hot paper towels, and Warren bought five bottles of water and a sixth he did not explain. By the stadium the sky was already taking on the particular pre-eclipse color that makes people take photographs of nothing.</w:t>
+      </w:r>
+    </w:p>
+    <w:p>
+      <w:pPr>
+        <w:spacing w:line="400" w:lineRule="auto"/>
+        <w:ind w:firstLine="440"/>
+        <w:jc w:val="both"/>
+        <w:rPr>
+          <w:rFonts w:ascii="Georgia" w:hAnsi="Georgia"/>
+          <w:color w:val="2B2B2B"/>
+          <w:sz w:val="26"/>
+        </w:rPr>
+      </w:pPr>
+      <w:r>
+        <w:rPr>
+          <w:rFonts w:ascii="Georgia" w:hAnsi="Georgia"/>
+          <w:color w:val="2B2B2B"/>
+          <w:sz w:val="26"/>
+        </w:rPr>
+        <w:lastRenderedPageBreak/>
+        <w:t>They hit a checkpoint that was only traffic cones and a man in a volunteer shirt who wanted to know if they were press. Warren said federal and showed a badge that had been designed to end conversations. The man ended. In the van Priya ran the overlay on a laptop that kept overheating on her knees. The hum, as they closed on the stadium, resolved from a smear into a point. She said, not loud, “It’s already listening.” Gladys, without looking up from the paper, said that was rude.</w:t>
+      </w:r>
+    </w:p>
+    <w:p>
+      <w:pPr>
+        <w:spacing w:line="400" w:lineRule="auto"/>
+        <w:ind w:firstLine="440"/>
+        <w:jc w:val="both"/>
+        <w:rPr>
+          <w:rFonts w:ascii="Georgia" w:hAnsi="Georgia"/>
+          <w:color w:val="2B2B2B"/>
+          <w:sz w:val="26"/>
+        </w:rPr>
+      </w:pPr>
+      <w:r>
+        <w:rPr>
+          <w:rFonts w:ascii="Georgia" w:hAnsi="Georgia"/>
+          <w:color w:val="2B2B2B"/>
+          <w:sz w:val="26"/>
+        </w:rPr>
+        <w:t>Starfall went ahead because canceling it would have cost Halo Systems more market confidence than the eclipse itself was worth, and because Kade decided, after a conversation with Dana and Halvorsen that took place mostly in a stairwell neither of them trusted the building’s microphones enough to skip, that the safest place to fight a broadcast was inside it.</w:t>
+      </w:r>
+    </w:p>
+    <w:p>
+      <w:pPr>
+        <w:spacing w:line="400" w:lineRule="auto"/>
+        <w:ind w:firstLine="440"/>
+        <w:jc w:val="both"/>
+        <w:rPr>
+          <w:rFonts w:ascii="Georgia" w:hAnsi="Georgia"/>
+          <w:color w:val="2B2B2B"/>
+          <w:sz w:val="26"/>
+        </w:rPr>
+      </w:pPr>
+      <w:r>
+        <w:rPr>
+          <w:rFonts w:ascii="Georgia" w:hAnsi="Georgia"/>
+          <w:color w:val="2B2B2B"/>
+          <w:sz w:val="26"/>
+        </w:rPr>
+        <w:lastRenderedPageBreak/>
+        <w:t xml:space="preserve">The event filled a stadium in Texas — eighty thousand seats, the heat still coming up off the concourse concrete after sundown, popcorn and sunscreen and hot asphalt in every breath — and a billion screens beyond: a constellation of satellites unfurling reflective sails to paint a second ring of light across a natural eclipse, timed to music, hosted by a Halo Systems executive whose smile Trip Calloway — mid-forties, silver-templed, a voice trained to sound sincere on command — had personally rehearsed for eleven minutes while explaining, without quite explaining, why the broadcast could not run one second long. It was, by simple satellite count, the single largest coordinated act any orbital constellation on Earth had ever performed, a fact three separate press releases mentioned and none of them explained the actual reason for. One of the releases used the word </w:t>
+      </w:r>
+      <w:r>
+        <w:rPr>
+          <w:rFonts w:ascii="Georgia" w:hAnsi="Georgia"/>
+          <w:color w:val="2B2B2B"/>
+          <w:sz w:val="26"/>
+        </w:rPr>
+        <w:lastRenderedPageBreak/>
+        <w:t>historic four times and the word moon once. Legal had struck the word unprecedented as premature.</w:t>
+      </w:r>
+    </w:p>
+    <w:p>
+      <w:pPr>
+        <w:spacing w:line="400" w:lineRule="auto"/>
+        <w:ind w:firstLine="440"/>
+        <w:jc w:val="both"/>
+        <w:rPr>
+          <w:rFonts w:ascii="Georgia" w:hAnsi="Georgia"/>
+          <w:color w:val="2B2B2B"/>
+          <w:sz w:val="26"/>
+        </w:rPr>
+      </w:pPr>
+      <w:r>
+        <w:rPr>
+          <w:rFonts w:ascii="Georgia" w:hAnsi="Georgia"/>
+          <w:color w:val="2B2B2B"/>
+          <w:sz w:val="26"/>
+        </w:rPr>
+        <w:t>Nora came in through a service gate with a lanyard Trip had printed too fast and a camera she would not, in the end, use. The concourse was a river of people in eclipse glasses, sunscreen, beer, the deep-fry smell of a night game that was not a game. A PA voice asked them not to look directly and then told them where the merch stands were. Jesse’s volunteers had a folding table and a paper sign that said CALL DON’T APPROACH in handwriting that had gotten shakier as the crowd grew. Gary Huff’s shortwave cut through the volunteer channel once, crisp as a man who had been waiting his whole life for a frequency that mattered, and then went back to work.</w:t>
+      </w:r>
+    </w:p>
+    <w:p>
+      <w:pPr>
+        <w:spacing w:line="400" w:lineRule="auto"/>
+        <w:ind w:firstLine="440"/>
+        <w:jc w:val="both"/>
+        <w:rPr>
+          <w:rFonts w:ascii="Georgia" w:hAnsi="Georgia"/>
+          <w:color w:val="2B2B2B"/>
+          <w:sz w:val="26"/>
+        </w:rPr>
+      </w:pPr>
+      <w:r>
+        <w:rPr>
+          <w:rFonts w:ascii="Georgia" w:hAnsi="Georgia"/>
+          <w:color w:val="2B2B2B"/>
+          <w:sz w:val="26"/>
+        </w:rPr>
+        <w:t xml:space="preserve">Finding section 114 meant arguing with an usher who believed in tickets more than lanyards. Jesse smiled the podcast smile. It bounced. Nora said her </w:t>
+      </w:r>
+      <w:r>
+        <w:rPr>
+          <w:rFonts w:ascii="Georgia" w:hAnsi="Georgia"/>
+          <w:color w:val="2B2B2B"/>
+          <w:sz w:val="26"/>
+        </w:rPr>
+        <w:lastRenderedPageBreak/>
+        <w:t>sister was already in the row and the usher, who also had a sister, let them through with a warning about standing during totality. The stairs were a choreography of knees and cups. A man in an eclipse T-shirt told Steve, who should not have been in the concourse at all, that this was a family event. Steve considered him. The man found another hill to die on.</w:t>
+      </w:r>
+    </w:p>
+    <w:p>
+      <w:pPr>
+        <w:spacing w:line="400" w:lineRule="auto"/>
+        <w:ind w:firstLine="440"/>
+        <w:jc w:val="both"/>
+        <w:rPr>
+          <w:rFonts w:ascii="Georgia" w:hAnsi="Georgia"/>
+          <w:color w:val="2B2B2B"/>
+          <w:sz w:val="26"/>
+        </w:rPr>
+      </w:pPr>
+      <w:r>
+        <w:rPr>
+          <w:rFonts w:ascii="Georgia" w:hAnsi="Georgia"/>
+          <w:color w:val="2B2B2B"/>
+          <w:sz w:val="26"/>
+        </w:rPr>
+        <w:t xml:space="preserve">On the field tunnel a Halo contractor tried to stop Warren with a palm on the chest. Warren walked through the palm. The contractor bounced off a concrete rib and came back with friends. Buchanan’s voice in Warren’s earpiece said stand down the civilians and keep the feed closet. Warren showed a badge that had never been handsome and a face that had spent thirty years winning arguments by not blinking. The friends discovered they had somewhere else to be. The contractor sat on the </w:t>
+      </w:r>
+      <w:r>
+        <w:rPr>
+          <w:rFonts w:ascii="Georgia" w:hAnsi="Georgia"/>
+          <w:color w:val="2B2B2B"/>
+          <w:sz w:val="26"/>
+        </w:rPr>
+        <w:lastRenderedPageBreak/>
+        <w:t>tunnel floor and looked at his own hand as if it had betrayed him.</w:t>
+      </w:r>
+    </w:p>
+    <w:p>
+      <w:pPr>
+        <w:spacing w:line="400" w:lineRule="auto"/>
+        <w:ind w:firstLine="440"/>
+        <w:jc w:val="both"/>
+        <w:rPr>
+          <w:rFonts w:ascii="Georgia" w:hAnsi="Georgia"/>
+          <w:color w:val="2B2B2B"/>
+          <w:sz w:val="26"/>
+        </w:rPr>
+      </w:pPr>
+      <w:r>
+        <w:rPr>
+          <w:rFonts w:ascii="Georgia" w:hAnsi="Georgia"/>
+          <w:color w:val="2B2B2B"/>
+          <w:sz w:val="26"/>
+        </w:rPr>
+        <w:t xml:space="preserve">Warren worked the stadium crowd with a printed list cross-referenced from a wedding guest list, a Nevada facility’s badge logs, and three motel receipts, because he did not believe in throwing anything away and, that day, thirty years of the habit finally paid its debt at once. Gladys ran a tip line that was, for one night, not a cell phone in a drawer but four hundred volunteers Jesse’s podcast audience had organized in nine hours flat, once Jesse finally, on air, said the true thing instead of the scary thing: if you see someone in this crowd who doesn’t flinch, call this number, don’t confront them, just call. The cold open had already named the town. This broadcast did not. Nora heard the difference and did not thank him for it. Somewhere in the middle of that volunteer roster, relaying calls from three counties over on a shortwave set he had been perfecting since a decade before anyone believed him, sat Gary Huff, running the single most useful hour of his civil-defense career, and never once finding out that it was.</w:t>
+      </w:r>
+    </w:p>
+    <w:p>
+      <w:pPr>
+        <w:spacing w:line="400" w:lineRule="auto"/>
+        <w:ind w:firstLine="440"/>
+        <w:jc w:val="both"/>
+        <w:rPr>
+          <w:rFonts w:ascii="Georgia" w:hAnsi="Georgia"/>
+          <w:color w:val="2B2B2B"/>
+          <w:sz w:val="26"/>
+        </w:rPr>
+      </w:pPr>
+      <w:r>
+        <w:rPr>
+          <w:rFonts w:ascii="Georgia" w:hAnsi="Georgia"/>
+          <w:color w:val="2B2B2B"/>
+          <w:sz w:val="26"/>
+        </w:rPr>
+        <w:t>Priya sat in the control trailer with Halo’s engineers and, more quietly, with Anders Feld, building the thing Colonel Buchanan’s office had authorized and did not yet know was about to be replaced: not the overload signal sealed in a briefing folder upstairs, but an answer, assembled from the one branch of the ship’s own forty-thousand-year-old plan that nobody had ever had occasion to use, structured as a question it had always technically allowed for.</w:t>
+      </w:r>
+    </w:p>
+    <w:p>
+      <w:pPr>
+        <w:spacing w:line="400" w:lineRule="auto"/>
+        <w:ind w:firstLine="440"/>
+        <w:jc w:val="both"/>
+        <w:rPr>
+          <w:rFonts w:ascii="Georgia" w:hAnsi="Georgia"/>
+          <w:color w:val="2B2B2B"/>
+          <w:sz w:val="26"/>
+        </w:rPr>
+      </w:pPr>
+      <w:r>
+        <w:rPr>
+          <w:rFonts w:ascii="Georgia" w:hAnsi="Georgia"/>
+          <w:color w:val="2B2B2B"/>
+          <w:sz w:val="26"/>
+        </w:rPr>
+        <w:t xml:space="preserve">Buchanan’s authorization for the overload arrived with forty minutes to spare and a signature that made it, on paper, the only sanctioned plan in the building. It was Jesse who said the thing plainly, in a trailer full of people with better clearances than his: that a plan which required not asking Dominic Reyes, or the several thousand people </w:t>
+      </w:r>
+      <w:r>
+        <w:rPr>
+          <w:rFonts w:ascii="Georgia" w:hAnsi="Georgia"/>
+          <w:color w:val="2B2B2B"/>
+          <w:sz w:val="26"/>
+        </w:rPr>
+        <w:lastRenderedPageBreak/>
+        <w:t>quietly like him in that stadium alone, was not a peace plan whatever the folder called it, and that four hundred podcast listeners were currently standing by with a phone number precisely because ordinary people had gotten tired of being managed by folders. Nobody in the trailer outranked a man who had already found the facility Buchanan’s own field team had been a day late to.</w:t>
+      </w:r>
+    </w:p>
+    <w:p>
+      <w:pPr>
+        <w:spacing w:line="400" w:lineRule="auto"/>
+        <w:ind w:firstLine="440"/>
+        <w:jc w:val="both"/>
+        <w:rPr>
+          <w:rFonts w:ascii="Georgia" w:hAnsi="Georgia"/>
+          <w:color w:val="2B2B2B"/>
+          <w:sz w:val="26"/>
+        </w:rPr>
+      </w:pPr>
+      <w:r>
+        <w:rPr>
+          <w:rFonts w:ascii="Georgia" w:hAnsi="Georgia"/>
+          <w:color w:val="2B2B2B"/>
+          <w:sz w:val="26"/>
+        </w:rPr>
+        <w:t>The tablet still carried the Directorate header, which was a courtesy and a threat. Under the header a paragraph in Buchanan’s compact prose: in the event of an active Feed broadcast coincident with the Halo consumer event, Halo Systems is directed to transmit the prepared counter-signal at full constellation power. No other signal is authorized. Deviation will be treated as an operational breach. Cole had initialed the margin. Halvorsen had not.</w:t>
+      </w:r>
+    </w:p>
+    <w:p>
+      <w:pPr>
+        <w:spacing w:line="400" w:lineRule="auto"/>
+        <w:ind w:firstLine="440"/>
+        <w:jc w:val="both"/>
+        <w:rPr>
+          <w:rFonts w:ascii="Georgia" w:hAnsi="Georgia"/>
+          <w:color w:val="2B2B2B"/>
+          <w:sz w:val="26"/>
+        </w:rPr>
+      </w:pPr>
+      <w:r>
+        <w:rPr>
+          <w:rFonts w:ascii="Georgia" w:hAnsi="Georgia"/>
+          <w:color w:val="2B2B2B"/>
+          <w:sz w:val="26"/>
+        </w:rPr>
+        <w:t xml:space="preserve">Kade read it twice. Dana watched his face do the thing it had done on the pad the morning of the </w:t>
+      </w:r>
+      <w:r>
+        <w:rPr>
+          <w:rFonts w:ascii="Georgia" w:hAnsi="Georgia"/>
+          <w:color w:val="2B2B2B"/>
+          <w:sz w:val="26"/>
+        </w:rPr>
+        <w:lastRenderedPageBreak/>
+        <w:t>confetti: inventory, then anger, then a decision that would not wait for a better inventory. Feld said, not looking at the tablet, that full constellation power into a skull-mounted receiver was how you ended a conversation by ending the listener. Jesse, who had no business in the sentence, said then don’t send that conversation. Buchanan’s voice on the radio, when it came, asked only whether they were in receipt. Kade said they were. He did not say of what.</w:t>
+      </w:r>
+    </w:p>
+    <w:p>
+      <w:pPr>
+        <w:spacing w:line="400" w:lineRule="auto"/>
+        <w:ind w:firstLine="440"/>
+        <w:jc w:val="both"/>
+        <w:rPr>
+          <w:rFonts w:ascii="Georgia" w:hAnsi="Georgia"/>
+          <w:color w:val="2B2B2B"/>
+          <w:sz w:val="26"/>
+        </w:rPr>
+      </w:pPr>
+      <w:r>
+        <w:rPr>
+          <w:rFonts w:ascii="Georgia" w:hAnsi="Georgia"/>
+          <w:color w:val="2B2B2B"/>
+          <w:sz w:val="26"/>
+        </w:rPr>
+        <w:t xml:space="preserve">The trailer behind the stadium was a shipping container with ambition: folding tables, a nest of cables, a window AC unit fighting the Texas night and losing. Buchanan’s signature came through on a tablet that left a rectangle of light on Kade’s face. Jesse stood up so fast his chair hit the wall. He did not have a clearance. He had a microphone and four hundred people in the bowl who had believed him when he said call, don’t confront. Dana watched Kade look at the tablet, then at Feld, then at the bowl </w:t>
+      </w:r>
+      <w:r>
+        <w:rPr>
+          <w:rFonts w:ascii="Georgia" w:hAnsi="Georgia"/>
+          <w:color w:val="2B2B2B"/>
+          <w:sz w:val="26"/>
+        </w:rPr>
+        <w:lastRenderedPageBreak/>
+        <w:t>on the monitor, eighty thousand faces tipped toward a moon that did not know it was cover.</w:t>
+      </w:r>
+    </w:p>
+    <w:p>
+      <w:pPr>
+        <w:spacing w:line="400" w:lineRule="auto"/>
+        <w:ind w:firstLine="440"/>
+        <w:jc w:val="both"/>
+        <w:rPr>
+          <w:rFonts w:ascii="Georgia" w:hAnsi="Georgia"/>
+          <w:color w:val="2B2B2B"/>
+          <w:sz w:val="26"/>
+        </w:rPr>
+      </w:pPr>
+      <w:r>
+        <w:rPr>
+          <w:rFonts w:ascii="Georgia" w:hAnsi="Georgia"/>
+          <w:color w:val="2B2B2B"/>
+          <w:sz w:val="26"/>
+        </w:rPr>
+        <w:t xml:space="preserve">He told his engineers to run the answer Priya and Feld had built instead. He did not call Brussels first. There would be time to be reprimanded for it later, assuming there was a later.</w:t>
+      </w:r>
+    </w:p>
+    <w:p>
+      <w:pPr>
+        <w:spacing w:line="400" w:lineRule="auto"/>
+        <w:ind w:firstLine="440"/>
+        <w:jc w:val="both"/>
+        <w:rPr>
+          <w:rFonts w:ascii="Georgia" w:hAnsi="Georgia"/>
+          <w:color w:val="2B2B2B"/>
+          <w:sz w:val="26"/>
+        </w:rPr>
+      </w:pPr>
+      <w:r>
+        <w:rPr>
+          <w:rFonts w:ascii="Georgia" w:hAnsi="Georgia"/>
+          <w:color w:val="2B2B2B"/>
+          <w:sz w:val="26"/>
+        </w:rPr>
+        <w:t xml:space="preserve">Nora found Dominic in section 114, three rows from where Mabs sat wondering why her husband had insisted, uncharacteristically, on seats that faced the broadcast screen instead of the eclipse itself. Steve, three feet away in a service corridor he had no business occupying, would not walk past a sound technician whose credentials were perfect. The technician, feeling an alpaca’s opinion of him with an accuracy that should have worried him sooner, broke for the master feed the moment Warren’s radio crackled with a Dipstick color nobody wanted to read aloud, and got two switches </w:t>
+      </w:r>
+      <w:r>
+        <w:rPr>
+          <w:rFonts w:ascii="Georgia" w:hAnsi="Georgia"/>
+          <w:color w:val="2B2B2B"/>
+          <w:sz w:val="26"/>
+        </w:rPr>
+        <w:lastRenderedPageBreak/>
+        <w:t>thrown before Warren — thirty years of filing habits notwithstanding a body that could still, on the right afternoon, cover forty yards of stadium corridor — put him on the ground a stride short of the third. That was the contest. A man on a floor. A switch still up.</w:t>
+      </w:r>
+    </w:p>
+    <w:p>
+      <w:pPr>
+        <w:spacing w:line="400" w:lineRule="auto"/>
+        <w:ind w:firstLine="440"/>
+        <w:jc w:val="both"/>
+        <w:rPr>
+          <w:rFonts w:ascii="Georgia" w:hAnsi="Georgia"/>
+          <w:color w:val="2B2B2B"/>
+          <w:sz w:val="26"/>
+        </w:rPr>
+      </w:pPr>
+      <w:r>
+        <w:rPr>
+          <w:rFonts w:ascii="Georgia" w:hAnsi="Georgia"/>
+          <w:color w:val="2B2B2B"/>
+          <w:sz w:val="26"/>
+        </w:rPr>
+        <w:t xml:space="preserve">For a moment the only sound in the closet was the rack settling and Warren swearing at a volume he would later deny. The technician’s credentials were perfect. His pulse, when Dana found it, was not doing anything a human pulse had been asked to do in any manual she trusted. He looked at Steve through the open door and stopped struggling, which was not the same as surrendering. </w:t>
+      </w:r>
+      <w:r>
+        <w:rPr>
+          <w:rFonts w:ascii="Georgia" w:hAnsi="Georgia"/>
+          <w:color w:val="2B2B2B"/>
+          <w:sz w:val="26"/>
+        </w:rPr>
+        <w:lastRenderedPageBreak/>
+        <w:t>Buchanan’s voice in the radio wanted a status. Warren said, “Switch two. Not three. Send a bag.” He did not specify for whom.</w:t>
+      </w:r>
+    </w:p>
+    <w:p>
+      <w:pPr>
+        <w:spacing w:line="400" w:lineRule="auto"/>
+        <w:ind w:firstLine="440"/>
+        <w:jc w:val="both"/>
+        <w:rPr>
+          <w:rFonts w:ascii="Georgia" w:hAnsi="Georgia"/>
+          <w:color w:val="2B2B2B"/>
+          <w:sz w:val="26"/>
+        </w:rPr>
+      </w:pPr>
+      <w:r>
+        <w:rPr>
+          <w:rFonts w:ascii="Georgia" w:hAnsi="Georgia"/>
+          <w:color w:val="2B2B2B"/>
+          <w:sz w:val="26"/>
+        </w:rPr>
+        <w:t xml:space="preserve">The ship’s broadcast woke into Starfall exactly the way Kade had feared: reaching, through a frequency layered under a light show a billion people had chosen to watch on purpose, for every sleeping hybrid inside the shore boat’s footprint, the way it had reached for them one at a time, quietly, for forty-six patient years. Priya’s filter caught it the same way any technosignature search catches anything: not by understanding the signal first, but by noticing that the noise floor had stopped behaving like noise. Nine seconds after the pattern changed shape, she had a spike nobody could argue with. The spike was not a round trip to the Trojans. A reply from the Boat itself could not arrive for the better part of an hour, there and back. This one came from the shore boat, parked where a constellation in low orbit can actually talk to it. The faction on the council had loaded the unused branch onto that hull and given it permission to answer if anyone on Earth ever asked in the form the clause required. The Boat would hear what its tender had done when the light got there. What went out over the retuned signal was not a jam and was not the overload Brussels had signed off on. It was offered rather than aimed, and structured, for the first time in forty-six years, as the request the ship’s own plan had always technically allowed and had never once been given. Something on the order of a billion invitations arrived at the tender, and one, freely made, got a reply from the hull that was close enough to give it.</w:t>
+      </w:r>
+    </w:p>
+    <w:p>
+      <w:pPr>
+        <w:spacing w:line="400" w:lineRule="auto"/>
+        <w:ind w:firstLine="440"/>
+        <w:jc w:val="both"/>
+        <w:rPr>
+          <w:rFonts w:ascii="Georgia" w:hAnsi="Georgia"/>
+          <w:color w:val="2B2B2B"/>
+          <w:sz w:val="26"/>
+        </w:rPr>
+      </w:pPr>
+      <w:r>
+        <w:rPr>
+          <w:rFonts w:ascii="Georgia" w:hAnsi="Georgia"/>
+          <w:color w:val="2B2B2B"/>
+          <w:sz w:val="26"/>
+        </w:rPr>
+        <w:t xml:space="preserve">In the bowl the light went strange. Not darker — the eclipse was already doing darker — but layered, a second ring drawing itself around the moon as if a compass had been set on the sky. From the cheap seats it looked concentric with the moon. It was a local trick. The sails were a few hundred kilometers up, and the broadcast sold the same picture to everyone watching on a phone. One sail never opened. From the cheap seats the gap looked like a smear in the ring. People cheered because they had paid to cheer. Kade, who had spent that sail on a helicopter, did not explain the smear. A child two rows down from Nora said it was a filter. Mabs said nothing. Dominic’s pupils did not do what pupils do when a stadium becomes a single white thought. Nora put her hand on his other wrist, the one Mabs did not have, and felt a pulse that was doing too much work.</w:t>
+      </w:r>
+    </w:p>
+    <w:p>
+      <w:pPr>
+        <w:spacing w:line="400" w:lineRule="auto"/>
+        <w:ind w:firstLine="440"/>
+        <w:jc w:val="both"/>
+        <w:rPr>
+          <w:rFonts w:ascii="Georgia" w:hAnsi="Georgia"/>
+          <w:color w:val="2B2B2B"/>
+          <w:sz w:val="26"/>
+        </w:rPr>
+      </w:pPr>
+      <w:r>
+        <w:rPr>
+          <w:rFonts w:ascii="Georgia" w:hAnsi="Georgia"/>
+          <w:color w:val="2B2B2B"/>
+          <w:sz w:val="26"/>
+        </w:rPr>
+        <w:t xml:space="preserve">Feld heard it before Priya’s screens confirmed anything: a particular shape folded into that reply, a </w:t>
+      </w:r>
+      <w:r>
+        <w:rPr>
+          <w:rFonts w:ascii="Georgia" w:hAnsi="Georgia"/>
+          <w:color w:val="2B2B2B"/>
+          <w:sz w:val="26"/>
+        </w:rPr>
+        <w:lastRenderedPageBreak/>
+        <w:t>small stubborn asymmetry in an otherwise clean signal that he recognized the way you recognize a friend’s handwriting on an envelope you weren’t expecting. He didn’t explain it to the trailer, and nobody in the trailer was positioned to ask him to. He only said, quietly, to no one in particular, that somebody up there had argued for exactly this shape and won, for once, and that he hoped whoever it was still had the standing left to keep arguing tomorrow.</w:t>
+      </w:r>
+    </w:p>
+    <w:p>
+      <w:pPr>
+        <w:spacing w:line="400" w:lineRule="auto"/>
+        <w:ind w:firstLine="440"/>
+        <w:jc w:val="both"/>
+        <w:rPr>
+          <w:rFonts w:ascii="Georgia" w:hAnsi="Georgia"/>
+          <w:color w:val="2B2B2B"/>
+          <w:sz w:val="26"/>
+        </w:rPr>
+      </w:pPr>
+      <w:r>
+        <w:rPr>
+          <w:rFonts w:ascii="Georgia" w:hAnsi="Georgia"/>
+          <w:color w:val="2B2B2B"/>
+          <w:sz w:val="26"/>
+        </w:rPr>
+        <w:t xml:space="preserve">Nora reached Dominic before the reply finished. She did not have a plan beyond her sister’s hand in hers, a camera she’d left, for once, in the car, and eleven years of watching a face for the fraction of a second before it decided what it was about to feel — the same fraction of a second she’d caught on video the first night, and had spent three weeks wishing she’d been wrong about. That, more than anything Kade’s engineers had built, was the instrument she trusted to tell her when to speak. She said his name, and Mabs’s, and the fishing trip Curtis had never finished describing, ordinary words with no procedure behind them at all.</w:t>
+      </w:r>
+    </w:p>
+    <w:p>
+      <w:pPr>
+        <w:spacing w:line="400" w:lineRule="auto"/>
+        <w:ind w:firstLine="440"/>
+        <w:jc w:val="both"/>
+        <w:rPr>
+          <w:rFonts w:ascii="Georgia" w:hAnsi="Georgia"/>
+          <w:color w:val="2B2B2B"/>
+          <w:sz w:val="26"/>
+        </w:rPr>
+      </w:pPr>
+      <w:r>
+        <w:rPr>
+          <w:rFonts w:ascii="Georgia" w:hAnsi="Georgia"/>
+          <w:color w:val="2B2B2B"/>
+          <w:sz w:val="26"/>
+        </w:rPr>
+        <w:t>What she got, when it dropped, was her brother-in-law blinking hard, twice, the way a person blinks who has been holding very still for longer than he realized, and asking Mabs, with real confusion, why she was crying.</w:t>
+      </w:r>
+    </w:p>
+    <w:p>
+      <w:pPr>
+        <w:spacing w:line="400" w:lineRule="auto"/>
+        <w:ind w:firstLine="440"/>
+        <w:jc w:val="both"/>
+        <w:rPr>
+          <w:rFonts w:ascii="Georgia" w:hAnsi="Georgia"/>
+          <w:color w:val="2B2B2B"/>
+          <w:sz w:val="26"/>
+        </w:rPr>
+      </w:pPr>
+    </w:p>
+    <w:p>
+      <w:pPr>
+        <w:spacing w:line="400" w:lineRule="auto"/>
+        <w:ind w:firstLine="440"/>
+        <w:jc w:val="both"/>
+        <w:rPr>
+          <w:rFonts w:ascii="Georgia" w:hAnsi="Georgia"/>
+          <w:color w:val="2B2B2B"/>
+          <w:sz w:val="26"/>
+        </w:rPr>
+      </w:pPr>
+      <w:r>
+        <w:rPr>
+          <w:rFonts w:ascii="Georgia" w:hAnsi="Georgia"/>
+          <w:color w:val="2B2B2B"/>
+          <w:sz w:val="26"/>
+        </w:rPr>
+        <w:t xml:space="preserve">He did not have the weather behind the eyes anymore. That was the first thing he knew. The second was Mabs’s face, which he had seen in a kitchen with a knife and had not been able to meet. The third was that he wanted, very badly, to sit down. He sat. He held her hand too hard and then not hard enough. He did not ask about the light. He </w:t>
+      </w:r>
+      <w:r>
+        <w:rPr>
+          <w:rFonts w:ascii="Georgia" w:hAnsi="Georgia"/>
+          <w:color w:val="2B2B2B"/>
+          <w:sz w:val="26"/>
+        </w:rPr>
+        <w:lastRenderedPageBreak/>
+        <w:t>asked if the turkey had been all right, which was the wrong year and the right fear.</w:t>
+      </w:r>
+    </w:p>
+    <w:p>
+      <w:pPr>
+        <w:spacing w:line="400" w:lineRule="auto"/>
+        <w:ind w:firstLine="440"/>
+        <w:jc w:val="both"/>
+        <w:rPr>
+          <w:rFonts w:ascii="Georgia" w:hAnsi="Georgia"/>
+          <w:color w:val="2B2B2B"/>
+          <w:sz w:val="26"/>
+        </w:rPr>
+      </w:pPr>
+      <w:r>
+        <w:rPr>
+          <w:rFonts w:ascii="Georgia" w:hAnsi="Georgia"/>
+          <w:color w:val="2B2B2B"/>
+          <w:sz w:val="26"/>
+        </w:rPr>
+        <w:t>Above all of them the eclipse reached totality on schedule, and the satellites did the one part of their job the public had actually paid to watch: a second ring of light closing slow and silver around the moon’s dark disc, drawn across eighty thousand upturned faces in a Texas stadium and a billion screens beyond it, while a species that had almost changed hands twenty minutes earlier filmed the sky on its phones and called it beautiful, which, separately from everything else that had just happened to it, it also was.</w:t>
+      </w:r>
+    </w:p>
+    <w:p>
+      <w:pPr>
+        <w:spacing w:line="400" w:lineRule="auto"/>
+        <w:ind w:firstLine="440"/>
+        <w:jc w:val="both"/>
+        <w:rPr>
+          <w:rFonts w:ascii="Georgia" w:hAnsi="Georgia"/>
+          <w:color w:val="2B2B2B"/>
+          <w:sz w:val="26"/>
+        </w:rPr>
+      </w:pPr>
+      <w:r>
+        <w:rPr>
+          <w:rFonts w:ascii="Georgia" w:hAnsi="Georgia"/>
+          <w:color w:val="2B2B2B"/>
+          <w:sz w:val="26"/>
+        </w:rPr>
+        <w:t xml:space="preserve">Nobody could prove, afterward, that they’d stopped an invasion instead of a very expensive light show having a technical glitch, and nobody in Brussels was going to be told that the authorized signal had been quietly swapped out by a satellite executive on the say-so of a podcaster and a defector. You do not get a press conference. You get a forty-thousand-year-old ship that, for the first time in the forty-six years it has been watching, stood down a scheduled action because someone finally answered it on purpose. Officially, Buchanan’s plan worked exactly as authorized. The true file has three readers. They went home.</w:t>
+      </w:r>
+    </w:p>
+    <w:p>
+      <w:pPr>
         <w:spacing w:after="40" w:line="400" w:lineRule="auto"/>
         <w:ind w:left="440" w:right="320"/>
         <w:rPr>
@@ -6825,686 +6670,18 @@
         <w:rPr>
           <w:rFonts w:ascii="Georgia" w:hAnsi="Georgia"/>
           <w:i/>
-          <w:iCs/>
-          <w:color w:val="2B2B2B"/>
-          <w:sz w:val="26"/>
-          <w:szCs w:val="20"/>
-        </w:rPr>
-        <w:t>On endings: the species will not be told. It will simply notice, eventually, that the sky feels less watched, and assume this is progress.</w:t>
-      </w:r>
-    </w:p>
-    <w:p>
-      <w:pPr>
-        <w:spacing w:after="280" w:line="400" w:lineRule="auto"/>
-        <w:ind w:left="440" w:right="320"/>
+          <w:color w:val="2B2B2B"/>
+          <w:sz w:val="26"/>
+        </w:rPr>
+        <w:t xml:space="preserve">On the field afterward the stadium emptied the way stadiums empty: slowly, then all at once. Cups rolled. A lost eclipse-glasses pair </w:t>
+      </w:r>
+      <w:r>
         <w:rPr>
           <w:rFonts w:ascii="Georgia" w:hAnsi="Georgia"/>
           <w:i/>
           <w:color w:val="2B2B2B"/>
           <w:sz w:val="26"/>
         </w:rPr>
-      </w:pPr>
-      <w:r>
-        <w:rPr>
-          <w:rFonts w:ascii="Georgia" w:hAnsi="Georgia"/>
-          <w:i/>
-          <w:iCs/>
-          <w:color w:val="2B2B2B"/>
-          <w:sz w:val="26"/>
-          <w:szCs w:val="18"/>
-        </w:rPr>
-        <w:t>— The New Starter’s Handbook, uncleared draft</w:t>
-      </w:r>
-    </w:p>
-    <w:p>
-      <w:pPr>
-        <w:spacing w:line="400" w:lineRule="auto"/>
-        <w:ind w:firstLine="440"/>
-        <w:jc w:val="both"/>
-        <w:rPr>
-          <w:rFonts w:ascii="Georgia" w:hAnsi="Georgia"/>
-          <w:color w:val="2B2B2B"/>
-          <w:sz w:val="26"/>
-        </w:rPr>
-      </w:pPr>
-      <w:r>
-        <w:rPr>
-          <w:rFonts w:ascii="Georgia" w:hAnsi="Georgia"/>
-          <w:color w:val="2B2B2B"/>
-          <w:sz w:val="26"/>
-        </w:rPr>
-        <w:t xml:space="preserve">The Desk drove down together, all five of them and the alpaca in one van that smelled, by hour six, unmistakably of alpaca, and spent the last quiet stretch of highway before Texas doing the thing they had never once done in the weeks since Lissome, which was nothing in particular: Gladys read the paper editions of two newspapers she still had delivered on principle, Warren dozed with a folder open on his lap he had no intention of reading, Priya argued with Jesse about a podcast episode neither of them would remember by morning, and Dana </w:t>
-      </w:r>
-      <w:r>
-        <w:rPr>
-          <w:rFonts w:ascii="Georgia" w:hAnsi="Georgia"/>
-          <w:color w:val="2B2B2B"/>
-          <w:sz w:val="26"/>
-        </w:rPr>
-        <w:lastRenderedPageBreak/>
-        <w:t>drove, watching all of it in the mirror the way a woman watches something she has decided, without quite announcing it to herself, to keep. Nobody mentioned Starfall for a hundred and forty miles. It was, Dana thought, the closest the Desk had ever come to being an actual desk, as opposed to a basement full of people who happened to work near each other.</w:t>
-      </w:r>
-    </w:p>
-    <w:p>
-      <w:pPr>
-        <w:spacing w:line="400" w:lineRule="auto"/>
-        <w:ind w:firstLine="440"/>
-        <w:jc w:val="both"/>
-        <w:rPr>
-          <w:rFonts w:ascii="Georgia" w:hAnsi="Georgia"/>
-          <w:color w:val="2B2B2B"/>
-          <w:sz w:val="26"/>
-        </w:rPr>
-      </w:pPr>
-      <w:r>
-        <w:rPr>
-          <w:rFonts w:ascii="Georgia" w:hAnsi="Georgia"/>
-          <w:color w:val="2B2B2B"/>
-          <w:sz w:val="26"/>
-        </w:rPr>
-        <w:t>Texas arrived as heat and a horizon that refused to get closer. The van’s air-conditioning had one setting, which was argument. Steve shifted in the back and the whole vehicle leaned. They stopped once at a station where the restrooms smelled of bleach and hot paper towels, and Warren bought five bottles of water and a sixth he did not explain. By the stadium the sky was already taking on the particular pre-eclipse color that makes people take photographs of nothing.</w:t>
-      </w:r>
-    </w:p>
-    <w:p>
-      <w:pPr>
-        <w:spacing w:line="400" w:lineRule="auto"/>
-        <w:ind w:firstLine="440"/>
-        <w:jc w:val="both"/>
-        <w:rPr>
-          <w:rFonts w:ascii="Georgia" w:hAnsi="Georgia"/>
-          <w:color w:val="2B2B2B"/>
-          <w:sz w:val="26"/>
-        </w:rPr>
-      </w:pPr>
-      <w:r>
-        <w:rPr>
-          <w:rFonts w:ascii="Georgia" w:hAnsi="Georgia"/>
-          <w:color w:val="2B2B2B"/>
-          <w:sz w:val="26"/>
-        </w:rPr>
-        <w:lastRenderedPageBreak/>
-        <w:t>They hit a checkpoint that was only traffic cones and a man in a volunteer shirt who wanted to know if they were press. Warren said federal and showed a badge that had been designed to end conversations. The man ended. In the van Priya ran the overlay on a laptop that kept overheating on her knees. The hum, as they closed on the stadium, resolved from a smear into a point. She said, not loud, “It’s already listening.” Gladys, without looking up from the paper, said that was rude.</w:t>
-      </w:r>
-    </w:p>
-    <w:p>
-      <w:pPr>
-        <w:spacing w:line="400" w:lineRule="auto"/>
-        <w:ind w:firstLine="440"/>
-        <w:jc w:val="both"/>
-        <w:rPr>
-          <w:rFonts w:ascii="Georgia" w:hAnsi="Georgia"/>
-          <w:color w:val="2B2B2B"/>
-          <w:sz w:val="26"/>
-        </w:rPr>
-      </w:pPr>
-      <w:r>
-        <w:rPr>
-          <w:rFonts w:ascii="Georgia" w:hAnsi="Georgia"/>
-          <w:color w:val="2B2B2B"/>
-          <w:sz w:val="26"/>
-        </w:rPr>
-        <w:t>Starfall went ahead because canceling it would have cost Halo Systems more market confidence than the eclipse itself was worth, and because Kade decided, after a conversation with Dana and Halvorsen that took place mostly in a stairwell neither of them trusted the building’s microphones enough to skip, that the safest place to fight a broadcast was inside it.</w:t>
-      </w:r>
-    </w:p>
-    <w:p>
-      <w:pPr>
-        <w:spacing w:line="400" w:lineRule="auto"/>
-        <w:ind w:firstLine="440"/>
-        <w:jc w:val="both"/>
-        <w:rPr>
-          <w:rFonts w:ascii="Georgia" w:hAnsi="Georgia"/>
-          <w:color w:val="2B2B2B"/>
-          <w:sz w:val="26"/>
-        </w:rPr>
-      </w:pPr>
-      <w:r>
-        <w:rPr>
-          <w:rFonts w:ascii="Georgia" w:hAnsi="Georgia"/>
-          <w:color w:val="2B2B2B"/>
-          <w:sz w:val="26"/>
-        </w:rPr>
-        <w:lastRenderedPageBreak/>
-        <w:t xml:space="preserve">The event filled a stadium in Texas — eighty thousand seats, the heat still coming up off the concourse concrete after sundown, popcorn and sunscreen and hot asphalt in every breath — and a billion screens beyond: a constellation of satellites unfurling reflective sails to paint a second ring of light across a natural eclipse, timed to music, hosted by a Halo Systems executive whose smile Trip Calloway — mid-forties, silver-templed, a voice trained to sound sincere on command — had personally rehearsed for eleven minutes while explaining, without quite explaining, why the broadcast could not run one second long. It was, by simple satellite count, the single largest coordinated act any orbital constellation on Earth had ever performed, a fact three separate press releases mentioned and none of them explained the actual reason for. One of the releases used the word </w:t>
-      </w:r>
-      <w:r>
-        <w:rPr>
-          <w:rFonts w:ascii="Georgia" w:hAnsi="Georgia"/>
-          <w:color w:val="2B2B2B"/>
-          <w:sz w:val="26"/>
-        </w:rPr>
-        <w:lastRenderedPageBreak/>
-        <w:t>historic four times and the word moon once. Legal had struck the word unprecedented as premature.</w:t>
-      </w:r>
-    </w:p>
-    <w:p>
-      <w:pPr>
-        <w:spacing w:line="400" w:lineRule="auto"/>
-        <w:ind w:firstLine="440"/>
-        <w:jc w:val="both"/>
-        <w:rPr>
-          <w:rFonts w:ascii="Georgia" w:hAnsi="Georgia"/>
-          <w:color w:val="2B2B2B"/>
-          <w:sz w:val="26"/>
-        </w:rPr>
-      </w:pPr>
-      <w:r>
-        <w:rPr>
-          <w:rFonts w:ascii="Georgia" w:hAnsi="Georgia"/>
-          <w:color w:val="2B2B2B"/>
-          <w:sz w:val="26"/>
-        </w:rPr>
-        <w:t>Nora came in through a service gate with a lanyard Trip had printed too fast and a camera she would not, in the end, use. The concourse was a river of people in eclipse glasses, sunscreen, beer, the deep-fry smell of a night game that was not a game. A PA voice asked them not to look directly and then told them where the merch stands were. Jesse’s volunteers had a folding table and a paper sign that said CALL DON’T APPROACH in handwriting that had gotten shakier as the crowd grew. Gary Huff’s shortwave cut through the volunteer channel once, crisp as a man who had been waiting his whole life for a frequency that mattered, and then went back to work.</w:t>
-      </w:r>
-    </w:p>
-    <w:p>
-      <w:pPr>
-        <w:spacing w:line="400" w:lineRule="auto"/>
-        <w:ind w:firstLine="440"/>
-        <w:jc w:val="both"/>
-        <w:rPr>
-          <w:rFonts w:ascii="Georgia" w:hAnsi="Georgia"/>
-          <w:color w:val="2B2B2B"/>
-          <w:sz w:val="26"/>
-        </w:rPr>
-      </w:pPr>
-      <w:r>
-        <w:rPr>
-          <w:rFonts w:ascii="Georgia" w:hAnsi="Georgia"/>
-          <w:color w:val="2B2B2B"/>
-          <w:sz w:val="26"/>
-        </w:rPr>
-        <w:t xml:space="preserve">Finding section 114 meant arguing with an usher who believed in tickets more than lanyards. Jesse smiled the podcast smile. It bounced. Nora said her </w:t>
-      </w:r>
-      <w:r>
-        <w:rPr>
-          <w:rFonts w:ascii="Georgia" w:hAnsi="Georgia"/>
-          <w:color w:val="2B2B2B"/>
-          <w:sz w:val="26"/>
-        </w:rPr>
-        <w:lastRenderedPageBreak/>
-        <w:t>sister was already in the row and the usher, who also had a sister, let them through with a warning about standing during totality. The stairs were a choreography of knees and cups. A man in an eclipse T-shirt told Steve, who should not have been in the concourse at all, that this was a family event. Steve considered him. The man found another hill to die on.</w:t>
-      </w:r>
-    </w:p>
-    <w:p>
-      <w:pPr>
-        <w:spacing w:line="400" w:lineRule="auto"/>
-        <w:ind w:firstLine="440"/>
-        <w:jc w:val="both"/>
-        <w:rPr>
-          <w:rFonts w:ascii="Georgia" w:hAnsi="Georgia"/>
-          <w:color w:val="2B2B2B"/>
-          <w:sz w:val="26"/>
-        </w:rPr>
-      </w:pPr>
-      <w:r>
-        <w:rPr>
-          <w:rFonts w:ascii="Georgia" w:hAnsi="Georgia"/>
-          <w:color w:val="2B2B2B"/>
-          <w:sz w:val="26"/>
-        </w:rPr>
-        <w:t xml:space="preserve">On the field tunnel a Halo contractor tried to stop Warren with a palm on the chest. Warren walked through the palm. The contractor bounced off a concrete rib and came back with friends. Buchanan’s voice in Warren’s earpiece said stand down the civilians and keep the feed closet. Warren showed a badge that had never been handsome and a face that had spent thirty years winning arguments by not blinking. The friends discovered they had somewhere else to be. The contractor sat on the </w:t>
-      </w:r>
-      <w:r>
-        <w:rPr>
-          <w:rFonts w:ascii="Georgia" w:hAnsi="Georgia"/>
-          <w:color w:val="2B2B2B"/>
-          <w:sz w:val="26"/>
-        </w:rPr>
-        <w:lastRenderedPageBreak/>
-        <w:t>tunnel floor and looked at his own hand as if it had betrayed him.</w:t>
-      </w:r>
-    </w:p>
-    <w:p>
-      <w:pPr>
-        <w:spacing w:line="400" w:lineRule="auto"/>
-        <w:ind w:firstLine="440"/>
-        <w:jc w:val="both"/>
-        <w:rPr>
-          <w:rFonts w:ascii="Georgia" w:hAnsi="Georgia"/>
-          <w:color w:val="2B2B2B"/>
-          <w:sz w:val="26"/>
-        </w:rPr>
-      </w:pPr>
-      <w:r>
-        <w:rPr>
-          <w:rFonts w:ascii="Georgia" w:hAnsi="Georgia"/>
-          <w:color w:val="2B2B2B"/>
-          <w:sz w:val="26"/>
-        </w:rPr>
-        <w:t xml:space="preserve">Warren worked the stadium crowd with a printed list cross-referenced from a wedding guest list, a Nevada facility’s badge logs, and three motel receipts, because he did not believe in throwing anything away and, that day, thirty years of the habit finally paid its debt at once. Gladys ran a tip line that was, for one night, not a cell phone in a drawer but four hundred volunteers Jesse’s podcast audience had organized in nine hours flat, once Jesse finally, on air, said the true thing instead of the scary thing: if you see someone in this crowd who doesn’t flinch, call this number, don’t confront them, just call. Somewhere in the middle of that volunteer roster, relaying calls from three counties over on a shortwave set he had been perfecting since a decade before anyone believed him, sat Gary Huff, running </w:t>
-      </w:r>
-      <w:r>
-        <w:rPr>
-          <w:rFonts w:ascii="Georgia" w:hAnsi="Georgia"/>
-          <w:color w:val="2B2B2B"/>
-          <w:sz w:val="26"/>
-        </w:rPr>
-        <w:lastRenderedPageBreak/>
-        <w:t>the single most useful hour of his civil-defense career, and never once finding out that it was.</w:t>
-      </w:r>
-    </w:p>
-    <w:p>
-      <w:pPr>
-        <w:spacing w:line="400" w:lineRule="auto"/>
-        <w:ind w:firstLine="440"/>
-        <w:jc w:val="both"/>
-        <w:rPr>
-          <w:rFonts w:ascii="Georgia" w:hAnsi="Georgia"/>
-          <w:color w:val="2B2B2B"/>
-          <w:sz w:val="26"/>
-        </w:rPr>
-      </w:pPr>
-      <w:r>
-        <w:rPr>
-          <w:rFonts w:ascii="Georgia" w:hAnsi="Georgia"/>
-          <w:color w:val="2B2B2B"/>
-          <w:sz w:val="26"/>
-        </w:rPr>
-        <w:t>Priya sat in the control trailer with Halo’s engineers and, more quietly, with Anders Feld, building the thing Colonel Buchanan’s office had authorized and did not yet know was about to be replaced: not the overload signal sealed in a briefing folder upstairs, but an answer, assembled from the one branch of the ship’s own forty-thousand-year-old plan that nobody had ever had occasion to use, structured as a question it had always technically allowed for.</w:t>
-      </w:r>
-    </w:p>
-    <w:p>
-      <w:pPr>
-        <w:spacing w:line="400" w:lineRule="auto"/>
-        <w:ind w:firstLine="440"/>
-        <w:jc w:val="both"/>
-        <w:rPr>
-          <w:rFonts w:ascii="Georgia" w:hAnsi="Georgia"/>
-          <w:color w:val="2B2B2B"/>
-          <w:sz w:val="26"/>
-        </w:rPr>
-      </w:pPr>
-      <w:r>
-        <w:rPr>
-          <w:rFonts w:ascii="Georgia" w:hAnsi="Georgia"/>
-          <w:color w:val="2B2B2B"/>
-          <w:sz w:val="26"/>
-        </w:rPr>
-        <w:t xml:space="preserve">Buchanan’s authorization for the overload arrived with forty minutes to spare and a signature that made it, on paper, the only sanctioned plan in the building. It was Jesse who said the thing plainly, in a trailer full of people with better clearances than his: that a plan which required not asking Dominic Reyes, or the several thousand people </w:t>
-      </w:r>
-      <w:r>
-        <w:rPr>
-          <w:rFonts w:ascii="Georgia" w:hAnsi="Georgia"/>
-          <w:color w:val="2B2B2B"/>
-          <w:sz w:val="26"/>
-        </w:rPr>
-        <w:lastRenderedPageBreak/>
-        <w:t>quietly like him in that stadium alone, was not a peace plan whatever the folder called it, and that four hundred podcast listeners were currently standing by with a phone number precisely because ordinary people had gotten tired of being managed by folders. Nobody in the trailer outranked a man who had already found the facility Buchanan’s own field team had been a day late to.</w:t>
-      </w:r>
-    </w:p>
-    <w:p>
-      <w:pPr>
-        <w:spacing w:line="400" w:lineRule="auto"/>
-        <w:ind w:firstLine="440"/>
-        <w:jc w:val="both"/>
-        <w:rPr>
-          <w:rFonts w:ascii="Georgia" w:hAnsi="Georgia"/>
-          <w:color w:val="2B2B2B"/>
-          <w:sz w:val="26"/>
-        </w:rPr>
-      </w:pPr>
-      <w:r>
-        <w:rPr>
-          <w:rFonts w:ascii="Georgia" w:hAnsi="Georgia"/>
-          <w:color w:val="2B2B2B"/>
-          <w:sz w:val="26"/>
-        </w:rPr>
-        <w:t>The tablet still carried the Directorate header, which was a courtesy and a threat. Under the header a paragraph in Buchanan’s compact prose: in the event of an active Feed broadcast coincident with the Halo consumer event, Halo Systems is directed to transmit the prepared counter-signal at full constellation power. No other signal is authorized. Deviation will be treated as an operational breach. Cole had initialed the margin. Halvorsen had not.</w:t>
-      </w:r>
-    </w:p>
-    <w:p>
-      <w:pPr>
-        <w:spacing w:line="400" w:lineRule="auto"/>
-        <w:ind w:firstLine="440"/>
-        <w:jc w:val="both"/>
-        <w:rPr>
-          <w:rFonts w:ascii="Georgia" w:hAnsi="Georgia"/>
-          <w:color w:val="2B2B2B"/>
-          <w:sz w:val="26"/>
-        </w:rPr>
-      </w:pPr>
-      <w:r>
-        <w:rPr>
-          <w:rFonts w:ascii="Georgia" w:hAnsi="Georgia"/>
-          <w:color w:val="2B2B2B"/>
-          <w:sz w:val="26"/>
-        </w:rPr>
-        <w:t xml:space="preserve">Kade read it twice. Dana watched his face do the thing it had done on the pad the morning of the </w:t>
-      </w:r>
-      <w:r>
-        <w:rPr>
-          <w:rFonts w:ascii="Georgia" w:hAnsi="Georgia"/>
-          <w:color w:val="2B2B2B"/>
-          <w:sz w:val="26"/>
-        </w:rPr>
-        <w:lastRenderedPageBreak/>
-        <w:t>confetti: inventory, then anger, then a decision that would not wait for a better inventory. Feld said, not looking at the tablet, that full constellation power into a skull-mounted receiver was how you ended a conversation by ending the listener. Jesse, who had no business in the sentence, said then don’t send that conversation. Buchanan’s voice on the radio, when it came, asked only whether they were in receipt. Kade said they were. He did not say of what.</w:t>
-      </w:r>
-    </w:p>
-    <w:p>
-      <w:pPr>
-        <w:spacing w:line="400" w:lineRule="auto"/>
-        <w:ind w:firstLine="440"/>
-        <w:jc w:val="both"/>
-        <w:rPr>
-          <w:rFonts w:ascii="Georgia" w:hAnsi="Georgia"/>
-          <w:color w:val="2B2B2B"/>
-          <w:sz w:val="26"/>
-        </w:rPr>
-      </w:pPr>
-      <w:r>
-        <w:rPr>
-          <w:rFonts w:ascii="Georgia" w:hAnsi="Georgia"/>
-          <w:color w:val="2B2B2B"/>
-          <w:sz w:val="26"/>
-        </w:rPr>
-        <w:t xml:space="preserve">The trailer behind the stadium was a shipping container with ambition: folding tables, a nest of cables, a window AC unit fighting the Texas night and losing. Buchanan’s signature came through on a tablet that left a rectangle of light on Kade’s face. Jesse stood up so fast his chair hit the wall. He did not have a clearance. He had a microphone and four hundred people in the bowl who had believed him when he said call, don’t confront. Dana watched Kade look at the tablet, then at Feld, then at the bowl </w:t>
-      </w:r>
-      <w:r>
-        <w:rPr>
-          <w:rFonts w:ascii="Georgia" w:hAnsi="Georgia"/>
-          <w:color w:val="2B2B2B"/>
-          <w:sz w:val="26"/>
-        </w:rPr>
-        <w:lastRenderedPageBreak/>
-        <w:t>on the monitor, eighty thousand faces tipped toward a moon that did not know it was cover.</w:t>
-      </w:r>
-    </w:p>
-    <w:p>
-      <w:pPr>
-        <w:spacing w:line="400" w:lineRule="auto"/>
-        <w:ind w:firstLine="440"/>
-        <w:jc w:val="both"/>
-        <w:rPr>
-          <w:rFonts w:ascii="Georgia" w:hAnsi="Georgia"/>
-          <w:color w:val="2B2B2B"/>
-          <w:sz w:val="26"/>
-        </w:rPr>
-      </w:pPr>
-      <w:r>
-        <w:rPr>
-          <w:rFonts w:ascii="Georgia" w:hAnsi="Georgia"/>
-          <w:color w:val="2B2B2B"/>
-          <w:sz w:val="26"/>
-        </w:rPr>
-        <w:t xml:space="preserve">He told his engineers to run the answer Priya and Feld had built instead. He did not call Brussels first. There would be time to be reprimanded for it later, assuming there was a later.</w:t>
-      </w:r>
-    </w:p>
-    <w:p>
-      <w:pPr>
-        <w:spacing w:line="400" w:lineRule="auto"/>
-        <w:ind w:firstLine="440"/>
-        <w:jc w:val="both"/>
-        <w:rPr>
-          <w:rFonts w:ascii="Georgia" w:hAnsi="Georgia"/>
-          <w:color w:val="2B2B2B"/>
-          <w:sz w:val="26"/>
-        </w:rPr>
-      </w:pPr>
-      <w:r>
-        <w:rPr>
-          <w:rFonts w:ascii="Georgia" w:hAnsi="Georgia"/>
-          <w:color w:val="2B2B2B"/>
-          <w:sz w:val="26"/>
-        </w:rPr>
-        <w:t xml:space="preserve">Nora found Dominic in section 114, three rows from where Mabs sat wondering why her husband had insisted, uncharacteristically, on seats that faced the broadcast screen instead of the eclipse itself. Steve, three feet away in a service corridor he had no business occupying, would not walk past a sound technician whose credentials were perfect. The technician, feeling an alpaca’s opinion of him with an accuracy that should have worried him sooner, broke for the master feed the moment Warren’s radio crackled with a Dipstick color nobody wanted to read aloud, and got two switches </w:t>
-      </w:r>
-      <w:r>
-        <w:rPr>
-          <w:rFonts w:ascii="Georgia" w:hAnsi="Georgia"/>
-          <w:color w:val="2B2B2B"/>
-          <w:sz w:val="26"/>
-        </w:rPr>
-        <w:lastRenderedPageBreak/>
-        <w:t>thrown before Warren — thirty years of filing habits notwithstanding a body that could still, on the right afternoon, cover forty yards of stadium corridor — put him on the ground a stride short of the third. That was the contest. A man on a floor. A switch still up.</w:t>
-      </w:r>
-    </w:p>
-    <w:p>
-      <w:pPr>
-        <w:spacing w:line="400" w:lineRule="auto"/>
-        <w:ind w:firstLine="440"/>
-        <w:jc w:val="both"/>
-        <w:rPr>
-          <w:rFonts w:ascii="Georgia" w:hAnsi="Georgia"/>
-          <w:color w:val="2B2B2B"/>
-          <w:sz w:val="26"/>
-        </w:rPr>
-      </w:pPr>
-      <w:r>
-        <w:rPr>
-          <w:rFonts w:ascii="Georgia" w:hAnsi="Georgia"/>
-          <w:color w:val="2B2B2B"/>
-          <w:sz w:val="26"/>
-        </w:rPr>
-        <w:t xml:space="preserve">For a moment the only sound in the closet was the rack settling and Warren swearing at a volume he would later deny. The technician’s credentials were perfect. His pulse, when Dana found it, was not doing anything a human pulse had been asked to do in any manual she trusted. He looked at Steve through the open door and stopped struggling, which was not the same as surrendering. </w:t>
-      </w:r>
-      <w:r>
-        <w:rPr>
-          <w:rFonts w:ascii="Georgia" w:hAnsi="Georgia"/>
-          <w:color w:val="2B2B2B"/>
-          <w:sz w:val="26"/>
-        </w:rPr>
-        <w:lastRenderedPageBreak/>
-        <w:t>Buchanan’s voice in the radio wanted a status. Warren said, “Switch two. Not three. Send a bag.” He did not specify for whom.</w:t>
-      </w:r>
-    </w:p>
-    <w:p>
-      <w:pPr>
-        <w:spacing w:line="400" w:lineRule="auto"/>
-        <w:ind w:firstLine="440"/>
-        <w:jc w:val="both"/>
-        <w:rPr>
-          <w:rFonts w:ascii="Georgia" w:hAnsi="Georgia"/>
-          <w:color w:val="2B2B2B"/>
-          <w:sz w:val="26"/>
-        </w:rPr>
-      </w:pPr>
-      <w:r>
-        <w:rPr>
-          <w:rFonts w:ascii="Georgia" w:hAnsi="Georgia"/>
-          <w:color w:val="2B2B2B"/>
-          <w:sz w:val="26"/>
-        </w:rPr>
-        <w:t xml:space="preserve">The ship’s broadcast woke into Starfall exactly the way Kade had feared: reaching, through a frequency layered under a light show a billion people had chosen to watch on purpose, for every sleeping hybrid inside the shore boat’s footprint, the way it had reached for them one at a time, quietly, for forty-six patient years. Priya’s filter caught it the same way any technosignature search catches anything: not by understanding the signal first, but by noticing that the noise floor had stopped behaving like noise. Nine seconds after the pattern changed shape, she had a spike nobody could argue with. The spike was not a round trip to the Trojans. A reply from the Boat itself could not arrive for the better part of an hour, there and back. This one came from the shore boat, parked where a constellation in low orbit can actually talk to it. The faction on the council had loaded the unused branch onto that hull and given it permission to answer if anyone on Earth ever asked in the form the clause required. The Boat would hear what its tender had done when the light got there. What went out over the retuned signal was not a jam and was not the overload Brussels had signed off on. It was offered rather than aimed, and structured, for the first time in forty-six years, as the request the ship’s own plan had always technically allowed and had never once been given. Something on the order of a billion invitations arrived at the tender, and one, freely made, got a reply from the hull that was close enough to give it.</w:t>
-      </w:r>
-    </w:p>
-    <w:p>
-      <w:pPr>
-        <w:spacing w:line="400" w:lineRule="auto"/>
-        <w:ind w:firstLine="440"/>
-        <w:jc w:val="both"/>
-        <w:rPr>
-          <w:rFonts w:ascii="Georgia" w:hAnsi="Georgia"/>
-          <w:color w:val="2B2B2B"/>
-          <w:sz w:val="26"/>
-        </w:rPr>
-      </w:pPr>
-      <w:r>
-        <w:rPr>
-          <w:rFonts w:ascii="Georgia" w:hAnsi="Georgia"/>
-          <w:color w:val="2B2B2B"/>
-          <w:sz w:val="26"/>
-        </w:rPr>
-        <w:t xml:space="preserve">In the bowl the light went strange. Not darker — the eclipse was already doing darker — but layered, a second ring drawing itself around the moon as if a compass had been set on the sky. From the cheap seats it looked concentric with the moon. It was a local trick. The sails were a few hundred kilometers up, and the broadcast sold the same picture to everyone watching on a phone. People cheered because they had paid to cheer. A child two rows down from Nora said it was a filter. Mabs said nothing. Dominic’s pupils did not do what pupils do when a stadium becomes a single white thought. Nora put her hand on his other wrist, the one Mabs did not have, and felt a pulse that was doing too much work.</w:t>
-      </w:r>
-    </w:p>
-    <w:p>
-      <w:pPr>
-        <w:spacing w:line="400" w:lineRule="auto"/>
-        <w:ind w:firstLine="440"/>
-        <w:jc w:val="both"/>
-        <w:rPr>
-          <w:rFonts w:ascii="Georgia" w:hAnsi="Georgia"/>
-          <w:color w:val="2B2B2B"/>
-          <w:sz w:val="26"/>
-        </w:rPr>
-      </w:pPr>
-      <w:r>
-        <w:rPr>
-          <w:rFonts w:ascii="Georgia" w:hAnsi="Georgia"/>
-          <w:color w:val="2B2B2B"/>
-          <w:sz w:val="26"/>
-        </w:rPr>
-        <w:t xml:space="preserve">Feld heard it before Priya’s screens confirmed anything: a particular shape folded into that reply, a </w:t>
-      </w:r>
-      <w:r>
-        <w:rPr>
-          <w:rFonts w:ascii="Georgia" w:hAnsi="Georgia"/>
-          <w:color w:val="2B2B2B"/>
-          <w:sz w:val="26"/>
-        </w:rPr>
-        <w:lastRenderedPageBreak/>
-        <w:t>small stubborn asymmetry in an otherwise clean signal that he recognized the way you recognize a friend’s handwriting on an envelope you weren’t expecting. He didn’t explain it to the trailer, and nobody in the trailer was positioned to ask him to. He only said, quietly, to no one in particular, that somebody up there had argued for exactly this shape and won, for once, and that he hoped whoever it was still had the standing left to keep arguing tomorrow.</w:t>
-      </w:r>
-    </w:p>
-    <w:p>
-      <w:pPr>
-        <w:spacing w:line="400" w:lineRule="auto"/>
-        <w:ind w:firstLine="440"/>
-        <w:jc w:val="both"/>
-        <w:rPr>
-          <w:rFonts w:ascii="Georgia" w:hAnsi="Georgia"/>
-          <w:color w:val="2B2B2B"/>
-          <w:sz w:val="26"/>
-        </w:rPr>
-      </w:pPr>
-      <w:r>
-        <w:rPr>
-          <w:rFonts w:ascii="Georgia" w:hAnsi="Georgia"/>
-          <w:color w:val="2B2B2B"/>
-          <w:sz w:val="26"/>
-        </w:rPr>
-        <w:t xml:space="preserve">Nora reached Dominic before the reply finished. She did not have a plan beyond her sister’s hand in hers, a camera she’d left, for once, in the car, and eleven years of watching a face for the fraction of a second before it decided what it was about to feel — the same fraction of a second she’d caught on video the first night, and had spent three weeks wishing she’d been wrong about. That, more than anything Kade’s engineers had built, was the instrument she trusted to tell her when to speak. She said his name, and Mabs’s, and the fishing trip Curtis had never finished describing, ordinary words with no procedure behind them at all.</w:t>
-      </w:r>
-    </w:p>
-    <w:p>
-      <w:pPr>
-        <w:spacing w:line="400" w:lineRule="auto"/>
-        <w:ind w:firstLine="440"/>
-        <w:jc w:val="both"/>
-        <w:rPr>
-          <w:rFonts w:ascii="Georgia" w:hAnsi="Georgia"/>
-          <w:color w:val="2B2B2B"/>
-          <w:sz w:val="26"/>
-        </w:rPr>
-      </w:pPr>
-      <w:r>
-        <w:rPr>
-          <w:rFonts w:ascii="Georgia" w:hAnsi="Georgia"/>
-          <w:color w:val="2B2B2B"/>
-          <w:sz w:val="26"/>
-        </w:rPr>
-        <w:t>What she got, when it dropped, was her brother-in-law blinking hard, twice, the way a person blinks who has been holding very still for longer than he realized, and asking Mabs, with real confusion, why she was crying.</w:t>
-      </w:r>
-    </w:p>
-    <w:p>
-      <w:pPr>
-        <w:spacing w:line="400" w:lineRule="auto"/>
-        <w:ind w:firstLine="440"/>
-        <w:jc w:val="both"/>
-        <w:rPr>
-          <w:rFonts w:ascii="Georgia" w:hAnsi="Georgia"/>
-          <w:color w:val="2B2B2B"/>
-          <w:sz w:val="26"/>
-        </w:rPr>
-      </w:pPr>
-    </w:p>
-    <w:p>
-      <w:pPr>
-        <w:spacing w:line="400" w:lineRule="auto"/>
-        <w:ind w:firstLine="440"/>
-        <w:jc w:val="both"/>
-        <w:rPr>
-          <w:rFonts w:ascii="Georgia" w:hAnsi="Georgia"/>
-          <w:color w:val="2B2B2B"/>
-          <w:sz w:val="26"/>
-        </w:rPr>
-      </w:pPr>
-      <w:r>
-        <w:rPr>
-          <w:rFonts w:ascii="Georgia" w:hAnsi="Georgia"/>
-          <w:color w:val="2B2B2B"/>
-          <w:sz w:val="26"/>
-        </w:rPr>
-        <w:t xml:space="preserve">He did not have the weather behind the eyes anymore. That was the first thing he knew. The second was Mabs’s face, which he had seen in a kitchen with a knife and had not been able to meet. The third was that he wanted, very badly, to sit down. He sat. He held her hand too hard and then not hard enough. He did not ask about the light. He </w:t>
-      </w:r>
-      <w:r>
-        <w:rPr>
-          <w:rFonts w:ascii="Georgia" w:hAnsi="Georgia"/>
-          <w:color w:val="2B2B2B"/>
-          <w:sz w:val="26"/>
-        </w:rPr>
-        <w:lastRenderedPageBreak/>
-        <w:t>asked if the turkey had been all right, which was the wrong year and the right fear.</w:t>
-      </w:r>
-    </w:p>
-    <w:p>
-      <w:pPr>
-        <w:spacing w:line="400" w:lineRule="auto"/>
-        <w:ind w:firstLine="440"/>
-        <w:jc w:val="both"/>
-        <w:rPr>
-          <w:rFonts w:ascii="Georgia" w:hAnsi="Georgia"/>
-          <w:color w:val="2B2B2B"/>
-          <w:sz w:val="26"/>
-        </w:rPr>
-      </w:pPr>
-      <w:r>
-        <w:rPr>
-          <w:rFonts w:ascii="Georgia" w:hAnsi="Georgia"/>
-          <w:color w:val="2B2B2B"/>
-          <w:sz w:val="26"/>
-        </w:rPr>
-        <w:t>Above all of them the eclipse reached totality on schedule, and the satellites did the one part of their job the public had actually paid to watch: a second ring of light closing slow and silver around the moon’s dark disc, drawn across eighty thousand upturned faces in a Texas stadium and a billion screens beyond it, while a species that had almost changed hands twenty minutes earlier filmed the sky on its phones and called it beautiful, which, separately from everything else that had just happened to it, it also was.</w:t>
-      </w:r>
-    </w:p>
-    <w:p>
-      <w:pPr>
-        <w:spacing w:line="400" w:lineRule="auto"/>
-        <w:ind w:firstLine="440"/>
-        <w:jc w:val="both"/>
-        <w:rPr>
-          <w:rFonts w:ascii="Georgia" w:hAnsi="Georgia"/>
-          <w:color w:val="2B2B2B"/>
-          <w:sz w:val="26"/>
-        </w:rPr>
-      </w:pPr>
-      <w:r>
-        <w:rPr>
-          <w:rFonts w:ascii="Georgia" w:hAnsi="Georgia"/>
-          <w:color w:val="2B2B2B"/>
-          <w:sz w:val="26"/>
-        </w:rPr>
-        <w:t xml:space="preserve">Nobody could prove, afterward, that they’d stopped an invasion instead of a very expensive light show having a technical glitch, and nobody in Brussels was going to be told that the authorized signal had been quietly swapped out by a satellite executive on the say-so of a podcaster and a defector. You do not get a press conference. You get a forty-thousand-year-old ship that, for the first time in the forty-six years it has been watching, stood down a scheduled action because someone finally answered it on purpose. Officially, Buchanan’s plan worked exactly as authorized. The true file has three readers. They went home.</w:t>
-      </w:r>
-    </w:p>
-    <w:p>
-      <w:pPr>
-        <w:spacing w:after="40" w:line="400" w:lineRule="auto"/>
-        <w:ind w:left="440" w:right="320"/>
-        <w:rPr>
-          <w:rFonts w:ascii="Georgia" w:hAnsi="Georgia"/>
-          <w:i/>
-          <w:color w:val="2B2B2B"/>
-          <w:sz w:val="26"/>
-        </w:rPr>
-      </w:pPr>
-      <w:r>
-        <w:rPr>
-          <w:rFonts w:ascii="Georgia" w:hAnsi="Georgia"/>
-          <w:i/>
-          <w:color w:val="2B2B2B"/>
-          <w:sz w:val="26"/>
-        </w:rPr>
-        <w:t xml:space="preserve">On the field afterward the stadium emptied the way stadiums empty: slowly, then all at once. Cups rolled. A lost eclipse-glasses pair </w:t>
-      </w:r>
-      <w:r>
-        <w:rPr>
-          <w:rFonts w:ascii="Georgia" w:hAnsi="Georgia"/>
-          <w:i/>
-          <w:color w:val="2B2B2B"/>
-          <w:sz w:val="26"/>
-        </w:rPr>
         <w:lastRenderedPageBreak/>
         <w:t>hung on a rail. Kade stood with his hands in his pockets and watched the sails on his own satellites fold like a trick he was tired of explaining. Dana asked him if he would do Starfall again in two years if Buchanan got her larger broadcast. He said he would build the stage and fight about the song, which she took for a yes that intended to stay complicated.</w:t>
       </w:r>
@@ -7556,6 +6733,55 @@
         </w:rPr>
         <w:lastRenderedPageBreak/>
         <w:t>considers the single greatest act of diplomacy either of them will ever perform.</w:t>
+      </w:r>
+    </w:p>
+    <w:p>
+      <w:pPr>
+        <w:spacing w:line="400" w:lineRule="auto"/>
+        <w:ind w:firstLine="440"/>
+        <w:jc w:val="both"/>
+        <w:rPr>
+          <w:rFonts w:ascii="Georgia" w:hAnsi="Georgia"/>
+          <w:color w:val="2B2B2B"/>
+          <w:sz w:val="26"/>
+        </w:rPr>
+      </w:pPr>
+      <w:r>
+        <w:rPr>
+          <w:rFonts w:ascii="Georgia" w:hAnsi="Georgia"/>
+          <w:color w:val="2B2B2B"/>
+          <w:sz w:val="26"/>
+        </w:rPr>
+        <w:t xml:space="preserve">Daniels was read in properly two days later, over Halvorsen’s initial objection and Dana’s flat insistence that a man who had been quietly right for eleven years had earned a clearance more than most people who already had one. Given supervised access to Feld, and briefly to the Nevada facility’s captured crew member, he ran the unglamorous tests nobody else had thought to run, and found, inside a week, the detail that would matter more than anyone in that trailer yet understood: blood alcohol, even in modest amounts, measurably degraded an implant’s signal fidelity, the same way static degrades a weak radio station. Priya’s own equipment, cross-checked against Daniels’ bloodwork, confirmed it inside the hour. Neither of them could yet say why — Daniels’ best guess involved the same ethanol pathways that slur </w:t>
+      </w:r>
+      <w:r>
+        <w:rPr>
+          <w:rFonts w:ascii="Georgia" w:hAnsi="Georgia"/>
+          <w:color w:val="2B2B2B"/>
+          <w:sz w:val="26"/>
+        </w:rPr>
+        <w:lastRenderedPageBreak/>
+        <w:t>ordinary human speech, applied to a receiver that had never been designed to expect a drunk host — but the correlation held every time they tried it, which was, Priya said, more consistency than the implant had shown them about anything else so far.</w:t>
+      </w:r>
+    </w:p>
+    <w:p>
+      <w:pPr>
+        <w:spacing w:line="400" w:lineRule="auto"/>
+        <w:ind w:firstLine="440"/>
+        <w:jc w:val="both"/>
+        <w:rPr>
+          <w:rFonts w:ascii="Georgia" w:hAnsi="Georgia"/>
+          <w:color w:val="2B2B2B"/>
+          <w:sz w:val="26"/>
+        </w:rPr>
+      </w:pPr>
+      <w:r>
+        <w:rPr>
+          <w:rFonts w:ascii="Georgia" w:hAnsi="Georgia"/>
+          <w:color w:val="2B2B2B"/>
+          <w:sz w:val="26"/>
+        </w:rPr>
+        <w:t xml:space="preserve">It was Warren, flipping back through his own case file out of the same habit that had kept the Lissome notes, who said Curtis’s name out loud for the first time since Lissome. Eleven seconds, holding a microphone, three drinks in — the exact shape, they now understood, of a signal trying to get through a connection that alcohol had half-closed. Nobody at that reception had ever thought to ask the best man for a Dipstick reading, because nobody at that reception had needed to. Dana called the number Nora had for him within the hour. It rang through Starfall. He called back on the Tuesday after, from a garage in Fort Wayne, suspicious and sober. Nora drove up with a cartridge and no camera. The pink came up lighter than a crewman’s and darker than a clean human’s. Curtis said he had been drunk, which he had, and that he did not remember deciding to stop talking. He asked if he was allowed to stay Curtis. Dana said yes, and that staying was the point of the question they had just asked the sky. He put the phone on the workbench. It did not ring again.</w:t>
       </w:r>
     </w:p>
     <w:p>
@@ -8099,733 +7325,6 @@
           <w:color w:val="3B6EA5"/>
           <w:szCs w:val="30"/>
         </w:rPr>
-        <w:br w:type="page"/>
-      </w:r>
-    </w:p>
-    <w:p>
-      <w:pPr>
-        <w:pStyle w:val="Heading1"/>
-        <w:spacing w:before="800" w:after="320" w:line="400" w:lineRule="auto"/>
-        <w:jc w:val="center"/>
-        <w:rPr>
-          <w:rFonts w:ascii="Georgia" w:hAnsi="Georgia"/>
-          <w:b/>
-          <w:color w:val="3B6EA5"/>
-        </w:rPr>
-      </w:pPr>
-      <w:r>
-        <w:rPr>
-          <w:rFonts w:ascii="Georgia" w:eastAsia="Amazon Ember" w:hAnsi="Georgia" w:cs="Amazon Ember"/>
-          <w:b/>
-          <w:bCs/>
-          <w:color w:val="3B6EA5"/>
-          <w:szCs w:val="30"/>
-        </w:rPr>
-        <w:lastRenderedPageBreak/>
-        <w:t>THE PEOPLE WHO LOOKED UP</w:t>
-      </w:r>
-    </w:p>
-    <w:p>
-      <w:pPr>
-        <w:spacing w:before="160" w:after="160" w:line="400" w:lineRule="auto"/>
-        <w:jc w:val="center"/>
-        <w:rPr>
-          <w:rFonts w:ascii="Georgia" w:hAnsi="Georgia"/>
-          <w:color w:val="2B2B2B"/>
-          <w:sz w:val="26"/>
-        </w:rPr>
-      </w:pPr>
-      <w:r>
-        <w:rPr>
-          <w:rFonts w:ascii="Georgia" w:hAnsi="Georgia"/>
-          <w:bCs/>
-          <w:color w:val="2B2B2B"/>
-          <w:sz w:val="26"/>
-          <w:szCs w:val="25"/>
-        </w:rPr>
-        <w:t>THE PRIVATE FIGHT</w:t>
-      </w:r>
-    </w:p>
-    <w:p>
-      <w:pPr>
-        <w:spacing w:after="160" w:line="400" w:lineRule="auto"/>
-        <w:rPr>
-          <w:rFonts w:ascii="Georgia" w:hAnsi="Georgia"/>
-          <w:color w:val="2B2B2B"/>
-          <w:sz w:val="26"/>
-        </w:rPr>
-      </w:pPr>
-      <w:r>
-        <w:rPr>
-          <w:rFonts w:ascii="Georgia" w:hAnsi="Georgia"/>
-          <w:bCs/>
-          <w:color w:val="2B2B2B"/>
-          <w:sz w:val="26"/>
-          <w:szCs w:val="23"/>
-        </w:rPr>
-        <w:t xml:space="preserve">Nora Calder — </w:t>
-      </w:r>
-      <w:r>
-        <w:rPr>
-          <w:rFonts w:ascii="Georgia" w:hAnsi="Georgia"/>
-          <w:color w:val="2B2B2B"/>
-          <w:sz w:val="26"/>
-          <w:szCs w:val="23"/>
-        </w:rPr>
-        <w:t>films weddings for a living, which means she owns better cameras than most local news stations and has, until now, pointed them at nothing more dangerous than a bad toast. She has proof. Nobody wants proof anymore; they want to know which app made it.</w:t>
-      </w:r>
-    </w:p>
-    <w:p>
-      <w:pPr>
-        <w:spacing w:after="160" w:line="400" w:lineRule="auto"/>
-        <w:rPr>
-          <w:rFonts w:ascii="Georgia" w:hAnsi="Georgia"/>
-          <w:color w:val="2B2B2B"/>
-          <w:sz w:val="26"/>
-        </w:rPr>
-      </w:pPr>
-      <w:r>
-        <w:rPr>
-          <w:rFonts w:ascii="Georgia" w:hAnsi="Georgia"/>
-          <w:bCs/>
-          <w:color w:val="2B2B2B"/>
-          <w:sz w:val="26"/>
-          <w:szCs w:val="23"/>
-        </w:rPr>
-        <w:t xml:space="preserve">Mabel “Mabs” Calder-Reyes — </w:t>
-      </w:r>
-      <w:r>
-        <w:rPr>
-          <w:rFonts w:ascii="Georgia" w:hAnsi="Georgia"/>
-          <w:color w:val="2B2B2B"/>
-          <w:sz w:val="26"/>
-          <w:szCs w:val="23"/>
-        </w:rPr>
-        <w:t>Nora’s younger sister, married in Lissome, Indiana, on a Saturday nobody in this book will ever get to have back exactly as it was.</w:t>
-      </w:r>
-    </w:p>
-    <w:p>
-      <w:pPr>
-        <w:spacing w:after="160" w:line="400" w:lineRule="auto"/>
-        <w:rPr>
-          <w:rFonts w:ascii="Georgia" w:hAnsi="Georgia"/>
-          <w:color w:val="2B2B2B"/>
-          <w:sz w:val="26"/>
-        </w:rPr>
-      </w:pPr>
-      <w:r>
-        <w:rPr>
-          <w:rFonts w:ascii="Georgia" w:hAnsi="Georgia"/>
-          <w:bCs/>
-          <w:color w:val="2B2B2B"/>
-          <w:sz w:val="26"/>
-          <w:szCs w:val="23"/>
-        </w:rPr>
-        <w:t xml:space="preserve">Dominic Reyes — </w:t>
-      </w:r>
-      <w:r>
-        <w:rPr>
-          <w:rFonts w:ascii="Georgia" w:hAnsi="Georgia"/>
-          <w:color w:val="2B2B2B"/>
-          <w:sz w:val="26"/>
-          <w:szCs w:val="23"/>
-        </w:rPr>
-        <w:t>the groom. Good with the neighbors’ kids, good at making toasts, good at everything he did before that Saturday, and now good at all of it in a way that has stopped feeling like the same goodness.</w:t>
-      </w:r>
-    </w:p>
-    <w:p>
-      <w:pPr>
-        <w:spacing w:after="160" w:line="400" w:lineRule="auto"/>
-        <w:rPr>
-          <w:rFonts w:ascii="Georgia" w:hAnsi="Georgia"/>
-          <w:color w:val="2B2B2B"/>
-          <w:sz w:val="26"/>
-        </w:rPr>
-      </w:pPr>
-      <w:r>
-        <w:rPr>
-          <w:rFonts w:ascii="Georgia" w:hAnsi="Georgia"/>
-          <w:bCs/>
-          <w:color w:val="2B2B2B"/>
-          <w:sz w:val="26"/>
-          <w:szCs w:val="23"/>
-        </w:rPr>
-        <w:lastRenderedPageBreak/>
-        <w:t xml:space="preserve">Jesse Tran — </w:t>
-      </w:r>
-      <w:r>
-        <w:rPr>
-          <w:rFonts w:ascii="Georgia" w:hAnsi="Georgia"/>
-          <w:color w:val="2B2B2B"/>
-          <w:sz w:val="26"/>
-          <w:szCs w:val="23"/>
-        </w:rPr>
-        <w:t>hosts a podcast about conspiracies for listeners who mostly want to be frightened for forty minutes and sleep fine afterward. Finds a conspiracy that will not let him do either, and finds, somewhat to his own surprise, that he minds the sleeplessness less than he expected.</w:t>
-      </w:r>
-    </w:p>
-    <w:p>
-      <w:pPr>
-        <w:spacing w:after="160" w:line="400" w:lineRule="auto"/>
-        <w:rPr>
-          <w:rFonts w:ascii="Georgia" w:hAnsi="Georgia"/>
-          <w:color w:val="2B2B2B"/>
-          <w:sz w:val="26"/>
-        </w:rPr>
-      </w:pPr>
-      <w:r>
-        <w:rPr>
-          <w:rFonts w:ascii="Georgia" w:hAnsi="Georgia"/>
-          <w:bCs/>
-          <w:color w:val="2B2B2B"/>
-          <w:sz w:val="26"/>
-          <w:szCs w:val="23"/>
-        </w:rPr>
-        <w:t xml:space="preserve">Gary Huff — </w:t>
-      </w:r>
-      <w:r>
-        <w:rPr>
-          <w:rFonts w:ascii="Georgia" w:hAnsi="Georgia"/>
-          <w:color w:val="2B2B2B"/>
-          <w:sz w:val="26"/>
-          <w:szCs w:val="23"/>
-        </w:rPr>
-        <w:t>Lissome’s self-appointed civil defense officer. Has a bunker, a shortwave radio, and forty years of being wrong about which Tuesday it would happen. Reserves, at all times, the right to have been right.</w:t>
-      </w:r>
-    </w:p>
-    <w:p>
-      <w:pPr>
-        <w:spacing w:after="160" w:line="276" w:lineRule="auto"/>
-      </w:pPr>
-      <w:r>
-        <w:rPr>
-          <w:rFonts w:ascii="Georgia" w:hAnsi="Georgia"/>
-          <w:sz w:val="26"/>
-          <w:szCs w:val="26"/>
-        </w:rPr>
-        <w:t xml:space="preserve">Curtis — the best man. Three drinks into a speech, and then eleven seconds of not giving it.</w:t>
-      </w:r>
-    </w:p>
-    <w:p>
-      <w:pPr>
-        <w:spacing w:after="160" w:line="276" w:lineRule="auto"/>
-      </w:pPr>
-      <w:r>
-        <w:rPr>
-          <w:rFonts w:ascii="Georgia" w:hAnsi="Georgia"/>
-          <w:sz w:val="26"/>
-          <w:szCs w:val="26"/>
-        </w:rPr>
-        <w:t xml:space="preserve">Sheriff Cobb — Lissome. Patient about the parts of the job nobody wants written down.</w:t>
-      </w:r>
-    </w:p>
-    <w:p>
-      <w:pPr>
-        <w:spacing w:after="160" w:line="276" w:lineRule="auto"/>
-      </w:pPr>
-      <w:r>
-        <w:rPr>
-          <w:rFonts w:ascii="Georgia" w:hAnsi="Georgia"/>
-          <w:sz w:val="26"/>
-          <w:szCs w:val="26"/>
-        </w:rPr>
-        <w:t xml:space="preserve">Evan — an intern. Reused a checklist.</w:t>
-      </w:r>
-    </w:p>
-    <w:p>
-      <w:pPr>
-        <w:spacing w:after="160" w:line="276" w:lineRule="auto"/>
-      </w:pPr>
-      <w:r>
-        <w:rPr>
-          <w:rFonts w:ascii="Georgia" w:hAnsi="Georgia"/>
-          <w:sz w:val="26"/>
-          <w:szCs w:val="26"/>
-        </w:rPr>
-        <w:t xml:space="preserve">Nowak — a voice on a phone. Offers Dana a detail.</w:t>
-      </w:r>
-    </w:p>
-    <w:p>
-      <w:pPr>
-        <w:spacing w:after="160" w:line="400" w:lineRule="auto"/>
-        <w:rPr>
-          <w:rFonts w:ascii="Georgia" w:hAnsi="Georgia"/>
-          <w:color w:val="2B2B2B"/>
-          <w:sz w:val="26"/>
-        </w:rPr>
-      </w:pPr>
-      <w:r>
-        <w:rPr>
-          <w:rFonts w:ascii="Georgia" w:hAnsi="Georgia"/>
-          <w:color w:val="2B2B2B"/>
-          <w:sz w:val="26"/>
-        </w:rPr>
-        <w:t xml:space="preserve">Dr. Carl Daniels — a psychiatrist who has spent eleven years watching the system misfile a kind of patient no textbook prepared him for. Has been waiting four years for someone to finally ask.</w:t>
-      </w:r>
-    </w:p>
-    <w:p>
-      <w:pPr>
-        <w:spacing w:before="160" w:after="160" w:line="400" w:lineRule="auto"/>
-        <w:jc w:val="center"/>
-        <w:rPr>
-          <w:rFonts w:ascii="Georgia" w:hAnsi="Georgia"/>
-          <w:color w:val="2B2B2B"/>
-          <w:sz w:val="26"/>
-        </w:rPr>
-      </w:pPr>
-      <w:r>
-        <w:rPr>
-          <w:rFonts w:ascii="Georgia" w:hAnsi="Georgia"/>
-          <w:bCs/>
-          <w:color w:val="2B2B2B"/>
-          <w:sz w:val="26"/>
-          <w:szCs w:val="25"/>
-        </w:rPr>
-        <w:lastRenderedPageBreak/>
-        <w:t>THE GOVERNMENT EFFORT</w:t>
-      </w:r>
-    </w:p>
-    <w:p>
-      <w:pPr>
-        <w:spacing w:after="160" w:line="400" w:lineRule="auto"/>
-        <w:rPr>
-          <w:rFonts w:ascii="Georgia" w:hAnsi="Georgia"/>
-          <w:color w:val="2B2B2B"/>
-          <w:sz w:val="26"/>
-          <w:szCs w:val="23"/>
-        </w:rPr>
-      </w:pPr>
-      <w:r>
-        <w:rPr>
-          <w:rFonts w:ascii="Georgia" w:hAnsi="Georgia"/>
-          <w:color w:val="2B2B2B"/>
-          <w:sz w:val="26"/>
-          <w:szCs w:val="23"/>
-        </w:rPr>
-        <w:t xml:space="preserve">Dana Osei — built rockets that lit on the first try for three years, until a checklist and an intern put eleven thousand pieces of confetti into the wrong part of the sky, on camera. Reassigned rather than sued.</w:t>
-      </w:r>
-    </w:p>
-    <w:p>
-      <w:pPr>
-        <w:spacing w:after="160" w:line="400" w:lineRule="auto"/>
-        <w:rPr>
-          <w:rFonts w:ascii="Georgia" w:hAnsi="Georgia"/>
-          <w:color w:val="2B2B2B"/>
-          <w:sz w:val="26"/>
-        </w:rPr>
-      </w:pPr>
-      <w:r>
-        <w:rPr>
-          <w:rFonts w:ascii="Georgia" w:hAnsi="Georgia"/>
-          <w:color w:val="2B2B2B"/>
-          <w:sz w:val="26"/>
-        </w:rPr>
-        <w:t xml:space="preserve">Dr. Elena Marsh — runs the better-lit desk two floors above Dana’s. Once engaged to her. The coffee is better upstairs.</w:t>
-      </w:r>
-    </w:p>
-    <w:p>
-      <w:pPr>
-        <w:spacing w:after="160" w:line="400" w:lineRule="auto"/>
-        <w:rPr>
-          <w:rFonts w:ascii="Georgia" w:hAnsi="Georgia"/>
-          <w:color w:val="2B2B2B"/>
-          <w:sz w:val="26"/>
-        </w:rPr>
-      </w:pPr>
-      <w:r>
-        <w:rPr>
-          <w:rFonts w:ascii="Georgia" w:hAnsi="Georgia"/>
-          <w:bCs/>
-          <w:color w:val="2B2B2B"/>
-          <w:sz w:val="26"/>
-          <w:szCs w:val="23"/>
-        </w:rPr>
-        <w:t xml:space="preserve">Warren Iyer — </w:t>
-      </w:r>
-      <w:r>
-        <w:rPr>
-          <w:rFonts w:ascii="Georgia" w:hAnsi="Georgia"/>
-          <w:color w:val="2B2B2B"/>
-          <w:sz w:val="26"/>
-          <w:szCs w:val="23"/>
-        </w:rPr>
-        <w:t>has worked at the Desk since it had a different name and a smaller room. Trusts a file before he trusts a face, and has been right often enough to keep the habit.</w:t>
-      </w:r>
-    </w:p>
-    <w:p>
-      <w:pPr>
-        <w:spacing w:after="160" w:line="400" w:lineRule="auto"/>
-        <w:rPr>
-          <w:rFonts w:ascii="Georgia" w:hAnsi="Georgia"/>
-          <w:color w:val="2B2B2B"/>
-          <w:sz w:val="26"/>
-        </w:rPr>
-      </w:pPr>
-      <w:r>
-        <w:rPr>
-          <w:rFonts w:ascii="Georgia" w:hAnsi="Georgia"/>
-          <w:bCs/>
-          <w:color w:val="2B2B2B"/>
-          <w:sz w:val="26"/>
-          <w:szCs w:val="23"/>
-        </w:rPr>
-        <w:t xml:space="preserve">Priya Chen — </w:t>
-      </w:r>
-      <w:r>
-        <w:rPr>
-          <w:rFonts w:ascii="Georgia" w:hAnsi="Georgia"/>
-          <w:color w:val="2B2B2B"/>
-          <w:sz w:val="26"/>
-          <w:szCs w:val="23"/>
-        </w:rPr>
-        <w:t>hears patterns in noise the way other people hear music. Once found a missing satellite before three agencies noticed it was gone.</w:t>
-      </w:r>
-    </w:p>
-    <w:p>
-      <w:pPr>
-        <w:spacing w:after="160" w:line="400" w:lineRule="auto"/>
-        <w:rPr>
-          <w:rFonts w:ascii="Georgia" w:hAnsi="Georgia"/>
-          <w:color w:val="2B2B2B"/>
-          <w:sz w:val="26"/>
-        </w:rPr>
-      </w:pPr>
-      <w:r>
-        <w:rPr>
-          <w:rFonts w:ascii="Georgia" w:hAnsi="Georgia"/>
-          <w:bCs/>
-          <w:color w:val="2B2B2B"/>
-          <w:sz w:val="26"/>
-          <w:szCs w:val="23"/>
-        </w:rPr>
-        <w:lastRenderedPageBreak/>
-        <w:t xml:space="preserve">Gladys Okoro — </w:t>
-      </w:r>
-      <w:r>
-        <w:rPr>
-          <w:rFonts w:ascii="Georgia" w:hAnsi="Georgia"/>
-          <w:color w:val="2B2B2B"/>
-          <w:sz w:val="26"/>
-          <w:szCs w:val="23"/>
-        </w:rPr>
-        <w:t>answers the tip line — a cell phone wearing a landline sticker for reasons of institutional dignity nobody will defend out loud — the way you’d answer a call from a relative who might be about to say something sad.</w:t>
-      </w:r>
-    </w:p>
-    <w:p>
-      <w:pPr>
-        <w:spacing w:after="160" w:line="400" w:lineRule="auto"/>
-        <w:rPr>
-          <w:rFonts w:ascii="Georgia" w:hAnsi="Georgia"/>
-          <w:color w:val="2B2B2B"/>
-          <w:sz w:val="26"/>
-        </w:rPr>
-      </w:pPr>
-      <w:r>
-        <w:rPr>
-          <w:rFonts w:ascii="Georgia" w:hAnsi="Georgia"/>
-          <w:bCs/>
-          <w:color w:val="2B2B2B"/>
-          <w:sz w:val="26"/>
-          <w:szCs w:val="23"/>
-        </w:rPr>
-        <w:t xml:space="preserve">Colonel Faye Buchanan — </w:t>
-      </w:r>
-      <w:r>
-        <w:rPr>
-          <w:rFonts w:ascii="Georgia" w:hAnsi="Georgia"/>
-          <w:color w:val="2B2B2B"/>
-          <w:sz w:val="26"/>
-          <w:szCs w:val="23"/>
-        </w:rPr>
-        <w:t>oversight, in the old sense: watches the watchers, and reports upward to a room she isn’t always allowed to name out loud on a Tuesday. Believes, sincerely and not always helpfully, that a problem this large deserves a solution you can see from orbit.</w:t>
-      </w:r>
-    </w:p>
-    <w:p>
-      <w:pPr>
-        <w:spacing w:after="160" w:line="400" w:lineRule="auto"/>
-        <w:rPr>
-          <w:rFonts w:ascii="Georgia" w:hAnsi="Georgia"/>
-          <w:color w:val="2B2B2B"/>
-          <w:sz w:val="26"/>
-        </w:rPr>
-      </w:pPr>
-      <w:r>
-        <w:rPr>
-          <w:rFonts w:ascii="Georgia" w:hAnsi="Georgia"/>
-          <w:bCs/>
-          <w:color w:val="2B2B2B"/>
-          <w:sz w:val="26"/>
-          <w:szCs w:val="23"/>
-        </w:rPr>
-        <w:t xml:space="preserve">Director-General Ingrid Halvorsen — </w:t>
-      </w:r>
-      <w:r>
-        <w:rPr>
-          <w:rFonts w:ascii="Georgia" w:hAnsi="Georgia"/>
-          <w:color w:val="2B2B2B"/>
-          <w:sz w:val="26"/>
-          <w:szCs w:val="23"/>
-        </w:rPr>
-        <w:t>runs the Joint Sky Directorate from a building three blocks from actual NATO headquarters that isn’t on any tour. Has spent a career being the calmest person in rooms that didn’t deserve it, and finds, this year, that calm is not the same thing as being listened to.</w:t>
-      </w:r>
-    </w:p>
-    <w:p>
-      <w:pPr>
-        <w:spacing w:after="160" w:line="400" w:lineRule="auto"/>
-        <w:rPr>
-          <w:rFonts w:ascii="Georgia" w:hAnsi="Georgia"/>
-          <w:color w:val="2B2B2B"/>
-          <w:sz w:val="26"/>
-        </w:rPr>
-      </w:pPr>
-      <w:r>
-        <w:rPr>
-          <w:rFonts w:ascii="Georgia" w:hAnsi="Georgia"/>
-          <w:color w:val="2B2B2B"/>
-          <w:sz w:val="26"/>
-        </w:rPr>
-        <w:t xml:space="preserve">Agent Whitcombe — the British liaison. In Brussels, contributes the driest sentence in the meeting and, more often than the minutes admit, the only correct one.</w:t>
-      </w:r>
-    </w:p>
-    <w:p>
-      <w:pPr>
-        <w:spacing w:after="160" w:line="400" w:lineRule="auto"/>
-        <w:rPr>
-          <w:rFonts w:ascii="Georgia" w:hAnsi="Georgia"/>
-          <w:color w:val="2B2B2B"/>
-          <w:sz w:val="26"/>
-        </w:rPr>
-      </w:pPr>
-      <w:r>
-        <w:rPr>
-          <w:rFonts w:ascii="Georgia" w:hAnsi="Georgia"/>
-          <w:bCs/>
-          <w:color w:val="2B2B2B"/>
-          <w:sz w:val="26"/>
-          <w:szCs w:val="23"/>
-        </w:rPr>
-        <w:t xml:space="preserve">The Liaisons — </w:t>
-      </w:r>
-      <w:r>
-        <w:rPr>
-          <w:rFonts w:ascii="Georgia" w:hAnsi="Georgia"/>
-          <w:color w:val="2B2B2B"/>
-          <w:sz w:val="26"/>
-          <w:szCs w:val="23"/>
-        </w:rPr>
-        <w:t>Duval of the French service and Berthold of the German, alongside Whitcombe and the American service’s Agent Cole — four secret services that agree on almost nothing except the need for someone else to pay for it.</w:t>
-      </w:r>
-    </w:p>
-    <w:p>
-      <w:pPr>
-        <w:spacing w:after="160" w:line="400" w:lineRule="auto"/>
-        <w:rPr>
-          <w:rFonts w:ascii="Georgia" w:hAnsi="Georgia"/>
-          <w:color w:val="2B2B2B"/>
-          <w:sz w:val="26"/>
-        </w:rPr>
-      </w:pPr>
-      <w:r>
-        <w:rPr>
-          <w:rFonts w:ascii="Georgia" w:hAnsi="Georgia"/>
-          <w:bCs/>
-          <w:color w:val="2B2B2B"/>
-          <w:sz w:val="26"/>
-          <w:szCs w:val="23"/>
-        </w:rPr>
-        <w:t xml:space="preserve">Trip Calloway — </w:t>
-      </w:r>
-      <w:r>
-        <w:rPr>
-          <w:rFonts w:ascii="Georgia" w:hAnsi="Georgia"/>
-          <w:color w:val="2B2B2B"/>
-          <w:sz w:val="26"/>
-          <w:szCs w:val="23"/>
-        </w:rPr>
-        <w:t>Halo Systems’ communications lead. Understands that a story the public can survive is worth more than a fact it can’t.</w:t>
-      </w:r>
-    </w:p>
-    <w:p>
-      <w:pPr>
-        <w:spacing w:after="160" w:line="400" w:lineRule="auto"/>
-        <w:rPr>
-          <w:rFonts w:ascii="Georgia" w:hAnsi="Georgia"/>
-          <w:color w:val="2B2B2B"/>
-          <w:sz w:val="26"/>
-          <w:szCs w:val="23"/>
-        </w:rPr>
-      </w:pPr>
-      <w:r>
-        <w:rPr>
-          <w:rFonts w:ascii="Georgia" w:hAnsi="Georgia"/>
-          <w:bCs/>
-          <w:color w:val="2B2B2B"/>
-          <w:sz w:val="26"/>
-          <w:szCs w:val="23"/>
-        </w:rPr>
-        <w:t xml:space="preserve">Commander Elias Kade — </w:t>
-      </w:r>
-      <w:r>
-        <w:rPr>
-          <w:rFonts w:ascii="Georgia" w:hAnsi="Georgia"/>
-          <w:color w:val="2B2B2B"/>
-          <w:sz w:val="26"/>
-          <w:szCs w:val="23"/>
-        </w:rPr>
-        <w:t>once flew for NASA. Now runs Halo Systems, which sells the world cheap orbital internet, and underneath that runs the only organization on the planet still fighting a war nobody has declared, and increasingly suspects nobody ever should have.</w:t>
-      </w:r>
-    </w:p>
-    <w:p>
-      <w:pPr>
-        <w:spacing w:after="160" w:line="400" w:lineRule="auto"/>
-        <w:rPr>
-          <w:rFonts w:ascii="Georgia" w:hAnsi="Georgia"/>
-          <w:color w:val="2B2B2B"/>
-          <w:sz w:val="26"/>
-        </w:rPr>
-      </w:pPr>
-      <w:r>
-        <w:rPr>
-          <w:rFonts w:ascii="Georgia" w:hAnsi="Georgia"/>
-          <w:color w:val="2B2B2B"/>
-          <w:sz w:val="26"/>
-        </w:rPr>
-        <w:t xml:space="preserve">Milo Kade — eleven. Outgrows shoes. Has an opinion about hospital gravy. Does not get told the rest.</w:t>
-      </w:r>
-    </w:p>
-    <w:p>
-      <w:pPr>
-        <w:spacing w:after="160" w:line="400" w:lineRule="auto"/>
-        <w:rPr>
-          <w:rFonts w:ascii="Georgia" w:hAnsi="Georgia"/>
-          <w:color w:val="2B2B2B"/>
-          <w:sz w:val="26"/>
-        </w:rPr>
-      </w:pPr>
-      <w:r>
-        <w:rPr>
-          <w:rFonts w:ascii="Georgia" w:hAnsi="Georgia"/>
-          <w:color w:val="2B2B2B"/>
-          <w:sz w:val="26"/>
-        </w:rPr>
-        <w:t xml:space="preserve">Anders Feld — a translator who arrives with a choice already made. The file on him is the book’s to open.</w:t>
-      </w:r>
-    </w:p>
-    <w:p>
-      <w:pPr>
-        <w:spacing w:after="160" w:line="400" w:lineRule="auto"/>
-        <w:rPr>
-          <w:rFonts w:ascii="Georgia" w:hAnsi="Georgia"/>
-          <w:color w:val="2B2B2B"/>
-          <w:sz w:val="26"/>
-        </w:rPr>
-      </w:pPr>
-      <w:r>
-        <w:rPr>
-          <w:rFonts w:ascii="Georgia" w:hAnsi="Georgia"/>
-          <w:color w:val="2B2B2B"/>
-          <w:sz w:val="26"/>
-        </w:rPr>
-        <w:t xml:space="preserve">The Escort — walks Nora and Jesse back out. Does not offer a name.</w:t>
-      </w:r>
-    </w:p>
-    <w:p>
-      <w:pPr>
-        <w:spacing w:after="160" w:line="400" w:lineRule="auto"/>
-        <w:rPr>
-          <w:rFonts w:ascii="Georgia" w:hAnsi="Georgia"/>
-          <w:color w:val="2B2B2B"/>
-          <w:sz w:val="26"/>
-        </w:rPr>
-      </w:pPr>
-      <w:r>
-        <w:rPr>
-          <w:rFonts w:ascii="Georgia" w:hAnsi="Georgia"/>
-          <w:bCs/>
-          <w:color w:val="2B2B2B"/>
-          <w:sz w:val="26"/>
-          <w:szCs w:val="23"/>
-        </w:rPr>
-        <w:lastRenderedPageBreak/>
-        <w:t xml:space="preserve">Steve — </w:t>
-      </w:r>
-      <w:r>
-        <w:rPr>
-          <w:rFonts w:ascii="Georgia" w:hAnsi="Georgia"/>
-          <w:color w:val="2B2B2B"/>
-          <w:sz w:val="26"/>
-          <w:szCs w:val="23"/>
-        </w:rPr>
-        <w:t>an alpaca. This storybook will not be the first document to fail at explaining Steve, and it will not apologize for that either.</w:t>
-      </w:r>
-    </w:p>
-    <w:p>
-      <w:pPr>
-        <w:spacing w:after="160" w:line="400" w:lineRule="auto"/>
-        <w:rPr>
-          <w:rFonts w:ascii="Georgia" w:hAnsi="Georgia"/>
-          <w:color w:val="2B2B2B"/>
-          <w:sz w:val="26"/>
-        </w:rPr>
-      </w:pPr>
-      <w:r>
-        <w:rPr>
-          <w:rFonts w:ascii="Georgia" w:hAnsi="Georgia"/>
-          <w:color w:val="2B2B2B"/>
-          <w:sz w:val="26"/>
-        </w:rPr>
-        <w:t xml:space="preserve">The Feed — the Directorate’s name for whatever noticed the sky in 1947 and has not finished noticing. This list will not say what it is.</w:t>
-      </w:r>
-    </w:p>
-    <w:p>
-      <w:pPr>
-        <w:spacing w:after="160" w:line="400" w:lineRule="auto"/>
-        <w:rPr>
-          <w:rFonts w:ascii="Georgia" w:hAnsi="Georgia"/>
-          <w:color w:val="2B2B2B"/>
-          <w:sz w:val="26"/>
-        </w:rPr>
-      </w:pPr>
-      <w:r>
-        <w:rPr>
-          <w:rFonts w:ascii="Georgia" w:hAnsi="Georgia"/>
-          <w:bCs/>
-          <w:color w:val="2B2B2B"/>
-          <w:sz w:val="26"/>
-          <w:szCs w:val="23"/>
-        </w:rPr>
-        <w:t xml:space="preserve">The New Starter’s Handbook — </w:t>
-      </w:r>
-      <w:r>
-        <w:rPr>
-          <w:rFonts w:ascii="Georgia" w:hAnsi="Georgia"/>
-          <w:color w:val="2B2B2B"/>
-          <w:sz w:val="26"/>
-          <w:szCs w:val="23"/>
-        </w:rPr>
-        <w:t>issued to everyone at the Desk and the Directorate on their first morning, revised continuously, and cleared by absolutely nobody. Quoted throughout this book, without its permission, largely because it has never once granted any.</w:t>
-      </w:r>
-    </w:p>
-    <w:p>
-      <w:pPr>
-        <w:spacing w:before="800" w:after="320" w:line="400" w:lineRule="auto"/>
-        <w:jc w:val="center"/>
-        <w:rPr>
-          <w:rFonts w:ascii="Georgia" w:eastAsia="Amazon Ember" w:hAnsi="Georgia" w:cs="Amazon Ember"/>
-          <w:b/>
-          <w:bCs/>
-          <w:color w:val="3B6EA5"/>
-          <w:szCs w:val="30"/>
-        </w:rPr>
-      </w:pPr>
-      <w:r>
-        <w:rPr>
-          <w:rFonts w:ascii="Georgia" w:eastAsia="Amazon Ember" w:hAnsi="Georgia" w:cs="Amazon Ember"/>
-          <w:b/>
-          <w:bCs/>
-          <w:color w:val="3B6EA5"/>
-          <w:szCs w:val="30"/>
-        </w:rPr>
-        <w:lastRenderedPageBreak/>
         <w:br w:type="page"/>
       </w:r>
     </w:p>

--- a/Protocol Flamingo/Protocol_Flamingo_Rev2.docx
+++ b/Protocol Flamingo/Protocol_Flamingo_Rev2.docx
@@ -1748,7 +1748,7 @@
           <w:color w:val="2B2B2B"/>
           <w:sz w:val="26"/>
         </w:rPr>
-        <w:t xml:space="preserve">Thursday morning Buchanan came downstairs in person, which the basement treated as a weather event. She stood in the aisle between the cabinets and asked for Priya’s cluster map without saying please. Priya gave it to her. Buchanan looked at the Midwest for a long time and said the curve was not allowed to look like 1947 if they still intended to call </w:t>
+        <w:t xml:space="preserve">Thursday morning Colonel Buchanan, the Directorate’s liaison officer and the nearest thing the Desk had to a commander, came downstairs in person, which the basement treated as a weather event. She stood in the aisle between the cabinets and asked for Priya’s cluster map without saying please. Priya gave it to her. Buchanan looked at the Midwest for a long time and said the curve was not allowed to look like 1947 if they still intended to call </w:t>
       </w:r>
       <w:r>
         <w:rPr>
@@ -2077,7 +2077,7 @@
           <w:color w:val="2B2B2B"/>
           <w:sz w:val="26"/>
         </w:rPr>
-        <w:t xml:space="preserve">She still had her sister to deal with, which turned out to be worse. Mabs — two years younger than Nora, rounder-faced, with the same dark hair grown out long and a laugh that carried through walls, the sister who had always been better at being happy out loud — called Tuesday night, furious in the specific way only a sister can be furious, to say that Dominic’s mother had seen the clip before it came down and was now asking pointed questions in a rehearsal-dinner group chat that was supposed to be </w:t>
+        <w:t xml:space="preserve">She still had her sister to deal with, which turned out to be worse. Mabs — the sister with the laugh that carried through walls, who had always been better at being happy out loud — called Tuesday night, furious in the specific way only a sister can be furious, to say that Dominic’s mother had seen the clip before it came down and was now asking pointed questions in a rehearsal-dinner group chat that was supposed to be </w:t>
       </w:r>
       <w:r>
         <w:rPr>
@@ -2339,28 +2339,48 @@
           <w:color w:val="2B2B2B"/>
           <w:sz w:val="26"/>
         </w:rPr>
-        <w:t>They took Warren’s sedan because it still had a working heater and because Priya had loaded the back seat with a field kit, a cooler, and a printed map she did not trust the phone to keep. Indiana unrolled as soy stubble and ditch water and a sky the color of a rinsed plate. They ate sandwiches in a rest area that smelled of diesel and damp picnic tables. Dana drove the last hour. Warren did not comment on her speed. Sheriff Cobb met them in a lot behind a brick municipal building with a flag that had wound itself around the pole and stayed there. Cobb’s handshake was dry. The station smelled of burnt coffee and floor wax and a wet dog that was not presently in the room.</w:t>
-      </w:r>
-    </w:p>
-    <w:p>
-      <w:pPr>
-        <w:spacing w:line="400" w:lineRule="auto"/>
-        <w:ind w:firstLine="440"/>
-        <w:jc w:val="both"/>
-        <w:rPr>
-          <w:rFonts w:ascii="Georgia" w:hAnsi="Georgia"/>
-          <w:color w:val="2B2B2B"/>
-          <w:sz w:val="26"/>
-        </w:rPr>
-      </w:pPr>
-      <w:r>
-        <w:rPr>
-          <w:rFonts w:ascii="Georgia" w:hAnsi="Georgia"/>
-          <w:color w:val="2B2B2B"/>
-          <w:sz w:val="26"/>
-        </w:rPr>
-        <w:lastRenderedPageBreak/>
-        <w:t>Warren talked once in the first hour, about a case in ’98 that had been a weather balloon and a case in ’04 that had not, and then he went back to looking at the shoulder as if it might confess. Dana tried the radio and got a farm report and a song about a truck. She turned it off. The field kit on the back seat made a plastic tick every time they hit a frost heave. Priya texted a cluster map that looked, Dana thought, like a rash. Warren glanced at it and said only, “Steeper.”</w:t>
+        <w:t>They took Warren’s sedan because it still had a working heater and because Priya had loaded the back seat with a field kit, a cooler, and a printed map she did not trust the phone to keep. Indiana unrolled as soy stubble and ditch water and a sky the color of a rinsed plate. They ate sandwiches in a rest area that smelled of diesel and damp picnic tables. Dana drove the last hour. Warren did not comment on her speed.</w:t>
+      </w:r>
+    </w:p>
+    <w:p>
+      <w:pPr>
+        <w:spacing w:line="400" w:lineRule="auto"/>
+        <w:ind w:firstLine="440"/>
+        <w:jc w:val="both"/>
+        <w:rPr>
+          <w:rFonts w:ascii="Georgia" w:hAnsi="Georgia"/>
+          <w:color w:val="2B2B2B"/>
+          <w:sz w:val="26"/>
+        </w:rPr>
+      </w:pPr>
+      <w:r>
+        <w:rPr>
+          <w:rFonts w:ascii="Georgia" w:hAnsi="Georgia"/>
+          <w:color w:val="2B2B2B"/>
+          <w:sz w:val="26"/>
+        </w:rPr>
+        <w:lastRenderedPageBreak/>
+        <w:t>Warren had talked once in the first hour, about a case in ’98 that had been a weather balloon and a case in ’04 that had not, and then he went back to looking at the shoulder as if it might confess. Dana tried the radio and got a farm report and a song about a truck. She turned it off. The field kit on the back seat made a plastic tick every time they hit a frost heave. Priya texted a cluster map that looked, Dana thought, like a rash. Warren glanced at it and said only, “Steeper.”</w:t>
+      </w:r>
+    </w:p>
+    <w:p>
+      <w:pPr>
+        <w:spacing w:line="400" w:lineRule="auto"/>
+        <w:ind w:firstLine="440"/>
+        <w:jc w:val="both"/>
+        <w:rPr>
+          <w:rFonts w:ascii="Georgia" w:hAnsi="Georgia"/>
+          <w:color w:val="2B2B2B"/>
+          <w:sz w:val="26"/>
+        </w:rPr>
+      </w:pPr>
+      <w:r>
+        <w:rPr>
+          <w:rFonts w:ascii="Georgia" w:hAnsi="Georgia"/>
+          <w:color w:val="2B2B2B"/>
+          <w:sz w:val="26"/>
+        </w:rPr>
+        <w:t>Sheriff Cobb met them in a lot behind a brick municipal building with a flag that had wound itself around the pole and stayed there. She was a broad, unhurried woman, forty years in a county that had never once needed her to run, with the particular patience of someone who had long ago made peace with never being believed about the interesting parts of her job. Her handshake was dry. The station smelled of burnt coffee and floor wax and a wet dog that was not presently in the room. Lissome’s water tower showed nothing to the naked eye and everything to Priya’s filter: a hum in the ambient recordings from three separate phones Cobb’s office had, with more competence than Warren expected, already collected as a courtesy to a videographer whose footage kept vanishing before she could show it to anyone official. Cobb walked them through the file in a voice that never once suggested she found any of it as strange as Warren clearly did. She mentioned, almost in passing, that the family had also acquired an alpaca sometime during the reception, and that it had refused, categorically, to go anywhere near the best man or — this got Warren’s pen moving fast — the groom himself. She also mentioned a Mr. Huff, who had called the department eleven times since Saturday and was, in her professional opinion, not the problem this time, for once, a distinction she seemed to find almost disappointing.</w:t>
       </w:r>
     </w:p>
     <w:p>
@@ -2409,95 +2429,27 @@
           <w:color w:val="2B2B2B"/>
           <w:sz w:val="26"/>
         </w:rPr>
-        <w:t>After the sedan left with Steve, Huff went home and opened the bunker because opening it was the only action that had ever made the waiting smaller. The hatch stuck. He hit it with the heel of his hand until it gave, went down the ladder into air that smelled of kerosene and laundry soap, and switched on a string of bulbs that had been waiting since a Tuesday that never arrived. The shortwave popped. For three seconds he had a voice that was not weather and not a ham in Ohio — a clipped syllable that might have been English if you wanted it to be. Then static. He wrote the time on the wall in pencil, climbed back out, and found Sheriff Cobb in his driveway with her cruiser ticking as it cooled. “Don’t make me arrest a bunker, Gary,” she said. He said he would take that under advisement, and shut the hatch with both hands.</w:t>
-      </w:r>
-    </w:p>
-    <w:p>
-      <w:pPr>
-        <w:spacing w:line="400" w:lineRule="auto"/>
-        <w:ind w:firstLine="440"/>
-        <w:jc w:val="both"/>
-        <w:rPr>
-          <w:rFonts w:ascii="Georgia" w:hAnsi="Georgia"/>
-          <w:color w:val="2B2B2B"/>
-          <w:sz w:val="26"/>
-        </w:rPr>
-      </w:pPr>
-      <w:r>
-        <w:rPr>
-          <w:rFonts w:ascii="Georgia" w:hAnsi="Georgia"/>
-          <w:color w:val="2B2B2B"/>
-          <w:sz w:val="26"/>
-        </w:rPr>
-        <w:lastRenderedPageBreak/>
-        <w:t xml:space="preserve">Lissome’s water tower showed nothing to the naked eye and everything to Priya’s filter: a hum in the ambient recordings from three separate phones the local sheriff’s office had, with more competence than Warren expected, already collected as a courtesy to a videographer whose footage kept vanishing before she could show it to anyone official. The sheriff — a broad, unhurried woman named Cobb, forty years in a county that had never once needed her to run, with the particular patience of someone who had long ago made peace with never being believed about the interesting parts of her job — walked them through the file in a voice that never once suggested she found any of it as strange as Warren clearly did. She mentioned, almost in passing, that the family had also acquired an alpaca sometime during the reception, and that it had refused, categorically, to go anywhere near the best man or — this got Warren’s pen moving fast — the </w:t>
-      </w:r>
-      <w:r>
-        <w:rPr>
-          <w:rFonts w:ascii="Georgia" w:hAnsi="Georgia"/>
-          <w:color w:val="2B2B2B"/>
-          <w:sz w:val="26"/>
-        </w:rPr>
-        <w:lastRenderedPageBreak/>
-        <w:t>groom himself. She also mentioned a Mr. Huff, who had called the department eleven times since Saturday and was, in her professional opinion, not the problem this time, for once, a distinction she seemed to find almost disappointing.</w:t>
-      </w:r>
-    </w:p>
-    <w:p>
-      <w:pPr>
-        <w:spacing w:line="400" w:lineRule="auto"/>
-        <w:ind w:firstLine="440"/>
-        <w:jc w:val="both"/>
-        <w:rPr>
-          <w:rFonts w:ascii="Georgia" w:hAnsi="Georgia"/>
-          <w:color w:val="2B2B2B"/>
-          <w:sz w:val="26"/>
-        </w:rPr>
-      </w:pPr>
-      <w:r>
-        <w:rPr>
-          <w:rFonts w:ascii="Georgia" w:hAnsi="Georgia"/>
-          <w:color w:val="2B2B2B"/>
-          <w:sz w:val="26"/>
-        </w:rPr>
-        <w:t xml:space="preserve">The Reyes place was a story-and-a-half on a street of identical ones, aluminum siding gone the soft chalk color every house on that block went after a decade of Indiana winters, a yard that smelled of cut grass and someone’s charcoal grill three doors down. They found the alpaca in the backyard, wearing a bandanna a child had clearly put on it without permission, entirely unbothered by two federal employees and thoroughly opposed to standing within ten feet of Dominic Reyes, who came out to shake their hands, offered them lemonade with actual mint in it, and remembered both their names on the second try. Warren noted afterward that this was either good manners or a </w:t>
-      </w:r>
-      <w:r>
-        <w:rPr>
-          <w:rFonts w:ascii="Georgia" w:hAnsi="Georgia"/>
-          <w:color w:val="2B2B2B"/>
-          <w:sz w:val="26"/>
-        </w:rPr>
-        <w:lastRenderedPageBreak/>
-        <w:t>very good performance of good manners, and that the two had become, in his professional experience, increasingly hard to tell apart.</w:t>
-      </w:r>
-    </w:p>
-    <w:p>
-      <w:pPr>
-        <w:spacing w:line="400" w:lineRule="auto"/>
-        <w:ind w:firstLine="440"/>
-        <w:jc w:val="both"/>
-        <w:rPr>
-          <w:rFonts w:ascii="Georgia" w:hAnsi="Georgia"/>
-          <w:color w:val="2B2B2B"/>
-          <w:sz w:val="26"/>
-        </w:rPr>
-      </w:pPr>
-      <w:r>
-        <w:rPr>
-          <w:rFonts w:ascii="Georgia" w:hAnsi="Georgia"/>
-          <w:color w:val="2B2B2B"/>
-          <w:sz w:val="26"/>
-        </w:rPr>
-        <w:t xml:space="preserve">A child’s bike lay on its side in the side yard. The aluminum siding ticked as it cooled. Dana took the walk while Warren took the porch, old habit, two angles. Dominic opened the door in a college sweatshirt and socks and the same easy smile from the wedding footage. Mint lemonade. A radio in the kitchen on low. In the backyard the alpaca stood beside a rusted grill and watched them come around the house with an expression that, on a person, would have been professional disappointment. When Dominic stepped off the patio the animal moved the same distance the other way, no drama, just geometry. Dana crouched with the cartridge. Dominic held out his hand as if she were a nurse. The Dipstick turned a color that made the afternoon go quiet. Warren said they would need the animal. </w:t>
-      </w:r>
-      <w:r>
-        <w:rPr>
-          <w:rFonts w:ascii="Georgia" w:hAnsi="Georgia"/>
-          <w:color w:val="2B2B2B"/>
-          <w:sz w:val="26"/>
-        </w:rPr>
-        <w:lastRenderedPageBreak/>
-        <w:t>Dominic said of course, as if they had asked to borrow a ladder. Loading Steve into a sedan built for people required Dana at the shoulders and Warren at the hips and Sheriff Cobb saying, mildly, that she would deny having helped. Steve folded himself into the back seat, hay and damp wool filling the car, and put his head on the parcel shelf like a man who had booked the window.</w:t>
+        <w:t>The Reyes place was a story-and-a-half on a street of identical ones, aluminum siding gone the soft chalk color every house on that block went after a decade of Indiana winters, a yard that smelled of cut grass and someone’s charcoal grill three doors down. A child’s bike lay on its side in the side yard. The siding ticked as it cooled. Dana took the walk while Warren took the porch, old habit, two angles. Dominic Reyes opened the door in a college sweatshirt and socks and the same easy smile from the wedding footage, shook their hands, offered them lemonade with actual mint in it, and remembered both their names on the second try. A radio played low in the kitchen. Warren noted afterward that this was either good manners or a very good performance of good manners, and that the two had become, in his professional experience, increasingly hard to tell apart.</w:t>
+      </w:r>
+    </w:p>
+    <w:p>
+      <w:pPr>
+        <w:spacing w:line="400" w:lineRule="auto"/>
+        <w:ind w:firstLine="440"/>
+        <w:jc w:val="both"/>
+        <w:rPr>
+          <w:rFonts w:ascii="Georgia" w:hAnsi="Georgia"/>
+          <w:color w:val="2B2B2B"/>
+          <w:sz w:val="26"/>
+        </w:rPr>
+      </w:pPr>
+      <w:r>
+        <w:rPr>
+          <w:rFonts w:ascii="Georgia" w:hAnsi="Georgia"/>
+          <w:color w:val="2B2B2B"/>
+          <w:sz w:val="26"/>
+        </w:rPr>
+        <w:t>They found the alpaca in the backyard beside a rusted grill, wearing a bandanna a child had clearly put on it without permission, entirely unbothered by two federal employees, and watching them come around the house with an expression that, on a person, would have been professional disappointment. When Dominic stepped off the patio the animal moved the same distance the other way, no drama, just geometry. It would not stand within ten feet of him. Dana crouched with the cartridge. Dominic held out his hand as if she were a nurse. The Dipstick turned a color that made the afternoon go quiet. Warren said they would need the animal. Dominic said of course, as if they had asked to borrow a ladder. Loading Steve into a sedan built for people required Dana at the shoulders and Warren at the hips and Sheriff Cobb saying, mildly, that she would deny having helped. Steve folded himself into the back seat, hay and damp wool filling the car, and put his head on the parcel shelf like a man who had booked the window.</w:t>
       </w:r>
     </w:p>
     <w:p>
@@ -2540,6 +2492,26 @@
         </w:rPr>
         <w:lastRenderedPageBreak/>
         <w:t>On the county road back toward the interstate a pickup came up fast behind them and sat on the bumper long enough for Dana to see two men in the cab and no farm plates she recognized. Warren did not speed up. He did not slow down. He took the next right onto a road that was only gravel and soy, and the pickup overshot, braked, and thought about it. Steve chose that moment to stand up in the back seat. The sedan filled with alpaca. The pickup did not follow the gravel. Warren took three more turns that were not on Priya’s map and came out at a Dairy Queen whose lot lights made everything look harmless. They sat there until Dana’s hands were fit to hold a wheel again.</w:t>
+      </w:r>
+    </w:p>
+    <w:p>
+      <w:pPr>
+        <w:spacing w:line="400" w:lineRule="auto"/>
+        <w:ind w:firstLine="440"/>
+        <w:jc w:val="both"/>
+        <w:rPr>
+          <w:rFonts w:ascii="Georgia" w:hAnsi="Georgia"/>
+          <w:color w:val="2B2B2B"/>
+          <w:sz w:val="26"/>
+        </w:rPr>
+      </w:pPr>
+      <w:r>
+        <w:rPr>
+          <w:rFonts w:ascii="Georgia" w:hAnsi="Georgia"/>
+          <w:color w:val="2B2B2B"/>
+          <w:sz w:val="26"/>
+        </w:rPr>
+        <w:t>After the sedan left with Steve, Huff went home and opened the bunker because opening it was the only action that had ever made the waiting smaller. The hatch stuck. He hit it with the heel of his hand until it gave, went down the ladder into air that smelled of kerosene and laundry soap, and switched on a string of bulbs that had been waiting since a Tuesday that never arrived. The shortwave popped. For three seconds he had a voice that was not weather and not a ham in Ohio — a clipped syllable that might have been English if you wanted it to be. Then static. He wrote the time on the wall in pencil, climbed back out, and found Sheriff Cobb in his driveway with her cruiser ticking as it cooled. “Don’t make me arrest a bunker, Gary,” she said. He said he would take that under advisement, and shut the hatch with both hands.</w:t>
       </w:r>
     </w:p>
     <w:p>
@@ -2888,6 +2860,55 @@
           <w:color w:val="2B2B2B"/>
           <w:sz w:val="26"/>
         </w:rPr>
+        <w:t>The diner sat off the county road outside Lissome, at the time pencilled on the back of the lost-cat flyer. It was called UNIT, and one letter had burned out years ago, so the sign said UN T in red neon that buzzed over the lot. A semi idled on the shoulder. Inside it smelled of fryer oil and burnt coffee in roughly equal measure. The vinyl booths were patched with duct tape gone amber, and the bell over the door had not rung true in a decade. A radio was doing a country song with the treble broken. Nora took the booth at the back and sat with her back to the wall, because that was what you did after a week of strangers, and because it put a table between her and whoever came through the door.</w:t>
+      </w:r>
+    </w:p>
+    <w:p>
+      <w:pPr>
+        <w:spacing w:line="400" w:lineRule="auto"/>
+        <w:ind w:firstLine="440"/>
+        <w:jc w:val="both"/>
+        <w:rPr>
+          <w:rFonts w:ascii="Georgia" w:hAnsi="Georgia"/>
+          <w:color w:val="2B2B2B"/>
+          <w:sz w:val="26"/>
+        </w:rPr>
+      </w:pPr>
+      <w:r>
+        <w:rPr>
+          <w:rFonts w:ascii="Georgia" w:hAnsi="Georgia"/>
+          <w:color w:val="2B2B2B"/>
+          <w:sz w:val="26"/>
+        </w:rPr>
+        <w:t xml:space="preserve">He arrived with a recorder the size of a cigarette pack and the expression of a man who had practiced </w:t>
+      </w:r>
+      <w:r>
+        <w:rPr>
+          <w:rFonts w:ascii="Georgia" w:hAnsi="Georgia"/>
+          <w:color w:val="2B2B2B"/>
+          <w:sz w:val="26"/>
+        </w:rPr>
+        <w:lastRenderedPageBreak/>
+        <w:t>looking harmless. She told him, before the coffee landed, that if this was about subscribers he could pay for his own pie and leave. He said it was not about subscribers. She said that was a subscriber sentence. The waitress, who had seen worse, left a laminated breakfast menu neither of them opened. Outside, a truck took a corner too fast and threw gravel against the glass. Both of them looked. Neither of them liked that they had looked together.</w:t>
+      </w:r>
+    </w:p>
+    <w:p>
+      <w:pPr>
+        <w:spacing w:line="400" w:lineRule="auto"/>
+        <w:ind w:firstLine="440"/>
+        <w:jc w:val="both"/>
+        <w:rPr>
+          <w:rFonts w:ascii="Georgia" w:hAnsi="Georgia"/>
+          <w:color w:val="2B2B2B"/>
+          <w:sz w:val="26"/>
+        </w:rPr>
+      </w:pPr>
+      <w:r>
+        <w:rPr>
+          <w:rFonts w:ascii="Georgia" w:hAnsi="Georgia"/>
+          <w:color w:val="2B2B2B"/>
+          <w:sz w:val="26"/>
+        </w:rPr>
         <w:t xml:space="preserve">Nora did not like him, and told him so within the first ninety seconds, which she would later describe as a personal best. She had spent a week being called a liar by strangers and a disappointment by her own sister, and the last thing she needed, having finally used the time on the back of a lost-cat flyer, was a man sliding a recording app across the table like a business card. “You want the clip,” she said. “You don’t want to know what happened to me because of the clip.”</w:t>
       </w:r>
     </w:p>
@@ -2928,65 +2949,7 @@
           <w:color w:val="2B2B2B"/>
           <w:sz w:val="26"/>
         </w:rPr>
-        <w:t xml:space="preserve">“It’s not the government exactly,” he told her eventually, over coffee in a diner outside Lissome that smelled of fryer oil and burnt coffee in roughly equal measure, its vinyl booths patched with duct tape gone the same amber as the coffee itself, a bell </w:t>
-      </w:r>
-      <w:r>
-        <w:rPr>
-          <w:rFonts w:ascii="Georgia" w:hAnsi="Georgia"/>
-          <w:color w:val="2B2B2B"/>
-          <w:sz w:val="26"/>
-        </w:rPr>
-        <w:lastRenderedPageBreak/>
-        <w:t>over the door that hadn’t rung true in a decade. Nora had chosen it because it still took cash and, she suspected, still kept its receipts on paper, and mostly because it put a table between them. “It’s whoever the government calls when the government doesn’t want to be the one who called.”</w:t>
-      </w:r>
-    </w:p>
-    <w:p>
-      <w:pPr>
-        <w:spacing w:line="400" w:lineRule="auto"/>
-        <w:ind w:firstLine="440"/>
-        <w:jc w:val="both"/>
-        <w:rPr>
-          <w:rFonts w:ascii="Georgia" w:hAnsi="Georgia"/>
-          <w:color w:val="2B2B2B"/>
-          <w:sz w:val="26"/>
-        </w:rPr>
-      </w:pPr>
-      <w:r>
-        <w:rPr>
-          <w:rFonts w:ascii="Georgia" w:hAnsi="Georgia"/>
-          <w:color w:val="2B2B2B"/>
-          <w:sz w:val="26"/>
-        </w:rPr>
-        <w:t>The diner was called UNIT and two letters had burned out years ago, so the sign said UN T in red neon that buzzed over the lot. A semi idled on the shoulder. Inside, a radio was doing a country song with the treble broken. Nora sat with her back to the wall because that was what you did after a week of strangers. Jesse talked with his hands and then made himself stop. The coffee was burnt and honest. When they stood to leave the bell over the door gave its false note, and the lot was sodium-yellow and cold enough that their breath showed.</w:t>
-      </w:r>
-    </w:p>
-    <w:p>
-      <w:pPr>
-        <w:spacing w:line="400" w:lineRule="auto"/>
-        <w:ind w:firstLine="440"/>
-        <w:jc w:val="both"/>
-        <w:rPr>
-          <w:rFonts w:ascii="Georgia" w:hAnsi="Georgia"/>
-          <w:color w:val="2B2B2B"/>
-          <w:sz w:val="26"/>
-        </w:rPr>
-      </w:pPr>
-      <w:r>
-        <w:rPr>
-          <w:rFonts w:ascii="Georgia" w:hAnsi="Georgia"/>
-          <w:color w:val="2B2B2B"/>
-          <w:sz w:val="26"/>
-        </w:rPr>
-        <w:t xml:space="preserve">He arrived with a recorder the size of a cigarette pack and the expression of a man who had practiced </w:t>
-      </w:r>
-      <w:r>
-        <w:rPr>
-          <w:rFonts w:ascii="Georgia" w:hAnsi="Georgia"/>
-          <w:color w:val="2B2B2B"/>
-          <w:sz w:val="26"/>
-        </w:rPr>
-        <w:lastRenderedPageBreak/>
-        <w:t>looking harmless. She told him, before the coffee landed, that if this was about subscribers he could pay for his own pie and leave. He said it was not about subscribers. She said that was a subscriber sentence. The waitress, who had seen worse, left a laminated breakfast menu neither of them opened. Outside, a truck took a corner too fast and threw gravel against the glass. Both of them looked. Neither of them liked that they had looked together.</w:t>
+        <w:t>“It’s not the government exactly,” he told her eventually. The coffee was burnt and honest. He talked with his hands and then made himself stop. “It’s whoever the government calls when the government doesn’t want to be the one who called.”</w:t>
       </w:r>
     </w:p>
     <w:p>
@@ -3026,17 +2989,7 @@
           <w:color w:val="2B2B2B"/>
           <w:sz w:val="26"/>
         </w:rPr>
-        <w:lastRenderedPageBreak/>
-        <w:t xml:space="preserve">They got a different kind of confirmation on the way out of the diner, when a man neither of them recognized — forgettable in the specific, aggressive way of someone who has practiced being forgettable, mid-height, mid-weight, a windbreaker the color of every other windbreaker in that parking lot — fell into step beside Nora and said, pleasantly, that he’d enjoyed her footage before the internet decided it hadn’t happened. He knew Dominic’s name. He knew Mabs’s. He knew, with a specificity that emptied Nora’s stomach in one motion, which bathroom she had sat in for a long time on Thanksgiving. He did not threaten her, not in any sentence a lawyer could have used. He said only that people who noticed things sometimes stopped being useful once they’d noticed enough of them, and that he would rather she stayed useful a while longer, and then he wished her a good night, spoke perfectly ordinary, unaccented English right up to the last </w:t>
-      </w:r>
-      <w:r>
-        <w:rPr>
-          <w:rFonts w:ascii="Georgia" w:hAnsi="Georgia"/>
-          <w:color w:val="2B2B2B"/>
-          <w:sz w:val="26"/>
-        </w:rPr>
-        <w:lastRenderedPageBreak/>
-        <w:t>word, and got into a car that pulled away without hurrying.</w:t>
+        <w:t>When they stood to leave, the bell over the door gave its false note, and the lot was sodium-yellow and cold enough that their breath showed. They got a different kind of confirmation on the way out of the diner, when a man neither of them recognized — forgettable in the specific, aggressive way of someone who has practiced being forgettable, mid-height, mid-weight, a windbreaker the color of every other windbreaker in that parking lot — fell into step beside Nora and said, pleasantly, that he’d enjoyed her footage before the internet decided it hadn’t happened. He knew Dominic’s name. He knew Mabs’s. He knew, with a specificity that emptied Nora’s stomach in one motion, which bathroom she had sat in for a long time on Thanksgiving. He did not threaten her, not in any sentence a lawyer could have used. He said only that people who noticed things sometimes stopped being useful once they’d noticed enough of them, and that he would rather she stayed useful a while longer, and then he wished her a good night, spoke perfectly ordinary, unaccented English right up to the last word, and got into a car that pulled away without hurrying.</w:t>
       </w:r>
     </w:p>
     <w:p>
@@ -3373,7 +3326,7 @@
           <w:color w:val="2B2B2B"/>
           <w:sz w:val="26"/>
         </w:rPr>
-        <w:t xml:space="preserve">Director-General Ingrid Halvorsen — sixty, silver hair cut short, a Norwegian vowel still audible under thirty years of English — ran the room by being the only calm person in it.</w:t>
+        <w:t>Director-General Ingrid Halvorsen — sixty, silver hair cut short, a Norwegian vowel still audible under thirty years of English — ran the room by being the only calm person in it. Around the table sat the four services that paid for the building: Duval for the French, Berthold for the Germans, Whitcombe for the British, and Cole, in the newest suit, for the Americans.</w:t>
       </w:r>
     </w:p>
     <w:p>
@@ -3422,7 +3375,7 @@
           <w:color w:val="2B2B2B"/>
           <w:sz w:val="26"/>
         </w:rPr>
-        <w:t xml:space="preserve">Agent Berthold, before Duval got that far, had already spent eleven minutes building a considerably more confident theory: that the wedding-video anomaly was, in fact, the visible signature of a Russian electromagnetic-pulse test being run under cover of a civilian celebration, a hypothesis he supported with a chart, three appendices, and a tone that made revising it seem like a personal insult to the chart. Whitcombe let him finish, entirely out of professional courtesy, before pointing out, gently, that Russia had not tested an alpaca since roughly the fall of the Soviet </w:t>
+        <w:t xml:space="preserve">Agent Berthold had already spent eleven minutes, before anyone else got a word in, building a considerably more confident theory: that the wedding-video anomaly was, in fact, the visible signature of a Russian electromagnetic-pulse test being run under cover of a civilian celebration, a hypothesis he supported with a chart, three appendices, and a tone that made revising it seem like a personal insult to the chart. Whitcombe let him finish, entirely out of professional courtesy, before pointing out, gently, that Russia had not tested an alpaca since roughly the fall of the Soviet </w:t>
       </w:r>
       <w:r>
         <w:rPr>
@@ -3645,36 +3598,36 @@
           <w:color w:val="2B2B2B"/>
           <w:sz w:val="26"/>
         </w:rPr>
+        <w:t xml:space="preserve">Elias Kade — mid-fifties, silver crew cut, the kind of permanent squint pilots and astronauts keep long after they’ve stopped needing to read an </w:t>
+      </w:r>
+      <w:r>
+        <w:rPr>
+          <w:rFonts w:ascii="Georgia" w:hAnsi="Georgia"/>
+          <w:color w:val="2B2B2B"/>
+          <w:sz w:val="26"/>
+        </w:rPr>
+        <w:lastRenderedPageBreak/>
+        <w:t>instrument panel in bright sun, a voice pitched low and level and built for delivering bad news to a room without raising it — introduced himself the way a man does who has stopped needing the introduction to do any work for him. He offered Dana a chair and the truth, in that order, which she was coming to recognize as the higher compliment in this line of work.</w:t>
+      </w:r>
+    </w:p>
+    <w:p>
+      <w:pPr>
+        <w:spacing w:line="400" w:lineRule="auto"/>
+        <w:ind w:firstLine="440"/>
+        <w:jc w:val="both"/>
+        <w:rPr>
+          <w:rFonts w:ascii="Georgia" w:hAnsi="Georgia"/>
+          <w:color w:val="2B2B2B"/>
+          <w:sz w:val="26"/>
+        </w:rPr>
+      </w:pPr>
+      <w:r>
+        <w:rPr>
+          <w:rFonts w:ascii="Georgia" w:hAnsi="Georgia"/>
+          <w:color w:val="2B2B2B"/>
+          <w:sz w:val="26"/>
+        </w:rPr>
         <w:t>Kade did not give tours so much as he allowed walking. They passed a room of people unboxing routers for a camera, a joke so complete it had its own lighting grid. Dana asked how many of them knew. Kade said enough and not enough, which she recognized as the only two quantities the job ever produced. In the control room a junior operator tried to hide a sandwich and failed. The hum on the globe overlay snagged, briefly, over Indiana, and then over a patch of Nevada that the map still labeled as nothing. Kade tapped Nevada once, as if greeting a neighbor he did not like.</w:t>
-      </w:r>
-    </w:p>
-    <w:p>
-      <w:pPr>
-        <w:spacing w:line="400" w:lineRule="auto"/>
-        <w:ind w:firstLine="440"/>
-        <w:jc w:val="both"/>
-        <w:rPr>
-          <w:rFonts w:ascii="Georgia" w:hAnsi="Georgia"/>
-          <w:color w:val="2B2B2B"/>
-          <w:sz w:val="26"/>
-        </w:rPr>
-      </w:pPr>
-      <w:r>
-        <w:rPr>
-          <w:rFonts w:ascii="Georgia" w:hAnsi="Georgia"/>
-          <w:color w:val="2B2B2B"/>
-          <w:sz w:val="26"/>
-        </w:rPr>
-        <w:t xml:space="preserve">Elias Kade — mid-fifties, silver crew cut, the kind of permanent squint pilots and astronauts keep long after they’ve stopped needing to read an </w:t>
-      </w:r>
-      <w:r>
-        <w:rPr>
-          <w:rFonts w:ascii="Georgia" w:hAnsi="Georgia"/>
-          <w:color w:val="2B2B2B"/>
-          <w:sz w:val="26"/>
-        </w:rPr>
-        <w:lastRenderedPageBreak/>
-        <w:t>instrument panel in bright sun, a voice pitched low and level and built for delivering bad news to a room without raising it — introduced himself the way a man does who has stopped needing the introduction to do any work for him. He offered Dana a chair and the truth, in that order, which she was coming to recognize as the higher compliment in this line of work.</w:t>
       </w:r>
     </w:p>
     <w:p>
@@ -4491,7 +4444,7 @@
           <w:sz w:val="26"/>
         </w:rPr>
         <w:lastRenderedPageBreak/>
-        <w:t>steel — something in between that took a footprint and gave it back. A PA announced a shift change in a language that had no edges Nora could hold. Their escort walked as if he had been late to this corridor before. Nora filmed nothing. She had no camera. The absence of it made her hands feel wrong.</w:t>
+        <w:t>steel — something in between that took a footprint and gave it back. Their escort walked as if he had been late to this corridor before. Nora filmed nothing. She had no camera. The absence of it made her hands feel wrong.</w:t>
       </w:r>
     </w:p>
     <w:p>
@@ -4610,16 +4563,36 @@
           <w:color w:val="2B2B2B"/>
           <w:sz w:val="26"/>
         </w:rPr>
-        <w:t xml:space="preserve">The lunge happened in the space between one step and the next. The younger one came in low, no warning shout, a shoulder aimed at Nora’s ribs. Jesse got there first and took the hit on his own shoulder with a sound that was meat and breath. Nora grabbed the Escort because he was the only person in the corridor who had spoken English, and hauled him forward by the sleeve hard enough that </w:t>
-      </w:r>
-      <w:r>
-        <w:rPr>
-          <w:rFonts w:ascii="Georgia" w:hAnsi="Georgia"/>
-          <w:color w:val="2B2B2B"/>
-          <w:sz w:val="26"/>
-        </w:rPr>
-        <w:lastRenderedPageBreak/>
-        <w:t>a seam popped. The Escort’s voice, when it came, was not loud. It was sharp and fast and it stopped the younger one as if a door had come down. The heavyset man never left the wall. The older one looked at Nora’s empty hands for a long second and then at the Escort, and whatever passed between them was not friendship. Jesse’s shoulder would bruise the color of the bowl they had not finished. He did not mention it until Earth.</w:t>
+        <w:t>On the way back from the bowl the corridor narrowed, and three crew were waiting where it did. They did not look like guards. They looked like people who had been told about visitors and had not been told why. The oldest had gray in his beard and a smock worn shiny at the elbows. The heavyset one leaned on the wall as if the wall were his job. The youngest was barely past twenty, with the raw knuckles of somebody who worked the tanks, and he watched Nora’s face the way a person watches a word he has only ever seen written down. The Escort slowed without stopping and said something short in the ship’s language. The oldest answered with something shorter.</w:t>
+      </w:r>
+    </w:p>
+    <w:p>
+      <w:pPr>
+        <w:spacing w:line="400" w:lineRule="auto"/>
+        <w:ind w:firstLine="440"/>
+        <w:jc w:val="both"/>
+        <w:rPr>
+          <w:rFonts w:ascii="Georgia" w:hAnsi="Georgia"/>
+          <w:color w:val="2B2B2B"/>
+          <w:sz w:val="26"/>
+        </w:rPr>
+      </w:pPr>
+      <w:r>
+        <w:rPr>
+          <w:rFonts w:ascii="Georgia" w:hAnsi="Georgia"/>
+          <w:color w:val="2B2B2B"/>
+          <w:sz w:val="26"/>
+        </w:rPr>
+        <w:t xml:space="preserve">The lunge happened in the space between one step and the next. The youngest came in low, no warning shout, a shoulder aimed at Nora’s ribs. Jesse got there first and took the hit on his own shoulder with a sound that was meat and breath. Nora grabbed the Escort because he was the only person in the corridor who had spoken English, and hauled him forward by the sleeve hard enough that </w:t>
+      </w:r>
+      <w:r>
+        <w:rPr>
+          <w:rFonts w:ascii="Georgia" w:hAnsi="Georgia"/>
+          <w:color w:val="2B2B2B"/>
+          <w:sz w:val="26"/>
+        </w:rPr>
+        <w:lastRenderedPageBreak/>
+        <w:t>a seam popped. The Escort’s voice, when it came, was not loud. It was sharp and fast and it stopped the youngest as if a door had come down. The heavyset man never left the wall. The oldest looked at Nora’s empty hands for a long second and then at the Escort, and whatever passed between them was not friendship. Jesse’s shoulder would bruise the color of the bowl they had not finished. He did not mention it until Earth.</w:t>
       </w:r>
     </w:p>
     <w:p>
@@ -5618,7 +5591,7 @@
           <w:sz w:val="26"/>
         </w:rPr>
         <w:lastRenderedPageBreak/>
-        <w:t>going to find out by keeping you in a diner in Nevada.”</w:t>
+        <w:t>going to find out by keeping you in a break room under a dead mall.”</w:t>
       </w:r>
     </w:p>
     <w:p>
@@ -5756,7 +5729,7 @@
           <w:color w:val="2B2B2B"/>
           <w:sz w:val="26"/>
         </w:rPr>
-        <w:t xml:space="preserve">Jesse, standing close enough that his shoulder had apparently decided to become permanent architecture near hers, smelled of diner coffee and Nevada dust and the cheap soap from the Halo locker room. He was wiry through the waist and heavier through the shoulders than his four shirts suggested, dark hair flattened on one side from a day of headphones, a day’s stubble coming in uneven along his jaw. He finally said the thing he’d been rehearsing since the motel outside Reno, and picked possibly the worst-lit room in the state to say it in. It </w:t>
+        <w:t xml:space="preserve">Jesse, standing close enough that his shoulder had apparently decided to become permanent architecture near hers, smelled of diner coffee and Nevada dust and the cheap soap from the Halo locker room. He was wiry through the waist and heavier through the shoulders than his four shirts suggested, dark hair flattened on one side from a day of headphones, a day’s stubble coming in uneven along his jaw. He finally said the thing he’d been rehearsing since the motel outside Tonopah, and picked possibly the worst-lit room in the state to say it in. It </w:t>
       </w:r>
       <w:r>
         <w:rPr>
@@ -6150,7 +6123,7 @@
           <w:sz w:val="26"/>
         </w:rPr>
         <w:lastRenderedPageBreak/>
-        <w:t xml:space="preserve">The event filled a stadium in Texas — eighty thousand seats, the heat still coming up off the concourse concrete after sundown, popcorn and sunscreen and hot asphalt in every breath — and a billion screens beyond: a constellation of satellites unfurling reflective sails to paint a second ring of light across a natural eclipse, timed to music, hosted by a Halo Systems executive whose smile Trip Calloway — mid-forties, silver-templed, a voice trained to sound sincere on command — had personally rehearsed for eleven minutes while explaining, without quite explaining, why the broadcast could not run one second long. It was, by simple satellite count, the single largest coordinated act any orbital constellation on Earth had ever performed, a fact three separate press releases mentioned and none of them explained the actual reason for. One of the releases used the word </w:t>
+        <w:t xml:space="preserve">The event filled a stadium in Texas — eighty thousand seats, the afternoon heat still coming up off the concourse concrete, popcorn and sunscreen and hot asphalt in every breath — and a billion screens beyond: a constellation of satellites unfurling reflective sails to paint a second ring of light across a natural eclipse, timed to music, hosted by a Halo Systems executive whose smile Trip Calloway — mid-forties, silver-templed, a voice trained to sound sincere on command — had personally rehearsed for eleven minutes while explaining, without quite explaining, why the broadcast could not run one second long. It was, by simple satellite count, the single largest coordinated act any orbital constellation on Earth had ever performed, a fact three separate press releases mentioned and none of them explained the actual reason for. One of the releases used the word </w:t>
       </w:r>
       <w:r>
         <w:rPr>
@@ -6179,7 +6152,7 @@
           <w:color w:val="2B2B2B"/>
           <w:sz w:val="26"/>
         </w:rPr>
-        <w:t>Nora came in through a service gate with a lanyard Trip had printed too fast and a camera she would not, in the end, use. The concourse was a river of people in eclipse glasses, sunscreen, beer, the deep-fry smell of a night game that was not a game. A PA voice asked them not to look directly and then told them where the merch stands were. Jesse’s volunteers had a folding table and a paper sign that said CALL DON’T APPROACH in handwriting that had gotten shakier as the crowd grew. Gary Huff’s shortwave cut through the volunteer channel once, crisp as a man who had been waiting his whole life for a frequency that mattered, and then went back to work.</w:t>
+        <w:t>Nora came in through a service gate with a lanyard Trip had printed too fast and a camera she would not, in the end, use. The concourse was a river of people in eclipse glasses, sunscreen, beer, the deep-fry smell of a game day that was not a game. A PA voice asked them not to look directly and then told them where the merch stands were. Jesse’s volunteers had a folding table and a paper sign that said CALL DON’T APPROACH in handwriting that had gotten shakier as the crowd grew. Gary Huff’s shortwave cut through the volunteer channel once, crisp as a man who had been waiting his whole life for a frequency that mattered, and then went back to work.</w:t>
       </w:r>
     </w:p>
     <w:p>
@@ -6257,7 +6230,7 @@
           <w:color w:val="2B2B2B"/>
           <w:sz w:val="26"/>
         </w:rPr>
-        <w:t xml:space="preserve">Warren worked the stadium crowd with a printed list cross-referenced from a wedding guest list, a Nevada facility’s badge logs, and three motel receipts, because he did not believe in throwing anything away and, that day, thirty years of the habit finally paid its debt at once. Gladys ran a tip line that was, for one night, not a cell phone in a drawer but four hundred volunteers Jesse’s podcast audience had organized in nine hours flat, once Jesse finally, on air, said the true thing instead of the scary thing: if you see someone in this crowd who doesn’t flinch, call this number, don’t confront them, just call. The cold open had already named the town. This broadcast did not. Nora heard the difference and did not thank him for it. Somewhere in the middle of that volunteer roster, relaying calls from three counties over on a shortwave set he had been perfecting since a decade before anyone believed him, sat Gary Huff, running the single most useful hour of his civil-defense career, and never once finding out that it was.</w:t>
+        <w:t xml:space="preserve">Warren worked the stadium crowd with a printed list cross-referenced from a wedding guest list, a Nevada facility’s badge logs, and three motel receipts, because he did not believe in throwing anything away and, that day, thirty years of the habit finally paid its debt at once. Gladys ran a tip line that was, for one afternoon, not a cell phone in a drawer but four hundred volunteers Jesse’s podcast audience had organized in nine hours flat, once Jesse finally, on air, said the true thing instead of the scary thing: if you see someone in this crowd who doesn’t flinch, call this number, don’t confront them, just call. The cold open had already named the town. This broadcast did not. Nora heard the difference and did not thank him for it. Somewhere in the middle of that volunteer roster, relaying calls from three counties over on a shortwave set he had been perfecting since a decade before anyone believed him, sat Gary Huff, running the single most useful hour of his civil-defense career, and never once finding out that it was.</w:t>
       </w:r>
     </w:p>
     <w:p>
@@ -6297,6 +6270,26 @@
           <w:color w:val="2B2B2B"/>
           <w:sz w:val="26"/>
         </w:rPr>
+        <w:t>The trailer behind the stadium was a shipping container with ambition: folding tables, a nest of cables, a window AC unit fighting the Texas afternoon and losing. Buchanan’s signature came through on a tablet that left a rectangle of light on Kade’s face. Jesse stood up so fast his chair hit the wall. He did not have a clearance. He had a microphone and four hundred people in the bowl who had believed him when he said call, don’t confront.</w:t>
+      </w:r>
+    </w:p>
+    <w:p>
+      <w:pPr>
+        <w:spacing w:line="400" w:lineRule="auto"/>
+        <w:ind w:firstLine="440"/>
+        <w:jc w:val="both"/>
+        <w:rPr>
+          <w:rFonts w:ascii="Georgia" w:hAnsi="Georgia"/>
+          <w:color w:val="2B2B2B"/>
+          <w:sz w:val="26"/>
+        </w:rPr>
+      </w:pPr>
+      <w:r>
+        <w:rPr>
+          <w:rFonts w:ascii="Georgia" w:hAnsi="Georgia"/>
+          <w:color w:val="2B2B2B"/>
+          <w:sz w:val="26"/>
+        </w:rPr>
         <w:t xml:space="preserve">Buchanan’s authorization for the overload arrived with forty minutes to spare and a signature that made it, on paper, the only sanctioned plan in the building. It was Jesse who said the thing plainly, in a trailer full of people with better clearances than his: that a plan which required not asking Dominic Reyes, or the several thousand people </w:t>
       </w:r>
       <w:r>
@@ -6375,16 +6368,7 @@
           <w:color w:val="2B2B2B"/>
           <w:sz w:val="26"/>
         </w:rPr>
-        <w:t xml:space="preserve">The trailer behind the stadium was a shipping container with ambition: folding tables, a nest of cables, a window AC unit fighting the Texas night and losing. Buchanan’s signature came through on a tablet that left a rectangle of light on Kade’s face. Jesse stood up so fast his chair hit the wall. He did not have a clearance. He had a microphone and four hundred people in the bowl who had believed him when he said call, don’t confront. Dana watched Kade look at the tablet, then at Feld, then at the bowl </w:t>
-      </w:r>
-      <w:r>
-        <w:rPr>
-          <w:rFonts w:ascii="Georgia" w:hAnsi="Georgia"/>
-          <w:color w:val="2B2B2B"/>
-          <w:sz w:val="26"/>
-        </w:rPr>
-        <w:lastRenderedPageBreak/>
-        <w:t>on the monitor, eighty thousand faces tipped toward a moon that did not know it was cover.</w:t>
+        <w:t>Dana watched Kade look at the tablet, then at Feld, then at the bowl on the monitor, eighty thousand faces tipped toward a moon that did not know it was cover.</w:t>
       </w:r>
     </w:p>
     <w:p>
@@ -6482,27 +6466,27 @@
           <w:color w:val="2B2B2B"/>
           <w:sz w:val="26"/>
         </w:rPr>
-        <w:t xml:space="preserve">The ship’s broadcast woke into Starfall exactly the way Kade had feared: reaching, through a frequency layered under a light show a billion people had chosen to watch on purpose, for every sleeping hybrid inside the shore boat’s footprint, the way it had reached for them one at a time, quietly, for forty-six patient years. Priya’s filter caught it the same way any technosignature search catches anything: not by understanding the signal first, but by noticing that the noise floor had stopped behaving like noise. Nine seconds after the pattern changed shape, she had a spike nobody could argue with. The spike was not a round trip to the Trojans. A reply from the Boat itself could not arrive for the better part of an hour, there and back. This one came from the shore boat, parked where a constellation in low orbit can actually talk to it. The faction on the council had loaded the unused branch onto that hull and given it permission to answer if anyone on Earth ever asked in the form the clause required. The Boat would hear what its tender had done when the light got there. What went out over the retuned signal was not a jam and was not the overload Brussels had signed off on. It was offered rather than aimed, and structured, for the first time in forty-six years, as the request the ship’s own plan had always technically allowed and had never once been given. Something on the order of a billion invitations arrived at the tender, and one, freely made, got a reply from the hull that was close enough to give it.</w:t>
-      </w:r>
-    </w:p>
-    <w:p>
-      <w:pPr>
-        <w:spacing w:line="400" w:lineRule="auto"/>
-        <w:ind w:firstLine="440"/>
-        <w:jc w:val="both"/>
-        <w:rPr>
-          <w:rFonts w:ascii="Georgia" w:hAnsi="Georgia"/>
-          <w:color w:val="2B2B2B"/>
-          <w:sz w:val="26"/>
-        </w:rPr>
-      </w:pPr>
-      <w:r>
-        <w:rPr>
-          <w:rFonts w:ascii="Georgia" w:hAnsi="Georgia"/>
-          <w:color w:val="2B2B2B"/>
-          <w:sz w:val="26"/>
-        </w:rPr>
-        <w:t xml:space="preserve">In the bowl the light went strange. Not darker — the eclipse was already doing darker — but layered, a second ring drawing itself around the moon as if a compass had been set on the sky. From the cheap seats it looked concentric with the moon. It was a local trick. The sails were a few hundred kilometers up, and the broadcast sold the same picture to everyone watching on a phone. One sail never opened. From the cheap seats the gap looked like a smear in the ring. People cheered because they had paid to cheer. Kade, who had spent that sail on a helicopter, did not explain the smear. A child two rows down from Nora said it was a filter. Mabs said nothing. Dominic’s pupils did not do what pupils do when a stadium becomes a single white thought. Nora put her hand on his other wrist, the one Mabs did not have, and felt a pulse that was doing too much work.</w:t>
+        <w:t xml:space="preserve">The ship’s broadcast woke into Starfall exactly the way Kade had feared: reaching, through a frequency layered under a light show a billion people had chosen to watch on purpose, for every sleeping hybrid inside the shore boat’s footprint, the way it had reached for them one at a time, quietly, for forty-six patient years. Priya’s filter caught it the same way any technosignature search catches anything: not by understanding the signal first, but by noticing that the noise floor had stopped behaving like noise. Nine seconds after the pattern changed shape, she had a spike nobody could argue with. The spike was not a round trip to the Trojans. A reply from the Boat itself could not arrive in much under an hour and a half, there and back. This one came from the shore boat, parked where a constellation in low orbit can actually talk to it. The faction on the council had loaded the unused branch onto that hull and given it permission to answer if anyone on Earth ever asked in the form the clause required. The Boat would hear what its tender had done when the light got there. What went out over the retuned signal was not a jam and was not the overload Brussels had signed off on. It was offered rather than aimed, and structured, for the first time in forty-six years, as the request the ship’s own plan had always technically allowed and had never once been given. Something on the order of a billion invitations arrived at the tender, and one, freely made, got a reply from the hull that was close enough to give it.</w:t>
+      </w:r>
+    </w:p>
+    <w:p>
+      <w:pPr>
+        <w:spacing w:line="400" w:lineRule="auto"/>
+        <w:ind w:firstLine="440"/>
+        <w:jc w:val="both"/>
+        <w:rPr>
+          <w:rFonts w:ascii="Georgia" w:hAnsi="Georgia"/>
+          <w:color w:val="2B2B2B"/>
+          <w:sz w:val="26"/>
+        </w:rPr>
+      </w:pPr>
+      <w:r>
+        <w:rPr>
+          <w:rFonts w:ascii="Georgia" w:hAnsi="Georgia"/>
+          <w:color w:val="2B2B2B"/>
+          <w:sz w:val="26"/>
+        </w:rPr>
+        <w:t xml:space="preserve">In the bowl the light went strange. Not darker — the eclipse was already doing darker — but layered, a second ring drawing itself around the moon as if a compass had been set on the sky. From the cheap seats it looked concentric with the moon. It was a local trick. The sails were a few hundred kilometers up, flown outside the moon’s shadow where the sun still reached them, which is why the ring sat wide around the moon, the width of an outstretched hand, instead of hugging it, and the broadcast sold the same picture to everyone watching on a phone. One sail never opened. From the cheap seats the gap looked like a smear in the ring. People cheered because they had paid to cheer. Kade, who had spent that sail on a helicopter, did not explain the smear. A child two rows down from Nora said it was a filter. Mabs said nothing. Dominic’s pupils did not do what pupils do when a stadium becomes a single white thought. Nora put her hand on his other wrist, the one Mabs did not have, and felt a pulse that was doing too much work.</w:t>
       </w:r>
     </w:p>
     <w:p>
@@ -6890,7 +6874,7 @@
           <w:color w:val="2B2B2B"/>
           <w:sz w:val="26"/>
         </w:rPr>
-        <w:t xml:space="preserve">Priya’s numbers, run the week after, were cleaner than the night had felt and less magical. The retuned signal reached every implant inside the shore boat’s footprint, which was most of the continent and not the planet. A rural hospital outside Brandon, Manitoba, logged one admission four days later that matched the old pattern: no papers, a fight over nothing. It sat outside the footprint. Priya sent the same question by a courier and a cartridge rather than by a satellite. The man answered it. She closed the file.</w:t>
+        <w:t xml:space="preserve">Priya’s numbers, run the week after, were cleaner than the day had felt and less magical. The retuned signal reached every implant inside the shore boat’s footprint, which was most of the continent and not the planet. A rural hospital outside Brandon, Manitoba, logged one admission four days later that matched the old pattern: no papers, a fight over nothing. It sat outside the footprint. Priya sent the same question by a courier and a cartridge rather than by a satellite. The man answered it. She closed the file.</w:t>
       </w:r>
     </w:p>
     <w:p>
@@ -7548,7 +7532,7 @@
           <w:sz w:val="26"/>
           <w:szCs w:val="26"/>
         </w:rPr>
-        <w:t xml:space="preserve">Starfall. Halo Systems’ public light show during an eclipse, and the night the shore boat was finally asked a question.</w:t>
+        <w:t xml:space="preserve">Starfall. Halo Systems’ public light show during an eclipse, and the day the shore boat was finally asked a question.</w:t>
       </w:r>
     </w:p>
     <w:p>
@@ -7701,7 +7685,7 @@
             <w:sz w:val="26"/>
           </w:rPr>
           <w:rStyle w:val="Hyperlink"/>
-          <w:t xml:space="preserve">World Ships: Feasibility and Rationale</w:t>
+          <w:t xml:space="preserve">World Ships — Architectures &amp; Feasibility Revisited</w:t>
         </w:r>
       </w:hyperlink>
       <w:r>
@@ -7748,7 +7732,7 @@
           <w:color w:val="2B2B2B"/>
           <w:sz w:val="26"/>
         </w:rPr>
-        <w:t xml:space="preserve">, built in Arizona in 1991, could not keep eight people alive inside a fully sealed system for even two years before oxygen levels and crop yields collapsed. This book’s ship is not that. It is the version where the engineering problem gets solved, imperfectly, by people who had two thousand generations and no alternative. The solving is the fiction. The difficulty is not.</w:t>
+        <w:t xml:space="preserve">, built in Arizona in 1991, could not keep eight people supplied inside a fully sealed system for two years. Oxygen fell from 21 percent to about 14.5, crops failed, and outside oxygen had to be pumped in before the mission ended. All eight came out alive. The air did not hold. This book’s ship is not that. It is the version where the engineering problem gets solved, imperfectly, by people who had two thousand generations and no alternative. The solving is the fiction. The difficulty is not.</w:t>
       </w:r>
     </w:p>
     <w:p>
@@ -7883,7 +7867,7 @@
           <w:sz w:val="26"/>
           <w:szCs w:val="23"/>
         </w:rPr>
-        <w:t xml:space="preserve"> — and modern SETI researchers have taken the idea seriously enough to actually go looking for one, including a 2019 search of the gravitationally stable points near Earth’s own orbit, written up as </w:t>
+        <w:t xml:space="preserve"> — and modern SETI researchers have taken the idea seriously enough to plan where to look for one, including James Benford’s 2019 proposal to search the small asteroids that share Earth’s own orbit, written up as </w:t>
       </w:r>
       <w:hyperlink r:id="rId13" w:history="1">
         <w:r>
@@ -8293,7 +8277,7 @@
           <w:sz w:val="26"/>
           <w:szCs w:val="26"/>
         </w:rPr>
-        <w:t xml:space="preserve">Hein, A. M., Pak, M., Pütz, D., Bühler, C., and Reiss, P. “World Ships — Architectures &amp; Feasibility Revisited.” Journal of the British Interplanetary Society 65 (2012): 119—133. https://ui.adsabs.harvard.edu/abs/2012JBIS...65..119H/abstract</w:t>
+        <w:t xml:space="preserve">Hein, A. M., Pak, M., Pütz, D., Bühler, C., and Reiss, P. “World Ships — Architectures &amp; Feasibility Revisited.” Journal of the British Interplanetary Society 65 (2012): 119–133. https://ui.adsabs.harvard.edu/abs/2012JBIS...65..119H/abstract</w:t>
       </w:r>
     </w:p>
     <w:p>
@@ -8351,7 +8335,7 @@
           <w:sz w:val="26"/>
           <w:szCs w:val="26"/>
         </w:rPr>
-        <w:t xml:space="preserve">Sullivan, W. T., Brown, S., and Wetherill, C. “Eavesdropping: The Radio Signature of the Earth.” Science 199 (1978): 377—388. https://www.science.org/doi/10.1126/science.199.4327.377</w:t>
+        <w:t xml:space="preserve">Sullivan, W. T., Brown, S., and Wetherill, C. “Eavesdropping: The Radio Signature of the Earth.” Science 199 (1978): 377–388. https://www.science.org/doi/10.1126/science.199.4327.377</w:t>
       </w:r>
     </w:p>
     <w:p>
@@ -8377,7 +8361,7 @@
           <w:sz w:val="26"/>
           <w:szCs w:val="26"/>
         </w:rPr>
-        <w:t xml:space="preserve">Gertz, J. “Looking for Lurkers.” arXiv:1903.09582 (2019). https://arxiv.org/abs/1903.09582</w:t>
+        <w:t xml:space="preserve">Benford, J. “Looking for Lurkers.” arXiv:1903.09582 (2019). https://arxiv.org/abs/1903.09582</w:t>
       </w:r>
     </w:p>
     <w:p>

--- a/Protocol Flamingo/Protocol_Flamingo_Rev2.docx
+++ b/Protocol Flamingo/Protocol_Flamingo_Rev2.docx
@@ -2860,7 +2860,7 @@
           <w:color w:val="2B2B2B"/>
           <w:sz w:val="26"/>
         </w:rPr>
-        <w:t>The diner sat off the county road outside Lissome, at the time pencilled on the back of the lost-cat flyer. It was called UNIT, and one letter had burned out years ago, so the sign said UN T in red neon that buzzed over the lot. A semi idled on the shoulder. Inside it smelled of fryer oil and burnt coffee in roughly equal measure. The vinyl booths were patched with duct tape gone amber, and the bell over the door had not rung true in a decade. A radio was doing a country song with the treble broken. Nora took the booth at the back and sat with her back to the wall, because that was what you did after a week of strangers, and because it put a table between her and whoever came through the door.</w:t>
+        <w:t>The diner sat off the county road outside Lissome, at the time penciled on the back of the lost-cat flyer. It was called UNIT, and one letter had burned out years ago, so the sign said UN T in red neon that buzzed over the lot. A semi idled on the shoulder. Inside it smelled of fryer oil and burnt coffee in roughly equal measure. The vinyl booths were patched with duct tape gone amber, and the bell over the door had not rung true in a decade. A radio was doing a country song with the treble broken. Nora took the booth at the back and sat with her back to the wall, because that was what you did after a week of strangers, and because it put a table between her and whoever came through the door.</w:t>
       </w:r>
     </w:p>
     <w:p>

--- a/Protocol Flamingo/Protocol_Flamingo_Rev2.docx
+++ b/Protocol Flamingo/Protocol_Flamingo_Rev2.docx
@@ -508,7 +508,7 @@
           <w:sz w:val="26"/>
           <w:szCs w:val="26"/>
         </w:rPr>
-        <w:t xml:space="preserve">Also by George Herbert Fontaine</w:t>
+        <w:t xml:space="preserve">Also by Lothar J. Musiol</w:t>
       </w:r>
     </w:p>
     <w:p>
@@ -8506,7 +8506,7 @@
           <w:sz w:val="28"/>
           <w:szCs w:val="28"/>
         </w:rPr>
-        <w:t xml:space="preserve">ALSO BY GEORGE HERBERT FONTAINE</w:t>
+        <w:t xml:space="preserve">ALSO BY LOTHAR J. MUSIOL</w:t>
       </w:r>
     </w:p>
     <w:p>
@@ -8527,6 +8527,594 @@
           <w:sz w:val="26"/>
         </w:rPr>
         <w:t xml:space="preserve">The Invasion Storybooks begin with this book. The nine cousins named in the note are films and television series, not titles you can buy under this name. Prose retellings of those nine are still to come, and each of them will have to keep its hands off dialogue that belongs to someone else. When a retelling is finished, its title will be printed on this page. Until then, this is the shelf.</w:t>
+      </w:r>
+    </w:p>
+    <w:p>
+      <w:pPr>
+        <w:keepNext/>
+        <w:spacing w:line="400" w:lineRule="auto" w:before="160" w:after="40"/>
+        <w:ind w:left="0" w:firstLine="0" w:right="0"/>
+        <w:jc w:val="left"/>
+      </w:pPr>
+      <w:r>
+        <w:rPr>
+          <w:rFonts w:ascii="Georgia" w:hAnsi="Georgia"/>
+          <w:b/>
+          <w:color w:val="2B2B2B"/>
+          <w:sz w:val="26"/>
+        </w:rPr>
+        <w:t xml:space="preserve">Physics, Actually</w:t>
+      </w:r>
+    </w:p>
+    <w:p>
+      <w:pPr>
+        <w:spacing w:line="400" w:lineRule="auto" w:before="0" w:after="20"/>
+        <w:ind w:left="360" w:firstLine="0" w:right="0"/>
+        <w:jc w:val="left"/>
+      </w:pPr>
+      <w:r>
+        <w:rPr>
+          <w:rFonts w:ascii="Georgia" w:hAnsi="Georgia"/>
+          <w:color w:val="2B2B2B"/>
+          <w:sz w:val="26"/>
+        </w:rPr>
+        <w:t xml:space="preserve">Physics, Actually, Volume 1: Motion, Forces, Time, and Relativity</w:t>
+      </w:r>
+    </w:p>
+    <w:p>
+      <w:pPr>
+        <w:spacing w:line="400" w:lineRule="auto" w:before="0" w:after="20"/>
+        <w:ind w:left="360" w:firstLine="0" w:right="0"/>
+        <w:jc w:val="left"/>
+      </w:pPr>
+      <w:r>
+        <w:rPr>
+          <w:rFonts w:ascii="Georgia" w:hAnsi="Georgia"/>
+          <w:color w:val="2B2B2B"/>
+          <w:sz w:val="26"/>
+        </w:rPr>
+        <w:t xml:space="preserve">Physics, Actually, Volume 2: Gravity, Cosmology, and the Limits of Spacetime</w:t>
+      </w:r>
+    </w:p>
+    <w:p>
+      <w:pPr>
+        <w:spacing w:line="400" w:lineRule="auto" w:before="0" w:after="20"/>
+        <w:ind w:left="360" w:firstLine="0" w:right="0"/>
+        <w:jc w:val="left"/>
+      </w:pPr>
+      <w:r>
+        <w:rPr>
+          <w:rFonts w:ascii="Georgia" w:hAnsi="Georgia"/>
+          <w:color w:val="2B2B2B"/>
+          <w:sz w:val="26"/>
+        </w:rPr>
+        <w:t xml:space="preserve">Physics, Actually, Volume 3: The Standard Model, Chaos, and the Edge of Knowledge</w:t>
+      </w:r>
+    </w:p>
+    <w:p>
+      <w:pPr>
+        <w:spacing w:line="400" w:lineRule="auto" w:before="0" w:after="20"/>
+        <w:ind w:left="360" w:firstLine="0" w:right="0"/>
+        <w:jc w:val="left"/>
+      </w:pPr>
+      <w:r>
+        <w:rPr>
+          <w:rFonts w:ascii="Georgia" w:hAnsi="Georgia"/>
+          <w:color w:val="2B2B2B"/>
+          <w:sz w:val="26"/>
+        </w:rPr>
+        <w:t xml:space="preserve">Life, Actually: From the First Cell to the Edited Genome and the Search for Life Elsewhere</w:t>
+      </w:r>
+    </w:p>
+    <w:p>
+      <w:pPr>
+        <w:keepNext/>
+        <w:spacing w:line="400" w:lineRule="auto" w:before="160" w:after="40"/>
+        <w:ind w:left="0" w:firstLine="0" w:right="0"/>
+        <w:jc w:val="left"/>
+      </w:pPr>
+      <w:r>
+        <w:rPr>
+          <w:rFonts w:ascii="Georgia" w:hAnsi="Georgia"/>
+          <w:b/>
+          <w:color w:val="2B2B2B"/>
+          <w:sz w:val="26"/>
+        </w:rPr>
+        <w:t xml:space="preserve">Math, Actually</w:t>
+      </w:r>
+    </w:p>
+    <w:p>
+      <w:pPr>
+        <w:spacing w:line="400" w:lineRule="auto" w:before="0" w:after="20"/>
+        <w:ind w:left="360" w:firstLine="0" w:right="0"/>
+        <w:jc w:val="left"/>
+      </w:pPr>
+      <w:r>
+        <w:rPr>
+          <w:rFonts w:ascii="Georgia" w:hAnsi="Georgia"/>
+          <w:color w:val="2B2B2B"/>
+          <w:sz w:val="26"/>
+        </w:rPr>
+        <w:t xml:space="preserve">Math, Actually, Volume 1: From Arithmetic to Calculus</w:t>
+      </w:r>
+    </w:p>
+    <w:p>
+      <w:pPr>
+        <w:spacing w:line="400" w:lineRule="auto" w:before="0" w:after="20"/>
+        <w:ind w:left="360" w:firstLine="0" w:right="0"/>
+        <w:jc w:val="left"/>
+      </w:pPr>
+      <w:r>
+        <w:rPr>
+          <w:rFonts w:ascii="Georgia" w:hAnsi="Georgia"/>
+          <w:color w:val="2B2B2B"/>
+          <w:sz w:val="26"/>
+        </w:rPr>
+        <w:t xml:space="preserve">Math, Actually, Volume 2: From Multivariable Calculus to Set Theory &amp; Logic</w:t>
+      </w:r>
+    </w:p>
+    <w:p>
+      <w:pPr>
+        <w:spacing w:line="400" w:lineRule="auto" w:before="0" w:after="20"/>
+        <w:ind w:left="360" w:firstLine="0" w:right="0"/>
+        <w:jc w:val="left"/>
+      </w:pPr>
+      <w:r>
+        <w:rPr>
+          <w:rFonts w:ascii="Georgia" w:hAnsi="Georgia"/>
+          <w:color w:val="2B2B2B"/>
+          <w:sz w:val="26"/>
+        </w:rPr>
+        <w:t xml:space="preserve">Math, Actually, Volume 3: From Differential Equations to Abstract Algebra</w:t>
+      </w:r>
+    </w:p>
+    <w:p>
+      <w:pPr>
+        <w:spacing w:line="400" w:lineRule="auto" w:before="0" w:after="20"/>
+        <w:ind w:left="360" w:firstLine="0" w:right="0"/>
+        <w:jc w:val="left"/>
+      </w:pPr>
+      <w:r>
+        <w:rPr>
+          <w:rFonts w:ascii="Georgia" w:hAnsi="Georgia"/>
+          <w:color w:val="2B2B2B"/>
+          <w:sz w:val="26"/>
+        </w:rPr>
+        <w:t xml:space="preserve">Math, Actually, Volume 4: From Category Theory to the Frontier</w:t>
+      </w:r>
+    </w:p>
+    <w:p>
+      <w:pPr>
+        <w:keepNext/>
+        <w:spacing w:line="400" w:lineRule="auto" w:before="160" w:after="40"/>
+        <w:ind w:left="0" w:firstLine="0" w:right="0"/>
+        <w:jc w:val="left"/>
+      </w:pPr>
+      <w:r>
+        <w:rPr>
+          <w:rFonts w:ascii="Georgia" w:hAnsi="Georgia"/>
+          <w:b/>
+          <w:color w:val="2B2B2B"/>
+          <w:sz w:val="26"/>
+        </w:rPr>
+        <w:t xml:space="preserve">Quanta, Actually</w:t>
+      </w:r>
+    </w:p>
+    <w:p>
+      <w:pPr>
+        <w:spacing w:line="400" w:lineRule="auto" w:before="0" w:after="20"/>
+        <w:ind w:left="360" w:firstLine="0" w:right="0"/>
+        <w:jc w:val="left"/>
+      </w:pPr>
+      <w:r>
+        <w:rPr>
+          <w:rFonts w:ascii="Georgia" w:hAnsi="Georgia"/>
+          <w:color w:val="2B2B2B"/>
+          <w:sz w:val="26"/>
+        </w:rPr>
+        <w:t xml:space="preserve">Quanta, Actually, Volume 1: The Quantum World</w:t>
+      </w:r>
+    </w:p>
+    <w:p>
+      <w:pPr>
+        <w:spacing w:line="400" w:lineRule="auto" w:before="0" w:after="20"/>
+        <w:ind w:left="360" w:firstLine="0" w:right="0"/>
+        <w:jc w:val="left"/>
+      </w:pPr>
+      <w:r>
+        <w:rPr>
+          <w:rFonts w:ascii="Georgia" w:hAnsi="Georgia"/>
+          <w:color w:val="2B2B2B"/>
+          <w:sz w:val="26"/>
+        </w:rPr>
+        <w:t xml:space="preserve">Quanta, Actually, Volume 2: The Quantum Conversation</w:t>
+      </w:r>
+    </w:p>
+    <w:p>
+      <w:pPr>
+        <w:spacing w:line="400" w:lineRule="auto" w:before="0" w:after="20"/>
+        <w:ind w:left="360" w:firstLine="0" w:right="0"/>
+        <w:jc w:val="left"/>
+      </w:pPr>
+      <w:r>
+        <w:rPr>
+          <w:rFonts w:ascii="Georgia" w:hAnsi="Georgia"/>
+          <w:color w:val="2B2B2B"/>
+          <w:sz w:val="26"/>
+        </w:rPr>
+        <w:t xml:space="preserve">Quanta, Actually, Volume 3: Complete Quantum Electrodynamics Course</w:t>
+      </w:r>
+    </w:p>
+    <w:p>
+      <w:pPr>
+        <w:keepNext/>
+        <w:spacing w:line="400" w:lineRule="auto" w:before="160" w:after="40"/>
+        <w:ind w:left="0" w:firstLine="0" w:right="0"/>
+        <w:jc w:val="left"/>
+      </w:pPr>
+      <w:r>
+        <w:rPr>
+          <w:rFonts w:ascii="Georgia" w:hAnsi="Georgia"/>
+          <w:b/>
+          <w:color w:val="2B2B2B"/>
+          <w:sz w:val="26"/>
+        </w:rPr>
+        <w:t xml:space="preserve">Science Sparks</w:t>
+      </w:r>
+    </w:p>
+    <w:p>
+      <w:pPr>
+        <w:spacing w:line="400" w:lineRule="auto" w:before="0" w:after="20"/>
+        <w:ind w:left="360" w:firstLine="0" w:right="0"/>
+        <w:jc w:val="left"/>
+      </w:pPr>
+      <w:r>
+        <w:rPr>
+          <w:rFonts w:ascii="Georgia" w:hAnsi="Georgia"/>
+          <w:color w:val="2B2B2B"/>
+          <w:sz w:val="26"/>
+        </w:rPr>
+        <w:t xml:space="preserve">Science Sparks: Physics, Life, and Mathematics — The Same Few Rules, Told in Highlights</w:t>
+      </w:r>
+    </w:p>
+    <w:p>
+      <w:pPr>
+        <w:keepNext/>
+        <w:spacing w:line="400" w:lineRule="auto" w:before="160" w:after="40"/>
+        <w:ind w:left="0" w:firstLine="0" w:right="0"/>
+        <w:jc w:val="left"/>
+      </w:pPr>
+      <w:r>
+        <w:rPr>
+          <w:rFonts w:ascii="Georgia" w:hAnsi="Georgia"/>
+          <w:b/>
+          <w:color w:val="2B2B2B"/>
+          <w:sz w:val="26"/>
+        </w:rPr>
+        <w:t xml:space="preserve">Look First</w:t>
+      </w:r>
+    </w:p>
+    <w:p>
+      <w:pPr>
+        <w:spacing w:line="400" w:lineRule="auto" w:before="0" w:after="20"/>
+        <w:ind w:left="360" w:firstLine="0" w:right="0"/>
+        <w:jc w:val="left"/>
+      </w:pPr>
+      <w:r>
+        <w:rPr>
+          <w:rFonts w:ascii="Georgia" w:hAnsi="Georgia"/>
+          <w:color w:val="2B2B2B"/>
+          <w:sz w:val="26"/>
+        </w:rPr>
+        <w:t xml:space="preserve">Look First, Volume 1: The Universe Has No Now</w:t>
+      </w:r>
+    </w:p>
+    <w:p>
+      <w:pPr>
+        <w:spacing w:line="400" w:lineRule="auto" w:before="0" w:after="20"/>
+        <w:ind w:left="360" w:firstLine="0" w:right="0"/>
+        <w:jc w:val="left"/>
+      </w:pPr>
+      <w:r>
+        <w:rPr>
+          <w:rFonts w:ascii="Georgia" w:hAnsi="Georgia"/>
+          <w:color w:val="2B2B2B"/>
+          <w:sz w:val="26"/>
+        </w:rPr>
+        <w:t xml:space="preserve">Look First, Volume 2: A Trip Is Not a New Life</w:t>
+      </w:r>
+    </w:p>
+    <w:p>
+      <w:pPr>
+        <w:keepNext/>
+        <w:spacing w:line="400" w:lineRule="auto" w:before="160" w:after="40"/>
+        <w:ind w:left="0" w:firstLine="0" w:right="0"/>
+        <w:jc w:val="left"/>
+      </w:pPr>
+      <w:r>
+        <w:rPr>
+          <w:rFonts w:ascii="Georgia" w:hAnsi="Georgia"/>
+          <w:b/>
+          <w:color w:val="2B2B2B"/>
+          <w:sz w:val="26"/>
+        </w:rPr>
+        <w:t xml:space="preserve">Electrical Engineering Series</w:t>
+      </w:r>
+    </w:p>
+    <w:p>
+      <w:pPr>
+        <w:spacing w:line="400" w:lineRule="auto" w:before="0" w:after="20"/>
+        <w:ind w:left="360" w:firstLine="0" w:right="0"/>
+        <w:jc w:val="left"/>
+      </w:pPr>
+      <w:r>
+        <w:rPr>
+          <w:rFonts w:ascii="Georgia" w:hAnsi="Georgia"/>
+          <w:color w:val="2B2B2B"/>
+          <w:sz w:val="26"/>
+        </w:rPr>
+        <w:t xml:space="preserve">Foundations of Electronics (Book 1)</w:t>
+      </w:r>
+    </w:p>
+    <w:p>
+      <w:pPr>
+        <w:spacing w:line="400" w:lineRule="auto" w:before="0" w:after="20"/>
+        <w:ind w:left="360" w:firstLine="0" w:right="0"/>
+        <w:jc w:val="left"/>
+      </w:pPr>
+      <w:r>
+        <w:rPr>
+          <w:rFonts w:ascii="Georgia" w:hAnsi="Georgia"/>
+          <w:color w:val="2B2B2B"/>
+          <w:sz w:val="26"/>
+        </w:rPr>
+        <w:t xml:space="preserve">Circuits, Components, and Control (Book 2)</w:t>
+      </w:r>
+    </w:p>
+    <w:p>
+      <w:pPr>
+        <w:spacing w:line="400" w:lineRule="auto" w:before="0" w:after="20"/>
+        <w:ind w:left="360" w:firstLine="0" w:right="0"/>
+        <w:jc w:val="left"/>
+      </w:pPr>
+      <w:r>
+        <w:rPr>
+          <w:rFonts w:ascii="Georgia" w:hAnsi="Georgia"/>
+          <w:color w:val="2B2B2B"/>
+          <w:sz w:val="26"/>
+        </w:rPr>
+        <w:t xml:space="preserve">Semiconductor Physics and Devices (Book 3)</w:t>
+      </w:r>
+    </w:p>
+    <w:p>
+      <w:pPr>
+        <w:spacing w:line="400" w:lineRule="auto" w:before="0" w:after="20"/>
+        <w:ind w:left="360" w:firstLine="0" w:right="0"/>
+        <w:jc w:val="left"/>
+      </w:pPr>
+      <w:r>
+        <w:rPr>
+          <w:rFonts w:ascii="Georgia" w:hAnsi="Georgia"/>
+          <w:color w:val="2B2B2B"/>
+          <w:sz w:val="26"/>
+        </w:rPr>
+        <w:t xml:space="preserve">RF, Microwave, and Transceivers (Book 4)</w:t>
+      </w:r>
+    </w:p>
+    <w:p>
+      <w:pPr>
+        <w:spacing w:line="400" w:lineRule="auto" w:before="0" w:after="20"/>
+        <w:ind w:left="360" w:firstLine="0" w:right="0"/>
+        <w:jc w:val="left"/>
+      </w:pPr>
+      <w:r>
+        <w:rPr>
+          <w:rFonts w:ascii="Georgia" w:hAnsi="Georgia"/>
+          <w:color w:val="2B2B2B"/>
+          <w:sz w:val="26"/>
+        </w:rPr>
+        <w:t xml:space="preserve">Communications, Wireless, and SDR (Book 5)</w:t>
+      </w:r>
+    </w:p>
+    <w:p>
+      <w:pPr>
+        <w:spacing w:line="400" w:lineRule="auto" w:before="0" w:after="20"/>
+        <w:ind w:left="360" w:firstLine="0" w:right="0"/>
+        <w:jc w:val="left"/>
+      </w:pPr>
+      <w:r>
+        <w:rPr>
+          <w:rFonts w:ascii="Georgia" w:hAnsi="Georgia"/>
+          <w:color w:val="2B2B2B"/>
+          <w:sz w:val="26"/>
+        </w:rPr>
+        <w:t xml:space="preserve">Power and Energy (Book 6)</w:t>
+      </w:r>
+    </w:p>
+    <w:p>
+      <w:pPr>
+        <w:spacing w:line="400" w:lineRule="auto" w:before="0" w:after="20"/>
+        <w:ind w:left="360" w:firstLine="0" w:right="0"/>
+        <w:jc w:val="left"/>
+      </w:pPr>
+      <w:r>
+        <w:rPr>
+          <w:rFonts w:ascii="Georgia" w:hAnsi="Georgia"/>
+          <w:color w:val="2B2B2B"/>
+          <w:sz w:val="26"/>
+        </w:rPr>
+        <w:t xml:space="preserve">Packaging, Layout, EMC, and Test (Book 7)</w:t>
+      </w:r>
+    </w:p>
+    <w:p>
+      <w:pPr>
+        <w:keepNext/>
+        <w:spacing w:line="400" w:lineRule="auto" w:before="160" w:after="40"/>
+        <w:ind w:left="0" w:firstLine="0" w:right="0"/>
+        <w:jc w:val="left"/>
+      </w:pPr>
+      <w:r>
+        <w:rPr>
+          <w:rFonts w:ascii="Georgia" w:hAnsi="Georgia"/>
+          <w:b/>
+          <w:color w:val="2B2B2B"/>
+          <w:sz w:val="26"/>
+        </w:rPr>
+        <w:t xml:space="preserve">History</w:t>
+      </w:r>
+    </w:p>
+    <w:p>
+      <w:pPr>
+        <w:spacing w:line="400" w:lineRule="auto" w:before="0" w:after="20"/>
+        <w:ind w:left="360" w:firstLine="0" w:right="0"/>
+        <w:jc w:val="left"/>
+      </w:pPr>
+      <w:r>
+        <w:rPr>
+          <w:rFonts w:ascii="Georgia" w:hAnsi="Georgia"/>
+          <w:color w:val="2B2B2B"/>
+          <w:sz w:val="26"/>
+        </w:rPr>
+        <w:t xml:space="preserve">The Dolphins' View of History</w:t>
+      </w:r>
+    </w:p>
+    <w:p>
+      <w:pPr>
+        <w:keepNext/>
+        <w:spacing w:line="400" w:lineRule="auto" w:before="160" w:after="40"/>
+        <w:ind w:left="0" w:firstLine="0" w:right="0"/>
+        <w:jc w:val="left"/>
+      </w:pPr>
+      <w:r>
+        <w:rPr>
+          <w:rFonts w:ascii="Georgia" w:hAnsi="Georgia"/>
+          <w:b/>
+          <w:color w:val="2B2B2B"/>
+          <w:sz w:val="26"/>
+        </w:rPr>
+        <w:t xml:space="preserve">Fiction</w:t>
+      </w:r>
+    </w:p>
+    <w:p>
+      <w:pPr>
+        <w:spacing w:line="400" w:lineRule="auto" w:before="0" w:after="20"/>
+        <w:ind w:left="360" w:firstLine="0" w:right="0"/>
+        <w:jc w:val="left"/>
+      </w:pPr>
+      <w:r>
+        <w:rPr>
+          <w:rFonts w:ascii="Georgia" w:hAnsi="Georgia"/>
+          <w:color w:val="2B2B2B"/>
+          <w:sz w:val="26"/>
+        </w:rPr>
+        <w:t xml:space="preserve">The Murder That Hadn't Happened Yet (The Relativistic Investigation Bureau, Book 1)</w:t>
+      </w:r>
+    </w:p>
+    <w:p>
+      <w:pPr>
+        <w:spacing w:line="400" w:lineRule="auto" w:before="0" w:after="20"/>
+        <w:ind w:left="360" w:firstLine="0" w:right="0"/>
+        <w:jc w:val="left"/>
+      </w:pPr>
+      <w:r>
+        <w:rPr>
+          <w:rFonts w:ascii="Georgia" w:hAnsi="Georgia"/>
+          <w:color w:val="2B2B2B"/>
+          <w:sz w:val="26"/>
+        </w:rPr>
+        <w:t xml:space="preserve">The Warning That Was Sent Too Late (The Relativistic Investigation Bureau, Book 2)</w:t>
+      </w:r>
+    </w:p>
+    <w:p>
+      <w:pPr>
+        <w:spacing w:line="400" w:lineRule="auto" w:before="0" w:after="20"/>
+        <w:ind w:left="360" w:firstLine="0" w:right="0"/>
+        <w:jc w:val="left"/>
+      </w:pPr>
+      <w:r>
+        <w:rPr>
+          <w:rFonts w:ascii="Georgia" w:hAnsi="Georgia"/>
+          <w:color w:val="2B2B2B"/>
+          <w:sz w:val="26"/>
+        </w:rPr>
+        <w:t xml:space="preserve">Schrödinger’s Paperwork (Lolly Wren’s Curious Science Adventures, Book 1)</w:t>
+      </w:r>
+    </w:p>
+    <w:p>
+      <w:pPr>
+        <w:spacing w:line="400" w:lineRule="auto" w:before="0" w:after="20"/>
+        <w:ind w:left="360" w:firstLine="0" w:right="0"/>
+        <w:jc w:val="left"/>
+      </w:pPr>
+      <w:r>
+        <w:rPr>
+          <w:rFonts w:ascii="Georgia" w:hAnsi="Georgia"/>
+          <w:color w:val="2B2B2B"/>
+          <w:sz w:val="26"/>
+        </w:rPr>
+        <w:t xml:space="preserve">The Permitted Options (Lolly Wren’s Curious Science Adventures, Book 2)</w:t>
+      </w:r>
+    </w:p>
+    <w:p>
+      <w:pPr>
+        <w:spacing w:line="400" w:lineRule="auto" w:before="0" w:after="20"/>
+        <w:ind w:left="360" w:firstLine="0" w:right="0"/>
+        <w:jc w:val="left"/>
+      </w:pPr>
+      <w:r>
+        <w:rPr>
+          <w:rFonts w:ascii="Georgia" w:hAnsi="Georgia"/>
+          <w:color w:val="2B2B2B"/>
+          <w:sz w:val="26"/>
+        </w:rPr>
+        <w:t xml:space="preserve">Protocol Flamingo (The Invasion Storybooks, Book 1), as George Herbert Fontaine</w:t>
+      </w:r>
+    </w:p>
+    <w:p>
+      <w:pPr>
+        <w:keepNext/>
+        <w:spacing w:line="400" w:lineRule="auto" w:before="160" w:after="40"/>
+        <w:ind w:left="0" w:firstLine="0" w:right="0"/>
+        <w:jc w:val="left"/>
+      </w:pPr>
+      <w:r>
+        <w:rPr>
+          <w:rFonts w:ascii="Georgia" w:hAnsi="Georgia"/>
+          <w:b/>
+          <w:color w:val="2B2B2B"/>
+          <w:sz w:val="26"/>
+        </w:rPr>
+        <w:t xml:space="preserve">How-To</w:t>
+      </w:r>
+    </w:p>
+    <w:p>
+      <w:pPr>
+        <w:spacing w:line="400" w:lineRule="auto" w:before="0" w:after="20"/>
+        <w:ind w:left="360" w:firstLine="0" w:right="0"/>
+        <w:jc w:val="left"/>
+      </w:pPr>
+      <w:r>
+        <w:rPr>
+          <w:rFonts w:ascii="Georgia" w:hAnsi="Georgia"/>
+          <w:color w:val="2B2B2B"/>
+          <w:sz w:val="26"/>
+        </w:rPr>
+        <w:t xml:space="preserve">Your First Book That Sells</w:t>
+      </w:r>
+    </w:p>
+    <w:p>
+      <w:pPr>
+        <w:spacing w:line="400" w:lineRule="auto" w:before="0" w:after="20"/>
+        <w:ind w:left="360" w:firstLine="0" w:right="0"/>
+        <w:jc w:val="left"/>
+      </w:pPr>
+      <w:r>
+        <w:rPr>
+          <w:rFonts w:ascii="Georgia" w:hAnsi="Georgia"/>
+          <w:color w:val="2B2B2B"/>
+          <w:sz w:val="26"/>
+        </w:rPr>
+        <w:t xml:space="preserve">Your First YouTube Channel That Rocks</w:t>
       </w:r>
     </w:p>
     <w:p>

--- a/Protocol Flamingo/Protocol_Flamingo_Rev2.docx
+++ b/Protocol Flamingo/Protocol_Flamingo_Rev2.docx
@@ -118,7 +118,7 @@
           <w:sz w:val="26"/>
           <w:szCs w:val="26"/>
         </w:rPr>
-        <w:t xml:space="preserve">Copyright © 2026 by George Herbert Fontaine</w:t>
+        <w:t xml:space="preserve">Copyright © 2026 by Lothar J. Musiol</w:t>
       </w:r>
     </w:p>
     <w:p>
@@ -45512,7 +45512,7 @@
           <w:color w:val="2B2B2B"/>
           <w:sz w:val="26"/>
         </w:rPr>
-        <w:t xml:space="preserve">George Herbert Fontaine writes stories in which a committee outlasts a fleet. Protocol Flamingo is the first of the Invasion Storybooks. The people in it are invented. The alpaca is invented. The science in the appendix is not.</w:t>
+        <w:t xml:space="preserve">Lothar J. Musiol, writing as George Herbert Fontaine, writes stories in which a committee outlasts a fleet. Protocol Flamingo is the first of the Invasion Storybooks. The people in it are invented. The alpaca is invented. The science in the appendix is not.</w:t>
       </w:r>
     </w:p>
     <w:sectPr>

--- a/Protocol Flamingo/Protocol_Flamingo_Rev2.docx
+++ b/Protocol Flamingo/Protocol_Flamingo_Rev2.docx
@@ -1274,7 +1274,7 @@
           <w:color w:val="2B2B2B"/>
           <w:sz w:val="26"/>
         </w:rPr>
-        <w:t xml:space="preserve">Mabs was two years younger and had always been better at being happy out loud. When their father left — Nora was nine, Mabs seven — it was Mabs who decided the three of them would have pancakes for dinner on Fridays as a matter of policy, and Mabs who kept the policy going for eleven years after their mother stopped needing it. Nora had dealt with the leaving by taking a disposable camera to school and photographing everything that didn’t move. She still had the prints. They were mostly of fences.</w:t>
+        <w:t xml:space="preserve">Mabs was two years younger and had always been better at being happy out loud. When their father left — Nora was nine, Mabs seven — it was Mabs who decided the three of them would have pancakes for dinner on Fridays as a matter of policy, and Mabs who kept the policy going for years after their mother stopped needing it. Nora had dealt with the leaving by taking a disposable camera to school and photographing everything that didn’t move. She still had the prints. They were mostly of fences.</w:t>
       </w:r>
     </w:p>
     <w:p>
@@ -1852,7 +1852,7 @@
           <w:color w:val="2B2B2B"/>
           <w:sz w:val="26"/>
         </w:rPr>
-        <w:t xml:space="preserve">Six phones dropped. The best man, Curtis — big through the shoulders, sunburned to exactly the line his shirt collar drew, three drinks into a speech about a fishing trip nobody else remembered attending — stopped mid-sentence and did not start again for eleven seconds, which is a long time to stand at the front of a room holding a microphone and looking at nothing.</w:t>
+        <w:t xml:space="preserve">Six phones dropped. The best man, Curtis — big through the shoulders, sunburned precisely to the line his shirt collar drew, three drinks into a speech about a fishing trip nobody else remembered attending — stopped mid-sentence and did not start again for eleven seconds, which is a long time to stand at the front of a room holding a microphone and looking at nothing.</w:t>
       </w:r>
     </w:p>
     <w:p>
@@ -2191,7 +2191,7 @@
           <w:color w:val="2B2B2B"/>
           <w:sz w:val="26"/>
         </w:rPr>
-        <w:t xml:space="preserve">She watched it four times. She told herself it was nothing. She had learned, in eleven years of filming other people’s most important day, that a wedding video’s whole job, in the end, was to remember what everyone else was too happy to write down. She did not yet know that it was also, sometimes, to remember what someone else was very much hoping nobody would.</w:t>
+        <w:t xml:space="preserve">She watched it four times. She told herself it was nothing. She had learned, in twelve years of filming other people’s most important day, that a wedding video’s whole job, in the end, was to remember what everyone else was too happy to write down. She did not yet know that it was also, sometimes, to remember what someone else was very much hoping nobody would.</w:t>
       </w:r>
     </w:p>
     <w:p>
@@ -2270,7 +2270,7 @@
           <w:color w:val="2B2B2B"/>
           <w:sz w:val="26"/>
         </w:rPr>
-        <w:t xml:space="preserve">He had felt the weather before. Twice a year, maybe three times, since he was a boy: an afternoon that went missing at the county fair when he was nine, a morning in college when he woke up in his car outside a hospital in Columbus with no memory of the drive and a parking ticket on the windshield. He had told a doctor once. The doctor had said migraine aura and given him a pamphlet. He had kept the pamphlet. It was in a drawer in Muncie with his passport, as if both of them were documents that proved he was a citizen of something.</w:t>
+        <w:t xml:space="preserve">He had felt the weather before. Twice a year, maybe three times, since he was a boy: an afternoon that went missing at the county fair when he was nine, a morning in college when he woke up in his car outside a hospital in Columbus with no memory of the drive and a parking ticket on the windshield. He had told a doctor once. The doctor had said migraine aura and given him a pamphlet. He had kept the pamphlet. It was in a drawer at his mother’s house in Muncie, with his passport, as if both of them were documents that proved he was a citizen of something.</w:t>
       </w:r>
     </w:p>
     <w:p>
@@ -2419,7 +2419,7 @@
           <w:color w:val="2B2B2B"/>
           <w:sz w:val="26"/>
         </w:rPr>
-        <w:t xml:space="preserve">Dana Osei had said so to the range safety officer, to the program manager, to two lieutenants, a congressional staffer and her own mother, and she was still saying it four days after the wedding in Lissome, in a rental kitchen in Ogden, Utah, to a government attorney named Nowak whom she would never once see in person. She was thirty-eight, with close-cropped hair going prematurely silver at the temples in a way she had stopped fighting, and a launch engineer’s flat, precise way of finishing sentences, as if she were reading them off a checklist and would be graded on the punctuation.</w:t>
+        <w:t xml:space="preserve">Dana Osei had said so to the range safety officer, to the program manager, to two lieutenants, a congressional staffer and her own mother, and she was still saying it on the last Saturday in June — the same evening, as it turned out, as a wedding in a place called Lissome, Indiana — in a rental kitchen in Ogden, Utah, to a government attorney named Nowak whom she would never once see in person. She was thirty-eight, with close-cropped hair already going gray at thirty-eight, which she classified as a launch-related injury, and a launch engineer’s flat, precise way of finishing sentences, as if she were reading them off a checklist and would be graded on the punctuation.</w:t>
       </w:r>
     </w:p>
     <w:p>
@@ -2978,7 +2978,7 @@
           <w:color w:val="2B2B2B"/>
           <w:sz w:val="26"/>
         </w:rPr>
-        <w:t xml:space="preserve">Gladys Okoro worked the tip line. She was somewhere past fifty, with a warm, unhurried Lagos-inflected voice that had talked exactly as many people down from a bad diagnosis, in her nursing years, as it now talked up from a panic attack. She wore cardigans regardless of the thermostat. The tip line was a cell phone in a drawer wearing a landline sticker, for reasons of institutional dignity nobody would defend out loud, and Gladys answered every call the way you would answer a relative who might be about to say something sad.</w:t>
+        <w:t xml:space="preserve">Gladys Okoro worked the tip line. She was somewhere past fifty, with a warm, unhurried Lagos-inflected voice that had spent twenty years on a cancer ward telling people the truth slowly and now spent its days talking strangers down from the sky. She wore cardigans regardless of the thermostat. The tip line was a cell phone in a drawer wearing a landline sticker, for reasons of institutional dignity nobody would defend out loud, and Gladys answered every call the way you would answer a relative who might be about to say something sad.</w:t>
       </w:r>
     </w:p>
     <w:p>
@@ -3316,7 +3316,7 @@
           <w:color w:val="2B2B2B"/>
           <w:sz w:val="26"/>
         </w:rPr>
-        <w:t xml:space="preserve">Warren looked at her for a long moment over his glasses, as if checking whether she was the kind of person who would try it.</w:t>
+        <w:t xml:space="preserve">Warren looked at her over his glasses, as if checking whether she was the kind of person who would try it.</w:t>
       </w:r>
     </w:p>
     <w:p>
@@ -4084,7 +4084,7 @@
           <w:color w:val="2B2B2B"/>
           <w:sz w:val="26"/>
         </w:rPr>
-        <w:t xml:space="preserve">She had posted it from the floor of her apartment, laptop on a packing blanket, the wedding dress bag still hanging on the closet door because Mabs had asked her to drop it at the cleaner’s and Nora had not yet. The radiator knocked, though it was summer and the radiator had no business knocking. A bus went by on the wet street and threw light across the ceiling. The comments arrived faster than the kettle boiled. She read them standing up, her thumb going white on the phone.</w:t>
+        <w:t xml:space="preserve">She had posted it from the floor of her apartment, laptop on a packing blanket, the wedding dress bag still hanging on the closet door because Mabs had asked her to drop it at the cleaner’s and Nora had not yet. A bus went by on the wet street and threw light across the ceiling. The comments arrived faster than the kettle boiled. She read them standing up, her thumb going white on the phone.</w:t>
       </w:r>
     </w:p>
     <w:p>
@@ -4283,7 +4283,7 @@
           <w:color w:val="2B2B2B"/>
           <w:sz w:val="26"/>
         </w:rPr>
-        <w:t xml:space="preserve">Nora sat with that for a while. Then she drove to a drugstore to print a still for Mabs — the first dance, nothing from the tower — and stood under fluorescent tubes that made everyone in line look like a suspect. The clerk asked if it was her wedding. Nora said no, and then, because the clerk had been kind, that it was her sister’s. The clerk said the groom had a nice face. Nora agreed. She paid and sat in the car with the envelope in her lap until the windows fogged, and she thought about how a camera tells the truth better than memory does, and how she had built a business on that idea, and how the internet had gotten so good at making things look real that it had stopped being able to recognize the real thing when it showed up.</w:t>
+        <w:t xml:space="preserve">Nora sat with that. Then she drove to a drugstore to print a still for Mabs — the first dance, nothing from the tower — and the clerk, handing it over, said the groom had a nice face. Nora agreed. She sat in the car with the envelope in her lap and thought about how a camera tells the truth better than memory does, and how she had built a business on that idea, and how the internet had gotten so good at making things look real that it had stopped being able to recognize the real thing when it showed up.</w:t>
       </w:r>
     </w:p>
     <w:p>
@@ -4402,7 +4402,7 @@
           <w:color w:val="2B2B2B"/>
           <w:sz w:val="26"/>
         </w:rPr>
-        <w:t xml:space="preserve">So she watched the barn again at real speed, with the sound up. The band failing to decide on a song. Rosa dancing with a cousin. Curtis taking the microphone the way a man takes a dare. And then the light, and the six phones, and the long held silence, and her own breath on the audio track, sharp, the moment she had first known that something was wrong and kept filming anyway.</w:t>
+        <w:t xml:space="preserve">So she watched the barn again at real speed, with the sound up. The band failing to decide on a song. Dominic’s mother, Rosa, dancing with a cousin. Curtis taking the microphone the way a man takes a dare. And then the light, and the six phones, and the long held silence, and her own breath on the audio track, sharp, the moment she had first known that something was wrong and kept filming anyway.</w:t>
       </w:r>
     </w:p>
     <w:p>
@@ -4462,7 +4462,7 @@
           <w:color w:val="2B2B2B"/>
           <w:sz w:val="26"/>
         </w:rPr>
-        <w:t xml:space="preserve">She told herself it was nothing. She told herself that people freeze. She had filmed forty-one weddings and knew all the ways people freeze.</w:t>
+        <w:t xml:space="preserve">She told herself it was nothing. She told herself that people freeze. She knew all the ways people freeze. It was most of the job.</w:t>
       </w:r>
     </w:p>
     <w:p>
@@ -4661,7 +4661,7 @@
           <w:color w:val="2B2B2B"/>
           <w:sz w:val="26"/>
         </w:rPr>
-        <w:t xml:space="preserve">Afterward she sat on the closed toilet lid in a towel, holding the phone in both hands, and understood for the first time that the thing she had filmed was not a thing that had happened to her. It was a thing that was happening to her. She checked her own cards, still in their case in the hall closet, and found the files present and full and correct, and she felt, for a moment, the way you feel when you find your wallet after you have already called the bank.</w:t>
+        <w:t xml:space="preserve">Afterward she sat on the closed toilet lid in a towel, holding the phone in both hands, and understood for the first time that the thing she had filmed was not a thing that had happened to her. It was a thing that was happening to her. She checked her own cards, still in their case in the hall closet, and found the files present and full and correct, and she felt, for a moment, as you feel when you find your wallet after you have already called the bank.</w:t>
       </w:r>
     </w:p>
     <w:p>
@@ -4860,7 +4860,7 @@
           <w:color w:val="2B2B2B"/>
           <w:sz w:val="26"/>
         </w:rPr>
-        <w:t xml:space="preserve">It was a fair question, from someone who had every right to ask it, and Nora spent longer than she liked finding an answer that wasn’t the true one. The true one was that she had never posted a single clip of any other groom in eleven years, because no other groom had ever needed her to.</w:t>
+        <w:t xml:space="preserve">It was a fair question, from someone who had every right to ask it, and Nora spent longer than she liked finding an answer that wasn’t the true one. The true one was that she had never posted a single clip of any other groom in twelve years, because no other groom had ever needed her to.</w:t>
       </w:r>
     </w:p>
     <w:p>
@@ -5000,7 +5000,7 @@
           <w:color w:val="2B2B2B"/>
           <w:sz w:val="26"/>
         </w:rPr>
-        <w:t xml:space="preserve">“You decided something the minute you posted it.” A long breath on the line. When Mabs spoke again her voice was smaller, which was worse than the itemized list. “Please don’t make this a thing. Please. I married him four days ago. I want it to be a wedding for a little longer before it’s a story.”</w:t>
+        <w:t xml:space="preserve">“You decided something the minute you posted it.” A long breath on the line. When Mabs spoke again her voice was smaller, which was worse than the itemized list. “Please don’t make this a thing. Please. I married him three days ago. I want it to be a wedding for a little longer before it’s a story.”</w:t>
       </w:r>
     </w:p>
     <w:p>
@@ -5159,7 +5159,7 @@
           <w:color w:val="2B2B2B"/>
           <w:sz w:val="26"/>
         </w:rPr>
-        <w:t xml:space="preserve">Nora looked at the text for a long time. Then she called it. A woman with a warm voice answered on the second ring, as if she had been sitting beside the phone all day waiting for exactly this call, and said, “Desk. This is Gladys. Take your time, my dear,” and Nora, who had been holding it together for six days with tape and coffee and a coffee can of peas, found to her horror that she could not get a single word out for nearly a minute, and that the woman on the other end did not hurry her at all.</w:t>
+        <w:t xml:space="preserve">Nora looked at the text until the screen dimmed. Then she called it. A woman with a warm voice answered on the second ring, as if she had been sitting beside the phone all day waiting for this particular call, and said, “Desk. This is Gladys. Take your time, my dear,” and Nora, who had been holding it together for six days with tape and coffee and a coffee can of peas, found to her horror that she could not get a single word out for nearly a minute, and that the woman on the other end did not hurry her at all.</w:t>
       </w:r>
     </w:p>
     <w:p>
@@ -5388,7 +5388,7 @@
           <w:color w:val="2B2B2B"/>
           <w:sz w:val="26"/>
         </w:rPr>
-        <w:t xml:space="preserve">Rosa looked at her for a long moment with the expression of a woman who had seen ten thousand children try to be clever at her desk. Then, unexpectedly, she smiled.</w:t>
+        <w:t xml:space="preserve">Rosa looked at her with the expression of a woman who had seen ten thousand children try to be clever at her desk. Then, unexpectedly, she smiled.</w:t>
       </w:r>
     </w:p>
     <w:p>
@@ -5746,7 +5746,7 @@
           <w:color w:val="2B2B2B"/>
           <w:sz w:val="26"/>
         </w:rPr>
-        <w:t xml:space="preserve">Rosa put the album back on the shelf, exactly where it had been, the spine aligned with the others.</w:t>
+        <w:t xml:space="preserve">Rosa put the album back on the shelf where it had been, the spine aligned with the others.</w:t>
       </w:r>
     </w:p>
     <w:p>
@@ -5905,7 +5905,7 @@
           <w:color w:val="2B2B2B"/>
           <w:sz w:val="26"/>
         </w:rPr>
-        <w:t xml:space="preserve">Nora was six feet away with a paper plate in her hand, and she had spent eleven years watching light behave correctly or incorrectly through a viewfinder. She saw the blood come up a beat too slow and a shade too dark, almost brown under the carport light. She saw that he did none of the small ordinary things a person does when they cut themselves at a dinner table: no wince, no hiss, no thumb to the mouth, no swearing that would have made the children laugh. He looked at it as if it were a message he would read later. He wrapped it in a paper napkin and kept slicing, still smiling the same easy smile.</w:t>
+        <w:t xml:space="preserve">Nora was six feet away with a paper plate in her hand, and she had spent her working life watching light behave correctly or incorrectly through a viewfinder. She saw the blood come up a beat too slow and a shade too dark, almost brown under the carport light. She saw that he did none of the small ordinary things a person does when they cut themselves at a dinner table: no wince, no hiss, no thumb to the mouth, no swearing that would have made the children laugh. He looked at it as if it were a message he would read later. He wrapped it in a paper napkin and kept slicing, still smiling the same easy smile.</w:t>
       </w:r>
     </w:p>
     <w:p>
@@ -5985,7 +5985,7 @@
           <w:color w:val="2B2B2B"/>
           <w:sz w:val="26"/>
         </w:rPr>
-        <w:t xml:space="preserve">Nora put her plate down and went into the house and found the bathroom and locked the door and sat on the edge of the tub for some time.</w:t>
+        <w:t xml:space="preserve">Nora put her plate down and went into the house and found the bathroom and locked the door and sat on the edge of the tub.</w:t>
       </w:r>
     </w:p>
     <w:p>
@@ -6383,7 +6383,7 @@
           <w:color w:val="2B2B2B"/>
           <w:sz w:val="26"/>
         </w:rPr>
-        <w:t xml:space="preserve">Nora understood her. She left her phone in her pocket. She would remember, later, that this was the first time in eleven years she had chosen not to record something, and that the thing she had chosen not to record was the only thing in the whole evening that had really mattered.</w:t>
+        <w:t xml:space="preserve">Nora understood her. She left her phone in her pocket. She would remember, later, that this was the first time in her working life she had chosen not to record something, and that the thing she had chosen not to record was the only thing in the whole evening that had really mattered.</w:t>
       </w:r>
     </w:p>
     <w:p>
@@ -6492,7 +6492,7 @@
           <w:color w:val="2B2B2B"/>
           <w:sz w:val="26"/>
         </w:rPr>
-        <w:t xml:space="preserve">The Desk’s version of Lissome began with Gladys’s notes and ended, four days later, with an alpaca eating a houseplant that had survived four administrations.</w:t>
+        <w:t xml:space="preserve">The Desk’s version of Lissome began with Gladys’s notes and ended, six days later, with an alpaca eating a federal ficus.</w:t>
       </w:r>
     </w:p>
     <w:p>
@@ -6931,7 +6931,7 @@
           <w:color w:val="2B2B2B"/>
           <w:sz w:val="26"/>
         </w:rPr>
-        <w:t xml:space="preserve">She also mentioned a Mr. Huff, who had called the department eleven times since the wedding, and who was, in her professional opinion, not the problem this time.</w:t>
+        <w:t xml:space="preserve">She also mentioned a Mr. Huff, who had called the department nine times since the wedding, and who was, in her professional opinion, not the problem this time.</w:t>
       </w:r>
     </w:p>
     <w:p>
@@ -7629,7 +7629,7 @@
           <w:color w:val="2B2B2B"/>
           <w:sz w:val="26"/>
         </w:rPr>
-        <w:t xml:space="preserve">Not a little pink. Not the cream at the end of the card. A clean, bright, unambiguous pink, the color of a child’s plastic toy, the color of the square at the far end of Priya’s laminated card that the card had refused to name.</w:t>
+        <w:t xml:space="preserve">Not a little pink. Not the cream at the end of the card. A clean, bright, unambiguous pink, the pink of a child’s plastic toy and of the square at the far end of Priya’s laminated card that the card had refused to name.</w:t>
       </w:r>
     </w:p>
     <w:p>
@@ -8246,7 +8246,7 @@
           <w:color w:val="2B2B2B"/>
           <w:sz w:val="26"/>
         </w:rPr>
-        <w:t xml:space="preserve">Then static. He wrote the time on the wall in pencil, under the first one, and sat on the bottom rung of the ladder for a while, a man of sixty-four in a bunker, having for the first time in his life the experience of being right and finding that it was not, after all, the same thing as feeling better.</w:t>
+        <w:t xml:space="preserve">Then static. He wrote the time on the wall in pencil, under the first one, and sat on the bottom rung of the ladder, a man of sixty-four in a bunker, having for the first time in his life the experience of being right and finding that it was not, after all, the same thing as feeling better.</w:t>
       </w:r>
     </w:p>
     <w:p>
@@ -8326,7 +8326,7 @@
           <w:color w:val="2B2B2B"/>
           <w:sz w:val="26"/>
         </w:rPr>
-        <w:t xml:space="preserve">“That’s my federal government,” Cobb agreed. She looked at the sky over the water tower for a while, the way a person looks at a dog she has decided not to trust. “Go to bed. Write it up.”</w:t>
+        <w:t xml:space="preserve">“That’s my federal government,” Cobb agreed. She looked at the sky over the water tower the way a person looks at a dog she has decided not to trust. “Go to bed. Write it up.”</w:t>
       </w:r>
     </w:p>
     <w:p>
@@ -8495,7 +8495,7 @@
           <w:color w:val="2B2B2B"/>
           <w:sz w:val="26"/>
         </w:rPr>
-        <w:t xml:space="preserve">Dominic stood at the window for a long time. He did not say anything. He stood so still that Mabs, watching him from the hallway, had the uncomfortable sense of watching a photograph of her husband rather than her husband.</w:t>
+        <w:t xml:space="preserve">Dominic stood at the window and did not say anything. He stood so still that Mabs, watching him from the hallway, had the uncomfortable sense of watching a photograph of her husband rather than her husband.</w:t>
       </w:r>
     </w:p>
     <w:p>
@@ -9073,7 +9073,7 @@
           <w:color w:val="2B2B2B"/>
           <w:sz w:val="26"/>
         </w:rPr>
-        <w:t xml:space="preserve">She took her phone out and looked at the photograph of the license plate. Then she put the phone in the drawer under the napkin, and stood there for a while with her hand on the drawer, and then took the phone out again, because you cannot hide a phone in a drawer, it is the twenty-first century, and you need it to call the plumber.</w:t>
+        <w:t xml:space="preserve">She took her phone out and looked at the photograph of the license plate. Then she put the phone in the drawer under the napkin, and stood there with her hand on the drawer, and then took the phone out again, because you cannot hide a phone in a drawer, it is the twenty-first century, and you need it to call the plumber.</w:t>
       </w:r>
     </w:p>
     <w:p>
@@ -9272,7 +9272,7 @@
           <w:color w:val="2B2B2B"/>
           <w:sz w:val="26"/>
         </w:rPr>
-        <w:t xml:space="preserve">Dominic looked at them for a while.</w:t>
+        <w:t xml:space="preserve">Dominic looked at them as if they were addressed to someone else.</w:t>
       </w:r>
     </w:p>
     <w:p>
@@ -9412,7 +9412,7 @@
           <w:color w:val="2B2B2B"/>
           <w:sz w:val="26"/>
         </w:rPr>
-        <w:t xml:space="preserve">Mabs looked at him. Then she put the tickets back in the envelope and put the envelope on the refrigerator under a magnet shaped like Indiana, and said, “Okay,” in exactly the voice Nora used when she had decided you were wrong and was going to be nice about it.</w:t>
+        <w:t xml:space="preserve">Mabs looked at him. Then she put the tickets back in the envelope and put the envelope on the refrigerator under a magnet shaped like Indiana, and said, “Okay,” in the voice Nora used when she had decided you were wrong and was going to be nice about it.</w:t>
       </w:r>
     </w:p>
     <w:p>
@@ -10278,7 +10278,7 @@
           <w:color w:val="2B2B2B"/>
           <w:sz w:val="26"/>
         </w:rPr>
-        <w:t xml:space="preserve">He was thirty-one, wiry, dressed like a man who owned exactly four shirts and liked all of them, with a recorder the size of a cigarette pack clipped to his belt and the expression of someone who had practiced looking harmless in a mirror and not quite gotten there. He looked around the diner. He saw her. He looked at the flyer in his hand, and then at her again, with exactly the expression she suspected was on her own face.</w:t>
+        <w:t xml:space="preserve">He was thirty-one, wiry, dressed like a man who owned four shirts and liked all of them, with a recorder the size of a cigarette pack clipped to his belt and the expression of someone who had practiced looking harmless in a mirror and not quite gotten there. He looked around the diner. He saw her. He looked at the flyer in his hand, and then at her again, with the expression she suspected was on her own face.</w:t>
       </w:r>
     </w:p>
     <w:p>
@@ -10537,7 +10537,7 @@
           <w:color w:val="2B2B2B"/>
           <w:sz w:val="26"/>
         </w:rPr>
-        <w:t xml:space="preserve">He had saved it out of habit. He had a script that mirrored anything trending under certain keywords — sky, light, unexplained, the names of eleven small towns that had produced stories he had never been able to finish — to an offline drive in a fireproof box in his closet, and the script had grabbed her clip at 4:11 a.m. on Monday, six hours before it went down.</w:t>
+        <w:t xml:space="preserve">He had saved it out of habit. He had a script that mirrored anything trending under certain keywords — sky, light, unexplained, the names of nine small towns that had produced stories he had never been able to finish — to an offline drive in a fireproof box in his closet, and the script had grabbed her clip at 4:11 a.m. on Tuesday, six hours before it went down.</w:t>
       </w:r>
     </w:p>
     <w:p>
@@ -10617,7 +10617,7 @@
           <w:color w:val="2B2B2B"/>
           <w:sz w:val="26"/>
         </w:rPr>
-        <w:t xml:space="preserve">The waitress came over, a woman in her sixties with reading glasses on a chain who had seen worse, and left a laminated menu neither of them opened. Jesse ordered coffee. Nora ordered coffee and then pie, because the pie was in a case by the register and it was nine at night and she had been afraid for eight days.</w:t>
+        <w:t xml:space="preserve">The waitress came over, a woman in her sixties with reading glasses on a chain who had seen worse, and left a laminated menu neither of them opened. Jesse ordered coffee. Nora ordered coffee and then pie, because the pie was in a case by the register and it was nine at night and she had been afraid since the barn.</w:t>
       </w:r>
     </w:p>
     <w:p>
@@ -10817,7 +10817,7 @@
           <w:color w:val="2B2B2B"/>
           <w:sz w:val="26"/>
         </w:rPr>
-        <w:t xml:space="preserve">Nora looked at him for a long time. She had spent eleven years watching people try to look sincere for a camera. The ones who were good at it held eye contact. He didn’t. He was looking at his cup.</w:t>
+        <w:t xml:space="preserve">Nora looked at him. She had spent twelve years watching people try to look sincere for a camera. The ones who were good at it held eye contact. He didn’t. He was looking at his cup.</w:t>
       </w:r>
     </w:p>
     <w:p>
@@ -11116,7 +11116,7 @@
           <w:color w:val="2B2B2B"/>
           <w:sz w:val="26"/>
         </w:rPr>
-        <w:t xml:space="preserve">Jesse did not laugh. He did not reach for the recorder again. Neither small mercy made her like him any better that night. But she found, when she had finished, that she had been talking for forty minutes and that her pie was gone and that she was, for the first time in eleven days, not alone in the thing.</w:t>
+        <w:t xml:space="preserve">Jesse did not laugh. He did not reach for the recorder again. Neither small mercy made her like him any better that night. But she found, when she had finished, that she had been talking for forty minutes and that her pie was gone and that she was, for the first time since the wedding, not alone in the thing.</w:t>
       </w:r>
     </w:p>
     <w:p>
@@ -11195,27 +11195,27 @@
           <w:color w:val="2B2B2B"/>
           <w:sz w:val="26"/>
         </w:rPr>
-        <w:t xml:space="preserve">The lot was sodium-yellow and cold enough, for July, that their breath almost showed. Nora was halfway to her car with her keys between her fingers, the way her mother had taught her, when a man fell into step beside her.</w:t>
-      </w:r>
-    </w:p>
-    <w:p>
-      <w:pPr>
-        <w:spacing w:line="400" w:lineRule="auto"/>
-        <w:ind w:firstLine="440"/>
-        <w:jc w:val="both"/>
-        <w:rPr>
-          <w:rFonts w:ascii="Georgia" w:hAnsi="Georgia"/>
-          <w:color w:val="2B2B2B"/>
-          <w:sz w:val="26"/>
-        </w:rPr>
-      </w:pPr>
-      <w:r>
-        <w:rPr>
-          <w:rFonts w:ascii="Georgia" w:hAnsi="Georgia"/>
-          <w:color w:val="2B2B2B"/>
-          <w:sz w:val="26"/>
-        </w:rPr>
-        <w:t xml:space="preserve">He was forgettable in the specific, practiced way of someone who has worked at it: mid-height, mid-weight, a windbreaker the color of every other windbreaker in the lot. She had never seen him before. She would remember afterward that she could not, even five minutes later, have described his face.</w:t>
+        <w:t xml:space="preserve">The lot was sodium-yellow and still warm from the day, and the air smelled of fryer oil and cut hay. Nora was halfway to her car with her keys between her fingers, the way her mother had taught her, when a man fell into step beside her.</w:t>
+      </w:r>
+    </w:p>
+    <w:p>
+      <w:pPr>
+        <w:spacing w:line="400" w:lineRule="auto"/>
+        <w:ind w:firstLine="440"/>
+        <w:jc w:val="both"/>
+        <w:rPr>
+          <w:rFonts w:ascii="Georgia" w:hAnsi="Georgia"/>
+          <w:color w:val="2B2B2B"/>
+          <w:sz w:val="26"/>
+        </w:rPr>
+      </w:pPr>
+      <w:r>
+        <w:rPr>
+          <w:rFonts w:ascii="Georgia" w:hAnsi="Georgia"/>
+          <w:color w:val="2B2B2B"/>
+          <w:sz w:val="26"/>
+        </w:rPr>
+        <w:t xml:space="preserve">He was forgettable in the specific, practiced way of someone who has worked at it: mid-height, mid-weight, a windbreaker in no color anyone would remember. She had never seen him before. She would remember afterward that she could not, even five minutes later, have described his face.</w:t>
       </w:r>
     </w:p>
     <w:p>
@@ -11634,7 +11634,7 @@
           <w:color w:val="2B2B2B"/>
           <w:sz w:val="26"/>
         </w:rPr>
-        <w:t xml:space="preserve">Nora sat with the phone in her lap and the engine off and the neon buzzing over the lot, and thought about her sister, alone in the house in Lissome with a husband who breathed like an ocean and a drawer full of things she was not ready to throw away. She thought about the man in the windbreaker who knew how long she had sat on a tub. She thought about her camera, in the freezer, behind the peas.</w:t>
+        <w:t xml:space="preserve">Nora sat with the phone in her lap and the engine off and the neon buzzing over the lot, and thought about her sister, alone in the house in Lissome with a husband who breathed like an ocean and a drawer full of things she was not ready to throw away. She thought about the man in the windbreaker who knew how long she had sat on a tub. She thought about her cards, in the freezer, behind the peas.</w:t>
       </w:r>
     </w:p>
     <w:p>
@@ -11714,7 +11714,7 @@
           <w:color w:val="2B2B2B"/>
           <w:sz w:val="26"/>
         </w:rPr>
-        <w:t xml:space="preserve">He looked at the dashboard for some time.</w:t>
+        <w:t xml:space="preserve">He looked at the dashboard.</w:t>
       </w:r>
     </w:p>
     <w:p>
@@ -12195,7 +12195,7 @@
           <w:color w:val="2B2B2B"/>
           <w:sz w:val="26"/>
         </w:rPr>
-        <w:t xml:space="preserve">Director-General Ingrid Halvorsen sat with her back to the flicker on purpose. She was sixty, with white-blonde hair cut short and a Norwegian vowel still audible under thirty years of English, and she ran the room by being the only calm person in it. She had been a radio astronomer once, at the big ionospheric radar outside Tromsø, before somebody in Oslo had noticed that she was very good at explaining things to ministers, and she still had a scientist’s habit of waiting until everyone else had finished being certain.</w:t>
+        <w:t xml:space="preserve">Director-General Ingrid Halvorsen sat with her back to the flicker on purpose. She was sixty, with white-blonde hair cut short and a Norwegian vowel still audible under thirty years of English, and she ran the room by being the only calm person in it. She had been a radar physicist once, at the big ionospheric radar outside Tromsø, before somebody in Oslo had noticed that she was very good at explaining things to ministers, and she still had a scientist’s habit of waiting until everyone else had finished being certain.</w:t>
       </w:r>
     </w:p>
     <w:p>
@@ -12334,7 +12334,7 @@
           <w:color w:val="2B2B2B"/>
           <w:sz w:val="26"/>
         </w:rPr>
-        <w:t xml:space="preserve">Berthold spent the first eleven minutes, before anyone else got a word in, building a theory: that the Lissome anomaly was the visible signature of a Russian electromagnetic-pulse test conducted under cover of a civilian celebration. He supported this with a chart, three appendices, and a tone that made revising it seem like a personal insult to the chart.</w:t>
+        <w:t xml:space="preserve">Berthold spent the first quarter of an hour, before anyone else got a word in, building a theory: that the Lissome anomaly was the visible signature of a Russian electromagnetic-pulse test conducted under cover of a civilian celebration. He supported this with a chart, three appendices, and a tone that made revising it seem like a personal insult to the chart.</w:t>
       </w:r>
     </w:p>
     <w:p>
@@ -13052,7 +13052,7 @@
           <w:color w:val="2B2B2B"/>
           <w:sz w:val="26"/>
         </w:rPr>
-        <w:t xml:space="preserve">Halvorsen almost smiled. “Kade will tell you that too.” She stood and went to the window, which did not open. Outside, the Brussels afternoon was the color of a filing cabinet. “Do you know why you were sent to the Desk, Ms. Osei?”</w:t>
+        <w:t xml:space="preserve">“Kade will tell you that too,” said Halvorsen. She stood and went to the window, which did not open. Outside, the Brussels afternoon was the shade of gray they paint filing cabinets. “Do you know why you were sent to the Desk, Ms. Osei?”</w:t>
       </w:r>
     </w:p>
     <w:p>
@@ -13112,7 +13112,7 @@
           <w:color w:val="2B2B2B"/>
           <w:sz w:val="26"/>
         </w:rPr>
-        <w:t xml:space="preserve">Dana stood very still. She thought of the drip forming on the faucet in Ogden, and the soft apologetic voice, and how she had agreed to Wednesday without ever agreeing to anything.</w:t>
+        <w:t xml:space="preserve">Dana did not move. She thought of the drip forming on the faucet in Ogden, and the soft apologetic voice, and how she had agreed to Wednesday without ever agreeing to anything.</w:t>
       </w:r>
     </w:p>
     <w:p>
@@ -13271,7 +13271,7 @@
           <w:color w:val="2B2B2B"/>
           <w:sz w:val="26"/>
         </w:rPr>
-        <w:t xml:space="preserve">“Thank you for telling me you tried to get me fired twice.”</w:t>
+        <w:t xml:space="preserve">“Thank you for telling me you tried to keep me unemployed.”</w:t>
       </w:r>
     </w:p>
     <w:p>
@@ -13840,7 +13840,7 @@
           <w:color w:val="2B2B2B"/>
           <w:sz w:val="26"/>
         </w:rPr>
-        <w:t xml:space="preserve">Nora thought about this for a while.</w:t>
+        <w:t xml:space="preserve">Nora thought about this.</w:t>
       </w:r>
     </w:p>
     <w:p>
@@ -13959,7 +13959,7 @@
           <w:color w:val="2B2B2B"/>
           <w:sz w:val="26"/>
         </w:rPr>
-        <w:t xml:space="preserve">Curtis, the best man. Dominic. A caterer named on her badge as KIM, who had dropped a phone she had been using to take a photo of the cake, and who had stood with her hand still raised in the shape of holding it for a full eight seconds. A man of about seventy at table nine, whom Nora identified from the seating chart as Mr. Wendell Price, a neighbor of Rosa’s from Muncie. A woman in her forties in a green dress who had come as a cousin’s plus-one and whom nobody in the family, when Nora asked Mabs to ask around, could name. And the DJ, a heavy young man named Marcus who had been running the playlist from his phone, and whose phone, when it fell, had stopped the music, which was why everyone had heard the band fail to decide.</w:t>
+        <w:t xml:space="preserve">Dominic. His cousin Javi, a groomsman, who had been filming the speech for Rosa and whose phone had gone face-down into the potato salad. A caterer named on her badge as KIM, who had dropped a phone she had been using to take a photo of the cake, and who had stood with her hand still raised in the shape of holding it for a full eight seconds. A man of about seventy at table nine, whom Nora identified from the seating chart as Mr. Wendell Price, a neighbor of Rosa’s from Muncie. A woman in her forties in a green dress who had come as a cousin’s plus-one and whom nobody in the family, when Nora asked Mabs to ask around, could name. And the DJ, a heavy young man named Marcus who had been running the playlist from his phone, and whose phone, when it fell, had stopped the music, which was why everyone had heard the band fail to decide.</w:t>
       </w:r>
     </w:p>
     <w:p>
@@ -14418,7 +14418,7 @@
           <w:color w:val="2B2B2B"/>
           <w:sz w:val="26"/>
         </w:rPr>
-        <w:t xml:space="preserve">Nora picked up the agreement and turned the pages. It was very well written. It had been written, she suspected, by someone like Elena: someone who knew exactly where every exit in a sentence was and had locked all but one.</w:t>
+        <w:t xml:space="preserve">Nora picked up the agreement and turned the pages. It was very well written. It had been written, she suspected, by someone like Elena: someone who knew where every exit in a sentence was and had locked all but one.</w:t>
       </w:r>
     </w:p>
     <w:p>
@@ -14578,7 +14578,7 @@
           <w:color w:val="2B2B2B"/>
           <w:sz w:val="26"/>
         </w:rPr>
-        <w:t xml:space="preserve">They looked at each other across the table. Nora had spent eleven years reading faces through a lens. She saw what Dana had warned her she would see: a woman doing her job, carefully and completely, and hoping, with every muscle in her face held still, that it would fail.</w:t>
+        <w:t xml:space="preserve">They looked at each other across the table. Nora had spent her whole career reading faces through a lens. She saw what Dana had warned her she would see: a woman doing her job, carefully and completely, and hoping, with every muscle in her face held still, that it would fail.</w:t>
       </w:r>
     </w:p>
     <w:p>
@@ -14937,7 +14937,7 @@
           <w:color w:val="2B2B2B"/>
           <w:sz w:val="26"/>
         </w:rPr>
-        <w:t xml:space="preserve">Nora looked at the white rectangle for a while. She thought about the agreement on her floor, page eleven, the twelfth of August. She thought about Mabs’s drawer. She thought about the man without a face in the diner lot, and how he had said useful, and how Elena had said he will make you a different offer.</w:t>
+        <w:t xml:space="preserve">Nora looked at the white rectangle. She thought about the agreement on her floor and its clause about the twelfth of August. She thought about Mabs’s drawer. She thought about the man without a face in the diner lot, and how he had said useful, and how Elena had said he will make you a different offer.</w:t>
       </w:r>
     </w:p>
     <w:p>
@@ -15356,7 +15356,7 @@
           <w:color w:val="2B2B2B"/>
           <w:sz w:val="26"/>
         </w:rPr>
-        <w:t xml:space="preserve">Nora reached across the table and put her hand over her sister’s hand, over the napkin, and they sat like that for a while in the kitchen in Lissome with the cars at the end of the block and the dead hydrangea in the yard, two people looking at the same sky from opposite sides of a man they both loved.</w:t>
+        <w:t xml:space="preserve">Nora reached across the table and put her hand over her sister’s hand, over the napkin, and they sat like that in the kitchen in Lissome with the cars at the end of the block and the dead hydrangea in the yard, two people looking at the same sky from opposite sides of a man they both loved.</w:t>
       </w:r>
     </w:p>
     <w:p>
@@ -15625,7 +15625,7 @@
           <w:color w:val="2B2B2B"/>
           <w:sz w:val="26"/>
         </w:rPr>
-        <w:t xml:space="preserve">“We move units,” he said, when he saw her looking at the caps. “Eighty thousand tickets in Zaragoza. Sold out in nine minutes. Four hundred and eleven watch parties registered in the US alone. You know what eclipse people are like.”</w:t>
+        <w:t xml:space="preserve">“We move units,” he said, when he saw her looking at the caps. “Eighty thousand tickets in Zaragoza. Sold out in nine minutes. Four hundred watch parties registered in the US alone. You know what eclipse people are like.”</w:t>
       </w:r>
     </w:p>
     <w:p>
@@ -15764,7 +15764,7 @@
           <w:color w:val="2B2B2B"/>
           <w:sz w:val="26"/>
         </w:rPr>
-        <w:t xml:space="preserve">Elias Kade was fifty-six, with a gray crew cut and the permanent squint pilots and astronauts keep long after they have stopped needing to read an instrument panel in bright sun. He had flown two shuttle missions in the nineties and then left NASA to build a company, and his voice was pitched low and level, built for delivering bad news to a room without raising it. He introduced himself the way a man does who has stopped needing an introduction to do any work for him, and he offered Dana a chair and the truth, in that order, which she was coming to recognize as the higher compliment in this line of work.</w:t>
+        <w:t xml:space="preserve">Elias Kade was sixty-one, with a gray crew cut and the permanent squint pilots and astronauts keep long after they have stopped needing to read an instrument panel in bright sun. He had flown two shuttle missions in the nineties and then left NASA to build a company, and his voice was pitched low and level, built for delivering bad news to a room without raising it. He introduced himself the way a man does who has stopped needing an introduction to do any work for him, and he offered Dana a chair and the truth, in that order, which she was coming to recognize as the higher compliment in this line of work.</w:t>
       </w:r>
     </w:p>
     <w:p>
@@ -15924,7 +15924,7 @@
           <w:color w:val="2B2B2B"/>
           <w:sz w:val="26"/>
         </w:rPr>
-        <w:t xml:space="preserve">“Buchanan thinks she can. Every time she sends an authorization that treats Halo like a contractor instead of a country that happens to file quarterly reports.” He almost smiled. “She’s not wrong that we built the microphone. She’s wrong that the people who paid for the satellites get to choose the song without hearing it first.”</w:t>
+        <w:t xml:space="preserve">“Buchanan thinks she can. Every time she sends an authorization that treats Halo like a contractor instead of a country that happens to file quarterly reports.” “She’s not wrong that we built the microphone. She’s wrong that the people who paid for the satellites get to choose the song without hearing it first.”</w:t>
       </w:r>
     </w:p>
     <w:p>
@@ -15963,7 +15963,7 @@
           <w:color w:val="2B2B2B"/>
           <w:sz w:val="26"/>
         </w:rPr>
-        <w:t xml:space="preserve">His own office was colder than the rest of the building. A flight jacket on a hook. A model of a shuttle orbiter with one wing glued on crooked, the way a child would glue it. A photograph of a boy of about eleven on a bicycle, the colors slightly wrong, as if the printer had been guessing. The window looked onto the parking lot and a sign that still advertised mattresses.</w:t>
+        <w:t xml:space="preserve">His own office was colder than the rest of the building. A flight jacket on a hook. A model of a shuttle orbiter with one wing glued on crooked, the way a child would glue it. A photograph of a boy of about ten on a bicycle, the colors slightly wrong, as if the printer had been guessing. The window looked onto the parking lot and a sign that still advertised mattresses.</w:t>
       </w:r>
     </w:p>
     <w:p>
@@ -16103,47 +16103,47 @@
           <w:color w:val="2B2B2B"/>
           <w:sz w:val="26"/>
         </w:rPr>
-        <w:t xml:space="preserve">“It was a beautiful failure,” said Kade. “Nobody died, and four million people learned what a fairing is. I’d have hired you on the spot.” He unrolled the contents of the tube across his desk and weighted the corners with a coffee mug and the crooked orbiter. It was a printout of an old astronomical survey plate: a field of black dots on gray, a patch of sky with a scrawl of handwriting in one corner and a small region circled in red ink. “Palomar, 1979. A survey for asteroids sharing Jupiter’s orbit. The Trojans. You know the Trojans?”</w:t>
-      </w:r>
-    </w:p>
-    <w:p>
-      <w:pPr>
-        <w:spacing w:line="400" w:lineRule="auto"/>
-        <w:ind w:firstLine="440"/>
-        <w:jc w:val="both"/>
-        <w:rPr>
-          <w:rFonts w:ascii="Georgia" w:hAnsi="Georgia"/>
-          <w:color w:val="2B2B2B"/>
-          <w:sz w:val="26"/>
-        </w:rPr>
-      </w:pPr>
-      <w:r>
-        <w:rPr>
-          <w:rFonts w:ascii="Georgia" w:hAnsi="Georgia"/>
-          <w:color w:val="2B2B2B"/>
-          <w:sz w:val="26"/>
-        </w:rPr>
-        <w:t xml:space="preserve">“Lagrange points,” said Dana. “L4 and L5. Sixty degrees ahead of Jupiter and sixty degrees behind. The gravity of the Sun and Jupiter balance so that small bodies can sit there in a stable orbit for billions of years. There are thousands of them.”</w:t>
-      </w:r>
-    </w:p>
-    <w:p>
-      <w:pPr>
-        <w:spacing w:line="400" w:lineRule="auto"/>
-        <w:ind w:firstLine="440"/>
-        <w:jc w:val="both"/>
-        <w:rPr>
-          <w:rFonts w:ascii="Georgia" w:hAnsi="Georgia"/>
-          <w:color w:val="2B2B2B"/>
-          <w:sz w:val="26"/>
-        </w:rPr>
-      </w:pPr>
-      <w:r>
-        <w:rPr>
-          <w:rFonts w:ascii="Georgia" w:hAnsi="Georgia"/>
-          <w:color w:val="2B2B2B"/>
-          <w:sz w:val="26"/>
-        </w:rPr>
-        <w:t xml:space="preserve">“Fifteen thousand known, give or take, and they’re dark. Darker than coal. They reflect about four percent of the light that hits them.” He touched the red circle. “In 1979 a graduate student at Caltech found a Trojan in the leading swarm that moved wrong. Not a lot. Just enough to annoy her. It was about four kilometers across and it was doing something like station-keeping — holding its position against perturbations a rock that size shouldn’t care about. She wrote it up. Her advisor told her it was a plate defect. She left astronomy in 1981 and became a tax lawyer in Pasadena. Halvorsen found her in 2014. She still had the plate. She said nobody had ever asked her about it.”</w:t>
+        <w:t xml:space="preserve">“It was a beautiful failure,” said Kade. “Nobody died, and four million people learned what a fairing is. I’d have hired you on the spot.” He unrolled the contents of the tube across his desk and weighted the corners with a coffee mug and the crooked orbiter. Two printouts of old astronomical survey plates, the same patch of sky on two nights a month apart: black dots on gray, a scrawl of handwriting in one corner of each. “Palomar, 1979. A survey for asteroids sharing Jupiter’s orbit. The Trojans. You’re an engineer. Humor me. Tell me what’s wrong with this picture.”</w:t>
+      </w:r>
+    </w:p>
+    <w:p>
+      <w:pPr>
+        <w:spacing w:line="400" w:lineRule="auto"/>
+        <w:ind w:firstLine="440"/>
+        <w:jc w:val="both"/>
+        <w:rPr>
+          <w:rFonts w:ascii="Georgia" w:hAnsi="Georgia"/>
+          <w:color w:val="2B2B2B"/>
+          <w:sz w:val="26"/>
+        </w:rPr>
+      </w:pPr>
+      <w:r>
+        <w:rPr>
+          <w:rFonts w:ascii="Georgia" w:hAnsi="Georgia"/>
+          <w:color w:val="2B2B2B"/>
+          <w:sz w:val="26"/>
+        </w:rPr>
+        <w:t xml:space="preserve">Dana bent over the desk. She knew the Trojans the way every launch engineer knows the places you will never be asked to send anything: L4 and L5, sixty degrees ahead of Jupiter and sixty behind, where the Sun and the planet balance and a rock can sit for billions of years. Thousands of them, dark as coal. On the plates they were dots like any others. She laid one sheet over the other against the window, the way she had once laid two telemetry traces over each other to find the one that lied. Everything had moved. Everything had moved together, the whole swarm sliding a fraction along Jupiter’s orbit, as a swarm should. Except one dot, near the corner, which had moved a little less than its neighbours. Not much. Just enough to annoy her.</w:t>
+      </w:r>
+    </w:p>
+    <w:p>
+      <w:pPr>
+        <w:spacing w:line="400" w:lineRule="auto"/>
+        <w:ind w:firstLine="440"/>
+        <w:jc w:val="both"/>
+        <w:rPr>
+          <w:rFonts w:ascii="Georgia" w:hAnsi="Georgia"/>
+          <w:color w:val="2B2B2B"/>
+          <w:sz w:val="26"/>
+        </w:rPr>
+      </w:pPr>
+      <w:r>
+        <w:rPr>
+          <w:rFonts w:ascii="Georgia" w:hAnsi="Georgia"/>
+          <w:color w:val="2B2B2B"/>
+          <w:sz w:val="26"/>
+        </w:rPr>
+        <w:t xml:space="preserve">“That one,” she said. “It held its place. Against the drift. Like something correcting.” She looked up. “That’s station-keeping. Rocks don’t station-keep.” Kade let out a breath, as if a bet had come in. “A graduate student at Caltech said the same thing in 1979, in more words. It’s about four kilometers across and darker than coal. Her advisor told her it was a plate defect. She left astronomy in 1981 and became a tax lawyer in Pasadena. Halvorsen found her in 2014. She still had the plates. She said nobody had ever asked her about them.”</w:t>
       </w:r>
     </w:p>
     <w:p>
@@ -16183,7 +16183,7 @@
           <w:color w:val="2B2B2B"/>
           <w:sz w:val="26"/>
         </w:rPr>
-        <w:t xml:space="preserve">Kade looked at the circle for a while, the way a man looks at a photograph of a house he used to live in.</w:t>
+        <w:t xml:space="preserve">Kade looked at the dot the way a man looks at a photograph of a house he used to live in.</w:t>
       </w:r>
     </w:p>
     <w:p>
@@ -16302,7 +16302,7 @@
           <w:color w:val="2B2B2B"/>
           <w:sz w:val="26"/>
         </w:rPr>
-        <w:t xml:space="preserve">“They stopped traveling a long time ago. Forty thousand years at a few percent of light speed gets you a long way, but it doesn’t get you to anywhere you’ve chosen. They’d been coasting between stars, looking. Then, in 1947, they heard us.” He tapped the edge of the plate. “Radar. The war left us with very powerful transmitters and no idea what they sounded like from outside. The paper everyone cites is from 1978 — Sullivan and two colleagues worked out how far Earth’s radio leakage could be heard. Further than you’d like. They were close when it reached them. Less than a light-year out, coasting through the edge of the Sun’s comet cloud, which by the standards of the galaxy is a near miss. They heard us, and they turned, and they spent the next thirty years braking, and they parked in the Trojan swarm, sixty degrees ahead of Jupiter, tucked in with a crowd of dark rock the surveys had agreed was boring. The hull is four kilometers across. A moon would have been famous. A rock that size is a catalog number.”</w:t>
+        <w:t xml:space="preserve">“They stopped traveling a long time ago. Forty thousand years at a few percent of light speed gets you a long way, but it doesn’t get you to anywhere you’ve chosen. They’d been coasting between stars, looking. Then, in 1947, they heard us.” He tapped the edge of the plate. “Radar. The war left us with very powerful transmitters and no idea what they sounded like from outside. Earth’s radio leakage carries further than you’d like; there’s a 1978 paper that does the arithmetic. They were close when it reached them. Less than a light-year out, coasting through the edge of the Sun’s comet cloud, which by the standards of the galaxy is a near miss. They heard us, and they turned, and they spent the next thirty years braking, and they parked in the Trojan swarm, sixty degrees ahead of Jupiter, tucked in with a crowd of dark rock the surveys had agreed was boring. The hull is four kilometers across. A moon would have been famous. A rock that size is a catalog number.”</w:t>
       </w:r>
     </w:p>
     <w:p>
@@ -16402,7 +16402,7 @@
           <w:color w:val="2B2B2B"/>
           <w:sz w:val="26"/>
         </w:rPr>
-        <w:t xml:space="preserve">Dana sat very still.</w:t>
+        <w:t xml:space="preserve">Dana did not move.</w:t>
       </w:r>
     </w:p>
     <w:p>
@@ -16940,7 +16940,7 @@
           <w:color w:val="2B2B2B"/>
           <w:sz w:val="26"/>
         </w:rPr>
-        <w:t xml:space="preserve">“Totality over Zaragoza begins at twenty-eight minutes and fifty-eight seconds past eight in the evening, local time, on the twelfth of August,” he said. “It lasts one minute and twenty-four seconds. The sun will be six degrees above the horizon in the west-northwest. Eighty thousand people in a bowl we built on the plain outside the city because the old stadiums had buildings in the way of the western sky. A billion screens beyond that. Every one of them looking up at the same moment.” He spread his hands. “That relay has learned my uplink. I built the microphone. And they’ve been waiting forty-six years for somebody to hand them the stage.”</w:t>
+        <w:t xml:space="preserve">“Totality over Zaragoza begins at twenty-eight minutes and fifty-eight seconds past eight in the evening, local time, on the twelfth of August,” he said. “It lasts one minute and twenty-four seconds. The sun will be six degrees above the horizon, a little north of due west. Eighty thousand people in a bowl we built on the plain outside the city because the old stadiums had buildings in the way of the western sky. A billion screens beyond that. Every one of them looking up at the same moment.” He spread his hands. “That relay has learned my uplink. I built the microphone. And they’ve been waiting forty-six years for somebody to hand them the stage.”</w:t>
       </w:r>
     </w:p>
     <w:p>
@@ -16981,6 +16981,86 @@
           <w:sz w:val="26"/>
         </w:rPr>
         <w:t xml:space="preserve">“That’s the question Halvorsen sent you here to answer. I can’t. Feld might.” He stood, and she understood that the meeting was over. “There’s a team going into Nevada in ten days. Halvorsen’s. I don’t think they’ll find what they want. I think they’ll find what somebody wants them to find. Be careful who you tell.”</w:t>
+      </w:r>
+    </w:p>
+    <w:p>
+      <w:pPr>
+        <w:spacing w:line="400" w:lineRule="auto"/>
+        <w:ind w:firstLine="440"/>
+        <w:jc w:val="both"/>
+        <w:rPr>
+          <w:rFonts w:ascii="Georgia" w:hAnsi="Georgia"/>
+          <w:color w:val="2B2B2B"/>
+          <w:sz w:val="26"/>
+        </w:rPr>
+      </w:pPr>
+      <w:r>
+        <w:rPr>
+          <w:rFonts w:ascii="Georgia" w:hAnsi="Georgia"/>
+          <w:color w:val="2B2B2B"/>
+          <w:sz w:val="26"/>
+        </w:rPr>
+        <w:t xml:space="preserve">“And if I take this to Halvorsen?” said Dana. “The lawyer. The faucet.”</w:t>
+      </w:r>
+    </w:p>
+    <w:p>
+      <w:pPr>
+        <w:spacing w:line="400" w:lineRule="auto"/>
+        <w:ind w:firstLine="440"/>
+        <w:jc w:val="both"/>
+        <w:rPr>
+          <w:rFonts w:ascii="Georgia" w:hAnsi="Georgia"/>
+          <w:color w:val="2B2B2B"/>
+          <w:sz w:val="26"/>
+        </w:rPr>
+      </w:pPr>
+      <w:r>
+        <w:rPr>
+          <w:rFonts w:ascii="Georgia" w:hAnsi="Georgia"/>
+          <w:color w:val="2B2B2B"/>
+          <w:sz w:val="26"/>
+        </w:rPr>
+        <w:t xml:space="preserve">“Then whoever put you in that basement finds out you’ve noticed the basement.” Kade held the door. “And some quarter soon, a budget office discovers that a public body does not need a telephone that rings about the sky. Nobody gets fired. A room just stops existing.” He waited. “You have a colleague down there.”</w:t>
+      </w:r>
+    </w:p>
+    <w:p>
+      <w:pPr>
+        <w:spacing w:line="400" w:lineRule="auto"/>
+        <w:ind w:firstLine="440"/>
+        <w:jc w:val="both"/>
+        <w:rPr>
+          <w:rFonts w:ascii="Georgia" w:hAnsi="Georgia"/>
+          <w:color w:val="2B2B2B"/>
+          <w:sz w:val="26"/>
+        </w:rPr>
+      </w:pPr>
+      <w:r>
+        <w:rPr>
+          <w:rFonts w:ascii="Georgia" w:hAnsi="Georgia"/>
+          <w:color w:val="2B2B2B"/>
+          <w:sz w:val="26"/>
+        </w:rPr>
+        <w:t xml:space="preserve">“Gladys,” said Dana. She thought of the pencil logs in the drawer, the bowl of mints on item 4, the voice that answered every Venus as if it might be the last one. “Her name’s Gladys.”</w:t>
+      </w:r>
+    </w:p>
+    <w:p>
+      <w:pPr>
+        <w:spacing w:line="400" w:lineRule="auto"/>
+        <w:ind w:firstLine="440"/>
+        <w:jc w:val="both"/>
+        <w:rPr>
+          <w:rFonts w:ascii="Georgia" w:hAnsi="Georgia"/>
+          <w:color w:val="2B2B2B"/>
+          <w:sz w:val="26"/>
+        </w:rPr>
+      </w:pPr>
+      <w:r>
+        <w:rPr>
+          <w:rFonts w:ascii="Georgia" w:hAnsi="Georgia"/>
+          <w:color w:val="2B2B2B"/>
+          <w:sz w:val="26"/>
+        </w:rPr>
+        <w:t xml:space="preserve">“Then be careful,” said Kade, “for two.” And Dana understood, going out, that she had been given her first piece of classified information and her first hostage in the same afternoon.</w:t>
       </w:r>
     </w:p>
     <w:p>
@@ -17708,7 +17788,7 @@
           <w:color w:val="2B2B2B"/>
           <w:sz w:val="26"/>
         </w:rPr>
-        <w:t xml:space="preserve">“In September of 1991,” she said, “I was six months pregnant with Dominic. It was a Thursday. I drove to the Kroger on McGalliard Road to buy milk and bread. It is seven minutes from this house. I left at four o’clock. I got to the Kroger at seven-ten.”</w:t>
+        <w:t xml:space="preserve">“In December of 1991,” she said, “I was six months pregnant with Dominic. It was a Thursday. I drove to the Kroger on McGalliard Road to buy milk and bread. It is seven minutes from this house. I left at four o’clock. I got to the Kroger at seven-ten.”</w:t>
       </w:r>
     </w:p>
     <w:p>
@@ -17748,7 +17828,7 @@
           <w:color w:val="2B2B2B"/>
           <w:sz w:val="26"/>
         </w:rPr>
-        <w:t xml:space="preserve">“I don’t remember the drive. I remember leaving, and I remember standing in the dairy aisle with a gallon of milk in my hand, and it was dark outside, and my husband had called the police. And I had a bruise —” she touched the crook of her left elbow — “right here. Like when they take blood. A little round bruise. I went to my doctor. My doctor said I must have fainted, and somebody must have helped me, and it was the heat. It was September. It was not hot.” She drank her coffee. “I never told anyone else. Who would I tell? I was a school secretary. I spent all day with people telling me stories about why their child was late. I knew what my story sounded like.”</w:t>
+        <w:t xml:space="preserve">“I don’t remember the drive. I remember leaving, and I remember standing in the dairy aisle with a gallon of milk in my hand, and it was dark outside, and my husband had called the police. And I had a bruise —” she touched the crook of her left elbow — “right here. Like when they take blood. A little round bruise. I went to my doctor. My doctor said I must have fainted, and somebody must have helped me, and it was low blood sugar, and I should eat a proper breakfast. I had eaten a proper breakfast. I had eaten two. I was six months pregnant.” She drank her coffee. “I never told anyone else. Who would I tell? I was a school secretary. I spent all day with people telling me stories about why their child was late. I knew what my story sounded like.”</w:t>
       </w:r>
     </w:p>
     <w:p>
@@ -17888,7 +17968,7 @@
           <w:color w:val="2B2B2B"/>
           <w:sz w:val="26"/>
         </w:rPr>
-        <w:t xml:space="preserve">“The one I carried,” said Rosa. “The one who went somewhere. I don’t know where. I don’t know if he exists. I don’t know if I’m crazy. But I carried a baby for nine months and I gave birth to a baby and they took a baby away for four hours and brought back a baby, and I have lit a candle every year, because if I’m wrong it doesn’t cost anything, and if I’m right,” she said, and stopped, and looked out the window at her garden for a long time. “If I’m right,” she said, “somebody should.”</w:t>
+        <w:t xml:space="preserve">“The one I carried,” said Rosa. “The one who went somewhere. I don’t know where. I don’t know if he exists. I don’t know if I’m crazy. But I carried a baby for nine months and I gave birth to a baby and they took a baby away for four hours and brought back a baby, and I have lit a candle every year, because if I’m wrong it doesn’t cost anything, and if I’m right,” she said, and stopped, and looked out the window at her garden until the rooster clock had ticked a dozen times. “If I’m right,” she said, “somebody should.”</w:t>
       </w:r>
     </w:p>
     <w:p>
@@ -18385,7 +18465,7 @@
           <w:color w:val="2B2B2B"/>
           <w:sz w:val="26"/>
         </w:rPr>
-        <w:t xml:space="preserve">Priya looked at the name for some time. Then she went to Warren’s cabinets, and Warren, without being asked, opened the third one from the left and took out a file with a Brussels routing stamp on it and a Directorate distribution list at the top, and on the distribution list, between Cole’s office and Whitcombe’s, was a name: A. FELD, ANALYTIC LIAISON.</w:t>
+        <w:t xml:space="preserve">Priya read the name twice. Then she went to Warren’s cabinets, and Warren, without being asked, opened the third one from the left and took out a file with a Brussels routing stamp on it and a Directorate distribution list at the top, and on the distribution list, between Cole’s office and Whitcombe’s, was a name: A. FELD, ANALYTIC LIAISON.</w:t>
       </w:r>
     </w:p>
     <w:p>
@@ -18445,7 +18525,7 @@
           <w:color w:val="2B2B2B"/>
           <w:sz w:val="26"/>
         </w:rPr>
-        <w:t xml:space="preserve">“His mother lit a candle too,” she said. “I am sure of it. I am sure.” She wrote the name in her pencil log, under Lissome and Flamingo, and then sat for a while with her hand flat on the page, the way Rosa had sat with her hand flat on the kitchen table, and nobody in the basement said anything at all until the drawer rang and it was, for once, mercifully, Venus.</w:t>
+        <w:t xml:space="preserve">“His mother lit a candle too,” she said. “I am sure of it. I am sure.” She wrote the name in her pencil log, under Lissome and Flamingo, and then sat with her hand flat on the page, the way Rosa had sat with her hand flat on the kitchen table, and nobody in the basement said anything at all until the drawer rang and it was, for once, mercifully, Venus.</w:t>
       </w:r>
     </w:p>
     <w:p>
@@ -18524,7 +18604,7 @@
           <w:color w:val="2B2B2B"/>
           <w:sz w:val="26"/>
         </w:rPr>
-        <w:t xml:space="preserve">He sat down beside her. He did not ask why. The cars were at the end of the block. The fireflies were coming up out of the grass the way they did in Indiana in July, by the thousand, a small cold green light that meant only, as he had explained to nine students in May, that somebody was looking for somebody.</w:t>
+        <w:t xml:space="preserve">He sat down beside her. He did not ask why. The cars were at the end of the block. The fireflies were coming up out of the grass the way they did in Indiana in July, by the thousand, a small cold green light that meant only, as he had explained to a room of nine angry teenagers on Monday, before the board, that somebody was looking for somebody.</w:t>
       </w:r>
     </w:p>
     <w:p>
@@ -18793,27 +18873,546 @@
           <w:color w:val="2B2B2B"/>
           <w:sz w:val="26"/>
         </w:rPr>
-        <w:t xml:space="preserve">They drove, because flying meant names on manifests, and because Jesse’s car was a 2009 Honda with a cassette deck and no GPS, which he said was the only privacy feature he had ever found that worked.</w:t>
-      </w:r>
-    </w:p>
-    <w:p>
-      <w:pPr>
-        <w:spacing w:line="400" w:lineRule="auto"/>
-        <w:ind w:firstLine="440"/>
-        <w:jc w:val="both"/>
-        <w:rPr>
-          <w:rFonts w:ascii="Georgia" w:hAnsi="Georgia"/>
-          <w:color w:val="2B2B2B"/>
-          <w:sz w:val="26"/>
-        </w:rPr>
-      </w:pPr>
-      <w:r>
-        <w:rPr>
-          <w:rFonts w:ascii="Georgia" w:hAnsi="Georgia"/>
-          <w:color w:val="2B2B2B"/>
-          <w:sz w:val="26"/>
-        </w:rPr>
-        <w:t xml:space="preserve">It took them two days. Indiana, Illinois, the long flat apology of Kansas, a night in a motel in Colby where the ice machine sounded like a man falling down stairs, then Colorado, then Utah, then the Nevada state line at dusk with the sky going the color of a bruise and the radio finding nothing but a preacher and a station that played only Patsy Cline. Somewhere in Utah Jesse made her listen to the first episode of Slightly Too Fast, from 2019, and she had to admit, against her will, that his voice was very relaxing.</w:t>
+        <w:t xml:space="preserve">The night before she left for Nevada, Dominic knocked on Nora’s door in Indianapolis at a quarter to ten, holding a paper bag of peaches, as if he had driven an hour from Lissome to deliver fruit.</w:t>
+      </w:r>
+    </w:p>
+    <w:p>
+      <w:pPr>
+        <w:spacing w:line="400" w:lineRule="auto"/>
+        <w:ind w:firstLine="440"/>
+        <w:jc w:val="both"/>
+        <w:rPr>
+          <w:rFonts w:ascii="Georgia" w:hAnsi="Georgia"/>
+          <w:color w:val="2B2B2B"/>
+          <w:sz w:val="26"/>
+        </w:rPr>
+      </w:pPr>
+      <w:r>
+        <w:rPr>
+          <w:rFonts w:ascii="Georgia" w:hAnsi="Georgia"/>
+          <w:color w:val="2B2B2B"/>
+          <w:sz w:val="26"/>
+        </w:rPr>
+        <w:t xml:space="preserve">“Mabs knows I’m here,” he said, before she could ask. “She said you’d be packing badly. The peaches are so you eat something that didn’t come out of a gas station.”</w:t>
+      </w:r>
+    </w:p>
+    <w:p>
+      <w:pPr>
+        <w:spacing w:line="400" w:lineRule="auto"/>
+        <w:ind w:firstLine="440"/>
+        <w:jc w:val="both"/>
+        <w:rPr>
+          <w:rFonts w:ascii="Georgia" w:hAnsi="Georgia"/>
+          <w:color w:val="2B2B2B"/>
+          <w:sz w:val="26"/>
+        </w:rPr>
+      </w:pPr>
+      <w:r>
+        <w:rPr>
+          <w:rFonts w:ascii="Georgia" w:hAnsi="Georgia"/>
+          <w:color w:val="2B2B2B"/>
+          <w:sz w:val="26"/>
+        </w:rPr>
+        <w:t xml:space="preserve">Nora was packing badly. The duffel on her bed held four phone chargers, a headlamp, three memory cards in a freezer bag and no socks. She let him in. He stood in her kitchen the way he stood in everyone’s kitchen, hands where you could see them, a man who had spent his working life in rooms full of children and had learned that grown-ups also like to know where your hands are.</w:t>
+      </w:r>
+    </w:p>
+    <w:p>
+      <w:pPr>
+        <w:spacing w:line="400" w:lineRule="auto"/>
+        <w:ind w:firstLine="440"/>
+        <w:jc w:val="both"/>
+        <w:rPr>
+          <w:rFonts w:ascii="Georgia" w:hAnsi="Georgia"/>
+          <w:color w:val="2B2B2B"/>
+          <w:sz w:val="26"/>
+        </w:rPr>
+      </w:pPr>
+      <w:r>
+        <w:rPr>
+          <w:rFonts w:ascii="Georgia" w:hAnsi="Georgia"/>
+          <w:color w:val="2B2B2B"/>
+          <w:sz w:val="26"/>
+        </w:rPr>
+        <w:t xml:space="preserve">Then he saw the wall.</w:t>
+      </w:r>
+    </w:p>
+    <w:p>
+      <w:pPr>
+        <w:spacing w:line="400" w:lineRule="auto"/>
+        <w:ind w:firstLine="440"/>
+        <w:jc w:val="both"/>
+        <w:rPr>
+          <w:rFonts w:ascii="Georgia" w:hAnsi="Georgia"/>
+          <w:color w:val="2B2B2B"/>
+          <w:sz w:val="26"/>
+        </w:rPr>
+      </w:pPr>
+      <w:r>
+        <w:rPr>
+          <w:rFonts w:ascii="Georgia" w:hAnsi="Georgia"/>
+          <w:color w:val="2B2B2B"/>
+          <w:sz w:val="26"/>
+        </w:rPr>
+        <w:t xml:space="preserve">She had meant to take the sticky notes down, the way she meant to back up her drives on Sundays. Seven yellow squares above the kitchen table, in her block capitals. JAVI. KIM (CATERER). MR. PRICE, TBL 9. GREEN DRESS??. MARCUS (DJ). CURTIS, off to one side with a question mark of its own. And in the middle, because that was where she put the groom in every highlight reel she had ever cut, DOMINIC.</w:t>
+      </w:r>
+    </w:p>
+    <w:p>
+      <w:pPr>
+        <w:spacing w:line="400" w:lineRule="auto"/>
+        <w:ind w:firstLine="440"/>
+        <w:jc w:val="both"/>
+        <w:rPr>
+          <w:rFonts w:ascii="Georgia" w:hAnsi="Georgia"/>
+          <w:color w:val="2B2B2B"/>
+          <w:sz w:val="26"/>
+        </w:rPr>
+      </w:pPr>
+      <w:r>
+        <w:rPr>
+          <w:rFonts w:ascii="Georgia" w:hAnsi="Georgia"/>
+          <w:color w:val="2B2B2B"/>
+          <w:sz w:val="26"/>
+        </w:rPr>
+        <w:t xml:space="preserve">He read them the way he would read a seating chart. “Curtis,” he said. “Why Curtis?”</w:t>
+      </w:r>
+    </w:p>
+    <w:p>
+      <w:pPr>
+        <w:spacing w:line="400" w:lineRule="auto"/>
+        <w:ind w:firstLine="440"/>
+        <w:jc w:val="both"/>
+        <w:rPr>
+          <w:rFonts w:ascii="Georgia" w:hAnsi="Georgia"/>
+          <w:color w:val="2B2B2B"/>
+          <w:sz w:val="26"/>
+        </w:rPr>
+      </w:pPr>
+      <w:r>
+        <w:rPr>
+          <w:rFonts w:ascii="Georgia" w:hAnsi="Georgia"/>
+          <w:color w:val="2B2B2B"/>
+          <w:sz w:val="26"/>
+        </w:rPr>
+        <w:t xml:space="preserve">“He stopped talking for eleven seconds during his speech.”</w:t>
+      </w:r>
+    </w:p>
+    <w:p>
+      <w:pPr>
+        <w:spacing w:line="400" w:lineRule="auto"/>
+        <w:ind w:firstLine="440"/>
+        <w:jc w:val="both"/>
+        <w:rPr>
+          <w:rFonts w:ascii="Georgia" w:hAnsi="Georgia"/>
+          <w:color w:val="2B2B2B"/>
+          <w:sz w:val="26"/>
+        </w:rPr>
+      </w:pPr>
+      <w:r>
+        <w:rPr>
+          <w:rFonts w:ascii="Georgia" w:hAnsi="Georgia"/>
+          <w:color w:val="2B2B2B"/>
+          <w:sz w:val="26"/>
+        </w:rPr>
+        <w:t xml:space="preserve">“Curtis stops talking all the time. Usually it’s because there’s a girl.” He touched the note with his name on it, not quite pressing, as if it might be warm. “And me.”</w:t>
+      </w:r>
+    </w:p>
+    <w:p>
+      <w:pPr>
+        <w:spacing w:line="400" w:lineRule="auto"/>
+        <w:ind w:firstLine="440"/>
+        <w:jc w:val="both"/>
+        <w:rPr>
+          <w:rFonts w:ascii="Georgia" w:hAnsi="Georgia"/>
+          <w:color w:val="2B2B2B"/>
+          <w:sz w:val="26"/>
+        </w:rPr>
+      </w:pPr>
+      <w:r>
+        <w:rPr>
+          <w:rFonts w:ascii="Georgia" w:hAnsi="Georgia"/>
+          <w:color w:val="2B2B2B"/>
+          <w:sz w:val="26"/>
+        </w:rPr>
+        <w:t xml:space="preserve">“You didn’t look down,” said Nora. “When the phones fell. Everybody else looked at their phone. You looked up.”</w:t>
+      </w:r>
+    </w:p>
+    <w:p>
+      <w:pPr>
+        <w:spacing w:line="400" w:lineRule="auto"/>
+        <w:ind w:firstLine="440"/>
+        <w:jc w:val="both"/>
+        <w:rPr>
+          <w:rFonts w:ascii="Georgia" w:hAnsi="Georgia"/>
+          <w:color w:val="2B2B2B"/>
+          <w:sz w:val="26"/>
+        </w:rPr>
+      </w:pPr>
+      <w:r>
+        <w:rPr>
+          <w:rFonts w:ascii="Georgia" w:hAnsi="Georgia"/>
+          <w:color w:val="2B2B2B"/>
+          <w:sz w:val="26"/>
+        </w:rPr>
+        <w:t xml:space="preserve">He sat at her kitchen table, under his own name. She put the kettle on, because her mother had put the kettle on for every conversation that mattered and Nora had never found a better way to buy forty seconds.</w:t>
+      </w:r>
+    </w:p>
+    <w:p>
+      <w:pPr>
+        <w:spacing w:line="400" w:lineRule="auto"/>
+        <w:ind w:firstLine="440"/>
+        <w:jc w:val="both"/>
+        <w:rPr>
+          <w:rFonts w:ascii="Georgia" w:hAnsi="Georgia"/>
+          <w:color w:val="2B2B2B"/>
+          <w:sz w:val="26"/>
+        </w:rPr>
+      </w:pPr>
+      <w:r>
+        <w:rPr>
+          <w:rFonts w:ascii="Georgia" w:hAnsi="Georgia"/>
+          <w:color w:val="2B2B2B"/>
+          <w:sz w:val="26"/>
+        </w:rPr>
+        <w:t xml:space="preserve">“I’ll tell you something Mabs doesn’t know all of,” he said. “In college I woke up one morning in my car, in the parking lot of a hospital in Columbus. Ohio. I was at Ball State. I don’t remember the drive. Two hours, and nothing. I had a parking ticket on the windshield and a full tank of gas I don’t remember buying. I went inside, because I was at a hospital and it seemed rude not to, and a doctor said migraine aura and gave me a pamphlet.” He turned a peach over in his hand. “It happens. Twice a year, three times. A thing like weather comes in behind my eyes, and then it goes, and I’ve lost a piece of the afternoon. It’s been happening more. This spring I started thinking it was a tumor. I thought, I’ll get married, and then I’ll find out it’s a tumor, and Mabs will have had one good summer.”</w:t>
+      </w:r>
+    </w:p>
+    <w:p>
+      <w:pPr>
+        <w:spacing w:line="400" w:lineRule="auto"/>
+        <w:ind w:firstLine="440"/>
+        <w:jc w:val="both"/>
+        <w:rPr>
+          <w:rFonts w:ascii="Georgia" w:hAnsi="Georgia"/>
+          <w:color w:val="2B2B2B"/>
+          <w:sz w:val="26"/>
+        </w:rPr>
+      </w:pPr>
+      <w:r>
+        <w:rPr>
+          <w:rFonts w:ascii="Georgia" w:hAnsi="Georgia"/>
+          <w:color w:val="2B2B2B"/>
+          <w:sz w:val="26"/>
+        </w:rPr>
+        <w:t xml:space="preserve">“It isn’t a tumor,” said Nora, and heard how certain she sounded, and had no right to.</w:t>
+      </w:r>
+    </w:p>
+    <w:p>
+      <w:pPr>
+        <w:spacing w:line="400" w:lineRule="auto"/>
+        <w:ind w:firstLine="440"/>
+        <w:jc w:val="both"/>
+        <w:rPr>
+          <w:rFonts w:ascii="Georgia" w:hAnsi="Georgia"/>
+          <w:color w:val="2B2B2B"/>
+          <w:sz w:val="26"/>
+        </w:rPr>
+      </w:pPr>
+      <w:r>
+        <w:rPr>
+          <w:rFonts w:ascii="Georgia" w:hAnsi="Georgia"/>
+          <w:color w:val="2B2B2B"/>
+          <w:sz w:val="26"/>
+        </w:rPr>
+        <w:t xml:space="preserve">“Then what is it?”</w:t>
+      </w:r>
+    </w:p>
+    <w:p>
+      <w:pPr>
+        <w:spacing w:line="400" w:lineRule="auto"/>
+        <w:ind w:firstLine="440"/>
+        <w:jc w:val="both"/>
+        <w:rPr>
+          <w:rFonts w:ascii="Georgia" w:hAnsi="Georgia"/>
+          <w:color w:val="2B2B2B"/>
+          <w:sz w:val="26"/>
+        </w:rPr>
+      </w:pPr>
+      <w:r>
+        <w:rPr>
+          <w:rFonts w:ascii="Georgia" w:hAnsi="Georgia"/>
+          <w:color w:val="2B2B2B"/>
+          <w:sz w:val="26"/>
+        </w:rPr>
+        <w:t xml:space="preserve">The kettle began to tick. Nora knew several things she had not been asked to keep and was keeping anyway. She knew about a Kroger on McGalliard Road and a gallon of milk and three missing hours, and a candle at St. Lawrence every March, because Mabs had driven back from Muncie on Tuesday and told her all of it on the phone, in a voice Nora had last heard the night their father left. She knew that Rosa had said he gets told and he decides. And she knew, because Rosa had also said it, that it was Rosa’s to tell.</w:t>
+      </w:r>
+    </w:p>
+    <w:p>
+      <w:pPr>
+        <w:spacing w:line="400" w:lineRule="auto"/>
+        <w:ind w:firstLine="440"/>
+        <w:jc w:val="both"/>
+        <w:rPr>
+          <w:rFonts w:ascii="Georgia" w:hAnsi="Georgia"/>
+          <w:color w:val="2B2B2B"/>
+          <w:sz w:val="26"/>
+        </w:rPr>
+      </w:pPr>
+      <w:r>
+        <w:rPr>
+          <w:rFonts w:ascii="Georgia" w:hAnsi="Georgia"/>
+          <w:color w:val="2B2B2B"/>
+          <w:sz w:val="26"/>
+        </w:rPr>
+        <w:t xml:space="preserve">“I don’t know yet,” she said. That part was true.</w:t>
+      </w:r>
+    </w:p>
+    <w:p>
+      <w:pPr>
+        <w:spacing w:line="400" w:lineRule="auto"/>
+        <w:ind w:firstLine="440"/>
+        <w:jc w:val="both"/>
+        <w:rPr>
+          <w:rFonts w:ascii="Georgia" w:hAnsi="Georgia"/>
+          <w:color w:val="2B2B2B"/>
+          <w:sz w:val="26"/>
+        </w:rPr>
+      </w:pPr>
+      <w:r>
+        <w:rPr>
+          <w:rFonts w:ascii="Georgia" w:hAnsi="Georgia"/>
+          <w:color w:val="2B2B2B"/>
+          <w:sz w:val="26"/>
+        </w:rPr>
+        <w:t xml:space="preserve">“Is it something my mother knows?”</w:t>
+      </w:r>
+    </w:p>
+    <w:p>
+      <w:pPr>
+        <w:spacing w:line="400" w:lineRule="auto"/>
+        <w:ind w:firstLine="440"/>
+        <w:jc w:val="both"/>
+        <w:rPr>
+          <w:rFonts w:ascii="Georgia" w:hAnsi="Georgia"/>
+          <w:color w:val="2B2B2B"/>
+          <w:sz w:val="26"/>
+        </w:rPr>
+      </w:pPr>
+      <w:r>
+        <w:rPr>
+          <w:rFonts w:ascii="Georgia" w:hAnsi="Georgia"/>
+          <w:color w:val="2B2B2B"/>
+          <w:sz w:val="26"/>
+        </w:rPr>
+        <w:t xml:space="preserve">She had filmed two hundred brides lying to their mothers about whether they were happy. She knew what it looked like from the outside, and so she did not do any of it. She did not look away. She did not smile. She poured the water.</w:t>
+      </w:r>
+    </w:p>
+    <w:p>
+      <w:pPr>
+        <w:spacing w:line="400" w:lineRule="auto"/>
+        <w:ind w:firstLine="440"/>
+        <w:jc w:val="both"/>
+        <w:rPr>
+          <w:rFonts w:ascii="Georgia" w:hAnsi="Georgia"/>
+          <w:color w:val="2B2B2B"/>
+          <w:sz w:val="26"/>
+        </w:rPr>
+      </w:pPr>
+      <w:r>
+        <w:rPr>
+          <w:rFonts w:ascii="Georgia" w:hAnsi="Georgia"/>
+          <w:color w:val="2B2B2B"/>
+          <w:sz w:val="26"/>
+        </w:rPr>
+        <w:t xml:space="preserve">“Not that I know of,” said Nora.</w:t>
+      </w:r>
+    </w:p>
+    <w:p>
+      <w:pPr>
+        <w:spacing w:line="400" w:lineRule="auto"/>
+        <w:ind w:firstLine="440"/>
+        <w:jc w:val="both"/>
+        <w:rPr>
+          <w:rFonts w:ascii="Georgia" w:hAnsi="Georgia"/>
+          <w:color w:val="2B2B2B"/>
+          <w:sz w:val="26"/>
+        </w:rPr>
+      </w:pPr>
+      <w:r>
+        <w:rPr>
+          <w:rFonts w:ascii="Georgia" w:hAnsi="Georgia"/>
+          <w:color w:val="2B2B2B"/>
+          <w:sz w:val="26"/>
+        </w:rPr>
+        <w:t xml:space="preserve">He watched her pour. He had a teacher’s stillness when someone was deciding whether to tell the truth: he simply waited, and let the silence do the asking. She had seen him do it at the Fourth of July, with a cousin’s boy and a missing box of sparklers. It had taken the boy nine seconds. It took Nora none, because she had already decided, and he saw that too.</w:t>
+      </w:r>
+    </w:p>
+    <w:p>
+      <w:pPr>
+        <w:spacing w:line="400" w:lineRule="auto"/>
+        <w:ind w:firstLine="440"/>
+        <w:jc w:val="both"/>
+        <w:rPr>
+          <w:rFonts w:ascii="Georgia" w:hAnsi="Georgia"/>
+          <w:color w:val="2B2B2B"/>
+          <w:sz w:val="26"/>
+        </w:rPr>
+      </w:pPr>
+      <w:r>
+        <w:rPr>
+          <w:rFonts w:ascii="Georgia" w:hAnsi="Georgia"/>
+          <w:color w:val="2B2B2B"/>
+          <w:sz w:val="26"/>
+        </w:rPr>
+        <w:t xml:space="preserve">“Okay,” he said, and let her have it, which was worse.</w:t>
+      </w:r>
+    </w:p>
+    <w:p>
+      <w:pPr>
+        <w:spacing w:line="400" w:lineRule="auto"/>
+        <w:ind w:firstLine="440"/>
+        <w:jc w:val="both"/>
+        <w:rPr>
+          <w:rFonts w:ascii="Georgia" w:hAnsi="Georgia"/>
+          <w:color w:val="2B2B2B"/>
+          <w:sz w:val="26"/>
+        </w:rPr>
+      </w:pPr>
+      <w:r>
+        <w:rPr>
+          <w:rFonts w:ascii="Georgia" w:hAnsi="Georgia"/>
+          <w:color w:val="2B2B2B"/>
+          <w:sz w:val="26"/>
+        </w:rPr>
+        <w:t xml:space="preserve">He drank the tea although he did not like tea. At the door, with the empty bag folded into a square, he stopped.</w:t>
+      </w:r>
+    </w:p>
+    <w:p>
+      <w:pPr>
+        <w:spacing w:line="400" w:lineRule="auto"/>
+        <w:ind w:firstLine="440"/>
+        <w:jc w:val="both"/>
+        <w:rPr>
+          <w:rFonts w:ascii="Georgia" w:hAnsi="Georgia"/>
+          <w:color w:val="2B2B2B"/>
+          <w:sz w:val="26"/>
+        </w:rPr>
+      </w:pPr>
+      <w:r>
+        <w:rPr>
+          <w:rFonts w:ascii="Georgia" w:hAnsi="Georgia"/>
+          <w:color w:val="2B2B2B"/>
+          <w:sz w:val="26"/>
+        </w:rPr>
+        <w:t xml:space="preserve">“When you find out,” he said, “whatever it is, out there — tell me. Not Mabs first, so she can soften it. Not some government person, so they can decide what I’m allowed. Me. Don’t decide for me whether I can take it. Everybody’s been deciding for me whether I can take things since I was a baby. I’m a little tired of it.”</w:t>
+      </w:r>
+    </w:p>
+    <w:p>
+      <w:pPr>
+        <w:spacing w:line="400" w:lineRule="auto"/>
+        <w:ind w:firstLine="440"/>
+        <w:jc w:val="both"/>
+        <w:rPr>
+          <w:rFonts w:ascii="Georgia" w:hAnsi="Georgia"/>
+          <w:color w:val="2B2B2B"/>
+          <w:sz w:val="26"/>
+        </w:rPr>
+      </w:pPr>
+      <w:r>
+        <w:rPr>
+          <w:rFonts w:ascii="Georgia" w:hAnsi="Georgia"/>
+          <w:color w:val="2B2B2B"/>
+          <w:sz w:val="26"/>
+        </w:rPr>
+        <w:t xml:space="preserve">“I promise,” said Nora.</w:t>
+      </w:r>
+    </w:p>
+    <w:p>
+      <w:pPr>
+        <w:spacing w:line="400" w:lineRule="auto"/>
+        <w:ind w:firstLine="440"/>
+        <w:jc w:val="both"/>
+        <w:rPr>
+          <w:rFonts w:ascii="Georgia" w:hAnsi="Georgia"/>
+          <w:color w:val="2B2B2B"/>
+          <w:sz w:val="26"/>
+        </w:rPr>
+      </w:pPr>
+      <w:r>
+        <w:rPr>
+          <w:rFonts w:ascii="Georgia" w:hAnsi="Georgia"/>
+          <w:color w:val="2B2B2B"/>
+          <w:sz w:val="26"/>
+        </w:rPr>
+        <w:t xml:space="preserve">She meant it. She would remember, standing on a step in section 114 with eighty thousand people going quiet around her, how much she had meant it, and how late it was.</w:t>
+      </w:r>
+    </w:p>
+    <w:p>
+      <w:pPr>
+        <w:spacing w:line="400" w:lineRule="auto"/>
+        <w:ind w:firstLine="440"/>
+        <w:jc w:val="both"/>
+        <w:rPr>
+          <w:rFonts w:ascii="Georgia" w:hAnsi="Georgia"/>
+          <w:color w:val="2B2B2B"/>
+          <w:sz w:val="26"/>
+        </w:rPr>
+      </w:pPr>
+      <w:r>
+        <w:rPr>
+          <w:rFonts w:ascii="Georgia" w:hAnsi="Georgia"/>
+          <w:color w:val="2B2B2B"/>
+          <w:sz w:val="26"/>
+        </w:rPr>
+        <w:t xml:space="preserve">After he had gone she took the note with his name on it off the wall, and then, because that felt like a lie too, put it back.</w:t>
+      </w:r>
+    </w:p>
+    <w:p>
+      <w:pPr>
+        <w:spacing w:line="400" w:lineRule="auto"/>
+        <w:jc w:val="center"/>
+        <w:rPr>
+          <w:rFonts w:ascii="Georgia" w:hAnsi="Georgia"/>
+          <w:color w:val="2B2B2B"/>
+          <w:sz w:val="26"/>
+        </w:rPr>
+      </w:pPr>
+      <w:r>
+        <w:rPr>
+          <w:rFonts w:ascii="Georgia" w:hAnsi="Georgia"/>
+          <w:color w:val="2B2B2B"/>
+          <w:sz w:val="26"/>
+        </w:rPr>
+        <w:t xml:space="preserve">∗</w:t>
+      </w:r>
+    </w:p>
+    <w:p>
+      <w:pPr>
+        <w:spacing w:line="400" w:lineRule="auto"/>
+        <w:ind w:firstLine="440"/>
+        <w:jc w:val="both"/>
+        <w:rPr>
+          <w:rFonts w:ascii="Georgia" w:hAnsi="Georgia"/>
+          <w:color w:val="2B2B2B"/>
+          <w:sz w:val="26"/>
+        </w:rPr>
+      </w:pPr>
+      <w:r>
+        <w:rPr>
+          <w:rFonts w:ascii="Georgia" w:hAnsi="Georgia"/>
+          <w:color w:val="2B2B2B"/>
+          <w:sz w:val="26"/>
+        </w:rPr>
+        <w:t xml:space="preserve">In the morning they drove, because flying meant names on manifests, and because Jesse’s car was a 2009 Honda with a cassette deck and no GPS, which he said was the only privacy feature he had ever found that worked.</w:t>
+      </w:r>
+    </w:p>
+    <w:p>
+      <w:pPr>
+        <w:spacing w:line="400" w:lineRule="auto"/>
+        <w:ind w:firstLine="440"/>
+        <w:jc w:val="both"/>
+        <w:rPr>
+          <w:rFonts w:ascii="Georgia" w:hAnsi="Georgia"/>
+          <w:color w:val="2B2B2B"/>
+          <w:sz w:val="26"/>
+        </w:rPr>
+      </w:pPr>
+      <w:r>
+        <w:rPr>
+          <w:rFonts w:ascii="Georgia" w:hAnsi="Georgia"/>
+          <w:color w:val="2B2B2B"/>
+          <w:sz w:val="26"/>
+        </w:rPr>
+        <w:t xml:space="preserve">It took them two days. Indiana, Illinois, the long flat apology of Kansas, a night in a motel in Colby where the ice machine sounded like a man falling down stairs, then Colorado, then Utah, then the Nevada state line at dusk with the sky going the purple of an old bruise and the radio finding nothing but a preacher and a station that played only Patsy Cline. Somewhere in Utah Jesse made her listen to the first episode of Slightly Too Fast, from 2019, and she had to admit, against her will, that his voice was very relaxing.</w:t>
       </w:r>
     </w:p>
     <w:p>
@@ -18893,7 +19492,7 @@
           <w:color w:val="2B2B2B"/>
           <w:sz w:val="26"/>
         </w:rPr>
-        <w:t xml:space="preserve">“Everybody says that.” He did not seem hurt. “I think it’s the voice. I think I built a voice that tells people it’s going to be okay, and then they relax so much they stop listening to the part where it isn’t.” He drove for a while. “My mom says I sound like my dad on the radio at work. He used to talk pilots down. Engine out, ice on the wings, a kid in the back having a seizure. He had this voice. Totally calm. Like he was reading the weather.” He shrugged. “I think I’ve been doing an impression of him for seven years.”</w:t>
+        <w:t xml:space="preserve">“Everybody says that.” He did not seem hurt. “I think it’s the voice. I think I built a voice that tells people it’s going to be okay, and then they relax so much they stop listening to the part where it isn’t.” He drove a mile without speaking. “My mom says I sound like my dad on the radio at work. He used to talk pilots down. Engine out, ice on the wings, a kid in the back having a seizure. He had this voice. Totally calm. Like he was reading the weather.” He shrugged. “I think I’ve been doing an impression of him for seven years.”</w:t>
       </w:r>
     </w:p>
     <w:p>
@@ -19271,7 +19870,7 @@
           <w:color w:val="2B2B2B"/>
           <w:sz w:val="26"/>
         </w:rPr>
-        <w:t xml:space="preserve">The motion light Jesse nearly walked into sat low on a post that had been added recently: new bolts on old pipe. Nora’s palm on his chest was sudden and flat and stayed one beat longer than the light required. They found the gap on the east side, the chain-link cut and tied back with wire the color of the fence. They crawled through.</w:t>
+        <w:t xml:space="preserve">The motion light Jesse nearly walked into sat low on a post that had been added recently: new bolts on old pipe. Nora’s palm on his chest was sudden and flat and stayed one beat longer than the light required. They found the gap on the east side, the chain-link cut and tied back with matching wire. They crawled through.</w:t>
       </w:r>
     </w:p>
     <w:p>
@@ -19410,7 +20009,7 @@
           <w:color w:val="2B2B2B"/>
           <w:sz w:val="26"/>
         </w:rPr>
-        <w:t xml:space="preserve">What the racks were listening to, Priya would confirm days afterward, was not addressed to anyone on Earth. The dishes were pointed at a spot in the sky where a small, dark, old craft sat in a high orbit, far above the satellites that people knew about, turning with the Earth so that it hung over the same patch of ground, in a slot the catalogs listed as debris. The relay took what came down from there and passed it on, along cables and fiber that ran under the desert to a junction box on the Halo network and into the uplink of four hundred satellites with sails folded in their bellies, like a whisper passed along a church pew.</w:t>
+        <w:t xml:space="preserve">What the racks were listening to, Priya would confirm days afterward, was not addressed to anyone on Earth. The dishes were pointed at a spot in the sky where a small, dark, old craft sat in a high orbit, out among the parked communications satellites, turning with the Earth so that it hung over the same patch of ground — the equator, somewhere above the Amazon — in a slot the catalogs listed as debris. The relay took what came down from there and passed it on, along cables and fiber that ran under the desert to a junction box on the Halo network and into the uplink of four hundred satellites with sails folded in their bellies, like a whisper passed along a church pew.</w:t>
       </w:r>
     </w:p>
     <w:p>
@@ -19788,7 +20387,7 @@
           <w:color w:val="2B2B2B"/>
           <w:sz w:val="26"/>
         </w:rPr>
-        <w:t xml:space="preserve">“Infrared LEDs,” she said. “Near-infrared. Your eyes can’t see it. A phone camera can — the sensors pick up a little past red, that’s why you can see a TV remote flash through your phone. Pump enough of it out of a collar and every camera that looks at you sees a bright smudge where your face should be. Japanese researchers built a pair of glasses that did it in 2012. It’s in the literature. It’s practically a science fair project.” She shook her head, delighted and appalled. “Forty thousand years of technology and they read the same papers I do.”</w:t>
+        <w:t xml:space="preserve">“Infrared LEDs,” she said. “Near-infrared. Your eyes can’t see it. A phone camera can — the sensors pick up a little past red, that’s why you can see a TV remote flash through your phone. Pump enough of it out of a collar and a lot of phone cameras that look at you see a bright smudge where your face should be. Japanese researchers built a pair of glasses that did it in 2012. It’s in the literature. It’s practically a science fair project.” She shook her head, delighted and appalled. “Forty thousand years of technology and they read the same papers I do.”</w:t>
       </w:r>
     </w:p>
     <w:p>
@@ -20026,7 +20625,7 @@
           <w:color w:val="2B2B2B"/>
           <w:sz w:val="26"/>
         </w:rPr>
-        <w:t xml:space="preserve">Nora and Jesse were not arrested. They were, more disorientingly, thanked, debriefed, and offered coffee by Colonel Buchanan, who seemed personally affronted that two amateurs had found the facility a full day before her professionals had planned to raid it, and who used the word irregular four times in a sentence that otherwise sounded very much like an apology.</w:t>
+        <w:t xml:space="preserve">Nora and Jesse were not arrested. They were, more disorientingly, thanked, debriefed, and offered coffee by Colonel Buchanan, who seemed personally affronted that two amateurs had forced her professionals to raid the facility a day earlier than planned, and who used the word irregular four times in a sentence that otherwise sounded very much like an apology.</w:t>
       </w:r>
     </w:p>
     <w:p>
@@ -20186,7 +20785,7 @@
           <w:color w:val="2B2B2B"/>
           <w:sz w:val="26"/>
         </w:rPr>
-        <w:t xml:space="preserve">He thought about it for a long time, standing in the cold gray light with his hands in the pockets of a jacket that had not been warm enough for the desert.</w:t>
+        <w:t xml:space="preserve">He thought about it, standing in the cold gray light with his hands in the pockets of a jacket that had not been warm enough for the desert.</w:t>
       </w:r>
     </w:p>
     <w:p>
@@ -20434,7 +21033,7 @@
           <w:color w:val="2B2B2B"/>
           <w:sz w:val="26"/>
         </w:rPr>
-        <w:t xml:space="preserve">Nora’s watch had stopped at 11:42.</w:t>
+        <w:t xml:space="preserve">Nora’s watch had stopped at 11:51.</w:t>
       </w:r>
     </w:p>
     <w:p>
@@ -20613,7 +21212,7 @@
           <w:color w:val="2B2B2B"/>
           <w:sz w:val="26"/>
         </w:rPr>
-        <w:t xml:space="preserve">The ship, up close, was not the gleaming thing seventy years of other people’s television had prepared them for.</w:t>
+        <w:t xml:space="preserve">The tender, up close, was not the gleaming thing seventy years of other people’s television had prepared them for.</w:t>
       </w:r>
     </w:p>
     <w:p>
@@ -21071,7 +21670,7 @@
           <w:color w:val="2B2B2B"/>
           <w:sz w:val="26"/>
         </w:rPr>
-        <w:t xml:space="preserve">“Not the ship. Well — the ship too, eventually. But them. The people who built it. The ones who left home forty thousand years ago. A population that size, sealed that long, breeds itself into a smaller and smaller room. Every generation a little less variety. A little more of the same mistakes. Forty thousand years is a long time to be your own only neighbors. By the time they heard your radar, there were about nine thousand of the old lineage left. Now there are about nine hundred. Most of them are on the ship, not here. They can’t stand up in more than a tenth of a gravity. They have very long lives and very few children and they haven’t had a healthy birth in two centuries.” He looked down at the tanks. “They’re not going to make it. They’ve known that for a while.”</w:t>
+        <w:t xml:space="preserve">“Not the ship. Well — the ship too, eventually. But them. The people who built it. The ones who left home forty thousand years ago. A population that size, sealed that long, breeds itself into a smaller and smaller room. Every generation a little less variety. A little more of the same mistakes. Forty thousand years is a long time to be your own only neighbors. By the time they heard your radar, there were about nine thousand of the old lineage left. Now there are about nine hundred. Most of them are on the ship, not here. They can’t stand up in more than a tenth of a gravity. They have very long lives and very few children and they haven’t had a healthy birth in two centuries.” He looked down at the tanks. “They’re not going to make it. They’ve known it since before your grandparents were born.”</w:t>
       </w:r>
     </w:p>
     <w:p>
@@ -21111,7 +21710,7 @@
           <w:color w:val="2B2B2B"/>
           <w:sz w:val="26"/>
         </w:rPr>
-        <w:t xml:space="preserve">“Then they decided their people could continue,” said the Escort, “even if their bodies didn’t. Their language. Their memory. Their committees.” He almost smiled. “God help us, their committees. In bodies that can live on a planet. In bodies that can breathe your air and eat your food and walk under your sun. In your bodies. That’s what the infants are for. The taken ones grow up here, as theirs — raised in the old language, on the old food, taught the old songs. The foundlings. There are a little over four thousand now. Some of them have had children of their own, born up here to parents who were taken as infants. The oldest of those are about twenty-five. A second generation. The ship’s future, in human bones.” He tapped his skull again. “And the ones like me, the ones who were grown and sent down to replace them — we’re the other half. We’re the listening post. We learn your world from inside it. Our implants send it all up, a few times a year, in visits we don’t remember. We’re how they found out what a gas station is.”</w:t>
+        <w:t xml:space="preserve">“Then they decided their people could continue,” said the Escort, “even if their bodies didn’t. Their language. Their memory. Their committees.” “God help us, their committees. In bodies that can live on a planet. In bodies that can breathe your air and eat your food and walk under your sun. In your bodies. That’s what the infants are for. The taken ones grow up here, as theirs — raised in the old language, on the old food, taught the old songs. The foundlings. There are a little over four thousand now. More were taken. Not all of them lived; the ship is a hard place to be a baby. Some of them have had children of their own, born up here to parents who were taken as infants. The oldest of those are about twenty-five. A second generation. The ship’s future, in human bones.” He tapped his skull again. “And the ones like me, the ones who were grown and sent down to replace them — we’re the other half. We’re the listening post. We learn your world from inside it. Our implants send it all up, a few times a year, in visits we don’t remember. We’re how they found out what a gas station is.”</w:t>
       </w:r>
     </w:p>
     <w:p>
@@ -21151,7 +21750,7 @@
           <w:color w:val="2B2B2B"/>
           <w:sz w:val="26"/>
         </w:rPr>
-        <w:t xml:space="preserve">“The ground office,” said the Escort. “Hybrids, mostly. Some of us know what we are and have chosen to work for the ship. I’m one. I was told when I was twenty-nine. I’ve been active four years. I’m still undecided about the whole arrangement.” He said that last part quietly. “The ground office runs curricula and relays and, when it’s frightened, personnel actions. It bought a ground station from a satellite company. It took down your video. It sent you a cat.”</w:t>
+        <w:t xml:space="preserve">“The ground office,” said the Escort. “Hybrids, mostly. Some of us know what we are and have chosen to work for the ship. I’m one. I was told when I was thirty-two. I’ve been active four years. I’m still undecided about the whole arrangement.” He said that last part quietly. “The ground office runs curricula and relays and, when it’s frightened, personnel actions. It bought a ground station from a satellite company. It took down your video. It sent you a cat.”</w:t>
       </w:r>
     </w:p>
     <w:p>
@@ -21191,7 +21790,7 @@
           <w:color w:val="2B2B2B"/>
           <w:sz w:val="26"/>
         </w:rPr>
-        <w:t xml:space="preserve">He looked at her for a long moment.</w:t>
+        <w:t xml:space="preserve">He looked at her, and for a moment he seemed to be listening to something behind her.</w:t>
       </w:r>
     </w:p>
     <w:p>
@@ -21509,7 +22108,7 @@
           <w:color w:val="2B2B2B"/>
           <w:sz w:val="26"/>
         </w:rPr>
-        <w:t xml:space="preserve">On the way back from the bowl the corridor narrowed, and three crew were waiting where it did. They did not look like guards. They looked like people who had been told about visitors and had not been told why. The oldest had gray in his beard and a smock worn shiny at the elbows. The heavyset one leaned on the wall as if the wall were his job. The youngest was barely past twenty, with the raw knuckles of someone who worked the tanks, and he watched Nora’s face the way a person watches a word he has only ever seen written down.</w:t>
+        <w:t xml:space="preserve">On the way back from the gallery the corridor narrowed, and three crew were waiting where it did. They did not look like guards. They looked like people who had been told about visitors and had not been told why. The oldest had gray in his beard and a smock worn shiny at the elbows. The heavyset one leaned on the wall as if the wall were his job. The youngest was barely past twenty, with the raw knuckles of someone who worked the tanks, and he watched Nora’s face the way a person watches a word he has only ever seen written down.</w:t>
       </w:r>
     </w:p>
     <w:p>
@@ -21888,7 +22487,7 @@
           <w:color w:val="2B2B2B"/>
           <w:sz w:val="26"/>
         </w:rPr>
-        <w:t xml:space="preserve">“For eighty-four seconds.” The Escort smiled, very slightly, for the first time. “There’s a man on the council who’s been trying to get the clause on the agenda for eleven years. He keeps losing. By a smaller margin every time. Half the people who used to vote take have children up here now, second generation, and have started asking out loud what exactly they were supposed to be raising them for. He has a designation that translates as something like third seat, harvest committee. He was taken from a hospital in Zanesville, Ohio, in 1984.” He looked at Nora. “You’ll meet the man who was grown in his place. Soon, I think. His name is Feld. He’ll recognize his handwriting.”</w:t>
+        <w:t xml:space="preserve">“For eighty-four seconds.” The Escort smiled, very slightly, for the first time. “There’s a man on the council who’s been trying to get the clause on the agenda for nine years. He keeps losing. By a smaller margin every time. Half the people who used to vote take have children up here now, second generation, and have started asking out loud what exactly they were supposed to be raising them for. He has a designation that translates as something like third seat, harvest committee. He was taken from a hospital in Zanesville, Ohio, in 1984.” He looked at Nora. “You’ll meet the man who was grown in his place. Soon, I think. His name is Feld. He’ll recognize his handwriting.”</w:t>
       </w:r>
     </w:p>
     <w:p>
@@ -22315,7 +22914,7 @@
           <w:color w:val="2B2B2B"/>
           <w:sz w:val="26"/>
         </w:rPr>
-        <w:t xml:space="preserve">Daniels had seen four of them in eleven years. Patients who arrived with no papers, no dental records, and no language a linguistics department could place. They did not get profiled, or studied, or referred up any chain that a genuinely unprecedented case should have climbed. They got a diagnosis nobody argued with, a locked bed, and — in the hallway shorthand his own nursing staff had adopted without any official sanction — a chart marked berserk. And then, more often than the charts liked to admit, a fight they started for reasons nobody could reconstruct, which either moved them to a facility with better locks or ended badly for everyone.</w:t>
+        <w:t xml:space="preserve">Daniels had seen four of them in nine years. Patients who arrived with no papers, no dental records, and no language a linguistics department could place. They did not get profiled, or studied, or referred up any chain that a genuinely unprecedented case should have climbed. They got a diagnosis nobody argued with, a locked bed, and — in the hallway shorthand his own nursing staff had adopted without any official sanction — a chart marked berserk. And then, more often than the charts liked to admit, a fight they started for reasons nobody could reconstruct, which either moved them to a facility with better locks or ended badly for everyone.</w:t>
       </w:r>
     </w:p>
     <w:p>
@@ -22415,7 +23014,7 @@
           <w:color w:val="2B2B2B"/>
           <w:sz w:val="26"/>
         </w:rPr>
-        <w:t xml:space="preserve">Priya put a pin on Terre Haute anyway. It sat on her map, alone, until Nora came back down from the sky and told them what it was: a foundling, put down on the ground as a kind of safety valve when a council session ran hot and somebody needed to be told they could leave if they truly wanted to. They always regretted it within the hour. A person with no language, no papers, and thirty years of ship instinct instead of manners does not blend into a rest stop.</w:t>
+        <w:t xml:space="preserve">Priya put a pin on Terre Haute anyway. It sat on her map, alone, until Nora came back down from the sky and told them what it was: a foundling, put down on the ground when a council session ran hot and somebody needed to be shown they could leave. They always regretted it within the hour. Thirty years of ship instinct and no language does not blend into a rest stop.</w:t>
       </w:r>
     </w:p>
     <w:p>
@@ -22474,27 +23073,27 @@
           <w:color w:val="2B2B2B"/>
           <w:sz w:val="26"/>
         </w:rPr>
-        <w:t xml:space="preserve">On Saturday the first of August, at four in the afternoon Mountain time, Elias Kade was standing at the window of a pediatric room in Denver General Hospital, not going in.</w:t>
-      </w:r>
-    </w:p>
-    <w:p>
-      <w:pPr>
-        <w:spacing w:line="400" w:lineRule="auto"/>
-        <w:ind w:firstLine="440"/>
-        <w:jc w:val="both"/>
-        <w:rPr>
-          <w:rFonts w:ascii="Georgia" w:hAnsi="Georgia"/>
-          <w:color w:val="2B2B2B"/>
-          <w:sz w:val="26"/>
-        </w:rPr>
-      </w:pPr>
-      <w:r>
-        <w:rPr>
-          <w:rFonts w:ascii="Georgia" w:hAnsi="Georgia"/>
-          <w:color w:val="2B2B2B"/>
-          <w:sz w:val="26"/>
-        </w:rPr>
-        <w:t xml:space="preserve">Milo was eleven, gangly in the way of a boy who has recently outgrown three pairs of shoes in a single school year, with his father’s pale squint and none of his father’s practice at hiding what he was feeling. He had been in the hospital for six days with a rare and severe reaction to an antibiotic, and the drug that would stop it — an immunoglobulin made in tiny batches by a single laboratory in Sacramento — had been promised and then delayed and then promised again. A nurse had explained, in the careful voice nurses use for fathers who are also chief executives, that there was a window, and that it was closing, and that nobody outside a hospital would call it dramatic, and that everybody inside one would.</w:t>
+        <w:t xml:space="preserve">On Saturday the first of August, at four in the afternoon Mountain time, Elias Kade was standing at the window of a room on the fourth floor of the children’s hospital in Aurora, outside Denver, not going in.</w:t>
+      </w:r>
+    </w:p>
+    <w:p>
+      <w:pPr>
+        <w:spacing w:line="400" w:lineRule="auto"/>
+        <w:ind w:firstLine="440"/>
+        <w:jc w:val="both"/>
+        <w:rPr>
+          <w:rFonts w:ascii="Georgia" w:hAnsi="Georgia"/>
+          <w:color w:val="2B2B2B"/>
+          <w:sz w:val="26"/>
+        </w:rPr>
+      </w:pPr>
+      <w:r>
+        <w:rPr>
+          <w:rFonts w:ascii="Georgia" w:hAnsi="Georgia"/>
+          <w:color w:val="2B2B2B"/>
+          <w:sz w:val="26"/>
+        </w:rPr>
+        <w:t xml:space="preserve">Milo was ten, gangly in the way of a boy who has recently outgrown three pairs of shoes in a single school year, with his father’s pale squint and none of his father’s practice at hiding what he was feeling. He had been in the hospital for six days with a rare and severe reaction to an antibiotic, and the drug that would stop it — an immunoglobulin made in tiny batches by a single laboratory in Sacramento — had been promised and then delayed and then promised again. A nurse had explained, in the careful voice nurses use for fathers who are also chief executives, that there was a window, and that it was closing, and that nobody outside a hospital would call it dramatic, and that everybody inside one would.</w:t>
       </w:r>
     </w:p>
     <w:p>
@@ -23033,7 +23632,7 @@
           <w:color w:val="2B2B2B"/>
           <w:sz w:val="26"/>
         </w:rPr>
-        <w:t xml:space="preserve">He stood at the window for a long time.</w:t>
+        <w:t xml:space="preserve">He stood at the window while the helicopter’s rotors wound down to nothing.</w:t>
       </w:r>
     </w:p>
     <w:p>
@@ -23292,7 +23891,7 @@
           <w:color w:val="2B2B2B"/>
           <w:sz w:val="26"/>
         </w:rPr>
-        <w:t xml:space="preserve">“Yes,” said Gladys. “But Sacramento is not very far from Reno. I looked at the map in the atrium. It is perhaps one hundred and thirty miles. The airplane flies from Reno to Sacramento, it picks up the medicine for your boy, it flies back to Reno, it picks up Mr. Feld, and it flies to Denver. Mr. Feld does not need to go to Brussels tonight. Mr. Feld can sit in Denver and eat toast. Brussels will still be there in the morning.” She picked up a coffee and held it out to him. “That is one leg. It is a long leg. But it is one leg.”</w:t>
+        <w:t xml:space="preserve">“Yes,” said Gladys. “But Sacramento is not very far from Reno. I looked at the map in the atrium. It is perhaps one hundred and thirty miles. The airplane flies from Reno to Sacramento, it picks up the medicine for your boy, it flies back to Reno, it picks up Mr. Feld, and it flies to Denver. Mr. Feld does not need to go to Brussels tonight. Mr. Feld can sit in Denver and eat toast. Brussels will still be there in the morning.” She picked up a coffee and held it out to him. “It is one plane. It goes the long way round. Airplanes do not mind.”</w:t>
       </w:r>
     </w:p>
     <w:p>
@@ -23471,7 +24070,7 @@
           <w:color w:val="2B2B2B"/>
           <w:sz w:val="26"/>
         </w:rPr>
-        <w:t xml:space="preserve">The man who opened the door was early forties, ordinary to look at, with a runner’s face and a scar at the hairline. He had a duffel bag on the bed behind him, already packed, and a bus ticket on the nightstand under the lamp. He looked at Nora for a long moment, without surprise.</w:t>
+        <w:t xml:space="preserve">The man who opened the door was early forties, ordinary to look at, with a runner’s face and a scar at the hairline. He had a duffel bag on the bed behind him, already packed, and a bus ticket on the nightstand under the lamp. He looked at Nora without surprise.</w:t>
       </w:r>
     </w:p>
     <w:p>
@@ -23650,7 +24249,7 @@
           <w:color w:val="2B2B2B"/>
           <w:sz w:val="26"/>
         </w:rPr>
-        <w:t xml:space="preserve">Feld was quiet for a while.</w:t>
+        <w:t xml:space="preserve">Feld was quiet.</w:t>
       </w:r>
     </w:p>
     <w:p>
@@ -23790,7 +24389,7 @@
           <w:color w:val="2B2B2B"/>
           <w:sz w:val="26"/>
         </w:rPr>
-        <w:t xml:space="preserve">“And on the ship,” Nora said, “there’s a man on the council. Third seat, harvest committee. He’s been trying to get the asking clause onto the agenda for eleven years and losing by a smaller margin every time. He was taken from a hospital in Zanesville in 1984.”</w:t>
+        <w:t xml:space="preserve">“And on the ship,” Nora said, “there’s a man on the council. Third seat, harvest committee. He’s been trying to get the asking clause onto the agenda for nine years and losing by a smaller margin every time. He was taken from a hospital in Zanesville in 1984.”</w:t>
       </w:r>
     </w:p>
     <w:p>
@@ -24029,7 +24628,7 @@
           <w:color w:val="2B2B2B"/>
           <w:sz w:val="26"/>
         </w:rPr>
-        <w:t xml:space="preserve">Kade sat with him until three. Then he went back to the control room, where Gladys Okoro was asleep in a swivel chair under a Halo fleece somebody had put over her, and stood looking at her for a long moment with an expression none of his engineers had ever seen on his face.</w:t>
+        <w:t xml:space="preserve">Kade sat with him until three. Then he went back to the control room, where Gladys Okoro was asleep in a swivel chair under a Halo fleece somebody had put over her, and stood looking at her with an expression none of his engineers had ever seen on his face.</w:t>
       </w:r>
     </w:p>
     <w:p>
@@ -24128,7 +24727,7 @@
           <w:color w:val="2B2B2B"/>
           <w:sz w:val="26"/>
         </w:rPr>
-        <w:t xml:space="preserve">In the morning Dana finally sat across a table, in person, from Nora Calder and Jesse Tran, in a Halo break room that still smelled faintly of the food court above it. She had a coffee she did not drink. She had a folder with Nora’s name in it, in pen and in pencil. She looked, Nora thought, exactly as Mabs had described her: like a woman who would rather be anywhere else, and who had decided to be here anyway.</w:t>
+        <w:t xml:space="preserve">In the morning Dana finally sat across a table, in person, from Nora Calder and Jesse Tran, in a Halo break room that still smelled faintly of the food court above it. She had a coffee she did not drink. She had a folder with Nora’s name in it, in pen and in pencil. She looked, Nora thought, just as Mabs had described her: like a woman who would rather be anywhere else, and who had decided to be here anyway.</w:t>
       </w:r>
     </w:p>
     <w:p>
@@ -24357,7 +24956,7 @@
           <w:color w:val="2B2B2B"/>
           <w:sz w:val="26"/>
         </w:rPr>
-        <w:t xml:space="preserve">Feld ate toast as if toast were a test he intended to pass. He had slept for eleven hours, eaten twice, and been reassured four separate times that nobody intended to put him in a drawer. On Sunday afternoon he sat at the head of the table with a plate of toast and a glass of water and answered questions for six hours, and the Desk — Warren, Priya, Gladys, Dana — and Nora and Jesse and Kade and two of Halvorsen’s people on a video link from Brussels wrote down everything he said.</w:t>
+        <w:t xml:space="preserve">Feld ate toast as if toast were a test he intended to pass. He had slept for ten hours, eaten twice, and been reassured four separate times that nobody intended to put him in a drawer. On Sunday afternoon he sat at the head of the table with a plate of toast and a glass of water and answered questions for six hours, and the Desk — Warren, Gladys, Dana, and Priya on a laptop from Chicago propped against the toast rack — and Nora and Jesse and Kade and two of Halvorsen’s people on a video link from Brussels wrote down everything he said.</w:t>
       </w:r>
     </w:p>
     <w:p>
@@ -24835,7 +25434,7 @@
           <w:color w:val="2B2B2B"/>
           <w:sz w:val="26"/>
         </w:rPr>
-        <w:t xml:space="preserve">The X-ray from Zanesville, taken when he was nine, showed a shadow the size of a grain of rice at the base of the skull. A new one, taken in Brussels in January, showed nothing there at all.</w:t>
+        <w:t xml:space="preserve">The X-ray from Zanesville, taken when he was nine, showed a shadow the size of a grain of rice at the base of the skull. A new one, taken in Brussels in March, showed nothing there at all.</w:t>
       </w:r>
     </w:p>
     <w:p>
@@ -25951,7 +26550,7 @@
           <w:color w:val="2B2B2B"/>
           <w:sz w:val="26"/>
         </w:rPr>
-        <w:t xml:space="preserve">It went to Halo Systems, Aurora, Colorado, Attention: E. Kade, flagged for delivery to the Starfall operations trailer on the morning of the twelfth. Not before. Buchanan did not intend to give him nine days to argue with it.</w:t>
+        <w:t xml:space="preserve">It went to Halo Systems, Aurora, Colorado, Attention: E. Kade, flagged for delivery to the Starfall operations trailer on the morning of the twelfth. Not before. Buchanan did not intend to give him eight days to argue with it.</w:t>
       </w:r>
     </w:p>
     <w:p>
@@ -26130,7 +26729,7 @@
           <w:color w:val="2B2B2B"/>
           <w:sz w:val="26"/>
         </w:rPr>
-        <w:t xml:space="preserve">Dana sat in the dark of the pretzel room after the call ended, alone, with the mural looming over her. She had spent a career trusting a checklist over a feeling, and had once put eleven thousand pieces of confetti into the sky because of it. She thought of Dominic Reyes at his barbecue, explaining the Maillard reaction to children, saying it’s a conversation. She thought of Rosa’s rule. He gets told, and he decides.</w:t>
+        <w:t xml:space="preserve">Dana sat in the dark of the pretzel room after the call ended, alone, with the mural looming over her. She had spent a career trusting a checklist over a feeling, and had once turned a satellite into confetti because of it. She thought of Dominic Reyes at his barbecue, explaining the Maillard reaction to children, saying it’s a conversation. She thought of Rosa’s rule. He gets told, and he decides.</w:t>
       </w:r>
     </w:p>
     <w:p>
@@ -26339,7 +26938,7 @@
           <w:color w:val="2B2B2B"/>
           <w:sz w:val="26"/>
         </w:rPr>
-        <w:t xml:space="preserve">Jesse was standing close enough that his good shoulder had apparently decided to become permanent architecture near hers. The other one was still bruised the color of the bowl. He had been quiet all evening, which for Jesse was a kind of shouting.</w:t>
+        <w:t xml:space="preserve">Jesse was standing close enough that his good shoulder had apparently decided to become permanent architecture near hers. The other one was still purple. He had been quiet all evening, which for Jesse was a kind of shouting.</w:t>
       </w:r>
     </w:p>
     <w:p>
@@ -26459,7 +27058,7 @@
           <w:color w:val="2B2B2B"/>
           <w:sz w:val="26"/>
         </w:rPr>
-        <w:t xml:space="preserve">Nora looked at him for a long moment in the buzzing half-light.</w:t>
+        <w:t xml:space="preserve">Nora looked at him in the buzzing half-light.</w:t>
       </w:r>
     </w:p>
     <w:p>
@@ -26539,7 +27138,7 @@
           <w:color w:val="2B2B2B"/>
           <w:sz w:val="26"/>
         </w:rPr>
-        <w:t xml:space="preserve">She did not say anything else. For a woman who had spent eleven years professionally certain that a picture told the truth better than a speech, it was the most honest thing she had done all summer. She closed the distance his shoulder had already been arguing did not exist, and kissed him the way you kiss someone after you have both been taken out of the sky and put back on a highway and have run out of patience for finding out later.</w:t>
+        <w:t xml:space="preserve">She did not say anything else. For a woman who had spent twelve years professionally certain that a picture told the truth better than a speech, it was the most honest thing she had done all summer. She closed the distance his shoulder had already been arguing did not exist, and kissed him the way you kiss someone after you have both been taken out of the sky and put back on a highway and have run out of patience for finding out later.</w:t>
       </w:r>
     </w:p>
     <w:p>
@@ -26698,7 +27297,7 @@
           <w:color w:val="2B2B2B"/>
           <w:sz w:val="26"/>
         </w:rPr>
-        <w:t xml:space="preserve">Behind the break room, down a short corridor that still had the scuffed beige of the old mall service hall and an air vent ticking like a clock with a loose tooth, Halo kept a windowless crash room for engineers who missed their last flight. A steel door with a paper sign that said REST in block capitals. Inside: one narrow bed with industrial sheets the color of weak tea, a lamp whose bulb was the wrong wattage, a wall clock that had stopped at ten-forty, and carpet that still remembered the popcorn oil from the multiplex two floors up.</w:t>
+        <w:t xml:space="preserve">Behind the break room, down a short corridor that still had the scuffed beige of the old mall service hall and an air vent that ticked, Halo kept a windowless crash room for engineers who missed their last flight. A steel door with a paper sign that said REST in block capitals. Inside: one narrow bed with industrial sheets the color of weak tea, a lamp whose bulb was the wrong wattage, a wall clock that had stopped at ten-forty, and carpet that still remembered the popcorn oil from the multiplex two floors up.</w:t>
       </w:r>
     </w:p>
     <w:p>
@@ -26797,7 +27396,7 @@
           <w:color w:val="2B2B2B"/>
           <w:sz w:val="26"/>
         </w:rPr>
-        <w:t xml:space="preserve">It was a notification from a producer named Kyle in Brooklyn. Nora saw it because the phone was face up and her eyes went to light the way a camera does. Got the memo. This is huge. Running a cold open Monday. Can we get her on?</w:t>
+        <w:t xml:space="preserve">It was a notification from a producer named Kyle in Brooklyn, who had spent the week at a lake in the Catskills with no signal and had come home at midnight to an inbox. Nora saw it because the phone was face up and her eyes went to light the way a camera does. Got the memo. This is huge. Running a cold open Monday. Can we get her on?</w:t>
       </w:r>
     </w:p>
     <w:p>
@@ -27076,7 +27675,7 @@
           <w:color w:val="2B2B2B"/>
           <w:sz w:val="26"/>
         </w:rPr>
-        <w:t xml:space="preserve">Mabs heard her town in the kitchen with the radio low. She texted Nora one line.</w:t>
+        <w:t xml:space="preserve">Mabs heard her town on her phone, propped against the toaster, while she was cleaning the kitchen. She texted Nora one line.</w:t>
       </w:r>
     </w:p>
     <w:p>
@@ -27356,7 +27955,7 @@
           <w:color w:val="2B2B2B"/>
           <w:sz w:val="26"/>
         </w:rPr>
-        <w:t xml:space="preserve">Nora looked at him for a long moment.</w:t>
+        <w:t xml:space="preserve">Nora looked at him.</w:t>
       </w:r>
     </w:p>
     <w:p>
@@ -27475,7 +28074,7 @@
           <w:color w:val="2B2B2B"/>
           <w:sz w:val="26"/>
         </w:rPr>
-        <w:t xml:space="preserve">Warren found out first, from the two coffees Jesse had carried up to the pretzel room on Thursday morning, before the phone, instead of one. He said nothing, which was, from Warren, roughly the civic equivalent of a parade. Priya deduced it from twelve feet away in under four seconds and immediately opened a betting pool whose terms she declined to show anyone. Gladys, who had privately known since the first call from Indiana and had simply been waiting for the paperwork to catch up with the feeling, said only, “Well. About time,” and then, an hour later, when the teaser went up, said nothing at all, and went and found Nora in the stairwell, and sat down on the step beside her without a word, and put an arm around her shoulders like a nurse in a corridor, and stayed there until Nora could stand up.</w:t>
+        <w:t xml:space="preserve">Warren found out first, at seven on Thursday morning, when Jesse came up to the pretzel room carrying two coffees, set one down at Nora’s empty place, and stood looking at it like a man who had brought flowers to the wrong funeral. Warren said nothing, which was, from Warren, roughly the civic equivalent of a parade. Priya deduced it from twelve feet away in under four seconds and immediately opened a betting pool whose terms she declined to show anyone. Gladys, who had privately known since the first call from Indiana and had simply been waiting for the paperwork to catch up with the feeling, said only, “Well. About time,” and then, an hour later, when the teaser went up, said nothing at all, and went and found Nora in the stairwell, and sat down on the step beside her without a word, and put an arm around her shoulders like a nurse in a corridor, and stayed there until Nora could stand up.</w:t>
       </w:r>
     </w:p>
     <w:p>
@@ -27794,27 +28393,27 @@
           <w:color w:val="2B2B2B"/>
           <w:sz w:val="26"/>
         </w:rPr>
-        <w:t xml:space="preserve">Elena looked at the baseball game for a while. A man hit a ball very far, silently.</w:t>
-      </w:r>
-    </w:p>
-    <w:p>
-      <w:pPr>
-        <w:spacing w:line="400" w:lineRule="auto"/>
-        <w:ind w:firstLine="440"/>
-        <w:jc w:val="both"/>
-        <w:rPr>
-          <w:rFonts w:ascii="Georgia" w:hAnsi="Georgia"/>
-          <w:color w:val="2B2B2B"/>
-          <w:sz w:val="26"/>
-        </w:rPr>
-      </w:pPr>
-      <w:r>
-        <w:rPr>
-          <w:rFonts w:ascii="Georgia" w:hAnsi="Georgia"/>
-          <w:color w:val="2B2B2B"/>
-          <w:sz w:val="26"/>
-        </w:rPr>
-        <w:t xml:space="preserve">“Because you’ll be in the trailer,” she said. “Halvorsen told me. And you’ll have a question about the second signature at exactly the moment it matters. And I’ll be sitting at the back of the trailer with a legal pad, because Cole has sent me to make sure the authorization is executed. And you’ll ask me. And I will answer you. Technically.” She almost smiled. “It’s the only way I know how to do the right thing anymore.”</w:t>
+        <w:t xml:space="preserve">Elena looked at the baseball game. A man hit a ball very far, silently.</w:t>
+      </w:r>
+    </w:p>
+    <w:p>
+      <w:pPr>
+        <w:spacing w:line="400" w:lineRule="auto"/>
+        <w:ind w:firstLine="440"/>
+        <w:jc w:val="both"/>
+        <w:rPr>
+          <w:rFonts w:ascii="Georgia" w:hAnsi="Georgia"/>
+          <w:color w:val="2B2B2B"/>
+          <w:sz w:val="26"/>
+        </w:rPr>
+      </w:pPr>
+      <w:r>
+        <w:rPr>
+          <w:rFonts w:ascii="Georgia" w:hAnsi="Georgia"/>
+          <w:color w:val="2B2B2B"/>
+          <w:sz w:val="26"/>
+        </w:rPr>
+        <w:t xml:space="preserve">“Because you’ll be in the trailer,” she said. “Halvorsen told me. And you’ll have a question about the second signature at the moment it matters. And I’ll be sitting at the back of the trailer with a legal pad, because Cole has sent me to make sure the authorization is executed. And you’ll ask me. And I will answer you. Technically.” “It’s the only way I know how to do the right thing anymore.”</w:t>
       </w:r>
     </w:p>
     <w:p>
@@ -27954,7 +28553,7 @@
           <w:color w:val="2B2B2B"/>
           <w:sz w:val="26"/>
         </w:rPr>
-        <w:t xml:space="preserve">Dana did not say anything for a long time. Then she reached across the table and turned Elena’s left hand over, palm up, the way she used to, in a different booth in a different city, when they were planning a different life. There was nothing on the ring finger. There had not been for three years. There was, on the side of the index finger, a small ridge of hard skin, the place where a pencil sat when you held it for a while.</w:t>
+        <w:t xml:space="preserve">Dana did not say anything. Then she reached across the table and turned Elena’s left hand over, palm up, the way she used to, in a different booth in a different city, when they were planning a different life. There was nothing on the ring finger. There had not been for three years. There was, on the side of the index finger, a small ridge of hard skin, the place where a pencil sits when you hold one all day.</w:t>
       </w:r>
     </w:p>
     <w:p>
@@ -28054,7 +28653,566 @@
           <w:color w:val="2B2B2B"/>
           <w:sz w:val="26"/>
         </w:rPr>
-        <w:t xml:space="preserve">They did not call it a dinner. Neither of them would,. But they sat in the booth under the silent baseball game until the restaurant closed, and Elena paid, and Dana let her, and in the parking lot under the sodium lights they stood for a moment not quite touching, and then Elena got into her rental car and drove back to a hotel near a records-management conference she had no intention of attending, and Dana walked back across the highway to the dead mall with her hands in her pockets, and found, when she got to the pretzel room, that she had been smiling for the entire walk, and that she did not, this time, have to ask herself whether it was brave or sad.</w:t>
+        <w:t xml:space="preserve">They did not call it a dinner. Neither of them would. But they sat in the booth under the silent baseball game until the restaurant closed, and Elena paid, and Dana let her, and in the parking lot under the sodium lights they stood for a moment not quite touching, and then Elena got into her rental car and drove back to a hotel near a records-management conference she had no intention of attending, and Dana walked back across the highway to the dead mall with her hands in her pockets, and found, when she got to the pretzel room, that she had been smiling for the entire walk, and that she did not, this time, have to ask herself whether it was brave or sad.</w:t>
+      </w:r>
+    </w:p>
+    <w:p>
+      <w:pPr>
+        <w:spacing w:line="400" w:lineRule="auto"/>
+        <w:jc w:val="center"/>
+        <w:rPr>
+          <w:rFonts w:ascii="Georgia" w:hAnsi="Georgia"/>
+          <w:color w:val="2B2B2B"/>
+          <w:sz w:val="26"/>
+        </w:rPr>
+      </w:pPr>
+      <w:r>
+        <w:rPr>
+          <w:rFonts w:ascii="Georgia" w:hAnsi="Georgia"/>
+          <w:color w:val="2B2B2B"/>
+          <w:sz w:val="26"/>
+        </w:rPr>
+        <w:t xml:space="preserve">∗</w:t>
+      </w:r>
+    </w:p>
+    <w:p>
+      <w:pPr>
+        <w:spacing w:line="400" w:lineRule="auto"/>
+        <w:ind w:firstLine="440"/>
+        <w:jc w:val="both"/>
+        <w:rPr>
+          <w:rFonts w:ascii="Georgia" w:hAnsi="Georgia"/>
+          <w:color w:val="2B2B2B"/>
+          <w:sz w:val="26"/>
+        </w:rPr>
+      </w:pPr>
+      <w:r>
+        <w:rPr>
+          <w:rFonts w:ascii="Georgia" w:hAnsi="Georgia"/>
+          <w:color w:val="2B2B2B"/>
+          <w:sz w:val="26"/>
+        </w:rPr>
+        <w:t xml:space="preserve">Cole came on Saturday.</w:t>
+      </w:r>
+    </w:p>
+    <w:p>
+      <w:pPr>
+        <w:spacing w:line="400" w:lineRule="auto"/>
+        <w:ind w:firstLine="440"/>
+        <w:jc w:val="both"/>
+        <w:rPr>
+          <w:rFonts w:ascii="Georgia" w:hAnsi="Georgia"/>
+          <w:color w:val="2B2B2B"/>
+          <w:sz w:val="26"/>
+        </w:rPr>
+      </w:pPr>
+      <w:r>
+        <w:rPr>
+          <w:rFonts w:ascii="Georgia" w:hAnsi="Georgia"/>
+          <w:color w:val="2B2B2B"/>
+          <w:sz w:val="26"/>
+        </w:rPr>
+        <w:t xml:space="preserve">He came without the colonel and without an appointment, in a rental sedan nobody could have described ten minutes later, and asked for Ms. Calder at the Halo front desk by name. He waited for her in the atrium, on the rim of the fountain that had been the food-court fountain and still had pennies in it from the year the mall died. He had changed out of the new suit into chinos and a blue shirt, the weekend clothes of a man who wants you to know he is not working, and he had bought two lemonades from the pretzel cart.</w:t>
+      </w:r>
+    </w:p>
+    <w:p>
+      <w:pPr>
+        <w:spacing w:line="400" w:lineRule="auto"/>
+        <w:ind w:firstLine="440"/>
+        <w:jc w:val="both"/>
+        <w:rPr>
+          <w:rFonts w:ascii="Georgia" w:hAnsi="Georgia"/>
+          <w:color w:val="2B2B2B"/>
+          <w:sz w:val="26"/>
+        </w:rPr>
+      </w:pPr>
+      <w:r>
+        <w:rPr>
+          <w:rFonts w:ascii="Georgia" w:hAnsi="Georgia"/>
+          <w:color w:val="2B2B2B"/>
+          <w:sz w:val="26"/>
+        </w:rPr>
+        <w:t xml:space="preserve">“Ms. Calder.” He held one out. “Cole. I believe Dr. Marsh mentioned me.”</w:t>
+      </w:r>
+    </w:p>
+    <w:p>
+      <w:pPr>
+        <w:spacing w:line="400" w:lineRule="auto"/>
+        <w:ind w:firstLine="440"/>
+        <w:jc w:val="both"/>
+        <w:rPr>
+          <w:rFonts w:ascii="Georgia" w:hAnsi="Georgia"/>
+          <w:color w:val="2B2B2B"/>
+          <w:sz w:val="26"/>
+        </w:rPr>
+      </w:pPr>
+      <w:r>
+        <w:rPr>
+          <w:rFonts w:ascii="Georgia" w:hAnsi="Georgia"/>
+          <w:color w:val="2B2B2B"/>
+          <w:sz w:val="26"/>
+        </w:rPr>
+        <w:t xml:space="preserve">“She said you’d make me a different offer.” Nora did not take the lemonade. “She didn’t say you’d bring drinks.”</w:t>
+      </w:r>
+    </w:p>
+    <w:p>
+      <w:pPr>
+        <w:spacing w:line="400" w:lineRule="auto"/>
+        <w:ind w:firstLine="440"/>
+        <w:jc w:val="both"/>
+        <w:rPr>
+          <w:rFonts w:ascii="Georgia" w:hAnsi="Georgia"/>
+          <w:color w:val="2B2B2B"/>
+          <w:sz w:val="26"/>
+        </w:rPr>
+      </w:pPr>
+      <w:r>
+        <w:rPr>
+          <w:rFonts w:ascii="Georgia" w:hAnsi="Georgia"/>
+          <w:color w:val="2B2B2B"/>
+          <w:sz w:val="26"/>
+        </w:rPr>
+        <w:t xml:space="preserve">“Dr. Marsh is very precise. It’s why she’s wasted on liaison.” He set the cup on the fountain rim between them, where it began, slowly, to sweat. “Your sister and her husband fly out of O’Hare tonight. Nine-forty, to Madrid. I’d like them not to.”</w:t>
+      </w:r>
+    </w:p>
+    <w:p>
+      <w:pPr>
+        <w:spacing w:line="400" w:lineRule="auto"/>
+        <w:ind w:firstLine="440"/>
+        <w:jc w:val="both"/>
+        <w:rPr>
+          <w:rFonts w:ascii="Georgia" w:hAnsi="Georgia"/>
+          <w:color w:val="2B2B2B"/>
+          <w:sz w:val="26"/>
+        </w:rPr>
+      </w:pPr>
+      <w:r>
+        <w:rPr>
+          <w:rFonts w:ascii="Georgia" w:hAnsi="Georgia"/>
+          <w:color w:val="2B2B2B"/>
+          <w:sz w:val="26"/>
+        </w:rPr>
+        <w:t xml:space="preserve">A child ran past them with a Halo balloon. Cole waited for it, like a man who had learned to time his sentences around other people’s children.</w:t>
+      </w:r>
+    </w:p>
+    <w:p>
+      <w:pPr>
+        <w:spacing w:line="400" w:lineRule="auto"/>
+        <w:ind w:firstLine="440"/>
+        <w:jc w:val="both"/>
+        <w:rPr>
+          <w:rFonts w:ascii="Georgia" w:hAnsi="Georgia"/>
+          <w:color w:val="2B2B2B"/>
+          <w:sz w:val="26"/>
+        </w:rPr>
+      </w:pPr>
+      <w:r>
+        <w:rPr>
+          <w:rFonts w:ascii="Georgia" w:hAnsi="Georgia"/>
+          <w:color w:val="2B2B2B"/>
+          <w:sz w:val="26"/>
+        </w:rPr>
+        <w:t xml:space="preserve">“Here is what I can do,” he said. “At the gate, a polite man in a sport coat mentions a medical concern. There’s a very good hospital on the lake in Chicago with a private room and a television. Your brother-in-law watches Starfall from a bed, with a nurse who brings him Jell-O. On Thursday he’s discharged with a clean bill of health, nothing on his record, and he and your sister fly anywhere they like. The honeymoon survives. It just loses an eclipse.” He turned the lemonade a quarter turn. “There are nine thousand of them, Ms. Calder. He is the only one I can promise you will be four thousand miles from that bowl when the colonel turns her key. I can’t make that promise to anyone else. I’m making it to you.”</w:t>
+      </w:r>
+    </w:p>
+    <w:p>
+      <w:pPr>
+        <w:spacing w:line="400" w:lineRule="auto"/>
+        <w:ind w:firstLine="440"/>
+        <w:jc w:val="both"/>
+        <w:rPr>
+          <w:rFonts w:ascii="Georgia" w:hAnsi="Georgia"/>
+          <w:color w:val="2B2B2B"/>
+          <w:sz w:val="26"/>
+        </w:rPr>
+      </w:pPr>
+      <w:r>
+        <w:rPr>
+          <w:rFonts w:ascii="Georgia" w:hAnsi="Georgia"/>
+          <w:color w:val="2B2B2B"/>
+          <w:sz w:val="26"/>
+        </w:rPr>
+        <w:t xml:space="preserve">It was a real offer. That was the worst of it. Nora felt it land in her the way a missed step lands in the dark: Mabs on the back step with a hand on his arm; a candle in St. Lawrence every March; the percentage nobody knew. She could have him out. She could have him in a bed by the lake eating Jell-O while the rest of it happened to other people’s brothers. She would never have to stand on a stair in a stadium and say anything at all.</w:t>
+      </w:r>
+    </w:p>
+    <w:p>
+      <w:pPr>
+        <w:spacing w:line="400" w:lineRule="auto"/>
+        <w:ind w:firstLine="440"/>
+        <w:jc w:val="both"/>
+        <w:rPr>
+          <w:rFonts w:ascii="Georgia" w:hAnsi="Georgia"/>
+          <w:color w:val="2B2B2B"/>
+          <w:sz w:val="26"/>
+        </w:rPr>
+      </w:pPr>
+      <w:r>
+        <w:rPr>
+          <w:rFonts w:ascii="Georgia" w:hAnsi="Georgia"/>
+          <w:color w:val="2B2B2B"/>
+          <w:sz w:val="26"/>
+        </w:rPr>
+        <w:t xml:space="preserve">“And I sign,” she said.</w:t>
+      </w:r>
+    </w:p>
+    <w:p>
+      <w:pPr>
+        <w:spacing w:line="400" w:lineRule="auto"/>
+        <w:ind w:firstLine="440"/>
+        <w:jc w:val="both"/>
+        <w:rPr>
+          <w:rFonts w:ascii="Georgia" w:hAnsi="Georgia"/>
+          <w:color w:val="2B2B2B"/>
+          <w:sz w:val="26"/>
+        </w:rPr>
+      </w:pPr>
+      <w:r>
+        <w:rPr>
+          <w:rFonts w:ascii="Georgia" w:hAnsi="Georgia"/>
+          <w:color w:val="2B2B2B"/>
+          <w:sz w:val="26"/>
+        </w:rPr>
+        <w:t xml:space="preserve">“Page eleven and its friends. Lifetime.” He was not apologetic about it. “And one more page. A hospital can’t hold an adult without cause, and I can’t hold a citizen on a hunch. The cause is a statement from an informed family member. That you have reason to believe he is at risk of harming himself or others. You’d be telling the truth, more or less. Something in his head made him write on a board in front of children.”</w:t>
+      </w:r>
+    </w:p>
+    <w:p>
+      <w:pPr>
+        <w:spacing w:line="400" w:lineRule="auto"/>
+        <w:ind w:firstLine="440"/>
+        <w:jc w:val="both"/>
+        <w:rPr>
+          <w:rFonts w:ascii="Georgia" w:hAnsi="Georgia"/>
+          <w:color w:val="2B2B2B"/>
+          <w:sz w:val="26"/>
+        </w:rPr>
+      </w:pPr>
+      <w:r>
+        <w:rPr>
+          <w:rFonts w:ascii="Georgia" w:hAnsi="Georgia"/>
+          <w:color w:val="2B2B2B"/>
+          <w:sz w:val="26"/>
+        </w:rPr>
+        <w:t xml:space="preserve">So that was the price. Not her silence. Her name, under a sentence that said her sister’s husband was dangerous, in a file that would outlive all of them.</w:t>
+      </w:r>
+    </w:p>
+    <w:p>
+      <w:pPr>
+        <w:spacing w:line="400" w:lineRule="auto"/>
+        <w:ind w:firstLine="440"/>
+        <w:jc w:val="both"/>
+        <w:rPr>
+          <w:rFonts w:ascii="Georgia" w:hAnsi="Georgia"/>
+          <w:color w:val="2B2B2B"/>
+          <w:sz w:val="26"/>
+        </w:rPr>
+      </w:pPr>
+      <w:r>
+        <w:rPr>
+          <w:rFonts w:ascii="Georgia" w:hAnsi="Georgia"/>
+          <w:color w:val="2B2B2B"/>
+          <w:sz w:val="26"/>
+        </w:rPr>
+        <w:t xml:space="preserve">Nora looked at the pennies in the fountain. She thought about Feld on the video call, not looking up, listing what it would take: a hybrid, in the footprint, with a live implant, who has been told what he is, and has heard someone ask, and chooses to carry it. Feld’s plan, whatever it was worth, needed someone in the bowl who had been told by someone he trusted. The bowl would be full of strangers. It would contain exactly one person who would listen to her.</w:t>
+      </w:r>
+    </w:p>
+    <w:p>
+      <w:pPr>
+        <w:spacing w:line="400" w:lineRule="auto"/>
+        <w:ind w:firstLine="440"/>
+        <w:jc w:val="both"/>
+        <w:rPr>
+          <w:rFonts w:ascii="Georgia" w:hAnsi="Georgia"/>
+          <w:color w:val="2B2B2B"/>
+          <w:sz w:val="26"/>
+        </w:rPr>
+      </w:pPr>
+      <w:r>
+        <w:rPr>
+          <w:rFonts w:ascii="Georgia" w:hAnsi="Georgia"/>
+          <w:color w:val="2B2B2B"/>
+          <w:sz w:val="26"/>
+        </w:rPr>
+        <w:t xml:space="preserve">“You’re not getting him out,” she said slowly. “You’re taking him off the board. No Dominic, no carrier. No carrier, and Feld is a man with a theory and a plate of toast, and the colonel’s key is the only thing left in the room. You don’t need a demonstration if there’s nothing to demonstrate against.”</w:t>
+      </w:r>
+    </w:p>
+    <w:p>
+      <w:pPr>
+        <w:spacing w:line="400" w:lineRule="auto"/>
+        <w:ind w:firstLine="440"/>
+        <w:jc w:val="both"/>
+        <w:rPr>
+          <w:rFonts w:ascii="Georgia" w:hAnsi="Georgia"/>
+          <w:color w:val="2B2B2B"/>
+          <w:sz w:val="26"/>
+        </w:rPr>
+      </w:pPr>
+      <w:r>
+        <w:rPr>
+          <w:rFonts w:ascii="Georgia" w:hAnsi="Georgia"/>
+          <w:color w:val="2B2B2B"/>
+          <w:sz w:val="26"/>
+        </w:rPr>
+        <w:t xml:space="preserve">Cole did not deny it. She would give him that, later, when she was giving out things. He drank some of his own lemonade and considered her with the pleasant, square face that had been designed for considering people.</w:t>
+      </w:r>
+    </w:p>
+    <w:p>
+      <w:pPr>
+        <w:spacing w:line="400" w:lineRule="auto"/>
+        <w:ind w:firstLine="440"/>
+        <w:jc w:val="both"/>
+        <w:rPr>
+          <w:rFonts w:ascii="Georgia" w:hAnsi="Georgia"/>
+          <w:color w:val="2B2B2B"/>
+          <w:sz w:val="26"/>
+        </w:rPr>
+      </w:pPr>
+      <w:r>
+        <w:rPr>
+          <w:rFonts w:ascii="Georgia" w:hAnsi="Georgia"/>
+          <w:color w:val="2B2B2B"/>
+          <w:sz w:val="26"/>
+        </w:rPr>
+        <w:t xml:space="preserve">“I’d put it differently,” he said. “I’d say I’m offering you the only thing anybody in this will ever offer you. Your family, outside the blast radius. Everybody else in that bowl is a statistic. He doesn’t have to be.”</w:t>
+      </w:r>
+    </w:p>
+    <w:p>
+      <w:pPr>
+        <w:spacing w:line="400" w:lineRule="auto"/>
+        <w:ind w:firstLine="440"/>
+        <w:jc w:val="both"/>
+        <w:rPr>
+          <w:rFonts w:ascii="Georgia" w:hAnsi="Georgia"/>
+          <w:color w:val="2B2B2B"/>
+          <w:sz w:val="26"/>
+        </w:rPr>
+      </w:pPr>
+      <w:r>
+        <w:rPr>
+          <w:rFonts w:ascii="Georgia" w:hAnsi="Georgia"/>
+          <w:color w:val="2B2B2B"/>
+          <w:sz w:val="26"/>
+        </w:rPr>
+        <w:t xml:space="preserve">“It isn’t mine to sell,” said Nora. “It’s his. He gets told, and he decides. His mother made that rule before either of us was involved, and she’s scarier than you.”</w:t>
+      </w:r>
+    </w:p>
+    <w:p>
+      <w:pPr>
+        <w:spacing w:line="400" w:lineRule="auto"/>
+        <w:ind w:firstLine="440"/>
+        <w:jc w:val="both"/>
+        <w:rPr>
+          <w:rFonts w:ascii="Georgia" w:hAnsi="Georgia"/>
+          <w:color w:val="2B2B2B"/>
+          <w:sz w:val="26"/>
+        </w:rPr>
+      </w:pPr>
+      <w:r>
+        <w:rPr>
+          <w:rFonts w:ascii="Georgia" w:hAnsi="Georgia"/>
+          <w:color w:val="2B2B2B"/>
+          <w:sz w:val="26"/>
+        </w:rPr>
+        <w:t xml:space="preserve">“Ms. Calder.” He said it kindly, which was worse. “Governments don’t ask schoolteachers.”</w:t>
+      </w:r>
+    </w:p>
+    <w:p>
+      <w:pPr>
+        <w:spacing w:line="400" w:lineRule="auto"/>
+        <w:ind w:firstLine="440"/>
+        <w:jc w:val="both"/>
+        <w:rPr>
+          <w:rFonts w:ascii="Georgia" w:hAnsi="Georgia"/>
+          <w:color w:val="2B2B2B"/>
+          <w:sz w:val="26"/>
+        </w:rPr>
+      </w:pPr>
+      <w:r>
+        <w:rPr>
+          <w:rFonts w:ascii="Georgia" w:hAnsi="Georgia"/>
+          <w:color w:val="2B2B2B"/>
+          <w:sz w:val="26"/>
+        </w:rPr>
+        <w:t xml:space="preserve">“I know,” said Nora. “Neither does the ship. That’s the whole problem. You keep thinking you’re the opposite of them.”</w:t>
+      </w:r>
+    </w:p>
+    <w:p>
+      <w:pPr>
+        <w:spacing w:line="400" w:lineRule="auto"/>
+        <w:ind w:firstLine="440"/>
+        <w:jc w:val="both"/>
+        <w:rPr>
+          <w:rFonts w:ascii="Georgia" w:hAnsi="Georgia"/>
+          <w:color w:val="2B2B2B"/>
+          <w:sz w:val="26"/>
+        </w:rPr>
+      </w:pPr>
+      <w:r>
+        <w:rPr>
+          <w:rFonts w:ascii="Georgia" w:hAnsi="Georgia"/>
+          <w:color w:val="2B2B2B"/>
+          <w:sz w:val="26"/>
+        </w:rPr>
+        <w:t xml:space="preserve">For a moment something moved behind the forgettable face, as if a door at the far end of a corridor had opened and closed. Then he stood, and buttoned a jacket he was not wearing, and caught himself, and smiled at that too.</w:t>
+      </w:r>
+    </w:p>
+    <w:p>
+      <w:pPr>
+        <w:spacing w:line="400" w:lineRule="auto"/>
+        <w:ind w:firstLine="440"/>
+        <w:jc w:val="both"/>
+        <w:rPr>
+          <w:rFonts w:ascii="Georgia" w:hAnsi="Georgia"/>
+          <w:color w:val="2B2B2B"/>
+          <w:sz w:val="26"/>
+        </w:rPr>
+      </w:pPr>
+      <w:r>
+        <w:rPr>
+          <w:rFonts w:ascii="Georgia" w:hAnsi="Georgia"/>
+          <w:color w:val="2B2B2B"/>
+          <w:sz w:val="26"/>
+        </w:rPr>
+        <w:t xml:space="preserve">“The offer stands until the gate closes,” he said.</w:t>
+      </w:r>
+    </w:p>
+    <w:p>
+      <w:pPr>
+        <w:spacing w:line="400" w:lineRule="auto"/>
+        <w:ind w:firstLine="440"/>
+        <w:jc w:val="both"/>
+        <w:rPr>
+          <w:rFonts w:ascii="Georgia" w:hAnsi="Georgia"/>
+          <w:color w:val="2B2B2B"/>
+          <w:sz w:val="26"/>
+        </w:rPr>
+      </w:pPr>
+      <w:r>
+        <w:rPr>
+          <w:rFonts w:ascii="Georgia" w:hAnsi="Georgia"/>
+          <w:color w:val="2B2B2B"/>
+          <w:sz w:val="26"/>
+        </w:rPr>
+        <w:t xml:space="preserve">“Then it’s got about six hours.”</w:t>
+      </w:r>
+    </w:p>
+    <w:p>
+      <w:pPr>
+        <w:spacing w:line="400" w:lineRule="auto"/>
+        <w:ind w:firstLine="440"/>
+        <w:jc w:val="both"/>
+        <w:rPr>
+          <w:rFonts w:ascii="Georgia" w:hAnsi="Georgia"/>
+          <w:color w:val="2B2B2B"/>
+          <w:sz w:val="26"/>
+        </w:rPr>
+      </w:pPr>
+      <w:r>
+        <w:rPr>
+          <w:rFonts w:ascii="Georgia" w:hAnsi="Georgia"/>
+          <w:color w:val="2B2B2B"/>
+          <w:sz w:val="26"/>
+        </w:rPr>
+        <w:t xml:space="preserve">He left the second lemonade on the rim of the fountain. Nora sat beside it until his car had gone, and then called her sister, who answered on the first ring from a gas station on I-65 with Dominic inside buying ice.</w:t>
+      </w:r>
+    </w:p>
+    <w:p>
+      <w:pPr>
+        <w:spacing w:line="400" w:lineRule="auto"/>
+        <w:ind w:firstLine="440"/>
+        <w:jc w:val="both"/>
+        <w:rPr>
+          <w:rFonts w:ascii="Georgia" w:hAnsi="Georgia"/>
+          <w:color w:val="2B2B2B"/>
+          <w:sz w:val="26"/>
+        </w:rPr>
+      </w:pPr>
+      <w:r>
+        <w:rPr>
+          <w:rFonts w:ascii="Georgia" w:hAnsi="Georgia"/>
+          <w:color w:val="2B2B2B"/>
+          <w:sz w:val="26"/>
+        </w:rPr>
+        <w:t xml:space="preserve">“If anybody at the gate says the words medical concern,” said Nora, “he’s fine, he feels great, and you want a lawyer. Both of you. Loudly.”</w:t>
+      </w:r>
+    </w:p>
+    <w:p>
+      <w:pPr>
+        <w:spacing w:line="400" w:lineRule="auto"/>
+        <w:ind w:firstLine="440"/>
+        <w:jc w:val="both"/>
+        <w:rPr>
+          <w:rFonts w:ascii="Georgia" w:hAnsi="Georgia"/>
+          <w:color w:val="2B2B2B"/>
+          <w:sz w:val="26"/>
+        </w:rPr>
+      </w:pPr>
+      <w:r>
+        <w:rPr>
+          <w:rFonts w:ascii="Georgia" w:hAnsi="Georgia"/>
+          <w:color w:val="2B2B2B"/>
+          <w:sz w:val="26"/>
+        </w:rPr>
+        <w:t xml:space="preserve">There was a pause in which she could hear her sister deciding which of nine questions to ask first.</w:t>
+      </w:r>
+    </w:p>
+    <w:p>
+      <w:pPr>
+        <w:spacing w:line="400" w:lineRule="auto"/>
+        <w:ind w:firstLine="440"/>
+        <w:jc w:val="both"/>
+        <w:rPr>
+          <w:rFonts w:ascii="Georgia" w:hAnsi="Georgia"/>
+          <w:color w:val="2B2B2B"/>
+          <w:sz w:val="26"/>
+        </w:rPr>
+      </w:pPr>
+      <w:r>
+        <w:rPr>
+          <w:rFonts w:ascii="Georgia" w:hAnsi="Georgia"/>
+          <w:color w:val="2B2B2B"/>
+          <w:sz w:val="26"/>
+        </w:rPr>
+        <w:t xml:space="preserve">“Is this one of the things I get to yell at you about in Spain?”</w:t>
+      </w:r>
+    </w:p>
+    <w:p>
+      <w:pPr>
+        <w:spacing w:line="400" w:lineRule="auto"/>
+        <w:ind w:firstLine="440"/>
+        <w:jc w:val="both"/>
+        <w:rPr>
+          <w:rFonts w:ascii="Georgia" w:hAnsi="Georgia"/>
+          <w:color w:val="2B2B2B"/>
+          <w:sz w:val="26"/>
+        </w:rPr>
+      </w:pPr>
+      <w:r>
+        <w:rPr>
+          <w:rFonts w:ascii="Georgia" w:hAnsi="Georgia"/>
+          <w:color w:val="2B2B2B"/>
+          <w:sz w:val="26"/>
+        </w:rPr>
+        <w:t xml:space="preserve">“It’s the first one,” said Nora.</w:t>
+      </w:r>
+    </w:p>
+    <w:p>
+      <w:pPr>
+        <w:spacing w:line="400" w:lineRule="auto"/>
+        <w:ind w:firstLine="440"/>
+        <w:jc w:val="both"/>
+        <w:rPr>
+          <w:rFonts w:ascii="Georgia" w:hAnsi="Georgia"/>
+          <w:color w:val="2B2B2B"/>
+          <w:sz w:val="26"/>
+        </w:rPr>
+      </w:pPr>
+      <w:r>
+        <w:rPr>
+          <w:rFonts w:ascii="Georgia" w:hAnsi="Georgia"/>
+          <w:color w:val="2B2B2B"/>
+          <w:sz w:val="26"/>
+        </w:rPr>
+        <w:t xml:space="preserve">Nobody at the gate said anything. Nora sat by her phone until the flight tracker showed them over Newfoundland, and then she gave the lemonade to the teenager on the bench by the pretzel cart, who accepted it with the dignity of a man who had been waiting all summer for the universe to settle its debts.</w:t>
       </w:r>
     </w:p>
     <w:p>
@@ -28435,47 +29593,47 @@
           <w:color w:val="2B2B2B"/>
           <w:sz w:val="26"/>
         </w:rPr>
-        <w:t xml:space="preserve">From two until six the shutters came down and the streets emptied and the heat sat on the old town like a hand on a lid. Then, around seven, the city woke up all at once and went out, and stayed out until two in the morning, and the plazas filled with families and old men and teenagers and dogs, and the bars put their tables out under the plane trees, and the light went long and gold over the great tiled domes of the Basilica del Pilar beside the river, and it seemed briefly impossible that anything in the world could go wrong.</w:t>
-      </w:r>
-    </w:p>
-    <w:p>
-      <w:pPr>
-        <w:spacing w:line="400" w:lineRule="auto"/>
-        <w:ind w:firstLine="440"/>
-        <w:jc w:val="both"/>
-        <w:rPr>
-          <w:rFonts w:ascii="Georgia" w:hAnsi="Georgia"/>
-          <w:color w:val="2B2B2B"/>
-          <w:sz w:val="26"/>
-        </w:rPr>
-      </w:pPr>
-      <w:r>
-        <w:rPr>
-          <w:rFonts w:ascii="Georgia" w:hAnsi="Georgia"/>
-          <w:color w:val="2B2B2B"/>
-          <w:sz w:val="26"/>
-        </w:rPr>
-        <w:t xml:space="preserve">This week the city was full. Eclipse chasers had been arriving since the first of the month: Germans with tripods, Japanese tour groups in matching hats, Americans in Starfall Crew T-shirts, a busload of retired astronomers from Utrecht who had seen eleven total eclipses between them and spoke of the twelfth with the tender dread of people about to meet a famous relative. The hotels had been sold out since March. The Halo bowl had been built on the dry plain west of the city, beyond the airport, where there was nothing between the seats and the western horizon but forty kilometers of stubble and a line of distant hills that Halo’s surveyors had spent a month confirming were too low to matter.</w:t>
-      </w:r>
-    </w:p>
-    <w:p>
-      <w:pPr>
-        <w:spacing w:line="400" w:lineRule="auto"/>
-        <w:ind w:firstLine="440"/>
-        <w:jc w:val="both"/>
-        <w:rPr>
-          <w:rFonts w:ascii="Georgia" w:hAnsi="Georgia"/>
-          <w:color w:val="2B2B2B"/>
-          <w:sz w:val="26"/>
-        </w:rPr>
-      </w:pPr>
-      <w:r>
-        <w:rPr>
-          <w:rFonts w:ascii="Georgia" w:hAnsi="Georgia"/>
-          <w:color w:val="2B2B2B"/>
-          <w:sz w:val="26"/>
-        </w:rPr>
-        <w:t xml:space="preserve">The sun would be six degrees above that horizon when the moon covered it. It would be a sunset eclipse. Totality at 20:28:58. Third contact at 20:30:22. Eighty-four seconds of dark, and then a thin bright crescent coming back, and twenty minutes later the sun would set over the plain still partly eaten, which the retired astronomers from Utrecht said was the rarest and loveliest thing an eclipse could do, and which Kade, standing on the empty top row of the bowl on Monday evening with his hands in his pockets, said looked like the end of the world.</w:t>
+        <w:t xml:space="preserve">From two until six the shutters came down and the streets emptied and the heat sat on the old town like a hand on a lid. Then, around seven, the city woke up all at once and went out, and stayed out until two in the morning, and the plazas filled with families and old men and teenagers and dogs, and the bars put their tables out under the plane trees, and the light went long and gold over the tiled domes of the Basilica del Pilar beside the river.</w:t>
+      </w:r>
+    </w:p>
+    <w:p>
+      <w:pPr>
+        <w:spacing w:line="400" w:lineRule="auto"/>
+        <w:ind w:firstLine="440"/>
+        <w:jc w:val="both"/>
+        <w:rPr>
+          <w:rFonts w:ascii="Georgia" w:hAnsi="Georgia"/>
+          <w:color w:val="2B2B2B"/>
+          <w:sz w:val="26"/>
+        </w:rPr>
+      </w:pPr>
+      <w:r>
+        <w:rPr>
+          <w:rFonts w:ascii="Georgia" w:hAnsi="Georgia"/>
+          <w:color w:val="2B2B2B"/>
+          <w:sz w:val="26"/>
+        </w:rPr>
+        <w:t xml:space="preserve">This week the city was full. Eclipse chasers had been arriving since the first of the month: Germans with tripods, Japanese tour groups in matching hats, Americans in Starfall Crew T-shirts, a busload of retired astronomers from Utrecht who had seen nineteen total eclipses between them and spoke of the twentieth with the tender dread of people about to meet a famous relative. The hotels had been sold out since March. The Halo bowl had been built on the dry plain west of the city, beyond the airport, where there was nothing between the seats and the western horizon but forty kilometers of stubble and a line of distant hills that Halo’s surveyors had spent a month confirming were too low to matter.</w:t>
+      </w:r>
+    </w:p>
+    <w:p>
+      <w:pPr>
+        <w:spacing w:line="400" w:lineRule="auto"/>
+        <w:ind w:firstLine="440"/>
+        <w:jc w:val="both"/>
+        <w:rPr>
+          <w:rFonts w:ascii="Georgia" w:hAnsi="Georgia"/>
+          <w:color w:val="2B2B2B"/>
+          <w:sz w:val="26"/>
+        </w:rPr>
+      </w:pPr>
+      <w:r>
+        <w:rPr>
+          <w:rFonts w:ascii="Georgia" w:hAnsi="Georgia"/>
+          <w:color w:val="2B2B2B"/>
+          <w:sz w:val="26"/>
+        </w:rPr>
+        <w:t xml:space="preserve">The sun would be six degrees above that horizon when the moon covered it. It would be a sunset eclipse. Totality at 20:28:58. Third contact at 20:30:22. Eighty-four seconds of dark, and then a thin bright crescent coming back, and a little over half an hour later the sun would set over the plain still partly eaten, which the retired astronomers from Utrecht said was the rarest and loveliest thing an eclipse could do, and which Kade, standing on the empty top row of the bowl on Monday evening with his hands in his pockets, said looked like the end of the world.</w:t>
       </w:r>
     </w:p>
     <w:p>
@@ -28554,7 +29712,7 @@
           <w:color w:val="2B2B2B"/>
           <w:sz w:val="26"/>
         </w:rPr>
-        <w:t xml:space="preserve">Halvorsen was waiting for them at the Halo compound, a cluster of air-conditioned trailers behind the bowl’s western stands, in a linen jacket that had not been designed for Aragon in August. She shook Dana’s hand, and Warren’s, and Gladys’s, and Priya’s, and then she stood in front of Nora for a long moment.</w:t>
+        <w:t xml:space="preserve">Halvorsen was waiting for them at the Halo compound, a cluster of air-conditioned trailers behind the bowl’s western stands, in a linen jacket that had not been designed for Aragon in August. She shook Dana’s hand, and Warren’s, and Gladys’s, and Priya’s, and then she stopped in front of Nora and did not offer a hand.</w:t>
       </w:r>
     </w:p>
     <w:p>
@@ -29132,27 +30290,27 @@
           <w:color w:val="2B2B2B"/>
           <w:sz w:val="26"/>
         </w:rPr>
-        <w:t xml:space="preserve">Dominic was back at the hotel, asleep. He had been sleeping a great deal since Sunday. Mabs said it was jet lag. Neither of them believed it.</w:t>
-      </w:r>
-    </w:p>
-    <w:p>
-      <w:pPr>
-        <w:spacing w:line="400" w:lineRule="auto"/>
-        <w:ind w:firstLine="440"/>
-        <w:jc w:val="both"/>
-        <w:rPr>
-          <w:rFonts w:ascii="Georgia" w:hAnsi="Georgia"/>
-          <w:color w:val="2B2B2B"/>
-          <w:sz w:val="26"/>
-        </w:rPr>
-      </w:pPr>
-      <w:r>
-        <w:rPr>
-          <w:rFonts w:ascii="Georgia" w:hAnsi="Georgia"/>
-          <w:color w:val="2B2B2B"/>
-          <w:sz w:val="26"/>
-        </w:rPr>
-        <w:t xml:space="preserve">Nora sat down. She did not order anything. For a while the two sisters sat in the long gold light and watched the children and the pigeons and the old men playing cards at the next table, and the tiled domes of the basilica glittered over the river like something out of a dream that had been very carefully maintained.</w:t>
+        <w:t xml:space="preserve">Dominic was back at the hotel, asleep. He had slept a great deal since Sunday. Mabs said it was jet lag. Neither of them believed it.</w:t>
+      </w:r>
+    </w:p>
+    <w:p>
+      <w:pPr>
+        <w:spacing w:line="400" w:lineRule="auto"/>
+        <w:ind w:firstLine="440"/>
+        <w:jc w:val="both"/>
+        <w:rPr>
+          <w:rFonts w:ascii="Georgia" w:hAnsi="Georgia"/>
+          <w:color w:val="2B2B2B"/>
+          <w:sz w:val="26"/>
+        </w:rPr>
+      </w:pPr>
+      <w:r>
+        <w:rPr>
+          <w:rFonts w:ascii="Georgia" w:hAnsi="Georgia"/>
+          <w:color w:val="2B2B2B"/>
+          <w:sz w:val="26"/>
+        </w:rPr>
+        <w:t xml:space="preserve">Nora sat down. She did not order anything. The two sisters sat in the long gold light and watched the children and the pigeons and the old men playing cards at the next table, and Nora tried to remember the order she had cut it in, the night before, in her head.</w:t>
       </w:r>
     </w:p>
     <w:p>
@@ -29192,7 +30350,7 @@
           <w:color w:val="2B2B2B"/>
           <w:sz w:val="26"/>
         </w:rPr>
-        <w:t xml:space="preserve">Nora told her.</w:t>
+        <w:t xml:space="preserve">Nora told her. She had promised Dominic, in her kitchen, that he would hear it first and not through his wife. She broke the promise in a plaza in Spain, because Mabs would be in the next seat, and because she could not say it to his face until she had said it once to somebody who loved him.</w:t>
       </w:r>
     </w:p>
     <w:p>
@@ -29272,7 +30430,7 @@
           <w:color w:val="2B2B2B"/>
           <w:sz w:val="26"/>
         </w:rPr>
-        <w:t xml:space="preserve">When she had finished, Mabs sat very still with the churro in her hand. She had not taken a bite of it since Nora sat down. The chocolate had gone cold and formed a skin.</w:t>
+        <w:t xml:space="preserve">When she had finished, Mabs was still holding the churro. She had not taken a bite of it since Nora sat down. The chocolate had gone cold and formed a skin.</w:t>
       </w:r>
     </w:p>
     <w:p>
@@ -29652,7 +30810,7 @@
           <w:color w:val="2B2B2B"/>
           <w:sz w:val="26"/>
         </w:rPr>
-        <w:t xml:space="preserve">Mabs held her wrist for a long time. Then she let go.</w:t>
+        <w:t xml:space="preserve">Mabs held her wrist until the bell stopped. Then she let go.</w:t>
       </w:r>
     </w:p>
     <w:p>
@@ -29971,7 +31129,7 @@
           <w:color w:val="2B2B2B"/>
           <w:sz w:val="26"/>
         </w:rPr>
-        <w:t xml:space="preserve">He stopped the stream. He sat in the trailer for a while with the microphone in front of him. When he came out, Nora was standing at the bottom of the steps in the dark.</w:t>
+        <w:t xml:space="preserve">He stopped the stream. He sat in the trailer with the microphone in front of him until the red light had been off longer than it had been on. When he came out, Nora was standing at the bottom of the steps in the dark.</w:t>
       </w:r>
     </w:p>
     <w:p>
@@ -30131,7 +31289,7 @@
           <w:color w:val="2B2B2B"/>
           <w:sz w:val="26"/>
         </w:rPr>
-        <w:t xml:space="preserve">He stood there. Above them, the sky over the plain was enormous and full of stars, and somewhere low in the south-west, fixed, invisible, a small old craft hung over the curve of the world, and somewhere far beyond it, forty-odd light-minutes out, sixty degrees ahead of a Jupiter they could not see, a dark hull four kilometers wide was keeping its station, and somewhere in a hotel in the old town, on a doormat balcony, a man stood barefoot holding an iron rail, looking west, not moving at all, while his wife lay in the bed behind him with her eyes open, letting him have one more night.</w:t>
+        <w:t xml:space="preserve">He stood there. Above them, the sky over the plain was enormous and full of stars, and somewhere low in the west-south-west, fixed, invisible, a small old craft hung over the curve of the world, and somewhere far beyond it, forty-odd light-minutes out, sixty degrees ahead of a Jupiter they could not see, a dark hull four kilometers wide was keeping its station, and somewhere in a hotel in the old town, on a doormat balcony, a man stood barefoot holding an iron rail, looking west, not moving at all, while his wife lay in the bed behind him with her eyes open, letting him have one more night.</w:t>
       </w:r>
     </w:p>
     <w:p>
@@ -30240,7 +31398,7 @@
           <w:color w:val="2B2B2B"/>
           <w:sz w:val="26"/>
         </w:rPr>
-        <w:t xml:space="preserve">The Starfall operations trailer was a shipping container with ambition. It sat behind the western stands of the bowl with its back to the sun, and inside it were folding tables, a nest of cables that had been taped to the floor in three colors, a window air-conditioning unit fighting the Aragon afternoon and losing, eleven monitors, and, by four o’clock on Wednesday the twelfth of August, more people than its fire certificate allowed.</w:t>
+        <w:t xml:space="preserve">The Starfall operations trailer was a shipping container with ambition. It sat behind the western stands of the bowl with its back to the sun, and inside it were folding tables, a nest of cables that had been taped to the floor in three colors, a window air-conditioning unit fighting the Aragon afternoon and losing, nine monitors, and, by four o’clock on Wednesday the twelfth of August, more people than its fire certificate allowed.</w:t>
       </w:r>
     </w:p>
     <w:p>
@@ -30559,7 +31717,7 @@
           <w:color w:val="2B2B2B"/>
           <w:sz w:val="26"/>
         </w:rPr>
-        <w:t xml:space="preserve">Buchanan looked at her for a long moment. She was, Dana thought, not a cruel woman. She was a woman who had spent thirty years in rooms where the worst thing that could happen was always somebody else’s fault, and had decided early that she would rather it be hers.</w:t>
+        <w:t xml:space="preserve">Buchanan looked at her. She was, Dana thought, not a cruel woman. She was a woman who had spent thirty years in rooms where the worst thing that could happen was always somebody else’s fault, and had decided early that she would rather it be hers.</w:t>
       </w:r>
     </w:p>
     <w:p>
@@ -31077,7 +32235,7 @@
           <w:color w:val="2B2B2B"/>
           <w:sz w:val="26"/>
         </w:rPr>
-        <w:t xml:space="preserve">“The Directorate charter, article nine, paragraph four,” she said, “permits a deputy to sign in the Director-General’s place under an emergency provision when the Director-General is incapacitated, unreachable, or deceased. It does not provide for a deputy to sign when the Director-General is reachable and has declined. The Director-General declined on the record, on an internal line, on the third of August, at nineteen-forty Brussels time.” She glanced, very briefly, at Dana. “A transcript exists. In my professional opinion, the second signature on this authorization is open to substantial legal question. An operational partner that declined to execute it would have a defensible position.”</w:t>
+        <w:t xml:space="preserve">“The Directorate charter, article nine, paragraph four,” she said, “permits a deputy to sign in the Director-General’s place under an emergency provision when the Director-General is incapacitated, unreachable, or deceased. It does not provide for a deputy to sign when the Director-General is reachable and has declined. The Director-General declined on the record, on an internal line, on the fourth of August, a little after five in the morning, Brussels time.” She glanced, very briefly, at Dana. “A transcript exists. In my professional opinion, the second signature on this authorization is open to substantial legal question. An operational partner that declined to execute it would have a defensible position.”</w:t>
       </w:r>
     </w:p>
     <w:p>
@@ -31137,7 +32295,7 @@
           <w:color w:val="2B2B2B"/>
           <w:sz w:val="26"/>
         </w:rPr>
-        <w:t xml:space="preserve">Cole looked at her for a long moment, with the face of a man counting exits and finding one fewer than he had expected.</w:t>
+        <w:t xml:space="preserve">Cole looked at her with the face of a man counting exits and finding one fewer than he had expected.</w:t>
       </w:r>
     </w:p>
     <w:p>
@@ -31535,27 +32693,27 @@
           <w:color w:val="2B2B2B"/>
           <w:sz w:val="26"/>
         </w:rPr>
-        <w:t xml:space="preserve">Halvorsen looked at her for some time with the scientist’s patience.</w:t>
-      </w:r>
-    </w:p>
-    <w:p>
-      <w:pPr>
-        <w:spacing w:line="400" w:lineRule="auto"/>
-        <w:ind w:firstLine="440"/>
-        <w:jc w:val="both"/>
-        <w:rPr>
-          <w:rFonts w:ascii="Georgia" w:hAnsi="Georgia"/>
-          <w:color w:val="2B2B2B"/>
-          <w:sz w:val="26"/>
-        </w:rPr>
-      </w:pPr>
-      <w:r>
-        <w:rPr>
-          <w:rFonts w:ascii="Georgia" w:hAnsi="Georgia"/>
-          <w:color w:val="2B2B2B"/>
-          <w:sz w:val="26"/>
-        </w:rPr>
-        <w:t xml:space="preserve">“In 1987,” she said, “I was a graduate student at the radar outside Tromsø, and one night at three in the morning I saw something on the scope I could not explain. I wrote it up. My advisor told me it was a plate defect.” She almost smiled. “I spent thirty years building this Directorate so that the next person who saw something at three in the morning would have somewhere to call. And she did not call me. She called a woman who answers the phone in a basement.” She nodded toward Gladys, at the phones. “I think that is the best thing I have ever built.”</w:t>
+        <w:t xml:space="preserve">Halvorsen looked at her with the scientist’s patience.</w:t>
+      </w:r>
+    </w:p>
+    <w:p>
+      <w:pPr>
+        <w:spacing w:line="400" w:lineRule="auto"/>
+        <w:ind w:firstLine="440"/>
+        <w:jc w:val="both"/>
+        <w:rPr>
+          <w:rFonts w:ascii="Georgia" w:hAnsi="Georgia"/>
+          <w:color w:val="2B2B2B"/>
+          <w:sz w:val="26"/>
+        </w:rPr>
+      </w:pPr>
+      <w:r>
+        <w:rPr>
+          <w:rFonts w:ascii="Georgia" w:hAnsi="Georgia"/>
+          <w:color w:val="2B2B2B"/>
+          <w:sz w:val="26"/>
+        </w:rPr>
+        <w:t xml:space="preserve">“In 1990,” she said, “I was a graduate student at the radar outside Tromsø, and one night at three in the morning I saw something on the scope I could not explain. I wrote it up. My advisor told me it was a plate defect. We did not have plates. He was a thorough man.” She let that sit. “I spent thirty years building this Directorate so that the next person who saw something at three in the morning would have somewhere to call. And she did not call me. She called a woman who answers the phone in a basement.” She nodded toward Gladys, at the phones. “I think that is the best thing I have ever built.”</w:t>
       </w:r>
     </w:p>
     <w:p>
@@ -31875,6 +33033,146 @@
           <w:sz w:val="26"/>
         </w:rPr>
         <w:t xml:space="preserve">“Not this time.” She looked at the bowl, the great horseshoe of seats filling with eighty thousand people, all of them facing west, toward a sun that was already starting, if you looked through the glasses, to lose a bite out of one edge. First contact had come at 19:34. The moon was on its way. “This is one I have to be in.”</w:t>
+      </w:r>
+    </w:p>
+    <w:p>
+      <w:pPr>
+        <w:spacing w:line="400" w:lineRule="auto"/>
+        <w:ind w:firstLine="440"/>
+        <w:jc w:val="both"/>
+        <w:rPr>
+          <w:rFonts w:ascii="Georgia" w:hAnsi="Georgia"/>
+          <w:color w:val="2B2B2B"/>
+          <w:sz w:val="26"/>
+        </w:rPr>
+      </w:pPr>
+      <w:r>
+        <w:rPr>
+          <w:rFonts w:ascii="Georgia" w:hAnsi="Georgia"/>
+          <w:color w:val="2B2B2B"/>
+          <w:sz w:val="26"/>
+        </w:rPr>
+        <w:t xml:space="preserve">Cole was standing at the corner of the trailer, in the strip of shade, holding a bottle of water he had not opened. He fell into step beside her for just as long as it took to say what he had come to say.</w:t>
+      </w:r>
+    </w:p>
+    <w:p>
+      <w:pPr>
+        <w:spacing w:line="400" w:lineRule="auto"/>
+        <w:ind w:firstLine="440"/>
+        <w:jc w:val="both"/>
+        <w:rPr>
+          <w:rFonts w:ascii="Georgia" w:hAnsi="Georgia"/>
+          <w:color w:val="2B2B2B"/>
+          <w:sz w:val="26"/>
+        </w:rPr>
+      </w:pPr>
+      <w:r>
+        <w:rPr>
+          <w:rFonts w:ascii="Georgia" w:hAnsi="Georgia"/>
+          <w:color w:val="2B2B2B"/>
+          <w:sz w:val="26"/>
+        </w:rPr>
+        <w:t xml:space="preserve">“Nobody went to the gate at O’Hare,” he said. “I want you to know that. You’d told your sister what to say. I don’t spend people on a scene.”</w:t>
+      </w:r>
+    </w:p>
+    <w:p>
+      <w:pPr>
+        <w:spacing w:line="400" w:lineRule="auto"/>
+        <w:ind w:firstLine="440"/>
+        <w:jc w:val="both"/>
+        <w:rPr>
+          <w:rFonts w:ascii="Georgia" w:hAnsi="Georgia"/>
+          <w:color w:val="2B2B2B"/>
+          <w:sz w:val="26"/>
+        </w:rPr>
+      </w:pPr>
+      <w:r>
+        <w:rPr>
+          <w:rFonts w:ascii="Georgia" w:hAnsi="Georgia"/>
+          <w:color w:val="2B2B2B"/>
+          <w:sz w:val="26"/>
+        </w:rPr>
+        <w:t xml:space="preserve">“That’s very principled of you.”</w:t>
+      </w:r>
+    </w:p>
+    <w:p>
+      <w:pPr>
+        <w:spacing w:line="400" w:lineRule="auto"/>
+        <w:ind w:firstLine="440"/>
+        <w:jc w:val="both"/>
+        <w:rPr>
+          <w:rFonts w:ascii="Georgia" w:hAnsi="Georgia"/>
+          <w:color w:val="2B2B2B"/>
+          <w:sz w:val="26"/>
+        </w:rPr>
+      </w:pPr>
+      <w:r>
+        <w:rPr>
+          <w:rFonts w:ascii="Georgia" w:hAnsi="Georgia"/>
+          <w:color w:val="2B2B2B"/>
+          <w:sz w:val="26"/>
+        </w:rPr>
+        <w:t xml:space="preserve">“It’s budgetary.” He looked at the bowl, not at her. “If he says no, Ms. Calder, the hospital room on the lake is still there. Afterward. For whatever the colonel’s key leaves of him. I’ll have it held.”</w:t>
+      </w:r>
+    </w:p>
+    <w:p>
+      <w:pPr>
+        <w:spacing w:line="400" w:lineRule="auto"/>
+        <w:ind w:firstLine="440"/>
+        <w:jc w:val="both"/>
+        <w:rPr>
+          <w:rFonts w:ascii="Georgia" w:hAnsi="Georgia"/>
+          <w:color w:val="2B2B2B"/>
+          <w:sz w:val="26"/>
+        </w:rPr>
+      </w:pPr>
+      <w:r>
+        <w:rPr>
+          <w:rFonts w:ascii="Georgia" w:hAnsi="Georgia"/>
+          <w:color w:val="2B2B2B"/>
+          <w:sz w:val="26"/>
+        </w:rPr>
+        <w:t xml:space="preserve">It was, she would think later, the only kind thing he knew how to say, and he had said it in the shape of a threat because that was the only shape he had. She did not stop walking.</w:t>
+      </w:r>
+    </w:p>
+    <w:p>
+      <w:pPr>
+        <w:spacing w:line="400" w:lineRule="auto"/>
+        <w:ind w:firstLine="440"/>
+        <w:jc w:val="both"/>
+        <w:rPr>
+          <w:rFonts w:ascii="Georgia" w:hAnsi="Georgia"/>
+          <w:color w:val="2B2B2B"/>
+          <w:sz w:val="26"/>
+        </w:rPr>
+      </w:pPr>
+      <w:r>
+        <w:rPr>
+          <w:rFonts w:ascii="Georgia" w:hAnsi="Georgia"/>
+          <w:color w:val="2B2B2B"/>
+          <w:sz w:val="26"/>
+        </w:rPr>
+        <w:t xml:space="preserve">“Then you’d better hope he says yes,” said Nora, “because I’m not signing anything for whatever’s left.”</w:t>
+      </w:r>
+    </w:p>
+    <w:p>
+      <w:pPr>
+        <w:spacing w:line="400" w:lineRule="auto"/>
+        <w:ind w:firstLine="440"/>
+        <w:jc w:val="both"/>
+        <w:rPr>
+          <w:rFonts w:ascii="Georgia" w:hAnsi="Georgia"/>
+          <w:color w:val="2B2B2B"/>
+          <w:sz w:val="26"/>
+        </w:rPr>
+      </w:pPr>
+      <w:r>
+        <w:rPr>
+          <w:rFonts w:ascii="Georgia" w:hAnsi="Georgia"/>
+          <w:color w:val="2B2B2B"/>
+          <w:sz w:val="26"/>
+        </w:rPr>
+        <w:t xml:space="preserve">He stopped at the edge of the shade. She went on into the sun.</w:t>
       </w:r>
     </w:p>
     <w:p>
@@ -32222,27 +33520,27 @@
           <w:color w:val="2B2B2B"/>
           <w:sz w:val="26"/>
         </w:rPr>
-        <w:t xml:space="preserve">It had been built in four months on the dry plain west of Zaragoza: a horseshoe of steel-framed stands open to the western sky, so that the low sun, when it set, would set into the gap. On the field, where a pitch would be in an ordinary stadium, Halo had laid a vast circular stage with a broadcast screen behind it the size of a building, angled so that people in the cheap seats on the eastern side could watch the sky and the screen at once. From the top row you could see the city behind you, the domes of the basilica catching the last light, and in front of you forty kilometers of stubble going gold and then bronze and then a color that did not yet have a name.</w:t>
-      </w:r>
-    </w:p>
-    <w:p>
-      <w:pPr>
-        <w:spacing w:line="400" w:lineRule="auto"/>
-        <w:ind w:firstLine="440"/>
-        <w:jc w:val="both"/>
-        <w:rPr>
-          <w:rFonts w:ascii="Georgia" w:hAnsi="Georgia"/>
-          <w:color w:val="2B2B2B"/>
-          <w:sz w:val="26"/>
-        </w:rPr>
-      </w:pPr>
-      <w:r>
-        <w:rPr>
-          <w:rFonts w:ascii="Georgia" w:hAnsi="Georgia"/>
-          <w:color w:val="2B2B2B"/>
-          <w:sz w:val="26"/>
-        </w:rPr>
-        <w:t xml:space="preserve">It was thirty-four degrees in the shade, and there was no shade. The concourses smelled of sunscreen and beer and the hot sweet fry of churro stands. A public-address voice asked people in Spanish, English, French and German not to look directly at the sun without approved eclipse glasses, and then told them where the merchandise stands were. People had brought colanders, to make crescents on the concrete with the light through the holes. People had brought dogs. A mariachi band, for reasons no one could explain, was playing on the north concourse. The retired astronomers from Utrecht had set up a row of tripods along the top of section 102 and were taking turns explaining, to anyone who stopped, what Baily’s beads were.</w:t>
+        <w:t xml:space="preserve">It had been built in four months on the dry plain west of Zaragoza: a horseshoe of steel-framed stands open to the western sky, so that the low sun, when it set, would set into the gap. On the field, where a pitch would be in an ordinary stadium, Halo had laid a vast circular stage with a broadcast screen behind it the size of a building, angled so that people in the cheap seats on the eastern side could watch the sky and the screen at once. From the top row you could see the city behind you, the domes of the basilica catching the last light, and in front of you forty kilometers of stubble going gold and then bronze.</w:t>
+      </w:r>
+    </w:p>
+    <w:p>
+      <w:pPr>
+        <w:spacing w:line="400" w:lineRule="auto"/>
+        <w:ind w:firstLine="440"/>
+        <w:jc w:val="both"/>
+        <w:rPr>
+          <w:rFonts w:ascii="Georgia" w:hAnsi="Georgia"/>
+          <w:color w:val="2B2B2B"/>
+          <w:sz w:val="26"/>
+        </w:rPr>
+      </w:pPr>
+      <w:r>
+        <w:rPr>
+          <w:rFonts w:ascii="Georgia" w:hAnsi="Georgia"/>
+          <w:color w:val="2B2B2B"/>
+          <w:sz w:val="26"/>
+        </w:rPr>
+        <w:t xml:space="preserve">It was thirty-four degrees in the shade, and there was no shade. The concourses smelled of sunscreen and beer and the hot sweet fry of churro stands. A public-address voice asked people in Spanish, English, French and German not to look directly at the sun without approved eclipse glasses, and then told them where the merchandise stands were. People had brought colanders, to make crescents on the concrete with the light through the holes. People had brought dogs. A mariachi band, for reasons no one could explain, was playing on the north concourse. The astronomers from Utrecht had set up tripods along the top of section 102 and were explaining Baily’s beads to anyone who slowed down.</w:t>
       </w:r>
     </w:p>
     <w:p>
@@ -32421,27 +33719,27 @@
           <w:color w:val="2B2B2B"/>
           <w:sz w:val="26"/>
         </w:rPr>
-        <w:t xml:space="preserve">The technician turned. He had a pleasant, square, forgettable face. He looked at Warren. He looked at the alpaca sitting in the corridor behind him. Something moved behind his eyes, the way weather moves behind a window.</w:t>
-      </w:r>
-    </w:p>
-    <w:p>
-      <w:pPr>
-        <w:spacing w:line="400" w:lineRule="auto"/>
-        <w:ind w:firstLine="440"/>
-        <w:jc w:val="both"/>
-        <w:rPr>
-          <w:rFonts w:ascii="Georgia" w:hAnsi="Georgia"/>
-          <w:color w:val="2B2B2B"/>
-          <w:sz w:val="26"/>
-        </w:rPr>
-      </w:pPr>
-      <w:r>
-        <w:rPr>
-          <w:rFonts w:ascii="Georgia" w:hAnsi="Georgia"/>
-          <w:color w:val="2B2B2B"/>
-          <w:sz w:val="26"/>
-        </w:rPr>
-        <w:t xml:space="preserve">“This area is restricted, sir,” he said, in perfect unaccented English. It was, Warren noted, almost exactly the cadence of a stadium security announcement he had heard at a Cubs game in 2016.</w:t>
+        <w:t xml:space="preserve">The technician turned. He had a smooth, unremarkable face, the kind a casting director would call ‘man two’. He looked at Warren. He looked at the alpaca sitting in the corridor behind him. Something moved behind his eyes, the way weather moves behind a window.</w:t>
+      </w:r>
+    </w:p>
+    <w:p>
+      <w:pPr>
+        <w:spacing w:line="400" w:lineRule="auto"/>
+        <w:ind w:firstLine="440"/>
+        <w:jc w:val="both"/>
+        <w:rPr>
+          <w:rFonts w:ascii="Georgia" w:hAnsi="Georgia"/>
+          <w:color w:val="2B2B2B"/>
+          <w:sz w:val="26"/>
+        </w:rPr>
+      </w:pPr>
+      <w:r>
+        <w:rPr>
+          <w:rFonts w:ascii="Georgia" w:hAnsi="Georgia"/>
+          <w:color w:val="2B2B2B"/>
+          <w:sz w:val="26"/>
+        </w:rPr>
+        <w:t xml:space="preserve">“This area is restricted, sir,” he said, in perfect unaccented English. It was, Warren noted, very nearly the cadence of a stadium security announcement he had heard at a Cubs game in 2016.</w:t>
       </w:r>
     </w:p>
     <w:p>
@@ -32620,7 +33918,7 @@
           <w:color w:val="2B2B2B"/>
           <w:sz w:val="26"/>
         </w:rPr>
-        <w:t xml:space="preserve">“The ship’s signal comes in from the tender, through Nevada, along our fiber, onto Halo’s command channel. That’s the remora. We can’t kill it without killing the uplink, and if we kill the uplink, we can’t send anything — not the overload, not anything. So we’ve throttled it. Kade’s people put it on one narrow path, at low power, to a few dozen sails. It’ll still open the implants — it’s already doing it, it’s been doing it for weeks, that’s the hum — but it won’t be strong enough to drive hard. Not in everyone. Some of them will be able to fight it.” She pointed at a schematic. “Those breakers in the closet route the uplink. Switch one, switch two, switch three. If he throws all three, the ship’s signal gets the whole constellation. Four hundred sails at full power. Nobody fights that. And it’ll be so loud on the channel that nothing else gets through. Not the overload. Not a reply. Not anything.”</w:t>
+        <w:t xml:space="preserve">“The ship’s signal comes down from the tender, through Nevada, along our fiber, onto Halo’s command channel. We can’t cut it without cutting the uplink, and then we can’t send anything — not the overload, not a reply. So Kade’s people throttled it. One narrow path, low power, a few dozen sails. It still opens the implants — that’s the hum, it’s been doing it for weeks — but some of them can fight it.” She stabbed the schematic. “Those three breakers route the uplink. Throw all three and the ship gets four hundred sails at full power. Nobody fights that. And nothing else gets through. Not your overload. Not a reply. Nothing.”</w:t>
       </w:r>
     </w:p>
     <w:p>
@@ -32839,7 +34137,7 @@
           <w:color w:val="2B2B2B"/>
           <w:sz w:val="26"/>
         </w:rPr>
-        <w:t xml:space="preserve">She wrote them down, all of them, in her neat print, on a map of the bowl. By 20:20 there were forty-one marks. By 20:24 there were seventy. Jesse’s four hundred, spread through the stands with their phones, were doing exactly what he had asked them to do: they were not touching, and not confronting, and not filming. They were calling. And Gladys was answering every call the way you would answer a relative who might be about to say something sad.</w:t>
+        <w:t xml:space="preserve">She wrote them down, all of them, in her neat print, on a map of the bowl. By 20:20 there were forty-one marks. By 20:24 there were seventy. Jesse’s four hundred, spread through the stands with their phones, were doing what he had asked them to do: they were not touching, and not confronting, and not filming. They were calling. And Gladys was answering every call the way you would answer a relative who might be about to say something sad.</w:t>
       </w:r>
     </w:p>
     <w:p>
@@ -32998,7 +34296,7 @@
           <w:color w:val="2B2B2B"/>
           <w:sz w:val="26"/>
         </w:rPr>
-        <w:t xml:space="preserve">He had not been authorized to. Trip Calloway had said no, twice, in the trailer. Then Kade had said, without looking up from the key, “Give him the PA,” and Trip had looked at his chief executive for a long moment and given him the PA.</w:t>
+        <w:t xml:space="preserve">He had not been authorized to. Trip Calloway had said no, twice, in the trailer. Then Kade had said, without looking up from the key, “Give him the PA,” and Trip had looked at his chief executive, and at the key, and given him the PA.</w:t>
       </w:r>
     </w:p>
     <w:p>
@@ -33317,7 +34615,7 @@
           <w:color w:val="2B2B2B"/>
           <w:sz w:val="26"/>
         </w:rPr>
-        <w:t xml:space="preserve">“I am working,” said Nora. “Sort of. Dominic. I need you to listen to me for five minutes. Really listen. The way you listen to Mabs. Can you do that?”</w:t>
+        <w:t xml:space="preserve">“I am working,” said Nora. “Sort of. Dominic. In my kitchen, in July, you asked me to tell you when I knew. Not Mabs first. You. I know. I’m late, and I broke the first half already, and I’m sorry. I need you to listen to me for five minutes. Really listen. The way you listen to Mabs. Can you do that?”</w:t>
       </w:r>
     </w:p>
     <w:p>
@@ -33476,7 +34774,7 @@
           <w:color w:val="2B2B2B"/>
           <w:sz w:val="26"/>
         </w:rPr>
-        <w:t xml:space="preserve">When Nora had finished, he sat for a long time. On the screen, the moon slid. Around them eighty thousand people were going quiet in the strange pewter light.</w:t>
+        <w:t xml:space="preserve">When Nora had finished, he sat without moving. On the screen, the moon slid. Around them eighty thousand people were going quiet in the strange pewter light.</w:t>
       </w:r>
     </w:p>
     <w:p>
@@ -33576,6 +34874,66 @@
           <w:color w:val="2B2B2B"/>
           <w:sz w:val="26"/>
         </w:rPr>
+        <w:t xml:space="preserve">Then he opened them and looked at Nora. “You knew,” he said. “In your kitchen. With the peaches.”</w:t>
+      </w:r>
+    </w:p>
+    <w:p>
+      <w:pPr>
+        <w:spacing w:line="400" w:lineRule="auto"/>
+        <w:ind w:firstLine="440"/>
+        <w:jc w:val="both"/>
+        <w:rPr>
+          <w:rFonts w:ascii="Georgia" w:hAnsi="Georgia"/>
+          <w:color w:val="2B2B2B"/>
+          <w:sz w:val="26"/>
+        </w:rPr>
+      </w:pPr>
+      <w:r>
+        <w:rPr>
+          <w:rFonts w:ascii="Georgia" w:hAnsi="Georgia"/>
+          <w:color w:val="2B2B2B"/>
+          <w:sz w:val="26"/>
+        </w:rPr>
+        <w:t xml:space="preserve">“About your mom? Since the Tuesday before,” said Nora. “It was hers to tell. I thought it was hers to tell.” She did not look away. “I lied to you about it, and you let me, and I’ve hated it every day since.”</w:t>
+      </w:r>
+    </w:p>
+    <w:p>
+      <w:pPr>
+        <w:spacing w:line="400" w:lineRule="auto"/>
+        <w:ind w:firstLine="440"/>
+        <w:jc w:val="both"/>
+        <w:rPr>
+          <w:rFonts w:ascii="Georgia" w:hAnsi="Georgia"/>
+          <w:color w:val="2B2B2B"/>
+          <w:sz w:val="26"/>
+        </w:rPr>
+      </w:pPr>
+      <w:r>
+        <w:rPr>
+          <w:rFonts w:ascii="Georgia" w:hAnsi="Georgia"/>
+          <w:color w:val="2B2B2B"/>
+          <w:sz w:val="26"/>
+        </w:rPr>
+        <w:t xml:space="preserve">He nodded once, slowly, a man filing something to be dealt with later, in a different country.</w:t>
+      </w:r>
+    </w:p>
+    <w:p>
+      <w:pPr>
+        <w:spacing w:line="400" w:lineRule="auto"/>
+        <w:ind w:firstLine="440"/>
+        <w:jc w:val="both"/>
+        <w:rPr>
+          <w:rFonts w:ascii="Georgia" w:hAnsi="Georgia"/>
+          <w:color w:val="2B2B2B"/>
+          <w:sz w:val="26"/>
+        </w:rPr>
+      </w:pPr>
+      <w:r>
+        <w:rPr>
+          <w:rFonts w:ascii="Georgia" w:hAnsi="Georgia"/>
+          <w:color w:val="2B2B2B"/>
+          <w:sz w:val="26"/>
+        </w:rPr>
         <w:t xml:space="preserve">20:22.</w:t>
       </w:r>
     </w:p>
@@ -33615,7 +34973,7 @@
           <w:color w:val="2B2B2B"/>
           <w:sz w:val="26"/>
         </w:rPr>
-        <w:t xml:space="preserve">“No,” said Dominic.</w:t>
+        <w:t xml:space="preserve">“No,” said Dominic, after a while.</w:t>
       </w:r>
     </w:p>
     <w:p>
@@ -33815,7 +35173,7 @@
           <w:color w:val="2B2B2B"/>
           <w:sz w:val="26"/>
         </w:rPr>
-        <w:t xml:space="preserve">“Curtis,” she said. “Your best man. He’s one of you. He’s in a bar in Fort Wayne right now watching this on TV. The man in Nevada who walked me back out — he spent everything he had so I could sit on this step. A kid in Terre Haute with no papers. Kim, the caterer, from your wedding. Mr. Price from table nine, your mom’s neighbor. Seventy-three people in this bowl who Gladys has on a map right now. Nine thousand of you. All over the world. Standing next to doors. And the overload doesn’t ask any of them. It doesn’t ask Curtis if he wants it burned out. It just burns. And nobody knows how many of them it kills.” She took a breath. “And your brother. Up there. If the ship takes, he comes down to open doors he didn’t choose. If we burn, he never comes down at all, and he dies on a ship that’s dying, and he never sees a sky. And if somebody asks, and somebody carries it — he gets to ask us. Him. Not you. Him. For a seat at a table.” She held his eyes. “That’s what you’d be carrying. Not their message. Ours. Mine. Mabs’s. It doesn’t make you theirs. It makes you the one who said yes.”</w:t>
+        <w:t xml:space="preserve">“Curtis,” she said. “Your best man. He’s one of you. He’s probably in a bar in Fort Wayne right now, watching this on TV. The man on the tender who walked me back out — he spent everything he had so I could sit on this step. Anders Feld, in that trailer, who could have got on a bus. Kim, the caterer, from your wedding. Mr. Price from table nine, your mom’s neighbor. Seventy-three people in this bowl who Gladys has on a map right now. Nine thousand of you. All over the world. Standing next to doors. And the overload doesn’t ask any of them. It doesn’t ask Curtis if he wants it burned out. It just burns. And nobody knows how many of them it kills.” She took a breath. “And your brother. Up there. If the ship takes, he comes down to open doors he didn’t choose. If we burn, he never comes down at all, and he dies on a ship that’s dying, and he never sees a sky. And if somebody asks, and somebody carries it — he gets to ask us. Him. Not you. Him. For a seat at a table.” She held his eyes. “That’s what you’d be carrying. Not their message. Ours. Mine. Mabs’s. It doesn’t make you theirs. It makes you the one who said yes.”</w:t>
       </w:r>
     </w:p>
     <w:p>
@@ -33974,7 +35332,7 @@
           <w:color w:val="2B2B2B"/>
           <w:sz w:val="26"/>
         </w:rPr>
-        <w:t xml:space="preserve">In the master feed closet under the north stand, the sound technician had not moved for eleven minutes. Neither had Warren. Neither had Steve, sitting in the corridor three feet from the door like a chaperone at a dance.</w:t>
+        <w:t xml:space="preserve">In the master feed closet under the north stand, the sound technician had not moved for twelve minutes. Neither had Warren. Neither had Steve, sitting in the corridor three feet from the door like a chaperone at a dance.</w:t>
       </w:r>
     </w:p>
     <w:p>
@@ -34054,7 +35412,7 @@
           <w:color w:val="2B2B2B"/>
           <w:sz w:val="26"/>
         </w:rPr>
-        <w:t xml:space="preserve">The technician looked at him. For the first time, he seemed to actually see the old man in the doorway: sixty-three, white-bearded, holding a radio, standing very still, the way he had spent thirty years standing very still in rooms other people were shouting in.</w:t>
+        <w:t xml:space="preserve">The technician looked at him. For the first time, he seemed to actually see the old man in the doorway: sixty-three, white-bearded, holding a radio, standing in the doorway the way he had spent thirty years standing in rooms other people were shouting in.</w:t>
       </w:r>
     </w:p>
     <w:p>
@@ -34134,7 +35492,7 @@
           <w:color w:val="2B2B2B"/>
           <w:sz w:val="26"/>
         </w:rPr>
-        <w:t xml:space="preserve">“Nobody asked me either,” said Warren. “I was moved. In 2010. I didn’t ask why. I should have.” He kept his voice exactly at library volume. “I’m asking you now. Do you want to throw those switches?”</w:t>
+        <w:t xml:space="preserve">“Nobody asked me either,” said Warren. “I was moved. In 2010. I didn’t ask why. I should have.” He kept his voice at library volume. “I’m asking you now. Do you want to throw those switches?”</w:t>
       </w:r>
     </w:p>
     <w:p>
@@ -34313,7 +35671,7 @@
           <w:color w:val="2B2B2B"/>
           <w:sz w:val="26"/>
         </w:rPr>
-        <w:t xml:space="preserve">Nora looked at him. Around them the light was going. The fat crescent was a fingernail now, low in the west over the stubble, and the sky above the bowl had turned a deep, impossible blue, and Venus had come out, high and bright, and somebody in the next section had seen it and was pointing, and the temperature had dropped so fast that the hairs on Nora’s arms were standing up, the way they had in the barn, the way they had at the very beginning.</w:t>
+        <w:t xml:space="preserve">Nora looked at him. Around them the light was going. The fat crescent was a fingernail now, low in the west over the stubble, and the sky above the bowl had turned a deep, impossible blue, and Venus had come out, bright, well to the left of the sun, and somebody in the next section had seen it and was pointing, and the temperature had dropped so fast that the hairs on Nora’s arms were standing up, the way they had in the barn, the way they had at the very beginning.</w:t>
       </w:r>
     </w:p>
     <w:p>
@@ -34413,7 +35771,7 @@
           <w:color w:val="2B2B2B"/>
           <w:sz w:val="26"/>
         </w:rPr>
-        <w:t xml:space="preserve">20:27. On the big screen, Trip Calloway’s face returned, smiling, and said, “Ladies and gentlemen. Glasses on. Here it comes.”</w:t>
+        <w:t xml:space="preserve">20:27. On the big screen, Trip Calloway’s face returned, smiling, and said, “Ladies and gentlemen. Glasses on until the last light. Here it comes.”</w:t>
       </w:r>
     </w:p>
     <w:p>
@@ -34602,7 +35960,7 @@
           <w:color w:val="2B2B2B"/>
           <w:sz w:val="26"/>
         </w:rPr>
-        <w:t xml:space="preserve">In its place, six degrees above the western horizon, hung a black disc, perfectly round, blacker than anything in the sky had a right to be, and around it, spreading out in long soft streamers like silver hair in water, the corona: the sun’s outer atmosphere, a million degrees hot and a million times fainter than its face, visible for eighty-four seconds to the people of one narrow strip of the Earth. The sky went the deep blue of the last minute before night. Venus burned. A few bright stars came out. Along the whole western horizon, beyond the edge of the moon’s shadow, a band of sunset glowed orange and yellow all the way around, three hundred and sixty degrees, as if the world had been set inside a ring of fire. The temperature had dropped several degrees in a few minutes. Birds on the plain had gone silent. Somewhere on the north concourse, the mariachi band had stopped.</w:t>
+        <w:t xml:space="preserve">In its place, six degrees above the western horizon, hung a black disc, perfectly round, blacker than anything in the sky had a right to be, and around it, spreading out in long soft streamers like silver hair in water, the corona: the sun’s outer atmosphere, a million degrees hot and a million times fainter than its face, visible for eighty-four seconds to the people of one narrow strip of the Earth. The sky went the deep blue of the last minute before night. Venus burned. A few bright stars came out. All around the horizon, beyond the edge of the moon’s shadow, a band of false sunset glowed orange and yellow, three hundred and sixty degrees of it, as if the world had been set inside a ring of fire. The temperature had dropped several degrees in a few minutes. Birds on the plain had gone silent. Somewhere on the north concourse, the mariachi band had stopped.</w:t>
       </w:r>
     </w:p>
     <w:p>
@@ -34701,7 +36059,7 @@
           <w:color w:val="2B2B2B"/>
           <w:sz w:val="26"/>
         </w:rPr>
-        <w:t xml:space="preserve">“It’s open,” said Priya. Her voice was very small. “Every implant in the footprint. The channel’s open. It’s — it’s everywhere, it’s all at once, it’s —” She stopped, because the noise floor on her own screen had stopped behaving like noise, and become, for the first time in her life, something she could see the shape of. A pattern, enormous and patient, rolling out of the tender thirty-six thousand kilometers above the Atlantic, down through Nevada, along the fiber, into Halo’s uplink, and out through the narrow throttled path to the sails, and down from the sails over Europe and Africa and the Atlantic and half the Americas.</w:t>
+        <w:t xml:space="preserve">“It’s open,” said Priya. Her voice was very small. “Every implant in the footprint. The channel’s open. It’s — it’s everywhere, it’s all at once, it’s —” She stopped, because the noise floor on her own screen had stopped behaving like noise, and become, for the first time in her life, something she could see the shape of. A pattern, enormous and patient, rolling out of the tender thirty-six thousand kilometers above the Amazon, down through Nevada, along the fiber, into Halo’s uplink, and out through the narrow throttled path to the sails, and down from the sails over Europe and Africa and the Atlantic and half the Americas.</w:t>
       </w:r>
     </w:p>
     <w:p>
@@ -35139,7 +36497,7 @@
           <w:color w:val="2B2B2B"/>
           <w:sz w:val="26"/>
         </w:rPr>
-        <w:t xml:space="preserve">Nora saw it happen. She had been watching his face for the fraction of a second before it decided what to feel, as she had watched faces for eleven years, and she saw the moment the weather came: not as a change in expression but as an absence of one, a smoothing, as if somebody had wiped a whiteboard clean. His eyes were open. His pupils did not do what pupils do in the sudden dark. They stayed exactly as they had been in the light. He began to stand up.</w:t>
+        <w:t xml:space="preserve">Nora saw it happen. She had been watching his face for the fraction of a second before it decided what to feel, as she had watched faces all her working life, and she saw the moment the weather came: not as a change in expression but as an absence of one, a smoothing, as if somebody had wiped a whiteboard clean. His eyes were open. His pupils did not do what pupils do in the sudden dark. They stayed as they had been in the light. He began to stand up.</w:t>
       </w:r>
     </w:p>
     <w:p>
@@ -35319,7 +36677,7 @@
           <w:color w:val="2B2B2B"/>
           <w:sz w:val="26"/>
         </w:rPr>
-        <w:t xml:space="preserve">She had no speech. She had no plan beyond her sister’s hand and eleven years of watching faces and the one thing she knew. She stepped in front of her brother-in-law in the aisle of section 114, close enough to touch, and looked into his open, empty, ordinary eyes, and spoke — not to the ship, not to the council, not to the colonel or the Directorate or the billion screens — but to him, because he was the one who would carry it, and a thing carried has to be handed to someone.</w:t>
+        <w:t xml:space="preserve">She had no speech. She had no plan beyond her sister’s hand and a career of watching faces and the one thing she knew. She stepped in front of her brother-in-law in the aisle of section 114, close enough to touch, and looked into his open, empty, ordinary eyes, and spoke — not to the ship, not to the council, not to the colonel or the Directorate or the billion screens — but to him, because he was the one who would carry it, and a thing carried has to be handed to someone.</w:t>
       </w:r>
     </w:p>
     <w:p>
@@ -35698,7 +37056,7 @@
           <w:color w:val="2B2B2B"/>
           <w:sz w:val="26"/>
         </w:rPr>
-        <w:t xml:space="preserve">Kade’s hand did not move from the flip cover. It did not lift it. It did not press down harder. It stayed exactly where it was, flat, like a man’s hand on a Bible.</w:t>
+        <w:t xml:space="preserve">Kade’s hand did not move from the flip cover. It did not lift it. It did not press down harder. It stayed where it was, flat, like a man’s hand on a Bible.</w:t>
       </w:r>
     </w:p>
     <w:p>
@@ -36097,7 +37455,7 @@
           <w:color w:val="2B2B2B"/>
           <w:sz w:val="26"/>
         </w:rPr>
-        <w:t xml:space="preserve">And then he stopped, because there was something else folded into it. A small stubborn asymmetry at the end of the otherwise clean signal, like a flourish at the end of a signature, that he recognized the way you recognize a friend’s handwriting on an envelope you were not expecting. He had never seen it before in his life. He knew it the way you know your own.</w:t>
+        <w:t xml:space="preserve">And then he stopped, because there was something else folded into it. A small stubborn asymmetry at the end of the otherwise clean signal, like a flourish at the end of a signature, that he recognized the way you recognize a friend’s handwriting on an envelope you were not expecting. He had never seen it before in his life. He knew it as he knew his own.</w:t>
       </w:r>
     </w:p>
     <w:p>
@@ -36197,7 +37555,7 @@
           <w:color w:val="2B2B2B"/>
           <w:sz w:val="26"/>
         </w:rPr>
-        <w:t xml:space="preserve">Colonel Buchanan looked at the key under its cover for a long moment. ASK FIRST. Then she straightened up, and unfolded her arms, and stepped back from the console, and stood at attention, very straight, in the hot crowded trailer, in front of nobody at all.</w:t>
+        <w:t xml:space="preserve">Colonel Buchanan looked at the key under its cover. ASK FIRST. Then she straightened up, and unfolded her arms, and stepped back from the console, and stood at attention, very straight, in the hot crowded trailer, in front of nobody at all.</w:t>
       </w:r>
     </w:p>
     <w:p>
@@ -36276,7 +37634,7 @@
           <w:color w:val="2B2B2B"/>
           <w:sz w:val="26"/>
         </w:rPr>
-        <w:t xml:space="preserve">He blinked hard, twice, the way a person blinks who has been holding very still for longer than he realized.</w:t>
+        <w:t xml:space="preserve">He blinked hard, twice, the way a person blinks who has been holding his breath for longer than he realized.</w:t>
       </w:r>
     </w:p>
     <w:p>
@@ -36416,7 +37774,7 @@
           <w:color w:val="2B2B2B"/>
           <w:sz w:val="26"/>
         </w:rPr>
-        <w:t xml:space="preserve">And high above them, in the deep blue of the returning evening, four hundred sails that had been waiting in the sunlight outside the moon’s shadow, a few hundred kilometers up, turned all at once — exactly as a marketing department had dreamed and an engineer had designed and nobody at all had known what it would mean — and caught the sun, and threw it down, and a second ring of light drew itself slowly around the moon, wide, the width of an outstretched hand, silver and perfect, like a compass circle drawn on the sky.</w:t>
+        <w:t xml:space="preserve">And high above them, in the deep blue of the returning evening, four hundred sails that had been waiting in the sunlight outside the moon’s shadow, a few hundred kilometers up, turned all at once — just as a marketing department had dreamed and an engineer had designed and nobody at all had known what it would mean — and caught the sun, and threw it down, and a second ring of light drew itself slowly around the moon, wide, the width of an outstretched hand, silver and perfect, like a compass circle drawn on the sky.</w:t>
       </w:r>
     </w:p>
     <w:p>
@@ -36476,7 +37834,7 @@
           <w:color w:val="2B2B2B"/>
           <w:sz w:val="26"/>
         </w:rPr>
-        <w:t xml:space="preserve">He did not have the weather behind the eyes anymore. That was the first thing he knew. The second was Mabs’s face, which he had seen in a kitchen with a knife in his hand and had not been able to meet. The third was that he wanted, very badly, to sit down.</w:t>
+        <w:t xml:space="preserve">He did not have the weather behind the eyes anymore. That was the first thing he knew. The second was Mabs’s face, which he had not been able to look at properly since the night he found his own napkin in the drawer under the towels. The third was that he wanted, very badly, to sit down.</w:t>
       </w:r>
     </w:p>
     <w:p>
@@ -37124,27 +38482,27 @@
           <w:color w:val="2B2B2B"/>
           <w:sz w:val="26"/>
         </w:rPr>
-        <w:t xml:space="preserve">And then, eight seconds later, a third sound. Not a syllable. Not falling. Something short and level and clear, like a word that means the same thing in every language. Like yes. Or like I hear you.</w:t>
-      </w:r>
-    </w:p>
-    <w:p>
-      <w:pPr>
-        <w:spacing w:line="400" w:lineRule="auto"/>
-        <w:ind w:firstLine="440"/>
-        <w:jc w:val="both"/>
-        <w:rPr>
-          <w:rFonts w:ascii="Georgia" w:hAnsi="Georgia"/>
-          <w:color w:val="2B2B2B"/>
-          <w:sz w:val="26"/>
-        </w:rPr>
-      </w:pPr>
-      <w:r>
-        <w:rPr>
-          <w:rFonts w:ascii="Georgia" w:hAnsi="Georgia"/>
-          <w:color w:val="2B2B2B"/>
-          <w:sz w:val="26"/>
-        </w:rPr>
-        <w:t xml:space="preserve">And then the hum stopped.</w:t>
+        <w:t xml:space="preserve">And then, twenty-three seconds later, a third sound. Not a syllable. Not falling. Something short and level and clear, like a word that means the same thing in every language. Like yes. Or like I hear you.</w:t>
+      </w:r>
+    </w:p>
+    <w:p>
+      <w:pPr>
+        <w:spacing w:line="400" w:lineRule="auto"/>
+        <w:ind w:firstLine="440"/>
+        <w:jc w:val="both"/>
+        <w:rPr>
+          <w:rFonts w:ascii="Georgia" w:hAnsi="Georgia"/>
+          <w:color w:val="2B2B2B"/>
+          <w:sz w:val="26"/>
+        </w:rPr>
+      </w:pPr>
+      <w:r>
+        <w:rPr>
+          <w:rFonts w:ascii="Georgia" w:hAnsi="Georgia"/>
+          <w:color w:val="2B2B2B"/>
+          <w:sz w:val="26"/>
+        </w:rPr>
+        <w:t xml:space="preserve">And with it, the hum stopped.</w:t>
       </w:r>
     </w:p>
     <w:p>
@@ -37204,27 +38562,27 @@
           <w:color w:val="2B2B2B"/>
           <w:sz w:val="26"/>
         </w:rPr>
-        <w:t xml:space="preserve">14:29:50. 14:29:58. 14:30:13.</w:t>
-      </w:r>
-    </w:p>
-    <w:p>
-      <w:pPr>
-        <w:spacing w:line="400" w:lineRule="auto"/>
-        <w:ind w:firstLine="440"/>
-        <w:jc w:val="both"/>
-        <w:rPr>
-          <w:rFonts w:ascii="Georgia" w:hAnsi="Georgia"/>
-          <w:color w:val="2B2B2B"/>
-          <w:sz w:val="26"/>
-        </w:rPr>
-      </w:pPr>
-      <w:r>
-        <w:rPr>
-          <w:rFonts w:ascii="Georgia" w:hAnsi="Georgia"/>
-          <w:color w:val="2B2B2B"/>
-          <w:sz w:val="26"/>
-        </w:rPr>
-        <w:t xml:space="preserve">Then he sat for a while, a man of sixty-four in a bunker on a hot afternoon in August, with root beer going warm in the cooler beside him, and had, for the second time that summer, the experience of being right, and found that this time it felt, after all, like something.</w:t>
+        <w:t xml:space="preserve">14:28:58. 14:29:50. 14:30:13.</w:t>
+      </w:r>
+    </w:p>
+    <w:p>
+      <w:pPr>
+        <w:spacing w:line="400" w:lineRule="auto"/>
+        <w:ind w:firstLine="440"/>
+        <w:jc w:val="both"/>
+        <w:rPr>
+          <w:rFonts w:ascii="Georgia" w:hAnsi="Georgia"/>
+          <w:color w:val="2B2B2B"/>
+          <w:sz w:val="26"/>
+        </w:rPr>
+      </w:pPr>
+      <w:r>
+        <w:rPr>
+          <w:rFonts w:ascii="Georgia" w:hAnsi="Georgia"/>
+          <w:color w:val="2B2B2B"/>
+          <w:sz w:val="26"/>
+        </w:rPr>
+        <w:t xml:space="preserve">Then he sat, a man of sixty-four in a bunker on a hot afternoon in August, with root beer going warm in the cooler beside him, and had, for the second time that summer, the experience of being right, and found that this time it felt, after all, like something.</w:t>
       </w:r>
     </w:p>
     <w:p>
@@ -37583,7 +38941,7 @@
           <w:color w:val="2B2B2B"/>
           <w:sz w:val="26"/>
         </w:rPr>
-        <w:t xml:space="preserve">He was eleven, and thin in the way children get thin after a summer of needles, and he had an IV in the back of his left hand that he was not supposed to touch and kept touching. The immunoglobulin that had come in on one plane from Sacramento had worked. He was going home on Friday. He had been told that his father was in Spain on business, which was true, and that his father had said to watch the eclipse because he had helped with the light show, which was also true, and he had been told nothing else, which he had noticed, because he was eleven and noticed everything his parents did not say.</w:t>
+        <w:t xml:space="preserve">He was ten, and thin in the way children get thin after a summer of needles, and he had an IV in the back of his left hand that he was not supposed to touch and kept touching. The immunoglobulin that had come in on one plane from Sacramento had worked. He was going home on Friday. He had been told that his father was in Spain on business, which was true, and that his father had said to watch the eclipse because he had helped with the light show, which was also true, and he had been told nothing else, which he had noticed, because he was ten and noticed everything his parents did not say.</w:t>
       </w:r>
     </w:p>
     <w:p>
@@ -37963,7 +39321,7 @@
           <w:color w:val="2B2B2B"/>
           <w:sz w:val="26"/>
         </w:rPr>
-        <w:t xml:space="preserve">Ruth came away from the door. She looked out of the window for a long moment. Then she looked at him, at the IV in the back of his hand and the eclipse glasses pushed up on his forehead, and smiled at him the way nurses smile when they have decided which part of something a child needs.</w:t>
+        <w:t xml:space="preserve">Ruth came away from the door. She looked out of the window. Then she looked at him, at the IV in the back of his hand and the eclipse glasses pushed up on his forehead, and smiled at him the way nurses smile when they have decided which part of something a child needs.</w:t>
       </w:r>
     </w:p>
     <w:p>
@@ -38003,7 +39361,7 @@
           <w:color w:val="2B2B2B"/>
           <w:sz w:val="26"/>
         </w:rPr>
-        <w:t xml:space="preserve">He got back in bed. Afterward, when they brought lunch, he texted his father that the ring was cool and the commentator was bad and the gravy was a crime. He did not mention the parking lot. He was not sure why. He thought, later, that it was because his father had not told him things all summer, and he had decided, at eleven, to find out what it felt like from the other side.</w:t>
+        <w:t xml:space="preserve">He got back in bed. Afterward, when they brought lunch, he texted his father that the ring was cool and the commentator was bad and the gravy was a crime. He did not mention the parking lot. He was not sure why. He thought, later, that it was because his father had not told him things all summer, and he had decided, at ten, to find out what it felt like from the other side.</w:t>
       </w:r>
     </w:p>
     <w:p>
@@ -38202,7 +39560,7 @@
           <w:color w:val="2B2B2B"/>
           <w:sz w:val="26"/>
         </w:rPr>
-        <w:t xml:space="preserve">She stood in front of them for a long time, an old woman in an empty church on a hot afternoon, with her hands folded, not praying exactly, because she had never been very good at the words. She was not asking for anything. She had decided that on the drive over. She had spent thirty-four years asking for things in this church, and she was tired of it, and she thought that God, if He was paying attention, was probably tired of it too.</w:t>
+        <w:t xml:space="preserve">She stood in front of them, an old woman in an empty church on a hot afternoon, with her hands folded, not praying, quite, because she had never been very good at the words. She was not asking for anything. She had decided that on the drive over. She had spent thirty-four years asking for things in this church, and she was tired of it, and she thought that God, if He was paying attention, was probably tired of it too.</w:t>
       </w:r>
     </w:p>
     <w:p>
@@ -38322,7 +39680,7 @@
           <w:color w:val="2B2B2B"/>
           <w:sz w:val="26"/>
         </w:rPr>
-        <w:t xml:space="preserve">Rosa Reyes looked at the phone for some time. Then she put it back in her handbag, and looked at the two candles burning side by side under the statue, and sat down in the front pew, where she never sat, and cried, for the first time in nine years, since her husband’s funeral, with nobody to see it but the Virgin and an old man who had come in to dust the pews and who, being from Muncie, knew better than to say anything at all.</w:t>
+        <w:t xml:space="preserve">Rosa Reyes read the message twice. Then she put it back in her handbag, and looked at the two candles burning side by side under the statue, and sat down in the front pew, where she never sat, and cried, for the first time in nine years, since her husband’s funeral, with nobody to see it but the Virgin and an old man who had come in to dust the pews and who, being from Muncie, knew better than to say anything at all.</w:t>
       </w:r>
     </w:p>
     <w:p>
@@ -38431,7 +39789,7 @@
           <w:color w:val="2B2B2B"/>
           <w:sz w:val="26"/>
         </w:rPr>
-        <w:t xml:space="preserve">The sun set at four minutes past nine, still partly eaten, a red crescent going down into the stubble on the western plain like a bitten coin into a slot.</w:t>
+        <w:t xml:space="preserve">The sun set at seven minutes past nine, still partly eaten, a red crescent going down into the stubble on the western plain like a bitten coin into a slot.</w:t>
       </w:r>
     </w:p>
     <w:p>
@@ -38909,7 +40267,7 @@
           <w:color w:val="2B2B2B"/>
           <w:sz w:val="26"/>
         </w:rPr>
-        <w:t xml:space="preserve">Feld, who had come up behind Dana in the corridor, stood very still.</w:t>
+        <w:t xml:space="preserve">Feld, who had come up behind Dana in the corridor, stopped where he was.</w:t>
       </w:r>
     </w:p>
     <w:p>
@@ -39168,7 +40526,7 @@
           <w:color w:val="2B2B2B"/>
           <w:sz w:val="26"/>
         </w:rPr>
-        <w:t xml:space="preserve">“I remember it,” Dominic said, after a long time. “I want you to know that. Both of you. I remember all of it.” He was looking at the place in the west where the sun had gone down. “I remember standing up. I remember the floor. It wasn’t this floor. It was soft. And there was a corridor, and a lot of people in it, all walking the same way, and I was one of them. And I was looking for a door.” He swallowed. “And then I heard you. Nora. I heard you say my name. And Mabs. And pancakes.” He almost laughed. “I heard you say pancakes, and I thought: that’s not in the plan. And everybody in the corridor stopped.”</w:t>
+        <w:t xml:space="preserve">“I remember it,” Dominic said at last. “I want you to know that. Both of you. I remember all of it.” He was looking at the place in the west where the sun had gone down. “I remember standing up. I remember the floor. It wasn’t this floor. It was soft. And there was a corridor, and a lot of people in it, all walking the same way, and I was one of them. And I was looking for a door.” He swallowed. “And then I heard you. Nora. I heard you say my name. And Mabs. And pancakes.” He almost laughed. “I heard you say pancakes, and I thought: that’s not in the plan. And everybody in the corridor stopped.”</w:t>
       </w:r>
     </w:p>
     <w:p>
@@ -39268,7 +40626,7 @@
           <w:color w:val="2B2B2B"/>
           <w:sz w:val="26"/>
         </w:rPr>
-        <w:t xml:space="preserve">Dominic was quiet for a long time.</w:t>
+        <w:t xml:space="preserve">Dominic did not answer at once.</w:t>
       </w:r>
     </w:p>
     <w:p>
@@ -39667,7 +41025,7 @@
           <w:color w:val="2B2B2B"/>
           <w:sz w:val="26"/>
         </w:rPr>
-        <w:t xml:space="preserve">He looked at her for a long moment. Then he held out the camera bag.</w:t>
+        <w:t xml:space="preserve">He looked at her. Then he held out the camera bag.</w:t>
       </w:r>
     </w:p>
     <w:p>
@@ -39707,7 +41065,7 @@
           <w:color w:val="2B2B2B"/>
           <w:sz w:val="26"/>
         </w:rPr>
-        <w:t xml:space="preserve">“Biology,” he croaked into her hair, after a while. It was all the voice he had left.</w:t>
+        <w:t xml:space="preserve">“Biology,” he croaked into her hair, eventually. It was all the voice he had left.</w:t>
       </w:r>
     </w:p>
     <w:p>
@@ -39906,7 +41264,7 @@
           <w:color w:val="2B2B2B"/>
           <w:sz w:val="26"/>
         </w:rPr>
-        <w:t xml:space="preserve">“Milo watched it,” he said, without turning around. “On the TV in the hospital in Denver. He texted me. He said the ring was cool and the commentator was bad and the hospital gravy was still a crime.” He almost smiled. “He has no idea.”</w:t>
+        <w:t xml:space="preserve">“Milo watched it,” he said, without turning around. “On the TV in the hospital in Denver. He texted me. He said the ring was cool and the commentator was bad and the hospital gravy was still a crime.” Something that was nearly a smile went across Kade’s face and did not stay. “He has no idea.”</w:t>
       </w:r>
     </w:p>
     <w:p>
@@ -39946,7 +41304,7 @@
           <w:color w:val="2B2B2B"/>
           <w:sz w:val="26"/>
         </w:rPr>
-        <w:t xml:space="preserve">“Halvorsen is usually right.” He was quiet for a while. “Buchanan will want my license.”</w:t>
+        <w:t xml:space="preserve">“Halvorsen is usually right.” A sail winked out overhead. “Buchanan will want my license.”</w:t>
       </w:r>
     </w:p>
     <w:p>
@@ -40225,27 +41583,27 @@
           <w:color w:val="2B2B2B"/>
           <w:sz w:val="26"/>
         </w:rPr>
-        <w:t xml:space="preserve">“He won,” said Feld. “For once. After eleven years.” He put the cup down. “He signed it, Ingrid. The stand-down. He’s the one who signed it. And he signed it like me.”</w:t>
-      </w:r>
-    </w:p>
-    <w:p>
-      <w:pPr>
-        <w:spacing w:line="400" w:lineRule="auto"/>
-        <w:ind w:firstLine="440"/>
-        <w:jc w:val="both"/>
-        <w:rPr>
-          <w:rFonts w:ascii="Georgia" w:hAnsi="Georgia"/>
-          <w:color w:val="2B2B2B"/>
-          <w:sz w:val="26"/>
-        </w:rPr>
-      </w:pPr>
-      <w:r>
-        <w:rPr>
-          <w:rFonts w:ascii="Georgia" w:hAnsi="Georgia"/>
-          <w:color w:val="2B2B2B"/>
-          <w:sz w:val="26"/>
-        </w:rPr>
-        <w:t xml:space="preserve">Halvorsen said nothing for a while. They sat together on the trailer steps, in the warm Spanish night, two people who had spent their lives listening to the sky, and above them the stars wheeled slowly past a place low in the south-west where, invisible, a small old craft hung over the curve of the world, and did not move.</w:t>
+        <w:t xml:space="preserve">“He won,” said Feld. “For once. After nine years.” He put the cup down. “He signed it, Ingrid. The stand-down. He’s the one who signed it. And he signed it like me.”</w:t>
+      </w:r>
+    </w:p>
+    <w:p>
+      <w:pPr>
+        <w:spacing w:line="400" w:lineRule="auto"/>
+        <w:ind w:firstLine="440"/>
+        <w:jc w:val="both"/>
+        <w:rPr>
+          <w:rFonts w:ascii="Georgia" w:hAnsi="Georgia"/>
+          <w:color w:val="2B2B2B"/>
+          <w:sz w:val="26"/>
+        </w:rPr>
+      </w:pPr>
+      <w:r>
+        <w:rPr>
+          <w:rFonts w:ascii="Georgia" w:hAnsi="Georgia"/>
+          <w:color w:val="2B2B2B"/>
+          <w:sz w:val="26"/>
+        </w:rPr>
+        <w:t xml:space="preserve">Halvorsen said nothing. They sat together on the trailer steps, in the warm Spanish night, two people who had spent their lives listening to the sky, and above them the stars wheeled slowly past a place low in the west-south-west where, invisible, a small old craft hung over the curve of the world, and did not move.</w:t>
       </w:r>
     </w:p>
     <w:p>
@@ -40494,7 +41852,7 @@
           <w:color w:val="2B2B2B"/>
           <w:sz w:val="26"/>
         </w:rPr>
-        <w:t xml:space="preserve">The Directorate’s finding on the events of the twelfth of August was issued in Brussels on the last day of the month, ran to two hundred and eleven pages, and could be summarized, as Whitcombe summarized it for the British, in one sentence.</w:t>
+        <w:t xml:space="preserve">The Directorate’s finding on the events of the twelfth of August was issued in Brussels on the last day of the month, ran to two hundred and twelve pages, and could be summarized, as Whitcombe summarized it for the British, in one sentence.</w:t>
       </w:r>
     </w:p>
     <w:p>
@@ -40534,7 +41892,7 @@
           <w:color w:val="2B2B2B"/>
           <w:sz w:val="26"/>
         </w:rPr>
-        <w:t xml:space="preserve">Dana read it at the long table on the fourth floor, the same table, under the same bad light, with Halvorsen on her left and Cole’s empty chair on her right; Cole had been reassigned, the week before, to a liaison post in a country with a great deal of weather. She read every page. She read the appendix that listed the hundred and twelve seat numbers and called them a “crowd-movement incident, heat-related.” She read the paragraph about the Indiana subject, who was not named, and the paragraph about the technician, who was described as “a contractor detained on unrelated immigration grounds and subsequently transferred to medical care.” She read the line that recorded, in the passive voice that institutions use when they have done something right and are embarrassed by it, that “a verbal communication was made in good faith by a member of the public and was subsequently acknowledged.”</w:t>
+        <w:t xml:space="preserve">Dana read it at the long table on the fourth floor, under the same bad light, with Halvorsen on her left and Cole’s empty chair on her right. Cole had been reassigned the week before to a liaison post in a country with a great deal of weather. She read the appendix that listed a hundred and twelve seat numbers and called them a “crowd-movement incident, heat-related.” She read the paragraph about the Indiana subject, who was not named, and the paragraph about the technician, “a contractor detained on unrelated immigration grounds and subsequently transferred to medical care.” She read the line that recorded, in the passive voice institutions use when they have done something right and are embarrassed by it, that “a verbal communication was made in good faith by a member of the public and was subsequently acknowledged.”</w:t>
       </w:r>
     </w:p>
     <w:p>
@@ -40574,47 +41932,327 @@
           <w:color w:val="2B2B2B"/>
           <w:sz w:val="26"/>
         </w:rPr>
-        <w:t xml:space="preserve">She looked at it for a while.</w:t>
-      </w:r>
-    </w:p>
-    <w:p>
-      <w:pPr>
-        <w:spacing w:line="400" w:lineRule="auto"/>
-        <w:ind w:firstLine="440"/>
-        <w:jc w:val="both"/>
-        <w:rPr>
-          <w:rFonts w:ascii="Georgia" w:hAnsi="Georgia"/>
-          <w:color w:val="2B2B2B"/>
-          <w:sz w:val="26"/>
-        </w:rPr>
-      </w:pPr>
-      <w:r>
-        <w:rPr>
-          <w:rFonts w:ascii="Georgia" w:hAnsi="Georgia"/>
-          <w:color w:val="2B2B2B"/>
-          <w:sz w:val="26"/>
-        </w:rPr>
-        <w:t xml:space="preserve">“You don’t have to,” said Halvorsen, quietly. “It’s a lie. A very good one. I helped to write it.”</w:t>
-      </w:r>
-    </w:p>
-    <w:p>
-      <w:pPr>
-        <w:spacing w:line="400" w:lineRule="auto"/>
-        <w:ind w:firstLine="440"/>
-        <w:jc w:val="both"/>
-        <w:rPr>
-          <w:rFonts w:ascii="Georgia" w:hAnsi="Georgia"/>
-          <w:color w:val="2B2B2B"/>
-          <w:sz w:val="26"/>
-        </w:rPr>
-      </w:pPr>
-      <w:r>
-        <w:rPr>
-          <w:rFonts w:ascii="Georgia" w:hAnsi="Georgia"/>
-          <w:color w:val="2B2B2B"/>
-          <w:sz w:val="26"/>
-        </w:rPr>
-        <w:t xml:space="preserve">“Is it a lie,” said Dana, “if everyone who signs it knows exactly what it means?”</w:t>
+        <w:t xml:space="preserve">Before she could decide about it, Colonel Buchanan stood up at the far end of the table and put a second document on top of the first.</w:t>
+      </w:r>
+    </w:p>
+    <w:p>
+      <w:pPr>
+        <w:spacing w:line="400" w:lineRule="auto"/>
+        <w:ind w:firstLine="440"/>
+        <w:jc w:val="both"/>
+        <w:rPr>
+          <w:rFonts w:ascii="Georgia" w:hAnsi="Georgia"/>
+          <w:color w:val="2B2B2B"/>
+          <w:sz w:val="26"/>
+        </w:rPr>
+      </w:pPr>
+      <w:r>
+        <w:rPr>
+          <w:rFonts w:ascii="Georgia" w:hAnsi="Georgia"/>
+          <w:color w:val="2B2B2B"/>
+          <w:sz w:val="26"/>
+        </w:rPr>
+        <w:t xml:space="preserve">“Before we sign the past,” she said, “I’d like us to sign the future.”</w:t>
+      </w:r>
+    </w:p>
+    <w:p>
+      <w:pPr>
+        <w:spacing w:line="400" w:lineRule="auto"/>
+        <w:ind w:firstLine="440"/>
+        <w:jc w:val="both"/>
+        <w:rPr>
+          <w:rFonts w:ascii="Georgia" w:hAnsi="Georgia"/>
+          <w:color w:val="2B2B2B"/>
+          <w:sz w:val="26"/>
+        </w:rPr>
+      </w:pPr>
+      <w:r>
+        <w:rPr>
+          <w:rFonts w:ascii="Georgia" w:hAnsi="Georgia"/>
+          <w:color w:val="2B2B2B"/>
+          <w:sz w:val="26"/>
+        </w:rPr>
+        <w:t xml:space="preserve">CONTINGENT ILLUMINATION, it said, in capitals. Next August there would be another eclipse, over the south of Spain and North Africa, six minutes of totality over Luxor. The same constellation, from the same orbits, at higher power, would carry a prepared statement into every implant in the footprint at once. A message of peace. Professionally drafted. Translated into the ship’s language by Mr. Feld, if he would agree. Read, on the American side, by a person of suitable rank.</w:t>
+      </w:r>
+    </w:p>
+    <w:p>
+      <w:pPr>
+        <w:spacing w:line="400" w:lineRule="auto"/>
+        <w:ind w:firstLine="440"/>
+        <w:jc w:val="both"/>
+        <w:rPr>
+          <w:rFonts w:ascii="Georgia" w:hAnsi="Georgia"/>
+          <w:color w:val="2B2B2B"/>
+          <w:sz w:val="26"/>
+        </w:rPr>
+      </w:pPr>
+      <w:r>
+        <w:rPr>
+          <w:rFonts w:ascii="Georgia" w:hAnsi="Georgia"/>
+          <w:color w:val="2B2B2B"/>
+          <w:sz w:val="26"/>
+        </w:rPr>
+        <w:t xml:space="preserve">Duval stopped rolling his cigarette. Berthold reached for his triplicate. It was, Dana thought, the most reasonable thing Buchanan had ever proposed. Nobody would be burned. Nobody would be taken. A great many people would be spoken to, very clearly, at once.</w:t>
+      </w:r>
+    </w:p>
+    <w:p>
+      <w:pPr>
+        <w:spacing w:line="400" w:lineRule="auto"/>
+        <w:ind w:firstLine="440"/>
+        <w:jc w:val="both"/>
+        <w:rPr>
+          <w:rFonts w:ascii="Georgia" w:hAnsi="Georgia"/>
+          <w:color w:val="2B2B2B"/>
+          <w:sz w:val="26"/>
+        </w:rPr>
+      </w:pPr>
+      <w:r>
+        <w:rPr>
+          <w:rFonts w:ascii="Georgia" w:hAnsi="Georgia"/>
+          <w:color w:val="2B2B2B"/>
+          <w:sz w:val="26"/>
+        </w:rPr>
+        <w:t xml:space="preserve">“Colonel,” said Halvorsen. “Who is it addressed to?”</w:t>
+      </w:r>
+    </w:p>
+    <w:p>
+      <w:pPr>
+        <w:spacing w:line="400" w:lineRule="auto"/>
+        <w:ind w:firstLine="440"/>
+        <w:jc w:val="both"/>
+        <w:rPr>
+          <w:rFonts w:ascii="Georgia" w:hAnsi="Georgia"/>
+          <w:color w:val="2B2B2B"/>
+          <w:sz w:val="26"/>
+        </w:rPr>
+      </w:pPr>
+      <w:r>
+        <w:rPr>
+          <w:rFonts w:ascii="Georgia" w:hAnsi="Georgia"/>
+          <w:color w:val="2B2B2B"/>
+          <w:sz w:val="26"/>
+        </w:rPr>
+        <w:t xml:space="preserve">“To them.”</w:t>
+      </w:r>
+    </w:p>
+    <w:p>
+      <w:pPr>
+        <w:spacing w:line="400" w:lineRule="auto"/>
+        <w:ind w:firstLine="440"/>
+        <w:jc w:val="both"/>
+        <w:rPr>
+          <w:rFonts w:ascii="Georgia" w:hAnsi="Georgia"/>
+          <w:color w:val="2B2B2B"/>
+          <w:sz w:val="26"/>
+        </w:rPr>
+      </w:pPr>
+      <w:r>
+        <w:rPr>
+          <w:rFonts w:ascii="Georgia" w:hAnsi="Georgia"/>
+          <w:color w:val="2B2B2B"/>
+          <w:sz w:val="26"/>
+        </w:rPr>
+        <w:t xml:space="preserve">“To all of them. At once. Without any of them having asked to be addressed.” Halvorsen folded her hands. “Their law does not recognize a broadcast as a question. The only communication that ship has acknowledged in forty-six years was spoken by one person, to one person, in the dark. It is the considered view of this Directorate that this was not a technical limitation. It was the point.”</w:t>
+      </w:r>
+    </w:p>
+    <w:p>
+      <w:pPr>
+        <w:spacing w:line="400" w:lineRule="auto"/>
+        <w:ind w:firstLine="440"/>
+        <w:jc w:val="both"/>
+        <w:rPr>
+          <w:rFonts w:ascii="Georgia" w:hAnsi="Georgia"/>
+          <w:color w:val="2B2B2B"/>
+          <w:sz w:val="26"/>
+        </w:rPr>
+      </w:pPr>
+      <w:r>
+        <w:rPr>
+          <w:rFonts w:ascii="Georgia" w:hAnsi="Georgia"/>
+          <w:color w:val="2B2B2B"/>
+          <w:sz w:val="26"/>
+        </w:rPr>
+        <w:t xml:space="preserve">“With respect, Director-General, that is a reading of one event.”</w:t>
+      </w:r>
+    </w:p>
+    <w:p>
+      <w:pPr>
+        <w:spacing w:line="400" w:lineRule="auto"/>
+        <w:ind w:firstLine="440"/>
+        <w:jc w:val="both"/>
+        <w:rPr>
+          <w:rFonts w:ascii="Georgia" w:hAnsi="Georgia"/>
+          <w:color w:val="2B2B2B"/>
+          <w:sz w:val="26"/>
+        </w:rPr>
+      </w:pPr>
+      <w:r>
+        <w:rPr>
+          <w:rFonts w:ascii="Georgia" w:hAnsi="Georgia"/>
+          <w:color w:val="2B2B2B"/>
+          <w:sz w:val="26"/>
+        </w:rPr>
+        <w:t xml:space="preserve">“It is the only event we have.”</w:t>
+      </w:r>
+    </w:p>
+    <w:p>
+      <w:pPr>
+        <w:spacing w:line="400" w:lineRule="auto"/>
+        <w:ind w:firstLine="440"/>
+        <w:jc w:val="both"/>
+        <w:rPr>
+          <w:rFonts w:ascii="Georgia" w:hAnsi="Georgia"/>
+          <w:color w:val="2B2B2B"/>
+          <w:sz w:val="26"/>
+        </w:rPr>
+      </w:pPr>
+      <w:r>
+        <w:rPr>
+          <w:rFonts w:ascii="Georgia" w:hAnsi="Georgia"/>
+          <w:color w:val="2B2B2B"/>
+          <w:sz w:val="26"/>
+        </w:rPr>
+        <w:t xml:space="preserve">Buchanan looked down the table for support and found Feld, in a borrowed chair against the wall, looking at his hands. Feld had been asked to translate a great many things that month. He had not been asked whether he wanted to translate this one. He said so, mildly, and Buchanan, to her credit, heard it.</w:t>
+      </w:r>
+    </w:p>
+    <w:p>
+      <w:pPr>
+        <w:spacing w:line="400" w:lineRule="auto"/>
+        <w:ind w:firstLine="440"/>
+        <w:jc w:val="both"/>
+        <w:rPr>
+          <w:rFonts w:ascii="Georgia" w:hAnsi="Georgia"/>
+          <w:color w:val="2B2B2B"/>
+          <w:sz w:val="26"/>
+        </w:rPr>
+      </w:pPr>
+      <w:r>
+        <w:rPr>
+          <w:rFonts w:ascii="Georgia" w:hAnsi="Georgia"/>
+          <w:color w:val="2B2B2B"/>
+          <w:sz w:val="26"/>
+        </w:rPr>
+        <w:t xml:space="preserve">Whitcombe, who had said nothing, uncapped a fountain pen, which was against every regulation the building possessed, and wrote a line in the margin of the proposal, and slid it down the table to the colonel as if passing the salt.</w:t>
+      </w:r>
+    </w:p>
+    <w:p>
+      <w:pPr>
+        <w:spacing w:line="400" w:lineRule="auto"/>
+        <w:ind w:firstLine="440"/>
+        <w:jc w:val="both"/>
+        <w:rPr>
+          <w:rFonts w:ascii="Georgia" w:hAnsi="Georgia"/>
+          <w:color w:val="2B2B2B"/>
+          <w:sz w:val="26"/>
+        </w:rPr>
+      </w:pPr>
+      <w:r>
+        <w:rPr>
+          <w:rFonts w:ascii="Georgia" w:hAnsi="Georgia"/>
+          <w:color w:val="2B2B2B"/>
+          <w:sz w:val="26"/>
+        </w:rPr>
+        <w:t xml:space="preserve">A larger broadcast is just a louder way of not asking.</w:t>
+      </w:r>
+    </w:p>
+    <w:p>
+      <w:pPr>
+        <w:spacing w:line="400" w:lineRule="auto"/>
+        <w:ind w:firstLine="440"/>
+        <w:jc w:val="both"/>
+        <w:rPr>
+          <w:rFonts w:ascii="Georgia" w:hAnsi="Georgia"/>
+          <w:color w:val="2B2B2B"/>
+          <w:sz w:val="26"/>
+        </w:rPr>
+      </w:pPr>
+      <w:r>
+        <w:rPr>
+          <w:rFonts w:ascii="Georgia" w:hAnsi="Georgia"/>
+          <w:color w:val="2B2B2B"/>
+          <w:sz w:val="26"/>
+        </w:rPr>
+        <w:t xml:space="preserve">Buchanan read it. She did not argue. She sat down, and squared the proposal against the edge of the table, and Dana, who had watched her stand at attention in a trailer in front of nobody, thought it was possible that the colonel had wanted to be refused, so that the refusal would be on the record and not in her.</w:t>
+      </w:r>
+    </w:p>
+    <w:p>
+      <w:pPr>
+        <w:spacing w:line="400" w:lineRule="auto"/>
+        <w:ind w:firstLine="440"/>
+        <w:jc w:val="both"/>
+        <w:rPr>
+          <w:rFonts w:ascii="Georgia" w:hAnsi="Georgia"/>
+          <w:color w:val="2B2B2B"/>
+          <w:sz w:val="26"/>
+        </w:rPr>
+      </w:pPr>
+      <w:r>
+        <w:rPr>
+          <w:rFonts w:ascii="Georgia" w:hAnsi="Georgia"/>
+          <w:color w:val="2B2B2B"/>
+          <w:sz w:val="26"/>
+        </w:rPr>
+        <w:t xml:space="preserve">The proposal was withdrawn that afternoon. By October somebody had photocopied Whitcombe’s note and taped it above the vending machine on the fourth floor. Nobody admitted to it. Nobody took it down.</w:t>
+      </w:r>
+    </w:p>
+    <w:p>
+      <w:pPr>
+        <w:spacing w:line="400" w:lineRule="auto"/>
+        <w:ind w:firstLine="440"/>
+        <w:jc w:val="both"/>
+        <w:rPr>
+          <w:rFonts w:ascii="Georgia" w:hAnsi="Georgia"/>
+          <w:color w:val="2B2B2B"/>
+          <w:sz w:val="26"/>
+        </w:rPr>
+      </w:pPr>
+      <w:r>
+        <w:rPr>
+          <w:rFonts w:ascii="Georgia" w:hAnsi="Georgia"/>
+          <w:color w:val="2B2B2B"/>
+          <w:sz w:val="26"/>
+        </w:rPr>
+        <w:t xml:space="preserve">Dana turned back to the last page of the finding.</w:t>
+      </w:r>
+    </w:p>
+    <w:p>
+      <w:pPr>
+        <w:spacing w:line="400" w:lineRule="auto"/>
+        <w:ind w:firstLine="440"/>
+        <w:jc w:val="both"/>
+        <w:rPr>
+          <w:rFonts w:ascii="Georgia" w:hAnsi="Georgia"/>
+          <w:color w:val="2B2B2B"/>
+          <w:sz w:val="26"/>
+        </w:rPr>
+      </w:pPr>
+      <w:r>
+        <w:rPr>
+          <w:rFonts w:ascii="Georgia" w:hAnsi="Georgia"/>
+          <w:color w:val="2B2B2B"/>
+          <w:sz w:val="26"/>
+        </w:rPr>
+        <w:t xml:space="preserve">“You don’t have to,” said Halvorsen quietly. “It’s a lie. A very good one. I helped to write it.”</w:t>
+      </w:r>
+    </w:p>
+    <w:p>
+      <w:pPr>
+        <w:spacing w:line="400" w:lineRule="auto"/>
+        <w:ind w:firstLine="440"/>
+        <w:jc w:val="both"/>
+        <w:rPr>
+          <w:rFonts w:ascii="Georgia" w:hAnsi="Georgia"/>
+          <w:color w:val="2B2B2B"/>
+          <w:sz w:val="26"/>
+        </w:rPr>
+      </w:pPr>
+      <w:r>
+        <w:rPr>
+          <w:rFonts w:ascii="Georgia" w:hAnsi="Georgia"/>
+          <w:color w:val="2B2B2B"/>
+          <w:sz w:val="26"/>
+        </w:rPr>
+        <w:t xml:space="preserve">“Is it a lie,” said Dana, “if everyone who signs it knows what it means?”</w:t>
       </w:r>
     </w:p>
     <w:p>
@@ -40674,7 +42312,7 @@
           <w:color w:val="2B2B2B"/>
           <w:sz w:val="26"/>
         </w:rPr>
-        <w:t xml:space="preserve">Dana initialed it. D.O. in pencil, small and level, the way Warren had taught her. Then she turned the page back to the line about the verbal communication and read it once more, because it was the only sentence in two hundred and eleven pages that was entirely true, and she wanted to have read it twice.</w:t>
+        <w:t xml:space="preserve">Dana initialed it. D.O., in pencil, small and level, the way Warren had taught her. Then she turned back to the line about the verbal communication and read it again, because it was the only sentence in two hundred and twelve pages that was entirely true.</w:t>
       </w:r>
     </w:p>
     <w:p>
@@ -40713,127 +42351,527 @@
           <w:color w:val="2B2B2B"/>
           <w:sz w:val="26"/>
         </w:rPr>
-        <w:t xml:space="preserve">Buchanan’s proposal came in the second week of September, on the Directorate’s classified network, under a heading in capitals.</w:t>
-      </w:r>
-    </w:p>
-    <w:p>
-      <w:pPr>
-        <w:spacing w:line="400" w:lineRule="auto"/>
-        <w:ind w:firstLine="440"/>
-        <w:jc w:val="both"/>
-        <w:rPr>
-          <w:rFonts w:ascii="Georgia" w:hAnsi="Georgia"/>
-          <w:color w:val="2B2B2B"/>
-          <w:sz w:val="26"/>
-        </w:rPr>
-      </w:pPr>
-      <w:r>
-        <w:rPr>
-          <w:rFonts w:ascii="Georgia" w:hAnsi="Georgia"/>
-          <w:color w:val="2B2B2B"/>
-          <w:sz w:val="26"/>
-        </w:rPr>
-        <w:t xml:space="preserve">CONTINGENT ILLUMINATION, it said. A plan for the next eclipse — the one in August, over the south of Spain and North Africa, six minutes of totality over Luxor — to use the same constellation, from the same orbits, at higher power, to broadcast a prepared statement into every implant in the footprint at once. A message of peace. Professionally drafted. Translated, by Feld if he would agree to it, into the ship’s own language. Read, on the American side, by a person of suitable rank.</w:t>
-      </w:r>
-    </w:p>
-    <w:p>
-      <w:pPr>
-        <w:spacing w:line="400" w:lineRule="auto"/>
-        <w:ind w:firstLine="440"/>
-        <w:jc w:val="both"/>
-        <w:rPr>
-          <w:rFonts w:ascii="Georgia" w:hAnsi="Georgia"/>
-          <w:color w:val="2B2B2B"/>
-          <w:sz w:val="26"/>
-        </w:rPr>
-      </w:pPr>
-      <w:r>
-        <w:rPr>
-          <w:rFonts w:ascii="Georgia" w:hAnsi="Georgia"/>
-          <w:color w:val="2B2B2B"/>
-          <w:sz w:val="26"/>
-        </w:rPr>
-        <w:t xml:space="preserve">“It’s not unreasonable,” said Elena, on the phone to Dana, in a voice that suggested she had been up since four. “It’s the most reasonable thing she’s ever proposed. She wants to say hello. She wants to say it louder than anyone has ever said anything.”</w:t>
-      </w:r>
-    </w:p>
-    <w:p>
-      <w:pPr>
-        <w:spacing w:line="400" w:lineRule="auto"/>
-        <w:ind w:firstLine="440"/>
-        <w:jc w:val="both"/>
-        <w:rPr>
-          <w:rFonts w:ascii="Georgia" w:hAnsi="Georgia"/>
-          <w:color w:val="2B2B2B"/>
-          <w:sz w:val="26"/>
-        </w:rPr>
-      </w:pPr>
-      <w:r>
-        <w:rPr>
-          <w:rFonts w:ascii="Georgia" w:hAnsi="Georgia"/>
-          <w:color w:val="2B2B2B"/>
-          <w:sz w:val="26"/>
-        </w:rPr>
-        <w:t xml:space="preserve">Halvorsen refused it in a single paragraph, on behalf of the Directorate, the same afternoon. The paragraph cited the clause, the finding, and the fact that the ship’s own law did not recognize a broadcast as a question. It noted that the only communication the ship had ever acknowledged had been spoken, by one person, to one person, in the dark, and that it was the Directorate’s considered view that this was not a technical limitation but the point.</w:t>
-      </w:r>
-    </w:p>
-    <w:p>
-      <w:pPr>
-        <w:spacing w:line="400" w:lineRule="auto"/>
-        <w:ind w:firstLine="440"/>
-        <w:jc w:val="both"/>
-        <w:rPr>
-          <w:rFonts w:ascii="Georgia" w:hAnsi="Georgia"/>
-          <w:color w:val="2B2B2B"/>
-          <w:sz w:val="26"/>
-        </w:rPr>
-      </w:pPr>
-      <w:r>
-        <w:rPr>
-          <w:rFonts w:ascii="Georgia" w:hAnsi="Georgia"/>
-          <w:color w:val="2B2B2B"/>
-          <w:sz w:val="26"/>
-        </w:rPr>
-        <w:t xml:space="preserve">Under the refusal, in the copy that went round on paper, Whitcombe had written a note in the margin in fountain pen, which was against every regulation the building possessed.</w:t>
-      </w:r>
-    </w:p>
-    <w:p>
-      <w:pPr>
-        <w:spacing w:line="400" w:lineRule="auto"/>
-        <w:ind w:firstLine="440"/>
-        <w:jc w:val="both"/>
-        <w:rPr>
-          <w:rFonts w:ascii="Georgia" w:hAnsi="Georgia"/>
-          <w:color w:val="2B2B2B"/>
-          <w:sz w:val="26"/>
-        </w:rPr>
-      </w:pPr>
-      <w:r>
-        <w:rPr>
-          <w:rFonts w:ascii="Georgia" w:hAnsi="Georgia"/>
-          <w:color w:val="2B2B2B"/>
-          <w:sz w:val="26"/>
-        </w:rPr>
-        <w:t xml:space="preserve">A larger broadcast is just a louder way of not asking.</w:t>
-      </w:r>
-    </w:p>
-    <w:p>
-      <w:pPr>
-        <w:spacing w:line="400" w:lineRule="auto"/>
-        <w:ind w:firstLine="440"/>
-        <w:jc w:val="both"/>
-        <w:rPr>
-          <w:rFonts w:ascii="Georgia" w:hAnsi="Georgia"/>
-          <w:color w:val="2B2B2B"/>
-          <w:sz w:val="26"/>
-        </w:rPr>
-      </w:pPr>
-      <w:r>
-        <w:rPr>
-          <w:rFonts w:ascii="Georgia" w:hAnsi="Georgia"/>
-          <w:color w:val="2B2B2B"/>
-          <w:sz w:val="26"/>
-        </w:rPr>
-        <w:t xml:space="preserve">Somebody photocopied it. By October it was taped above the vending machine in the corridor on the fourth floor, where the Pretzel corridor had been. Nobody admitted to having put it there. Nobody took it down.</w:t>
+        <w:t xml:space="preserve">The first letters came the next night, on the first of September, at a minute past midnight Brussels time, through a reserved channel on Halo’s uplink that Kade kept clear and logged and that four governments monitored and none of them could read.</w:t>
+      </w:r>
+    </w:p>
+    <w:p>
+      <w:pPr>
+        <w:spacing w:line="400" w:lineRule="auto"/>
+        <w:ind w:firstLine="440"/>
+        <w:jc w:val="both"/>
+        <w:rPr>
+          <w:rFonts w:ascii="Georgia" w:hAnsi="Georgia"/>
+          <w:color w:val="2B2B2B"/>
+          <w:sz w:val="26"/>
+        </w:rPr>
+      </w:pPr>
+      <w:r>
+        <w:rPr>
+          <w:rFonts w:ascii="Georgia" w:hAnsi="Georgia"/>
+          <w:color w:val="2B2B2B"/>
+          <w:sz w:val="26"/>
+        </w:rPr>
+        <w:t xml:space="preserve">Dana had stayed in Brussels an extra day because Feld had asked her to, in the voice of a man who did not want to be alone with whatever arrived. They sat in his office on the third floor, which had a window over the Leopold Park and a kettle he had bought himself because the building’s tea was a war crime. Kade was on the speakerphone from Aurora, where it was four in the afternoon. Priya was on a second line from Chicago, eating something crunchy.</w:t>
+      </w:r>
+    </w:p>
+    <w:p>
+      <w:pPr>
+        <w:spacing w:line="400" w:lineRule="auto"/>
+        <w:ind w:firstLine="440"/>
+        <w:jc w:val="both"/>
+        <w:rPr>
+          <w:rFonts w:ascii="Georgia" w:hAnsi="Georgia"/>
+          <w:color w:val="2B2B2B"/>
+          <w:sz w:val="26"/>
+        </w:rPr>
+      </w:pPr>
+      <w:r>
+        <w:rPr>
+          <w:rFonts w:ascii="Georgia" w:hAnsi="Georgia"/>
+          <w:color w:val="2B2B2B"/>
+          <w:sz w:val="26"/>
+        </w:rPr>
+        <w:t xml:space="preserve">At 00:01 the printer in the corner woke, considered its options, and produced four pages of angular, looping script, eleven characters to a line.</w:t>
+      </w:r>
+    </w:p>
+    <w:p>
+      <w:pPr>
+        <w:spacing w:line="400" w:lineRule="auto"/>
+        <w:ind w:firstLine="440"/>
+        <w:jc w:val="both"/>
+        <w:rPr>
+          <w:rFonts w:ascii="Georgia" w:hAnsi="Georgia"/>
+          <w:color w:val="2B2B2B"/>
+          <w:sz w:val="26"/>
+        </w:rPr>
+      </w:pPr>
+      <w:r>
+        <w:rPr>
+          <w:rFonts w:ascii="Georgia" w:hAnsi="Georgia"/>
+          <w:color w:val="2B2B2B"/>
+          <w:sz w:val="26"/>
+        </w:rPr>
+        <w:t xml:space="preserve">Feld read them standing up. Dana watched his face do what Nora would have called the weather and what Feld would have called reading.</w:t>
+      </w:r>
+    </w:p>
+    <w:p>
+      <w:pPr>
+        <w:spacing w:line="400" w:lineRule="auto"/>
+        <w:ind w:firstLine="440"/>
+        <w:jc w:val="both"/>
+        <w:rPr>
+          <w:rFonts w:ascii="Georgia" w:hAnsi="Georgia"/>
+          <w:color w:val="2B2B2B"/>
+          <w:sz w:val="26"/>
+        </w:rPr>
+      </w:pPr>
+      <w:r>
+        <w:rPr>
+          <w:rFonts w:ascii="Georgia" w:hAnsi="Georgia"/>
+          <w:color w:val="2B2B2B"/>
+          <w:sz w:val="26"/>
+        </w:rPr>
+        <w:t xml:space="preserve">“The council met for nine days,” he said. “It voted to suspend all taking. Indefinitely. Under the clause.” He sat down rather suddenly. “The margin was narrow but not humiliating. Those are the minutes’ words, not mine. It keeps the implants it has placed, because removing them would require the kind of visit the clause now forbids. And it undertakes —” he stopped, and read it again — “to continue to ask.”</w:t>
+      </w:r>
+    </w:p>
+    <w:p>
+      <w:pPr>
+        <w:spacing w:line="400" w:lineRule="auto"/>
+        <w:ind w:firstLine="440"/>
+        <w:jc w:val="both"/>
+        <w:rPr>
+          <w:rFonts w:ascii="Georgia" w:hAnsi="Georgia"/>
+          <w:color w:val="2B2B2B"/>
+          <w:sz w:val="26"/>
+        </w:rPr>
+      </w:pPr>
+      <w:r>
+        <w:rPr>
+          <w:rFonts w:ascii="Georgia" w:hAnsi="Georgia"/>
+          <w:color w:val="2B2B2B"/>
+          <w:sz w:val="26"/>
+        </w:rPr>
+        <w:t xml:space="preserve">“Ask what?” said Kade.</w:t>
+      </w:r>
+    </w:p>
+    <w:p>
+      <w:pPr>
+        <w:spacing w:line="400" w:lineRule="auto"/>
+        <w:ind w:firstLine="440"/>
+        <w:jc w:val="both"/>
+        <w:rPr>
+          <w:rFonts w:ascii="Georgia" w:hAnsi="Georgia"/>
+          <w:color w:val="2B2B2B"/>
+          <w:sz w:val="26"/>
+        </w:rPr>
+      </w:pPr>
+      <w:r>
+        <w:rPr>
+          <w:rFonts w:ascii="Georgia" w:hAnsi="Georgia"/>
+          <w:color w:val="2B2B2B"/>
+          <w:sz w:val="26"/>
+        </w:rPr>
+        <w:t xml:space="preserve">“Anything. That’s the point of the word.” Feld turned a page. “The motion was proposed by the third seat, harvest committee. Seconded by a member of the old lineage whose name translates as something like she-who-remembers-the-radar. She is a hundred and thirty and has not voted with the foundlings once in forty years.”</w:t>
+      </w:r>
+    </w:p>
+    <w:p>
+      <w:pPr>
+        <w:spacing w:line="400" w:lineRule="auto"/>
+        <w:ind w:firstLine="440"/>
+        <w:jc w:val="both"/>
+        <w:rPr>
+          <w:rFonts w:ascii="Georgia" w:hAnsi="Georgia"/>
+          <w:color w:val="2B2B2B"/>
+          <w:sz w:val="26"/>
+        </w:rPr>
+      </w:pPr>
+      <w:r>
+        <w:rPr>
+          <w:rFonts w:ascii="Georgia" w:hAnsi="Georgia"/>
+          <w:color w:val="2B2B2B"/>
+          <w:sz w:val="26"/>
+        </w:rPr>
+        <w:t xml:space="preserve">“Good for her,” said Priya, through crunching.</w:t>
+      </w:r>
+    </w:p>
+    <w:p>
+      <w:pPr>
+        <w:spacing w:line="400" w:lineRule="auto"/>
+        <w:ind w:firstLine="440"/>
+        <w:jc w:val="both"/>
+        <w:rPr>
+          <w:rFonts w:ascii="Georgia" w:hAnsi="Georgia"/>
+          <w:color w:val="2B2B2B"/>
+          <w:sz w:val="26"/>
+        </w:rPr>
+      </w:pPr>
+      <w:r>
+        <w:rPr>
+          <w:rFonts w:ascii="Georgia" w:hAnsi="Georgia"/>
+          <w:color w:val="2B2B2B"/>
+          <w:sz w:val="26"/>
+        </w:rPr>
+        <w:t xml:space="preserve">“And the Escort,” said Dana. “The man on the tender.”</w:t>
+      </w:r>
+    </w:p>
+    <w:p>
+      <w:pPr>
+        <w:spacing w:line="400" w:lineRule="auto"/>
+        <w:ind w:firstLine="440"/>
+        <w:jc w:val="both"/>
+        <w:rPr>
+          <w:rFonts w:ascii="Georgia" w:hAnsi="Georgia"/>
+          <w:color w:val="2B2B2B"/>
+          <w:sz w:val="26"/>
+        </w:rPr>
+      </w:pPr>
+      <w:r>
+        <w:rPr>
+          <w:rFonts w:ascii="Georgia" w:hAnsi="Georgia"/>
+          <w:color w:val="2B2B2B"/>
+          <w:sz w:val="26"/>
+        </w:rPr>
+        <w:t xml:space="preserve">Feld found the line. The Escort had come before the council on the second night and given an account of two contacts, a podcaster and a wedding videographer. He had been asked whether he would spend his standing that way again. He had said yes. He had been told that he could not, because once was the whole of it, and that the council was nevertheless glad he had.</w:t>
+      </w:r>
+    </w:p>
+    <w:p>
+      <w:pPr>
+        <w:spacing w:line="400" w:lineRule="auto"/>
+        <w:ind w:firstLine="440"/>
+        <w:jc w:val="both"/>
+        <w:rPr>
+          <w:rFonts w:ascii="Georgia" w:hAnsi="Georgia"/>
+          <w:color w:val="2B2B2B"/>
+          <w:sz w:val="26"/>
+        </w:rPr>
+      </w:pPr>
+      <w:r>
+        <w:rPr>
+          <w:rFonts w:ascii="Georgia" w:hAnsi="Georgia"/>
+          <w:color w:val="2B2B2B"/>
+          <w:sz w:val="26"/>
+        </w:rPr>
+        <w:t xml:space="preserve">“He’s alive,” said Dana.</w:t>
+      </w:r>
+    </w:p>
+    <w:p>
+      <w:pPr>
+        <w:spacing w:line="400" w:lineRule="auto"/>
+        <w:ind w:firstLine="440"/>
+        <w:jc w:val="both"/>
+        <w:rPr>
+          <w:rFonts w:ascii="Georgia" w:hAnsi="Georgia"/>
+          <w:color w:val="2B2B2B"/>
+          <w:sz w:val="26"/>
+        </w:rPr>
+      </w:pPr>
+      <w:r>
+        <w:rPr>
+          <w:rFonts w:ascii="Georgia" w:hAnsi="Georgia"/>
+          <w:color w:val="2B2B2B"/>
+          <w:sz w:val="26"/>
+        </w:rPr>
+        <w:t xml:space="preserve">“He’s alive and he’s been told off,” said Feld. “On the ship that is very nearly the same thing as a medal.”</w:t>
+      </w:r>
+    </w:p>
+    <w:p>
+      <w:pPr>
+        <w:spacing w:line="400" w:lineRule="auto"/>
+        <w:ind w:firstLine="440"/>
+        <w:jc w:val="both"/>
+        <w:rPr>
+          <w:rFonts w:ascii="Georgia" w:hAnsi="Georgia"/>
+          <w:color w:val="2B2B2B"/>
+          <w:sz w:val="26"/>
+        </w:rPr>
+      </w:pPr>
+      <w:r>
+        <w:rPr>
+          <w:rFonts w:ascii="Georgia" w:hAnsi="Georgia"/>
+          <w:color w:val="2B2B2B"/>
+          <w:sz w:val="26"/>
+        </w:rPr>
+        <w:t xml:space="preserve">The last page was different. It was in a different hand, if a printer could be said to have hands; Feld knew it before he had read a word. It was short. He translated it three times on a legal pad before he would say any of it aloud.</w:t>
+      </w:r>
+    </w:p>
+    <w:p>
+      <w:pPr>
+        <w:spacing w:line="400" w:lineRule="auto"/>
+        <w:ind w:firstLine="440"/>
+        <w:jc w:val="both"/>
+        <w:rPr>
+          <w:rFonts w:ascii="Georgia" w:hAnsi="Georgia"/>
+          <w:color w:val="2B2B2B"/>
+          <w:sz w:val="26"/>
+        </w:rPr>
+      </w:pPr>
+      <w:r>
+        <w:rPr>
+          <w:rFonts w:ascii="Georgia" w:hAnsi="Georgia"/>
+          <w:color w:val="2B2B2B"/>
+          <w:sz w:val="26"/>
+        </w:rPr>
+        <w:t xml:space="preserve">I do not know what to call you, it began. You have carried my name for forty-two years. I find that I am glad someone did. I would like to ask you to keep it.</w:t>
+      </w:r>
+    </w:p>
+    <w:p>
+      <w:pPr>
+        <w:spacing w:line="400" w:lineRule="auto"/>
+        <w:ind w:firstLine="440"/>
+        <w:jc w:val="both"/>
+        <w:rPr>
+          <w:rFonts w:ascii="Georgia" w:hAnsi="Georgia"/>
+          <w:color w:val="2B2B2B"/>
+          <w:sz w:val="26"/>
+        </w:rPr>
+      </w:pPr>
+      <w:r>
+        <w:rPr>
+          <w:rFonts w:ascii="Georgia" w:hAnsi="Georgia"/>
+          <w:color w:val="2B2B2B"/>
+          <w:sz w:val="26"/>
+        </w:rPr>
+        <w:t xml:space="preserve">Nobody on the line said anything. In Chicago, Priya had stopped crunching.</w:t>
+      </w:r>
+    </w:p>
+    <w:p>
+      <w:pPr>
+        <w:spacing w:line="400" w:lineRule="auto"/>
+        <w:ind w:firstLine="440"/>
+        <w:jc w:val="both"/>
+        <w:rPr>
+          <w:rFonts w:ascii="Georgia" w:hAnsi="Georgia"/>
+          <w:color w:val="2B2B2B"/>
+          <w:sz w:val="26"/>
+        </w:rPr>
+      </w:pPr>
+      <w:r>
+        <w:rPr>
+          <w:rFonts w:ascii="Georgia" w:hAnsi="Georgia"/>
+          <w:color w:val="2B2B2B"/>
+          <w:sz w:val="26"/>
+        </w:rPr>
+        <w:t xml:space="preserve">“There’s a procedural note at the bottom,” said Feld eventually, in a voice that was trying very hard to be about procedure. “The clause runs both ways now. On the night the letters come, the line to anyone who carried stays open. Long enough for one sentence. In the asker’s own words. Through the one who carried.”</w:t>
+      </w:r>
+    </w:p>
+    <w:p>
+      <w:pPr>
+        <w:spacing w:line="400" w:lineRule="auto"/>
+        <w:ind w:firstLine="440"/>
+        <w:jc w:val="both"/>
+        <w:rPr>
+          <w:rFonts w:ascii="Georgia" w:hAnsi="Georgia"/>
+          <w:color w:val="2B2B2B"/>
+          <w:sz w:val="26"/>
+        </w:rPr>
+      </w:pPr>
+      <w:r>
+        <w:rPr>
+          <w:rFonts w:ascii="Georgia" w:hAnsi="Georgia"/>
+          <w:color w:val="2B2B2B"/>
+          <w:sz w:val="26"/>
+        </w:rPr>
+        <w:t xml:space="preserve">“Anyone who carried,” said Kade slowly. “How many people carried?”</w:t>
+      </w:r>
+    </w:p>
+    <w:p>
+      <w:pPr>
+        <w:spacing w:line="400" w:lineRule="auto"/>
+        <w:ind w:firstLine="440"/>
+        <w:jc w:val="both"/>
+        <w:rPr>
+          <w:rFonts w:ascii="Georgia" w:hAnsi="Georgia"/>
+          <w:color w:val="2B2B2B"/>
+          <w:sz w:val="26"/>
+        </w:rPr>
+      </w:pPr>
+      <w:r>
+        <w:rPr>
+          <w:rFonts w:ascii="Georgia" w:hAnsi="Georgia"/>
+          <w:color w:val="2B2B2B"/>
+          <w:sz w:val="26"/>
+        </w:rPr>
+        <w:t xml:space="preserve">Feld looked at Dana.</w:t>
+      </w:r>
+    </w:p>
+    <w:p>
+      <w:pPr>
+        <w:spacing w:line="400" w:lineRule="auto"/>
+        <w:ind w:firstLine="440"/>
+        <w:jc w:val="both"/>
+        <w:rPr>
+          <w:rFonts w:ascii="Georgia" w:hAnsi="Georgia"/>
+          <w:color w:val="2B2B2B"/>
+          <w:sz w:val="26"/>
+        </w:rPr>
+      </w:pPr>
+      <w:r>
+        <w:rPr>
+          <w:rFonts w:ascii="Georgia" w:hAnsi="Georgia"/>
+          <w:color w:val="2B2B2B"/>
+          <w:sz w:val="26"/>
+        </w:rPr>
+        <w:t xml:space="preserve">“One,” said Dana. “A schoolteacher in Indiana.”</w:t>
+      </w:r>
+    </w:p>
+    <w:p>
+      <w:pPr>
+        <w:spacing w:line="400" w:lineRule="auto"/>
+        <w:ind w:firstLine="440"/>
+        <w:jc w:val="both"/>
+        <w:rPr>
+          <w:rFonts w:ascii="Georgia" w:hAnsi="Georgia"/>
+          <w:color w:val="2B2B2B"/>
+          <w:sz w:val="26"/>
+        </w:rPr>
+      </w:pPr>
+      <w:r>
+        <w:rPr>
+          <w:rFonts w:ascii="Georgia" w:hAnsi="Georgia"/>
+          <w:color w:val="2B2B2B"/>
+          <w:sz w:val="26"/>
+        </w:rPr>
+        <w:t xml:space="preserve">“Who has an appointment in Leuven,” said Kade, “if he wants it. Halvorsen’s offered all of them the surgery. Feld’s is in a jar there.”</w:t>
+      </w:r>
+    </w:p>
+    <w:p>
+      <w:pPr>
+        <w:spacing w:line="400" w:lineRule="auto"/>
+        <w:ind w:firstLine="440"/>
+        <w:jc w:val="both"/>
+        <w:rPr>
+          <w:rFonts w:ascii="Georgia" w:hAnsi="Georgia"/>
+          <w:color w:val="2B2B2B"/>
+          <w:sz w:val="26"/>
+        </w:rPr>
+      </w:pPr>
+      <w:r>
+        <w:rPr>
+          <w:rFonts w:ascii="Georgia" w:hAnsi="Georgia"/>
+          <w:color w:val="2B2B2B"/>
+          <w:sz w:val="26"/>
+        </w:rPr>
+        <w:t xml:space="preserve">“It is a very nice jar,” said Feld.</w:t>
+      </w:r>
+    </w:p>
+    <w:p>
+      <w:pPr>
+        <w:spacing w:line="400" w:lineRule="auto"/>
+        <w:ind w:firstLine="440"/>
+        <w:jc w:val="both"/>
+        <w:rPr>
+          <w:rFonts w:ascii="Georgia" w:hAnsi="Georgia"/>
+          <w:color w:val="2B2B2B"/>
+          <w:sz w:val="26"/>
+        </w:rPr>
+      </w:pPr>
+      <w:r>
+        <w:rPr>
+          <w:rFonts w:ascii="Georgia" w:hAnsi="Georgia"/>
+          <w:color w:val="2B2B2B"/>
+          <w:sz w:val="26"/>
+        </w:rPr>
+        <w:t xml:space="preserve">“Then it’s his,” said Dana. “He gets told. He decides.”</w:t>
+      </w:r>
+    </w:p>
+    <w:p>
+      <w:pPr>
+        <w:spacing w:line="400" w:lineRule="auto"/>
+        <w:ind w:firstLine="440"/>
+        <w:jc w:val="both"/>
+        <w:rPr>
+          <w:rFonts w:ascii="Georgia" w:hAnsi="Georgia"/>
+          <w:color w:val="2B2B2B"/>
+          <w:sz w:val="26"/>
+        </w:rPr>
+      </w:pPr>
+      <w:r>
+        <w:rPr>
+          <w:rFonts w:ascii="Georgia" w:hAnsi="Georgia"/>
+          <w:color w:val="2B2B2B"/>
+          <w:sz w:val="26"/>
+        </w:rPr>
+        <w:t xml:space="preserve">“One more thing,” said Priya. “Sorry. It’s a small thing. It’s a nice thing.” Her keyboard rattled. “The channel leaks. That’s how Huff’s been hearing them since June: the tender’s transmitters are old and patched and badly shielded, and when they drive a signal hard it bleeds onto bands it was never meant to touch, faintly, all over shortwave. Like an old microwave wrecking your Wi-Fi. Nobody on Earth thought to listen for it except one retired man in Indiana with a homemade antenna and nothing but time.” A pause. “I’m putting it in my report. I’m putting in that he’s not a crank. He’s a receiver.”</w:t>
+      </w:r>
+    </w:p>
+    <w:p>
+      <w:pPr>
+        <w:spacing w:line="400" w:lineRule="auto"/>
+        <w:ind w:firstLine="440"/>
+        <w:jc w:val="both"/>
+        <w:rPr>
+          <w:rFonts w:ascii="Georgia" w:hAnsi="Georgia"/>
+          <w:color w:val="2B2B2B"/>
+          <w:sz w:val="26"/>
+        </w:rPr>
+      </w:pPr>
+      <w:r>
+        <w:rPr>
+          <w:rFonts w:ascii="Georgia" w:hAnsi="Georgia"/>
+          <w:color w:val="2B2B2B"/>
+          <w:sz w:val="26"/>
+        </w:rPr>
+        <w:t xml:space="preserve">Kade cleared his throat on the speakerphone. “For the record,” he said, “I’ve had a fourth switch put in the feed closet at every one of my ground stations. It doesn’t do anything. It has a cover. The tape on it says ASK FIRST.” A pause. “The original’s in an evidence box in your building. I found I missed it.”</w:t>
+      </w:r>
+    </w:p>
+    <w:p>
+      <w:pPr>
+        <w:spacing w:line="400" w:lineRule="auto"/>
+        <w:ind w:firstLine="440"/>
+        <w:jc w:val="both"/>
+        <w:rPr>
+          <w:rFonts w:ascii="Georgia" w:hAnsi="Georgia"/>
+          <w:color w:val="2B2B2B"/>
+          <w:sz w:val="26"/>
+        </w:rPr>
+      </w:pPr>
+      <w:r>
+        <w:rPr>
+          <w:rFonts w:ascii="Georgia" w:hAnsi="Georgia"/>
+          <w:color w:val="2B2B2B"/>
+          <w:sz w:val="26"/>
+        </w:rPr>
+        <w:t xml:space="preserve">“And Milo?” said Dana.</w:t>
+      </w:r>
+    </w:p>
+    <w:p>
+      <w:pPr>
+        <w:spacing w:line="400" w:lineRule="auto"/>
+        <w:ind w:firstLine="440"/>
+        <w:jc w:val="both"/>
+        <w:rPr>
+          <w:rFonts w:ascii="Georgia" w:hAnsi="Georgia"/>
+          <w:color w:val="2B2B2B"/>
+          <w:sz w:val="26"/>
+        </w:rPr>
+      </w:pPr>
+      <w:r>
+        <w:rPr>
+          <w:rFonts w:ascii="Georgia" w:hAnsi="Georgia"/>
+          <w:color w:val="2B2B2B"/>
+          <w:sz w:val="26"/>
+        </w:rPr>
+        <w:t xml:space="preserve">“Home. Back at school. He’s been told absolutely nothing and he’s left me a note on the refrigerator about it.” Kade read it to them, in the flat voice of a man reading his own sentence. “Dad. The ring was cool. The gravy was a crime. Why is it always one plane.”</w:t>
+      </w:r>
+    </w:p>
+    <w:p>
+      <w:pPr>
+        <w:spacing w:line="400" w:lineRule="auto"/>
+        <w:ind w:firstLine="440"/>
+        <w:jc w:val="both"/>
+        <w:rPr>
+          <w:rFonts w:ascii="Georgia" w:hAnsi="Georgia"/>
+          <w:color w:val="2B2B2B"/>
+          <w:sz w:val="26"/>
+        </w:rPr>
+      </w:pPr>
+      <w:r>
+        <w:rPr>
+          <w:rFonts w:ascii="Georgia" w:hAnsi="Georgia"/>
+          <w:color w:val="2B2B2B"/>
+          <w:sz w:val="26"/>
+        </w:rPr>
+        <w:t xml:space="preserve">Feld wrote his reply that night, in rough, before he made it formal. It said: Yes. And: Thank you for asking. And: I have been told I sign my sevens the way you do.</w:t>
       </w:r>
     </w:p>
     <w:p>
@@ -40872,147 +42910,806 @@
           <w:color w:val="2B2B2B"/>
           <w:sz w:val="26"/>
         </w:rPr>
-        <w:t xml:space="preserve">The memo arrived on the first of October, on paper, by internal mail, in a brown envelope that had been used three times before.</w:t>
-      </w:r>
-    </w:p>
-    <w:p>
-      <w:pPr>
-        <w:spacing w:line="400" w:lineRule="auto"/>
-        <w:ind w:firstLine="440"/>
-        <w:jc w:val="both"/>
-        <w:rPr>
-          <w:rFonts w:ascii="Georgia" w:hAnsi="Georgia"/>
-          <w:color w:val="2B2B2B"/>
-          <w:sz w:val="26"/>
-        </w:rPr>
-      </w:pPr>
-      <w:r>
-        <w:rPr>
-          <w:rFonts w:ascii="Georgia" w:hAnsi="Georgia"/>
-          <w:color w:val="2B2B2B"/>
-          <w:sz w:val="26"/>
-        </w:rPr>
-        <w:t xml:space="preserve">It was from the American liaison office, two floors up. It was addressed to the Desk. It was one page long, and it concerned a change to the Desk’s reporting line, and a change to its budget, which had gone up for the first time since 1994 by an amount that would cover a second desk, a dehumidifier, and a person to answer the phone at night. It referred throughout to the analytic method developed in the basement as the Priya Chen index.</w:t>
-      </w:r>
-    </w:p>
-    <w:p>
-      <w:pPr>
-        <w:spacing w:line="400" w:lineRule="auto"/>
-        <w:ind w:firstLine="440"/>
-        <w:jc w:val="both"/>
-        <w:rPr>
-          <w:rFonts w:ascii="Georgia" w:hAnsi="Georgia"/>
-          <w:color w:val="2B2B2B"/>
-          <w:sz w:val="26"/>
-        </w:rPr>
-      </w:pPr>
-      <w:r>
-        <w:rPr>
-          <w:rFonts w:ascii="Georgia" w:hAnsi="Georgia"/>
-          <w:color w:val="2B2B2B"/>
-          <w:sz w:val="26"/>
-        </w:rPr>
-        <w:t xml:space="preserve">It was signed Elena.</w:t>
-      </w:r>
-    </w:p>
-    <w:p>
-      <w:pPr>
-        <w:spacing w:line="400" w:lineRule="auto"/>
-        <w:ind w:firstLine="440"/>
-        <w:jc w:val="both"/>
-        <w:rPr>
-          <w:rFonts w:ascii="Georgia" w:hAnsi="Georgia"/>
-          <w:color w:val="2B2B2B"/>
-          <w:sz w:val="26"/>
-        </w:rPr>
-      </w:pPr>
-      <w:r>
-        <w:rPr>
-          <w:rFonts w:ascii="Georgia" w:hAnsi="Georgia"/>
-          <w:color w:val="2B2B2B"/>
-          <w:sz w:val="26"/>
-        </w:rPr>
-        <w:t xml:space="preserve">Not Dr. Elena Marsh, Liaison. Not E. Marsh. Just the name, in blue ink, written fast, the way you sign a birthday card for someone you have worked beside for years and only just noticed.</w:t>
-      </w:r>
-    </w:p>
-    <w:p>
-      <w:pPr>
-        <w:spacing w:line="400" w:lineRule="auto"/>
-        <w:ind w:firstLine="440"/>
-        <w:jc w:val="both"/>
-        <w:rPr>
-          <w:rFonts w:ascii="Georgia" w:hAnsi="Georgia"/>
-          <w:color w:val="2B2B2B"/>
-          <w:sz w:val="26"/>
-        </w:rPr>
-      </w:pPr>
-      <w:r>
-        <w:rPr>
-          <w:rFonts w:ascii="Georgia" w:hAnsi="Georgia"/>
-          <w:color w:val="2B2B2B"/>
-          <w:sz w:val="26"/>
-        </w:rPr>
-        <w:t xml:space="preserve">Priya read it twice, standing up, and then sat down on the folding chair that chirped, and did not say anything, and then went out into the corridor and came back ten minutes later with her eyes very bright and said that the elevator smelled of the passport office, which it did.</w:t>
-      </w:r>
-    </w:p>
-    <w:p>
-      <w:pPr>
-        <w:spacing w:line="400" w:lineRule="auto"/>
-        <w:ind w:firstLine="440"/>
-        <w:jc w:val="both"/>
-        <w:rPr>
-          <w:rFonts w:ascii="Georgia" w:hAnsi="Georgia"/>
-          <w:color w:val="2B2B2B"/>
-          <w:sz w:val="26"/>
-        </w:rPr>
-      </w:pPr>
-      <w:r>
-        <w:rPr>
-          <w:rFonts w:ascii="Georgia" w:hAnsi="Georgia"/>
-          <w:color w:val="2B2B2B"/>
-          <w:sz w:val="26"/>
-        </w:rPr>
-        <w:t xml:space="preserve">The same afternoon, someone came down the stairs carrying a coffee maker.</w:t>
-      </w:r>
-    </w:p>
-    <w:p>
-      <w:pPr>
-        <w:spacing w:line="400" w:lineRule="auto"/>
-        <w:ind w:firstLine="440"/>
-        <w:jc w:val="both"/>
-        <w:rPr>
-          <w:rFonts w:ascii="Georgia" w:hAnsi="Georgia"/>
-          <w:color w:val="2B2B2B"/>
-          <w:sz w:val="26"/>
-        </w:rPr>
-      </w:pPr>
-      <w:r>
-        <w:rPr>
-          <w:rFonts w:ascii="Georgia" w:hAnsi="Georgia"/>
-          <w:color w:val="2B2B2B"/>
-          <w:sz w:val="26"/>
-        </w:rPr>
-        <w:t xml:space="preserve">It was not a new coffee maker. It was the coffee maker from two floors up, the real one, with a dent in the side and a carafe that did not quite fit. Elena carried it herself, in both arms, with the cord trailing, and set it on item 4, and plugged it in.</w:t>
-      </w:r>
-    </w:p>
-    <w:p>
-      <w:pPr>
-        <w:spacing w:line="400" w:lineRule="auto"/>
-        <w:ind w:firstLine="440"/>
-        <w:jc w:val="both"/>
-        <w:rPr>
-          <w:rFonts w:ascii="Georgia" w:hAnsi="Georgia"/>
-          <w:color w:val="2B2B2B"/>
-          <w:sz w:val="26"/>
-        </w:rPr>
-      </w:pPr>
-      <w:r>
-        <w:rPr>
-          <w:rFonts w:ascii="Georgia" w:hAnsi="Georgia"/>
-          <w:color w:val="2B2B2B"/>
-          <w:sz w:val="26"/>
-        </w:rPr>
-        <w:t xml:space="preserve">“We have a new one upstairs,” she said. “This one is surplus. It needs a good home.” She looked around the basement — the pipes, the drawer, the carpet that remembered rain — and something in her face that had been held in a particular position for a very long time let go. “It will be very happy here.”</w:t>
+        <w:t xml:space="preserve">Curtis was tested in Fort Wayne in the second week of October, because Dominic asked him to and because Dominic said he would come and sit in the room.</w:t>
+      </w:r>
+    </w:p>
+    <w:p>
+      <w:pPr>
+        <w:spacing w:line="400" w:lineRule="auto"/>
+        <w:ind w:firstLine="440"/>
+        <w:jc w:val="both"/>
+        <w:rPr>
+          <w:rFonts w:ascii="Georgia" w:hAnsi="Georgia"/>
+          <w:color w:val="2B2B2B"/>
+          <w:sz w:val="26"/>
+        </w:rPr>
+      </w:pPr>
+      <w:r>
+        <w:rPr>
+          <w:rFonts w:ascii="Georgia" w:hAnsi="Georgia"/>
+          <w:color w:val="2B2B2B"/>
+          <w:sz w:val="26"/>
+        </w:rPr>
+        <w:t xml:space="preserve">He sat on the edge of an exam table in a hospital gown with the back open, a man the size of a refrigerator, while Carl Daniels and a Directorate technician put a reader against the base of his skull. Dominic sat on a plastic chair by the sink, still in the tie he wore to teach eighth-grade science, and watched the trace come up on the screen: the same faint, regular pulse the reader had found in him, the same grain of rice in the same place.</w:t>
+      </w:r>
+    </w:p>
+    <w:p>
+      <w:pPr>
+        <w:spacing w:line="400" w:lineRule="auto"/>
+        <w:ind w:firstLine="440"/>
+        <w:jc w:val="both"/>
+        <w:rPr>
+          <w:rFonts w:ascii="Georgia" w:hAnsi="Georgia"/>
+          <w:color w:val="2B2B2B"/>
+          <w:sz w:val="26"/>
+        </w:rPr>
+      </w:pPr>
+      <w:r>
+        <w:rPr>
+          <w:rFonts w:ascii="Georgia" w:hAnsi="Georgia"/>
+          <w:color w:val="2B2B2B"/>
+          <w:sz w:val="26"/>
+        </w:rPr>
+        <w:t xml:space="preserve">They tested Curtis sober, and the pulse was clean. They tested him again, at his own suggestion and with some enthusiasm on his part, after three beers from a cooler he had brought for the purpose, and the pulse went ragged and smeared, as if heard through water. Alcohol, Daniels wrote, degraded the implant’s ability to lock on to an incoming signal, the way it degraded a great many other things. It explained the scrambled ping at the wedding: the eleven seconds, and the hand that had closed on the microphone when it should have opened.</w:t>
+      </w:r>
+    </w:p>
+    <w:p>
+      <w:pPr>
+        <w:spacing w:line="400" w:lineRule="auto"/>
+        <w:ind w:firstLine="440"/>
+        <w:jc w:val="both"/>
+        <w:rPr>
+          <w:rFonts w:ascii="Georgia" w:hAnsi="Georgia"/>
+          <w:color w:val="2B2B2B"/>
+          <w:sz w:val="26"/>
+        </w:rPr>
+      </w:pPr>
+      <w:r>
+        <w:rPr>
+          <w:rFonts w:ascii="Georgia" w:hAnsi="Georgia"/>
+          <w:color w:val="2B2B2B"/>
+          <w:sz w:val="26"/>
+        </w:rPr>
+        <w:t xml:space="preserve">“So the beer saved me,” said Curtis.</w:t>
+      </w:r>
+    </w:p>
+    <w:p>
+      <w:pPr>
+        <w:spacing w:line="400" w:lineRule="auto"/>
+        <w:ind w:firstLine="440"/>
+        <w:jc w:val="both"/>
+        <w:rPr>
+          <w:rFonts w:ascii="Georgia" w:hAnsi="Georgia"/>
+          <w:color w:val="2B2B2B"/>
+          <w:sz w:val="26"/>
+        </w:rPr>
+      </w:pPr>
+      <w:r>
+        <w:rPr>
+          <w:rFonts w:ascii="Georgia" w:hAnsi="Georgia"/>
+          <w:color w:val="2B2B2B"/>
+          <w:sz w:val="26"/>
+        </w:rPr>
+        <w:t xml:space="preserve">“I would not put it like that in front of your doctor,” said Daniels.</w:t>
+      </w:r>
+    </w:p>
+    <w:p>
+      <w:pPr>
+        <w:spacing w:line="400" w:lineRule="auto"/>
+        <w:ind w:firstLine="440"/>
+        <w:jc w:val="both"/>
+        <w:rPr>
+          <w:rFonts w:ascii="Georgia" w:hAnsi="Georgia"/>
+          <w:color w:val="2B2B2B"/>
+          <w:sz w:val="26"/>
+        </w:rPr>
+      </w:pPr>
+      <w:r>
+        <w:rPr>
+          <w:rFonts w:ascii="Georgia" w:hAnsi="Georgia"/>
+          <w:color w:val="2B2B2B"/>
+          <w:sz w:val="26"/>
+        </w:rPr>
+        <w:t xml:space="preserve">“You are my doctor.”</w:t>
+      </w:r>
+    </w:p>
+    <w:p>
+      <w:pPr>
+        <w:spacing w:line="400" w:lineRule="auto"/>
+        <w:ind w:firstLine="440"/>
+        <w:jc w:val="both"/>
+        <w:rPr>
+          <w:rFonts w:ascii="Georgia" w:hAnsi="Georgia"/>
+          <w:color w:val="2B2B2B"/>
+          <w:sz w:val="26"/>
+        </w:rPr>
+      </w:pPr>
+      <w:r>
+        <w:rPr>
+          <w:rFonts w:ascii="Georgia" w:hAnsi="Georgia"/>
+          <w:color w:val="2B2B2B"/>
+          <w:sz w:val="26"/>
+        </w:rPr>
+        <w:t xml:space="preserve">“Then I would not put it like that in front of me.”</w:t>
+      </w:r>
+    </w:p>
+    <w:p>
+      <w:pPr>
+        <w:spacing w:line="400" w:lineRule="auto"/>
+        <w:ind w:firstLine="440"/>
+        <w:jc w:val="both"/>
+        <w:rPr>
+          <w:rFonts w:ascii="Georgia" w:hAnsi="Georgia"/>
+          <w:color w:val="2B2B2B"/>
+          <w:sz w:val="26"/>
+        </w:rPr>
+      </w:pPr>
+      <w:r>
+        <w:rPr>
+          <w:rFonts w:ascii="Georgia" w:hAnsi="Georgia"/>
+          <w:color w:val="2B2B2B"/>
+          <w:sz w:val="26"/>
+        </w:rPr>
+        <w:t xml:space="preserve">Curtis looked at the trace the way you look at an X-ray of somebody else’s knee that turns out to be yours.</w:t>
+      </w:r>
+    </w:p>
+    <w:p>
+      <w:pPr>
+        <w:spacing w:line="400" w:lineRule="auto"/>
+        <w:ind w:firstLine="440"/>
+        <w:jc w:val="both"/>
+        <w:rPr>
+          <w:rFonts w:ascii="Georgia" w:hAnsi="Georgia"/>
+          <w:color w:val="2B2B2B"/>
+          <w:sz w:val="26"/>
+        </w:rPr>
+      </w:pPr>
+      <w:r>
+        <w:rPr>
+          <w:rFonts w:ascii="Georgia" w:hAnsi="Georgia"/>
+          <w:color w:val="2B2B2B"/>
+          <w:sz w:val="26"/>
+        </w:rPr>
+        <w:t xml:space="preserve">“So I’m one of them,” he said.</w:t>
+      </w:r>
+    </w:p>
+    <w:p>
+      <w:pPr>
+        <w:spacing w:line="400" w:lineRule="auto"/>
+        <w:ind w:firstLine="440"/>
+        <w:jc w:val="both"/>
+        <w:rPr>
+          <w:rFonts w:ascii="Georgia" w:hAnsi="Georgia"/>
+          <w:color w:val="2B2B2B"/>
+          <w:sz w:val="26"/>
+        </w:rPr>
+      </w:pPr>
+      <w:r>
+        <w:rPr>
+          <w:rFonts w:ascii="Georgia" w:hAnsi="Georgia"/>
+          <w:color w:val="2B2B2B"/>
+          <w:sz w:val="26"/>
+        </w:rPr>
+        <w:t xml:space="preserve">“You’re one of the people they made,” said Daniels. “That’s not the same as being one of them. Not unless you want it to be.”</w:t>
+      </w:r>
+    </w:p>
+    <w:p>
+      <w:pPr>
+        <w:spacing w:line="400" w:lineRule="auto"/>
+        <w:ind w:firstLine="440"/>
+        <w:jc w:val="both"/>
+        <w:rPr>
+          <w:rFonts w:ascii="Georgia" w:hAnsi="Georgia"/>
+          <w:color w:val="2B2B2B"/>
+          <w:sz w:val="26"/>
+        </w:rPr>
+      </w:pPr>
+      <w:r>
+        <w:rPr>
+          <w:rFonts w:ascii="Georgia" w:hAnsi="Georgia"/>
+          <w:color w:val="2B2B2B"/>
+          <w:sz w:val="26"/>
+        </w:rPr>
+        <w:t xml:space="preserve">Curtis thought about this. “My mom had a thing,” he said. “When she was pregnant with me. A blackout at the county fair. She always told it like a funny story. Lost two hours by the pig barn, woke up with a bruise and a funnel cake.” He swallowed. “So there’s a guy up there who’d have been me.”</w:t>
+      </w:r>
+    </w:p>
+    <w:p>
+      <w:pPr>
+        <w:spacing w:line="400" w:lineRule="auto"/>
+        <w:ind w:firstLine="440"/>
+        <w:jc w:val="both"/>
+        <w:rPr>
+          <w:rFonts w:ascii="Georgia" w:hAnsi="Georgia"/>
+          <w:color w:val="2B2B2B"/>
+          <w:sz w:val="26"/>
+        </w:rPr>
+      </w:pPr>
+      <w:r>
+        <w:rPr>
+          <w:rFonts w:ascii="Georgia" w:hAnsi="Georgia"/>
+          <w:color w:val="2B2B2B"/>
+          <w:sz w:val="26"/>
+        </w:rPr>
+        <w:t xml:space="preserve">“Yes.”</w:t>
+      </w:r>
+    </w:p>
+    <w:p>
+      <w:pPr>
+        <w:spacing w:line="400" w:lineRule="auto"/>
+        <w:ind w:firstLine="440"/>
+        <w:jc w:val="both"/>
+        <w:rPr>
+          <w:rFonts w:ascii="Georgia" w:hAnsi="Georgia"/>
+          <w:color w:val="2B2B2B"/>
+          <w:sz w:val="26"/>
+        </w:rPr>
+      </w:pPr>
+      <w:r>
+        <w:rPr>
+          <w:rFonts w:ascii="Georgia" w:hAnsi="Georgia"/>
+          <w:color w:val="2B2B2B"/>
+          <w:sz w:val="26"/>
+        </w:rPr>
+        <w:t xml:space="preserve">“Does he fish?”</w:t>
+      </w:r>
+    </w:p>
+    <w:p>
+      <w:pPr>
+        <w:spacing w:line="400" w:lineRule="auto"/>
+        <w:ind w:firstLine="440"/>
+        <w:jc w:val="both"/>
+        <w:rPr>
+          <w:rFonts w:ascii="Georgia" w:hAnsi="Georgia"/>
+          <w:color w:val="2B2B2B"/>
+          <w:sz w:val="26"/>
+        </w:rPr>
+      </w:pPr>
+      <w:r>
+        <w:rPr>
+          <w:rFonts w:ascii="Georgia" w:hAnsi="Georgia"/>
+          <w:color w:val="2B2B2B"/>
+          <w:sz w:val="26"/>
+        </w:rPr>
+        <w:t xml:space="preserve">Daniels, who had not been trained for this question, said that he did not know.</w:t>
+      </w:r>
+    </w:p>
+    <w:p>
+      <w:pPr>
+        <w:spacing w:line="400" w:lineRule="auto"/>
+        <w:ind w:firstLine="440"/>
+        <w:jc w:val="both"/>
+        <w:rPr>
+          <w:rFonts w:ascii="Georgia" w:hAnsi="Georgia"/>
+          <w:color w:val="2B2B2B"/>
+          <w:sz w:val="26"/>
+        </w:rPr>
+      </w:pPr>
+      <w:r>
+        <w:rPr>
+          <w:rFonts w:ascii="Georgia" w:hAnsi="Georgia"/>
+          <w:color w:val="2B2B2B"/>
+          <w:sz w:val="26"/>
+        </w:rPr>
+        <w:t xml:space="preserve">Curtis looked at his own big sunburned hands on his knees. “Can I stay Curtis?” he said. “Is that allowed? I don’t want to be somebody else. I like being Curtis. I’m pretty good at it.”</w:t>
+      </w:r>
+    </w:p>
+    <w:p>
+      <w:pPr>
+        <w:spacing w:line="400" w:lineRule="auto"/>
+        <w:ind w:firstLine="440"/>
+        <w:jc w:val="both"/>
+        <w:rPr>
+          <w:rFonts w:ascii="Georgia" w:hAnsi="Georgia"/>
+          <w:color w:val="2B2B2B"/>
+          <w:sz w:val="26"/>
+        </w:rPr>
+      </w:pPr>
+      <w:r>
+        <w:rPr>
+          <w:rFonts w:ascii="Georgia" w:hAnsi="Georgia"/>
+          <w:color w:val="2B2B2B"/>
+          <w:sz w:val="26"/>
+        </w:rPr>
+        <w:t xml:space="preserve">“That,” said Daniels, “is entirely up to you.”</w:t>
+      </w:r>
+    </w:p>
+    <w:p>
+      <w:pPr>
+        <w:spacing w:line="400" w:lineRule="auto"/>
+        <w:ind w:firstLine="440"/>
+        <w:jc w:val="both"/>
+        <w:rPr>
+          <w:rFonts w:ascii="Georgia" w:hAnsi="Georgia"/>
+          <w:color w:val="2B2B2B"/>
+          <w:sz w:val="26"/>
+        </w:rPr>
+      </w:pPr>
+      <w:r>
+        <w:rPr>
+          <w:rFonts w:ascii="Georgia" w:hAnsi="Georgia"/>
+          <w:color w:val="2B2B2B"/>
+          <w:sz w:val="26"/>
+        </w:rPr>
+        <w:t xml:space="preserve">“Then I want it out.” He said it to Dominic, not to the doctor. “The rice. I want it out. I don’t want anybody calling me. I’ve got enough people calling me.” He hesitated. “That okay, Dom? You’re not gonna make a speech?”</w:t>
+      </w:r>
+    </w:p>
+    <w:p>
+      <w:pPr>
+        <w:spacing w:line="400" w:lineRule="auto"/>
+        <w:ind w:firstLine="440"/>
+        <w:jc w:val="both"/>
+        <w:rPr>
+          <w:rFonts w:ascii="Georgia" w:hAnsi="Georgia"/>
+          <w:color w:val="2B2B2B"/>
+          <w:sz w:val="26"/>
+        </w:rPr>
+      </w:pPr>
+      <w:r>
+        <w:rPr>
+          <w:rFonts w:ascii="Georgia" w:hAnsi="Georgia"/>
+          <w:color w:val="2B2B2B"/>
+          <w:sz w:val="26"/>
+        </w:rPr>
+        <w:t xml:space="preserve">“I don’t make speeches,” said Dominic. “You make speeches. Mine are about the moon.”</w:t>
+      </w:r>
+    </w:p>
+    <w:p>
+      <w:pPr>
+        <w:spacing w:line="400" w:lineRule="auto"/>
+        <w:ind w:firstLine="440"/>
+        <w:jc w:val="both"/>
+        <w:rPr>
+          <w:rFonts w:ascii="Georgia" w:hAnsi="Georgia"/>
+          <w:color w:val="2B2B2B"/>
+          <w:sz w:val="26"/>
+        </w:rPr>
+      </w:pPr>
+      <w:r>
+        <w:rPr>
+          <w:rFonts w:ascii="Georgia" w:hAnsi="Georgia"/>
+          <w:color w:val="2B2B2B"/>
+          <w:sz w:val="26"/>
+        </w:rPr>
+        <w:t xml:space="preserve">Curtis signed the consent form for Leuven with the hospital pen, pressing so hard it went through to the clipboard, and asked the technician whether the ship had lakes, and when told it did not, said that was a damn shame and somebody ought to bring them some fish.</w:t>
+      </w:r>
+    </w:p>
+    <w:p>
+      <w:pPr>
+        <w:spacing w:line="400" w:lineRule="auto"/>
+        <w:ind w:firstLine="440"/>
+        <w:jc w:val="both"/>
+        <w:rPr>
+          <w:rFonts w:ascii="Georgia" w:hAnsi="Georgia"/>
+          <w:color w:val="2B2B2B"/>
+          <w:sz w:val="26"/>
+        </w:rPr>
+      </w:pPr>
+      <w:r>
+        <w:rPr>
+          <w:rFonts w:ascii="Georgia" w:hAnsi="Georgia"/>
+          <w:color w:val="2B2B2B"/>
+          <w:sz w:val="26"/>
+        </w:rPr>
+        <w:t xml:space="preserve">In the parking lot afterward the two of them sat on the tailgate of Curtis’s truck in the October sun. The trees along the lot had gone the yellow that Indiana does for about a week a year and then denies.</w:t>
+      </w:r>
+    </w:p>
+    <w:p>
+      <w:pPr>
+        <w:spacing w:line="400" w:lineRule="auto"/>
+        <w:ind w:firstLine="440"/>
+        <w:jc w:val="both"/>
+        <w:rPr>
+          <w:rFonts w:ascii="Georgia" w:hAnsi="Georgia"/>
+          <w:color w:val="2B2B2B"/>
+          <w:sz w:val="26"/>
+        </w:rPr>
+      </w:pPr>
+      <w:r>
+        <w:rPr>
+          <w:rFonts w:ascii="Georgia" w:hAnsi="Georgia"/>
+          <w:color w:val="2B2B2B"/>
+          <w:sz w:val="26"/>
+        </w:rPr>
+        <w:t xml:space="preserve">“You’re keeping yours,” said Curtis. It was not a question. Curtis had known Dominic since they were six and had never once needed to ask him a question to which he already knew the answer.</w:t>
+      </w:r>
+    </w:p>
+    <w:p>
+      <w:pPr>
+        <w:spacing w:line="400" w:lineRule="auto"/>
+        <w:ind w:firstLine="440"/>
+        <w:jc w:val="both"/>
+        <w:rPr>
+          <w:rFonts w:ascii="Georgia" w:hAnsi="Georgia"/>
+          <w:color w:val="2B2B2B"/>
+          <w:sz w:val="26"/>
+        </w:rPr>
+      </w:pPr>
+      <w:r>
+        <w:rPr>
+          <w:rFonts w:ascii="Georgia" w:hAnsi="Georgia"/>
+          <w:color w:val="2B2B2B"/>
+          <w:sz w:val="26"/>
+        </w:rPr>
+        <w:t xml:space="preserve">“Yeah.”</w:t>
+      </w:r>
+    </w:p>
+    <w:p>
+      <w:pPr>
+        <w:spacing w:line="400" w:lineRule="auto"/>
+        <w:ind w:firstLine="440"/>
+        <w:jc w:val="both"/>
+        <w:rPr>
+          <w:rFonts w:ascii="Georgia" w:hAnsi="Georgia"/>
+          <w:color w:val="2B2B2B"/>
+          <w:sz w:val="26"/>
+        </w:rPr>
+      </w:pPr>
+      <w:r>
+        <w:rPr>
+          <w:rFonts w:ascii="Georgia" w:hAnsi="Georgia"/>
+          <w:color w:val="2B2B2B"/>
+          <w:sz w:val="26"/>
+        </w:rPr>
+        <w:t xml:space="preserve">“Why? It made you write on a board, man. In front of kids.”</w:t>
+      </w:r>
+    </w:p>
+    <w:p>
+      <w:pPr>
+        <w:spacing w:line="400" w:lineRule="auto"/>
+        <w:ind w:firstLine="440"/>
+        <w:jc w:val="both"/>
+        <w:rPr>
+          <w:rFonts w:ascii="Georgia" w:hAnsi="Georgia"/>
+          <w:color w:val="2B2B2B"/>
+          <w:sz w:val="26"/>
+        </w:rPr>
+      </w:pPr>
+      <w:r>
+        <w:rPr>
+          <w:rFonts w:ascii="Georgia" w:hAnsi="Georgia"/>
+          <w:color w:val="2B2B2B"/>
+          <w:sz w:val="26"/>
+        </w:rPr>
+        <w:t xml:space="preserve">Dominic thought about how to say it. He had been thinking about how to say it since a phone call in September, when Mabs had read him a page Feld had faxed to the Desk, about a line that stayed open, once a month, for one sentence, to the one who carried.</w:t>
+      </w:r>
+    </w:p>
+    <w:p>
+      <w:pPr>
+        <w:spacing w:line="400" w:lineRule="auto"/>
+        <w:ind w:firstLine="440"/>
+        <w:jc w:val="both"/>
+        <w:rPr>
+          <w:rFonts w:ascii="Georgia" w:hAnsi="Georgia"/>
+          <w:color w:val="2B2B2B"/>
+          <w:sz w:val="26"/>
+        </w:rPr>
+      </w:pPr>
+      <w:r>
+        <w:rPr>
+          <w:rFonts w:ascii="Georgia" w:hAnsi="Georgia"/>
+          <w:color w:val="2B2B2B"/>
+          <w:sz w:val="26"/>
+        </w:rPr>
+        <w:t xml:space="preserve">“My mom has something she wants to ask somebody,” he said. “And I’m the only phone.”</w:t>
+      </w:r>
+    </w:p>
+    <w:p>
+      <w:pPr>
+        <w:spacing w:line="400" w:lineRule="auto"/>
+        <w:ind w:firstLine="440"/>
+        <w:jc w:val="both"/>
+        <w:rPr>
+          <w:rFonts w:ascii="Georgia" w:hAnsi="Georgia"/>
+          <w:color w:val="2B2B2B"/>
+          <w:sz w:val="26"/>
+        </w:rPr>
+      </w:pPr>
+      <w:r>
+        <w:rPr>
+          <w:rFonts w:ascii="Georgia" w:hAnsi="Georgia"/>
+          <w:color w:val="2B2B2B"/>
+          <w:sz w:val="26"/>
+        </w:rPr>
+        <w:t xml:space="preserve">Curtis considered this for the length of a passing truck.</w:t>
+      </w:r>
+    </w:p>
+    <w:p>
+      <w:pPr>
+        <w:spacing w:line="400" w:lineRule="auto"/>
+        <w:ind w:firstLine="440"/>
+        <w:jc w:val="both"/>
+        <w:rPr>
+          <w:rFonts w:ascii="Georgia" w:hAnsi="Georgia"/>
+          <w:color w:val="2B2B2B"/>
+          <w:sz w:val="26"/>
+        </w:rPr>
+      </w:pPr>
+      <w:r>
+        <w:rPr>
+          <w:rFonts w:ascii="Georgia" w:hAnsi="Georgia"/>
+          <w:color w:val="2B2B2B"/>
+          <w:sz w:val="26"/>
+        </w:rPr>
+        <w:t xml:space="preserve">“That’s the most you thing I ever heard,” he said, and opened the last beer, and offered it to him, and Dominic, who would be driving, said no, and Curtis drank it for both of them.</w:t>
+      </w:r>
+    </w:p>
+    <w:p>
+      <w:pPr>
+        <w:spacing w:line="400" w:lineRule="auto"/>
+        <w:jc w:val="center"/>
+        <w:rPr>
+          <w:rFonts w:ascii="Georgia" w:hAnsi="Georgia"/>
+          <w:color w:val="2B2B2B"/>
+          <w:sz w:val="26"/>
+        </w:rPr>
+      </w:pPr>
+      <w:r>
+        <w:rPr>
+          <w:rFonts w:ascii="Georgia" w:hAnsi="Georgia"/>
+          <w:color w:val="2B2B2B"/>
+          <w:sz w:val="26"/>
+        </w:rPr>
+        <w:t xml:space="preserve">∗</w:t>
+      </w:r>
+    </w:p>
+    <w:p>
+      <w:pPr>
+        <w:spacing w:line="400" w:lineRule="auto"/>
+        <w:ind w:firstLine="440"/>
+        <w:jc w:val="both"/>
+        <w:rPr>
+          <w:rFonts w:ascii="Georgia" w:hAnsi="Georgia"/>
+          <w:color w:val="2B2B2B"/>
+          <w:sz w:val="26"/>
+        </w:rPr>
+      </w:pPr>
+      <w:r>
+        <w:rPr>
+          <w:rFonts w:ascii="Georgia" w:hAnsi="Georgia"/>
+          <w:color w:val="2B2B2B"/>
+          <w:sz w:val="26"/>
+        </w:rPr>
+        <w:t xml:space="preserve">The badge came on the first of October, by internal mail, in a brown envelope that had been used three times before.</w:t>
+      </w:r>
+    </w:p>
+    <w:p>
+      <w:pPr>
+        <w:spacing w:line="400" w:lineRule="auto"/>
+        <w:ind w:firstLine="440"/>
+        <w:jc w:val="both"/>
+        <w:rPr>
+          <w:rFonts w:ascii="Georgia" w:hAnsi="Georgia"/>
+          <w:color w:val="2B2B2B"/>
+          <w:sz w:val="26"/>
+        </w:rPr>
+      </w:pPr>
+      <w:r>
+        <w:rPr>
+          <w:rFonts w:ascii="Georgia" w:hAnsi="Georgia"/>
+          <w:color w:val="2B2B2B"/>
+          <w:sz w:val="26"/>
+        </w:rPr>
+        <w:t xml:space="preserve">It had Dana’s name on it. Only Dana’s; no ghost of anyone else’s first name under the laminate. The photograph had been taken in September, and in it she had not quite managed to stop looking like someone who had recently watched a crescent sun go down over a field in Spain. She tried it on the basement door at 08:04. The reader blinked red.</w:t>
+      </w:r>
+    </w:p>
+    <w:p>
+      <w:pPr>
+        <w:spacing w:line="400" w:lineRule="auto"/>
+        <w:ind w:firstLine="440"/>
+        <w:jc w:val="both"/>
+        <w:rPr>
+          <w:rFonts w:ascii="Georgia" w:hAnsi="Georgia"/>
+          <w:color w:val="2B2B2B"/>
+          <w:sz w:val="26"/>
+        </w:rPr>
+      </w:pPr>
+      <w:r>
+        <w:rPr>
+          <w:rFonts w:ascii="Georgia" w:hAnsi="Georgia"/>
+          <w:color w:val="2B2B2B"/>
+          <w:sz w:val="26"/>
+        </w:rPr>
+        <w:t xml:space="preserve">She stood in the corridor with the pipe knocking overhead and the passport office’s elevator smell coming down the stairs and thought, quite calmly, that this was how the government would finally lose her: not with a breach or a scandal but with a card reader.</w:t>
+      </w:r>
+    </w:p>
+    <w:p>
+      <w:pPr>
+        <w:spacing w:line="400" w:lineRule="auto"/>
+        <w:ind w:firstLine="440"/>
+        <w:jc w:val="both"/>
+        <w:rPr>
+          <w:rFonts w:ascii="Georgia" w:hAnsi="Georgia"/>
+          <w:color w:val="2B2B2B"/>
+          <w:sz w:val="26"/>
+        </w:rPr>
+      </w:pPr>
+      <w:r>
+        <w:rPr>
+          <w:rFonts w:ascii="Georgia" w:hAnsi="Georgia"/>
+          <w:color w:val="2B2B2B"/>
+          <w:sz w:val="26"/>
+        </w:rPr>
+        <w:t xml:space="preserve">Then it blinked again, and went green, and the lock clicked.</w:t>
+      </w:r>
+    </w:p>
+    <w:p>
+      <w:pPr>
+        <w:spacing w:line="400" w:lineRule="auto"/>
+        <w:ind w:firstLine="440"/>
+        <w:jc w:val="both"/>
+        <w:rPr>
+          <w:rFonts w:ascii="Georgia" w:hAnsi="Georgia"/>
+          <w:color w:val="2B2B2B"/>
+          <w:sz w:val="26"/>
+        </w:rPr>
+      </w:pPr>
+      <w:r>
+        <w:rPr>
+          <w:rFonts w:ascii="Georgia" w:hAnsi="Georgia"/>
+          <w:color w:val="2B2B2B"/>
+          <w:sz w:val="26"/>
+        </w:rPr>
+        <w:t xml:space="preserve">“It does that,” said Warren, at his desk, without looking up. “The first time. It has to think about you.”</w:t>
+      </w:r>
+    </w:p>
+    <w:p>
+      <w:pPr>
+        <w:spacing w:line="400" w:lineRule="auto"/>
+        <w:ind w:firstLine="440"/>
+        <w:jc w:val="both"/>
+        <w:rPr>
+          <w:rFonts w:ascii="Georgia" w:hAnsi="Georgia"/>
+          <w:color w:val="2B2B2B"/>
+          <w:sz w:val="26"/>
+        </w:rPr>
+      </w:pPr>
+      <w:r>
+        <w:rPr>
+          <w:rFonts w:ascii="Georgia" w:hAnsi="Georgia"/>
+          <w:color w:val="2B2B2B"/>
+          <w:sz w:val="26"/>
+        </w:rPr>
+        <w:t xml:space="preserve">“How long did it think about you?”</w:t>
+      </w:r>
+    </w:p>
+    <w:p>
+      <w:pPr>
+        <w:spacing w:line="400" w:lineRule="auto"/>
+        <w:ind w:firstLine="440"/>
+        <w:jc w:val="both"/>
+        <w:rPr>
+          <w:rFonts w:ascii="Georgia" w:hAnsi="Georgia"/>
+          <w:color w:val="2B2B2B"/>
+          <w:sz w:val="26"/>
+        </w:rPr>
+      </w:pPr>
+      <w:r>
+        <w:rPr>
+          <w:rFonts w:ascii="Georgia" w:hAnsi="Georgia"/>
+          <w:color w:val="2B2B2B"/>
+          <w:sz w:val="26"/>
+        </w:rPr>
+        <w:t xml:space="preserve">“Nineteen eighty-eight,” said Warren. “About four seconds. It has not had reason to reconsider.”</w:t>
+      </w:r>
+    </w:p>
+    <w:p>
+      <w:pPr>
+        <w:spacing w:line="400" w:lineRule="auto"/>
+        <w:ind w:firstLine="440"/>
+        <w:jc w:val="both"/>
+        <w:rPr>
+          <w:rFonts w:ascii="Georgia" w:hAnsi="Georgia"/>
+          <w:color w:val="2B2B2B"/>
+          <w:sz w:val="26"/>
+        </w:rPr>
+      </w:pPr>
+      <w:r>
+        <w:rPr>
+          <w:rFonts w:ascii="Georgia" w:hAnsi="Georgia"/>
+          <w:color w:val="2B2B2B"/>
+          <w:sz w:val="26"/>
+        </w:rPr>
+        <w:t xml:space="preserve">The memo was in the same envelope, under the badge. It was from the American liaison office, two floors up, and it was one page long. It moved the Desk’s reporting line. It raised the Desk’s budget for the first time since 1994, by an amount that would cover a second desk, a dehumidifier, and a person to answer the phone at night. It referred throughout to the analytic method developed in the basement as the Priya Chen index.</w:t>
+      </w:r>
+    </w:p>
+    <w:p>
+      <w:pPr>
+        <w:spacing w:line="400" w:lineRule="auto"/>
+        <w:ind w:firstLine="440"/>
+        <w:jc w:val="both"/>
+        <w:rPr>
+          <w:rFonts w:ascii="Georgia" w:hAnsi="Georgia"/>
+          <w:color w:val="2B2B2B"/>
+          <w:sz w:val="26"/>
+        </w:rPr>
+      </w:pPr>
+      <w:r>
+        <w:rPr>
+          <w:rFonts w:ascii="Georgia" w:hAnsi="Georgia"/>
+          <w:color w:val="2B2B2B"/>
+          <w:sz w:val="26"/>
+        </w:rPr>
+        <w:t xml:space="preserve">It was signed Elena. Not Dr. Elena Marsh, Liaison. Not E. Marsh. Just the name, in blue ink, written fast, the way you sign a birthday card for someone you have worked beside for years and only just noticed.</w:t>
+      </w:r>
+    </w:p>
+    <w:p>
+      <w:pPr>
+        <w:spacing w:line="400" w:lineRule="auto"/>
+        <w:ind w:firstLine="440"/>
+        <w:jc w:val="both"/>
+        <w:rPr>
+          <w:rFonts w:ascii="Georgia" w:hAnsi="Georgia"/>
+          <w:color w:val="2B2B2B"/>
+          <w:sz w:val="26"/>
+        </w:rPr>
+      </w:pPr>
+      <w:r>
+        <w:rPr>
+          <w:rFonts w:ascii="Georgia" w:hAnsi="Georgia"/>
+          <w:color w:val="2B2B2B"/>
+          <w:sz w:val="26"/>
+        </w:rPr>
+        <w:t xml:space="preserve">Priya read it twice standing up, and sat down on the folding chair that chirped, and then went out into the corridor and came back ten minutes later with her eyes very bright and said that the elevator smelled of the passport office, which it did. She had a second envelope, from the university lab in Champaign, which had run Steve’s blood twice more and wanted to know where the sample came from and whether they could have more. The answer, on both counts, was no. The ship, asked through the channel whether Steve was theirs, had replied with a word Feld translated as something close to a shrug. Steve was back in Kankakee, sleeping in the barn doorway, facing east. He remained, by every measure available, unexplained and thriving.</w:t>
+      </w:r>
+    </w:p>
+    <w:p>
+      <w:pPr>
+        <w:spacing w:line="400" w:lineRule="auto"/>
+        <w:ind w:firstLine="440"/>
+        <w:jc w:val="both"/>
+        <w:rPr>
+          <w:rFonts w:ascii="Georgia" w:hAnsi="Georgia"/>
+          <w:color w:val="2B2B2B"/>
+          <w:sz w:val="26"/>
+        </w:rPr>
+      </w:pPr>
+      <w:r>
+        <w:rPr>
+          <w:rFonts w:ascii="Georgia" w:hAnsi="Georgia"/>
+          <w:color w:val="2B2B2B"/>
+          <w:sz w:val="26"/>
+        </w:rPr>
+        <w:t xml:space="preserve">At three o’clock someone came down the stairs carrying a coffee maker.</w:t>
+      </w:r>
+    </w:p>
+    <w:p>
+      <w:pPr>
+        <w:spacing w:line="400" w:lineRule="auto"/>
+        <w:ind w:firstLine="440"/>
+        <w:jc w:val="both"/>
+        <w:rPr>
+          <w:rFonts w:ascii="Georgia" w:hAnsi="Georgia"/>
+          <w:color w:val="2B2B2B"/>
+          <w:sz w:val="26"/>
+        </w:rPr>
+      </w:pPr>
+      <w:r>
+        <w:rPr>
+          <w:rFonts w:ascii="Georgia" w:hAnsi="Georgia"/>
+          <w:color w:val="2B2B2B"/>
+          <w:sz w:val="26"/>
+        </w:rPr>
+        <w:t xml:space="preserve">It was the coffee maker from two floors up, the real one, with a dent in its side and a carafe that did not quite fit. Elena carried it herself, in both arms, cord trailing, and set it on item 4, and plugged it in.</w:t>
+      </w:r>
+    </w:p>
+    <w:p>
+      <w:pPr>
+        <w:spacing w:line="400" w:lineRule="auto"/>
+        <w:ind w:firstLine="440"/>
+        <w:jc w:val="both"/>
+        <w:rPr>
+          <w:rFonts w:ascii="Georgia" w:hAnsi="Georgia"/>
+          <w:color w:val="2B2B2B"/>
+          <w:sz w:val="26"/>
+        </w:rPr>
+      </w:pPr>
+      <w:r>
+        <w:rPr>
+          <w:rFonts w:ascii="Georgia" w:hAnsi="Georgia"/>
+          <w:color w:val="2B2B2B"/>
+          <w:sz w:val="26"/>
+        </w:rPr>
+        <w:t xml:space="preserve">“We have a new one upstairs,” she said. “This one is surplus. It needs a good home.” She looked around the basement — the pipes, the drawer, the carpet that remembered rain — and something in her face that had been held in one position for a very long time let go. “It will be happy here.”</w:t>
       </w:r>
     </w:p>
     <w:p>
@@ -41112,7 +43809,287 @@
           <w:color w:val="2B2B2B"/>
           <w:sz w:val="26"/>
         </w:rPr>
-        <w:t xml:space="preserve">“I would expect nothing less,” said Elena, and stayed for a cup, and sat on the edge of Gladys’s desk while she drank it, and laughed, twice, at things Gladys said, and was late for her next meeting for the first time anyone at the Desk could remember.</w:t>
+        <w:t xml:space="preserve">“I would expect nothing less,” said Elena, and stayed for a cup, and sat on the edge of Gladys’s desk, and laughed twice at things Gladys said, and was late for her next meeting for the first time anyone at the Desk could remember.</w:t>
+      </w:r>
+    </w:p>
+    <w:p>
+      <w:pPr>
+        <w:spacing w:line="400" w:lineRule="auto"/>
+        <w:ind w:firstLine="440"/>
+        <w:jc w:val="both"/>
+        <w:rPr>
+          <w:rFonts w:ascii="Georgia" w:hAnsi="Georgia"/>
+          <w:color w:val="2B2B2B"/>
+          <w:sz w:val="26"/>
+        </w:rPr>
+      </w:pPr>
+      <w:r>
+        <w:rPr>
+          <w:rFonts w:ascii="Georgia" w:hAnsi="Georgia"/>
+          <w:color w:val="2B2B2B"/>
+          <w:sz w:val="26"/>
+        </w:rPr>
+        <w:t xml:space="preserve">At six, as Dana was putting on her coat, the drawer rang.</w:t>
+      </w:r>
+    </w:p>
+    <w:p>
+      <w:pPr>
+        <w:spacing w:line="400" w:lineRule="auto"/>
+        <w:ind w:firstLine="440"/>
+        <w:jc w:val="both"/>
+        <w:rPr>
+          <w:rFonts w:ascii="Georgia" w:hAnsi="Georgia"/>
+          <w:color w:val="2B2B2B"/>
+          <w:sz w:val="26"/>
+        </w:rPr>
+      </w:pPr>
+      <w:r>
+        <w:rPr>
+          <w:rFonts w:ascii="Georgia" w:hAnsi="Georgia"/>
+          <w:color w:val="2B2B2B"/>
+          <w:sz w:val="26"/>
+        </w:rPr>
+        <w:t xml:space="preserve">The ground office had begun, since Starfall, quite openly to use the Desk’s number. Gladys took those calls in the same pencil as everything else, and treated the callers, who were mostly hybrids the ship had told what they were and who were now trying to decide what to do about it, as she had treated a career of frightened people. This one asked for Dana by name. A woman, with a soft Utah accent.</w:t>
+      </w:r>
+    </w:p>
+    <w:p>
+      <w:pPr>
+        <w:spacing w:line="400" w:lineRule="auto"/>
+        <w:ind w:firstLine="440"/>
+        <w:jc w:val="both"/>
+        <w:rPr>
+          <w:rFonts w:ascii="Georgia" w:hAnsi="Georgia"/>
+          <w:color w:val="2B2B2B"/>
+          <w:sz w:val="26"/>
+        </w:rPr>
+      </w:pPr>
+      <w:r>
+        <w:rPr>
+          <w:rFonts w:ascii="Georgia" w:hAnsi="Georgia"/>
+          <w:color w:val="2B2B2B"/>
+          <w:sz w:val="26"/>
+        </w:rPr>
+        <w:t xml:space="preserve">“I’m sorry,” she said, when Dana picked up. “I should have called you myself, months ago. I was the one who recommended you.”</w:t>
+      </w:r>
+    </w:p>
+    <w:p>
+      <w:pPr>
+        <w:spacing w:line="400" w:lineRule="auto"/>
+        <w:ind w:firstLine="440"/>
+        <w:jc w:val="both"/>
+        <w:rPr>
+          <w:rFonts w:ascii="Georgia" w:hAnsi="Georgia"/>
+          <w:color w:val="2B2B2B"/>
+          <w:sz w:val="26"/>
+        </w:rPr>
+      </w:pPr>
+      <w:r>
+        <w:rPr>
+          <w:rFonts w:ascii="Georgia" w:hAnsi="Georgia"/>
+          <w:color w:val="2B2B2B"/>
+          <w:sz w:val="26"/>
+        </w:rPr>
+        <w:t xml:space="preserve">Dana sat down slowly with her coat half on. “Nowak.”</w:t>
+      </w:r>
+    </w:p>
+    <w:p>
+      <w:pPr>
+        <w:spacing w:line="400" w:lineRule="auto"/>
+        <w:ind w:firstLine="440"/>
+        <w:jc w:val="both"/>
+        <w:rPr>
+          <w:rFonts w:ascii="Georgia" w:hAnsi="Georgia"/>
+          <w:color w:val="2B2B2B"/>
+          <w:sz w:val="26"/>
+        </w:rPr>
+      </w:pPr>
+      <w:r>
+        <w:rPr>
+          <w:rFonts w:ascii="Georgia" w:hAnsi="Georgia"/>
+          <w:color w:val="2B2B2B"/>
+          <w:sz w:val="26"/>
+        </w:rPr>
+        <w:t xml:space="preserve">“That was a name we used. It was my uncle’s. He wasn’t a lawyer. I am. I work in a law office in Salt Lake.” A pause, of the kind Dana had learned over the summer to hear in people who had only recently found out what they were. “I’m one of them. I’ve known since I was twenty-five. I’ve been active for eight years.”</w:t>
+      </w:r>
+    </w:p>
+    <w:p>
+      <w:pPr>
+        <w:spacing w:line="400" w:lineRule="auto"/>
+        <w:ind w:firstLine="440"/>
+        <w:jc w:val="both"/>
+        <w:rPr>
+          <w:rFonts w:ascii="Georgia" w:hAnsi="Georgia"/>
+          <w:color w:val="2B2B2B"/>
+          <w:sz w:val="26"/>
+        </w:rPr>
+      </w:pPr>
+      <w:r>
+        <w:rPr>
+          <w:rFonts w:ascii="Georgia" w:hAnsi="Georgia"/>
+          <w:color w:val="2B2B2B"/>
+          <w:sz w:val="26"/>
+        </w:rPr>
+        <w:t xml:space="preserve">She told Dana the rest. That the ground office had never been one thing. That a part of it — the part that Feld’s twin spoke for, on the council — had wanted, for nine years, someone at the Desk who would recognize what Halo’s sails were when they started to move: someone who knew launch hardware, with nothing left to lose at Ibex, who would be willing to sit in a basement in Chicago and read the sky. That they had found her through the inquiry. That the soft apologetic voice in Ogden, while her faucet leaked, had been this woman, reading from a folder.</w:t>
+      </w:r>
+    </w:p>
+    <w:p>
+      <w:pPr>
+        <w:spacing w:line="400" w:lineRule="auto"/>
+        <w:ind w:firstLine="440"/>
+        <w:jc w:val="both"/>
+        <w:rPr>
+          <w:rFonts w:ascii="Georgia" w:hAnsi="Georgia"/>
+          <w:color w:val="2B2B2B"/>
+          <w:sz w:val="26"/>
+        </w:rPr>
+      </w:pPr>
+      <w:r>
+        <w:rPr>
+          <w:rFonts w:ascii="Georgia" w:hAnsi="Georgia"/>
+          <w:color w:val="2B2B2B"/>
+          <w:sz w:val="26"/>
+        </w:rPr>
+        <w:t xml:space="preserve">“What did the folder say?”</w:t>
+      </w:r>
+    </w:p>
+    <w:p>
+      <w:pPr>
+        <w:spacing w:line="400" w:lineRule="auto"/>
+        <w:ind w:firstLine="440"/>
+        <w:jc w:val="both"/>
+        <w:rPr>
+          <w:rFonts w:ascii="Georgia" w:hAnsi="Georgia"/>
+          <w:color w:val="2B2B2B"/>
+          <w:sz w:val="26"/>
+        </w:rPr>
+      </w:pPr>
+      <w:r>
+        <w:rPr>
+          <w:rFonts w:ascii="Georgia" w:hAnsi="Georgia"/>
+          <w:color w:val="2B2B2B"/>
+          <w:sz w:val="26"/>
+        </w:rPr>
+        <w:t xml:space="preserve">The woman read it to her. A week later, at Dana’s request, a scan came by courier: a single sheet in a manila folder labeled DETAIL — OSEI, in a careful, rounded clerk’s hand that had learned its letters in an Ohio grade school and its purpose somewhere much farther away.</w:t>
+      </w:r>
+    </w:p>
+    <w:p>
+      <w:pPr>
+        <w:spacing w:line="400" w:lineRule="auto"/>
+        <w:ind w:firstLine="440"/>
+        <w:jc w:val="both"/>
+        <w:rPr>
+          <w:rFonts w:ascii="Georgia" w:hAnsi="Georgia"/>
+          <w:color w:val="2B2B2B"/>
+          <w:sz w:val="26"/>
+        </w:rPr>
+      </w:pPr>
+      <w:r>
+        <w:rPr>
+          <w:rFonts w:ascii="Georgia" w:hAnsi="Georgia"/>
+          <w:color w:val="2B2B2B"/>
+          <w:sz w:val="26"/>
+        </w:rPr>
+        <w:t xml:space="preserve">Engineer, the sheet said. Basement. Before the curve steepens.</w:t>
+      </w:r>
+    </w:p>
+    <w:p>
+      <w:pPr>
+        <w:spacing w:line="400" w:lineRule="auto"/>
+        <w:ind w:firstLine="440"/>
+        <w:jc w:val="both"/>
+        <w:rPr>
+          <w:rFonts w:ascii="Georgia" w:hAnsi="Georgia"/>
+          <w:color w:val="2B2B2B"/>
+          <w:sz w:val="26"/>
+        </w:rPr>
+      </w:pPr>
+      <w:r>
+        <w:rPr>
+          <w:rFonts w:ascii="Georgia" w:hAnsi="Georgia"/>
+          <w:color w:val="2B2B2B"/>
+          <w:sz w:val="26"/>
+        </w:rPr>
+        <w:t xml:space="preserve">Underneath, smaller, in a different ink: She will ask the right question. Give her the drawer.</w:t>
+      </w:r>
+    </w:p>
+    <w:p>
+      <w:pPr>
+        <w:spacing w:line="400" w:lineRule="auto"/>
+        <w:ind w:firstLine="440"/>
+        <w:jc w:val="both"/>
+        <w:rPr>
+          <w:rFonts w:ascii="Georgia" w:hAnsi="Georgia"/>
+          <w:color w:val="2B2B2B"/>
+          <w:sz w:val="26"/>
+        </w:rPr>
+      </w:pPr>
+      <w:r>
+        <w:rPr>
+          <w:rFonts w:ascii="Georgia" w:hAnsi="Georgia"/>
+          <w:color w:val="2B2B2B"/>
+          <w:sz w:val="26"/>
+        </w:rPr>
+        <w:t xml:space="preserve">Dana sat with it at her desk with the chirping chair, under the knocking pipe, while the coffee maker ticked as it cooled. She had been placed, like the alpaca and the man in the windbreaker and the technician in the closet, by the same people who had taken a baby from Ball Memorial in 1992, so that when the night came someone would be sitting at the drawer who knew what she was looking at.</w:t>
+      </w:r>
+    </w:p>
+    <w:p>
+      <w:pPr>
+        <w:spacing w:line="400" w:lineRule="auto"/>
+        <w:ind w:firstLine="440"/>
+        <w:jc w:val="both"/>
+        <w:rPr>
+          <w:rFonts w:ascii="Georgia" w:hAnsi="Georgia"/>
+          <w:color w:val="2B2B2B"/>
+          <w:sz w:val="26"/>
+        </w:rPr>
+      </w:pPr>
+      <w:r>
+        <w:rPr>
+          <w:rFonts w:ascii="Georgia" w:hAnsi="Georgia"/>
+          <w:color w:val="2B2B2B"/>
+          <w:sz w:val="26"/>
+        </w:rPr>
+        <w:t xml:space="preserve">She waited to feel used. It was what she had felt since the inquiry, about almost everything.</w:t>
+      </w:r>
+    </w:p>
+    <w:p>
+      <w:pPr>
+        <w:spacing w:line="400" w:lineRule="auto"/>
+        <w:ind w:firstLine="440"/>
+        <w:jc w:val="both"/>
+        <w:rPr>
+          <w:rFonts w:ascii="Georgia" w:hAnsi="Georgia"/>
+          <w:color w:val="2B2B2B"/>
+          <w:sz w:val="26"/>
+        </w:rPr>
+      </w:pPr>
+      <w:r>
+        <w:rPr>
+          <w:rFonts w:ascii="Georgia" w:hAnsi="Georgia"/>
+          <w:color w:val="2B2B2B"/>
+          <w:sz w:val="26"/>
+        </w:rPr>
+        <w:t xml:space="preserve">It did not come. What came, slowly, was stranger: the sense of having been, for once in her life, recommended by someone who had been right.</w:t>
+      </w:r>
+    </w:p>
+    <w:p>
+      <w:pPr>
+        <w:spacing w:line="400" w:lineRule="auto"/>
+        <w:ind w:firstLine="440"/>
+        <w:jc w:val="both"/>
+        <w:rPr>
+          <w:rFonts w:ascii="Georgia" w:hAnsi="Georgia"/>
+          <w:color w:val="2B2B2B"/>
+          <w:sz w:val="26"/>
+        </w:rPr>
+      </w:pPr>
+      <w:r>
+        <w:rPr>
+          <w:rFonts w:ascii="Georgia" w:hAnsi="Georgia"/>
+          <w:color w:val="2B2B2B"/>
+          <w:sz w:val="26"/>
+        </w:rPr>
+        <w:t xml:space="preserve">She filed the scan in the case folder, under her own name, in pencil.</w:t>
       </w:r>
     </w:p>
     <w:p>
@@ -41151,127 +44128,547 @@
           <w:color w:val="2B2B2B"/>
           <w:sz w:val="26"/>
         </w:rPr>
-        <w:t xml:space="preserve">Huff said it in September, at his own kitchen table in Lissome, to a psychiatrist from Indianapolis named Carl Daniels, with Deb Cobb present as a witness because Huff had insisted on a witness.</w:t>
-      </w:r>
-    </w:p>
-    <w:p>
-      <w:pPr>
-        <w:spacing w:line="400" w:lineRule="auto"/>
-        <w:ind w:firstLine="440"/>
-        <w:jc w:val="both"/>
-        <w:rPr>
-          <w:rFonts w:ascii="Georgia" w:hAnsi="Georgia"/>
-          <w:color w:val="2B2B2B"/>
-          <w:sz w:val="26"/>
-        </w:rPr>
-      </w:pPr>
-      <w:r>
-        <w:rPr>
-          <w:rFonts w:ascii="Georgia" w:hAnsi="Georgia"/>
-          <w:color w:val="2B2B2B"/>
-          <w:sz w:val="26"/>
-        </w:rPr>
-        <w:t xml:space="preserve">Daniels had been read in at the end of August, at Priya’s request, because Priya had wanted somebody medical who had already met a man who bit, and because Daniels, it turned out, had been keeping a file of his own for eleven years that he had shown to no one. He had driven down to Lissome to take Huff’s statement about the hum. He sat at the table with a notebook and a cup of Deb’s coffee and listened for an hour without interrupting.</w:t>
-      </w:r>
-    </w:p>
-    <w:p>
-      <w:pPr>
-        <w:spacing w:line="400" w:lineRule="auto"/>
-        <w:ind w:firstLine="440"/>
-        <w:jc w:val="both"/>
-        <w:rPr>
-          <w:rFonts w:ascii="Georgia" w:hAnsi="Georgia"/>
-          <w:color w:val="2B2B2B"/>
-          <w:sz w:val="26"/>
-        </w:rPr>
-      </w:pPr>
-      <w:r>
-        <w:rPr>
-          <w:rFonts w:ascii="Georgia" w:hAnsi="Georgia"/>
-          <w:color w:val="2B2B2B"/>
-          <w:sz w:val="26"/>
-        </w:rPr>
-        <w:t xml:space="preserve">When Huff had finished, he leaned back.</w:t>
-      </w:r>
-    </w:p>
-    <w:p>
-      <w:pPr>
-        <w:spacing w:line="400" w:lineRule="auto"/>
-        <w:ind w:firstLine="440"/>
-        <w:jc w:val="both"/>
-        <w:rPr>
-          <w:rFonts w:ascii="Georgia" w:hAnsi="Georgia"/>
-          <w:color w:val="2B2B2B"/>
-          <w:sz w:val="26"/>
-        </w:rPr>
-      </w:pPr>
-      <w:r>
-        <w:rPr>
-          <w:rFonts w:ascii="Georgia" w:hAnsi="Georgia"/>
-          <w:color w:val="2B2B2B"/>
-          <w:sz w:val="26"/>
-        </w:rPr>
-        <w:t xml:space="preserve">“Twenty-two years,” he said. “Twenty-two years, I been saying there was something up there. Twenty-two years, my own sister telling people at church I wasn’t right. And I was right.” He looked at Daniels, and at Deb, and at the bunker door at the bottom of his yard, standing open in the sun. “I called it,” he said. “I called it. That’s all. I’m not going to say it again. I just wanted it said once in front of somebody with a degree.”</w:t>
-      </w:r>
-    </w:p>
-    <w:p>
-      <w:pPr>
-        <w:spacing w:line="400" w:lineRule="auto"/>
-        <w:ind w:firstLine="440"/>
-        <w:jc w:val="both"/>
-        <w:rPr>
-          <w:rFonts w:ascii="Georgia" w:hAnsi="Georgia"/>
-          <w:color w:val="2B2B2B"/>
-          <w:sz w:val="26"/>
-        </w:rPr>
-      </w:pPr>
-      <w:r>
-        <w:rPr>
-          <w:rFonts w:ascii="Georgia" w:hAnsi="Georgia"/>
-          <w:color w:val="2B2B2B"/>
-          <w:sz w:val="26"/>
-        </w:rPr>
-        <w:t xml:space="preserve">“It’s said,” said Daniels gravely, and wrote it down, and underlined it, and Huff, who had expected to feel triumphant, sat at his own table and found that what he felt was something more like being let in out of the cold.</w:t>
-      </w:r>
-    </w:p>
-    <w:p>
-      <w:pPr>
-        <w:spacing w:line="400" w:lineRule="auto"/>
-        <w:ind w:firstLine="440"/>
-        <w:jc w:val="both"/>
-        <w:rPr>
-          <w:rFonts w:ascii="Georgia" w:hAnsi="Georgia"/>
-          <w:color w:val="2B2B2B"/>
-          <w:sz w:val="26"/>
-        </w:rPr>
-      </w:pPr>
-      <w:r>
-        <w:rPr>
-          <w:rFonts w:ascii="Georgia" w:hAnsi="Georgia"/>
-          <w:color w:val="2B2B2B"/>
-          <w:sz w:val="26"/>
-        </w:rPr>
-        <w:t xml:space="preserve">The hum itself turned out to be the least mysterious thing in the file. Priya matched Huff’s logbook times against her own and found they agreed to the second, and then found the reason in a technical annex Feld had dictated from memory: the tender’s transmitters were old, patched, and badly shielded, and when they drove a signal hard they leaked — the way an old microwave oven leaks into a Wi-Fi router — onto bands they were never meant to touch, faintly, all across the spectrum. Nobody had ever thought to listen for it on shortwave, except one retired man in Indiana with a homemade dipole and nothing but time.</w:t>
-      </w:r>
-    </w:p>
-    <w:p>
-      <w:pPr>
-        <w:spacing w:line="400" w:lineRule="auto"/>
-        <w:ind w:firstLine="440"/>
-        <w:jc w:val="both"/>
-        <w:rPr>
-          <w:rFonts w:ascii="Georgia" w:hAnsi="Georgia"/>
-          <w:color w:val="2B2B2B"/>
-          <w:sz w:val="26"/>
-        </w:rPr>
-      </w:pPr>
-      <w:r>
-        <w:rPr>
-          <w:rFonts w:ascii="Georgia" w:hAnsi="Georgia"/>
-          <w:color w:val="2B2B2B"/>
-          <w:sz w:val="26"/>
-        </w:rPr>
-        <w:t xml:space="preserve">“He’s not a crank,” Priya wrote, in the margin of her report. “He’s a receiver.”</w:t>
+        <w:t xml:space="preserve">The November letters were due on the first, which in 2026 fell on a Sunday, which was also the night the clocks went back, which Gary Huff said, to anyone who would listen, was exactly the kind of thing they would pick.</w:t>
+      </w:r>
+    </w:p>
+    <w:p>
+      <w:pPr>
+        <w:spacing w:line="400" w:lineRule="auto"/>
+        <w:ind w:firstLine="440"/>
+        <w:jc w:val="both"/>
+        <w:rPr>
+          <w:rFonts w:ascii="Georgia" w:hAnsi="Georgia"/>
+          <w:color w:val="2B2B2B"/>
+          <w:sz w:val="26"/>
+        </w:rPr>
+      </w:pPr>
+      <w:r>
+        <w:rPr>
+          <w:rFonts w:ascii="Georgia" w:hAnsi="Georgia"/>
+          <w:color w:val="2B2B2B"/>
+          <w:sz w:val="26"/>
+        </w:rPr>
+        <w:t xml:space="preserve">By nine o’clock that evening there were five people in Rosa Reyes’s kitchen in Muncie, under the rooster clock that had never been right. It was, for once, nearly right; Dominic had climbed on a chair that afternoon and set it back an hour along with everything else in the house, and for a few hours, by accident, it was only four minutes fast.</w:t>
+      </w:r>
+    </w:p>
+    <w:p>
+      <w:pPr>
+        <w:spacing w:line="400" w:lineRule="auto"/>
+        <w:ind w:firstLine="440"/>
+        <w:jc w:val="both"/>
+        <w:rPr>
+          <w:rFonts w:ascii="Georgia" w:hAnsi="Georgia"/>
+          <w:color w:val="2B2B2B"/>
+          <w:sz w:val="26"/>
+        </w:rPr>
+      </w:pPr>
+      <w:r>
+        <w:rPr>
+          <w:rFonts w:ascii="Georgia" w:hAnsi="Georgia"/>
+          <w:color w:val="2B2B2B"/>
+          <w:sz w:val="26"/>
+        </w:rPr>
+        <w:t xml:space="preserve">Rosa sat at the head of the table in a good cardigan. Dominic sat at her right, Mabs beside him. Nora had driven over from Indianapolis on four hours’ sleep, because the night before she had filmed a Halloween wedding in a barn in Hamilton County where the best man had come dressed as a hot dog; she had lowered her camera half a degree for the toast, out of habit, and found him in the frame without hunting, and he had not stopped once. She had left her camera in the car tonight. She had decided that on the drive. Jesse, her co-host now, on a podcast that had come back in October with a woman on it who did not like microphones and said so on air, had been told this was a family thing, and was waiting outside in the Honda with the heater on and a book, upside down, out of solidarity.</w:t>
+      </w:r>
+    </w:p>
+    <w:p>
+      <w:pPr>
+        <w:spacing w:line="400" w:lineRule="auto"/>
+        <w:ind w:firstLine="440"/>
+        <w:jc w:val="both"/>
+        <w:rPr>
+          <w:rFonts w:ascii="Georgia" w:hAnsi="Georgia"/>
+          <w:color w:val="2B2B2B"/>
+          <w:sz w:val="26"/>
+        </w:rPr>
+      </w:pPr>
+      <w:r>
+        <w:rPr>
+          <w:rFonts w:ascii="Georgia" w:hAnsi="Georgia"/>
+          <w:color w:val="2B2B2B"/>
+          <w:sz w:val="26"/>
+        </w:rPr>
+        <w:t xml:space="preserve">The fifth person was Elena Marsh, who had driven down from Chicago with a leather folio.</w:t>
+      </w:r>
+    </w:p>
+    <w:p>
+      <w:pPr>
+        <w:spacing w:line="400" w:lineRule="auto"/>
+        <w:ind w:firstLine="440"/>
+        <w:jc w:val="both"/>
+        <w:rPr>
+          <w:rFonts w:ascii="Georgia" w:hAnsi="Georgia"/>
+          <w:color w:val="2B2B2B"/>
+          <w:sz w:val="26"/>
+        </w:rPr>
+      </w:pPr>
+      <w:r>
+        <w:rPr>
+          <w:rFonts w:ascii="Georgia" w:hAnsi="Georgia"/>
+          <w:color w:val="2B2B2B"/>
+          <w:sz w:val="26"/>
+        </w:rPr>
+        <w:t xml:space="preserve">The page had come at one in the morning Brussels time, and Feld had faxed his translation to the Desk by breakfast, and Gladys had read it to Rosa over the phone, twice, slowly, the way she read things to people who were going to need to have heard them twice. It was three lines long. It was addressed, in Feld’s translation, to the mother who lights candles. It said that the writer was well. That he was a hydroponic technician on the ship’s second deck, which meant he grew food. That he had a daughter of four. And that he would like, if she was willing, under the clause, to be asked.</w:t>
+      </w:r>
+    </w:p>
+    <w:p>
+      <w:pPr>
+        <w:spacing w:line="400" w:lineRule="auto"/>
+        <w:ind w:firstLine="440"/>
+        <w:jc w:val="both"/>
+        <w:rPr>
+          <w:rFonts w:ascii="Georgia" w:hAnsi="Georgia"/>
+          <w:color w:val="2B2B2B"/>
+          <w:sz w:val="26"/>
+        </w:rPr>
+      </w:pPr>
+      <w:r>
+        <w:rPr>
+          <w:rFonts w:ascii="Georgia" w:hAnsi="Georgia"/>
+          <w:color w:val="2B2B2B"/>
+          <w:sz w:val="26"/>
+        </w:rPr>
+        <w:t xml:space="preserve">Elena opened the folio and took out a single typed sheet.</w:t>
+      </w:r>
+    </w:p>
+    <w:p>
+      <w:pPr>
+        <w:spacing w:line="400" w:lineRule="auto"/>
+        <w:ind w:firstLine="440"/>
+        <w:jc w:val="both"/>
+        <w:rPr>
+          <w:rFonts w:ascii="Georgia" w:hAnsi="Georgia"/>
+          <w:color w:val="2B2B2B"/>
+          <w:sz w:val="26"/>
+        </w:rPr>
+      </w:pPr>
+      <w:r>
+        <w:rPr>
+          <w:rFonts w:ascii="Georgia" w:hAnsi="Georgia"/>
+          <w:color w:val="2B2B2B"/>
+          <w:sz w:val="26"/>
+        </w:rPr>
+        <w:t xml:space="preserve">“I was asked to bring this,” she said. “By an office in Virginia. It’s a form of words. It has been reviewed by four governments. It expresses the goodwill of the family and the hope for continued peaceful relations.” She put it on the table beside the cookies from the Mennonite bakery. “I was asked to bring it. I was not asked to make you read it. I checked.”</w:t>
+      </w:r>
+    </w:p>
+    <w:p>
+      <w:pPr>
+        <w:spacing w:line="400" w:lineRule="auto"/>
+        <w:ind w:firstLine="440"/>
+        <w:jc w:val="both"/>
+        <w:rPr>
+          <w:rFonts w:ascii="Georgia" w:hAnsi="Georgia"/>
+          <w:color w:val="2B2B2B"/>
+          <w:sz w:val="26"/>
+        </w:rPr>
+      </w:pPr>
+      <w:r>
+        <w:rPr>
+          <w:rFonts w:ascii="Georgia" w:hAnsi="Georgia"/>
+          <w:color w:val="2B2B2B"/>
+          <w:sz w:val="26"/>
+        </w:rPr>
+        <w:t xml:space="preserve">Rosa put on her reading glasses and read it all the way through, because she had been a school secretary for thirty-two years and did not reject any document she had not read.</w:t>
+      </w:r>
+    </w:p>
+    <w:p>
+      <w:pPr>
+        <w:spacing w:line="400" w:lineRule="auto"/>
+        <w:ind w:firstLine="440"/>
+        <w:jc w:val="both"/>
+        <w:rPr>
+          <w:rFonts w:ascii="Georgia" w:hAnsi="Georgia"/>
+          <w:color w:val="2B2B2B"/>
+          <w:sz w:val="26"/>
+        </w:rPr>
+      </w:pPr>
+      <w:r>
+        <w:rPr>
+          <w:rFonts w:ascii="Georgia" w:hAnsi="Georgia"/>
+          <w:color w:val="2B2B2B"/>
+          <w:sz w:val="26"/>
+        </w:rPr>
+        <w:t xml:space="preserve">“It’s very nice,” she said. “Who wrote it?”</w:t>
+      </w:r>
+    </w:p>
+    <w:p>
+      <w:pPr>
+        <w:spacing w:line="400" w:lineRule="auto"/>
+        <w:ind w:firstLine="440"/>
+        <w:jc w:val="both"/>
+        <w:rPr>
+          <w:rFonts w:ascii="Georgia" w:hAnsi="Georgia"/>
+          <w:color w:val="2B2B2B"/>
+          <w:sz w:val="26"/>
+        </w:rPr>
+      </w:pPr>
+      <w:r>
+        <w:rPr>
+          <w:rFonts w:ascii="Georgia" w:hAnsi="Georgia"/>
+          <w:color w:val="2B2B2B"/>
+          <w:sz w:val="26"/>
+        </w:rPr>
+        <w:t xml:space="preserve">“A committee.”</w:t>
+      </w:r>
+    </w:p>
+    <w:p>
+      <w:pPr>
+        <w:spacing w:line="400" w:lineRule="auto"/>
+        <w:ind w:firstLine="440"/>
+        <w:jc w:val="both"/>
+        <w:rPr>
+          <w:rFonts w:ascii="Georgia" w:hAnsi="Georgia"/>
+          <w:color w:val="2B2B2B"/>
+          <w:sz w:val="26"/>
+        </w:rPr>
+      </w:pPr>
+      <w:r>
+        <w:rPr>
+          <w:rFonts w:ascii="Georgia" w:hAnsi="Georgia"/>
+          <w:color w:val="2B2B2B"/>
+          <w:sz w:val="26"/>
+        </w:rPr>
+        <w:t xml:space="preserve">“Then the committee can say it.” She took her glasses off, and folded the sheet in half, and slid it under the rooster clock. “I’ll ask him myself.”</w:t>
+      </w:r>
+    </w:p>
+    <w:p>
+      <w:pPr>
+        <w:spacing w:line="400" w:lineRule="auto"/>
+        <w:ind w:firstLine="440"/>
+        <w:jc w:val="both"/>
+        <w:rPr>
+          <w:rFonts w:ascii="Georgia" w:hAnsi="Georgia"/>
+          <w:color w:val="2B2B2B"/>
+          <w:sz w:val="26"/>
+        </w:rPr>
+      </w:pPr>
+      <w:r>
+        <w:rPr>
+          <w:rFonts w:ascii="Georgia" w:hAnsi="Georgia"/>
+          <w:color w:val="2B2B2B"/>
+          <w:sz w:val="26"/>
+        </w:rPr>
+        <w:t xml:space="preserve">Elena put the folio away. Dana would hear later that she had smiled, getting back into her car, and that nobody had seen it but Jesse, who was holding his book the right way up by then and had the grace not to mention it on air.</w:t>
+      </w:r>
+    </w:p>
+    <w:p>
+      <w:pPr>
+        <w:spacing w:line="400" w:lineRule="auto"/>
+        <w:ind w:firstLine="440"/>
+        <w:jc w:val="both"/>
+        <w:rPr>
+          <w:rFonts w:ascii="Georgia" w:hAnsi="Georgia"/>
+          <w:color w:val="2B2B2B"/>
+          <w:sz w:val="26"/>
+        </w:rPr>
+      </w:pPr>
+      <w:r>
+        <w:rPr>
+          <w:rFonts w:ascii="Georgia" w:hAnsi="Georgia"/>
+          <w:color w:val="2B2B2B"/>
+          <w:sz w:val="26"/>
+        </w:rPr>
+        <w:t xml:space="preserve">They waited. Mabs made coffee nobody drank. Nora watched Dominic, because she could not help it, and saw that he was calm in a way she had not seen him be calm since before the wedding: not the stillness of the weather but the ordinary quiet of a man in his mother’s kitchen who knows what he has said yes to.</w:t>
+      </w:r>
+    </w:p>
+    <w:p>
+      <w:pPr>
+        <w:spacing w:line="400" w:lineRule="auto"/>
+        <w:ind w:firstLine="440"/>
+        <w:jc w:val="both"/>
+        <w:rPr>
+          <w:rFonts w:ascii="Georgia" w:hAnsi="Georgia"/>
+          <w:color w:val="2B2B2B"/>
+          <w:sz w:val="26"/>
+        </w:rPr>
+      </w:pPr>
+      <w:r>
+        <w:rPr>
+          <w:rFonts w:ascii="Georgia" w:hAnsi="Georgia"/>
+          <w:color w:val="2B2B2B"/>
+          <w:sz w:val="26"/>
+        </w:rPr>
+        <w:t xml:space="preserve">“What if it doesn’t work,” said Mabs.</w:t>
+      </w:r>
+    </w:p>
+    <w:p>
+      <w:pPr>
+        <w:spacing w:line="400" w:lineRule="auto"/>
+        <w:ind w:firstLine="440"/>
+        <w:jc w:val="both"/>
+        <w:rPr>
+          <w:rFonts w:ascii="Georgia" w:hAnsi="Georgia"/>
+          <w:color w:val="2B2B2B"/>
+          <w:sz w:val="26"/>
+        </w:rPr>
+      </w:pPr>
+      <w:r>
+        <w:rPr>
+          <w:rFonts w:ascii="Georgia" w:hAnsi="Georgia"/>
+          <w:color w:val="2B2B2B"/>
+          <w:sz w:val="26"/>
+        </w:rPr>
+        <w:t xml:space="preserve">“Then we’ll have had coffee,” said Rosa. “At my age that’s an evening.”</w:t>
+      </w:r>
+    </w:p>
+    <w:p>
+      <w:pPr>
+        <w:spacing w:line="400" w:lineRule="auto"/>
+        <w:ind w:firstLine="440"/>
+        <w:jc w:val="both"/>
+        <w:rPr>
+          <w:rFonts w:ascii="Georgia" w:hAnsi="Georgia"/>
+          <w:color w:val="2B2B2B"/>
+          <w:sz w:val="26"/>
+        </w:rPr>
+      </w:pPr>
+      <w:r>
+        <w:rPr>
+          <w:rFonts w:ascii="Georgia" w:hAnsi="Georgia"/>
+          <w:color w:val="2B2B2B"/>
+          <w:sz w:val="26"/>
+        </w:rPr>
+        <w:t xml:space="preserve">At 10:14 the rooster clock said 10:18, and Dominic put his hand flat on the table, palm down, and Rosa put hers on top of it, the way she had laid her gardening gloves on that table in July, fingers aligned.</w:t>
+      </w:r>
+    </w:p>
+    <w:p>
+      <w:pPr>
+        <w:spacing w:line="400" w:lineRule="auto"/>
+        <w:ind w:firstLine="440"/>
+        <w:jc w:val="both"/>
+        <w:rPr>
+          <w:rFonts w:ascii="Georgia" w:hAnsi="Georgia"/>
+          <w:color w:val="2B2B2B"/>
+          <w:sz w:val="26"/>
+        </w:rPr>
+      </w:pPr>
+      <w:r>
+        <w:rPr>
+          <w:rFonts w:ascii="Georgia" w:hAnsi="Georgia"/>
+          <w:color w:val="2B2B2B"/>
+          <w:sz w:val="26"/>
+        </w:rPr>
+        <w:t xml:space="preserve">Nora saw the weather come into his face — but gently this time, like a light coming on in another room of the house, and not like a hand over his eyes. He did not stand. He did not go anywhere. He looked at his mother.</w:t>
+      </w:r>
+    </w:p>
+    <w:p>
+      <w:pPr>
+        <w:spacing w:line="400" w:lineRule="auto"/>
+        <w:ind w:firstLine="440"/>
+        <w:jc w:val="both"/>
+        <w:rPr>
+          <w:rFonts w:ascii="Georgia" w:hAnsi="Georgia"/>
+          <w:color w:val="2B2B2B"/>
+          <w:sz w:val="26"/>
+        </w:rPr>
+      </w:pPr>
+      <w:r>
+        <w:rPr>
+          <w:rFonts w:ascii="Georgia" w:hAnsi="Georgia"/>
+          <w:color w:val="2B2B2B"/>
+          <w:sz w:val="26"/>
+        </w:rPr>
+        <w:t xml:space="preserve">“Okay, Mom,” he said. “He can hear you. I think he can hear you.”</w:t>
+      </w:r>
+    </w:p>
+    <w:p>
+      <w:pPr>
+        <w:spacing w:line="400" w:lineRule="auto"/>
+        <w:ind w:firstLine="440"/>
+        <w:jc w:val="both"/>
+        <w:rPr>
+          <w:rFonts w:ascii="Georgia" w:hAnsi="Georgia"/>
+          <w:color w:val="2B2B2B"/>
+          <w:sz w:val="26"/>
+        </w:rPr>
+      </w:pPr>
+      <w:r>
+        <w:rPr>
+          <w:rFonts w:ascii="Georgia" w:hAnsi="Georgia"/>
+          <w:color w:val="2B2B2B"/>
+          <w:sz w:val="26"/>
+        </w:rPr>
+        <w:t xml:space="preserve">Rosa Reyes had thought about this sentence for thirty-four years and had spent the last ten days throwing versions of it away. She had written them on the backs of envelopes and torn them up at the sink. She had asked the priest, and the priest had suggested something from Scripture, and she had thanked him and not used it.</w:t>
+      </w:r>
+    </w:p>
+    <w:p>
+      <w:pPr>
+        <w:spacing w:line="400" w:lineRule="auto"/>
+        <w:ind w:firstLine="440"/>
+        <w:jc w:val="both"/>
+        <w:rPr>
+          <w:rFonts w:ascii="Georgia" w:hAnsi="Georgia"/>
+          <w:color w:val="2B2B2B"/>
+          <w:sz w:val="26"/>
+        </w:rPr>
+      </w:pPr>
+      <w:r>
+        <w:rPr>
+          <w:rFonts w:ascii="Georgia" w:hAnsi="Georgia"/>
+          <w:color w:val="2B2B2B"/>
+          <w:sz w:val="26"/>
+        </w:rPr>
+        <w:t xml:space="preserve">What she said, in the end, she said in the voice she had used for thirty-two years on children who were late, and for the whole of one long afternoon in a Kroger dairy aisle with a gallon of milk in her hand.</w:t>
+      </w:r>
+    </w:p>
+    <w:p>
+      <w:pPr>
+        <w:spacing w:line="400" w:lineRule="auto"/>
+        <w:ind w:firstLine="440"/>
+        <w:jc w:val="both"/>
+        <w:rPr>
+          <w:rFonts w:ascii="Georgia" w:hAnsi="Georgia"/>
+          <w:color w:val="2B2B2B"/>
+          <w:sz w:val="26"/>
+        </w:rPr>
+      </w:pPr>
+      <w:r>
+        <w:rPr>
+          <w:rFonts w:ascii="Georgia" w:hAnsi="Georgia"/>
+          <w:color w:val="2B2B2B"/>
+          <w:sz w:val="26"/>
+        </w:rPr>
+        <w:t xml:space="preserve">“I don’t know what they told you about me,” said Rosa. “I don’t know what you want. So I’m asking. What do you want? Not them. You. Take as long as you need. Whatever it is, you get to decide.”</w:t>
+      </w:r>
+    </w:p>
+    <w:p>
+      <w:pPr>
+        <w:spacing w:line="400" w:lineRule="auto"/>
+        <w:ind w:firstLine="440"/>
+        <w:jc w:val="both"/>
+        <w:rPr>
+          <w:rFonts w:ascii="Georgia" w:hAnsi="Georgia"/>
+          <w:color w:val="2B2B2B"/>
+          <w:sz w:val="26"/>
+        </w:rPr>
+      </w:pPr>
+      <w:r>
+        <w:rPr>
+          <w:rFonts w:ascii="Georgia" w:hAnsi="Georgia"/>
+          <w:color w:val="2B2B2B"/>
+          <w:sz w:val="26"/>
+        </w:rPr>
+        <w:t xml:space="preserve">It was more than one sentence. Nobody at the table was going to tell her that.</w:t>
+      </w:r>
+    </w:p>
+    <w:p>
+      <w:pPr>
+        <w:spacing w:line="400" w:lineRule="auto"/>
+        <w:ind w:firstLine="440"/>
+        <w:jc w:val="both"/>
+        <w:rPr>
+          <w:rFonts w:ascii="Georgia" w:hAnsi="Georgia"/>
+          <w:color w:val="2B2B2B"/>
+          <w:sz w:val="26"/>
+        </w:rPr>
+      </w:pPr>
+      <w:r>
+        <w:rPr>
+          <w:rFonts w:ascii="Georgia" w:hAnsi="Georgia"/>
+          <w:color w:val="2B2B2B"/>
+          <w:sz w:val="26"/>
+        </w:rPr>
+        <w:t xml:space="preserve">Dominic sat with his eyes open and his mother’s hand on his for perhaps half a minute. Mabs held his other arm, not fixing, sitting next to. Nobody filmed anything.</w:t>
+      </w:r>
+    </w:p>
+    <w:p>
+      <w:pPr>
+        <w:spacing w:line="400" w:lineRule="auto"/>
+        <w:ind w:firstLine="440"/>
+        <w:jc w:val="both"/>
+        <w:rPr>
+          <w:rFonts w:ascii="Georgia" w:hAnsi="Georgia"/>
+          <w:color w:val="2B2B2B"/>
+          <w:sz w:val="26"/>
+        </w:rPr>
+      </w:pPr>
+      <w:r>
+        <w:rPr>
+          <w:rFonts w:ascii="Georgia" w:hAnsi="Georgia"/>
+          <w:color w:val="2B2B2B"/>
+          <w:sz w:val="26"/>
+        </w:rPr>
+        <w:t xml:space="preserve">Then the weather went out of his face, and he blinked, and looked at the table as if surprised to find it there.</w:t>
+      </w:r>
+    </w:p>
+    <w:p>
+      <w:pPr>
+        <w:spacing w:line="400" w:lineRule="auto"/>
+        <w:ind w:firstLine="440"/>
+        <w:jc w:val="both"/>
+        <w:rPr>
+          <w:rFonts w:ascii="Georgia" w:hAnsi="Georgia"/>
+          <w:color w:val="2B2B2B"/>
+          <w:sz w:val="26"/>
+        </w:rPr>
+      </w:pPr>
+      <w:r>
+        <w:rPr>
+          <w:rFonts w:ascii="Georgia" w:hAnsi="Georgia"/>
+          <w:color w:val="2B2B2B"/>
+          <w:sz w:val="26"/>
+        </w:rPr>
+        <w:t xml:space="preserve">“He heard you,” he said. His voice was rough. “He — Mom, he laughed. I didn’t know they laughed.” He wiped his face with the heel of his hand. “Not at you. Like when somebody finally asks you the thing you’ve been waiting for. Like that.”</w:t>
+      </w:r>
+    </w:p>
+    <w:p>
+      <w:pPr>
+        <w:spacing w:line="400" w:lineRule="auto"/>
+        <w:ind w:firstLine="440"/>
+        <w:jc w:val="both"/>
+        <w:rPr>
+          <w:rFonts w:ascii="Georgia" w:hAnsi="Georgia"/>
+          <w:color w:val="2B2B2B"/>
+          <w:sz w:val="26"/>
+        </w:rPr>
+      </w:pPr>
+      <w:r>
+        <w:rPr>
+          <w:rFonts w:ascii="Georgia" w:hAnsi="Georgia"/>
+          <w:color w:val="2B2B2B"/>
+          <w:sz w:val="26"/>
+        </w:rPr>
+        <w:t xml:space="preserve">Rosa nodded once. She did not cry. She had done that in August, in front of the Virgin and a man with a duster, and had decided once was the whole of it.</w:t>
+      </w:r>
+    </w:p>
+    <w:p>
+      <w:pPr>
+        <w:spacing w:line="400" w:lineRule="auto"/>
+        <w:ind w:firstLine="440"/>
+        <w:jc w:val="both"/>
+        <w:rPr>
+          <w:rFonts w:ascii="Georgia" w:hAnsi="Georgia"/>
+          <w:color w:val="2B2B2B"/>
+          <w:sz w:val="26"/>
+        </w:rPr>
+      </w:pPr>
+      <w:r>
+        <w:rPr>
+          <w:rFonts w:ascii="Georgia" w:hAnsi="Georgia"/>
+          <w:color w:val="2B2B2B"/>
+          <w:sz w:val="26"/>
+        </w:rPr>
+        <w:t xml:space="preserve">“Well,” she said. “Good.” She stood up, and took the folded sheet from under the clock, and put it in the drawer with the takeout menus, where it remained for many years, an official expression of goodwill between two species, under a coupon for pizza.</w:t>
+      </w:r>
+    </w:p>
+    <w:p>
+      <w:pPr>
+        <w:spacing w:line="400" w:lineRule="auto"/>
+        <w:ind w:firstLine="440"/>
+        <w:jc w:val="both"/>
+        <w:rPr>
+          <w:rFonts w:ascii="Georgia" w:hAnsi="Georgia"/>
+          <w:color w:val="2B2B2B"/>
+          <w:sz w:val="26"/>
+        </w:rPr>
+      </w:pPr>
+      <w:r>
+        <w:rPr>
+          <w:rFonts w:ascii="Georgia" w:hAnsi="Georgia"/>
+          <w:color w:val="2B2B2B"/>
+          <w:sz w:val="26"/>
+        </w:rPr>
+        <w:t xml:space="preserve">In Lissome, at the bottom of a ladder, Gary Huff took off his headphones and wrote, to the second, 22:14:03 EST, and then, under it, because the clocks had gone back that morning and he trusted nothing he had not checked twice, (NEW TIME). Then, for the first time in his life, he wrote a word that was not a number. He wrote: laughing?</w:t>
       </w:r>
     </w:p>
     <w:p>
@@ -41310,1619 +44707,67 @@
           <w:color w:val="2B2B2B"/>
           <w:sz w:val="26"/>
         </w:rPr>
-        <w:t xml:space="preserve">Daniels found the other thing in October, in Fort Wayne.</w:t>
-      </w:r>
-    </w:p>
-    <w:p>
-      <w:pPr>
-        <w:spacing w:line="400" w:lineRule="auto"/>
-        <w:ind w:firstLine="440"/>
-        <w:jc w:val="both"/>
-        <w:rPr>
-          <w:rFonts w:ascii="Georgia" w:hAnsi="Georgia"/>
-          <w:color w:val="2B2B2B"/>
-          <w:sz w:val="26"/>
-        </w:rPr>
-      </w:pPr>
-      <w:r>
-        <w:rPr>
-          <w:rFonts w:ascii="Georgia" w:hAnsi="Georgia"/>
-          <w:color w:val="2B2B2B"/>
-          <w:sz w:val="26"/>
-        </w:rPr>
-        <w:t xml:space="preserve">Curtis had agreed to be tested, after Dominic asked him. He sat in a clinic room in a hospital gown with the back open, a man the size of a refrigerator, and let Daniels and a Directorate technician put a reader against the base of his skull, and watched the trace come up on the screen: the same faint, regular pulse the reader had found in Dominic, the same rice-grain in the same place.</w:t>
-      </w:r>
-    </w:p>
-    <w:p>
-      <w:pPr>
-        <w:spacing w:line="400" w:lineRule="auto"/>
-        <w:ind w:firstLine="440"/>
-        <w:jc w:val="both"/>
-        <w:rPr>
-          <w:rFonts w:ascii="Georgia" w:hAnsi="Georgia"/>
-          <w:color w:val="2B2B2B"/>
-          <w:sz w:val="26"/>
-        </w:rPr>
-      </w:pPr>
-      <w:r>
-        <w:rPr>
-          <w:rFonts w:ascii="Georgia" w:hAnsi="Georgia"/>
-          <w:color w:val="2B2B2B"/>
-          <w:sz w:val="26"/>
-        </w:rPr>
-        <w:t xml:space="preserve">They tested him sober, and the pulse was clean. They tested him, at his own suggestion and with some enthusiasm on his part, after three beers, and the pulse went ragged, smeared, as if heard through water. Alcohol, Daniels wrote, degraded the implant’s ability to lock on to an incoming signal, the way it degraded a great many other things. It explained the scrambled ping at the wedding. It explained the eleven seconds, and the hand that had closed on the microphone when it should have opened. It explained, possibly, the four men in eleven years who had been brought in raving to his own ward; he had begun to go back through their bloodwork.</w:t>
-      </w:r>
-    </w:p>
-    <w:p>
-      <w:pPr>
-        <w:spacing w:line="400" w:lineRule="auto"/>
-        <w:ind w:firstLine="440"/>
-        <w:jc w:val="both"/>
-        <w:rPr>
-          <w:rFonts w:ascii="Georgia" w:hAnsi="Georgia"/>
-          <w:color w:val="2B2B2B"/>
-          <w:sz w:val="26"/>
-        </w:rPr>
-      </w:pPr>
-      <w:r>
-        <w:rPr>
-          <w:rFonts w:ascii="Georgia" w:hAnsi="Georgia"/>
-          <w:color w:val="2B2B2B"/>
-          <w:sz w:val="26"/>
-        </w:rPr>
-        <w:t xml:space="preserve">It did not, he noted, constitute a medical recommendation.</w:t>
-      </w:r>
-    </w:p>
-    <w:p>
-      <w:pPr>
-        <w:spacing w:line="400" w:lineRule="auto"/>
-        <w:ind w:firstLine="440"/>
-        <w:jc w:val="both"/>
-        <w:rPr>
-          <w:rFonts w:ascii="Georgia" w:hAnsi="Georgia"/>
-          <w:color w:val="2B2B2B"/>
-          <w:sz w:val="26"/>
-        </w:rPr>
-      </w:pPr>
-      <w:r>
-        <w:rPr>
-          <w:rFonts w:ascii="Georgia" w:hAnsi="Georgia"/>
-          <w:color w:val="2B2B2B"/>
-          <w:sz w:val="26"/>
-        </w:rPr>
-        <w:t xml:space="preserve">When they had finished, Curtis sat on the edge of the exam table with the gown clutched closed behind him and looked at the trace on the screen for a long time.</w:t>
-      </w:r>
-    </w:p>
-    <w:p>
-      <w:pPr>
-        <w:spacing w:line="400" w:lineRule="auto"/>
-        <w:ind w:firstLine="440"/>
-        <w:jc w:val="both"/>
-        <w:rPr>
-          <w:rFonts w:ascii="Georgia" w:hAnsi="Georgia"/>
-          <w:color w:val="2B2B2B"/>
-          <w:sz w:val="26"/>
-        </w:rPr>
-      </w:pPr>
-      <w:r>
-        <w:rPr>
-          <w:rFonts w:ascii="Georgia" w:hAnsi="Georgia"/>
-          <w:color w:val="2B2B2B"/>
-          <w:sz w:val="26"/>
-        </w:rPr>
-        <w:t xml:space="preserve">“So I’m one of them,” he said.</w:t>
-      </w:r>
-    </w:p>
-    <w:p>
-      <w:pPr>
-        <w:spacing w:line="400" w:lineRule="auto"/>
-        <w:ind w:firstLine="440"/>
-        <w:jc w:val="both"/>
-        <w:rPr>
-          <w:rFonts w:ascii="Georgia" w:hAnsi="Georgia"/>
-          <w:color w:val="2B2B2B"/>
-          <w:sz w:val="26"/>
-        </w:rPr>
-      </w:pPr>
-      <w:r>
-        <w:rPr>
-          <w:rFonts w:ascii="Georgia" w:hAnsi="Georgia"/>
-          <w:color w:val="2B2B2B"/>
-          <w:sz w:val="26"/>
-        </w:rPr>
-        <w:t xml:space="preserve">“You’re one of the people they made,” said Daniels. “That’s not the same as being one of them. Not unless you want it to be.”</w:t>
-      </w:r>
-    </w:p>
-    <w:p>
-      <w:pPr>
-        <w:spacing w:line="400" w:lineRule="auto"/>
-        <w:ind w:firstLine="440"/>
-        <w:jc w:val="both"/>
-        <w:rPr>
-          <w:rFonts w:ascii="Georgia" w:hAnsi="Georgia"/>
-          <w:color w:val="2B2B2B"/>
-          <w:sz w:val="26"/>
-        </w:rPr>
-      </w:pPr>
-      <w:r>
-        <w:rPr>
-          <w:rFonts w:ascii="Georgia" w:hAnsi="Georgia"/>
-          <w:color w:val="2B2B2B"/>
-          <w:sz w:val="26"/>
-        </w:rPr>
-        <w:t xml:space="preserve">Curtis thought about this.</w:t>
-      </w:r>
-    </w:p>
-    <w:p>
-      <w:pPr>
-        <w:spacing w:line="400" w:lineRule="auto"/>
-        <w:ind w:firstLine="440"/>
-        <w:jc w:val="both"/>
-        <w:rPr>
-          <w:rFonts w:ascii="Georgia" w:hAnsi="Georgia"/>
-          <w:color w:val="2B2B2B"/>
-          <w:sz w:val="26"/>
-        </w:rPr>
-      </w:pPr>
-      <w:r>
-        <w:rPr>
-          <w:rFonts w:ascii="Georgia" w:hAnsi="Georgia"/>
-          <w:color w:val="2B2B2B"/>
-          <w:sz w:val="26"/>
-        </w:rPr>
-        <w:t xml:space="preserve">“My mom,” he said. “She had a thing. When she was pregnant with me. A blackout, at the county fair, she always told it like a funny story — lost two hours by the pig barn, woke up with a bruise and a funnel cake.” He swallowed. “And there’s another guy. Up there. Who’d have been me.”</w:t>
-      </w:r>
-    </w:p>
-    <w:p>
-      <w:pPr>
-        <w:spacing w:line="400" w:lineRule="auto"/>
-        <w:ind w:firstLine="440"/>
-        <w:jc w:val="both"/>
-        <w:rPr>
-          <w:rFonts w:ascii="Georgia" w:hAnsi="Georgia"/>
-          <w:color w:val="2B2B2B"/>
-          <w:sz w:val="26"/>
-        </w:rPr>
-      </w:pPr>
-      <w:r>
-        <w:rPr>
-          <w:rFonts w:ascii="Georgia" w:hAnsi="Georgia"/>
-          <w:color w:val="2B2B2B"/>
-          <w:sz w:val="26"/>
-        </w:rPr>
-        <w:t xml:space="preserve">“Yes.”</w:t>
-      </w:r>
-    </w:p>
-    <w:p>
-      <w:pPr>
-        <w:spacing w:line="400" w:lineRule="auto"/>
-        <w:ind w:firstLine="440"/>
-        <w:jc w:val="both"/>
-        <w:rPr>
-          <w:rFonts w:ascii="Georgia" w:hAnsi="Georgia"/>
-          <w:color w:val="2B2B2B"/>
-          <w:sz w:val="26"/>
-        </w:rPr>
-      </w:pPr>
-      <w:r>
-        <w:rPr>
-          <w:rFonts w:ascii="Georgia" w:hAnsi="Georgia"/>
-          <w:color w:val="2B2B2B"/>
-          <w:sz w:val="26"/>
-        </w:rPr>
-        <w:t xml:space="preserve">“Does he fish?”</w:t>
-      </w:r>
-    </w:p>
-    <w:p>
-      <w:pPr>
-        <w:spacing w:line="400" w:lineRule="auto"/>
-        <w:ind w:firstLine="440"/>
-        <w:jc w:val="both"/>
-        <w:rPr>
-          <w:rFonts w:ascii="Georgia" w:hAnsi="Georgia"/>
-          <w:color w:val="2B2B2B"/>
-          <w:sz w:val="26"/>
-        </w:rPr>
-      </w:pPr>
-      <w:r>
-        <w:rPr>
-          <w:rFonts w:ascii="Georgia" w:hAnsi="Georgia"/>
-          <w:color w:val="2B2B2B"/>
-          <w:sz w:val="26"/>
-        </w:rPr>
-        <w:t xml:space="preserve">Daniels, who had not been trained for this question, said that he did not know.</w:t>
-      </w:r>
-    </w:p>
-    <w:p>
-      <w:pPr>
-        <w:spacing w:line="400" w:lineRule="auto"/>
-        <w:ind w:firstLine="440"/>
-        <w:jc w:val="both"/>
-        <w:rPr>
-          <w:rFonts w:ascii="Georgia" w:hAnsi="Georgia"/>
-          <w:color w:val="2B2B2B"/>
-          <w:sz w:val="26"/>
-        </w:rPr>
-      </w:pPr>
-      <w:r>
-        <w:rPr>
-          <w:rFonts w:ascii="Georgia" w:hAnsi="Georgia"/>
-          <w:color w:val="2B2B2B"/>
-          <w:sz w:val="26"/>
-        </w:rPr>
-        <w:t xml:space="preserve">Curtis nodded slowly. He looked at his own big sunburned hands on his knees.</w:t>
-      </w:r>
-    </w:p>
-    <w:p>
-      <w:pPr>
-        <w:spacing w:line="400" w:lineRule="auto"/>
-        <w:ind w:firstLine="440"/>
-        <w:jc w:val="both"/>
-        <w:rPr>
-          <w:rFonts w:ascii="Georgia" w:hAnsi="Georgia"/>
-          <w:color w:val="2B2B2B"/>
-          <w:sz w:val="26"/>
-        </w:rPr>
-      </w:pPr>
-      <w:r>
-        <w:rPr>
-          <w:rFonts w:ascii="Georgia" w:hAnsi="Georgia"/>
-          <w:color w:val="2B2B2B"/>
-          <w:sz w:val="26"/>
-        </w:rPr>
-        <w:t xml:space="preserve">“Can I stay Curtis?” he said. “Is that allowed? I don’t want to be somebody else. I like being Curtis. I’m pretty good at it.”</w:t>
-      </w:r>
-    </w:p>
-    <w:p>
-      <w:pPr>
-        <w:spacing w:line="400" w:lineRule="auto"/>
-        <w:ind w:firstLine="440"/>
-        <w:jc w:val="both"/>
-        <w:rPr>
-          <w:rFonts w:ascii="Georgia" w:hAnsi="Georgia"/>
-          <w:color w:val="2B2B2B"/>
-          <w:sz w:val="26"/>
-        </w:rPr>
-      </w:pPr>
-      <w:r>
-        <w:rPr>
-          <w:rFonts w:ascii="Georgia" w:hAnsi="Georgia"/>
-          <w:color w:val="2B2B2B"/>
-          <w:sz w:val="26"/>
-        </w:rPr>
-        <w:t xml:space="preserve">“That,” said Daniels, “is entirely up to you.”</w:t>
-      </w:r>
-    </w:p>
-    <w:p>
-      <w:pPr>
-        <w:spacing w:line="400" w:lineRule="auto"/>
-        <w:ind w:firstLine="440"/>
-        <w:jc w:val="both"/>
-        <w:rPr>
-          <w:rFonts w:ascii="Georgia" w:hAnsi="Georgia"/>
-          <w:color w:val="2B2B2B"/>
-          <w:sz w:val="26"/>
-        </w:rPr>
-      </w:pPr>
-      <w:r>
-        <w:rPr>
-          <w:rFonts w:ascii="Georgia" w:hAnsi="Georgia"/>
-          <w:color w:val="2B2B2B"/>
-          <w:sz w:val="26"/>
-        </w:rPr>
-        <w:t xml:space="preserve">Curtis put his shirt back on. On the way out to the parking lot he asked the technician whether the ship had lakes, and when told it did not, said that that was a damn shame, and that somebody ought to bring them some fish.</w:t>
-      </w:r>
-    </w:p>
-    <w:p>
-      <w:pPr>
-        <w:spacing w:line="400" w:lineRule="auto"/>
-        <w:jc w:val="center"/>
-        <w:rPr>
-          <w:rFonts w:ascii="Georgia" w:hAnsi="Georgia"/>
-          <w:color w:val="2B2B2B"/>
-          <w:sz w:val="26"/>
-        </w:rPr>
-      </w:pPr>
-      <w:r>
-        <w:rPr>
-          <w:rFonts w:ascii="Georgia" w:hAnsi="Georgia"/>
-          <w:color w:val="2B2B2B"/>
-          <w:sz w:val="26"/>
-        </w:rPr>
-        <w:t xml:space="preserve">∗</w:t>
-      </w:r>
-    </w:p>
-    <w:p>
-      <w:pPr>
-        <w:spacing w:line="400" w:lineRule="auto"/>
-        <w:ind w:firstLine="440"/>
-        <w:jc w:val="both"/>
-        <w:rPr>
-          <w:rFonts w:ascii="Georgia" w:hAnsi="Georgia"/>
-          <w:color w:val="2B2B2B"/>
-          <w:sz w:val="26"/>
-        </w:rPr>
-      </w:pPr>
-      <w:r>
-        <w:rPr>
-          <w:rFonts w:ascii="Georgia" w:hAnsi="Georgia"/>
-          <w:color w:val="2B2B2B"/>
-          <w:sz w:val="26"/>
-        </w:rPr>
-        <w:t xml:space="preserve">The badge came in the same internal mail as the memo, in a smaller envelope.</w:t>
-      </w:r>
-    </w:p>
-    <w:p>
-      <w:pPr>
-        <w:spacing w:line="400" w:lineRule="auto"/>
-        <w:ind w:firstLine="440"/>
-        <w:jc w:val="both"/>
-        <w:rPr>
-          <w:rFonts w:ascii="Georgia" w:hAnsi="Georgia"/>
-          <w:color w:val="2B2B2B"/>
-          <w:sz w:val="26"/>
-        </w:rPr>
-      </w:pPr>
-      <w:r>
-        <w:rPr>
-          <w:rFonts w:ascii="Georgia" w:hAnsi="Georgia"/>
-          <w:color w:val="2B2B2B"/>
-          <w:sz w:val="26"/>
-        </w:rPr>
-        <w:t xml:space="preserve">It had Dana’s name on it. Only Dana’s. No ghost of anyone else’s first name under the laminate. A photograph taken in September, in which she had not quite managed to stop looking like someone who had recently watched a crescent sun go down over a field in Spain.</w:t>
-      </w:r>
-    </w:p>
-    <w:p>
-      <w:pPr>
-        <w:spacing w:line="400" w:lineRule="auto"/>
-        <w:ind w:firstLine="440"/>
-        <w:jc w:val="both"/>
-        <w:rPr>
-          <w:rFonts w:ascii="Georgia" w:hAnsi="Georgia"/>
-          <w:color w:val="2B2B2B"/>
-          <w:sz w:val="26"/>
-        </w:rPr>
-      </w:pPr>
-      <w:r>
-        <w:rPr>
-          <w:rFonts w:ascii="Georgia" w:hAnsi="Georgia"/>
-          <w:color w:val="2B2B2B"/>
-          <w:sz w:val="26"/>
-        </w:rPr>
-        <w:t xml:space="preserve">She tried it on the basement door the next morning at 08:04. The reader blinked red.</w:t>
-      </w:r>
-    </w:p>
-    <w:p>
-      <w:pPr>
-        <w:spacing w:line="400" w:lineRule="auto"/>
-        <w:ind w:firstLine="440"/>
-        <w:jc w:val="both"/>
-        <w:rPr>
-          <w:rFonts w:ascii="Georgia" w:hAnsi="Georgia"/>
-          <w:color w:val="2B2B2B"/>
-          <w:sz w:val="26"/>
-        </w:rPr>
-      </w:pPr>
-      <w:r>
-        <w:rPr>
-          <w:rFonts w:ascii="Georgia" w:hAnsi="Georgia"/>
-          <w:color w:val="2B2B2B"/>
-          <w:sz w:val="26"/>
-        </w:rPr>
-        <w:t xml:space="preserve">She stood in the corridor with the pipe knocking overhead and the passport office’s elevator smell coming down the stairs and looked at the red light, and thought, quite calmly, that this was it: this was how the government would finally lose her, not with a breach or a scandal but with a card reader.</w:t>
-      </w:r>
-    </w:p>
-    <w:p>
-      <w:pPr>
-        <w:spacing w:line="400" w:lineRule="auto"/>
-        <w:ind w:firstLine="440"/>
-        <w:jc w:val="both"/>
-        <w:rPr>
-          <w:rFonts w:ascii="Georgia" w:hAnsi="Georgia"/>
-          <w:color w:val="2B2B2B"/>
-          <w:sz w:val="26"/>
-        </w:rPr>
-      </w:pPr>
-      <w:r>
-        <w:rPr>
-          <w:rFonts w:ascii="Georgia" w:hAnsi="Georgia"/>
-          <w:color w:val="2B2B2B"/>
-          <w:sz w:val="26"/>
-        </w:rPr>
-        <w:t xml:space="preserve">Then it blinked again, and went green, and the lock clicked, and the door swung inward onto the Desk.</w:t>
-      </w:r>
-    </w:p>
-    <w:p>
-      <w:pPr>
-        <w:spacing w:line="400" w:lineRule="auto"/>
-        <w:ind w:firstLine="440"/>
-        <w:jc w:val="both"/>
-        <w:rPr>
-          <w:rFonts w:ascii="Georgia" w:hAnsi="Georgia"/>
-          <w:color w:val="2B2B2B"/>
-          <w:sz w:val="26"/>
-        </w:rPr>
-      </w:pPr>
-      <w:r>
-        <w:rPr>
-          <w:rFonts w:ascii="Georgia" w:hAnsi="Georgia"/>
-          <w:color w:val="2B2B2B"/>
-          <w:sz w:val="26"/>
-        </w:rPr>
-        <w:t xml:space="preserve">Warren, at his own desk, did not look up.</w:t>
-      </w:r>
-    </w:p>
-    <w:p>
-      <w:pPr>
-        <w:spacing w:line="400" w:lineRule="auto"/>
-        <w:ind w:firstLine="440"/>
-        <w:jc w:val="both"/>
-        <w:rPr>
-          <w:rFonts w:ascii="Georgia" w:hAnsi="Georgia"/>
-          <w:color w:val="2B2B2B"/>
-          <w:sz w:val="26"/>
-        </w:rPr>
-      </w:pPr>
-      <w:r>
-        <w:rPr>
-          <w:rFonts w:ascii="Georgia" w:hAnsi="Georgia"/>
-          <w:color w:val="2B2B2B"/>
-          <w:sz w:val="26"/>
-        </w:rPr>
-        <w:t xml:space="preserve">“It does that,” he said. “The first time. It has to think about you.”</w:t>
-      </w:r>
-    </w:p>
-    <w:p>
-      <w:pPr>
-        <w:spacing w:line="400" w:lineRule="auto"/>
-        <w:ind w:firstLine="440"/>
-        <w:jc w:val="both"/>
-        <w:rPr>
-          <w:rFonts w:ascii="Georgia" w:hAnsi="Georgia"/>
-          <w:color w:val="2B2B2B"/>
-          <w:sz w:val="26"/>
-        </w:rPr>
-      </w:pPr>
-      <w:r>
-        <w:rPr>
-          <w:rFonts w:ascii="Georgia" w:hAnsi="Georgia"/>
-          <w:color w:val="2B2B2B"/>
-          <w:sz w:val="26"/>
-        </w:rPr>
-        <w:t xml:space="preserve">“How long did it think about you?”</w:t>
-      </w:r>
-    </w:p>
-    <w:p>
-      <w:pPr>
-        <w:spacing w:line="400" w:lineRule="auto"/>
-        <w:ind w:firstLine="440"/>
-        <w:jc w:val="both"/>
-        <w:rPr>
-          <w:rFonts w:ascii="Georgia" w:hAnsi="Georgia"/>
-          <w:color w:val="2B2B2B"/>
-          <w:sz w:val="26"/>
-        </w:rPr>
-      </w:pPr>
-      <w:r>
-        <w:rPr>
-          <w:rFonts w:ascii="Georgia" w:hAnsi="Georgia"/>
-          <w:color w:val="2B2B2B"/>
-          <w:sz w:val="26"/>
-        </w:rPr>
-        <w:t xml:space="preserve">“Nineteen eighty-eight,” said Warren. “About four seconds.” He turned a page. “It has not had a reason to reconsider since.”</w:t>
-      </w:r>
-    </w:p>
-    <w:p>
-      <w:pPr>
-        <w:spacing w:line="400" w:lineRule="auto"/>
-        <w:jc w:val="center"/>
-        <w:rPr>
-          <w:rFonts w:ascii="Georgia" w:hAnsi="Georgia"/>
-          <w:color w:val="2B2B2B"/>
-          <w:sz w:val="26"/>
-        </w:rPr>
-      </w:pPr>
-      <w:r>
-        <w:rPr>
-          <w:rFonts w:ascii="Georgia" w:hAnsi="Georgia"/>
-          <w:color w:val="2B2B2B"/>
-          <w:sz w:val="26"/>
-        </w:rPr>
-        <w:t xml:space="preserve">∗</w:t>
-      </w:r>
-    </w:p>
-    <w:p>
-      <w:pPr>
-        <w:spacing w:line="400" w:lineRule="auto"/>
-        <w:ind w:firstLine="440"/>
-        <w:jc w:val="both"/>
-        <w:rPr>
-          <w:rFonts w:ascii="Georgia" w:hAnsi="Georgia"/>
-          <w:color w:val="2B2B2B"/>
-          <w:sz w:val="26"/>
-        </w:rPr>
-      </w:pPr>
-      <w:r>
-        <w:rPr>
-          <w:rFonts w:ascii="Georgia" w:hAnsi="Georgia"/>
-          <w:color w:val="2B2B2B"/>
-          <w:sz w:val="26"/>
-        </w:rPr>
-        <w:t xml:space="preserve">She found out about Nowak in the third week of October.</w:t>
-      </w:r>
-    </w:p>
-    <w:p>
-      <w:pPr>
-        <w:spacing w:line="400" w:lineRule="auto"/>
-        <w:ind w:firstLine="440"/>
-        <w:jc w:val="both"/>
-        <w:rPr>
-          <w:rFonts w:ascii="Georgia" w:hAnsi="Georgia"/>
-          <w:color w:val="2B2B2B"/>
-          <w:sz w:val="26"/>
-        </w:rPr>
-      </w:pPr>
-      <w:r>
-        <w:rPr>
-          <w:rFonts w:ascii="Georgia" w:hAnsi="Georgia"/>
-          <w:color w:val="2B2B2B"/>
-          <w:sz w:val="26"/>
-        </w:rPr>
-        <w:t xml:space="preserve">It came from the ground office, which had, after Starfall, begun quite openly to use the Desk’s phone line; Gladys took the calls, and wrote them in her log in the same pencil as everything else, and treated the callers, who were mostly hybrids who had been told what they were by the ship and were now trying to decide what to do about it, exactly as she had treated forty years of frightened people. One of them, a woman with a soft Utah accent, asked for Dana by name.</w:t>
-      </w:r>
-    </w:p>
-    <w:p>
-      <w:pPr>
-        <w:spacing w:line="400" w:lineRule="auto"/>
-        <w:ind w:firstLine="440"/>
-        <w:jc w:val="both"/>
-        <w:rPr>
-          <w:rFonts w:ascii="Georgia" w:hAnsi="Georgia"/>
-          <w:color w:val="2B2B2B"/>
-          <w:sz w:val="26"/>
-        </w:rPr>
-      </w:pPr>
-      <w:r>
-        <w:rPr>
-          <w:rFonts w:ascii="Georgia" w:hAnsi="Georgia"/>
-          <w:color w:val="2B2B2B"/>
-          <w:sz w:val="26"/>
-        </w:rPr>
-        <w:t xml:space="preserve">“I’m sorry,” she said, when Dana picked up. “I should have told you myself. I was the one who recommended you.”</w:t>
-      </w:r>
-    </w:p>
-    <w:p>
-      <w:pPr>
-        <w:spacing w:line="400" w:lineRule="auto"/>
-        <w:ind w:firstLine="440"/>
-        <w:jc w:val="both"/>
-        <w:rPr>
-          <w:rFonts w:ascii="Georgia" w:hAnsi="Georgia"/>
-          <w:color w:val="2B2B2B"/>
-          <w:sz w:val="26"/>
-        </w:rPr>
-      </w:pPr>
-      <w:r>
-        <w:rPr>
-          <w:rFonts w:ascii="Georgia" w:hAnsi="Georgia"/>
-          <w:color w:val="2B2B2B"/>
-          <w:sz w:val="26"/>
-        </w:rPr>
-        <w:t xml:space="preserve">“Nowak,” said Dana.</w:t>
-      </w:r>
-    </w:p>
-    <w:p>
-      <w:pPr>
-        <w:spacing w:line="400" w:lineRule="auto"/>
-        <w:ind w:firstLine="440"/>
-        <w:jc w:val="both"/>
-        <w:rPr>
-          <w:rFonts w:ascii="Georgia" w:hAnsi="Georgia"/>
-          <w:color w:val="2B2B2B"/>
-          <w:sz w:val="26"/>
-        </w:rPr>
-      </w:pPr>
-      <w:r>
-        <w:rPr>
-          <w:rFonts w:ascii="Georgia" w:hAnsi="Georgia"/>
-          <w:color w:val="2B2B2B"/>
-          <w:sz w:val="26"/>
-        </w:rPr>
-        <w:t xml:space="preserve">“That was a name we used. It was my uncle’s. He wasn’t a lawyer.” A pause. “I was. I am. I work in a law office in Salt Lake. I’m —” another pause, the pause Dana had learned, over the summer, to hear in people who had only recently found out what they were — “I’m one of them. Since I was twenty-five. I’ve been active for eight years.”</w:t>
-      </w:r>
-    </w:p>
-    <w:p>
-      <w:pPr>
-        <w:spacing w:line="400" w:lineRule="auto"/>
-        <w:ind w:firstLine="440"/>
-        <w:jc w:val="both"/>
-        <w:rPr>
-          <w:rFonts w:ascii="Georgia" w:hAnsi="Georgia"/>
-          <w:color w:val="2B2B2B"/>
-          <w:sz w:val="26"/>
-        </w:rPr>
-      </w:pPr>
-      <w:r>
-        <w:rPr>
-          <w:rFonts w:ascii="Georgia" w:hAnsi="Georgia"/>
-          <w:color w:val="2B2B2B"/>
-          <w:sz w:val="26"/>
-        </w:rPr>
-        <w:t xml:space="preserve">She told Dana the rest. That the ground office had not been one thing, not ever. That a part of it — the part Feld’s twin spoke for, on the council — had wanted, for eleven years, someone at the Desk who could recognize what Halo’s sails were when they started to move. Someone who knew launch hardware. Someone with nothing left to lose at Ibex who would be willing to sit in a basement in Chicago and read the sky. That they had found her through the inquiry. That the soft apologetic voice on the phone in Ogden, while her faucet leaked, had been this woman, reading from a folder.</w:t>
-      </w:r>
-    </w:p>
-    <w:p>
-      <w:pPr>
-        <w:spacing w:line="400" w:lineRule="auto"/>
-        <w:ind w:firstLine="440"/>
-        <w:jc w:val="both"/>
-        <w:rPr>
-          <w:rFonts w:ascii="Georgia" w:hAnsi="Georgia"/>
-          <w:color w:val="2B2B2B"/>
-          <w:sz w:val="26"/>
-        </w:rPr>
-      </w:pPr>
-      <w:r>
-        <w:rPr>
-          <w:rFonts w:ascii="Georgia" w:hAnsi="Georgia"/>
-          <w:color w:val="2B2B2B"/>
-          <w:sz w:val="26"/>
-        </w:rPr>
-        <w:t xml:space="preserve">“What did the folder say?”</w:t>
-      </w:r>
-    </w:p>
-    <w:p>
-      <w:pPr>
-        <w:spacing w:line="400" w:lineRule="auto"/>
-        <w:ind w:firstLine="440"/>
-        <w:jc w:val="both"/>
-        <w:rPr>
-          <w:rFonts w:ascii="Georgia" w:hAnsi="Georgia"/>
-          <w:color w:val="2B2B2B"/>
-          <w:sz w:val="26"/>
-        </w:rPr>
-      </w:pPr>
-      <w:r>
-        <w:rPr>
-          <w:rFonts w:ascii="Georgia" w:hAnsi="Georgia"/>
-          <w:color w:val="2B2B2B"/>
-          <w:sz w:val="26"/>
-        </w:rPr>
-        <w:t xml:space="preserve">The woman read it to her.</w:t>
-      </w:r>
-    </w:p>
-    <w:p>
-      <w:pPr>
-        <w:spacing w:line="400" w:lineRule="auto"/>
-        <w:ind w:firstLine="440"/>
-        <w:jc w:val="both"/>
-        <w:rPr>
-          <w:rFonts w:ascii="Georgia" w:hAnsi="Georgia"/>
-          <w:color w:val="2B2B2B"/>
-          <w:sz w:val="26"/>
-        </w:rPr>
-      </w:pPr>
-      <w:r>
-        <w:rPr>
-          <w:rFonts w:ascii="Georgia" w:hAnsi="Georgia"/>
-          <w:color w:val="2B2B2B"/>
-          <w:sz w:val="26"/>
-        </w:rPr>
-        <w:t xml:space="preserve">There was a scan, a week later, by courier, at Dana’s request. A single sheet in a manila folder labeled DETAIL — OSEI, in a careful, rounded clerk’s hand that had learned its letters in an Ohio grade school and its purpose somewhere much farther away.</w:t>
-      </w:r>
-    </w:p>
-    <w:p>
-      <w:pPr>
-        <w:spacing w:line="400" w:lineRule="auto"/>
-        <w:ind w:firstLine="440"/>
-        <w:jc w:val="both"/>
-        <w:rPr>
-          <w:rFonts w:ascii="Georgia" w:hAnsi="Georgia"/>
-          <w:color w:val="2B2B2B"/>
-          <w:sz w:val="26"/>
-        </w:rPr>
-      </w:pPr>
-      <w:r>
-        <w:rPr>
-          <w:rFonts w:ascii="Georgia" w:hAnsi="Georgia"/>
-          <w:color w:val="2B2B2B"/>
-          <w:sz w:val="26"/>
-        </w:rPr>
-        <w:t xml:space="preserve">Engineer, the sheet said. Basement. Before the curve steepens.</w:t>
-      </w:r>
-    </w:p>
-    <w:p>
-      <w:pPr>
-        <w:spacing w:line="400" w:lineRule="auto"/>
-        <w:ind w:firstLine="440"/>
-        <w:jc w:val="both"/>
-        <w:rPr>
-          <w:rFonts w:ascii="Georgia" w:hAnsi="Georgia"/>
-          <w:color w:val="2B2B2B"/>
-          <w:sz w:val="26"/>
-        </w:rPr>
-      </w:pPr>
-      <w:r>
-        <w:rPr>
-          <w:rFonts w:ascii="Georgia" w:hAnsi="Georgia"/>
-          <w:color w:val="2B2B2B"/>
-          <w:sz w:val="26"/>
-        </w:rPr>
-        <w:t xml:space="preserve">Underneath, smaller, someone had added in a different ink: She will ask the right question. Give her the drawer.</w:t>
-      </w:r>
-    </w:p>
-    <w:p>
-      <w:pPr>
-        <w:spacing w:line="400" w:lineRule="auto"/>
-        <w:ind w:firstLine="440"/>
-        <w:jc w:val="both"/>
-        <w:rPr>
-          <w:rFonts w:ascii="Georgia" w:hAnsi="Georgia"/>
-          <w:color w:val="2B2B2B"/>
-          <w:sz w:val="26"/>
-        </w:rPr>
-      </w:pPr>
-      <w:r>
-        <w:rPr>
-          <w:rFonts w:ascii="Georgia" w:hAnsi="Georgia"/>
-          <w:color w:val="2B2B2B"/>
-          <w:sz w:val="26"/>
-        </w:rPr>
-        <w:t xml:space="preserve">Dana sat with it for some time, at her desk with the chirping chair, under the knocking pipe.</w:t>
-      </w:r>
-    </w:p>
-    <w:p>
-      <w:pPr>
-        <w:spacing w:line="400" w:lineRule="auto"/>
-        <w:ind w:firstLine="440"/>
-        <w:jc w:val="both"/>
-        <w:rPr>
-          <w:rFonts w:ascii="Georgia" w:hAnsi="Georgia"/>
-          <w:color w:val="2B2B2B"/>
-          <w:sz w:val="26"/>
-        </w:rPr>
-      </w:pPr>
-      <w:r>
-        <w:rPr>
-          <w:rFonts w:ascii="Georgia" w:hAnsi="Georgia"/>
-          <w:color w:val="2B2B2B"/>
-          <w:sz w:val="26"/>
-        </w:rPr>
-        <w:t xml:space="preserve">So she had been placed. Like the alpaca, like the man in the windbreaker, like the technician in the closet. She had been put in the basement by the same people who had taken a baby from Ball Memorial in 1992, so that when the night came someone would be sitting at the drawer who knew what she was looking at.</w:t>
-      </w:r>
-    </w:p>
-    <w:p>
-      <w:pPr>
-        <w:spacing w:line="400" w:lineRule="auto"/>
-        <w:ind w:firstLine="440"/>
-        <w:jc w:val="both"/>
-        <w:rPr>
-          <w:rFonts w:ascii="Georgia" w:hAnsi="Georgia"/>
-          <w:color w:val="2B2B2B"/>
-          <w:sz w:val="26"/>
-        </w:rPr>
-      </w:pPr>
-      <w:r>
-        <w:rPr>
-          <w:rFonts w:ascii="Georgia" w:hAnsi="Georgia"/>
-          <w:color w:val="2B2B2B"/>
-          <w:sz w:val="26"/>
-        </w:rPr>
-        <w:t xml:space="preserve">She waited to feel used. It was what she had felt since the inquiry, about almost everything.</w:t>
-      </w:r>
-    </w:p>
-    <w:p>
-      <w:pPr>
-        <w:spacing w:line="400" w:lineRule="auto"/>
-        <w:ind w:firstLine="440"/>
-        <w:jc w:val="both"/>
-        <w:rPr>
-          <w:rFonts w:ascii="Georgia" w:hAnsi="Georgia"/>
-          <w:color w:val="2B2B2B"/>
-          <w:sz w:val="26"/>
-        </w:rPr>
-      </w:pPr>
-      <w:r>
-        <w:rPr>
-          <w:rFonts w:ascii="Georgia" w:hAnsi="Georgia"/>
-          <w:color w:val="2B2B2B"/>
-          <w:sz w:val="26"/>
-        </w:rPr>
-        <w:t xml:space="preserve">It did not come. What came, slowly, was something stranger: the sense of having been, for once in her life, recommended by someone who had been right.</w:t>
-      </w:r>
-    </w:p>
-    <w:p>
-      <w:pPr>
-        <w:spacing w:line="400" w:lineRule="auto"/>
-        <w:ind w:firstLine="440"/>
-        <w:jc w:val="both"/>
-        <w:rPr>
-          <w:rFonts w:ascii="Georgia" w:hAnsi="Georgia"/>
-          <w:color w:val="2B2B2B"/>
-          <w:sz w:val="26"/>
-        </w:rPr>
-      </w:pPr>
-      <w:r>
-        <w:rPr>
-          <w:rFonts w:ascii="Georgia" w:hAnsi="Georgia"/>
-          <w:color w:val="2B2B2B"/>
-          <w:sz w:val="26"/>
-        </w:rPr>
-        <w:t xml:space="preserve">She filed the scan in the case folder, under her own name, in pencil.</w:t>
-      </w:r>
-    </w:p>
-    <w:p>
-      <w:pPr>
-        <w:spacing w:line="400" w:lineRule="auto"/>
-        <w:jc w:val="center"/>
-        <w:rPr>
-          <w:rFonts w:ascii="Georgia" w:hAnsi="Georgia"/>
-          <w:color w:val="2B2B2B"/>
-          <w:sz w:val="26"/>
-        </w:rPr>
-      </w:pPr>
-      <w:r>
-        <w:rPr>
-          <w:rFonts w:ascii="Georgia" w:hAnsi="Georgia"/>
-          <w:color w:val="2B2B2B"/>
-          <w:sz w:val="26"/>
-        </w:rPr>
-        <w:t xml:space="preserve">∗</w:t>
-      </w:r>
-    </w:p>
-    <w:p>
-      <w:pPr>
-        <w:spacing w:line="400" w:lineRule="auto"/>
-        <w:ind w:firstLine="440"/>
-        <w:jc w:val="both"/>
-        <w:rPr>
-          <w:rFonts w:ascii="Georgia" w:hAnsi="Georgia"/>
-          <w:color w:val="2B2B2B"/>
-          <w:sz w:val="26"/>
-        </w:rPr>
-      </w:pPr>
-      <w:r>
-        <w:rPr>
-          <w:rFonts w:ascii="Georgia" w:hAnsi="Georgia"/>
-          <w:color w:val="2B2B2B"/>
-          <w:sz w:val="26"/>
-        </w:rPr>
-        <w:t xml:space="preserve">The ship did not leave.</w:t>
-      </w:r>
-    </w:p>
-    <w:p>
-      <w:pPr>
-        <w:spacing w:line="400" w:lineRule="auto"/>
-        <w:ind w:firstLine="440"/>
-        <w:jc w:val="both"/>
-        <w:rPr>
-          <w:rFonts w:ascii="Georgia" w:hAnsi="Georgia"/>
-          <w:color w:val="2B2B2B"/>
-          <w:sz w:val="26"/>
-        </w:rPr>
-      </w:pPr>
-      <w:r>
-        <w:rPr>
-          <w:rFonts w:ascii="Georgia" w:hAnsi="Georgia"/>
-          <w:color w:val="2B2B2B"/>
-          <w:sz w:val="26"/>
-        </w:rPr>
-        <w:t xml:space="preserve">It stayed where it had been since 1979, sixty degrees ahead of Jupiter in the Trojan swarm, dark and old and very patient, and the tender stayed over the Atlantic off Brazil, thirty-six thousand kilometers up, and the clause stayed open.</w:t>
-      </w:r>
-    </w:p>
-    <w:p>
-      <w:pPr>
-        <w:spacing w:line="400" w:lineRule="auto"/>
-        <w:ind w:firstLine="440"/>
-        <w:jc w:val="both"/>
-        <w:rPr>
-          <w:rFonts w:ascii="Georgia" w:hAnsi="Georgia"/>
-          <w:color w:val="2B2B2B"/>
-          <w:sz w:val="26"/>
-        </w:rPr>
-      </w:pPr>
-      <w:r>
-        <w:rPr>
-          <w:rFonts w:ascii="Georgia" w:hAnsi="Georgia"/>
-          <w:color w:val="2B2B2B"/>
-          <w:sz w:val="26"/>
-        </w:rPr>
-        <w:t xml:space="preserve">The council met — Feld said — for nine days. It voted, by a margin that Feld described as narrow but not humiliating, to suspend all taking, indefinitely, under the clause; to keep the implants it had placed, because removing them would require the very kind of visit the clause now forbade; and to continue to ask. The minutes, he said, recorded that the motion had been proposed by the third seat, harvest committee, and seconded by a member of the old lineage whose name translated as something like she-who-remembers-the-radar, who was a hundred and thirty years old and had not voted with the foundlings once in forty years.</w:t>
-      </w:r>
-    </w:p>
-    <w:p>
-      <w:pPr>
-        <w:spacing w:line="400" w:lineRule="auto"/>
-        <w:ind w:firstLine="440"/>
-        <w:jc w:val="both"/>
-        <w:rPr>
-          <w:rFonts w:ascii="Georgia" w:hAnsi="Georgia"/>
-          <w:color w:val="2B2B2B"/>
-          <w:sz w:val="26"/>
-        </w:rPr>
-      </w:pPr>
-      <w:r>
-        <w:rPr>
-          <w:rFonts w:ascii="Georgia" w:hAnsi="Georgia"/>
-          <w:color w:val="2B2B2B"/>
-          <w:sz w:val="26"/>
-        </w:rPr>
-        <w:t xml:space="preserve">The Escort was alive. The vouch had been honored. Feld knew this because, in the first letter, there was a line about him: that he had come before the council on the second night and given an account of two contacts, a podcaster and a wedding videographer, and had been asked whether he would spend his standing that way again, and had said yes, and been told that he could not, because once was the whole of it, and that the council was nevertheless glad he had.</w:t>
-      </w:r>
-    </w:p>
-    <w:p>
-      <w:pPr>
-        <w:spacing w:line="400" w:lineRule="auto"/>
-        <w:ind w:firstLine="440"/>
-        <w:jc w:val="both"/>
-        <w:rPr>
-          <w:rFonts w:ascii="Georgia" w:hAnsi="Georgia"/>
-          <w:color w:val="2B2B2B"/>
-          <w:sz w:val="26"/>
-        </w:rPr>
-      </w:pPr>
-      <w:r>
-        <w:rPr>
-          <w:rFonts w:ascii="Georgia" w:hAnsi="Georgia"/>
-          <w:color w:val="2B2B2B"/>
-          <w:sz w:val="26"/>
-        </w:rPr>
-        <w:t xml:space="preserve">The letters came on the first of every month, by agreement, through a reserved channel on Halo’s uplink that Kade kept clear and logged and that four governments monitored and none of them could read. They came in the ship’s language, and Feld translated them, at a desk in Brussels with a window over the Leopold Park, because he was the only person on Earth who could.</w:t>
-      </w:r>
-    </w:p>
-    <w:p>
-      <w:pPr>
-        <w:spacing w:line="400" w:lineRule="auto"/>
-        <w:ind w:firstLine="440"/>
-        <w:jc w:val="both"/>
-        <w:rPr>
-          <w:rFonts w:ascii="Georgia" w:hAnsi="Georgia"/>
-          <w:color w:val="2B2B2B"/>
-          <w:sz w:val="26"/>
-        </w:rPr>
-      </w:pPr>
-      <w:r>
-        <w:rPr>
-          <w:rFonts w:ascii="Georgia" w:hAnsi="Georgia"/>
-          <w:color w:val="2B2B2B"/>
-          <w:sz w:val="26"/>
-        </w:rPr>
-        <w:t xml:space="preserve">The first was from his brother.</w:t>
-      </w:r>
-    </w:p>
-    <w:p>
-      <w:pPr>
-        <w:spacing w:line="400" w:lineRule="auto"/>
-        <w:ind w:firstLine="440"/>
-        <w:jc w:val="both"/>
-        <w:rPr>
-          <w:rFonts w:ascii="Georgia" w:hAnsi="Georgia"/>
-          <w:color w:val="2B2B2B"/>
-          <w:sz w:val="26"/>
-        </w:rPr>
-      </w:pPr>
-      <w:r>
-        <w:rPr>
-          <w:rFonts w:ascii="Georgia" w:hAnsi="Georgia"/>
-          <w:color w:val="2B2B2B"/>
-          <w:sz w:val="26"/>
-        </w:rPr>
-        <w:t xml:space="preserve">It was short. Feld translated it three times before he showed it to anyone. Then he showed it to Halvorsen, and to Dana, and to no one else, and then, a week later, at Dana’s gentle suggestion, he sent a copy to an address in Muncie, Indiana.</w:t>
-      </w:r>
-    </w:p>
-    <w:p>
-      <w:pPr>
-        <w:spacing w:line="400" w:lineRule="auto"/>
-        <w:ind w:firstLine="440"/>
-        <w:jc w:val="both"/>
-        <w:rPr>
-          <w:rFonts w:ascii="Georgia" w:hAnsi="Georgia"/>
-          <w:color w:val="2B2B2B"/>
-          <w:sz w:val="26"/>
-        </w:rPr>
-      </w:pPr>
-      <w:r>
-        <w:rPr>
-          <w:rFonts w:ascii="Georgia" w:hAnsi="Georgia"/>
-          <w:color w:val="2B2B2B"/>
-          <w:sz w:val="26"/>
-        </w:rPr>
-        <w:t xml:space="preserve">I do not know what to call you, it began. You have carried my name for forty-two years. I find that I am glad someone did. I would like to ask you to keep it.</w:t>
-      </w:r>
-    </w:p>
-    <w:p>
-      <w:pPr>
-        <w:spacing w:line="400" w:lineRule="auto"/>
-        <w:ind w:firstLine="440"/>
-        <w:jc w:val="both"/>
-        <w:rPr>
-          <w:rFonts w:ascii="Georgia" w:hAnsi="Georgia"/>
-          <w:color w:val="2B2B2B"/>
-          <w:sz w:val="26"/>
-        </w:rPr>
-      </w:pPr>
-      <w:r>
-        <w:rPr>
-          <w:rFonts w:ascii="Georgia" w:hAnsi="Georgia"/>
-          <w:color w:val="2B2B2B"/>
-          <w:sz w:val="26"/>
-        </w:rPr>
-        <w:t xml:space="preserve">Underneath, in Feld’s rough first draft, before he had made it formal, he had written the reply he would send on the first of the next month. It said: Yes. And: Thank you for asking. And: I have been told I sign my sevens the way you do.</w:t>
-      </w:r>
-    </w:p>
-    <w:p>
-      <w:pPr>
-        <w:spacing w:line="400" w:lineRule="auto"/>
-        <w:jc w:val="center"/>
-        <w:rPr>
-          <w:rFonts w:ascii="Georgia" w:hAnsi="Georgia"/>
-          <w:color w:val="2B2B2B"/>
-          <w:sz w:val="26"/>
-        </w:rPr>
-      </w:pPr>
-      <w:r>
-        <w:rPr>
-          <w:rFonts w:ascii="Georgia" w:hAnsi="Georgia"/>
-          <w:color w:val="2B2B2B"/>
-          <w:sz w:val="26"/>
-        </w:rPr>
-        <w:t xml:space="preserve">∗</w:t>
-      </w:r>
-    </w:p>
-    <w:p>
-      <w:pPr>
-        <w:spacing w:line="400" w:lineRule="auto"/>
-        <w:ind w:firstLine="440"/>
-        <w:jc w:val="both"/>
-        <w:rPr>
-          <w:rFonts w:ascii="Georgia" w:hAnsi="Georgia"/>
-          <w:color w:val="2B2B2B"/>
-          <w:sz w:val="26"/>
-        </w:rPr>
-      </w:pPr>
-      <w:r>
-        <w:rPr>
-          <w:rFonts w:ascii="Georgia" w:hAnsi="Georgia"/>
-          <w:color w:val="2B2B2B"/>
-          <w:sz w:val="26"/>
-        </w:rPr>
-        <w:t xml:space="preserve">Rosa Reyes went to Mass at St. Lawrence on the first Sunday of November, All Souls, and lit three candles.</w:t>
-      </w:r>
-    </w:p>
-    <w:p>
-      <w:pPr>
-        <w:spacing w:line="400" w:lineRule="auto"/>
-        <w:ind w:firstLine="440"/>
-        <w:jc w:val="both"/>
-        <w:rPr>
-          <w:rFonts w:ascii="Georgia" w:hAnsi="Georgia"/>
-          <w:color w:val="2B2B2B"/>
-          <w:sz w:val="26"/>
-        </w:rPr>
-      </w:pPr>
-      <w:r>
-        <w:rPr>
-          <w:rFonts w:ascii="Georgia" w:hAnsi="Georgia"/>
-          <w:color w:val="2B2B2B"/>
-          <w:sz w:val="26"/>
-        </w:rPr>
-        <w:t xml:space="preserve">One for her husband. One for her son in Lissome. One for the other one.</w:t>
-      </w:r>
-    </w:p>
-    <w:p>
-      <w:pPr>
-        <w:spacing w:line="400" w:lineRule="auto"/>
-        <w:ind w:firstLine="440"/>
-        <w:jc w:val="both"/>
-        <w:rPr>
-          <w:rFonts w:ascii="Georgia" w:hAnsi="Georgia"/>
-          <w:color w:val="2B2B2B"/>
-          <w:sz w:val="26"/>
-        </w:rPr>
-      </w:pPr>
-      <w:r>
-        <w:rPr>
-          <w:rFonts w:ascii="Georgia" w:hAnsi="Georgia"/>
-          <w:color w:val="2B2B2B"/>
-          <w:sz w:val="26"/>
-        </w:rPr>
-        <w:t xml:space="preserve">She had the letter in her handbag — Feld’s copy, and a second page under it, that had come on the first of November, in the same channel, from someone else. It was not addressed to her. It was addressed, in Feld’s translation, to the mother who lights candles, and it was three lines long, and it said that the writer was well; that he was a hydroponic technician on the ship’s second deck, which meant he grew food; that he had a daughter of four; and that he would like, if it could be arranged, under the clause, and if she was willing, to be asked.</w:t>
-      </w:r>
-    </w:p>
-    <w:p>
-      <w:pPr>
-        <w:spacing w:line="400" w:lineRule="auto"/>
-        <w:ind w:firstLine="440"/>
-        <w:jc w:val="both"/>
-        <w:rPr>
-          <w:rFonts w:ascii="Georgia" w:hAnsi="Georgia"/>
-          <w:color w:val="2B2B2B"/>
-          <w:sz w:val="26"/>
-        </w:rPr>
-      </w:pPr>
-      <w:r>
-        <w:rPr>
-          <w:rFonts w:ascii="Georgia" w:hAnsi="Georgia"/>
-          <w:color w:val="2B2B2B"/>
-          <w:sz w:val="26"/>
-        </w:rPr>
-        <w:t xml:space="preserve">She did not know how it could be arranged. Nobody did yet. It would take the committee years, Halvorsen had said, and the committee would be right to take years, because there were four thousand of them up there and nine thousand down here and every single one of them had a mother.</w:t>
-      </w:r>
-    </w:p>
-    <w:p>
-      <w:pPr>
-        <w:spacing w:line="400" w:lineRule="auto"/>
-        <w:ind w:firstLine="440"/>
-        <w:jc w:val="both"/>
-        <w:rPr>
-          <w:rFonts w:ascii="Georgia" w:hAnsi="Georgia"/>
-          <w:color w:val="2B2B2B"/>
-          <w:sz w:val="26"/>
-        </w:rPr>
-      </w:pPr>
-      <w:r>
-        <w:rPr>
-          <w:rFonts w:ascii="Georgia" w:hAnsi="Georgia"/>
-          <w:color w:val="2B2B2B"/>
-          <w:sz w:val="26"/>
-        </w:rPr>
-        <w:t xml:space="preserve">Rosa sat in the pew with her hands folded over the handbag and watched the three small flames.</w:t>
-      </w:r>
-    </w:p>
-    <w:p>
-      <w:pPr>
-        <w:spacing w:line="400" w:lineRule="auto"/>
-        <w:ind w:firstLine="440"/>
-        <w:jc w:val="both"/>
-        <w:rPr>
-          <w:rFonts w:ascii="Georgia" w:hAnsi="Georgia"/>
-          <w:color w:val="2B2B2B"/>
-          <w:sz w:val="26"/>
-        </w:rPr>
-      </w:pPr>
-      <w:r>
-        <w:rPr>
-          <w:rFonts w:ascii="Georgia" w:hAnsi="Georgia"/>
-          <w:color w:val="2B2B2B"/>
-          <w:sz w:val="26"/>
-        </w:rPr>
-        <w:t xml:space="preserve">She had waited thirty-four years without knowing what for. She thought she could manage a few more, now that she did.</w:t>
-      </w:r>
-    </w:p>
-    <w:p>
-      <w:pPr>
-        <w:spacing w:line="400" w:lineRule="auto"/>
-        <w:jc w:val="center"/>
-        <w:rPr>
-          <w:rFonts w:ascii="Georgia" w:hAnsi="Georgia"/>
-          <w:color w:val="2B2B2B"/>
-          <w:sz w:val="26"/>
-        </w:rPr>
-      </w:pPr>
-      <w:r>
-        <w:rPr>
-          <w:rFonts w:ascii="Georgia" w:hAnsi="Georgia"/>
-          <w:color w:val="2B2B2B"/>
-          <w:sz w:val="26"/>
-        </w:rPr>
-        <w:t xml:space="preserve">∗</w:t>
-      </w:r>
-    </w:p>
-    <w:p>
-      <w:pPr>
-        <w:spacing w:line="400" w:lineRule="auto"/>
-        <w:ind w:firstLine="440"/>
-        <w:jc w:val="both"/>
-        <w:rPr>
-          <w:rFonts w:ascii="Georgia" w:hAnsi="Georgia"/>
-          <w:color w:val="2B2B2B"/>
-          <w:sz w:val="26"/>
-        </w:rPr>
-      </w:pPr>
-      <w:r>
-        <w:rPr>
-          <w:rFonts w:ascii="Georgia" w:hAnsi="Georgia"/>
-          <w:color w:val="2B2B2B"/>
-          <w:sz w:val="26"/>
-        </w:rPr>
-        <w:t xml:space="preserve">In a house in Aurora, Colorado, there was a note on the refrigerator, held up by a magnet shaped like a space shuttle.</w:t>
-      </w:r>
-    </w:p>
-    <w:p>
-      <w:pPr>
-        <w:spacing w:line="400" w:lineRule="auto"/>
-        <w:ind w:firstLine="440"/>
-        <w:jc w:val="both"/>
-        <w:rPr>
-          <w:rFonts w:ascii="Georgia" w:hAnsi="Georgia"/>
-          <w:color w:val="2B2B2B"/>
-          <w:sz w:val="26"/>
-        </w:rPr>
-      </w:pPr>
-      <w:r>
-        <w:rPr>
-          <w:rFonts w:ascii="Georgia" w:hAnsi="Georgia"/>
-          <w:color w:val="2B2B2B"/>
-          <w:sz w:val="26"/>
-        </w:rPr>
-        <w:t xml:space="preserve">It was on lined paper, torn from a school notebook, in the handwriting of an eleven-year-old who was home from hospital and back at school and had been told absolutely nothing.</w:t>
-      </w:r>
-    </w:p>
-    <w:p>
-      <w:pPr>
-        <w:spacing w:line="400" w:lineRule="auto"/>
-        <w:ind w:firstLine="440"/>
-        <w:jc w:val="both"/>
-        <w:rPr>
-          <w:rFonts w:ascii="Georgia" w:hAnsi="Georgia"/>
-          <w:color w:val="2B2B2B"/>
-          <w:sz w:val="26"/>
-        </w:rPr>
-      </w:pPr>
-      <w:r>
-        <w:rPr>
-          <w:rFonts w:ascii="Georgia" w:hAnsi="Georgia"/>
-          <w:color w:val="2B2B2B"/>
-          <w:sz w:val="26"/>
-        </w:rPr>
-        <w:t xml:space="preserve">DAD, it said. THE RING WAS COOL. THE GRAVY WAS A CRIME. WHY IS IT ALWAYS ONE PLANE.</w:t>
-      </w:r>
-    </w:p>
-    <w:p>
-      <w:pPr>
-        <w:spacing w:line="400" w:lineRule="auto"/>
-        <w:ind w:firstLine="440"/>
-        <w:jc w:val="both"/>
-        <w:rPr>
-          <w:rFonts w:ascii="Georgia" w:hAnsi="Georgia"/>
-          <w:color w:val="2B2B2B"/>
-          <w:sz w:val="26"/>
-        </w:rPr>
-      </w:pPr>
-      <w:r>
-        <w:rPr>
-          <w:rFonts w:ascii="Georgia" w:hAnsi="Georgia"/>
-          <w:color w:val="2B2B2B"/>
-          <w:sz w:val="26"/>
-        </w:rPr>
-        <w:t xml:space="preserve">Kade had not taken it down. He read it every morning while he made coffee. He had cut Halo’s consumer light shows by half, citing costs, and had installed, at his own expense, in the master feed closet in every one of his ground stations, a fourth switch that did nothing, labeled in tape ASK FIRST, because the original cover from Zaragoza was in a box in Brussels as evidence and he found that he missed it.</w:t>
-      </w:r>
-    </w:p>
-    <w:p>
-      <w:pPr>
-        <w:spacing w:line="400" w:lineRule="auto"/>
-        <w:ind w:firstLine="440"/>
-        <w:jc w:val="both"/>
-        <w:rPr>
-          <w:rFonts w:ascii="Georgia" w:hAnsi="Georgia"/>
-          <w:color w:val="2B2B2B"/>
-          <w:sz w:val="26"/>
-        </w:rPr>
-      </w:pPr>
-      <w:r>
-        <w:rPr>
-          <w:rFonts w:ascii="Georgia" w:hAnsi="Georgia"/>
-          <w:color w:val="2B2B2B"/>
-          <w:sz w:val="26"/>
-        </w:rPr>
-        <w:t xml:space="preserve">He and Dana spoke every couple of weeks. They were careful with each other. They argued, at length, about the song.</w:t>
-      </w:r>
-    </w:p>
-    <w:p>
-      <w:pPr>
-        <w:spacing w:line="400" w:lineRule="auto"/>
-        <w:jc w:val="center"/>
-        <w:rPr>
-          <w:rFonts w:ascii="Georgia" w:hAnsi="Georgia"/>
-          <w:color w:val="2B2B2B"/>
-          <w:sz w:val="26"/>
-        </w:rPr>
-      </w:pPr>
-      <w:r>
-        <w:rPr>
-          <w:rFonts w:ascii="Georgia" w:hAnsi="Georgia"/>
-          <w:color w:val="2B2B2B"/>
-          <w:sz w:val="26"/>
-        </w:rPr>
-        <w:t xml:space="preserve">∗</w:t>
-      </w:r>
-    </w:p>
-    <w:p>
-      <w:pPr>
-        <w:spacing w:line="400" w:lineRule="auto"/>
-        <w:ind w:firstLine="440"/>
-        <w:jc w:val="both"/>
-        <w:rPr>
-          <w:rFonts w:ascii="Georgia" w:hAnsi="Georgia"/>
-          <w:color w:val="2B2B2B"/>
-          <w:sz w:val="26"/>
-        </w:rPr>
-      </w:pPr>
-      <w:r>
-        <w:rPr>
-          <w:rFonts w:ascii="Georgia" w:hAnsi="Georgia"/>
-          <w:color w:val="2B2B2B"/>
-          <w:sz w:val="26"/>
-        </w:rPr>
-        <w:t xml:space="preserve">Steve remained unexplained.</w:t>
-      </w:r>
-    </w:p>
-    <w:p>
-      <w:pPr>
-        <w:spacing w:line="400" w:lineRule="auto"/>
-        <w:ind w:firstLine="440"/>
-        <w:jc w:val="both"/>
-        <w:rPr>
-          <w:rFonts w:ascii="Georgia" w:hAnsi="Georgia"/>
-          <w:color w:val="2B2B2B"/>
-          <w:sz w:val="26"/>
-        </w:rPr>
-      </w:pPr>
-      <w:r>
-        <w:rPr>
-          <w:rFonts w:ascii="Georgia" w:hAnsi="Georgia"/>
-          <w:color w:val="2B2B2B"/>
-          <w:sz w:val="26"/>
-        </w:rPr>
-        <w:t xml:space="preserve">Priya ran his blood twice more, at the university in Champaign, and the lab returned the second set with a note asking where the sample had come from and whether they could have more. The answer, on both counts, was no. Nobody at the ship, when asked through the channel, would say whether Steve was theirs; the reply, translated, was something close to a shrug.</w:t>
-      </w:r>
-    </w:p>
-    <w:p>
-      <w:pPr>
-        <w:spacing w:line="400" w:lineRule="auto"/>
-        <w:ind w:firstLine="440"/>
-        <w:jc w:val="both"/>
-        <w:rPr>
-          <w:rFonts w:ascii="Georgia" w:hAnsi="Georgia"/>
-          <w:color w:val="2B2B2B"/>
-          <w:sz w:val="26"/>
-        </w:rPr>
-      </w:pPr>
-      <w:r>
-        <w:rPr>
-          <w:rFonts w:ascii="Georgia" w:hAnsi="Georgia"/>
-          <w:color w:val="2B2B2B"/>
-          <w:sz w:val="26"/>
-        </w:rPr>
-        <w:t xml:space="preserve">He went back to Kankakee in September. The goats had adjusted. Gladys’s sister-in-law said that he had taken to sleeping in the doorway of the barn, facing east, and that on clear nights he would stand looking at a particular part of the sky, and that she did not want to hear one more word about it from anyone in a government car.</w:t>
-      </w:r>
-    </w:p>
-    <w:p>
-      <w:pPr>
-        <w:spacing w:line="400" w:lineRule="auto"/>
-        <w:ind w:firstLine="440"/>
-        <w:jc w:val="both"/>
-        <w:rPr>
-          <w:rFonts w:ascii="Georgia" w:hAnsi="Georgia"/>
-          <w:color w:val="2B2B2B"/>
-          <w:sz w:val="26"/>
-        </w:rPr>
-      </w:pPr>
-      <w:r>
-        <w:rPr>
-          <w:rFonts w:ascii="Georgia" w:hAnsi="Georgia"/>
-          <w:color w:val="2B2B2B"/>
-          <w:sz w:val="26"/>
-        </w:rPr>
-        <w:t xml:space="preserve">He was, by every measure available, thriving.</w:t>
-      </w:r>
-    </w:p>
-    <w:p>
-      <w:pPr>
-        <w:spacing w:line="400" w:lineRule="auto"/>
-        <w:jc w:val="center"/>
-        <w:rPr>
-          <w:rFonts w:ascii="Georgia" w:hAnsi="Georgia"/>
-          <w:color w:val="2B2B2B"/>
-          <w:sz w:val="26"/>
-        </w:rPr>
-      </w:pPr>
-      <w:r>
-        <w:rPr>
-          <w:rFonts w:ascii="Georgia" w:hAnsi="Georgia"/>
-          <w:color w:val="2B2B2B"/>
-          <w:sz w:val="26"/>
-        </w:rPr>
-        <w:t xml:space="preserve">∗</w:t>
-      </w:r>
-    </w:p>
-    <w:p>
-      <w:pPr>
-        <w:spacing w:line="400" w:lineRule="auto"/>
-        <w:ind w:firstLine="440"/>
-        <w:jc w:val="both"/>
-        <w:rPr>
-          <w:rFonts w:ascii="Georgia" w:hAnsi="Georgia"/>
-          <w:color w:val="2B2B2B"/>
-          <w:sz w:val="26"/>
-        </w:rPr>
-      </w:pPr>
-      <w:r>
-        <w:rPr>
-          <w:rFonts w:ascii="Georgia" w:hAnsi="Georgia"/>
-          <w:color w:val="2B2B2B"/>
-          <w:sz w:val="26"/>
-        </w:rPr>
-        <w:t xml:space="preserve">Dominic Reyes kept the implant.</w:t>
-      </w:r>
-    </w:p>
-    <w:p>
-      <w:pPr>
-        <w:spacing w:line="400" w:lineRule="auto"/>
-        <w:ind w:firstLine="440"/>
-        <w:jc w:val="both"/>
-        <w:rPr>
-          <w:rFonts w:ascii="Georgia" w:hAnsi="Georgia"/>
-          <w:color w:val="2B2B2B"/>
-          <w:sz w:val="26"/>
-        </w:rPr>
-      </w:pPr>
-      <w:r>
-        <w:rPr>
-          <w:rFonts w:ascii="Georgia" w:hAnsi="Georgia"/>
-          <w:color w:val="2B2B2B"/>
-          <w:sz w:val="26"/>
-        </w:rPr>
-        <w:t xml:space="preserve">He went back to Lissome Middle in the autumn and taught eighth-grade science to children who did not know that their teacher had once stood in a corridor in the sky. He taught them Kepler’s laws, and the Lagrange points, and why the Moon is exactly the right size, by accident, to cover the Sun. He did not tell them why he lingered on that one.</w:t>
-      </w:r>
-    </w:p>
-    <w:p>
-      <w:pPr>
-        <w:spacing w:line="400" w:lineRule="auto"/>
-        <w:ind w:firstLine="440"/>
-        <w:jc w:val="both"/>
-        <w:rPr>
-          <w:rFonts w:ascii="Georgia" w:hAnsi="Georgia"/>
-          <w:color w:val="2B2B2B"/>
-          <w:sz w:val="26"/>
-        </w:rPr>
-      </w:pPr>
-      <w:r>
-        <w:rPr>
-          <w:rFonts w:ascii="Georgia" w:hAnsi="Georgia"/>
-          <w:color w:val="2B2B2B"/>
-          <w:sz w:val="26"/>
-        </w:rPr>
-        <w:t xml:space="preserve">He and Mabs did not talk about section 114. Not once, in all the years afterward. Not because it was a wound, but because it was not; because it was the one thing in their marriage that did not need saying again, and they both knew it, and the not-saying was its own kind of vow.</w:t>
-      </w:r>
-    </w:p>
-    <w:p>
-      <w:pPr>
-        <w:spacing w:line="400" w:lineRule="auto"/>
-        <w:ind w:firstLine="440"/>
-        <w:jc w:val="both"/>
-        <w:rPr>
-          <w:rFonts w:ascii="Georgia" w:hAnsi="Georgia"/>
-          <w:color w:val="2B2B2B"/>
-          <w:sz w:val="26"/>
-        </w:rPr>
-      </w:pPr>
-      <w:r>
-        <w:rPr>
-          <w:rFonts w:ascii="Georgia" w:hAnsi="Georgia"/>
-          <w:color w:val="2B2B2B"/>
-          <w:sz w:val="26"/>
-        </w:rPr>
-        <w:t xml:space="preserve">Mabs went back to work at the dental office. She kept the dress from the wedding in a garment bag in the closet, and the eclipse glasses in the drawer of her nightstand, and once in a while, on a clear night, she would stand at the kitchen window, where you could see the water tower, and look up at the evening star.</w:t>
-      </w:r>
-    </w:p>
-    <w:p>
-      <w:pPr>
-        <w:spacing w:line="400" w:lineRule="auto"/>
-        <w:jc w:val="center"/>
-        <w:rPr>
-          <w:rFonts w:ascii="Georgia" w:hAnsi="Georgia"/>
-          <w:color w:val="2B2B2B"/>
-          <w:sz w:val="26"/>
-        </w:rPr>
-      </w:pPr>
-      <w:r>
-        <w:rPr>
-          <w:rFonts w:ascii="Georgia" w:hAnsi="Georgia"/>
-          <w:color w:val="2B2B2B"/>
-          <w:sz w:val="26"/>
-        </w:rPr>
-        <w:t xml:space="preserve">∗</w:t>
-      </w:r>
-    </w:p>
-    <w:p>
-      <w:pPr>
-        <w:spacing w:line="400" w:lineRule="auto"/>
-        <w:ind w:firstLine="440"/>
-        <w:jc w:val="both"/>
-        <w:rPr>
-          <w:rFonts w:ascii="Georgia" w:hAnsi="Georgia"/>
-          <w:color w:val="2B2B2B"/>
-          <w:sz w:val="26"/>
-        </w:rPr>
-      </w:pPr>
-      <w:r>
-        <w:rPr>
-          <w:rFonts w:ascii="Georgia" w:hAnsi="Georgia"/>
-          <w:color w:val="2B2B2B"/>
-          <w:sz w:val="26"/>
-        </w:rPr>
-        <w:t xml:space="preserve">Slightly Too Fast came back in November with a new episode and a new co-host.</w:t>
-      </w:r>
-    </w:p>
-    <w:p>
-      <w:pPr>
-        <w:spacing w:line="400" w:lineRule="auto"/>
-        <w:ind w:firstLine="440"/>
-        <w:jc w:val="both"/>
-        <w:rPr>
-          <w:rFonts w:ascii="Georgia" w:hAnsi="Georgia"/>
-          <w:color w:val="2B2B2B"/>
-          <w:sz w:val="26"/>
-        </w:rPr>
-      </w:pPr>
-      <w:r>
-        <w:rPr>
-          <w:rFonts w:ascii="Georgia" w:hAnsi="Georgia"/>
-          <w:color w:val="2B2B2B"/>
-          <w:sz w:val="26"/>
-        </w:rPr>
-        <w:t xml:space="preserve">The new co-host did not like microphones and said so on air. She was a wedding videographer from Indianapolis who had filmed forty-two best-man toasts, and who, it turned out, had a gift for asking people questions and then not filling the silence while they answered, which was something Jesse Tran had never once in his life been able to do. The show was about things that disappeared from the internet slightly too fast to be an accident. Most episodes, they agreed in advance, would not be about her brother-in-law.</w:t>
-      </w:r>
-    </w:p>
-    <w:p>
-      <w:pPr>
-        <w:spacing w:line="400" w:lineRule="auto"/>
-        <w:ind w:firstLine="440"/>
-        <w:jc w:val="both"/>
-        <w:rPr>
-          <w:rFonts w:ascii="Georgia" w:hAnsi="Georgia"/>
-          <w:color w:val="2B2B2B"/>
-          <w:sz w:val="26"/>
-        </w:rPr>
-      </w:pPr>
-      <w:r>
-        <w:rPr>
-          <w:rFonts w:ascii="Georgia" w:hAnsi="Georgia"/>
-          <w:color w:val="2B2B2B"/>
-          <w:sz w:val="26"/>
-        </w:rPr>
-        <w:t xml:space="preserve">None of them were.</w:t>
-      </w:r>
-    </w:p>
-    <w:p>
-      <w:pPr>
-        <w:spacing w:line="400" w:lineRule="auto"/>
-        <w:ind w:firstLine="440"/>
-        <w:jc w:val="both"/>
-        <w:rPr>
-          <w:rFonts w:ascii="Georgia" w:hAnsi="Georgia"/>
-          <w:color w:val="2B2B2B"/>
-          <w:sz w:val="26"/>
-        </w:rPr>
-      </w:pPr>
-      <w:r>
-        <w:rPr>
-          <w:rFonts w:ascii="Georgia" w:hAnsi="Georgia"/>
-          <w:color w:val="2B2B2B"/>
-          <w:sz w:val="26"/>
-        </w:rPr>
-        <w:t xml:space="preserve">Nora still filmed weddings. She filmed one in October, in a barn in Hamilton County, for a couple she had never met, and when the toasts started she lowered the camera half a degree, out of habit, and found the best man in the frame without hunting, and watched him all the way through his terrible speech about a fishing trip, and he did not stop once.</w:t>
-      </w:r>
-    </w:p>
-    <w:p>
-      <w:pPr>
-        <w:spacing w:line="400" w:lineRule="auto"/>
-        <w:ind w:firstLine="440"/>
-        <w:jc w:val="both"/>
-        <w:rPr>
-          <w:rFonts w:ascii="Georgia" w:hAnsi="Georgia"/>
-          <w:color w:val="2B2B2B"/>
-          <w:sz w:val="26"/>
-        </w:rPr>
-      </w:pPr>
-      <w:r>
-        <w:rPr>
-          <w:rFonts w:ascii="Georgia" w:hAnsi="Georgia"/>
-          <w:color w:val="2B2B2B"/>
-          <w:sz w:val="26"/>
-        </w:rPr>
-        <w:t xml:space="preserve">She cried anyway. Everybody does at weddings. It is allowed.</w:t>
+        <w:t xml:space="preserve">Rosa went to Mass at St. Lawrence the next morning, on All Souls, and lit three candles.</w:t>
+      </w:r>
+    </w:p>
+    <w:p>
+      <w:pPr>
+        <w:spacing w:line="400" w:lineRule="auto"/>
+        <w:ind w:firstLine="440"/>
+        <w:jc w:val="both"/>
+        <w:rPr>
+          <w:rFonts w:ascii="Georgia" w:hAnsi="Georgia"/>
+          <w:color w:val="2B2B2B"/>
+          <w:sz w:val="26"/>
+        </w:rPr>
+      </w:pPr>
+      <w:r>
+        <w:rPr>
+          <w:rFonts w:ascii="Georgia" w:hAnsi="Georgia"/>
+          <w:color w:val="2B2B2B"/>
+          <w:sz w:val="26"/>
+        </w:rPr>
+        <w:t xml:space="preserve">One for her husband. One for her son in Lissome. One for the other one, who grew food on the second deck of a ship sixty degrees ahead of Jupiter, and had a daughter of four, and had laughed.</w:t>
+      </w:r>
+    </w:p>
+    <w:p>
+      <w:pPr>
+        <w:spacing w:line="400" w:lineRule="auto"/>
+        <w:ind w:firstLine="440"/>
+        <w:jc w:val="both"/>
+        <w:rPr>
+          <w:rFonts w:ascii="Georgia" w:hAnsi="Georgia"/>
+          <w:color w:val="2B2B2B"/>
+          <w:sz w:val="26"/>
+        </w:rPr>
+      </w:pPr>
+      <w:r>
+        <w:rPr>
+          <w:rFonts w:ascii="Georgia" w:hAnsi="Georgia"/>
+          <w:color w:val="2B2B2B"/>
+          <w:sz w:val="26"/>
+        </w:rPr>
+        <w:t xml:space="preserve">She did not know how any of the rest of it could be arranged. Nobody did yet. It would take the committees years, Halvorsen had said, and they would be right to take years, because there were four thousand of them up there and nine thousand down here, and every single one of them had a mother.</w:t>
+      </w:r>
+    </w:p>
+    <w:p>
+      <w:pPr>
+        <w:spacing w:line="400" w:lineRule="auto"/>
+        <w:ind w:firstLine="440"/>
+        <w:jc w:val="both"/>
+        <w:rPr>
+          <w:rFonts w:ascii="Georgia" w:hAnsi="Georgia"/>
+          <w:color w:val="2B2B2B"/>
+          <w:sz w:val="26"/>
+        </w:rPr>
+      </w:pPr>
+      <w:r>
+        <w:rPr>
+          <w:rFonts w:ascii="Georgia" w:hAnsi="Georgia"/>
+          <w:color w:val="2B2B2B"/>
+          <w:sz w:val="26"/>
+        </w:rPr>
+        <w:t xml:space="preserve">Rosa sat in the front pew, where she had sat only once before, and watched the three small flames. She had waited thirty-four years without knowing what for. She thought she could manage a few more, now that she did.</w:t>
       </w:r>
     </w:p>
     <w:p>
@@ -43243,7 +45088,7 @@
           <w:color w:val="2B2B2B"/>
           <w:sz w:val="26"/>
         </w:rPr>
-        <w:t xml:space="preserve">It also tries to answer two questions a patient reader eventually asks of any invasion story. How did they get here, given that faster-than-light travel is not, so far as this book is aware, a real thing? And once they were here, was a fight actually the right response? Those answers are the story. This note will not give them away. No character in this book wears special glasses. No fleet announces itself over a capital.</w:t>
+        <w:t xml:space="preserve">It also tries to answer two questions a patient reader eventually asks of any invasion story. How did they get here, given that faster-than-light travel is not, so far as this book is aware, a real thing? And once they were here, was a fight actually the right response? Those answers are the story. This note will not give them away. The only special glasses in this book are cardboard, carry a logo on the arm, and are for looking at the sun. No fleet announces itself over a capital.</w:t>
       </w:r>
     </w:p>
     <w:p>
@@ -43283,8 +45128,7 @@
           <w:color w:val="2B2B2B"/>
           <w:sz w:val="26"/>
         </w:rPr>
-        <w:lastRenderedPageBreak/>
-        <w:t>In 2023 the United States really did open an office to study objects seen in the sky and gave it a name only a committee could love: the All-domain Anomaly Resolution Office. Real allied governments really do run joint intelligence liaisons out of buildings near NATO headquarters that have nothing to do with any of this. This book does not belong to any of them, does not speak for them, and does not know anything they don’t. It invents a smaller office, a more anxious committee, and a satellite company that is, regrettably, more competent than several real ones.</w:t>
+        <w:t xml:space="preserve">In 2022 the United States really did open an office to study objects seen in the sky and gave it a name only a committee could love: the All-domain Anomaly Resolution Office. Real allied governments really do run joint intelligence liaisons out of buildings near NATO headquarters that have nothing to do with any of this. This book does not belong to any of them, does not speak for them, and does not know anything they don’t. It invents a smaller office, a more anxious committee, and a satellite company that is, regrettably, more competent than several real ones.</w:t>
       </w:r>
     </w:p>
     <w:p>
@@ -43544,7 +45388,7 @@
           <w:sz w:val="26"/>
           <w:szCs w:val="26"/>
         </w:rPr>
-        <w:t xml:space="preserve">The shore boat. An old tender in geosynchronous orbit, thirty-six thousand kilometers above the Atlantic off Brazil. A signal from the ground reaches it in an eighth of a second. The Boat, this August, is the better part of an hour away.</w:t>
+        <w:t xml:space="preserve">The shore boat. An old tender in geosynchronous orbit, thirty-six thousand kilometers above the equator over the Amazon, about sixty degrees west: low in the south-east from Nevada, low in the west-south-west from Zaragoza. A signal from the ground reaches it in an eighth of a second. The Boat, this August, is the better part of an hour away.</w:t>
       </w:r>
     </w:p>
     <w:p>
@@ -43648,7 +45492,7 @@
           <w:sz w:val="26"/>
           <w:szCs w:val="26"/>
         </w:rPr>
-        <w:t xml:space="preserve">The Asking Clause. The ship’s oldest law. A taking stands down if a resident of the world asks in good faith and one of the arriving party hears the request and consents to carry it. It must travel through an implant on an open channel. A broadcast never counts.</w:t>
+        <w:t xml:space="preserve">The Asking Clause. The ship’s oldest law. A taking stands down if a resident of the world asks in good faith and one of the arriving party hears the request and consents to carry it. It must travel through an implant on an open channel. A broadcast never counts. Since Starfall it runs both ways: on the night the monthly letters come, the line to the one who carried stays open long enough for one sentence.</w:t>
       </w:r>
     </w:p>
     <w:p>
@@ -44311,7 +46155,7 @@
           <w:color w:val="2B2B2B"/>
           <w:sz w:val="26"/>
         </w:rPr>
-        <w:t xml:space="preserve">The total solar eclipse of 12 August 2026 is real, and so are its numbers in this book. The Moon’s shadow crosses Greenland, Iceland and northern Spain in the early evening, and at Zaragoza totality lasts about a minute and twenty-four seconds, beginning at about 20:29 local summer time, with the Sun only about six degrees above the west-north-west horizon. The Sun then sets still partly eclipsed, a little after nine. The times used here follow Fred Espenak’s path tables for NASA, which are worth reading for their own sake. The eighty-thousand-seat bowl on the plain west of the city is invented; the low, brief, sunset totality that made it worth building is not. The next total eclipse, on 2 August 2027, does cross the far south of Spain and gives about six minutes of totality near Luxor.</w:t>
+        <w:t xml:space="preserve">The total solar eclipse of 12 August 2026 is real, and so are its numbers in this book. The Moon’s shadow crosses Greenland, Iceland and northern Spain in the early evening, and at Zaragoza totality lasts about a minute and twenty-four seconds, beginning at about 20:29 local summer time, with the Sun only about six degrees up, a little north of due west (azimuth about 285°). The Sun then sets still partly eclipsed, at about 21:07. The story’s second and third contacts, 20:28:58 and 20:30:22, agree with published predictions to within a few seconds; the exact figures move by a second or two with the observer’s position and the profile of the Moon’s limb. The times used here follow Fred Espenak’s path tables for NASA, which are worth reading for their own sake. The eighty-thousand-seat bowl on the plain west of the city is invented; the low, brief, sunset totality that made it worth building is not. The next total eclipse, on 2 August 2027, does cross the far south of Spain and gives about six minutes of totality near Luxor.</w:t>
       </w:r>
     </w:p>
     <w:p>
@@ -44395,7 +46239,7 @@
           <w:color w:val="2B2B2B"/>
           <w:sz w:val="26"/>
         </w:rPr>
-        <w:t xml:space="preserve">Fetal microchimerism is real. During pregnancy, cells and DNA from the fetus cross into the mother’s bloodstream; free fetal DNA in maternal blood is the basis of routine prenatal screening, and fetal cells have been found in mothers decades after giving birth. That is the true part. Using those cells to grow a genetic twin of the baby, implanting it, and swapping it into a hospital cot is entirely this book’s invention, and nothing in current biology comes close to it.</w:t>
+        <w:t xml:space="preserve">Fetal microchimerism is real. During pregnancy, cells and DNA from the fetus cross into the mother’s bloodstream; free fetal DNA in maternal blood is the basis of routine prenatal screening, and fetal cells have been found in mothers decades after giving birth. That is the true part. Using those cells to clone the baby — to grow a genetic twin in a tank in nine months, fit it with an implant, and swap it into a hospital cot — is entirely this book’s invention. Real mammalian cloning starts from a donor cell, an emptied egg and a surrogate mother, and rarely works even then; nothing in current biology comes close to what the ship does.</w:t>
       </w:r>
     </w:p>
     <w:p>

--- a/Protocol Flamingo/Protocol_Flamingo_Rev2.docx
+++ b/Protocol Flamingo/Protocol_Flamingo_Rev2.docx
@@ -21113,7 +21113,7 @@
           <w:color w:val="2B2B2B"/>
           <w:sz w:val="26"/>
         </w:rPr>
-        <w:t xml:space="preserve">“About thirty-six thousand kilometers above the Atlantic, off the coast of Brazil,” said a voice from the doorway, “turning at the same rate as the Earth, so that if you could see out, which you can’t, you’d see the same face of it all day.” A man stepped in. He was ordinary to look at: medium height, a runner’s build, a voice pitched to be forgettable in a crowd, which Nora would understand, by the end of the night, to be the entire design brief. “You’re aboard the tender. The shore boat. Not the ship. The ship is out in the Trojans, about forty-eight light-minutes from here this month. Years away at any speed this hull still has. Nobody’s taking you there. Nobody’s taking you anywhere except back.” He paused. “I’m sorry about the sedative. I argued against it. I lost.”</w:t>
+        <w:t xml:space="preserve">“About thirty-six thousand kilometers above the equator, over the Amazon,” said a voice from the doorway, “turning at the same rate as the Earth, so that if you could see out, which you can’t, you’d see the same face of it all day.” A man stepped in. He was ordinary to look at: medium height, a runner’s build, a voice pitched to be forgettable in a crowd, which Nora would understand, by the end of the night, to be the entire design brief. “You’re aboard the tender. The shore boat. Not the ship. The ship is out in the Trojans, about forty-eight light-minutes from here this month. Years away at any speed this hull still has. Nobody’s taking you there. Nobody’s taking you anywhere except back.” He paused. “I’m sorry about the sedative. I argued against it. I lost.”</w:t>
       </w:r>
     </w:p>
     <w:p>
@@ -21392,7 +21392,7 @@
           <w:color w:val="2B2B2B"/>
           <w:sz w:val="26"/>
         </w:rPr>
-        <w:t xml:space="preserve">“You’re the forty-first and forty-second,” said the Escort, “since 1980. Most of the others were samples. They don’t remember being here. You will. That was the other argument I lost.” He paused at a hatch. “And one of them was me.”</w:t>
+        <w:t xml:space="preserve">“You’re the forty-first and forty-second,” said the Escort, “since 1980. Most of the others were samples. They don’t remember being here. I’d like you to. That argument isn’t over.” He paused at a hatch. “And one of them was me.”</w:t>
       </w:r>
     </w:p>
     <w:p>
@@ -21670,47 +21670,104 @@
           <w:color w:val="2B2B2B"/>
           <w:sz w:val="26"/>
         </w:rPr>
-        <w:t xml:space="preserve">“Not the ship. Well — the ship too, eventually. But them. The people who built it. The ones who left home forty thousand years ago. A population that size, sealed that long, breeds itself into a smaller and smaller room. Every generation a little less variety. A little more of the same mistakes. Forty thousand years is a long time to be your own only neighbors. By the time they heard your radar, there were about nine thousand of the old lineage left. Now there are about nine hundred. Most of them are on the ship, not here. They can’t stand up in more than a tenth of a gravity. They have very long lives and very few children and they haven’t had a healthy birth in two centuries.” He looked down at the tanks. “They’re not going to make it. They’ve known it since before your grandparents were born.”</w:t>
-      </w:r>
-    </w:p>
-    <w:p>
-      <w:pPr>
-        <w:spacing w:line="400" w:lineRule="auto"/>
-        <w:ind w:firstLine="440"/>
-        <w:jc w:val="both"/>
-        <w:rPr>
-          <w:rFonts w:ascii="Georgia" w:hAnsi="Georgia"/>
-          <w:color w:val="2B2B2B"/>
-          <w:sz w:val="26"/>
-        </w:rPr>
-      </w:pPr>
-      <w:r>
-        <w:rPr>
-          <w:rFonts w:ascii="Georgia" w:hAnsi="Georgia"/>
-          <w:color w:val="2B2B2B"/>
-          <w:sz w:val="26"/>
-        </w:rPr>
-        <w:t xml:space="preserve">“Then what —”</w:t>
-      </w:r>
-    </w:p>
-    <w:p>
-      <w:pPr>
-        <w:spacing w:line="400" w:lineRule="auto"/>
-        <w:ind w:firstLine="440"/>
-        <w:jc w:val="both"/>
-        <w:rPr>
-          <w:rFonts w:ascii="Georgia" w:hAnsi="Georgia"/>
-          <w:color w:val="2B2B2B"/>
-          <w:sz w:val="26"/>
-        </w:rPr>
-      </w:pPr>
-      <w:r>
-        <w:rPr>
-          <w:rFonts w:ascii="Georgia" w:hAnsi="Georgia"/>
-          <w:color w:val="2B2B2B"/>
-          <w:sz w:val="26"/>
-        </w:rPr>
-        <w:t xml:space="preserve">“Then they decided their people could continue,” said the Escort, “even if their bodies didn’t. Their language. Their memory. Their committees.” “God help us, their committees. In bodies that can live on a planet. In bodies that can breathe your air and eat your food and walk under your sun. In your bodies. That’s what the infants are for. The taken ones grow up here, as theirs — raised in the old language, on the old food, taught the old songs. The foundlings. There are a little over four thousand now. More were taken. Not all of them lived; the ship is a hard place to be a baby. Some of them have had children of their own, born up here to parents who were taken as infants. The oldest of those are about twenty-five. A second generation. The ship’s future, in human bones.” He tapped his skull again. “And the ones like me, the ones who were grown and sent down to replace them — we’re the other half. We’re the listening post. We learn your world from inside it. Our implants send it all up, a few times a year, in visits we don’t remember. We’re how they found out what a gas station is.”</w:t>
+        <w:t xml:space="preserve">“Not the ship. Well — the ship too, eventually. Them. The people who built it.” He put both hands on the rail, and it hummed under them, and he let it. “A population that size, sealed for forty thousand years, breeds itself into a smaller and smaller room. Every generation a little less variety and a little more of the same mistakes. When your radar first reached them there were about nine thousand of the old lineage. Now there are about nine hundred, most of them out on the ship in a tenth of a gravity, because their bones can’t take more. They haven’t had a healthy birth in two centuries.”</w:t>
+      </w:r>
+    </w:p>
+    <w:p>
+      <w:pPr>
+        <w:spacing w:line="400" w:lineRule="auto"/>
+        <w:ind w:firstLine="440"/>
+        <w:jc w:val="both"/>
+        <w:rPr>
+          <w:rFonts w:ascii="Georgia" w:hAnsi="Georgia"/>
+          <w:color w:val="2B2B2B"/>
+          <w:sz w:val="26"/>
+        </w:rPr>
+      </w:pPr>
+      <w:r>
+        <w:rPr>
+          <w:rFonts w:ascii="Georgia" w:hAnsi="Georgia"/>
+          <w:color w:val="2B2B2B"/>
+          <w:sz w:val="26"/>
+        </w:rPr>
+        <w:t xml:space="preserve">“So they’re taking ours,” said Jesse.</w:t>
+      </w:r>
+    </w:p>
+    <w:p>
+      <w:pPr>
+        <w:spacing w:line="400" w:lineRule="auto"/>
+        <w:ind w:firstLine="440"/>
+        <w:jc w:val="both"/>
+        <w:rPr>
+          <w:rFonts w:ascii="Georgia" w:hAnsi="Georgia"/>
+          <w:color w:val="2B2B2B"/>
+          <w:sz w:val="26"/>
+        </w:rPr>
+      </w:pPr>
+      <w:r>
+        <w:rPr>
+          <w:rFonts w:ascii="Georgia" w:hAnsi="Georgia"/>
+          <w:color w:val="2B2B2B"/>
+          <w:sz w:val="26"/>
+        </w:rPr>
+        <w:t xml:space="preserve">“So they’re </w:t>
+      </w:r>
+      <w:r>
+        <w:rPr>
+          <w:rFonts w:ascii="Georgia" w:hAnsi="Georgia"/>
+          <w:color w:val="2B2B2B"/>
+          <w:sz w:val="26"/>
+          <w:i/>
+        </w:rPr>
+        <w:t xml:space="preserve">continuing</w:t>
+      </w:r>
+      <w:r>
+        <w:rPr>
+          <w:rFonts w:ascii="Georgia" w:hAnsi="Georgia"/>
+          <w:color w:val="2B2B2B"/>
+          <w:sz w:val="26"/>
+        </w:rPr>
+        <w:t xml:space="preserve">,” said the Escort. “That’s the word in the minutes. You’ll find the minutes are full of words like that.”</w:t>
+      </w:r>
+    </w:p>
+    <w:p>
+      <w:pPr>
+        <w:spacing w:line="400" w:lineRule="auto"/>
+        <w:ind w:firstLine="440"/>
+        <w:jc w:val="both"/>
+        <w:rPr>
+          <w:rFonts w:ascii="Georgia" w:hAnsi="Georgia"/>
+          <w:color w:val="2B2B2B"/>
+          <w:sz w:val="26"/>
+        </w:rPr>
+      </w:pPr>
+      <w:r>
+        <w:rPr>
+          <w:rFonts w:ascii="Georgia" w:hAnsi="Georgia"/>
+          <w:color w:val="2B2B2B"/>
+          <w:sz w:val="26"/>
+        </w:rPr>
+        <w:t xml:space="preserve">Nora was watching the man at the tank, who had gone back to his work. “Continuing how?”</w:t>
+      </w:r>
+    </w:p>
+    <w:p>
+      <w:pPr>
+        <w:spacing w:line="400" w:lineRule="auto"/>
+        <w:ind w:firstLine="440"/>
+        <w:jc w:val="both"/>
+        <w:rPr>
+          <w:rFonts w:ascii="Georgia" w:hAnsi="Georgia"/>
+          <w:color w:val="2B2B2B"/>
+          <w:sz w:val="26"/>
+        </w:rPr>
+      </w:pPr>
+      <w:r>
+        <w:rPr>
+          <w:rFonts w:ascii="Georgia" w:hAnsi="Georgia"/>
+          <w:color w:val="2B2B2B"/>
+          <w:sz w:val="26"/>
+        </w:rPr>
+        <w:t xml:space="preserve">“In bodies that can live on a planet. Their language, their memory, their committees — God help us, their committees — in bodies that can breathe your air and eat your food.” He nodded at the floor. “The taken ones grow up down there as theirs. The foundlings. A little over four thousand now. More were taken. Not all of them lived; the ship is a hard place to be a baby. Some have children of their own by now, born up here, and the oldest of those are about twenty-five.” He tapped his skull again. “And the ones like me, grown and sent down to fill the cribs, are the other half. The listening post. Our implants send our lives up a few times a year, in visits we don’t remember. We’re how they found out what a gas station is.”</w:t>
       </w:r>
     </w:p>
     <w:p>
@@ -22009,7 +22066,7 @@
           <w:color w:val="2B2B2B"/>
           <w:sz w:val="26"/>
         </w:rPr>
-        <w:t xml:space="preserve">“Take means Starfall.” He said it flatly. “Your satellite company built the loudest microphone in the history of the species and pointed it at a billion people for eighty-four seconds. Our relay has learned how to ride it. At totality, the ship’s signal goes out on that channel, and every implant inside the footprint opens at once. Not a visit. A muster. Every hybrid in range, nine thousand of us, gets put in the passenger seat of our own bodies, and the implant drives. We stand up. We walk. There are doors, all over your world, that we’ve been placed beside for forty-six years. Power stations. Water plants. Hospitals. We open them. And the foundlings come down.” He looked at his hands. “For how long? The plan doesn’t say. The plan doesn’t say what happens to the people who were driving before.”</w:t>
+        <w:t xml:space="preserve">“Take means Starfall.” He said it flatly. “Your satellite company built the loudest microphone in the history of the species and pointed it at a billion people for eighty-four seconds. Our relay has learned to ride it. At totality every implant in the footprint opens at once. Not a visit. A muster. Nine thousand of us put in the passenger seat of our own bodies. We stand up. We walk to doors we’ve been placed beside for forty-six years — power stations, water plants, hospitals — and we open them, and the foundlings come down.” He looked at his hands. “The plan doesn’t say for how long. It doesn’t say what happens to the people who were driving before.”</w:t>
       </w:r>
     </w:p>
     <w:p>
@@ -22327,7 +22384,7 @@
           <w:color w:val="2B2B2B"/>
           <w:sz w:val="26"/>
         </w:rPr>
-        <w:t xml:space="preserve">“Every implant does two jobs,” the Escort said. “A constant, low pulse that only ever says alive, located, unharmed. Like a dog tag. And a second channel, that opens a few times a year, when the tender is close enough — a visit. It takes what you’ve lived and brings it up, and brings down —” he hesitated — “instructions, sometimes. Small ones. Buy these tickets. Stand by this door. Most of us never know it counts as a conversation.” He looked at the bolts in the floor. “Dominic has been talking to this ship since he was four days old.”</w:t>
+        <w:t xml:space="preserve">“Every implant does two jobs,” the Escort said. “A low pulse that only ever says alive, located, unharmed, like a dog tag. And a channel that opens a few times a year, when the tender is close enough. A visit. It takes up what you’ve lived, and sometimes it brings down instructions. Small ones. Buy these tickets. Stand by this door.” He looked at the bolts in the floor. “Dominic has been talking to this ship since he was four days old.”</w:t>
       </w:r>
     </w:p>
     <w:p>
@@ -22526,27 +22583,647 @@
           <w:color w:val="2B2B2B"/>
           <w:sz w:val="26"/>
         </w:rPr>
-        <w:t xml:space="preserve">Nora did not get to finish asking what happened to people like her, once a ship decided it no longer needed to listen politely. The Escort answered before she had finished forming the question, the way a man answers something he has had to argue himself into first.</w:t>
-      </w:r>
-    </w:p>
-    <w:p>
-      <w:pPr>
-        <w:spacing w:line="400" w:lineRule="auto"/>
-        <w:ind w:firstLine="440"/>
-        <w:jc w:val="both"/>
-        <w:rPr>
-          <w:rFonts w:ascii="Georgia" w:hAnsi="Georgia"/>
-          <w:color w:val="2B2B2B"/>
-          <w:sz w:val="26"/>
-        </w:rPr>
-      </w:pPr>
-      <w:r>
-        <w:rPr>
-          <w:rFonts w:ascii="Georgia" w:hAnsi="Georgia"/>
-          <w:color w:val="2B2B2B"/>
-          <w:sz w:val="26"/>
-        </w:rPr>
-        <w:t xml:space="preserve">“You’re going back,” he said. “There’s another old clause, from the same era — that lets any one of us vouch for a contact’s good faith, once, on our own standing. I’d never used mine. I used it tonight, on the two of you, in a room with two people who’d have been perfectly happy to log you as a containment problem. That’s not a favor. That’s my entire credit with this ship, spent. I’d rather not find out I spent it on a podcaster and a wedding videographer.”</w:t>
+        <w:t xml:space="preserve">They did not get to the egg-shaped room. Halfway there the Escort stopped at a hatch that had not been on the way in, listened to something nobody else could hear, and said, without turning round, “I’m sorry. This is the other argument.”</w:t>
+      </w:r>
+    </w:p>
+    <w:p>
+      <w:pPr>
+        <w:spacing w:line="400" w:lineRule="auto"/>
+        <w:ind w:firstLine="440"/>
+        <w:jc w:val="both"/>
+        <w:rPr>
+          <w:rFonts w:ascii="Georgia" w:hAnsi="Georgia"/>
+          <w:color w:val="2B2B2B"/>
+          <w:sz w:val="26"/>
+        </w:rPr>
+      </w:pPr>
+      <w:r>
+        <w:rPr>
+          <w:rFonts w:ascii="Georgia" w:hAnsi="Georgia"/>
+          <w:color w:val="2B2B2B"/>
+          <w:sz w:val="26"/>
+        </w:rPr>
+        <w:t xml:space="preserve">The room behind the hatch was small and very clean. It had one long bench on one side of a table and, on the other, two stools. The gray-bearded man from the corridor sat on one of them, his smock shiny at the elbows. On the other sat a man in a windbreaker in no color anyone would remember. Nora knew him before her eyes did. Her stomach knew him from a rest area outside Hawthorne.</w:t>
+      </w:r>
+    </w:p>
+    <w:p>
+      <w:pPr>
+        <w:spacing w:line="400" w:lineRule="auto"/>
+        <w:ind w:firstLine="440"/>
+        <w:jc w:val="both"/>
+        <w:rPr>
+          <w:rFonts w:ascii="Georgia" w:hAnsi="Georgia"/>
+          <w:color w:val="2B2B2B"/>
+          <w:sz w:val="26"/>
+        </w:rPr>
+      </w:pPr>
+      <w:r>
+        <w:rPr>
+          <w:rFonts w:ascii="Georgia" w:hAnsi="Georgia"/>
+          <w:color w:val="2B2B2B"/>
+          <w:sz w:val="26"/>
+        </w:rPr>
+        <w:t xml:space="preserve">Up here he had a face. It was a perfectly ordinary face, the kind that sells car insurance, and it was smiling at her with the friendly concern of a man who had once asked her about a bathtub.</w:t>
+      </w:r>
+    </w:p>
+    <w:p>
+      <w:pPr>
+        <w:spacing w:line="400" w:lineRule="auto"/>
+        <w:ind w:firstLine="440"/>
+        <w:jc w:val="both"/>
+        <w:rPr>
+          <w:rFonts w:ascii="Georgia" w:hAnsi="Georgia"/>
+          <w:color w:val="2B2B2B"/>
+          <w:sz w:val="26"/>
+        </w:rPr>
+      </w:pPr>
+      <w:r>
+        <w:rPr>
+          <w:rFonts w:ascii="Georgia" w:hAnsi="Georgia"/>
+          <w:color w:val="2B2B2B"/>
+          <w:sz w:val="26"/>
+        </w:rPr>
+        <w:t xml:space="preserve">“Ms. Calder,” he said. “Mr. Tran. I’m glad you’re feeling better.”</w:t>
+      </w:r>
+    </w:p>
+    <w:p>
+      <w:pPr>
+        <w:spacing w:line="400" w:lineRule="auto"/>
+        <w:ind w:firstLine="440"/>
+        <w:jc w:val="both"/>
+        <w:rPr>
+          <w:rFonts w:ascii="Georgia" w:hAnsi="Georgia"/>
+          <w:color w:val="2B2B2B"/>
+          <w:sz w:val="26"/>
+        </w:rPr>
+      </w:pPr>
+      <w:r>
+        <w:rPr>
+          <w:rFonts w:ascii="Georgia" w:hAnsi="Georgia"/>
+          <w:color w:val="2B2B2B"/>
+          <w:sz w:val="26"/>
+        </w:rPr>
+        <w:t xml:space="preserve">“He’s ground office,” the Escort said quietly. “He brought you up. The officer is crew. He decides what goes back down.” He took the end of the bench nearest the door and did not sit back. “He speaks no English. I’ll translate everything. Including the parts I don’t like.”</w:t>
+      </w:r>
+    </w:p>
+    <w:p>
+      <w:pPr>
+        <w:spacing w:line="400" w:lineRule="auto"/>
+        <w:ind w:firstLine="440"/>
+        <w:jc w:val="both"/>
+        <w:rPr>
+          <w:rFonts w:ascii="Georgia" w:hAnsi="Georgia"/>
+          <w:color w:val="2B2B2B"/>
+          <w:sz w:val="26"/>
+        </w:rPr>
+      </w:pPr>
+      <w:r>
+        <w:rPr>
+          <w:rFonts w:ascii="Georgia" w:hAnsi="Georgia"/>
+          <w:color w:val="2B2B2B"/>
+          <w:sz w:val="26"/>
+        </w:rPr>
+        <w:t xml:space="preserve">The officer spoke. It was not long. The Escort listened with his head slightly down, the way a man listens to a weather report for a place he has to drive through.</w:t>
+      </w:r>
+    </w:p>
+    <w:p>
+      <w:pPr>
+        <w:spacing w:line="400" w:lineRule="auto"/>
+        <w:ind w:firstLine="440"/>
+        <w:jc w:val="both"/>
+        <w:rPr>
+          <w:rFonts w:ascii="Georgia" w:hAnsi="Georgia"/>
+          <w:color w:val="2B2B2B"/>
+          <w:sz w:val="26"/>
+        </w:rPr>
+      </w:pPr>
+      <w:r>
+        <w:rPr>
+          <w:rFonts w:ascii="Georgia" w:hAnsi="Georgia"/>
+          <w:color w:val="2B2B2B"/>
+          <w:sz w:val="26"/>
+        </w:rPr>
+        <w:t xml:space="preserve">“He says there are two protocols for people from the surface,” he said. “Return, and sample. Return is what I promised you. Sample is what happened to the other forty. You go back down. You wake up in your car. You remember a headache.” He paused. “And there’s a blood draw, and a few cells from inside the cheek. He would like to know why you should be the first two in forty-six years to go down remembering.”</w:t>
+      </w:r>
+    </w:p>
+    <w:p>
+      <w:pPr>
+        <w:spacing w:line="400" w:lineRule="auto"/>
+        <w:ind w:firstLine="440"/>
+        <w:jc w:val="both"/>
+        <w:rPr>
+          <w:rFonts w:ascii="Georgia" w:hAnsi="Georgia"/>
+          <w:color w:val="2B2B2B"/>
+          <w:sz w:val="26"/>
+        </w:rPr>
+      </w:pPr>
+      <w:r>
+        <w:rPr>
+          <w:rFonts w:ascii="Georgia" w:hAnsi="Georgia"/>
+          <w:color w:val="2B2B2B"/>
+          <w:sz w:val="26"/>
+        </w:rPr>
+        <w:t xml:space="preserve">“Because we didn’t ask to come up,” said Nora.</w:t>
+      </w:r>
+    </w:p>
+    <w:p>
+      <w:pPr>
+        <w:spacing w:line="400" w:lineRule="auto"/>
+        <w:ind w:firstLine="440"/>
+        <w:jc w:val="both"/>
+        <w:rPr>
+          <w:rFonts w:ascii="Georgia" w:hAnsi="Georgia"/>
+          <w:color w:val="2B2B2B"/>
+          <w:sz w:val="26"/>
+        </w:rPr>
+      </w:pPr>
+      <w:r>
+        <w:rPr>
+          <w:rFonts w:ascii="Georgia" w:hAnsi="Georgia"/>
+          <w:color w:val="2B2B2B"/>
+          <w:sz w:val="26"/>
+        </w:rPr>
+        <w:t xml:space="preserve">The Escort translated. The officer said one word.</w:t>
+      </w:r>
+    </w:p>
+    <w:p>
+      <w:pPr>
+        <w:spacing w:line="400" w:lineRule="auto"/>
+        <w:ind w:firstLine="440"/>
+        <w:jc w:val="both"/>
+        <w:rPr>
+          <w:rFonts w:ascii="Georgia" w:hAnsi="Georgia"/>
+          <w:color w:val="2B2B2B"/>
+          <w:sz w:val="26"/>
+        </w:rPr>
+      </w:pPr>
+      <w:r>
+        <w:rPr>
+          <w:rFonts w:ascii="Georgia" w:hAnsi="Georgia"/>
+          <w:color w:val="2B2B2B"/>
+          <w:sz w:val="26"/>
+        </w:rPr>
+        <w:t xml:space="preserve">“Neither did anybody,” said the Escort.</w:t>
+      </w:r>
+    </w:p>
+    <w:p>
+      <w:pPr>
+        <w:spacing w:line="400" w:lineRule="auto"/>
+        <w:ind w:firstLine="440"/>
+        <w:jc w:val="both"/>
+        <w:rPr>
+          <w:rFonts w:ascii="Georgia" w:hAnsi="Georgia"/>
+          <w:color w:val="2B2B2B"/>
+          <w:sz w:val="26"/>
+        </w:rPr>
+      </w:pPr>
+      <w:r>
+        <w:rPr>
+          <w:rFonts w:ascii="Georgia" w:hAnsi="Georgia"/>
+          <w:color w:val="2B2B2B"/>
+          <w:sz w:val="26"/>
+        </w:rPr>
+        <w:t xml:space="preserve">The man in the windbreaker leaned forward with his elbows on the table. He had the easy manner of somebody who had sat in a great many kitchens. “Let me make it simple for everybody. She’s a camera. He’s a microphone. That’s not an insult; it’s a job description. Everything they see goes somewhere. We took her video down from six platforms and it took us one morning. Send her back with this in her head and she’ll be on a morning show by Tuesday, and the next time one of our people stands beside a door, there’ll be somebody with a phone standing beside him.” He turned to the officer and said something in the ship’s language, fluently, and then, for Nora, in English: “I told him they take. It’s what surface people do. They can’t help it. They take pictures.”</w:t>
+      </w:r>
+    </w:p>
+    <w:p>
+      <w:pPr>
+        <w:spacing w:line="400" w:lineRule="auto"/>
+        <w:ind w:firstLine="440"/>
+        <w:jc w:val="both"/>
+        <w:rPr>
+          <w:rFonts w:ascii="Georgia" w:hAnsi="Georgia"/>
+          <w:color w:val="2B2B2B"/>
+          <w:sz w:val="26"/>
+        </w:rPr>
+      </w:pPr>
+      <w:r>
+        <w:rPr>
+          <w:rFonts w:ascii="Georgia" w:hAnsi="Georgia"/>
+          <w:color w:val="2B2B2B"/>
+          <w:sz w:val="26"/>
+        </w:rPr>
+        <w:t xml:space="preserve">“That’s not —” Jesse began.</w:t>
+      </w:r>
+    </w:p>
+    <w:p>
+      <w:pPr>
+        <w:spacing w:line="400" w:lineRule="auto"/>
+        <w:ind w:firstLine="440"/>
+        <w:jc w:val="both"/>
+        <w:rPr>
+          <w:rFonts w:ascii="Georgia" w:hAnsi="Georgia"/>
+          <w:color w:val="2B2B2B"/>
+          <w:sz w:val="26"/>
+        </w:rPr>
+      </w:pPr>
+      <w:r>
+        <w:rPr>
+          <w:rFonts w:ascii="Georgia" w:hAnsi="Georgia"/>
+          <w:color w:val="2B2B2B"/>
+          <w:sz w:val="26"/>
+        </w:rPr>
+        <w:t xml:space="preserve">The officer held up one hand. With the other he pointed, without hurry, at Jesse’s jacket.</w:t>
+      </w:r>
+    </w:p>
+    <w:p>
+      <w:pPr>
+        <w:spacing w:line="400" w:lineRule="auto"/>
+        <w:ind w:firstLine="440"/>
+        <w:jc w:val="both"/>
+        <w:rPr>
+          <w:rFonts w:ascii="Georgia" w:hAnsi="Georgia"/>
+          <w:color w:val="2B2B2B"/>
+          <w:sz w:val="26"/>
+        </w:rPr>
+      </w:pPr>
+      <w:r>
+        <w:rPr>
+          <w:rFonts w:ascii="Georgia" w:hAnsi="Georgia"/>
+          <w:color w:val="2B2B2B"/>
+          <w:sz w:val="26"/>
+        </w:rPr>
+        <w:t xml:space="preserve">The pocket was glowing. A small steady red light, the size of a lentil, showed through the thin nylon. Jesse looked down at it as if it belonged to someone else.</w:t>
+      </w:r>
+    </w:p>
+    <w:p>
+      <w:pPr>
+        <w:spacing w:line="400" w:lineRule="auto"/>
+        <w:ind w:firstLine="440"/>
+        <w:jc w:val="both"/>
+        <w:rPr>
+          <w:rFonts w:ascii="Georgia" w:hAnsi="Georgia"/>
+          <w:color w:val="2B2B2B"/>
+          <w:sz w:val="26"/>
+        </w:rPr>
+      </w:pPr>
+      <w:r>
+        <w:rPr>
+          <w:rFonts w:ascii="Georgia" w:hAnsi="Georgia"/>
+          <w:color w:val="2B2B2B"/>
+          <w:sz w:val="26"/>
+        </w:rPr>
+        <w:t xml:space="preserve">He had not decided to turn it on. Nora would believe that afterward, and she believed it now, watching his face. Somewhere between the egg-shaped room and the gallery his thumb had found the switch the way it had found it in a thousand rooms before, and the machine had been taking down every word since: the tanks, the man who might have been Dominic, nine thousand, nine hundred, take means Starfall.</w:t>
+      </w:r>
+    </w:p>
+    <w:p>
+      <w:pPr>
+        <w:spacing w:line="400" w:lineRule="auto"/>
+        <w:ind w:firstLine="440"/>
+        <w:jc w:val="both"/>
+        <w:rPr>
+          <w:rFonts w:ascii="Georgia" w:hAnsi="Georgia"/>
+          <w:color w:val="2B2B2B"/>
+          <w:sz w:val="26"/>
+        </w:rPr>
+      </w:pPr>
+      <w:r>
+        <w:rPr>
+          <w:rFonts w:ascii="Georgia" w:hAnsi="Georgia"/>
+          <w:color w:val="2B2B2B"/>
+          <w:sz w:val="26"/>
+        </w:rPr>
+        <w:t xml:space="preserve">The man in the windbreaker did not even look pleased. He looked like someone who had been handed a receipt.</w:t>
+      </w:r>
+    </w:p>
+    <w:p>
+      <w:pPr>
+        <w:spacing w:line="400" w:lineRule="auto"/>
+        <w:ind w:firstLine="440"/>
+        <w:jc w:val="both"/>
+        <w:rPr>
+          <w:rFonts w:ascii="Georgia" w:hAnsi="Georgia"/>
+          <w:color w:val="2B2B2B"/>
+          <w:sz w:val="26"/>
+        </w:rPr>
+      </w:pPr>
+      <w:r>
+        <w:rPr>
+          <w:rFonts w:ascii="Georgia" w:hAnsi="Georgia"/>
+          <w:color w:val="2B2B2B"/>
+          <w:sz w:val="26"/>
+        </w:rPr>
+        <w:t xml:space="preserve">“There,” he said. “That’s the whole hearing.”</w:t>
+      </w:r>
+    </w:p>
+    <w:p>
+      <w:pPr>
+        <w:spacing w:line="400" w:lineRule="auto"/>
+        <w:ind w:firstLine="440"/>
+        <w:jc w:val="both"/>
+        <w:rPr>
+          <w:rFonts w:ascii="Georgia" w:hAnsi="Georgia"/>
+          <w:color w:val="2B2B2B"/>
+          <w:sz w:val="26"/>
+        </w:rPr>
+      </w:pPr>
+      <w:r>
+        <w:rPr>
+          <w:rFonts w:ascii="Georgia" w:hAnsi="Georgia"/>
+          <w:color w:val="2B2B2B"/>
+          <w:sz w:val="26"/>
+        </w:rPr>
+        <w:t xml:space="preserve">The officer held out his hand, palm up. Jesse took the recorder out of his pocket. His fingers were not steady. The red light went on glowing between them like something alive and embarrassed.</w:t>
+      </w:r>
+    </w:p>
+    <w:p>
+      <w:pPr>
+        <w:spacing w:line="400" w:lineRule="auto"/>
+        <w:ind w:firstLine="440"/>
+        <w:jc w:val="both"/>
+        <w:rPr>
+          <w:rFonts w:ascii="Georgia" w:hAnsi="Georgia"/>
+          <w:color w:val="2B2B2B"/>
+          <w:sz w:val="26"/>
+        </w:rPr>
+      </w:pPr>
+      <w:r>
+        <w:rPr>
+          <w:rFonts w:ascii="Georgia" w:hAnsi="Georgia"/>
+          <w:color w:val="2B2B2B"/>
+          <w:sz w:val="26"/>
+        </w:rPr>
+        <w:t xml:space="preserve">“I didn’t —” he said. “It’s a reflex. I’ve done it since I was nineteen. My dad never told me anything, so I started keeping everything, and I —” He stopped, because he could hear himself, and because the Escort had stopped translating.</w:t>
+      </w:r>
+    </w:p>
+    <w:p>
+      <w:pPr>
+        <w:spacing w:line="400" w:lineRule="auto"/>
+        <w:ind w:firstLine="440"/>
+        <w:jc w:val="both"/>
+        <w:rPr>
+          <w:rFonts w:ascii="Georgia" w:hAnsi="Georgia"/>
+          <w:color w:val="2B2B2B"/>
+          <w:sz w:val="26"/>
+        </w:rPr>
+      </w:pPr>
+      <w:r>
+        <w:rPr>
+          <w:rFonts w:ascii="Georgia" w:hAnsi="Georgia"/>
+          <w:color w:val="2B2B2B"/>
+          <w:sz w:val="26"/>
+        </w:rPr>
+        <w:t xml:space="preserve">“He wants to know if it is still listening,” said the Escort.</w:t>
+      </w:r>
+    </w:p>
+    <w:p>
+      <w:pPr>
+        <w:spacing w:line="400" w:lineRule="auto"/>
+        <w:ind w:firstLine="440"/>
+        <w:jc w:val="both"/>
+        <w:rPr>
+          <w:rFonts w:ascii="Georgia" w:hAnsi="Georgia"/>
+          <w:color w:val="2B2B2B"/>
+          <w:sz w:val="26"/>
+        </w:rPr>
+      </w:pPr>
+      <w:r>
+        <w:rPr>
+          <w:rFonts w:ascii="Georgia" w:hAnsi="Georgia"/>
+          <w:color w:val="2B2B2B"/>
+          <w:sz w:val="26"/>
+        </w:rPr>
+        <w:t xml:space="preserve">“Yes,” said Jesse.</w:t>
+      </w:r>
+    </w:p>
+    <w:p>
+      <w:pPr>
+        <w:spacing w:line="400" w:lineRule="auto"/>
+        <w:ind w:firstLine="440"/>
+        <w:jc w:val="both"/>
+        <w:rPr>
+          <w:rFonts w:ascii="Georgia" w:hAnsi="Georgia"/>
+          <w:color w:val="2B2B2B"/>
+          <w:sz w:val="26"/>
+        </w:rPr>
+      </w:pPr>
+      <w:r>
+        <w:rPr>
+          <w:rFonts w:ascii="Georgia" w:hAnsi="Georgia"/>
+          <w:color w:val="2B2B2B"/>
+          <w:sz w:val="26"/>
+        </w:rPr>
+        <w:t xml:space="preserve">Nora put her hand over his. Not to stop him. To take the thing. He let her. She switched it off, and the red light went out, and she set the recorder on the table in front of the officer and kept her fingers on it a moment longer than she needed to, because she had something to say and wanted to say it with her hand still there.</w:t>
+      </w:r>
+    </w:p>
+    <w:p>
+      <w:pPr>
+        <w:spacing w:line="400" w:lineRule="auto"/>
+        <w:ind w:firstLine="440"/>
+        <w:jc w:val="both"/>
+        <w:rPr>
+          <w:rFonts w:ascii="Georgia" w:hAnsi="Georgia"/>
+          <w:color w:val="2B2B2B"/>
+          <w:sz w:val="26"/>
+        </w:rPr>
+      </w:pPr>
+      <w:r>
+        <w:rPr>
+          <w:rFonts w:ascii="Georgia" w:hAnsi="Georgia"/>
+          <w:color w:val="2B2B2B"/>
+          <w:sz w:val="26"/>
+        </w:rPr>
+        <w:t xml:space="preserve">“He took that,” she said. “He shouldn’t have. It’s yours. I’m sorry.” She took her hand away. “Please keep it.”</w:t>
+      </w:r>
+    </w:p>
+    <w:p>
+      <w:pPr>
+        <w:spacing w:line="400" w:lineRule="auto"/>
+        <w:ind w:firstLine="440"/>
+        <w:jc w:val="both"/>
+        <w:rPr>
+          <w:rFonts w:ascii="Georgia" w:hAnsi="Georgia"/>
+          <w:color w:val="2B2B2B"/>
+          <w:sz w:val="26"/>
+        </w:rPr>
+      </w:pPr>
+      <w:r>
+        <w:rPr>
+          <w:rFonts w:ascii="Georgia" w:hAnsi="Georgia"/>
+          <w:color w:val="2B2B2B"/>
+          <w:sz w:val="26"/>
+        </w:rPr>
+        <w:t xml:space="preserve">The Escort translated. It took longer than four sentences should.</w:t>
+      </w:r>
+    </w:p>
+    <w:p>
+      <w:pPr>
+        <w:spacing w:line="400" w:lineRule="auto"/>
+        <w:ind w:firstLine="440"/>
+        <w:jc w:val="both"/>
+        <w:rPr>
+          <w:rFonts w:ascii="Georgia" w:hAnsi="Georgia"/>
+          <w:color w:val="2B2B2B"/>
+          <w:sz w:val="26"/>
+        </w:rPr>
+      </w:pPr>
+      <w:r>
+        <w:rPr>
+          <w:rFonts w:ascii="Georgia" w:hAnsi="Georgia"/>
+          <w:color w:val="2B2B2B"/>
+          <w:sz w:val="26"/>
+        </w:rPr>
+        <w:t xml:space="preserve">The officer looked at the recorder. Then he looked at Nora for long enough that she could count her own heartbeats, and they were not slow. He said something to the Escort that was not a word Nora had heard yet.</w:t>
+      </w:r>
+    </w:p>
+    <w:p>
+      <w:pPr>
+        <w:spacing w:line="400" w:lineRule="auto"/>
+        <w:ind w:firstLine="440"/>
+        <w:jc w:val="both"/>
+        <w:rPr>
+          <w:rFonts w:ascii="Georgia" w:hAnsi="Georgia"/>
+          <w:color w:val="2B2B2B"/>
+          <w:sz w:val="26"/>
+        </w:rPr>
+      </w:pPr>
+      <w:r>
+        <w:rPr>
+          <w:rFonts w:ascii="Georgia" w:hAnsi="Georgia"/>
+          <w:color w:val="2B2B2B"/>
+          <w:sz w:val="26"/>
+        </w:rPr>
+        <w:t xml:space="preserve">“He says nobody from the surface has ever said sorry to him,” the Escort said. “He didn’t know the word had a shape in your language. He’s asked me to have you say it again.”</w:t>
+      </w:r>
+    </w:p>
+    <w:p>
+      <w:pPr>
+        <w:spacing w:line="400" w:lineRule="auto"/>
+        <w:ind w:firstLine="440"/>
+        <w:jc w:val="both"/>
+        <w:rPr>
+          <w:rFonts w:ascii="Georgia" w:hAnsi="Georgia"/>
+          <w:color w:val="2B2B2B"/>
+          <w:sz w:val="26"/>
+        </w:rPr>
+      </w:pPr>
+      <w:r>
+        <w:rPr>
+          <w:rFonts w:ascii="Georgia" w:hAnsi="Georgia"/>
+          <w:color w:val="2B2B2B"/>
+          <w:sz w:val="26"/>
+        </w:rPr>
+        <w:t xml:space="preserve">“Sorry,” said Nora.</w:t>
+      </w:r>
+    </w:p>
+    <w:p>
+      <w:pPr>
+        <w:spacing w:line="400" w:lineRule="auto"/>
+        <w:ind w:firstLine="440"/>
+        <w:jc w:val="both"/>
+        <w:rPr>
+          <w:rFonts w:ascii="Georgia" w:hAnsi="Georgia"/>
+          <w:color w:val="2B2B2B"/>
+          <w:sz w:val="26"/>
+        </w:rPr>
+      </w:pPr>
+      <w:r>
+        <w:rPr>
+          <w:rFonts w:ascii="Georgia" w:hAnsi="Georgia"/>
+          <w:color w:val="2B2B2B"/>
+          <w:sz w:val="26"/>
+        </w:rPr>
+        <w:t xml:space="preserve">The officer repeated it. It came out wrong and careful, like a man carrying a full cup.</w:t>
+      </w:r>
+    </w:p>
+    <w:p>
+      <w:pPr>
+        <w:spacing w:line="400" w:lineRule="auto"/>
+        <w:ind w:firstLine="440"/>
+        <w:jc w:val="both"/>
+        <w:rPr>
+          <w:rFonts w:ascii="Georgia" w:hAnsi="Georgia"/>
+          <w:color w:val="2B2B2B"/>
+          <w:sz w:val="26"/>
+        </w:rPr>
+      </w:pPr>
+      <w:r>
+        <w:rPr>
+          <w:rFonts w:ascii="Georgia" w:hAnsi="Georgia"/>
+          <w:color w:val="2B2B2B"/>
+          <w:sz w:val="26"/>
+        </w:rPr>
+        <w:t xml:space="preserve">The man in the windbreaker laughed, pleasantly. “She’s good,” he said. “I told you she was good. She did that face in a coffee shop to a woman from the liaison office.” He spread his hands. “It changes nothing. Sample them both.”</w:t>
+      </w:r>
+    </w:p>
+    <w:p>
+      <w:pPr>
+        <w:spacing w:line="400" w:lineRule="auto"/>
+        <w:ind w:firstLine="440"/>
+        <w:jc w:val="both"/>
+        <w:rPr>
+          <w:rFonts w:ascii="Georgia" w:hAnsi="Georgia"/>
+          <w:color w:val="2B2B2B"/>
+          <w:sz w:val="26"/>
+        </w:rPr>
+      </w:pPr>
+      <w:r>
+        <w:rPr>
+          <w:rFonts w:ascii="Georgia" w:hAnsi="Georgia"/>
+          <w:color w:val="2B2B2B"/>
+          <w:sz w:val="26"/>
+        </w:rPr>
+        <w:t xml:space="preserve">The officer did not look at him. He looked at the Escort, and said something short, and waited.</w:t>
+      </w:r>
+    </w:p>
+    <w:p>
+      <w:pPr>
+        <w:spacing w:line="400" w:lineRule="auto"/>
+        <w:ind w:firstLine="440"/>
+        <w:jc w:val="both"/>
+        <w:rPr>
+          <w:rFonts w:ascii="Georgia" w:hAnsi="Georgia"/>
+          <w:color w:val="2B2B2B"/>
+          <w:sz w:val="26"/>
+        </w:rPr>
+      </w:pPr>
+      <w:r>
+        <w:rPr>
+          <w:rFonts w:ascii="Georgia" w:hAnsi="Georgia"/>
+          <w:color w:val="2B2B2B"/>
+          <w:sz w:val="26"/>
+        </w:rPr>
+        <w:t xml:space="preserve">The Escort sat for a moment with his hands flat on his knees. Then he stood up, which in a third of a gravity took no effort at all and seemed to cost him a great deal.</w:t>
+      </w:r>
+    </w:p>
+    <w:p>
+      <w:pPr>
+        <w:spacing w:line="400" w:lineRule="auto"/>
+        <w:ind w:firstLine="440"/>
+        <w:jc w:val="both"/>
+        <w:rPr>
+          <w:rFonts w:ascii="Georgia" w:hAnsi="Georgia"/>
+          <w:color w:val="2B2B2B"/>
+          <w:sz w:val="26"/>
+        </w:rPr>
+      </w:pPr>
+      <w:r>
+        <w:rPr>
+          <w:rFonts w:ascii="Georgia" w:hAnsi="Georgia"/>
+          <w:color w:val="2B2B2B"/>
+          <w:sz w:val="26"/>
+        </w:rPr>
+        <w:t xml:space="preserve">“There’s another old clause,” he said to Nora, in English, without taking his eyes off the officer. “From the same era as the first. Any one of us can vouch for a contact’s good faith. Once. On our own standing. I’ve never used mine.” He said a long sentence in the ship’s language, formal, with a falling cadence at the end of it like a signature, and the officer answered with something shorter, and the man in the windbreaker stopped smiling for the first time.</w:t>
+      </w:r>
+    </w:p>
+    <w:p>
+      <w:pPr>
+        <w:spacing w:line="400" w:lineRule="auto"/>
+        <w:ind w:firstLine="440"/>
+        <w:jc w:val="both"/>
+        <w:rPr>
+          <w:rFonts w:ascii="Georgia" w:hAnsi="Georgia"/>
+          <w:color w:val="2B2B2B"/>
+          <w:sz w:val="26"/>
+        </w:rPr>
+      </w:pPr>
+      <w:r>
+        <w:rPr>
+          <w:rFonts w:ascii="Georgia" w:hAnsi="Georgia"/>
+          <w:color w:val="2B2B2B"/>
+          <w:sz w:val="26"/>
+        </w:rPr>
+        <w:t xml:space="preserve">“That’s not a favor,” the Escort said. “That’s my entire credit with this ship, spent. I’d rather not find out I spent it on a podcaster and a wedding videographer.”</w:t>
       </w:r>
     </w:p>
     <w:p>
@@ -22586,27 +23263,107 @@
           <w:color w:val="2B2B2B"/>
           <w:sz w:val="26"/>
         </w:rPr>
-        <w:t xml:space="preserve">He was quiet for a moment.</w:t>
-      </w:r>
-    </w:p>
-    <w:p>
-      <w:pPr>
-        <w:spacing w:line="400" w:lineRule="auto"/>
-        <w:ind w:firstLine="440"/>
-        <w:jc w:val="both"/>
-        <w:rPr>
-          <w:rFonts w:ascii="Georgia" w:hAnsi="Georgia"/>
-          <w:color w:val="2B2B2B"/>
-          <w:sz w:val="26"/>
-        </w:rPr>
-      </w:pPr>
-      <w:r>
-        <w:rPr>
-          <w:rFonts w:ascii="Georgia" w:hAnsi="Georgia"/>
-          <w:color w:val="2B2B2B"/>
-          <w:sz w:val="26"/>
-        </w:rPr>
-        <w:t xml:space="preserve">“Because you asked what you were, if not inventory,” he said. “Nobody up here has asked that in forty-six years.”</w:t>
+        <w:t xml:space="preserve">“Because you asked what you were, if not inventory,” he said. “Nobody up here has asked that in forty-six years. And because you just said sorry to a man who has never once been asked for anything.” He looked at the recorder on the table. “That stays here. He’s keeping it. It’s the first thing anyone from the surface has ever given him.”</w:t>
+      </w:r>
+    </w:p>
+    <w:p>
+      <w:pPr>
+        <w:spacing w:line="400" w:lineRule="auto"/>
+        <w:ind w:firstLine="440"/>
+        <w:jc w:val="both"/>
+        <w:rPr>
+          <w:rFonts w:ascii="Georgia" w:hAnsi="Georgia"/>
+          <w:color w:val="2B2B2B"/>
+          <w:sz w:val="26"/>
+        </w:rPr>
+      </w:pPr>
+      <w:r>
+        <w:rPr>
+          <w:rFonts w:ascii="Georgia" w:hAnsi="Georgia"/>
+          <w:color w:val="2B2B2B"/>
+          <w:sz w:val="26"/>
+        </w:rPr>
+        <w:t xml:space="preserve">Outside the hatch, Jesse leaned on the wall with his eyes closed. The bruise on his shoulder was coming up through his shirt.</w:t>
+      </w:r>
+    </w:p>
+    <w:p>
+      <w:pPr>
+        <w:spacing w:line="400" w:lineRule="auto"/>
+        <w:ind w:firstLine="440"/>
+        <w:jc w:val="both"/>
+        <w:rPr>
+          <w:rFonts w:ascii="Georgia" w:hAnsi="Georgia"/>
+          <w:color w:val="2B2B2B"/>
+          <w:sz w:val="26"/>
+        </w:rPr>
+      </w:pPr>
+      <w:r>
+        <w:rPr>
+          <w:rFonts w:ascii="Georgia" w:hAnsi="Georgia"/>
+          <w:color w:val="2B2B2B"/>
+          <w:sz w:val="26"/>
+        </w:rPr>
+        <w:t xml:space="preserve">“We nearly woke up with a headache,” he said. “Because of my thumb.”</w:t>
+      </w:r>
+    </w:p>
+    <w:p>
+      <w:pPr>
+        <w:spacing w:line="400" w:lineRule="auto"/>
+        <w:ind w:firstLine="440"/>
+        <w:jc w:val="both"/>
+        <w:rPr>
+          <w:rFonts w:ascii="Georgia" w:hAnsi="Georgia"/>
+          <w:color w:val="2B2B2B"/>
+          <w:sz w:val="26"/>
+        </w:rPr>
+      </w:pPr>
+      <w:r>
+        <w:rPr>
+          <w:rFonts w:ascii="Georgia" w:hAnsi="Georgia"/>
+          <w:color w:val="2B2B2B"/>
+          <w:sz w:val="26"/>
+        </w:rPr>
+        <w:t xml:space="preserve">“Yes,” said Nora.</w:t>
+      </w:r>
+    </w:p>
+    <w:p>
+      <w:pPr>
+        <w:spacing w:line="400" w:lineRule="auto"/>
+        <w:ind w:firstLine="440"/>
+        <w:jc w:val="both"/>
+        <w:rPr>
+          <w:rFonts w:ascii="Georgia" w:hAnsi="Georgia"/>
+          <w:color w:val="2B2B2B"/>
+          <w:sz w:val="26"/>
+        </w:rPr>
+      </w:pPr>
+      <w:r>
+        <w:rPr>
+          <w:rFonts w:ascii="Georgia" w:hAnsi="Georgia"/>
+          <w:color w:val="2B2B2B"/>
+          <w:sz w:val="26"/>
+        </w:rPr>
+        <w:t xml:space="preserve">“That’s my whole life,” said Jesse. “My thumb.” He opened his eyes. “I didn’t know until he held his hand out. I swear to God I didn’t know it was on.”</w:t>
+      </w:r>
+    </w:p>
+    <w:p>
+      <w:pPr>
+        <w:spacing w:line="400" w:lineRule="auto"/>
+        <w:ind w:firstLine="440"/>
+        <w:jc w:val="both"/>
+        <w:rPr>
+          <w:rFonts w:ascii="Georgia" w:hAnsi="Georgia"/>
+          <w:color w:val="2B2B2B"/>
+          <w:sz w:val="26"/>
+        </w:rPr>
+      </w:pPr>
+      <w:r>
+        <w:rPr>
+          <w:rFonts w:ascii="Georgia" w:hAnsi="Georgia"/>
+          <w:color w:val="2B2B2B"/>
+          <w:sz w:val="26"/>
+        </w:rPr>
+        <w:t xml:space="preserve">“I know,” said Nora. She found that she did, and that it did not help as much as it should have.</w:t>
       </w:r>
     </w:p>
     <w:p>
@@ -25553,307 +26310,307 @@
           <w:color w:val="2B2B2B"/>
           <w:sz w:val="26"/>
         </w:rPr>
-        <w:t xml:space="preserve">On Monday evening, Brussels sent its answer.</w:t>
-      </w:r>
-    </w:p>
-    <w:p>
-      <w:pPr>
-        <w:spacing w:line="400" w:lineRule="auto"/>
-        <w:ind w:firstLine="440"/>
-        <w:jc w:val="both"/>
-        <w:rPr>
-          <w:rFonts w:ascii="Georgia" w:hAnsi="Georgia"/>
-          <w:color w:val="2B2B2B"/>
-          <w:sz w:val="26"/>
-        </w:rPr>
-      </w:pPr>
-      <w:r>
-        <w:rPr>
-          <w:rFonts w:ascii="Georgia" w:hAnsi="Georgia"/>
-          <w:color w:val="2B2B2B"/>
-          <w:sz w:val="26"/>
-        </w:rPr>
-        <w:t xml:space="preserve">It came in a video conference that made everyone on it look tired and slightly green: flags in the corners of the squares, Halvorsen in one, Cole in another, Whitcombe and Berthold and Duval, and two squares labeled only with the names of agencies, whose occupants kept their cameras off. Buchanan was in a square from a Directorate office in Virginia, camera on, uniform pressed. Elena sat behind Cole, against a wall, with a legal pad.</w:t>
-      </w:r>
-    </w:p>
-    <w:p>
-      <w:pPr>
-        <w:spacing w:line="400" w:lineRule="auto"/>
-        <w:ind w:firstLine="440"/>
-        <w:jc w:val="both"/>
-        <w:rPr>
-          <w:rFonts w:ascii="Georgia" w:hAnsi="Georgia"/>
-          <w:color w:val="2B2B2B"/>
-          <w:sz w:val="26"/>
-        </w:rPr>
-      </w:pPr>
-      <w:r>
-        <w:rPr>
-          <w:rFonts w:ascii="Georgia" w:hAnsi="Georgia"/>
-          <w:color w:val="2B2B2B"/>
-          <w:sz w:val="26"/>
-        </w:rPr>
-        <w:t xml:space="preserve">Cole presented the paper. It had been prepared, he said, by a technical working group drawing on Mr. Feld’s debrief and on Halo’s published Starfall specifications.</w:t>
-      </w:r>
-    </w:p>
-    <w:p>
-      <w:pPr>
-        <w:spacing w:line="400" w:lineRule="auto"/>
-        <w:ind w:firstLine="440"/>
-        <w:jc w:val="both"/>
-        <w:rPr>
-          <w:rFonts w:ascii="Georgia" w:hAnsi="Georgia"/>
-          <w:color w:val="2B2B2B"/>
-          <w:sz w:val="26"/>
-        </w:rPr>
-      </w:pPr>
-      <w:r>
-        <w:rPr>
-          <w:rFonts w:ascii="Georgia" w:hAnsi="Georgia"/>
-          <w:color w:val="2B2B2B"/>
-          <w:sz w:val="26"/>
-        </w:rPr>
-        <w:t xml:space="preserve">The proposal was this. At totality, the ship’s signal would ride Halo’s uplink and open every implant in the footprint at once. That moment — eighty-four seconds, once in forty-six years — was the only time every receiver on the planet would be listening at the same instant. If, at that moment, the Halo constellation transmitted not the ship’s signal but a counter-signal of its own, on the same channel, at the constellation’s full power, every implant listening would receive it.</w:t>
-      </w:r>
-    </w:p>
-    <w:p>
-      <w:pPr>
-        <w:spacing w:line="400" w:lineRule="auto"/>
-        <w:ind w:firstLine="440"/>
-        <w:jc w:val="both"/>
-        <w:rPr>
-          <w:rFonts w:ascii="Georgia" w:hAnsi="Georgia"/>
-          <w:color w:val="2B2B2B"/>
-          <w:sz w:val="26"/>
-        </w:rPr>
-      </w:pPr>
-      <w:r>
-        <w:rPr>
-          <w:rFonts w:ascii="Georgia" w:hAnsi="Georgia"/>
-          <w:color w:val="2B2B2B"/>
-          <w:sz w:val="26"/>
-        </w:rPr>
-        <w:t xml:space="preserve">“And burn out,” said Cole. “All of them. Simultaneously. The relay is blinded. The muster fails. The hybrids are freed from the implant permanently. A clean solution.”</w:t>
-      </w:r>
-    </w:p>
-    <w:p>
-      <w:pPr>
-        <w:spacing w:line="400" w:lineRule="auto"/>
-        <w:ind w:firstLine="440"/>
-        <w:jc w:val="both"/>
-        <w:rPr>
-          <w:rFonts w:ascii="Georgia" w:hAnsi="Georgia"/>
-          <w:color w:val="2B2B2B"/>
-          <w:sz w:val="26"/>
-        </w:rPr>
-      </w:pPr>
-      <w:r>
-        <w:rPr>
-          <w:rFonts w:ascii="Georgia" w:hAnsi="Georgia"/>
-          <w:color w:val="2B2B2B"/>
-          <w:sz w:val="26"/>
-        </w:rPr>
-        <w:t xml:space="preserve">Nobody spoke for a moment.</w:t>
-      </w:r>
-    </w:p>
-    <w:p>
-      <w:pPr>
-        <w:spacing w:line="400" w:lineRule="auto"/>
-        <w:ind w:firstLine="440"/>
-        <w:jc w:val="both"/>
-        <w:rPr>
-          <w:rFonts w:ascii="Georgia" w:hAnsi="Georgia"/>
-          <w:color w:val="2B2B2B"/>
-          <w:sz w:val="26"/>
-        </w:rPr>
-      </w:pPr>
-      <w:r>
-        <w:rPr>
-          <w:rFonts w:ascii="Georgia" w:hAnsi="Georgia"/>
-          <w:color w:val="2B2B2B"/>
-          <w:sz w:val="26"/>
-        </w:rPr>
-        <w:t xml:space="preserve">Feld, off camera, said: “Freed.”</w:t>
-      </w:r>
-    </w:p>
-    <w:p>
-      <w:pPr>
-        <w:spacing w:line="400" w:lineRule="auto"/>
-        <w:ind w:firstLine="440"/>
-        <w:jc w:val="both"/>
-        <w:rPr>
-          <w:rFonts w:ascii="Georgia" w:hAnsi="Georgia"/>
-          <w:color w:val="2B2B2B"/>
-          <w:sz w:val="26"/>
-        </w:rPr>
-      </w:pPr>
-      <w:r>
-        <w:rPr>
-          <w:rFonts w:ascii="Georgia" w:hAnsi="Georgia"/>
-          <w:color w:val="2B2B2B"/>
-          <w:sz w:val="26"/>
-        </w:rPr>
-        <w:t xml:space="preserve">Dana pulled the laptop around so that he was in the frame. He did not look at the screen. He looked at the pretzel mural.</w:t>
-      </w:r>
-    </w:p>
-    <w:p>
-      <w:pPr>
-        <w:spacing w:line="400" w:lineRule="auto"/>
-        <w:ind w:firstLine="440"/>
-        <w:jc w:val="both"/>
-        <w:rPr>
-          <w:rFonts w:ascii="Georgia" w:hAnsi="Georgia"/>
-          <w:color w:val="2B2B2B"/>
-          <w:sz w:val="26"/>
-        </w:rPr>
-      </w:pPr>
-      <w:r>
-        <w:rPr>
-          <w:rFonts w:ascii="Georgia" w:hAnsi="Georgia"/>
-          <w:color w:val="2B2B2B"/>
-          <w:sz w:val="26"/>
-        </w:rPr>
-        <w:t xml:space="preserve">“A receiver that small,” said Feld, “driven that hard, does not politely switch off. It cooks. It is sitting at the base of the skull, a few millimeters from the brainstem. Every hybrid on Earth, Dominic Reyes included, takes that surge in the same second.” He turned to the screen at last. “What percentage of them only lose the implant? What percentage lose rather more than that?”</w:t>
-      </w:r>
-    </w:p>
-    <w:p>
-      <w:pPr>
-        <w:spacing w:line="400" w:lineRule="auto"/>
-        <w:ind w:firstLine="440"/>
-        <w:jc w:val="both"/>
-        <w:rPr>
-          <w:rFonts w:ascii="Georgia" w:hAnsi="Georgia"/>
-          <w:color w:val="2B2B2B"/>
-          <w:sz w:val="26"/>
-        </w:rPr>
-      </w:pPr>
-      <w:r>
-        <w:rPr>
-          <w:rFonts w:ascii="Georgia" w:hAnsi="Georgia"/>
-          <w:color w:val="2B2B2B"/>
-          <w:sz w:val="26"/>
-        </w:rPr>
-        <w:t xml:space="preserve">“The working group estimates —” Cole began.</w:t>
-      </w:r>
-    </w:p>
-    <w:p>
-      <w:pPr>
-        <w:spacing w:line="400" w:lineRule="auto"/>
-        <w:ind w:firstLine="440"/>
-        <w:jc w:val="both"/>
-        <w:rPr>
-          <w:rFonts w:ascii="Georgia" w:hAnsi="Georgia"/>
-          <w:color w:val="2B2B2B"/>
-          <w:sz w:val="26"/>
-        </w:rPr>
-      </w:pPr>
-      <w:r>
-        <w:rPr>
-          <w:rFonts w:ascii="Georgia" w:hAnsi="Georgia"/>
-          <w:color w:val="2B2B2B"/>
-          <w:sz w:val="26"/>
-        </w:rPr>
-        <w:t xml:space="preserve">“I asked twice in the briefing,” said Feld. “Nobody could tell me. I am asking a third time. What percentage?”</w:t>
-      </w:r>
-    </w:p>
-    <w:p>
-      <w:pPr>
-        <w:spacing w:line="400" w:lineRule="auto"/>
-        <w:ind w:firstLine="440"/>
-        <w:jc w:val="both"/>
-        <w:rPr>
-          <w:rFonts w:ascii="Georgia" w:hAnsi="Georgia"/>
-          <w:color w:val="2B2B2B"/>
-          <w:sz w:val="26"/>
-        </w:rPr>
-      </w:pPr>
-      <w:r>
-        <w:rPr>
-          <w:rFonts w:ascii="Georgia" w:hAnsi="Georgia"/>
-          <w:color w:val="2B2B2B"/>
-          <w:sz w:val="26"/>
-        </w:rPr>
-        <w:t xml:space="preserve">One of the camera-off squares spoke. A man’s voice, no agency given. “Is the overload reversible?”</w:t>
-      </w:r>
-    </w:p>
-    <w:p>
-      <w:pPr>
-        <w:spacing w:line="400" w:lineRule="auto"/>
-        <w:ind w:firstLine="440"/>
-        <w:jc w:val="both"/>
-        <w:rPr>
-          <w:rFonts w:ascii="Georgia" w:hAnsi="Georgia"/>
-          <w:color w:val="2B2B2B"/>
-          <w:sz w:val="26"/>
-        </w:rPr>
-      </w:pPr>
-      <w:r>
-        <w:rPr>
-          <w:rFonts w:ascii="Georgia" w:hAnsi="Georgia"/>
-          <w:color w:val="2B2B2B"/>
-          <w:sz w:val="26"/>
-        </w:rPr>
-        <w:t xml:space="preserve">“Reversible,” said Feld, “is a word for software.”</w:t>
-      </w:r>
-    </w:p>
-    <w:p>
-      <w:pPr>
-        <w:spacing w:line="400" w:lineRule="auto"/>
-        <w:ind w:firstLine="440"/>
-        <w:jc w:val="both"/>
-        <w:rPr>
-          <w:rFonts w:ascii="Georgia" w:hAnsi="Georgia"/>
-          <w:color w:val="2B2B2B"/>
-          <w:sz w:val="26"/>
-        </w:rPr>
-      </w:pPr>
-      <w:r>
-        <w:rPr>
-          <w:rFonts w:ascii="Georgia" w:hAnsi="Georgia"/>
-          <w:color w:val="2B2B2B"/>
-          <w:sz w:val="26"/>
-        </w:rPr>
-        <w:t xml:space="preserve">“Percentages,” the voice insisted.</w:t>
-      </w:r>
-    </w:p>
-    <w:p>
-      <w:pPr>
-        <w:spacing w:line="400" w:lineRule="auto"/>
-        <w:ind w:firstLine="440"/>
-        <w:jc w:val="both"/>
-        <w:rPr>
-          <w:rFonts w:ascii="Georgia" w:hAnsi="Georgia"/>
-          <w:color w:val="2B2B2B"/>
-          <w:sz w:val="26"/>
-        </w:rPr>
-      </w:pPr>
-      <w:r>
-        <w:rPr>
-          <w:rFonts w:ascii="Georgia" w:hAnsi="Georgia"/>
-          <w:color w:val="2B2B2B"/>
-          <w:sz w:val="26"/>
-        </w:rPr>
-        <w:t xml:space="preserve">Feld gave him none. He sat back from the camera and folded his hands on the table beside his plate of cold toast.</w:t>
-      </w:r>
-    </w:p>
-    <w:p>
-      <w:pPr>
-        <w:spacing w:line="400" w:lineRule="auto"/>
-        <w:ind w:firstLine="440"/>
-        <w:jc w:val="both"/>
-        <w:rPr>
-          <w:rFonts w:ascii="Georgia" w:hAnsi="Georgia"/>
-          <w:color w:val="2B2B2B"/>
-          <w:sz w:val="26"/>
-        </w:rPr>
-      </w:pPr>
-      <w:r>
-        <w:rPr>
-          <w:rFonts w:ascii="Georgia" w:hAnsi="Georgia"/>
-          <w:color w:val="2B2B2B"/>
-          <w:sz w:val="26"/>
-        </w:rPr>
-        <w:t xml:space="preserve">“There is a clause,” he said. “In their own law. The council has never once used it. It says that the arriving party shall stand down any taking if a resident of the world asks it to, in good faith, and one of the arriving party hears and consents to carry it home. Ms. Calder heard it described aboard the tender on Friday by a man who risked his entire standing to tell her. I can confirm the text. It is very old and very short. It is the one thing in forty thousand years of their committees that anyone ever wrote down for the people who were already living somewhere.” He looked at the flags. “You have been handed a question, and you have reached for a weapon. Paper does not currently host anyone’s brother-in-law. These people do.”</w:t>
+        <w:t xml:space="preserve">On Monday evening, Brussels sent its answer, and it sent it as a demonstration.</w:t>
+      </w:r>
+    </w:p>
+    <w:p>
+      <w:pPr>
+        <w:spacing w:line="400" w:lineRule="auto"/>
+        <w:ind w:firstLine="440"/>
+        <w:jc w:val="both"/>
+        <w:rPr>
+          <w:rFonts w:ascii="Georgia" w:hAnsi="Georgia"/>
+          <w:color w:val="2B2B2B"/>
+          <w:sz w:val="26"/>
+        </w:rPr>
+      </w:pPr>
+      <w:r>
+        <w:rPr>
+          <w:rFonts w:ascii="Georgia" w:hAnsi="Georgia"/>
+          <w:color w:val="2B2B2B"/>
+          <w:sz w:val="26"/>
+        </w:rPr>
+        <w:t xml:space="preserve">The video conference made everyone on it look tired and slightly green: flags in the corners of the squares, Halvorsen in one, Cole in another, Whitcombe and Berthold and Duval, and two squares labeled only with the names of agencies, whose occupants kept their cameras off. Buchanan was in a square from a Directorate office in Virginia, camera on, uniform pressed. Elena sat behind Cole, against a wall, with a legal pad. The largest square was none of them. It showed a laboratory bench in Leuven under white light, a technician in blue gloves, and a block of clear, faintly pink gel the size of a bar of soap with a fine wire running into it.</w:t>
+      </w:r>
+    </w:p>
+    <w:p>
+      <w:pPr>
+        <w:spacing w:line="400" w:lineRule="auto"/>
+        <w:ind w:firstLine="440"/>
+        <w:jc w:val="both"/>
+        <w:rPr>
+          <w:rFonts w:ascii="Georgia" w:hAnsi="Georgia"/>
+          <w:color w:val="2B2B2B"/>
+          <w:sz w:val="26"/>
+        </w:rPr>
+      </w:pPr>
+      <w:r>
+        <w:rPr>
+          <w:rFonts w:ascii="Georgia" w:hAnsi="Georgia"/>
+          <w:color w:val="2B2B2B"/>
+          <w:sz w:val="26"/>
+        </w:rPr>
+        <w:t xml:space="preserve">Cole presented the paper. It had been prepared, he said, by a technical working group drawing on Mr. Feld’s debrief and on Halo’s published Starfall specifications. At totality the ship’s signal would ride Halo’s uplink and open every implant in the footprint at once: eighty-four seconds, once in forty-six years, every receiver on the planet listening at the same instant. If, at that moment, the constellation transmitted a counter-signal of its own on the same channel at full power, every implant listening would receive it.</w:t>
+      </w:r>
+    </w:p>
+    <w:p>
+      <w:pPr>
+        <w:spacing w:line="400" w:lineRule="auto"/>
+        <w:ind w:firstLine="440"/>
+        <w:jc w:val="both"/>
+        <w:rPr>
+          <w:rFonts w:ascii="Georgia" w:hAnsi="Georgia"/>
+          <w:color w:val="2B2B2B"/>
+          <w:sz w:val="26"/>
+        </w:rPr>
+      </w:pPr>
+      <w:r>
+        <w:rPr>
+          <w:rFonts w:ascii="Georgia" w:hAnsi="Georgia"/>
+          <w:color w:val="2B2B2B"/>
+          <w:sz w:val="26"/>
+        </w:rPr>
+        <w:t xml:space="preserve">“And burn out,” said Cole. “Simultaneously. The relay is blinded, the muster fails, and the hybrids are freed from the device permanently. Rather than describe it, we thought we would show you. Dr. Peeters?”</w:t>
+      </w:r>
+    </w:p>
+    <w:p>
+      <w:pPr>
+        <w:spacing w:line="400" w:lineRule="auto"/>
+        <w:ind w:firstLine="440"/>
+        <w:jc w:val="both"/>
+        <w:rPr>
+          <w:rFonts w:ascii="Georgia" w:hAnsi="Georgia"/>
+          <w:color w:val="2B2B2B"/>
+          <w:sz w:val="26"/>
+        </w:rPr>
+      </w:pPr>
+      <w:r>
+        <w:rPr>
+          <w:rFonts w:ascii="Georgia" w:hAnsi="Georgia"/>
+          <w:color w:val="2B2B2B"/>
+          <w:sz w:val="26"/>
+        </w:rPr>
+        <w:t xml:space="preserve">In Leuven the technician lifted a small glass vial into the camera with tweezers. Inside it, on a bed of cotton, lay something the size of a grain of rice. The label on the vial was handwritten. Nora could read it from across the pretzel room. So, she saw, could Feld.</w:t>
+      </w:r>
+    </w:p>
+    <w:p>
+      <w:pPr>
+        <w:spacing w:line="400" w:lineRule="auto"/>
+        <w:ind w:firstLine="440"/>
+        <w:jc w:val="both"/>
+        <w:rPr>
+          <w:rFonts w:ascii="Georgia" w:hAnsi="Georgia"/>
+          <w:color w:val="2B2B2B"/>
+          <w:sz w:val="26"/>
+        </w:rPr>
+      </w:pPr>
+      <w:r>
+        <w:rPr>
+          <w:rFonts w:ascii="Georgia" w:hAnsi="Georgia"/>
+          <w:color w:val="2B2B2B"/>
+          <w:sz w:val="26"/>
+        </w:rPr>
+        <w:t xml:space="preserve">“That’s mine,” said Feld.</w:t>
+      </w:r>
+    </w:p>
+    <w:p>
+      <w:pPr>
+        <w:spacing w:line="400" w:lineRule="auto"/>
+        <w:ind w:firstLine="440"/>
+        <w:jc w:val="both"/>
+        <w:rPr>
+          <w:rFonts w:ascii="Georgia" w:hAnsi="Georgia"/>
+          <w:color w:val="2B2B2B"/>
+          <w:sz w:val="26"/>
+        </w:rPr>
+      </w:pPr>
+      <w:r>
+        <w:rPr>
+          <w:rFonts w:ascii="Georgia" w:hAnsi="Georgia"/>
+          <w:color w:val="2B2B2B"/>
+          <w:sz w:val="26"/>
+        </w:rPr>
+        <w:t xml:space="preserve">Nobody on the call answered him. The technician tipped the grain into a slot in the gel, a few millimeters from the wire, and stepped back. A number in the corner of the bench feed read 37.0, the temperature of a body. Dana pulled the laptop around so that Feld was in the frame. He did not look at the camera. He looked at the gel.</w:t>
+      </w:r>
+    </w:p>
+    <w:p>
+      <w:pPr>
+        <w:spacing w:line="400" w:lineRule="auto"/>
+        <w:ind w:firstLine="440"/>
+        <w:jc w:val="both"/>
+        <w:rPr>
+          <w:rFonts w:ascii="Georgia" w:hAnsi="Georgia"/>
+          <w:color w:val="2B2B2B"/>
+          <w:sz w:val="26"/>
+        </w:rPr>
+      </w:pPr>
+      <w:r>
+        <w:rPr>
+          <w:rFonts w:ascii="Georgia" w:hAnsi="Georgia"/>
+          <w:color w:val="2B2B2B"/>
+          <w:sz w:val="26"/>
+        </w:rPr>
+        <w:t xml:space="preserve">“Counter-signal at bench scale,” said the technician, in careful English, and pressed something.</w:t>
+      </w:r>
+    </w:p>
+    <w:p>
+      <w:pPr>
+        <w:spacing w:line="400" w:lineRule="auto"/>
+        <w:ind w:firstLine="440"/>
+        <w:jc w:val="both"/>
+        <w:rPr>
+          <w:rFonts w:ascii="Georgia" w:hAnsi="Georgia"/>
+          <w:color w:val="2B2B2B"/>
+          <w:sz w:val="26"/>
+        </w:rPr>
+      </w:pPr>
+      <w:r>
+        <w:rPr>
+          <w:rFonts w:ascii="Georgia" w:hAnsi="Georgia"/>
+          <w:color w:val="2B2B2B"/>
+          <w:sz w:val="26"/>
+        </w:rPr>
+        <w:t xml:space="preserve">For two seconds nothing happened. Then the number began to climb. 41. 48. 56. Around the grain of rice the clear gel went cloudy, and then white, the way the edge of an egg goes white in a pan: a small spreading halo, perfectly round. 63. 71. The wire, which was there to stand in for whatever lies a few millimeters from the base of a skull, sat in the middle of the white.</w:t>
+      </w:r>
+    </w:p>
+    <w:p>
+      <w:pPr>
+        <w:spacing w:line="400" w:lineRule="auto"/>
+        <w:ind w:firstLine="440"/>
+        <w:jc w:val="both"/>
+        <w:rPr>
+          <w:rFonts w:ascii="Georgia" w:hAnsi="Georgia"/>
+          <w:color w:val="2B2B2B"/>
+          <w:sz w:val="26"/>
+        </w:rPr>
+      </w:pPr>
+      <w:r>
+        <w:rPr>
+          <w:rFonts w:ascii="Georgia" w:hAnsi="Georgia"/>
+          <w:color w:val="2B2B2B"/>
+          <w:sz w:val="26"/>
+        </w:rPr>
+        <w:t xml:space="preserve">At 74.2 the number stopped climbing. The grain had gone dark.</w:t>
+      </w:r>
+    </w:p>
+    <w:p>
+      <w:pPr>
+        <w:spacing w:line="400" w:lineRule="auto"/>
+        <w:ind w:firstLine="440"/>
+        <w:jc w:val="both"/>
+        <w:rPr>
+          <w:rFonts w:ascii="Georgia" w:hAnsi="Georgia"/>
+          <w:color w:val="2B2B2B"/>
+          <w:sz w:val="26"/>
+        </w:rPr>
+      </w:pPr>
+      <w:r>
+        <w:rPr>
+          <w:rFonts w:ascii="Georgia" w:hAnsi="Georgia"/>
+          <w:color w:val="2B2B2B"/>
+          <w:sz w:val="26"/>
+        </w:rPr>
+        <w:t xml:space="preserve">“The device is disabled,” said Cole.</w:t>
+      </w:r>
+    </w:p>
+    <w:p>
+      <w:pPr>
+        <w:spacing w:line="400" w:lineRule="auto"/>
+        <w:ind w:firstLine="440"/>
+        <w:jc w:val="both"/>
+        <w:rPr>
+          <w:rFonts w:ascii="Georgia" w:hAnsi="Georgia"/>
+          <w:color w:val="2B2B2B"/>
+          <w:sz w:val="26"/>
+        </w:rPr>
+      </w:pPr>
+      <w:r>
+        <w:rPr>
+          <w:rFonts w:ascii="Georgia" w:hAnsi="Georgia"/>
+          <w:color w:val="2B2B2B"/>
+          <w:sz w:val="26"/>
+        </w:rPr>
+        <w:t xml:space="preserve">“So is the egg,” said Feld.</w:t>
+      </w:r>
+    </w:p>
+    <w:p>
+      <w:pPr>
+        <w:spacing w:line="400" w:lineRule="auto"/>
+        <w:ind w:firstLine="440"/>
+        <w:jc w:val="both"/>
+        <w:rPr>
+          <w:rFonts w:ascii="Georgia" w:hAnsi="Georgia"/>
+          <w:color w:val="2B2B2B"/>
+          <w:sz w:val="26"/>
+        </w:rPr>
+      </w:pPr>
+      <w:r>
+        <w:rPr>
+          <w:rFonts w:ascii="Georgia" w:hAnsi="Georgia"/>
+          <w:color w:val="2B2B2B"/>
+          <w:sz w:val="26"/>
+        </w:rPr>
+        <w:t xml:space="preserve">One of the camera-off squares spoke. A man’s voice, no agency given. “Is the effect reversible?”</w:t>
+      </w:r>
+    </w:p>
+    <w:p>
+      <w:pPr>
+        <w:spacing w:line="400" w:lineRule="auto"/>
+        <w:ind w:firstLine="440"/>
+        <w:jc w:val="both"/>
+        <w:rPr>
+          <w:rFonts w:ascii="Georgia" w:hAnsi="Georgia"/>
+          <w:color w:val="2B2B2B"/>
+          <w:sz w:val="26"/>
+        </w:rPr>
+      </w:pPr>
+      <w:r>
+        <w:rPr>
+          <w:rFonts w:ascii="Georgia" w:hAnsi="Georgia"/>
+          <w:color w:val="2B2B2B"/>
+          <w:sz w:val="26"/>
+        </w:rPr>
+        <w:t xml:space="preserve">“Reversible,” said Feld, “is a word for software.” He was still looking at the white halo in the gel. “Nobody asked me. It was in a jar in Leuven with my name on it, and it is the only thing I have left of the first nine years of my life, and nobody asked me. I would like that in the minutes.” He turned to the screen at last. “You have been asking me for percentages for a week. You just watched one.”</w:t>
+      </w:r>
+    </w:p>
+    <w:p>
+      <w:pPr>
+        <w:spacing w:line="400" w:lineRule="auto"/>
+        <w:ind w:firstLine="440"/>
+        <w:jc w:val="both"/>
+        <w:rPr>
+          <w:rFonts w:ascii="Georgia" w:hAnsi="Georgia"/>
+          <w:color w:val="2B2B2B"/>
+          <w:sz w:val="26"/>
+        </w:rPr>
+      </w:pPr>
+      <w:r>
+        <w:rPr>
+          <w:rFonts w:ascii="Georgia" w:hAnsi="Georgia"/>
+          <w:color w:val="2B2B2B"/>
+          <w:sz w:val="26"/>
+        </w:rPr>
+        <w:t xml:space="preserve">“Mr. Feld,” said Cole, “the working group —”</w:t>
+      </w:r>
+    </w:p>
+    <w:p>
+      <w:pPr>
+        <w:spacing w:line="400" w:lineRule="auto"/>
+        <w:ind w:firstLine="440"/>
+        <w:jc w:val="both"/>
+        <w:rPr>
+          <w:rFonts w:ascii="Georgia" w:hAnsi="Georgia"/>
+          <w:color w:val="2B2B2B"/>
+          <w:sz w:val="26"/>
+        </w:rPr>
+      </w:pPr>
+      <w:r>
+        <w:rPr>
+          <w:rFonts w:ascii="Georgia" w:hAnsi="Georgia"/>
+          <w:color w:val="2B2B2B"/>
+          <w:sz w:val="26"/>
+        </w:rPr>
+        <w:t xml:space="preserve">“There is a clause,” said Feld. “In their own law. Ms. Calder heard it on the tender from a man who spent everything he had to tell her. An ask, and a yes. It is the one thing in forty thousand years of their committees that anyone wrote down for the people who were already living somewhere.” He looked at the flags. “You have been handed a question, and you have reached for a weapon, and you have tested the weapon on the only person in this room who could have told you what it would do.”</w:t>
       </w:r>
     </w:p>
     <w:p>
@@ -26012,27 +26769,27 @@
           <w:color w:val="2B2B2B"/>
           <w:sz w:val="26"/>
         </w:rPr>
-        <w:t xml:space="preserve">“I know.” She looked out of the frame, at a window Dana knew did not open. “I have spent a career being the adult in the room. I am no longer sure the adults have the right toys.” She looked back. “Ms. Calder. You heard the clause yourself. Tell me exactly what was said. Not what you think it means. What was said.”</w:t>
-      </w:r>
-    </w:p>
-    <w:p>
-      <w:pPr>
-        <w:spacing w:line="400" w:lineRule="auto"/>
-        <w:ind w:firstLine="440"/>
-        <w:jc w:val="both"/>
-        <w:rPr>
-          <w:rFonts w:ascii="Georgia" w:hAnsi="Georgia"/>
-          <w:color w:val="2B2B2B"/>
-          <w:sz w:val="26"/>
-        </w:rPr>
-      </w:pPr>
-      <w:r>
-        <w:rPr>
-          <w:rFonts w:ascii="Georgia" w:hAnsi="Georgia"/>
-          <w:color w:val="2B2B2B"/>
-          <w:sz w:val="26"/>
-        </w:rPr>
-        <w:t xml:space="preserve">Nora told her. An ask, and a yes. Not a broadcast. They will never accept a broadcast. It has to come through one of us — someone who heard it, in person, and chose to carry it. Through an implant, while the channel is open.</w:t>
+        <w:t xml:space="preserve">“I know.” She looked out of the frame, at a window Dana knew did not open. “I have spent a career being the adult in the room. I am no longer sure the adults have the right toys.” She looked back. “Ms. Calder. You heard the clause yourself. Does a broadcast count?”</w:t>
+      </w:r>
+    </w:p>
+    <w:p>
+      <w:pPr>
+        <w:spacing w:line="400" w:lineRule="auto"/>
+        <w:ind w:firstLine="440"/>
+        <w:jc w:val="both"/>
+        <w:rPr>
+          <w:rFonts w:ascii="Georgia" w:hAnsi="Georgia"/>
+          <w:color w:val="2B2B2B"/>
+          <w:sz w:val="26"/>
+        </w:rPr>
+      </w:pPr>
+      <w:r>
+        <w:rPr>
+          <w:rFonts w:ascii="Georgia" w:hAnsi="Georgia"/>
+          <w:color w:val="2B2B2B"/>
+          <w:sz w:val="26"/>
+        </w:rPr>
+        <w:t xml:space="preserve">“No,” said Nora. “He was very clear. It has to come through one of them. Someone who heard it in person, and chose to carry it, while the channel is open.”</w:t>
       </w:r>
     </w:p>
     <w:p>
@@ -26172,7 +26929,7 @@
           <w:color w:val="2B2B2B"/>
           <w:sz w:val="26"/>
         </w:rPr>
-        <w:t xml:space="preserve">“A hybrid,” he said. “In the footprint. With a live implant. At totality. Who has been told what he is, and has heard someone ask, and chooses to carry it.” He did not look up. “I can’t. Mine’s in a jar in Leuven.”</w:t>
+        <w:t xml:space="preserve">“A hybrid,” he said. “In the footprint. With a live implant. At totality. Who has been told what he is, and has heard someone ask, and chooses to carry it.” He did not look up. “I can’t. You have all just watched what is left of mine.”</w:t>
       </w:r>
     </w:p>
     <w:p>
@@ -27496,7 +28253,7 @@
           <w:color w:val="2B2B2B"/>
           <w:sz w:val="26"/>
         </w:rPr>
-        <w:t xml:space="preserve">He had recorded it in the gas station lot outside Hawthorne on Saturday morning, while she was inside buying coffee and the moth was hammering the light over the ice freezer. A voice memo, four minutes, to his producer, because he had just been taken out of the sky and put back on a highway, and because he had narrated everything in his life since he was nineteen and did not know how to stop. It had her brother-in-law’s first name in it. It had Lissome. It had the eleven seconds.</w:t>
+        <w:t xml:space="preserve">His recorder was on a table thirty-six thousand kilometers up. He had recorded the memo on his phone instead, in the gas station lot outside Hawthorne on Saturday morning, while she was inside buying coffee and the moth was hammering the light over the ice freezer. A voice memo, four minutes, to his producer, because he had just been taken out of the sky and put back on a highway, and because he had narrated everything in his life since he was nineteen and did not know how to stop. He had done it twelve hours after a man in a smock had held out his hand for the last machine that did it for him. It had her brother-in-law’s first name in it. It had Lissome. It had the eleven seconds.</w:t>
       </w:r>
     </w:p>
     <w:p>
@@ -27576,7 +28333,7 @@
           <w:color w:val="2B2B2B"/>
           <w:sz w:val="26"/>
         </w:rPr>
-        <w:t xml:space="preserve">“You put him in a file,” Nora said. “That’s what everybody’s been doing to him since he was four days old. The ship. The Directorate. Cole’s cars. And you.” She was dressing, fast, her shirt inside out. “You don’t get to spend him, Jesse. Not for a download.”</w:t>
+        <w:t xml:space="preserve">“You put him in a file,” Nora said. “Twelve hours after a man held out his hand for your recorder. That’s what everybody’s been doing to him since he was four days old. The ship. The Directorate. Cole’s cars. And you.” She was dressing, fast, her shirt inside out. “You don’t get to spend him, Jesse. Not for a download.”</w:t>
       </w:r>
     </w:p>
     <w:p>
@@ -28095,6 +28852,522 @@
           <w:sz w:val="26"/>
         </w:rPr>
         <w:t xml:space="preserve">Priya closed the betting pool that afternoon without paying anyone. Nobody asked her to.</w:t>
+      </w:r>
+    </w:p>
+    <w:p>
+      <w:pPr>
+        <w:spacing w:line="400" w:lineRule="auto"/>
+        <w:jc w:val="center"/>
+        <w:rPr>
+          <w:rFonts w:ascii="Georgia" w:hAnsi="Georgia"/>
+          <w:color w:val="2B2B2B"/>
+          <w:sz w:val="26"/>
+        </w:rPr>
+      </w:pPr>
+      <w:r>
+        <w:rPr>
+          <w:rFonts w:ascii="Georgia" w:hAnsi="Georgia"/>
+          <w:color w:val="2B2B2B"/>
+          <w:sz w:val="26"/>
+        </w:rPr>
+        <w:t xml:space="preserve">∗</w:t>
+      </w:r>
+    </w:p>
+    <w:p>
+      <w:pPr>
+        <w:spacing w:line="400" w:lineRule="auto"/>
+        <w:ind w:firstLine="440"/>
+        <w:jc w:val="both"/>
+        <w:rPr>
+          <w:rFonts w:ascii="Georgia" w:hAnsi="Georgia"/>
+          <w:color w:val="2B2B2B"/>
+          <w:sz w:val="26"/>
+        </w:rPr>
+      </w:pPr>
+      <w:r>
+        <w:rPr>
+          <w:rFonts w:ascii="Georgia" w:hAnsi="Georgia"/>
+          <w:color w:val="2B2B2B"/>
+          <w:sz w:val="26"/>
+        </w:rPr>
+        <w:t xml:space="preserve">At nine Indiana time, which was seven in Colorado, Jesse called his mother from the loading dock, because Steve was the only one in the building who was not currently disappointed in him.</w:t>
+      </w:r>
+    </w:p>
+    <w:p>
+      <w:pPr>
+        <w:spacing w:line="400" w:lineRule="auto"/>
+        <w:ind w:firstLine="440"/>
+        <w:jc w:val="both"/>
+        <w:rPr>
+          <w:rFonts w:ascii="Georgia" w:hAnsi="Georgia"/>
+          <w:color w:val="2B2B2B"/>
+          <w:sz w:val="26"/>
+        </w:rPr>
+      </w:pPr>
+      <w:r>
+        <w:rPr>
+          <w:rFonts w:ascii="Georgia" w:hAnsi="Georgia"/>
+          <w:color w:val="2B2B2B"/>
+          <w:sz w:val="26"/>
+        </w:rPr>
+        <w:t xml:space="preserve">Linh Tran answered on the second ring, as she had every night for seven years, and started on the gutters. The neighbor had a man in. The man had a ladder Linh did not trust. Jesse sat on an upturned crate with his bad shoulder against the wall and let her, as he always let her, and Steve chewed something that had once been a pallet and watched him with an air of mild professional interest.</w:t>
+      </w:r>
+    </w:p>
+    <w:p>
+      <w:pPr>
+        <w:spacing w:line="400" w:lineRule="auto"/>
+        <w:ind w:firstLine="440"/>
+        <w:jc w:val="both"/>
+        <w:rPr>
+          <w:rFonts w:ascii="Georgia" w:hAnsi="Georgia"/>
+          <w:color w:val="2B2B2B"/>
+          <w:sz w:val="26"/>
+        </w:rPr>
+      </w:pPr>
+      <w:r>
+        <w:rPr>
+          <w:rFonts w:ascii="Georgia" w:hAnsi="Georgia"/>
+          <w:color w:val="2B2B2B"/>
+          <w:sz w:val="26"/>
+        </w:rPr>
+        <w:t xml:space="preserve">“You’re quiet,” said his mother, after twenty minutes. “You’re never quiet. When you were six you narrated your bath.”</w:t>
+      </w:r>
+    </w:p>
+    <w:p>
+      <w:pPr>
+        <w:spacing w:line="400" w:lineRule="auto"/>
+        <w:ind w:firstLine="440"/>
+        <w:jc w:val="both"/>
+        <w:rPr>
+          <w:rFonts w:ascii="Georgia" w:hAnsi="Georgia"/>
+          <w:color w:val="2B2B2B"/>
+          <w:sz w:val="26"/>
+        </w:rPr>
+      </w:pPr>
+      <w:r>
+        <w:rPr>
+          <w:rFonts w:ascii="Georgia" w:hAnsi="Georgia"/>
+          <w:color w:val="2B2B2B"/>
+          <w:sz w:val="26"/>
+        </w:rPr>
+        <w:t xml:space="preserve">“I did something bad, Mom.”</w:t>
+      </w:r>
+    </w:p>
+    <w:p>
+      <w:pPr>
+        <w:spacing w:line="400" w:lineRule="auto"/>
+        <w:ind w:firstLine="440"/>
+        <w:jc w:val="both"/>
+        <w:rPr>
+          <w:rFonts w:ascii="Georgia" w:hAnsi="Georgia"/>
+          <w:color w:val="2B2B2B"/>
+          <w:sz w:val="26"/>
+        </w:rPr>
+      </w:pPr>
+      <w:r>
+        <w:rPr>
+          <w:rFonts w:ascii="Georgia" w:hAnsi="Georgia"/>
+          <w:color w:val="2B2B2B"/>
+          <w:sz w:val="26"/>
+        </w:rPr>
+        <w:t xml:space="preserve">She waited. She had been married to an air traffic controller for thirty years and knew how to wait on an open line.</w:t>
+      </w:r>
+    </w:p>
+    <w:p>
+      <w:pPr>
+        <w:spacing w:line="400" w:lineRule="auto"/>
+        <w:ind w:firstLine="440"/>
+        <w:jc w:val="both"/>
+        <w:rPr>
+          <w:rFonts w:ascii="Georgia" w:hAnsi="Georgia"/>
+          <w:color w:val="2B2B2B"/>
+          <w:sz w:val="26"/>
+        </w:rPr>
+      </w:pPr>
+      <w:r>
+        <w:rPr>
+          <w:rFonts w:ascii="Georgia" w:hAnsi="Georgia"/>
+          <w:color w:val="2B2B2B"/>
+          <w:sz w:val="26"/>
+        </w:rPr>
+        <w:t xml:space="preserve">He told her. Not the ship; he could not have told her the ship, and found he did not want to. The memo. Kyle. A town in Indiana whose name had gone out to eleven thousand strangers in his voice. A woman on a staircase who had said </w:t>
+      </w:r>
+      <w:r>
+        <w:rPr>
+          <w:rFonts w:ascii="Georgia" w:hAnsi="Georgia"/>
+          <w:color w:val="2B2B2B"/>
+          <w:sz w:val="26"/>
+          <w:i/>
+        </w:rPr>
+        <w:t xml:space="preserve">you’ve never had anyone you couldn’t narrate</w:t>
+      </w:r>
+      <w:r>
+        <w:rPr>
+          <w:rFonts w:ascii="Georgia" w:hAnsi="Georgia"/>
+          <w:color w:val="2B2B2B"/>
+          <w:sz w:val="26"/>
+        </w:rPr>
+        <w:t xml:space="preserve">, and had been right, and who had said sorry to a stranger on his behalf, in a room he could not describe, while he held the machine that had done it.</w:t>
+      </w:r>
+    </w:p>
+    <w:p>
+      <w:pPr>
+        <w:spacing w:line="400" w:lineRule="auto"/>
+        <w:ind w:firstLine="440"/>
+        <w:jc w:val="both"/>
+        <w:rPr>
+          <w:rFonts w:ascii="Georgia" w:hAnsi="Georgia"/>
+          <w:color w:val="2B2B2B"/>
+          <w:sz w:val="26"/>
+        </w:rPr>
+      </w:pPr>
+      <w:r>
+        <w:rPr>
+          <w:rFonts w:ascii="Georgia" w:hAnsi="Georgia"/>
+          <w:color w:val="2B2B2B"/>
+          <w:sz w:val="26"/>
+        </w:rPr>
+        <w:t xml:space="preserve">“She said sorry for you,” said his mother.</w:t>
+      </w:r>
+    </w:p>
+    <w:p>
+      <w:pPr>
+        <w:spacing w:line="400" w:lineRule="auto"/>
+        <w:ind w:firstLine="440"/>
+        <w:jc w:val="both"/>
+        <w:rPr>
+          <w:rFonts w:ascii="Georgia" w:hAnsi="Georgia"/>
+          <w:color w:val="2B2B2B"/>
+          <w:sz w:val="26"/>
+        </w:rPr>
+      </w:pPr>
+      <w:r>
+        <w:rPr>
+          <w:rFonts w:ascii="Georgia" w:hAnsi="Georgia"/>
+          <w:color w:val="2B2B2B"/>
+          <w:sz w:val="26"/>
+        </w:rPr>
+        <w:t xml:space="preserve">“Yes.”</w:t>
+      </w:r>
+    </w:p>
+    <w:p>
+      <w:pPr>
+        <w:spacing w:line="400" w:lineRule="auto"/>
+        <w:ind w:firstLine="440"/>
+        <w:jc w:val="both"/>
+        <w:rPr>
+          <w:rFonts w:ascii="Georgia" w:hAnsi="Georgia"/>
+          <w:color w:val="2B2B2B"/>
+          <w:sz w:val="26"/>
+        </w:rPr>
+      </w:pPr>
+      <w:r>
+        <w:rPr>
+          <w:rFonts w:ascii="Georgia" w:hAnsi="Georgia"/>
+          <w:color w:val="2B2B2B"/>
+          <w:sz w:val="26"/>
+        </w:rPr>
+        <w:t xml:space="preserve">“Did you say it?”</w:t>
+      </w:r>
+    </w:p>
+    <w:p>
+      <w:pPr>
+        <w:spacing w:line="400" w:lineRule="auto"/>
+        <w:ind w:firstLine="440"/>
+        <w:jc w:val="both"/>
+        <w:rPr>
+          <w:rFonts w:ascii="Georgia" w:hAnsi="Georgia"/>
+          <w:color w:val="2B2B2B"/>
+          <w:sz w:val="26"/>
+        </w:rPr>
+      </w:pPr>
+      <w:r>
+        <w:rPr>
+          <w:rFonts w:ascii="Georgia" w:hAnsi="Georgia"/>
+          <w:color w:val="2B2B2B"/>
+          <w:sz w:val="26"/>
+        </w:rPr>
+        <w:t xml:space="preserve">“To her. Not —” He stopped. “Not to the people it was about. I’ve never met him.”</w:t>
+      </w:r>
+    </w:p>
+    <w:p>
+      <w:pPr>
+        <w:spacing w:line="400" w:lineRule="auto"/>
+        <w:ind w:firstLine="440"/>
+        <w:jc w:val="both"/>
+        <w:rPr>
+          <w:rFonts w:ascii="Georgia" w:hAnsi="Georgia"/>
+          <w:color w:val="2B2B2B"/>
+          <w:sz w:val="26"/>
+        </w:rPr>
+      </w:pPr>
+      <w:r>
+        <w:rPr>
+          <w:rFonts w:ascii="Georgia" w:hAnsi="Georgia"/>
+          <w:color w:val="2B2B2B"/>
+          <w:sz w:val="26"/>
+        </w:rPr>
+        <w:t xml:space="preserve">There was a silence on the line, long enough for a truck to back into the far bay and stop beeping.</w:t>
+      </w:r>
+    </w:p>
+    <w:p>
+      <w:pPr>
+        <w:spacing w:line="400" w:lineRule="auto"/>
+        <w:ind w:firstLine="440"/>
+        <w:jc w:val="both"/>
+        <w:rPr>
+          <w:rFonts w:ascii="Georgia" w:hAnsi="Georgia"/>
+          <w:color w:val="2B2B2B"/>
+          <w:sz w:val="26"/>
+        </w:rPr>
+      </w:pPr>
+      <w:r>
+        <w:rPr>
+          <w:rFonts w:ascii="Georgia" w:hAnsi="Georgia"/>
+          <w:color w:val="2B2B2B"/>
+          <w:sz w:val="26"/>
+        </w:rPr>
+        <w:t xml:space="preserve">“Your father knew what he saw,” said Linh. “That night in 2011. He told me. Once, in the car, in the hospital garage, the week before he died. He made me promise not to tell you.”</w:t>
+      </w:r>
+    </w:p>
+    <w:p>
+      <w:pPr>
+        <w:spacing w:line="400" w:lineRule="auto"/>
+        <w:ind w:firstLine="440"/>
+        <w:jc w:val="both"/>
+        <w:rPr>
+          <w:rFonts w:ascii="Georgia" w:hAnsi="Georgia"/>
+          <w:color w:val="2B2B2B"/>
+          <w:sz w:val="26"/>
+        </w:rPr>
+      </w:pPr>
+      <w:r>
+        <w:rPr>
+          <w:rFonts w:ascii="Georgia" w:hAnsi="Georgia"/>
+          <w:color w:val="2B2B2B"/>
+          <w:sz w:val="26"/>
+        </w:rPr>
+        <w:t xml:space="preserve">Jesse did not move on the crate.</w:t>
+      </w:r>
+    </w:p>
+    <w:p>
+      <w:pPr>
+        <w:spacing w:line="400" w:lineRule="auto"/>
+        <w:ind w:firstLine="440"/>
+        <w:jc w:val="both"/>
+        <w:rPr>
+          <w:rFonts w:ascii="Georgia" w:hAnsi="Georgia"/>
+          <w:color w:val="2B2B2B"/>
+          <w:sz w:val="26"/>
+        </w:rPr>
+      </w:pPr>
+      <w:r>
+        <w:rPr>
+          <w:rFonts w:ascii="Georgia" w:hAnsi="Georgia"/>
+          <w:color w:val="2B2B2B"/>
+          <w:sz w:val="26"/>
+        </w:rPr>
+        <w:t xml:space="preserve">“He said you would make it a story,” said his mother. “He said, Linh, he loves me, and he will put me on the radio, and then I will belong to everybody. He wanted to belong to us.” Her voice did not shake; it had had seven years to stop. “I kept the promise. I listened to every episode. You did your father’s voice for seven years, and you never once asked me what he sounded like when he was frightened.”</w:t>
+      </w:r>
+    </w:p>
+    <w:p>
+      <w:pPr>
+        <w:spacing w:line="400" w:lineRule="auto"/>
+        <w:ind w:firstLine="440"/>
+        <w:jc w:val="both"/>
+        <w:rPr>
+          <w:rFonts w:ascii="Georgia" w:hAnsi="Georgia"/>
+          <w:color w:val="2B2B2B"/>
+          <w:sz w:val="26"/>
+        </w:rPr>
+      </w:pPr>
+      <w:r>
+        <w:rPr>
+          <w:rFonts w:ascii="Georgia" w:hAnsi="Georgia"/>
+          <w:color w:val="2B2B2B"/>
+          <w:sz w:val="26"/>
+        </w:rPr>
+        <w:t xml:space="preserve">“What did he sound like?”</w:t>
+      </w:r>
+    </w:p>
+    <w:p>
+      <w:pPr>
+        <w:spacing w:line="400" w:lineRule="auto"/>
+        <w:ind w:firstLine="440"/>
+        <w:jc w:val="both"/>
+        <w:rPr>
+          <w:rFonts w:ascii="Georgia" w:hAnsi="Georgia"/>
+          <w:color w:val="2B2B2B"/>
+          <w:sz w:val="26"/>
+        </w:rPr>
+      </w:pPr>
+      <w:r>
+        <w:rPr>
+          <w:rFonts w:ascii="Georgia" w:hAnsi="Georgia"/>
+          <w:color w:val="2B2B2B"/>
+          <w:sz w:val="26"/>
+        </w:rPr>
+        <w:t xml:space="preserve">“Like you,” said Linh. “Right now.”</w:t>
+      </w:r>
+    </w:p>
+    <w:p>
+      <w:pPr>
+        <w:spacing w:line="400" w:lineRule="auto"/>
+        <w:ind w:firstLine="440"/>
+        <w:jc w:val="both"/>
+        <w:rPr>
+          <w:rFonts w:ascii="Georgia" w:hAnsi="Georgia"/>
+          <w:color w:val="2B2B2B"/>
+          <w:sz w:val="26"/>
+        </w:rPr>
+      </w:pPr>
+      <w:r>
+        <w:rPr>
+          <w:rFonts w:ascii="Georgia" w:hAnsi="Georgia"/>
+          <w:color w:val="2B2B2B"/>
+          <w:sz w:val="26"/>
+        </w:rPr>
+        <w:t xml:space="preserve">Steve had stopped chewing.</w:t>
+      </w:r>
+    </w:p>
+    <w:p>
+      <w:pPr>
+        <w:spacing w:line="400" w:lineRule="auto"/>
+        <w:ind w:firstLine="440"/>
+        <w:jc w:val="both"/>
+        <w:rPr>
+          <w:rFonts w:ascii="Georgia" w:hAnsi="Georgia"/>
+          <w:color w:val="2B2B2B"/>
+          <w:sz w:val="26"/>
+        </w:rPr>
+      </w:pPr>
+      <w:r>
+        <w:rPr>
+          <w:rFonts w:ascii="Georgia" w:hAnsi="Georgia"/>
+          <w:color w:val="2B2B2B"/>
+          <w:sz w:val="26"/>
+        </w:rPr>
+        <w:t xml:space="preserve">“I am not telling you what he saw. I promised. Maybe one day somebody else will.” She took a breath that crackled on the line. “But you listen to this, because you never ask me anything, Jesse; you interview me. Everybody in this family has decided for everybody else what they could stand to know. Your father decided for you. You decided for that town. I am sixty-one years old and I am tired of being the one nobody asks.”</w:t>
+      </w:r>
+    </w:p>
+    <w:p>
+      <w:pPr>
+        <w:spacing w:line="400" w:lineRule="auto"/>
+        <w:ind w:firstLine="440"/>
+        <w:jc w:val="both"/>
+        <w:rPr>
+          <w:rFonts w:ascii="Georgia" w:hAnsi="Georgia"/>
+          <w:color w:val="2B2B2B"/>
+          <w:sz w:val="26"/>
+        </w:rPr>
+      </w:pPr>
+      <w:r>
+        <w:rPr>
+          <w:rFonts w:ascii="Georgia" w:hAnsi="Georgia"/>
+          <w:color w:val="2B2B2B"/>
+          <w:sz w:val="26"/>
+        </w:rPr>
+        <w:t xml:space="preserve">He held the phone against his ear with both hands.</w:t>
+      </w:r>
+    </w:p>
+    <w:p>
+      <w:pPr>
+        <w:spacing w:line="400" w:lineRule="auto"/>
+        <w:ind w:firstLine="440"/>
+        <w:jc w:val="both"/>
+        <w:rPr>
+          <w:rFonts w:ascii="Georgia" w:hAnsi="Georgia"/>
+          <w:color w:val="2B2B2B"/>
+          <w:sz w:val="26"/>
+        </w:rPr>
+      </w:pPr>
+      <w:r>
+        <w:rPr>
+          <w:rFonts w:ascii="Georgia" w:hAnsi="Georgia"/>
+          <w:color w:val="2B2B2B"/>
+          <w:sz w:val="26"/>
+        </w:rPr>
+        <w:t xml:space="preserve">“What do you want, Mom?” he said.</w:t>
+      </w:r>
+    </w:p>
+    <w:p>
+      <w:pPr>
+        <w:spacing w:line="400" w:lineRule="auto"/>
+        <w:ind w:firstLine="440"/>
+        <w:jc w:val="both"/>
+        <w:rPr>
+          <w:rFonts w:ascii="Georgia" w:hAnsi="Georgia"/>
+          <w:color w:val="2B2B2B"/>
+          <w:sz w:val="26"/>
+        </w:rPr>
+      </w:pPr>
+      <w:r>
+        <w:rPr>
+          <w:rFonts w:ascii="Georgia" w:hAnsi="Georgia"/>
+          <w:color w:val="2B2B2B"/>
+          <w:sz w:val="26"/>
+        </w:rPr>
+        <w:t xml:space="preserve">It was, he understood as he said it, the first question he had asked her in seven years that he did not already know he would use.</w:t>
+      </w:r>
+    </w:p>
+    <w:p>
+      <w:pPr>
+        <w:spacing w:line="400" w:lineRule="auto"/>
+        <w:ind w:firstLine="440"/>
+        <w:jc w:val="both"/>
+        <w:rPr>
+          <w:rFonts w:ascii="Georgia" w:hAnsi="Georgia"/>
+          <w:color w:val="2B2B2B"/>
+          <w:sz w:val="26"/>
+        </w:rPr>
+      </w:pPr>
+      <w:r>
+        <w:rPr>
+          <w:rFonts w:ascii="Georgia" w:hAnsi="Georgia"/>
+          <w:color w:val="2B2B2B"/>
+          <w:sz w:val="26"/>
+        </w:rPr>
+        <w:t xml:space="preserve">“I want to hear his real voice,” she said. “Once more. Not yours doing his. His, on whatever tape they took.” A pause. “And I want you to go to Spain and not say that town’s name. Can you do both?”</w:t>
+      </w:r>
+    </w:p>
+    <w:p>
+      <w:pPr>
+        <w:spacing w:line="400" w:lineRule="auto"/>
+        <w:ind w:firstLine="440"/>
+        <w:jc w:val="both"/>
+        <w:rPr>
+          <w:rFonts w:ascii="Georgia" w:hAnsi="Georgia"/>
+          <w:color w:val="2B2B2B"/>
+          <w:sz w:val="26"/>
+        </w:rPr>
+      </w:pPr>
+      <w:r>
+        <w:rPr>
+          <w:rFonts w:ascii="Georgia" w:hAnsi="Georgia"/>
+          <w:color w:val="2B2B2B"/>
+          <w:sz w:val="26"/>
+        </w:rPr>
+        <w:t xml:space="preserve">“I can do one,” said Jesse. “I don’t think anybody can do the other.”</w:t>
+      </w:r>
+    </w:p>
+    <w:p>
+      <w:pPr>
+        <w:spacing w:line="400" w:lineRule="auto"/>
+        <w:ind w:firstLine="440"/>
+        <w:jc w:val="both"/>
+        <w:rPr>
+          <w:rFonts w:ascii="Georgia" w:hAnsi="Georgia"/>
+          <w:color w:val="2B2B2B"/>
+          <w:sz w:val="26"/>
+        </w:rPr>
+      </w:pPr>
+      <w:r>
+        <w:rPr>
+          <w:rFonts w:ascii="Georgia" w:hAnsi="Georgia"/>
+          <w:color w:val="2B2B2B"/>
+          <w:sz w:val="26"/>
+        </w:rPr>
+        <w:t xml:space="preserve">“Then do the one,” said Linh Tran, “and stop narrating your bath.” And then, because she was his mother: “Is your shoulder all right? You’re sitting on it funny. I can hear it.”</w:t>
       </w:r>
     </w:p>
     <w:p>
@@ -31737,7 +33010,7 @@
           <w:color w:val="2B2B2B"/>
           <w:sz w:val="26"/>
         </w:rPr>
-        <w:t xml:space="preserve">“Then let me say it plainly,” said Buchanan, “for the record, and for everyone in this room who is going to have to live with it. At twenty-eight minutes and fifty-eight seconds past eight, that ship is going to open nine thousand people at once and put something else in the driver’s seat. Mr. Feld has told us so. The woman who was aboard the tender has told us so. Those nine thousand people are standing beside doors. Power plants. Water treatment. Air traffic control. Hospitals. Two of them, Mr. Feld informs us, work at a nuclear generating station in Illinois.” She did not raise her voice. “I have an instrument that can stop that. It may hurt some of them. I do not know how many. Nobody does. But I know exactly how many it will hurt if I don’t use it, which is everyone.”</w:t>
+        <w:t xml:space="preserve">“Then let me say it plainly, for the record,” said Buchanan. “At twenty-eight fifty-eight that ship opens nine thousand people at once and puts something else in the driver’s seat. Mr. Feld has told us so. The woman who was aboard the tender has told us so. Those people are standing beside doors. Water treatment. Air traffic control. Hospitals. Two of them, Mr. Feld informs us, work at a nuclear generating station in Illinois.” She did not raise her voice. “I have an instrument that can stop that. It may hurt some of them. Nobody knows how many. But I know how many it hurts if I don’t use it.”</w:t>
       </w:r>
     </w:p>
     <w:p>
@@ -31777,7 +33050,7 @@
           <w:color w:val="2B2B2B"/>
           <w:sz w:val="26"/>
         </w:rPr>
-        <w:t xml:space="preserve">“I know it as well as you know the alternative. Better.” Buchanan turned to him. “Your plan, Mr. Feld, is to rely on a schoolteacher from Indiana, who does not know what he is, being told what he is, by his sister-in-law, in a stadium, in the twenty minutes before the event, and then agreeing to carry a message he does not understand, through a device he does not know he has, to a council none of us has ever met, under a clause none of us has ever seen used. And then hoping.”</w:t>
+        <w:t xml:space="preserve">“I know it as well as you know the alternative.” Buchanan turned to him. “Your plan, Mr. Feld, is a schoolteacher from Indiana who does not know what he is, told by his sister-in-law in a stadium twenty minutes before the event, agreeing to carry a message he does not understand to a council none of us has met, under a clause nobody has ever used. And then hoping.”</w:t>
       </w:r>
     </w:p>
     <w:p>
@@ -31896,127 +33169,67 @@
           <w:color w:val="2B2B2B"/>
           <w:sz w:val="26"/>
         </w:rPr>
-        <w:t xml:space="preserve">She had been listening. Now she stepped forward.</w:t>
-      </w:r>
-    </w:p>
-    <w:p>
-      <w:pPr>
-        <w:spacing w:line="400" w:lineRule="auto"/>
-        <w:ind w:firstLine="440"/>
-        <w:jc w:val="both"/>
-        <w:rPr>
-          <w:rFonts w:ascii="Georgia" w:hAnsi="Georgia"/>
-          <w:color w:val="2B2B2B"/>
-          <w:sz w:val="26"/>
-        </w:rPr>
-      </w:pPr>
-      <w:r>
-        <w:rPr>
-          <w:rFonts w:ascii="Georgia" w:hAnsi="Georgia"/>
-          <w:color w:val="2B2B2B"/>
-          <w:sz w:val="26"/>
-        </w:rPr>
-        <w:t xml:space="preserve">“It isn’t a prayer,” she said. “It’s a question. That’s all it is. You’ve all been treating it like a weapon or a broadcast or a plan, because that’s what this building knows how to make. It isn’t. It’s a question. And the only way a question works is if the person you’re asking is allowed to say no.”</w:t>
-      </w:r>
-    </w:p>
-    <w:p>
-      <w:pPr>
-        <w:spacing w:line="400" w:lineRule="auto"/>
-        <w:ind w:firstLine="440"/>
-        <w:jc w:val="both"/>
-        <w:rPr>
-          <w:rFonts w:ascii="Georgia" w:hAnsi="Georgia"/>
-          <w:color w:val="2B2B2B"/>
-          <w:sz w:val="26"/>
-        </w:rPr>
-      </w:pPr>
-      <w:r>
-        <w:rPr>
-          <w:rFonts w:ascii="Georgia" w:hAnsi="Georgia"/>
-          <w:color w:val="2B2B2B"/>
-          <w:sz w:val="26"/>
-        </w:rPr>
-        <w:t xml:space="preserve">Buchanan looked at her. “And if he says no, Ms. Calder?”</w:t>
-      </w:r>
-    </w:p>
-    <w:p>
-      <w:pPr>
-        <w:spacing w:line="400" w:lineRule="auto"/>
-        <w:ind w:firstLine="440"/>
-        <w:jc w:val="both"/>
-        <w:rPr>
-          <w:rFonts w:ascii="Georgia" w:hAnsi="Georgia"/>
-          <w:color w:val="2B2B2B"/>
-          <w:sz w:val="26"/>
-        </w:rPr>
-      </w:pPr>
-      <w:r>
-        <w:rPr>
-          <w:rFonts w:ascii="Georgia" w:hAnsi="Georgia"/>
-          <w:color w:val="2B2B2B"/>
-          <w:sz w:val="26"/>
-        </w:rPr>
-        <w:t xml:space="preserve">“Then he says no.” Nora did not look away. “And I come back here, and Mr. Kade does whatever Mr. Kade decides to do. But I won’t make the choice for him. And neither should you. You don’t get to cook a man’s brain because it’s easier than asking him a question.”</w:t>
-      </w:r>
-    </w:p>
-    <w:p>
-      <w:pPr>
-        <w:spacing w:line="400" w:lineRule="auto"/>
-        <w:ind w:firstLine="440"/>
-        <w:jc w:val="both"/>
-        <w:rPr>
-          <w:rFonts w:ascii="Georgia" w:hAnsi="Georgia"/>
-          <w:color w:val="2B2B2B"/>
-          <w:sz w:val="26"/>
-        </w:rPr>
-      </w:pPr>
-      <w:r>
-        <w:rPr>
-          <w:rFonts w:ascii="Georgia" w:hAnsi="Georgia"/>
-          <w:color w:val="2B2B2B"/>
-          <w:sz w:val="26"/>
-        </w:rPr>
-        <w:t xml:space="preserve">“It isn’t easier,” said Buchanan. “It is surer.”</w:t>
-      </w:r>
-    </w:p>
-    <w:p>
-      <w:pPr>
-        <w:spacing w:line="400" w:lineRule="auto"/>
-        <w:ind w:firstLine="440"/>
-        <w:jc w:val="both"/>
-        <w:rPr>
-          <w:rFonts w:ascii="Georgia" w:hAnsi="Georgia"/>
-          <w:color w:val="2B2B2B"/>
-          <w:sz w:val="26"/>
-        </w:rPr>
-      </w:pPr>
-      <w:r>
-        <w:rPr>
-          <w:rFonts w:ascii="Georgia" w:hAnsi="Georgia"/>
-          <w:color w:val="2B2B2B"/>
-          <w:sz w:val="26"/>
-        </w:rPr>
-        <w:t xml:space="preserve">“Is it?” said Nora. “Ask Mr. Feld what percentage. Ask him a fourth time.”</w:t>
-      </w:r>
-    </w:p>
-    <w:p>
-      <w:pPr>
-        <w:spacing w:line="400" w:lineRule="auto"/>
-        <w:ind w:firstLine="440"/>
-        <w:jc w:val="both"/>
-        <w:rPr>
-          <w:rFonts w:ascii="Georgia" w:hAnsi="Georgia"/>
-          <w:color w:val="2B2B2B"/>
-          <w:sz w:val="26"/>
-        </w:rPr>
-      </w:pPr>
-      <w:r>
-        <w:rPr>
-          <w:rFonts w:ascii="Georgia" w:hAnsi="Georgia"/>
-          <w:color w:val="2B2B2B"/>
-          <w:sz w:val="26"/>
-        </w:rPr>
-        <w:t xml:space="preserve">Feld said nothing. He did not need to.</w:t>
+        <w:t xml:space="preserve">Buchanan’s eyes found her at the back of the trailer. “And you, Ms. Calder. You’re the prayer.”</w:t>
+      </w:r>
+    </w:p>
+    <w:p>
+      <w:pPr>
+        <w:spacing w:line="400" w:lineRule="auto"/>
+        <w:ind w:firstLine="440"/>
+        <w:jc w:val="both"/>
+        <w:rPr>
+          <w:rFonts w:ascii="Georgia" w:hAnsi="Georgia"/>
+          <w:color w:val="2B2B2B"/>
+          <w:sz w:val="26"/>
+        </w:rPr>
+      </w:pPr>
+      <w:r>
+        <w:rPr>
+          <w:rFonts w:ascii="Georgia" w:hAnsi="Georgia"/>
+          <w:color w:val="2B2B2B"/>
+          <w:sz w:val="26"/>
+        </w:rPr>
+        <w:t xml:space="preserve">“I’m the question,” said Nora. “And a question only works if the person you’re asking is allowed to say no.”</w:t>
+      </w:r>
+    </w:p>
+    <w:p>
+      <w:pPr>
+        <w:spacing w:line="400" w:lineRule="auto"/>
+        <w:ind w:firstLine="440"/>
+        <w:jc w:val="both"/>
+        <w:rPr>
+          <w:rFonts w:ascii="Georgia" w:hAnsi="Georgia"/>
+          <w:color w:val="2B2B2B"/>
+          <w:sz w:val="26"/>
+        </w:rPr>
+      </w:pPr>
+      <w:r>
+        <w:rPr>
+          <w:rFonts w:ascii="Georgia" w:hAnsi="Georgia"/>
+          <w:color w:val="2B2B2B"/>
+          <w:sz w:val="26"/>
+        </w:rPr>
+        <w:t xml:space="preserve">“And if he says no?”</w:t>
+      </w:r>
+    </w:p>
+    <w:p>
+      <w:pPr>
+        <w:spacing w:line="400" w:lineRule="auto"/>
+        <w:ind w:firstLine="440"/>
+        <w:jc w:val="both"/>
+        <w:rPr>
+          <w:rFonts w:ascii="Georgia" w:hAnsi="Georgia"/>
+          <w:color w:val="2B2B2B"/>
+          <w:sz w:val="26"/>
+        </w:rPr>
+      </w:pPr>
+      <w:r>
+        <w:rPr>
+          <w:rFonts w:ascii="Georgia" w:hAnsi="Georgia"/>
+          <w:color w:val="2B2B2B"/>
+          <w:sz w:val="26"/>
+        </w:rPr>
+        <w:t xml:space="preserve">“Then he says no. I come back and tell you, and Mr. Kade decides whatever Mr. Kade decides.” Nora did not look away. “But nobody decides it for him. Not you. Not me.”</w:t>
       </w:r>
     </w:p>
     <w:p>
@@ -33918,7 +35131,7 @@
           <w:color w:val="2B2B2B"/>
           <w:sz w:val="26"/>
         </w:rPr>
-        <w:t xml:space="preserve">“The ship’s signal comes down from the tender, through Nevada, along our fiber, onto Halo’s command channel. We can’t cut it without cutting the uplink, and then we can’t send anything — not the overload, not a reply. So Kade’s people throttled it. One narrow path, low power, a few dozen sails. It still opens the implants — that’s the hum, it’s been doing it for weeks — but some of them can fight it.” She stabbed the schematic. “Those three breakers route the uplink. Throw all three and the ship gets four hundred sails at full power. Nobody fights that. And nothing else gets through. Not your overload. Not a reply. Nothing.”</w:t>
+        <w:t xml:space="preserve">“The ship’s signal comes down from the tender, through Nevada, onto Halo’s command channel,” Priya said. “We can’t cut it without cutting the uplink, and then we can’t send anything either. So Kade’s people throttled it to one narrow path, a few dozen sails. It still opens the implants — that’s the hum, it’s been doing it for weeks — but some people can fight it.” She stabbed the schematic. “Those three breakers in the north closet route the uplink. Throw all three and the ship gets four hundred sails at full power. Nobody fights that. And nothing else gets through the channel. Not your overload. Not a reply from anyone in the bowl. Nothing.”</w:t>
       </w:r>
     </w:p>
     <w:p>
@@ -34117,6 +35330,26 @@
           <w:color w:val="2B2B2B"/>
           <w:sz w:val="26"/>
         </w:rPr>
+        <w:t xml:space="preserve">“Section 120. Aisle seat, row three. Man in his fifties, Starfall cap. He isn’t standing. He keeps checking his watch against the screen.”</w:t>
+      </w:r>
+    </w:p>
+    <w:p>
+      <w:pPr>
+        <w:spacing w:line="400" w:lineRule="auto"/>
+        <w:ind w:firstLine="440"/>
+        <w:jc w:val="both"/>
+        <w:rPr>
+          <w:rFonts w:ascii="Georgia" w:hAnsi="Georgia"/>
+          <w:color w:val="2B2B2B"/>
+          <w:sz w:val="26"/>
+        </w:rPr>
+      </w:pPr>
+      <w:r>
+        <w:rPr>
+          <w:rFonts w:ascii="Georgia" w:hAnsi="Georgia"/>
+          <w:color w:val="2B2B2B"/>
+          <w:sz w:val="26"/>
+        </w:rPr>
         <w:t xml:space="preserve">“Leave 114,” said Gladys gently. “114 has a visitor.”</w:t>
       </w:r>
     </w:p>
@@ -34137,7 +35370,7 @@
           <w:color w:val="2B2B2B"/>
           <w:sz w:val="26"/>
         </w:rPr>
-        <w:t xml:space="preserve">She wrote them down, all of them, in her neat print, on a map of the bowl. By 20:20 there were forty-one marks. By 20:24 there were seventy. Jesse’s four hundred, spread through the stands with their phones, were doing what he had asked them to do: they were not touching, and not confronting, and not filming. They were calling. And Gladys was answering every call the way you would answer a relative who might be about to say something sad.</w:t>
+        <w:t xml:space="preserve">She wrote them down, all of them, in her neat print, on a map of the bowl. The man in 120 got a small square instead of a dot, because he was the only one who had looked at a watch. By 20:20 there were forty-one marks. By 20:24 there were seventy. Jesse’s four hundred, spread through the stands with their phones, were doing what he had asked them to do: they were not touching, and not confronting, and not filming. They were calling. And Gladys was answering every call the way you would answer a relative who might be about to say something sad.</w:t>
       </w:r>
     </w:p>
     <w:p>
@@ -34276,47 +35509,253 @@
           <w:color w:val="2B2B2B"/>
           <w:sz w:val="26"/>
         </w:rPr>
-        <w:t xml:space="preserve">Jesse went on the bowl’s public address at 20:21.</w:t>
-      </w:r>
-    </w:p>
-    <w:p>
-      <w:pPr>
-        <w:spacing w:line="400" w:lineRule="auto"/>
-        <w:ind w:firstLine="440"/>
-        <w:jc w:val="both"/>
-        <w:rPr>
-          <w:rFonts w:ascii="Georgia" w:hAnsi="Georgia"/>
-          <w:color w:val="2B2B2B"/>
-          <w:sz w:val="26"/>
-        </w:rPr>
-      </w:pPr>
-      <w:r>
-        <w:rPr>
-          <w:rFonts w:ascii="Georgia" w:hAnsi="Georgia"/>
-          <w:color w:val="2B2B2B"/>
-          <w:sz w:val="26"/>
-        </w:rPr>
-        <w:t xml:space="preserve">He had not been authorized to. Trip Calloway had said no, twice, in the trailer. Then Kade had said, without looking up from the key, “Give him the PA,” and Trip had looked at his chief executive, and at the key, and given him the PA.</w:t>
-      </w:r>
-    </w:p>
-    <w:p>
-      <w:pPr>
-        <w:spacing w:line="400" w:lineRule="auto"/>
-        <w:ind w:firstLine="440"/>
-        <w:jc w:val="both"/>
-        <w:rPr>
-          <w:rFonts w:ascii="Georgia" w:hAnsi="Georgia"/>
-          <w:color w:val="2B2B2B"/>
-          <w:sz w:val="26"/>
-        </w:rPr>
-      </w:pPr>
-      <w:r>
-        <w:rPr>
-          <w:rFonts w:ascii="Georgia" w:hAnsi="Georgia"/>
-          <w:color w:val="2B2B2B"/>
-          <w:sz w:val="26"/>
-        </w:rPr>
-        <w:t xml:space="preserve">On the big screen Trip’s face was replaced by a graphic of the eclipse. Jesse’s voice came out of eight hundred speakers around the bowl, warm and unhurried, the voice of a man who had spent seven years doing an impression of his father talking pilots down. He did not say his name. He did not say anything about ships.</w:t>
+        <w:t xml:space="preserve">The public-address booth sat at the top of the west stand, forty steps above the trailer: a glass box with a mixing desk, a gooseneck microphone, and a Halo sound engineer who had been told nothing and had decided to resent all of it.</w:t>
+      </w:r>
+    </w:p>
+    <w:p>
+      <w:pPr>
+        <w:spacing w:line="400" w:lineRule="auto"/>
+        <w:ind w:firstLine="440"/>
+        <w:jc w:val="both"/>
+        <w:rPr>
+          <w:rFonts w:ascii="Georgia" w:hAnsi="Georgia"/>
+          <w:color w:val="2B2B2B"/>
+          <w:sz w:val="26"/>
+        </w:rPr>
+      </w:pPr>
+      <w:r>
+        <w:rPr>
+          <w:rFonts w:ascii="Georgia" w:hAnsi="Georgia"/>
+          <w:color w:val="2B2B2B"/>
+          <w:sz w:val="26"/>
+        </w:rPr>
+        <w:t xml:space="preserve">Trip Calloway had said no to Jesse twice in the trailer. Jesse had climbed the forty steps anyway, because he had promised four hundred people a voice, and the volunteer channel in his ear was already full of people describing neighbors who were not standing yet. He was getting his breath at the back of the booth at 20:18 when Cole came in behind him and closed the door.</w:t>
+      </w:r>
+    </w:p>
+    <w:p>
+      <w:pPr>
+        <w:spacing w:line="400" w:lineRule="auto"/>
+        <w:ind w:firstLine="440"/>
+        <w:jc w:val="both"/>
+        <w:rPr>
+          <w:rFonts w:ascii="Georgia" w:hAnsi="Georgia"/>
+          <w:color w:val="2B2B2B"/>
+          <w:sz w:val="26"/>
+        </w:rPr>
+      </w:pPr>
+      <w:r>
+        <w:rPr>
+          <w:rFonts w:ascii="Georgia" w:hAnsi="Georgia"/>
+          <w:color w:val="2B2B2B"/>
+          <w:sz w:val="26"/>
+        </w:rPr>
+        <w:t xml:space="preserve">Cole had a laminated card in one hand and a small padded envelope in the other. He put the card on the mixing desk. STEWARD ANNOUNCEMENT (TOTALITY), it said, in Directorate capitals. </w:t>
+      </w:r>
+      <w:r>
+        <w:rPr>
+          <w:rFonts w:ascii="Georgia" w:hAnsi="Georgia"/>
+          <w:color w:val="2B2B2B"/>
+          <w:sz w:val="26"/>
+          <w:i/>
+        </w:rPr>
+        <w:t xml:space="preserve">If a person near you appears unwell or begins to walk, please hold their arm gently and keep them in place until a steward arrives.</w:t>
+      </w:r>
+    </w:p>
+    <w:p>
+      <w:pPr>
+        <w:spacing w:line="400" w:lineRule="auto"/>
+        <w:ind w:firstLine="440"/>
+        <w:jc w:val="both"/>
+        <w:rPr>
+          <w:rFonts w:ascii="Georgia" w:hAnsi="Georgia"/>
+          <w:color w:val="2B2B2B"/>
+          <w:sz w:val="26"/>
+        </w:rPr>
+      </w:pPr>
+      <w:r>
+        <w:rPr>
+          <w:rFonts w:ascii="Georgia" w:hAnsi="Georgia"/>
+          <w:color w:val="2B2B2B"/>
+          <w:sz w:val="26"/>
+        </w:rPr>
+        <w:t xml:space="preserve">“The colonel has two hundred people in steward vests,” Cole said. “Every one of the walking ones gets met at the bottom of an aisle and taken somewhere with a doctor. Quietly. Nobody opens a door. The crowd only has to hold on to them for ninety seconds, and the crowd will do anything that voice tells it to.” He held up the envelope. “Indianapolis Center. Sector three audio, the night of the regional jet in 2011. The original, not a copy. Your father is on it for forty minutes.”</w:t>
+      </w:r>
+    </w:p>
+    <w:p>
+      <w:pPr>
+        <w:spacing w:line="400" w:lineRule="auto"/>
+        <w:ind w:firstLine="440"/>
+        <w:jc w:val="both"/>
+        <w:rPr>
+          <w:rFonts w:ascii="Georgia" w:hAnsi="Georgia"/>
+          <w:color w:val="2B2B2B"/>
+          <w:sz w:val="26"/>
+        </w:rPr>
+      </w:pPr>
+      <w:r>
+        <w:rPr>
+          <w:rFonts w:ascii="Georgia" w:hAnsi="Georgia"/>
+          <w:color w:val="2B2B2B"/>
+          <w:sz w:val="26"/>
+        </w:rPr>
+        <w:t xml:space="preserve">Jesse did not reach for it. He found, to his surprise, that he did not have to stop his hand. It had not moved.</w:t>
+      </w:r>
+    </w:p>
+    <w:p>
+      <w:pPr>
+        <w:spacing w:line="400" w:lineRule="auto"/>
+        <w:ind w:firstLine="440"/>
+        <w:jc w:val="both"/>
+        <w:rPr>
+          <w:rFonts w:ascii="Georgia" w:hAnsi="Georgia"/>
+          <w:color w:val="2B2B2B"/>
+          <w:sz w:val="26"/>
+        </w:rPr>
+      </w:pPr>
+      <w:r>
+        <w:rPr>
+          <w:rFonts w:ascii="Georgia" w:hAnsi="Georgia"/>
+          <w:color w:val="2B2B2B"/>
+          <w:sz w:val="26"/>
+        </w:rPr>
+        <w:t xml:space="preserve">“You’re offering me back something you took,” he said, “if I tell eighty thousand people to grab their neighbors.”</w:t>
+      </w:r>
+    </w:p>
+    <w:p>
+      <w:pPr>
+        <w:spacing w:line="400" w:lineRule="auto"/>
+        <w:ind w:firstLine="440"/>
+        <w:jc w:val="both"/>
+        <w:rPr>
+          <w:rFonts w:ascii="Georgia" w:hAnsi="Georgia"/>
+          <w:color w:val="2B2B2B"/>
+          <w:sz w:val="26"/>
+        </w:rPr>
+      </w:pPr>
+      <w:r>
+        <w:rPr>
+          <w:rFonts w:ascii="Georgia" w:hAnsi="Georgia"/>
+          <w:color w:val="2B2B2B"/>
+          <w:sz w:val="26"/>
+        </w:rPr>
+        <w:t xml:space="preserve">“I’m offering you a trade,” said Cole. “It’s what grown-ups do instead of asking.”</w:t>
+      </w:r>
+    </w:p>
+    <w:p>
+      <w:pPr>
+        <w:spacing w:line="400" w:lineRule="auto"/>
+        <w:ind w:firstLine="440"/>
+        <w:jc w:val="both"/>
+        <w:rPr>
+          <w:rFonts w:ascii="Georgia" w:hAnsi="Georgia"/>
+          <w:color w:val="2B2B2B"/>
+          <w:sz w:val="26"/>
+        </w:rPr>
+      </w:pPr>
+      <w:r>
+        <w:rPr>
+          <w:rFonts w:ascii="Georgia" w:hAnsi="Georgia"/>
+          <w:color w:val="2B2B2B"/>
+          <w:sz w:val="26"/>
+        </w:rPr>
+        <w:t xml:space="preserve">Jesse’s radio clicked. Kade’s voice, from the trailer, low and level: “Give him the PA.” The sound engineer looked at Cole, and at the card, and at the red light on his own desk, and pushed the fader up.</w:t>
+      </w:r>
+    </w:p>
+    <w:p>
+      <w:pPr>
+        <w:spacing w:line="400" w:lineRule="auto"/>
+        <w:ind w:firstLine="440"/>
+        <w:jc w:val="both"/>
+        <w:rPr>
+          <w:rFonts w:ascii="Georgia" w:hAnsi="Georgia"/>
+          <w:color w:val="2B2B2B"/>
+          <w:sz w:val="26"/>
+        </w:rPr>
+      </w:pPr>
+      <w:r>
+        <w:rPr>
+          <w:rFonts w:ascii="Georgia" w:hAnsi="Georgia"/>
+          <w:color w:val="2B2B2B"/>
+          <w:sz w:val="26"/>
+        </w:rPr>
+        <w:t xml:space="preserve">Jesse picked up the laminated card and read it once. Then he turned it face down on the desk, took the envelope out of Cole’s hand, gently, and put it back in the breast pocket of Cole’s blue shirt, and patted it flat, the way you pat a man’s pocket when he is leaving a party and might forget his keys.</w:t>
+      </w:r>
+    </w:p>
+    <w:p>
+      <w:pPr>
+        <w:spacing w:line="400" w:lineRule="auto"/>
+        <w:ind w:firstLine="440"/>
+        <w:jc w:val="both"/>
+        <w:rPr>
+          <w:rFonts w:ascii="Georgia" w:hAnsi="Georgia"/>
+          <w:color w:val="2B2B2B"/>
+          <w:sz w:val="26"/>
+        </w:rPr>
+      </w:pPr>
+      <w:r>
+        <w:rPr>
+          <w:rFonts w:ascii="Georgia" w:hAnsi="Georgia"/>
+          <w:color w:val="2B2B2B"/>
+          <w:sz w:val="26"/>
+        </w:rPr>
+        <w:t xml:space="preserve">“My mom wants to hear him,” he said. “I’m going to ask for it properly. Afterward. From somebody who has it to give.”</w:t>
+      </w:r>
+    </w:p>
+    <w:p>
+      <w:pPr>
+        <w:spacing w:line="400" w:lineRule="auto"/>
+        <w:ind w:firstLine="440"/>
+        <w:jc w:val="both"/>
+        <w:rPr>
+          <w:rFonts w:ascii="Georgia" w:hAnsi="Georgia"/>
+          <w:color w:val="2B2B2B"/>
+          <w:sz w:val="26"/>
+        </w:rPr>
+      </w:pPr>
+      <w:r>
+        <w:rPr>
+          <w:rFonts w:ascii="Georgia" w:hAnsi="Georgia"/>
+          <w:color w:val="2B2B2B"/>
+          <w:sz w:val="26"/>
+        </w:rPr>
+        <w:t xml:space="preserve">He sat down at the microphone. Cole stood behind him a second longer, as if waiting to hear which voice would come out. Then he went down the forty steps to the trailer without hurrying.</w:t>
+      </w:r>
+    </w:p>
+    <w:p>
+      <w:pPr>
+        <w:spacing w:line="400" w:lineRule="auto"/>
+        <w:ind w:firstLine="440"/>
+        <w:jc w:val="both"/>
+        <w:rPr>
+          <w:rFonts w:ascii="Georgia" w:hAnsi="Georgia"/>
+          <w:color w:val="2B2B2B"/>
+          <w:sz w:val="26"/>
+        </w:rPr>
+      </w:pPr>
+      <w:r>
+        <w:rPr>
+          <w:rFonts w:ascii="Georgia" w:hAnsi="Georgia"/>
+          <w:color w:val="2B2B2B"/>
+          <w:sz w:val="26"/>
+        </w:rPr>
+        <w:t xml:space="preserve">On the big screen Trip’s face was replaced by a graphic of the eclipse. Jesse’s voice came out of eight hundred speakers around the bowl, warm and unhurried, the voice of a man who had spent seven years doing an impression of his father talking pilots down. He did not say his name. He did not say anything about ships. He did not say </w:t>
+      </w:r>
+      <w:r>
+        <w:rPr>
+          <w:rFonts w:ascii="Georgia" w:hAnsi="Georgia"/>
+          <w:color w:val="2B2B2B"/>
+          <w:sz w:val="26"/>
+          <w:i/>
+        </w:rPr>
+        <w:t xml:space="preserve">hold</w:t>
+      </w:r>
+      <w:r>
+        <w:rPr>
+          <w:rFonts w:ascii="Georgia" w:hAnsi="Georgia"/>
+          <w:color w:val="2B2B2B"/>
+          <w:sz w:val="26"/>
+        </w:rPr>
+        <w:t xml:space="preserve">.</w:t>
       </w:r>
     </w:p>
     <w:p>
@@ -36398,27 +37837,267 @@
           <w:color w:val="2B2B2B"/>
           <w:sz w:val="26"/>
         </w:rPr>
-        <w:t xml:space="preserve">He did it slowly, finger by finger, the way Rosa Reyes took off her gardening gloves. He let his arm fall to his side. And then he sat down on the concrete floor of the closet with his back against the rack and put his face in his hands, and made a sound that was not in any language, and that Warren, who had heard a great many people in a great many rooms, recognized at once as crying.</w:t>
-      </w:r>
-    </w:p>
-    <w:p>
-      <w:pPr>
-        <w:spacing w:line="400" w:lineRule="auto"/>
-        <w:ind w:firstLine="440"/>
-        <w:jc w:val="both"/>
-        <w:rPr>
-          <w:rFonts w:ascii="Georgia" w:hAnsi="Georgia"/>
-          <w:color w:val="2B2B2B"/>
-          <w:sz w:val="26"/>
-        </w:rPr>
-      </w:pPr>
-      <w:r>
-        <w:rPr>
-          <w:rFonts w:ascii="Georgia" w:hAnsi="Georgia"/>
-          <w:color w:val="2B2B2B"/>
-          <w:sz w:val="26"/>
-        </w:rPr>
-        <w:t xml:space="preserve">“Switch two,” said Warren into the radio. “Not three. He stopped.” He did not take his eyes off the man on the floor. “Send someone kind.”</w:t>
+        <w:t xml:space="preserve">He did it slowly, finger by finger, the way Rosa Reyes took off her gardening gloves. He let his arm fall to his side and leaned back against the rack and shut his eyes.</w:t>
+      </w:r>
+    </w:p>
+    <w:p>
+      <w:pPr>
+        <w:spacing w:line="400" w:lineRule="auto"/>
+        <w:ind w:firstLine="440"/>
+        <w:jc w:val="both"/>
+        <w:rPr>
+          <w:rFonts w:ascii="Georgia" w:hAnsi="Georgia"/>
+          <w:color w:val="2B2B2B"/>
+          <w:sz w:val="26"/>
+        </w:rPr>
+      </w:pPr>
+      <w:r>
+        <w:rPr>
+          <w:rFonts w:ascii="Georgia" w:hAnsi="Georgia"/>
+          <w:color w:val="2B2B2B"/>
+          <w:sz w:val="26"/>
+        </w:rPr>
+        <w:t xml:space="preserve">Warren heard the footsteps before he understood them: one man, coming down the service corridor at a run, in a stadium where nobody was running.</w:t>
+      </w:r>
+    </w:p>
+    <w:p>
+      <w:pPr>
+        <w:spacing w:line="400" w:lineRule="auto"/>
+        <w:ind w:firstLine="440"/>
+        <w:jc w:val="both"/>
+        <w:rPr>
+          <w:rFonts w:ascii="Georgia" w:hAnsi="Georgia"/>
+          <w:color w:val="2B2B2B"/>
+          <w:sz w:val="26"/>
+        </w:rPr>
+      </w:pPr>
+      <w:r>
+        <w:rPr>
+          <w:rFonts w:ascii="Georgia" w:hAnsi="Georgia"/>
+          <w:color w:val="2B2B2B"/>
+          <w:sz w:val="26"/>
+        </w:rPr>
+        <w:t xml:space="preserve">He was in his fifties, heavy in the shoulders, in a Starfall cap and a polo shirt with a sweat stain down the back, and his face was not empty at all. It was the most purposeful face Warren had ever seen. He did not move like the people in the stands. He moved like a man who knew what he was and had been told, for eight years, what tonight was for.</w:t>
+      </w:r>
+    </w:p>
+    <w:p>
+      <w:pPr>
+        <w:spacing w:line="400" w:lineRule="auto"/>
+        <w:ind w:firstLine="440"/>
+        <w:jc w:val="both"/>
+        <w:rPr>
+          <w:rFonts w:ascii="Georgia" w:hAnsi="Georgia"/>
+          <w:color w:val="2B2B2B"/>
+          <w:sz w:val="26"/>
+        </w:rPr>
+      </w:pPr>
+      <w:r>
+        <w:rPr>
+          <w:rFonts w:ascii="Georgia" w:hAnsi="Georgia"/>
+          <w:color w:val="2B2B2B"/>
+          <w:sz w:val="26"/>
+        </w:rPr>
+        <w:t xml:space="preserve">“Move,” he said, in a flat Midwestern voice, and did not wait for Warren to.</w:t>
+      </w:r>
+    </w:p>
+    <w:p>
+      <w:pPr>
+        <w:spacing w:line="400" w:lineRule="auto"/>
+        <w:ind w:firstLine="440"/>
+        <w:jc w:val="both"/>
+        <w:rPr>
+          <w:rFonts w:ascii="Georgia" w:hAnsi="Georgia"/>
+          <w:color w:val="2B2B2B"/>
+          <w:sz w:val="26"/>
+        </w:rPr>
+      </w:pPr>
+      <w:r>
+        <w:rPr>
+          <w:rFonts w:ascii="Georgia" w:hAnsi="Georgia"/>
+          <w:color w:val="2B2B2B"/>
+          <w:sz w:val="26"/>
+        </w:rPr>
+        <w:t xml:space="preserve">Warren did not move. It was the only thing he had ever been good at. The man hit him with his whole shoulder, and Warren went back into the steel door frame with a sound he felt in his teeth, and something in his side gave like a stick under snow. He kept hold of the polo shirt. He would not remember deciding to. His left hand had a fistful of it and would not open, and when the man wrenched free, Warren’s wrist went the wrong way with the cloth, and he heard that too.</w:t>
+      </w:r>
+    </w:p>
+    <w:p>
+      <w:pPr>
+        <w:spacing w:line="400" w:lineRule="auto"/>
+        <w:ind w:firstLine="440"/>
+        <w:jc w:val="both"/>
+        <w:rPr>
+          <w:rFonts w:ascii="Georgia" w:hAnsi="Georgia"/>
+          <w:color w:val="2B2B2B"/>
+          <w:sz w:val="26"/>
+        </w:rPr>
+      </w:pPr>
+      <w:r>
+        <w:rPr>
+          <w:rFonts w:ascii="Georgia" w:hAnsi="Georgia"/>
+          <w:color w:val="2B2B2B"/>
+          <w:sz w:val="26"/>
+        </w:rPr>
+        <w:t xml:space="preserve">The man was through the door. Two steps to the panel. His hand found the third breaker.</w:t>
+      </w:r>
+    </w:p>
+    <w:p>
+      <w:pPr>
+        <w:spacing w:line="400" w:lineRule="auto"/>
+        <w:ind w:firstLine="440"/>
+        <w:jc w:val="both"/>
+        <w:rPr>
+          <w:rFonts w:ascii="Georgia" w:hAnsi="Georgia"/>
+          <w:color w:val="2B2B2B"/>
+          <w:sz w:val="26"/>
+        </w:rPr>
+      </w:pPr>
+      <w:r>
+        <w:rPr>
+          <w:rFonts w:ascii="Georgia" w:hAnsi="Georgia"/>
+          <w:color w:val="2B2B2B"/>
+          <w:sz w:val="26"/>
+        </w:rPr>
+        <w:t xml:space="preserve">Steve kicked him.</w:t>
+      </w:r>
+    </w:p>
+    <w:p>
+      <w:pPr>
+        <w:spacing w:line="400" w:lineRule="auto"/>
+        <w:ind w:firstLine="440"/>
+        <w:jc w:val="both"/>
+        <w:rPr>
+          <w:rFonts w:ascii="Georgia" w:hAnsi="Georgia"/>
+          <w:color w:val="2B2B2B"/>
+          <w:sz w:val="26"/>
+        </w:rPr>
+      </w:pPr>
+      <w:r>
+        <w:rPr>
+          <w:rFonts w:ascii="Georgia" w:hAnsi="Georgia"/>
+          <w:color w:val="2B2B2B"/>
+          <w:sz w:val="26"/>
+        </w:rPr>
+        <w:t xml:space="preserve">Alpacas rarely kick, which is why the kick they keep is worth having: a short, sideways strike with a hind leg and the whole of a hundred and sixty pounds of opinion behind it. It took the man behind the knee. He went down on one leg, still reaching, and Steve, having made his point, spat in his face.</w:t>
+      </w:r>
+    </w:p>
+    <w:p>
+      <w:pPr>
+        <w:spacing w:line="400" w:lineRule="auto"/>
+        <w:ind w:firstLine="440"/>
+        <w:jc w:val="both"/>
+        <w:rPr>
+          <w:rFonts w:ascii="Georgia" w:hAnsi="Georgia"/>
+          <w:color w:val="2B2B2B"/>
+          <w:sz w:val="26"/>
+        </w:rPr>
+      </w:pPr>
+      <w:r>
+        <w:rPr>
+          <w:rFonts w:ascii="Georgia" w:hAnsi="Georgia"/>
+          <w:color w:val="2B2B2B"/>
+          <w:sz w:val="26"/>
+        </w:rPr>
+        <w:t xml:space="preserve">And the technician opened his eyes.</w:t>
+      </w:r>
+    </w:p>
+    <w:p>
+      <w:pPr>
+        <w:spacing w:line="400" w:lineRule="auto"/>
+        <w:ind w:firstLine="440"/>
+        <w:jc w:val="both"/>
+        <w:rPr>
+          <w:rFonts w:ascii="Georgia" w:hAnsi="Georgia"/>
+          <w:color w:val="2B2B2B"/>
+          <w:sz w:val="26"/>
+        </w:rPr>
+      </w:pPr>
+      <w:r>
+        <w:rPr>
+          <w:rFonts w:ascii="Georgia" w:hAnsi="Georgia"/>
+          <w:color w:val="2B2B2B"/>
+          <w:sz w:val="26"/>
+        </w:rPr>
+        <w:t xml:space="preserve">He came off the rack without a sound, between the man and the panel, and took the reaching wrist in both hands, the way he had taken his own wrist a minute before, and held it. The two of them stood locked against the rack with the breaker an inch from both their hands and the red clock behind them counting nothing at all. The man in the cap hit him in the face with his free hand. The technician did not let go. He had been raised in a third of a gravity and had no business being strong enough. He held on anyway, the way people hold on to the one decision they have ever made for themselves.</w:t>
+      </w:r>
+    </w:p>
+    <w:p>
+      <w:pPr>
+        <w:spacing w:line="400" w:lineRule="auto"/>
+        <w:ind w:firstLine="440"/>
+        <w:jc w:val="both"/>
+        <w:rPr>
+          <w:rFonts w:ascii="Georgia" w:hAnsi="Georgia"/>
+          <w:color w:val="2B2B2B"/>
+          <w:sz w:val="26"/>
+        </w:rPr>
+      </w:pPr>
+      <w:r>
+        <w:rPr>
+          <w:rFonts w:ascii="Georgia" w:hAnsi="Georgia"/>
+          <w:color w:val="2B2B2B"/>
+          <w:sz w:val="26"/>
+        </w:rPr>
+        <w:t xml:space="preserve">Then he reached past the man, took the handle of the third breaker, and broke it off. Not the switch. The handle. The plastic snapped in his fist with a crack like a knuckle, leaving a stub nobody was going to throw in the next ninety seconds without a pair of pliers.</w:t>
+      </w:r>
+    </w:p>
+    <w:p>
+      <w:pPr>
+        <w:spacing w:line="400" w:lineRule="auto"/>
+        <w:ind w:firstLine="440"/>
+        <w:jc w:val="both"/>
+        <w:rPr>
+          <w:rFonts w:ascii="Georgia" w:hAnsi="Georgia"/>
+          <w:color w:val="2B2B2B"/>
+          <w:sz w:val="26"/>
+        </w:rPr>
+      </w:pPr>
+      <w:r>
+        <w:rPr>
+          <w:rFonts w:ascii="Georgia" w:hAnsi="Georgia"/>
+          <w:color w:val="2B2B2B"/>
+          <w:sz w:val="26"/>
+        </w:rPr>
+        <w:t xml:space="preserve">The man in the cap looked at the broken stub. For a moment his face was very like Dominic’s on the patio: a man arriving late in his own body. Then he shoved the technician away, stepped over Warren’s legs, and went back up the service corridor at the same run, limping now, with alpaca spit drying on his cheek.</w:t>
+      </w:r>
+    </w:p>
+    <w:p>
+      <w:pPr>
+        <w:spacing w:line="400" w:lineRule="auto"/>
+        <w:ind w:firstLine="440"/>
+        <w:jc w:val="both"/>
+        <w:rPr>
+          <w:rFonts w:ascii="Georgia" w:hAnsi="Georgia"/>
+          <w:color w:val="2B2B2B"/>
+          <w:sz w:val="26"/>
+        </w:rPr>
+      </w:pPr>
+      <w:r>
+        <w:rPr>
+          <w:rFonts w:ascii="Georgia" w:hAnsi="Georgia"/>
+          <w:color w:val="2B2B2B"/>
+          <w:sz w:val="26"/>
+        </w:rPr>
+        <w:t xml:space="preserve">The technician slid down the rack to the floor with the broken handle in his fist and blood running from his nose, and put his face in his hands, and made a sound that was not in any language and that Warren, who had heard a great many people in a great many rooms, recognized at once as crying.</w:t>
+      </w:r>
+    </w:p>
+    <w:p>
+      <w:pPr>
+        <w:spacing w:line="400" w:lineRule="auto"/>
+        <w:ind w:firstLine="440"/>
+        <w:jc w:val="both"/>
+        <w:rPr>
+          <w:rFonts w:ascii="Georgia" w:hAnsi="Georgia"/>
+          <w:color w:val="2B2B2B"/>
+          <w:sz w:val="26"/>
+        </w:rPr>
+      </w:pPr>
+      <w:r>
+        <w:rPr>
+          <w:rFonts w:ascii="Georgia" w:hAnsi="Georgia"/>
+          <w:color w:val="2B2B2B"/>
+          <w:sz w:val="26"/>
+        </w:rPr>
+        <w:t xml:space="preserve">Warren got the radio to his mouth with the hand that still worked. “Switch two,” he said. “Not three. Three’s broken. He broke it.” He was breathing in small, careful pieces, because the big ones hurt. “One of theirs is loose. Fifties, Starfall cap, limping, spit on his face. Don’t chase him. And send someone kind.”</w:t>
       </w:r>
     </w:p>
     <w:p>
@@ -36677,7 +38356,127 @@
           <w:color w:val="2B2B2B"/>
           <w:sz w:val="26"/>
         </w:rPr>
-        <w:t xml:space="preserve">She had no speech. She had no plan beyond her sister’s hand and a career of watching faces and the one thing she knew. She stepped in front of her brother-in-law in the aisle of section 114, close enough to touch, and looked into his open, empty, ordinary eyes, and spoke — not to the ship, not to the council, not to the colonel or the Directorate or the billion screens — but to him, because he was the one who would carry it, and a thing carried has to be handed to someone.</w:t>
+        <w:t xml:space="preserve">She had no speech. She had no plan beyond her sister’s hand and a career of watching faces. She stepped into the aisle in front of her brother-in-law, close enough to touch.</w:t>
+      </w:r>
+    </w:p>
+    <w:p>
+      <w:pPr>
+        <w:spacing w:line="400" w:lineRule="auto"/>
+        <w:ind w:firstLine="440"/>
+        <w:jc w:val="both"/>
+        <w:rPr>
+          <w:rFonts w:ascii="Georgia" w:hAnsi="Georgia"/>
+          <w:color w:val="2B2B2B"/>
+          <w:sz w:val="26"/>
+        </w:rPr>
+      </w:pPr>
+      <w:r>
+        <w:rPr>
+          <w:rFonts w:ascii="Georgia" w:hAnsi="Georgia"/>
+          <w:color w:val="2B2B2B"/>
+          <w:sz w:val="26"/>
+        </w:rPr>
+        <w:t xml:space="preserve">He walked into her.</w:t>
+      </w:r>
+    </w:p>
+    <w:p>
+      <w:pPr>
+        <w:spacing w:line="400" w:lineRule="auto"/>
+        <w:ind w:firstLine="440"/>
+        <w:jc w:val="both"/>
+        <w:rPr>
+          <w:rFonts w:ascii="Georgia" w:hAnsi="Georgia"/>
+          <w:color w:val="2B2B2B"/>
+          <w:sz w:val="26"/>
+        </w:rPr>
+      </w:pPr>
+      <w:r>
+        <w:rPr>
+          <w:rFonts w:ascii="Georgia" w:hAnsi="Georgia"/>
+          <w:color w:val="2B2B2B"/>
+          <w:sz w:val="26"/>
+        </w:rPr>
+        <w:t xml:space="preserve">He did not push her, exactly. Dominic would never have pushed anyone. The thing that was walking him did not see her at all; it moved her the way a man moves a branch on a path, with one arm, no malice, all of his weight behind it and none of him in it. Her heel found the edge of the step and then nothing. She went down three concrete stairs backward in the dark and put out her right hand to save her head, and the hand saved nothing: she felt the wrist go on the edge of the third step, a dull wet crack, and then her temple hit the rail.</w:t>
+      </w:r>
+    </w:p>
+    <w:p>
+      <w:pPr>
+        <w:spacing w:line="400" w:lineRule="auto"/>
+        <w:ind w:firstLine="440"/>
+        <w:jc w:val="both"/>
+        <w:rPr>
+          <w:rFonts w:ascii="Georgia" w:hAnsi="Georgia"/>
+          <w:color w:val="2B2B2B"/>
+          <w:sz w:val="26"/>
+        </w:rPr>
+      </w:pPr>
+      <w:r>
+        <w:rPr>
+          <w:rFonts w:ascii="Georgia" w:hAnsi="Georgia"/>
+          <w:color w:val="2B2B2B"/>
+          <w:sz w:val="26"/>
+        </w:rPr>
+        <w:t xml:space="preserve">For a second there was only the corona, very bright, swinging.</w:t>
+      </w:r>
+    </w:p>
+    <w:p>
+      <w:pPr>
+        <w:spacing w:line="400" w:lineRule="auto"/>
+        <w:ind w:firstLine="440"/>
+        <w:jc w:val="both"/>
+        <w:rPr>
+          <w:rFonts w:ascii="Georgia" w:hAnsi="Georgia"/>
+          <w:color w:val="2B2B2B"/>
+          <w:sz w:val="26"/>
+        </w:rPr>
+      </w:pPr>
+      <w:r>
+        <w:rPr>
+          <w:rFonts w:ascii="Georgia" w:hAnsi="Georgia"/>
+          <w:color w:val="2B2B2B"/>
+          <w:sz w:val="26"/>
+        </w:rPr>
+        <w:t xml:space="preserve">The old Spaniard from seat 6 had her by the shoulders. He was saying something in Spanish, urgently, and his straw hat had gone over the rail. Above her, Mabs had not let go of Dominic’s hand. She had gone down on one knee in the aisle to keep hold of it, and he was dragging her, a step, another, toward the gangway, and she was letting herself be dragged rather than let go.</w:t>
+      </w:r>
+    </w:p>
+    <w:p>
+      <w:pPr>
+        <w:spacing w:line="400" w:lineRule="auto"/>
+        <w:ind w:firstLine="440"/>
+        <w:jc w:val="both"/>
+        <w:rPr>
+          <w:rFonts w:ascii="Georgia" w:hAnsi="Georgia"/>
+          <w:color w:val="2B2B2B"/>
+          <w:sz w:val="26"/>
+        </w:rPr>
+      </w:pPr>
+      <w:r>
+        <w:rPr>
+          <w:rFonts w:ascii="Georgia" w:hAnsi="Georgia"/>
+          <w:color w:val="2B2B2B"/>
+          <w:sz w:val="26"/>
+        </w:rPr>
+        <w:t xml:space="preserve">Nora got up. She would not remember how. She remembered the wrist hanging wrong, and blood running warm into her right eye, and a thought, very clear and very calm: a thing carried has to be handed to someone, and you cannot hand anything to a man’s back.</w:t>
+      </w:r>
+    </w:p>
+    <w:p>
+      <w:pPr>
+        <w:spacing w:line="400" w:lineRule="auto"/>
+        <w:ind w:firstLine="440"/>
+        <w:jc w:val="both"/>
+        <w:rPr>
+          <w:rFonts w:ascii="Georgia" w:hAnsi="Georgia"/>
+          <w:color w:val="2B2B2B"/>
+          <w:sz w:val="26"/>
+        </w:rPr>
+      </w:pPr>
+      <w:r>
+        <w:rPr>
+          <w:rFonts w:ascii="Georgia" w:hAnsi="Georgia"/>
+          <w:color w:val="2B2B2B"/>
+          <w:sz w:val="26"/>
+        </w:rPr>
+        <w:t xml:space="preserve">She went up the three steps on her knees and her good hand and got in front of him again, from below this time, so that he would have to walk over her to go on. She looked up into his open, empty, ordinary eyes and spoke — not to the ship, not to the council, not to the colonel or the Directorate or the billion screens, but to him, because he was the one who would carry it.</w:t>
       </w:r>
     </w:p>
     <w:p>
@@ -36717,7 +38516,7 @@
           <w:color w:val="2B2B2B"/>
           <w:sz w:val="26"/>
         </w:rPr>
-        <w:t xml:space="preserve">He did not stop walking. But his foot, on the next step, came down slower.</w:t>
+        <w:t xml:space="preserve">He did not stop. But his foot, on the next step, came down slower, and an inch short of her hand.</w:t>
       </w:r>
     </w:p>
     <w:p>
@@ -37196,6 +38995,146 @@
           <w:color w:val="2B2B2B"/>
           <w:sz w:val="26"/>
         </w:rPr>
+        <w:t xml:space="preserve">At the back of the trailer, Cole said quietly, to nobody in particular, “Run it.”</w:t>
+      </w:r>
+    </w:p>
+    <w:p>
+      <w:pPr>
+        <w:spacing w:line="400" w:lineRule="auto"/>
+        <w:ind w:firstLine="440"/>
+        <w:jc w:val="both"/>
+        <w:rPr>
+          <w:rFonts w:ascii="Georgia" w:hAnsi="Georgia"/>
+          <w:color w:val="2B2B2B"/>
+          <w:sz w:val="26"/>
+        </w:rPr>
+      </w:pPr>
+      <w:r>
+        <w:rPr>
+          <w:rFonts w:ascii="Georgia" w:hAnsi="Georgia"/>
+          <w:color w:val="2B2B2B"/>
+          <w:sz w:val="26"/>
+        </w:rPr>
+        <w:t xml:space="preserve">One of his two technicians had a laptop open on his knees. Dana had stopped noticing it hours ago, as you stop noticing anything that has sat still long enough. Now his fingers were moving. Over the heads, on his screen, she saw a small gray window with one word in it, UPLINK, and a progress bar beginning to fill. They had loaded the counter-signal on Monday. Nobody had asked whether they had kept a second key.</w:t>
+      </w:r>
+    </w:p>
+    <w:p>
+      <w:pPr>
+        <w:spacing w:line="400" w:lineRule="auto"/>
+        <w:ind w:firstLine="440"/>
+        <w:jc w:val="both"/>
+        <w:rPr>
+          <w:rFonts w:ascii="Georgia" w:hAnsi="Georgia"/>
+          <w:color w:val="2B2B2B"/>
+          <w:sz w:val="26"/>
+        </w:rPr>
+      </w:pPr>
+      <w:r>
+        <w:rPr>
+          <w:rFonts w:ascii="Georgia" w:hAnsi="Georgia"/>
+          <w:color w:val="2B2B2B"/>
+          <w:sz w:val="26"/>
+        </w:rPr>
+        <w:t xml:space="preserve">Elena Marsh, in the folding chair beside him, put down her pencil.</w:t>
+      </w:r>
+    </w:p>
+    <w:p>
+      <w:pPr>
+        <w:spacing w:line="400" w:lineRule="auto"/>
+        <w:ind w:firstLine="440"/>
+        <w:jc w:val="both"/>
+        <w:rPr>
+          <w:rFonts w:ascii="Georgia" w:hAnsi="Georgia"/>
+          <w:color w:val="2B2B2B"/>
+          <w:sz w:val="26"/>
+        </w:rPr>
+      </w:pPr>
+      <w:r>
+        <w:rPr>
+          <w:rFonts w:ascii="Georgia" w:hAnsi="Georgia"/>
+          <w:color w:val="2B2B2B"/>
+          <w:sz w:val="26"/>
+        </w:rPr>
+        <w:t xml:space="preserve">She did not say anything. She leaned across, put her hand flat on the lid of his laptop, and closed it on his fingers. He yelped. She kept her hand where it was, with her whole weight on it, and with the other hand she reached down, found the blue cable that ran from the laptop into the taped nest on the floor, and pulled it out.</w:t>
+      </w:r>
+    </w:p>
+    <w:p>
+      <w:pPr>
+        <w:spacing w:line="400" w:lineRule="auto"/>
+        <w:ind w:firstLine="440"/>
+        <w:jc w:val="both"/>
+        <w:rPr>
+          <w:rFonts w:ascii="Georgia" w:hAnsi="Georgia"/>
+          <w:color w:val="2B2B2B"/>
+          <w:sz w:val="26"/>
+        </w:rPr>
+      </w:pPr>
+      <w:r>
+        <w:rPr>
+          <w:rFonts w:ascii="Georgia" w:hAnsi="Georgia"/>
+          <w:color w:val="2B2B2B"/>
+          <w:sz w:val="26"/>
+        </w:rPr>
+        <w:t xml:space="preserve">“That isn’t authorized either,” she said. “I checked.”</w:t>
+      </w:r>
+    </w:p>
+    <w:p>
+      <w:pPr>
+        <w:spacing w:line="400" w:lineRule="auto"/>
+        <w:ind w:firstLine="440"/>
+        <w:jc w:val="both"/>
+        <w:rPr>
+          <w:rFonts w:ascii="Georgia" w:hAnsi="Georgia"/>
+          <w:color w:val="2B2B2B"/>
+          <w:sz w:val="26"/>
+        </w:rPr>
+      </w:pPr>
+      <w:r>
+        <w:rPr>
+          <w:rFonts w:ascii="Georgia" w:hAnsi="Georgia"/>
+          <w:color w:val="2B2B2B"/>
+          <w:sz w:val="26"/>
+        </w:rPr>
+        <w:t xml:space="preserve">Cole looked at her as if one of the folding chairs had spoken. Buchanan looked at Cole, and Dana watched her understand, in a single second, what had very nearly been done in her name.</w:t>
+      </w:r>
+    </w:p>
+    <w:p>
+      <w:pPr>
+        <w:spacing w:line="400" w:lineRule="auto"/>
+        <w:ind w:firstLine="440"/>
+        <w:jc w:val="both"/>
+        <w:rPr>
+          <w:rFonts w:ascii="Georgia" w:hAnsi="Georgia"/>
+          <w:color w:val="2B2B2B"/>
+          <w:sz w:val="26"/>
+        </w:rPr>
+      </w:pPr>
+      <w:r>
+        <w:rPr>
+          <w:rFonts w:ascii="Georgia" w:hAnsi="Georgia"/>
+          <w:color w:val="2B2B2B"/>
+          <w:sz w:val="26"/>
+        </w:rPr>
+        <w:t xml:space="preserve">“Leave it closed,” said Buchanan.</w:t>
+      </w:r>
+    </w:p>
+    <w:p>
+      <w:pPr>
+        <w:spacing w:line="400" w:lineRule="auto"/>
+        <w:ind w:firstLine="440"/>
+        <w:jc w:val="both"/>
+        <w:rPr>
+          <w:rFonts w:ascii="Georgia" w:hAnsi="Georgia"/>
+          <w:color w:val="2B2B2B"/>
+          <w:sz w:val="26"/>
+        </w:rPr>
+      </w:pPr>
+      <w:r>
+        <w:rPr>
+          <w:rFonts w:ascii="Georgia" w:hAnsi="Georgia"/>
+          <w:color w:val="2B2B2B"/>
+          <w:sz w:val="26"/>
+        </w:rPr>
         <w:t xml:space="preserve">Dana put her hand on the console beside Kade’s, on the bare metal, between his hand and Buchanan’s.</w:t>
       </w:r>
     </w:p>
@@ -37694,7 +39633,7 @@
           <w:color w:val="2B2B2B"/>
           <w:sz w:val="26"/>
         </w:rPr>
-        <w:t xml:space="preserve">He looked at Nora, standing in the aisle in front of him with her face wet and her empty hands open at her sides.</w:t>
+        <w:t xml:space="preserve">He looked at Nora, kneeling on the step in front of him with blood down one side of her face and her right hand held against her chest.</w:t>
       </w:r>
     </w:p>
     <w:p>
@@ -37834,27 +39773,27 @@
           <w:color w:val="2B2B2B"/>
           <w:sz w:val="26"/>
         </w:rPr>
-        <w:t xml:space="preserve">He did not have the weather behind the eyes anymore. That was the first thing he knew. The second was Mabs’s face, which he had not been able to look at properly since the night he found his own napkin in the drawer under the towels. The third was that he wanted, very badly, to sit down.</w:t>
-      </w:r>
-    </w:p>
-    <w:p>
-      <w:pPr>
-        <w:spacing w:line="400" w:lineRule="auto"/>
-        <w:ind w:firstLine="440"/>
-        <w:jc w:val="both"/>
-        <w:rPr>
-          <w:rFonts w:ascii="Georgia" w:hAnsi="Georgia"/>
-          <w:color w:val="2B2B2B"/>
-          <w:sz w:val="26"/>
-        </w:rPr>
-      </w:pPr>
-      <w:r>
-        <w:rPr>
-          <w:rFonts w:ascii="Georgia" w:hAnsi="Georgia"/>
-          <w:color w:val="2B2B2B"/>
-          <w:sz w:val="26"/>
-        </w:rPr>
-        <w:t xml:space="preserve">He sat. He held her hand too hard and then not hard enough. He did not ask about the light. He asked if the brisket had been all right, at his mother’s, on the Fourth, which was the wrong question, and the right fear.</w:t>
+        <w:t xml:space="preserve">He did not have the weather behind the eyes anymore. That was the first thing he knew. The second was Nora’s wrist, and the blood, and the certain knowledge, arriving from very far away, that his own arm had done it. The third was Mabs’s face, which he had not been able to look at properly since the night he found his own napkin in the drawer under the towels.</w:t>
+      </w:r>
+    </w:p>
+    <w:p>
+      <w:pPr>
+        <w:spacing w:line="400" w:lineRule="auto"/>
+        <w:ind w:firstLine="440"/>
+        <w:jc w:val="both"/>
+        <w:rPr>
+          <w:rFonts w:ascii="Georgia" w:hAnsi="Georgia"/>
+          <w:color w:val="2B2B2B"/>
+          <w:sz w:val="26"/>
+        </w:rPr>
+      </w:pPr>
+      <w:r>
+        <w:rPr>
+          <w:rFonts w:ascii="Georgia" w:hAnsi="Georgia"/>
+          <w:color w:val="2B2B2B"/>
+          <w:sz w:val="26"/>
+        </w:rPr>
+        <w:t xml:space="preserve">He sat. He held her hand too hard and then not hard enough. He did not ask about the light. He asked Nora if she was all right, which she was not, and then he asked whether the brisket had been all right, at his mother’s, on the Fourth, which was the wrong question, and the right fear.</w:t>
       </w:r>
     </w:p>
     <w:p>
@@ -39381,7 +41320,7 @@
           <w:color w:val="2B2B2B"/>
           <w:sz w:val="26"/>
         </w:rPr>
-        <w:t xml:space="preserve">He found out it felt terrible. He told his father the whole thing at Thanksgiving.</w:t>
+        <w:t xml:space="preserve">He found out it felt terrible. He told his father the whole thing in October, over a bowl of Halloween candy.</w:t>
       </w:r>
     </w:p>
     <w:p>
@@ -39968,7 +41907,7 @@
           <w:color w:val="2B2B2B"/>
           <w:sz w:val="26"/>
         </w:rPr>
-        <w:t xml:space="preserve">Some of them knew. Four or five, Feld thought, in the whole bowl; the ground office had placed a few of its active people in the seats, the way the ship had placed the technician in the closet. One of them, a man in his fifties in section 120, walked quietly out of gate seven at 20:41 and was not seen again by anyone at the Directorate. Gladys put a pencil mark beside his seat number on her map and did not cross it out.</w:t>
+        <w:t xml:space="preserve">Some of them knew. Four or five, Feld thought, in the whole bowl; the ground office had placed a few of its active people in the seats, the way the ship had placed the technician in the closet. One of them, the man from section 120, went out through gate seven at 20:31 with a limp and his cap pulled low, and was not seen again by anyone at the Directorate. Gladys put a pencil mark beside his seat number on her map and did not cross it out.</w:t>
       </w:r>
     </w:p>
     <w:p>
@@ -40067,27 +42006,27 @@
           <w:color w:val="2B2B2B"/>
           <w:sz w:val="26"/>
         </w:rPr>
-        <w:t xml:space="preserve">They found the technician still sitting on the floor of the master feed closet at 20:50, with his back against the rack and his face in his hands, and Warren sitting on the floor across from him with his own back against the door, and Steve lying in the doorway between them with his legs folded under him like a cat.</w:t>
-      </w:r>
-    </w:p>
-    <w:p>
-      <w:pPr>
-        <w:spacing w:line="400" w:lineRule="auto"/>
-        <w:ind w:firstLine="440"/>
-        <w:jc w:val="both"/>
-        <w:rPr>
-          <w:rFonts w:ascii="Georgia" w:hAnsi="Georgia"/>
-          <w:color w:val="2B2B2B"/>
-          <w:sz w:val="26"/>
-        </w:rPr>
-      </w:pPr>
-      <w:r>
-        <w:rPr>
-          <w:rFonts w:ascii="Georgia" w:hAnsi="Georgia"/>
-          <w:color w:val="2B2B2B"/>
-          <w:sz w:val="26"/>
-        </w:rPr>
-        <w:t xml:space="preserve">Warren had not said anything for twenty minutes. Neither had the technician.</w:t>
+        <w:t xml:space="preserve">They found the technician still sitting on the floor of the master feed closet at 20:36, with his back against the rack and his face in his hands, and Warren sitting on the floor across from him with his back against the door and his left arm held across his ribs, and Steve lying in the doorway between them with his legs folded under him like a cat.</w:t>
+      </w:r>
+    </w:p>
+    <w:p>
+      <w:pPr>
+        <w:spacing w:line="400" w:lineRule="auto"/>
+        <w:ind w:firstLine="440"/>
+        <w:jc w:val="both"/>
+        <w:rPr>
+          <w:rFonts w:ascii="Georgia" w:hAnsi="Georgia"/>
+          <w:color w:val="2B2B2B"/>
+          <w:sz w:val="26"/>
+        </w:rPr>
+      </w:pPr>
+      <w:r>
+        <w:rPr>
+          <w:rFonts w:ascii="Georgia" w:hAnsi="Georgia"/>
+          <w:color w:val="2B2B2B"/>
+          <w:sz w:val="26"/>
+        </w:rPr>
+        <w:t xml:space="preserve">Warren had not said anything for five minutes. Neither had the technician.</w:t>
       </w:r>
     </w:p>
     <w:p>
@@ -40187,7 +42126,7 @@
           <w:color w:val="2B2B2B"/>
           <w:sz w:val="26"/>
         </w:rPr>
-        <w:t xml:space="preserve">“Neither did I,” said Warren. “So I stayed.”</w:t>
+        <w:t xml:space="preserve">“Neither did I,” said Warren. “So I stayed.” He did not mention his ribs. The paramedic who reached him at nine found two of them broken and the left wrist in three pieces, and Warren asked her only whether that would go in a file, and whether the file would be in pen.</w:t>
       </w:r>
     </w:p>
     <w:p>
@@ -40486,7 +42425,7 @@
           <w:color w:val="2B2B2B"/>
           <w:sz w:val="26"/>
         </w:rPr>
-        <w:t xml:space="preserve">Dominic sat in seat 7 with his wife’s hand in both of his. Mabs sat in seat 8 with her head on his shoulder. Nora sat on the step in the aisle. Nobody had asked them to leave. The ushers had looked at them and decided, the way the usher had decided earlier, that the evening was too important to make a fuss.</w:t>
+        <w:t xml:space="preserve">Dominic sat in seat 7 with his wife’s hand in both of his. Mabs sat in seat 8 with her head on his shoulder. Nora sat on the step in the aisle with a butterfly plaster over her eyebrow and her right wrist in a splint that a Red Cross volunteer had made from a rolled-up Starfall program and two bandages. Nobody had asked them to leave. The ushers had looked at them and decided, as the usher had decided earlier, that the evening was too important to make a fuss.</w:t>
       </w:r>
     </w:p>
     <w:p>
@@ -40526,6 +42465,86 @@
           <w:color w:val="2B2B2B"/>
           <w:sz w:val="26"/>
         </w:rPr>
+        <w:t xml:space="preserve">Dominic had not been able to look at the splint. He looked at it now.</w:t>
+      </w:r>
+    </w:p>
+    <w:p>
+      <w:pPr>
+        <w:spacing w:line="400" w:lineRule="auto"/>
+        <w:ind w:firstLine="440"/>
+        <w:jc w:val="both"/>
+        <w:rPr>
+          <w:rFonts w:ascii="Georgia" w:hAnsi="Georgia"/>
+          <w:color w:val="2B2B2B"/>
+          <w:sz w:val="26"/>
+        </w:rPr>
+      </w:pPr>
+      <w:r>
+        <w:rPr>
+          <w:rFonts w:ascii="Georgia" w:hAnsi="Georgia"/>
+          <w:color w:val="2B2B2B"/>
+          <w:sz w:val="26"/>
+        </w:rPr>
+        <w:t xml:space="preserve">“I did that,” he said.</w:t>
+      </w:r>
+    </w:p>
+    <w:p>
+      <w:pPr>
+        <w:spacing w:line="400" w:lineRule="auto"/>
+        <w:ind w:firstLine="440"/>
+        <w:jc w:val="both"/>
+        <w:rPr>
+          <w:rFonts w:ascii="Georgia" w:hAnsi="Georgia"/>
+          <w:color w:val="2B2B2B"/>
+          <w:sz w:val="26"/>
+        </w:rPr>
+      </w:pPr>
+      <w:r>
+        <w:rPr>
+          <w:rFonts w:ascii="Georgia" w:hAnsi="Georgia"/>
+          <w:color w:val="2B2B2B"/>
+          <w:sz w:val="26"/>
+        </w:rPr>
+        <w:t xml:space="preserve">“It did that,” said Nora. “You stopped.”</w:t>
+      </w:r>
+    </w:p>
+    <w:p>
+      <w:pPr>
+        <w:spacing w:line="400" w:lineRule="auto"/>
+        <w:ind w:firstLine="440"/>
+        <w:jc w:val="both"/>
+        <w:rPr>
+          <w:rFonts w:ascii="Georgia" w:hAnsi="Georgia"/>
+          <w:color w:val="2B2B2B"/>
+          <w:sz w:val="26"/>
+        </w:rPr>
+      </w:pPr>
+      <w:r>
+        <w:rPr>
+          <w:rFonts w:ascii="Georgia" w:hAnsi="Georgia"/>
+          <w:color w:val="2B2B2B"/>
+          <w:sz w:val="26"/>
+        </w:rPr>
+        <w:t xml:space="preserve">“I felt it. Your wrist. Like it was a long way off, in somebody else’s hand, and I couldn’t —” He stopped. Mabs put her hand flat on his chest, and he let the sentence go.</w:t>
+      </w:r>
+    </w:p>
+    <w:p>
+      <w:pPr>
+        <w:spacing w:line="400" w:lineRule="auto"/>
+        <w:ind w:firstLine="440"/>
+        <w:jc w:val="both"/>
+        <w:rPr>
+          <w:rFonts w:ascii="Georgia" w:hAnsi="Georgia"/>
+          <w:color w:val="2B2B2B"/>
+          <w:sz w:val="26"/>
+        </w:rPr>
+      </w:pPr>
+      <w:r>
+        <w:rPr>
+          <w:rFonts w:ascii="Georgia" w:hAnsi="Georgia"/>
+          <w:color w:val="2B2B2B"/>
+          <w:sz w:val="26"/>
+        </w:rPr>
         <w:t xml:space="preserve">“I remember it,” Dominic said at last. “I want you to know that. Both of you. I remember all of it.” He was looking at the place in the west where the sun had gone down. “I remember standing up. I remember the floor. It wasn’t this floor. It was soft. And there was a corridor, and a lot of people in it, all walking the same way, and I was one of them. And I was looking for a door.” He swallowed. “And then I heard you. Nora. I heard you say my name. And Mabs. And pancakes.” He almost laughed. “I heard you say pancakes, and I thought: that’s not in the plan. And everybody in the corridor stopped.”</w:t>
       </w:r>
     </w:p>
@@ -41045,7 +43064,7 @@
           <w:color w:val="2B2B2B"/>
           <w:sz w:val="26"/>
         </w:rPr>
-        <w:t xml:space="preserve">She took it. She did not open it. She put it over her own shoulder, and then she put her arms around him, there in the empty concourse among the rolling cups and the lost eclipse glasses, and held on, and after a moment, very carefully, because of the shoulder, he held on too.</w:t>
+        <w:t xml:space="preserve">She took it. She did not open it. She put it over her own shoulder, and then she put her arms around him, there in the empty concourse among the rolling cups and the lost eclipse glasses, and held on, and after a moment, very carefully, because of his shoulder and her wrist, he held on too.</w:t>
       </w:r>
     </w:p>
     <w:p>
@@ -41304,7 +43323,7 @@
           <w:color w:val="2B2B2B"/>
           <w:sz w:val="26"/>
         </w:rPr>
-        <w:t xml:space="preserve">“Halvorsen is usually right.” A sail winked out overhead. “Buchanan will want my license.”</w:t>
+        <w:t xml:space="preserve">“Halvorsen is usually right.” A sail winked out overhead. “Buchanan will want my license. My board will want my head. I disobeyed a written instruction from a government that owns a third of my launch contracts, in front of witnesses.” He did not sound sorry. “One of them is going to get what they want.”</w:t>
       </w:r>
     </w:p>
     <w:p>
@@ -41892,7 +43911,7 @@
           <w:color w:val="2B2B2B"/>
           <w:sz w:val="26"/>
         </w:rPr>
-        <w:t xml:space="preserve">Dana read it at the long table on the fourth floor, under the same bad light, with Halvorsen on her left and Cole’s empty chair on her right. Cole had been reassigned the week before to a liaison post in a country with a great deal of weather. She read the appendix that listed a hundred and twelve seat numbers and called them a “crowd-movement incident, heat-related.” She read the paragraph about the Indiana subject, who was not named, and the paragraph about the technician, “a contractor detained on unrelated immigration grounds and subsequently transferred to medical care.” She read the line that recorded, in the passive voice institutions use when they have done something right and are embarrassed by it, that “a verbal communication was made in good faith by a member of the public and was subsequently acknowledged.”</w:t>
+        <w:t xml:space="preserve">Dana read it at the long table on the fourth floor, with Halvorsen on her left and Cole’s empty chair on her right; Cole had been reassigned, after a short inquiry into a laptop, to a liaison post in a country with a great deal of weather. The appendix listed a hundred and twelve seat numbers as a “crowd-movement incident, heat-related.” The technician was “a contractor detained on unrelated immigration grounds.” Warren’s ribs had been “sustained in a fall.” And one line recorded, in the passive voice institutions use when they have done something right and are embarrassed by it, that “a verbal communication was made in good faith by a member of the public and was subsequently acknowledged.”</w:t>
       </w:r>
     </w:p>
     <w:p>
@@ -41932,67 +43951,7 @@
           <w:color w:val="2B2B2B"/>
           <w:sz w:val="26"/>
         </w:rPr>
-        <w:t xml:space="preserve">Before she could decide about it, Colonel Buchanan stood up at the far end of the table and put a second document on top of the first.</w:t>
-      </w:r>
-    </w:p>
-    <w:p>
-      <w:pPr>
-        <w:spacing w:line="400" w:lineRule="auto"/>
-        <w:ind w:firstLine="440"/>
-        <w:jc w:val="both"/>
-        <w:rPr>
-          <w:rFonts w:ascii="Georgia" w:hAnsi="Georgia"/>
-          <w:color w:val="2B2B2B"/>
-          <w:sz w:val="26"/>
-        </w:rPr>
-      </w:pPr>
-      <w:r>
-        <w:rPr>
-          <w:rFonts w:ascii="Georgia" w:hAnsi="Georgia"/>
-          <w:color w:val="2B2B2B"/>
-          <w:sz w:val="26"/>
-        </w:rPr>
-        <w:t xml:space="preserve">“Before we sign the past,” she said, “I’d like us to sign the future.”</w:t>
-      </w:r>
-    </w:p>
-    <w:p>
-      <w:pPr>
-        <w:spacing w:line="400" w:lineRule="auto"/>
-        <w:ind w:firstLine="440"/>
-        <w:jc w:val="both"/>
-        <w:rPr>
-          <w:rFonts w:ascii="Georgia" w:hAnsi="Georgia"/>
-          <w:color w:val="2B2B2B"/>
-          <w:sz w:val="26"/>
-        </w:rPr>
-      </w:pPr>
-      <w:r>
-        <w:rPr>
-          <w:rFonts w:ascii="Georgia" w:hAnsi="Georgia"/>
-          <w:color w:val="2B2B2B"/>
-          <w:sz w:val="26"/>
-        </w:rPr>
-        <w:t xml:space="preserve">CONTINGENT ILLUMINATION, it said, in capitals. Next August there would be another eclipse, over the south of Spain and North Africa, six minutes of totality over Luxor. The same constellation, from the same orbits, at higher power, would carry a prepared statement into every implant in the footprint at once. A message of peace. Professionally drafted. Translated into the ship’s language by Mr. Feld, if he would agree. Read, on the American side, by a person of suitable rank.</w:t>
-      </w:r>
-    </w:p>
-    <w:p>
-      <w:pPr>
-        <w:spacing w:line="400" w:lineRule="auto"/>
-        <w:ind w:firstLine="440"/>
-        <w:jc w:val="both"/>
-        <w:rPr>
-          <w:rFonts w:ascii="Georgia" w:hAnsi="Georgia"/>
-          <w:color w:val="2B2B2B"/>
-          <w:sz w:val="26"/>
-        </w:rPr>
-      </w:pPr>
-      <w:r>
-        <w:rPr>
-          <w:rFonts w:ascii="Georgia" w:hAnsi="Georgia"/>
-          <w:color w:val="2B2B2B"/>
-          <w:sz w:val="26"/>
-        </w:rPr>
-        <w:t xml:space="preserve">Duval stopped rolling his cigarette. Berthold reached for his triplicate. It was, Dana thought, the most reasonable thing Buchanan had ever proposed. Nobody would be burned. Nobody would be taken. A great many people would be spoken to, very clearly, at once.</w:t>
+        <w:t xml:space="preserve">Before she could decide about it, Colonel Buchanan stood and put a second document on top of the first. CONTINGENT ILLUMINATION, it said. Next August, at the eclipse over southern Spain and North Africa, the same constellation at higher power would carry a prepared message of peace into every implant in the footprint at once: professionally drafted, translated by Mr. Feld if he would agree, and read by a person of suitable rank. Nobody would be burned. Nobody would be taken. A great many people would be spoken to, very clearly, at once.</w:t>
       </w:r>
     </w:p>
     <w:p>
@@ -42072,66 +44031,6 @@
           <w:color w:val="2B2B2B"/>
           <w:sz w:val="26"/>
         </w:rPr>
-        <w:t xml:space="preserve">“With respect, Director-General, that is a reading of one event.”</w:t>
-      </w:r>
-    </w:p>
-    <w:p>
-      <w:pPr>
-        <w:spacing w:line="400" w:lineRule="auto"/>
-        <w:ind w:firstLine="440"/>
-        <w:jc w:val="both"/>
-        <w:rPr>
-          <w:rFonts w:ascii="Georgia" w:hAnsi="Georgia"/>
-          <w:color w:val="2B2B2B"/>
-          <w:sz w:val="26"/>
-        </w:rPr>
-      </w:pPr>
-      <w:r>
-        <w:rPr>
-          <w:rFonts w:ascii="Georgia" w:hAnsi="Georgia"/>
-          <w:color w:val="2B2B2B"/>
-          <w:sz w:val="26"/>
-        </w:rPr>
-        <w:t xml:space="preserve">“It is the only event we have.”</w:t>
-      </w:r>
-    </w:p>
-    <w:p>
-      <w:pPr>
-        <w:spacing w:line="400" w:lineRule="auto"/>
-        <w:ind w:firstLine="440"/>
-        <w:jc w:val="both"/>
-        <w:rPr>
-          <w:rFonts w:ascii="Georgia" w:hAnsi="Georgia"/>
-          <w:color w:val="2B2B2B"/>
-          <w:sz w:val="26"/>
-        </w:rPr>
-      </w:pPr>
-      <w:r>
-        <w:rPr>
-          <w:rFonts w:ascii="Georgia" w:hAnsi="Georgia"/>
-          <w:color w:val="2B2B2B"/>
-          <w:sz w:val="26"/>
-        </w:rPr>
-        <w:t xml:space="preserve">Buchanan looked down the table for support and found Feld, in a borrowed chair against the wall, looking at his hands. Feld had been asked to translate a great many things that month. He had not been asked whether he wanted to translate this one. He said so, mildly, and Buchanan, to her credit, heard it.</w:t>
-      </w:r>
-    </w:p>
-    <w:p>
-      <w:pPr>
-        <w:spacing w:line="400" w:lineRule="auto"/>
-        <w:ind w:firstLine="440"/>
-        <w:jc w:val="both"/>
-        <w:rPr>
-          <w:rFonts w:ascii="Georgia" w:hAnsi="Georgia"/>
-          <w:color w:val="2B2B2B"/>
-          <w:sz w:val="26"/>
-        </w:rPr>
-      </w:pPr>
-      <w:r>
-        <w:rPr>
-          <w:rFonts w:ascii="Georgia" w:hAnsi="Georgia"/>
-          <w:color w:val="2B2B2B"/>
-          <w:sz w:val="26"/>
-        </w:rPr>
         <w:t xml:space="preserve">Whitcombe, who had said nothing, uncapped a fountain pen, which was against every regulation the building possessed, and wrote a line in the margin of the proposal, and slid it down the table to the colonel as if passing the salt.</w:t>
       </w:r>
     </w:p>
@@ -42172,27 +44071,7 @@
           <w:color w:val="2B2B2B"/>
           <w:sz w:val="26"/>
         </w:rPr>
-        <w:t xml:space="preserve">Buchanan read it. She did not argue. She sat down, and squared the proposal against the edge of the table, and Dana, who had watched her stand at attention in a trailer in front of nobody, thought it was possible that the colonel had wanted to be refused, so that the refusal would be on the record and not in her.</w:t>
-      </w:r>
-    </w:p>
-    <w:p>
-      <w:pPr>
-        <w:spacing w:line="400" w:lineRule="auto"/>
-        <w:ind w:firstLine="440"/>
-        <w:jc w:val="both"/>
-        <w:rPr>
-          <w:rFonts w:ascii="Georgia" w:hAnsi="Georgia"/>
-          <w:color w:val="2B2B2B"/>
-          <w:sz w:val="26"/>
-        </w:rPr>
-      </w:pPr>
-      <w:r>
-        <w:rPr>
-          <w:rFonts w:ascii="Georgia" w:hAnsi="Georgia"/>
-          <w:color w:val="2B2B2B"/>
-          <w:sz w:val="26"/>
-        </w:rPr>
-        <w:t xml:space="preserve">The proposal was withdrawn that afternoon. By October somebody had photocopied Whitcombe’s note and taped it above the vending machine on the fourth floor. Nobody admitted to it. Nobody took it down.</w:t>
+        <w:t xml:space="preserve">Buchanan read it, and sat down. Dana thought it possible that the colonel had wanted to be refused, so that the refusal would be on the record and not in her. The proposal was withdrawn that afternoon, and by October someone had taped a photocopy of Whitcombe’s note above the vending machine.</w:t>
       </w:r>
     </w:p>
     <w:p>
@@ -42318,6 +44197,526 @@
     <w:p>
       <w:pPr>
         <w:spacing w:line="400" w:lineRule="auto"/>
+        <w:ind w:firstLine="440"/>
+        <w:jc w:val="both"/>
+        <w:rPr>
+          <w:rFonts w:ascii="Georgia" w:hAnsi="Georgia"/>
+          <w:color w:val="2B2B2B"/>
+          <w:sz w:val="26"/>
+        </w:rPr>
+      </w:pPr>
+      <w:r>
+        <w:rPr>
+          <w:rFonts w:ascii="Georgia" w:hAnsi="Georgia"/>
+          <w:color w:val="2B2B2B"/>
+          <w:sz w:val="26"/>
+        </w:rPr>
+        <w:t xml:space="preserve">The first letters came that same night, at a minute past midnight Brussels time on the first of September, through a reserved channel on Halo’s uplink that four governments monitored and none of them could read.</w:t>
+      </w:r>
+    </w:p>
+    <w:p>
+      <w:pPr>
+        <w:spacing w:line="400" w:lineRule="auto"/>
+        <w:ind w:firstLine="440"/>
+        <w:jc w:val="both"/>
+        <w:rPr>
+          <w:rFonts w:ascii="Georgia" w:hAnsi="Georgia"/>
+          <w:color w:val="2B2B2B"/>
+          <w:sz w:val="26"/>
+        </w:rPr>
+      </w:pPr>
+      <w:r>
+        <w:rPr>
+          <w:rFonts w:ascii="Georgia" w:hAnsi="Georgia"/>
+          <w:color w:val="2B2B2B"/>
+          <w:sz w:val="26"/>
+        </w:rPr>
+        <w:t xml:space="preserve">Dana stayed late because Feld asked her to, in the voice of a man who did not want to be alone with whatever arrived. They sat in his office on the third floor, with a kettle he had bought himself because the building’s tea was a war crime. Kade was on the speakerphone from his kitchen in Aurora. Halo’s board had accepted his resignation on the twentieth, with a statement thanking him for his vision, and he had kept, he said, the phone, the stock, and the tape off one flip cover. Priya was on a second line from Chicago, eating something crunchy.</w:t>
+      </w:r>
+    </w:p>
+    <w:p>
+      <w:pPr>
+        <w:spacing w:line="400" w:lineRule="auto"/>
+        <w:ind w:firstLine="440"/>
+        <w:jc w:val="both"/>
+        <w:rPr>
+          <w:rFonts w:ascii="Georgia" w:hAnsi="Georgia"/>
+          <w:color w:val="2B2B2B"/>
+          <w:sz w:val="26"/>
+        </w:rPr>
+      </w:pPr>
+      <w:r>
+        <w:rPr>
+          <w:rFonts w:ascii="Georgia" w:hAnsi="Georgia"/>
+          <w:color w:val="2B2B2B"/>
+          <w:sz w:val="26"/>
+        </w:rPr>
+        <w:t xml:space="preserve">At 00:01 the printer in the corner woke, considered its options, and produced four pages of angular, looping script, eleven characters to a line.</w:t>
+      </w:r>
+    </w:p>
+    <w:p>
+      <w:pPr>
+        <w:spacing w:line="400" w:lineRule="auto"/>
+        <w:ind w:firstLine="440"/>
+        <w:jc w:val="both"/>
+        <w:rPr>
+          <w:rFonts w:ascii="Georgia" w:hAnsi="Georgia"/>
+          <w:color w:val="2B2B2B"/>
+          <w:sz w:val="26"/>
+        </w:rPr>
+      </w:pPr>
+      <w:r>
+        <w:rPr>
+          <w:rFonts w:ascii="Georgia" w:hAnsi="Georgia"/>
+          <w:color w:val="2B2B2B"/>
+          <w:sz w:val="26"/>
+        </w:rPr>
+        <w:t xml:space="preserve">Feld read them standing up. Dana watched his face do what Nora would have called the weather and what Feld would have called reading.</w:t>
+      </w:r>
+    </w:p>
+    <w:p>
+      <w:pPr>
+        <w:spacing w:line="400" w:lineRule="auto"/>
+        <w:ind w:firstLine="440"/>
+        <w:jc w:val="both"/>
+        <w:rPr>
+          <w:rFonts w:ascii="Georgia" w:hAnsi="Georgia"/>
+          <w:color w:val="2B2B2B"/>
+          <w:sz w:val="26"/>
+        </w:rPr>
+      </w:pPr>
+      <w:r>
+        <w:rPr>
+          <w:rFonts w:ascii="Georgia" w:hAnsi="Georgia"/>
+          <w:color w:val="2B2B2B"/>
+          <w:sz w:val="26"/>
+        </w:rPr>
+        <w:t xml:space="preserve">“The council met for nine days,” he said. “It voted to suspend all taking. Indefinitely. Under the clause.” He sat down rather suddenly. “The margin was narrow but not humiliating. Those are the minutes’ words, not mine. It keeps the implants it has placed, because removing them would require the kind of visit the clause now forbids. And it undertakes —” he stopped, and read it again — “to continue to ask.”</w:t>
+      </w:r>
+    </w:p>
+    <w:p>
+      <w:pPr>
+        <w:spacing w:line="400" w:lineRule="auto"/>
+        <w:ind w:firstLine="440"/>
+        <w:jc w:val="both"/>
+        <w:rPr>
+          <w:rFonts w:ascii="Georgia" w:hAnsi="Georgia"/>
+          <w:color w:val="2B2B2B"/>
+          <w:sz w:val="26"/>
+        </w:rPr>
+      </w:pPr>
+      <w:r>
+        <w:rPr>
+          <w:rFonts w:ascii="Georgia" w:hAnsi="Georgia"/>
+          <w:color w:val="2B2B2B"/>
+          <w:sz w:val="26"/>
+        </w:rPr>
+        <w:t xml:space="preserve">“Ask what?” said Kade.</w:t>
+      </w:r>
+    </w:p>
+    <w:p>
+      <w:pPr>
+        <w:spacing w:line="400" w:lineRule="auto"/>
+        <w:ind w:firstLine="440"/>
+        <w:jc w:val="both"/>
+        <w:rPr>
+          <w:rFonts w:ascii="Georgia" w:hAnsi="Georgia"/>
+          <w:color w:val="2B2B2B"/>
+          <w:sz w:val="26"/>
+        </w:rPr>
+      </w:pPr>
+      <w:r>
+        <w:rPr>
+          <w:rFonts w:ascii="Georgia" w:hAnsi="Georgia"/>
+          <w:color w:val="2B2B2B"/>
+          <w:sz w:val="26"/>
+        </w:rPr>
+        <w:t xml:space="preserve">“Anything. That’s the point of the word.” Feld turned a page. “The motion was proposed by the third seat, harvest committee. Seconded by a member of the old lineage whose name translates as something like she-who-remembers-the-radar. She is a hundred and thirty and has not voted with the foundlings once in forty years.”</w:t>
+      </w:r>
+    </w:p>
+    <w:p>
+      <w:pPr>
+        <w:spacing w:line="400" w:lineRule="auto"/>
+        <w:ind w:firstLine="440"/>
+        <w:jc w:val="both"/>
+        <w:rPr>
+          <w:rFonts w:ascii="Georgia" w:hAnsi="Georgia"/>
+          <w:color w:val="2B2B2B"/>
+          <w:sz w:val="26"/>
+        </w:rPr>
+      </w:pPr>
+      <w:r>
+        <w:rPr>
+          <w:rFonts w:ascii="Georgia" w:hAnsi="Georgia"/>
+          <w:color w:val="2B2B2B"/>
+          <w:sz w:val="26"/>
+        </w:rPr>
+        <w:t xml:space="preserve">“And the Escort,” said Dana. “The man on the tender.”</w:t>
+      </w:r>
+    </w:p>
+    <w:p>
+      <w:pPr>
+        <w:spacing w:line="400" w:lineRule="auto"/>
+        <w:ind w:firstLine="440"/>
+        <w:jc w:val="both"/>
+        <w:rPr>
+          <w:rFonts w:ascii="Georgia" w:hAnsi="Georgia"/>
+          <w:color w:val="2B2B2B"/>
+          <w:sz w:val="26"/>
+        </w:rPr>
+      </w:pPr>
+      <w:r>
+        <w:rPr>
+          <w:rFonts w:ascii="Georgia" w:hAnsi="Georgia"/>
+          <w:color w:val="2B2B2B"/>
+          <w:sz w:val="26"/>
+        </w:rPr>
+        <w:t xml:space="preserve">Feld found the line. The Escort had come before the council on the second night and given an account of two contacts, a podcaster and a wedding videographer. He had been asked whether he would spend his standing that way again. He had said yes. He had been told that he could not, because once was the whole of it, and that the council was nevertheless glad he had. There was also a line about an item belonging to the podcaster, held aboard, which would be returned if he asked for it. Feld read that one twice.</w:t>
+      </w:r>
+    </w:p>
+    <w:p>
+      <w:pPr>
+        <w:spacing w:line="400" w:lineRule="auto"/>
+        <w:ind w:firstLine="440"/>
+        <w:jc w:val="both"/>
+        <w:rPr>
+          <w:rFonts w:ascii="Georgia" w:hAnsi="Georgia"/>
+          <w:color w:val="2B2B2B"/>
+          <w:sz w:val="26"/>
+        </w:rPr>
+      </w:pPr>
+      <w:r>
+        <w:rPr>
+          <w:rFonts w:ascii="Georgia" w:hAnsi="Georgia"/>
+          <w:color w:val="2B2B2B"/>
+          <w:sz w:val="26"/>
+        </w:rPr>
+        <w:t xml:space="preserve">“He’s alive,” said Dana.</w:t>
+      </w:r>
+    </w:p>
+    <w:p>
+      <w:pPr>
+        <w:spacing w:line="400" w:lineRule="auto"/>
+        <w:ind w:firstLine="440"/>
+        <w:jc w:val="both"/>
+        <w:rPr>
+          <w:rFonts w:ascii="Georgia" w:hAnsi="Georgia"/>
+          <w:color w:val="2B2B2B"/>
+          <w:sz w:val="26"/>
+        </w:rPr>
+      </w:pPr>
+      <w:r>
+        <w:rPr>
+          <w:rFonts w:ascii="Georgia" w:hAnsi="Georgia"/>
+          <w:color w:val="2B2B2B"/>
+          <w:sz w:val="26"/>
+        </w:rPr>
+        <w:t xml:space="preserve">“He’s alive and he’s been told off,” said Feld. “On the ship that is very nearly the same thing as a medal.”</w:t>
+      </w:r>
+    </w:p>
+    <w:p>
+      <w:pPr>
+        <w:spacing w:line="400" w:lineRule="auto"/>
+        <w:ind w:firstLine="440"/>
+        <w:jc w:val="both"/>
+        <w:rPr>
+          <w:rFonts w:ascii="Georgia" w:hAnsi="Georgia"/>
+          <w:color w:val="2B2B2B"/>
+          <w:sz w:val="26"/>
+        </w:rPr>
+      </w:pPr>
+      <w:r>
+        <w:rPr>
+          <w:rFonts w:ascii="Georgia" w:hAnsi="Georgia"/>
+          <w:color w:val="2B2B2B"/>
+          <w:sz w:val="26"/>
+        </w:rPr>
+        <w:t xml:space="preserve">The last page was different. It was in a different hand, if a printer could be said to have hands; Feld knew it before he had read a word. It was short. He translated it three times on a legal pad before he would say any of it aloud.</w:t>
+      </w:r>
+    </w:p>
+    <w:p>
+      <w:pPr>
+        <w:spacing w:line="400" w:lineRule="auto"/>
+        <w:ind w:firstLine="440"/>
+        <w:jc w:val="both"/>
+        <w:rPr>
+          <w:rFonts w:ascii="Georgia" w:hAnsi="Georgia"/>
+          <w:color w:val="2B2B2B"/>
+          <w:sz w:val="26"/>
+        </w:rPr>
+      </w:pPr>
+      <w:r>
+        <w:rPr>
+          <w:rFonts w:ascii="Georgia" w:hAnsi="Georgia"/>
+          <w:color w:val="2B2B2B"/>
+          <w:sz w:val="26"/>
+        </w:rPr>
+        <w:t xml:space="preserve">I do not know what to call you, it began. You have carried my name for forty-two years. I find that I am glad someone did. I would like to ask you to keep it.</w:t>
+      </w:r>
+    </w:p>
+    <w:p>
+      <w:pPr>
+        <w:spacing w:line="400" w:lineRule="auto"/>
+        <w:ind w:firstLine="440"/>
+        <w:jc w:val="both"/>
+        <w:rPr>
+          <w:rFonts w:ascii="Georgia" w:hAnsi="Georgia"/>
+          <w:color w:val="2B2B2B"/>
+          <w:sz w:val="26"/>
+        </w:rPr>
+      </w:pPr>
+      <w:r>
+        <w:rPr>
+          <w:rFonts w:ascii="Georgia" w:hAnsi="Georgia"/>
+          <w:color w:val="2B2B2B"/>
+          <w:sz w:val="26"/>
+        </w:rPr>
+        <w:t xml:space="preserve">Nobody on the line said anything. In Chicago, Priya had stopped crunching.</w:t>
+      </w:r>
+    </w:p>
+    <w:p>
+      <w:pPr>
+        <w:spacing w:line="400" w:lineRule="auto"/>
+        <w:ind w:firstLine="440"/>
+        <w:jc w:val="both"/>
+        <w:rPr>
+          <w:rFonts w:ascii="Georgia" w:hAnsi="Georgia"/>
+          <w:color w:val="2B2B2B"/>
+          <w:sz w:val="26"/>
+        </w:rPr>
+      </w:pPr>
+      <w:r>
+        <w:rPr>
+          <w:rFonts w:ascii="Georgia" w:hAnsi="Georgia"/>
+          <w:color w:val="2B2B2B"/>
+          <w:sz w:val="26"/>
+        </w:rPr>
+        <w:t xml:space="preserve">“There’s a procedural note at the bottom,” said Feld eventually, in a voice that was trying very hard to be about procedure. “The clause runs both ways now. On the night the letters come, the line to anyone who carried stays open. Long enough for one sentence. In the asker’s own words. Through the one who carried.”</w:t>
+      </w:r>
+    </w:p>
+    <w:p>
+      <w:pPr>
+        <w:spacing w:line="400" w:lineRule="auto"/>
+        <w:ind w:firstLine="440"/>
+        <w:jc w:val="both"/>
+        <w:rPr>
+          <w:rFonts w:ascii="Georgia" w:hAnsi="Georgia"/>
+          <w:color w:val="2B2B2B"/>
+          <w:sz w:val="26"/>
+        </w:rPr>
+      </w:pPr>
+      <w:r>
+        <w:rPr>
+          <w:rFonts w:ascii="Georgia" w:hAnsi="Georgia"/>
+          <w:color w:val="2B2B2B"/>
+          <w:sz w:val="26"/>
+        </w:rPr>
+        <w:t xml:space="preserve">“Anyone who carried,” said Kade slowly. “How many people carried?”</w:t>
+      </w:r>
+    </w:p>
+    <w:p>
+      <w:pPr>
+        <w:spacing w:line="400" w:lineRule="auto"/>
+        <w:ind w:firstLine="440"/>
+        <w:jc w:val="both"/>
+        <w:rPr>
+          <w:rFonts w:ascii="Georgia" w:hAnsi="Georgia"/>
+          <w:color w:val="2B2B2B"/>
+          <w:sz w:val="26"/>
+        </w:rPr>
+      </w:pPr>
+      <w:r>
+        <w:rPr>
+          <w:rFonts w:ascii="Georgia" w:hAnsi="Georgia"/>
+          <w:color w:val="2B2B2B"/>
+          <w:sz w:val="26"/>
+        </w:rPr>
+        <w:t xml:space="preserve">Feld looked at Dana.</w:t>
+      </w:r>
+    </w:p>
+    <w:p>
+      <w:pPr>
+        <w:spacing w:line="400" w:lineRule="auto"/>
+        <w:ind w:firstLine="440"/>
+        <w:jc w:val="both"/>
+        <w:rPr>
+          <w:rFonts w:ascii="Georgia" w:hAnsi="Georgia"/>
+          <w:color w:val="2B2B2B"/>
+          <w:sz w:val="26"/>
+        </w:rPr>
+      </w:pPr>
+      <w:r>
+        <w:rPr>
+          <w:rFonts w:ascii="Georgia" w:hAnsi="Georgia"/>
+          <w:color w:val="2B2B2B"/>
+          <w:sz w:val="26"/>
+        </w:rPr>
+        <w:t xml:space="preserve">“One,” said Dana. “A schoolteacher in Indiana.”</w:t>
+      </w:r>
+    </w:p>
+    <w:p>
+      <w:pPr>
+        <w:spacing w:line="400" w:lineRule="auto"/>
+        <w:ind w:firstLine="440"/>
+        <w:jc w:val="both"/>
+        <w:rPr>
+          <w:rFonts w:ascii="Georgia" w:hAnsi="Georgia"/>
+          <w:color w:val="2B2B2B"/>
+          <w:sz w:val="26"/>
+        </w:rPr>
+      </w:pPr>
+      <w:r>
+        <w:rPr>
+          <w:rFonts w:ascii="Georgia" w:hAnsi="Georgia"/>
+          <w:color w:val="2B2B2B"/>
+          <w:sz w:val="26"/>
+        </w:rPr>
+        <w:t xml:space="preserve">“Who has an appointment in Leuven,” said Kade, “if he wants it. Halvorsen’s offered all of them the surgery.”</w:t>
+      </w:r>
+    </w:p>
+    <w:p>
+      <w:pPr>
+        <w:spacing w:line="400" w:lineRule="auto"/>
+        <w:ind w:firstLine="440"/>
+        <w:jc w:val="both"/>
+        <w:rPr>
+          <w:rFonts w:ascii="Georgia" w:hAnsi="Georgia"/>
+          <w:color w:val="2B2B2B"/>
+          <w:sz w:val="26"/>
+        </w:rPr>
+      </w:pPr>
+      <w:r>
+        <w:rPr>
+          <w:rFonts w:ascii="Georgia" w:hAnsi="Georgia"/>
+          <w:color w:val="2B2B2B"/>
+          <w:sz w:val="26"/>
+        </w:rPr>
+        <w:t xml:space="preserve">“The hospital is very good,” said Feld. “I can recommend the jars.”</w:t>
+      </w:r>
+    </w:p>
+    <w:p>
+      <w:pPr>
+        <w:spacing w:line="400" w:lineRule="auto"/>
+        <w:ind w:firstLine="440"/>
+        <w:jc w:val="both"/>
+        <w:rPr>
+          <w:rFonts w:ascii="Georgia" w:hAnsi="Georgia"/>
+          <w:color w:val="2B2B2B"/>
+          <w:sz w:val="26"/>
+        </w:rPr>
+      </w:pPr>
+      <w:r>
+        <w:rPr>
+          <w:rFonts w:ascii="Georgia" w:hAnsi="Georgia"/>
+          <w:color w:val="2B2B2B"/>
+          <w:sz w:val="26"/>
+        </w:rPr>
+        <w:t xml:space="preserve">“Then it’s his,” said Dana. “He gets told. He decides.”</w:t>
+      </w:r>
+    </w:p>
+    <w:p>
+      <w:pPr>
+        <w:spacing w:line="400" w:lineRule="auto"/>
+        <w:ind w:firstLine="440"/>
+        <w:jc w:val="both"/>
+        <w:rPr>
+          <w:rFonts w:ascii="Georgia" w:hAnsi="Georgia"/>
+          <w:color w:val="2B2B2B"/>
+          <w:sz w:val="26"/>
+        </w:rPr>
+      </w:pPr>
+      <w:r>
+        <w:rPr>
+          <w:rFonts w:ascii="Georgia" w:hAnsi="Georgia"/>
+          <w:color w:val="2B2B2B"/>
+          <w:sz w:val="26"/>
+        </w:rPr>
+        <w:t xml:space="preserve">“One more thing,” said Priya. “The channel leaks. The tender’s old transmitters bleed onto shortwave when they’re driven hard, and that’s what Huff has been hearing since June. I’m putting in my report that he’s not a crank. He’s a receiver.”</w:t>
+      </w:r>
+    </w:p>
+    <w:p>
+      <w:pPr>
+        <w:spacing w:line="400" w:lineRule="auto"/>
+        <w:ind w:firstLine="440"/>
+        <w:jc w:val="both"/>
+        <w:rPr>
+          <w:rFonts w:ascii="Georgia" w:hAnsi="Georgia"/>
+          <w:color w:val="2B2B2B"/>
+          <w:sz w:val="26"/>
+        </w:rPr>
+      </w:pPr>
+      <w:r>
+        <w:rPr>
+          <w:rFonts w:ascii="Georgia" w:hAnsi="Georgia"/>
+          <w:color w:val="2B2B2B"/>
+          <w:sz w:val="26"/>
+        </w:rPr>
+        <w:t xml:space="preserve">Kade cleared his throat on the speakerphone. “For the record,” he said, “the new chief executive has had a fourth switch put in the feed closet at every Halo ground station. It doesn’t do anything. It has a cover. The tape on it says ASK FIRST. It was the one condition I made.” A pause. “The original’s in an evidence box in your building. I found I missed it.”</w:t>
+      </w:r>
+    </w:p>
+    <w:p>
+      <w:pPr>
+        <w:spacing w:line="400" w:lineRule="auto"/>
+        <w:ind w:firstLine="440"/>
+        <w:jc w:val="both"/>
+        <w:rPr>
+          <w:rFonts w:ascii="Georgia" w:hAnsi="Georgia"/>
+          <w:color w:val="2B2B2B"/>
+          <w:sz w:val="26"/>
+        </w:rPr>
+      </w:pPr>
+      <w:r>
+        <w:rPr>
+          <w:rFonts w:ascii="Georgia" w:hAnsi="Georgia"/>
+          <w:color w:val="2B2B2B"/>
+          <w:sz w:val="26"/>
+        </w:rPr>
+        <w:t xml:space="preserve">“And Milo?” said Dana.</w:t>
+      </w:r>
+    </w:p>
+    <w:p>
+      <w:pPr>
+        <w:spacing w:line="400" w:lineRule="auto"/>
+        <w:ind w:firstLine="440"/>
+        <w:jc w:val="both"/>
+        <w:rPr>
+          <w:rFonts w:ascii="Georgia" w:hAnsi="Georgia"/>
+          <w:color w:val="2B2B2B"/>
+          <w:sz w:val="26"/>
+        </w:rPr>
+      </w:pPr>
+      <w:r>
+        <w:rPr>
+          <w:rFonts w:ascii="Georgia" w:hAnsi="Georgia"/>
+          <w:color w:val="2B2B2B"/>
+          <w:sz w:val="26"/>
+        </w:rPr>
+        <w:t xml:space="preserve">“Home. Back at school. He’s been told absolutely nothing and he’s left me a note on the refrigerator about it.” Kade read it to them, in the flat voice of a man reading his own sentence. “Dad. The ring was cool. The gravy was a crime. Why is it always one plane.”</w:t>
+      </w:r>
+    </w:p>
+    <w:p>
+      <w:pPr>
+        <w:spacing w:line="400" w:lineRule="auto"/>
+        <w:ind w:firstLine="440"/>
+        <w:jc w:val="both"/>
+        <w:rPr>
+          <w:rFonts w:ascii="Georgia" w:hAnsi="Georgia"/>
+          <w:color w:val="2B2B2B"/>
+          <w:sz w:val="26"/>
+        </w:rPr>
+      </w:pPr>
+      <w:r>
+        <w:rPr>
+          <w:rFonts w:ascii="Georgia" w:hAnsi="Georgia"/>
+          <w:color w:val="2B2B2B"/>
+          <w:sz w:val="26"/>
+        </w:rPr>
+        <w:t xml:space="preserve">Feld wrote his reply that night, in rough, before he made it formal. It said: Yes. And: Thank you for asking. And: I have been told I sign my sevens the way you do.</w:t>
+      </w:r>
+    </w:p>
+    <w:p>
+      <w:pPr>
+        <w:spacing w:line="400" w:lineRule="auto"/>
         <w:jc w:val="center"/>
         <w:rPr>
           <w:rFonts w:ascii="Georgia" w:hAnsi="Georgia"/>
@@ -42351,527 +44750,653 @@
           <w:color w:val="2B2B2B"/>
           <w:sz w:val="26"/>
         </w:rPr>
-        <w:t xml:space="preserve">The first letters came the next night, on the first of September, at a minute past midnight Brussels time, through a reserved channel on Halo’s uplink that Kade kept clear and logged and that four governments monitored and none of them could read.</w:t>
-      </w:r>
-    </w:p>
-    <w:p>
-      <w:pPr>
-        <w:spacing w:line="400" w:lineRule="auto"/>
-        <w:ind w:firstLine="440"/>
-        <w:jc w:val="both"/>
-        <w:rPr>
-          <w:rFonts w:ascii="Georgia" w:hAnsi="Georgia"/>
-          <w:color w:val="2B2B2B"/>
-          <w:sz w:val="26"/>
-        </w:rPr>
-      </w:pPr>
-      <w:r>
-        <w:rPr>
-          <w:rFonts w:ascii="Georgia" w:hAnsi="Georgia"/>
-          <w:color w:val="2B2B2B"/>
-          <w:sz w:val="26"/>
-        </w:rPr>
-        <w:t xml:space="preserve">Dana had stayed in Brussels an extra day because Feld had asked her to, in the voice of a man who did not want to be alone with whatever arrived. They sat in his office on the third floor, which had a window over the Leopold Park and a kettle he had bought himself because the building’s tea was a war crime. Kade was on the speakerphone from Aurora, where it was four in the afternoon. Priya was on a second line from Chicago, eating something crunchy.</w:t>
-      </w:r>
-    </w:p>
-    <w:p>
-      <w:pPr>
-        <w:spacing w:line="400" w:lineRule="auto"/>
-        <w:ind w:firstLine="440"/>
-        <w:jc w:val="both"/>
-        <w:rPr>
-          <w:rFonts w:ascii="Georgia" w:hAnsi="Georgia"/>
-          <w:color w:val="2B2B2B"/>
-          <w:sz w:val="26"/>
-        </w:rPr>
-      </w:pPr>
-      <w:r>
-        <w:rPr>
-          <w:rFonts w:ascii="Georgia" w:hAnsi="Georgia"/>
-          <w:color w:val="2B2B2B"/>
-          <w:sz w:val="26"/>
-        </w:rPr>
-        <w:t xml:space="preserve">At 00:01 the printer in the corner woke, considered its options, and produced four pages of angular, looping script, eleven characters to a line.</w:t>
-      </w:r>
-    </w:p>
-    <w:p>
-      <w:pPr>
-        <w:spacing w:line="400" w:lineRule="auto"/>
-        <w:ind w:firstLine="440"/>
-        <w:jc w:val="both"/>
-        <w:rPr>
-          <w:rFonts w:ascii="Georgia" w:hAnsi="Georgia"/>
-          <w:color w:val="2B2B2B"/>
-          <w:sz w:val="26"/>
-        </w:rPr>
-      </w:pPr>
-      <w:r>
-        <w:rPr>
-          <w:rFonts w:ascii="Georgia" w:hAnsi="Georgia"/>
-          <w:color w:val="2B2B2B"/>
-          <w:sz w:val="26"/>
-        </w:rPr>
-        <w:t xml:space="preserve">Feld read them standing up. Dana watched his face do what Nora would have called the weather and what Feld would have called reading.</w:t>
-      </w:r>
-    </w:p>
-    <w:p>
-      <w:pPr>
-        <w:spacing w:line="400" w:lineRule="auto"/>
-        <w:ind w:firstLine="440"/>
-        <w:jc w:val="both"/>
-        <w:rPr>
-          <w:rFonts w:ascii="Georgia" w:hAnsi="Georgia"/>
-          <w:color w:val="2B2B2B"/>
-          <w:sz w:val="26"/>
-        </w:rPr>
-      </w:pPr>
-      <w:r>
-        <w:rPr>
-          <w:rFonts w:ascii="Georgia" w:hAnsi="Georgia"/>
-          <w:color w:val="2B2B2B"/>
-          <w:sz w:val="26"/>
-        </w:rPr>
-        <w:t xml:space="preserve">“The council met for nine days,” he said. “It voted to suspend all taking. Indefinitely. Under the clause.” He sat down rather suddenly. “The margin was narrow but not humiliating. Those are the minutes’ words, not mine. It keeps the implants it has placed, because removing them would require the kind of visit the clause now forbids. And it undertakes —” he stopped, and read it again — “to continue to ask.”</w:t>
-      </w:r>
-    </w:p>
-    <w:p>
-      <w:pPr>
-        <w:spacing w:line="400" w:lineRule="auto"/>
-        <w:ind w:firstLine="440"/>
-        <w:jc w:val="both"/>
-        <w:rPr>
-          <w:rFonts w:ascii="Georgia" w:hAnsi="Georgia"/>
-          <w:color w:val="2B2B2B"/>
-          <w:sz w:val="26"/>
-        </w:rPr>
-      </w:pPr>
-      <w:r>
-        <w:rPr>
-          <w:rFonts w:ascii="Georgia" w:hAnsi="Georgia"/>
-          <w:color w:val="2B2B2B"/>
-          <w:sz w:val="26"/>
-        </w:rPr>
-        <w:t xml:space="preserve">“Ask what?” said Kade.</w:t>
-      </w:r>
-    </w:p>
-    <w:p>
-      <w:pPr>
-        <w:spacing w:line="400" w:lineRule="auto"/>
-        <w:ind w:firstLine="440"/>
-        <w:jc w:val="both"/>
-        <w:rPr>
-          <w:rFonts w:ascii="Georgia" w:hAnsi="Georgia"/>
-          <w:color w:val="2B2B2B"/>
-          <w:sz w:val="26"/>
-        </w:rPr>
-      </w:pPr>
-      <w:r>
-        <w:rPr>
-          <w:rFonts w:ascii="Georgia" w:hAnsi="Georgia"/>
-          <w:color w:val="2B2B2B"/>
-          <w:sz w:val="26"/>
-        </w:rPr>
-        <w:t xml:space="preserve">“Anything. That’s the point of the word.” Feld turned a page. “The motion was proposed by the third seat, harvest committee. Seconded by a member of the old lineage whose name translates as something like she-who-remembers-the-radar. She is a hundred and thirty and has not voted with the foundlings once in forty years.”</w:t>
-      </w:r>
-    </w:p>
-    <w:p>
-      <w:pPr>
-        <w:spacing w:line="400" w:lineRule="auto"/>
-        <w:ind w:firstLine="440"/>
-        <w:jc w:val="both"/>
-        <w:rPr>
-          <w:rFonts w:ascii="Georgia" w:hAnsi="Georgia"/>
-          <w:color w:val="2B2B2B"/>
-          <w:sz w:val="26"/>
-        </w:rPr>
-      </w:pPr>
-      <w:r>
-        <w:rPr>
-          <w:rFonts w:ascii="Georgia" w:hAnsi="Georgia"/>
-          <w:color w:val="2B2B2B"/>
-          <w:sz w:val="26"/>
-        </w:rPr>
-        <w:t xml:space="preserve">“Good for her,” said Priya, through crunching.</w:t>
-      </w:r>
-    </w:p>
-    <w:p>
-      <w:pPr>
-        <w:spacing w:line="400" w:lineRule="auto"/>
-        <w:ind w:firstLine="440"/>
-        <w:jc w:val="both"/>
-        <w:rPr>
-          <w:rFonts w:ascii="Georgia" w:hAnsi="Georgia"/>
-          <w:color w:val="2B2B2B"/>
-          <w:sz w:val="26"/>
-        </w:rPr>
-      </w:pPr>
-      <w:r>
-        <w:rPr>
-          <w:rFonts w:ascii="Georgia" w:hAnsi="Georgia"/>
-          <w:color w:val="2B2B2B"/>
-          <w:sz w:val="26"/>
-        </w:rPr>
-        <w:t xml:space="preserve">“And the Escort,” said Dana. “The man on the tender.”</w:t>
-      </w:r>
-    </w:p>
-    <w:p>
-      <w:pPr>
-        <w:spacing w:line="400" w:lineRule="auto"/>
-        <w:ind w:firstLine="440"/>
-        <w:jc w:val="both"/>
-        <w:rPr>
-          <w:rFonts w:ascii="Georgia" w:hAnsi="Georgia"/>
-          <w:color w:val="2B2B2B"/>
-          <w:sz w:val="26"/>
-        </w:rPr>
-      </w:pPr>
-      <w:r>
-        <w:rPr>
-          <w:rFonts w:ascii="Georgia" w:hAnsi="Georgia"/>
-          <w:color w:val="2B2B2B"/>
-          <w:sz w:val="26"/>
-        </w:rPr>
-        <w:t xml:space="preserve">Feld found the line. The Escort had come before the council on the second night and given an account of two contacts, a podcaster and a wedding videographer. He had been asked whether he would spend his standing that way again. He had said yes. He had been told that he could not, because once was the whole of it, and that the council was nevertheless glad he had.</w:t>
-      </w:r>
-    </w:p>
-    <w:p>
-      <w:pPr>
-        <w:spacing w:line="400" w:lineRule="auto"/>
-        <w:ind w:firstLine="440"/>
-        <w:jc w:val="both"/>
-        <w:rPr>
-          <w:rFonts w:ascii="Georgia" w:hAnsi="Georgia"/>
-          <w:color w:val="2B2B2B"/>
-          <w:sz w:val="26"/>
-        </w:rPr>
-      </w:pPr>
-      <w:r>
-        <w:rPr>
-          <w:rFonts w:ascii="Georgia" w:hAnsi="Georgia"/>
-          <w:color w:val="2B2B2B"/>
-          <w:sz w:val="26"/>
-        </w:rPr>
-        <w:t xml:space="preserve">“He’s alive,” said Dana.</w:t>
-      </w:r>
-    </w:p>
-    <w:p>
-      <w:pPr>
-        <w:spacing w:line="400" w:lineRule="auto"/>
-        <w:ind w:firstLine="440"/>
-        <w:jc w:val="both"/>
-        <w:rPr>
-          <w:rFonts w:ascii="Georgia" w:hAnsi="Georgia"/>
-          <w:color w:val="2B2B2B"/>
-          <w:sz w:val="26"/>
-        </w:rPr>
-      </w:pPr>
-      <w:r>
-        <w:rPr>
-          <w:rFonts w:ascii="Georgia" w:hAnsi="Georgia"/>
-          <w:color w:val="2B2B2B"/>
-          <w:sz w:val="26"/>
-        </w:rPr>
-        <w:t xml:space="preserve">“He’s alive and he’s been told off,” said Feld. “On the ship that is very nearly the same thing as a medal.”</w:t>
-      </w:r>
-    </w:p>
-    <w:p>
-      <w:pPr>
-        <w:spacing w:line="400" w:lineRule="auto"/>
-        <w:ind w:firstLine="440"/>
-        <w:jc w:val="both"/>
-        <w:rPr>
-          <w:rFonts w:ascii="Georgia" w:hAnsi="Georgia"/>
-          <w:color w:val="2B2B2B"/>
-          <w:sz w:val="26"/>
-        </w:rPr>
-      </w:pPr>
-      <w:r>
-        <w:rPr>
-          <w:rFonts w:ascii="Georgia" w:hAnsi="Georgia"/>
-          <w:color w:val="2B2B2B"/>
-          <w:sz w:val="26"/>
-        </w:rPr>
-        <w:t xml:space="preserve">The last page was different. It was in a different hand, if a printer could be said to have hands; Feld knew it before he had read a word. It was short. He translated it three times on a legal pad before he would say any of it aloud.</w:t>
-      </w:r>
-    </w:p>
-    <w:p>
-      <w:pPr>
-        <w:spacing w:line="400" w:lineRule="auto"/>
-        <w:ind w:firstLine="440"/>
-        <w:jc w:val="both"/>
-        <w:rPr>
-          <w:rFonts w:ascii="Georgia" w:hAnsi="Georgia"/>
-          <w:color w:val="2B2B2B"/>
-          <w:sz w:val="26"/>
-        </w:rPr>
-      </w:pPr>
-      <w:r>
-        <w:rPr>
-          <w:rFonts w:ascii="Georgia" w:hAnsi="Georgia"/>
-          <w:color w:val="2B2B2B"/>
-          <w:sz w:val="26"/>
-        </w:rPr>
-        <w:t xml:space="preserve">I do not know what to call you, it began. You have carried my name for forty-two years. I find that I am glad someone did. I would like to ask you to keep it.</w:t>
-      </w:r>
-    </w:p>
-    <w:p>
-      <w:pPr>
-        <w:spacing w:line="400" w:lineRule="auto"/>
-        <w:ind w:firstLine="440"/>
-        <w:jc w:val="both"/>
-        <w:rPr>
-          <w:rFonts w:ascii="Georgia" w:hAnsi="Georgia"/>
-          <w:color w:val="2B2B2B"/>
-          <w:sz w:val="26"/>
-        </w:rPr>
-      </w:pPr>
-      <w:r>
-        <w:rPr>
-          <w:rFonts w:ascii="Georgia" w:hAnsi="Georgia"/>
-          <w:color w:val="2B2B2B"/>
-          <w:sz w:val="26"/>
-        </w:rPr>
-        <w:t xml:space="preserve">Nobody on the line said anything. In Chicago, Priya had stopped crunching.</w:t>
-      </w:r>
-    </w:p>
-    <w:p>
-      <w:pPr>
-        <w:spacing w:line="400" w:lineRule="auto"/>
-        <w:ind w:firstLine="440"/>
-        <w:jc w:val="both"/>
-        <w:rPr>
-          <w:rFonts w:ascii="Georgia" w:hAnsi="Georgia"/>
-          <w:color w:val="2B2B2B"/>
-          <w:sz w:val="26"/>
-        </w:rPr>
-      </w:pPr>
-      <w:r>
-        <w:rPr>
-          <w:rFonts w:ascii="Georgia" w:hAnsi="Georgia"/>
-          <w:color w:val="2B2B2B"/>
-          <w:sz w:val="26"/>
-        </w:rPr>
-        <w:t xml:space="preserve">“There’s a procedural note at the bottom,” said Feld eventually, in a voice that was trying very hard to be about procedure. “The clause runs both ways now. On the night the letters come, the line to anyone who carried stays open. Long enough for one sentence. In the asker’s own words. Through the one who carried.”</w:t>
-      </w:r>
-    </w:p>
-    <w:p>
-      <w:pPr>
-        <w:spacing w:line="400" w:lineRule="auto"/>
-        <w:ind w:firstLine="440"/>
-        <w:jc w:val="both"/>
-        <w:rPr>
-          <w:rFonts w:ascii="Georgia" w:hAnsi="Georgia"/>
-          <w:color w:val="2B2B2B"/>
-          <w:sz w:val="26"/>
-        </w:rPr>
-      </w:pPr>
-      <w:r>
-        <w:rPr>
-          <w:rFonts w:ascii="Georgia" w:hAnsi="Georgia"/>
-          <w:color w:val="2B2B2B"/>
-          <w:sz w:val="26"/>
-        </w:rPr>
-        <w:t xml:space="preserve">“Anyone who carried,” said Kade slowly. “How many people carried?”</w:t>
-      </w:r>
-    </w:p>
-    <w:p>
-      <w:pPr>
-        <w:spacing w:line="400" w:lineRule="auto"/>
-        <w:ind w:firstLine="440"/>
-        <w:jc w:val="both"/>
-        <w:rPr>
-          <w:rFonts w:ascii="Georgia" w:hAnsi="Georgia"/>
-          <w:color w:val="2B2B2B"/>
-          <w:sz w:val="26"/>
-        </w:rPr>
-      </w:pPr>
-      <w:r>
-        <w:rPr>
-          <w:rFonts w:ascii="Georgia" w:hAnsi="Georgia"/>
-          <w:color w:val="2B2B2B"/>
-          <w:sz w:val="26"/>
-        </w:rPr>
-        <w:t xml:space="preserve">Feld looked at Dana.</w:t>
-      </w:r>
-    </w:p>
-    <w:p>
-      <w:pPr>
-        <w:spacing w:line="400" w:lineRule="auto"/>
-        <w:ind w:firstLine="440"/>
-        <w:jc w:val="both"/>
-        <w:rPr>
-          <w:rFonts w:ascii="Georgia" w:hAnsi="Georgia"/>
-          <w:color w:val="2B2B2B"/>
-          <w:sz w:val="26"/>
-        </w:rPr>
-      </w:pPr>
-      <w:r>
-        <w:rPr>
-          <w:rFonts w:ascii="Georgia" w:hAnsi="Georgia"/>
-          <w:color w:val="2B2B2B"/>
-          <w:sz w:val="26"/>
-        </w:rPr>
-        <w:t xml:space="preserve">“One,” said Dana. “A schoolteacher in Indiana.”</w:t>
-      </w:r>
-    </w:p>
-    <w:p>
-      <w:pPr>
-        <w:spacing w:line="400" w:lineRule="auto"/>
-        <w:ind w:firstLine="440"/>
-        <w:jc w:val="both"/>
-        <w:rPr>
-          <w:rFonts w:ascii="Georgia" w:hAnsi="Georgia"/>
-          <w:color w:val="2B2B2B"/>
-          <w:sz w:val="26"/>
-        </w:rPr>
-      </w:pPr>
-      <w:r>
-        <w:rPr>
-          <w:rFonts w:ascii="Georgia" w:hAnsi="Georgia"/>
-          <w:color w:val="2B2B2B"/>
-          <w:sz w:val="26"/>
-        </w:rPr>
-        <w:t xml:space="preserve">“Who has an appointment in Leuven,” said Kade, “if he wants it. Halvorsen’s offered all of them the surgery. Feld’s is in a jar there.”</w:t>
-      </w:r>
-    </w:p>
-    <w:p>
-      <w:pPr>
-        <w:spacing w:line="400" w:lineRule="auto"/>
-        <w:ind w:firstLine="440"/>
-        <w:jc w:val="both"/>
-        <w:rPr>
-          <w:rFonts w:ascii="Georgia" w:hAnsi="Georgia"/>
-          <w:color w:val="2B2B2B"/>
-          <w:sz w:val="26"/>
-        </w:rPr>
-      </w:pPr>
-      <w:r>
-        <w:rPr>
-          <w:rFonts w:ascii="Georgia" w:hAnsi="Georgia"/>
-          <w:color w:val="2B2B2B"/>
-          <w:sz w:val="26"/>
-        </w:rPr>
-        <w:t xml:space="preserve">“It is a very nice jar,” said Feld.</w:t>
-      </w:r>
-    </w:p>
-    <w:p>
-      <w:pPr>
-        <w:spacing w:line="400" w:lineRule="auto"/>
-        <w:ind w:firstLine="440"/>
-        <w:jc w:val="both"/>
-        <w:rPr>
-          <w:rFonts w:ascii="Georgia" w:hAnsi="Georgia"/>
-          <w:color w:val="2B2B2B"/>
-          <w:sz w:val="26"/>
-        </w:rPr>
-      </w:pPr>
-      <w:r>
-        <w:rPr>
-          <w:rFonts w:ascii="Georgia" w:hAnsi="Georgia"/>
-          <w:color w:val="2B2B2B"/>
-          <w:sz w:val="26"/>
-        </w:rPr>
-        <w:t xml:space="preserve">“Then it’s his,” said Dana. “He gets told. He decides.”</w:t>
-      </w:r>
-    </w:p>
-    <w:p>
-      <w:pPr>
-        <w:spacing w:line="400" w:lineRule="auto"/>
-        <w:ind w:firstLine="440"/>
-        <w:jc w:val="both"/>
-        <w:rPr>
-          <w:rFonts w:ascii="Georgia" w:hAnsi="Georgia"/>
-          <w:color w:val="2B2B2B"/>
-          <w:sz w:val="26"/>
-        </w:rPr>
-      </w:pPr>
-      <w:r>
-        <w:rPr>
-          <w:rFonts w:ascii="Georgia" w:hAnsi="Georgia"/>
-          <w:color w:val="2B2B2B"/>
-          <w:sz w:val="26"/>
-        </w:rPr>
-        <w:t xml:space="preserve">“One more thing,” said Priya. “Sorry. It’s a small thing. It’s a nice thing.” Her keyboard rattled. “The channel leaks. That’s how Huff’s been hearing them since June: the tender’s transmitters are old and patched and badly shielded, and when they drive a signal hard it bleeds onto bands it was never meant to touch, faintly, all over shortwave. Like an old microwave wrecking your Wi-Fi. Nobody on Earth thought to listen for it except one retired man in Indiana with a homemade antenna and nothing but time.” A pause. “I’m putting it in my report. I’m putting in that he’s not a crank. He’s a receiver.”</w:t>
-      </w:r>
-    </w:p>
-    <w:p>
-      <w:pPr>
-        <w:spacing w:line="400" w:lineRule="auto"/>
-        <w:ind w:firstLine="440"/>
-        <w:jc w:val="both"/>
-        <w:rPr>
-          <w:rFonts w:ascii="Georgia" w:hAnsi="Georgia"/>
-          <w:color w:val="2B2B2B"/>
-          <w:sz w:val="26"/>
-        </w:rPr>
-      </w:pPr>
-      <w:r>
-        <w:rPr>
-          <w:rFonts w:ascii="Georgia" w:hAnsi="Georgia"/>
-          <w:color w:val="2B2B2B"/>
-          <w:sz w:val="26"/>
-        </w:rPr>
-        <w:t xml:space="preserve">Kade cleared his throat on the speakerphone. “For the record,” he said, “I’ve had a fourth switch put in the feed closet at every one of my ground stations. It doesn’t do anything. It has a cover. The tape on it says ASK FIRST.” A pause. “The original’s in an evidence box in your building. I found I missed it.”</w:t>
-      </w:r>
-    </w:p>
-    <w:p>
-      <w:pPr>
-        <w:spacing w:line="400" w:lineRule="auto"/>
-        <w:ind w:firstLine="440"/>
-        <w:jc w:val="both"/>
-        <w:rPr>
-          <w:rFonts w:ascii="Georgia" w:hAnsi="Georgia"/>
-          <w:color w:val="2B2B2B"/>
-          <w:sz w:val="26"/>
-        </w:rPr>
-      </w:pPr>
-      <w:r>
-        <w:rPr>
-          <w:rFonts w:ascii="Georgia" w:hAnsi="Georgia"/>
-          <w:color w:val="2B2B2B"/>
-          <w:sz w:val="26"/>
-        </w:rPr>
-        <w:t xml:space="preserve">“And Milo?” said Dana.</w:t>
-      </w:r>
-    </w:p>
-    <w:p>
-      <w:pPr>
-        <w:spacing w:line="400" w:lineRule="auto"/>
-        <w:ind w:firstLine="440"/>
-        <w:jc w:val="both"/>
-        <w:rPr>
-          <w:rFonts w:ascii="Georgia" w:hAnsi="Georgia"/>
-          <w:color w:val="2B2B2B"/>
-          <w:sz w:val="26"/>
-        </w:rPr>
-      </w:pPr>
-      <w:r>
-        <w:rPr>
-          <w:rFonts w:ascii="Georgia" w:hAnsi="Georgia"/>
-          <w:color w:val="2B2B2B"/>
-          <w:sz w:val="26"/>
-        </w:rPr>
-        <w:t xml:space="preserve">“Home. Back at school. He’s been told absolutely nothing and he’s left me a note on the refrigerator about it.” Kade read it to them, in the flat voice of a man reading his own sentence. “Dad. The ring was cool. The gravy was a crime. Why is it always one plane.”</w:t>
-      </w:r>
-    </w:p>
-    <w:p>
-      <w:pPr>
-        <w:spacing w:line="400" w:lineRule="auto"/>
-        <w:ind w:firstLine="440"/>
-        <w:jc w:val="both"/>
-        <w:rPr>
-          <w:rFonts w:ascii="Georgia" w:hAnsi="Georgia"/>
-          <w:color w:val="2B2B2B"/>
-          <w:sz w:val="26"/>
-        </w:rPr>
-      </w:pPr>
-      <w:r>
-        <w:rPr>
-          <w:rFonts w:ascii="Georgia" w:hAnsi="Georgia"/>
-          <w:color w:val="2B2B2B"/>
-          <w:sz w:val="26"/>
-        </w:rPr>
-        <w:t xml:space="preserve">Feld wrote his reply that night, in rough, before he made it formal. It said: Yes. And: Thank you for asking. And: I have been told I sign my sevens the way you do.</w:t>
+        <w:t xml:space="preserve">The badge came on the first of October, by internal mail, in a brown envelope that had been used three times before.</w:t>
+      </w:r>
+    </w:p>
+    <w:p>
+      <w:pPr>
+        <w:spacing w:line="400" w:lineRule="auto"/>
+        <w:ind w:firstLine="440"/>
+        <w:jc w:val="both"/>
+        <w:rPr>
+          <w:rFonts w:ascii="Georgia" w:hAnsi="Georgia"/>
+          <w:color w:val="2B2B2B"/>
+          <w:sz w:val="26"/>
+        </w:rPr>
+      </w:pPr>
+      <w:r>
+        <w:rPr>
+          <w:rFonts w:ascii="Georgia" w:hAnsi="Georgia"/>
+          <w:color w:val="2B2B2B"/>
+          <w:sz w:val="26"/>
+        </w:rPr>
+        <w:t xml:space="preserve">It had Dana’s name on it, and only Dana’s. She tried it on the basement door at 08:04. The reader blinked red, and she stood in the corridor under the knocking pipe and thought, quite calmly, that this was how the government would finally lose her: not with a breach or a scandal but with a card reader.</w:t>
+      </w:r>
+    </w:p>
+    <w:p>
+      <w:pPr>
+        <w:spacing w:line="400" w:lineRule="auto"/>
+        <w:ind w:firstLine="440"/>
+        <w:jc w:val="both"/>
+        <w:rPr>
+          <w:rFonts w:ascii="Georgia" w:hAnsi="Georgia"/>
+          <w:color w:val="2B2B2B"/>
+          <w:sz w:val="26"/>
+        </w:rPr>
+      </w:pPr>
+      <w:r>
+        <w:rPr>
+          <w:rFonts w:ascii="Georgia" w:hAnsi="Georgia"/>
+          <w:color w:val="2B2B2B"/>
+          <w:sz w:val="26"/>
+        </w:rPr>
+        <w:t xml:space="preserve">Then it blinked again, and went green, and the lock clicked.</w:t>
+      </w:r>
+    </w:p>
+    <w:p>
+      <w:pPr>
+        <w:spacing w:line="400" w:lineRule="auto"/>
+        <w:ind w:firstLine="440"/>
+        <w:jc w:val="both"/>
+        <w:rPr>
+          <w:rFonts w:ascii="Georgia" w:hAnsi="Georgia"/>
+          <w:color w:val="2B2B2B"/>
+          <w:sz w:val="26"/>
+        </w:rPr>
+      </w:pPr>
+      <w:r>
+        <w:rPr>
+          <w:rFonts w:ascii="Georgia" w:hAnsi="Georgia"/>
+          <w:color w:val="2B2B2B"/>
+          <w:sz w:val="26"/>
+        </w:rPr>
+        <w:t xml:space="preserve">“It does that,” said Warren, at his desk, without looking up. His left wrist was in a black brace that everyone at the Desk had signed, in pencil. “The first time. It has to think about you.”</w:t>
+      </w:r>
+    </w:p>
+    <w:p>
+      <w:pPr>
+        <w:spacing w:line="400" w:lineRule="auto"/>
+        <w:ind w:firstLine="440"/>
+        <w:jc w:val="both"/>
+        <w:rPr>
+          <w:rFonts w:ascii="Georgia" w:hAnsi="Georgia"/>
+          <w:color w:val="2B2B2B"/>
+          <w:sz w:val="26"/>
+        </w:rPr>
+      </w:pPr>
+      <w:r>
+        <w:rPr>
+          <w:rFonts w:ascii="Georgia" w:hAnsi="Georgia"/>
+          <w:color w:val="2B2B2B"/>
+          <w:sz w:val="26"/>
+        </w:rPr>
+        <w:t xml:space="preserve">“How long did it think about you?”</w:t>
+      </w:r>
+    </w:p>
+    <w:p>
+      <w:pPr>
+        <w:spacing w:line="400" w:lineRule="auto"/>
+        <w:ind w:firstLine="440"/>
+        <w:jc w:val="both"/>
+        <w:rPr>
+          <w:rFonts w:ascii="Georgia" w:hAnsi="Georgia"/>
+          <w:color w:val="2B2B2B"/>
+          <w:sz w:val="26"/>
+        </w:rPr>
+      </w:pPr>
+      <w:r>
+        <w:rPr>
+          <w:rFonts w:ascii="Georgia" w:hAnsi="Georgia"/>
+          <w:color w:val="2B2B2B"/>
+          <w:sz w:val="26"/>
+        </w:rPr>
+        <w:t xml:space="preserve">“Nineteen eighty-eight,” said Warren. “About four seconds. It has not had reason to reconsider.”</w:t>
+      </w:r>
+    </w:p>
+    <w:p>
+      <w:pPr>
+        <w:spacing w:line="400" w:lineRule="auto"/>
+        <w:ind w:firstLine="440"/>
+        <w:jc w:val="both"/>
+        <w:rPr>
+          <w:rFonts w:ascii="Georgia" w:hAnsi="Georgia"/>
+          <w:color w:val="2B2B2B"/>
+          <w:sz w:val="26"/>
+        </w:rPr>
+      </w:pPr>
+      <w:r>
+        <w:rPr>
+          <w:rFonts w:ascii="Georgia" w:hAnsi="Georgia"/>
+          <w:color w:val="2B2B2B"/>
+          <w:sz w:val="26"/>
+        </w:rPr>
+        <w:t xml:space="preserve">The memo was in the same envelope, one page from the liaison office two floors up. It moved the Desk’s reporting line, raised its budget for the first time since 1994 by enough for a second desk, a dehumidifier and a person to answer the phone at night, and referred throughout to the method developed in the basement as the Priya Chen index.</w:t>
+      </w:r>
+    </w:p>
+    <w:p>
+      <w:pPr>
+        <w:spacing w:line="400" w:lineRule="auto"/>
+        <w:ind w:firstLine="440"/>
+        <w:jc w:val="both"/>
+        <w:rPr>
+          <w:rFonts w:ascii="Georgia" w:hAnsi="Georgia"/>
+          <w:color w:val="2B2B2B"/>
+          <w:sz w:val="26"/>
+        </w:rPr>
+      </w:pPr>
+      <w:r>
+        <w:rPr>
+          <w:rFonts w:ascii="Georgia" w:hAnsi="Georgia"/>
+          <w:color w:val="2B2B2B"/>
+          <w:sz w:val="26"/>
+        </w:rPr>
+        <w:t xml:space="preserve">It was signed Elena. Not Dr. Elena Marsh, Liaison. Not E. Marsh. Just the name, in blue ink, written fast, the way you sign a birthday card for someone you have worked beside for years and only just noticed.</w:t>
+      </w:r>
+    </w:p>
+    <w:p>
+      <w:pPr>
+        <w:spacing w:line="400" w:lineRule="auto"/>
+        <w:ind w:firstLine="440"/>
+        <w:jc w:val="both"/>
+        <w:rPr>
+          <w:rFonts w:ascii="Georgia" w:hAnsi="Georgia"/>
+          <w:color w:val="2B2B2B"/>
+          <w:sz w:val="26"/>
+        </w:rPr>
+      </w:pPr>
+      <w:r>
+        <w:rPr>
+          <w:rFonts w:ascii="Georgia" w:hAnsi="Georgia"/>
+          <w:color w:val="2B2B2B"/>
+          <w:sz w:val="26"/>
+        </w:rPr>
+        <w:t xml:space="preserve">Priya read it twice standing up, then went out into the corridor and came back ten minutes later with her eyes very bright and said the elevator smelled of the passport office, which it did. The lab in Champaign wanted to know where Steve’s blood had come from and whether they could have more; the answer, on both counts, was no. The ship, asked through the channel whether Steve was theirs, had replied with a word Feld translated as something close to a shrug. Steve was back in Kankakee, sleeping in the barn doorway, facing east, unexplained and thriving.</w:t>
+      </w:r>
+    </w:p>
+    <w:p>
+      <w:pPr>
+        <w:spacing w:line="400" w:lineRule="auto"/>
+        <w:ind w:firstLine="440"/>
+        <w:jc w:val="both"/>
+        <w:rPr>
+          <w:rFonts w:ascii="Georgia" w:hAnsi="Georgia"/>
+          <w:color w:val="2B2B2B"/>
+          <w:sz w:val="26"/>
+        </w:rPr>
+      </w:pPr>
+      <w:r>
+        <w:rPr>
+          <w:rFonts w:ascii="Georgia" w:hAnsi="Georgia"/>
+          <w:color w:val="2B2B2B"/>
+          <w:sz w:val="26"/>
+        </w:rPr>
+        <w:t xml:space="preserve">Under it was a letter from Carl Daniels in Terre Haute, on hospital paper, with a carbon to Leuven. He had tested Curtis in Fort Wayne the week before, with Dominic sitting by the sink in the tie he wore to teach eighth-grade science, because Curtis had asked him to come. Sober, the pulse was clean. After three beers from a cooler Curtis had brought for the purpose, it smeared, as if heard through water: alcohol degraded the implant’s ability to lock on to a signal, which explained the eleven seconds at the wedding and the hand that had closed on the microphone instead of opening. Curtis had asked three questions. Whether the beer had saved him. Whether the man up there who would have been him liked to fish. And whether he could stay Curtis. Daniels had told him that was entirely up to him, and Curtis had signed the consent form for Leuven so hard that the pen went through to the clipboard. </w:t>
+      </w:r>
+      <w:r>
+        <w:rPr>
+          <w:rFonts w:ascii="Georgia" w:hAnsi="Georgia"/>
+          <w:color w:val="2B2B2B"/>
+          <w:sz w:val="26"/>
+          <w:i/>
+        </w:rPr>
+        <w:t xml:space="preserve">Patient asked whether the ship has lakes,</w:t>
+      </w:r>
+      <w:r>
+        <w:rPr>
+          <w:rFonts w:ascii="Georgia" w:hAnsi="Georgia"/>
+          <w:color w:val="2B2B2B"/>
+          <w:sz w:val="26"/>
+        </w:rPr>
+        <w:t xml:space="preserve"> Daniels had written at the bottom. </w:t>
+      </w:r>
+      <w:r>
+        <w:rPr>
+          <w:rFonts w:ascii="Georgia" w:hAnsi="Georgia"/>
+          <w:color w:val="2B2B2B"/>
+          <w:sz w:val="26"/>
+          <w:i/>
+        </w:rPr>
+        <w:t xml:space="preserve">Told no. Patient said somebody ought to bring them some fish. I am inclined to agree.</w:t>
+      </w:r>
+    </w:p>
+    <w:p>
+      <w:pPr>
+        <w:spacing w:line="400" w:lineRule="auto"/>
+        <w:ind w:firstLine="440"/>
+        <w:jc w:val="both"/>
+        <w:rPr>
+          <w:rFonts w:ascii="Georgia" w:hAnsi="Georgia"/>
+          <w:color w:val="2B2B2B"/>
+          <w:sz w:val="26"/>
+        </w:rPr>
+      </w:pPr>
+      <w:r>
+        <w:rPr>
+          <w:rFonts w:ascii="Georgia" w:hAnsi="Georgia"/>
+          <w:color w:val="2B2B2B"/>
+          <w:sz w:val="26"/>
+        </w:rPr>
+        <w:t xml:space="preserve">At three o’clock someone came down the stairs carrying a coffee maker.</w:t>
+      </w:r>
+    </w:p>
+    <w:p>
+      <w:pPr>
+        <w:spacing w:line="400" w:lineRule="auto"/>
+        <w:ind w:firstLine="440"/>
+        <w:jc w:val="both"/>
+        <w:rPr>
+          <w:rFonts w:ascii="Georgia" w:hAnsi="Georgia"/>
+          <w:color w:val="2B2B2B"/>
+          <w:sz w:val="26"/>
+        </w:rPr>
+      </w:pPr>
+      <w:r>
+        <w:rPr>
+          <w:rFonts w:ascii="Georgia" w:hAnsi="Georgia"/>
+          <w:color w:val="2B2B2B"/>
+          <w:sz w:val="26"/>
+        </w:rPr>
+        <w:t xml:space="preserve">It was the coffee maker from two floors up, the real one, with a dent in its side and a carafe that did not quite fit. Elena carried it herself, in both arms, cord trailing, and set it on item 4, and plugged it in.</w:t>
+      </w:r>
+    </w:p>
+    <w:p>
+      <w:pPr>
+        <w:spacing w:line="400" w:lineRule="auto"/>
+        <w:ind w:firstLine="440"/>
+        <w:jc w:val="both"/>
+        <w:rPr>
+          <w:rFonts w:ascii="Georgia" w:hAnsi="Georgia"/>
+          <w:color w:val="2B2B2B"/>
+          <w:sz w:val="26"/>
+        </w:rPr>
+      </w:pPr>
+      <w:r>
+        <w:rPr>
+          <w:rFonts w:ascii="Georgia" w:hAnsi="Georgia"/>
+          <w:color w:val="2B2B2B"/>
+          <w:sz w:val="26"/>
+        </w:rPr>
+        <w:t xml:space="preserve">“We have a new one upstairs,” she said. “This one is surplus. It needs a good home.” She looked around the basement — the pipes, the drawer, the carpet that remembered rain — and something in her face that had been held in one position for a very long time let go. “It will be happy here.”</w:t>
+      </w:r>
+    </w:p>
+    <w:p>
+      <w:pPr>
+        <w:spacing w:line="400" w:lineRule="auto"/>
+        <w:ind w:firstLine="440"/>
+        <w:jc w:val="both"/>
+        <w:rPr>
+          <w:rFonts w:ascii="Georgia" w:hAnsi="Georgia"/>
+          <w:color w:val="2B2B2B"/>
+          <w:sz w:val="26"/>
+        </w:rPr>
+      </w:pPr>
+      <w:r>
+        <w:rPr>
+          <w:rFonts w:ascii="Georgia" w:hAnsi="Georgia"/>
+          <w:color w:val="2B2B2B"/>
+          <w:sz w:val="26"/>
+        </w:rPr>
+        <w:t xml:space="preserve">Warren looked at the coffee maker. Then at Elena.</w:t>
+      </w:r>
+    </w:p>
+    <w:p>
+      <w:pPr>
+        <w:spacing w:line="400" w:lineRule="auto"/>
+        <w:ind w:firstLine="440"/>
+        <w:jc w:val="both"/>
+        <w:rPr>
+          <w:rFonts w:ascii="Georgia" w:hAnsi="Georgia"/>
+          <w:color w:val="2B2B2B"/>
+          <w:sz w:val="26"/>
+        </w:rPr>
+      </w:pPr>
+      <w:r>
+        <w:rPr>
+          <w:rFonts w:ascii="Georgia" w:hAnsi="Georgia"/>
+          <w:color w:val="2B2B2B"/>
+          <w:sz w:val="26"/>
+        </w:rPr>
+        <w:t xml:space="preserve">“It will have to be entered in the inventory,” he said.</w:t>
+      </w:r>
+    </w:p>
+    <w:p>
+      <w:pPr>
+        <w:spacing w:line="400" w:lineRule="auto"/>
+        <w:ind w:firstLine="440"/>
+        <w:jc w:val="both"/>
+        <w:rPr>
+          <w:rFonts w:ascii="Georgia" w:hAnsi="Georgia"/>
+          <w:color w:val="2B2B2B"/>
+          <w:sz w:val="26"/>
+        </w:rPr>
+      </w:pPr>
+      <w:r>
+        <w:rPr>
+          <w:rFonts w:ascii="Georgia" w:hAnsi="Georgia"/>
+          <w:color w:val="2B2B2B"/>
+          <w:sz w:val="26"/>
+        </w:rPr>
+        <w:t xml:space="preserve">“Of course.”</w:t>
+      </w:r>
+    </w:p>
+    <w:p>
+      <w:pPr>
+        <w:spacing w:line="400" w:lineRule="auto"/>
+        <w:ind w:firstLine="440"/>
+        <w:jc w:val="both"/>
+        <w:rPr>
+          <w:rFonts w:ascii="Georgia" w:hAnsi="Georgia"/>
+          <w:color w:val="2B2B2B"/>
+          <w:sz w:val="26"/>
+        </w:rPr>
+      </w:pPr>
+      <w:r>
+        <w:rPr>
+          <w:rFonts w:ascii="Georgia" w:hAnsi="Georgia"/>
+          <w:color w:val="2B2B2B"/>
+          <w:sz w:val="26"/>
+        </w:rPr>
+        <w:t xml:space="preserve">“As item twelve.”</w:t>
+      </w:r>
+    </w:p>
+    <w:p>
+      <w:pPr>
+        <w:spacing w:line="400" w:lineRule="auto"/>
+        <w:ind w:firstLine="440"/>
+        <w:jc w:val="both"/>
+        <w:rPr>
+          <w:rFonts w:ascii="Georgia" w:hAnsi="Georgia"/>
+          <w:color w:val="2B2B2B"/>
+          <w:sz w:val="26"/>
+        </w:rPr>
+      </w:pPr>
+      <w:r>
+        <w:rPr>
+          <w:rFonts w:ascii="Georgia" w:hAnsi="Georgia"/>
+          <w:color w:val="2B2B2B"/>
+          <w:sz w:val="26"/>
+        </w:rPr>
+        <w:t xml:space="preserve">“I would expect nothing less,” said Elena, and stayed for a cup, and sat on the edge of Gladys’s desk, and laughed twice at things Gladys said, and was late for her next meeting for the first time anyone at the Desk could remember.</w:t>
+      </w:r>
+    </w:p>
+    <w:p>
+      <w:pPr>
+        <w:spacing w:line="400" w:lineRule="auto"/>
+        <w:ind w:firstLine="440"/>
+        <w:jc w:val="both"/>
+        <w:rPr>
+          <w:rFonts w:ascii="Georgia" w:hAnsi="Georgia"/>
+          <w:color w:val="2B2B2B"/>
+          <w:sz w:val="26"/>
+        </w:rPr>
+      </w:pPr>
+      <w:r>
+        <w:rPr>
+          <w:rFonts w:ascii="Georgia" w:hAnsi="Georgia"/>
+          <w:color w:val="2B2B2B"/>
+          <w:sz w:val="26"/>
+        </w:rPr>
+        <w:t xml:space="preserve">At six, as Dana was putting on her coat, the drawer rang.</w:t>
+      </w:r>
+    </w:p>
+    <w:p>
+      <w:pPr>
+        <w:spacing w:line="400" w:lineRule="auto"/>
+        <w:ind w:firstLine="440"/>
+        <w:jc w:val="both"/>
+        <w:rPr>
+          <w:rFonts w:ascii="Georgia" w:hAnsi="Georgia"/>
+          <w:color w:val="2B2B2B"/>
+          <w:sz w:val="26"/>
+        </w:rPr>
+      </w:pPr>
+      <w:r>
+        <w:rPr>
+          <w:rFonts w:ascii="Georgia" w:hAnsi="Georgia"/>
+          <w:color w:val="2B2B2B"/>
+          <w:sz w:val="26"/>
+        </w:rPr>
+        <w:t xml:space="preserve">Since Starfall the ground office had begun, quite openly, to use the Desk’s number. This caller asked for Dana by name: a woman with a soft Utah accent.</w:t>
+      </w:r>
+    </w:p>
+    <w:p>
+      <w:pPr>
+        <w:spacing w:line="400" w:lineRule="auto"/>
+        <w:ind w:firstLine="440"/>
+        <w:jc w:val="both"/>
+        <w:rPr>
+          <w:rFonts w:ascii="Georgia" w:hAnsi="Georgia"/>
+          <w:color w:val="2B2B2B"/>
+          <w:sz w:val="26"/>
+        </w:rPr>
+      </w:pPr>
+      <w:r>
+        <w:rPr>
+          <w:rFonts w:ascii="Georgia" w:hAnsi="Georgia"/>
+          <w:color w:val="2B2B2B"/>
+          <w:sz w:val="26"/>
+        </w:rPr>
+        <w:t xml:space="preserve">“I’m sorry,” she said, when Dana picked up. “I should have called you myself, months ago. I was the one who recommended you.”</w:t>
+      </w:r>
+    </w:p>
+    <w:p>
+      <w:pPr>
+        <w:spacing w:line="400" w:lineRule="auto"/>
+        <w:ind w:firstLine="440"/>
+        <w:jc w:val="both"/>
+        <w:rPr>
+          <w:rFonts w:ascii="Georgia" w:hAnsi="Georgia"/>
+          <w:color w:val="2B2B2B"/>
+          <w:sz w:val="26"/>
+        </w:rPr>
+      </w:pPr>
+      <w:r>
+        <w:rPr>
+          <w:rFonts w:ascii="Georgia" w:hAnsi="Georgia"/>
+          <w:color w:val="2B2B2B"/>
+          <w:sz w:val="26"/>
+        </w:rPr>
+        <w:t xml:space="preserve">Dana sat down slowly with her coat half on. “Nowak.”</w:t>
+      </w:r>
+    </w:p>
+    <w:p>
+      <w:pPr>
+        <w:spacing w:line="400" w:lineRule="auto"/>
+        <w:ind w:firstLine="440"/>
+        <w:jc w:val="both"/>
+        <w:rPr>
+          <w:rFonts w:ascii="Georgia" w:hAnsi="Georgia"/>
+          <w:color w:val="2B2B2B"/>
+          <w:sz w:val="26"/>
+        </w:rPr>
+      </w:pPr>
+      <w:r>
+        <w:rPr>
+          <w:rFonts w:ascii="Georgia" w:hAnsi="Georgia"/>
+          <w:color w:val="2B2B2B"/>
+          <w:sz w:val="26"/>
+        </w:rPr>
+        <w:t xml:space="preserve">“That was a name we used. It was my uncle’s. I’m the lawyer; I work in Salt Lake.” A pause. “I’m one of them. I’ve known since I was twenty-five.”</w:t>
+      </w:r>
+    </w:p>
+    <w:p>
+      <w:pPr>
+        <w:spacing w:line="400" w:lineRule="auto"/>
+        <w:ind w:firstLine="440"/>
+        <w:jc w:val="both"/>
+        <w:rPr>
+          <w:rFonts w:ascii="Georgia" w:hAnsi="Georgia"/>
+          <w:color w:val="2B2B2B"/>
+          <w:sz w:val="26"/>
+        </w:rPr>
+      </w:pPr>
+      <w:r>
+        <w:rPr>
+          <w:rFonts w:ascii="Georgia" w:hAnsi="Georgia"/>
+          <w:color w:val="2B2B2B"/>
+          <w:sz w:val="26"/>
+        </w:rPr>
+        <w:t xml:space="preserve">She told Dana the rest. The ground office had never been one thing. The part of it that Feld’s twin spoke for on the council had wanted, for nine years, someone at the Desk who would recognize Halo’s sails for what they were when they started to move: someone who knew launch hardware and had nothing left to lose. They had found her through the inquiry. The soft apologetic voice in Ogden, while her faucet leaked, had been this woman, reading from a folder.</w:t>
+      </w:r>
+    </w:p>
+    <w:p>
+      <w:pPr>
+        <w:spacing w:line="400" w:lineRule="auto"/>
+        <w:ind w:firstLine="440"/>
+        <w:jc w:val="both"/>
+        <w:rPr>
+          <w:rFonts w:ascii="Georgia" w:hAnsi="Georgia"/>
+          <w:color w:val="2B2B2B"/>
+          <w:sz w:val="26"/>
+        </w:rPr>
+      </w:pPr>
+      <w:r>
+        <w:rPr>
+          <w:rFonts w:ascii="Georgia" w:hAnsi="Georgia"/>
+          <w:color w:val="2B2B2B"/>
+          <w:sz w:val="26"/>
+        </w:rPr>
+        <w:t xml:space="preserve">“What did the folder say?”</w:t>
+      </w:r>
+    </w:p>
+    <w:p>
+      <w:pPr>
+        <w:spacing w:line="400" w:lineRule="auto"/>
+        <w:ind w:firstLine="440"/>
+        <w:jc w:val="both"/>
+        <w:rPr>
+          <w:rFonts w:ascii="Georgia" w:hAnsi="Georgia"/>
+          <w:color w:val="2B2B2B"/>
+          <w:sz w:val="26"/>
+        </w:rPr>
+      </w:pPr>
+      <w:r>
+        <w:rPr>
+          <w:rFonts w:ascii="Georgia" w:hAnsi="Georgia"/>
+          <w:color w:val="2B2B2B"/>
+          <w:sz w:val="26"/>
+        </w:rPr>
+        <w:t xml:space="preserve">The woman read it to her, and a week later a scan came by courier: a single sheet from a manila folder labeled DETAIL — OSEI, in a careful, rounded clerk’s hand.</w:t>
+      </w:r>
+    </w:p>
+    <w:p>
+      <w:pPr>
+        <w:spacing w:line="400" w:lineRule="auto"/>
+        <w:ind w:firstLine="440"/>
+        <w:jc w:val="both"/>
+        <w:rPr>
+          <w:rFonts w:ascii="Georgia" w:hAnsi="Georgia"/>
+          <w:color w:val="2B2B2B"/>
+          <w:sz w:val="26"/>
+        </w:rPr>
+      </w:pPr>
+      <w:r>
+        <w:rPr>
+          <w:rFonts w:ascii="Georgia" w:hAnsi="Georgia"/>
+          <w:color w:val="2B2B2B"/>
+          <w:sz w:val="26"/>
+        </w:rPr>
+        <w:t xml:space="preserve">Engineer, the sheet said. Basement. Before the curve steepens.</w:t>
+      </w:r>
+    </w:p>
+    <w:p>
+      <w:pPr>
+        <w:spacing w:line="400" w:lineRule="auto"/>
+        <w:ind w:firstLine="440"/>
+        <w:jc w:val="both"/>
+        <w:rPr>
+          <w:rFonts w:ascii="Georgia" w:hAnsi="Georgia"/>
+          <w:color w:val="2B2B2B"/>
+          <w:sz w:val="26"/>
+        </w:rPr>
+      </w:pPr>
+      <w:r>
+        <w:rPr>
+          <w:rFonts w:ascii="Georgia" w:hAnsi="Georgia"/>
+          <w:color w:val="2B2B2B"/>
+          <w:sz w:val="26"/>
+        </w:rPr>
+        <w:t xml:space="preserve">Underneath, smaller, in a different ink: She will ask the right question. Give her the drawer.</w:t>
+      </w:r>
+    </w:p>
+    <w:p>
+      <w:pPr>
+        <w:spacing w:line="400" w:lineRule="auto"/>
+        <w:ind w:firstLine="440"/>
+        <w:jc w:val="both"/>
+        <w:rPr>
+          <w:rFonts w:ascii="Georgia" w:hAnsi="Georgia"/>
+          <w:color w:val="2B2B2B"/>
+          <w:sz w:val="26"/>
+        </w:rPr>
+      </w:pPr>
+      <w:r>
+        <w:rPr>
+          <w:rFonts w:ascii="Georgia" w:hAnsi="Georgia"/>
+          <w:color w:val="2B2B2B"/>
+          <w:sz w:val="26"/>
+        </w:rPr>
+        <w:t xml:space="preserve">Dana sat with it under the knocking pipe while the coffee maker ticked as it cooled. She had been placed, like the alpaca and the man in the windbreaker and the technician in the closet, by the same people who had taken a baby from Ball Memorial in 1992, so that when the night came someone would be sitting at the drawer who knew what she was looking at.</w:t>
+      </w:r>
+    </w:p>
+    <w:p>
+      <w:pPr>
+        <w:spacing w:line="400" w:lineRule="auto"/>
+        <w:ind w:firstLine="440"/>
+        <w:jc w:val="both"/>
+        <w:rPr>
+          <w:rFonts w:ascii="Georgia" w:hAnsi="Georgia"/>
+          <w:color w:val="2B2B2B"/>
+          <w:sz w:val="26"/>
+        </w:rPr>
+      </w:pPr>
+      <w:r>
+        <w:rPr>
+          <w:rFonts w:ascii="Georgia" w:hAnsi="Georgia"/>
+          <w:color w:val="2B2B2B"/>
+          <w:sz w:val="26"/>
+        </w:rPr>
+        <w:t xml:space="preserve">She waited to feel used. It was what she had felt since the inquiry, about almost everything.</w:t>
+      </w:r>
+    </w:p>
+    <w:p>
+      <w:pPr>
+        <w:spacing w:line="400" w:lineRule="auto"/>
+        <w:ind w:firstLine="440"/>
+        <w:jc w:val="both"/>
+        <w:rPr>
+          <w:rFonts w:ascii="Georgia" w:hAnsi="Georgia"/>
+          <w:color w:val="2B2B2B"/>
+          <w:sz w:val="26"/>
+        </w:rPr>
+      </w:pPr>
+      <w:r>
+        <w:rPr>
+          <w:rFonts w:ascii="Georgia" w:hAnsi="Georgia"/>
+          <w:color w:val="2B2B2B"/>
+          <w:sz w:val="26"/>
+        </w:rPr>
+        <w:t xml:space="preserve">It did not come. What came, slowly, was stranger: the sense of having been, for once in her life, recommended by someone who had been right.</w:t>
+      </w:r>
+    </w:p>
+    <w:p>
+      <w:pPr>
+        <w:spacing w:line="400" w:lineRule="auto"/>
+        <w:ind w:firstLine="440"/>
+        <w:jc w:val="both"/>
+        <w:rPr>
+          <w:rFonts w:ascii="Georgia" w:hAnsi="Georgia"/>
+          <w:color w:val="2B2B2B"/>
+          <w:sz w:val="26"/>
+        </w:rPr>
+      </w:pPr>
+      <w:r>
+        <w:rPr>
+          <w:rFonts w:ascii="Georgia" w:hAnsi="Georgia"/>
+          <w:color w:val="2B2B2B"/>
+          <w:sz w:val="26"/>
+        </w:rPr>
+        <w:t xml:space="preserve">She filed the scan in the case folder, under her own name, in pencil.</w:t>
       </w:r>
     </w:p>
     <w:p>
@@ -42910,527 +45435,764 @@
           <w:color w:val="2B2B2B"/>
           <w:sz w:val="26"/>
         </w:rPr>
-        <w:t xml:space="preserve">Curtis was tested in Fort Wayne in the second week of October, because Dominic asked him to and because Dominic said he would come and sit in the room.</w:t>
-      </w:r>
-    </w:p>
-    <w:p>
-      <w:pPr>
-        <w:spacing w:line="400" w:lineRule="auto"/>
-        <w:ind w:firstLine="440"/>
-        <w:jc w:val="both"/>
-        <w:rPr>
-          <w:rFonts w:ascii="Georgia" w:hAnsi="Georgia"/>
-          <w:color w:val="2B2B2B"/>
-          <w:sz w:val="26"/>
-        </w:rPr>
-      </w:pPr>
-      <w:r>
-        <w:rPr>
-          <w:rFonts w:ascii="Georgia" w:hAnsi="Georgia"/>
-          <w:color w:val="2B2B2B"/>
-          <w:sz w:val="26"/>
-        </w:rPr>
-        <w:t xml:space="preserve">He sat on the edge of an exam table in a hospital gown with the back open, a man the size of a refrigerator, while Carl Daniels and a Directorate technician put a reader against the base of his skull. Dominic sat on a plastic chair by the sink, still in the tie he wore to teach eighth-grade science, and watched the trace come up on the screen: the same faint, regular pulse the reader had found in him, the same grain of rice in the same place.</w:t>
-      </w:r>
-    </w:p>
-    <w:p>
-      <w:pPr>
-        <w:spacing w:line="400" w:lineRule="auto"/>
-        <w:ind w:firstLine="440"/>
-        <w:jc w:val="both"/>
-        <w:rPr>
-          <w:rFonts w:ascii="Georgia" w:hAnsi="Georgia"/>
-          <w:color w:val="2B2B2B"/>
-          <w:sz w:val="26"/>
-        </w:rPr>
-      </w:pPr>
-      <w:r>
-        <w:rPr>
-          <w:rFonts w:ascii="Georgia" w:hAnsi="Georgia"/>
-          <w:color w:val="2B2B2B"/>
-          <w:sz w:val="26"/>
-        </w:rPr>
-        <w:t xml:space="preserve">They tested Curtis sober, and the pulse was clean. They tested him again, at his own suggestion and with some enthusiasm on his part, after three beers from a cooler he had brought for the purpose, and the pulse went ragged and smeared, as if heard through water. Alcohol, Daniels wrote, degraded the implant’s ability to lock on to an incoming signal, the way it degraded a great many other things. It explained the scrambled ping at the wedding: the eleven seconds, and the hand that had closed on the microphone when it should have opened.</w:t>
-      </w:r>
-    </w:p>
-    <w:p>
-      <w:pPr>
-        <w:spacing w:line="400" w:lineRule="auto"/>
-        <w:ind w:firstLine="440"/>
-        <w:jc w:val="both"/>
-        <w:rPr>
-          <w:rFonts w:ascii="Georgia" w:hAnsi="Georgia"/>
-          <w:color w:val="2B2B2B"/>
-          <w:sz w:val="26"/>
-        </w:rPr>
-      </w:pPr>
-      <w:r>
-        <w:rPr>
-          <w:rFonts w:ascii="Georgia" w:hAnsi="Georgia"/>
-          <w:color w:val="2B2B2B"/>
-          <w:sz w:val="26"/>
-        </w:rPr>
-        <w:t xml:space="preserve">“So the beer saved me,” said Curtis.</w:t>
-      </w:r>
-    </w:p>
-    <w:p>
-      <w:pPr>
-        <w:spacing w:line="400" w:lineRule="auto"/>
-        <w:ind w:firstLine="440"/>
-        <w:jc w:val="both"/>
-        <w:rPr>
-          <w:rFonts w:ascii="Georgia" w:hAnsi="Georgia"/>
-          <w:color w:val="2B2B2B"/>
-          <w:sz w:val="26"/>
-        </w:rPr>
-      </w:pPr>
-      <w:r>
-        <w:rPr>
-          <w:rFonts w:ascii="Georgia" w:hAnsi="Georgia"/>
-          <w:color w:val="2B2B2B"/>
-          <w:sz w:val="26"/>
-        </w:rPr>
-        <w:t xml:space="preserve">“I would not put it like that in front of your doctor,” said Daniels.</w:t>
-      </w:r>
-    </w:p>
-    <w:p>
-      <w:pPr>
-        <w:spacing w:line="400" w:lineRule="auto"/>
-        <w:ind w:firstLine="440"/>
-        <w:jc w:val="both"/>
-        <w:rPr>
-          <w:rFonts w:ascii="Georgia" w:hAnsi="Georgia"/>
-          <w:color w:val="2B2B2B"/>
-          <w:sz w:val="26"/>
-        </w:rPr>
-      </w:pPr>
-      <w:r>
-        <w:rPr>
-          <w:rFonts w:ascii="Georgia" w:hAnsi="Georgia"/>
-          <w:color w:val="2B2B2B"/>
-          <w:sz w:val="26"/>
-        </w:rPr>
-        <w:t xml:space="preserve">“You are my doctor.”</w:t>
-      </w:r>
-    </w:p>
-    <w:p>
-      <w:pPr>
-        <w:spacing w:line="400" w:lineRule="auto"/>
-        <w:ind w:firstLine="440"/>
-        <w:jc w:val="both"/>
-        <w:rPr>
-          <w:rFonts w:ascii="Georgia" w:hAnsi="Georgia"/>
-          <w:color w:val="2B2B2B"/>
-          <w:sz w:val="26"/>
-        </w:rPr>
-      </w:pPr>
-      <w:r>
-        <w:rPr>
-          <w:rFonts w:ascii="Georgia" w:hAnsi="Georgia"/>
-          <w:color w:val="2B2B2B"/>
-          <w:sz w:val="26"/>
-        </w:rPr>
-        <w:t xml:space="preserve">“Then I would not put it like that in front of me.”</w:t>
-      </w:r>
-    </w:p>
-    <w:p>
-      <w:pPr>
-        <w:spacing w:line="400" w:lineRule="auto"/>
-        <w:ind w:firstLine="440"/>
-        <w:jc w:val="both"/>
-        <w:rPr>
-          <w:rFonts w:ascii="Georgia" w:hAnsi="Georgia"/>
-          <w:color w:val="2B2B2B"/>
-          <w:sz w:val="26"/>
-        </w:rPr>
-      </w:pPr>
-      <w:r>
-        <w:rPr>
-          <w:rFonts w:ascii="Georgia" w:hAnsi="Georgia"/>
-          <w:color w:val="2B2B2B"/>
-          <w:sz w:val="26"/>
-        </w:rPr>
-        <w:t xml:space="preserve">Curtis looked at the trace the way you look at an X-ray of somebody else’s knee that turns out to be yours.</w:t>
-      </w:r>
-    </w:p>
-    <w:p>
-      <w:pPr>
-        <w:spacing w:line="400" w:lineRule="auto"/>
-        <w:ind w:firstLine="440"/>
-        <w:jc w:val="both"/>
-        <w:rPr>
-          <w:rFonts w:ascii="Georgia" w:hAnsi="Georgia"/>
-          <w:color w:val="2B2B2B"/>
-          <w:sz w:val="26"/>
-        </w:rPr>
-      </w:pPr>
-      <w:r>
-        <w:rPr>
-          <w:rFonts w:ascii="Georgia" w:hAnsi="Georgia"/>
-          <w:color w:val="2B2B2B"/>
-          <w:sz w:val="26"/>
-        </w:rPr>
-        <w:t xml:space="preserve">“So I’m one of them,” he said.</w:t>
-      </w:r>
-    </w:p>
-    <w:p>
-      <w:pPr>
-        <w:spacing w:line="400" w:lineRule="auto"/>
-        <w:ind w:firstLine="440"/>
-        <w:jc w:val="both"/>
-        <w:rPr>
-          <w:rFonts w:ascii="Georgia" w:hAnsi="Georgia"/>
-          <w:color w:val="2B2B2B"/>
-          <w:sz w:val="26"/>
-        </w:rPr>
-      </w:pPr>
-      <w:r>
-        <w:rPr>
-          <w:rFonts w:ascii="Georgia" w:hAnsi="Georgia"/>
-          <w:color w:val="2B2B2B"/>
-          <w:sz w:val="26"/>
-        </w:rPr>
-        <w:t xml:space="preserve">“You’re one of the people they made,” said Daniels. “That’s not the same as being one of them. Not unless you want it to be.”</w:t>
-      </w:r>
-    </w:p>
-    <w:p>
-      <w:pPr>
-        <w:spacing w:line="400" w:lineRule="auto"/>
-        <w:ind w:firstLine="440"/>
-        <w:jc w:val="both"/>
-        <w:rPr>
-          <w:rFonts w:ascii="Georgia" w:hAnsi="Georgia"/>
-          <w:color w:val="2B2B2B"/>
-          <w:sz w:val="26"/>
-        </w:rPr>
-      </w:pPr>
-      <w:r>
-        <w:rPr>
-          <w:rFonts w:ascii="Georgia" w:hAnsi="Georgia"/>
-          <w:color w:val="2B2B2B"/>
-          <w:sz w:val="26"/>
-        </w:rPr>
-        <w:t xml:space="preserve">Curtis thought about this. “My mom had a thing,” he said. “When she was pregnant with me. A blackout at the county fair. She always told it like a funny story. Lost two hours by the pig barn, woke up with a bruise and a funnel cake.” He swallowed. “So there’s a guy up there who’d have been me.”</w:t>
-      </w:r>
-    </w:p>
-    <w:p>
-      <w:pPr>
-        <w:spacing w:line="400" w:lineRule="auto"/>
-        <w:ind w:firstLine="440"/>
-        <w:jc w:val="both"/>
-        <w:rPr>
-          <w:rFonts w:ascii="Georgia" w:hAnsi="Georgia"/>
-          <w:color w:val="2B2B2B"/>
-          <w:sz w:val="26"/>
-        </w:rPr>
-      </w:pPr>
-      <w:r>
-        <w:rPr>
-          <w:rFonts w:ascii="Georgia" w:hAnsi="Georgia"/>
-          <w:color w:val="2B2B2B"/>
-          <w:sz w:val="26"/>
-        </w:rPr>
-        <w:t xml:space="preserve">“Yes.”</w:t>
-      </w:r>
-    </w:p>
-    <w:p>
-      <w:pPr>
-        <w:spacing w:line="400" w:lineRule="auto"/>
-        <w:ind w:firstLine="440"/>
-        <w:jc w:val="both"/>
-        <w:rPr>
-          <w:rFonts w:ascii="Georgia" w:hAnsi="Georgia"/>
-          <w:color w:val="2B2B2B"/>
-          <w:sz w:val="26"/>
-        </w:rPr>
-      </w:pPr>
-      <w:r>
-        <w:rPr>
-          <w:rFonts w:ascii="Georgia" w:hAnsi="Georgia"/>
-          <w:color w:val="2B2B2B"/>
-          <w:sz w:val="26"/>
-        </w:rPr>
-        <w:t xml:space="preserve">“Does he fish?”</w:t>
-      </w:r>
-    </w:p>
-    <w:p>
-      <w:pPr>
-        <w:spacing w:line="400" w:lineRule="auto"/>
-        <w:ind w:firstLine="440"/>
-        <w:jc w:val="both"/>
-        <w:rPr>
-          <w:rFonts w:ascii="Georgia" w:hAnsi="Georgia"/>
-          <w:color w:val="2B2B2B"/>
-          <w:sz w:val="26"/>
-        </w:rPr>
-      </w:pPr>
-      <w:r>
-        <w:rPr>
-          <w:rFonts w:ascii="Georgia" w:hAnsi="Georgia"/>
-          <w:color w:val="2B2B2B"/>
-          <w:sz w:val="26"/>
-        </w:rPr>
-        <w:t xml:space="preserve">Daniels, who had not been trained for this question, said that he did not know.</w:t>
-      </w:r>
-    </w:p>
-    <w:p>
-      <w:pPr>
-        <w:spacing w:line="400" w:lineRule="auto"/>
-        <w:ind w:firstLine="440"/>
-        <w:jc w:val="both"/>
-        <w:rPr>
-          <w:rFonts w:ascii="Georgia" w:hAnsi="Georgia"/>
-          <w:color w:val="2B2B2B"/>
-          <w:sz w:val="26"/>
-        </w:rPr>
-      </w:pPr>
-      <w:r>
-        <w:rPr>
-          <w:rFonts w:ascii="Georgia" w:hAnsi="Georgia"/>
-          <w:color w:val="2B2B2B"/>
-          <w:sz w:val="26"/>
-        </w:rPr>
-        <w:t xml:space="preserve">Curtis looked at his own big sunburned hands on his knees. “Can I stay Curtis?” he said. “Is that allowed? I don’t want to be somebody else. I like being Curtis. I’m pretty good at it.”</w:t>
-      </w:r>
-    </w:p>
-    <w:p>
-      <w:pPr>
-        <w:spacing w:line="400" w:lineRule="auto"/>
-        <w:ind w:firstLine="440"/>
-        <w:jc w:val="both"/>
-        <w:rPr>
-          <w:rFonts w:ascii="Georgia" w:hAnsi="Georgia"/>
-          <w:color w:val="2B2B2B"/>
-          <w:sz w:val="26"/>
-        </w:rPr>
-      </w:pPr>
-      <w:r>
-        <w:rPr>
-          <w:rFonts w:ascii="Georgia" w:hAnsi="Georgia"/>
-          <w:color w:val="2B2B2B"/>
-          <w:sz w:val="26"/>
-        </w:rPr>
-        <w:t xml:space="preserve">“That,” said Daniels, “is entirely up to you.”</w:t>
-      </w:r>
-    </w:p>
-    <w:p>
-      <w:pPr>
-        <w:spacing w:line="400" w:lineRule="auto"/>
-        <w:ind w:firstLine="440"/>
-        <w:jc w:val="both"/>
-        <w:rPr>
-          <w:rFonts w:ascii="Georgia" w:hAnsi="Georgia"/>
-          <w:color w:val="2B2B2B"/>
-          <w:sz w:val="26"/>
-        </w:rPr>
-      </w:pPr>
-      <w:r>
-        <w:rPr>
-          <w:rFonts w:ascii="Georgia" w:hAnsi="Georgia"/>
-          <w:color w:val="2B2B2B"/>
-          <w:sz w:val="26"/>
-        </w:rPr>
-        <w:t xml:space="preserve">“Then I want it out.” He said it to Dominic, not to the doctor. “The rice. I want it out. I don’t want anybody calling me. I’ve got enough people calling me.” He hesitated. “That okay, Dom? You’re not gonna make a speech?”</w:t>
-      </w:r>
-    </w:p>
-    <w:p>
-      <w:pPr>
-        <w:spacing w:line="400" w:lineRule="auto"/>
-        <w:ind w:firstLine="440"/>
-        <w:jc w:val="both"/>
-        <w:rPr>
-          <w:rFonts w:ascii="Georgia" w:hAnsi="Georgia"/>
-          <w:color w:val="2B2B2B"/>
-          <w:sz w:val="26"/>
-        </w:rPr>
-      </w:pPr>
-      <w:r>
-        <w:rPr>
-          <w:rFonts w:ascii="Georgia" w:hAnsi="Georgia"/>
-          <w:color w:val="2B2B2B"/>
-          <w:sz w:val="26"/>
-        </w:rPr>
-        <w:t xml:space="preserve">“I don’t make speeches,” said Dominic. “You make speeches. Mine are about the moon.”</w:t>
-      </w:r>
-    </w:p>
-    <w:p>
-      <w:pPr>
-        <w:spacing w:line="400" w:lineRule="auto"/>
-        <w:ind w:firstLine="440"/>
-        <w:jc w:val="both"/>
-        <w:rPr>
-          <w:rFonts w:ascii="Georgia" w:hAnsi="Georgia"/>
-          <w:color w:val="2B2B2B"/>
-          <w:sz w:val="26"/>
-        </w:rPr>
-      </w:pPr>
-      <w:r>
-        <w:rPr>
-          <w:rFonts w:ascii="Georgia" w:hAnsi="Georgia"/>
-          <w:color w:val="2B2B2B"/>
-          <w:sz w:val="26"/>
-        </w:rPr>
-        <w:t xml:space="preserve">Curtis signed the consent form for Leuven with the hospital pen, pressing so hard it went through to the clipboard, and asked the technician whether the ship had lakes, and when told it did not, said that was a damn shame and somebody ought to bring them some fish.</w:t>
-      </w:r>
-    </w:p>
-    <w:p>
-      <w:pPr>
-        <w:spacing w:line="400" w:lineRule="auto"/>
-        <w:ind w:firstLine="440"/>
-        <w:jc w:val="both"/>
-        <w:rPr>
-          <w:rFonts w:ascii="Georgia" w:hAnsi="Georgia"/>
-          <w:color w:val="2B2B2B"/>
-          <w:sz w:val="26"/>
-        </w:rPr>
-      </w:pPr>
-      <w:r>
-        <w:rPr>
-          <w:rFonts w:ascii="Georgia" w:hAnsi="Georgia"/>
-          <w:color w:val="2B2B2B"/>
-          <w:sz w:val="26"/>
-        </w:rPr>
-        <w:t xml:space="preserve">In the parking lot afterward the two of them sat on the tailgate of Curtis’s truck in the October sun. The trees along the lot had gone the yellow that Indiana does for about a week a year and then denies.</w:t>
-      </w:r>
-    </w:p>
-    <w:p>
-      <w:pPr>
-        <w:spacing w:line="400" w:lineRule="auto"/>
-        <w:ind w:firstLine="440"/>
-        <w:jc w:val="both"/>
-        <w:rPr>
-          <w:rFonts w:ascii="Georgia" w:hAnsi="Georgia"/>
-          <w:color w:val="2B2B2B"/>
-          <w:sz w:val="26"/>
-        </w:rPr>
-      </w:pPr>
-      <w:r>
-        <w:rPr>
-          <w:rFonts w:ascii="Georgia" w:hAnsi="Georgia"/>
-          <w:color w:val="2B2B2B"/>
-          <w:sz w:val="26"/>
-        </w:rPr>
-        <w:t xml:space="preserve">“You’re keeping yours,” said Curtis. It was not a question. Curtis had known Dominic since they were six and had never once needed to ask him a question to which he already knew the answer.</w:t>
-      </w:r>
-    </w:p>
-    <w:p>
-      <w:pPr>
-        <w:spacing w:line="400" w:lineRule="auto"/>
-        <w:ind w:firstLine="440"/>
-        <w:jc w:val="both"/>
-        <w:rPr>
-          <w:rFonts w:ascii="Georgia" w:hAnsi="Georgia"/>
-          <w:color w:val="2B2B2B"/>
-          <w:sz w:val="26"/>
-        </w:rPr>
-      </w:pPr>
-      <w:r>
-        <w:rPr>
-          <w:rFonts w:ascii="Georgia" w:hAnsi="Georgia"/>
-          <w:color w:val="2B2B2B"/>
-          <w:sz w:val="26"/>
-        </w:rPr>
-        <w:t xml:space="preserve">“Yeah.”</w:t>
-      </w:r>
-    </w:p>
-    <w:p>
-      <w:pPr>
-        <w:spacing w:line="400" w:lineRule="auto"/>
-        <w:ind w:firstLine="440"/>
-        <w:jc w:val="both"/>
-        <w:rPr>
-          <w:rFonts w:ascii="Georgia" w:hAnsi="Georgia"/>
-          <w:color w:val="2B2B2B"/>
-          <w:sz w:val="26"/>
-        </w:rPr>
-      </w:pPr>
-      <w:r>
-        <w:rPr>
-          <w:rFonts w:ascii="Georgia" w:hAnsi="Georgia"/>
-          <w:color w:val="2B2B2B"/>
-          <w:sz w:val="26"/>
-        </w:rPr>
-        <w:t xml:space="preserve">“Why? It made you write on a board, man. In front of kids.”</w:t>
-      </w:r>
-    </w:p>
-    <w:p>
-      <w:pPr>
-        <w:spacing w:line="400" w:lineRule="auto"/>
-        <w:ind w:firstLine="440"/>
-        <w:jc w:val="both"/>
-        <w:rPr>
-          <w:rFonts w:ascii="Georgia" w:hAnsi="Georgia"/>
-          <w:color w:val="2B2B2B"/>
-          <w:sz w:val="26"/>
-        </w:rPr>
-      </w:pPr>
-      <w:r>
-        <w:rPr>
-          <w:rFonts w:ascii="Georgia" w:hAnsi="Georgia"/>
-          <w:color w:val="2B2B2B"/>
-          <w:sz w:val="26"/>
-        </w:rPr>
-        <w:t xml:space="preserve">Dominic thought about how to say it. He had been thinking about how to say it since a phone call in September, when Mabs had read him a page Feld had faxed to the Desk, about a line that stayed open, once a month, for one sentence, to the one who carried.</w:t>
-      </w:r>
-    </w:p>
-    <w:p>
-      <w:pPr>
-        <w:spacing w:line="400" w:lineRule="auto"/>
-        <w:ind w:firstLine="440"/>
-        <w:jc w:val="both"/>
-        <w:rPr>
-          <w:rFonts w:ascii="Georgia" w:hAnsi="Georgia"/>
-          <w:color w:val="2B2B2B"/>
-          <w:sz w:val="26"/>
-        </w:rPr>
-      </w:pPr>
-      <w:r>
-        <w:rPr>
-          <w:rFonts w:ascii="Georgia" w:hAnsi="Georgia"/>
-          <w:color w:val="2B2B2B"/>
-          <w:sz w:val="26"/>
-        </w:rPr>
-        <w:t xml:space="preserve">“My mom has something she wants to ask somebody,” he said. “And I’m the only phone.”</w:t>
-      </w:r>
-    </w:p>
-    <w:p>
-      <w:pPr>
-        <w:spacing w:line="400" w:lineRule="auto"/>
-        <w:ind w:firstLine="440"/>
-        <w:jc w:val="both"/>
-        <w:rPr>
-          <w:rFonts w:ascii="Georgia" w:hAnsi="Georgia"/>
-          <w:color w:val="2B2B2B"/>
-          <w:sz w:val="26"/>
-        </w:rPr>
-      </w:pPr>
-      <w:r>
-        <w:rPr>
-          <w:rFonts w:ascii="Georgia" w:hAnsi="Georgia"/>
-          <w:color w:val="2B2B2B"/>
-          <w:sz w:val="26"/>
-        </w:rPr>
-        <w:t xml:space="preserve">Curtis considered this for the length of a passing truck.</w:t>
-      </w:r>
-    </w:p>
-    <w:p>
-      <w:pPr>
-        <w:spacing w:line="400" w:lineRule="auto"/>
-        <w:ind w:firstLine="440"/>
-        <w:jc w:val="both"/>
-        <w:rPr>
-          <w:rFonts w:ascii="Georgia" w:hAnsi="Georgia"/>
-          <w:color w:val="2B2B2B"/>
-          <w:sz w:val="26"/>
-        </w:rPr>
-      </w:pPr>
-      <w:r>
-        <w:rPr>
-          <w:rFonts w:ascii="Georgia" w:hAnsi="Georgia"/>
-          <w:color w:val="2B2B2B"/>
-          <w:sz w:val="26"/>
-        </w:rPr>
-        <w:t xml:space="preserve">“That’s the most you thing I ever heard,” he said, and opened the last beer, and offered it to him, and Dominic, who would be driving, said no, and Curtis drank it for both of them.</w:t>
+        <w:t xml:space="preserve">The November letters were due on the first, which in 2026 fell on a Sunday, which was also the night the clocks went back, which Gary Huff said, to anyone who would listen, was exactly the kind of thing they would pick.</w:t>
+      </w:r>
+    </w:p>
+    <w:p>
+      <w:pPr>
+        <w:spacing w:line="400" w:lineRule="auto"/>
+        <w:ind w:firstLine="440"/>
+        <w:jc w:val="both"/>
+        <w:rPr>
+          <w:rFonts w:ascii="Georgia" w:hAnsi="Georgia"/>
+          <w:color w:val="2B2B2B"/>
+          <w:sz w:val="26"/>
+        </w:rPr>
+      </w:pPr>
+      <w:r>
+        <w:rPr>
+          <w:rFonts w:ascii="Georgia" w:hAnsi="Georgia"/>
+          <w:color w:val="2B2B2B"/>
+          <w:sz w:val="26"/>
+        </w:rPr>
+        <w:t xml:space="preserve">By nine o’clock that evening there were five people in Rosa Reyes’s kitchen in Muncie, under the rooster clock that had never been right. It was, for once, nearly right; Dominic had climbed on a chair that afternoon and set it back an hour along with everything else in the house, and for a few hours, by accident, it was only four minutes fast.</w:t>
+      </w:r>
+    </w:p>
+    <w:p>
+      <w:pPr>
+        <w:spacing w:line="400" w:lineRule="auto"/>
+        <w:ind w:firstLine="440"/>
+        <w:jc w:val="both"/>
+        <w:rPr>
+          <w:rFonts w:ascii="Georgia" w:hAnsi="Georgia"/>
+          <w:color w:val="2B2B2B"/>
+          <w:sz w:val="26"/>
+        </w:rPr>
+      </w:pPr>
+      <w:r>
+        <w:rPr>
+          <w:rFonts w:ascii="Georgia" w:hAnsi="Georgia"/>
+          <w:color w:val="2B2B2B"/>
+          <w:sz w:val="26"/>
+        </w:rPr>
+        <w:t xml:space="preserve">Rosa sat at the head of the table in a good cardigan, Dominic at her right, Mabs beside him. Nora had driven over on four hours’ sleep, after a Halloween wedding in a barn in Hamilton County where the best man came dressed as a hot dog. Her right wrist still clicked inside a neoprene sleeve when she lifted the camera; she had lowered it half a degree for the toast, out of habit, found him in the frame without hunting, and he had not stopped once. Tonight she had left the camera in the car. Jesse, her co-host now, on a podcast that had come back in October with a woman on it who did not like microphones and said so on air, had been told this was a family thing, and was waiting outside in the Honda with the heater on and a book, upside down, out of solidarity.</w:t>
+      </w:r>
+    </w:p>
+    <w:p>
+      <w:pPr>
+        <w:spacing w:line="400" w:lineRule="auto"/>
+        <w:ind w:firstLine="440"/>
+        <w:jc w:val="both"/>
+        <w:rPr>
+          <w:rFonts w:ascii="Georgia" w:hAnsi="Georgia"/>
+          <w:color w:val="2B2B2B"/>
+          <w:sz w:val="26"/>
+        </w:rPr>
+      </w:pPr>
+      <w:r>
+        <w:rPr>
+          <w:rFonts w:ascii="Georgia" w:hAnsi="Georgia"/>
+          <w:color w:val="2B2B2B"/>
+          <w:sz w:val="26"/>
+        </w:rPr>
+        <w:t xml:space="preserve">The fifth person was Elena Marsh, who had driven down from Chicago with a leather folio.</w:t>
+      </w:r>
+    </w:p>
+    <w:p>
+      <w:pPr>
+        <w:spacing w:line="400" w:lineRule="auto"/>
+        <w:ind w:firstLine="440"/>
+        <w:jc w:val="both"/>
+        <w:rPr>
+          <w:rFonts w:ascii="Georgia" w:hAnsi="Georgia"/>
+          <w:color w:val="2B2B2B"/>
+          <w:sz w:val="26"/>
+        </w:rPr>
+      </w:pPr>
+      <w:r>
+        <w:rPr>
+          <w:rFonts w:ascii="Georgia" w:hAnsi="Georgia"/>
+          <w:color w:val="2B2B2B"/>
+          <w:sz w:val="26"/>
+        </w:rPr>
+        <w:t xml:space="preserve">The page had come at one in the morning Brussels time, and Gladys had read Feld’s translation to Rosa over the phone, twice, slowly. It was three lines long, addressed to the mother who lights candles. The writer was well. He was a hydroponic technician on the ship’s second deck, which meant he grew food. He had a daughter of four. And he would like, if she was willing, under the clause, to be asked.</w:t>
+      </w:r>
+    </w:p>
+    <w:p>
+      <w:pPr>
+        <w:spacing w:line="400" w:lineRule="auto"/>
+        <w:ind w:firstLine="440"/>
+        <w:jc w:val="both"/>
+        <w:rPr>
+          <w:rFonts w:ascii="Georgia" w:hAnsi="Georgia"/>
+          <w:color w:val="2B2B2B"/>
+          <w:sz w:val="26"/>
+        </w:rPr>
+      </w:pPr>
+      <w:r>
+        <w:rPr>
+          <w:rFonts w:ascii="Georgia" w:hAnsi="Georgia"/>
+          <w:color w:val="2B2B2B"/>
+          <w:sz w:val="26"/>
+        </w:rPr>
+        <w:t xml:space="preserve">Elena opened the folio and took out a single typed sheet.</w:t>
+      </w:r>
+    </w:p>
+    <w:p>
+      <w:pPr>
+        <w:spacing w:line="400" w:lineRule="auto"/>
+        <w:ind w:firstLine="440"/>
+        <w:jc w:val="both"/>
+        <w:rPr>
+          <w:rFonts w:ascii="Georgia" w:hAnsi="Georgia"/>
+          <w:color w:val="2B2B2B"/>
+          <w:sz w:val="26"/>
+        </w:rPr>
+      </w:pPr>
+      <w:r>
+        <w:rPr>
+          <w:rFonts w:ascii="Georgia" w:hAnsi="Georgia"/>
+          <w:color w:val="2B2B2B"/>
+          <w:sz w:val="26"/>
+        </w:rPr>
+        <w:t xml:space="preserve">“I was asked to bring this,” she said. “By an office in Virginia. It’s a form of words. It has been reviewed by four governments. It expresses the goodwill of the family and the hope for continued peaceful relations.” She put it on the table beside the cookies from the Mennonite bakery. “I was asked to bring it. I was not asked to make you read it. I checked.”</w:t>
+      </w:r>
+    </w:p>
+    <w:p>
+      <w:pPr>
+        <w:spacing w:line="400" w:lineRule="auto"/>
+        <w:ind w:firstLine="440"/>
+        <w:jc w:val="both"/>
+        <w:rPr>
+          <w:rFonts w:ascii="Georgia" w:hAnsi="Georgia"/>
+          <w:color w:val="2B2B2B"/>
+          <w:sz w:val="26"/>
+        </w:rPr>
+      </w:pPr>
+      <w:r>
+        <w:rPr>
+          <w:rFonts w:ascii="Georgia" w:hAnsi="Georgia"/>
+          <w:color w:val="2B2B2B"/>
+          <w:sz w:val="26"/>
+        </w:rPr>
+        <w:t xml:space="preserve">Rosa put on her reading glasses and read it all the way through, because she had been a school secretary for thirty-two years and did not reject any document she had not read.</w:t>
+      </w:r>
+    </w:p>
+    <w:p>
+      <w:pPr>
+        <w:spacing w:line="400" w:lineRule="auto"/>
+        <w:ind w:firstLine="440"/>
+        <w:jc w:val="both"/>
+        <w:rPr>
+          <w:rFonts w:ascii="Georgia" w:hAnsi="Georgia"/>
+          <w:color w:val="2B2B2B"/>
+          <w:sz w:val="26"/>
+        </w:rPr>
+      </w:pPr>
+      <w:r>
+        <w:rPr>
+          <w:rFonts w:ascii="Georgia" w:hAnsi="Georgia"/>
+          <w:color w:val="2B2B2B"/>
+          <w:sz w:val="26"/>
+        </w:rPr>
+        <w:t xml:space="preserve">“It’s very nice,” she said. “Who wrote it?”</w:t>
+      </w:r>
+    </w:p>
+    <w:p>
+      <w:pPr>
+        <w:spacing w:line="400" w:lineRule="auto"/>
+        <w:ind w:firstLine="440"/>
+        <w:jc w:val="both"/>
+        <w:rPr>
+          <w:rFonts w:ascii="Georgia" w:hAnsi="Georgia"/>
+          <w:color w:val="2B2B2B"/>
+          <w:sz w:val="26"/>
+        </w:rPr>
+      </w:pPr>
+      <w:r>
+        <w:rPr>
+          <w:rFonts w:ascii="Georgia" w:hAnsi="Georgia"/>
+          <w:color w:val="2B2B2B"/>
+          <w:sz w:val="26"/>
+        </w:rPr>
+        <w:t xml:space="preserve">“A committee.”</w:t>
+      </w:r>
+    </w:p>
+    <w:p>
+      <w:pPr>
+        <w:spacing w:line="400" w:lineRule="auto"/>
+        <w:ind w:firstLine="440"/>
+        <w:jc w:val="both"/>
+        <w:rPr>
+          <w:rFonts w:ascii="Georgia" w:hAnsi="Georgia"/>
+          <w:color w:val="2B2B2B"/>
+          <w:sz w:val="26"/>
+        </w:rPr>
+      </w:pPr>
+      <w:r>
+        <w:rPr>
+          <w:rFonts w:ascii="Georgia" w:hAnsi="Georgia"/>
+          <w:color w:val="2B2B2B"/>
+          <w:sz w:val="26"/>
+        </w:rPr>
+        <w:t xml:space="preserve">“Then the committee can say it.” She took her glasses off, and folded the sheet in half, and slid it under the rooster clock. “I’ll ask him myself.”</w:t>
+      </w:r>
+    </w:p>
+    <w:p>
+      <w:pPr>
+        <w:spacing w:line="400" w:lineRule="auto"/>
+        <w:ind w:firstLine="440"/>
+        <w:jc w:val="both"/>
+        <w:rPr>
+          <w:rFonts w:ascii="Georgia" w:hAnsi="Georgia"/>
+          <w:color w:val="2B2B2B"/>
+          <w:sz w:val="26"/>
+        </w:rPr>
+      </w:pPr>
+      <w:r>
+        <w:rPr>
+          <w:rFonts w:ascii="Georgia" w:hAnsi="Georgia"/>
+          <w:color w:val="2B2B2B"/>
+          <w:sz w:val="26"/>
+        </w:rPr>
+        <w:t xml:space="preserve">Elena put the folio away. Dana would hear later that she had smiled, getting back into her car, and that nobody had seen it but Jesse, who was holding his book the right way up by then and had the grace not to mention it on air.</w:t>
+      </w:r>
+    </w:p>
+    <w:p>
+      <w:pPr>
+        <w:spacing w:line="400" w:lineRule="auto"/>
+        <w:ind w:firstLine="440"/>
+        <w:jc w:val="both"/>
+        <w:rPr>
+          <w:rFonts w:ascii="Georgia" w:hAnsi="Georgia"/>
+          <w:color w:val="2B2B2B"/>
+          <w:sz w:val="26"/>
+        </w:rPr>
+      </w:pPr>
+      <w:r>
+        <w:rPr>
+          <w:rFonts w:ascii="Georgia" w:hAnsi="Georgia"/>
+          <w:color w:val="2B2B2B"/>
+          <w:sz w:val="26"/>
+        </w:rPr>
+        <w:t xml:space="preserve">They waited. Mabs made coffee nobody drank. Nora watched Dominic, because she could not help it, and saw that he was calm in a way she had not seen him be calm since before the wedding: not the stillness of the weather but the ordinary quiet of a man in his mother’s kitchen who knows what he has said yes to.</w:t>
+      </w:r>
+    </w:p>
+    <w:p>
+      <w:pPr>
+        <w:spacing w:line="400" w:lineRule="auto"/>
+        <w:ind w:firstLine="440"/>
+        <w:jc w:val="both"/>
+        <w:rPr>
+          <w:rFonts w:ascii="Georgia" w:hAnsi="Georgia"/>
+          <w:color w:val="2B2B2B"/>
+          <w:sz w:val="26"/>
+        </w:rPr>
+      </w:pPr>
+      <w:r>
+        <w:rPr>
+          <w:rFonts w:ascii="Georgia" w:hAnsi="Georgia"/>
+          <w:color w:val="2B2B2B"/>
+          <w:sz w:val="26"/>
+        </w:rPr>
+        <w:t xml:space="preserve">Curtis had gone to Leuven the week before and come back without his, and with souvenir T-shirts for everyone. On the tailgate of his truck in a hospital lot in Fort Wayne, he had asked Dominic why he was keeping his. </w:t>
+      </w:r>
+      <w:r>
+        <w:rPr>
+          <w:rFonts w:ascii="Georgia" w:hAnsi="Georgia"/>
+          <w:color w:val="2B2B2B"/>
+          <w:sz w:val="26"/>
+          <w:i/>
+        </w:rPr>
+        <w:t xml:space="preserve">My mom has something she wants to ask somebody,</w:t>
+      </w:r>
+      <w:r>
+        <w:rPr>
+          <w:rFonts w:ascii="Georgia" w:hAnsi="Georgia"/>
+          <w:color w:val="2B2B2B"/>
+          <w:sz w:val="26"/>
+        </w:rPr>
+        <w:t xml:space="preserve"> Dominic had said, </w:t>
+      </w:r>
+      <w:r>
+        <w:rPr>
+          <w:rFonts w:ascii="Georgia" w:hAnsi="Georgia"/>
+          <w:color w:val="2B2B2B"/>
+          <w:sz w:val="26"/>
+          <w:i/>
+        </w:rPr>
+        <w:t xml:space="preserve">and I’m the only phone.</w:t>
+      </w:r>
+      <w:r>
+        <w:rPr>
+          <w:rFonts w:ascii="Georgia" w:hAnsi="Georgia"/>
+          <w:color w:val="2B2B2B"/>
+          <w:sz w:val="26"/>
+        </w:rPr>
+        <w:t xml:space="preserve"> Curtis had said it was the most Dom thing he had ever heard.</w:t>
+      </w:r>
+    </w:p>
+    <w:p>
+      <w:pPr>
+        <w:spacing w:line="400" w:lineRule="auto"/>
+        <w:ind w:firstLine="440"/>
+        <w:jc w:val="both"/>
+        <w:rPr>
+          <w:rFonts w:ascii="Georgia" w:hAnsi="Georgia"/>
+          <w:color w:val="2B2B2B"/>
+          <w:sz w:val="26"/>
+        </w:rPr>
+      </w:pPr>
+      <w:r>
+        <w:rPr>
+          <w:rFonts w:ascii="Georgia" w:hAnsi="Georgia"/>
+          <w:color w:val="2B2B2B"/>
+          <w:sz w:val="26"/>
+        </w:rPr>
+        <w:t xml:space="preserve">“What if it doesn’t work,” said Mabs.</w:t>
+      </w:r>
+    </w:p>
+    <w:p>
+      <w:pPr>
+        <w:spacing w:line="400" w:lineRule="auto"/>
+        <w:ind w:firstLine="440"/>
+        <w:jc w:val="both"/>
+        <w:rPr>
+          <w:rFonts w:ascii="Georgia" w:hAnsi="Georgia"/>
+          <w:color w:val="2B2B2B"/>
+          <w:sz w:val="26"/>
+        </w:rPr>
+      </w:pPr>
+      <w:r>
+        <w:rPr>
+          <w:rFonts w:ascii="Georgia" w:hAnsi="Georgia"/>
+          <w:color w:val="2B2B2B"/>
+          <w:sz w:val="26"/>
+        </w:rPr>
+        <w:t xml:space="preserve">“Then we’ll have had coffee,” said Rosa. “At my age that’s an evening.”</w:t>
+      </w:r>
+    </w:p>
+    <w:p>
+      <w:pPr>
+        <w:spacing w:line="400" w:lineRule="auto"/>
+        <w:ind w:firstLine="440"/>
+        <w:jc w:val="both"/>
+        <w:rPr>
+          <w:rFonts w:ascii="Georgia" w:hAnsi="Georgia"/>
+          <w:color w:val="2B2B2B"/>
+          <w:sz w:val="26"/>
+        </w:rPr>
+      </w:pPr>
+      <w:r>
+        <w:rPr>
+          <w:rFonts w:ascii="Georgia" w:hAnsi="Georgia"/>
+          <w:color w:val="2B2B2B"/>
+          <w:sz w:val="26"/>
+        </w:rPr>
+        <w:t xml:space="preserve">At 10:14 the rooster clock said 10:18, and Dominic put his hand flat on the table, palm down, and Rosa put hers on top of it, the way she had laid her gardening gloves on that table in July, fingers aligned.</w:t>
+      </w:r>
+    </w:p>
+    <w:p>
+      <w:pPr>
+        <w:spacing w:line="400" w:lineRule="auto"/>
+        <w:ind w:firstLine="440"/>
+        <w:jc w:val="both"/>
+        <w:rPr>
+          <w:rFonts w:ascii="Georgia" w:hAnsi="Georgia"/>
+          <w:color w:val="2B2B2B"/>
+          <w:sz w:val="26"/>
+        </w:rPr>
+      </w:pPr>
+      <w:r>
+        <w:rPr>
+          <w:rFonts w:ascii="Georgia" w:hAnsi="Georgia"/>
+          <w:color w:val="2B2B2B"/>
+          <w:sz w:val="26"/>
+        </w:rPr>
+        <w:t xml:space="preserve">Nora saw the weather come into his face — but gently this time, like a light coming on in another room of the house, and not like a hand over his eyes. He did not stand. He did not go anywhere. He looked at his mother.</w:t>
+      </w:r>
+    </w:p>
+    <w:p>
+      <w:pPr>
+        <w:spacing w:line="400" w:lineRule="auto"/>
+        <w:ind w:firstLine="440"/>
+        <w:jc w:val="both"/>
+        <w:rPr>
+          <w:rFonts w:ascii="Georgia" w:hAnsi="Georgia"/>
+          <w:color w:val="2B2B2B"/>
+          <w:sz w:val="26"/>
+        </w:rPr>
+      </w:pPr>
+      <w:r>
+        <w:rPr>
+          <w:rFonts w:ascii="Georgia" w:hAnsi="Georgia"/>
+          <w:color w:val="2B2B2B"/>
+          <w:sz w:val="26"/>
+        </w:rPr>
+        <w:t xml:space="preserve">“Okay, Mom,” he said. “He can hear you. I think he can hear you.”</w:t>
+      </w:r>
+    </w:p>
+    <w:p>
+      <w:pPr>
+        <w:spacing w:line="400" w:lineRule="auto"/>
+        <w:ind w:firstLine="440"/>
+        <w:jc w:val="both"/>
+        <w:rPr>
+          <w:rFonts w:ascii="Georgia" w:hAnsi="Georgia"/>
+          <w:color w:val="2B2B2B"/>
+          <w:sz w:val="26"/>
+        </w:rPr>
+      </w:pPr>
+      <w:r>
+        <w:rPr>
+          <w:rFonts w:ascii="Georgia" w:hAnsi="Georgia"/>
+          <w:color w:val="2B2B2B"/>
+          <w:sz w:val="26"/>
+        </w:rPr>
+        <w:t xml:space="preserve">Rosa Reyes had thought about this sentence for thirty-four years and had spent the last ten days writing versions of it on the backs of envelopes and tearing them up at the sink. What she said, in the end, she said in the voice she had used for thirty-two years on children who were late.</w:t>
+      </w:r>
+    </w:p>
+    <w:p>
+      <w:pPr>
+        <w:spacing w:line="400" w:lineRule="auto"/>
+        <w:ind w:firstLine="440"/>
+        <w:jc w:val="both"/>
+        <w:rPr>
+          <w:rFonts w:ascii="Georgia" w:hAnsi="Georgia"/>
+          <w:color w:val="2B2B2B"/>
+          <w:sz w:val="26"/>
+        </w:rPr>
+      </w:pPr>
+      <w:r>
+        <w:rPr>
+          <w:rFonts w:ascii="Georgia" w:hAnsi="Georgia"/>
+          <w:color w:val="2B2B2B"/>
+          <w:sz w:val="26"/>
+        </w:rPr>
+        <w:t xml:space="preserve">“I don’t know what they told you about me,” said Rosa. “I don’t know what you want. So I’m asking. What do you want? Not them. You. Take as long as you need. Whatever it is, you get to decide.”</w:t>
+      </w:r>
+    </w:p>
+    <w:p>
+      <w:pPr>
+        <w:spacing w:line="400" w:lineRule="auto"/>
+        <w:ind w:firstLine="440"/>
+        <w:jc w:val="both"/>
+        <w:rPr>
+          <w:rFonts w:ascii="Georgia" w:hAnsi="Georgia"/>
+          <w:color w:val="2B2B2B"/>
+          <w:sz w:val="26"/>
+        </w:rPr>
+      </w:pPr>
+      <w:r>
+        <w:rPr>
+          <w:rFonts w:ascii="Georgia" w:hAnsi="Georgia"/>
+          <w:color w:val="2B2B2B"/>
+          <w:sz w:val="26"/>
+        </w:rPr>
+        <w:t xml:space="preserve">It was more than one sentence. Nobody at the table was going to tell her that.</w:t>
+      </w:r>
+    </w:p>
+    <w:p>
+      <w:pPr>
+        <w:spacing w:line="400" w:lineRule="auto"/>
+        <w:ind w:firstLine="440"/>
+        <w:jc w:val="both"/>
+        <w:rPr>
+          <w:rFonts w:ascii="Georgia" w:hAnsi="Georgia"/>
+          <w:color w:val="2B2B2B"/>
+          <w:sz w:val="26"/>
+        </w:rPr>
+      </w:pPr>
+      <w:r>
+        <w:rPr>
+          <w:rFonts w:ascii="Georgia" w:hAnsi="Georgia"/>
+          <w:color w:val="2B2B2B"/>
+          <w:sz w:val="26"/>
+        </w:rPr>
+        <w:t xml:space="preserve">Dominic sat with his eyes open and his mother’s hand on his for perhaps half a minute. Mabs held his other arm, not fixing, sitting next to. Nobody filmed anything.</w:t>
+      </w:r>
+    </w:p>
+    <w:p>
+      <w:pPr>
+        <w:spacing w:line="400" w:lineRule="auto"/>
+        <w:ind w:firstLine="440"/>
+        <w:jc w:val="both"/>
+        <w:rPr>
+          <w:rFonts w:ascii="Georgia" w:hAnsi="Georgia"/>
+          <w:color w:val="2B2B2B"/>
+          <w:sz w:val="26"/>
+        </w:rPr>
+      </w:pPr>
+      <w:r>
+        <w:rPr>
+          <w:rFonts w:ascii="Georgia" w:hAnsi="Georgia"/>
+          <w:color w:val="2B2B2B"/>
+          <w:sz w:val="26"/>
+        </w:rPr>
+        <w:t xml:space="preserve">Then the weather went out of his face, and he blinked, and looked at the table as if surprised to find it there.</w:t>
+      </w:r>
+    </w:p>
+    <w:p>
+      <w:pPr>
+        <w:spacing w:line="400" w:lineRule="auto"/>
+        <w:ind w:firstLine="440"/>
+        <w:jc w:val="both"/>
+        <w:rPr>
+          <w:rFonts w:ascii="Georgia" w:hAnsi="Georgia"/>
+          <w:color w:val="2B2B2B"/>
+          <w:sz w:val="26"/>
+        </w:rPr>
+      </w:pPr>
+      <w:r>
+        <w:rPr>
+          <w:rFonts w:ascii="Georgia" w:hAnsi="Georgia"/>
+          <w:color w:val="2B2B2B"/>
+          <w:sz w:val="26"/>
+        </w:rPr>
+        <w:t xml:space="preserve">“He heard you,” he said. His voice was rough. “He — Mom, he laughed. I didn’t know they laughed.” He wiped his face with the heel of his hand. “Not at you. Like when somebody finally asks you the thing you’ve been waiting for. Like that.”</w:t>
+      </w:r>
+    </w:p>
+    <w:p>
+      <w:pPr>
+        <w:spacing w:line="400" w:lineRule="auto"/>
+        <w:ind w:firstLine="440"/>
+        <w:jc w:val="both"/>
+        <w:rPr>
+          <w:rFonts w:ascii="Georgia" w:hAnsi="Georgia"/>
+          <w:color w:val="2B2B2B"/>
+          <w:sz w:val="26"/>
+        </w:rPr>
+      </w:pPr>
+      <w:r>
+        <w:rPr>
+          <w:rFonts w:ascii="Georgia" w:hAnsi="Georgia"/>
+          <w:color w:val="2B2B2B"/>
+          <w:sz w:val="26"/>
+        </w:rPr>
+        <w:t xml:space="preserve">Rosa nodded once. She did not cry. She had done that in August, in front of the Virgin and a man with a duster, and had decided once was the whole of it.</w:t>
+      </w:r>
+    </w:p>
+    <w:p>
+      <w:pPr>
+        <w:spacing w:line="400" w:lineRule="auto"/>
+        <w:ind w:firstLine="440"/>
+        <w:jc w:val="both"/>
+        <w:rPr>
+          <w:rFonts w:ascii="Georgia" w:hAnsi="Georgia"/>
+          <w:color w:val="2B2B2B"/>
+          <w:sz w:val="26"/>
+        </w:rPr>
+      </w:pPr>
+      <w:r>
+        <w:rPr>
+          <w:rFonts w:ascii="Georgia" w:hAnsi="Georgia"/>
+          <w:color w:val="2B2B2B"/>
+          <w:sz w:val="26"/>
+        </w:rPr>
+        <w:t xml:space="preserve">“Well,” she said. “Good.” She stood up, and took the folded sheet from under the clock, and put it in the drawer with the takeout menus, where it remained for many years, an official expression of goodwill between two species, under a coupon for pizza. In the morning, on All Souls, she would go to Mass at St. Lawrence and light three candles: one for her husband, one for her son in Lissome, and one for the other one, who grew food on the second deck of a ship sixty degrees ahead of Jupiter, and had a daughter of four, and had laughed. She had waited thirty-four years without knowing what for. She thought she could manage a few more, now that she did.</w:t>
+      </w:r>
+    </w:p>
+    <w:p>
+      <w:pPr>
+        <w:spacing w:line="400" w:lineRule="auto"/>
+        <w:ind w:firstLine="440"/>
+        <w:jc w:val="both"/>
+        <w:rPr>
+          <w:rFonts w:ascii="Georgia" w:hAnsi="Georgia"/>
+          <w:color w:val="2B2B2B"/>
+          <w:sz w:val="26"/>
+        </w:rPr>
+      </w:pPr>
+      <w:r>
+        <w:rPr>
+          <w:rFonts w:ascii="Georgia" w:hAnsi="Georgia"/>
+          <w:color w:val="2B2B2B"/>
+          <w:sz w:val="26"/>
+        </w:rPr>
+        <w:t xml:space="preserve">At eleven Nora went out to the Honda. The heater was on. Jesse had the book face down on the dashboard and the cassette deck open, and a tape in his hand that he had been turning over, she suspected, since 10:14.</w:t>
+      </w:r>
+    </w:p>
+    <w:p>
+      <w:pPr>
+        <w:spacing w:line="400" w:lineRule="auto"/>
+        <w:ind w:firstLine="440"/>
+        <w:jc w:val="both"/>
+        <w:rPr>
+          <w:rFonts w:ascii="Georgia" w:hAnsi="Georgia"/>
+          <w:color w:val="2B2B2B"/>
+          <w:sz w:val="26"/>
+        </w:rPr>
+      </w:pPr>
+      <w:r>
+        <w:rPr>
+          <w:rFonts w:ascii="Georgia" w:hAnsi="Georgia"/>
+          <w:color w:val="2B2B2B"/>
+          <w:sz w:val="26"/>
+        </w:rPr>
+        <w:t xml:space="preserve">It had come in October, in a padded envelope from Brussels that Jesse was nearly sure he had last seen going back into the pocket of a blue shirt. Inside, with a memory stick labeled INDIANAPOLIS CENTER, SECTOR 3, was a note in a small, neat scientist’s hand: </w:t>
+      </w:r>
+      <w:r>
+        <w:rPr>
+          <w:rFonts w:ascii="Georgia" w:hAnsi="Georgia"/>
+          <w:color w:val="2B2B2B"/>
+          <w:sz w:val="26"/>
+          <w:i/>
+        </w:rPr>
+        <w:t xml:space="preserve">Mr. Tran. I am told that things are no longer to be given without being asked for, so I am asking. Would you like this? I. H.</w:t>
+      </w:r>
+      <w:r>
+        <w:rPr>
+          <w:rFonts w:ascii="Georgia" w:hAnsi="Georgia"/>
+          <w:color w:val="2B2B2B"/>
+          <w:sz w:val="26"/>
+        </w:rPr>
+        <w:t xml:space="preserve"> He had written back one word. Then he had driven to Bloomington and asked his mother whether she wanted to hear it alone, first, and she had said no, together, and they had listened to all forty minutes at her kitchen table with the new gutters dripping outside. She had held his hand through the part where the pilot said </w:t>
+      </w:r>
+      <w:r>
+        <w:rPr>
+          <w:rFonts w:ascii="Georgia" w:hAnsi="Georgia"/>
+          <w:color w:val="2B2B2B"/>
+          <w:sz w:val="26"/>
+          <w:i/>
+        </w:rPr>
+        <w:t xml:space="preserve">it’s still there, it’s pacing me,</w:t>
+      </w:r>
+      <w:r>
+        <w:rPr>
+          <w:rFonts w:ascii="Georgia" w:hAnsi="Georgia"/>
+          <w:color w:val="2B2B2B"/>
+          <w:sz w:val="26"/>
+        </w:rPr>
+        <w:t xml:space="preserve"> and his father said, in a voice that was nothing like the radio, </w:t>
+      </w:r>
+      <w:r>
+        <w:rPr>
+          <w:rFonts w:ascii="Georgia" w:hAnsi="Georgia"/>
+          <w:color w:val="2B2B2B"/>
+          <w:sz w:val="26"/>
+          <w:i/>
+        </w:rPr>
+        <w:t xml:space="preserve">I’ve got it too. I see it. You’re fine. Just fly the airplane.</w:t>
+      </w:r>
+    </w:p>
+    <w:p>
+      <w:pPr>
+        <w:spacing w:line="400" w:lineRule="auto"/>
+        <w:ind w:firstLine="440"/>
+        <w:jc w:val="both"/>
+        <w:rPr>
+          <w:rFonts w:ascii="Georgia" w:hAnsi="Georgia"/>
+          <w:color w:val="2B2B2B"/>
+          <w:sz w:val="26"/>
+        </w:rPr>
+      </w:pPr>
+      <w:r>
+        <w:rPr>
+          <w:rFonts w:ascii="Georgia" w:hAnsi="Georgia"/>
+          <w:color w:val="2B2B2B"/>
+          <w:sz w:val="26"/>
+        </w:rPr>
+        <w:t xml:space="preserve">Afterward he had copied it onto a cassette, because the Honda would play nothing else.</w:t>
+      </w:r>
+    </w:p>
+    <w:p>
+      <w:pPr>
+        <w:spacing w:line="400" w:lineRule="auto"/>
+        <w:ind w:firstLine="440"/>
+        <w:jc w:val="both"/>
+        <w:rPr>
+          <w:rFonts w:ascii="Georgia" w:hAnsi="Georgia"/>
+          <w:color w:val="2B2B2B"/>
+          <w:sz w:val="26"/>
+        </w:rPr>
+      </w:pPr>
+      <w:r>
+        <w:rPr>
+          <w:rFonts w:ascii="Georgia" w:hAnsi="Georgia"/>
+          <w:color w:val="2B2B2B"/>
+          <w:sz w:val="26"/>
+        </w:rPr>
+        <w:t xml:space="preserve">Nora got in and shut the door. “Is it going on the show?”</w:t>
+      </w:r>
+    </w:p>
+    <w:p>
+      <w:pPr>
+        <w:spacing w:line="400" w:lineRule="auto"/>
+        <w:ind w:firstLine="440"/>
+        <w:jc w:val="both"/>
+        <w:rPr>
+          <w:rFonts w:ascii="Georgia" w:hAnsi="Georgia"/>
+          <w:color w:val="2B2B2B"/>
+          <w:sz w:val="26"/>
+        </w:rPr>
+      </w:pPr>
+      <w:r>
+        <w:rPr>
+          <w:rFonts w:ascii="Georgia" w:hAnsi="Georgia"/>
+          <w:color w:val="2B2B2B"/>
+          <w:sz w:val="26"/>
+        </w:rPr>
+        <w:t xml:space="preserve">“Next year. One minute.” He turned the tape over once more. “Mom gets to pick the minute.”</w:t>
+      </w:r>
+    </w:p>
+    <w:p>
+      <w:pPr>
+        <w:spacing w:line="400" w:lineRule="auto"/>
+        <w:ind w:firstLine="440"/>
+        <w:jc w:val="both"/>
+        <w:rPr>
+          <w:rFonts w:ascii="Georgia" w:hAnsi="Georgia"/>
+          <w:color w:val="2B2B2B"/>
+          <w:sz w:val="26"/>
+        </w:rPr>
+      </w:pPr>
+      <w:r>
+        <w:rPr>
+          <w:rFonts w:ascii="Georgia" w:hAnsi="Georgia"/>
+          <w:color w:val="2B2B2B"/>
+          <w:sz w:val="26"/>
+        </w:rPr>
+        <w:t xml:space="preserve">“Can I hear him?”</w:t>
+      </w:r>
+    </w:p>
+    <w:p>
+      <w:pPr>
+        <w:spacing w:line="400" w:lineRule="auto"/>
+        <w:ind w:firstLine="440"/>
+        <w:jc w:val="both"/>
+        <w:rPr>
+          <w:rFonts w:ascii="Georgia" w:hAnsi="Georgia"/>
+          <w:color w:val="2B2B2B"/>
+          <w:sz w:val="26"/>
+        </w:rPr>
+      </w:pPr>
+      <w:r>
+        <w:rPr>
+          <w:rFonts w:ascii="Georgia" w:hAnsi="Georgia"/>
+          <w:color w:val="2B2B2B"/>
+          <w:sz w:val="26"/>
+        </w:rPr>
+        <w:t xml:space="preserve">Jesse put the tape in her good hand and closed her fingers over it, and then, because she could not work the deck one-handed, he took it back and pushed it in for her.</w:t>
+      </w:r>
+    </w:p>
+    <w:p>
+      <w:pPr>
+        <w:spacing w:line="400" w:lineRule="auto"/>
+        <w:ind w:firstLine="440"/>
+        <w:jc w:val="both"/>
+        <w:rPr>
+          <w:rFonts w:ascii="Georgia" w:hAnsi="Georgia"/>
+          <w:color w:val="2B2B2B"/>
+          <w:sz w:val="26"/>
+        </w:rPr>
+      </w:pPr>
+      <w:r>
+        <w:rPr>
+          <w:rFonts w:ascii="Georgia" w:hAnsi="Georgia"/>
+          <w:color w:val="2B2B2B"/>
+          <w:sz w:val="26"/>
+        </w:rPr>
+        <w:t xml:space="preserve">In Lissome, at the bottom of a ladder, Gary Huff took off his headphones and wrote, to the second, 22:14:03 EST, and then, under it, because the clocks had gone back that morning and he trusted nothing he had not checked twice, (NEW TIME). Then, for the first time in his life, he wrote a word that was not a number. He wrote: laughing?</w:t>
       </w:r>
     </w:p>
     <w:p>
@@ -43469,1343 +46231,6 @@
           <w:color w:val="2B2B2B"/>
           <w:sz w:val="26"/>
         </w:rPr>
-        <w:t xml:space="preserve">The badge came on the first of October, by internal mail, in a brown envelope that had been used three times before.</w:t>
-      </w:r>
-    </w:p>
-    <w:p>
-      <w:pPr>
-        <w:spacing w:line="400" w:lineRule="auto"/>
-        <w:ind w:firstLine="440"/>
-        <w:jc w:val="both"/>
-        <w:rPr>
-          <w:rFonts w:ascii="Georgia" w:hAnsi="Georgia"/>
-          <w:color w:val="2B2B2B"/>
-          <w:sz w:val="26"/>
-        </w:rPr>
-      </w:pPr>
-      <w:r>
-        <w:rPr>
-          <w:rFonts w:ascii="Georgia" w:hAnsi="Georgia"/>
-          <w:color w:val="2B2B2B"/>
-          <w:sz w:val="26"/>
-        </w:rPr>
-        <w:t xml:space="preserve">It had Dana’s name on it. Only Dana’s; no ghost of anyone else’s first name under the laminate. The photograph had been taken in September, and in it she had not quite managed to stop looking like someone who had recently watched a crescent sun go down over a field in Spain. She tried it on the basement door at 08:04. The reader blinked red.</w:t>
-      </w:r>
-    </w:p>
-    <w:p>
-      <w:pPr>
-        <w:spacing w:line="400" w:lineRule="auto"/>
-        <w:ind w:firstLine="440"/>
-        <w:jc w:val="both"/>
-        <w:rPr>
-          <w:rFonts w:ascii="Georgia" w:hAnsi="Georgia"/>
-          <w:color w:val="2B2B2B"/>
-          <w:sz w:val="26"/>
-        </w:rPr>
-      </w:pPr>
-      <w:r>
-        <w:rPr>
-          <w:rFonts w:ascii="Georgia" w:hAnsi="Georgia"/>
-          <w:color w:val="2B2B2B"/>
-          <w:sz w:val="26"/>
-        </w:rPr>
-        <w:t xml:space="preserve">She stood in the corridor with the pipe knocking overhead and the passport office’s elevator smell coming down the stairs and thought, quite calmly, that this was how the government would finally lose her: not with a breach or a scandal but with a card reader.</w:t>
-      </w:r>
-    </w:p>
-    <w:p>
-      <w:pPr>
-        <w:spacing w:line="400" w:lineRule="auto"/>
-        <w:ind w:firstLine="440"/>
-        <w:jc w:val="both"/>
-        <w:rPr>
-          <w:rFonts w:ascii="Georgia" w:hAnsi="Georgia"/>
-          <w:color w:val="2B2B2B"/>
-          <w:sz w:val="26"/>
-        </w:rPr>
-      </w:pPr>
-      <w:r>
-        <w:rPr>
-          <w:rFonts w:ascii="Georgia" w:hAnsi="Georgia"/>
-          <w:color w:val="2B2B2B"/>
-          <w:sz w:val="26"/>
-        </w:rPr>
-        <w:t xml:space="preserve">Then it blinked again, and went green, and the lock clicked.</w:t>
-      </w:r>
-    </w:p>
-    <w:p>
-      <w:pPr>
-        <w:spacing w:line="400" w:lineRule="auto"/>
-        <w:ind w:firstLine="440"/>
-        <w:jc w:val="both"/>
-        <w:rPr>
-          <w:rFonts w:ascii="Georgia" w:hAnsi="Georgia"/>
-          <w:color w:val="2B2B2B"/>
-          <w:sz w:val="26"/>
-        </w:rPr>
-      </w:pPr>
-      <w:r>
-        <w:rPr>
-          <w:rFonts w:ascii="Georgia" w:hAnsi="Georgia"/>
-          <w:color w:val="2B2B2B"/>
-          <w:sz w:val="26"/>
-        </w:rPr>
-        <w:t xml:space="preserve">“It does that,” said Warren, at his desk, without looking up. “The first time. It has to think about you.”</w:t>
-      </w:r>
-    </w:p>
-    <w:p>
-      <w:pPr>
-        <w:spacing w:line="400" w:lineRule="auto"/>
-        <w:ind w:firstLine="440"/>
-        <w:jc w:val="both"/>
-        <w:rPr>
-          <w:rFonts w:ascii="Georgia" w:hAnsi="Georgia"/>
-          <w:color w:val="2B2B2B"/>
-          <w:sz w:val="26"/>
-        </w:rPr>
-      </w:pPr>
-      <w:r>
-        <w:rPr>
-          <w:rFonts w:ascii="Georgia" w:hAnsi="Georgia"/>
-          <w:color w:val="2B2B2B"/>
-          <w:sz w:val="26"/>
-        </w:rPr>
-        <w:t xml:space="preserve">“How long did it think about you?”</w:t>
-      </w:r>
-    </w:p>
-    <w:p>
-      <w:pPr>
-        <w:spacing w:line="400" w:lineRule="auto"/>
-        <w:ind w:firstLine="440"/>
-        <w:jc w:val="both"/>
-        <w:rPr>
-          <w:rFonts w:ascii="Georgia" w:hAnsi="Georgia"/>
-          <w:color w:val="2B2B2B"/>
-          <w:sz w:val="26"/>
-        </w:rPr>
-      </w:pPr>
-      <w:r>
-        <w:rPr>
-          <w:rFonts w:ascii="Georgia" w:hAnsi="Georgia"/>
-          <w:color w:val="2B2B2B"/>
-          <w:sz w:val="26"/>
-        </w:rPr>
-        <w:t xml:space="preserve">“Nineteen eighty-eight,” said Warren. “About four seconds. It has not had reason to reconsider.”</w:t>
-      </w:r>
-    </w:p>
-    <w:p>
-      <w:pPr>
-        <w:spacing w:line="400" w:lineRule="auto"/>
-        <w:ind w:firstLine="440"/>
-        <w:jc w:val="both"/>
-        <w:rPr>
-          <w:rFonts w:ascii="Georgia" w:hAnsi="Georgia"/>
-          <w:color w:val="2B2B2B"/>
-          <w:sz w:val="26"/>
-        </w:rPr>
-      </w:pPr>
-      <w:r>
-        <w:rPr>
-          <w:rFonts w:ascii="Georgia" w:hAnsi="Georgia"/>
-          <w:color w:val="2B2B2B"/>
-          <w:sz w:val="26"/>
-        </w:rPr>
-        <w:t xml:space="preserve">The memo was in the same envelope, under the badge. It was from the American liaison office, two floors up, and it was one page long. It moved the Desk’s reporting line. It raised the Desk’s budget for the first time since 1994, by an amount that would cover a second desk, a dehumidifier, and a person to answer the phone at night. It referred throughout to the analytic method developed in the basement as the Priya Chen index.</w:t>
-      </w:r>
-    </w:p>
-    <w:p>
-      <w:pPr>
-        <w:spacing w:line="400" w:lineRule="auto"/>
-        <w:ind w:firstLine="440"/>
-        <w:jc w:val="both"/>
-        <w:rPr>
-          <w:rFonts w:ascii="Georgia" w:hAnsi="Georgia"/>
-          <w:color w:val="2B2B2B"/>
-          <w:sz w:val="26"/>
-        </w:rPr>
-      </w:pPr>
-      <w:r>
-        <w:rPr>
-          <w:rFonts w:ascii="Georgia" w:hAnsi="Georgia"/>
-          <w:color w:val="2B2B2B"/>
-          <w:sz w:val="26"/>
-        </w:rPr>
-        <w:t xml:space="preserve">It was signed Elena. Not Dr. Elena Marsh, Liaison. Not E. Marsh. Just the name, in blue ink, written fast, the way you sign a birthday card for someone you have worked beside for years and only just noticed.</w:t>
-      </w:r>
-    </w:p>
-    <w:p>
-      <w:pPr>
-        <w:spacing w:line="400" w:lineRule="auto"/>
-        <w:ind w:firstLine="440"/>
-        <w:jc w:val="both"/>
-        <w:rPr>
-          <w:rFonts w:ascii="Georgia" w:hAnsi="Georgia"/>
-          <w:color w:val="2B2B2B"/>
-          <w:sz w:val="26"/>
-        </w:rPr>
-      </w:pPr>
-      <w:r>
-        <w:rPr>
-          <w:rFonts w:ascii="Georgia" w:hAnsi="Georgia"/>
-          <w:color w:val="2B2B2B"/>
-          <w:sz w:val="26"/>
-        </w:rPr>
-        <w:t xml:space="preserve">Priya read it twice standing up, and sat down on the folding chair that chirped, and then went out into the corridor and came back ten minutes later with her eyes very bright and said that the elevator smelled of the passport office, which it did. She had a second envelope, from the university lab in Champaign, which had run Steve’s blood twice more and wanted to know where the sample came from and whether they could have more. The answer, on both counts, was no. The ship, asked through the channel whether Steve was theirs, had replied with a word Feld translated as something close to a shrug. Steve was back in Kankakee, sleeping in the barn doorway, facing east. He remained, by every measure available, unexplained and thriving.</w:t>
-      </w:r>
-    </w:p>
-    <w:p>
-      <w:pPr>
-        <w:spacing w:line="400" w:lineRule="auto"/>
-        <w:ind w:firstLine="440"/>
-        <w:jc w:val="both"/>
-        <w:rPr>
-          <w:rFonts w:ascii="Georgia" w:hAnsi="Georgia"/>
-          <w:color w:val="2B2B2B"/>
-          <w:sz w:val="26"/>
-        </w:rPr>
-      </w:pPr>
-      <w:r>
-        <w:rPr>
-          <w:rFonts w:ascii="Georgia" w:hAnsi="Georgia"/>
-          <w:color w:val="2B2B2B"/>
-          <w:sz w:val="26"/>
-        </w:rPr>
-        <w:t xml:space="preserve">At three o’clock someone came down the stairs carrying a coffee maker.</w:t>
-      </w:r>
-    </w:p>
-    <w:p>
-      <w:pPr>
-        <w:spacing w:line="400" w:lineRule="auto"/>
-        <w:ind w:firstLine="440"/>
-        <w:jc w:val="both"/>
-        <w:rPr>
-          <w:rFonts w:ascii="Georgia" w:hAnsi="Georgia"/>
-          <w:color w:val="2B2B2B"/>
-          <w:sz w:val="26"/>
-        </w:rPr>
-      </w:pPr>
-      <w:r>
-        <w:rPr>
-          <w:rFonts w:ascii="Georgia" w:hAnsi="Georgia"/>
-          <w:color w:val="2B2B2B"/>
-          <w:sz w:val="26"/>
-        </w:rPr>
-        <w:t xml:space="preserve">It was the coffee maker from two floors up, the real one, with a dent in its side and a carafe that did not quite fit. Elena carried it herself, in both arms, cord trailing, and set it on item 4, and plugged it in.</w:t>
-      </w:r>
-    </w:p>
-    <w:p>
-      <w:pPr>
-        <w:spacing w:line="400" w:lineRule="auto"/>
-        <w:ind w:firstLine="440"/>
-        <w:jc w:val="both"/>
-        <w:rPr>
-          <w:rFonts w:ascii="Georgia" w:hAnsi="Georgia"/>
-          <w:color w:val="2B2B2B"/>
-          <w:sz w:val="26"/>
-        </w:rPr>
-      </w:pPr>
-      <w:r>
-        <w:rPr>
-          <w:rFonts w:ascii="Georgia" w:hAnsi="Georgia"/>
-          <w:color w:val="2B2B2B"/>
-          <w:sz w:val="26"/>
-        </w:rPr>
-        <w:t xml:space="preserve">“We have a new one upstairs,” she said. “This one is surplus. It needs a good home.” She looked around the basement — the pipes, the drawer, the carpet that remembered rain — and something in her face that had been held in one position for a very long time let go. “It will be happy here.”</w:t>
-      </w:r>
-    </w:p>
-    <w:p>
-      <w:pPr>
-        <w:spacing w:line="400" w:lineRule="auto"/>
-        <w:ind w:firstLine="440"/>
-        <w:jc w:val="both"/>
-        <w:rPr>
-          <w:rFonts w:ascii="Georgia" w:hAnsi="Georgia"/>
-          <w:color w:val="2B2B2B"/>
-          <w:sz w:val="26"/>
-        </w:rPr>
-      </w:pPr>
-      <w:r>
-        <w:rPr>
-          <w:rFonts w:ascii="Georgia" w:hAnsi="Georgia"/>
-          <w:color w:val="2B2B2B"/>
-          <w:sz w:val="26"/>
-        </w:rPr>
-        <w:t xml:space="preserve">Warren looked at the coffee maker. Then at Elena.</w:t>
-      </w:r>
-    </w:p>
-    <w:p>
-      <w:pPr>
-        <w:spacing w:line="400" w:lineRule="auto"/>
-        <w:ind w:firstLine="440"/>
-        <w:jc w:val="both"/>
-        <w:rPr>
-          <w:rFonts w:ascii="Georgia" w:hAnsi="Georgia"/>
-          <w:color w:val="2B2B2B"/>
-          <w:sz w:val="26"/>
-        </w:rPr>
-      </w:pPr>
-      <w:r>
-        <w:rPr>
-          <w:rFonts w:ascii="Georgia" w:hAnsi="Georgia"/>
-          <w:color w:val="2B2B2B"/>
-          <w:sz w:val="26"/>
-        </w:rPr>
-        <w:t xml:space="preserve">“It will have to be entered in the inventory,” he said.</w:t>
-      </w:r>
-    </w:p>
-    <w:p>
-      <w:pPr>
-        <w:spacing w:line="400" w:lineRule="auto"/>
-        <w:ind w:firstLine="440"/>
-        <w:jc w:val="both"/>
-        <w:rPr>
-          <w:rFonts w:ascii="Georgia" w:hAnsi="Georgia"/>
-          <w:color w:val="2B2B2B"/>
-          <w:sz w:val="26"/>
-        </w:rPr>
-      </w:pPr>
-      <w:r>
-        <w:rPr>
-          <w:rFonts w:ascii="Georgia" w:hAnsi="Georgia"/>
-          <w:color w:val="2B2B2B"/>
-          <w:sz w:val="26"/>
-        </w:rPr>
-        <w:t xml:space="preserve">“Of course.”</w:t>
-      </w:r>
-    </w:p>
-    <w:p>
-      <w:pPr>
-        <w:spacing w:line="400" w:lineRule="auto"/>
-        <w:ind w:firstLine="440"/>
-        <w:jc w:val="both"/>
-        <w:rPr>
-          <w:rFonts w:ascii="Georgia" w:hAnsi="Georgia"/>
-          <w:color w:val="2B2B2B"/>
-          <w:sz w:val="26"/>
-        </w:rPr>
-      </w:pPr>
-      <w:r>
-        <w:rPr>
-          <w:rFonts w:ascii="Georgia" w:hAnsi="Georgia"/>
-          <w:color w:val="2B2B2B"/>
-          <w:sz w:val="26"/>
-        </w:rPr>
-        <w:t xml:space="preserve">“As item twelve.”</w:t>
-      </w:r>
-    </w:p>
-    <w:p>
-      <w:pPr>
-        <w:spacing w:line="400" w:lineRule="auto"/>
-        <w:ind w:firstLine="440"/>
-        <w:jc w:val="both"/>
-        <w:rPr>
-          <w:rFonts w:ascii="Georgia" w:hAnsi="Georgia"/>
-          <w:color w:val="2B2B2B"/>
-          <w:sz w:val="26"/>
-        </w:rPr>
-      </w:pPr>
-      <w:r>
-        <w:rPr>
-          <w:rFonts w:ascii="Georgia" w:hAnsi="Georgia"/>
-          <w:color w:val="2B2B2B"/>
-          <w:sz w:val="26"/>
-        </w:rPr>
-        <w:t xml:space="preserve">“I would expect nothing less,” said Elena, and stayed for a cup, and sat on the edge of Gladys’s desk, and laughed twice at things Gladys said, and was late for her next meeting for the first time anyone at the Desk could remember.</w:t>
-      </w:r>
-    </w:p>
-    <w:p>
-      <w:pPr>
-        <w:spacing w:line="400" w:lineRule="auto"/>
-        <w:ind w:firstLine="440"/>
-        <w:jc w:val="both"/>
-        <w:rPr>
-          <w:rFonts w:ascii="Georgia" w:hAnsi="Georgia"/>
-          <w:color w:val="2B2B2B"/>
-          <w:sz w:val="26"/>
-        </w:rPr>
-      </w:pPr>
-      <w:r>
-        <w:rPr>
-          <w:rFonts w:ascii="Georgia" w:hAnsi="Georgia"/>
-          <w:color w:val="2B2B2B"/>
-          <w:sz w:val="26"/>
-        </w:rPr>
-        <w:t xml:space="preserve">At six, as Dana was putting on her coat, the drawer rang.</w:t>
-      </w:r>
-    </w:p>
-    <w:p>
-      <w:pPr>
-        <w:spacing w:line="400" w:lineRule="auto"/>
-        <w:ind w:firstLine="440"/>
-        <w:jc w:val="both"/>
-        <w:rPr>
-          <w:rFonts w:ascii="Georgia" w:hAnsi="Georgia"/>
-          <w:color w:val="2B2B2B"/>
-          <w:sz w:val="26"/>
-        </w:rPr>
-      </w:pPr>
-      <w:r>
-        <w:rPr>
-          <w:rFonts w:ascii="Georgia" w:hAnsi="Georgia"/>
-          <w:color w:val="2B2B2B"/>
-          <w:sz w:val="26"/>
-        </w:rPr>
-        <w:t xml:space="preserve">The ground office had begun, since Starfall, quite openly to use the Desk’s number. Gladys took those calls in the same pencil as everything else, and treated the callers, who were mostly hybrids the ship had told what they were and who were now trying to decide what to do about it, as she had treated a career of frightened people. This one asked for Dana by name. A woman, with a soft Utah accent.</w:t>
-      </w:r>
-    </w:p>
-    <w:p>
-      <w:pPr>
-        <w:spacing w:line="400" w:lineRule="auto"/>
-        <w:ind w:firstLine="440"/>
-        <w:jc w:val="both"/>
-        <w:rPr>
-          <w:rFonts w:ascii="Georgia" w:hAnsi="Georgia"/>
-          <w:color w:val="2B2B2B"/>
-          <w:sz w:val="26"/>
-        </w:rPr>
-      </w:pPr>
-      <w:r>
-        <w:rPr>
-          <w:rFonts w:ascii="Georgia" w:hAnsi="Georgia"/>
-          <w:color w:val="2B2B2B"/>
-          <w:sz w:val="26"/>
-        </w:rPr>
-        <w:t xml:space="preserve">“I’m sorry,” she said, when Dana picked up. “I should have called you myself, months ago. I was the one who recommended you.”</w:t>
-      </w:r>
-    </w:p>
-    <w:p>
-      <w:pPr>
-        <w:spacing w:line="400" w:lineRule="auto"/>
-        <w:ind w:firstLine="440"/>
-        <w:jc w:val="both"/>
-        <w:rPr>
-          <w:rFonts w:ascii="Georgia" w:hAnsi="Georgia"/>
-          <w:color w:val="2B2B2B"/>
-          <w:sz w:val="26"/>
-        </w:rPr>
-      </w:pPr>
-      <w:r>
-        <w:rPr>
-          <w:rFonts w:ascii="Georgia" w:hAnsi="Georgia"/>
-          <w:color w:val="2B2B2B"/>
-          <w:sz w:val="26"/>
-        </w:rPr>
-        <w:t xml:space="preserve">Dana sat down slowly with her coat half on. “Nowak.”</w:t>
-      </w:r>
-    </w:p>
-    <w:p>
-      <w:pPr>
-        <w:spacing w:line="400" w:lineRule="auto"/>
-        <w:ind w:firstLine="440"/>
-        <w:jc w:val="both"/>
-        <w:rPr>
-          <w:rFonts w:ascii="Georgia" w:hAnsi="Georgia"/>
-          <w:color w:val="2B2B2B"/>
-          <w:sz w:val="26"/>
-        </w:rPr>
-      </w:pPr>
-      <w:r>
-        <w:rPr>
-          <w:rFonts w:ascii="Georgia" w:hAnsi="Georgia"/>
-          <w:color w:val="2B2B2B"/>
-          <w:sz w:val="26"/>
-        </w:rPr>
-        <w:t xml:space="preserve">“That was a name we used. It was my uncle’s. He wasn’t a lawyer. I am. I work in a law office in Salt Lake.” A pause, of the kind Dana had learned over the summer to hear in people who had only recently found out what they were. “I’m one of them. I’ve known since I was twenty-five. I’ve been active for eight years.”</w:t>
-      </w:r>
-    </w:p>
-    <w:p>
-      <w:pPr>
-        <w:spacing w:line="400" w:lineRule="auto"/>
-        <w:ind w:firstLine="440"/>
-        <w:jc w:val="both"/>
-        <w:rPr>
-          <w:rFonts w:ascii="Georgia" w:hAnsi="Georgia"/>
-          <w:color w:val="2B2B2B"/>
-          <w:sz w:val="26"/>
-        </w:rPr>
-      </w:pPr>
-      <w:r>
-        <w:rPr>
-          <w:rFonts w:ascii="Georgia" w:hAnsi="Georgia"/>
-          <w:color w:val="2B2B2B"/>
-          <w:sz w:val="26"/>
-        </w:rPr>
-        <w:t xml:space="preserve">She told Dana the rest. That the ground office had never been one thing. That a part of it — the part that Feld’s twin spoke for, on the council — had wanted, for nine years, someone at the Desk who would recognize what Halo’s sails were when they started to move: someone who knew launch hardware, with nothing left to lose at Ibex, who would be willing to sit in a basement in Chicago and read the sky. That they had found her through the inquiry. That the soft apologetic voice in Ogden, while her faucet leaked, had been this woman, reading from a folder.</w:t>
-      </w:r>
-    </w:p>
-    <w:p>
-      <w:pPr>
-        <w:spacing w:line="400" w:lineRule="auto"/>
-        <w:ind w:firstLine="440"/>
-        <w:jc w:val="both"/>
-        <w:rPr>
-          <w:rFonts w:ascii="Georgia" w:hAnsi="Georgia"/>
-          <w:color w:val="2B2B2B"/>
-          <w:sz w:val="26"/>
-        </w:rPr>
-      </w:pPr>
-      <w:r>
-        <w:rPr>
-          <w:rFonts w:ascii="Georgia" w:hAnsi="Georgia"/>
-          <w:color w:val="2B2B2B"/>
-          <w:sz w:val="26"/>
-        </w:rPr>
-        <w:t xml:space="preserve">“What did the folder say?”</w:t>
-      </w:r>
-    </w:p>
-    <w:p>
-      <w:pPr>
-        <w:spacing w:line="400" w:lineRule="auto"/>
-        <w:ind w:firstLine="440"/>
-        <w:jc w:val="both"/>
-        <w:rPr>
-          <w:rFonts w:ascii="Georgia" w:hAnsi="Georgia"/>
-          <w:color w:val="2B2B2B"/>
-          <w:sz w:val="26"/>
-        </w:rPr>
-      </w:pPr>
-      <w:r>
-        <w:rPr>
-          <w:rFonts w:ascii="Georgia" w:hAnsi="Georgia"/>
-          <w:color w:val="2B2B2B"/>
-          <w:sz w:val="26"/>
-        </w:rPr>
-        <w:t xml:space="preserve">The woman read it to her. A week later, at Dana’s request, a scan came by courier: a single sheet in a manila folder labeled DETAIL — OSEI, in a careful, rounded clerk’s hand that had learned its letters in an Ohio grade school and its purpose somewhere much farther away.</w:t>
-      </w:r>
-    </w:p>
-    <w:p>
-      <w:pPr>
-        <w:spacing w:line="400" w:lineRule="auto"/>
-        <w:ind w:firstLine="440"/>
-        <w:jc w:val="both"/>
-        <w:rPr>
-          <w:rFonts w:ascii="Georgia" w:hAnsi="Georgia"/>
-          <w:color w:val="2B2B2B"/>
-          <w:sz w:val="26"/>
-        </w:rPr>
-      </w:pPr>
-      <w:r>
-        <w:rPr>
-          <w:rFonts w:ascii="Georgia" w:hAnsi="Georgia"/>
-          <w:color w:val="2B2B2B"/>
-          <w:sz w:val="26"/>
-        </w:rPr>
-        <w:t xml:space="preserve">Engineer, the sheet said. Basement. Before the curve steepens.</w:t>
-      </w:r>
-    </w:p>
-    <w:p>
-      <w:pPr>
-        <w:spacing w:line="400" w:lineRule="auto"/>
-        <w:ind w:firstLine="440"/>
-        <w:jc w:val="both"/>
-        <w:rPr>
-          <w:rFonts w:ascii="Georgia" w:hAnsi="Georgia"/>
-          <w:color w:val="2B2B2B"/>
-          <w:sz w:val="26"/>
-        </w:rPr>
-      </w:pPr>
-      <w:r>
-        <w:rPr>
-          <w:rFonts w:ascii="Georgia" w:hAnsi="Georgia"/>
-          <w:color w:val="2B2B2B"/>
-          <w:sz w:val="26"/>
-        </w:rPr>
-        <w:t xml:space="preserve">Underneath, smaller, in a different ink: She will ask the right question. Give her the drawer.</w:t>
-      </w:r>
-    </w:p>
-    <w:p>
-      <w:pPr>
-        <w:spacing w:line="400" w:lineRule="auto"/>
-        <w:ind w:firstLine="440"/>
-        <w:jc w:val="both"/>
-        <w:rPr>
-          <w:rFonts w:ascii="Georgia" w:hAnsi="Georgia"/>
-          <w:color w:val="2B2B2B"/>
-          <w:sz w:val="26"/>
-        </w:rPr>
-      </w:pPr>
-      <w:r>
-        <w:rPr>
-          <w:rFonts w:ascii="Georgia" w:hAnsi="Georgia"/>
-          <w:color w:val="2B2B2B"/>
-          <w:sz w:val="26"/>
-        </w:rPr>
-        <w:t xml:space="preserve">Dana sat with it at her desk with the chirping chair, under the knocking pipe, while the coffee maker ticked as it cooled. She had been placed, like the alpaca and the man in the windbreaker and the technician in the closet, by the same people who had taken a baby from Ball Memorial in 1992, so that when the night came someone would be sitting at the drawer who knew what she was looking at.</w:t>
-      </w:r>
-    </w:p>
-    <w:p>
-      <w:pPr>
-        <w:spacing w:line="400" w:lineRule="auto"/>
-        <w:ind w:firstLine="440"/>
-        <w:jc w:val="both"/>
-        <w:rPr>
-          <w:rFonts w:ascii="Georgia" w:hAnsi="Georgia"/>
-          <w:color w:val="2B2B2B"/>
-          <w:sz w:val="26"/>
-        </w:rPr>
-      </w:pPr>
-      <w:r>
-        <w:rPr>
-          <w:rFonts w:ascii="Georgia" w:hAnsi="Georgia"/>
-          <w:color w:val="2B2B2B"/>
-          <w:sz w:val="26"/>
-        </w:rPr>
-        <w:t xml:space="preserve">She waited to feel used. It was what she had felt since the inquiry, about almost everything.</w:t>
-      </w:r>
-    </w:p>
-    <w:p>
-      <w:pPr>
-        <w:spacing w:line="400" w:lineRule="auto"/>
-        <w:ind w:firstLine="440"/>
-        <w:jc w:val="both"/>
-        <w:rPr>
-          <w:rFonts w:ascii="Georgia" w:hAnsi="Georgia"/>
-          <w:color w:val="2B2B2B"/>
-          <w:sz w:val="26"/>
-        </w:rPr>
-      </w:pPr>
-      <w:r>
-        <w:rPr>
-          <w:rFonts w:ascii="Georgia" w:hAnsi="Georgia"/>
-          <w:color w:val="2B2B2B"/>
-          <w:sz w:val="26"/>
-        </w:rPr>
-        <w:t xml:space="preserve">It did not come. What came, slowly, was stranger: the sense of having been, for once in her life, recommended by someone who had been right.</w:t>
-      </w:r>
-    </w:p>
-    <w:p>
-      <w:pPr>
-        <w:spacing w:line="400" w:lineRule="auto"/>
-        <w:ind w:firstLine="440"/>
-        <w:jc w:val="both"/>
-        <w:rPr>
-          <w:rFonts w:ascii="Georgia" w:hAnsi="Georgia"/>
-          <w:color w:val="2B2B2B"/>
-          <w:sz w:val="26"/>
-        </w:rPr>
-      </w:pPr>
-      <w:r>
-        <w:rPr>
-          <w:rFonts w:ascii="Georgia" w:hAnsi="Georgia"/>
-          <w:color w:val="2B2B2B"/>
-          <w:sz w:val="26"/>
-        </w:rPr>
-        <w:t xml:space="preserve">She filed the scan in the case folder, under her own name, in pencil.</w:t>
-      </w:r>
-    </w:p>
-    <w:p>
-      <w:pPr>
-        <w:spacing w:line="400" w:lineRule="auto"/>
-        <w:jc w:val="center"/>
-        <w:rPr>
-          <w:rFonts w:ascii="Georgia" w:hAnsi="Georgia"/>
-          <w:color w:val="2B2B2B"/>
-          <w:sz w:val="26"/>
-        </w:rPr>
-      </w:pPr>
-      <w:r>
-        <w:rPr>
-          <w:rFonts w:ascii="Georgia" w:hAnsi="Georgia"/>
-          <w:color w:val="2B2B2B"/>
-          <w:sz w:val="26"/>
-        </w:rPr>
-        <w:t xml:space="preserve">∗</w:t>
-      </w:r>
-    </w:p>
-    <w:p>
-      <w:pPr>
-        <w:spacing w:line="400" w:lineRule="auto"/>
-        <w:ind w:firstLine="440"/>
-        <w:jc w:val="both"/>
-        <w:rPr>
-          <w:rFonts w:ascii="Georgia" w:hAnsi="Georgia"/>
-          <w:color w:val="2B2B2B"/>
-          <w:sz w:val="26"/>
-        </w:rPr>
-      </w:pPr>
-      <w:r>
-        <w:rPr>
-          <w:rFonts w:ascii="Georgia" w:hAnsi="Georgia"/>
-          <w:color w:val="2B2B2B"/>
-          <w:sz w:val="26"/>
-        </w:rPr>
-        <w:t xml:space="preserve">The November letters were due on the first, which in 2026 fell on a Sunday, which was also the night the clocks went back, which Gary Huff said, to anyone who would listen, was exactly the kind of thing they would pick.</w:t>
-      </w:r>
-    </w:p>
-    <w:p>
-      <w:pPr>
-        <w:spacing w:line="400" w:lineRule="auto"/>
-        <w:ind w:firstLine="440"/>
-        <w:jc w:val="both"/>
-        <w:rPr>
-          <w:rFonts w:ascii="Georgia" w:hAnsi="Georgia"/>
-          <w:color w:val="2B2B2B"/>
-          <w:sz w:val="26"/>
-        </w:rPr>
-      </w:pPr>
-      <w:r>
-        <w:rPr>
-          <w:rFonts w:ascii="Georgia" w:hAnsi="Georgia"/>
-          <w:color w:val="2B2B2B"/>
-          <w:sz w:val="26"/>
-        </w:rPr>
-        <w:t xml:space="preserve">By nine o’clock that evening there were five people in Rosa Reyes’s kitchen in Muncie, under the rooster clock that had never been right. It was, for once, nearly right; Dominic had climbed on a chair that afternoon and set it back an hour along with everything else in the house, and for a few hours, by accident, it was only four minutes fast.</w:t>
-      </w:r>
-    </w:p>
-    <w:p>
-      <w:pPr>
-        <w:spacing w:line="400" w:lineRule="auto"/>
-        <w:ind w:firstLine="440"/>
-        <w:jc w:val="both"/>
-        <w:rPr>
-          <w:rFonts w:ascii="Georgia" w:hAnsi="Georgia"/>
-          <w:color w:val="2B2B2B"/>
-          <w:sz w:val="26"/>
-        </w:rPr>
-      </w:pPr>
-      <w:r>
-        <w:rPr>
-          <w:rFonts w:ascii="Georgia" w:hAnsi="Georgia"/>
-          <w:color w:val="2B2B2B"/>
-          <w:sz w:val="26"/>
-        </w:rPr>
-        <w:t xml:space="preserve">Rosa sat at the head of the table in a good cardigan. Dominic sat at her right, Mabs beside him. Nora had driven over from Indianapolis on four hours’ sleep, because the night before she had filmed a Halloween wedding in a barn in Hamilton County where the best man had come dressed as a hot dog; she had lowered her camera half a degree for the toast, out of habit, and found him in the frame without hunting, and he had not stopped once. She had left her camera in the car tonight. She had decided that on the drive. Jesse, her co-host now, on a podcast that had come back in October with a woman on it who did not like microphones and said so on air, had been told this was a family thing, and was waiting outside in the Honda with the heater on and a book, upside down, out of solidarity.</w:t>
-      </w:r>
-    </w:p>
-    <w:p>
-      <w:pPr>
-        <w:spacing w:line="400" w:lineRule="auto"/>
-        <w:ind w:firstLine="440"/>
-        <w:jc w:val="both"/>
-        <w:rPr>
-          <w:rFonts w:ascii="Georgia" w:hAnsi="Georgia"/>
-          <w:color w:val="2B2B2B"/>
-          <w:sz w:val="26"/>
-        </w:rPr>
-      </w:pPr>
-      <w:r>
-        <w:rPr>
-          <w:rFonts w:ascii="Georgia" w:hAnsi="Georgia"/>
-          <w:color w:val="2B2B2B"/>
-          <w:sz w:val="26"/>
-        </w:rPr>
-        <w:t xml:space="preserve">The fifth person was Elena Marsh, who had driven down from Chicago with a leather folio.</w:t>
-      </w:r>
-    </w:p>
-    <w:p>
-      <w:pPr>
-        <w:spacing w:line="400" w:lineRule="auto"/>
-        <w:ind w:firstLine="440"/>
-        <w:jc w:val="both"/>
-        <w:rPr>
-          <w:rFonts w:ascii="Georgia" w:hAnsi="Georgia"/>
-          <w:color w:val="2B2B2B"/>
-          <w:sz w:val="26"/>
-        </w:rPr>
-      </w:pPr>
-      <w:r>
-        <w:rPr>
-          <w:rFonts w:ascii="Georgia" w:hAnsi="Georgia"/>
-          <w:color w:val="2B2B2B"/>
-          <w:sz w:val="26"/>
-        </w:rPr>
-        <w:t xml:space="preserve">The page had come at one in the morning Brussels time, and Feld had faxed his translation to the Desk by breakfast, and Gladys had read it to Rosa over the phone, twice, slowly, the way she read things to people who were going to need to have heard them twice. It was three lines long. It was addressed, in Feld’s translation, to the mother who lights candles. It said that the writer was well. That he was a hydroponic technician on the ship’s second deck, which meant he grew food. That he had a daughter of four. And that he would like, if she was willing, under the clause, to be asked.</w:t>
-      </w:r>
-    </w:p>
-    <w:p>
-      <w:pPr>
-        <w:spacing w:line="400" w:lineRule="auto"/>
-        <w:ind w:firstLine="440"/>
-        <w:jc w:val="both"/>
-        <w:rPr>
-          <w:rFonts w:ascii="Georgia" w:hAnsi="Georgia"/>
-          <w:color w:val="2B2B2B"/>
-          <w:sz w:val="26"/>
-        </w:rPr>
-      </w:pPr>
-      <w:r>
-        <w:rPr>
-          <w:rFonts w:ascii="Georgia" w:hAnsi="Georgia"/>
-          <w:color w:val="2B2B2B"/>
-          <w:sz w:val="26"/>
-        </w:rPr>
-        <w:t xml:space="preserve">Elena opened the folio and took out a single typed sheet.</w:t>
-      </w:r>
-    </w:p>
-    <w:p>
-      <w:pPr>
-        <w:spacing w:line="400" w:lineRule="auto"/>
-        <w:ind w:firstLine="440"/>
-        <w:jc w:val="both"/>
-        <w:rPr>
-          <w:rFonts w:ascii="Georgia" w:hAnsi="Georgia"/>
-          <w:color w:val="2B2B2B"/>
-          <w:sz w:val="26"/>
-        </w:rPr>
-      </w:pPr>
-      <w:r>
-        <w:rPr>
-          <w:rFonts w:ascii="Georgia" w:hAnsi="Georgia"/>
-          <w:color w:val="2B2B2B"/>
-          <w:sz w:val="26"/>
-        </w:rPr>
-        <w:t xml:space="preserve">“I was asked to bring this,” she said. “By an office in Virginia. It’s a form of words. It has been reviewed by four governments. It expresses the goodwill of the family and the hope for continued peaceful relations.” She put it on the table beside the cookies from the Mennonite bakery. “I was asked to bring it. I was not asked to make you read it. I checked.”</w:t>
-      </w:r>
-    </w:p>
-    <w:p>
-      <w:pPr>
-        <w:spacing w:line="400" w:lineRule="auto"/>
-        <w:ind w:firstLine="440"/>
-        <w:jc w:val="both"/>
-        <w:rPr>
-          <w:rFonts w:ascii="Georgia" w:hAnsi="Georgia"/>
-          <w:color w:val="2B2B2B"/>
-          <w:sz w:val="26"/>
-        </w:rPr>
-      </w:pPr>
-      <w:r>
-        <w:rPr>
-          <w:rFonts w:ascii="Georgia" w:hAnsi="Georgia"/>
-          <w:color w:val="2B2B2B"/>
-          <w:sz w:val="26"/>
-        </w:rPr>
-        <w:t xml:space="preserve">Rosa put on her reading glasses and read it all the way through, because she had been a school secretary for thirty-two years and did not reject any document she had not read.</w:t>
-      </w:r>
-    </w:p>
-    <w:p>
-      <w:pPr>
-        <w:spacing w:line="400" w:lineRule="auto"/>
-        <w:ind w:firstLine="440"/>
-        <w:jc w:val="both"/>
-        <w:rPr>
-          <w:rFonts w:ascii="Georgia" w:hAnsi="Georgia"/>
-          <w:color w:val="2B2B2B"/>
-          <w:sz w:val="26"/>
-        </w:rPr>
-      </w:pPr>
-      <w:r>
-        <w:rPr>
-          <w:rFonts w:ascii="Georgia" w:hAnsi="Georgia"/>
-          <w:color w:val="2B2B2B"/>
-          <w:sz w:val="26"/>
-        </w:rPr>
-        <w:t xml:space="preserve">“It’s very nice,” she said. “Who wrote it?”</w:t>
-      </w:r>
-    </w:p>
-    <w:p>
-      <w:pPr>
-        <w:spacing w:line="400" w:lineRule="auto"/>
-        <w:ind w:firstLine="440"/>
-        <w:jc w:val="both"/>
-        <w:rPr>
-          <w:rFonts w:ascii="Georgia" w:hAnsi="Georgia"/>
-          <w:color w:val="2B2B2B"/>
-          <w:sz w:val="26"/>
-        </w:rPr>
-      </w:pPr>
-      <w:r>
-        <w:rPr>
-          <w:rFonts w:ascii="Georgia" w:hAnsi="Georgia"/>
-          <w:color w:val="2B2B2B"/>
-          <w:sz w:val="26"/>
-        </w:rPr>
-        <w:t xml:space="preserve">“A committee.”</w:t>
-      </w:r>
-    </w:p>
-    <w:p>
-      <w:pPr>
-        <w:spacing w:line="400" w:lineRule="auto"/>
-        <w:ind w:firstLine="440"/>
-        <w:jc w:val="both"/>
-        <w:rPr>
-          <w:rFonts w:ascii="Georgia" w:hAnsi="Georgia"/>
-          <w:color w:val="2B2B2B"/>
-          <w:sz w:val="26"/>
-        </w:rPr>
-      </w:pPr>
-      <w:r>
-        <w:rPr>
-          <w:rFonts w:ascii="Georgia" w:hAnsi="Georgia"/>
-          <w:color w:val="2B2B2B"/>
-          <w:sz w:val="26"/>
-        </w:rPr>
-        <w:t xml:space="preserve">“Then the committee can say it.” She took her glasses off, and folded the sheet in half, and slid it under the rooster clock. “I’ll ask him myself.”</w:t>
-      </w:r>
-    </w:p>
-    <w:p>
-      <w:pPr>
-        <w:spacing w:line="400" w:lineRule="auto"/>
-        <w:ind w:firstLine="440"/>
-        <w:jc w:val="both"/>
-        <w:rPr>
-          <w:rFonts w:ascii="Georgia" w:hAnsi="Georgia"/>
-          <w:color w:val="2B2B2B"/>
-          <w:sz w:val="26"/>
-        </w:rPr>
-      </w:pPr>
-      <w:r>
-        <w:rPr>
-          <w:rFonts w:ascii="Georgia" w:hAnsi="Georgia"/>
-          <w:color w:val="2B2B2B"/>
-          <w:sz w:val="26"/>
-        </w:rPr>
-        <w:t xml:space="preserve">Elena put the folio away. Dana would hear later that she had smiled, getting back into her car, and that nobody had seen it but Jesse, who was holding his book the right way up by then and had the grace not to mention it on air.</w:t>
-      </w:r>
-    </w:p>
-    <w:p>
-      <w:pPr>
-        <w:spacing w:line="400" w:lineRule="auto"/>
-        <w:ind w:firstLine="440"/>
-        <w:jc w:val="both"/>
-        <w:rPr>
-          <w:rFonts w:ascii="Georgia" w:hAnsi="Georgia"/>
-          <w:color w:val="2B2B2B"/>
-          <w:sz w:val="26"/>
-        </w:rPr>
-      </w:pPr>
-      <w:r>
-        <w:rPr>
-          <w:rFonts w:ascii="Georgia" w:hAnsi="Georgia"/>
-          <w:color w:val="2B2B2B"/>
-          <w:sz w:val="26"/>
-        </w:rPr>
-        <w:t xml:space="preserve">They waited. Mabs made coffee nobody drank. Nora watched Dominic, because she could not help it, and saw that he was calm in a way she had not seen him be calm since before the wedding: not the stillness of the weather but the ordinary quiet of a man in his mother’s kitchen who knows what he has said yes to.</w:t>
-      </w:r>
-    </w:p>
-    <w:p>
-      <w:pPr>
-        <w:spacing w:line="400" w:lineRule="auto"/>
-        <w:ind w:firstLine="440"/>
-        <w:jc w:val="both"/>
-        <w:rPr>
-          <w:rFonts w:ascii="Georgia" w:hAnsi="Georgia"/>
-          <w:color w:val="2B2B2B"/>
-          <w:sz w:val="26"/>
-        </w:rPr>
-      </w:pPr>
-      <w:r>
-        <w:rPr>
-          <w:rFonts w:ascii="Georgia" w:hAnsi="Georgia"/>
-          <w:color w:val="2B2B2B"/>
-          <w:sz w:val="26"/>
-        </w:rPr>
-        <w:t xml:space="preserve">“What if it doesn’t work,” said Mabs.</w:t>
-      </w:r>
-    </w:p>
-    <w:p>
-      <w:pPr>
-        <w:spacing w:line="400" w:lineRule="auto"/>
-        <w:ind w:firstLine="440"/>
-        <w:jc w:val="both"/>
-        <w:rPr>
-          <w:rFonts w:ascii="Georgia" w:hAnsi="Georgia"/>
-          <w:color w:val="2B2B2B"/>
-          <w:sz w:val="26"/>
-        </w:rPr>
-      </w:pPr>
-      <w:r>
-        <w:rPr>
-          <w:rFonts w:ascii="Georgia" w:hAnsi="Georgia"/>
-          <w:color w:val="2B2B2B"/>
-          <w:sz w:val="26"/>
-        </w:rPr>
-        <w:t xml:space="preserve">“Then we’ll have had coffee,” said Rosa. “At my age that’s an evening.”</w:t>
-      </w:r>
-    </w:p>
-    <w:p>
-      <w:pPr>
-        <w:spacing w:line="400" w:lineRule="auto"/>
-        <w:ind w:firstLine="440"/>
-        <w:jc w:val="both"/>
-        <w:rPr>
-          <w:rFonts w:ascii="Georgia" w:hAnsi="Georgia"/>
-          <w:color w:val="2B2B2B"/>
-          <w:sz w:val="26"/>
-        </w:rPr>
-      </w:pPr>
-      <w:r>
-        <w:rPr>
-          <w:rFonts w:ascii="Georgia" w:hAnsi="Georgia"/>
-          <w:color w:val="2B2B2B"/>
-          <w:sz w:val="26"/>
-        </w:rPr>
-        <w:t xml:space="preserve">At 10:14 the rooster clock said 10:18, and Dominic put his hand flat on the table, palm down, and Rosa put hers on top of it, the way she had laid her gardening gloves on that table in July, fingers aligned.</w:t>
-      </w:r>
-    </w:p>
-    <w:p>
-      <w:pPr>
-        <w:spacing w:line="400" w:lineRule="auto"/>
-        <w:ind w:firstLine="440"/>
-        <w:jc w:val="both"/>
-        <w:rPr>
-          <w:rFonts w:ascii="Georgia" w:hAnsi="Georgia"/>
-          <w:color w:val="2B2B2B"/>
-          <w:sz w:val="26"/>
-        </w:rPr>
-      </w:pPr>
-      <w:r>
-        <w:rPr>
-          <w:rFonts w:ascii="Georgia" w:hAnsi="Georgia"/>
-          <w:color w:val="2B2B2B"/>
-          <w:sz w:val="26"/>
-        </w:rPr>
-        <w:t xml:space="preserve">Nora saw the weather come into his face — but gently this time, like a light coming on in another room of the house, and not like a hand over his eyes. He did not stand. He did not go anywhere. He looked at his mother.</w:t>
-      </w:r>
-    </w:p>
-    <w:p>
-      <w:pPr>
-        <w:spacing w:line="400" w:lineRule="auto"/>
-        <w:ind w:firstLine="440"/>
-        <w:jc w:val="both"/>
-        <w:rPr>
-          <w:rFonts w:ascii="Georgia" w:hAnsi="Georgia"/>
-          <w:color w:val="2B2B2B"/>
-          <w:sz w:val="26"/>
-        </w:rPr>
-      </w:pPr>
-      <w:r>
-        <w:rPr>
-          <w:rFonts w:ascii="Georgia" w:hAnsi="Georgia"/>
-          <w:color w:val="2B2B2B"/>
-          <w:sz w:val="26"/>
-        </w:rPr>
-        <w:t xml:space="preserve">“Okay, Mom,” he said. “He can hear you. I think he can hear you.”</w:t>
-      </w:r>
-    </w:p>
-    <w:p>
-      <w:pPr>
-        <w:spacing w:line="400" w:lineRule="auto"/>
-        <w:ind w:firstLine="440"/>
-        <w:jc w:val="both"/>
-        <w:rPr>
-          <w:rFonts w:ascii="Georgia" w:hAnsi="Georgia"/>
-          <w:color w:val="2B2B2B"/>
-          <w:sz w:val="26"/>
-        </w:rPr>
-      </w:pPr>
-      <w:r>
-        <w:rPr>
-          <w:rFonts w:ascii="Georgia" w:hAnsi="Georgia"/>
-          <w:color w:val="2B2B2B"/>
-          <w:sz w:val="26"/>
-        </w:rPr>
-        <w:t xml:space="preserve">Rosa Reyes had thought about this sentence for thirty-four years and had spent the last ten days throwing versions of it away. She had written them on the backs of envelopes and torn them up at the sink. She had asked the priest, and the priest had suggested something from Scripture, and she had thanked him and not used it.</w:t>
-      </w:r>
-    </w:p>
-    <w:p>
-      <w:pPr>
-        <w:spacing w:line="400" w:lineRule="auto"/>
-        <w:ind w:firstLine="440"/>
-        <w:jc w:val="both"/>
-        <w:rPr>
-          <w:rFonts w:ascii="Georgia" w:hAnsi="Georgia"/>
-          <w:color w:val="2B2B2B"/>
-          <w:sz w:val="26"/>
-        </w:rPr>
-      </w:pPr>
-      <w:r>
-        <w:rPr>
-          <w:rFonts w:ascii="Georgia" w:hAnsi="Georgia"/>
-          <w:color w:val="2B2B2B"/>
-          <w:sz w:val="26"/>
-        </w:rPr>
-        <w:t xml:space="preserve">What she said, in the end, she said in the voice she had used for thirty-two years on children who were late, and for the whole of one long afternoon in a Kroger dairy aisle with a gallon of milk in her hand.</w:t>
-      </w:r>
-    </w:p>
-    <w:p>
-      <w:pPr>
-        <w:spacing w:line="400" w:lineRule="auto"/>
-        <w:ind w:firstLine="440"/>
-        <w:jc w:val="both"/>
-        <w:rPr>
-          <w:rFonts w:ascii="Georgia" w:hAnsi="Georgia"/>
-          <w:color w:val="2B2B2B"/>
-          <w:sz w:val="26"/>
-        </w:rPr>
-      </w:pPr>
-      <w:r>
-        <w:rPr>
-          <w:rFonts w:ascii="Georgia" w:hAnsi="Georgia"/>
-          <w:color w:val="2B2B2B"/>
-          <w:sz w:val="26"/>
-        </w:rPr>
-        <w:t xml:space="preserve">“I don’t know what they told you about me,” said Rosa. “I don’t know what you want. So I’m asking. What do you want? Not them. You. Take as long as you need. Whatever it is, you get to decide.”</w:t>
-      </w:r>
-    </w:p>
-    <w:p>
-      <w:pPr>
-        <w:spacing w:line="400" w:lineRule="auto"/>
-        <w:ind w:firstLine="440"/>
-        <w:jc w:val="both"/>
-        <w:rPr>
-          <w:rFonts w:ascii="Georgia" w:hAnsi="Georgia"/>
-          <w:color w:val="2B2B2B"/>
-          <w:sz w:val="26"/>
-        </w:rPr>
-      </w:pPr>
-      <w:r>
-        <w:rPr>
-          <w:rFonts w:ascii="Georgia" w:hAnsi="Georgia"/>
-          <w:color w:val="2B2B2B"/>
-          <w:sz w:val="26"/>
-        </w:rPr>
-        <w:t xml:space="preserve">It was more than one sentence. Nobody at the table was going to tell her that.</w:t>
-      </w:r>
-    </w:p>
-    <w:p>
-      <w:pPr>
-        <w:spacing w:line="400" w:lineRule="auto"/>
-        <w:ind w:firstLine="440"/>
-        <w:jc w:val="both"/>
-        <w:rPr>
-          <w:rFonts w:ascii="Georgia" w:hAnsi="Georgia"/>
-          <w:color w:val="2B2B2B"/>
-          <w:sz w:val="26"/>
-        </w:rPr>
-      </w:pPr>
-      <w:r>
-        <w:rPr>
-          <w:rFonts w:ascii="Georgia" w:hAnsi="Georgia"/>
-          <w:color w:val="2B2B2B"/>
-          <w:sz w:val="26"/>
-        </w:rPr>
-        <w:t xml:space="preserve">Dominic sat with his eyes open and his mother’s hand on his for perhaps half a minute. Mabs held his other arm, not fixing, sitting next to. Nobody filmed anything.</w:t>
-      </w:r>
-    </w:p>
-    <w:p>
-      <w:pPr>
-        <w:spacing w:line="400" w:lineRule="auto"/>
-        <w:ind w:firstLine="440"/>
-        <w:jc w:val="both"/>
-        <w:rPr>
-          <w:rFonts w:ascii="Georgia" w:hAnsi="Georgia"/>
-          <w:color w:val="2B2B2B"/>
-          <w:sz w:val="26"/>
-        </w:rPr>
-      </w:pPr>
-      <w:r>
-        <w:rPr>
-          <w:rFonts w:ascii="Georgia" w:hAnsi="Georgia"/>
-          <w:color w:val="2B2B2B"/>
-          <w:sz w:val="26"/>
-        </w:rPr>
-        <w:t xml:space="preserve">Then the weather went out of his face, and he blinked, and looked at the table as if surprised to find it there.</w:t>
-      </w:r>
-    </w:p>
-    <w:p>
-      <w:pPr>
-        <w:spacing w:line="400" w:lineRule="auto"/>
-        <w:ind w:firstLine="440"/>
-        <w:jc w:val="both"/>
-        <w:rPr>
-          <w:rFonts w:ascii="Georgia" w:hAnsi="Georgia"/>
-          <w:color w:val="2B2B2B"/>
-          <w:sz w:val="26"/>
-        </w:rPr>
-      </w:pPr>
-      <w:r>
-        <w:rPr>
-          <w:rFonts w:ascii="Georgia" w:hAnsi="Georgia"/>
-          <w:color w:val="2B2B2B"/>
-          <w:sz w:val="26"/>
-        </w:rPr>
-        <w:t xml:space="preserve">“He heard you,” he said. His voice was rough. “He — Mom, he laughed. I didn’t know they laughed.” He wiped his face with the heel of his hand. “Not at you. Like when somebody finally asks you the thing you’ve been waiting for. Like that.”</w:t>
-      </w:r>
-    </w:p>
-    <w:p>
-      <w:pPr>
-        <w:spacing w:line="400" w:lineRule="auto"/>
-        <w:ind w:firstLine="440"/>
-        <w:jc w:val="both"/>
-        <w:rPr>
-          <w:rFonts w:ascii="Georgia" w:hAnsi="Georgia"/>
-          <w:color w:val="2B2B2B"/>
-          <w:sz w:val="26"/>
-        </w:rPr>
-      </w:pPr>
-      <w:r>
-        <w:rPr>
-          <w:rFonts w:ascii="Georgia" w:hAnsi="Georgia"/>
-          <w:color w:val="2B2B2B"/>
-          <w:sz w:val="26"/>
-        </w:rPr>
-        <w:t xml:space="preserve">Rosa nodded once. She did not cry. She had done that in August, in front of the Virgin and a man with a duster, and had decided once was the whole of it.</w:t>
-      </w:r>
-    </w:p>
-    <w:p>
-      <w:pPr>
-        <w:spacing w:line="400" w:lineRule="auto"/>
-        <w:ind w:firstLine="440"/>
-        <w:jc w:val="both"/>
-        <w:rPr>
-          <w:rFonts w:ascii="Georgia" w:hAnsi="Georgia"/>
-          <w:color w:val="2B2B2B"/>
-          <w:sz w:val="26"/>
-        </w:rPr>
-      </w:pPr>
-      <w:r>
-        <w:rPr>
-          <w:rFonts w:ascii="Georgia" w:hAnsi="Georgia"/>
-          <w:color w:val="2B2B2B"/>
-          <w:sz w:val="26"/>
-        </w:rPr>
-        <w:t xml:space="preserve">“Well,” she said. “Good.” She stood up, and took the folded sheet from under the clock, and put it in the drawer with the takeout menus, where it remained for many years, an official expression of goodwill between two species, under a coupon for pizza.</w:t>
-      </w:r>
-    </w:p>
-    <w:p>
-      <w:pPr>
-        <w:spacing w:line="400" w:lineRule="auto"/>
-        <w:ind w:firstLine="440"/>
-        <w:jc w:val="both"/>
-        <w:rPr>
-          <w:rFonts w:ascii="Georgia" w:hAnsi="Georgia"/>
-          <w:color w:val="2B2B2B"/>
-          <w:sz w:val="26"/>
-        </w:rPr>
-      </w:pPr>
-      <w:r>
-        <w:rPr>
-          <w:rFonts w:ascii="Georgia" w:hAnsi="Georgia"/>
-          <w:color w:val="2B2B2B"/>
-          <w:sz w:val="26"/>
-        </w:rPr>
-        <w:t xml:space="preserve">In Lissome, at the bottom of a ladder, Gary Huff took off his headphones and wrote, to the second, 22:14:03 EST, and then, under it, because the clocks had gone back that morning and he trusted nothing he had not checked twice, (NEW TIME). Then, for the first time in his life, he wrote a word that was not a number. He wrote: laughing?</w:t>
-      </w:r>
-    </w:p>
-    <w:p>
-      <w:pPr>
-        <w:spacing w:line="400" w:lineRule="auto"/>
-        <w:jc w:val="center"/>
-        <w:rPr>
-          <w:rFonts w:ascii="Georgia" w:hAnsi="Georgia"/>
-          <w:color w:val="2B2B2B"/>
-          <w:sz w:val="26"/>
-        </w:rPr>
-      </w:pPr>
-      <w:r>
-        <w:rPr>
-          <w:rFonts w:ascii="Georgia" w:hAnsi="Georgia"/>
-          <w:color w:val="2B2B2B"/>
-          <w:sz w:val="26"/>
-        </w:rPr>
-        <w:t xml:space="preserve">∗</w:t>
-      </w:r>
-    </w:p>
-    <w:p>
-      <w:pPr>
-        <w:spacing w:line="400" w:lineRule="auto"/>
-        <w:ind w:firstLine="440"/>
-        <w:jc w:val="both"/>
-        <w:rPr>
-          <w:rFonts w:ascii="Georgia" w:hAnsi="Georgia"/>
-          <w:color w:val="2B2B2B"/>
-          <w:sz w:val="26"/>
-        </w:rPr>
-      </w:pPr>
-      <w:r>
-        <w:rPr>
-          <w:rFonts w:ascii="Georgia" w:hAnsi="Georgia"/>
-          <w:color w:val="2B2B2B"/>
-          <w:sz w:val="26"/>
-        </w:rPr>
-        <w:t xml:space="preserve">Rosa went to Mass at St. Lawrence the next morning, on All Souls, and lit three candles.</w:t>
-      </w:r>
-    </w:p>
-    <w:p>
-      <w:pPr>
-        <w:spacing w:line="400" w:lineRule="auto"/>
-        <w:ind w:firstLine="440"/>
-        <w:jc w:val="both"/>
-        <w:rPr>
-          <w:rFonts w:ascii="Georgia" w:hAnsi="Georgia"/>
-          <w:color w:val="2B2B2B"/>
-          <w:sz w:val="26"/>
-        </w:rPr>
-      </w:pPr>
-      <w:r>
-        <w:rPr>
-          <w:rFonts w:ascii="Georgia" w:hAnsi="Georgia"/>
-          <w:color w:val="2B2B2B"/>
-          <w:sz w:val="26"/>
-        </w:rPr>
-        <w:t xml:space="preserve">One for her husband. One for her son in Lissome. One for the other one, who grew food on the second deck of a ship sixty degrees ahead of Jupiter, and had a daughter of four, and had laughed.</w:t>
-      </w:r>
-    </w:p>
-    <w:p>
-      <w:pPr>
-        <w:spacing w:line="400" w:lineRule="auto"/>
-        <w:ind w:firstLine="440"/>
-        <w:jc w:val="both"/>
-        <w:rPr>
-          <w:rFonts w:ascii="Georgia" w:hAnsi="Georgia"/>
-          <w:color w:val="2B2B2B"/>
-          <w:sz w:val="26"/>
-        </w:rPr>
-      </w:pPr>
-      <w:r>
-        <w:rPr>
-          <w:rFonts w:ascii="Georgia" w:hAnsi="Georgia"/>
-          <w:color w:val="2B2B2B"/>
-          <w:sz w:val="26"/>
-        </w:rPr>
-        <w:t xml:space="preserve">She did not know how any of the rest of it could be arranged. Nobody did yet. It would take the committees years, Halvorsen had said, and they would be right to take years, because there were four thousand of them up there and nine thousand down here, and every single one of them had a mother.</w:t>
-      </w:r>
-    </w:p>
-    <w:p>
-      <w:pPr>
-        <w:spacing w:line="400" w:lineRule="auto"/>
-        <w:ind w:firstLine="440"/>
-        <w:jc w:val="both"/>
-        <w:rPr>
-          <w:rFonts w:ascii="Georgia" w:hAnsi="Georgia"/>
-          <w:color w:val="2B2B2B"/>
-          <w:sz w:val="26"/>
-        </w:rPr>
-      </w:pPr>
-      <w:r>
-        <w:rPr>
-          <w:rFonts w:ascii="Georgia" w:hAnsi="Georgia"/>
-          <w:color w:val="2B2B2B"/>
-          <w:sz w:val="26"/>
-        </w:rPr>
-        <w:t xml:space="preserve">Rosa sat in the front pew, where she had sat only once before, and watched the three small flames. She had waited thirty-four years without knowing what for. She thought she could manage a few more, now that she did.</w:t>
-      </w:r>
-    </w:p>
-    <w:p>
-      <w:pPr>
-        <w:spacing w:line="400" w:lineRule="auto"/>
-        <w:jc w:val="center"/>
-        <w:rPr>
-          <w:rFonts w:ascii="Georgia" w:hAnsi="Georgia"/>
-          <w:color w:val="2B2B2B"/>
-          <w:sz w:val="26"/>
-        </w:rPr>
-      </w:pPr>
-      <w:r>
-        <w:rPr>
-          <w:rFonts w:ascii="Georgia" w:hAnsi="Georgia"/>
-          <w:color w:val="2B2B2B"/>
-          <w:sz w:val="26"/>
-        </w:rPr>
-        <w:t xml:space="preserve">∗</w:t>
-      </w:r>
-    </w:p>
-    <w:p>
-      <w:pPr>
-        <w:spacing w:line="400" w:lineRule="auto"/>
-        <w:ind w:firstLine="440"/>
-        <w:jc w:val="both"/>
-        <w:rPr>
-          <w:rFonts w:ascii="Georgia" w:hAnsi="Georgia"/>
-          <w:color w:val="2B2B2B"/>
-          <w:sz w:val="26"/>
-        </w:rPr>
-      </w:pPr>
-      <w:r>
-        <w:rPr>
-          <w:rFonts w:ascii="Georgia" w:hAnsi="Georgia"/>
-          <w:color w:val="2B2B2B"/>
-          <w:sz w:val="26"/>
-        </w:rPr>
         <w:t xml:space="preserve">On a Tuesday night in the second week of November, at 10:14 pm, the drawer rang.</w:t>
       </w:r>
     </w:p>
@@ -44886,67 +46311,87 @@
           <w:color w:val="2B2B2B"/>
           <w:sz w:val="26"/>
         </w:rPr>
-        <w:t xml:space="preserve">On the other end, someone was breathing. A woman, she thought. Somewhere outside, from the wind. Somewhere a long way from anyone who would believe her.</w:t>
-      </w:r>
-    </w:p>
-    <w:p>
-      <w:pPr>
-        <w:spacing w:line="400" w:lineRule="auto"/>
-        <w:ind w:firstLine="440"/>
-        <w:jc w:val="both"/>
-        <w:rPr>
-          <w:rFonts w:ascii="Georgia" w:hAnsi="Georgia"/>
-          <w:color w:val="2B2B2B"/>
-          <w:sz w:val="26"/>
-        </w:rPr>
-      </w:pPr>
-      <w:r>
-        <w:rPr>
-          <w:rFonts w:ascii="Georgia" w:hAnsi="Georgia"/>
-          <w:color w:val="2B2B2B"/>
-          <w:sz w:val="26"/>
-        </w:rPr>
-        <w:t xml:space="preserve">“Desk,” said Dana. “This is Dana.”</w:t>
-      </w:r>
-    </w:p>
-    <w:p>
-      <w:pPr>
-        <w:spacing w:line="400" w:lineRule="auto"/>
-        <w:ind w:firstLine="440"/>
-        <w:jc w:val="both"/>
-        <w:rPr>
-          <w:rFonts w:ascii="Georgia" w:hAnsi="Georgia"/>
-          <w:color w:val="2B2B2B"/>
-          <w:sz w:val="26"/>
-        </w:rPr>
-      </w:pPr>
-      <w:r>
-        <w:rPr>
-          <w:rFonts w:ascii="Georgia" w:hAnsi="Georgia"/>
-          <w:color w:val="2B2B2B"/>
-          <w:sz w:val="26"/>
-        </w:rPr>
-        <w:t xml:space="preserve">She drew the log toward her and uncapped nothing, because it was pencil, and waited.</w:t>
-      </w:r>
-    </w:p>
-    <w:p>
-      <w:pPr>
-        <w:spacing w:line="400" w:lineRule="auto"/>
-        <w:ind w:firstLine="440"/>
-        <w:jc w:val="both"/>
-        <w:rPr>
-          <w:rFonts w:ascii="Georgia" w:hAnsi="Georgia"/>
-          <w:color w:val="2B2B2B"/>
-          <w:sz w:val="26"/>
-        </w:rPr>
-      </w:pPr>
-      <w:r>
-        <w:rPr>
-          <w:rFonts w:ascii="Georgia" w:hAnsi="Georgia"/>
-          <w:color w:val="2B2B2B"/>
-          <w:sz w:val="26"/>
-        </w:rPr>
-        <w:t xml:space="preserve">“Take your time,” she said. “Tell me what you saw.”</w:t>
+        <w:t xml:space="preserve">On the other end there was a hiss, very faint, of the kind she had heard all summer on Gary Huff’s tapes, and under it a man’s voice, medium-pitched, the kind of voice that is designed to be forgotten in a crowd.</w:t>
+      </w:r>
+    </w:p>
+    <w:p>
+      <w:pPr>
+        <w:spacing w:line="400" w:lineRule="auto"/>
+        <w:ind w:firstLine="440"/>
+        <w:jc w:val="both"/>
+        <w:rPr>
+          <w:rFonts w:ascii="Georgia" w:hAnsi="Georgia"/>
+          <w:color w:val="2B2B2B"/>
+          <w:sz w:val="26"/>
+        </w:rPr>
+      </w:pPr>
+      <w:r>
+        <w:rPr>
+          <w:rFonts w:ascii="Georgia" w:hAnsi="Georgia"/>
+          <w:color w:val="2B2B2B"/>
+          <w:sz w:val="26"/>
+        </w:rPr>
+        <w:t xml:space="preserve">“I’m sorry to call so late,” he said. “I was told this is the number. You can call me whatever you like. Everyone does.”</w:t>
+      </w:r>
+    </w:p>
+    <w:p>
+      <w:pPr>
+        <w:spacing w:line="400" w:lineRule="auto"/>
+        <w:ind w:firstLine="440"/>
+        <w:jc w:val="both"/>
+        <w:rPr>
+          <w:rFonts w:ascii="Georgia" w:hAnsi="Georgia"/>
+          <w:color w:val="2B2B2B"/>
+          <w:sz w:val="26"/>
+        </w:rPr>
+      </w:pPr>
+      <w:r>
+        <w:rPr>
+          <w:rFonts w:ascii="Georgia" w:hAnsi="Georgia"/>
+          <w:color w:val="2B2B2B"/>
+          <w:sz w:val="26"/>
+        </w:rPr>
+        <w:t xml:space="preserve">Dana drew the log toward her and uncapped nothing, because it was pencil.</w:t>
+      </w:r>
+    </w:p>
+    <w:p>
+      <w:pPr>
+        <w:spacing w:line="400" w:lineRule="auto"/>
+        <w:ind w:firstLine="440"/>
+        <w:jc w:val="both"/>
+        <w:rPr>
+          <w:rFonts w:ascii="Georgia" w:hAnsi="Georgia"/>
+          <w:color w:val="2B2B2B"/>
+          <w:sz w:val="26"/>
+        </w:rPr>
+      </w:pPr>
+      <w:r>
+        <w:rPr>
+          <w:rFonts w:ascii="Georgia" w:hAnsi="Georgia"/>
+          <w:color w:val="2B2B2B"/>
+          <w:sz w:val="26"/>
+        </w:rPr>
+        <w:t xml:space="preserve">“I walk people back out,” said the voice. “I’ve been asked to call. There is a committee up here, and it has a question, and it would like to know who on the ground it ought to ask.” A pause, with a quarter of a second of light in it. “Nobody here has done this before.”</w:t>
+      </w:r>
+    </w:p>
+    <w:p>
+      <w:pPr>
+        <w:spacing w:line="400" w:lineRule="auto"/>
+        <w:ind w:firstLine="440"/>
+        <w:jc w:val="both"/>
+        <w:rPr>
+          <w:rFonts w:ascii="Georgia" w:hAnsi="Georgia"/>
+          <w:color w:val="2B2B2B"/>
+          <w:sz w:val="26"/>
+        </w:rPr>
+      </w:pPr>
+      <w:r>
+        <w:rPr>
+          <w:rFonts w:ascii="Georgia" w:hAnsi="Georgia"/>
+          <w:color w:val="2B2B2B"/>
+          <w:sz w:val="26"/>
+        </w:rPr>
+        <w:t xml:space="preserve">“Neither have we,” said Dana. She wrote the time in the log, to the second, the way Gary Huff would have. “Take your time. Ask.”</w:t>
       </w:r>
     </w:p>
     <w:p>

--- a/Protocol Flamingo/Protocol_Flamingo_Rev2.docx
+++ b/Protocol Flamingo/Protocol_Flamingo_Rev2.docx
@@ -48351,7 +48351,7 @@
           <w:color w:val="2B2B2B"/>
           <w:sz w:val="26"/>
         </w:rPr>
-        <w:t xml:space="preserve">Quanta, Actually</w:t>
+        <w:t xml:space="preserve">Quantum, Actually</w:t>
       </w:r>
     </w:p>
     <w:p>
@@ -48366,7 +48366,7 @@
           <w:color w:val="2B2B2B"/>
           <w:sz w:val="26"/>
         </w:rPr>
-        <w:t xml:space="preserve">Quanta, Actually, Volume 1: The Quantum World</w:t>
+        <w:t xml:space="preserve">Quantum, Actually, Volume 1: Questions and Answers from the Double Slit to the Superconducting Wire</w:t>
       </w:r>
     </w:p>
     <w:p>
@@ -48381,22 +48381,7 @@
           <w:color w:val="2B2B2B"/>
           <w:sz w:val="26"/>
         </w:rPr>
-        <w:t xml:space="preserve">Quanta, Actually, Volume 2: The Quantum Conversation</w:t>
-      </w:r>
-    </w:p>
-    <w:p>
-      <w:pPr>
-        <w:spacing w:line="400" w:lineRule="auto" w:before="0" w:after="20"/>
-        <w:ind w:left="360" w:firstLine="0" w:right="0"/>
-        <w:jc w:val="left"/>
-      </w:pPr>
-      <w:r>
-        <w:rPr>
-          <w:rFonts w:ascii="Georgia" w:hAnsi="Georgia"/>
-          <w:color w:val="2B2B2B"/>
-          <w:sz w:val="26"/>
-        </w:rPr>
-        <w:t xml:space="preserve">Quanta, Actually, Volume 3: Complete Quantum Electrodynamics Course</w:t>
+        <w:t xml:space="preserve">Quantum, Actually, Volume 2: A QED Course</w:t>
       </w:r>
     </w:p>
     <w:p>

--- a/Protocol Flamingo/Protocol_Flamingo_Rev2.docx
+++ b/Protocol Flamingo/Protocol_Flamingo_Rev2.docx
@@ -3516,7 +3516,7 @@
           <w:color w:val="2B2B2B"/>
           <w:sz w:val="26"/>
         </w:rPr>
-        <w:t xml:space="preserve">“That’s what I said.” Buchanan handed the map back to Priya. “Write it up as atmospheric. All of it. If any of it stops being atmospheric, you call me before you call anyone, and by anyone I mean the stairs.” She left. The frosted window in the stairwell door ticked in its frame as it shut.</w:t>
+        <w:t xml:space="preserve">“Precisely.” Buchanan handed the map back to Priya. “Write it up as atmospheric. All of it. If any of it stops being atmospheric, you call me before you call anyone, and by anyone I mean the stairs.” She left. The frosted window in the stairwell door ticked in its frame as it shut.</w:t>
       </w:r>
     </w:p>
     <w:p>
@@ -4462,7 +4462,7 @@
           <w:color w:val="2B2B2B"/>
           <w:sz w:val="26"/>
         </w:rPr>
-        <w:t xml:space="preserve">She told herself it was nothing. She told herself that people freeze. She knew all the ways people freeze. It was most of the job.</w:t>
+        <w:t xml:space="preserve">She told herself that people freeze. She knew all the ways people freeze. It was most of the job.</w:t>
       </w:r>
     </w:p>
     <w:p>
@@ -4621,7 +4621,7 @@
           <w:color w:val="2B2B2B"/>
           <w:sz w:val="26"/>
         </w:rPr>
-        <w:t xml:space="preserve">“That’s not possible.”</w:t>
+        <w:t xml:space="preserve">“That’s impossible.”</w:t>
       </w:r>
     </w:p>
     <w:p>
@@ -4760,7 +4760,7 @@
           <w:color w:val="2B2B2B"/>
           <w:sz w:val="26"/>
         </w:rPr>
-        <w:t xml:space="preserve">“Rosa wants to know if we’re a family that goes on the internet,” Mabs said. “She asked it like it was a disease. Are you a family that goes on the internet. In the group chat. With his cousins. There are nineteen people in that chat, Nora.”</w:t>
+        <w:t xml:space="preserve">“Rosa wants to know if we’re a family that goes on the internet,” Mabs said. “She asked it like it was a disease. In the group chat. With his cousins. There are nineteen people in that chat, Nora.”</w:t>
       </w:r>
     </w:p>
     <w:p>
@@ -5607,7 +5607,7 @@
           <w:color w:val="2B2B2B"/>
           <w:sz w:val="26"/>
         </w:rPr>
-        <w:t xml:space="preserve">“I thought we weren’t a family that goes on the internet.”</w:t>
+        <w:t xml:space="preserve">“I thought nobody in this family was on the internet.”</w:t>
       </w:r>
     </w:p>
     <w:p>
@@ -7329,7 +7329,7 @@
           <w:color w:val="2B2B2B"/>
           <w:sz w:val="26"/>
         </w:rPr>
-        <w:t xml:space="preserve">“Is this about the video?” he asked. “Because my mother-in-law is already on it. Well, my sister-in-law. Nora. She’s — I mean, I think she’s worried about me.” He laughed, a little helplessly. “I was the sober one. I keep telling people. I was the sober one.”</w:t>
+        <w:t xml:space="preserve">“Is this about the video?” he asked. “Because my mother-in-law is already on it. Well, my sister-in-law. Nora. She’s — I mean, I think she’s worried about me.” He laughed, a little helplessly. “I was the sober one. I keep telling people. Somebody had to drive the van.”</w:t>
       </w:r>
     </w:p>
     <w:p>
@@ -8774,7 +8774,7 @@
           <w:color w:val="2B2B2B"/>
           <w:sz w:val="26"/>
         </w:rPr>
-        <w:t xml:space="preserve">Mabs put the cloth down. She looked out the window at the dark sedan at the end of the block, still there in daylight, with a man in it reading something on his phone.</w:t>
+        <w:t xml:space="preserve">Mabs put the cloth down. She looked out the window at the sedan, still there in daylight, with a man in it reading something on his phone.</w:t>
       </w:r>
     </w:p>
     <w:p>
@@ -11016,7 +11016,7 @@
           <w:color w:val="2B2B2B"/>
           <w:sz w:val="26"/>
         </w:rPr>
-        <w:t xml:space="preserve">“The flyers,” she said. “At the wedding. Under every wiper. Starfall. Halo Systems.” She was remembering it as she said it: the drugstore-receipt paper, the moon in its ring, her own hand balling it up and missing the can. And then, eleven days late, a sentence in a loft over a barn: He found us the honeymoon. Spain. There’s an eclipse. He said it felt like something he was supposed to see.</w:t>
+        <w:t xml:space="preserve">“The flyers,” she said. “At the wedding. Under every wiper. Starfall. Halo Systems.” She was remembering it as she said it: the drugstore-receipt paper, the moon in its ring, her own hand balling it up and missing the can. And then, eleven days late, a sentence in a loft over a barn, about a honeymoon in Spain and an eclipse that her husband had found all on his own.</w:t>
       </w:r>
     </w:p>
     <w:p>
@@ -11634,7 +11634,7 @@
           <w:color w:val="2B2B2B"/>
           <w:sz w:val="26"/>
         </w:rPr>
-        <w:t xml:space="preserve">Nora sat with the phone in her lap and the engine off and the neon buzzing over the lot, and thought about her sister, alone in the house in Lissome with a husband who breathed like an ocean and a drawer full of things she was not ready to throw away. She thought about the man in the windbreaker who knew how long she had sat on a tub. She thought about her cards, in the freezer, behind the peas.</w:t>
+        <w:t xml:space="preserve">Nora sat with the phone in her lap and the engine off and the neon buzzing over the lot, and thought about her sister, alone in the house in Lissome with a husband who breathed like an ocean and a drawer full of keepsakes she could not throw out. She thought about the man in the windbreaker who knew how long she had sat on a tub. She thought about her cards, in the freezer, behind the peas.</w:t>
       </w:r>
     </w:p>
     <w:p>
@@ -13311,7 +13311,7 @@
           <w:color w:val="2B2B2B"/>
           <w:sz w:val="26"/>
         </w:rPr>
-        <w:t xml:space="preserve">“No. Nobody will tell me.”</w:t>
+        <w:t xml:space="preserve">“No. Nobody tells me anything.”</w:t>
       </w:r>
     </w:p>
     <w:p>
@@ -13411,7 +13411,7 @@
           <w:color w:val="2B2B2B"/>
           <w:sz w:val="26"/>
         </w:rPr>
-        <w:t xml:space="preserve">“Why are you telling me this?”</w:t>
+        <w:t xml:space="preserve">“Why would you tell me that?”</w:t>
       </w:r>
     </w:p>
     <w:p>
@@ -13660,27 +13660,27 @@
           <w:color w:val="2B2B2B"/>
           <w:sz w:val="26"/>
         </w:rPr>
-        <w:t xml:space="preserve">“Are you the gray-haired one?” she said. “Mabs said a gray-haired woman who looked like she’d rather be anywhere else.”</w:t>
-      </w:r>
-    </w:p>
-    <w:p>
-      <w:pPr>
-        <w:spacing w:line="400" w:lineRule="auto"/>
-        <w:ind w:firstLine="440"/>
-        <w:jc w:val="both"/>
-        <w:rPr>
-          <w:rFonts w:ascii="Georgia" w:hAnsi="Georgia"/>
-          <w:color w:val="2B2B2B"/>
-          <w:sz w:val="26"/>
-        </w:rPr>
-      </w:pPr>
-      <w:r>
-        <w:rPr>
-          <w:rFonts w:ascii="Georgia" w:hAnsi="Georgia"/>
-          <w:color w:val="2B2B2B"/>
-          <w:sz w:val="26"/>
-        </w:rPr>
-        <w:t xml:space="preserve">There was a pause. “That’s fair,” said Dana.</w:t>
+        <w:t xml:space="preserve">“Are you the gray-haired one?” she said. “Mabs said a gray-haired woman who seemed to want to be elsewhere.”</w:t>
+      </w:r>
+    </w:p>
+    <w:p>
+      <w:pPr>
+        <w:spacing w:line="400" w:lineRule="auto"/>
+        <w:ind w:firstLine="440"/>
+        <w:jc w:val="both"/>
+        <w:rPr>
+          <w:rFonts w:ascii="Georgia" w:hAnsi="Georgia"/>
+          <w:color w:val="2B2B2B"/>
+          <w:sz w:val="26"/>
+        </w:rPr>
+      </w:pPr>
+      <w:r>
+        <w:rPr>
+          <w:rFonts w:ascii="Georgia" w:hAnsi="Georgia"/>
+          <w:color w:val="2B2B2B"/>
+          <w:sz w:val="26"/>
+        </w:rPr>
+        <w:t xml:space="preserve">Dana considered it. “That’s fair,” she said.</w:t>
       </w:r>
     </w:p>
     <w:p>
@@ -14977,7 +14977,7 @@
           <w:color w:val="2B2B2B"/>
           <w:sz w:val="26"/>
         </w:rPr>
-        <w:t xml:space="preserve">“You have a wedding in Carmel on the eighteenth,” Jesse agreed. “And then?”</w:t>
+        <w:t xml:space="preserve">“Carmel, the eighteenth,” Jesse agreed. “And then?”</w:t>
       </w:r>
     </w:p>
     <w:p>
@@ -15256,7 +15256,7 @@
           <w:color w:val="2B2B2B"/>
           <w:sz w:val="26"/>
         </w:rPr>
-        <w:t xml:space="preserve">“It’s a little like that,” Nora admitted. “But that’s not why.”</w:t>
+        <w:t xml:space="preserve">“All right, a little,” Nora admitted. “But that’s not why.”</w:t>
       </w:r>
     </w:p>
     <w:p>
@@ -15296,7 +15296,7 @@
           <w:color w:val="2B2B2B"/>
           <w:sz w:val="26"/>
         </w:rPr>
-        <w:t xml:space="preserve">“The Fourth,” she said. “It was in his jeans. He folded it up like that. He put it in his pocket instead of the trash.” She looked at it. “And then on Wednesday I saw that he’d found it. In my drawer. And he folded it back up exactly the way I had, so I wouldn’t know he’d found it. He doesn’t think I notice things. He thinks you got all of those genes.”</w:t>
+        <w:t xml:space="preserve">“The Fourth,” she said. “It was in his jeans. He folded it up like that. He kept it instead of throwing it out.” She looked at it. “And then on Wednesday I saw that he’d found it. In my drawer. And he folded it back up exactly the way I had, so I wouldn’t know he’d found it. He doesn’t think I notice things. He thinks you got all of those genes.”</w:t>
       </w:r>
     </w:p>
     <w:p>
@@ -15376,7 +15376,7 @@
           <w:color w:val="2B2B2B"/>
           <w:sz w:val="26"/>
         </w:rPr>
-        <w:t xml:space="preserve">“A woman told me yesterday,” said Nora, “that a drawer is a very sensible place to start.”</w:t>
+        <w:t xml:space="preserve">“A woman told me yesterday,” said Nora, “that the drawer was a sensible start.”</w:t>
       </w:r>
     </w:p>
     <w:p>
@@ -16043,7 +16043,7 @@
           <w:color w:val="2B2B2B"/>
           <w:sz w:val="26"/>
         </w:rPr>
-        <w:t xml:space="preserve">“I build rockets. Built.”</w:t>
+        <w:t xml:space="preserve">“Rockets. Used to.”</w:t>
       </w:r>
     </w:p>
     <w:p>
@@ -16123,7 +16123,7 @@
           <w:color w:val="2B2B2B"/>
           <w:sz w:val="26"/>
         </w:rPr>
-        <w:t xml:space="preserve">Dana bent over the desk. She knew the Trojans the way every launch engineer knows the places you will never be asked to send anything: L4 and L5, sixty degrees ahead of Jupiter and sixty behind, where the Sun and the planet balance and a rock can sit for billions of years. Thousands of them, dark as coal. On the plates they were dots like any others. She laid one sheet over the other against the window, the way she had once laid two telemetry traces over each other to find the one that lied. Everything had moved. Everything had moved together, the whole swarm sliding a fraction along Jupiter’s orbit, as a swarm should. Except one dot, near the corner, which had moved a little less than its neighbours. Not much. Just enough to annoy her.</w:t>
+        <w:t xml:space="preserve">Dana bent over the desk. She knew the Trojans the way every launch engineer knows the places you will never be asked to send anything: L4 and L5, sixty degrees ahead of Jupiter and sixty behind, where the Sun and the planet balance and a rock can sit for billions of years. Thousands of them, dark as coal. On the plates they were dots like any others. She laid one sheet over the other against the window, the way she had once laid two telemetry traces over each other to find the one that lied. Everything had moved. Everything had moved together, the whole swarm sliding a fraction along Jupiter’s orbit, as a swarm should. Except one dot, near the corner, which had moved a little less than its neighbors. Not much. Just enough to annoy her.</w:t>
       </w:r>
     </w:p>
     <w:p>
@@ -16163,7 +16163,7 @@
           <w:color w:val="2B2B2B"/>
           <w:sz w:val="26"/>
         </w:rPr>
-        <w:t xml:space="preserve">“What is it?”</w:t>
+        <w:t xml:space="preserve">“What am I looking at?”</w:t>
       </w:r>
     </w:p>
     <w:p>
@@ -16402,7 +16402,7 @@
           <w:color w:val="2B2B2B"/>
           <w:sz w:val="26"/>
         </w:rPr>
-        <w:t xml:space="preserve">Dana did not move.</w:t>
+        <w:t xml:space="preserve">Dana kept very still.</w:t>
       </w:r>
     </w:p>
     <w:p>
@@ -16801,7 +16801,7 @@
           <w:color w:val="2B2B2B"/>
           <w:sz w:val="26"/>
         </w:rPr>
-        <w:t xml:space="preserve">She told him. The faucet in Ogden. The soft apologetic voice. Recommended by the file.</w:t>
+        <w:t xml:space="preserve">She gave it to him in order. The faucet in Ogden. The soft apologetic voice. Recommended by the file.</w:t>
       </w:r>
     </w:p>
     <w:p>
@@ -16841,7 +16841,7 @@
           <w:color w:val="2B2B2B"/>
           <w:sz w:val="26"/>
         </w:rPr>
-        <w:t xml:space="preserve">“Somebody wanted a launch engineer in that basement,” he said finally. “Before the curve steepened. Somebody who knows what a sail deployment looks like when it goes wrong.” He almost laughed. “They hired you. They actually hired you. The same people who bought my station. They put you there so that when this happened, there’d be someone at the Desk who could read what I was doing to the sky.”</w:t>
+        <w:t xml:space="preserve">“Someone decided they would need a launch engineer in that basement,” he said finally. “Before the curve steepened. Somebody who knows what a sail deployment looks like when it goes wrong.” He almost laughed. “They hired you. They actually hired you. The same people who bought my station. They put you there so that when this happened, there’d be someone at the Desk who could read what I was doing to the sky.”</w:t>
       </w:r>
     </w:p>
     <w:p>
@@ -17928,7 +17928,7 @@
           <w:color w:val="2B2B2B"/>
           <w:sz w:val="26"/>
         </w:rPr>
-        <w:t xml:space="preserve">“I wrote to the magazine,” said Rosa. “To ask them to send my letter on to her. They never answered.” She closed the album. “I have loved that boy for thirty-four years. I have changed his diapers and taught him to read and sat in the emergency room with him when he broke his wrist on the monkey bars and he didn’t cry then either. I have made him pancakes. Whatever he is, I made him pancakes.” Her voice did not crack. Mabs understood, suddenly, where her husband had learned not to cry. “But I have also, every year, on his birthday, lit a candle at St. Lawrence. For the other one.”</w:t>
+        <w:t xml:space="preserve">“I wrote to the magazine,” said Rosa. “To ask them to send my letter on to her. They never answered.” She pressed the album shut. “I have loved that boy for thirty-four years. I have changed his diapers and taught him to read and sat in the emergency room with him when he broke his wrist on the monkey bars and he didn’t cry then either. I have made him pancakes. Whatever he is, I made him pancakes.” Her voice did not crack. Mabs understood, suddenly, where her husband had learned not to cry. “But I have also, every year, on his birthday, lit a candle at St. Lawrence. For the other one.”</w:t>
       </w:r>
     </w:p>
     <w:p>
@@ -18167,7 +18167,7 @@
           <w:color w:val="2B2B2B"/>
           <w:sz w:val="26"/>
         </w:rPr>
-        <w:t xml:space="preserve">“You listen to me,” she said. “Nobody is fixing my son. Nobody is fixing your husband. Not the government with their little cars, not your sister with her camera, not some podcast man. If there is something wrong with him, he gets told. He gets told, and he decides. That is how I raised him. That is the only thing I know for certain I raised in him, whatever else somebody else put there.” She put her hand flat on the table, between the two gardening gloves. “Do you understand me?”</w:t>
+        <w:t xml:space="preserve">“You listen to me,” she said. “Nobody is fixing my son. Nobody is fixing your husband. Not the government with their little cars, not your sister with her camera, not some podcast man. If there is something wrong with him, he gets told. He gets told, and he decides. That is how I raised him. That is the only thing I know for certain I raised in him, whatever else somebody else put there.” She put her hand flat on the table, between the two gardening gloves. “Is that clear?”</w:t>
       </w:r>
     </w:p>
     <w:p>
@@ -18604,7 +18604,7 @@
           <w:color w:val="2B2B2B"/>
           <w:sz w:val="26"/>
         </w:rPr>
-        <w:t xml:space="preserve">He sat down beside her. He did not ask why. The cars were at the end of the block. The fireflies were coming up out of the grass the way they did in Indiana in July, by the thousand, a small cold green light that meant only, as he had explained to a room of nine angry teenagers on Monday, before the board, that somebody was looking for somebody.</w:t>
+        <w:t xml:space="preserve">He sat down beside her. He did not ask why. Down the street the cars had not moved. The fireflies were coming up out of the grass the way they did in Indiana in July, by the thousand, a small cold green light that meant only, as he had explained to a room of nine angry teenagers on Monday, before the board, that somebody was looking for somebody.</w:t>
       </w:r>
     </w:p>
     <w:p>
@@ -18704,7 +18704,7 @@
           <w:color w:val="2B2B2B"/>
           <w:sz w:val="26"/>
         </w:rPr>
-        <w:t xml:space="preserve">“I don’t know,” said Mabs. “But your mother says you get told. Whatever it is. You get told, and you decide.” She put her head on his shoulder. “That’s the deal. That’s the deal I married.”</w:t>
+        <w:t xml:space="preserve">“I don’t know,” said Mabs. “But your mother says you get told. Whatever it is. You get told, and you decide.” She put her head on his shoulder. “That’s the deal I married.”</w:t>
       </w:r>
     </w:p>
     <w:p>
@@ -18744,7 +18744,7 @@
           <w:color w:val="2B2B2B"/>
           <w:sz w:val="26"/>
         </w:rPr>
-        <w:t xml:space="preserve">“Okay,” he said. “That’s the deal.”</w:t>
+        <w:t xml:space="preserve">“All right,” he said. “Then it’s a deal.”</w:t>
       </w:r>
     </w:p>
     <w:p>
@@ -19073,7 +19073,7 @@
           <w:color w:val="2B2B2B"/>
           <w:sz w:val="26"/>
         </w:rPr>
-        <w:t xml:space="preserve">“I’ll tell you something Mabs doesn’t know all of,” he said. “In college I woke up one morning in my car, in the parking lot of a hospital in Columbus. Ohio. I was at Ball State. I don’t remember the drive. Two hours, and nothing. I had a parking ticket on the windshield and a full tank of gas I don’t remember buying. I went inside, because I was at a hospital and it seemed rude not to, and a doctor said migraine aura and gave me a pamphlet.” He turned a peach over in his hand. “It happens. Twice a year, three times. A thing like weather comes in behind my eyes, and then it goes, and I’ve lost a piece of the afternoon. It’s been happening more. This spring I started thinking it was a tumor. I thought, I’ll get married, and then I’ll find out it’s a tumor, and Mabs will have had one good summer.”</w:t>
+        <w:t xml:space="preserve">“I’ll tell you something Mabs doesn’t know all of,” he said. “In college I woke up one morning in my car, in the parking lot of a hospital in Columbus. Ohio. I was at Ball State. I have no memory of the drive. Two hours, and nothing. I had a parking ticket on the windshield and a full tank of gas I don’t remember buying. I went inside, because I was at a hospital and it seemed rude not to, and a doctor said migraine aura and gave me a pamphlet.” He turned a peach over in his hand. “It happens. Twice a year, three times. A thing like weather comes in behind my eyes, and then it goes, and I’ve lost a piece of the afternoon. It’s been happening more. This spring I started thinking it was a tumor. I thought, I’ll get married, and then I’ll find out it’s a tumor, and Mabs will have had one good summer.”</w:t>
       </w:r>
     </w:p>
     <w:p>
@@ -19153,7 +19153,7 @@
           <w:color w:val="2B2B2B"/>
           <w:sz w:val="26"/>
         </w:rPr>
-        <w:t xml:space="preserve">“I don’t know yet,” she said. That part was true.</w:t>
+        <w:t xml:space="preserve">“I don’t have the whole picture,” she said. That part was true.</w:t>
       </w:r>
     </w:p>
     <w:p>
@@ -20168,7 +20168,7 @@
           <w:color w:val="2B2B2B"/>
           <w:sz w:val="26"/>
         </w:rPr>
-        <w:t xml:space="preserve">He flinched a quarter-second late, like the news had to come down a long hallway.</w:t>
+        <w:t xml:space="preserve">He flinched a quarter-second late, as if the message had gone round by another road.</w:t>
       </w:r>
     </w:p>
     <w:p>
@@ -20387,7 +20387,7 @@
           <w:color w:val="2B2B2B"/>
           <w:sz w:val="26"/>
         </w:rPr>
-        <w:t xml:space="preserve">“Infrared LEDs,” she said. “Near-infrared. Your eyes can’t see it. A phone camera can — the sensors pick up a little past red, that’s why you can see a TV remote flash through your phone. Pump enough of it out of a collar and a lot of phone cameras that look at you see a bright smudge where your face should be. Japanese researchers built a pair of glasses that did it in 2012. It’s in the literature. It’s practically a science fair project.” She shook her head, delighted and appalled. “Forty thousand years of technology and they read the same papers I do.”</w:t>
+        <w:t xml:space="preserve">“Infrared LEDs,” she said. “Near-infrared. Your eyes can’t see it. A phone camera can — the sensors pick up a little past red, that’s why you can see a TV remote flash through your phone. Pump enough of it out of a collar and a lot of phone cameras that look at you see a bright smudge where your face should be. Japanese researchers built a pair of glasses that did it in 2012. You can look it up. It’s practically a science fair project.” She shook her head, delighted and appalled. “Forty thousand years of technology and they read the same papers I do.”</w:t>
       </w:r>
     </w:p>
     <w:p>
@@ -20486,7 +20486,7 @@
           <w:color w:val="2B2B2B"/>
           <w:sz w:val="26"/>
         </w:rPr>
-        <w:t xml:space="preserve">The reaction was immediate and total. His whole body convulsed. Paper and a legal pad went onto the floor. He vomited, violently, again and again, and then sat back against the trailer wall with his eyes streaming and stopped speaking English as if he had never learned it. What came out instead was a string of sounds Nora, watching from the doorway with a Directorate blanket around her shoulders, recognized with a jolt that went all the way down: a clipped, falling syllable, almost a cough, almost a name. The sound on Gary Huff’s tape.</w:t>
+        <w:t xml:space="preserve">The reaction was immediate and total. His whole body convulsed. Paper and a legal pad went onto the floor. He vomited, violently, again and again, and then sat back against the trailer wall with his eyes streaming and stopped speaking English as if he had never learned it. What came out instead was a string of sounds Nora, watching from the doorway with a Directorate blanket around her shoulders, recognized with a jolt that went all the way down: the clipped syllable from the tape, falling away at the end like a cough. The sound on Gary Huff’s tape.</w:t>
       </w:r>
     </w:p>
     <w:p>
@@ -20805,7 +20805,7 @@
           <w:color w:val="2B2B2B"/>
           <w:sz w:val="26"/>
         </w:rPr>
-        <w:t xml:space="preserve">“I think,” he said, “we’re about to find out whether it wants to ask, or wants to take.” He looked at her. “I don’t think it knows yet either.”</w:t>
+        <w:t xml:space="preserve">“I think,” he said, “we’re about to find out whether it wants to ask, or wants to take.” He turned toward her. “I don’t think it knows yet either.”</w:t>
       </w:r>
     </w:p>
     <w:p>
@@ -21073,67 +21073,67 @@
           <w:color w:val="2B2B2B"/>
           <w:sz w:val="26"/>
         </w:rPr>
-        <w:t xml:space="preserve">“I don’t know yet. Are you?”</w:t>
-      </w:r>
-    </w:p>
-    <w:p>
-      <w:pPr>
-        <w:spacing w:line="400" w:lineRule="auto"/>
-        <w:ind w:firstLine="440"/>
-        <w:jc w:val="both"/>
-        <w:rPr>
-          <w:rFonts w:ascii="Georgia" w:hAnsi="Georgia"/>
-          <w:color w:val="2B2B2B"/>
-          <w:sz w:val="26"/>
-        </w:rPr>
-      </w:pPr>
-      <w:r>
-        <w:rPr>
-          <w:rFonts w:ascii="Georgia" w:hAnsi="Georgia"/>
-          <w:color w:val="2B2B2B"/>
-          <w:sz w:val="26"/>
-        </w:rPr>
-        <w:t xml:space="preserve">“I don’t know yet.” He looked at the curved wall. It was pale gray and slightly soft, like the inside of a bicycle helmet. “Where are we?”</w:t>
-      </w:r>
-    </w:p>
-    <w:p>
-      <w:pPr>
-        <w:spacing w:line="400" w:lineRule="auto"/>
-        <w:ind w:firstLine="440"/>
-        <w:jc w:val="both"/>
-        <w:rPr>
-          <w:rFonts w:ascii="Georgia" w:hAnsi="Georgia"/>
-          <w:color w:val="2B2B2B"/>
-          <w:sz w:val="26"/>
-        </w:rPr>
-      </w:pPr>
-      <w:r>
-        <w:rPr>
-          <w:rFonts w:ascii="Georgia" w:hAnsi="Georgia"/>
-          <w:color w:val="2B2B2B"/>
-          <w:sz w:val="26"/>
-        </w:rPr>
-        <w:t xml:space="preserve">“About thirty-six thousand kilometers above the equator, over the Amazon,” said a voice from the doorway, “turning at the same rate as the Earth, so that if you could see out, which you can’t, you’d see the same face of it all day.” A man stepped in. He was ordinary to look at: medium height, a runner’s build, a voice pitched to be forgettable in a crowd, which Nora would understand, by the end of the night, to be the entire design brief. “You’re aboard the tender. The shore boat. Not the ship. The ship is out in the Trojans, about forty-eight light-minutes from here this month. Years away at any speed this hull still has. Nobody’s taking you there. Nobody’s taking you anywhere except back.” He paused. “I’m sorry about the sedative. I argued against it. I lost.”</w:t>
-      </w:r>
-    </w:p>
-    <w:p>
-      <w:pPr>
-        <w:spacing w:line="400" w:lineRule="auto"/>
-        <w:ind w:firstLine="440"/>
-        <w:jc w:val="both"/>
-        <w:rPr>
-          <w:rFonts w:ascii="Georgia" w:hAnsi="Georgia"/>
-          <w:color w:val="2B2B2B"/>
-          <w:sz w:val="26"/>
-        </w:rPr>
-      </w:pPr>
-      <w:r>
-        <w:rPr>
-          <w:rFonts w:ascii="Georgia" w:hAnsi="Georgia"/>
-          <w:color w:val="2B2B2B"/>
-          <w:sz w:val="26"/>
-        </w:rPr>
-        <w:t xml:space="preserve">“Who are you?” said Nora.</w:t>
+        <w:t xml:space="preserve">“Not sure yet. Are you?”</w:t>
+      </w:r>
+    </w:p>
+    <w:p>
+      <w:pPr>
+        <w:spacing w:line="400" w:lineRule="auto"/>
+        <w:ind w:firstLine="440"/>
+        <w:jc w:val="both"/>
+        <w:rPr>
+          <w:rFonts w:ascii="Georgia" w:hAnsi="Georgia"/>
+          <w:color w:val="2B2B2B"/>
+          <w:sz w:val="26"/>
+        </w:rPr>
+      </w:pPr>
+      <w:r>
+        <w:rPr>
+          <w:rFonts w:ascii="Georgia" w:hAnsi="Georgia"/>
+          <w:color w:val="2B2B2B"/>
+          <w:sz w:val="26"/>
+        </w:rPr>
+        <w:t xml:space="preserve">“Ask me in a minute.” He looked at the curved wall. It was pale gray and slightly soft, like the inside of a bicycle helmet. “Where are we?”</w:t>
+      </w:r>
+    </w:p>
+    <w:p>
+      <w:pPr>
+        <w:spacing w:line="400" w:lineRule="auto"/>
+        <w:ind w:firstLine="440"/>
+        <w:jc w:val="both"/>
+        <w:rPr>
+          <w:rFonts w:ascii="Georgia" w:hAnsi="Georgia"/>
+          <w:color w:val="2B2B2B"/>
+          <w:sz w:val="26"/>
+        </w:rPr>
+      </w:pPr>
+      <w:r>
+        <w:rPr>
+          <w:rFonts w:ascii="Georgia" w:hAnsi="Georgia"/>
+          <w:color w:val="2B2B2B"/>
+          <w:sz w:val="26"/>
+        </w:rPr>
+        <w:t xml:space="preserve">“About thirty-six thousand kilometers above the equator, over the Amazon,” said a voice from the doorway, “turning at the same rate as the Earth, so that if you could see out, which you can’t, you’d see the same face of it all day.” A man stepped in. He was ordinary to look at: medium height, a runner’s build, a voice pitched to be forgettable in a crowd, which Nora would understand, by the end of the night, to be the entire design brief. “You’re aboard the tender, the shore boat, and not the ship. The ship is out in the Trojans, about forty-eight light-minutes from here this month. Years away at any speed this hull still has. Nobody’s taking you there. Nobody’s taking you anywhere except back.” He paused. “I’m sorry about the sedative. I argued against it. I lost.”</w:t>
+      </w:r>
+    </w:p>
+    <w:p>
+      <w:pPr>
+        <w:spacing w:line="400" w:lineRule="auto"/>
+        <w:ind w:firstLine="440"/>
+        <w:jc w:val="both"/>
+        <w:rPr>
+          <w:rFonts w:ascii="Georgia" w:hAnsi="Georgia"/>
+          <w:color w:val="2B2B2B"/>
+          <w:sz w:val="26"/>
+        </w:rPr>
+      </w:pPr>
+      <w:r>
+        <w:rPr>
+          <w:rFonts w:ascii="Georgia" w:hAnsi="Georgia"/>
+          <w:color w:val="2B2B2B"/>
+          <w:sz w:val="26"/>
+        </w:rPr>
+        <w:t xml:space="preserve">“Who are you, exactly?” said Nora.</w:t>
       </w:r>
     </w:p>
     <w:p>
@@ -21471,7 +21471,7 @@
           <w:color w:val="2B2B2B"/>
           <w:sz w:val="26"/>
         </w:rPr>
-        <w:t xml:space="preserve">“I was born in Columbus, Ohio,” the Escort said, “in 1990. That’s not true. A baby was born in Columbus, Ohio, in 1990, to a woman named Sheila who worked at a bank, and four hours after he was born he was taken to the nursery for observation, and up here. And what went back down to Sheila was me.” He said it the way a man discloses a chronic condition. “Grown in a tank like those, over nine months, from cells they took from her blood when she was six months pregnant. Fetal cells. They cross the placenta, a few of them; they’re in every pregnant woman’s blood. Your own doctors use them for tests. The ship uses them for other things. What they grow from those cells is a twin. Genetically, I am that baby. Same face. Same blood. With one addition.” He tapped the base of his skull, lightly, the way a man knocks wood. “About the size of a grain of rice.”</w:t>
+        <w:t xml:space="preserve">“I was born in Columbus, Ohio,” the Escort said, “in 1990. That’s not true. A baby was born in Columbus, Ohio, in 1990, to a woman named Sheila who worked at a bank, and four hours after he was born he was taken to the nursery for observation, and up here. And what went back down to Sheila was me.” He said it the way a man discloses a chronic condition. “Grown in a tank like those, over nine months, from cells they took from her blood when she was six months pregnant. Fetal cells. They cross the placenta, a few of them; they’re in every pregnant woman’s blood. Your own doctors use them for tests. The ship uses them for other things. What they grow from those cells is a twin. Genetically, I am that baby. Same face. Same blood. Plus one thing.” He tapped the base of his skull, lightly, the way a man knocks wood. “About the size of a grain of rice.”</w:t>
       </w:r>
     </w:p>
     <w:p>
@@ -21591,7 +21591,7 @@
           <w:color w:val="2B2B2B"/>
           <w:sz w:val="26"/>
         </w:rPr>
-        <w:t xml:space="preserve">“Why?” said Jesse. His voice was hoarse. “Why would they — what do they want with babies?”</w:t>
+        <w:t xml:space="preserve">“Why?” said Jesse. His voice was hoarse. “Babies? Why babies?”</w:t>
       </w:r>
     </w:p>
     <w:p>
@@ -21767,7 +21767,7 @@
           <w:color w:val="2B2B2B"/>
           <w:sz w:val="26"/>
         </w:rPr>
-        <w:t xml:space="preserve">“In bodies that can live on a planet. Their language, their memory, their committees — God help us, their committees — in bodies that can breathe your air and eat your food.” He nodded at the floor. “The taken ones grow up down there as theirs. The foundlings. A little over four thousand now. More were taken. Not all of them lived; the ship is a hard place to be a baby. Some have children of their own by now, born up here, and the oldest of those are about twenty-five.” He tapped his skull again. “And the ones like me, grown and sent down to fill the cribs, are the other half. The listening post. Our implants send our lives up a few times a year, in visits we don’t remember. We’re how they found out what a gas station is.”</w:t>
+        <w:t xml:space="preserve">“In bodies that can live on a planet. Their language, their memory, their committees — God help us, their committees — in bodies that can breathe your air and eat your food.” He tipped his chin at the deck. “The taken ones grow up down there as theirs. The foundlings. A little over four thousand now. More were taken. Not all of them lived; the ship is a hard place to be a baby. Some have children of their own by now, born up here, and the oldest of those are about twenty-five.” He tapped his skull again. “And the ones like me, grown and sent down to fill the cribs, are the other half. The listening post. Our implants send our lives up a few times a year, in visits we don’t remember. We’re how they found out what a gas station is.”</w:t>
       </w:r>
     </w:p>
     <w:p>
@@ -22106,7 +22106,7 @@
           <w:color w:val="2B2B2B"/>
           <w:sz w:val="26"/>
         </w:rPr>
-        <w:t xml:space="preserve">“Dominic,” she said.</w:t>
+        <w:t xml:space="preserve">“Dominic.” It came out flat, not a question.</w:t>
       </w:r>
     </w:p>
     <w:p>
@@ -22504,7 +22504,7 @@
           <w:color w:val="2B2B2B"/>
           <w:sz w:val="26"/>
         </w:rPr>
-        <w:t xml:space="preserve">“That’s it. An ask, and a yes.” He spread his hands. “Not a broadcast. They will never accept a broadcast. A broadcast is what they do to you. It has to come through one of us — someone who heard it, in person, and chose to carry it. Through an implant, while the channel’s open. And the channel is only ever open all at once, for everyone, at one moment in forty-six years.”</w:t>
+        <w:t xml:space="preserve">“That’s it. An ask, and a yes.” He opened his palms. “Not a broadcast. They will never accept a broadcast. A broadcast is what they do to you. It has to come through one of us — someone who heard it, in person, and chose to carry it. Through an implant, while the channel’s open. And the channel is only ever open all at once, for everyone, at one moment in forty-six years.”</w:t>
       </w:r>
     </w:p>
     <w:p>
@@ -22603,7 +22603,7 @@
           <w:color w:val="2B2B2B"/>
           <w:sz w:val="26"/>
         </w:rPr>
-        <w:t xml:space="preserve">The room behind the hatch was small and very clean. It had one long bench on one side of a table and, on the other, two stools. The gray-bearded man from the corridor sat on one of them, his smock shiny at the elbows. On the other sat a man in a windbreaker in no color anyone would remember. Nora knew him before her eyes did. Her stomach knew him from a rest area outside Hawthorne.</w:t>
+        <w:t xml:space="preserve">The room behind the hatch was small and very clean. It had one long bench on one side of a table and, on the other, two stools. The gray-bearded man from the corridor sat on one of them, his smock shiny at the elbows. On the other sat a man in a windbreaker of no particular color. Nora knew him before her eyes did. Her stomach knew him from a rest area outside Hawthorne.</w:t>
       </w:r>
     </w:p>
     <w:p>
@@ -23003,7 +23003,7 @@
           <w:color w:val="2B2B2B"/>
           <w:sz w:val="26"/>
         </w:rPr>
-        <w:t xml:space="preserve">Nora put her hand over his. Not to stop him. To take the thing. He let her. She switched it off, and the red light went out, and she set the recorder on the table in front of the officer and kept her fingers on it a moment longer than she needed to, because she had something to say and wanted to say it with her hand still there.</w:t>
+        <w:t xml:space="preserve">Nora put her hand over his. Not to stop him. To take the thing. His fingers opened. She switched it off, and the red light went out, and she set the recorder on the table in front of the officer and kept her fingers on it a moment longer than she needed to, because she had something to say and wanted to say it with her hand still there.</w:t>
       </w:r>
     </w:p>
     <w:p>
@@ -23043,7 +23043,7 @@
           <w:color w:val="2B2B2B"/>
           <w:sz w:val="26"/>
         </w:rPr>
-        <w:t xml:space="preserve">The Escort translated. It took longer than four sentences should.</w:t>
+        <w:t xml:space="preserve">The Escort put it into English. It took longer than four sentences should.</w:t>
       </w:r>
     </w:p>
     <w:p>
@@ -23143,7 +23143,7 @@
           <w:color w:val="2B2B2B"/>
           <w:sz w:val="26"/>
         </w:rPr>
-        <w:t xml:space="preserve">The man in the windbreaker laughed, pleasantly. “She’s good,” he said. “I told you she was good. She did that face in a coffee shop to a woman from the liaison office.” He spread his hands. “It changes nothing. Sample them both.”</w:t>
+        <w:t xml:space="preserve">The man in the windbreaker laughed, pleasantly. “She’s good,” he said. “I told you she was good. She did that face in a coffee shop to a woman from the liaison office.” He shrugged. “It changes nothing. Sample them both.”</w:t>
       </w:r>
     </w:p>
     <w:p>
@@ -23462,7 +23462,7 @@
           <w:color w:val="2B2B2B"/>
           <w:sz w:val="26"/>
         </w:rPr>
-        <w:t xml:space="preserve">“Are you hurt?”</w:t>
+        <w:t xml:space="preserve">“Is anyone hurt?”</w:t>
       </w:r>
     </w:p>
     <w:p>
@@ -23502,7 +23502,7 @@
           <w:color w:val="2B2B2B"/>
           <w:sz w:val="26"/>
         </w:rPr>
-        <w:t xml:space="preserve">There was a silence on the line. Then Dana said, very carefully, “How do you know that name?”</w:t>
+        <w:t xml:space="preserve">The line went quiet. Then Dana said, very carefully, “How do you know that name?”</w:t>
       </w:r>
     </w:p>
     <w:p>
@@ -23651,7 +23651,7 @@
           <w:color w:val="2B2B2B"/>
           <w:sz w:val="26"/>
         </w:rPr>
-        <w:t xml:space="preserve">A man with no wallet and no coat walked into the emergency department of a hospital there at two in the morning and put an orderly through a supply cart when the orderly asked him to sit. It took four people to get him on the floor. He did not swear. He did not speak. He bit. The psychiatrist on call, a man named Carl Daniels, came in from home with his shirt buttoned wrong and found the patient already in restraints, staring at the ceiling tiles as if reading a language printed on them. In the hallway a security guard was wrapping his own hand and saying, to nobody, that the guy had looked at him first like he was a piece of furniture that had started talking.</w:t>
+        <w:t xml:space="preserve">A man with no wallet and no coat walked into the emergency department of a hospital there at two in the morning and put an orderly through a supply cart when the orderly asked him to sit. It took four people to get him on the floor. He did not swear. He did not say a word. He bit. The psychiatrist on call, a man named Carl Daniels, came in from home with his shirt buttoned wrong and found the patient already in restraints, staring at the ceiling tiles as if reading a language printed on them. In the hallway a security guard was wrapping his own hand and saying, to nobody, that the guy had looked at him first like he was a piece of furniture that had started talking.</w:t>
       </w:r>
     </w:p>
     <w:p>
@@ -23751,7 +23751,7 @@
           <w:color w:val="2B2B2B"/>
           <w:sz w:val="26"/>
         </w:rPr>
-        <w:t xml:space="preserve">“They transferred him at six,” said Daniels. “I don’t know where. Nobody will tell me. The transfer order came from an office I’ve never heard of, signed by a doctor who doesn’t work here.”</w:t>
+        <w:t xml:space="preserve">“They transferred him at six,” said Daniels. “Where to, nobody will say. The transfer order came from an office I’ve never heard of, signed by a doctor who doesn’t work here.”</w:t>
       </w:r>
     </w:p>
     <w:p>
@@ -24030,7 +24030,7 @@
           <w:color w:val="2B2B2B"/>
           <w:sz w:val="26"/>
         </w:rPr>
-        <w:t xml:space="preserve">“No,” said Kade. “That’s for somebody else.”</w:t>
+        <w:t xml:space="preserve">“Not you,” said Kade. “That’s for somebody else.”</w:t>
       </w:r>
     </w:p>
     <w:p>
@@ -24309,7 +24309,7 @@
           <w:color w:val="2B2B2B"/>
           <w:sz w:val="26"/>
         </w:rPr>
-        <w:t xml:space="preserve">There was a pause.</w:t>
+        <w:t xml:space="preserve">A beat went by.</w:t>
       </w:r>
     </w:p>
     <w:p>
@@ -24648,7 +24648,7 @@
           <w:color w:val="2B2B2B"/>
           <w:sz w:val="26"/>
         </w:rPr>
-        <w:t xml:space="preserve">“Yes,” said Gladys. “But Sacramento is not very far from Reno. I looked at the map in the atrium. It is perhaps one hundred and thirty miles. The airplane flies from Reno to Sacramento, it picks up the medicine for your boy, it flies back to Reno, it picks up Mr. Feld, and it flies to Denver. Mr. Feld does not need to go to Brussels tonight. Mr. Feld can sit in Denver and eat toast. Brussels will still be there in the morning.” She picked up a coffee and held it out to him. “It is one plane. It goes the long way round. Airplanes do not mind.”</w:t>
+        <w:t xml:space="preserve">“Yes,” said Gladys. “But Sacramento is not very far from Reno. I looked at the map in the atrium. It is perhaps one hundred and thirty miles. The airplane flies from Reno to Sacramento, it picks up the medicine for your boy, it flies back to Reno, it picks up Mr. Feld, and it flies to Denver. Mr. Feld does not need to go to Brussels tonight. Mr. Feld can sit in Denver and eat toast. Brussels will still be there in the morning.” She picked up a coffee and held it out to him. “One plane, yes. It goes the long way round. Airplanes do not mind.”</w:t>
       </w:r>
     </w:p>
     <w:p>
@@ -24847,27 +24847,27 @@
           <w:color w:val="2B2B2B"/>
           <w:sz w:val="26"/>
         </w:rPr>
-        <w:t xml:space="preserve">“You’ve been up,” he said. It was not a question.</w:t>
-      </w:r>
-    </w:p>
-    <w:p>
-      <w:pPr>
-        <w:spacing w:line="400" w:lineRule="auto"/>
-        <w:ind w:firstLine="440"/>
-        <w:jc w:val="both"/>
-        <w:rPr>
-          <w:rFonts w:ascii="Georgia" w:hAnsi="Georgia"/>
-          <w:color w:val="2B2B2B"/>
-          <w:sz w:val="26"/>
-        </w:rPr>
-      </w:pPr>
-      <w:r>
-        <w:rPr>
-          <w:rFonts w:ascii="Georgia" w:hAnsi="Georgia"/>
-          <w:color w:val="2B2B2B"/>
-          <w:sz w:val="26"/>
-        </w:rPr>
-        <w:t xml:space="preserve">“How can you tell?”</w:t>
+        <w:t xml:space="preserve">“You’ve been up,” he said. He did not wait for an answer.</w:t>
+      </w:r>
+    </w:p>
+    <w:p>
+      <w:pPr>
+        <w:spacing w:line="400" w:lineRule="auto"/>
+        <w:ind w:firstLine="440"/>
+        <w:jc w:val="both"/>
+        <w:rPr>
+          <w:rFonts w:ascii="Georgia" w:hAnsi="Georgia"/>
+          <w:color w:val="2B2B2B"/>
+          <w:sz w:val="26"/>
+        </w:rPr>
+      </w:pPr>
+      <w:r>
+        <w:rPr>
+          <w:rFonts w:ascii="Georgia" w:hAnsi="Georgia"/>
+          <w:color w:val="2B2B2B"/>
+          <w:sz w:val="26"/>
+        </w:rPr>
+        <w:t xml:space="preserve">“How do you know that?”</w:t>
       </w:r>
     </w:p>
     <w:p>
@@ -25026,47 +25026,47 @@
           <w:color w:val="2B2B2B"/>
           <w:sz w:val="26"/>
         </w:rPr>
-        <w:t xml:space="preserve">“Six months ago,” he said, “a woman I respect very much sat me down in a room in Brussels and showed me an X-ray of my own skull, taken when I was nine, after I fell off a bicycle in Zanesville. There was a shadow on it the size of a grain of rice. She told me what it was. She told me what I was. She told me what my mother —” he stopped. “What the woman who raised me had lost. She did it very kindly. And then she asked me to work for her, because I am the only person anyone has found who can understand the ship from the inside. When I let myself, I can. It’s like a second language you learned as a child and forgot. It comes back in dreams. I wake up and I know the word for things that don’t exist down here.” He looked at his hands. “Every day since then, someone has asked me what they are going to do. Every day I have told them. And every day they have decided what to do about it without asking me what I think we should do. I’m a dictionary. Not a delegate.” He picked up the bus ticket. “I’d like to be one person for a while. Just one. In Salt Lake, or wherever. Before Starfall decides what I am.”</w:t>
-      </w:r>
-    </w:p>
-    <w:p>
-      <w:pPr>
-        <w:spacing w:line="400" w:lineRule="auto"/>
-        <w:ind w:firstLine="440"/>
-        <w:jc w:val="both"/>
-        <w:rPr>
-          <w:rFonts w:ascii="Georgia" w:hAnsi="Georgia"/>
-          <w:color w:val="2B2B2B"/>
-          <w:sz w:val="26"/>
-        </w:rPr>
-      </w:pPr>
-      <w:r>
-        <w:rPr>
-          <w:rFonts w:ascii="Georgia" w:hAnsi="Georgia"/>
-          <w:color w:val="2B2B2B"/>
-          <w:sz w:val="26"/>
-        </w:rPr>
-        <w:t xml:space="preserve">Nora looked at him. She thought of Rosa’s candle, and the Reader’s Digest clipping, and four sentences from a woman in Zanesville that nobody had ever answered.</w:t>
-      </w:r>
-    </w:p>
-    <w:p>
-      <w:pPr>
-        <w:spacing w:line="400" w:lineRule="auto"/>
-        <w:ind w:firstLine="440"/>
-        <w:jc w:val="both"/>
-        <w:rPr>
-          <w:rFonts w:ascii="Georgia" w:hAnsi="Georgia"/>
-          <w:color w:val="2B2B2B"/>
-          <w:sz w:val="26"/>
-        </w:rPr>
-      </w:pPr>
-      <w:r>
-        <w:rPr>
-          <w:rFonts w:ascii="Georgia" w:hAnsi="Georgia"/>
-          <w:color w:val="2B2B2B"/>
-          <w:sz w:val="26"/>
-        </w:rPr>
-        <w:t xml:space="preserve">“Your mother wrote a letter to a magazine,” she said. “In 1998. She said she lost three hours on a drive to the grocery store when she was pregnant with you, and woke up with a bruise on her arm, and that when you were born they took you away for observation. She asked if anyone else had a story like that.”</w:t>
+        <w:t xml:space="preserve">“Six months ago,” he said, “a woman I respect very much sat me down in a room in Brussels and showed me an X-ray of my own skull, taken when I was nine, after I fell off a bicycle in Zanesville. There was a shadow on it the size of a grain of rice. She told me what it was. She told me what I was. She told me what my mother —” he stopped. “What the woman who raised me had lost. She did it very kindly. And then she asked me to work for her, because I am the only person anyone has found who can understand the ship from the inside. When I let myself, I can. It’s like a second language you learned as a child and forgot. It comes back in dreams. I wake up and I know the word for things that don’t exist down here.” He turned his hands over. “Every day since then, someone has asked me what they are going to do. Every day I have told them. And every day they have decided what to do about it without asking me what I think we should do. I’m a dictionary. Not a delegate.” He picked up the bus ticket. “I’d like to be one person for a while. Just one. In Salt Lake, or wherever. Before Starfall decides what I am.”</w:t>
+      </w:r>
+    </w:p>
+    <w:p>
+      <w:pPr>
+        <w:spacing w:line="400" w:lineRule="auto"/>
+        <w:ind w:firstLine="440"/>
+        <w:jc w:val="both"/>
+        <w:rPr>
+          <w:rFonts w:ascii="Georgia" w:hAnsi="Georgia"/>
+          <w:color w:val="2B2B2B"/>
+          <w:sz w:val="26"/>
+        </w:rPr>
+      </w:pPr>
+      <w:r>
+        <w:rPr>
+          <w:rFonts w:ascii="Georgia" w:hAnsi="Georgia"/>
+          <w:color w:val="2B2B2B"/>
+          <w:sz w:val="26"/>
+        </w:rPr>
+        <w:t xml:space="preserve">Nora held his gaze. She thought of Rosa’s candle, and the Reader’s Digest clipping, and four sentences from a woman in Zanesville that nobody had ever answered.</w:t>
+      </w:r>
+    </w:p>
+    <w:p>
+      <w:pPr>
+        <w:spacing w:line="400" w:lineRule="auto"/>
+        <w:ind w:firstLine="440"/>
+        <w:jc w:val="both"/>
+        <w:rPr>
+          <w:rFonts w:ascii="Georgia" w:hAnsi="Georgia"/>
+          <w:color w:val="2B2B2B"/>
+          <w:sz w:val="26"/>
+        </w:rPr>
+      </w:pPr>
+      <w:r>
+        <w:rPr>
+          <w:rFonts w:ascii="Georgia" w:hAnsi="Georgia"/>
+          <w:color w:val="2B2B2B"/>
+          <w:sz w:val="26"/>
+        </w:rPr>
+        <w:t xml:space="preserve">“Your mother wrote a letter to a magazine,” she said. “In 1998. She said that while she was carrying you she lost three hours somewhere between her house and the grocery store, and came to with a bruise on her arm, and that after you were born they took you away for observation. She asked if anyone else had a story like that.”</w:t>
       </w:r>
     </w:p>
     <w:p>
@@ -25146,7 +25146,7 @@
           <w:color w:val="2B2B2B"/>
           <w:sz w:val="26"/>
         </w:rPr>
-        <w:t xml:space="preserve">“And on the ship,” Nora said, “there’s a man on the council. Third seat, harvest committee. He’s been trying to get the asking clause onto the agenda for nine years and losing by a smaller margin every time. He was taken from a hospital in Zanesville in 1984.”</w:t>
+        <w:t xml:space="preserve">“And on the ship,” Nora said, “there’s a man on the council. Third seat, harvest committee. He’s been trying to get the asking clause onto the agenda for nine years and losing by a smaller margin every time. His hospital was in Zanesville. The year was 1984.”</w:t>
       </w:r>
     </w:p>
     <w:p>
@@ -25206,7 +25206,7 @@
           <w:color w:val="2B2B2B"/>
           <w:sz w:val="26"/>
         </w:rPr>
-        <w:t xml:space="preserve">“Yes,” said Nora. “And I think he’s going to need somebody down here who isn’t a dictionary.”</w:t>
+        <w:t xml:space="preserve">“Yes.” Nora nodded. “And I think he’s going to need somebody down here who isn’t a dictionary.”</w:t>
       </w:r>
     </w:p>
     <w:p>
@@ -25584,7 +25584,7 @@
           <w:color w:val="2B2B2B"/>
           <w:sz w:val="26"/>
         </w:rPr>
-        <w:t xml:space="preserve">“I don’t know yet,” she said. “But his mother says he gets told, and he decides. I’d like to try it her way first.”</w:t>
+        <w:t xml:space="preserve">“I haven’t decided,” she said. “But his mother says he gets told, and he decides. I’d like to try it her way first.”</w:t>
       </w:r>
     </w:p>
     <w:p>
@@ -26012,7 +26012,7 @@
           <w:color w:val="2B2B2B"/>
           <w:sz w:val="26"/>
         </w:rPr>
-        <w:t xml:space="preserve">Feld spread his hands. “I don’t know. Nobody knows. Nobody on the ship knows either. That animal is the single most unexplained thing in this entire story, and I include the forty-thousand-year-old generation ship.” He almost smiled. “My best guess is that alpacas have a very good nose and very strong opinions, and it walked out of a field two roads over because it smelled something it didn’t like, and then it found Mabs and decided she needed a chaperone. Sometimes an animal is just an animal. That’s the most frightening thing I’ve said all afternoon, and nobody believes me.”</w:t>
+        <w:t xml:space="preserve">Feld spread his hands. “Nobody knows. Nobody on the ship knows either. That animal is the single most unexplained thing in this entire story, and I include the forty-thousand-year-old generation ship.” He almost smiled. “My best guess is that alpacas have a very good nose and very strong opinions, and it walked out of a field two roads over because it smelled something it didn’t like, and then it found Mabs and decided she needed a chaperone. Sometimes an animal is just an animal. That’s the most frightening thing I’ve said all afternoon, and nobody believes me.”</w:t>
       </w:r>
     </w:p>
     <w:p>
@@ -26191,7 +26191,7 @@
           <w:color w:val="2B2B2B"/>
           <w:sz w:val="26"/>
         </w:rPr>
-        <w:t xml:space="preserve">The X-ray from Zanesville, taken when he was nine, showed a shadow the size of a grain of rice at the base of the skull. A new one, taken in Brussels in March, showed nothing there at all.</w:t>
+        <w:t xml:space="preserve">The X-ray from Zanesville, taken when he was nine, showed a fleck where the skull meets the spine, no bigger than a grain of rice. A new one, taken in Brussels in March, showed nothing there at all.</w:t>
       </w:r>
     </w:p>
     <w:p>
@@ -26610,7 +26610,7 @@
           <w:color w:val="2B2B2B"/>
           <w:sz w:val="26"/>
         </w:rPr>
-        <w:t xml:space="preserve">“There is a clause,” said Feld. “In their own law. Ms. Calder heard it on the tender from a man who spent everything he had to tell her. An ask, and a yes. It is the one thing in forty thousand years of their committees that anyone wrote down for the people who were already living somewhere.” He looked at the flags. “You have been handed a question, and you have reached for a weapon, and you have tested the weapon on the only person in this room who could have told you what it would do.”</w:t>
+        <w:t xml:space="preserve">“There is a clause,” said Feld. “In their own law. Ms. Calder heard it on the tender from a man who spent everything he had to tell her. A request, and a consent. It is the one thing in forty thousand years of their committees that anyone wrote down for the people who were already living somewhere.” He looked at the flags. “You have been handed a question, and you have reached for a weapon, and you have tested the weapon on the only person in this room who could have told you what it would do.”</w:t>
       </w:r>
     </w:p>
     <w:p>
@@ -26789,7 +26789,7 @@
           <w:color w:val="2B2B2B"/>
           <w:sz w:val="26"/>
         </w:rPr>
-        <w:t xml:space="preserve">“No,” said Nora. “He was very clear. It has to come through one of them. Someone who heard it in person, and chose to carry it, while the channel is open.”</w:t>
+        <w:t xml:space="preserve">“It doesn’t,” said Nora. “He was very clear. It has to come through one of them. Somebody who was there, and agreed to carry it, while the channel is open.”</w:t>
       </w:r>
     </w:p>
     <w:p>
@@ -27486,7 +27486,7 @@
           <w:color w:val="2B2B2B"/>
           <w:sz w:val="26"/>
         </w:rPr>
-        <w:t xml:space="preserve">Dana sat in the dark of the pretzel room after the call ended, alone, with the mural looming over her. She had spent a career trusting a checklist over a feeling, and had once turned a satellite into confetti because of it. She thought of Dominic Reyes at his barbecue, explaining the Maillard reaction to children, saying it’s a conversation. She thought of Rosa’s rule. He gets told, and he decides.</w:t>
+        <w:t xml:space="preserve">Dana sat in the dark of the pretzel room after the call ended, alone, with the mural looming over her. She had spent a career trusting a checklist over a feeling, and had once turned a satellite into confetti because of it. She thought of Dominic Reyes at his barbecue, explaining the Maillard reaction to children, saying it’s a conversation. She thought of Rosa’s rule. First he is told. After that it is his.</w:t>
       </w:r>
     </w:p>
     <w:p>
@@ -27795,7 +27795,7 @@
           <w:color w:val="2B2B2B"/>
           <w:sz w:val="26"/>
         </w:rPr>
-        <w:t xml:space="preserve">He looked at the vending machine as if it might help. It did not. “The bad version,” he said, “is that I’ve spent seven years doing an impression of my father’s voice so that people will feel safe, and I didn’t know I was doing it until you made me listen to myself in a car in Utah. And that when that kid came at you in the corridor I didn’t think about anything. I just moved. I have never once in my life just moved. I think about everything. I narrate everything. I narrate my own breakfast.” He stopped. “And I don’t want to narrate this. That’s the speech. It’s very short. It’s a bad speech.”</w:t>
+        <w:t xml:space="preserve">He looked at the vending machine as if it might help. It had nothing to offer. “The bad version,” he said, “is that I’ve spent seven years doing an impression of my father’s voice so that people will feel safe, and I didn’t know I was doing it until you made me listen to myself in a car in Utah. And that when that kid came at you in the corridor I didn’t think about anything. I just moved. I have never once in my life just moved. I think about everything. I narrate everything. I narrate my own breakfast.” He stopped. “And I don’t want to narrate this. That’s the speech. It’s very short. It’s a bad speech.”</w:t>
       </w:r>
     </w:p>
     <w:p>
@@ -28253,7 +28253,7 @@
           <w:color w:val="2B2B2B"/>
           <w:sz w:val="26"/>
         </w:rPr>
-        <w:t xml:space="preserve">His recorder was on a table thirty-six thousand kilometers up. He had recorded the memo on his phone instead, in the gas station lot outside Hawthorne on Saturday morning, while she was inside buying coffee and the moth was hammering the light over the ice freezer. A voice memo, four minutes, to his producer, because he had just been taken out of the sky and put back on a highway, and because he had narrated everything in his life since he was nineteen and did not know how to stop. He had done it twelve hours after a man in a smock had held out his hand for the last machine that did it for him. It had her brother-in-law’s first name in it. It had Lissome. It had the eleven seconds.</w:t>
+        <w:t xml:space="preserve">His recorder was on a table thirty-six thousand kilometers up. He had recorded the memo on his phone instead, in the gas station lot outside Hawthorne on Saturday morning, while she was inside buying coffee and the moth was hammering the light over the ice freezer. A voice memo, four minutes, to his producer, because he had just been set back down on a highway after a trip he could not describe, and because he had narrated everything in his life since he was nineteen and did not know how to stop. He had done it twelve hours after a man in a smock had held out his hand for the last machine that did it for him. It had her brother-in-law’s first name in it. It had Lissome. It had the eleven seconds.</w:t>
       </w:r>
     </w:p>
     <w:p>
@@ -28552,7 +28552,7 @@
           <w:color w:val="2B2B2B"/>
           <w:sz w:val="26"/>
         </w:rPr>
-        <w:t xml:space="preserve">He did not answer.</w:t>
+        <w:t xml:space="preserve">He had no answer to that.</w:t>
       </w:r>
     </w:p>
     <w:p>
@@ -28712,7 +28712,7 @@
           <w:color w:val="2B2B2B"/>
           <w:sz w:val="26"/>
         </w:rPr>
-        <w:t xml:space="preserve">Nora looked at him.</w:t>
+        <w:t xml:space="preserve">Nora watched him.</w:t>
       </w:r>
     </w:p>
     <w:p>
@@ -28990,7 +28990,7 @@
           <w:color w:val="2B2B2B"/>
           <w:sz w:val="26"/>
         </w:rPr>
-        <w:t xml:space="preserve">He told her. Not the ship; he could not have told her the ship, and found he did not want to. The memo. Kyle. A town in Indiana whose name had gone out to eleven thousand strangers in his voice. A woman on a staircase who had said </w:t>
+        <w:t xml:space="preserve">He told her the rest. Not the ship; he could not have told her the ship, and found he did not want to. The memo. Kyle. A town in Indiana whose name had gone out to eleven thousand strangers in his voice. A woman on a staircase who had said </w:t>
       </w:r>
       <w:r>
         <w:rPr>
@@ -29107,7 +29107,7 @@
           <w:color w:val="2B2B2B"/>
           <w:sz w:val="26"/>
         </w:rPr>
-        <w:t xml:space="preserve">There was a silence on the line, long enough for a truck to back into the far bay and stop beeping.</w:t>
+        <w:t xml:space="preserve">Nothing came down the line for as long as it takes a truck to back into the far bay and stop beeping.</w:t>
       </w:r>
     </w:p>
     <w:p>
@@ -29486,7 +29486,7 @@
           <w:color w:val="2B2B2B"/>
           <w:sz w:val="26"/>
         </w:rPr>
-        <w:t xml:space="preserve">“No,” she said.</w:t>
+        <w:t xml:space="preserve">“Not since breakfast,” she said.</w:t>
       </w:r>
     </w:p>
     <w:p>
@@ -29526,7 +29526,7 @@
           <w:color w:val="2B2B2B"/>
           <w:sz w:val="26"/>
         </w:rPr>
-        <w:t xml:space="preserve">Elena put the folio on the table. Inside was a photocopy of Buchanan’s authorization, with the Directorate header and the paragraph in Buchanan’s compact prose: in the event of an active Feed broadcast coincident with the Halo consumer event, Halo Systems is directed to transmit the prepared counter-signal at full constellation power. No other signal is authorized. Deviation will be treated as an operational breach. Two signature boxes. Buchanan’s signature in one. Cole’s initials in the other: per emergency provision, acting for D-G.</w:t>
+        <w:t xml:space="preserve">Elena put the folio on the table. Inside was a photocopy of Buchanan’s authorization, with the Directorate header and the paragraph in Buchanan’s compact prose: in the event of an active Feed broadcast coincident with the Halo consumer event, Halo Systems is directed to transmit the prepared counter-signal at full constellation power. No other signal is authorized. Deviation will be treated as an operational breach. Two signature boxes. Buchanan’s signature in one. Cole’s initials in the other, with a note that he signed for the D-G under the emergency provision.</w:t>
       </w:r>
     </w:p>
     <w:p>
@@ -29686,7 +29686,7 @@
           <w:color w:val="2B2B2B"/>
           <w:sz w:val="26"/>
         </w:rPr>
-        <w:t xml:space="preserve">“Because you’ll be in the trailer,” she said. “Halvorsen told me. And you’ll have a question about the second signature at the moment it matters. And I’ll be sitting at the back of the trailer with a legal pad, because Cole has sent me to make sure the authorization is executed. And you’ll ask me. And I will answer you. Technically.” “It’s the only way I know how to do the right thing anymore.”</w:t>
+        <w:t xml:space="preserve">“Because you’ll be in the trailer,” she said. “Halvorsen told me. And you’ll have a question about the second signature at the moment it matters. And I’ll be sitting at the back of the trailer with a legal pad, because Cole has sent me to make sure the authorization is executed. And you’ll ask me. And I will answer you. Technically.” “It’s the only way I have left of doing the right thing.”</w:t>
       </w:r>
     </w:p>
     <w:p>
@@ -29866,7 +29866,7 @@
           <w:color w:val="2B2B2B"/>
           <w:sz w:val="26"/>
         </w:rPr>
-        <w:t xml:space="preserve">“Warren’s system,” said Elena. “The pen is what we tell them. The pencil is what we know. I stole it. Don’t tell him.”</w:t>
+        <w:t xml:space="preserve">“Warren’s system,” said Elena. “Pen for what we tell them, pencil for what we know. I stole it. Don’t tell him.”</w:t>
       </w:r>
     </w:p>
     <w:p>
@@ -30185,7 +30185,7 @@
           <w:color w:val="2B2B2B"/>
           <w:sz w:val="26"/>
         </w:rPr>
-        <w:t xml:space="preserve">Nora looked at the pennies in the fountain. She thought about Feld on the video call, not looking up, listing what it would take: a hybrid, in the footprint, with a live implant, who has been told what he is, and has heard someone ask, and chooses to carry it. Feld’s plan, whatever it was worth, needed someone in the bowl who had been told by someone he trusted. The bowl would be full of strangers. It would contain exactly one person who would listen to her.</w:t>
+        <w:t xml:space="preserve">Nora looked at the pennies in the fountain. She thought about Feld on the video call, not looking up, listing what it would take: a hybrid, in the footprint, with a live implant, informed, asked, and willing. Feld’s plan, whatever it was worth, needed someone in the bowl who had been told by someone he trusted. The bowl would be full of strangers. It would contain exactly one person who would listen to her.</w:t>
       </w:r>
     </w:p>
     <w:p>
@@ -30265,7 +30265,7 @@
           <w:color w:val="2B2B2B"/>
           <w:sz w:val="26"/>
         </w:rPr>
-        <w:t xml:space="preserve">“It isn’t mine to sell,” said Nora. “It’s his. He gets told, and he decides. His mother made that rule before either of us was involved, and she’s scarier than you.”</w:t>
+        <w:t xml:space="preserve">“It isn’t mine to sell,” said Nora. “It’s his. You tell him, and then it’s his choice. His mother made that rule before either of us was involved, and she’s scarier than you.”</w:t>
       </w:r>
     </w:p>
     <w:p>
@@ -30305,7 +30305,7 @@
           <w:color w:val="2B2B2B"/>
           <w:sz w:val="26"/>
         </w:rPr>
-        <w:t xml:space="preserve">“I know,” said Nora. “Neither does the ship. That’s the whole problem. You keep thinking you’re the opposite of them.”</w:t>
+        <w:t xml:space="preserve">“I know,” said Nora, “and neither does the ship. That’s the whole problem. You keep thinking you’re the opposite of them.”</w:t>
       </w:r>
     </w:p>
     <w:p>
@@ -31005,7 +31005,7 @@
           <w:color w:val="2B2B2B"/>
           <w:sz w:val="26"/>
         </w:rPr>
-        <w:t xml:space="preserve">“Ms. Calder,” she said. “You did not call my number.”</w:t>
+        <w:t xml:space="preserve">“You did not call my number, Ms. Calder.”</w:t>
       </w:r>
     </w:p>
     <w:p>
@@ -31065,7 +31065,7 @@
           <w:color w:val="2B2B2B"/>
           <w:sz w:val="26"/>
         </w:rPr>
-        <w:t xml:space="preserve">Nora thought about it.</w:t>
+        <w:t xml:space="preserve">Nora weighed that.</w:t>
       </w:r>
     </w:p>
     <w:p>
@@ -31723,7 +31723,7 @@
           <w:color w:val="2B2B2B"/>
           <w:sz w:val="26"/>
         </w:rPr>
-        <w:t xml:space="preserve">“His mother knew,” she said at last. “Rosa knew. She’s been lighting candles. For the other one. For thirty-four years.”</w:t>
+        <w:t xml:space="preserve">“His mother knew,” she said at last. “Rosa knew. She’s been lighting candles for the other one. Thirty-four years.”</w:t>
       </w:r>
     </w:p>
     <w:p>
@@ -31823,7 +31823,7 @@
           <w:color w:val="2B2B2B"/>
           <w:sz w:val="26"/>
         </w:rPr>
-        <w:t xml:space="preserve">“Yes,” said Nora. “Unless.”</w:t>
+        <w:t xml:space="preserve">“Yes. Unless.”</w:t>
       </w:r>
     </w:p>
     <w:p>
@@ -32063,7 +32063,7 @@
           <w:color w:val="2B2B2B"/>
           <w:sz w:val="26"/>
         </w:rPr>
-        <w:t xml:space="preserve">“Then let me tell him. Tomorrow. Before. Not during. Before. With you there. Holding his hand. And if he says no, then he says no, and I’ll walk away, and I’ll let Kade do whatever Kade does, and you can hate me forever, and I’ll deserve it.” Nora’s voice did not shake, quite. “But I won’t make the choice for him. Nobody gets to make it for him. Not the ship. Not the colonel. Not you. Not me. That’s the only thing I know for certain that’s right in this whole thing. He gets told, and he decides.”</w:t>
+        <w:t xml:space="preserve">“Then let me tell him. Tomorrow. Before. Not during. Before. With you there. Holding his hand. And if he says no, then he says no, and I’ll walk away, and I’ll let Kade do whatever Kade does, and you can hate me forever, and I’ll deserve it.” Nora’s voice did not shake, quite. “But I won’t make the choice for him. Nobody gets to make it for him. Not the visitors. Not the colonel. Not you. Not me. That’s the only thing I know for certain that’s right in this whole thing. Tell him, and let him decide.”</w:t>
       </w:r>
     </w:p>
     <w:p>
@@ -32143,7 +32143,7 @@
           <w:color w:val="2B2B2B"/>
           <w:sz w:val="26"/>
         </w:rPr>
-        <w:t xml:space="preserve">“Don’t okay me.”</w:t>
+        <w:t xml:space="preserve">“You don’t get to okay me.”</w:t>
       </w:r>
     </w:p>
     <w:p>
@@ -32203,7 +32203,7 @@
           <w:color w:val="2B2B2B"/>
           <w:sz w:val="26"/>
         </w:rPr>
-        <w:t xml:space="preserve">“God,” she said. “I bought this because a kid was watching. What is wrong with me.”</w:t>
+        <w:t xml:space="preserve">She pressed the heel of her hand to one eye. “I bought this because a kid was watching. What is wrong with me.”</w:t>
       </w:r>
     </w:p>
     <w:p>
@@ -32243,27 +32243,27 @@
           <w:color w:val="2B2B2B"/>
           <w:sz w:val="26"/>
         </w:rPr>
-        <w:t xml:space="preserve">They sat together in the plaza until the light went, two sisters looking at the same sky from opposite sides of the same man, and when Nora walked her back to the hotel, at the door, Mabs turned and hugged her hard, and said into her ear, as she had said at the Fourth, “Not today,” and Nora said, “Not today,” and then Mabs said something she had not said at the Fourth.</w:t>
-      </w:r>
-    </w:p>
-    <w:p>
-      <w:pPr>
-        <w:spacing w:line="400" w:lineRule="auto"/>
-        <w:ind w:firstLine="440"/>
-        <w:jc w:val="both"/>
-        <w:rPr>
-          <w:rFonts w:ascii="Georgia" w:hAnsi="Georgia"/>
-          <w:color w:val="2B2B2B"/>
-          <w:sz w:val="26"/>
-        </w:rPr>
-      </w:pPr>
-      <w:r>
-        <w:rPr>
-          <w:rFonts w:ascii="Georgia" w:hAnsi="Georgia"/>
-          <w:color w:val="2B2B2B"/>
-          <w:sz w:val="26"/>
-        </w:rPr>
-        <w:t xml:space="preserve">“Tomorrow,” she said. “Tomorrow, you tell him. And I hold his hand. That’s the deal.”</w:t>
+        <w:t xml:space="preserve">They sat together in the plaza until the light went, two sisters on either side of the same man, watching the same sky, and when Nora walked her back to the hotel, at the door, Mabs turned and hugged her hard, and said into her ear, as she had said at the Fourth, “Not today,” and Nora said, “Not today,” and then Mabs said something she had not said at the Fourth.</w:t>
+      </w:r>
+    </w:p>
+    <w:p>
+      <w:pPr>
+        <w:spacing w:line="400" w:lineRule="auto"/>
+        <w:ind w:firstLine="440"/>
+        <w:jc w:val="both"/>
+        <w:rPr>
+          <w:rFonts w:ascii="Georgia" w:hAnsi="Georgia"/>
+          <w:color w:val="2B2B2B"/>
+          <w:sz w:val="26"/>
+        </w:rPr>
+      </w:pPr>
+      <w:r>
+        <w:rPr>
+          <w:rFonts w:ascii="Georgia" w:hAnsi="Georgia"/>
+          <w:color w:val="2B2B2B"/>
+          <w:sz w:val="26"/>
+        </w:rPr>
+        <w:t xml:space="preserve">“Tomorrow,” she said. “Tomorrow, you tell him. And I hold his hand. Those are my terms.”</w:t>
       </w:r>
     </w:p>
     <w:p>
@@ -32751,7 +32751,7 @@
           <w:color w:val="2B2B2B"/>
           <w:sz w:val="26"/>
         </w:rPr>
-        <w:t xml:space="preserve">“In the event of an active Feed broadcast coincident with the Halo consumer event,” Kade read aloud, in his low level voice, to the room, “Halo Systems is directed to transmit the prepared counter-signal at full constellation power. No other signal is authorized. Deviation will be treated as an operational breach.” He set the tablet face up on the console. “Signed, Buchanan. Second signature, initialed by Cole, per emergency provision, acting for D-G.”</w:t>
+        <w:t xml:space="preserve">“It says directed,” Kade said, in his low level voice, to the room. “Not requested. The prepared counter-signal, at full constellation power, and anything else I send is a breach.” He set the tablet face up on the console. “Buchanan signed. Cole initialed the second box, on the emergency provision.”</w:t>
       </w:r>
     </w:p>
     <w:p>
@@ -33209,7 +33209,7 @@
           <w:color w:val="2B2B2B"/>
           <w:sz w:val="26"/>
         </w:rPr>
-        <w:t xml:space="preserve">“And if he says no?”</w:t>
+        <w:t xml:space="preserve">“And if he refuses?”</w:t>
       </w:r>
     </w:p>
     <w:p>
@@ -33308,7 +33308,7 @@
           <w:color w:val="2B2B2B"/>
           <w:sz w:val="26"/>
         </w:rPr>
-        <w:t xml:space="preserve">“The emergency provision,” said Cole, “is a matter of interpretation.”</w:t>
+        <w:t xml:space="preserve">“That provision,” said Cole, “is a matter of interpretation.”</w:t>
       </w:r>
     </w:p>
     <w:p>
@@ -33448,7 +33448,7 @@
           <w:color w:val="2B2B2B"/>
           <w:sz w:val="26"/>
         </w:rPr>
-        <w:t xml:space="preserve">“The Directorate charter, article nine, paragraph four,” she said, “permits a deputy to sign in the Director-General’s place under an emergency provision when the Director-General is incapacitated, unreachable, or deceased. It does not provide for a deputy to sign when the Director-General is reachable and has declined. The Director-General declined on the record, on an internal line, on the fourth of August, a little after five in the morning, Brussels time.” She glanced, very briefly, at Dana. “A transcript exists. In my professional opinion, the second signature on this authorization is open to substantial legal question. An operational partner that declined to execute it would have a defensible position.”</w:t>
+        <w:t xml:space="preserve">“The Directorate charter, article nine, paragraph four,” she said, “permits a deputy to sign in the Director-General’s place under an emergency provision when the Director-General is incapacitated, unreachable, or deceased. A deputy may not sign for a Director-General who is reachable and has said no. The Director-General declined on the record, on an internal line, on the fourth of August, a little after five in the morning, Brussels time.” She glanced, very briefly, at Dana. “A transcript exists. In my professional opinion, the second signature on this authorization is open to substantial legal question. An operational partner that declined to execute it would have a defensible position.”</w:t>
       </w:r>
     </w:p>
     <w:p>
@@ -33488,7 +33488,7 @@
           <w:color w:val="2B2B2B"/>
           <w:sz w:val="26"/>
         </w:rPr>
-        <w:t xml:space="preserve">“Not a winning one,” said Elena. “A defensible one.” She sat down. “That is my advice to my office. I have given it. Technically.”</w:t>
+        <w:t xml:space="preserve">“Nobody said winning,” said Elena. “Only one I could stand behind.” She sat down. “That is my advice to my office. I have given it. Technically.”</w:t>
       </w:r>
     </w:p>
     <w:p>
@@ -33647,27 +33647,27 @@
           <w:color w:val="2B2B2B"/>
           <w:sz w:val="26"/>
         </w:rPr>
-        <w:t xml:space="preserve">He looked at Feld. At Priya. At Dana behind him. At Nora at the back of the trailer, with her camera in its bag at her feet.</w:t>
-      </w:r>
-    </w:p>
-    <w:p>
-      <w:pPr>
-        <w:spacing w:line="400" w:lineRule="auto"/>
-        <w:ind w:firstLine="440"/>
-        <w:jc w:val="both"/>
-        <w:rPr>
-          <w:rFonts w:ascii="Georgia" w:hAnsi="Georgia"/>
-          <w:color w:val="2B2B2B"/>
-          <w:sz w:val="26"/>
-        </w:rPr>
-      </w:pPr>
-      <w:r>
-        <w:rPr>
-          <w:rFonts w:ascii="Georgia" w:hAnsi="Georgia"/>
-          <w:color w:val="2B2B2B"/>
-          <w:sz w:val="26"/>
-        </w:rPr>
-        <w:t xml:space="preserve">“Totality begins at twenty-eight fifty-eight,” he said. “Third contact is thirty twenty-two. Eighty-four seconds. The channel opens at second contact and closes at third.” He looked at the monitor where the bowl was filling. “Ms. Calder. If you go to section 114, and if you tell him, and if he says yes, and if the clause works, Ms. Chen will see it. A reply from the tender. It’s thirty-six thousand kilometers up; the light takes an eighth of a second each way. We’ll know before third contact.”</w:t>
+        <w:t xml:space="preserve">He looked at Feld. At Priya. At Dana behind him. At Nora, at the back, with the camera still zipped at her feet.</w:t>
+      </w:r>
+    </w:p>
+    <w:p>
+      <w:pPr>
+        <w:spacing w:line="400" w:lineRule="auto"/>
+        <w:ind w:firstLine="440"/>
+        <w:jc w:val="both"/>
+        <w:rPr>
+          <w:rFonts w:ascii="Georgia" w:hAnsi="Georgia"/>
+          <w:color w:val="2B2B2B"/>
+          <w:sz w:val="26"/>
+        </w:rPr>
+      </w:pPr>
+      <w:r>
+        <w:rPr>
+          <w:rFonts w:ascii="Georgia" w:hAnsi="Georgia"/>
+          <w:color w:val="2B2B2B"/>
+          <w:sz w:val="26"/>
+        </w:rPr>
+        <w:t xml:space="preserve">“Totality begins at twenty-eight fifty-eight,” he said. “Third contact is thirty twenty-two. A minute twenty-four, start to finish. The channel opens at second contact and closes at third.” He looked at the monitor where the bowl was filling. “Ms. Calder. If you go to section 114, and if you tell him, and if he says yes, and if the clause works, Ms. Chen will see it. A reply from the tender. It’s thirty-six thousand kilometers up; the light takes an eighth of a second each way. We’ll know before third contact.”</w:t>
       </w:r>
     </w:p>
     <w:p>
@@ -33826,7 +33826,7 @@
           <w:color w:val="2B2B2B"/>
           <w:sz w:val="26"/>
         </w:rPr>
-        <w:t xml:space="preserve">“I would like you to know,” she said quietly, “that if this works, nobody will ever know it was you. There will be no press conference. The authorization will be filed as executed during a technical anomaly at a consumer event. You will go home to Indianapolis and film weddings. That is the best possible outcome. Do you understand?”</w:t>
+        <w:t xml:space="preserve">“I would like you to know,” she said quietly, “that if this works, nobody will ever know it was you. There will be no press conference. The authorization will be filed as executed during a technical anomaly at a consumer event. You will go home to Indianapolis and film weddings. That is the best possible outcome. Have I made myself understood?”</w:t>
       </w:r>
     </w:p>
     <w:p>
@@ -33906,7 +33906,7 @@
           <w:color w:val="2B2B2B"/>
           <w:sz w:val="26"/>
         </w:rPr>
-        <w:t xml:space="preserve">Halvorsen looked at her with the scientist’s patience.</w:t>
+        <w:t xml:space="preserve">Halvorsen waited, the way she waited on a result.</w:t>
       </w:r>
     </w:p>
     <w:p>
@@ -34045,27 +34045,27 @@
           <w:color w:val="2B2B2B"/>
           <w:sz w:val="26"/>
         </w:rPr>
-        <w:t xml:space="preserve">“No,” said Nora. “Mabs asked for it to be family.”</w:t>
-      </w:r>
-    </w:p>
-    <w:p>
-      <w:pPr>
-        <w:spacing w:line="400" w:lineRule="auto"/>
-        <w:ind w:firstLine="440"/>
-        <w:jc w:val="both"/>
-        <w:rPr>
-          <w:rFonts w:ascii="Georgia" w:hAnsi="Georgia"/>
-          <w:color w:val="2B2B2B"/>
-          <w:sz w:val="26"/>
-        </w:rPr>
-      </w:pPr>
-      <w:r>
-        <w:rPr>
-          <w:rFonts w:ascii="Georgia" w:hAnsi="Georgia"/>
-          <w:color w:val="2B2B2B"/>
-          <w:sz w:val="26"/>
-        </w:rPr>
-        <w:t xml:space="preserve">He nodded. He did not argue. He took a step toward her and then stopped, the way he had stopped his hand above the recorder in the diner, and she saw him decide not to narrate this, and decide not to say any of the things he wanted to say, and she loved him for it, and did not tell him so, because there was not time and because she wanted to have the chance later.</w:t>
+        <w:t xml:space="preserve">“Better not,” said Nora. “Mabs asked for it to be family.”</w:t>
+      </w:r>
+    </w:p>
+    <w:p>
+      <w:pPr>
+        <w:spacing w:line="400" w:lineRule="auto"/>
+        <w:ind w:firstLine="440"/>
+        <w:jc w:val="both"/>
+        <w:rPr>
+          <w:rFonts w:ascii="Georgia" w:hAnsi="Georgia"/>
+          <w:color w:val="2B2B2B"/>
+          <w:sz w:val="26"/>
+        </w:rPr>
+      </w:pPr>
+      <w:r>
+        <w:rPr>
+          <w:rFonts w:ascii="Georgia" w:hAnsi="Georgia"/>
+          <w:color w:val="2B2B2B"/>
+          <w:sz w:val="26"/>
+        </w:rPr>
+        <w:t xml:space="preserve">He nodded without arguing. He took a step toward her and then stopped, the way he had stopped his hand above the recorder in the diner, and she saw him decide not to narrate this, and decide not to say any of the things he wanted to say, and she loved him for it, and did not tell him so, because there was not time and because she wanted to have the chance later.</w:t>
       </w:r>
     </w:p>
     <w:p>
@@ -34285,7 +34285,7 @@
           <w:color w:val="2B2B2B"/>
           <w:sz w:val="26"/>
         </w:rPr>
-        <w:t xml:space="preserve">“Nobody went to the gate at O’Hare,” he said. “I want you to know that. You’d told your sister what to say. I don’t spend people on a scene.”</w:t>
+        <w:t xml:space="preserve">“Nobody went to the gate at O’Hare,” he said. “You’d told your sister what to say. I don’t spend people on a scene.”</w:t>
       </w:r>
     </w:p>
     <w:p>
@@ -34972,7 +34972,7 @@
           <w:color w:val="2B2B2B"/>
           <w:sz w:val="26"/>
         </w:rPr>
-        <w:t xml:space="preserve">“I know,” said Warren. “I’m restricting it.”</w:t>
+        <w:t xml:space="preserve">“Noted,” said Warren. “I’m restricting it.”</w:t>
       </w:r>
     </w:p>
     <w:p>
@@ -35370,7 +35370,7 @@
           <w:color w:val="2B2B2B"/>
           <w:sz w:val="26"/>
         </w:rPr>
-        <w:t xml:space="preserve">She wrote them down, all of them, in her neat print, on a map of the bowl. The man in 120 got a small square instead of a dot, because he was the only one who had looked at a watch. By 20:20 there were forty-one marks. By 20:24 there were seventy. Jesse’s four hundred, spread through the stands with their phones, were doing what he had asked them to do: they were not touching, and not confronting, and not filming. They were calling. And Gladys was answering every call the way you would answer a relative who might be about to say something sad.</w:t>
+        <w:t xml:space="preserve">She wrote them down, all of them, in her neat print, on a map of the bowl. The man in 120 got a small square instead of a dot, because he was the only one who had looked at a watch. By 20:20 there were forty-one marks. By 20:24 there were seventy. Jesse’s four hundred, spread through the stands with their phones, were doing what he had asked them to do: they were not touching, and not confronting, and not filming. They were calling. And Gladys was still picking up every ring in the same gentle voice, braced for sad news.</w:t>
       </w:r>
     </w:p>
     <w:p>
@@ -35874,7 +35874,7 @@
           <w:color w:val="2B2B2B"/>
           <w:sz w:val="26"/>
         </w:rPr>
-        <w:t xml:space="preserve">Mabs was in seat 8, on the aisle side. Dominic was in seat 7. They were both wearing cardboard eclipse glasses from the gift shop with the Halo logo on the arm. Mabs had a bottle of water in her lap and the fan from the shop that had been selling fans since 1876 in her hand, and she was not fanning herself with it. She was holding it the way you hold a rosary.</w:t>
+        <w:t xml:space="preserve">Mabs was in seat 8, on the aisle side. Dominic was in seat 7. They were both wearing cardboard eclipse glasses from the gift shop with the Halo logo on the arm. Mabs had a bottle of water in her lap and the fan Dominic had bought her in her hand, and she was not fanning herself with it. She was holding it the way you hold a rosary.</w:t>
       </w:r>
     </w:p>
     <w:p>
@@ -36014,7 +36014,7 @@
           <w:color w:val="2B2B2B"/>
           <w:sz w:val="26"/>
         </w:rPr>
-        <w:t xml:space="preserve">He turned his head. It took him a second. It took him, Nora saw, a second longer than it should have; the news had to come down a long hallway.</w:t>
+        <w:t xml:space="preserve">He turned his head. It took him a second. It took him, Nora saw, a second longer than it should have, as if the news were coming from far away.</w:t>
       </w:r>
     </w:p>
     <w:p>
@@ -36094,7 +36094,7 @@
           <w:color w:val="2B2B2B"/>
           <w:sz w:val="26"/>
         </w:rPr>
-        <w:t xml:space="preserve">“Okay,” he said.</w:t>
+        <w:t xml:space="preserve">“Okay.” He breathed out.</w:t>
       </w:r>
     </w:p>
     <w:p>
@@ -36153,27 +36153,27 @@
           <w:color w:val="2B2B2B"/>
           <w:sz w:val="26"/>
         </w:rPr>
-        <w:t xml:space="preserve">She told him that his mother had lost three hours on a drive to the Kroger when she was six months pregnant, and that when he was born they had taken him away for four hours. She told him that what came back was him: grown from his mother’s blood, a twin of the baby she carried, human in every cell, with one addition at the base of his skull, about the size of a grain of rice. She told him that the baby his mother carried was alive, on a ship, thirty-four years old, and spoke no English, and had never seen a sky. She told him what the ship was, and why it was dying, and what it wanted. She told him about the weather behind his eyes, and the afternoons that went missing, and the morning in Columbus, and the tickets that faced the screen, and the eleven shapes on the whiteboard. She told him what was going to happen in seven minutes. She told him about the colonel, and the key under the flip cover, and that nobody knew the percentage.</w:t>
-      </w:r>
-    </w:p>
-    <w:p>
-      <w:pPr>
-        <w:spacing w:line="400" w:lineRule="auto"/>
-        <w:ind w:firstLine="440"/>
-        <w:jc w:val="both"/>
-        <w:rPr>
-          <w:rFonts w:ascii="Georgia" w:hAnsi="Georgia"/>
-          <w:color w:val="2B2B2B"/>
-          <w:sz w:val="26"/>
-        </w:rPr>
-      </w:pPr>
-      <w:r>
-        <w:rPr>
-          <w:rFonts w:ascii="Georgia" w:hAnsi="Georgia"/>
-          <w:color w:val="2B2B2B"/>
-          <w:sz w:val="26"/>
-        </w:rPr>
-        <w:t xml:space="preserve">And then she told him about the clause. An ask, and a yes.</w:t>
+        <w:t xml:space="preserve">She told him about the Kroger, and the three hours that went missing on the way, and the four hours in the nursery after he was born. She told him that what came back was him: grown from his mother’s blood, a twin of the baby she carried, human in every cell, and carrying a receiver at the base of his skull. She told him that the baby his mother carried was alive, on a ship, thirty-four years old, and spoke no English, and had never seen a sky. She told him what the ship was, and why it was dying, and what it wanted. She told him about the weather behind his eyes, and the afternoons that went missing, and the morning in Columbus, and the tickets that faced the screen, and the eleven shapes on the whiteboard. She told him what was going to happen in seven minutes. She told him about the colonel, and the key under the flip cover, and that nobody knew the percentage.</w:t>
+      </w:r>
+    </w:p>
+    <w:p>
+      <w:pPr>
+        <w:spacing w:line="400" w:lineRule="auto"/>
+        <w:ind w:firstLine="440"/>
+        <w:jc w:val="both"/>
+        <w:rPr>
+          <w:rFonts w:ascii="Georgia" w:hAnsi="Georgia"/>
+          <w:color w:val="2B2B2B"/>
+          <w:sz w:val="26"/>
+        </w:rPr>
+      </w:pPr>
+      <w:r>
+        <w:rPr>
+          <w:rFonts w:ascii="Georgia" w:hAnsi="Georgia"/>
+          <w:color w:val="2B2B2B"/>
+          <w:sz w:val="26"/>
+        </w:rPr>
+        <w:t xml:space="preserve">And then she told him about the clause. Ask first, and wait for the answer.</w:t>
       </w:r>
     </w:p>
     <w:p>
@@ -36253,7 +36253,7 @@
           <w:color w:val="2B2B2B"/>
           <w:sz w:val="26"/>
         </w:rPr>
-        <w:t xml:space="preserve">“She’s been lighting a candle,” said Mabs. “Every March. At St. Lawrence. For the other one.”</w:t>
+        <w:t xml:space="preserve">“She’s been lighting a candle,” said Mabs. “Every March. At St. Lawrence. For the boy who went up.”</w:t>
       </w:r>
     </w:p>
     <w:p>
@@ -36333,7 +36333,7 @@
           <w:color w:val="2B2B2B"/>
           <w:sz w:val="26"/>
         </w:rPr>
-        <w:t xml:space="preserve">“About your mom? Since the Tuesday before,” said Nora. “It was hers to tell. I thought it was hers to tell.” She did not look away. “I lied to you about it, and you let me, and I’ve hated it every day since.”</w:t>
+        <w:t xml:space="preserve">“About your mom? Since the Tuesday before,” said Nora. “It was hers to tell. I thought it was hers to tell.” Her gaze stayed steady. “I lied to you about it, and you let me, and I’ve hated it every day since.”</w:t>
       </w:r>
     </w:p>
     <w:p>
@@ -36432,7 +36432,7 @@
           <w:color w:val="2B2B2B"/>
           <w:sz w:val="26"/>
         </w:rPr>
-        <w:t xml:space="preserve">He opened his eyes. He looked at Nora, and there was something in his face she had never seen there before, not at the wedding, not at the Fourth, not in all the hours of footage she had watched at half speed in her kitchen. It was anger. Rosa had said you could not make him angry. Rosa had tried. Rosa was wrong.</w:t>
+        <w:t xml:space="preserve">His eyes came open. He looked at Nora, and there was something in his face she had never seen there before, not at the wedding, not at the Fourth, not in all the hours of footage she had watched at half speed in her kitchen. It was anger. Rosa had said you could not make him angry. Rosa had tried. Rosa was wrong.</w:t>
       </w:r>
     </w:p>
     <w:p>
@@ -36492,7 +36492,7 @@
           <w:color w:val="2B2B2B"/>
           <w:sz w:val="26"/>
         </w:rPr>
-        <w:t xml:space="preserve">Nora sat on the step with her sister’s hand crushing hers and looked at her brother-in-law, and understood, with perfect clarity, the choice she was being handed. It was the choice she had promised in the plaza. He gets told, and he decides. He had been told. He had decided. All she had to do was stand up, and walk down the stairs of section 114, and radio the trailer, and say no, and let Kade lift the cover at third contact, and go home to Indianapolis and film weddings. She had promised. Nobody would ever know.</w:t>
+        <w:t xml:space="preserve">Nora sat on the step with her sister’s hand crushing hers and looked at her brother-in-law, and understood, with perfect clarity, the choice she was being handed. It was the choice she had promised in the plaza. The rule was Rosa’s. He had been told. He had decided. All she had to do was stand up, and walk down the stairs of section 114, and radio the trailer, and say no, and let Kade lift the cover at third contact, and go home to Indianapolis and film weddings. She had promised. Nobody would ever know.</w:t>
       </w:r>
     </w:p>
     <w:p>
@@ -36572,47 +36572,47 @@
           <w:color w:val="2B2B2B"/>
           <w:sz w:val="26"/>
         </w:rPr>
-        <w:t xml:space="preserve">“Okay,” she said. “If that’s your answer, I’ll take it to them. I promised Mabs I would. And I promised myself. But you need to know what no costs, the same as I told you what yes costs. Otherwise I’ve done the same thing they did. I’ve made you decide in the dark.”</w:t>
-      </w:r>
-    </w:p>
-    <w:p>
-      <w:pPr>
-        <w:spacing w:line="400" w:lineRule="auto"/>
-        <w:ind w:firstLine="440"/>
-        <w:jc w:val="both"/>
-        <w:rPr>
-          <w:rFonts w:ascii="Georgia" w:hAnsi="Georgia"/>
-          <w:color w:val="2B2B2B"/>
-          <w:sz w:val="26"/>
-        </w:rPr>
-      </w:pPr>
-      <w:r>
-        <w:rPr>
-          <w:rFonts w:ascii="Georgia" w:hAnsi="Georgia"/>
-          <w:color w:val="2B2B2B"/>
-          <w:sz w:val="26"/>
-        </w:rPr>
-        <w:t xml:space="preserve">He looked at her.</w:t>
-      </w:r>
-    </w:p>
-    <w:p>
-      <w:pPr>
-        <w:spacing w:line="400" w:lineRule="auto"/>
-        <w:ind w:firstLine="440"/>
-        <w:jc w:val="both"/>
-        <w:rPr>
-          <w:rFonts w:ascii="Georgia" w:hAnsi="Georgia"/>
-          <w:color w:val="2B2B2B"/>
-          <w:sz w:val="26"/>
-        </w:rPr>
-      </w:pPr>
-      <w:r>
-        <w:rPr>
-          <w:rFonts w:ascii="Georgia" w:hAnsi="Georgia"/>
-          <w:color w:val="2B2B2B"/>
-          <w:sz w:val="26"/>
-        </w:rPr>
-        <w:t xml:space="preserve">“Curtis,” she said. “Your best man. He’s one of you. He’s probably in a bar in Fort Wayne right now, watching this on TV. The man on the tender who walked me back out — he spent everything he had so I could sit on this step. Anders Feld, in that trailer, who could have got on a bus. Kim, the caterer, from your wedding. Mr. Price from table nine, your mom’s neighbor. Seventy-three people in this bowl who Gladys has on a map right now. Nine thousand of you. All over the world. Standing next to doors. And the overload doesn’t ask any of them. It doesn’t ask Curtis if he wants it burned out. It just burns. And nobody knows how many of them it kills.” She took a breath. “And your brother. Up there. If the ship takes, he comes down to open doors he didn’t choose. If we burn, he never comes down at all, and he dies on a ship that’s dying, and he never sees a sky. And if somebody asks, and somebody carries it — he gets to ask us. Him. Not you. Him. For a seat at a table.” She held his eyes. “That’s what you’d be carrying. Not their message. Ours. Mine. Mabs’s. It doesn’t make you theirs. It makes you the one who said yes.”</w:t>
+        <w:t xml:space="preserve">“All right,” she said. “If that’s your answer, I’ll take it to them. I promised Mabs I would. And I promised myself. But you need to know what no costs, the same as I told you what yes costs. Otherwise I’ve done the same thing they did. I’ve made you decide in the dark.”</w:t>
+      </w:r>
+    </w:p>
+    <w:p>
+      <w:pPr>
+        <w:spacing w:line="400" w:lineRule="auto"/>
+        <w:ind w:firstLine="440"/>
+        <w:jc w:val="both"/>
+        <w:rPr>
+          <w:rFonts w:ascii="Georgia" w:hAnsi="Georgia"/>
+          <w:color w:val="2B2B2B"/>
+          <w:sz w:val="26"/>
+        </w:rPr>
+      </w:pPr>
+      <w:r>
+        <w:rPr>
+          <w:rFonts w:ascii="Georgia" w:hAnsi="Georgia"/>
+          <w:color w:val="2B2B2B"/>
+          <w:sz w:val="26"/>
+        </w:rPr>
+        <w:t xml:space="preserve">He met her eyes.</w:t>
+      </w:r>
+    </w:p>
+    <w:p>
+      <w:pPr>
+        <w:spacing w:line="400" w:lineRule="auto"/>
+        <w:ind w:firstLine="440"/>
+        <w:jc w:val="both"/>
+        <w:rPr>
+          <w:rFonts w:ascii="Georgia" w:hAnsi="Georgia"/>
+          <w:color w:val="2B2B2B"/>
+          <w:sz w:val="26"/>
+        </w:rPr>
+      </w:pPr>
+      <w:r>
+        <w:rPr>
+          <w:rFonts w:ascii="Georgia" w:hAnsi="Georgia"/>
+          <w:color w:val="2B2B2B"/>
+          <w:sz w:val="26"/>
+        </w:rPr>
+        <w:t xml:space="preserve">“Curtis,” she said. “Your best man. He’s one of you. He’s probably in a bar in Fort Wayne right now, watching this on TV. The man on the tender who walked me back out — he spent everything he had so I could sit on this step. Anders Feld, in that trailer, who could have got on a bus. Kim, the caterer, from your wedding. Mr. Price from table nine, your mom’s neighbor. Seventy-three people in this bowl who Gladys has on a map right now. Nine thousand of you. All over the world. Standing next to doors. And the overload doesn’t ask any of them. It doesn’t ask Curtis if he wants it burned out. It just burns. And nobody knows how many of them it kills.” She breathed in. “And your brother. Up there. If the ship takes, he comes down to open doors he didn’t choose. If we burn, he never comes down at all, and he dies on a ship that’s dying, and he never sees a sky. And if somebody asks, and somebody carries it — he gets to ask us. Him. Not you. Him. For a seat at a table.” She held his eyes. “That’s what you’d be carrying. Not their message. Ours. Mine. Mabs’s. It doesn’t make you theirs. It makes you the one who said yes.”</w:t>
       </w:r>
     </w:p>
     <w:p>
@@ -36672,27 +36672,27 @@
           <w:color w:val="2B2B2B"/>
           <w:sz w:val="26"/>
         </w:rPr>
-        <w:t xml:space="preserve">“Whatever you say,” Nora said, “you’re still yours. That’s the deal. That’s the deal you married. Mabs told me.”</w:t>
-      </w:r>
-    </w:p>
-    <w:p>
-      <w:pPr>
-        <w:spacing w:line="400" w:lineRule="auto"/>
-        <w:ind w:firstLine="440"/>
-        <w:jc w:val="both"/>
-        <w:rPr>
-          <w:rFonts w:ascii="Georgia" w:hAnsi="Georgia"/>
-          <w:color w:val="2B2B2B"/>
-          <w:sz w:val="26"/>
-        </w:rPr>
-      </w:pPr>
-      <w:r>
-        <w:rPr>
-          <w:rFonts w:ascii="Georgia" w:hAnsi="Georgia"/>
-          <w:color w:val="2B2B2B"/>
-          <w:sz w:val="26"/>
-        </w:rPr>
-        <w:t xml:space="preserve">Dominic looked at his wife.</w:t>
+        <w:t xml:space="preserve">“Whatever you say,” Nora said, “you’re still yours. That’s the deal you married. Mabs told me.”</w:t>
+      </w:r>
+    </w:p>
+    <w:p>
+      <w:pPr>
+        <w:spacing w:line="400" w:lineRule="auto"/>
+        <w:ind w:firstLine="440"/>
+        <w:jc w:val="both"/>
+        <w:rPr>
+          <w:rFonts w:ascii="Georgia" w:hAnsi="Georgia"/>
+          <w:color w:val="2B2B2B"/>
+          <w:sz w:val="26"/>
+        </w:rPr>
+      </w:pPr>
+      <w:r>
+        <w:rPr>
+          <w:rFonts w:ascii="Georgia" w:hAnsi="Georgia"/>
+          <w:color w:val="2B2B2B"/>
+          <w:sz w:val="26"/>
+        </w:rPr>
+        <w:t xml:space="preserve">Dominic found his wife’s face.</w:t>
       </w:r>
     </w:p>
     <w:p>
@@ -36732,7 +36732,7 @@
           <w:color w:val="2B2B2B"/>
           <w:sz w:val="26"/>
         </w:rPr>
-        <w:t xml:space="preserve">“I’ll be here,” she said. “Either way. I’m in the next seat. That’s all I know how to do. Your mom told me. Not fixing. Sitting next to.”</w:t>
+        <w:t xml:space="preserve">“I’ll be here,” she said. “Either way. I’m in the next seat. That’s all I know how to do. Your mom taught me that.”</w:t>
       </w:r>
     </w:p>
     <w:p>
@@ -36771,7 +36771,7 @@
           <w:color w:val="2B2B2B"/>
           <w:sz w:val="26"/>
         </w:rPr>
-        <w:t xml:space="preserve">In the master feed closet under the north stand, the sound technician had not moved for twelve minutes. Neither had Warren. Neither had Steve, sitting in the corridor three feet from the door like a chaperone at a dance.</w:t>
+        <w:t xml:space="preserve">Under the north stand, the sound technician had not moved for twelve minutes. Neither had Warren. Neither had Steve, sitting in the corridor three feet from the door like a chaperone at a dance.</w:t>
       </w:r>
     </w:p>
     <w:p>
@@ -36891,7 +36891,7 @@
           <w:color w:val="2B2B2B"/>
           <w:sz w:val="26"/>
         </w:rPr>
-        <w:t xml:space="preserve">“So was I,” said Warren. “I was born for a basement in Chicago. It turned out to be the right basement.” He did not move. “Nobody asked you, did they. Whether you wanted to be born for this.”</w:t>
+        <w:t xml:space="preserve">“So was I,” said Warren. “I was born for a basement in Chicago. It turned out to be the right basement.” He held his ground. “Nobody asked you, did they. Whether you wanted to be born for this.”</w:t>
       </w:r>
     </w:p>
     <w:p>
@@ -36971,7 +36971,7 @@
           <w:color w:val="2B2B2B"/>
           <w:sz w:val="26"/>
         </w:rPr>
-        <w:t xml:space="preserve">The technician looked at the breakers. He looked at Warren. Behind Warren, in the corridor, Steve stood up, slowly, with great dignity and some hay, and took one step forward — the first step he had taken toward any of them in six weeks — and stopped, and looked at the man in the closet with an expression that, on a person, would have been something very close to pity.</w:t>
+        <w:t xml:space="preserve">The technician looked at the breakers, then at Warren. Behind Warren, in the corridor, Steve stood up, slowly, with great dignity and some hay, and took one step forward — the first step he had taken toward any of them in six weeks — and stopped, and looked at the man in the closet with what would have been, on a person, something very close to pity.</w:t>
       </w:r>
     </w:p>
     <w:p>
@@ -37070,7 +37070,7 @@
           <w:color w:val="2B2B2B"/>
           <w:sz w:val="26"/>
         </w:rPr>
-        <w:t xml:space="preserve">“Nothing,” said Nora. “You don’t have to do anything. You just have to have heard it. And mean it. When the light goes, it opens. Whatever you’ve heard, whatever you mean, it takes it up. That’s what it’s always done. This time you’ll know.”</w:t>
+        <w:t xml:space="preserve">“Nothing at all,” said Nora. “You don’t have to do anything. You just have to have heard it. And mean it. When the light goes, it opens. Whatever you’ve heard, whatever you mean, it takes it up. That’s what it’s always done. This time you’ll know.”</w:t>
       </w:r>
     </w:p>
     <w:p>
@@ -37110,7 +37110,7 @@
           <w:color w:val="2B2B2B"/>
           <w:sz w:val="26"/>
         </w:rPr>
-        <w:t xml:space="preserve">Nora looked at him. Around them the light was going. The fat crescent was a fingernail now, low in the west over the stubble, and the sky above the bowl had turned a deep, impossible blue, and Venus had come out, bright, well to the left of the sun, and somebody in the next section had seen it and was pointing, and the temperature had dropped so fast that the hairs on Nora’s arms were standing up, the way they had in the barn, the way they had at the very beginning.</w:t>
+        <w:t xml:space="preserve">Nora kept her eyes on him. Around them the light was going. The fat crescent was a fingernail now, low in the west over the stubble, and the sky above the bowl had turned a deep, impossible blue, and Venus had come out, bright, well to the left of the sun, and somebody in the next section had seen it and was pointing, and the temperature had dropped so fast that the hairs on Nora’s arms were standing up, the way they had in the barn, the way they had at the very beginning.</w:t>
       </w:r>
     </w:p>
     <w:p>
@@ -37598,7 +37598,7 @@
           <w:color w:val="2B2B2B"/>
           <w:sz w:val="26"/>
         </w:rPr>
-        <w:t xml:space="preserve">Kade’s hand lay flat on the plastic flip cover over the key. He did not lift it. He did not look up.</w:t>
+        <w:t xml:space="preserve">Kade’s palm still rested on the cover over the key. He did not lift it. He kept his eyes on the console.</w:t>
       </w:r>
     </w:p>
     <w:p>
@@ -37737,7 +37737,7 @@
           <w:color w:val="2B2B2B"/>
           <w:sz w:val="26"/>
         </w:rPr>
-        <w:t xml:space="preserve">“You don’t have to,” he said again, at library volume. “Nobody asked you. I’m asking.”</w:t>
+        <w:t xml:space="preserve">“You don’t have to do this,” he said again, at library volume. “Nobody asked you. I’m asking.”</w:t>
       </w:r>
     </w:p>
     <w:p>
@@ -37917,7 +37917,7 @@
           <w:color w:val="2B2B2B"/>
           <w:sz w:val="26"/>
         </w:rPr>
-        <w:t xml:space="preserve">Warren did not move. It was the only thing he had ever been good at. The man hit him with his whole shoulder, and Warren went back into the steel door frame with a sound he felt in his teeth, and something in his side gave like a stick under snow. He kept hold of the polo shirt. He would not remember deciding to. His left hand had a fistful of it and would not open, and when the man wrenched free, Warren’s wrist went the wrong way with the cloth, and he heard that too.</w:t>
+        <w:t xml:space="preserve">Warren held still. It was the only thing he had ever been good at. The man hit him with his whole shoulder, and Warren went back into the steel door frame with a sound he felt in his teeth, and something in his side gave like a stick under snow. He kept hold of the polo shirt. He would not remember deciding to. His left hand had a fistful of it and would not open, and when the man wrenched free, Warren’s wrist went the wrong way with the cloth, and he heard that too.</w:t>
       </w:r>
     </w:p>
     <w:p>
@@ -38017,7 +38017,7 @@
           <w:color w:val="2B2B2B"/>
           <w:sz w:val="26"/>
         </w:rPr>
-        <w:t xml:space="preserve">He came off the rack without a sound, between the man and the panel, and took the reaching wrist in both hands, the way he had taken his own wrist a minute before, and held it. The two of them stood locked against the rack with the breaker an inch from both their hands and the red clock behind them counting nothing at all. The man in the cap hit him in the face with his free hand. The technician did not let go. He had been raised in a third of a gravity and had no business being strong enough. He held on anyway, the way people hold on to the one decision they have ever made for themselves.</w:t>
+        <w:t xml:space="preserve">He came off the rack without a sound, between the man and the panel, and took the reaching wrist in both hands, the way he had taken his own wrist a minute before, and held it. The two of them stood locked against the rack with the breaker an inch from both their hands and the red clock behind them counting nothing at all. The man in the cap hit him in the face with his free hand. The technician did not let go. He had been raised on a lighter world and had no business being strong enough. He held on anyway, the way people hold on to the one decision they have ever made for themselves.</w:t>
       </w:r>
     </w:p>
     <w:p>
@@ -38236,27 +38236,27 @@
           <w:color w:val="2B2B2B"/>
           <w:sz w:val="26"/>
         </w:rPr>
-        <w:t xml:space="preserve">All around them, in the dark, under the black sun and the silver streamers of the corona, eighty thousand people were looking up. And across the bowl, in section after section, a hundred-odd were standing, and turning, and starting toward the aisles. Not running. Walking. With the unhurried economy of people who had been doing the same task since before they were born.</w:t>
-      </w:r>
-    </w:p>
-    <w:p>
-      <w:pPr>
-        <w:spacing w:line="400" w:lineRule="auto"/>
-        <w:ind w:firstLine="440"/>
-        <w:jc w:val="both"/>
-        <w:rPr>
-          <w:rFonts w:ascii="Georgia" w:hAnsi="Georgia"/>
-          <w:color w:val="2B2B2B"/>
-          <w:sz w:val="26"/>
-        </w:rPr>
-      </w:pPr>
-      <w:r>
-        <w:rPr>
-          <w:rFonts w:ascii="Georgia" w:hAnsi="Georgia"/>
-          <w:color w:val="2B2B2B"/>
-          <w:sz w:val="26"/>
-        </w:rPr>
-        <w:t xml:space="preserve">Jesse’s voice came out of eight hundred speakers, warm and slow, the voice of a man talking a plane down through ice.</w:t>
+        <w:t xml:space="preserve">All around them, in the dark, under the black sun and the silver streamers of the corona, eighty thousand people were looking up. And across the bowl, in section after section, a hundred-odd were standing, and turning, and starting toward the aisles. Not running. Walking. Moving without hurry, as people do who have done the same task since before they were born.</w:t>
+      </w:r>
+    </w:p>
+    <w:p>
+      <w:pPr>
+        <w:spacing w:line="400" w:lineRule="auto"/>
+        <w:ind w:firstLine="440"/>
+        <w:jc w:val="both"/>
+        <w:rPr>
+          <w:rFonts w:ascii="Georgia" w:hAnsi="Georgia"/>
+          <w:color w:val="2B2B2B"/>
+          <w:sz w:val="26"/>
+        </w:rPr>
+      </w:pPr>
+      <w:r>
+        <w:rPr>
+          <w:rFonts w:ascii="Georgia" w:hAnsi="Georgia"/>
+          <w:color w:val="2B2B2B"/>
+          <w:sz w:val="26"/>
+        </w:rPr>
+        <w:t xml:space="preserve">Out of the speakers came Jesse again, warm and slow, the voice of a man talking a plane down through ice.</w:t>
       </w:r>
     </w:p>
     <w:p>
@@ -38496,7 +38496,7 @@
           <w:color w:val="2B2B2B"/>
           <w:sz w:val="26"/>
         </w:rPr>
-        <w:t xml:space="preserve">“Dominic,” she said. “It’s Nora. Your sister-in-law. I filmed your wedding. You brought me water when my hands were sweating. Mabs is holding your hand. You’re in Spain. It’s your honeymoon. You’re seeing an eclipse. You told the kids in your class it’s the most beautiful thing in the universe, that the shadows line up.”</w:t>
+        <w:t xml:space="preserve">“Dominic.” She kept her voice level. “It’s Nora. Your sister-in-law. I filmed your wedding. You brought me water when my hands were sweating. Mabs is holding your hand. You’re in Spain. It’s your honeymoon. You’re seeing an eclipse. You told the kids in your class it’s the most beautiful thing in the universe, that the shadows line up.”</w:t>
       </w:r>
     </w:p>
     <w:p>
@@ -38556,7 +38556,7 @@
           <w:color w:val="2B2B2B"/>
           <w:sz w:val="26"/>
         </w:rPr>
-        <w:t xml:space="preserve">She took a breath. Around her, the bowl was dark and silent and enormous, and the corona hung over the plain like a white flower, and the orange ring of sunset burned all the way around the world.</w:t>
+        <w:t xml:space="preserve">She breathed. Around her, the bowl was dark and silent and enormous, and the corona hung over the plain like a white flower, and the orange ring of sunset burned all the way around the world.</w:t>
       </w:r>
     </w:p>
     <w:p>
@@ -38616,7 +38616,7 @@
           <w:color w:val="2B2B2B"/>
           <w:sz w:val="26"/>
         </w:rPr>
-        <w:t xml:space="preserve">“Come and ask,” she said. “That’s all. Come and ask us. Ask for passage for your children — they’re our children too; they were ours first. Ask for what you need. Blood. Cells. Whatever it is. Ask, and we’ll answer. Not all of us will say yes. Some of us will be afraid. Some of us will be cruel. I can’t promise you we’ll be kind. Nobody can promise that about anybody. But we’ll answer. And you won’t have to steal anything ever again, and nobody down here will have to burn anything out of anybody’s head.” Her voice broke, finally, and she let it. “I’m asking you to ask. That’s the whole thing. That’s the only thing I’ve got.”</w:t>
+        <w:t xml:space="preserve">“Come and ask,” she said. “That’s all. Come and ask us. Ask for passage for your children — they’re our children too; they were ours first. Ask for what you need. Blood. Cells. Whatever the need turns out to be. Ask, and we’ll answer. Not all of us will say yes. Some of us will be afraid. Some of us will be cruel. I can’t promise you we’ll be kind. Nobody can promise that about anybody. But we’ll answer. And you won’t have to steal anything ever again, and nobody down here will have to burn anything out of anybody’s head.” Her voice broke, finally, and she let it. “I’m asking you to ask. That’s the whole thing. That’s the only thing I’ve got.”</w:t>
       </w:r>
     </w:p>
     <w:p>
@@ -38795,7 +38795,7 @@
           <w:color w:val="2B2B2B"/>
           <w:sz w:val="26"/>
         </w:rPr>
-        <w:t xml:space="preserve">Priya saw it go. A tiny spike, against the vast rolling wave of the muster, going the wrong way. Up. To the tender. An eighth of a second to get there.</w:t>
+        <w:t xml:space="preserve">Priya saw it go. A tiny spike, against the vast rolling wave of the muster, going the wrong way. Up. Toward the tender, an eighth of a second away.</w:t>
       </w:r>
     </w:p>
     <w:p>
@@ -39175,7 +39175,7 @@
           <w:color w:val="2B2B2B"/>
           <w:sz w:val="26"/>
         </w:rPr>
-        <w:t xml:space="preserve">“No,” said Halvorsen, from behind them. “Mine. I have declined once. If it comes to it, I will sign in front of everyone and take it to The Hague myself. But not before third contact. Not one second before.” She did not raise her voice. “Colonel. Wait.”</w:t>
+        <w:t xml:space="preserve">“No,” said Halvorsen, from behind them. “Mine. I have declined once. If it comes to it, I will sign in front of everyone and take it to The Hague myself. But not before third contact. Not one second before.” Her voice stayed level. “Colonel. Wait.”</w:t>
       </w:r>
     </w:p>
     <w:p>
@@ -39753,7 +39753,7 @@
           <w:color w:val="2B2B2B"/>
           <w:sz w:val="26"/>
         </w:rPr>
-        <w:t xml:space="preserve">Dominic did not look at the ring. He looked at his wife.</w:t>
+        <w:t xml:space="preserve">Dominic did not look at the ring. His eyes went to his wife.</w:t>
       </w:r>
     </w:p>
     <w:p>
@@ -39813,7 +39813,7 @@
           <w:color w:val="2B2B2B"/>
           <w:sz w:val="26"/>
         </w:rPr>
-        <w:t xml:space="preserve">“It was perfect,” said Mabs. “Everybody said so.”</w:t>
+        <w:t xml:space="preserve">“It was perfect,” said Mabs. “People went back for thirds.”</w:t>
       </w:r>
     </w:p>
     <w:p>
@@ -40461,7 +40461,7 @@
           <w:color w:val="2B2B2B"/>
           <w:sz w:val="26"/>
         </w:rPr>
-        <w:t xml:space="preserve">It did not fade. It simply was not there. The ham in Valencia came back in, loud and clear, shouting something in Spanish that Huff did not need to speak Spanish to understand: the light was back, the diamond, the diamond, Madre de Dios, the diamond.</w:t>
+        <w:t xml:space="preserve">It did not taper off. It was just gone. The ham in Valencia came back in, loud and clear, shouting something in Spanish that Huff did not need to speak Spanish to understand: the light was back, the diamond, the diamond, Madre de Dios, the diamond.</w:t>
       </w:r>
     </w:p>
     <w:p>
@@ -40601,7 +40601,7 @@
           <w:color w:val="2B2B2B"/>
           <w:sz w:val="26"/>
         </w:rPr>
-        <w:t xml:space="preserve">“You heard something,” said Cobb. It was not a question. She had known him for forty years.</w:t>
+        <w:t xml:space="preserve">“You heard something,” said Cobb. She did not need an answer; she had known him for forty years.</w:t>
       </w:r>
     </w:p>
     <w:p>
@@ -40661,27 +40661,27 @@
           <w:color w:val="2B2B2B"/>
           <w:sz w:val="26"/>
         </w:rPr>
-        <w:t xml:space="preserve">Huff thought about it.</w:t>
-      </w:r>
-    </w:p>
-    <w:p>
-      <w:pPr>
-        <w:spacing w:line="400" w:lineRule="auto"/>
-        <w:ind w:firstLine="440"/>
-        <w:jc w:val="both"/>
-        <w:rPr>
-          <w:rFonts w:ascii="Georgia" w:hAnsi="Georgia"/>
-          <w:color w:val="2B2B2B"/>
-          <w:sz w:val="26"/>
-        </w:rPr>
-      </w:pPr>
-      <w:r>
-        <w:rPr>
-          <w:rFonts w:ascii="Georgia" w:hAnsi="Georgia"/>
-          <w:color w:val="2B2B2B"/>
-          <w:sz w:val="26"/>
-        </w:rPr>
-        <w:t xml:space="preserve">“I think somebody asked a question,” he said. “And I think somebody answered it.” He looked at her. “I always thought it would be a Tuesday. And it would be bombs. And I’d be the only one ready.” He shook his head. “I had the day wrong and the thing wrong. All I had right was the radio.”</w:t>
+        <w:t xml:space="preserve">Huff took his time.</w:t>
+      </w:r>
+    </w:p>
+    <w:p>
+      <w:pPr>
+        <w:spacing w:line="400" w:lineRule="auto"/>
+        <w:ind w:firstLine="440"/>
+        <w:jc w:val="both"/>
+        <w:rPr>
+          <w:rFonts w:ascii="Georgia" w:hAnsi="Georgia"/>
+          <w:color w:val="2B2B2B"/>
+          <w:sz w:val="26"/>
+        </w:rPr>
+      </w:pPr>
+      <w:r>
+        <w:rPr>
+          <w:rFonts w:ascii="Georgia" w:hAnsi="Georgia"/>
+          <w:color w:val="2B2B2B"/>
+          <w:sz w:val="26"/>
+        </w:rPr>
+        <w:t xml:space="preserve">“I think somebody asked a question,” he said. “And I think somebody answered it.” He glanced across at her. “I always thought it would be a Tuesday. And it would be bombs. And I’d be the only one ready.” He rubbed his jaw. “I had the day wrong and the thing wrong. All I had right was the radio.”</w:t>
       </w:r>
     </w:p>
     <w:p>
@@ -40741,7 +40741,7 @@
           <w:color w:val="2B2B2B"/>
           <w:sz w:val="26"/>
         </w:rPr>
-        <w:t xml:space="preserve">“Gary,” said Cobb, “I have been sheriff of this county for twenty-two years, and that is the first time I have ever heard you say you were wrong about anything.” She got out of the cruiser and stood beside him in the yard and looked up at the same empty sky. “Write it up.”</w:t>
+        <w:t xml:space="preserve">“Gary,” said Cobb, “I have been sheriff of this county for twenty-two years, and that is the first time I have ever heard you say you were wrong about anything.” She got out of the cruiser and stood beside him in the yard and looked up at the same empty sky. “Go home and write up what you saw.”</w:t>
       </w:r>
     </w:p>
     <w:p>
@@ -41519,7 +41519,7 @@
           <w:color w:val="2B2B2B"/>
           <w:sz w:val="26"/>
         </w:rPr>
-        <w:t xml:space="preserve">She was just sitting next to them. That was all. The way she had told her daughter-in-law. Not fixing. Sitting next to.</w:t>
+        <w:t xml:space="preserve">She was just sitting next to them. That was all. The way she had told her daughter-in-law it was done.</w:t>
       </w:r>
     </w:p>
     <w:p>
@@ -41748,7 +41748,7 @@
           <w:color w:val="2B2B2B"/>
           <w:sz w:val="26"/>
         </w:rPr>
-        <w:t xml:space="preserve">The retired astronomers from Utrecht said afterward that it was the most beautiful thing they had ever seen. Nobody in the bowl disagreed with them. Eighty thousand people stood in the long red light and watched the horned sun sink into the haze over the distant hills, and nobody left until it was gone, and then the PA said, in four languages, that the event had concluded and thanked everyone for being part of history, and the stadium emptied the way stadiums empty: slowly, then all at once. Cups rolled. A lost pair of eclipse glasses hung on a rail. The mariachi band, for reasons no one could explain, started playing again on the north concourse, and a hundred people danced.</w:t>
+        <w:t xml:space="preserve">The retired astronomers from Utrecht said afterward that it was the most beautiful thing they had ever seen. Nobody in the bowl disagreed with them. Eighty thousand people stood in the long red light and watched the horned sun sink into the haze over the distant hills, and nobody left until it was gone, and then the PA said, in four languages, that the event had concluded and thanked everyone for being part of history, and the stadium emptied the way stadiums empty: slowly, then all at once. Cups rolled. A lost pair of eclipse glasses hung on a rail. The mariachi band started up again on the north concourse, no more explicable than before, and a hundred people danced.</w:t>
       </w:r>
     </w:p>
     <w:p>
@@ -42186,7 +42186,7 @@
           <w:color w:val="2B2B2B"/>
           <w:sz w:val="26"/>
         </w:rPr>
-        <w:t xml:space="preserve">“I don’t know what that means,” said Warren gently.</w:t>
+        <w:t xml:space="preserve">“I’m sorry. I don’t speak it,” said Warren gently.</w:t>
       </w:r>
     </w:p>
     <w:p>
@@ -42326,7 +42326,7 @@
           <w:color w:val="2B2B2B"/>
           <w:sz w:val="26"/>
         </w:rPr>
-        <w:t xml:space="preserve">“Find them,” said Buchanan, to her people, and then, after a pause, to the technician, slowly and clearly, as if to a child or a foreign dignitary: “You are safe. Do you understand? Safe.”</w:t>
+        <w:t xml:space="preserve">“Find them,” said Buchanan, to her people, and then, after a pause, to the technician, slowly and clearly, as if to a child or a foreign dignitary: “You are safe. Safe.”</w:t>
       </w:r>
     </w:p>
     <w:p>
@@ -42425,27 +42425,27 @@
           <w:color w:val="2B2B2B"/>
           <w:sz w:val="26"/>
         </w:rPr>
-        <w:t xml:space="preserve">Dominic sat in seat 7 with his wife’s hand in both of his. Mabs sat in seat 8 with her head on his shoulder. Nora sat on the step in the aisle with a butterfly plaster over her eyebrow and her right wrist in a splint that a Red Cross volunteer had made from a rolled-up Starfall program and two bandages. Nobody had asked them to leave. The ushers had looked at them and decided, as the usher had decided earlier, that the evening was too important to make a fuss.</w:t>
-      </w:r>
-    </w:p>
-    <w:p>
-      <w:pPr>
-        <w:spacing w:line="400" w:lineRule="auto"/>
-        <w:ind w:firstLine="440"/>
-        <w:jc w:val="both"/>
-        <w:rPr>
-          <w:rFonts w:ascii="Georgia" w:hAnsi="Georgia"/>
-          <w:color w:val="2B2B2B"/>
-          <w:sz w:val="26"/>
-        </w:rPr>
-      </w:pPr>
-      <w:r>
-        <w:rPr>
-          <w:rFonts w:ascii="Georgia" w:hAnsi="Georgia"/>
-          <w:color w:val="2B2B2B"/>
-          <w:sz w:val="26"/>
-        </w:rPr>
-        <w:t xml:space="preserve">Overhead the stars were coming out over the plain, the ordinary stars, in a sky that had gone back to being a sky.</w:t>
+        <w:t xml:space="preserve">Dominic sat in seat 7 with his wife’s hand in both of his. Mabs sat in seat 8 with her head on his shoulder. Nora sat on the step in the aisle with a butterfly plaster over her eyebrow and her right wrist in a splint that a Red Cross volunteer had made from a rolled-up Starfall program and two bandages. Nobody had asked them to leave. The ushers had looked at them and reached the same verdict as the usher before: tonight was not the night for a fuss.</w:t>
+      </w:r>
+    </w:p>
+    <w:p>
+      <w:pPr>
+        <w:spacing w:line="400" w:lineRule="auto"/>
+        <w:ind w:firstLine="440"/>
+        <w:jc w:val="both"/>
+        <w:rPr>
+          <w:rFonts w:ascii="Georgia" w:hAnsi="Georgia"/>
+          <w:color w:val="2B2B2B"/>
+          <w:sz w:val="26"/>
+        </w:rPr>
+      </w:pPr>
+      <w:r>
+        <w:rPr>
+          <w:rFonts w:ascii="Georgia" w:hAnsi="Georgia"/>
+          <w:color w:val="2B2B2B"/>
+          <w:sz w:val="26"/>
+        </w:rPr>
+        <w:t xml:space="preserve">Overhead the stars were coming out over the plain, the ordinary stars, in a sky that was only a sky again.</w:t>
       </w:r>
     </w:p>
     <w:p>
@@ -42545,7 +42545,7 @@
           <w:color w:val="2B2B2B"/>
           <w:sz w:val="26"/>
         </w:rPr>
-        <w:t xml:space="preserve">“I remember it,” Dominic said at last. “I want you to know that. Both of you. I remember all of it.” He was looking at the place in the west where the sun had gone down. “I remember standing up. I remember the floor. It wasn’t this floor. It was soft. And there was a corridor, and a lot of people in it, all walking the same way, and I was one of them. And I was looking for a door.” He swallowed. “And then I heard you. Nora. I heard you say my name. And Mabs. And pancakes.” He almost laughed. “I heard you say pancakes, and I thought: that’s not in the plan. And everybody in the corridor stopped.”</w:t>
+        <w:t xml:space="preserve">“I remember it,” Dominic said at last. “I want you both to know that. I remember all of it.” He was looking at the place in the west where the sun had gone down. “I remember standing up. I remember the floor. It wasn’t this floor. It was soft. And there was a corridor, and a lot of people in it, all walking the same way, and I was one of them. And I was looking for a door.” He swallowed. “And then I heard you. Nora. I heard you say my name. And Mabs. And pancakes.” A short, startled laugh got out of him. “I heard you say pancakes, and I thought: that’s not in the plan. And everybody in the corridor stopped.”</w:t>
       </w:r>
     </w:p>
     <w:p>
@@ -42625,7 +42625,7 @@
           <w:color w:val="2B2B2B"/>
           <w:sz w:val="26"/>
         </w:rPr>
-        <w:t xml:space="preserve">“And your brother?” she said.</w:t>
+        <w:t xml:space="preserve">“What about your brother?” she said.</w:t>
       </w:r>
     </w:p>
     <w:p>
@@ -42665,7 +42665,7 @@
           <w:color w:val="2B2B2B"/>
           <w:sz w:val="26"/>
         </w:rPr>
-        <w:t xml:space="preserve">“I think he was there,” he said. “I think he was one of the ones in the corridor. Coming the other way. I don’t know. I didn’t see his face. But somebody went past me, and they were — they were looking at me. The way you look at somebody in a crowd you think you know.” He closed his eyes. “He doesn’t speak English. I don’t speak whatever he speaks. But I think he knew who I was.”</w:t>
+        <w:t xml:space="preserve">“I think he was there,” he said. “I think he was one of the ones in the corridor. Coming the other way. I couldn’t swear to it. I didn’t see his face. But somebody went past me, and they were — they were looking at me. The way you look at somebody in a crowd you think you know.” His eyes closed. “He doesn’t speak English. I don’t speak whatever he speaks. But I think he knew who I was.”</w:t>
       </w:r>
     </w:p>
     <w:p>
@@ -42705,7 +42705,685 @@
           <w:color w:val="2B2B2B"/>
           <w:sz w:val="26"/>
         </w:rPr>
-        <w:t xml:space="preserve">“Is it gone?” said Mabs finally. “The weather. Is it gone?”</w:t>
+        <w:t xml:space="preserve">“Is it gone?” said Mabs finally. “The weather. Is it really gone?”</w:t>
+      </w:r>
+    </w:p>
+    <w:p>
+      <w:pPr>
+        <w:spacing w:line="400" w:lineRule="auto"/>
+        <w:ind w:firstLine="440"/>
+        <w:jc w:val="both"/>
+        <w:rPr>
+          <w:rFonts w:ascii="Georgia" w:hAnsi="Georgia"/>
+          <w:color w:val="2B2B2B"/>
+          <w:sz w:val="26"/>
+        </w:rPr>
+      </w:pPr>
+      <w:r>
+        <w:rPr>
+          <w:rFonts w:ascii="Georgia" w:hAnsi="Georgia"/>
+          <w:color w:val="2B2B2B"/>
+          <w:sz w:val="26"/>
+        </w:rPr>
+        <w:t xml:space="preserve">He took a moment with that.</w:t>
+      </w:r>
+    </w:p>
+    <w:p>
+      <w:pPr>
+        <w:spacing w:line="400" w:lineRule="auto"/>
+        <w:ind w:firstLine="440"/>
+        <w:jc w:val="both"/>
+        <w:rPr>
+          <w:rFonts w:ascii="Georgia" w:hAnsi="Georgia"/>
+          <w:color w:val="2B2B2B"/>
+          <w:sz w:val="26"/>
+        </w:rPr>
+      </w:pPr>
+      <w:r>
+        <w:rPr>
+          <w:rFonts w:ascii="Georgia" w:hAnsi="Georgia"/>
+          <w:color w:val="2B2B2B"/>
+          <w:sz w:val="26"/>
+        </w:rPr>
+        <w:t xml:space="preserve">“The weather’s gone,” he said. “The thing isn’t. I can feel it. It’s still there. But it’s quiet. It’s not — it’s not waiting anymore. It’s like a phone on a table.” He touched the base of his skull, lightly, the way the Escort had. “I don’t know if I want it out. I thought I did. Three hours ago I wanted it out more than I have ever wanted anything. Now I —” He stopped. “It’s the only line to him. Isn’t it. If they ever ask. If he ever comes down. It’s the only phone.”</w:t>
+      </w:r>
+    </w:p>
+    <w:p>
+      <w:pPr>
+        <w:spacing w:line="400" w:lineRule="auto"/>
+        <w:ind w:firstLine="440"/>
+        <w:jc w:val="both"/>
+        <w:rPr>
+          <w:rFonts w:ascii="Georgia" w:hAnsi="Georgia"/>
+          <w:color w:val="2B2B2B"/>
+          <w:sz w:val="26"/>
+        </w:rPr>
+      </w:pPr>
+      <w:r>
+        <w:rPr>
+          <w:rFonts w:ascii="Georgia" w:hAnsi="Georgia"/>
+          <w:color w:val="2B2B2B"/>
+          <w:sz w:val="26"/>
+        </w:rPr>
+        <w:t xml:space="preserve">“You don’t have to decide tonight,” said Nora.</w:t>
+      </w:r>
+    </w:p>
+    <w:p>
+      <w:pPr>
+        <w:spacing w:line="400" w:lineRule="auto"/>
+        <w:ind w:firstLine="440"/>
+        <w:jc w:val="both"/>
+        <w:rPr>
+          <w:rFonts w:ascii="Georgia" w:hAnsi="Georgia"/>
+          <w:color w:val="2B2B2B"/>
+          <w:sz w:val="26"/>
+        </w:rPr>
+      </w:pPr>
+      <w:r>
+        <w:rPr>
+          <w:rFonts w:ascii="Georgia" w:hAnsi="Georgia"/>
+          <w:color w:val="2B2B2B"/>
+          <w:sz w:val="26"/>
+        </w:rPr>
+        <w:t xml:space="preserve">“No,” said Dominic. His eyes came up. “But I get to decide. Right?”</w:t>
+      </w:r>
+    </w:p>
+    <w:p>
+      <w:pPr>
+        <w:spacing w:line="400" w:lineRule="auto"/>
+        <w:ind w:firstLine="440"/>
+        <w:jc w:val="both"/>
+        <w:rPr>
+          <w:rFonts w:ascii="Georgia" w:hAnsi="Georgia"/>
+          <w:color w:val="2B2B2B"/>
+          <w:sz w:val="26"/>
+        </w:rPr>
+      </w:pPr>
+      <w:r>
+        <w:rPr>
+          <w:rFonts w:ascii="Georgia" w:hAnsi="Georgia"/>
+          <w:color w:val="2B2B2B"/>
+          <w:sz w:val="26"/>
+        </w:rPr>
+        <w:t xml:space="preserve">“That’s the deal,” said Nora.</w:t>
+      </w:r>
+    </w:p>
+    <w:p>
+      <w:pPr>
+        <w:spacing w:line="400" w:lineRule="auto"/>
+        <w:ind w:firstLine="440"/>
+        <w:jc w:val="both"/>
+        <w:rPr>
+          <w:rFonts w:ascii="Georgia" w:hAnsi="Georgia"/>
+          <w:color w:val="2B2B2B"/>
+          <w:sz w:val="26"/>
+        </w:rPr>
+      </w:pPr>
+      <w:r>
+        <w:rPr>
+          <w:rFonts w:ascii="Georgia" w:hAnsi="Georgia"/>
+          <w:color w:val="2B2B2B"/>
+          <w:sz w:val="26"/>
+        </w:rPr>
+        <w:t xml:space="preserve">He nodded. Then he turned to his wife.</w:t>
+      </w:r>
+    </w:p>
+    <w:p>
+      <w:pPr>
+        <w:spacing w:line="400" w:lineRule="auto"/>
+        <w:ind w:firstLine="440"/>
+        <w:jc w:val="both"/>
+        <w:rPr>
+          <w:rFonts w:ascii="Georgia" w:hAnsi="Georgia"/>
+          <w:color w:val="2B2B2B"/>
+          <w:sz w:val="26"/>
+        </w:rPr>
+      </w:pPr>
+      <w:r>
+        <w:rPr>
+          <w:rFonts w:ascii="Georgia" w:hAnsi="Georgia"/>
+          <w:color w:val="2B2B2B"/>
+          <w:sz w:val="26"/>
+        </w:rPr>
+        <w:t xml:space="preserve">“Can we call my mom?” he said.</w:t>
+      </w:r>
+    </w:p>
+    <w:p>
+      <w:pPr>
+        <w:spacing w:line="400" w:lineRule="auto"/>
+        <w:ind w:firstLine="440"/>
+        <w:jc w:val="both"/>
+        <w:rPr>
+          <w:rFonts w:ascii="Georgia" w:hAnsi="Georgia"/>
+          <w:color w:val="2B2B2B"/>
+          <w:sz w:val="26"/>
+        </w:rPr>
+      </w:pPr>
+      <w:r>
+        <w:rPr>
+          <w:rFonts w:ascii="Georgia" w:hAnsi="Georgia"/>
+          <w:color w:val="2B2B2B"/>
+          <w:sz w:val="26"/>
+        </w:rPr>
+        <w:t xml:space="preserve">Mabs had already texted Rosa. She did not say so. She took out her phone and dialed and handed it to him, and he held it to his ear, and it rang once, and Rosa Reyes, in a church in Muncie, Indiana, at 3:20 on a Wednesday afternoon, picked up before the second ring.</w:t>
+      </w:r>
+    </w:p>
+    <w:p>
+      <w:pPr>
+        <w:spacing w:line="400" w:lineRule="auto"/>
+        <w:ind w:firstLine="440"/>
+        <w:jc w:val="both"/>
+        <w:rPr>
+          <w:rFonts w:ascii="Georgia" w:hAnsi="Georgia"/>
+          <w:color w:val="2B2B2B"/>
+          <w:sz w:val="26"/>
+        </w:rPr>
+      </w:pPr>
+      <w:r>
+        <w:rPr>
+          <w:rFonts w:ascii="Georgia" w:hAnsi="Georgia"/>
+          <w:color w:val="2B2B2B"/>
+          <w:sz w:val="26"/>
+        </w:rPr>
+        <w:t xml:space="preserve">Nora got up off the step and walked down the stairs of section 114 and left them there, because some things you do not film, and some things you do not even watch.</w:t>
+      </w:r>
+    </w:p>
+    <w:p>
+      <w:pPr>
+        <w:spacing w:line="400" w:lineRule="auto"/>
+        <w:jc w:val="center"/>
+        <w:rPr>
+          <w:rFonts w:ascii="Georgia" w:hAnsi="Georgia"/>
+          <w:color w:val="2B2B2B"/>
+          <w:sz w:val="26"/>
+        </w:rPr>
+      </w:pPr>
+      <w:r>
+        <w:rPr>
+          <w:rFonts w:ascii="Georgia" w:hAnsi="Georgia"/>
+          <w:color w:val="2B2B2B"/>
+          <w:sz w:val="26"/>
+        </w:rPr>
+        <w:t xml:space="preserve">∗</w:t>
+      </w:r>
+    </w:p>
+    <w:p>
+      <w:pPr>
+        <w:spacing w:line="400" w:lineRule="auto"/>
+        <w:ind w:firstLine="440"/>
+        <w:jc w:val="both"/>
+        <w:rPr>
+          <w:rFonts w:ascii="Georgia" w:hAnsi="Georgia"/>
+          <w:color w:val="2B2B2B"/>
+          <w:sz w:val="26"/>
+        </w:rPr>
+      </w:pPr>
+      <w:r>
+        <w:rPr>
+          <w:rFonts w:ascii="Georgia" w:hAnsi="Georgia"/>
+          <w:color w:val="2B2B2B"/>
+          <w:sz w:val="26"/>
+        </w:rPr>
+        <w:t xml:space="preserve">Jesse was waiting at the bottom of the stairs by gate four, in the empty concourse, with her camera bag over his shoulder.</w:t>
+      </w:r>
+    </w:p>
+    <w:p>
+      <w:pPr>
+        <w:spacing w:line="400" w:lineRule="auto"/>
+        <w:ind w:firstLine="440"/>
+        <w:jc w:val="both"/>
+        <w:rPr>
+          <w:rFonts w:ascii="Georgia" w:hAnsi="Georgia"/>
+          <w:color w:val="2B2B2B"/>
+          <w:sz w:val="26"/>
+        </w:rPr>
+      </w:pPr>
+      <w:r>
+        <w:rPr>
+          <w:rFonts w:ascii="Georgia" w:hAnsi="Georgia"/>
+          <w:color w:val="2B2B2B"/>
+          <w:sz w:val="26"/>
+        </w:rPr>
+        <w:t xml:space="preserve">He had been on the PA for forty minutes. His voice was gone. He had a bottle of water in his hand and a Halo radio on his belt that he had switched off, and when he saw her coming down the stairs he did not say anything, because he could not, and because, she thought, he had decided not to narrate this either.</w:t>
+      </w:r>
+    </w:p>
+    <w:p>
+      <w:pPr>
+        <w:spacing w:line="400" w:lineRule="auto"/>
+        <w:ind w:firstLine="440"/>
+        <w:jc w:val="both"/>
+        <w:rPr>
+          <w:rFonts w:ascii="Georgia" w:hAnsi="Georgia"/>
+          <w:color w:val="2B2B2B"/>
+          <w:sz w:val="26"/>
+        </w:rPr>
+      </w:pPr>
+      <w:r>
+        <w:rPr>
+          <w:rFonts w:ascii="Georgia" w:hAnsi="Georgia"/>
+          <w:color w:val="2B2B2B"/>
+          <w:sz w:val="26"/>
+        </w:rPr>
+        <w:t xml:space="preserve">She stopped in front of him.</w:t>
+      </w:r>
+    </w:p>
+    <w:p>
+      <w:pPr>
+        <w:spacing w:line="400" w:lineRule="auto"/>
+        <w:ind w:firstLine="440"/>
+        <w:jc w:val="both"/>
+        <w:rPr>
+          <w:rFonts w:ascii="Georgia" w:hAnsi="Georgia"/>
+          <w:color w:val="2B2B2B"/>
+          <w:sz w:val="26"/>
+        </w:rPr>
+      </w:pPr>
+      <w:r>
+        <w:rPr>
+          <w:rFonts w:ascii="Georgia" w:hAnsi="Georgia"/>
+          <w:color w:val="2B2B2B"/>
+          <w:sz w:val="26"/>
+        </w:rPr>
+        <w:t xml:space="preserve">“You never said Lissome,” she said. “On the PA. You didn’t say anything except what helped.”</w:t>
+      </w:r>
+    </w:p>
+    <w:p>
+      <w:pPr>
+        <w:spacing w:line="400" w:lineRule="auto"/>
+        <w:ind w:firstLine="440"/>
+        <w:jc w:val="both"/>
+        <w:rPr>
+          <w:rFonts w:ascii="Georgia" w:hAnsi="Georgia"/>
+          <w:color w:val="2B2B2B"/>
+          <w:sz w:val="26"/>
+        </w:rPr>
+      </w:pPr>
+      <w:r>
+        <w:rPr>
+          <w:rFonts w:ascii="Georgia" w:hAnsi="Georgia"/>
+          <w:color w:val="2B2B2B"/>
+          <w:sz w:val="26"/>
+        </w:rPr>
+        <w:t xml:space="preserve">Jesse waved that off.</w:t>
+      </w:r>
+    </w:p>
+    <w:p>
+      <w:pPr>
+        <w:spacing w:line="400" w:lineRule="auto"/>
+        <w:ind w:firstLine="440"/>
+        <w:jc w:val="both"/>
+        <w:rPr>
+          <w:rFonts w:ascii="Georgia" w:hAnsi="Georgia"/>
+          <w:color w:val="2B2B2B"/>
+          <w:sz w:val="26"/>
+        </w:rPr>
+      </w:pPr>
+      <w:r>
+        <w:rPr>
+          <w:rFonts w:ascii="Georgia" w:hAnsi="Georgia"/>
+          <w:color w:val="2B2B2B"/>
+          <w:sz w:val="26"/>
+        </w:rPr>
+        <w:t xml:space="preserve">“Thank you,” said Nora.</w:t>
+      </w:r>
+    </w:p>
+    <w:p>
+      <w:pPr>
+        <w:spacing w:line="400" w:lineRule="auto"/>
+        <w:ind w:firstLine="440"/>
+        <w:jc w:val="both"/>
+        <w:rPr>
+          <w:rFonts w:ascii="Georgia" w:hAnsi="Georgia"/>
+          <w:color w:val="2B2B2B"/>
+          <w:sz w:val="26"/>
+        </w:rPr>
+      </w:pPr>
+      <w:r>
+        <w:rPr>
+          <w:rFonts w:ascii="Georgia" w:hAnsi="Georgia"/>
+          <w:color w:val="2B2B2B"/>
+          <w:sz w:val="26"/>
+        </w:rPr>
+        <w:t xml:space="preserve">He studied her for a moment. Then he held out the camera bag.</w:t>
+      </w:r>
+    </w:p>
+    <w:p>
+      <w:pPr>
+        <w:spacing w:line="400" w:lineRule="auto"/>
+        <w:ind w:firstLine="440"/>
+        <w:jc w:val="both"/>
+        <w:rPr>
+          <w:rFonts w:ascii="Georgia" w:hAnsi="Georgia"/>
+          <w:color w:val="2B2B2B"/>
+          <w:sz w:val="26"/>
+        </w:rPr>
+      </w:pPr>
+      <w:r>
+        <w:rPr>
+          <w:rFonts w:ascii="Georgia" w:hAnsi="Georgia"/>
+          <w:color w:val="2B2B2B"/>
+          <w:sz w:val="26"/>
+        </w:rPr>
+        <w:t xml:space="preserve">She took it. She did not open it. She put it over her own shoulder, and then she put her arms around him, there in the empty concourse among the rolling cups and the lost eclipse glasses, and held on, and after a moment, very carefully, because of his shoulder and her wrist, he held on too.</w:t>
+      </w:r>
+    </w:p>
+    <w:p>
+      <w:pPr>
+        <w:spacing w:line="400" w:lineRule="auto"/>
+        <w:ind w:firstLine="440"/>
+        <w:jc w:val="both"/>
+        <w:rPr>
+          <w:rFonts w:ascii="Georgia" w:hAnsi="Georgia"/>
+          <w:color w:val="2B2B2B"/>
+          <w:sz w:val="26"/>
+        </w:rPr>
+      </w:pPr>
+      <w:r>
+        <w:rPr>
+          <w:rFonts w:ascii="Georgia" w:hAnsi="Georgia"/>
+          <w:color w:val="2B2B2B"/>
+          <w:sz w:val="26"/>
+        </w:rPr>
+        <w:t xml:space="preserve">“Biology,” he croaked into her hair, eventually. It was all the voice he had left.</w:t>
+      </w:r>
+    </w:p>
+    <w:p>
+      <w:pPr>
+        <w:spacing w:line="400" w:lineRule="auto"/>
+        <w:ind w:firstLine="440"/>
+        <w:jc w:val="both"/>
+        <w:rPr>
+          <w:rFonts w:ascii="Georgia" w:hAnsi="Georgia"/>
+          <w:color w:val="2B2B2B"/>
+          <w:sz w:val="26"/>
+        </w:rPr>
+      </w:pPr>
+      <w:r>
+        <w:rPr>
+          <w:rFonts w:ascii="Georgia" w:hAnsi="Georgia"/>
+          <w:color w:val="2B2B2B"/>
+          <w:sz w:val="26"/>
+        </w:rPr>
+        <w:t xml:space="preserve">“What?”</w:t>
+      </w:r>
+    </w:p>
+    <w:p>
+      <w:pPr>
+        <w:spacing w:line="400" w:lineRule="auto"/>
+        <w:ind w:firstLine="440"/>
+        <w:jc w:val="both"/>
+        <w:rPr>
+          <w:rFonts w:ascii="Georgia" w:hAnsi="Georgia"/>
+          <w:color w:val="2B2B2B"/>
+          <w:sz w:val="26"/>
+        </w:rPr>
+      </w:pPr>
+      <w:r>
+        <w:rPr>
+          <w:rFonts w:ascii="Georgia" w:hAnsi="Georgia"/>
+          <w:color w:val="2B2B2B"/>
+          <w:sz w:val="26"/>
+        </w:rPr>
+        <w:t xml:space="preserve">“I had a line. For the break room. In Colorado. I didn’t use it. I was going to say: we could talk it through like adults, or —” he coughed — “biology.”</w:t>
+      </w:r>
+    </w:p>
+    <w:p>
+      <w:pPr>
+        <w:spacing w:line="400" w:lineRule="auto"/>
+        <w:ind w:firstLine="440"/>
+        <w:jc w:val="both"/>
+        <w:rPr>
+          <w:rFonts w:ascii="Georgia" w:hAnsi="Georgia"/>
+          <w:color w:val="2B2B2B"/>
+          <w:sz w:val="26"/>
+        </w:rPr>
+      </w:pPr>
+      <w:r>
+        <w:rPr>
+          <w:rFonts w:ascii="Georgia" w:hAnsi="Georgia"/>
+          <w:color w:val="2B2B2B"/>
+          <w:sz w:val="26"/>
+        </w:rPr>
+        <w:t xml:space="preserve">Nora pulled back and looked at him.</w:t>
+      </w:r>
+    </w:p>
+    <w:p>
+      <w:pPr>
+        <w:spacing w:line="400" w:lineRule="auto"/>
+        <w:ind w:firstLine="440"/>
+        <w:jc w:val="both"/>
+        <w:rPr>
+          <w:rFonts w:ascii="Georgia" w:hAnsi="Georgia"/>
+          <w:color w:val="2B2B2B"/>
+          <w:sz w:val="26"/>
+        </w:rPr>
+      </w:pPr>
+      <w:r>
+        <w:rPr>
+          <w:rFonts w:ascii="Georgia" w:hAnsi="Georgia"/>
+          <w:color w:val="2B2B2B"/>
+          <w:sz w:val="26"/>
+        </w:rPr>
+        <w:t xml:space="preserve">“That’s a terrible line,” she said.</w:t>
+      </w:r>
+    </w:p>
+    <w:p>
+      <w:pPr>
+        <w:spacing w:line="400" w:lineRule="auto"/>
+        <w:ind w:firstLine="440"/>
+        <w:jc w:val="both"/>
+        <w:rPr>
+          <w:rFonts w:ascii="Georgia" w:hAnsi="Georgia"/>
+          <w:color w:val="2B2B2B"/>
+          <w:sz w:val="26"/>
+        </w:rPr>
+      </w:pPr>
+      <w:r>
+        <w:rPr>
+          <w:rFonts w:ascii="Georgia" w:hAnsi="Georgia"/>
+          <w:color w:val="2B2B2B"/>
+          <w:sz w:val="26"/>
+        </w:rPr>
+        <w:t xml:space="preserve">“I know. That’s why I didn’t use it.”</w:t>
+      </w:r>
+    </w:p>
+    <w:p>
+      <w:pPr>
+        <w:spacing w:line="400" w:lineRule="auto"/>
+        <w:ind w:firstLine="440"/>
+        <w:jc w:val="both"/>
+        <w:rPr>
+          <w:rFonts w:ascii="Georgia" w:hAnsi="Georgia"/>
+          <w:color w:val="2B2B2B"/>
+          <w:sz w:val="26"/>
+        </w:rPr>
+      </w:pPr>
+      <w:r>
+        <w:rPr>
+          <w:rFonts w:ascii="Georgia" w:hAnsi="Georgia"/>
+          <w:color w:val="2B2B2B"/>
+          <w:sz w:val="26"/>
+        </w:rPr>
+        <w:t xml:space="preserve">“Good,” said Nora. “Never use it.” And she kissed him, in the empty concourse, under the sodium lights, while a mariachi band played on the north side of the bowl for a hundred people dancing, and she thought, for the first time since the barn, that she would like very much to film something again. Not this. Something ordinary. A wedding. Anybody’s.</w:t>
+      </w:r>
+    </w:p>
+    <w:p>
+      <w:pPr>
+        <w:spacing w:line="400" w:lineRule="auto"/>
+        <w:jc w:val="center"/>
+        <w:rPr>
+          <w:rFonts w:ascii="Georgia" w:hAnsi="Georgia"/>
+          <w:color w:val="2B2B2B"/>
+          <w:sz w:val="26"/>
+        </w:rPr>
+      </w:pPr>
+      <w:r>
+        <w:rPr>
+          <w:rFonts w:ascii="Georgia" w:hAnsi="Georgia"/>
+          <w:color w:val="2B2B2B"/>
+          <w:sz w:val="26"/>
+        </w:rPr>
+        <w:t xml:space="preserve">∗</w:t>
+      </w:r>
+    </w:p>
+    <w:p>
+      <w:pPr>
+        <w:spacing w:line="400" w:lineRule="auto"/>
+        <w:ind w:firstLine="440"/>
+        <w:jc w:val="both"/>
+        <w:rPr>
+          <w:rFonts w:ascii="Georgia" w:hAnsi="Georgia"/>
+          <w:color w:val="2B2B2B"/>
+          <w:sz w:val="26"/>
+        </w:rPr>
+      </w:pPr>
+      <w:r>
+        <w:rPr>
+          <w:rFonts w:ascii="Georgia" w:hAnsi="Georgia"/>
+          <w:color w:val="2B2B2B"/>
+          <w:sz w:val="26"/>
+        </w:rPr>
+        <w:t xml:space="preserve">Kade was standing on the top row of the western stand when Dana found him, at half past ten, with his hands in his pockets, looking out at the dark plain where the sun had gone down.</w:t>
+      </w:r>
+    </w:p>
+    <w:p>
+      <w:pPr>
+        <w:spacing w:line="400" w:lineRule="auto"/>
+        <w:ind w:firstLine="440"/>
+        <w:jc w:val="both"/>
+        <w:rPr>
+          <w:rFonts w:ascii="Georgia" w:hAnsi="Georgia"/>
+          <w:color w:val="2B2B2B"/>
+          <w:sz w:val="26"/>
+        </w:rPr>
+      </w:pPr>
+      <w:r>
+        <w:rPr>
+          <w:rFonts w:ascii="Georgia" w:hAnsi="Georgia"/>
+          <w:color w:val="2B2B2B"/>
+          <w:sz w:val="26"/>
+        </w:rPr>
+        <w:t xml:space="preserve">Above them, faint and fading, a few of his sails still caught the last of the light from below the horizon, high enough up to be lit while the ground was dark: small slow points, folding, like a trick he was tired of explaining.</w:t>
+      </w:r>
+    </w:p>
+    <w:p>
+      <w:pPr>
+        <w:spacing w:line="400" w:lineRule="auto"/>
+        <w:ind w:firstLine="440"/>
+        <w:jc w:val="both"/>
+        <w:rPr>
+          <w:rFonts w:ascii="Georgia" w:hAnsi="Georgia"/>
+          <w:color w:val="2B2B2B"/>
+          <w:sz w:val="26"/>
+        </w:rPr>
+      </w:pPr>
+      <w:r>
+        <w:rPr>
+          <w:rFonts w:ascii="Georgia" w:hAnsi="Georgia"/>
+          <w:color w:val="2B2B2B"/>
+          <w:sz w:val="26"/>
+        </w:rPr>
+        <w:t xml:space="preserve">“Milo watched it,” he said, without turning around. “On the TV in the hospital in Denver. He texted me. He said the hospital gravy was still a crime, the commentator had not improved, and the ring, he allowed, had been cool.” Something that was nearly a smile went across Kade’s face and did not stay. “He has no idea.”</w:t>
+      </w:r>
+    </w:p>
+    <w:p>
+      <w:pPr>
+        <w:spacing w:line="400" w:lineRule="auto"/>
+        <w:ind w:firstLine="440"/>
+        <w:jc w:val="both"/>
+        <w:rPr>
+          <w:rFonts w:ascii="Georgia" w:hAnsi="Georgia"/>
+          <w:color w:val="2B2B2B"/>
+          <w:sz w:val="26"/>
+        </w:rPr>
+      </w:pPr>
+      <w:r>
+        <w:rPr>
+          <w:rFonts w:ascii="Georgia" w:hAnsi="Georgia"/>
+          <w:color w:val="2B2B2B"/>
+          <w:sz w:val="26"/>
+        </w:rPr>
+        <w:t xml:space="preserve">“That’s the best outcome,” said Dana. “Halvorsen said so.”</w:t>
+      </w:r>
+    </w:p>
+    <w:p>
+      <w:pPr>
+        <w:spacing w:line="400" w:lineRule="auto"/>
+        <w:ind w:firstLine="440"/>
+        <w:jc w:val="both"/>
+        <w:rPr>
+          <w:rFonts w:ascii="Georgia" w:hAnsi="Georgia"/>
+          <w:color w:val="2B2B2B"/>
+          <w:sz w:val="26"/>
+        </w:rPr>
+      </w:pPr>
+      <w:r>
+        <w:rPr>
+          <w:rFonts w:ascii="Georgia" w:hAnsi="Georgia"/>
+          <w:color w:val="2B2B2B"/>
+          <w:sz w:val="26"/>
+        </w:rPr>
+        <w:t xml:space="preserve">“Halvorsen is usually right.” A sail winked out overhead. “Buchanan will want my license. My board will want my head. I disobeyed a written instruction from a government that owns a third of my launch contracts, in front of witnesses.” He did not sound sorry. “One of them is going to get what they want.”</w:t>
+      </w:r>
+    </w:p>
+    <w:p>
+      <w:pPr>
+        <w:spacing w:line="400" w:lineRule="auto"/>
+        <w:ind w:firstLine="440"/>
+        <w:jc w:val="both"/>
+        <w:rPr>
+          <w:rFonts w:ascii="Georgia" w:hAnsi="Georgia"/>
+          <w:color w:val="2B2B2B"/>
+          <w:sz w:val="26"/>
+        </w:rPr>
+      </w:pPr>
+      <w:r>
+        <w:rPr>
+          <w:rFonts w:ascii="Georgia" w:hAnsi="Georgia"/>
+          <w:color w:val="2B2B2B"/>
+          <w:sz w:val="26"/>
+        </w:rPr>
+        <w:t xml:space="preserve">“Buchanan stood at attention,” said Dana. “In the trailer. In front of nobody. I saw her.”</w:t>
+      </w:r>
+    </w:p>
+    <w:p>
+      <w:pPr>
+        <w:spacing w:line="400" w:lineRule="auto"/>
+        <w:ind w:firstLine="440"/>
+        <w:jc w:val="both"/>
+        <w:rPr>
+          <w:rFonts w:ascii="Georgia" w:hAnsi="Georgia"/>
+          <w:color w:val="2B2B2B"/>
+          <w:sz w:val="26"/>
+        </w:rPr>
+      </w:pPr>
+      <w:r>
+        <w:rPr>
+          <w:rFonts w:ascii="Georgia" w:hAnsi="Georgia"/>
+          <w:color w:val="2B2B2B"/>
+          <w:sz w:val="26"/>
+        </w:rPr>
+        <w:t xml:space="preserve">“I saw her too.” Kade turned at last. “Will you do this again, Ms. Osei? Next August there’s another one. Spain again, the south coast this time, and six minutes of totality over Luxor. Buchanan will want a bigger broadcast. Somebody will want a bigger light show. And that thing will still be sitting out there sixty degrees ahead of Jupiter, waiting to see if we meant it.”</w:t>
+      </w:r>
+    </w:p>
+    <w:p>
+      <w:pPr>
+        <w:spacing w:line="400" w:lineRule="auto"/>
+        <w:ind w:firstLine="440"/>
+        <w:jc w:val="both"/>
+        <w:rPr>
+          <w:rFonts w:ascii="Georgia" w:hAnsi="Georgia"/>
+          <w:color w:val="2B2B2B"/>
+          <w:sz w:val="26"/>
+        </w:rPr>
+      </w:pPr>
+      <w:r>
+        <w:rPr>
+          <w:rFonts w:ascii="Georgia" w:hAnsi="Georgia"/>
+          <w:color w:val="2B2B2B"/>
+          <w:sz w:val="26"/>
+        </w:rPr>
+        <w:t xml:space="preserve">“Will you?”</w:t>
       </w:r>
     </w:p>
     <w:p>
@@ -42745,147 +43423,27 @@
           <w:color w:val="2B2B2B"/>
           <w:sz w:val="26"/>
         </w:rPr>
-        <w:t xml:space="preserve">“The weather’s gone,” he said. “The thing isn’t. I can feel it. It’s still there. But it’s quiet. It’s not — it’s not waiting anymore. It’s like a phone on a table.” He touched the base of his skull, lightly, the way the Escort had, the way a man knocks wood. “I don’t know if I want it out. I thought I did. Three hours ago I wanted it out more than I have ever wanted anything. Now I —” He stopped. “It’s the only line to him. Isn’t it. If they ever ask. If he ever comes down. It’s the only phone.”</w:t>
-      </w:r>
-    </w:p>
-    <w:p>
-      <w:pPr>
-        <w:spacing w:line="400" w:lineRule="auto"/>
-        <w:ind w:firstLine="440"/>
-        <w:jc w:val="both"/>
-        <w:rPr>
-          <w:rFonts w:ascii="Georgia" w:hAnsi="Georgia"/>
-          <w:color w:val="2B2B2B"/>
-          <w:sz w:val="26"/>
-        </w:rPr>
-      </w:pPr>
-      <w:r>
-        <w:rPr>
-          <w:rFonts w:ascii="Georgia" w:hAnsi="Georgia"/>
-          <w:color w:val="2B2B2B"/>
-          <w:sz w:val="26"/>
-        </w:rPr>
-        <w:t xml:space="preserve">“You don’t have to decide tonight,” said Nora.</w:t>
-      </w:r>
-    </w:p>
-    <w:p>
-      <w:pPr>
-        <w:spacing w:line="400" w:lineRule="auto"/>
-        <w:ind w:firstLine="440"/>
-        <w:jc w:val="both"/>
-        <w:rPr>
-          <w:rFonts w:ascii="Georgia" w:hAnsi="Georgia"/>
-          <w:color w:val="2B2B2B"/>
-          <w:sz w:val="26"/>
-        </w:rPr>
-      </w:pPr>
-      <w:r>
-        <w:rPr>
-          <w:rFonts w:ascii="Georgia" w:hAnsi="Georgia"/>
-          <w:color w:val="2B2B2B"/>
-          <w:sz w:val="26"/>
-        </w:rPr>
-        <w:t xml:space="preserve">“No,” said Dominic. He looked at her. “But I get to decide. Right? That’s the deal.”</w:t>
-      </w:r>
-    </w:p>
-    <w:p>
-      <w:pPr>
-        <w:spacing w:line="400" w:lineRule="auto"/>
-        <w:ind w:firstLine="440"/>
-        <w:jc w:val="both"/>
-        <w:rPr>
-          <w:rFonts w:ascii="Georgia" w:hAnsi="Georgia"/>
-          <w:color w:val="2B2B2B"/>
-          <w:sz w:val="26"/>
-        </w:rPr>
-      </w:pPr>
-      <w:r>
-        <w:rPr>
-          <w:rFonts w:ascii="Georgia" w:hAnsi="Georgia"/>
-          <w:color w:val="2B2B2B"/>
-          <w:sz w:val="26"/>
-        </w:rPr>
-        <w:t xml:space="preserve">“That’s the deal,” said Nora.</w:t>
-      </w:r>
-    </w:p>
-    <w:p>
-      <w:pPr>
-        <w:spacing w:line="400" w:lineRule="auto"/>
-        <w:ind w:firstLine="440"/>
-        <w:jc w:val="both"/>
-        <w:rPr>
-          <w:rFonts w:ascii="Georgia" w:hAnsi="Georgia"/>
-          <w:color w:val="2B2B2B"/>
-          <w:sz w:val="26"/>
-        </w:rPr>
-      </w:pPr>
-      <w:r>
-        <w:rPr>
-          <w:rFonts w:ascii="Georgia" w:hAnsi="Georgia"/>
-          <w:color w:val="2B2B2B"/>
-          <w:sz w:val="26"/>
-        </w:rPr>
-        <w:t xml:space="preserve">He nodded. He looked at his wife.</w:t>
-      </w:r>
-    </w:p>
-    <w:p>
-      <w:pPr>
-        <w:spacing w:line="400" w:lineRule="auto"/>
-        <w:ind w:firstLine="440"/>
-        <w:jc w:val="both"/>
-        <w:rPr>
-          <w:rFonts w:ascii="Georgia" w:hAnsi="Georgia"/>
-          <w:color w:val="2B2B2B"/>
-          <w:sz w:val="26"/>
-        </w:rPr>
-      </w:pPr>
-      <w:r>
-        <w:rPr>
-          <w:rFonts w:ascii="Georgia" w:hAnsi="Georgia"/>
-          <w:color w:val="2B2B2B"/>
-          <w:sz w:val="26"/>
-        </w:rPr>
-        <w:t xml:space="preserve">“Can we call my mom?” he said.</w:t>
-      </w:r>
-    </w:p>
-    <w:p>
-      <w:pPr>
-        <w:spacing w:line="400" w:lineRule="auto"/>
-        <w:ind w:firstLine="440"/>
-        <w:jc w:val="both"/>
-        <w:rPr>
-          <w:rFonts w:ascii="Georgia" w:hAnsi="Georgia"/>
-          <w:color w:val="2B2B2B"/>
-          <w:sz w:val="26"/>
-        </w:rPr>
-      </w:pPr>
-      <w:r>
-        <w:rPr>
-          <w:rFonts w:ascii="Georgia" w:hAnsi="Georgia"/>
-          <w:color w:val="2B2B2B"/>
-          <w:sz w:val="26"/>
-        </w:rPr>
-        <w:t xml:space="preserve">Mabs had already texted Rosa. She did not say so. She took out her phone and dialed and handed it to him, and he held it to his ear, and it rang once, and Rosa Reyes, in a church in Muncie, Indiana, at 3:20 on a Wednesday afternoon, picked up before the second ring.</w:t>
-      </w:r>
-    </w:p>
-    <w:p>
-      <w:pPr>
-        <w:spacing w:line="400" w:lineRule="auto"/>
-        <w:ind w:firstLine="440"/>
-        <w:jc w:val="both"/>
-        <w:rPr>
-          <w:rFonts w:ascii="Georgia" w:hAnsi="Georgia"/>
-          <w:color w:val="2B2B2B"/>
-          <w:sz w:val="26"/>
-        </w:rPr>
-      </w:pPr>
-      <w:r>
-        <w:rPr>
-          <w:rFonts w:ascii="Georgia" w:hAnsi="Georgia"/>
-          <w:color w:val="2B2B2B"/>
-          <w:sz w:val="26"/>
-        </w:rPr>
-        <w:t xml:space="preserve">Nora got up off the step and walked down the stairs of section 114 and left them there, because some things you do not film, and some things you do not even watch.</w:t>
+        <w:t xml:space="preserve">“I’ll build the stage,” he said, “and fight about the song.”</w:t>
+      </w:r>
+    </w:p>
+    <w:p>
+      <w:pPr>
+        <w:spacing w:line="400" w:lineRule="auto"/>
+        <w:ind w:firstLine="440"/>
+        <w:jc w:val="both"/>
+        <w:rPr>
+          <w:rFonts w:ascii="Georgia" w:hAnsi="Georgia"/>
+          <w:color w:val="2B2B2B"/>
+          <w:sz w:val="26"/>
+        </w:rPr>
+      </w:pPr>
+      <w:r>
+        <w:rPr>
+          <w:rFonts w:ascii="Georgia" w:hAnsi="Georgia"/>
+          <w:color w:val="2B2B2B"/>
+          <w:sz w:val="26"/>
+        </w:rPr>
+        <w:t xml:space="preserve">She took that for a yes that intended to stay complicated.</w:t>
       </w:r>
     </w:p>
     <w:p>
@@ -42924,564 +43482,6 @@
           <w:color w:val="2B2B2B"/>
           <w:sz w:val="26"/>
         </w:rPr>
-        <w:t xml:space="preserve">Jesse was waiting at the bottom of the stairs by gate four, in the empty concourse, with her camera bag over his shoulder.</w:t>
-      </w:r>
-    </w:p>
-    <w:p>
-      <w:pPr>
-        <w:spacing w:line="400" w:lineRule="auto"/>
-        <w:ind w:firstLine="440"/>
-        <w:jc w:val="both"/>
-        <w:rPr>
-          <w:rFonts w:ascii="Georgia" w:hAnsi="Georgia"/>
-          <w:color w:val="2B2B2B"/>
-          <w:sz w:val="26"/>
-        </w:rPr>
-      </w:pPr>
-      <w:r>
-        <w:rPr>
-          <w:rFonts w:ascii="Georgia" w:hAnsi="Georgia"/>
-          <w:color w:val="2B2B2B"/>
-          <w:sz w:val="26"/>
-        </w:rPr>
-        <w:t xml:space="preserve">He had been on the PA for forty minutes. His voice was gone. He had a bottle of water in his hand and a Halo radio on his belt that he had switched off, and when he saw her coming down the stairs he did not say anything, because he could not, and because, she thought, he had decided not to narrate this either.</w:t>
-      </w:r>
-    </w:p>
-    <w:p>
-      <w:pPr>
-        <w:spacing w:line="400" w:lineRule="auto"/>
-        <w:ind w:firstLine="440"/>
-        <w:jc w:val="both"/>
-        <w:rPr>
-          <w:rFonts w:ascii="Georgia" w:hAnsi="Georgia"/>
-          <w:color w:val="2B2B2B"/>
-          <w:sz w:val="26"/>
-        </w:rPr>
-      </w:pPr>
-      <w:r>
-        <w:rPr>
-          <w:rFonts w:ascii="Georgia" w:hAnsi="Georgia"/>
-          <w:color w:val="2B2B2B"/>
-          <w:sz w:val="26"/>
-        </w:rPr>
-        <w:t xml:space="preserve">She stopped in front of him.</w:t>
-      </w:r>
-    </w:p>
-    <w:p>
-      <w:pPr>
-        <w:spacing w:line="400" w:lineRule="auto"/>
-        <w:ind w:firstLine="440"/>
-        <w:jc w:val="both"/>
-        <w:rPr>
-          <w:rFonts w:ascii="Georgia" w:hAnsi="Georgia"/>
-          <w:color w:val="2B2B2B"/>
-          <w:sz w:val="26"/>
-        </w:rPr>
-      </w:pPr>
-      <w:r>
-        <w:rPr>
-          <w:rFonts w:ascii="Georgia" w:hAnsi="Georgia"/>
-          <w:color w:val="2B2B2B"/>
-          <w:sz w:val="26"/>
-        </w:rPr>
-        <w:t xml:space="preserve">“You didn’t say Lissome,” she said. “On the PA. You didn’t say anything except what helped.”</w:t>
-      </w:r>
-    </w:p>
-    <w:p>
-      <w:pPr>
-        <w:spacing w:line="400" w:lineRule="auto"/>
-        <w:ind w:firstLine="440"/>
-        <w:jc w:val="both"/>
-        <w:rPr>
-          <w:rFonts w:ascii="Georgia" w:hAnsi="Georgia"/>
-          <w:color w:val="2B2B2B"/>
-          <w:sz w:val="26"/>
-        </w:rPr>
-      </w:pPr>
-      <w:r>
-        <w:rPr>
-          <w:rFonts w:ascii="Georgia" w:hAnsi="Georgia"/>
-          <w:color w:val="2B2B2B"/>
-          <w:sz w:val="26"/>
-        </w:rPr>
-        <w:t xml:space="preserve">He shook his head.</w:t>
-      </w:r>
-    </w:p>
-    <w:p>
-      <w:pPr>
-        <w:spacing w:line="400" w:lineRule="auto"/>
-        <w:ind w:firstLine="440"/>
-        <w:jc w:val="both"/>
-        <w:rPr>
-          <w:rFonts w:ascii="Georgia" w:hAnsi="Georgia"/>
-          <w:color w:val="2B2B2B"/>
-          <w:sz w:val="26"/>
-        </w:rPr>
-      </w:pPr>
-      <w:r>
-        <w:rPr>
-          <w:rFonts w:ascii="Georgia" w:hAnsi="Georgia"/>
-          <w:color w:val="2B2B2B"/>
-          <w:sz w:val="26"/>
-        </w:rPr>
-        <w:t xml:space="preserve">“Thank you,” said Nora.</w:t>
-      </w:r>
-    </w:p>
-    <w:p>
-      <w:pPr>
-        <w:spacing w:line="400" w:lineRule="auto"/>
-        <w:ind w:firstLine="440"/>
-        <w:jc w:val="both"/>
-        <w:rPr>
-          <w:rFonts w:ascii="Georgia" w:hAnsi="Georgia"/>
-          <w:color w:val="2B2B2B"/>
-          <w:sz w:val="26"/>
-        </w:rPr>
-      </w:pPr>
-      <w:r>
-        <w:rPr>
-          <w:rFonts w:ascii="Georgia" w:hAnsi="Georgia"/>
-          <w:color w:val="2B2B2B"/>
-          <w:sz w:val="26"/>
-        </w:rPr>
-        <w:t xml:space="preserve">He looked at her. Then he held out the camera bag.</w:t>
-      </w:r>
-    </w:p>
-    <w:p>
-      <w:pPr>
-        <w:spacing w:line="400" w:lineRule="auto"/>
-        <w:ind w:firstLine="440"/>
-        <w:jc w:val="both"/>
-        <w:rPr>
-          <w:rFonts w:ascii="Georgia" w:hAnsi="Georgia"/>
-          <w:color w:val="2B2B2B"/>
-          <w:sz w:val="26"/>
-        </w:rPr>
-      </w:pPr>
-      <w:r>
-        <w:rPr>
-          <w:rFonts w:ascii="Georgia" w:hAnsi="Georgia"/>
-          <w:color w:val="2B2B2B"/>
-          <w:sz w:val="26"/>
-        </w:rPr>
-        <w:t xml:space="preserve">She took it. She did not open it. She put it over her own shoulder, and then she put her arms around him, there in the empty concourse among the rolling cups and the lost eclipse glasses, and held on, and after a moment, very carefully, because of his shoulder and her wrist, he held on too.</w:t>
-      </w:r>
-    </w:p>
-    <w:p>
-      <w:pPr>
-        <w:spacing w:line="400" w:lineRule="auto"/>
-        <w:ind w:firstLine="440"/>
-        <w:jc w:val="both"/>
-        <w:rPr>
-          <w:rFonts w:ascii="Georgia" w:hAnsi="Georgia"/>
-          <w:color w:val="2B2B2B"/>
-          <w:sz w:val="26"/>
-        </w:rPr>
-      </w:pPr>
-      <w:r>
-        <w:rPr>
-          <w:rFonts w:ascii="Georgia" w:hAnsi="Georgia"/>
-          <w:color w:val="2B2B2B"/>
-          <w:sz w:val="26"/>
-        </w:rPr>
-        <w:t xml:space="preserve">“Biology,” he croaked into her hair, eventually. It was all the voice he had left.</w:t>
-      </w:r>
-    </w:p>
-    <w:p>
-      <w:pPr>
-        <w:spacing w:line="400" w:lineRule="auto"/>
-        <w:ind w:firstLine="440"/>
-        <w:jc w:val="both"/>
-        <w:rPr>
-          <w:rFonts w:ascii="Georgia" w:hAnsi="Georgia"/>
-          <w:color w:val="2B2B2B"/>
-          <w:sz w:val="26"/>
-        </w:rPr>
-      </w:pPr>
-      <w:r>
-        <w:rPr>
-          <w:rFonts w:ascii="Georgia" w:hAnsi="Georgia"/>
-          <w:color w:val="2B2B2B"/>
-          <w:sz w:val="26"/>
-        </w:rPr>
-        <w:t xml:space="preserve">“What?”</w:t>
-      </w:r>
-    </w:p>
-    <w:p>
-      <w:pPr>
-        <w:spacing w:line="400" w:lineRule="auto"/>
-        <w:ind w:firstLine="440"/>
-        <w:jc w:val="both"/>
-        <w:rPr>
-          <w:rFonts w:ascii="Georgia" w:hAnsi="Georgia"/>
-          <w:color w:val="2B2B2B"/>
-          <w:sz w:val="26"/>
-        </w:rPr>
-      </w:pPr>
-      <w:r>
-        <w:rPr>
-          <w:rFonts w:ascii="Georgia" w:hAnsi="Georgia"/>
-          <w:color w:val="2B2B2B"/>
-          <w:sz w:val="26"/>
-        </w:rPr>
-        <w:t xml:space="preserve">“I had a line. For the break room. In Colorado. I didn’t use it. I was going to say: we could talk it through like adults, or —” he coughed — “biology.”</w:t>
-      </w:r>
-    </w:p>
-    <w:p>
-      <w:pPr>
-        <w:spacing w:line="400" w:lineRule="auto"/>
-        <w:ind w:firstLine="440"/>
-        <w:jc w:val="both"/>
-        <w:rPr>
-          <w:rFonts w:ascii="Georgia" w:hAnsi="Georgia"/>
-          <w:color w:val="2B2B2B"/>
-          <w:sz w:val="26"/>
-        </w:rPr>
-      </w:pPr>
-      <w:r>
-        <w:rPr>
-          <w:rFonts w:ascii="Georgia" w:hAnsi="Georgia"/>
-          <w:color w:val="2B2B2B"/>
-          <w:sz w:val="26"/>
-        </w:rPr>
-        <w:t xml:space="preserve">Nora pulled back and looked at him.</w:t>
-      </w:r>
-    </w:p>
-    <w:p>
-      <w:pPr>
-        <w:spacing w:line="400" w:lineRule="auto"/>
-        <w:ind w:firstLine="440"/>
-        <w:jc w:val="both"/>
-        <w:rPr>
-          <w:rFonts w:ascii="Georgia" w:hAnsi="Georgia"/>
-          <w:color w:val="2B2B2B"/>
-          <w:sz w:val="26"/>
-        </w:rPr>
-      </w:pPr>
-      <w:r>
-        <w:rPr>
-          <w:rFonts w:ascii="Georgia" w:hAnsi="Georgia"/>
-          <w:color w:val="2B2B2B"/>
-          <w:sz w:val="26"/>
-        </w:rPr>
-        <w:t xml:space="preserve">“That’s a terrible line,” she said.</w:t>
-      </w:r>
-    </w:p>
-    <w:p>
-      <w:pPr>
-        <w:spacing w:line="400" w:lineRule="auto"/>
-        <w:ind w:firstLine="440"/>
-        <w:jc w:val="both"/>
-        <w:rPr>
-          <w:rFonts w:ascii="Georgia" w:hAnsi="Georgia"/>
-          <w:color w:val="2B2B2B"/>
-          <w:sz w:val="26"/>
-        </w:rPr>
-      </w:pPr>
-      <w:r>
-        <w:rPr>
-          <w:rFonts w:ascii="Georgia" w:hAnsi="Georgia"/>
-          <w:color w:val="2B2B2B"/>
-          <w:sz w:val="26"/>
-        </w:rPr>
-        <w:t xml:space="preserve">“I know. That’s why I didn’t use it.”</w:t>
-      </w:r>
-    </w:p>
-    <w:p>
-      <w:pPr>
-        <w:spacing w:line="400" w:lineRule="auto"/>
-        <w:ind w:firstLine="440"/>
-        <w:jc w:val="both"/>
-        <w:rPr>
-          <w:rFonts w:ascii="Georgia" w:hAnsi="Georgia"/>
-          <w:color w:val="2B2B2B"/>
-          <w:sz w:val="26"/>
-        </w:rPr>
-      </w:pPr>
-      <w:r>
-        <w:rPr>
-          <w:rFonts w:ascii="Georgia" w:hAnsi="Georgia"/>
-          <w:color w:val="2B2B2B"/>
-          <w:sz w:val="26"/>
-        </w:rPr>
-        <w:t xml:space="preserve">“Good,” said Nora. “Never use it.” And she kissed him, in the empty concourse, under the sodium lights, while a mariachi band played on the north side of the bowl for a hundred people dancing, and she thought, for the first time since the barn, that she would like very much to film something again. Not this. Something ordinary. A wedding. Anybody’s.</w:t>
-      </w:r>
-    </w:p>
-    <w:p>
-      <w:pPr>
-        <w:spacing w:line="400" w:lineRule="auto"/>
-        <w:jc w:val="center"/>
-        <w:rPr>
-          <w:rFonts w:ascii="Georgia" w:hAnsi="Georgia"/>
-          <w:color w:val="2B2B2B"/>
-          <w:sz w:val="26"/>
-        </w:rPr>
-      </w:pPr>
-      <w:r>
-        <w:rPr>
-          <w:rFonts w:ascii="Georgia" w:hAnsi="Georgia"/>
-          <w:color w:val="2B2B2B"/>
-          <w:sz w:val="26"/>
-        </w:rPr>
-        <w:t xml:space="preserve">∗</w:t>
-      </w:r>
-    </w:p>
-    <w:p>
-      <w:pPr>
-        <w:spacing w:line="400" w:lineRule="auto"/>
-        <w:ind w:firstLine="440"/>
-        <w:jc w:val="both"/>
-        <w:rPr>
-          <w:rFonts w:ascii="Georgia" w:hAnsi="Georgia"/>
-          <w:color w:val="2B2B2B"/>
-          <w:sz w:val="26"/>
-        </w:rPr>
-      </w:pPr>
-      <w:r>
-        <w:rPr>
-          <w:rFonts w:ascii="Georgia" w:hAnsi="Georgia"/>
-          <w:color w:val="2B2B2B"/>
-          <w:sz w:val="26"/>
-        </w:rPr>
-        <w:t xml:space="preserve">Kade was standing on the top row of the western stand when Dana found him, at half past ten, with his hands in his pockets, looking out at the dark plain where the sun had gone down.</w:t>
-      </w:r>
-    </w:p>
-    <w:p>
-      <w:pPr>
-        <w:spacing w:line="400" w:lineRule="auto"/>
-        <w:ind w:firstLine="440"/>
-        <w:jc w:val="both"/>
-        <w:rPr>
-          <w:rFonts w:ascii="Georgia" w:hAnsi="Georgia"/>
-          <w:color w:val="2B2B2B"/>
-          <w:sz w:val="26"/>
-        </w:rPr>
-      </w:pPr>
-      <w:r>
-        <w:rPr>
-          <w:rFonts w:ascii="Georgia" w:hAnsi="Georgia"/>
-          <w:color w:val="2B2B2B"/>
-          <w:sz w:val="26"/>
-        </w:rPr>
-        <w:t xml:space="preserve">Above them, faint and fading, a few of his sails still caught the last of the light from below the horizon, high enough up to be lit while the ground was dark: small slow points, folding, like a trick he was tired of explaining.</w:t>
-      </w:r>
-    </w:p>
-    <w:p>
-      <w:pPr>
-        <w:spacing w:line="400" w:lineRule="auto"/>
-        <w:ind w:firstLine="440"/>
-        <w:jc w:val="both"/>
-        <w:rPr>
-          <w:rFonts w:ascii="Georgia" w:hAnsi="Georgia"/>
-          <w:color w:val="2B2B2B"/>
-          <w:sz w:val="26"/>
-        </w:rPr>
-      </w:pPr>
-      <w:r>
-        <w:rPr>
-          <w:rFonts w:ascii="Georgia" w:hAnsi="Georgia"/>
-          <w:color w:val="2B2B2B"/>
-          <w:sz w:val="26"/>
-        </w:rPr>
-        <w:t xml:space="preserve">“Milo watched it,” he said, without turning around. “On the TV in the hospital in Denver. He texted me. He said the ring was cool and the commentator was bad and the hospital gravy was still a crime.” Something that was nearly a smile went across Kade’s face and did not stay. “He has no idea.”</w:t>
-      </w:r>
-    </w:p>
-    <w:p>
-      <w:pPr>
-        <w:spacing w:line="400" w:lineRule="auto"/>
-        <w:ind w:firstLine="440"/>
-        <w:jc w:val="both"/>
-        <w:rPr>
-          <w:rFonts w:ascii="Georgia" w:hAnsi="Georgia"/>
-          <w:color w:val="2B2B2B"/>
-          <w:sz w:val="26"/>
-        </w:rPr>
-      </w:pPr>
-      <w:r>
-        <w:rPr>
-          <w:rFonts w:ascii="Georgia" w:hAnsi="Georgia"/>
-          <w:color w:val="2B2B2B"/>
-          <w:sz w:val="26"/>
-        </w:rPr>
-        <w:t xml:space="preserve">“That’s the best outcome,” said Dana. “Halvorsen said so.”</w:t>
-      </w:r>
-    </w:p>
-    <w:p>
-      <w:pPr>
-        <w:spacing w:line="400" w:lineRule="auto"/>
-        <w:ind w:firstLine="440"/>
-        <w:jc w:val="both"/>
-        <w:rPr>
-          <w:rFonts w:ascii="Georgia" w:hAnsi="Georgia"/>
-          <w:color w:val="2B2B2B"/>
-          <w:sz w:val="26"/>
-        </w:rPr>
-      </w:pPr>
-      <w:r>
-        <w:rPr>
-          <w:rFonts w:ascii="Georgia" w:hAnsi="Georgia"/>
-          <w:color w:val="2B2B2B"/>
-          <w:sz w:val="26"/>
-        </w:rPr>
-        <w:t xml:space="preserve">“Halvorsen is usually right.” A sail winked out overhead. “Buchanan will want my license. My board will want my head. I disobeyed a written instruction from a government that owns a third of my launch contracts, in front of witnesses.” He did not sound sorry. “One of them is going to get what they want.”</w:t>
-      </w:r>
-    </w:p>
-    <w:p>
-      <w:pPr>
-        <w:spacing w:line="400" w:lineRule="auto"/>
-        <w:ind w:firstLine="440"/>
-        <w:jc w:val="both"/>
-        <w:rPr>
-          <w:rFonts w:ascii="Georgia" w:hAnsi="Georgia"/>
-          <w:color w:val="2B2B2B"/>
-          <w:sz w:val="26"/>
-        </w:rPr>
-      </w:pPr>
-      <w:r>
-        <w:rPr>
-          <w:rFonts w:ascii="Georgia" w:hAnsi="Georgia"/>
-          <w:color w:val="2B2B2B"/>
-          <w:sz w:val="26"/>
-        </w:rPr>
-        <w:t xml:space="preserve">“Buchanan stood at attention,” said Dana. “In the trailer. In front of nobody. I saw her.”</w:t>
-      </w:r>
-    </w:p>
-    <w:p>
-      <w:pPr>
-        <w:spacing w:line="400" w:lineRule="auto"/>
-        <w:ind w:firstLine="440"/>
-        <w:jc w:val="both"/>
-        <w:rPr>
-          <w:rFonts w:ascii="Georgia" w:hAnsi="Georgia"/>
-          <w:color w:val="2B2B2B"/>
-          <w:sz w:val="26"/>
-        </w:rPr>
-      </w:pPr>
-      <w:r>
-        <w:rPr>
-          <w:rFonts w:ascii="Georgia" w:hAnsi="Georgia"/>
-          <w:color w:val="2B2B2B"/>
-          <w:sz w:val="26"/>
-        </w:rPr>
-        <w:t xml:space="preserve">“I saw her too.” Kade turned at last. “Will you do this again, Ms. Osei? Next August there’s another one. Spain again, the south coast this time, and six minutes of totality over Luxor. Buchanan will want a bigger broadcast. Somebody will want a bigger light show. And that thing will still be sitting out there sixty degrees ahead of Jupiter, waiting to see if we meant it.”</w:t>
-      </w:r>
-    </w:p>
-    <w:p>
-      <w:pPr>
-        <w:spacing w:line="400" w:lineRule="auto"/>
-        <w:ind w:firstLine="440"/>
-        <w:jc w:val="both"/>
-        <w:rPr>
-          <w:rFonts w:ascii="Georgia" w:hAnsi="Georgia"/>
-          <w:color w:val="2B2B2B"/>
-          <w:sz w:val="26"/>
-        </w:rPr>
-      </w:pPr>
-      <w:r>
-        <w:rPr>
-          <w:rFonts w:ascii="Georgia" w:hAnsi="Georgia"/>
-          <w:color w:val="2B2B2B"/>
-          <w:sz w:val="26"/>
-        </w:rPr>
-        <w:t xml:space="preserve">“Will you?”</w:t>
-      </w:r>
-    </w:p>
-    <w:p>
-      <w:pPr>
-        <w:spacing w:line="400" w:lineRule="auto"/>
-        <w:ind w:firstLine="440"/>
-        <w:jc w:val="both"/>
-        <w:rPr>
-          <w:rFonts w:ascii="Georgia" w:hAnsi="Georgia"/>
-          <w:color w:val="2B2B2B"/>
-          <w:sz w:val="26"/>
-        </w:rPr>
-      </w:pPr>
-      <w:r>
-        <w:rPr>
-          <w:rFonts w:ascii="Georgia" w:hAnsi="Georgia"/>
-          <w:color w:val="2B2B2B"/>
-          <w:sz w:val="26"/>
-        </w:rPr>
-        <w:t xml:space="preserve">He thought about it.</w:t>
-      </w:r>
-    </w:p>
-    <w:p>
-      <w:pPr>
-        <w:spacing w:line="400" w:lineRule="auto"/>
-        <w:ind w:firstLine="440"/>
-        <w:jc w:val="both"/>
-        <w:rPr>
-          <w:rFonts w:ascii="Georgia" w:hAnsi="Georgia"/>
-          <w:color w:val="2B2B2B"/>
-          <w:sz w:val="26"/>
-        </w:rPr>
-      </w:pPr>
-      <w:r>
-        <w:rPr>
-          <w:rFonts w:ascii="Georgia" w:hAnsi="Georgia"/>
-          <w:color w:val="2B2B2B"/>
-          <w:sz w:val="26"/>
-        </w:rPr>
-        <w:t xml:space="preserve">“I’ll build the stage,” he said, “and fight about the song.”</w:t>
-      </w:r>
-    </w:p>
-    <w:p>
-      <w:pPr>
-        <w:spacing w:line="400" w:lineRule="auto"/>
-        <w:ind w:firstLine="440"/>
-        <w:jc w:val="both"/>
-        <w:rPr>
-          <w:rFonts w:ascii="Georgia" w:hAnsi="Georgia"/>
-          <w:color w:val="2B2B2B"/>
-          <w:sz w:val="26"/>
-        </w:rPr>
-      </w:pPr>
-      <w:r>
-        <w:rPr>
-          <w:rFonts w:ascii="Georgia" w:hAnsi="Georgia"/>
-          <w:color w:val="2B2B2B"/>
-          <w:sz w:val="26"/>
-        </w:rPr>
-        <w:t xml:space="preserve">She took that for a yes that intended to stay complicated.</w:t>
-      </w:r>
-    </w:p>
-    <w:p>
-      <w:pPr>
-        <w:spacing w:line="400" w:lineRule="auto"/>
-        <w:jc w:val="center"/>
-        <w:rPr>
-          <w:rFonts w:ascii="Georgia" w:hAnsi="Georgia"/>
-          <w:color w:val="2B2B2B"/>
-          <w:sz w:val="26"/>
-        </w:rPr>
-      </w:pPr>
-      <w:r>
-        <w:rPr>
-          <w:rFonts w:ascii="Georgia" w:hAnsi="Georgia"/>
-          <w:color w:val="2B2B2B"/>
-          <w:sz w:val="26"/>
-        </w:rPr>
-        <w:t xml:space="preserve">∗</w:t>
-      </w:r>
-    </w:p>
-    <w:p>
-      <w:pPr>
-        <w:spacing w:line="400" w:lineRule="auto"/>
-        <w:ind w:firstLine="440"/>
-        <w:jc w:val="both"/>
-        <w:rPr>
-          <w:rFonts w:ascii="Georgia" w:hAnsi="Georgia"/>
-          <w:color w:val="2B2B2B"/>
-          <w:sz w:val="26"/>
-        </w:rPr>
-      </w:pPr>
-      <w:r>
-        <w:rPr>
-          <w:rFonts w:ascii="Georgia" w:hAnsi="Georgia"/>
-          <w:color w:val="2B2B2B"/>
-          <w:sz w:val="26"/>
-        </w:rPr>
         <w:t xml:space="preserve">At midnight, in the Halo compound, Feld sat alone on the steps of the operations trailer with a cup of tea and a piece of toast he had not eaten.</w:t>
       </w:r>
     </w:p>
@@ -43622,7 +43622,7 @@
           <w:color w:val="2B2B2B"/>
           <w:sz w:val="26"/>
         </w:rPr>
-        <w:t xml:space="preserve">Halvorsen said nothing. They sat together on the trailer steps, in the warm Spanish night, two people who had spent their lives listening to the sky, and above them the stars wheeled slowly past a place low in the west-south-west where, invisible, a small old craft hung over the curve of the world, and did not move.</w:t>
+        <w:t xml:space="preserve">Halvorsen said nothing. They sat together on the trailer steps, in the warm Spanish night, two people who had spent their lives listening to the sky, and above them the stars wheeled slowly past a place low in the west-south-west where the old tender still hung, unseen, above the curve of the world, and did not move.</w:t>
       </w:r>
     </w:p>
     <w:p>
@@ -43891,7 +43891,7 @@
           <w:color w:val="2B2B2B"/>
           <w:sz w:val="26"/>
         </w:rPr>
-        <w:t xml:space="preserve">Halo performed as directed during a technical anomaly at a consumer event.</w:t>
+        <w:t xml:space="preserve">Halo performed as directed, and the event is recorded as a technical anomaly at a consumer venue.</w:t>
       </w:r>
     </w:p>
     <w:p>
@@ -43971,7 +43971,7 @@
           <w:color w:val="2B2B2B"/>
           <w:sz w:val="26"/>
         </w:rPr>
-        <w:t xml:space="preserve">“Colonel,” said Halvorsen. “Who is it addressed to?”</w:t>
+        <w:t xml:space="preserve">“Colonel,” said Halvorsen, “who is it addressed to?”</w:t>
       </w:r>
     </w:p>
     <w:p>
@@ -44111,7 +44111,7 @@
           <w:color w:val="2B2B2B"/>
           <w:sz w:val="26"/>
         </w:rPr>
-        <w:t xml:space="preserve">“You don’t have to,” said Halvorsen quietly. “It’s a lie. A very good one. I helped to write it.”</w:t>
+        <w:t xml:space="preserve">“You needn’t,” said Halvorsen quietly. “It’s a lie. A very good one. I helped to write it.”</w:t>
       </w:r>
     </w:p>
     <w:p>
@@ -45969,7 +45969,7 @@
           <w:color w:val="2B2B2B"/>
           <w:sz w:val="26"/>
         </w:rPr>
-        <w:t xml:space="preserve">Rosa nodded once. She did not cry. She had done that in August, in front of the Virgin and a man with a duster, and had decided once was the whole of it.</w:t>
+        <w:t xml:space="preserve">Rosa nodded once. There were no tears. She had done that in August, in front of the Virgin and a man with a duster, and had decided once was the whole of it.</w:t>
       </w:r>
     </w:p>
     <w:p>
@@ -46331,7 +46331,7 @@
           <w:color w:val="2B2B2B"/>
           <w:sz w:val="26"/>
         </w:rPr>
-        <w:t xml:space="preserve">“I’m sorry to call so late,” he said. “I was told this is the number. You can call me whatever you like. Everyone does.”</w:t>
+        <w:t xml:space="preserve">“I’m sorry to call so late,” he said. “I was told this is the number. I’m afraid I don’t have a name to give you. Everyone calls me something different.”</w:t>
       </w:r>
     </w:p>
     <w:p>
@@ -46371,7 +46371,7 @@
           <w:color w:val="2B2B2B"/>
           <w:sz w:val="26"/>
         </w:rPr>
-        <w:t xml:space="preserve">“I walk people back out,” said the voice. “I’ve been asked to call. There is a committee up here, and it has a question, and it would like to know who on the ground it ought to ask.” A pause, with a quarter of a second of light in it. “Nobody here has done this before.”</w:t>
+        <w:t xml:space="preserve">“My job is walking people back out,” said the voice. “I’ve been asked to call. There is a committee up here, and it has a question, and it would like to know who on the ground it ought to ask.” A pause, with a quarter of a second of light in it. “Nobody here has done this before.”</w:t>
       </w:r>
     </w:p>
     <w:p>
@@ -46794,7 +46794,7 @@
           <w:sz w:val="26"/>
           <w:szCs w:val="26"/>
         </w:rPr>
-        <w:t xml:space="preserve">The Directorate. The Joint Sky Directorate, in a building three blocks from NATO headquarters whose directory says LOGISTICS.</w:t>
+        <w:t xml:space="preserve">The Directorate. The Joint Sky Directorate, housed three blocks from NATO headquarters behind a directory that says LOGISTICS.</w:t>
       </w:r>
     </w:p>
     <w:p>
@@ -46820,7 +46820,7 @@
           <w:sz w:val="26"/>
           <w:szCs w:val="26"/>
         </w:rPr>
-        <w:t xml:space="preserve">The Boat. The generation ship, parked since 1979 in the Trojan swarm sixty degrees ahead of Jupiter, dark and about four kilometers across. Its formal name is several committees long. The crew do not use it.</w:t>
+        <w:t xml:space="preserve">The Boat. The generation ship, parked since 1979 among the Jupiter Trojans, sixty degrees ahead of the planet, dark and about four kilometers across. Its formal name is several committees long. The crew do not use it.</w:t>
       </w:r>
     </w:p>
     <w:p>
@@ -46833,7 +46833,7 @@
           <w:sz w:val="26"/>
           <w:szCs w:val="26"/>
         </w:rPr>
-        <w:t xml:space="preserve">The shore boat. An old tender in geosynchronous orbit, thirty-six thousand kilometers above the equator over the Amazon, about sixty degrees west: low in the south-east from Nevada, low in the west-south-west from Zaragoza. A signal from the ground reaches it in an eighth of a second. The Boat, this August, is the better part of an hour away.</w:t>
+        <w:t xml:space="preserve">The shore boat. An old tender in geosynchronous orbit, thirty-six thousand kilometers up, over the Amazon, about sixty degrees west: low in the south-east from Nevada, low in the west-south-west from Zaragoza. A signal from the ground reaches it in an eighth of a second. The Boat, this August, is the better part of an hour away.</w:t>
       </w:r>
     </w:p>
     <w:p>
@@ -46911,7 +46911,7 @@
           <w:sz w:val="26"/>
           <w:szCs w:val="26"/>
         </w:rPr>
-        <w:t xml:space="preserve">The ground office. Hybrids who have been told what they are and have chosen to work for the ship. It was never one thing.</w:t>
+        <w:t xml:space="preserve">The ground office. Hybrids who know what they are and work for the ship on purpose. It was never one thing.</w:t>
       </w:r>
     </w:p>
     <w:p>
@@ -46937,7 +46937,7 @@
           <w:sz w:val="26"/>
           <w:szCs w:val="26"/>
         </w:rPr>
-        <w:t xml:space="preserve">The Asking Clause. The ship’s oldest law. A taking stands down if a resident of the world asks in good faith and one of the arriving party hears the request and consents to carry it. It must travel through an implant on an open channel. A broadcast never counts. Since Starfall it runs both ways: on the night the monthly letters come, the line to the one who carried stays open long enough for one sentence.</w:t>
+        <w:t xml:space="preserve">The Asking Clause. The ship’s oldest law. A taking stands down when someone who lives here asks sincerely, and one of the visitors hears the request and agrees to take it home. It must travel through an implant on an open channel. A broadcast never counts. Since Starfall it runs both ways: each month, on the night the letters come, the one who carried gets an open line for a single sentence.</w:t>
       </w:r>
     </w:p>
     <w:p>
@@ -48629,7 +48629,7 @@
           <w:color w:val="2B2B2B"/>
           <w:sz w:val="26"/>
         </w:rPr>
-        <w:t xml:space="preserve">The Dolphins' View of History</w:t>
+        <w:t xml:space="preserve">The Dolphins’ View of History</w:t>
       </w:r>
     </w:p>
     <w:p>
@@ -48661,7 +48661,7 @@
           <w:color w:val="2B2B2B"/>
           <w:sz w:val="26"/>
         </w:rPr>
-        <w:t xml:space="preserve">The Murder That Hadn't Happened Yet (The Relativistic Investigation Bureau, Book 1)</w:t>
+        <w:t xml:space="preserve">The Murder That Hadn’t Happened Yet (The Relativistic Investigation Bureau, Book 1)</w:t>
       </w:r>
     </w:p>
     <w:p>

--- a/Protocol Flamingo/Protocol_Flamingo_Rev2.docx
+++ b/Protocol Flamingo/Protocol_Flamingo_Rev2.docx
@@ -1114,7 +1114,7 @@
           <w:color w:val="2B2B2B"/>
           <w:sz w:val="26"/>
         </w:rPr>
-        <w:t xml:space="preserve">She had driven in that morning from Indianapolis with the second camera on the passenger seat and a paper cup of gas-station coffee going cold in the holder. Lissome announced itself the way small towns in Indiana do: a speed-limit sign, a grain co-op, a water tower with LISSOME painted on the tank in letters that had been fading since before Nora had a license. The rented barn sat at the end of a gravel drive that popped under the tires. Somebody had strung Edison bulbs across the rafters. Inside, the floorboards gave a little under a dance heel. Nora checked her batteries, taped a spare card into the lining of her jacket, and started working the room the way she always did: wide, then faces, then hands.</w:t>
+        <w:t xml:space="preserve">She had driven in that morning from Indianapolis with the second camera on the passenger seat. Lissome announced itself the way small towns in Indiana do: a speed-limit sign, a grain co-op, a water tower with LISSOME painted on the tank in letters that had been fading since before Nora had a license. The rented barn sat at the end of a gravel drive that popped under the tires. Somebody had strung Edison bulbs across the rafters. Nora checked her batteries, taped a spare card into the lining of her jacket, and started working the room the way she always did: wide, then faces, then hands.</w:t>
       </w:r>
     </w:p>
     <w:p>
@@ -1593,47 +1593,47 @@
           <w:color w:val="2B2B2B"/>
           <w:sz w:val="26"/>
         </w:rPr>
-        <w:t xml:space="preserve">By six the lot was a tangle of trucks and a single borrowed school bus from the church. Someone had put a hose on the side of the barn and children were already using it as a dare. Behind the barn a generator coughed and settled. The fields went on until they didn’t. A red-winged blackbird yelled from a ditch as if the whole county had offended it.</w:t>
-      </w:r>
-    </w:p>
-    <w:p>
-      <w:pPr>
-        <w:spacing w:line="400" w:lineRule="auto"/>
-        <w:ind w:firstLine="440"/>
-        <w:jc w:val="both"/>
-        <w:rPr>
-          <w:rFonts w:ascii="Georgia" w:hAnsi="Georgia"/>
-          <w:color w:val="2B2B2B"/>
-          <w:sz w:val="26"/>
-        </w:rPr>
-      </w:pPr>
-      <w:r>
-        <w:rPr>
-          <w:rFonts w:ascii="Georgia" w:hAnsi="Georgia"/>
-          <w:color w:val="2B2B2B"/>
-          <w:sz w:val="26"/>
-        </w:rPr>
-        <w:t xml:space="preserve">She shot the empty tables first. White cloth, mason jars with wildflowers already wilting in the heat that hadn’t left the wood. A cousin tested the microphone and produced a sound like a fork in a socket. Nora winced, laughed, told him to tap it, not slap it.</w:t>
-      </w:r>
-    </w:p>
-    <w:p>
-      <w:pPr>
-        <w:spacing w:line="400" w:lineRule="auto"/>
-        <w:ind w:firstLine="440"/>
-        <w:jc w:val="both"/>
-        <w:rPr>
-          <w:rFonts w:ascii="Georgia" w:hAnsi="Georgia"/>
-          <w:color w:val="2B2B2B"/>
-          <w:sz w:val="26"/>
-        </w:rPr>
-      </w:pPr>
-      <w:r>
-        <w:rPr>
-          <w:rFonts w:ascii="Georgia" w:hAnsi="Georgia"/>
-          <w:color w:val="2B2B2B"/>
-          <w:sz w:val="26"/>
-        </w:rPr>
-        <w:t xml:space="preserve">The vows were almost ordinary, which Nora would later be grateful for. Dominic said his lines without looking at the sky. Mabs cried in the efficient way of a person who had budgeted for it. A flower girl sat down in the aisle and had to be lifted like luggage. Nora moved when she needed to move and was still when she needed to be still. The light had not happened yet. The barn still felt like a good decision.</w:t>
+        <w:t xml:space="preserve">By six the lot was a tangle of trucks and a single borrowed school bus from the church. Behind the barn a generator coughed and settled. A red-winged blackbird yelled from a ditch as if the whole county had offended it.</w:t>
+      </w:r>
+    </w:p>
+    <w:p>
+      <w:pPr>
+        <w:spacing w:line="400" w:lineRule="auto"/>
+        <w:ind w:firstLine="440"/>
+        <w:jc w:val="both"/>
+        <w:rPr>
+          <w:rFonts w:ascii="Georgia" w:hAnsi="Georgia"/>
+          <w:color w:val="2B2B2B"/>
+          <w:sz w:val="26"/>
+        </w:rPr>
+      </w:pPr>
+      <w:r>
+        <w:rPr>
+          <w:rFonts w:ascii="Georgia" w:hAnsi="Georgia"/>
+          <w:color w:val="2B2B2B"/>
+          <w:sz w:val="26"/>
+        </w:rPr>
+        <w:t xml:space="preserve">She shot the empty tables first. White cloth, mason jars with wildflowers already wilting in the heat that hadn’t left the wood.</w:t>
+      </w:r>
+    </w:p>
+    <w:p>
+      <w:pPr>
+        <w:spacing w:line="400" w:lineRule="auto"/>
+        <w:ind w:firstLine="440"/>
+        <w:jc w:val="both"/>
+        <w:rPr>
+          <w:rFonts w:ascii="Georgia" w:hAnsi="Georgia"/>
+          <w:color w:val="2B2B2B"/>
+          <w:sz w:val="26"/>
+        </w:rPr>
+      </w:pPr>
+      <w:r>
+        <w:rPr>
+          <w:rFonts w:ascii="Georgia" w:hAnsi="Georgia"/>
+          <w:color w:val="2B2B2B"/>
+          <w:sz w:val="26"/>
+        </w:rPr>
+        <w:t xml:space="preserve">The vows were almost ordinary, which Nora would later be grateful for. Dominic said his lines without looking at the sky. Mabs cried in the efficient way of a person who had budgeted for it. A flower girl sat down in the aisle and had to be lifted like luggage. The light had not happened yet. The barn still felt like a good decision.</w:t>
       </w:r>
     </w:p>
     <w:p>
@@ -1872,7 +1872,7 @@
           <w:color w:val="2B2B2B"/>
           <w:sz w:val="26"/>
         </w:rPr>
-        <w:t xml:space="preserve">Nora lowered the camera a degree and found him in the frame without hunting: Curtis at the mic, mouth open, eyes not tracking the room. A woman in a mauve wrap reached for his elbow and then thought better of it. Dominic, three feet to Curtis’s left, had already dropped his own phone. It hit the runner, lit, went dark. Dominic bent, picked it up in one clean motion, and slid it into his jacket as if he were tidying a place setting. He did not glance at the glass. He did not glance at the sky. He smiled at Mabs, who had both hands over her mouth and was starting to laugh because the alternative was not laughing.</w:t>
+        <w:t xml:space="preserve">Nora lowered the camera a degree and found him in the frame without hunting: Curtis at the mic, mouth open, eyes not tracking the room. Dominic, three feet to Curtis’s left, had already dropped his own phone. It hit the runner, lit, went dark. Dominic bent, picked it up in one clean motion, and slid it into his jacket as if he were tidying a place setting. He did not glance at the glass. He did not glance at the sky. He smiled at Mabs, who had both hands over her mouth and was starting to laugh because the alternative was not laughing.</w:t>
       </w:r>
     </w:p>
     <w:p>
@@ -1932,87 +1932,87 @@
           <w:color w:val="2B2B2B"/>
           <w:sz w:val="26"/>
         </w:rPr>
-        <w:t xml:space="preserve">The alpaca took the gap between the gift table and the cousin from Fort Wayne as if it had rehearsed the aisle. A wine glass went. White wine ran along a crease in the tablecloth and dripped onto a pair of rented shoes. A child shouted that it was a llama. Steve — they would not have the name for another week — stopped at Dominic’s chair, considered the groom with the polite distaste of a creature who has been served something he did not order, and then went and stood at Mabs’s shoulder instead, chewing nothing, as if he had been hired as security and intended to do the job properly.</w:t>
-      </w:r>
-    </w:p>
-    <w:p>
-      <w:pPr>
-        <w:spacing w:line="400" w:lineRule="auto"/>
-        <w:ind w:firstLine="440"/>
-        <w:jc w:val="both"/>
-        <w:rPr>
-          <w:rFonts w:ascii="Georgia" w:hAnsi="Georgia"/>
-          <w:color w:val="2B2B2B"/>
-          <w:sz w:val="26"/>
-        </w:rPr>
-      </w:pPr>
-      <w:r>
-        <w:rPr>
-          <w:rFonts w:ascii="Georgia" w:hAnsi="Georgia"/>
-          <w:color w:val="2B2B2B"/>
-          <w:sz w:val="26"/>
-        </w:rPr>
-        <w:t xml:space="preserve">Nora got the whole approach on the B-camera. She got Dominic not looking at the animal. She got the aunt’s laugh starting high and catching on.</w:t>
-      </w:r>
-    </w:p>
-    <w:p>
-      <w:pPr>
-        <w:spacing w:line="400" w:lineRule="auto"/>
-        <w:ind w:firstLine="440"/>
-        <w:jc w:val="both"/>
-        <w:rPr>
-          <w:rFonts w:ascii="Georgia" w:hAnsi="Georgia"/>
-          <w:color w:val="2B2B2B"/>
-          <w:sz w:val="26"/>
-        </w:rPr>
-      </w:pPr>
-      <w:r>
-        <w:rPr>
-          <w:rFonts w:ascii="Georgia" w:hAnsi="Georgia"/>
-          <w:color w:val="2B2B2B"/>
-          <w:sz w:val="26"/>
-        </w:rPr>
-        <w:t xml:space="preserve">Gary Huff, three tables back, did not laugh. He was somewhere past sixty, built like a man who still did his own gutters, with a flat, carrying Midwestern baritone that had spent forty years being ignored at town meetings and had thickened accordingly. He had a bunker under his garage, a shortwave radio he serviced more lovingly than his marriage had survived, and forty years of telling anyone who would sit still that a Tuesday was coming. He stood up, announced with real satisfaction that he had, in fact, called it, and began distributing laminated cards with instructions for a scenario that did not remotely match the one presently unfolding. Nobody took a card. He kept three for himself, on principle.</w:t>
-      </w:r>
-    </w:p>
-    <w:p>
-      <w:pPr>
-        <w:spacing w:line="400" w:lineRule="auto"/>
-        <w:ind w:firstLine="440"/>
-        <w:jc w:val="both"/>
-        <w:rPr>
-          <w:rFonts w:ascii="Georgia" w:hAnsi="Georgia"/>
-          <w:color w:val="2B2B2B"/>
-          <w:sz w:val="26"/>
-        </w:rPr>
-      </w:pPr>
-      <w:r>
-        <w:rPr>
-          <w:rFonts w:ascii="Georgia" w:hAnsi="Georgia"/>
-          <w:color w:val="2B2B2B"/>
-          <w:sz w:val="26"/>
-        </w:rPr>
-        <w:t xml:space="preserve">He tried the head table first. Mabs took a card because she was that kind of hostess and set it under a salt shaker. Dominic thanked him without reading it. When Huff reached the barn door and pointed toward the tree line, where his own property began and where, he said, the bunker could take fourteen if they didn’t mind close quarters, the band started again on purpose. People sat. Huff stood in the doorway a minute longer with the night at his back, listening to a sky that had gone back to being a sky, and then he walked home alone across the gravel with his remaining cards tapping his thigh.</w:t>
-      </w:r>
-    </w:p>
-    <w:p>
-      <w:pPr>
-        <w:spacing w:line="400" w:lineRule="auto"/>
-        <w:ind w:firstLine="440"/>
-        <w:jc w:val="both"/>
-        <w:rPr>
-          <w:rFonts w:ascii="Georgia" w:hAnsi="Georgia"/>
-          <w:color w:val="2B2B2B"/>
-          <w:sz w:val="26"/>
-        </w:rPr>
-      </w:pPr>
-      <w:r>
-        <w:rPr>
-          <w:rFonts w:ascii="Georgia" w:hAnsi="Georgia"/>
-          <w:color w:val="2B2B2B"/>
-          <w:sz w:val="26"/>
-        </w:rPr>
-        <w:t xml:space="preserve">Nobody could find out whose alpaca it was. A farmer two roads over kept llamas and swore none of his were missing and that this one was not, in any case, a llama, a distinction he made with some heat. The alpaca would not leave Mabs. When the dancing started it stood at the edge of the floor like a chaperone. When Dominic came to dance with his wife it moved away exactly as far as he moved toward her, no more, no less, and then moved back when he left.</w:t>
+        <w:t xml:space="preserve">The alpaca took the gap between the gift table and the cousin from Fort Wayne as if it had rehearsed the aisle. A child shouted that it was a llama. Steve — they would not have the name for another week — stopped at Dominic’s chair, considered the groom with the polite distaste of a creature who has been served something he did not order, and then went and stood at Mabs’s shoulder instead, chewing nothing, as if he had been hired as security and intended to do the job properly.</w:t>
+      </w:r>
+    </w:p>
+    <w:p>
+      <w:pPr>
+        <w:spacing w:line="400" w:lineRule="auto"/>
+        <w:ind w:firstLine="440"/>
+        <w:jc w:val="both"/>
+        <w:rPr>
+          <w:rFonts w:ascii="Georgia" w:hAnsi="Georgia"/>
+          <w:color w:val="2B2B2B"/>
+          <w:sz w:val="26"/>
+        </w:rPr>
+      </w:pPr>
+      <w:r>
+        <w:rPr>
+          <w:rFonts w:ascii="Georgia" w:hAnsi="Georgia"/>
+          <w:color w:val="2B2B2B"/>
+          <w:sz w:val="26"/>
+        </w:rPr>
+        <w:t xml:space="preserve">Nora got the whole approach on the B-camera. She got Dominic not looking at the animal.</w:t>
+      </w:r>
+    </w:p>
+    <w:p>
+      <w:pPr>
+        <w:spacing w:line="400" w:lineRule="auto"/>
+        <w:ind w:firstLine="440"/>
+        <w:jc w:val="both"/>
+        <w:rPr>
+          <w:rFonts w:ascii="Georgia" w:hAnsi="Georgia"/>
+          <w:color w:val="2B2B2B"/>
+          <w:sz w:val="26"/>
+        </w:rPr>
+      </w:pPr>
+      <w:r>
+        <w:rPr>
+          <w:rFonts w:ascii="Georgia" w:hAnsi="Georgia"/>
+          <w:color w:val="2B2B2B"/>
+          <w:sz w:val="26"/>
+        </w:rPr>
+        <w:t xml:space="preserve">Gary Huff, three tables back, did not laugh. He was somewhere past sixty, built like a man who still did his own gutters, with a flat, carrying Midwestern baritone that had spent forty years being ignored at town meetings and had thickened accordingly. He had a bunker under his garage, a shortwave radio he serviced more lovingly than his marriage had survived, and a Tuesday he had been expecting since the Reagan administration. He stood up, announced with real satisfaction that he had, in fact, called it, and began distributing laminated cards with instructions for a scenario that did not remotely match the one presently unfolding. Nobody took a card. He kept three for himself, on principle.</w:t>
+      </w:r>
+    </w:p>
+    <w:p>
+      <w:pPr>
+        <w:spacing w:line="400" w:lineRule="auto"/>
+        <w:ind w:firstLine="440"/>
+        <w:jc w:val="both"/>
+        <w:rPr>
+          <w:rFonts w:ascii="Georgia" w:hAnsi="Georgia"/>
+          <w:color w:val="2B2B2B"/>
+          <w:sz w:val="26"/>
+        </w:rPr>
+      </w:pPr>
+      <w:r>
+        <w:rPr>
+          <w:rFonts w:ascii="Georgia" w:hAnsi="Georgia"/>
+          <w:color w:val="2B2B2B"/>
+          <w:sz w:val="26"/>
+        </w:rPr>
+        <w:t xml:space="preserve">He tried the head table first. Mabs took a card because she was that kind of hostess and set it under a salt shaker. Dominic thanked him without reading it. When Huff reached the barn door and pointed toward the tree line, where, he said, the bunker could take fourteen if they didn’t mind close quarters, the band started again on purpose. People sat. Huff stood in the doorway a minute longer with the night at his back, listening to a sky that had gone back to being a sky, and then he walked home alone across the gravel with his remaining cards tapping his thigh.</w:t>
+      </w:r>
+    </w:p>
+    <w:p>
+      <w:pPr>
+        <w:spacing w:line="400" w:lineRule="auto"/>
+        <w:ind w:firstLine="440"/>
+        <w:jc w:val="both"/>
+        <w:rPr>
+          <w:rFonts w:ascii="Georgia" w:hAnsi="Georgia"/>
+          <w:color w:val="2B2B2B"/>
+          <w:sz w:val="26"/>
+        </w:rPr>
+      </w:pPr>
+      <w:r>
+        <w:rPr>
+          <w:rFonts w:ascii="Georgia" w:hAnsi="Georgia"/>
+          <w:color w:val="2B2B2B"/>
+          <w:sz w:val="26"/>
+        </w:rPr>
+        <w:t xml:space="preserve">Nobody could find out whose alpaca it was. A farmer two roads over swore none of his llamas were missing, and that this one was not, in any case, a llama. The alpaca would not leave Mabs. When the dancing started it stood at the edge of the floor like a chaperone. When Dominic came to dance with his wife it moved away exactly as far as he moved toward her, no more, no less, and then moved back when he left.</w:t>
       </w:r>
     </w:p>
     <w:p>
@@ -2091,27 +2091,27 @@
           <w:color w:val="2B2B2B"/>
           <w:sz w:val="26"/>
         </w:rPr>
-        <w:t xml:space="preserve">After the last toast Nora packed in the order she always packed: cards, batteries, the A-camera last, because it had seen the thing and she did not want it rattling in the trunk like groceries. A groomsman asked if she’d gotten the alpaca. She said she had gotten everything. He wanted a selfie with the animal. The alpaca declined by simply not being where the groomsman was. On the county road a sheriff’s cruiser passed going the other way, no lights, in no hurry, which was how Lissome preferred its mysteries.</w:t>
-      </w:r>
-    </w:p>
-    <w:p>
-      <w:pPr>
-        <w:spacing w:line="400" w:lineRule="auto"/>
-        <w:ind w:firstLine="440"/>
-        <w:jc w:val="both"/>
-        <w:rPr>
-          <w:rFonts w:ascii="Georgia" w:hAnsi="Georgia"/>
-          <w:color w:val="2B2B2B"/>
-          <w:sz w:val="26"/>
-        </w:rPr>
-      </w:pPr>
-      <w:r>
-        <w:rPr>
-          <w:rFonts w:ascii="Georgia" w:hAnsi="Georgia"/>
-          <w:color w:val="2B2B2B"/>
-          <w:sz w:val="26"/>
-        </w:rPr>
-        <w:t xml:space="preserve">Under her wiper was a flyer the color of a drugstore receipt. STARFALL, in letters that had tried to look like a planet. The eclipse of the year. Zaragoza, Spain. Wednesday 12 August. Your sky, live — wherever you are. Halo Systems. There was a picture of the moon wearing a ring like a halo in a medieval painting, and a QR code. Every car in the lot had one. She balled it up and missed the can by the barn door. Somebody else’s tire went over it on the way out.</w:t>
+        <w:t xml:space="preserve">After the last toast Nora packed in the order she always packed: cards, batteries, the A-camera last, because it had seen the thing and she did not want it rattling in the trunk like groceries. A groomsman asked if she’d gotten the alpaca. She said she had gotten everything. On the county road a sheriff’s cruiser passed going the other way, no lights, in no hurry, which was how Lissome preferred its mysteries.</w:t>
+      </w:r>
+    </w:p>
+    <w:p>
+      <w:pPr>
+        <w:spacing w:line="400" w:lineRule="auto"/>
+        <w:ind w:firstLine="440"/>
+        <w:jc w:val="both"/>
+        <w:rPr>
+          <w:rFonts w:ascii="Georgia" w:hAnsi="Georgia"/>
+          <w:color w:val="2B2B2B"/>
+          <w:sz w:val="26"/>
+        </w:rPr>
+      </w:pPr>
+      <w:r>
+        <w:rPr>
+          <w:rFonts w:ascii="Georgia" w:hAnsi="Georgia"/>
+          <w:color w:val="2B2B2B"/>
+          <w:sz w:val="26"/>
+        </w:rPr>
+        <w:t xml:space="preserve">Under her wiper was a flyer the color of a drugstore receipt. STARFALL, in letters that had tried to look like a planet. The eclipse of the year. Zaragoza, Spain. Wednesday 12 August. Your sky, live — wherever you are. Halo Systems. There was a picture of the moon wearing a ring like a halo in a medieval painting, and a QR code. Every car in the lot had one. She balled it up and missed the can by the barn door.</w:t>
       </w:r>
     </w:p>
     <w:p>
@@ -2151,7 +2151,7 @@
           <w:color w:val="2B2B2B"/>
           <w:sz w:val="26"/>
         </w:rPr>
-        <w:t xml:space="preserve">When she got home to Indianapolis it was one in the morning. She should have gone to bed. Instead she sat on the floor with her laptop on a packing blanket and watched both cards back at half speed, the way she did every wedding, because the camera always saw things the guests were too busy having a nice time to notice.</w:t>
+        <w:t xml:space="preserve">When she got home to Indianapolis it was one in the morning. Instead of bed she sat on the floor with her laptop on a packing blanket and watched both cards back at half speed, the way she did every wedding, because the camera always saw things the guests were too busy having a nice time to notice.</w:t>
       </w:r>
     </w:p>
     <w:p>
@@ -2290,7 +2290,7 @@
           <w:color w:val="2B2B2B"/>
           <w:sz w:val="26"/>
         </w:rPr>
-        <w:t xml:space="preserve">For the rest of the night he kept waiting for the weather to come back. It did not. He danced with his wife and his mother and a great-aunt who told him about childbirth. He drove the rental van back to the motel at one, sober as a deacon, while Mabs slept against the window in her dress. At a red light with nobody else in the world, he took the phone out of his jacket and looked at the screen. It was not cracked. He had known it would not be. He did not know how he had known, and the not-knowing sat in his chest like a swallowed stone all the way to the motel, where he carried his wife over a threshold that smelled of carpet cleaner and decided, firmly, as she laughed into his neck, that it had been the open bar he had not used.</w:t>
+        <w:t xml:space="preserve">For the rest of the night he kept waiting for the weather to come back. It did not. He drove the rental van back to the motel at one, sober as a deacon, while Mabs slept against the window in her dress. At a red light with nobody else in the world, he took the phone out of his jacket and looked at the screen. It was not cracked. He had known it would not be. He did not know how he had known, and the not-knowing sat in his chest like a swallowed stone all the way to the motel, where he carried his wife over a threshold that smelled of carpet cleaner and decided, firmly, as she laughed into his neck, that it had been the open bar he had not used.</w:t>
       </w:r>
     </w:p>
     <w:p>
@@ -11795,6 +11795,26 @@
           <w:sz w:val="26"/>
         </w:rPr>
         <w:t xml:space="preserve">They agreed on very little that night except the next step: find whoever had pulled her video. Whoever could make eighty seconds of footage vanish from six platforms and a drive in Cincinnati, and then send a man without a face to say good night in a parking lot, had resources neither a wedding videographer nor a podcaster possessed. And resources, Jesse said, always led somewhere with a budget line, and a budget line always led somewhere with a building.</w:t>
+      </w:r>
+    </w:p>
+    <w:p>
+      <w:pPr>
+        <w:spacing w:line="400" w:lineRule="auto"/>
+        <w:ind w:firstLine="440"/>
+        <w:jc w:val="both"/>
+        <w:rPr>
+          <w:rFonts w:ascii="Georgia" w:hAnsi="Georgia"/>
+          <w:color w:val="2B2B2B"/>
+          <w:sz w:val="26"/>
+        </w:rPr>
+      </w:pPr>
+      <w:r>
+        <w:rPr>
+          <w:rFonts w:ascii="Georgia" w:hAnsi="Georgia"/>
+          <w:color w:val="2B2B2B"/>
+          <w:sz w:val="26"/>
+        </w:rPr>
+        <w:t xml:space="preserve">She sent him the photograph before she could talk herself out of it. It was Mabs’s picture, taken slowly so the man would see her taking it, and it was the first thing of her sister’s Nora had ever handed to a stranger. “Off the air,” Jesse said, reading her face. “All of it, until you say.” He meant it. Meaning it, she would learn, was not the same as keeping it.</w:t>
       </w:r>
     </w:p>
     <w:p>
@@ -12255,7 +12275,7 @@
           <w:color w:val="2B2B2B"/>
           <w:sz w:val="26"/>
         </w:rPr>
-        <w:t xml:space="preserve">Buchanan’s escalation lay at the center of the table: a wedding video that would not stay deleted, a Dipstick result the color of a lawn ornament, an alpaca with, in Whitcombe’s phrase, “apparently better clearance than several of the people in this room,” and a wave of similar sightings that Priya Chen’s pattern placed on a curve that had not looked this steep since 1947. In the paper it was called the Chen index. Priya’s name was not otherwise on it.</w:t>
+        <w:t xml:space="preserve">Buchanan’s escalation lay at the center of the table, its tab penciled Flamingo: a wedding video that would not stay deleted, a Dipstick result the color of a lawn ornament, an alpaca with, in Whitcombe’s phrase, “apparently better clearance than several of the people in this room,” and a wave of similar sightings that Priya Chen’s pattern placed on a curve that had not looked this steep since 1947. In the paper it was called the Chen index. Priya’s name was not otherwise on it.</w:t>
       </w:r>
     </w:p>
     <w:p>
@@ -19073,7 +19093,7 @@
           <w:color w:val="2B2B2B"/>
           <w:sz w:val="26"/>
         </w:rPr>
-        <w:t xml:space="preserve">“I’ll tell you something Mabs doesn’t know all of,” he said. “In college I woke up one morning in my car, in the parking lot of a hospital in Columbus. Ohio. I was at Ball State. I have no memory of the drive. Two hours, and nothing. I had a parking ticket on the windshield and a full tank of gas I don’t remember buying. I went inside, because I was at a hospital and it seemed rude not to, and a doctor said migraine aura and gave me a pamphlet.” He turned a peach over in his hand. “It happens. Twice a year, three times. A thing like weather comes in behind my eyes, and then it goes, and I’ve lost a piece of the afternoon. It’s been happening more. This spring I started thinking it was a tumor. I thought, I’ll get married, and then I’ll find out it’s a tumor, and Mabs will have had one good summer.”</w:t>
+        <w:t xml:space="preserve">“I’ll tell you something Mabs doesn’t know all of,” he said. “In college I woke up one morning in my car, in the parking lot of a hospital in Columbus. Ohio. I was at Ball State. Two hours gone, and a full tank of gas I don’t remember buying. I went inside, because I was at a hospital and it seemed rude not to, and a doctor said migraine aura.” He turned a peach over in his hand. “It happens. Twice a year, three times. A thing like weather comes in behind my eyes, and then it goes, and I’ve lost a piece of the afternoon. It’s been happening more. This spring I started thinking it was a tumor. I thought, I’ll get married, and then I’ll find out it’s a tumor, and Mabs will have had one good summer.”</w:t>
       </w:r>
     </w:p>
     <w:p>
@@ -19711,7 +19731,7 @@
           <w:color w:val="2B2B2B"/>
           <w:sz w:val="26"/>
         </w:rPr>
-        <w:t xml:space="preserve">In the hour before the fence, in a motel room that smelled of the ice machine and the Mexican food they had eaten out of foil containers on the bed, Jesse caught himself laughing at something Nora said — something about the Silver Queen’s carpet, which had a pattern of interlocking boomerangs that she said could only have been chosen by someone who had been told the motel would be visited by people who needed to find their way back — and he made a private note, filed immediately under problems for later, that he no longer found her remotely insufferable.</w:t>
+        <w:t xml:space="preserve">In the hour before the fence, Jesse caught himself laughing at something Nora said — something about the Silver Queen’s carpet, which had a pattern of interlocking boomerangs that she said could only have been chosen by someone who had been told the motel would be visited by people who needed to find their way back — and he made a private note, filed immediately under problems for later, that he no longer found her remotely insufferable.</w:t>
       </w:r>
     </w:p>
     <w:p>
@@ -21232,7 +21252,7 @@
           <w:color w:val="2B2B2B"/>
           <w:sz w:val="26"/>
         </w:rPr>
-        <w:t xml:space="preserve">It was old the way anything is old that has been patched more times than it was ever built. Handrails worn pale by hands. An air recycler doing its unglamorous and slightly asthmatic best. Corridors with the scuffed patience of a building that has never once been allowed to be replaced, only maintained. The floor gave a little underfoot, not carpet, not steel, something in between that took a footprint and gave it back. The air had a recycled sweetness like a plane at the end of a long flight, undercut by oil and the mineral taste of water that had been through too many filters.</w:t>
+        <w:t xml:space="preserve">It was old the way anything is old that has been patched more times than it was ever built. Handrails worn pale by hands. An air recycler doing its unglamorous and slightly asthmatic best. Corridors with the scuffed patience of a building that has never once been allowed to be replaced, only maintained. The floor gave a little underfoot, not carpet, not steel, something in between that took a footprint and gave it back.</w:t>
       </w:r>
     </w:p>
     <w:p>
@@ -21926,7 +21946,7 @@
           <w:color w:val="2B2B2B"/>
           <w:sz w:val="26"/>
         </w:rPr>
-        <w:t xml:space="preserve">What was in it had the color and approximate viscosity of a healing bruise. It smelled distantly of wet cardboard and, underneath that, something Nora’s brain insisted on filing next to low tide. It had been prepared, the Escort said with visible pride, according to a nutritional standard that had kept a closed population alive for two thousand generations without a single recorded case of scurvy. Jesse ate a spoonful out of a reporter’s reflexive fear of being rude to a source. He did not finish it, and did not, for the rest of the night, entirely trust his own stomach’s opinion of the matter. The Escort ate the rest of the bowl without comment, the way a person eats something they stopped tasting decades ago.</w:t>
+        <w:t xml:space="preserve">What was in it had the color and approximate viscosity of a healing bruise. It had been prepared, the Escort said with visible pride, according to a nutritional standard that had kept a closed population alive for two thousand generations without a single recorded case of scurvy. Jesse ate a spoonful out of a reporter’s reflexive fear of being rude to a source. He did not finish it. The Escort ate the rest of the bowl without comment, the way a person eats something they stopped tasting decades ago.</w:t>
       </w:r>
     </w:p>
     <w:p>
@@ -27635,7 +27655,7 @@
           <w:color w:val="2B2B2B"/>
           <w:sz w:val="26"/>
         </w:rPr>
-        <w:t xml:space="preserve">The break room sat one level below the old food court, a windowless box with a drop ceiling and a fluorescent tube that buzzed on the left side and stayed decently dead on the right. The vending machine dispensed only from the bottom row. A mini-fridge hosted someone else’s forgotten sandwich. The vinyl floor stuck slightly under a heel.</w:t>
+        <w:t xml:space="preserve">The break room sat one level below the old food court, a windowless box with a drop ceiling and a fluorescent tube that buzzed on the left side and stayed decently dead on the right. The vending machine dispensed only from the bottom row.</w:t>
       </w:r>
     </w:p>
     <w:p>
@@ -28253,7 +28273,7 @@
           <w:color w:val="2B2B2B"/>
           <w:sz w:val="26"/>
         </w:rPr>
-        <w:t xml:space="preserve">His recorder was on a table thirty-six thousand kilometers up. He had recorded the memo on his phone instead, in the gas station lot outside Hawthorne on Saturday morning, while she was inside buying coffee and the moth was hammering the light over the ice freezer. A voice memo, four minutes, to his producer, because he had just been set back down on a highway after a trip he could not describe, and because he had narrated everything in his life since he was nineteen and did not know how to stop. He had done it twelve hours after a man in a smock had held out his hand for the last machine that did it for him. It had her brother-in-law’s first name in it. It had Lissome. It had the eleven seconds.</w:t>
+        <w:t xml:space="preserve">His recorder was on a table thirty-six thousand kilometers up. He had recorded the memo on his phone instead, in the gas station lot outside Hawthorne on Saturday morning, while she was inside buying coffee and the moth was hammering the light over the ice freezer. A voice memo, four minutes, to his producer, because he had just been set back down on a highway after a trip he could not describe, and because he had narrated everything in his life since he was nineteen and did not know how to stop. It had her brother-in-law’s first name in it. It had Lissome. It had the eleven seconds.</w:t>
       </w:r>
     </w:p>
     <w:p>
@@ -29926,7 +29946,7 @@
           <w:color w:val="2B2B2B"/>
           <w:sz w:val="26"/>
         </w:rPr>
-        <w:t xml:space="preserve">They did not call it a dinner. Neither of them would. But they sat in the booth under the silent baseball game until the restaurant closed, and Elena paid, and Dana let her, and in the parking lot under the sodium lights they stood for a moment not quite touching, and then Elena got into her rental car and drove back to a hotel near a records-management conference she had no intention of attending, and Dana walked back across the highway to the dead mall with her hands in her pockets, and found, when she got to the pretzel room, that she had been smiling for the entire walk, and that she did not, this time, have to ask herself whether it was brave or sad.</w:t>
+        <w:t xml:space="preserve">They did not call it a dinner. Neither of them would. But they sat in the booth under the silent baseball game until the restaurant closed, and Elena paid, and Dana let her, and in the parking lot under the sodium lights they stood for a moment not quite touching, and then Elena got into her rental car and drove back to her hotel, and Dana walked back across the highway to the dead mall with her hands in her pockets, and found, when she got to the pretzel room, that she had been smiling for the entire walk, and that she did not, this time, have to ask herself whether it was brave or sad.</w:t>
       </w:r>
     </w:p>
     <w:p>
@@ -30185,7 +30205,7 @@
           <w:color w:val="2B2B2B"/>
           <w:sz w:val="26"/>
         </w:rPr>
-        <w:t xml:space="preserve">Nora looked at the pennies in the fountain. She thought about Feld on the video call, not looking up, listing what it would take: a hybrid, in the footprint, with a live implant, informed, asked, and willing. Feld’s plan, whatever it was worth, needed someone in the bowl who had been told by someone he trusted. The bowl would be full of strangers. It would contain exactly one person who would listen to her.</w:t>
+        <w:t xml:space="preserve">Nora looked at the pennies in the fountain. She thought about Feld on the video call, not looking up, listing what it would take: a hybrid, in the footprint, with a live implant, informed, asked, and willing.</w:t>
       </w:r>
     </w:p>
     <w:p>
@@ -34753,7 +34773,7 @@
           <w:color w:val="2B2B2B"/>
           <w:sz w:val="26"/>
         </w:rPr>
-        <w:t xml:space="preserve">It was thirty-four degrees in the shade, and there was no shade. The concourses smelled of sunscreen and beer and the hot sweet fry of churro stands. A public-address voice asked people in Spanish, English, French and German not to look directly at the sun without approved eclipse glasses, and then told them where the merchandise stands were. People had brought colanders, to make crescents on the concrete with the light through the holes. People had brought dogs. A mariachi band, for reasons no one could explain, was playing on the north concourse. The astronomers from Utrecht had set up tripods along the top of section 102 and were explaining Baily’s beads to anyone who slowed down.</w:t>
+        <w:t xml:space="preserve">It was thirty-four degrees in the shade, and there was no shade. The concourses smelled of sunscreen and beer and the hot sweet fry of churro stands. A public-address voice asked people in Spanish, English, French and German not to look directly at the sun without approved eclipse glasses, and then told them where the merchandise stands were. People had brought dogs. A mariachi band, for reasons no one could explain, was playing on the north concourse. The astronomers from Utrecht had set up tripods along the top of section 102 and were explaining Baily’s beads to anyone who slowed down.</w:t>
       </w:r>
     </w:p>
     <w:p>
@@ -36153,7 +36173,7 @@
           <w:color w:val="2B2B2B"/>
           <w:sz w:val="26"/>
         </w:rPr>
-        <w:t xml:space="preserve">She told him about the Kroger, and the three hours that went missing on the way, and the four hours in the nursery after he was born. She told him that what came back was him: grown from his mother’s blood, a twin of the baby she carried, human in every cell, and carrying a receiver at the base of his skull. She told him that the baby his mother carried was alive, on a ship, thirty-four years old, and spoke no English, and had never seen a sky. She told him what the ship was, and why it was dying, and what it wanted. She told him about the weather behind his eyes, and the afternoons that went missing, and the morning in Columbus, and the tickets that faced the screen, and the eleven shapes on the whiteboard. She told him what was going to happen in seven minutes. She told him about the colonel, and the key under the flip cover, and that nobody knew the percentage.</w:t>
+        <w:t xml:space="preserve">She told him about the Kroger, and the three hours that went missing on the way, and the four hours in the nursery after he was born. She told him that what came back was him: grown from his mother’s blood, a twin of the baby she carried, human in every cell, and carrying a receiver at the base of his skull. She told him that the baby his mother carried was alive, on a ship, thirty-four years old, and spoke no English, and had never seen a sky. She told him what the ship was, and why it was dying, and what it wanted. She told him about the weather behind his eyes, and the tickets that faced the screen, and the eleven shapes on the whiteboard. She told him what was going to happen in seven minutes. She told him about the colonel, and the key under the flip cover, and that nobody knew the percentage.</w:t>
       </w:r>
     </w:p>
     <w:p>
@@ -44091,7 +44111,7 @@
           <w:color w:val="2B2B2B"/>
           <w:sz w:val="26"/>
         </w:rPr>
-        <w:t xml:space="preserve">Dana turned back to the last page of the finding.</w:t>
+        <w:t xml:space="preserve">Dana turned back to the last page of the finding. At the head of every page, in Brussels typography, sat the Desk’s own name for the case: Protocol Flamingo.</w:t>
       </w:r>
     </w:p>
     <w:p>
@@ -44611,7 +44631,7 @@
           <w:color w:val="2B2B2B"/>
           <w:sz w:val="26"/>
         </w:rPr>
-        <w:t xml:space="preserve">“Then it’s his,” said Dana. “He gets told. He decides.”</w:t>
+        <w:t xml:space="preserve">“Then it’s his,” said Dana. “That’s Rosa’s rule.”</w:t>
       </w:r>
     </w:p>
     <w:p>
@@ -46391,7 +46411,7 @@
           <w:color w:val="2B2B2B"/>
           <w:sz w:val="26"/>
         </w:rPr>
-        <w:t xml:space="preserve">“Neither have we,” said Dana. She wrote the time in the log, to the second, the way Gary Huff would have. “Take your time. Ask.”</w:t>
+        <w:t xml:space="preserve">“Neither have we,” said Dana. She wrote the time in the log, to the second, the way Gary Huff would have, and headed the entry with the word Warren had added to the folder in July. “Take your time. Ask.”</w:t>
       </w:r>
     </w:p>
     <w:p>
@@ -46768,7 +46788,7 @@
           <w:sz w:val="26"/>
           <w:szCs w:val="26"/>
         </w:rPr>
-        <w:t xml:space="preserve">Protocol Flamingo. The Desk’s name for the Lissome case, taken from the pink a Dipstick turns when it finds the marker. Gladys wrote it in the margin. The file kept it.</w:t>
+        <w:t xml:space="preserve">Protocol Flamingo. The Desk’s name for the Lissome case, taken from the pink a Dipstick turns when it finds the marker. Gladys said it on the phone and Warren wrote it in pencil. The file kept it.</w:t>
       </w:r>
     </w:p>
     <w:p>

--- a/Protocol Flamingo/Protocol_Flamingo_Rev2.docx
+++ b/Protocol Flamingo/Protocol_Flamingo_Rev2.docx
@@ -1114,7 +1114,7 @@
           <w:color w:val="2B2B2B"/>
           <w:sz w:val="26"/>
         </w:rPr>
-        <w:t xml:space="preserve">She had driven in that morning from Indianapolis with the second camera on the passenger seat and a paper cup of gas-station coffee going cold in the holder. Lissome announced itself the way small towns in Indiana do: a speed-limit sign, a grain co-op, a water tower with LISSOME painted on the tank in letters that had been fading since before Nora had a license. The rented barn sat at the end of a gravel drive that popped under the tires. Somebody had strung Edison bulbs across the rafters. Inside, the floorboards gave a little under a dance heel. Nora checked her batteries, taped a spare card into the lining of her jacket, and started working the room the way she always did: wide, then faces, then hands.</w:t>
+        <w:t xml:space="preserve">She had driven in that morning from Indianapolis with the second camera on the passenger seat. Lissome announced itself the way small towns in Indiana do: a speed-limit sign, a grain co-op, a water tower with LISSOME painted on the tank in letters that had been fading since before Nora had a license. The rented barn sat at the end of a gravel drive that popped under the tires. Somebody had strung Edison bulbs across the rafters. Nora checked her batteries, taped a spare card into the lining of her jacket, and started working the room the way she always did: wide, then faces, then hands.</w:t>
       </w:r>
     </w:p>
     <w:p>
@@ -1593,47 +1593,47 @@
           <w:color w:val="2B2B2B"/>
           <w:sz w:val="26"/>
         </w:rPr>
-        <w:t xml:space="preserve">By six the lot was a tangle of trucks and a single borrowed school bus from the church. Someone had put a hose on the side of the barn and children were already using it as a dare. Behind the barn a generator coughed and settled. The fields went on until they didn’t. A red-winged blackbird yelled from a ditch as if the whole county had offended it.</w:t>
-      </w:r>
-    </w:p>
-    <w:p>
-      <w:pPr>
-        <w:spacing w:line="400" w:lineRule="auto"/>
-        <w:ind w:firstLine="440"/>
-        <w:jc w:val="both"/>
-        <w:rPr>
-          <w:rFonts w:ascii="Georgia" w:hAnsi="Georgia"/>
-          <w:color w:val="2B2B2B"/>
-          <w:sz w:val="26"/>
-        </w:rPr>
-      </w:pPr>
-      <w:r>
-        <w:rPr>
-          <w:rFonts w:ascii="Georgia" w:hAnsi="Georgia"/>
-          <w:color w:val="2B2B2B"/>
-          <w:sz w:val="26"/>
-        </w:rPr>
-        <w:t xml:space="preserve">She shot the empty tables first. White cloth, mason jars with wildflowers already wilting in the heat that hadn’t left the wood. A cousin tested the microphone and produced a sound like a fork in a socket. Nora winced, laughed, told him to tap it, not slap it.</w:t>
-      </w:r>
-    </w:p>
-    <w:p>
-      <w:pPr>
-        <w:spacing w:line="400" w:lineRule="auto"/>
-        <w:ind w:firstLine="440"/>
-        <w:jc w:val="both"/>
-        <w:rPr>
-          <w:rFonts w:ascii="Georgia" w:hAnsi="Georgia"/>
-          <w:color w:val="2B2B2B"/>
-          <w:sz w:val="26"/>
-        </w:rPr>
-      </w:pPr>
-      <w:r>
-        <w:rPr>
-          <w:rFonts w:ascii="Georgia" w:hAnsi="Georgia"/>
-          <w:color w:val="2B2B2B"/>
-          <w:sz w:val="26"/>
-        </w:rPr>
-        <w:t xml:space="preserve">The vows were almost ordinary, which Nora would later be grateful for. Dominic said his lines without looking at the sky. Mabs cried in the efficient way of a person who had budgeted for it. A flower girl sat down in the aisle and had to be lifted like luggage. Nora moved when she needed to move and was still when she needed to be still. The light had not happened yet. The barn still felt like a good decision.</w:t>
+        <w:t xml:space="preserve">By six the lot was a tangle of trucks and a single borrowed school bus from the church. Behind the barn a generator coughed and settled. A red-winged blackbird yelled from a ditch as if the whole county had offended it.</w:t>
+      </w:r>
+    </w:p>
+    <w:p>
+      <w:pPr>
+        <w:spacing w:line="400" w:lineRule="auto"/>
+        <w:ind w:firstLine="440"/>
+        <w:jc w:val="both"/>
+        <w:rPr>
+          <w:rFonts w:ascii="Georgia" w:hAnsi="Georgia"/>
+          <w:color w:val="2B2B2B"/>
+          <w:sz w:val="26"/>
+        </w:rPr>
+      </w:pPr>
+      <w:r>
+        <w:rPr>
+          <w:rFonts w:ascii="Georgia" w:hAnsi="Georgia"/>
+          <w:color w:val="2B2B2B"/>
+          <w:sz w:val="26"/>
+        </w:rPr>
+        <w:t xml:space="preserve">She shot the empty tables first. White cloth, mason jars with wildflowers already wilting in the heat that hadn’t left the wood.</w:t>
+      </w:r>
+    </w:p>
+    <w:p>
+      <w:pPr>
+        <w:spacing w:line="400" w:lineRule="auto"/>
+        <w:ind w:firstLine="440"/>
+        <w:jc w:val="both"/>
+        <w:rPr>
+          <w:rFonts w:ascii="Georgia" w:hAnsi="Georgia"/>
+          <w:color w:val="2B2B2B"/>
+          <w:sz w:val="26"/>
+        </w:rPr>
+      </w:pPr>
+      <w:r>
+        <w:rPr>
+          <w:rFonts w:ascii="Georgia" w:hAnsi="Georgia"/>
+          <w:color w:val="2B2B2B"/>
+          <w:sz w:val="26"/>
+        </w:rPr>
+        <w:t xml:space="preserve">The vows were almost ordinary, which Nora would later be grateful for. Dominic said his lines without looking at the sky. Mabs cried in the efficient way of a person who had budgeted for it. A flower girl sat down in the aisle and had to be lifted like luggage. The light had not happened yet. The barn still felt like a good decision.</w:t>
       </w:r>
     </w:p>
     <w:p>
@@ -1872,7 +1872,7 @@
           <w:color w:val="2B2B2B"/>
           <w:sz w:val="26"/>
         </w:rPr>
-        <w:t xml:space="preserve">Nora lowered the camera a degree and found him in the frame without hunting: Curtis at the mic, mouth open, eyes not tracking the room. A woman in a mauve wrap reached for his elbow and then thought better of it. Dominic, three feet to Curtis’s left, had already dropped his own phone. It hit the runner, lit, went dark. Dominic bent, picked it up in one clean motion, and slid it into his jacket as if he were tidying a place setting. He did not glance at the glass. He did not glance at the sky. He smiled at Mabs, who had both hands over her mouth and was starting to laugh because the alternative was not laughing.</w:t>
+        <w:t xml:space="preserve">Nora lowered the camera a degree and found him in the frame without hunting: Curtis at the mic, mouth open, eyes not tracking the room. Dominic, three feet to Curtis’s left, had already dropped his own phone. It hit the runner, lit, went dark. Dominic bent, picked it up in one clean motion, and slid it into his jacket as if he were tidying a place setting. He did not glance at the glass. He did not glance at the sky. He smiled at Mabs, who had both hands over her mouth and was starting to laugh because the alternative was not laughing.</w:t>
       </w:r>
     </w:p>
     <w:p>
@@ -1932,87 +1932,87 @@
           <w:color w:val="2B2B2B"/>
           <w:sz w:val="26"/>
         </w:rPr>
-        <w:t xml:space="preserve">The alpaca took the gap between the gift table and the cousin from Fort Wayne as if it had rehearsed the aisle. A wine glass went. White wine ran along a crease in the tablecloth and dripped onto a pair of rented shoes. A child shouted that it was a llama. Steve — they would not have the name for another week — stopped at Dominic’s chair, considered the groom with the polite distaste of a creature who has been served something he did not order, and then went and stood at Mabs’s shoulder instead, chewing nothing, as if he had been hired as security and intended to do the job properly.</w:t>
-      </w:r>
-    </w:p>
-    <w:p>
-      <w:pPr>
-        <w:spacing w:line="400" w:lineRule="auto"/>
-        <w:ind w:firstLine="440"/>
-        <w:jc w:val="both"/>
-        <w:rPr>
-          <w:rFonts w:ascii="Georgia" w:hAnsi="Georgia"/>
-          <w:color w:val="2B2B2B"/>
-          <w:sz w:val="26"/>
-        </w:rPr>
-      </w:pPr>
-      <w:r>
-        <w:rPr>
-          <w:rFonts w:ascii="Georgia" w:hAnsi="Georgia"/>
-          <w:color w:val="2B2B2B"/>
-          <w:sz w:val="26"/>
-        </w:rPr>
-        <w:t xml:space="preserve">Nora got the whole approach on the B-camera. She got Dominic not looking at the animal. She got the aunt’s laugh starting high and catching on.</w:t>
-      </w:r>
-    </w:p>
-    <w:p>
-      <w:pPr>
-        <w:spacing w:line="400" w:lineRule="auto"/>
-        <w:ind w:firstLine="440"/>
-        <w:jc w:val="both"/>
-        <w:rPr>
-          <w:rFonts w:ascii="Georgia" w:hAnsi="Georgia"/>
-          <w:color w:val="2B2B2B"/>
-          <w:sz w:val="26"/>
-        </w:rPr>
-      </w:pPr>
-      <w:r>
-        <w:rPr>
-          <w:rFonts w:ascii="Georgia" w:hAnsi="Georgia"/>
-          <w:color w:val="2B2B2B"/>
-          <w:sz w:val="26"/>
-        </w:rPr>
-        <w:t xml:space="preserve">Gary Huff, three tables back, did not laugh. He was somewhere past sixty, built like a man who still did his own gutters, with a flat, carrying Midwestern baritone that had spent forty years being ignored at town meetings and had thickened accordingly. He had a bunker under his garage, a shortwave radio he serviced more lovingly than his marriage had survived, and forty years of telling anyone who would sit still that a Tuesday was coming. He stood up, announced with real satisfaction that he had, in fact, called it, and began distributing laminated cards with instructions for a scenario that did not remotely match the one presently unfolding. Nobody took a card. He kept three for himself, on principle.</w:t>
-      </w:r>
-    </w:p>
-    <w:p>
-      <w:pPr>
-        <w:spacing w:line="400" w:lineRule="auto"/>
-        <w:ind w:firstLine="440"/>
-        <w:jc w:val="both"/>
-        <w:rPr>
-          <w:rFonts w:ascii="Georgia" w:hAnsi="Georgia"/>
-          <w:color w:val="2B2B2B"/>
-          <w:sz w:val="26"/>
-        </w:rPr>
-      </w:pPr>
-      <w:r>
-        <w:rPr>
-          <w:rFonts w:ascii="Georgia" w:hAnsi="Georgia"/>
-          <w:color w:val="2B2B2B"/>
-          <w:sz w:val="26"/>
-        </w:rPr>
-        <w:t xml:space="preserve">He tried the head table first. Mabs took a card because she was that kind of hostess and set it under a salt shaker. Dominic thanked him without reading it. When Huff reached the barn door and pointed toward the tree line, where his own property began and where, he said, the bunker could take fourteen if they didn’t mind close quarters, the band started again on purpose. People sat. Huff stood in the doorway a minute longer with the night at his back, listening to a sky that had gone back to being a sky, and then he walked home alone across the gravel with his remaining cards tapping his thigh.</w:t>
-      </w:r>
-    </w:p>
-    <w:p>
-      <w:pPr>
-        <w:spacing w:line="400" w:lineRule="auto"/>
-        <w:ind w:firstLine="440"/>
-        <w:jc w:val="both"/>
-        <w:rPr>
-          <w:rFonts w:ascii="Georgia" w:hAnsi="Georgia"/>
-          <w:color w:val="2B2B2B"/>
-          <w:sz w:val="26"/>
-        </w:rPr>
-      </w:pPr>
-      <w:r>
-        <w:rPr>
-          <w:rFonts w:ascii="Georgia" w:hAnsi="Georgia"/>
-          <w:color w:val="2B2B2B"/>
-          <w:sz w:val="26"/>
-        </w:rPr>
-        <w:t xml:space="preserve">Nobody could find out whose alpaca it was. A farmer two roads over kept llamas and swore none of his were missing and that this one was not, in any case, a llama, a distinction he made with some heat. The alpaca would not leave Mabs. When the dancing started it stood at the edge of the floor like a chaperone. When Dominic came to dance with his wife it moved away exactly as far as he moved toward her, no more, no less, and then moved back when he left.</w:t>
+        <w:t xml:space="preserve">The alpaca took the gap between the gift table and the cousin from Fort Wayne as if it had rehearsed the aisle. A child shouted that it was a llama. Steve — they would not have the name for another week — stopped at Dominic’s chair, considered the groom with the polite distaste of a creature who has been served something he did not order, and then went and stood at Mabs’s shoulder instead, chewing nothing, as if he had been hired as security and intended to do the job properly.</w:t>
+      </w:r>
+    </w:p>
+    <w:p>
+      <w:pPr>
+        <w:spacing w:line="400" w:lineRule="auto"/>
+        <w:ind w:firstLine="440"/>
+        <w:jc w:val="both"/>
+        <w:rPr>
+          <w:rFonts w:ascii="Georgia" w:hAnsi="Georgia"/>
+          <w:color w:val="2B2B2B"/>
+          <w:sz w:val="26"/>
+        </w:rPr>
+      </w:pPr>
+      <w:r>
+        <w:rPr>
+          <w:rFonts w:ascii="Georgia" w:hAnsi="Georgia"/>
+          <w:color w:val="2B2B2B"/>
+          <w:sz w:val="26"/>
+        </w:rPr>
+        <w:t xml:space="preserve">Nora got the whole approach on the B-camera. She got Dominic not looking at the animal.</w:t>
+      </w:r>
+    </w:p>
+    <w:p>
+      <w:pPr>
+        <w:spacing w:line="400" w:lineRule="auto"/>
+        <w:ind w:firstLine="440"/>
+        <w:jc w:val="both"/>
+        <w:rPr>
+          <w:rFonts w:ascii="Georgia" w:hAnsi="Georgia"/>
+          <w:color w:val="2B2B2B"/>
+          <w:sz w:val="26"/>
+        </w:rPr>
+      </w:pPr>
+      <w:r>
+        <w:rPr>
+          <w:rFonts w:ascii="Georgia" w:hAnsi="Georgia"/>
+          <w:color w:val="2B2B2B"/>
+          <w:sz w:val="26"/>
+        </w:rPr>
+        <w:t xml:space="preserve">Gary Huff, three tables back, did not laugh. He was somewhere past sixty, built like a man who still did his own gutters, with a flat, carrying Midwestern baritone that had spent forty years being ignored at town meetings and had thickened accordingly. He had a bunker under his garage, a shortwave radio he serviced more lovingly than his marriage had survived, and a Tuesday he had been expecting since the Reagan administration. He stood up, announced with real satisfaction that he had, in fact, called it, and began distributing laminated cards with instructions for a scenario that did not remotely match the one presently unfolding. Nobody took a card. He kept three for himself, on principle.</w:t>
+      </w:r>
+    </w:p>
+    <w:p>
+      <w:pPr>
+        <w:spacing w:line="400" w:lineRule="auto"/>
+        <w:ind w:firstLine="440"/>
+        <w:jc w:val="both"/>
+        <w:rPr>
+          <w:rFonts w:ascii="Georgia" w:hAnsi="Georgia"/>
+          <w:color w:val="2B2B2B"/>
+          <w:sz w:val="26"/>
+        </w:rPr>
+      </w:pPr>
+      <w:r>
+        <w:rPr>
+          <w:rFonts w:ascii="Georgia" w:hAnsi="Georgia"/>
+          <w:color w:val="2B2B2B"/>
+          <w:sz w:val="26"/>
+        </w:rPr>
+        <w:t xml:space="preserve">He tried the head table first. Mabs took a card because she was that kind of hostess and set it under a salt shaker. Dominic thanked him without reading it. When Huff reached the barn door and pointed toward the tree line, where, he said, the bunker could take fourteen if they didn’t mind close quarters, the band started again on purpose. People sat. Huff stood in the doorway a minute longer with the night at his back, listening to a sky that had gone back to being a sky, and then he walked home alone across the gravel with his remaining cards tapping his thigh.</w:t>
+      </w:r>
+    </w:p>
+    <w:p>
+      <w:pPr>
+        <w:spacing w:line="400" w:lineRule="auto"/>
+        <w:ind w:firstLine="440"/>
+        <w:jc w:val="both"/>
+        <w:rPr>
+          <w:rFonts w:ascii="Georgia" w:hAnsi="Georgia"/>
+          <w:color w:val="2B2B2B"/>
+          <w:sz w:val="26"/>
+        </w:rPr>
+      </w:pPr>
+      <w:r>
+        <w:rPr>
+          <w:rFonts w:ascii="Georgia" w:hAnsi="Georgia"/>
+          <w:color w:val="2B2B2B"/>
+          <w:sz w:val="26"/>
+        </w:rPr>
+        <w:t xml:space="preserve">Nobody could find out whose alpaca it was. A farmer two roads over swore none of his llamas were missing, and that this one was not, in any case, a llama. The alpaca would not leave Mabs. When the dancing started it stood at the edge of the floor like a chaperone. When Dominic came to dance with his wife it moved away exactly as far as he moved toward her, no more, no less, and then moved back when he left.</w:t>
       </w:r>
     </w:p>
     <w:p>
@@ -2091,27 +2091,27 @@
           <w:color w:val="2B2B2B"/>
           <w:sz w:val="26"/>
         </w:rPr>
-        <w:t xml:space="preserve">After the last toast Nora packed in the order she always packed: cards, batteries, the A-camera last, because it had seen the thing and she did not want it rattling in the trunk like groceries. A groomsman asked if she’d gotten the alpaca. She said she had gotten everything. He wanted a selfie with the animal. The alpaca declined by simply not being where the groomsman was. On the county road a sheriff’s cruiser passed going the other way, no lights, in no hurry, which was how Lissome preferred its mysteries.</w:t>
-      </w:r>
-    </w:p>
-    <w:p>
-      <w:pPr>
-        <w:spacing w:line="400" w:lineRule="auto"/>
-        <w:ind w:firstLine="440"/>
-        <w:jc w:val="both"/>
-        <w:rPr>
-          <w:rFonts w:ascii="Georgia" w:hAnsi="Georgia"/>
-          <w:color w:val="2B2B2B"/>
-          <w:sz w:val="26"/>
-        </w:rPr>
-      </w:pPr>
-      <w:r>
-        <w:rPr>
-          <w:rFonts w:ascii="Georgia" w:hAnsi="Georgia"/>
-          <w:color w:val="2B2B2B"/>
-          <w:sz w:val="26"/>
-        </w:rPr>
-        <w:t xml:space="preserve">Under her wiper was a flyer the color of a drugstore receipt. STARFALL, in letters that had tried to look like a planet. The eclipse of the year. Zaragoza, Spain. Wednesday 12 August. Your sky, live — wherever you are. Halo Systems. There was a picture of the moon wearing a ring like a halo in a medieval painting, and a QR code. Every car in the lot had one. She balled it up and missed the can by the barn door. Somebody else’s tire went over it on the way out.</w:t>
+        <w:t xml:space="preserve">After the last toast Nora packed in the order she always packed: cards, batteries, the A-camera last, because it had seen the thing and she did not want it rattling in the trunk like groceries. A groomsman asked if she’d gotten the alpaca. She said she had gotten everything. On the county road a sheriff’s cruiser passed going the other way, no lights, in no hurry, which was how Lissome preferred its mysteries.</w:t>
+      </w:r>
+    </w:p>
+    <w:p>
+      <w:pPr>
+        <w:spacing w:line="400" w:lineRule="auto"/>
+        <w:ind w:firstLine="440"/>
+        <w:jc w:val="both"/>
+        <w:rPr>
+          <w:rFonts w:ascii="Georgia" w:hAnsi="Georgia"/>
+          <w:color w:val="2B2B2B"/>
+          <w:sz w:val="26"/>
+        </w:rPr>
+      </w:pPr>
+      <w:r>
+        <w:rPr>
+          <w:rFonts w:ascii="Georgia" w:hAnsi="Georgia"/>
+          <w:color w:val="2B2B2B"/>
+          <w:sz w:val="26"/>
+        </w:rPr>
+        <w:t xml:space="preserve">Under her wiper was a flyer the color of a drugstore receipt. STARFALL, in letters that had tried to look like a planet. The eclipse of the year. Zaragoza, Spain. Wednesday 12 August. Your sky, live — wherever you are. Halo Systems. There was a picture of the moon wearing a ring like a halo in a medieval painting, and a QR code. Every car in the lot had one. She balled it up and missed the can by the barn door.</w:t>
       </w:r>
     </w:p>
     <w:p>
@@ -2151,7 +2151,7 @@
           <w:color w:val="2B2B2B"/>
           <w:sz w:val="26"/>
         </w:rPr>
-        <w:t xml:space="preserve">When she got home to Indianapolis it was one in the morning. She should have gone to bed. Instead she sat on the floor with her laptop on a packing blanket and watched both cards back at half speed, the way she did every wedding, because the camera always saw things the guests were too busy having a nice time to notice.</w:t>
+        <w:t xml:space="preserve">When she got home to Indianapolis it was one in the morning. Instead of bed she sat on the floor with her laptop on a packing blanket and watched both cards back at half speed, the way she did every wedding, because the camera always saw things the guests were too busy having a nice time to notice.</w:t>
       </w:r>
     </w:p>
     <w:p>
@@ -2290,7 +2290,7 @@
           <w:color w:val="2B2B2B"/>
           <w:sz w:val="26"/>
         </w:rPr>
-        <w:t xml:space="preserve">For the rest of the night he kept waiting for the weather to come back. It did not. He danced with his wife and his mother and a great-aunt who told him about childbirth. He drove the rental van back to the motel at one, sober as a deacon, while Mabs slept against the window in her dress. At a red light with nobody else in the world, he took the phone out of his jacket and looked at the screen. It was not cracked. He had known it would not be. He did not know how he had known, and the not-knowing sat in his chest like a swallowed stone all the way to the motel, where he carried his wife over a threshold that smelled of carpet cleaner and decided, firmly, as she laughed into his neck, that it had been the open bar he had not used.</w:t>
+        <w:t xml:space="preserve">For the rest of the night he kept waiting for the weather to come back. It did not. He drove the rental van back to the motel at one, sober as a deacon, while Mabs slept against the window in her dress. At a red light with nobody else in the world, he took the phone out of his jacket and looked at the screen. It was not cracked. He had known it would not be. He did not know how he had known, and the not-knowing sat in his chest like a swallowed stone all the way to the motel, where he carried his wife over a threshold that smelled of carpet cleaner and decided, firmly, as she laughed into his neck, that it had been the open bar he had not used.</w:t>
       </w:r>
     </w:p>
     <w:p>
@@ -11795,6 +11795,26 @@
           <w:sz w:val="26"/>
         </w:rPr>
         <w:t xml:space="preserve">They agreed on very little that night except the next step: find whoever had pulled her video. Whoever could make eighty seconds of footage vanish from six platforms and a drive in Cincinnati, and then send a man without a face to say good night in a parking lot, had resources neither a wedding videographer nor a podcaster possessed. And resources, Jesse said, always led somewhere with a budget line, and a budget line always led somewhere with a building.</w:t>
+      </w:r>
+    </w:p>
+    <w:p>
+      <w:pPr>
+        <w:spacing w:line="400" w:lineRule="auto"/>
+        <w:ind w:firstLine="440"/>
+        <w:jc w:val="both"/>
+        <w:rPr>
+          <w:rFonts w:ascii="Georgia" w:hAnsi="Georgia"/>
+          <w:color w:val="2B2B2B"/>
+          <w:sz w:val="26"/>
+        </w:rPr>
+      </w:pPr>
+      <w:r>
+        <w:rPr>
+          <w:rFonts w:ascii="Georgia" w:hAnsi="Georgia"/>
+          <w:color w:val="2B2B2B"/>
+          <w:sz w:val="26"/>
+        </w:rPr>
+        <w:t xml:space="preserve">She sent him the photograph before she could talk herself out of it. It was Mabs’s picture, taken slowly so the man would see her taking it, and it was the first thing of her sister’s Nora had ever handed to a stranger. “Off the air,” Jesse said, reading her face. “All of it, until you say.” He meant it. Meaning it, she would learn, was not the same as keeping it.</w:t>
       </w:r>
     </w:p>
     <w:p>
@@ -12255,7 +12275,7 @@
           <w:color w:val="2B2B2B"/>
           <w:sz w:val="26"/>
         </w:rPr>
-        <w:t xml:space="preserve">Buchanan’s escalation lay at the center of the table: a wedding video that would not stay deleted, a Dipstick result the color of a lawn ornament, an alpaca with, in Whitcombe’s phrase, “apparently better clearance than several of the people in this room,” and a wave of similar sightings that Priya Chen’s pattern placed on a curve that had not looked this steep since 1947. In the paper it was called the Chen index. Priya’s name was not otherwise on it.</w:t>
+        <w:t xml:space="preserve">Buchanan’s escalation lay at the center of the table, its tab penciled Flamingo: a wedding video that would not stay deleted, a Dipstick result the color of a lawn ornament, an alpaca with, in Whitcombe’s phrase, “apparently better clearance than several of the people in this room,” and a wave of similar sightings that Priya Chen’s pattern placed on a curve that had not looked this steep since 1947. In the paper it was called the Chen index. Priya’s name was not otherwise on it.</w:t>
       </w:r>
     </w:p>
     <w:p>
@@ -19073,7 +19093,7 @@
           <w:color w:val="2B2B2B"/>
           <w:sz w:val="26"/>
         </w:rPr>
-        <w:t xml:space="preserve">“I’ll tell you something Mabs doesn’t know all of,” he said. “In college I woke up one morning in my car, in the parking lot of a hospital in Columbus. Ohio. I was at Ball State. I have no memory of the drive. Two hours, and nothing. I had a parking ticket on the windshield and a full tank of gas I don’t remember buying. I went inside, because I was at a hospital and it seemed rude not to, and a doctor said migraine aura and gave me a pamphlet.” He turned a peach over in his hand. “It happens. Twice a year, three times. A thing like weather comes in behind my eyes, and then it goes, and I’ve lost a piece of the afternoon. It’s been happening more. This spring I started thinking it was a tumor. I thought, I’ll get married, and then I’ll find out it’s a tumor, and Mabs will have had one good summer.”</w:t>
+        <w:t xml:space="preserve">“I’ll tell you something Mabs doesn’t know all of,” he said. “In college I woke up one morning in my car, in the parking lot of a hospital in Columbus. Ohio. I was at Ball State. Two hours gone, and a full tank of gas I don’t remember buying. I went inside, because I was at a hospital and it seemed rude not to, and a doctor said migraine aura.” He turned a peach over in his hand. “It happens. Twice a year, three times. A thing like weather comes in behind my eyes, and then it goes, and I’ve lost a piece of the afternoon. It’s been happening more. This spring I started thinking it was a tumor. I thought, I’ll get married, and then I’ll find out it’s a tumor, and Mabs will have had one good summer.”</w:t>
       </w:r>
     </w:p>
     <w:p>
@@ -19711,7 +19731,7 @@
           <w:color w:val="2B2B2B"/>
           <w:sz w:val="26"/>
         </w:rPr>
-        <w:t xml:space="preserve">In the hour before the fence, in a motel room that smelled of the ice machine and the Mexican food they had eaten out of foil containers on the bed, Jesse caught himself laughing at something Nora said — something about the Silver Queen’s carpet, which had a pattern of interlocking boomerangs that she said could only have been chosen by someone who had been told the motel would be visited by people who needed to find their way back — and he made a private note, filed immediately under problems for later, that he no longer found her remotely insufferable.</w:t>
+        <w:t xml:space="preserve">In the hour before the fence, Jesse caught himself laughing at something Nora said — something about the Silver Queen’s carpet, which had a pattern of interlocking boomerangs that she said could only have been chosen by someone who had been told the motel would be visited by people who needed to find their way back — and he made a private note, filed immediately under problems for later, that he no longer found her remotely insufferable.</w:t>
       </w:r>
     </w:p>
     <w:p>
@@ -21232,7 +21252,7 @@
           <w:color w:val="2B2B2B"/>
           <w:sz w:val="26"/>
         </w:rPr>
-        <w:t xml:space="preserve">It was old the way anything is old that has been patched more times than it was ever built. Handrails worn pale by hands. An air recycler doing its unglamorous and slightly asthmatic best. Corridors with the scuffed patience of a building that has never once been allowed to be replaced, only maintained. The floor gave a little underfoot, not carpet, not steel, something in between that took a footprint and gave it back. The air had a recycled sweetness like a plane at the end of a long flight, undercut by oil and the mineral taste of water that had been through too many filters.</w:t>
+        <w:t xml:space="preserve">It was old the way anything is old that has been patched more times than it was ever built. Handrails worn pale by hands. An air recycler doing its unglamorous and slightly asthmatic best. Corridors with the scuffed patience of a building that has never once been allowed to be replaced, only maintained. The floor gave a little underfoot, not carpet, not steel, something in between that took a footprint and gave it back.</w:t>
       </w:r>
     </w:p>
     <w:p>
@@ -21926,7 +21946,7 @@
           <w:color w:val="2B2B2B"/>
           <w:sz w:val="26"/>
         </w:rPr>
-        <w:t xml:space="preserve">What was in it had the color and approximate viscosity of a healing bruise. It smelled distantly of wet cardboard and, underneath that, something Nora’s brain insisted on filing next to low tide. It had been prepared, the Escort said with visible pride, according to a nutritional standard that had kept a closed population alive for two thousand generations without a single recorded case of scurvy. Jesse ate a spoonful out of a reporter’s reflexive fear of being rude to a source. He did not finish it, and did not, for the rest of the night, entirely trust his own stomach’s opinion of the matter. The Escort ate the rest of the bowl without comment, the way a person eats something they stopped tasting decades ago.</w:t>
+        <w:t xml:space="preserve">What was in it had the color and approximate viscosity of a healing bruise. It had been prepared, the Escort said with visible pride, according to a nutritional standard that had kept a closed population alive for two thousand generations without a single recorded case of scurvy. Jesse ate a spoonful out of a reporter’s reflexive fear of being rude to a source. He did not finish it. The Escort ate the rest of the bowl without comment, the way a person eats something they stopped tasting decades ago.</w:t>
       </w:r>
     </w:p>
     <w:p>
@@ -27635,7 +27655,7 @@
           <w:color w:val="2B2B2B"/>
           <w:sz w:val="26"/>
         </w:rPr>
-        <w:t xml:space="preserve">The break room sat one level below the old food court, a windowless box with a drop ceiling and a fluorescent tube that buzzed on the left side and stayed decently dead on the right. The vending machine dispensed only from the bottom row. A mini-fridge hosted someone else’s forgotten sandwich. The vinyl floor stuck slightly under a heel.</w:t>
+        <w:t xml:space="preserve">The break room sat one level below the old food court, a windowless box with a drop ceiling and a fluorescent tube that buzzed on the left side and stayed decently dead on the right. The vending machine dispensed only from the bottom row.</w:t>
       </w:r>
     </w:p>
     <w:p>
@@ -28253,7 +28273,7 @@
           <w:color w:val="2B2B2B"/>
           <w:sz w:val="26"/>
         </w:rPr>
-        <w:t xml:space="preserve">His recorder was on a table thirty-six thousand kilometers up. He had recorded the memo on his phone instead, in the gas station lot outside Hawthorne on Saturday morning, while she was inside buying coffee and the moth was hammering the light over the ice freezer. A voice memo, four minutes, to his producer, because he had just been set back down on a highway after a trip he could not describe, and because he had narrated everything in his life since he was nineteen and did not know how to stop. He had done it twelve hours after a man in a smock had held out his hand for the last machine that did it for him. It had her brother-in-law’s first name in it. It had Lissome. It had the eleven seconds.</w:t>
+        <w:t xml:space="preserve">His recorder was on a table thirty-six thousand kilometers up. He had recorded the memo on his phone instead, in the gas station lot outside Hawthorne on Saturday morning, while she was inside buying coffee and the moth was hammering the light over the ice freezer. A voice memo, four minutes, to his producer, because he had just been set back down on a highway after a trip he could not describe, and because he had narrated everything in his life since he was nineteen and did not know how to stop. It had her brother-in-law’s first name in it. It had Lissome. It had the eleven seconds.</w:t>
       </w:r>
     </w:p>
     <w:p>
@@ -29926,7 +29946,7 @@
           <w:color w:val="2B2B2B"/>
           <w:sz w:val="26"/>
         </w:rPr>
-        <w:t xml:space="preserve">They did not call it a dinner. Neither of them would. But they sat in the booth under the silent baseball game until the restaurant closed, and Elena paid, and Dana let her, and in the parking lot under the sodium lights they stood for a moment not quite touching, and then Elena got into her rental car and drove back to a hotel near a records-management conference she had no intention of attending, and Dana walked back across the highway to the dead mall with her hands in her pockets, and found, when she got to the pretzel room, that she had been smiling for the entire walk, and that she did not, this time, have to ask herself whether it was brave or sad.</w:t>
+        <w:t xml:space="preserve">They did not call it a dinner. Neither of them would. But they sat in the booth under the silent baseball game until the restaurant closed, and Elena paid, and Dana let her, and in the parking lot under the sodium lights they stood for a moment not quite touching, and then Elena got into her rental car and drove back to her hotel, and Dana walked back across the highway to the dead mall with her hands in her pockets, and found, when she got to the pretzel room, that she had been smiling for the entire walk, and that she did not, this time, have to ask herself whether it was brave or sad.</w:t>
       </w:r>
     </w:p>
     <w:p>
@@ -30185,7 +30205,7 @@
           <w:color w:val="2B2B2B"/>
           <w:sz w:val="26"/>
         </w:rPr>
-        <w:t xml:space="preserve">Nora looked at the pennies in the fountain. She thought about Feld on the video call, not looking up, listing what it would take: a hybrid, in the footprint, with a live implant, informed, asked, and willing. Feld’s plan, whatever it was worth, needed someone in the bowl who had been told by someone he trusted. The bowl would be full of strangers. It would contain exactly one person who would listen to her.</w:t>
+        <w:t xml:space="preserve">Nora looked at the pennies in the fountain. She thought about Feld on the video call, not looking up, listing what it would take: a hybrid, in the footprint, with a live implant, informed, asked, and willing.</w:t>
       </w:r>
     </w:p>
     <w:p>
@@ -34753,7 +34773,7 @@
           <w:color w:val="2B2B2B"/>
           <w:sz w:val="26"/>
         </w:rPr>
-        <w:t xml:space="preserve">It was thirty-four degrees in the shade, and there was no shade. The concourses smelled of sunscreen and beer and the hot sweet fry of churro stands. A public-address voice asked people in Spanish, English, French and German not to look directly at the sun without approved eclipse glasses, and then told them where the merchandise stands were. People had brought colanders, to make crescents on the concrete with the light through the holes. People had brought dogs. A mariachi band, for reasons no one could explain, was playing on the north concourse. The astronomers from Utrecht had set up tripods along the top of section 102 and were explaining Baily’s beads to anyone who slowed down.</w:t>
+        <w:t xml:space="preserve">It was thirty-four degrees in the shade, and there was no shade. The concourses smelled of sunscreen and beer and the hot sweet fry of churro stands. A public-address voice asked people in Spanish, English, French and German not to look directly at the sun without approved eclipse glasses, and then told them where the merchandise stands were. People had brought dogs. A mariachi band, for reasons no one could explain, was playing on the north concourse. The astronomers from Utrecht had set up tripods along the top of section 102 and were explaining Baily’s beads to anyone who slowed down.</w:t>
       </w:r>
     </w:p>
     <w:p>
@@ -36153,7 +36173,7 @@
           <w:color w:val="2B2B2B"/>
           <w:sz w:val="26"/>
         </w:rPr>
-        <w:t xml:space="preserve">She told him about the Kroger, and the three hours that went missing on the way, and the four hours in the nursery after he was born. She told him that what came back was him: grown from his mother’s blood, a twin of the baby she carried, human in every cell, and carrying a receiver at the base of his skull. She told him that the baby his mother carried was alive, on a ship, thirty-four years old, and spoke no English, and had never seen a sky. She told him what the ship was, and why it was dying, and what it wanted. She told him about the weather behind his eyes, and the afternoons that went missing, and the morning in Columbus, and the tickets that faced the screen, and the eleven shapes on the whiteboard. She told him what was going to happen in seven minutes. She told him about the colonel, and the key under the flip cover, and that nobody knew the percentage.</w:t>
+        <w:t xml:space="preserve">She told him about the Kroger, and the three hours that went missing on the way, and the four hours in the nursery after he was born. She told him that what came back was him: grown from his mother’s blood, a twin of the baby she carried, human in every cell, and carrying a receiver at the base of his skull. She told him that the baby his mother carried was alive, on a ship, thirty-four years old, and spoke no English, and had never seen a sky. She told him what the ship was, and why it was dying, and what it wanted. She told him about the weather behind his eyes, and the tickets that faced the screen, and the eleven shapes on the whiteboard. She told him what was going to happen in seven minutes. She told him about the colonel, and the key under the flip cover, and that nobody knew the percentage.</w:t>
       </w:r>
     </w:p>
     <w:p>
@@ -44091,7 +44111,7 @@
           <w:color w:val="2B2B2B"/>
           <w:sz w:val="26"/>
         </w:rPr>
-        <w:t xml:space="preserve">Dana turned back to the last page of the finding.</w:t>
+        <w:t xml:space="preserve">Dana turned back to the last page of the finding. At the head of every page, in Brussels typography, sat the Desk’s own name for the case: Protocol Flamingo.</w:t>
       </w:r>
     </w:p>
     <w:p>
@@ -44611,7 +44631,7 @@
           <w:color w:val="2B2B2B"/>
           <w:sz w:val="26"/>
         </w:rPr>
-        <w:t xml:space="preserve">“Then it’s his,” said Dana. “He gets told. He decides.”</w:t>
+        <w:t xml:space="preserve">“Then it’s his,” said Dana. “That’s Rosa’s rule.”</w:t>
       </w:r>
     </w:p>
     <w:p>
@@ -46391,7 +46411,7 @@
           <w:color w:val="2B2B2B"/>
           <w:sz w:val="26"/>
         </w:rPr>
-        <w:t xml:space="preserve">“Neither have we,” said Dana. She wrote the time in the log, to the second, the way Gary Huff would have. “Take your time. Ask.”</w:t>
+        <w:t xml:space="preserve">“Neither have we,” said Dana. She wrote the time in the log, to the second, the way Gary Huff would have, and headed the entry with the word Warren had added to the folder in July. “Take your time. Ask.”</w:t>
       </w:r>
     </w:p>
     <w:p>
@@ -46768,7 +46788,7 @@
           <w:sz w:val="26"/>
           <w:szCs w:val="26"/>
         </w:rPr>
-        <w:t xml:space="preserve">Protocol Flamingo. The Desk’s name for the Lissome case, taken from the pink a Dipstick turns when it finds the marker. Gladys wrote it in the margin. The file kept it.</w:t>
+        <w:t xml:space="preserve">Protocol Flamingo. The Desk’s name for the Lissome case, taken from the pink a Dipstick turns when it finds the marker. Gladys said it on the phone and Warren wrote it in pencil. The file kept it.</w:t>
       </w:r>
     </w:p>
     <w:p>
@@ -48351,7 +48371,7 @@
           <w:color w:val="2B2B2B"/>
           <w:sz w:val="26"/>
         </w:rPr>
-        <w:t xml:space="preserve">Quanta, Actually</w:t>
+        <w:t xml:space="preserve">Quantum, Actually</w:t>
       </w:r>
     </w:p>
     <w:p>
@@ -48366,7 +48386,7 @@
           <w:color w:val="2B2B2B"/>
           <w:sz w:val="26"/>
         </w:rPr>
-        <w:t xml:space="preserve">Quanta, Actually, Volume 1: The Quantum World</w:t>
+        <w:t xml:space="preserve">Quantum, Actually, Volume 1: Questions and Answers from the Double Slit to the Superconducting Wire</w:t>
       </w:r>
     </w:p>
     <w:p>
@@ -48381,22 +48401,7 @@
           <w:color w:val="2B2B2B"/>
           <w:sz w:val="26"/>
         </w:rPr>
-        <w:t xml:space="preserve">Quanta, Actually, Volume 2: The Quantum Conversation</w:t>
-      </w:r>
-    </w:p>
-    <w:p>
-      <w:pPr>
-        <w:spacing w:line="400" w:lineRule="auto" w:before="0" w:after="20"/>
-        <w:ind w:left="360" w:firstLine="0" w:right="0"/>
-        <w:jc w:val="left"/>
-      </w:pPr>
-      <w:r>
-        <w:rPr>
-          <w:rFonts w:ascii="Georgia" w:hAnsi="Georgia"/>
-          <w:color w:val="2B2B2B"/>
-          <w:sz w:val="26"/>
-        </w:rPr>
-        <w:t xml:space="preserve">Quanta, Actually, Volume 3: Complete Quantum Electrodynamics Course</w:t>
+        <w:t xml:space="preserve">Quantum, Actually, Volume 2: A QED Course</w:t>
       </w:r>
     </w:p>
     <w:p>

--- a/Protocol Flamingo/Protocol_Flamingo_Rev2.docx
+++ b/Protocol Flamingo/Protocol_Flamingo_Rev2.docx
@@ -11160,6 +11160,15 @@
           <w:sz w:val="28"/>
         </w:rPr>
       </w:pPr>
+      <w:r>
+        <w:rPr>
+          <w:rFonts w:ascii="Georgia" w:hAnsi="Georgia"/>
+          <w:b/>
+          <w:color w:val="3B6EA5"/>
+          <w:sz w:val="28"/>
+        </w:rPr>
+        <w:br w:type="page"/>
+      </w:r>
     </w:p>
     <w:p>
       <w:pPr>
@@ -11180,7 +11189,6 @@
     </w:p>
     <w:p>
       <w:pPr>
-        <w:pStyle w:val="Heading2"/>
         <w:spacing w:before="600" w:after="320"/>
         <w:jc w:val="left"/>
         <w:rPr>
@@ -11204,7 +11212,6 @@
     </w:p>
     <w:p>
       <w:pPr>
-        <w:pStyle w:val="Heading2"/>
         <w:spacing w:before="600" w:after="0"/>
         <w:jc w:val="left"/>
         <w:rPr>
@@ -11230,7 +11237,6 @@
     </w:p>
     <w:p>
       <w:pPr>
-        <w:pStyle w:val="Heading2"/>
         <w:spacing w:before="600" w:after="0"/>
         <w:jc w:val="left"/>
         <w:rPr>
@@ -11254,7 +11260,6 @@
     </w:p>
     <w:p>
       <w:pPr>
-        <w:pStyle w:val="Heading2"/>
         <w:spacing w:before="600" w:after="0"/>
         <w:jc w:val="left"/>
         <w:rPr>
@@ -11278,7 +11283,6 @@
     </w:p>
     <w:p>
       <w:pPr>
-        <w:pStyle w:val="Heading2"/>
         <w:spacing w:after="0"/>
         <w:jc w:val="left"/>
         <w:rPr>
@@ -11302,7 +11306,6 @@
     </w:p>
     <w:p>
       <w:pPr>
-        <w:pStyle w:val="Heading2"/>
         <w:spacing w:after="0"/>
         <w:jc w:val="left"/>
         <w:rPr>
@@ -11334,15 +11337,6 @@
           <w:szCs w:val="20"/>
         </w:rPr>
       </w:pPr>
-      <w:r>
-        <w:rPr>
-          <w:rFonts w:ascii="Georgia" w:hAnsi="Georgia"/>
-          <w:color w:val="2B2B2B"/>
-          <w:sz w:val="26"/>
-          <w:szCs w:val="20"/>
-        </w:rPr>
-        <w:br w:type="page"/>
-      </w:r>
     </w:p>
     <w:p>
       <w:pPr>
@@ -15298,7 +15292,7 @@
           <w:color w:val="2B2B2B"/>
           <w:sz w:val="26"/>
         </w:rPr>
-        <w:t>“They stopped traveling a long time ago. Forty thousand years at a few percent of light speed gets you a long way, but it doesn’t get you to anywhere you’ve chosen. They’d been coasting between stars, looking. Then, in 1947, they heard us.” He tapped the edge of the plate. “Radar. The war left us with very powerful transmitters and no idea what they sounded like from outside. Earth’s radio leakage carries further than you’d like; there’s a 1978 paper that does the arithmetic. They were close when it reached them. Less than a light-year out, coasting through the edge of the Sun’s comet cloud, which by the standards of the galaxy is a near miss. They heard us, and they turned, and they spent the next thirty years braking, and they parked in the Trojan swarm, sixty degrees ahead of Jupiter, tucked in with a crowd of dark rock the surveys had agreed was boring. The hull is four kilometers across. A moon would have been famous. A rock that size is a catalog number.”</w:t>
+        <w:t>“They stopped traveling a long time ago. Forty thousand years at a few percent of light speed gets you a long way, but it doesn’t get you to anywhere you’ve chosen. They’d been coasting between stars, looking. Then, in 1947, they heard us.” He tapped the edge of the plate. “Radar. The war left us with very powerful transmitters and no idea what they sounded like from outside. Earth’s radio leakage carries further than you’d like; there’s a 1978 paper that does the arithmetic. They were close when it reached them. Less than a light-year out, coasting through the edge of the Sun’s comet cloud, which by the standards of the galaxy is a near miss. They heard us, and they turned, and they spent the next thirty-two years braking, and they parked in the Trojan swarm, sixty degrees ahead of Jupiter, tucked in with a crowd of dark rock the surveys had agreed was boring. The hull is four kilometers across. A moon would have been famous. A rock that size is a catalog number.”</w:t>
       </w:r>
     </w:p>
     <w:p>
@@ -19470,7 +19464,6 @@
     </w:p>
     <w:p>
       <w:pPr>
-        <w:pStyle w:val="Heading2"/>
         <w:spacing w:after="0"/>
         <w:jc w:val="left"/>
         <w:rPr>
@@ -19494,7 +19487,6 @@
     </w:p>
     <w:p>
       <w:pPr>
-        <w:pStyle w:val="Heading2"/>
         <w:spacing w:before="600" w:after="0"/>
         <w:jc w:val="left"/>
         <w:rPr>
@@ -19518,7 +19510,6 @@
     </w:p>
     <w:p>
       <w:pPr>
-        <w:pStyle w:val="Heading2"/>
         <w:spacing w:before="600" w:after="0"/>
         <w:jc w:val="left"/>
         <w:rPr>
@@ -19544,7 +19535,6 @@
     </w:p>
     <w:p>
       <w:pPr>
-        <w:pStyle w:val="Heading2"/>
         <w:spacing w:before="600" w:after="320"/>
         <w:jc w:val="left"/>
         <w:rPr>
@@ -19576,15 +19566,6 @@
           <w:szCs w:val="20"/>
         </w:rPr>
       </w:pPr>
-      <w:r>
-        <w:rPr>
-          <w:rFonts w:ascii="Georgia" w:hAnsi="Georgia"/>
-          <w:color w:val="2B2B2B"/>
-          <w:sz w:val="26"/>
-          <w:szCs w:val="20"/>
-        </w:rPr>
-        <w:br w:type="page"/>
-      </w:r>
     </w:p>
     <w:p>
       <w:pPr>
@@ -28644,8 +28625,6 @@
           <w:color w:val="3B6EA5"/>
           <w:szCs w:val="30"/>
         </w:rPr>
-        <w:lastRenderedPageBreak/>
-        <w:t xml:space="preserve">  </w:t>
       </w:r>
     </w:p>
     <w:p>
@@ -28726,43 +28705,47 @@
           <w:sz w:val="28"/>
         </w:rPr>
       </w:pPr>
-    </w:p>
-    <w:p>
-      <w:pPr>
-        <w:ind w:firstLine="0"/>
-        <w:jc w:val="center"/>
-        <w:rPr>
-          <w:rFonts w:ascii="Arial" w:hAnsi="Arial"/>
-          <w:b/>
-          <w:color w:val="2E74B5"/>
-          <w:sz w:val="28"/>
-        </w:rPr>
-      </w:pPr>
-      <w:r>
-        <w:rPr>
-          <w:rFonts w:ascii="Arial" w:hAnsi="Arial"/>
-          <w:b/>
-          <w:color w:val="2E74B5"/>
-          <w:sz w:val="28"/>
-        </w:rPr>
-        <w:t>Zaragoza</w:t>
-      </w:r>
-    </w:p>
-    <w:p>
-      <w:pPr>
-        <w:ind w:firstLine="0"/>
-        <w:jc w:val="center"/>
+      <w:r>
         <w:rPr>
           <w:rFonts w:ascii="Georgia" w:hAnsi="Georgia"/>
           <w:b/>
           <w:color w:val="3B6EA5"/>
           <w:sz w:val="28"/>
         </w:rPr>
-      </w:pPr>
+        <w:br w:type="page"/>
+      </w:r>
     </w:p>
     <w:p>
       <w:pPr>
         <w:pStyle w:val="Heading2"/>
+        <w:spacing w:before="600" w:after="0" w:line="400" w:lineRule="auto"/>
+        <w:rPr>
+          <w:rFonts w:ascii="Georgia" w:hAnsi="Georgia"/>
+          <w:color w:val="3B6EA5"/>
+          <w:sz w:val="28"/>
+        </w:rPr>
+      </w:pPr>
+      <w:r>
+        <w:rPr>
+          <w:sz w:val="28"/>
+        </w:rPr>
+        <w:t>Zaragoza</w:t>
+      </w:r>
+    </w:p>
+    <w:p>
+      <w:pPr>
+        <w:ind w:firstLine="0"/>
+        <w:jc w:val="center"/>
+        <w:rPr>
+          <w:rFonts w:ascii="Georgia" w:hAnsi="Georgia"/>
+          <w:b/>
+          <w:color w:val="3B6EA5"/>
+          <w:sz w:val="28"/>
+        </w:rPr>
+      </w:pPr>
+    </w:p>
+    <w:p>
+      <w:pPr>
         <w:spacing w:after="0"/>
         <w:jc w:val="left"/>
         <w:rPr>
@@ -28787,7 +28770,6 @@
     </w:p>
     <w:p>
       <w:pPr>
-        <w:pStyle w:val="Heading2"/>
         <w:spacing w:after="320"/>
         <w:jc w:val="left"/>
         <w:rPr>
@@ -28802,7 +28784,6 @@
     </w:p>
     <w:p>
       <w:pPr>
-        <w:pStyle w:val="Heading2"/>
         <w:spacing w:after="0"/>
         <w:jc w:val="left"/>
         <w:rPr>
@@ -28828,7 +28809,6 @@
     </w:p>
     <w:p>
       <w:pPr>
-        <w:pStyle w:val="Heading2"/>
         <w:spacing w:before="600" w:after="320"/>
         <w:jc w:val="left"/>
         <w:rPr>
@@ -28862,17 +28842,6 @@
           <w:szCs w:val="20"/>
         </w:rPr>
       </w:pPr>
-      <w:r>
-        <w:rPr>
-          <w:rFonts w:ascii="Georgia" w:hAnsi="Georgia"/>
-          <w:i/>
-          <w:iCs/>
-          <w:color w:val="2B2B2B"/>
-          <w:sz w:val="26"/>
-          <w:szCs w:val="20"/>
-        </w:rPr>
-        <w:br w:type="page"/>
-      </w:r>
     </w:p>
     <w:p>
       <w:pPr>
@@ -39057,7 +39026,6 @@
     </w:p>
     <w:p>
       <w:pPr>
-        <w:pStyle w:val="Heading2"/>
         <w:spacing w:after="0"/>
         <w:jc w:val="left"/>
         <w:rPr>
@@ -39081,7 +39049,6 @@
     </w:p>
     <w:p>
       <w:pPr>
-        <w:pStyle w:val="Heading2"/>
         <w:spacing w:after="0"/>
         <w:jc w:val="left"/>
         <w:rPr>
@@ -39095,7 +39062,6 @@
     </w:p>
     <w:p>
       <w:pPr>
-        <w:pStyle w:val="Heading2"/>
         <w:spacing w:after="0"/>
         <w:jc w:val="left"/>
         <w:rPr>
@@ -39119,7 +39085,6 @@
     </w:p>
     <w:p>
       <w:pPr>
-        <w:pStyle w:val="Heading2"/>
         <w:spacing w:after="0"/>
         <w:jc w:val="left"/>
         <w:rPr>
@@ -39133,7 +39098,6 @@
     </w:p>
     <w:p>
       <w:pPr>
-        <w:pStyle w:val="Heading2"/>
         <w:spacing w:after="0"/>
         <w:jc w:val="left"/>
         <w:rPr>
@@ -39158,7 +39122,6 @@
     </w:p>
     <w:p>
       <w:pPr>
-        <w:pStyle w:val="Heading2"/>
         <w:spacing w:after="320"/>
         <w:jc w:val="left"/>
         <w:rPr>
@@ -39173,7 +39136,6 @@
     </w:p>
     <w:p>
       <w:pPr>
-        <w:pStyle w:val="Heading2"/>
         <w:spacing w:after="320"/>
         <w:jc w:val="left"/>
         <w:rPr>
@@ -39207,17 +39169,6 @@
           <w:szCs w:val="20"/>
         </w:rPr>
       </w:pPr>
-      <w:r>
-        <w:rPr>
-          <w:rFonts w:ascii="Georgia" w:hAnsi="Georgia"/>
-          <w:i/>
-          <w:iCs/>
-          <w:color w:val="2B2B2B"/>
-          <w:sz w:val="26"/>
-          <w:szCs w:val="20"/>
-        </w:rPr>
-        <w:br w:type="page"/>
-      </w:r>
     </w:p>
     <w:p>
       <w:pPr>
@@ -44032,8 +43983,7 @@
           <w:bCs/>
           <w:szCs w:val="30"/>
         </w:rPr>
-        <w:lastRenderedPageBreak/>
-        <w:t>A NOTE  ON THE COUSINS</w:t>
+        <w:t>A NOTE ON THE COUSINS</w:t>
       </w:r>
     </w:p>
     <w:p>
@@ -45573,7 +45523,7 @@
           <w:color w:val="2B2B2B"/>
           <w:szCs w:val="22"/>
         </w:rPr>
-        <w:t xml:space="preserve"> (coming  soon)</w:t>
+        <w:t xml:space="preserve"> (coming soon)</w:t>
       </w:r>
     </w:p>
     <w:p>
@@ -45679,7 +45629,7 @@
           <w:color w:val="2B2B2B"/>
           <w:szCs w:val="22"/>
         </w:rPr>
-        <w:t xml:space="preserve"> (coming  soon)</w:t>
+        <w:t xml:space="preserve"> (coming soon)</w:t>
       </w:r>
     </w:p>
     <w:p>
@@ -45737,7 +45687,7 @@
           <w:color w:val="2B2B2B"/>
           <w:szCs w:val="22"/>
         </w:rPr>
-        <w:t xml:space="preserve"> (coming  soon)</w:t>
+        <w:t xml:space="preserve"> (coming soon)</w:t>
       </w:r>
     </w:p>
     <w:p>
@@ -45858,7 +45808,7 @@
           <w:color w:val="2B2B2B"/>
           <w:szCs w:val="22"/>
         </w:rPr>
-        <w:t xml:space="preserve"> (coming  soon)</w:t>
+        <w:t xml:space="preserve"> (coming soon)</w:t>
       </w:r>
     </w:p>
     <w:p>
@@ -45938,7 +45888,7 @@
           <w:color w:val="2B2B2B"/>
           <w:szCs w:val="22"/>
         </w:rPr>
-        <w:t xml:space="preserve"> (coming  soon)</w:t>
+        <w:t xml:space="preserve"> (coming soon)</w:t>
       </w:r>
     </w:p>
     <w:p>
@@ -45960,7 +45910,7 @@
           <w:color w:val="2B2B2B"/>
           <w:szCs w:val="22"/>
         </w:rPr>
-        <w:t xml:space="preserve">Science Sparks: Physics, Life, and Mathematics </w:t>
+        <w:t>Science Sparks: Physics, Life, and Mathematics</w:t>
       </w:r>
